--- a/answers-of-addition_and_subtraction_within_100.docx
+++ b/answers-of-addition_and_subtraction_within_100.docx
@@ -40,7 +40,7 @@
                 <w:rFonts w:ascii="TimeNewRoman" w:hAnsi="TimeNewRoman"/>
                 <w:sz w:val="30"/>
               </w:rPr>
-              <w:t>9+14=23</w:t>
+              <w:t>75+13=88</w:t>
             </w:r>
           </w:p>
         </w:tc>
@@ -57,7 +57,7 @@
                 <w:rFonts w:ascii="TimeNewRoman" w:hAnsi="TimeNewRoman"/>
                 <w:sz w:val="30"/>
               </w:rPr>
-              <w:t>25+6=31</w:t>
+              <w:t>12+77=89</w:t>
             </w:r>
           </w:p>
         </w:tc>
@@ -74,7 +74,7 @@
                 <w:rFonts w:ascii="TimeNewRoman" w:hAnsi="TimeNewRoman"/>
                 <w:sz w:val="30"/>
               </w:rPr>
-              <w:t>16+78=94</w:t>
+              <w:t>86+4=90</w:t>
             </w:r>
           </w:p>
         </w:tc>
@@ -91,7 +91,7 @@
                 <w:rFonts w:ascii="TimeNewRoman" w:hAnsi="TimeNewRoman"/>
                 <w:sz w:val="30"/>
               </w:rPr>
-              <w:t>6+79=85</w:t>
+              <w:t>95-27=68</w:t>
             </w:r>
           </w:p>
         </w:tc>
@@ -108,7 +108,7 @@
                 <w:rFonts w:ascii="TimeNewRoman" w:hAnsi="TimeNewRoman"/>
                 <w:sz w:val="30"/>
               </w:rPr>
-              <w:t>45+23=68</w:t>
+              <w:t>61+15=76</w:t>
             </w:r>
           </w:p>
         </w:tc>
@@ -127,7 +127,7 @@
                 <w:rFonts w:ascii="TimeNewRoman" w:hAnsi="TimeNewRoman"/>
                 <w:sz w:val="30"/>
               </w:rPr>
-              <w:t>92-61=31</w:t>
+              <w:t>7-0=7</w:t>
             </w:r>
           </w:p>
         </w:tc>
@@ -144,7 +144,7 @@
                 <w:rFonts w:ascii="TimeNewRoman" w:hAnsi="TimeNewRoman"/>
                 <w:sz w:val="30"/>
               </w:rPr>
-              <w:t>68-57=11</w:t>
+              <w:t>90-67=23</w:t>
             </w:r>
           </w:p>
         </w:tc>
@@ -161,7 +161,7 @@
                 <w:rFonts w:ascii="TimeNewRoman" w:hAnsi="TimeNewRoman"/>
                 <w:sz w:val="30"/>
               </w:rPr>
-              <w:t>65-6=59</w:t>
+              <w:t>42+15=57</w:t>
             </w:r>
           </w:p>
         </w:tc>
@@ -178,7 +178,7 @@
                 <w:rFonts w:ascii="TimeNewRoman" w:hAnsi="TimeNewRoman"/>
                 <w:sz w:val="30"/>
               </w:rPr>
-              <w:t>61+0=61</w:t>
+              <w:t>28-3=25</w:t>
             </w:r>
           </w:p>
         </w:tc>
@@ -195,7 +195,7 @@
                 <w:rFonts w:ascii="TimeNewRoman" w:hAnsi="TimeNewRoman"/>
                 <w:sz w:val="30"/>
               </w:rPr>
-              <w:t>42-3=39</w:t>
+              <w:t>61+5=66</w:t>
             </w:r>
           </w:p>
         </w:tc>
@@ -214,7 +214,7 @@
                 <w:rFonts w:ascii="TimeNewRoman" w:hAnsi="TimeNewRoman"/>
                 <w:sz w:val="30"/>
               </w:rPr>
-              <w:t>26+19=45</w:t>
+              <w:t>50-8=42</w:t>
             </w:r>
           </w:p>
         </w:tc>
@@ -231,7 +231,7 @@
                 <w:rFonts w:ascii="TimeNewRoman" w:hAnsi="TimeNewRoman"/>
                 <w:sz w:val="30"/>
               </w:rPr>
-              <w:t>43-39=4</w:t>
+              <w:t>20+55=75</w:t>
             </w:r>
           </w:p>
         </w:tc>
@@ -248,7 +248,7 @@
                 <w:rFonts w:ascii="TimeNewRoman" w:hAnsi="TimeNewRoman"/>
                 <w:sz w:val="30"/>
               </w:rPr>
-              <w:t>20+15=35</w:t>
+              <w:t>85-55=30</w:t>
             </w:r>
           </w:p>
         </w:tc>
@@ -265,7 +265,7 @@
                 <w:rFonts w:ascii="TimeNewRoman" w:hAnsi="TimeNewRoman"/>
                 <w:sz w:val="30"/>
               </w:rPr>
-              <w:t>67+13=80</w:t>
+              <w:t>6+12=18</w:t>
             </w:r>
           </w:p>
         </w:tc>
@@ -282,7 +282,7 @@
                 <w:rFonts w:ascii="TimeNewRoman" w:hAnsi="TimeNewRoman"/>
                 <w:sz w:val="30"/>
               </w:rPr>
-              <w:t>87-52=35</w:t>
+              <w:t>2+5=7</w:t>
             </w:r>
           </w:p>
         </w:tc>
@@ -301,7 +301,7 @@
                 <w:rFonts w:ascii="TimeNewRoman" w:hAnsi="TimeNewRoman"/>
                 <w:sz w:val="30"/>
               </w:rPr>
-              <w:t>16+3=19</w:t>
+              <w:t>92-79=13</w:t>
             </w:r>
           </w:p>
         </w:tc>
@@ -318,7 +318,7 @@
                 <w:rFonts w:ascii="TimeNewRoman" w:hAnsi="TimeNewRoman"/>
                 <w:sz w:val="30"/>
               </w:rPr>
-              <w:t>38+53=91</w:t>
+              <w:t>16+9=25</w:t>
             </w:r>
           </w:p>
         </w:tc>
@@ -335,7 +335,7 @@
                 <w:rFonts w:ascii="TimeNewRoman" w:hAnsi="TimeNewRoman"/>
                 <w:sz w:val="30"/>
               </w:rPr>
-              <w:t>83-54=29</w:t>
+              <w:t>79-25=54</w:t>
             </w:r>
           </w:p>
         </w:tc>
@@ -352,7 +352,7 @@
                 <w:rFonts w:ascii="TimeNewRoman" w:hAnsi="TimeNewRoman"/>
                 <w:sz w:val="30"/>
               </w:rPr>
-              <w:t>25+65=90</w:t>
+              <w:t>64-7=57</w:t>
             </w:r>
           </w:p>
         </w:tc>
@@ -369,7 +369,7 @@
                 <w:rFonts w:ascii="TimeNewRoman" w:hAnsi="TimeNewRoman"/>
                 <w:sz w:val="30"/>
               </w:rPr>
-              <w:t>24+31=55</w:t>
+              <w:t>89-54=35</w:t>
             </w:r>
           </w:p>
         </w:tc>
@@ -388,7 +388,7 @@
                 <w:rFonts w:ascii="TimeNewRoman" w:hAnsi="TimeNewRoman"/>
                 <w:sz w:val="30"/>
               </w:rPr>
-              <w:t>85-7=78</w:t>
+              <w:t>85-83=2</w:t>
             </w:r>
           </w:p>
         </w:tc>
@@ -405,7 +405,7 @@
                 <w:rFonts w:ascii="TimeNewRoman" w:hAnsi="TimeNewRoman"/>
                 <w:sz w:val="30"/>
               </w:rPr>
-              <w:t>29+11=40</w:t>
+              <w:t>23-7=16</w:t>
             </w:r>
           </w:p>
         </w:tc>
@@ -422,7 +422,7 @@
                 <w:rFonts w:ascii="TimeNewRoman" w:hAnsi="TimeNewRoman"/>
                 <w:sz w:val="30"/>
               </w:rPr>
-              <w:t>95-59=36</w:t>
+              <w:t>80-33=47</w:t>
             </w:r>
           </w:p>
         </w:tc>
@@ -439,7 +439,7 @@
                 <w:rFonts w:ascii="TimeNewRoman" w:hAnsi="TimeNewRoman"/>
                 <w:sz w:val="30"/>
               </w:rPr>
-              <w:t>25+74=99</w:t>
+              <w:t>56+10=66</w:t>
             </w:r>
           </w:p>
         </w:tc>
@@ -456,7 +456,7 @@
                 <w:rFonts w:ascii="TimeNewRoman" w:hAnsi="TimeNewRoman"/>
                 <w:sz w:val="30"/>
               </w:rPr>
-              <w:t>31-7=24</w:t>
+              <w:t>37-14=23</w:t>
             </w:r>
           </w:p>
         </w:tc>
@@ -475,7 +475,7 @@
                 <w:rFonts w:ascii="TimeNewRoman" w:hAnsi="TimeNewRoman"/>
                 <w:sz w:val="30"/>
               </w:rPr>
-              <w:t>69-69=0</w:t>
+              <w:t>42-12=30</w:t>
             </w:r>
           </w:p>
         </w:tc>
@@ -492,7 +492,7 @@
                 <w:rFonts w:ascii="TimeNewRoman" w:hAnsi="TimeNewRoman"/>
                 <w:sz w:val="30"/>
               </w:rPr>
-              <w:t>26-20=6</w:t>
+              <w:t>93-46=47</w:t>
             </w:r>
           </w:p>
         </w:tc>
@@ -509,7 +509,7 @@
                 <w:rFonts w:ascii="TimeNewRoman" w:hAnsi="TimeNewRoman"/>
                 <w:sz w:val="30"/>
               </w:rPr>
-              <w:t>93+2=95</w:t>
+              <w:t>38-26=12</w:t>
             </w:r>
           </w:p>
         </w:tc>
@@ -526,7 +526,7 @@
                 <w:rFonts w:ascii="TimeNewRoman" w:hAnsi="TimeNewRoman"/>
                 <w:sz w:val="30"/>
               </w:rPr>
-              <w:t>15+84=99</w:t>
+              <w:t>91-13=78</w:t>
             </w:r>
           </w:p>
         </w:tc>
@@ -543,7 +543,7 @@
                 <w:rFonts w:ascii="TimeNewRoman" w:hAnsi="TimeNewRoman"/>
                 <w:sz w:val="30"/>
               </w:rPr>
-              <w:t>82-65=17</w:t>
+              <w:t>12+3=15</w:t>
             </w:r>
           </w:p>
         </w:tc>
@@ -562,7 +562,7 @@
                 <w:rFonts w:ascii="TimeNewRoman" w:hAnsi="TimeNewRoman"/>
                 <w:sz w:val="30"/>
               </w:rPr>
-              <w:t>83-50=33</w:t>
+              <w:t>90-49=41</w:t>
             </w:r>
           </w:p>
         </w:tc>
@@ -579,7 +579,7 @@
                 <w:rFonts w:ascii="TimeNewRoman" w:hAnsi="TimeNewRoman"/>
                 <w:sz w:val="30"/>
               </w:rPr>
-              <w:t>3+89=92</w:t>
+              <w:t>51-37=14</w:t>
             </w:r>
           </w:p>
         </w:tc>
@@ -596,7 +596,7 @@
                 <w:rFonts w:ascii="TimeNewRoman" w:hAnsi="TimeNewRoman"/>
                 <w:sz w:val="30"/>
               </w:rPr>
-              <w:t>65+13=78</w:t>
+              <w:t>87-79=8</w:t>
             </w:r>
           </w:p>
         </w:tc>
@@ -613,7 +613,7 @@
                 <w:rFonts w:ascii="TimeNewRoman" w:hAnsi="TimeNewRoman"/>
                 <w:sz w:val="30"/>
               </w:rPr>
-              <w:t>77+7=84</w:t>
+              <w:t>18+64=82</w:t>
             </w:r>
           </w:p>
         </w:tc>
@@ -630,7 +630,7 @@
                 <w:rFonts w:ascii="TimeNewRoman" w:hAnsi="TimeNewRoman"/>
                 <w:sz w:val="30"/>
               </w:rPr>
-              <w:t>51-27=24</w:t>
+              <w:t>96-51=45</w:t>
             </w:r>
           </w:p>
         </w:tc>
@@ -649,7 +649,7 @@
                 <w:rFonts w:ascii="TimeNewRoman" w:hAnsi="TimeNewRoman"/>
                 <w:sz w:val="30"/>
               </w:rPr>
-              <w:t>46+20=66</w:t>
+              <w:t>56+16=72</w:t>
             </w:r>
           </w:p>
         </w:tc>
@@ -666,7 +666,7 @@
                 <w:rFonts w:ascii="TimeNewRoman" w:hAnsi="TimeNewRoman"/>
                 <w:sz w:val="30"/>
               </w:rPr>
-              <w:t>4+95=99</w:t>
+              <w:t>96-79=17</w:t>
             </w:r>
           </w:p>
         </w:tc>
@@ -683,7 +683,7 @@
                 <w:rFonts w:ascii="TimeNewRoman" w:hAnsi="TimeNewRoman"/>
                 <w:sz w:val="30"/>
               </w:rPr>
-              <w:t>42+6=48</w:t>
+              <w:t>81-31=50</w:t>
             </w:r>
           </w:p>
         </w:tc>
@@ -700,7 +700,7 @@
                 <w:rFonts w:ascii="TimeNewRoman" w:hAnsi="TimeNewRoman"/>
                 <w:sz w:val="30"/>
               </w:rPr>
-              <w:t>83-51=32</w:t>
+              <w:t>15+21=36</w:t>
             </w:r>
           </w:p>
         </w:tc>
@@ -717,7 +717,7 @@
                 <w:rFonts w:ascii="TimeNewRoman" w:hAnsi="TimeNewRoman"/>
                 <w:sz w:val="30"/>
               </w:rPr>
-              <w:t>57-6=51</w:t>
+              <w:t>35+64=99</w:t>
             </w:r>
           </w:p>
         </w:tc>
@@ -736,7 +736,7 @@
                 <w:rFonts w:ascii="TimeNewRoman" w:hAnsi="TimeNewRoman"/>
                 <w:sz w:val="30"/>
               </w:rPr>
-              <w:t>5+57=62</w:t>
+              <w:t>79-46=33</w:t>
             </w:r>
           </w:p>
         </w:tc>
@@ -753,7 +753,7 @@
                 <w:rFonts w:ascii="TimeNewRoman" w:hAnsi="TimeNewRoman"/>
                 <w:sz w:val="30"/>
               </w:rPr>
-              <w:t>31+45=76</w:t>
+              <w:t>41+39=80</w:t>
             </w:r>
           </w:p>
         </w:tc>
@@ -770,7 +770,7 @@
                 <w:rFonts w:ascii="TimeNewRoman" w:hAnsi="TimeNewRoman"/>
                 <w:sz w:val="30"/>
               </w:rPr>
-              <w:t>7-1=6</w:t>
+              <w:t>65-35=30</w:t>
             </w:r>
           </w:p>
         </w:tc>
@@ -787,7 +787,7 @@
                 <w:rFonts w:ascii="TimeNewRoman" w:hAnsi="TimeNewRoman"/>
                 <w:sz w:val="30"/>
               </w:rPr>
-              <w:t>4+81=85</w:t>
+              <w:t>86+12=98</w:t>
             </w:r>
           </w:p>
         </w:tc>
@@ -804,7 +804,7 @@
                 <w:rFonts w:ascii="TimeNewRoman" w:hAnsi="TimeNewRoman"/>
                 <w:sz w:val="30"/>
               </w:rPr>
-              <w:t>27+66=93</w:t>
+              <w:t>75-18=57</w:t>
             </w:r>
           </w:p>
         </w:tc>
@@ -823,7 +823,7 @@
                 <w:rFonts w:ascii="TimeNewRoman" w:hAnsi="TimeNewRoman"/>
                 <w:sz w:val="30"/>
               </w:rPr>
-              <w:t>72-60=12</w:t>
+              <w:t>74-39=35</w:t>
             </w:r>
           </w:p>
         </w:tc>
@@ -840,7 +840,7 @@
                 <w:rFonts w:ascii="TimeNewRoman" w:hAnsi="TimeNewRoman"/>
                 <w:sz w:val="30"/>
               </w:rPr>
-              <w:t>64-20=44</w:t>
+              <w:t>6+29=35</w:t>
             </w:r>
           </w:p>
         </w:tc>
@@ -857,7 +857,7 @@
                 <w:rFonts w:ascii="TimeNewRoman" w:hAnsi="TimeNewRoman"/>
                 <w:sz w:val="30"/>
               </w:rPr>
-              <w:t>76-2=74</w:t>
+              <w:t>47+18=65</w:t>
             </w:r>
           </w:p>
         </w:tc>
@@ -874,7 +874,7 @@
                 <w:rFonts w:ascii="TimeNewRoman" w:hAnsi="TimeNewRoman"/>
                 <w:sz w:val="30"/>
               </w:rPr>
-              <w:t>9-8=1</w:t>
+              <w:t>42+23=65</w:t>
             </w:r>
           </w:p>
         </w:tc>
@@ -891,7 +891,7 @@
                 <w:rFonts w:ascii="TimeNewRoman" w:hAnsi="TimeNewRoman"/>
                 <w:sz w:val="30"/>
               </w:rPr>
-              <w:t>33+26=59</w:t>
+              <w:t>3+60=63</w:t>
             </w:r>
           </w:p>
         </w:tc>
@@ -910,7 +910,7 @@
                 <w:rFonts w:ascii="TimeNewRoman" w:hAnsi="TimeNewRoman"/>
                 <w:sz w:val="30"/>
               </w:rPr>
-              <w:t>69-3=66</w:t>
+              <w:t>92-62=30</w:t>
             </w:r>
           </w:p>
         </w:tc>
@@ -927,7 +927,7 @@
                 <w:rFonts w:ascii="TimeNewRoman" w:hAnsi="TimeNewRoman"/>
                 <w:sz w:val="30"/>
               </w:rPr>
-              <w:t>6+2=8</w:t>
+              <w:t>86-28=58</w:t>
             </w:r>
           </w:p>
         </w:tc>
@@ -944,7 +944,7 @@
                 <w:rFonts w:ascii="TimeNewRoman" w:hAnsi="TimeNewRoman"/>
                 <w:sz w:val="30"/>
               </w:rPr>
-              <w:t>58-28=30</w:t>
+              <w:t>14-12=2</w:t>
             </w:r>
           </w:p>
         </w:tc>
@@ -961,7 +961,7 @@
                 <w:rFonts w:ascii="TimeNewRoman" w:hAnsi="TimeNewRoman"/>
                 <w:sz w:val="30"/>
               </w:rPr>
-              <w:t>68-23=45</w:t>
+              <w:t>50-5=45</w:t>
             </w:r>
           </w:p>
         </w:tc>
@@ -978,7 +978,7 @@
                 <w:rFonts w:ascii="TimeNewRoman" w:hAnsi="TimeNewRoman"/>
                 <w:sz w:val="30"/>
               </w:rPr>
-              <w:t>95-54=41</w:t>
+              <w:t>34+30=64</w:t>
             </w:r>
           </w:p>
         </w:tc>
@@ -997,7 +997,7 @@
                 <w:rFonts w:ascii="TimeNewRoman" w:hAnsi="TimeNewRoman"/>
                 <w:sz w:val="30"/>
               </w:rPr>
-              <w:t>60+15=75</w:t>
+              <w:t>96+0=96</w:t>
             </w:r>
           </w:p>
         </w:tc>
@@ -1014,7 +1014,7 @@
                 <w:rFonts w:ascii="TimeNewRoman" w:hAnsi="TimeNewRoman"/>
                 <w:sz w:val="30"/>
               </w:rPr>
-              <w:t>94-70=24</w:t>
+              <w:t>38+35=73</w:t>
             </w:r>
           </w:p>
         </w:tc>
@@ -1031,7 +1031,7 @@
                 <w:rFonts w:ascii="TimeNewRoman" w:hAnsi="TimeNewRoman"/>
                 <w:sz w:val="30"/>
               </w:rPr>
-              <w:t>95-15=80</w:t>
+              <w:t>18+74=92</w:t>
             </w:r>
           </w:p>
         </w:tc>
@@ -1048,7 +1048,7 @@
                 <w:rFonts w:ascii="TimeNewRoman" w:hAnsi="TimeNewRoman"/>
                 <w:sz w:val="30"/>
               </w:rPr>
-              <w:t>98-83=15</w:t>
+              <w:t>3+49=52</w:t>
             </w:r>
           </w:p>
         </w:tc>
@@ -1065,7 +1065,7 @@
                 <w:rFonts w:ascii="TimeNewRoman" w:hAnsi="TimeNewRoman"/>
                 <w:sz w:val="30"/>
               </w:rPr>
-              <w:t>64-37=27</w:t>
+              <w:t>8+91=99</w:t>
             </w:r>
           </w:p>
         </w:tc>
@@ -1084,7 +1084,7 @@
                 <w:rFonts w:ascii="TimeNewRoman" w:hAnsi="TimeNewRoman"/>
                 <w:sz w:val="30"/>
               </w:rPr>
-              <w:t>72-35=37</w:t>
+              <w:t>90-27=63</w:t>
             </w:r>
           </w:p>
         </w:tc>
@@ -1101,7 +1101,7 @@
                 <w:rFonts w:ascii="TimeNewRoman" w:hAnsi="TimeNewRoman"/>
                 <w:sz w:val="30"/>
               </w:rPr>
-              <w:t>91-85=6</w:t>
+              <w:t>84-18=66</w:t>
             </w:r>
           </w:p>
         </w:tc>
@@ -1118,7 +1118,7 @@
                 <w:rFonts w:ascii="TimeNewRoman" w:hAnsi="TimeNewRoman"/>
                 <w:sz w:val="30"/>
               </w:rPr>
-              <w:t>38+13=51</w:t>
+              <w:t>66+9=75</w:t>
             </w:r>
           </w:p>
         </w:tc>
@@ -1135,7 +1135,7 @@
                 <w:rFonts w:ascii="TimeNewRoman" w:hAnsi="TimeNewRoman"/>
                 <w:sz w:val="30"/>
               </w:rPr>
-              <w:t>83-40=43</w:t>
+              <w:t>44+25=69</w:t>
             </w:r>
           </w:p>
         </w:tc>
@@ -1152,7 +1152,7 @@
                 <w:rFonts w:ascii="TimeNewRoman" w:hAnsi="TimeNewRoman"/>
                 <w:sz w:val="30"/>
               </w:rPr>
-              <w:t>3+1=4</w:t>
+              <w:t>93-35=58</w:t>
             </w:r>
           </w:p>
         </w:tc>
@@ -1171,7 +1171,7 @@
                 <w:rFonts w:ascii="TimeNewRoman" w:hAnsi="TimeNewRoman"/>
                 <w:sz w:val="30"/>
               </w:rPr>
-              <w:t>39+33=72</w:t>
+              <w:t>61-52=9</w:t>
             </w:r>
           </w:p>
         </w:tc>
@@ -1188,7 +1188,7 @@
                 <w:rFonts w:ascii="TimeNewRoman" w:hAnsi="TimeNewRoman"/>
                 <w:sz w:val="30"/>
               </w:rPr>
-              <w:t>86-12=74</w:t>
+              <w:t>37-28=9</w:t>
             </w:r>
           </w:p>
         </w:tc>
@@ -1205,7 +1205,7 @@
                 <w:rFonts w:ascii="TimeNewRoman" w:hAnsi="TimeNewRoman"/>
                 <w:sz w:val="30"/>
               </w:rPr>
-              <w:t>3-0=3</w:t>
+              <w:t>8+27=35</w:t>
             </w:r>
           </w:p>
         </w:tc>
@@ -1222,7 +1222,7 @@
                 <w:rFonts w:ascii="TimeNewRoman" w:hAnsi="TimeNewRoman"/>
                 <w:sz w:val="30"/>
               </w:rPr>
-              <w:t>46+47=93</w:t>
+              <w:t>26+33=59</w:t>
             </w:r>
           </w:p>
         </w:tc>
@@ -1239,7 +1239,7 @@
                 <w:rFonts w:ascii="TimeNewRoman" w:hAnsi="TimeNewRoman"/>
                 <w:sz w:val="30"/>
               </w:rPr>
-              <w:t>98-51=47</w:t>
+              <w:t>87-36=51</w:t>
             </w:r>
           </w:p>
         </w:tc>
@@ -1258,7 +1258,7 @@
                 <w:rFonts w:ascii="TimeNewRoman" w:hAnsi="TimeNewRoman"/>
                 <w:sz w:val="30"/>
               </w:rPr>
-              <w:t>91-11=80</w:t>
+              <w:t>88-6=82</w:t>
             </w:r>
           </w:p>
         </w:tc>
@@ -1275,7 +1275,7 @@
                 <w:rFonts w:ascii="TimeNewRoman" w:hAnsi="TimeNewRoman"/>
                 <w:sz w:val="30"/>
               </w:rPr>
-              <w:t>95-21=74</w:t>
+              <w:t>33+62=95</w:t>
             </w:r>
           </w:p>
         </w:tc>
@@ -1292,7 +1292,7 @@
                 <w:rFonts w:ascii="TimeNewRoman" w:hAnsi="TimeNewRoman"/>
                 <w:sz w:val="30"/>
               </w:rPr>
-              <w:t>68-68=0</w:t>
+              <w:t>63-38=25</w:t>
             </w:r>
           </w:p>
         </w:tc>
@@ -1309,7 +1309,7 @@
                 <w:rFonts w:ascii="TimeNewRoman" w:hAnsi="TimeNewRoman"/>
                 <w:sz w:val="30"/>
               </w:rPr>
-              <w:t>96-81=15</w:t>
+              <w:t>2+7=9</w:t>
             </w:r>
           </w:p>
         </w:tc>
@@ -1326,7 +1326,7 @@
                 <w:rFonts w:ascii="TimeNewRoman" w:hAnsi="TimeNewRoman"/>
                 <w:sz w:val="30"/>
               </w:rPr>
-              <w:t>68-30=38</w:t>
+              <w:t>15-6=9</w:t>
             </w:r>
           </w:p>
         </w:tc>
@@ -1345,7 +1345,7 @@
                 <w:rFonts w:ascii="TimeNewRoman" w:hAnsi="TimeNewRoman"/>
                 <w:sz w:val="30"/>
               </w:rPr>
-              <w:t>23+36=59</w:t>
+              <w:t>44+2=46</w:t>
             </w:r>
           </w:p>
         </w:tc>
@@ -1362,7 +1362,7 @@
                 <w:rFonts w:ascii="TimeNewRoman" w:hAnsi="TimeNewRoman"/>
                 <w:sz w:val="30"/>
               </w:rPr>
-              <w:t>68-46=22</w:t>
+              <w:t>39-19=20</w:t>
             </w:r>
           </w:p>
         </w:tc>
@@ -1379,7 +1379,7 @@
                 <w:rFonts w:ascii="TimeNewRoman" w:hAnsi="TimeNewRoman"/>
                 <w:sz w:val="30"/>
               </w:rPr>
-              <w:t>84-47=37</w:t>
+              <w:t>24+26=50</w:t>
             </w:r>
           </w:p>
         </w:tc>
@@ -1396,7 +1396,7 @@
                 <w:rFonts w:ascii="TimeNewRoman" w:hAnsi="TimeNewRoman"/>
                 <w:sz w:val="30"/>
               </w:rPr>
-              <w:t>84-51=33</w:t>
+              <w:t>78-64=14</w:t>
             </w:r>
           </w:p>
         </w:tc>
@@ -1413,7 +1413,7 @@
                 <w:rFonts w:ascii="TimeNewRoman" w:hAnsi="TimeNewRoman"/>
                 <w:sz w:val="30"/>
               </w:rPr>
-              <w:t>70-43=27</w:t>
+              <w:t>65+0=65</w:t>
             </w:r>
           </w:p>
         </w:tc>
@@ -1432,7 +1432,7 @@
                 <w:rFonts w:ascii="TimeNewRoman" w:hAnsi="TimeNewRoman"/>
                 <w:sz w:val="30"/>
               </w:rPr>
-              <w:t>58+10=68</w:t>
+              <w:t>66-5=61</w:t>
             </w:r>
           </w:p>
         </w:tc>
@@ -1449,7 +1449,7 @@
                 <w:rFonts w:ascii="TimeNewRoman" w:hAnsi="TimeNewRoman"/>
                 <w:sz w:val="30"/>
               </w:rPr>
-              <w:t>99-57=42</w:t>
+              <w:t>50-12=38</w:t>
             </w:r>
           </w:p>
         </w:tc>
@@ -1466,7 +1466,7 @@
                 <w:rFonts w:ascii="TimeNewRoman" w:hAnsi="TimeNewRoman"/>
                 <w:sz w:val="30"/>
               </w:rPr>
-              <w:t>86-58=28</w:t>
+              <w:t>95-30=65</w:t>
             </w:r>
           </w:p>
         </w:tc>
@@ -1483,7 +1483,7 @@
                 <w:rFonts w:ascii="TimeNewRoman" w:hAnsi="TimeNewRoman"/>
                 <w:sz w:val="30"/>
               </w:rPr>
-              <w:t>82-76=6</w:t>
+              <w:t>83-59=24</w:t>
             </w:r>
           </w:p>
         </w:tc>
@@ -1500,7 +1500,7 @@
                 <w:rFonts w:ascii="TimeNewRoman" w:hAnsi="TimeNewRoman"/>
                 <w:sz w:val="30"/>
               </w:rPr>
-              <w:t>55-31=24</w:t>
+              <w:t>17+77=94</w:t>
             </w:r>
           </w:p>
         </w:tc>
@@ -1519,7 +1519,7 @@
                 <w:rFonts w:ascii="TimeNewRoman" w:hAnsi="TimeNewRoman"/>
                 <w:sz w:val="30"/>
               </w:rPr>
-              <w:t>93-5=88</w:t>
+              <w:t>40-11=29</w:t>
             </w:r>
           </w:p>
         </w:tc>
@@ -1536,7 +1536,7 @@
                 <w:rFonts w:ascii="TimeNewRoman" w:hAnsi="TimeNewRoman"/>
                 <w:sz w:val="30"/>
               </w:rPr>
-              <w:t>81-22=59</w:t>
+              <w:t>34+64=98</w:t>
             </w:r>
           </w:p>
         </w:tc>
@@ -1553,7 +1553,7 @@
                 <w:rFonts w:ascii="TimeNewRoman" w:hAnsi="TimeNewRoman"/>
                 <w:sz w:val="30"/>
               </w:rPr>
-              <w:t>61-54=7</w:t>
+              <w:t>25+48=73</w:t>
             </w:r>
           </w:p>
         </w:tc>
@@ -1570,7 +1570,7 @@
                 <w:rFonts w:ascii="TimeNewRoman" w:hAnsi="TimeNewRoman"/>
                 <w:sz w:val="30"/>
               </w:rPr>
-              <w:t>14+51=65</w:t>
+              <w:t>49-16=33</w:t>
             </w:r>
           </w:p>
         </w:tc>
@@ -1587,7 +1587,7 @@
                 <w:rFonts w:ascii="TimeNewRoman" w:hAnsi="TimeNewRoman"/>
                 <w:sz w:val="30"/>
               </w:rPr>
-              <w:t>8+75=83</w:t>
+              <w:t>13+46=59</w:t>
             </w:r>
           </w:p>
         </w:tc>
@@ -1606,7 +1606,7 @@
                 <w:rFonts w:ascii="TimeNewRoman" w:hAnsi="TimeNewRoman"/>
                 <w:sz w:val="30"/>
               </w:rPr>
-              <w:t>46-8=38</w:t>
+              <w:t>74-51=23</w:t>
             </w:r>
           </w:p>
         </w:tc>
@@ -1623,7 +1623,7 @@
                 <w:rFonts w:ascii="TimeNewRoman" w:hAnsi="TimeNewRoman"/>
                 <w:sz w:val="30"/>
               </w:rPr>
-              <w:t>97-93=4</w:t>
+              <w:t>88-20=68</w:t>
             </w:r>
           </w:p>
         </w:tc>
@@ -1640,7 +1640,7 @@
                 <w:rFonts w:ascii="TimeNewRoman" w:hAnsi="TimeNewRoman"/>
                 <w:sz w:val="30"/>
               </w:rPr>
-              <w:t>84-11=73</w:t>
+              <w:t>49-31=18</w:t>
             </w:r>
           </w:p>
         </w:tc>
@@ -1657,7 +1657,7 @@
                 <w:rFonts w:ascii="TimeNewRoman" w:hAnsi="TimeNewRoman"/>
                 <w:sz w:val="30"/>
               </w:rPr>
-              <w:t>88-62=26</w:t>
+              <w:t>52+14=66</w:t>
             </w:r>
           </w:p>
         </w:tc>
@@ -1674,7 +1674,7 @@
                 <w:rFonts w:ascii="TimeNewRoman" w:hAnsi="TimeNewRoman"/>
                 <w:sz w:val="30"/>
               </w:rPr>
-              <w:t>74-19=55</w:t>
+              <w:t>57-10=47</w:t>
             </w:r>
           </w:p>
         </w:tc>
@@ -1693,7 +1693,7 @@
                 <w:rFonts w:ascii="TimeNewRoman" w:hAnsi="TimeNewRoman"/>
                 <w:sz w:val="30"/>
               </w:rPr>
-              <w:t>42-40=2</w:t>
+              <w:t>34+47=81</w:t>
             </w:r>
           </w:p>
         </w:tc>
@@ -1710,7 +1710,7 @@
                 <w:rFonts w:ascii="TimeNewRoman" w:hAnsi="TimeNewRoman"/>
                 <w:sz w:val="30"/>
               </w:rPr>
-              <w:t>78+13=91</w:t>
+              <w:t>27+49=76</w:t>
             </w:r>
           </w:p>
         </w:tc>
@@ -1727,7 +1727,7 @@
                 <w:rFonts w:ascii="TimeNewRoman" w:hAnsi="TimeNewRoman"/>
                 <w:sz w:val="30"/>
               </w:rPr>
-              <w:t>87+2=89</w:t>
+              <w:t>47-43=4</w:t>
             </w:r>
           </w:p>
         </w:tc>
@@ -1744,7 +1744,7 @@
                 <w:rFonts w:ascii="TimeNewRoman" w:hAnsi="TimeNewRoman"/>
                 <w:sz w:val="30"/>
               </w:rPr>
-              <w:t>36+16=52</w:t>
+              <w:t>83-44=39</w:t>
             </w:r>
           </w:p>
         </w:tc>
@@ -1761,7 +1761,7 @@
                 <w:rFonts w:ascii="TimeNewRoman" w:hAnsi="TimeNewRoman"/>
                 <w:sz w:val="30"/>
               </w:rPr>
-              <w:t>58+29=87</w:t>
+              <w:t>68+21=89</w:t>
             </w:r>
           </w:p>
         </w:tc>

--- a/answers-of-addition_and_subtraction_within_100.docx
+++ b/answers-of-addition_and_subtraction_within_100.docx
@@ -11,7 +11,7 @@
           <w:rFonts w:ascii="Arial" w:hAnsi="Arial"/>
           <w:sz w:val="30"/>
         </w:rPr>
-        <w:t>2026-09-12 Saturday</w:t>
+        <w:t>2026-09-13 Sunday</w:t>
       </w:r>
     </w:p>
     <w:tbl>
@@ -40,7 +40,7 @@
                 <w:rFonts w:ascii="TimeNewRoman" w:hAnsi="TimeNewRoman"/>
                 <w:sz w:val="30"/>
               </w:rPr>
-              <w:t>75+13=88</w:t>
+              <w:t>16-14=2</w:t>
             </w:r>
           </w:p>
         </w:tc>
@@ -57,7 +57,7 @@
                 <w:rFonts w:ascii="TimeNewRoman" w:hAnsi="TimeNewRoman"/>
                 <w:sz w:val="30"/>
               </w:rPr>
-              <w:t>12+77=89</w:t>
+              <w:t>67+21=88</w:t>
             </w:r>
           </w:p>
         </w:tc>
@@ -74,7 +74,7 @@
                 <w:rFonts w:ascii="TimeNewRoman" w:hAnsi="TimeNewRoman"/>
                 <w:sz w:val="30"/>
               </w:rPr>
-              <w:t>86+4=90</w:t>
+              <w:t>83-52=31</w:t>
             </w:r>
           </w:p>
         </w:tc>
@@ -91,7 +91,7 @@
                 <w:rFonts w:ascii="TimeNewRoman" w:hAnsi="TimeNewRoman"/>
                 <w:sz w:val="30"/>
               </w:rPr>
-              <w:t>95-27=68</w:t>
+              <w:t>93+4=97</w:t>
             </w:r>
           </w:p>
         </w:tc>
@@ -108,7 +108,7 @@
                 <w:rFonts w:ascii="TimeNewRoman" w:hAnsi="TimeNewRoman"/>
                 <w:sz w:val="30"/>
               </w:rPr>
-              <w:t>61+15=76</w:t>
+              <w:t>43+33=76</w:t>
             </w:r>
           </w:p>
         </w:tc>
@@ -127,7 +127,7 @@
                 <w:rFonts w:ascii="TimeNewRoman" w:hAnsi="TimeNewRoman"/>
                 <w:sz w:val="30"/>
               </w:rPr>
-              <w:t>7-0=7</w:t>
+              <w:t>41-6=35</w:t>
             </w:r>
           </w:p>
         </w:tc>
@@ -144,7 +144,7 @@
                 <w:rFonts w:ascii="TimeNewRoman" w:hAnsi="TimeNewRoman"/>
                 <w:sz w:val="30"/>
               </w:rPr>
-              <w:t>90-67=23</w:t>
+              <w:t>72-71=1</w:t>
             </w:r>
           </w:p>
         </w:tc>
@@ -161,7 +161,7 @@
                 <w:rFonts w:ascii="TimeNewRoman" w:hAnsi="TimeNewRoman"/>
                 <w:sz w:val="30"/>
               </w:rPr>
-              <w:t>42+15=57</w:t>
+              <w:t>11+0=11</w:t>
             </w:r>
           </w:p>
         </w:tc>
@@ -178,7 +178,7 @@
                 <w:rFonts w:ascii="TimeNewRoman" w:hAnsi="TimeNewRoman"/>
                 <w:sz w:val="30"/>
               </w:rPr>
-              <w:t>28-3=25</w:t>
+              <w:t>94+5=99</w:t>
             </w:r>
           </w:p>
         </w:tc>
@@ -195,7 +195,7 @@
                 <w:rFonts w:ascii="TimeNewRoman" w:hAnsi="TimeNewRoman"/>
                 <w:sz w:val="30"/>
               </w:rPr>
-              <w:t>61+5=66</w:t>
+              <w:t>50-34=16</w:t>
             </w:r>
           </w:p>
         </w:tc>
@@ -214,7 +214,7 @@
                 <w:rFonts w:ascii="TimeNewRoman" w:hAnsi="TimeNewRoman"/>
                 <w:sz w:val="30"/>
               </w:rPr>
-              <w:t>50-8=42</w:t>
+              <w:t>56-5=51</w:t>
             </w:r>
           </w:p>
         </w:tc>
@@ -231,7 +231,7 @@
                 <w:rFonts w:ascii="TimeNewRoman" w:hAnsi="TimeNewRoman"/>
                 <w:sz w:val="30"/>
               </w:rPr>
-              <w:t>20+55=75</w:t>
+              <w:t>71-29=42</w:t>
             </w:r>
           </w:p>
         </w:tc>
@@ -248,7 +248,7 @@
                 <w:rFonts w:ascii="TimeNewRoman" w:hAnsi="TimeNewRoman"/>
                 <w:sz w:val="30"/>
               </w:rPr>
-              <w:t>85-55=30</w:t>
+              <w:t>64-62=2</w:t>
             </w:r>
           </w:p>
         </w:tc>
@@ -265,7 +265,7 @@
                 <w:rFonts w:ascii="TimeNewRoman" w:hAnsi="TimeNewRoman"/>
                 <w:sz w:val="30"/>
               </w:rPr>
-              <w:t>6+12=18</w:t>
+              <w:t>86-32=54</w:t>
             </w:r>
           </w:p>
         </w:tc>
@@ -282,7 +282,7 @@
                 <w:rFonts w:ascii="TimeNewRoman" w:hAnsi="TimeNewRoman"/>
                 <w:sz w:val="30"/>
               </w:rPr>
-              <w:t>2+5=7</w:t>
+              <w:t>50-31=19</w:t>
             </w:r>
           </w:p>
         </w:tc>
@@ -301,7 +301,215 @@
                 <w:rFonts w:ascii="TimeNewRoman" w:hAnsi="TimeNewRoman"/>
                 <w:sz w:val="30"/>
               </w:rPr>
-              <w:t>92-79=13</w:t>
+              <w:t>54+33=87</w:t>
+            </w:r>
+          </w:p>
+        </w:tc>
+        <w:tc>
+          <w:tcPr>
+            <w:tcW w:type="dxa" w:w="1987"/>
+          </w:tcPr>
+          <w:p>
+            <w:pPr>
+              <w:jc w:val="left"/>
+            </w:pPr>
+            <w:r>
+              <w:rPr>
+                <w:rFonts w:ascii="TimeNewRoman" w:hAnsi="TimeNewRoman"/>
+                <w:sz w:val="30"/>
+              </w:rPr>
+              <w:t>66-0=66</w:t>
+            </w:r>
+          </w:p>
+        </w:tc>
+        <w:tc>
+          <w:tcPr>
+            <w:tcW w:type="dxa" w:w="1987"/>
+          </w:tcPr>
+          <w:p>
+            <w:pPr>
+              <w:jc w:val="left"/>
+            </w:pPr>
+            <w:r>
+              <w:rPr>
+                <w:rFonts w:ascii="TimeNewRoman" w:hAnsi="TimeNewRoman"/>
+                <w:sz w:val="30"/>
+              </w:rPr>
+              <w:t>90-88=2</w:t>
+            </w:r>
+          </w:p>
+        </w:tc>
+        <w:tc>
+          <w:tcPr>
+            <w:tcW w:type="dxa" w:w="1987"/>
+          </w:tcPr>
+          <w:p>
+            <w:pPr>
+              <w:jc w:val="left"/>
+            </w:pPr>
+            <w:r>
+              <w:rPr>
+                <w:rFonts w:ascii="TimeNewRoman" w:hAnsi="TimeNewRoman"/>
+                <w:sz w:val="30"/>
+              </w:rPr>
+              <w:t>41+46=87</w:t>
+            </w:r>
+          </w:p>
+        </w:tc>
+        <w:tc>
+          <w:tcPr>
+            <w:tcW w:type="dxa" w:w="1987"/>
+          </w:tcPr>
+          <w:p>
+            <w:pPr>
+              <w:jc w:val="left"/>
+            </w:pPr>
+            <w:r>
+              <w:rPr>
+                <w:rFonts w:ascii="TimeNewRoman" w:hAnsi="TimeNewRoman"/>
+                <w:sz w:val="30"/>
+              </w:rPr>
+              <w:t>96-72=24</w:t>
+            </w:r>
+          </w:p>
+        </w:tc>
+      </w:tr>
+      <w:tr>
+        <w:tc>
+          <w:tcPr>
+            <w:tcW w:type="dxa" w:w="1987"/>
+          </w:tcPr>
+          <w:p>
+            <w:pPr>
+              <w:jc w:val="left"/>
+            </w:pPr>
+            <w:r>
+              <w:rPr>
+                <w:rFonts w:ascii="TimeNewRoman" w:hAnsi="TimeNewRoman"/>
+                <w:sz w:val="30"/>
+              </w:rPr>
+              <w:t>36+26=62</w:t>
+            </w:r>
+          </w:p>
+        </w:tc>
+        <w:tc>
+          <w:tcPr>
+            <w:tcW w:type="dxa" w:w="1987"/>
+          </w:tcPr>
+          <w:p>
+            <w:pPr>
+              <w:jc w:val="left"/>
+            </w:pPr>
+            <w:r>
+              <w:rPr>
+                <w:rFonts w:ascii="TimeNewRoman" w:hAnsi="TimeNewRoman"/>
+                <w:sz w:val="30"/>
+              </w:rPr>
+              <w:t>18+58=76</w:t>
+            </w:r>
+          </w:p>
+        </w:tc>
+        <w:tc>
+          <w:tcPr>
+            <w:tcW w:type="dxa" w:w="1987"/>
+          </w:tcPr>
+          <w:p>
+            <w:pPr>
+              <w:jc w:val="left"/>
+            </w:pPr>
+            <w:r>
+              <w:rPr>
+                <w:rFonts w:ascii="TimeNewRoman" w:hAnsi="TimeNewRoman"/>
+                <w:sz w:val="30"/>
+              </w:rPr>
+              <w:t>73+20=93</w:t>
+            </w:r>
+          </w:p>
+        </w:tc>
+        <w:tc>
+          <w:tcPr>
+            <w:tcW w:type="dxa" w:w="1987"/>
+          </w:tcPr>
+          <w:p>
+            <w:pPr>
+              <w:jc w:val="left"/>
+            </w:pPr>
+            <w:r>
+              <w:rPr>
+                <w:rFonts w:ascii="TimeNewRoman" w:hAnsi="TimeNewRoman"/>
+                <w:sz w:val="30"/>
+              </w:rPr>
+              <w:t>73-43=30</w:t>
+            </w:r>
+          </w:p>
+        </w:tc>
+        <w:tc>
+          <w:tcPr>
+            <w:tcW w:type="dxa" w:w="1987"/>
+          </w:tcPr>
+          <w:p>
+            <w:pPr>
+              <w:jc w:val="left"/>
+            </w:pPr>
+            <w:r>
+              <w:rPr>
+                <w:rFonts w:ascii="TimeNewRoman" w:hAnsi="TimeNewRoman"/>
+                <w:sz w:val="30"/>
+              </w:rPr>
+              <w:t>27-1=26</w:t>
+            </w:r>
+          </w:p>
+        </w:tc>
+      </w:tr>
+      <w:tr>
+        <w:tc>
+          <w:tcPr>
+            <w:tcW w:type="dxa" w:w="1987"/>
+          </w:tcPr>
+          <w:p>
+            <w:pPr>
+              <w:jc w:val="left"/>
+            </w:pPr>
+            <w:r>
+              <w:rPr>
+                <w:rFonts w:ascii="TimeNewRoman" w:hAnsi="TimeNewRoman"/>
+                <w:sz w:val="30"/>
+              </w:rPr>
+              <w:t>70-47=23</w:t>
+            </w:r>
+          </w:p>
+        </w:tc>
+        <w:tc>
+          <w:tcPr>
+            <w:tcW w:type="dxa" w:w="1987"/>
+          </w:tcPr>
+          <w:p>
+            <w:pPr>
+              <w:jc w:val="left"/>
+            </w:pPr>
+            <w:r>
+              <w:rPr>
+                <w:rFonts w:ascii="TimeNewRoman" w:hAnsi="TimeNewRoman"/>
+                <w:sz w:val="30"/>
+              </w:rPr>
+              <w:t>91-42=49</w:t>
+            </w:r>
+          </w:p>
+        </w:tc>
+        <w:tc>
+          <w:tcPr>
+            <w:tcW w:type="dxa" w:w="1987"/>
+          </w:tcPr>
+          <w:p>
+            <w:pPr>
+              <w:jc w:val="left"/>
+            </w:pPr>
+            <w:r>
+              <w:rPr>
+                <w:rFonts w:ascii="TimeNewRoman" w:hAnsi="TimeNewRoman"/>
+                <w:sz w:val="30"/>
+              </w:rPr>
+              <w:t>13+47=60</w:t>
             </w:r>
           </w:p>
         </w:tc>
@@ -335,41 +543,7 @@
                 <w:rFonts w:ascii="TimeNewRoman" w:hAnsi="TimeNewRoman"/>
                 <w:sz w:val="30"/>
               </w:rPr>
-              <w:t>79-25=54</w:t>
-            </w:r>
-          </w:p>
-        </w:tc>
-        <w:tc>
-          <w:tcPr>
-            <w:tcW w:type="dxa" w:w="1987"/>
-          </w:tcPr>
-          <w:p>
-            <w:pPr>
-              <w:jc w:val="left"/>
-            </w:pPr>
-            <w:r>
-              <w:rPr>
-                <w:rFonts w:ascii="TimeNewRoman" w:hAnsi="TimeNewRoman"/>
-                <w:sz w:val="30"/>
-              </w:rPr>
-              <w:t>64-7=57</w:t>
-            </w:r>
-          </w:p>
-        </w:tc>
-        <w:tc>
-          <w:tcPr>
-            <w:tcW w:type="dxa" w:w="1987"/>
-          </w:tcPr>
-          <w:p>
-            <w:pPr>
-              <w:jc w:val="left"/>
-            </w:pPr>
-            <w:r>
-              <w:rPr>
-                <w:rFonts w:ascii="TimeNewRoman" w:hAnsi="TimeNewRoman"/>
-                <w:sz w:val="30"/>
-              </w:rPr>
-              <w:t>89-54=35</w:t>
+              <w:t>92-43=49</w:t>
             </w:r>
           </w:p>
         </w:tc>
@@ -388,7 +562,7 @@
                 <w:rFonts w:ascii="TimeNewRoman" w:hAnsi="TimeNewRoman"/>
                 <w:sz w:val="30"/>
               </w:rPr>
-              <w:t>85-83=2</w:t>
+              <w:t>54-4=50</w:t>
             </w:r>
           </w:p>
         </w:tc>
@@ -405,7 +579,7 @@
                 <w:rFonts w:ascii="TimeNewRoman" w:hAnsi="TimeNewRoman"/>
                 <w:sz w:val="30"/>
               </w:rPr>
-              <w:t>23-7=16</w:t>
+              <w:t>86-64=22</w:t>
             </w:r>
           </w:p>
         </w:tc>
@@ -422,7 +596,7 @@
                 <w:rFonts w:ascii="TimeNewRoman" w:hAnsi="TimeNewRoman"/>
                 <w:sz w:val="30"/>
               </w:rPr>
-              <w:t>80-33=47</w:t>
+              <w:t>32+64=96</w:t>
             </w:r>
           </w:p>
         </w:tc>
@@ -439,7 +613,7 @@
                 <w:rFonts w:ascii="TimeNewRoman" w:hAnsi="TimeNewRoman"/>
                 <w:sz w:val="30"/>
               </w:rPr>
-              <w:t>56+10=66</w:t>
+              <w:t>15+67=82</w:t>
             </w:r>
           </w:p>
         </w:tc>
@@ -456,7 +630,7 @@
                 <w:rFonts w:ascii="TimeNewRoman" w:hAnsi="TimeNewRoman"/>
                 <w:sz w:val="30"/>
               </w:rPr>
-              <w:t>37-14=23</w:t>
+              <w:t>38+46=84</w:t>
             </w:r>
           </w:p>
         </w:tc>
@@ -475,7 +649,7 @@
                 <w:rFonts w:ascii="TimeNewRoman" w:hAnsi="TimeNewRoman"/>
                 <w:sz w:val="30"/>
               </w:rPr>
-              <w:t>42-12=30</w:t>
+              <w:t>73-20=53</w:t>
             </w:r>
           </w:p>
         </w:tc>
@@ -492,7 +666,7 @@
                 <w:rFonts w:ascii="TimeNewRoman" w:hAnsi="TimeNewRoman"/>
                 <w:sz w:val="30"/>
               </w:rPr>
-              <w:t>93-46=47</w:t>
+              <w:t>57-50=7</w:t>
             </w:r>
           </w:p>
         </w:tc>
@@ -509,7 +683,7 @@
                 <w:rFonts w:ascii="TimeNewRoman" w:hAnsi="TimeNewRoman"/>
                 <w:sz w:val="30"/>
               </w:rPr>
-              <w:t>38-26=12</w:t>
+              <w:t>77-65=12</w:t>
             </w:r>
           </w:p>
         </w:tc>
@@ -526,7 +700,7 @@
                 <w:rFonts w:ascii="TimeNewRoman" w:hAnsi="TimeNewRoman"/>
                 <w:sz w:val="30"/>
               </w:rPr>
-              <w:t>91-13=78</w:t>
+              <w:t>52-8=44</w:t>
             </w:r>
           </w:p>
         </w:tc>
@@ -543,7 +717,7 @@
                 <w:rFonts w:ascii="TimeNewRoman" w:hAnsi="TimeNewRoman"/>
                 <w:sz w:val="30"/>
               </w:rPr>
-              <w:t>12+3=15</w:t>
+              <w:t>66+14=80</w:t>
             </w:r>
           </w:p>
         </w:tc>
@@ -562,7 +736,7 @@
                 <w:rFonts w:ascii="TimeNewRoman" w:hAnsi="TimeNewRoman"/>
                 <w:sz w:val="30"/>
               </w:rPr>
-              <w:t>90-49=41</w:t>
+              <w:t>5+34=39</w:t>
             </w:r>
           </w:p>
         </w:tc>
@@ -579,7 +753,7 @@
                 <w:rFonts w:ascii="TimeNewRoman" w:hAnsi="TimeNewRoman"/>
                 <w:sz w:val="30"/>
               </w:rPr>
-              <w:t>51-37=14</w:t>
+              <w:t>71+5=76</w:t>
             </w:r>
           </w:p>
         </w:tc>
@@ -596,7 +770,7 @@
                 <w:rFonts w:ascii="TimeNewRoman" w:hAnsi="TimeNewRoman"/>
                 <w:sz w:val="30"/>
               </w:rPr>
-              <w:t>87-79=8</w:t>
+              <w:t>20+69=89</w:t>
             </w:r>
           </w:p>
         </w:tc>
@@ -613,7 +787,7 @@
                 <w:rFonts w:ascii="TimeNewRoman" w:hAnsi="TimeNewRoman"/>
                 <w:sz w:val="30"/>
               </w:rPr>
-              <w:t>18+64=82</w:t>
+              <w:t>84-4=80</w:t>
             </w:r>
           </w:p>
         </w:tc>
@@ -630,7 +804,7 @@
                 <w:rFonts w:ascii="TimeNewRoman" w:hAnsi="TimeNewRoman"/>
                 <w:sz w:val="30"/>
               </w:rPr>
-              <w:t>96-51=45</w:t>
+              <w:t>47-9=38</w:t>
             </w:r>
           </w:p>
         </w:tc>
@@ -649,7 +823,7 @@
                 <w:rFonts w:ascii="TimeNewRoman" w:hAnsi="TimeNewRoman"/>
                 <w:sz w:val="30"/>
               </w:rPr>
-              <w:t>56+16=72</w:t>
+              <w:t>9+26=35</w:t>
             </w:r>
           </w:p>
         </w:tc>
@@ -666,7 +840,7 @@
                 <w:rFonts w:ascii="TimeNewRoman" w:hAnsi="TimeNewRoman"/>
                 <w:sz w:val="30"/>
               </w:rPr>
-              <w:t>96-79=17</w:t>
+              <w:t>89-62=27</w:t>
             </w:r>
           </w:p>
         </w:tc>
@@ -683,7 +857,7 @@
                 <w:rFonts w:ascii="TimeNewRoman" w:hAnsi="TimeNewRoman"/>
                 <w:sz w:val="30"/>
               </w:rPr>
-              <w:t>81-31=50</w:t>
+              <w:t>49-42=7</w:t>
             </w:r>
           </w:p>
         </w:tc>
@@ -700,7 +874,7 @@
                 <w:rFonts w:ascii="TimeNewRoman" w:hAnsi="TimeNewRoman"/>
                 <w:sz w:val="30"/>
               </w:rPr>
-              <w:t>15+21=36</w:t>
+              <w:t>73-24=49</w:t>
             </w:r>
           </w:p>
         </w:tc>
@@ -717,7 +891,7 @@
                 <w:rFonts w:ascii="TimeNewRoman" w:hAnsi="TimeNewRoman"/>
                 <w:sz w:val="30"/>
               </w:rPr>
-              <w:t>35+64=99</w:t>
+              <w:t>50-8=42</w:t>
             </w:r>
           </w:p>
         </w:tc>
@@ -736,7 +910,7 @@
                 <w:rFonts w:ascii="TimeNewRoman" w:hAnsi="TimeNewRoman"/>
                 <w:sz w:val="30"/>
               </w:rPr>
-              <w:t>79-46=33</w:t>
+              <w:t>15-7=8</w:t>
             </w:r>
           </w:p>
         </w:tc>
@@ -753,7 +927,7 @@
                 <w:rFonts w:ascii="TimeNewRoman" w:hAnsi="TimeNewRoman"/>
                 <w:sz w:val="30"/>
               </w:rPr>
-              <w:t>41+39=80</w:t>
+              <w:t>1+21=22</w:t>
             </w:r>
           </w:p>
         </w:tc>
@@ -770,7 +944,7 @@
                 <w:rFonts w:ascii="TimeNewRoman" w:hAnsi="TimeNewRoman"/>
                 <w:sz w:val="30"/>
               </w:rPr>
-              <w:t>65-35=30</w:t>
+              <w:t>59+5=64</w:t>
             </w:r>
           </w:p>
         </w:tc>
@@ -787,7 +961,7 @@
                 <w:rFonts w:ascii="TimeNewRoman" w:hAnsi="TimeNewRoman"/>
                 <w:sz w:val="30"/>
               </w:rPr>
-              <w:t>86+12=98</w:t>
+              <w:t>24-24=0</w:t>
             </w:r>
           </w:p>
         </w:tc>
@@ -804,7 +978,7 @@
                 <w:rFonts w:ascii="TimeNewRoman" w:hAnsi="TimeNewRoman"/>
                 <w:sz w:val="30"/>
               </w:rPr>
-              <w:t>75-18=57</w:t>
+              <w:t>3+3=6</w:t>
             </w:r>
           </w:p>
         </w:tc>
@@ -823,7 +997,7 @@
                 <w:rFonts w:ascii="TimeNewRoman" w:hAnsi="TimeNewRoman"/>
                 <w:sz w:val="30"/>
               </w:rPr>
-              <w:t>74-39=35</w:t>
+              <w:t>46-29=17</w:t>
             </w:r>
           </w:p>
         </w:tc>
@@ -840,7 +1014,7 @@
                 <w:rFonts w:ascii="TimeNewRoman" w:hAnsi="TimeNewRoman"/>
                 <w:sz w:val="30"/>
               </w:rPr>
-              <w:t>6+29=35</w:t>
+              <w:t>33+20=53</w:t>
             </w:r>
           </w:p>
         </w:tc>
@@ -857,7 +1031,7 @@
                 <w:rFonts w:ascii="TimeNewRoman" w:hAnsi="TimeNewRoman"/>
                 <w:sz w:val="30"/>
               </w:rPr>
-              <w:t>47+18=65</w:t>
+              <w:t>89-5=84</w:t>
             </w:r>
           </w:p>
         </w:tc>
@@ -874,7 +1048,7 @@
                 <w:rFonts w:ascii="TimeNewRoman" w:hAnsi="TimeNewRoman"/>
                 <w:sz w:val="30"/>
               </w:rPr>
-              <w:t>42+23=65</w:t>
+              <w:t>52-43=9</w:t>
             </w:r>
           </w:p>
         </w:tc>
@@ -891,7 +1065,7 @@
                 <w:rFonts w:ascii="TimeNewRoman" w:hAnsi="TimeNewRoman"/>
                 <w:sz w:val="30"/>
               </w:rPr>
-              <w:t>3+60=63</w:t>
+              <w:t>50-22=28</w:t>
             </w:r>
           </w:p>
         </w:tc>
@@ -910,7 +1084,7 @@
                 <w:rFonts w:ascii="TimeNewRoman" w:hAnsi="TimeNewRoman"/>
                 <w:sz w:val="30"/>
               </w:rPr>
-              <w:t>92-62=30</w:t>
+              <w:t>76-27=49</w:t>
             </w:r>
           </w:p>
         </w:tc>
@@ -927,7 +1101,7 @@
                 <w:rFonts w:ascii="TimeNewRoman" w:hAnsi="TimeNewRoman"/>
                 <w:sz w:val="30"/>
               </w:rPr>
-              <w:t>86-28=58</w:t>
+              <w:t>46+10=56</w:t>
             </w:r>
           </w:p>
         </w:tc>
@@ -944,7 +1118,7 @@
                 <w:rFonts w:ascii="TimeNewRoman" w:hAnsi="TimeNewRoman"/>
                 <w:sz w:val="30"/>
               </w:rPr>
-              <w:t>14-12=2</w:t>
+              <w:t>49+43=92</w:t>
             </w:r>
           </w:p>
         </w:tc>
@@ -961,7 +1135,7 @@
                 <w:rFonts w:ascii="TimeNewRoman" w:hAnsi="TimeNewRoman"/>
                 <w:sz w:val="30"/>
               </w:rPr>
-              <w:t>50-5=45</w:t>
+              <w:t>44-8=36</w:t>
             </w:r>
           </w:p>
         </w:tc>
@@ -978,7 +1152,7 @@
                 <w:rFonts w:ascii="TimeNewRoman" w:hAnsi="TimeNewRoman"/>
                 <w:sz w:val="30"/>
               </w:rPr>
-              <w:t>34+30=64</w:t>
+              <w:t>48-46=2</w:t>
             </w:r>
           </w:p>
         </w:tc>
@@ -997,7 +1171,7 @@
                 <w:rFonts w:ascii="TimeNewRoman" w:hAnsi="TimeNewRoman"/>
                 <w:sz w:val="30"/>
               </w:rPr>
-              <w:t>96+0=96</w:t>
+              <w:t>8+17=25</w:t>
             </w:r>
           </w:p>
         </w:tc>
@@ -1014,7 +1188,7 @@
                 <w:rFonts w:ascii="TimeNewRoman" w:hAnsi="TimeNewRoman"/>
                 <w:sz w:val="30"/>
               </w:rPr>
-              <w:t>38+35=73</w:t>
+              <w:t>49+41=90</w:t>
             </w:r>
           </w:p>
         </w:tc>
@@ -1031,7 +1205,7 @@
                 <w:rFonts w:ascii="TimeNewRoman" w:hAnsi="TimeNewRoman"/>
                 <w:sz w:val="30"/>
               </w:rPr>
-              <w:t>18+74=92</w:t>
+              <w:t>82-8=74</w:t>
             </w:r>
           </w:p>
         </w:tc>
@@ -1048,7 +1222,7 @@
                 <w:rFonts w:ascii="TimeNewRoman" w:hAnsi="TimeNewRoman"/>
                 <w:sz w:val="30"/>
               </w:rPr>
-              <w:t>3+49=52</w:t>
+              <w:t>50+47=97</w:t>
             </w:r>
           </w:p>
         </w:tc>
@@ -1065,7 +1239,7 @@
                 <w:rFonts w:ascii="TimeNewRoman" w:hAnsi="TimeNewRoman"/>
                 <w:sz w:val="30"/>
               </w:rPr>
-              <w:t>8+91=99</w:t>
+              <w:t>96-18=78</w:t>
             </w:r>
           </w:p>
         </w:tc>
@@ -1084,7 +1258,7 @@
                 <w:rFonts w:ascii="TimeNewRoman" w:hAnsi="TimeNewRoman"/>
                 <w:sz w:val="30"/>
               </w:rPr>
-              <w:t>90-27=63</w:t>
+              <w:t>26-20=6</w:t>
             </w:r>
           </w:p>
         </w:tc>
@@ -1101,7 +1275,7 @@
                 <w:rFonts w:ascii="TimeNewRoman" w:hAnsi="TimeNewRoman"/>
                 <w:sz w:val="30"/>
               </w:rPr>
-              <w:t>84-18=66</w:t>
+              <w:t>80+3=83</w:t>
             </w:r>
           </w:p>
         </w:tc>
@@ -1118,7 +1292,7 @@
                 <w:rFonts w:ascii="TimeNewRoman" w:hAnsi="TimeNewRoman"/>
                 <w:sz w:val="30"/>
               </w:rPr>
-              <w:t>66+9=75</w:t>
+              <w:t>41+32=73</w:t>
             </w:r>
           </w:p>
         </w:tc>
@@ -1135,7 +1309,7 @@
                 <w:rFonts w:ascii="TimeNewRoman" w:hAnsi="TimeNewRoman"/>
                 <w:sz w:val="30"/>
               </w:rPr>
-              <w:t>44+25=69</w:t>
+              <w:t>96-92=4</w:t>
             </w:r>
           </w:p>
         </w:tc>
@@ -1152,7 +1326,7 @@
                 <w:rFonts w:ascii="TimeNewRoman" w:hAnsi="TimeNewRoman"/>
                 <w:sz w:val="30"/>
               </w:rPr>
-              <w:t>93-35=58</w:t>
+              <w:t>90-55=35</w:t>
             </w:r>
           </w:p>
         </w:tc>
@@ -1171,7 +1345,7 @@
                 <w:rFonts w:ascii="TimeNewRoman" w:hAnsi="TimeNewRoman"/>
                 <w:sz w:val="30"/>
               </w:rPr>
-              <w:t>61-52=9</w:t>
+              <w:t>67-39=28</w:t>
             </w:r>
           </w:p>
         </w:tc>
@@ -1188,7 +1362,7 @@
                 <w:rFonts w:ascii="TimeNewRoman" w:hAnsi="TimeNewRoman"/>
                 <w:sz w:val="30"/>
               </w:rPr>
-              <w:t>37-28=9</w:t>
+              <w:t>10+31=41</w:t>
             </w:r>
           </w:p>
         </w:tc>
@@ -1205,7 +1379,7 @@
                 <w:rFonts w:ascii="TimeNewRoman" w:hAnsi="TimeNewRoman"/>
                 <w:sz w:val="30"/>
               </w:rPr>
-              <w:t>8+27=35</w:t>
+              <w:t>67-52=15</w:t>
             </w:r>
           </w:p>
         </w:tc>
@@ -1222,7 +1396,7 @@
                 <w:rFonts w:ascii="TimeNewRoman" w:hAnsi="TimeNewRoman"/>
                 <w:sz w:val="30"/>
               </w:rPr>
-              <w:t>26+33=59</w:t>
+              <w:t>63+3=66</w:t>
             </w:r>
           </w:p>
         </w:tc>
@@ -1239,7 +1413,7 @@
                 <w:rFonts w:ascii="TimeNewRoman" w:hAnsi="TimeNewRoman"/>
                 <w:sz w:val="30"/>
               </w:rPr>
-              <w:t>87-36=51</w:t>
+              <w:t>79-66=13</w:t>
             </w:r>
           </w:p>
         </w:tc>
@@ -1258,7 +1432,7 @@
                 <w:rFonts w:ascii="TimeNewRoman" w:hAnsi="TimeNewRoman"/>
                 <w:sz w:val="30"/>
               </w:rPr>
-              <w:t>88-6=82</w:t>
+              <w:t>66-55=11</w:t>
             </w:r>
           </w:p>
         </w:tc>
@@ -1275,7 +1449,7 @@
                 <w:rFonts w:ascii="TimeNewRoman" w:hAnsi="TimeNewRoman"/>
                 <w:sz w:val="30"/>
               </w:rPr>
-              <w:t>33+62=95</w:t>
+              <w:t>16+82=98</w:t>
             </w:r>
           </w:p>
         </w:tc>
@@ -1292,7 +1466,7 @@
                 <w:rFonts w:ascii="TimeNewRoman" w:hAnsi="TimeNewRoman"/>
                 <w:sz w:val="30"/>
               </w:rPr>
-              <w:t>63-38=25</w:t>
+              <w:t>60+11=71</w:t>
             </w:r>
           </w:p>
         </w:tc>
@@ -1309,7 +1483,7 @@
                 <w:rFonts w:ascii="TimeNewRoman" w:hAnsi="TimeNewRoman"/>
                 <w:sz w:val="30"/>
               </w:rPr>
-              <w:t>2+7=9</w:t>
+              <w:t>39-29=10</w:t>
             </w:r>
           </w:p>
         </w:tc>
@@ -1326,7 +1500,7 @@
                 <w:rFonts w:ascii="TimeNewRoman" w:hAnsi="TimeNewRoman"/>
                 <w:sz w:val="30"/>
               </w:rPr>
-              <w:t>15-6=9</w:t>
+              <w:t>62-8=54</w:t>
             </w:r>
           </w:p>
         </w:tc>
@@ -1345,7 +1519,7 @@
                 <w:rFonts w:ascii="TimeNewRoman" w:hAnsi="TimeNewRoman"/>
                 <w:sz w:val="30"/>
               </w:rPr>
-              <w:t>44+2=46</w:t>
+              <w:t>62-4=58</w:t>
             </w:r>
           </w:p>
         </w:tc>
@@ -1362,7 +1536,7 @@
                 <w:rFonts w:ascii="TimeNewRoman" w:hAnsi="TimeNewRoman"/>
                 <w:sz w:val="30"/>
               </w:rPr>
-              <w:t>39-19=20</w:t>
+              <w:t>68-48=20</w:t>
             </w:r>
           </w:p>
         </w:tc>
@@ -1379,7 +1553,7 @@
                 <w:rFonts w:ascii="TimeNewRoman" w:hAnsi="TimeNewRoman"/>
                 <w:sz w:val="30"/>
               </w:rPr>
-              <w:t>24+26=50</w:t>
+              <w:t>73-47=26</w:t>
             </w:r>
           </w:p>
         </w:tc>
@@ -1396,7 +1570,7 @@
                 <w:rFonts w:ascii="TimeNewRoman" w:hAnsi="TimeNewRoman"/>
                 <w:sz w:val="30"/>
               </w:rPr>
-              <w:t>78-64=14</w:t>
+              <w:t>50-34=16</w:t>
             </w:r>
           </w:p>
         </w:tc>
@@ -1413,7 +1587,7 @@
                 <w:rFonts w:ascii="TimeNewRoman" w:hAnsi="TimeNewRoman"/>
                 <w:sz w:val="30"/>
               </w:rPr>
-              <w:t>65+0=65</w:t>
+              <w:t>54-39=15</w:t>
             </w:r>
           </w:p>
         </w:tc>
@@ -1432,7 +1606,7 @@
                 <w:rFonts w:ascii="TimeNewRoman" w:hAnsi="TimeNewRoman"/>
                 <w:sz w:val="30"/>
               </w:rPr>
-              <w:t>66-5=61</w:t>
+              <w:t>51-25=26</w:t>
             </w:r>
           </w:p>
         </w:tc>
@@ -1449,7 +1623,7 @@
                 <w:rFonts w:ascii="TimeNewRoman" w:hAnsi="TimeNewRoman"/>
                 <w:sz w:val="30"/>
               </w:rPr>
-              <w:t>50-12=38</w:t>
+              <w:t>29+36=65</w:t>
             </w:r>
           </w:p>
         </w:tc>
@@ -1466,7 +1640,7 @@
                 <w:rFonts w:ascii="TimeNewRoman" w:hAnsi="TimeNewRoman"/>
                 <w:sz w:val="30"/>
               </w:rPr>
-              <w:t>95-30=65</w:t>
+              <w:t>35+47=82</w:t>
             </w:r>
           </w:p>
         </w:tc>
@@ -1483,7 +1657,7 @@
                 <w:rFonts w:ascii="TimeNewRoman" w:hAnsi="TimeNewRoman"/>
                 <w:sz w:val="30"/>
               </w:rPr>
-              <w:t>83-59=24</w:t>
+              <w:t>94-76=18</w:t>
             </w:r>
           </w:p>
         </w:tc>
@@ -1500,7 +1674,7 @@
                 <w:rFonts w:ascii="TimeNewRoman" w:hAnsi="TimeNewRoman"/>
                 <w:sz w:val="30"/>
               </w:rPr>
-              <w:t>17+77=94</w:t>
+              <w:t>92+3=95</w:t>
             </w:r>
           </w:p>
         </w:tc>
@@ -1519,7 +1693,7 @@
                 <w:rFonts w:ascii="TimeNewRoman" w:hAnsi="TimeNewRoman"/>
                 <w:sz w:val="30"/>
               </w:rPr>
-              <w:t>40-11=29</w:t>
+              <w:t>57-33=24</w:t>
             </w:r>
           </w:p>
         </w:tc>
@@ -1536,7 +1710,7 @@
                 <w:rFonts w:ascii="TimeNewRoman" w:hAnsi="TimeNewRoman"/>
                 <w:sz w:val="30"/>
               </w:rPr>
-              <w:t>34+64=98</w:t>
+              <w:t>73-45=28</w:t>
             </w:r>
           </w:p>
         </w:tc>
@@ -1553,7 +1727,7 @@
                 <w:rFonts w:ascii="TimeNewRoman" w:hAnsi="TimeNewRoman"/>
                 <w:sz w:val="30"/>
               </w:rPr>
-              <w:t>25+48=73</w:t>
+              <w:t>0+57=57</w:t>
             </w:r>
           </w:p>
         </w:tc>
@@ -1570,7 +1744,7 @@
                 <w:rFonts w:ascii="TimeNewRoman" w:hAnsi="TimeNewRoman"/>
                 <w:sz w:val="30"/>
               </w:rPr>
-              <w:t>49-16=33</w:t>
+              <w:t>64-20=44</w:t>
             </w:r>
           </w:p>
         </w:tc>
@@ -1587,181 +1761,7 @@
                 <w:rFonts w:ascii="TimeNewRoman" w:hAnsi="TimeNewRoman"/>
                 <w:sz w:val="30"/>
               </w:rPr>
-              <w:t>13+46=59</w:t>
-            </w:r>
-          </w:p>
-        </w:tc>
-      </w:tr>
-      <w:tr>
-        <w:tc>
-          <w:tcPr>
-            <w:tcW w:type="dxa" w:w="1987"/>
-          </w:tcPr>
-          <w:p>
-            <w:pPr>
-              <w:jc w:val="left"/>
-            </w:pPr>
-            <w:r>
-              <w:rPr>
-                <w:rFonts w:ascii="TimeNewRoman" w:hAnsi="TimeNewRoman"/>
-                <w:sz w:val="30"/>
-              </w:rPr>
-              <w:t>74-51=23</w:t>
-            </w:r>
-          </w:p>
-        </w:tc>
-        <w:tc>
-          <w:tcPr>
-            <w:tcW w:type="dxa" w:w="1987"/>
-          </w:tcPr>
-          <w:p>
-            <w:pPr>
-              <w:jc w:val="left"/>
-            </w:pPr>
-            <w:r>
-              <w:rPr>
-                <w:rFonts w:ascii="TimeNewRoman" w:hAnsi="TimeNewRoman"/>
-                <w:sz w:val="30"/>
-              </w:rPr>
-              <w:t>88-20=68</w:t>
-            </w:r>
-          </w:p>
-        </w:tc>
-        <w:tc>
-          <w:tcPr>
-            <w:tcW w:type="dxa" w:w="1987"/>
-          </w:tcPr>
-          <w:p>
-            <w:pPr>
-              <w:jc w:val="left"/>
-            </w:pPr>
-            <w:r>
-              <w:rPr>
-                <w:rFonts w:ascii="TimeNewRoman" w:hAnsi="TimeNewRoman"/>
-                <w:sz w:val="30"/>
-              </w:rPr>
-              <w:t>49-31=18</w:t>
-            </w:r>
-          </w:p>
-        </w:tc>
-        <w:tc>
-          <w:tcPr>
-            <w:tcW w:type="dxa" w:w="1987"/>
-          </w:tcPr>
-          <w:p>
-            <w:pPr>
-              <w:jc w:val="left"/>
-            </w:pPr>
-            <w:r>
-              <w:rPr>
-                <w:rFonts w:ascii="TimeNewRoman" w:hAnsi="TimeNewRoman"/>
-                <w:sz w:val="30"/>
-              </w:rPr>
-              <w:t>52+14=66</w:t>
-            </w:r>
-          </w:p>
-        </w:tc>
-        <w:tc>
-          <w:tcPr>
-            <w:tcW w:type="dxa" w:w="1987"/>
-          </w:tcPr>
-          <w:p>
-            <w:pPr>
-              <w:jc w:val="left"/>
-            </w:pPr>
-            <w:r>
-              <w:rPr>
-                <w:rFonts w:ascii="TimeNewRoman" w:hAnsi="TimeNewRoman"/>
-                <w:sz w:val="30"/>
-              </w:rPr>
-              <w:t>57-10=47</w:t>
-            </w:r>
-          </w:p>
-        </w:tc>
-      </w:tr>
-      <w:tr>
-        <w:tc>
-          <w:tcPr>
-            <w:tcW w:type="dxa" w:w="1987"/>
-          </w:tcPr>
-          <w:p>
-            <w:pPr>
-              <w:jc w:val="left"/>
-            </w:pPr>
-            <w:r>
-              <w:rPr>
-                <w:rFonts w:ascii="TimeNewRoman" w:hAnsi="TimeNewRoman"/>
-                <w:sz w:val="30"/>
-              </w:rPr>
-              <w:t>34+47=81</w:t>
-            </w:r>
-          </w:p>
-        </w:tc>
-        <w:tc>
-          <w:tcPr>
-            <w:tcW w:type="dxa" w:w="1987"/>
-          </w:tcPr>
-          <w:p>
-            <w:pPr>
-              <w:jc w:val="left"/>
-            </w:pPr>
-            <w:r>
-              <w:rPr>
-                <w:rFonts w:ascii="TimeNewRoman" w:hAnsi="TimeNewRoman"/>
-                <w:sz w:val="30"/>
-              </w:rPr>
-              <w:t>27+49=76</w:t>
-            </w:r>
-          </w:p>
-        </w:tc>
-        <w:tc>
-          <w:tcPr>
-            <w:tcW w:type="dxa" w:w="1987"/>
-          </w:tcPr>
-          <w:p>
-            <w:pPr>
-              <w:jc w:val="left"/>
-            </w:pPr>
-            <w:r>
-              <w:rPr>
-                <w:rFonts w:ascii="TimeNewRoman" w:hAnsi="TimeNewRoman"/>
-                <w:sz w:val="30"/>
-              </w:rPr>
-              <w:t>47-43=4</w:t>
-            </w:r>
-          </w:p>
-        </w:tc>
-        <w:tc>
-          <w:tcPr>
-            <w:tcW w:type="dxa" w:w="1987"/>
-          </w:tcPr>
-          <w:p>
-            <w:pPr>
-              <w:jc w:val="left"/>
-            </w:pPr>
-            <w:r>
-              <w:rPr>
-                <w:rFonts w:ascii="TimeNewRoman" w:hAnsi="TimeNewRoman"/>
-                <w:sz w:val="30"/>
-              </w:rPr>
-              <w:t>83-44=39</w:t>
-            </w:r>
-          </w:p>
-        </w:tc>
-        <w:tc>
-          <w:tcPr>
-            <w:tcW w:type="dxa" w:w="1987"/>
-          </w:tcPr>
-          <w:p>
-            <w:pPr>
-              <w:jc w:val="left"/>
-            </w:pPr>
-            <w:r>
-              <w:rPr>
-                <w:rFonts w:ascii="TimeNewRoman" w:hAnsi="TimeNewRoman"/>
-                <w:sz w:val="30"/>
-              </w:rPr>
-              <w:t>68+21=89</w:t>
+              <w:t>51-20=31</w:t>
             </w:r>
           </w:p>
         </w:tc>

--- a/answers-of-addition_and_subtraction_within_100.docx
+++ b/answers-of-addition_and_subtraction_within_100.docx
@@ -40,7 +40,7 @@
                 <w:rFonts w:ascii="TimeNewRoman" w:hAnsi="TimeNewRoman"/>
                 <w:sz w:val="30"/>
               </w:rPr>
-              <w:t>16-14=2</w:t>
+              <w:t>31-3=28</w:t>
             </w:r>
           </w:p>
         </w:tc>
@@ -57,7 +57,7 @@
                 <w:rFonts w:ascii="TimeNewRoman" w:hAnsi="TimeNewRoman"/>
                 <w:sz w:val="30"/>
               </w:rPr>
-              <w:t>67+21=88</w:t>
+              <w:t>91-77=14</w:t>
             </w:r>
           </w:p>
         </w:tc>
@@ -74,7 +74,7 @@
                 <w:rFonts w:ascii="TimeNewRoman" w:hAnsi="TimeNewRoman"/>
                 <w:sz w:val="30"/>
               </w:rPr>
-              <w:t>83-52=31</w:t>
+              <w:t>31+67=98</w:t>
             </w:r>
           </w:p>
         </w:tc>
@@ -91,7 +91,7 @@
                 <w:rFonts w:ascii="TimeNewRoman" w:hAnsi="TimeNewRoman"/>
                 <w:sz w:val="30"/>
               </w:rPr>
-              <w:t>93+4=97</w:t>
+              <w:t>82-30=52</w:t>
             </w:r>
           </w:p>
         </w:tc>
@@ -108,7 +108,7 @@
                 <w:rFonts w:ascii="TimeNewRoman" w:hAnsi="TimeNewRoman"/>
                 <w:sz w:val="30"/>
               </w:rPr>
-              <w:t>43+33=76</w:t>
+              <w:t>47+42=89</w:t>
             </w:r>
           </w:p>
         </w:tc>
@@ -127,7 +127,7 @@
                 <w:rFonts w:ascii="TimeNewRoman" w:hAnsi="TimeNewRoman"/>
                 <w:sz w:val="30"/>
               </w:rPr>
-              <w:t>41-6=35</w:t>
+              <w:t>70+20=90</w:t>
             </w:r>
           </w:p>
         </w:tc>
@@ -144,7 +144,7 @@
                 <w:rFonts w:ascii="TimeNewRoman" w:hAnsi="TimeNewRoman"/>
                 <w:sz w:val="30"/>
               </w:rPr>
-              <w:t>72-71=1</w:t>
+              <w:t>39+14=53</w:t>
             </w:r>
           </w:p>
         </w:tc>
@@ -161,7 +161,7 @@
                 <w:rFonts w:ascii="TimeNewRoman" w:hAnsi="TimeNewRoman"/>
                 <w:sz w:val="30"/>
               </w:rPr>
-              <w:t>11+0=11</w:t>
+              <w:t>99-93=6</w:t>
             </w:r>
           </w:p>
         </w:tc>
@@ -178,7 +178,7 @@
                 <w:rFonts w:ascii="TimeNewRoman" w:hAnsi="TimeNewRoman"/>
                 <w:sz w:val="30"/>
               </w:rPr>
-              <w:t>94+5=99</w:t>
+              <w:t>38-19=19</w:t>
             </w:r>
           </w:p>
         </w:tc>
@@ -195,7 +195,7 @@
                 <w:rFonts w:ascii="TimeNewRoman" w:hAnsi="TimeNewRoman"/>
                 <w:sz w:val="30"/>
               </w:rPr>
-              <w:t>50-34=16</w:t>
+              <w:t>48+28=76</w:t>
             </w:r>
           </w:p>
         </w:tc>
@@ -214,7 +214,7 @@
                 <w:rFonts w:ascii="TimeNewRoman" w:hAnsi="TimeNewRoman"/>
                 <w:sz w:val="30"/>
               </w:rPr>
-              <w:t>56-5=51</w:t>
+              <w:t>13+4=17</w:t>
             </w:r>
           </w:p>
         </w:tc>
@@ -231,7 +231,7 @@
                 <w:rFonts w:ascii="TimeNewRoman" w:hAnsi="TimeNewRoman"/>
                 <w:sz w:val="30"/>
               </w:rPr>
-              <w:t>71-29=42</w:t>
+              <w:t>33+24=57</w:t>
             </w:r>
           </w:p>
         </w:tc>
@@ -248,7 +248,7 @@
                 <w:rFonts w:ascii="TimeNewRoman" w:hAnsi="TimeNewRoman"/>
                 <w:sz w:val="30"/>
               </w:rPr>
-              <w:t>64-62=2</w:t>
+              <w:t>32+15=47</w:t>
             </w:r>
           </w:p>
         </w:tc>
@@ -265,7 +265,7 @@
                 <w:rFonts w:ascii="TimeNewRoman" w:hAnsi="TimeNewRoman"/>
                 <w:sz w:val="30"/>
               </w:rPr>
-              <w:t>86-32=54</w:t>
+              <w:t>89-42=47</w:t>
             </w:r>
           </w:p>
         </w:tc>
@@ -282,7 +282,7 @@
                 <w:rFonts w:ascii="TimeNewRoman" w:hAnsi="TimeNewRoman"/>
                 <w:sz w:val="30"/>
               </w:rPr>
-              <w:t>50-31=19</w:t>
+              <w:t>30+25=55</w:t>
             </w:r>
           </w:p>
         </w:tc>
@@ -301,7 +301,7 @@
                 <w:rFonts w:ascii="TimeNewRoman" w:hAnsi="TimeNewRoman"/>
                 <w:sz w:val="30"/>
               </w:rPr>
-              <w:t>54+33=87</w:t>
+              <w:t>37+47=84</w:t>
             </w:r>
           </w:p>
         </w:tc>
@@ -318,7 +318,7 @@
                 <w:rFonts w:ascii="TimeNewRoman" w:hAnsi="TimeNewRoman"/>
                 <w:sz w:val="30"/>
               </w:rPr>
-              <w:t>66-0=66</w:t>
+              <w:t>94-5=89</w:t>
             </w:r>
           </w:p>
         </w:tc>
@@ -335,7 +335,7 @@
                 <w:rFonts w:ascii="TimeNewRoman" w:hAnsi="TimeNewRoman"/>
                 <w:sz w:val="30"/>
               </w:rPr>
-              <w:t>90-88=2</w:t>
+              <w:t>95-35=60</w:t>
             </w:r>
           </w:p>
         </w:tc>
@@ -352,7 +352,7 @@
                 <w:rFonts w:ascii="TimeNewRoman" w:hAnsi="TimeNewRoman"/>
                 <w:sz w:val="30"/>
               </w:rPr>
-              <w:t>41+46=87</w:t>
+              <w:t>13+10=23</w:t>
             </w:r>
           </w:p>
         </w:tc>
@@ -369,7 +369,7 @@
                 <w:rFonts w:ascii="TimeNewRoman" w:hAnsi="TimeNewRoman"/>
                 <w:sz w:val="30"/>
               </w:rPr>
-              <w:t>96-72=24</w:t>
+              <w:t>14+79=93</w:t>
             </w:r>
           </w:p>
         </w:tc>
@@ -388,7 +388,7 @@
                 <w:rFonts w:ascii="TimeNewRoman" w:hAnsi="TimeNewRoman"/>
                 <w:sz w:val="30"/>
               </w:rPr>
-              <w:t>36+26=62</w:t>
+              <w:t>51-15=36</w:t>
             </w:r>
           </w:p>
         </w:tc>
@@ -405,7 +405,7 @@
                 <w:rFonts w:ascii="TimeNewRoman" w:hAnsi="TimeNewRoman"/>
                 <w:sz w:val="30"/>
               </w:rPr>
-              <w:t>18+58=76</w:t>
+              <w:t>83-7=76</w:t>
             </w:r>
           </w:p>
         </w:tc>
@@ -422,7 +422,7 @@
                 <w:rFonts w:ascii="TimeNewRoman" w:hAnsi="TimeNewRoman"/>
                 <w:sz w:val="30"/>
               </w:rPr>
-              <w:t>73+20=93</w:t>
+              <w:t>40-35=5</w:t>
             </w:r>
           </w:p>
         </w:tc>
@@ -439,7 +439,7 @@
                 <w:rFonts w:ascii="TimeNewRoman" w:hAnsi="TimeNewRoman"/>
                 <w:sz w:val="30"/>
               </w:rPr>
-              <w:t>73-43=30</w:t>
+              <w:t>63-16=47</w:t>
             </w:r>
           </w:p>
         </w:tc>
@@ -456,7 +456,7 @@
                 <w:rFonts w:ascii="TimeNewRoman" w:hAnsi="TimeNewRoman"/>
                 <w:sz w:val="30"/>
               </w:rPr>
-              <w:t>27-1=26</w:t>
+              <w:t>98-20=78</w:t>
             </w:r>
           </w:p>
         </w:tc>
@@ -475,7 +475,7 @@
                 <w:rFonts w:ascii="TimeNewRoman" w:hAnsi="TimeNewRoman"/>
                 <w:sz w:val="30"/>
               </w:rPr>
-              <w:t>70-47=23</w:t>
+              <w:t>3+94=97</w:t>
             </w:r>
           </w:p>
         </w:tc>
@@ -492,7 +492,7 @@
                 <w:rFonts w:ascii="TimeNewRoman" w:hAnsi="TimeNewRoman"/>
                 <w:sz w:val="30"/>
               </w:rPr>
-              <w:t>91-42=49</w:t>
+              <w:t>41-4=37</w:t>
             </w:r>
           </w:p>
         </w:tc>
@@ -509,7 +509,7 @@
                 <w:rFonts w:ascii="TimeNewRoman" w:hAnsi="TimeNewRoman"/>
                 <w:sz w:val="30"/>
               </w:rPr>
-              <w:t>13+47=60</w:t>
+              <w:t>75-62=13</w:t>
             </w:r>
           </w:p>
         </w:tc>
@@ -526,7 +526,7 @@
                 <w:rFonts w:ascii="TimeNewRoman" w:hAnsi="TimeNewRoman"/>
                 <w:sz w:val="30"/>
               </w:rPr>
-              <w:t>16+9=25</w:t>
+              <w:t>64+1=65</w:t>
             </w:r>
           </w:p>
         </w:tc>
@@ -543,7 +543,7 @@
                 <w:rFonts w:ascii="TimeNewRoman" w:hAnsi="TimeNewRoman"/>
                 <w:sz w:val="30"/>
               </w:rPr>
-              <w:t>92-43=49</w:t>
+              <w:t>10+64=74</w:t>
             </w:r>
           </w:p>
         </w:tc>
@@ -562,7 +562,7 @@
                 <w:rFonts w:ascii="TimeNewRoman" w:hAnsi="TimeNewRoman"/>
                 <w:sz w:val="30"/>
               </w:rPr>
-              <w:t>54-4=50</w:t>
+              <w:t>97-81=16</w:t>
             </w:r>
           </w:p>
         </w:tc>
@@ -579,7 +579,7 @@
                 <w:rFonts w:ascii="TimeNewRoman" w:hAnsi="TimeNewRoman"/>
                 <w:sz w:val="30"/>
               </w:rPr>
-              <w:t>86-64=22</w:t>
+              <w:t>0+35=35</w:t>
             </w:r>
           </w:p>
         </w:tc>
@@ -596,7 +596,7 @@
                 <w:rFonts w:ascii="TimeNewRoman" w:hAnsi="TimeNewRoman"/>
                 <w:sz w:val="30"/>
               </w:rPr>
-              <w:t>32+64=96</w:t>
+              <w:t>56+16=72</w:t>
             </w:r>
           </w:p>
         </w:tc>
@@ -613,7 +613,7 @@
                 <w:rFonts w:ascii="TimeNewRoman" w:hAnsi="TimeNewRoman"/>
                 <w:sz w:val="30"/>
               </w:rPr>
-              <w:t>15+67=82</w:t>
+              <w:t>30+57=87</w:t>
             </w:r>
           </w:p>
         </w:tc>
@@ -630,7 +630,7 @@
                 <w:rFonts w:ascii="TimeNewRoman" w:hAnsi="TimeNewRoman"/>
                 <w:sz w:val="30"/>
               </w:rPr>
-              <w:t>38+46=84</w:t>
+              <w:t>4+1=5</w:t>
             </w:r>
           </w:p>
         </w:tc>
@@ -649,7 +649,7 @@
                 <w:rFonts w:ascii="TimeNewRoman" w:hAnsi="TimeNewRoman"/>
                 <w:sz w:val="30"/>
               </w:rPr>
-              <w:t>73-20=53</w:t>
+              <w:t>80-67=13</w:t>
             </w:r>
           </w:p>
         </w:tc>
@@ -666,7 +666,7 @@
                 <w:rFonts w:ascii="TimeNewRoman" w:hAnsi="TimeNewRoman"/>
                 <w:sz w:val="30"/>
               </w:rPr>
-              <w:t>57-50=7</w:t>
+              <w:t>63+8=71</w:t>
             </w:r>
           </w:p>
         </w:tc>
@@ -683,7 +683,7 @@
                 <w:rFonts w:ascii="TimeNewRoman" w:hAnsi="TimeNewRoman"/>
                 <w:sz w:val="30"/>
               </w:rPr>
-              <w:t>77-65=12</w:t>
+              <w:t>28+67=95</w:t>
             </w:r>
           </w:p>
         </w:tc>
@@ -700,7 +700,7 @@
                 <w:rFonts w:ascii="TimeNewRoman" w:hAnsi="TimeNewRoman"/>
                 <w:sz w:val="30"/>
               </w:rPr>
-              <w:t>52-8=44</w:t>
+              <w:t>27+32=59</w:t>
             </w:r>
           </w:p>
         </w:tc>
@@ -717,7 +717,7 @@
                 <w:rFonts w:ascii="TimeNewRoman" w:hAnsi="TimeNewRoman"/>
                 <w:sz w:val="30"/>
               </w:rPr>
-              <w:t>66+14=80</w:t>
+              <w:t>12+84=96</w:t>
             </w:r>
           </w:p>
         </w:tc>
@@ -736,7 +736,7 @@
                 <w:rFonts w:ascii="TimeNewRoman" w:hAnsi="TimeNewRoman"/>
                 <w:sz w:val="30"/>
               </w:rPr>
-              <w:t>5+34=39</w:t>
+              <w:t>89-39=50</w:t>
             </w:r>
           </w:p>
         </w:tc>
@@ -753,7 +753,7 @@
                 <w:rFonts w:ascii="TimeNewRoman" w:hAnsi="TimeNewRoman"/>
                 <w:sz w:val="30"/>
               </w:rPr>
-              <w:t>71+5=76</w:t>
+              <w:t>30-4=26</w:t>
             </w:r>
           </w:p>
         </w:tc>
@@ -770,7 +770,7 @@
                 <w:rFonts w:ascii="TimeNewRoman" w:hAnsi="TimeNewRoman"/>
                 <w:sz w:val="30"/>
               </w:rPr>
-              <w:t>20+69=89</w:t>
+              <w:t>12+31=43</w:t>
             </w:r>
           </w:p>
         </w:tc>
@@ -787,7 +787,7 @@
                 <w:rFonts w:ascii="TimeNewRoman" w:hAnsi="TimeNewRoman"/>
                 <w:sz w:val="30"/>
               </w:rPr>
-              <w:t>84-4=80</w:t>
+              <w:t>62+13=75</w:t>
             </w:r>
           </w:p>
         </w:tc>
@@ -804,7 +804,7 @@
                 <w:rFonts w:ascii="TimeNewRoman" w:hAnsi="TimeNewRoman"/>
                 <w:sz w:val="30"/>
               </w:rPr>
-              <w:t>47-9=38</w:t>
+              <w:t>98-85=13</w:t>
             </w:r>
           </w:p>
         </w:tc>
@@ -823,7 +823,7 @@
                 <w:rFonts w:ascii="TimeNewRoman" w:hAnsi="TimeNewRoman"/>
                 <w:sz w:val="30"/>
               </w:rPr>
-              <w:t>9+26=35</w:t>
+              <w:t>87+1=88</w:t>
             </w:r>
           </w:p>
         </w:tc>
@@ -840,7 +840,7 @@
                 <w:rFonts w:ascii="TimeNewRoman" w:hAnsi="TimeNewRoman"/>
                 <w:sz w:val="30"/>
               </w:rPr>
-              <w:t>89-62=27</w:t>
+              <w:t>47+39=86</w:t>
             </w:r>
           </w:p>
         </w:tc>
@@ -857,7 +857,7 @@
                 <w:rFonts w:ascii="TimeNewRoman" w:hAnsi="TimeNewRoman"/>
                 <w:sz w:val="30"/>
               </w:rPr>
-              <w:t>49-42=7</w:t>
+              <w:t>27+51=78</w:t>
             </w:r>
           </w:p>
         </w:tc>
@@ -874,7 +874,7 @@
                 <w:rFonts w:ascii="TimeNewRoman" w:hAnsi="TimeNewRoman"/>
                 <w:sz w:val="30"/>
               </w:rPr>
-              <w:t>73-24=49</w:t>
+              <w:t>75-4=71</w:t>
             </w:r>
           </w:p>
         </w:tc>
@@ -891,7 +891,7 @@
                 <w:rFonts w:ascii="TimeNewRoman" w:hAnsi="TimeNewRoman"/>
                 <w:sz w:val="30"/>
               </w:rPr>
-              <w:t>50-8=42</w:t>
+              <w:t>36+13=49</w:t>
             </w:r>
           </w:p>
         </w:tc>
@@ -910,7 +910,7 @@
                 <w:rFonts w:ascii="TimeNewRoman" w:hAnsi="TimeNewRoman"/>
                 <w:sz w:val="30"/>
               </w:rPr>
-              <w:t>15-7=8</w:t>
+              <w:t>56-2=54</w:t>
             </w:r>
           </w:p>
         </w:tc>
@@ -927,7 +927,7 @@
                 <w:rFonts w:ascii="TimeNewRoman" w:hAnsi="TimeNewRoman"/>
                 <w:sz w:val="30"/>
               </w:rPr>
-              <w:t>1+21=22</w:t>
+              <w:t>52+22=74</w:t>
             </w:r>
           </w:p>
         </w:tc>
@@ -944,7 +944,7 @@
                 <w:rFonts w:ascii="TimeNewRoman" w:hAnsi="TimeNewRoman"/>
                 <w:sz w:val="30"/>
               </w:rPr>
-              <w:t>59+5=64</w:t>
+              <w:t>61+8=69</w:t>
             </w:r>
           </w:p>
         </w:tc>
@@ -961,7 +961,7 @@
                 <w:rFonts w:ascii="TimeNewRoman" w:hAnsi="TimeNewRoman"/>
                 <w:sz w:val="30"/>
               </w:rPr>
-              <w:t>24-24=0</w:t>
+              <w:t>48-9=39</w:t>
             </w:r>
           </w:p>
         </w:tc>
@@ -978,7 +978,7 @@
                 <w:rFonts w:ascii="TimeNewRoman" w:hAnsi="TimeNewRoman"/>
                 <w:sz w:val="30"/>
               </w:rPr>
-              <w:t>3+3=6</w:t>
+              <w:t>66+27=93</w:t>
             </w:r>
           </w:p>
         </w:tc>
@@ -997,7 +997,7 @@
                 <w:rFonts w:ascii="TimeNewRoman" w:hAnsi="TimeNewRoman"/>
                 <w:sz w:val="30"/>
               </w:rPr>
-              <w:t>46-29=17</w:t>
+              <w:t>96-6=90</w:t>
             </w:r>
           </w:p>
         </w:tc>
@@ -1014,7 +1014,7 @@
                 <w:rFonts w:ascii="TimeNewRoman" w:hAnsi="TimeNewRoman"/>
                 <w:sz w:val="30"/>
               </w:rPr>
-              <w:t>33+20=53</w:t>
+              <w:t>82+10=92</w:t>
             </w:r>
           </w:p>
         </w:tc>
@@ -1031,7 +1031,7 @@
                 <w:rFonts w:ascii="TimeNewRoman" w:hAnsi="TimeNewRoman"/>
                 <w:sz w:val="30"/>
               </w:rPr>
-              <w:t>89-5=84</w:t>
+              <w:t>29+12=41</w:t>
             </w:r>
           </w:p>
         </w:tc>
@@ -1048,7 +1048,7 @@
                 <w:rFonts w:ascii="TimeNewRoman" w:hAnsi="TimeNewRoman"/>
                 <w:sz w:val="30"/>
               </w:rPr>
-              <w:t>52-43=9</w:t>
+              <w:t>47+17=64</w:t>
             </w:r>
           </w:p>
         </w:tc>
@@ -1065,7 +1065,7 @@
                 <w:rFonts w:ascii="TimeNewRoman" w:hAnsi="TimeNewRoman"/>
                 <w:sz w:val="30"/>
               </w:rPr>
-              <w:t>50-22=28</w:t>
+              <w:t>86+8=94</w:t>
             </w:r>
           </w:p>
         </w:tc>
@@ -1084,7 +1084,7 @@
                 <w:rFonts w:ascii="TimeNewRoman" w:hAnsi="TimeNewRoman"/>
                 <w:sz w:val="30"/>
               </w:rPr>
-              <w:t>76-27=49</w:t>
+              <w:t>31+51=82</w:t>
             </w:r>
           </w:p>
         </w:tc>
@@ -1101,7 +1101,7 @@
                 <w:rFonts w:ascii="TimeNewRoman" w:hAnsi="TimeNewRoman"/>
                 <w:sz w:val="30"/>
               </w:rPr>
-              <w:t>46+10=56</w:t>
+              <w:t>76+0=76</w:t>
             </w:r>
           </w:p>
         </w:tc>
@@ -1118,7 +1118,7 @@
                 <w:rFonts w:ascii="TimeNewRoman" w:hAnsi="TimeNewRoman"/>
                 <w:sz w:val="30"/>
               </w:rPr>
-              <w:t>49+43=92</w:t>
+              <w:t>54-53=1</w:t>
             </w:r>
           </w:p>
         </w:tc>
@@ -1135,7 +1135,7 @@
                 <w:rFonts w:ascii="TimeNewRoman" w:hAnsi="TimeNewRoman"/>
                 <w:sz w:val="30"/>
               </w:rPr>
-              <w:t>44-8=36</w:t>
+              <w:t>17+3=20</w:t>
             </w:r>
           </w:p>
         </w:tc>
@@ -1152,7 +1152,7 @@
                 <w:rFonts w:ascii="TimeNewRoman" w:hAnsi="TimeNewRoman"/>
                 <w:sz w:val="30"/>
               </w:rPr>
-              <w:t>48-46=2</w:t>
+              <w:t>72-49=23</w:t>
             </w:r>
           </w:p>
         </w:tc>
@@ -1171,7 +1171,7 @@
                 <w:rFonts w:ascii="TimeNewRoman" w:hAnsi="TimeNewRoman"/>
                 <w:sz w:val="30"/>
               </w:rPr>
-              <w:t>8+17=25</w:t>
+              <w:t>63-8=55</w:t>
             </w:r>
           </w:p>
         </w:tc>
@@ -1188,7 +1188,7 @@
                 <w:rFonts w:ascii="TimeNewRoman" w:hAnsi="TimeNewRoman"/>
                 <w:sz w:val="30"/>
               </w:rPr>
-              <w:t>49+41=90</w:t>
+              <w:t>82-58=24</w:t>
             </w:r>
           </w:p>
         </w:tc>
@@ -1205,7 +1205,7 @@
                 <w:rFonts w:ascii="TimeNewRoman" w:hAnsi="TimeNewRoman"/>
                 <w:sz w:val="30"/>
               </w:rPr>
-              <w:t>82-8=74</w:t>
+              <w:t>16-1=15</w:t>
             </w:r>
           </w:p>
         </w:tc>
@@ -1222,7 +1222,7 @@
                 <w:rFonts w:ascii="TimeNewRoman" w:hAnsi="TimeNewRoman"/>
                 <w:sz w:val="30"/>
               </w:rPr>
-              <w:t>50+47=97</w:t>
+              <w:t>91+8=99</w:t>
             </w:r>
           </w:p>
         </w:tc>
@@ -1239,7 +1239,7 @@
                 <w:rFonts w:ascii="TimeNewRoman" w:hAnsi="TimeNewRoman"/>
                 <w:sz w:val="30"/>
               </w:rPr>
-              <w:t>96-18=78</w:t>
+              <w:t>70-48=22</w:t>
             </w:r>
           </w:p>
         </w:tc>
@@ -1258,7 +1258,7 @@
                 <w:rFonts w:ascii="TimeNewRoman" w:hAnsi="TimeNewRoman"/>
                 <w:sz w:val="30"/>
               </w:rPr>
-              <w:t>26-20=6</w:t>
+              <w:t>42-5=37</w:t>
             </w:r>
           </w:p>
         </w:tc>
@@ -1275,7 +1275,7 @@
                 <w:rFonts w:ascii="TimeNewRoman" w:hAnsi="TimeNewRoman"/>
                 <w:sz w:val="30"/>
               </w:rPr>
-              <w:t>80+3=83</w:t>
+              <w:t>10-0=10</w:t>
             </w:r>
           </w:p>
         </w:tc>
@@ -1292,7 +1292,7 @@
                 <w:rFonts w:ascii="TimeNewRoman" w:hAnsi="TimeNewRoman"/>
                 <w:sz w:val="30"/>
               </w:rPr>
-              <w:t>41+32=73</w:t>
+              <w:t>44+51=95</w:t>
             </w:r>
           </w:p>
         </w:tc>
@@ -1309,7 +1309,7 @@
                 <w:rFonts w:ascii="TimeNewRoman" w:hAnsi="TimeNewRoman"/>
                 <w:sz w:val="30"/>
               </w:rPr>
-              <w:t>96-92=4</w:t>
+              <w:t>93-25=68</w:t>
             </w:r>
           </w:p>
         </w:tc>
@@ -1326,7 +1326,7 @@
                 <w:rFonts w:ascii="TimeNewRoman" w:hAnsi="TimeNewRoman"/>
                 <w:sz w:val="30"/>
               </w:rPr>
-              <w:t>90-55=35</w:t>
+              <w:t>71-63=8</w:t>
             </w:r>
           </w:p>
         </w:tc>
@@ -1345,7 +1345,7 @@
                 <w:rFonts w:ascii="TimeNewRoman" w:hAnsi="TimeNewRoman"/>
                 <w:sz w:val="30"/>
               </w:rPr>
-              <w:t>67-39=28</w:t>
+              <w:t>15+29=44</w:t>
             </w:r>
           </w:p>
         </w:tc>
@@ -1362,7 +1362,7 @@
                 <w:rFonts w:ascii="TimeNewRoman" w:hAnsi="TimeNewRoman"/>
                 <w:sz w:val="30"/>
               </w:rPr>
-              <w:t>10+31=41</w:t>
+              <w:t>60-23=37</w:t>
             </w:r>
           </w:p>
         </w:tc>
@@ -1379,7 +1379,7 @@
                 <w:rFonts w:ascii="TimeNewRoman" w:hAnsi="TimeNewRoman"/>
                 <w:sz w:val="30"/>
               </w:rPr>
-              <w:t>67-52=15</w:t>
+              <w:t>49+36=85</w:t>
             </w:r>
           </w:p>
         </w:tc>
@@ -1396,7 +1396,7 @@
                 <w:rFonts w:ascii="TimeNewRoman" w:hAnsi="TimeNewRoman"/>
                 <w:sz w:val="30"/>
               </w:rPr>
-              <w:t>63+3=66</w:t>
+              <w:t>68-40=28</w:t>
             </w:r>
           </w:p>
         </w:tc>
@@ -1413,7 +1413,7 @@
                 <w:rFonts w:ascii="TimeNewRoman" w:hAnsi="TimeNewRoman"/>
                 <w:sz w:val="30"/>
               </w:rPr>
-              <w:t>79-66=13</w:t>
+              <w:t>60-1=59</w:t>
             </w:r>
           </w:p>
         </w:tc>
@@ -1432,7 +1432,7 @@
                 <w:rFonts w:ascii="TimeNewRoman" w:hAnsi="TimeNewRoman"/>
                 <w:sz w:val="30"/>
               </w:rPr>
-              <w:t>66-55=11</w:t>
+              <w:t>55-46=9</w:t>
             </w:r>
           </w:p>
         </w:tc>
@@ -1449,7 +1449,7 @@
                 <w:rFonts w:ascii="TimeNewRoman" w:hAnsi="TimeNewRoman"/>
                 <w:sz w:val="30"/>
               </w:rPr>
-              <w:t>16+82=98</w:t>
+              <w:t>56-24=32</w:t>
             </w:r>
           </w:p>
         </w:tc>
@@ -1466,7 +1466,7 @@
                 <w:rFonts w:ascii="TimeNewRoman" w:hAnsi="TimeNewRoman"/>
                 <w:sz w:val="30"/>
               </w:rPr>
-              <w:t>60+11=71</w:t>
+              <w:t>62+3=65</w:t>
             </w:r>
           </w:p>
         </w:tc>
@@ -1483,7 +1483,7 @@
                 <w:rFonts w:ascii="TimeNewRoman" w:hAnsi="TimeNewRoman"/>
                 <w:sz w:val="30"/>
               </w:rPr>
-              <w:t>39-29=10</w:t>
+              <w:t>47+21=68</w:t>
             </w:r>
           </w:p>
         </w:tc>
@@ -1500,7 +1500,7 @@
                 <w:rFonts w:ascii="TimeNewRoman" w:hAnsi="TimeNewRoman"/>
                 <w:sz w:val="30"/>
               </w:rPr>
-              <w:t>62-8=54</w:t>
+              <w:t>45-24=21</w:t>
             </w:r>
           </w:p>
         </w:tc>
@@ -1519,7 +1519,7 @@
                 <w:rFonts w:ascii="TimeNewRoman" w:hAnsi="TimeNewRoman"/>
                 <w:sz w:val="30"/>
               </w:rPr>
-              <w:t>62-4=58</w:t>
+              <w:t>65+10=75</w:t>
             </w:r>
           </w:p>
         </w:tc>
@@ -1536,7 +1536,7 @@
                 <w:rFonts w:ascii="TimeNewRoman" w:hAnsi="TimeNewRoman"/>
                 <w:sz w:val="30"/>
               </w:rPr>
-              <w:t>68-48=20</w:t>
+              <w:t>18+6=24</w:t>
             </w:r>
           </w:p>
         </w:tc>
@@ -1553,7 +1553,7 @@
                 <w:rFonts w:ascii="TimeNewRoman" w:hAnsi="TimeNewRoman"/>
                 <w:sz w:val="30"/>
               </w:rPr>
-              <w:t>73-47=26</w:t>
+              <w:t>93-10=83</w:t>
             </w:r>
           </w:p>
         </w:tc>
@@ -1570,7 +1570,7 @@
                 <w:rFonts w:ascii="TimeNewRoman" w:hAnsi="TimeNewRoman"/>
                 <w:sz w:val="30"/>
               </w:rPr>
-              <w:t>50-34=16</w:t>
+              <w:t>96-96=0</w:t>
             </w:r>
           </w:p>
         </w:tc>
@@ -1587,7 +1587,7 @@
                 <w:rFonts w:ascii="TimeNewRoman" w:hAnsi="TimeNewRoman"/>
                 <w:sz w:val="30"/>
               </w:rPr>
-              <w:t>54-39=15</w:t>
+              <w:t>83+14=97</w:t>
             </w:r>
           </w:p>
         </w:tc>
@@ -1606,7 +1606,7 @@
                 <w:rFonts w:ascii="TimeNewRoman" w:hAnsi="TimeNewRoman"/>
                 <w:sz w:val="30"/>
               </w:rPr>
-              <w:t>51-25=26</w:t>
+              <w:t>33+31=64</w:t>
             </w:r>
           </w:p>
         </w:tc>
@@ -1623,7 +1623,7 @@
                 <w:rFonts w:ascii="TimeNewRoman" w:hAnsi="TimeNewRoman"/>
                 <w:sz w:val="30"/>
               </w:rPr>
-              <w:t>29+36=65</w:t>
+              <w:t>49+38=87</w:t>
             </w:r>
           </w:p>
         </w:tc>
@@ -1640,7 +1640,7 @@
                 <w:rFonts w:ascii="TimeNewRoman" w:hAnsi="TimeNewRoman"/>
                 <w:sz w:val="30"/>
               </w:rPr>
-              <w:t>35+47=82</w:t>
+              <w:t>74-62=12</w:t>
             </w:r>
           </w:p>
         </w:tc>
@@ -1657,7 +1657,7 @@
                 <w:rFonts w:ascii="TimeNewRoman" w:hAnsi="TimeNewRoman"/>
                 <w:sz w:val="30"/>
               </w:rPr>
-              <w:t>94-76=18</w:t>
+              <w:t>84-23=61</w:t>
             </w:r>
           </w:p>
         </w:tc>
@@ -1674,7 +1674,7 @@
                 <w:rFonts w:ascii="TimeNewRoman" w:hAnsi="TimeNewRoman"/>
                 <w:sz w:val="30"/>
               </w:rPr>
-              <w:t>92+3=95</w:t>
+              <w:t>86-37=49</w:t>
             </w:r>
           </w:p>
         </w:tc>
@@ -1693,7 +1693,7 @@
                 <w:rFonts w:ascii="TimeNewRoman" w:hAnsi="TimeNewRoman"/>
                 <w:sz w:val="30"/>
               </w:rPr>
-              <w:t>57-33=24</w:t>
+              <w:t>44+29=73</w:t>
             </w:r>
           </w:p>
         </w:tc>
@@ -1710,7 +1710,7 @@
                 <w:rFonts w:ascii="TimeNewRoman" w:hAnsi="TimeNewRoman"/>
                 <w:sz w:val="30"/>
               </w:rPr>
-              <w:t>73-45=28</w:t>
+              <w:t>27-21=6</w:t>
             </w:r>
           </w:p>
         </w:tc>
@@ -1727,7 +1727,7 @@
                 <w:rFonts w:ascii="TimeNewRoman" w:hAnsi="TimeNewRoman"/>
                 <w:sz w:val="30"/>
               </w:rPr>
-              <w:t>0+57=57</w:t>
+              <w:t>60+1=61</w:t>
             </w:r>
           </w:p>
         </w:tc>
@@ -1744,7 +1744,7 @@
                 <w:rFonts w:ascii="TimeNewRoman" w:hAnsi="TimeNewRoman"/>
                 <w:sz w:val="30"/>
               </w:rPr>
-              <w:t>64-20=44</w:t>
+              <w:t>29+50=79</w:t>
             </w:r>
           </w:p>
         </w:tc>
@@ -1761,7 +1761,7 @@
                 <w:rFonts w:ascii="TimeNewRoman" w:hAnsi="TimeNewRoman"/>
                 <w:sz w:val="30"/>
               </w:rPr>
-              <w:t>51-20=31</w:t>
+              <w:t>93-31=62</w:t>
             </w:r>
           </w:p>
         </w:tc>

--- a/answers-of-addition_and_subtraction_within_100.docx
+++ b/answers-of-addition_and_subtraction_within_100.docx
@@ -11,7 +11,7 @@
           <w:rFonts w:ascii="Arial" w:hAnsi="Arial"/>
           <w:sz w:val="30"/>
         </w:rPr>
-        <w:t>2026-09-13 Sunday</w:t>
+        <w:t>2026-09-14 Monday</w:t>
       </w:r>
     </w:p>
     <w:tbl>
@@ -40,7 +40,7 @@
                 <w:rFonts w:ascii="TimeNewRoman" w:hAnsi="TimeNewRoman"/>
                 <w:sz w:val="30"/>
               </w:rPr>
-              <w:t>31-3=28</w:t>
+              <w:t>84-29=55</w:t>
             </w:r>
           </w:p>
         </w:tc>
@@ -57,7 +57,7 @@
                 <w:rFonts w:ascii="TimeNewRoman" w:hAnsi="TimeNewRoman"/>
                 <w:sz w:val="30"/>
               </w:rPr>
-              <w:t>91-77=14</w:t>
+              <w:t>77-7=70</w:t>
             </w:r>
           </w:p>
         </w:tc>
@@ -74,7 +74,7 @@
                 <w:rFonts w:ascii="TimeNewRoman" w:hAnsi="TimeNewRoman"/>
                 <w:sz w:val="30"/>
               </w:rPr>
-              <w:t>31+67=98</w:t>
+              <w:t>9+5=14</w:t>
             </w:r>
           </w:p>
         </w:tc>
@@ -91,7 +91,7 @@
                 <w:rFonts w:ascii="TimeNewRoman" w:hAnsi="TimeNewRoman"/>
                 <w:sz w:val="30"/>
               </w:rPr>
-              <w:t>82-30=52</w:t>
+              <w:t>96-36=60</w:t>
             </w:r>
           </w:p>
         </w:tc>
@@ -108,7 +108,7 @@
                 <w:rFonts w:ascii="TimeNewRoman" w:hAnsi="TimeNewRoman"/>
                 <w:sz w:val="30"/>
               </w:rPr>
-              <w:t>47+42=89</w:t>
+              <w:t>67-45=22</w:t>
             </w:r>
           </w:p>
         </w:tc>
@@ -127,7 +127,7 @@
                 <w:rFonts w:ascii="TimeNewRoman" w:hAnsi="TimeNewRoman"/>
                 <w:sz w:val="30"/>
               </w:rPr>
-              <w:t>70+20=90</w:t>
+              <w:t>34-13=21</w:t>
             </w:r>
           </w:p>
         </w:tc>
@@ -144,7 +144,7 @@
                 <w:rFonts w:ascii="TimeNewRoman" w:hAnsi="TimeNewRoman"/>
                 <w:sz w:val="30"/>
               </w:rPr>
-              <w:t>39+14=53</w:t>
+              <w:t>46-33=13</w:t>
             </w:r>
           </w:p>
         </w:tc>
@@ -161,7 +161,7 @@
                 <w:rFonts w:ascii="TimeNewRoman" w:hAnsi="TimeNewRoman"/>
                 <w:sz w:val="30"/>
               </w:rPr>
-              <w:t>99-93=6</w:t>
+              <w:t>53-7=46</w:t>
             </w:r>
           </w:p>
         </w:tc>
@@ -178,7 +178,7 @@
                 <w:rFonts w:ascii="TimeNewRoman" w:hAnsi="TimeNewRoman"/>
                 <w:sz w:val="30"/>
               </w:rPr>
-              <w:t>38-19=19</w:t>
+              <w:t>24-15=9</w:t>
             </w:r>
           </w:p>
         </w:tc>
@@ -195,7 +195,7 @@
                 <w:rFonts w:ascii="TimeNewRoman" w:hAnsi="TimeNewRoman"/>
                 <w:sz w:val="30"/>
               </w:rPr>
-              <w:t>48+28=76</w:t>
+              <w:t>21+71=92</w:t>
             </w:r>
           </w:p>
         </w:tc>
@@ -214,7 +214,7 @@
                 <w:rFonts w:ascii="TimeNewRoman" w:hAnsi="TimeNewRoman"/>
                 <w:sz w:val="30"/>
               </w:rPr>
-              <w:t>13+4=17</w:t>
+              <w:t>77-56=21</w:t>
             </w:r>
           </w:p>
         </w:tc>
@@ -231,7 +231,7 @@
                 <w:rFonts w:ascii="TimeNewRoman" w:hAnsi="TimeNewRoman"/>
                 <w:sz w:val="30"/>
               </w:rPr>
-              <w:t>33+24=57</w:t>
+              <w:t>56+37=93</w:t>
             </w:r>
           </w:p>
         </w:tc>
@@ -248,7 +248,7 @@
                 <w:rFonts w:ascii="TimeNewRoman" w:hAnsi="TimeNewRoman"/>
                 <w:sz w:val="30"/>
               </w:rPr>
-              <w:t>32+15=47</w:t>
+              <w:t>15+20=35</w:t>
             </w:r>
           </w:p>
         </w:tc>
@@ -265,7 +265,7 @@
                 <w:rFonts w:ascii="TimeNewRoman" w:hAnsi="TimeNewRoman"/>
                 <w:sz w:val="30"/>
               </w:rPr>
-              <w:t>89-42=47</w:t>
+              <w:t>94-57=37</w:t>
             </w:r>
           </w:p>
         </w:tc>
@@ -282,7 +282,7 @@
                 <w:rFonts w:ascii="TimeNewRoman" w:hAnsi="TimeNewRoman"/>
                 <w:sz w:val="30"/>
               </w:rPr>
-              <w:t>30+25=55</w:t>
+              <w:t>51-41=10</w:t>
             </w:r>
           </w:p>
         </w:tc>
@@ -301,7 +301,7 @@
                 <w:rFonts w:ascii="TimeNewRoman" w:hAnsi="TimeNewRoman"/>
                 <w:sz w:val="30"/>
               </w:rPr>
-              <w:t>37+47=84</w:t>
+              <w:t>77-40=37</w:t>
             </w:r>
           </w:p>
         </w:tc>
@@ -318,7 +318,7 @@
                 <w:rFonts w:ascii="TimeNewRoman" w:hAnsi="TimeNewRoman"/>
                 <w:sz w:val="30"/>
               </w:rPr>
-              <w:t>94-5=89</w:t>
+              <w:t>51+25=76</w:t>
             </w:r>
           </w:p>
         </w:tc>
@@ -335,7 +335,7 @@
                 <w:rFonts w:ascii="TimeNewRoman" w:hAnsi="TimeNewRoman"/>
                 <w:sz w:val="30"/>
               </w:rPr>
-              <w:t>95-35=60</w:t>
+              <w:t>47+19=66</w:t>
             </w:r>
           </w:p>
         </w:tc>
@@ -352,7 +352,7 @@
                 <w:rFonts w:ascii="TimeNewRoman" w:hAnsi="TimeNewRoman"/>
                 <w:sz w:val="30"/>
               </w:rPr>
-              <w:t>13+10=23</w:t>
+              <w:t>46-20=26</w:t>
             </w:r>
           </w:p>
         </w:tc>
@@ -369,7 +369,7 @@
                 <w:rFonts w:ascii="TimeNewRoman" w:hAnsi="TimeNewRoman"/>
                 <w:sz w:val="30"/>
               </w:rPr>
-              <w:t>14+79=93</w:t>
+              <w:t>55-22=33</w:t>
             </w:r>
           </w:p>
         </w:tc>
@@ -388,7 +388,7 @@
                 <w:rFonts w:ascii="TimeNewRoman" w:hAnsi="TimeNewRoman"/>
                 <w:sz w:val="30"/>
               </w:rPr>
-              <w:t>51-15=36</w:t>
+              <w:t>3+64=67</w:t>
             </w:r>
           </w:p>
         </w:tc>
@@ -405,7 +405,7 @@
                 <w:rFonts w:ascii="TimeNewRoman" w:hAnsi="TimeNewRoman"/>
                 <w:sz w:val="30"/>
               </w:rPr>
-              <w:t>83-7=76</w:t>
+              <w:t>30-26=4</w:t>
             </w:r>
           </w:p>
         </w:tc>
@@ -422,7 +422,7 @@
                 <w:rFonts w:ascii="TimeNewRoman" w:hAnsi="TimeNewRoman"/>
                 <w:sz w:val="30"/>
               </w:rPr>
-              <w:t>40-35=5</w:t>
+              <w:t>59+3=62</w:t>
             </w:r>
           </w:p>
         </w:tc>
@@ -439,7 +439,7 @@
                 <w:rFonts w:ascii="TimeNewRoman" w:hAnsi="TimeNewRoman"/>
                 <w:sz w:val="30"/>
               </w:rPr>
-              <w:t>63-16=47</w:t>
+              <w:t>77-60=17</w:t>
             </w:r>
           </w:p>
         </w:tc>
@@ -456,7 +456,7 @@
                 <w:rFonts w:ascii="TimeNewRoman" w:hAnsi="TimeNewRoman"/>
                 <w:sz w:val="30"/>
               </w:rPr>
-              <w:t>98-20=78</w:t>
+              <w:t>25+25=50</w:t>
             </w:r>
           </w:p>
         </w:tc>
@@ -475,7 +475,7 @@
                 <w:rFonts w:ascii="TimeNewRoman" w:hAnsi="TimeNewRoman"/>
                 <w:sz w:val="30"/>
               </w:rPr>
-              <w:t>3+94=97</w:t>
+              <w:t>26+37=63</w:t>
             </w:r>
           </w:p>
         </w:tc>
@@ -492,7 +492,7 @@
                 <w:rFonts w:ascii="TimeNewRoman" w:hAnsi="TimeNewRoman"/>
                 <w:sz w:val="30"/>
               </w:rPr>
-              <w:t>41-4=37</w:t>
+              <w:t>37+26=63</w:t>
             </w:r>
           </w:p>
         </w:tc>
@@ -509,7 +509,7 @@
                 <w:rFonts w:ascii="TimeNewRoman" w:hAnsi="TimeNewRoman"/>
                 <w:sz w:val="30"/>
               </w:rPr>
-              <w:t>75-62=13</w:t>
+              <w:t>10+28=38</w:t>
             </w:r>
           </w:p>
         </w:tc>
@@ -526,7 +526,7 @@
                 <w:rFonts w:ascii="TimeNewRoman" w:hAnsi="TimeNewRoman"/>
                 <w:sz w:val="30"/>
               </w:rPr>
-              <w:t>64+1=65</w:t>
+              <w:t>29+6=35</w:t>
             </w:r>
           </w:p>
         </w:tc>
@@ -543,7 +543,7 @@
                 <w:rFonts w:ascii="TimeNewRoman" w:hAnsi="TimeNewRoman"/>
                 <w:sz w:val="30"/>
               </w:rPr>
-              <w:t>10+64=74</w:t>
+              <w:t>55+0=55</w:t>
             </w:r>
           </w:p>
         </w:tc>
@@ -562,7 +562,7 @@
                 <w:rFonts w:ascii="TimeNewRoman" w:hAnsi="TimeNewRoman"/>
                 <w:sz w:val="30"/>
               </w:rPr>
-              <w:t>97-81=16</w:t>
+              <w:t>11-1=10</w:t>
             </w:r>
           </w:p>
         </w:tc>
@@ -579,7 +579,7 @@
                 <w:rFonts w:ascii="TimeNewRoman" w:hAnsi="TimeNewRoman"/>
                 <w:sz w:val="30"/>
               </w:rPr>
-              <w:t>0+35=35</w:t>
+              <w:t>81-43=38</w:t>
             </w:r>
           </w:p>
         </w:tc>
@@ -596,7 +596,7 @@
                 <w:rFonts w:ascii="TimeNewRoman" w:hAnsi="TimeNewRoman"/>
                 <w:sz w:val="30"/>
               </w:rPr>
-              <w:t>56+16=72</w:t>
+              <w:t>2+38=40</w:t>
             </w:r>
           </w:p>
         </w:tc>
@@ -613,7 +613,7 @@
                 <w:rFonts w:ascii="TimeNewRoman" w:hAnsi="TimeNewRoman"/>
                 <w:sz w:val="30"/>
               </w:rPr>
-              <w:t>30+57=87</w:t>
+              <w:t>60+24=84</w:t>
             </w:r>
           </w:p>
         </w:tc>
@@ -630,7 +630,7 @@
                 <w:rFonts w:ascii="TimeNewRoman" w:hAnsi="TimeNewRoman"/>
                 <w:sz w:val="30"/>
               </w:rPr>
-              <w:t>4+1=5</w:t>
+              <w:t>62-60=2</w:t>
             </w:r>
           </w:p>
         </w:tc>
@@ -649,7 +649,7 @@
                 <w:rFonts w:ascii="TimeNewRoman" w:hAnsi="TimeNewRoman"/>
                 <w:sz w:val="30"/>
               </w:rPr>
-              <w:t>80-67=13</w:t>
+              <w:t>3+30=33</w:t>
             </w:r>
           </w:p>
         </w:tc>
@@ -666,7 +666,7 @@
                 <w:rFonts w:ascii="TimeNewRoman" w:hAnsi="TimeNewRoman"/>
                 <w:sz w:val="30"/>
               </w:rPr>
-              <w:t>63+8=71</w:t>
+              <w:t>19-2=17</w:t>
             </w:r>
           </w:p>
         </w:tc>
@@ -683,7 +683,7 @@
                 <w:rFonts w:ascii="TimeNewRoman" w:hAnsi="TimeNewRoman"/>
                 <w:sz w:val="30"/>
               </w:rPr>
-              <w:t>28+67=95</w:t>
+              <w:t>30+50=80</w:t>
             </w:r>
           </w:p>
         </w:tc>
@@ -700,7 +700,7 @@
                 <w:rFonts w:ascii="TimeNewRoman" w:hAnsi="TimeNewRoman"/>
                 <w:sz w:val="30"/>
               </w:rPr>
-              <w:t>27+32=59</w:t>
+              <w:t>81-55=26</w:t>
             </w:r>
           </w:p>
         </w:tc>
@@ -717,7 +717,7 @@
                 <w:rFonts w:ascii="TimeNewRoman" w:hAnsi="TimeNewRoman"/>
                 <w:sz w:val="30"/>
               </w:rPr>
-              <w:t>12+84=96</w:t>
+              <w:t>7+53=60</w:t>
             </w:r>
           </w:p>
         </w:tc>
@@ -736,7 +736,7 @@
                 <w:rFonts w:ascii="TimeNewRoman" w:hAnsi="TimeNewRoman"/>
                 <w:sz w:val="30"/>
               </w:rPr>
-              <w:t>89-39=50</w:t>
+              <w:t>94-14=80</w:t>
             </w:r>
           </w:p>
         </w:tc>
@@ -753,7 +753,7 @@
                 <w:rFonts w:ascii="TimeNewRoman" w:hAnsi="TimeNewRoman"/>
                 <w:sz w:val="30"/>
               </w:rPr>
-              <w:t>30-4=26</w:t>
+              <w:t>74-68=6</w:t>
             </w:r>
           </w:p>
         </w:tc>
@@ -770,7 +770,7 @@
                 <w:rFonts w:ascii="TimeNewRoman" w:hAnsi="TimeNewRoman"/>
                 <w:sz w:val="30"/>
               </w:rPr>
-              <w:t>12+31=43</w:t>
+              <w:t>66-0=66</w:t>
             </w:r>
           </w:p>
         </w:tc>
@@ -787,7 +787,7 @@
                 <w:rFonts w:ascii="TimeNewRoman" w:hAnsi="TimeNewRoman"/>
                 <w:sz w:val="30"/>
               </w:rPr>
-              <w:t>62+13=75</w:t>
+              <w:t>93-65=28</w:t>
             </w:r>
           </w:p>
         </w:tc>
@@ -804,7 +804,7 @@
                 <w:rFonts w:ascii="TimeNewRoman" w:hAnsi="TimeNewRoman"/>
                 <w:sz w:val="30"/>
               </w:rPr>
-              <w:t>98-85=13</w:t>
+              <w:t>36-3=33</w:t>
             </w:r>
           </w:p>
         </w:tc>
@@ -823,7 +823,7 @@
                 <w:rFonts w:ascii="TimeNewRoman" w:hAnsi="TimeNewRoman"/>
                 <w:sz w:val="30"/>
               </w:rPr>
-              <w:t>87+1=88</w:t>
+              <w:t>87-6=81</w:t>
             </w:r>
           </w:p>
         </w:tc>
@@ -840,7 +840,7 @@
                 <w:rFonts w:ascii="TimeNewRoman" w:hAnsi="TimeNewRoman"/>
                 <w:sz w:val="30"/>
               </w:rPr>
-              <w:t>47+39=86</w:t>
+              <w:t>61+14=75</w:t>
             </w:r>
           </w:p>
         </w:tc>
@@ -857,7 +857,7 @@
                 <w:rFonts w:ascii="TimeNewRoman" w:hAnsi="TimeNewRoman"/>
                 <w:sz w:val="30"/>
               </w:rPr>
-              <w:t>27+51=78</w:t>
+              <w:t>93-41=52</w:t>
             </w:r>
           </w:p>
         </w:tc>
@@ -874,7 +874,7 @@
                 <w:rFonts w:ascii="TimeNewRoman" w:hAnsi="TimeNewRoman"/>
                 <w:sz w:val="30"/>
               </w:rPr>
-              <w:t>75-4=71</w:t>
+              <w:t>13+74=87</w:t>
             </w:r>
           </w:p>
         </w:tc>
@@ -891,7 +891,7 @@
                 <w:rFonts w:ascii="TimeNewRoman" w:hAnsi="TimeNewRoman"/>
                 <w:sz w:val="30"/>
               </w:rPr>
-              <w:t>36+13=49</w:t>
+              <w:t>20+0=20</w:t>
             </w:r>
           </w:p>
         </w:tc>
@@ -910,7 +910,7 @@
                 <w:rFonts w:ascii="TimeNewRoman" w:hAnsi="TimeNewRoman"/>
                 <w:sz w:val="30"/>
               </w:rPr>
-              <w:t>56-2=54</w:t>
+              <w:t>44-18=26</w:t>
             </w:r>
           </w:p>
         </w:tc>
@@ -927,7 +927,7 @@
                 <w:rFonts w:ascii="TimeNewRoman" w:hAnsi="TimeNewRoman"/>
                 <w:sz w:val="30"/>
               </w:rPr>
-              <w:t>52+22=74</w:t>
+              <w:t>97-26=71</w:t>
             </w:r>
           </w:p>
         </w:tc>
@@ -944,7 +944,7 @@
                 <w:rFonts w:ascii="TimeNewRoman" w:hAnsi="TimeNewRoman"/>
                 <w:sz w:val="30"/>
               </w:rPr>
-              <w:t>61+8=69</w:t>
+              <w:t>29-18=11</w:t>
             </w:r>
           </w:p>
         </w:tc>
@@ -961,7 +961,7 @@
                 <w:rFonts w:ascii="TimeNewRoman" w:hAnsi="TimeNewRoman"/>
                 <w:sz w:val="30"/>
               </w:rPr>
-              <w:t>48-9=39</w:t>
+              <w:t>46+9=55</w:t>
             </w:r>
           </w:p>
         </w:tc>
@@ -978,7 +978,7 @@
                 <w:rFonts w:ascii="TimeNewRoman" w:hAnsi="TimeNewRoman"/>
                 <w:sz w:val="30"/>
               </w:rPr>
-              <w:t>66+27=93</w:t>
+              <w:t>59+15=74</w:t>
             </w:r>
           </w:p>
         </w:tc>
@@ -997,7 +997,7 @@
                 <w:rFonts w:ascii="TimeNewRoman" w:hAnsi="TimeNewRoman"/>
                 <w:sz w:val="30"/>
               </w:rPr>
-              <w:t>96-6=90</w:t>
+              <w:t>57-47=10</w:t>
             </w:r>
           </w:p>
         </w:tc>
@@ -1014,7 +1014,7 @@
                 <w:rFonts w:ascii="TimeNewRoman" w:hAnsi="TimeNewRoman"/>
                 <w:sz w:val="30"/>
               </w:rPr>
-              <w:t>82+10=92</w:t>
+              <w:t>99-44=55</w:t>
             </w:r>
           </w:p>
         </w:tc>
@@ -1031,7 +1031,7 @@
                 <w:rFonts w:ascii="TimeNewRoman" w:hAnsi="TimeNewRoman"/>
                 <w:sz w:val="30"/>
               </w:rPr>
-              <w:t>29+12=41</w:t>
+              <w:t>3+84=87</w:t>
             </w:r>
           </w:p>
         </w:tc>
@@ -1048,7 +1048,7 @@
                 <w:rFonts w:ascii="TimeNewRoman" w:hAnsi="TimeNewRoman"/>
                 <w:sz w:val="30"/>
               </w:rPr>
-              <w:t>47+17=64</w:t>
+              <w:t>24+21=45</w:t>
             </w:r>
           </w:p>
         </w:tc>
@@ -1065,7 +1065,7 @@
                 <w:rFonts w:ascii="TimeNewRoman" w:hAnsi="TimeNewRoman"/>
                 <w:sz w:val="30"/>
               </w:rPr>
-              <w:t>86+8=94</w:t>
+              <w:t>38+30=68</w:t>
             </w:r>
           </w:p>
         </w:tc>
@@ -1084,7 +1084,7 @@
                 <w:rFonts w:ascii="TimeNewRoman" w:hAnsi="TimeNewRoman"/>
                 <w:sz w:val="30"/>
               </w:rPr>
-              <w:t>31+51=82</w:t>
+              <w:t>11-9=2</w:t>
             </w:r>
           </w:p>
         </w:tc>
@@ -1101,7 +1101,7 @@
                 <w:rFonts w:ascii="TimeNewRoman" w:hAnsi="TimeNewRoman"/>
                 <w:sz w:val="30"/>
               </w:rPr>
-              <w:t>76+0=76</w:t>
+              <w:t>75-50=25</w:t>
             </w:r>
           </w:p>
         </w:tc>
@@ -1118,7 +1118,7 @@
                 <w:rFonts w:ascii="TimeNewRoman" w:hAnsi="TimeNewRoman"/>
                 <w:sz w:val="30"/>
               </w:rPr>
-              <w:t>54-53=1</w:t>
+              <w:t>16+15=31</w:t>
             </w:r>
           </w:p>
         </w:tc>
@@ -1135,7 +1135,7 @@
                 <w:rFonts w:ascii="TimeNewRoman" w:hAnsi="TimeNewRoman"/>
                 <w:sz w:val="30"/>
               </w:rPr>
-              <w:t>17+3=20</w:t>
+              <w:t>80-72=8</w:t>
             </w:r>
           </w:p>
         </w:tc>
@@ -1152,7 +1152,7 @@
                 <w:rFonts w:ascii="TimeNewRoman" w:hAnsi="TimeNewRoman"/>
                 <w:sz w:val="30"/>
               </w:rPr>
-              <w:t>72-49=23</w:t>
+              <w:t>16+12=28</w:t>
             </w:r>
           </w:p>
         </w:tc>
@@ -1171,7 +1171,7 @@
                 <w:rFonts w:ascii="TimeNewRoman" w:hAnsi="TimeNewRoman"/>
                 <w:sz w:val="30"/>
               </w:rPr>
-              <w:t>63-8=55</w:t>
+              <w:t>86-18=68</w:t>
             </w:r>
           </w:p>
         </w:tc>
@@ -1188,7 +1188,7 @@
                 <w:rFonts w:ascii="TimeNewRoman" w:hAnsi="TimeNewRoman"/>
                 <w:sz w:val="30"/>
               </w:rPr>
-              <w:t>82-58=24</w:t>
+              <w:t>14+41=55</w:t>
             </w:r>
           </w:p>
         </w:tc>
@@ -1205,7 +1205,7 @@
                 <w:rFonts w:ascii="TimeNewRoman" w:hAnsi="TimeNewRoman"/>
                 <w:sz w:val="30"/>
               </w:rPr>
-              <w:t>16-1=15</w:t>
+              <w:t>35-27=8</w:t>
             </w:r>
           </w:p>
         </w:tc>
@@ -1222,7 +1222,7 @@
                 <w:rFonts w:ascii="TimeNewRoman" w:hAnsi="TimeNewRoman"/>
                 <w:sz w:val="30"/>
               </w:rPr>
-              <w:t>91+8=99</w:t>
+              <w:t>17+33=50</w:t>
             </w:r>
           </w:p>
         </w:tc>
@@ -1239,7 +1239,7 @@
                 <w:rFonts w:ascii="TimeNewRoman" w:hAnsi="TimeNewRoman"/>
                 <w:sz w:val="30"/>
               </w:rPr>
-              <w:t>70-48=22</w:t>
+              <w:t>65+1=66</w:t>
             </w:r>
           </w:p>
         </w:tc>
@@ -1258,7 +1258,7 @@
                 <w:rFonts w:ascii="TimeNewRoman" w:hAnsi="TimeNewRoman"/>
                 <w:sz w:val="30"/>
               </w:rPr>
-              <w:t>42-5=37</w:t>
+              <w:t>57+18=75</w:t>
             </w:r>
           </w:p>
         </w:tc>
@@ -1275,302 +1275,7 @@
                 <w:rFonts w:ascii="TimeNewRoman" w:hAnsi="TimeNewRoman"/>
                 <w:sz w:val="30"/>
               </w:rPr>
-              <w:t>10-0=10</w:t>
-            </w:r>
-          </w:p>
-        </w:tc>
-        <w:tc>
-          <w:tcPr>
-            <w:tcW w:type="dxa" w:w="1987"/>
-          </w:tcPr>
-          <w:p>
-            <w:pPr>
-              <w:jc w:val="left"/>
-            </w:pPr>
-            <w:r>
-              <w:rPr>
-                <w:rFonts w:ascii="TimeNewRoman" w:hAnsi="TimeNewRoman"/>
-                <w:sz w:val="30"/>
-              </w:rPr>
-              <w:t>44+51=95</w:t>
-            </w:r>
-          </w:p>
-        </w:tc>
-        <w:tc>
-          <w:tcPr>
-            <w:tcW w:type="dxa" w:w="1987"/>
-          </w:tcPr>
-          <w:p>
-            <w:pPr>
-              <w:jc w:val="left"/>
-            </w:pPr>
-            <w:r>
-              <w:rPr>
-                <w:rFonts w:ascii="TimeNewRoman" w:hAnsi="TimeNewRoman"/>
-                <w:sz w:val="30"/>
-              </w:rPr>
-              <w:t>93-25=68</w:t>
-            </w:r>
-          </w:p>
-        </w:tc>
-        <w:tc>
-          <w:tcPr>
-            <w:tcW w:type="dxa" w:w="1987"/>
-          </w:tcPr>
-          <w:p>
-            <w:pPr>
-              <w:jc w:val="left"/>
-            </w:pPr>
-            <w:r>
-              <w:rPr>
-                <w:rFonts w:ascii="TimeNewRoman" w:hAnsi="TimeNewRoman"/>
-                <w:sz w:val="30"/>
-              </w:rPr>
-              <w:t>71-63=8</w:t>
-            </w:r>
-          </w:p>
-        </w:tc>
-      </w:tr>
-      <w:tr>
-        <w:tc>
-          <w:tcPr>
-            <w:tcW w:type="dxa" w:w="1987"/>
-          </w:tcPr>
-          <w:p>
-            <w:pPr>
-              <w:jc w:val="left"/>
-            </w:pPr>
-            <w:r>
-              <w:rPr>
-                <w:rFonts w:ascii="TimeNewRoman" w:hAnsi="TimeNewRoman"/>
-                <w:sz w:val="30"/>
-              </w:rPr>
-              <w:t>15+29=44</w:t>
-            </w:r>
-          </w:p>
-        </w:tc>
-        <w:tc>
-          <w:tcPr>
-            <w:tcW w:type="dxa" w:w="1987"/>
-          </w:tcPr>
-          <w:p>
-            <w:pPr>
-              <w:jc w:val="left"/>
-            </w:pPr>
-            <w:r>
-              <w:rPr>
-                <w:rFonts w:ascii="TimeNewRoman" w:hAnsi="TimeNewRoman"/>
-                <w:sz w:val="30"/>
-              </w:rPr>
-              <w:t>60-23=37</w:t>
-            </w:r>
-          </w:p>
-        </w:tc>
-        <w:tc>
-          <w:tcPr>
-            <w:tcW w:type="dxa" w:w="1987"/>
-          </w:tcPr>
-          <w:p>
-            <w:pPr>
-              <w:jc w:val="left"/>
-            </w:pPr>
-            <w:r>
-              <w:rPr>
-                <w:rFonts w:ascii="TimeNewRoman" w:hAnsi="TimeNewRoman"/>
-                <w:sz w:val="30"/>
-              </w:rPr>
-              <w:t>49+36=85</w:t>
-            </w:r>
-          </w:p>
-        </w:tc>
-        <w:tc>
-          <w:tcPr>
-            <w:tcW w:type="dxa" w:w="1987"/>
-          </w:tcPr>
-          <w:p>
-            <w:pPr>
-              <w:jc w:val="left"/>
-            </w:pPr>
-            <w:r>
-              <w:rPr>
-                <w:rFonts w:ascii="TimeNewRoman" w:hAnsi="TimeNewRoman"/>
-                <w:sz w:val="30"/>
-              </w:rPr>
-              <w:t>68-40=28</w:t>
-            </w:r>
-          </w:p>
-        </w:tc>
-        <w:tc>
-          <w:tcPr>
-            <w:tcW w:type="dxa" w:w="1987"/>
-          </w:tcPr>
-          <w:p>
-            <w:pPr>
-              <w:jc w:val="left"/>
-            </w:pPr>
-            <w:r>
-              <w:rPr>
-                <w:rFonts w:ascii="TimeNewRoman" w:hAnsi="TimeNewRoman"/>
-                <w:sz w:val="30"/>
-              </w:rPr>
-              <w:t>60-1=59</w:t>
-            </w:r>
-          </w:p>
-        </w:tc>
-      </w:tr>
-      <w:tr>
-        <w:tc>
-          <w:tcPr>
-            <w:tcW w:type="dxa" w:w="1987"/>
-          </w:tcPr>
-          <w:p>
-            <w:pPr>
-              <w:jc w:val="left"/>
-            </w:pPr>
-            <w:r>
-              <w:rPr>
-                <w:rFonts w:ascii="TimeNewRoman" w:hAnsi="TimeNewRoman"/>
-                <w:sz w:val="30"/>
-              </w:rPr>
-              <w:t>55-46=9</w:t>
-            </w:r>
-          </w:p>
-        </w:tc>
-        <w:tc>
-          <w:tcPr>
-            <w:tcW w:type="dxa" w:w="1987"/>
-          </w:tcPr>
-          <w:p>
-            <w:pPr>
-              <w:jc w:val="left"/>
-            </w:pPr>
-            <w:r>
-              <w:rPr>
-                <w:rFonts w:ascii="TimeNewRoman" w:hAnsi="TimeNewRoman"/>
-                <w:sz w:val="30"/>
-              </w:rPr>
-              <w:t>56-24=32</w:t>
-            </w:r>
-          </w:p>
-        </w:tc>
-        <w:tc>
-          <w:tcPr>
-            <w:tcW w:type="dxa" w:w="1987"/>
-          </w:tcPr>
-          <w:p>
-            <w:pPr>
-              <w:jc w:val="left"/>
-            </w:pPr>
-            <w:r>
-              <w:rPr>
-                <w:rFonts w:ascii="TimeNewRoman" w:hAnsi="TimeNewRoman"/>
-                <w:sz w:val="30"/>
-              </w:rPr>
-              <w:t>62+3=65</w:t>
-            </w:r>
-          </w:p>
-        </w:tc>
-        <w:tc>
-          <w:tcPr>
-            <w:tcW w:type="dxa" w:w="1987"/>
-          </w:tcPr>
-          <w:p>
-            <w:pPr>
-              <w:jc w:val="left"/>
-            </w:pPr>
-            <w:r>
-              <w:rPr>
-                <w:rFonts w:ascii="TimeNewRoman" w:hAnsi="TimeNewRoman"/>
-                <w:sz w:val="30"/>
-              </w:rPr>
-              <w:t>47+21=68</w:t>
-            </w:r>
-          </w:p>
-        </w:tc>
-        <w:tc>
-          <w:tcPr>
-            <w:tcW w:type="dxa" w:w="1987"/>
-          </w:tcPr>
-          <w:p>
-            <w:pPr>
-              <w:jc w:val="left"/>
-            </w:pPr>
-            <w:r>
-              <w:rPr>
-                <w:rFonts w:ascii="TimeNewRoman" w:hAnsi="TimeNewRoman"/>
-                <w:sz w:val="30"/>
-              </w:rPr>
-              <w:t>45-24=21</w:t>
-            </w:r>
-          </w:p>
-        </w:tc>
-      </w:tr>
-      <w:tr>
-        <w:tc>
-          <w:tcPr>
-            <w:tcW w:type="dxa" w:w="1987"/>
-          </w:tcPr>
-          <w:p>
-            <w:pPr>
-              <w:jc w:val="left"/>
-            </w:pPr>
-            <w:r>
-              <w:rPr>
-                <w:rFonts w:ascii="TimeNewRoman" w:hAnsi="TimeNewRoman"/>
-                <w:sz w:val="30"/>
-              </w:rPr>
-              <w:t>65+10=75</w:t>
-            </w:r>
-          </w:p>
-        </w:tc>
-        <w:tc>
-          <w:tcPr>
-            <w:tcW w:type="dxa" w:w="1987"/>
-          </w:tcPr>
-          <w:p>
-            <w:pPr>
-              <w:jc w:val="left"/>
-            </w:pPr>
-            <w:r>
-              <w:rPr>
-                <w:rFonts w:ascii="TimeNewRoman" w:hAnsi="TimeNewRoman"/>
-                <w:sz w:val="30"/>
-              </w:rPr>
-              <w:t>18+6=24</w:t>
-            </w:r>
-          </w:p>
-        </w:tc>
-        <w:tc>
-          <w:tcPr>
-            <w:tcW w:type="dxa" w:w="1987"/>
-          </w:tcPr>
-          <w:p>
-            <w:pPr>
-              <w:jc w:val="left"/>
-            </w:pPr>
-            <w:r>
-              <w:rPr>
-                <w:rFonts w:ascii="TimeNewRoman" w:hAnsi="TimeNewRoman"/>
-                <w:sz w:val="30"/>
-              </w:rPr>
-              <w:t>93-10=83</w:t>
-            </w:r>
-          </w:p>
-        </w:tc>
-        <w:tc>
-          <w:tcPr>
-            <w:tcW w:type="dxa" w:w="1987"/>
-          </w:tcPr>
-          <w:p>
-            <w:pPr>
-              <w:jc w:val="left"/>
-            </w:pPr>
-            <w:r>
-              <w:rPr>
-                <w:rFonts w:ascii="TimeNewRoman" w:hAnsi="TimeNewRoman"/>
-                <w:sz w:val="30"/>
-              </w:rPr>
-              <w:t>96-96=0</w:t>
+              <w:t>60-22=38</w:t>
             </w:r>
           </w:p>
         </w:tc>
@@ -1591,8 +1296,6 @@
             </w:r>
           </w:p>
         </w:tc>
-      </w:tr>
-      <w:tr>
         <w:tc>
           <w:tcPr>
             <w:tcW w:type="dxa" w:w="1987"/>
@@ -1606,7 +1309,7 @@
                 <w:rFonts w:ascii="TimeNewRoman" w:hAnsi="TimeNewRoman"/>
                 <w:sz w:val="30"/>
               </w:rPr>
-              <w:t>33+31=64</w:t>
+              <w:t>49-4=45</w:t>
             </w:r>
           </w:p>
         </w:tc>
@@ -1623,58 +1326,7 @@
                 <w:rFonts w:ascii="TimeNewRoman" w:hAnsi="TimeNewRoman"/>
                 <w:sz w:val="30"/>
               </w:rPr>
-              <w:t>49+38=87</w:t>
-            </w:r>
-          </w:p>
-        </w:tc>
-        <w:tc>
-          <w:tcPr>
-            <w:tcW w:type="dxa" w:w="1987"/>
-          </w:tcPr>
-          <w:p>
-            <w:pPr>
-              <w:jc w:val="left"/>
-            </w:pPr>
-            <w:r>
-              <w:rPr>
-                <w:rFonts w:ascii="TimeNewRoman" w:hAnsi="TimeNewRoman"/>
-                <w:sz w:val="30"/>
-              </w:rPr>
-              <w:t>74-62=12</w:t>
-            </w:r>
-          </w:p>
-        </w:tc>
-        <w:tc>
-          <w:tcPr>
-            <w:tcW w:type="dxa" w:w="1987"/>
-          </w:tcPr>
-          <w:p>
-            <w:pPr>
-              <w:jc w:val="left"/>
-            </w:pPr>
-            <w:r>
-              <w:rPr>
-                <w:rFonts w:ascii="TimeNewRoman" w:hAnsi="TimeNewRoman"/>
-                <w:sz w:val="30"/>
-              </w:rPr>
-              <w:t>84-23=61</w:t>
-            </w:r>
-          </w:p>
-        </w:tc>
-        <w:tc>
-          <w:tcPr>
-            <w:tcW w:type="dxa" w:w="1987"/>
-          </w:tcPr>
-          <w:p>
-            <w:pPr>
-              <w:jc w:val="left"/>
-            </w:pPr>
-            <w:r>
-              <w:rPr>
-                <w:rFonts w:ascii="TimeNewRoman" w:hAnsi="TimeNewRoman"/>
-                <w:sz w:val="30"/>
-              </w:rPr>
-              <w:t>86-37=49</w:t>
+              <w:t>12+24=36</w:t>
             </w:r>
           </w:p>
         </w:tc>
@@ -1693,7 +1345,7 @@
                 <w:rFonts w:ascii="TimeNewRoman" w:hAnsi="TimeNewRoman"/>
                 <w:sz w:val="30"/>
               </w:rPr>
-              <w:t>44+29=73</w:t>
+              <w:t>28+16=44</w:t>
             </w:r>
           </w:p>
         </w:tc>
@@ -1710,7 +1362,7 @@
                 <w:rFonts w:ascii="TimeNewRoman" w:hAnsi="TimeNewRoman"/>
                 <w:sz w:val="30"/>
               </w:rPr>
-              <w:t>27-21=6</w:t>
+              <w:t>45+1=46</w:t>
             </w:r>
           </w:p>
         </w:tc>
@@ -1727,7 +1379,7 @@
                 <w:rFonts w:ascii="TimeNewRoman" w:hAnsi="TimeNewRoman"/>
                 <w:sz w:val="30"/>
               </w:rPr>
-              <w:t>60+1=61</w:t>
+              <w:t>56-25=31</w:t>
             </w:r>
           </w:p>
         </w:tc>
@@ -1744,7 +1396,7 @@
                 <w:rFonts w:ascii="TimeNewRoman" w:hAnsi="TimeNewRoman"/>
                 <w:sz w:val="30"/>
               </w:rPr>
-              <w:t>29+50=79</w:t>
+              <w:t>44-40=4</w:t>
             </w:r>
           </w:p>
         </w:tc>
@@ -1761,7 +1413,355 @@
                 <w:rFonts w:ascii="TimeNewRoman" w:hAnsi="TimeNewRoman"/>
                 <w:sz w:val="30"/>
               </w:rPr>
-              <w:t>93-31=62</w:t>
+              <w:t>61-22=39</w:t>
+            </w:r>
+          </w:p>
+        </w:tc>
+      </w:tr>
+      <w:tr>
+        <w:tc>
+          <w:tcPr>
+            <w:tcW w:type="dxa" w:w="1987"/>
+          </w:tcPr>
+          <w:p>
+            <w:pPr>
+              <w:jc w:val="left"/>
+            </w:pPr>
+            <w:r>
+              <w:rPr>
+                <w:rFonts w:ascii="TimeNewRoman" w:hAnsi="TimeNewRoman"/>
+                <w:sz w:val="30"/>
+              </w:rPr>
+              <w:t>65-18=47</w:t>
+            </w:r>
+          </w:p>
+        </w:tc>
+        <w:tc>
+          <w:tcPr>
+            <w:tcW w:type="dxa" w:w="1987"/>
+          </w:tcPr>
+          <w:p>
+            <w:pPr>
+              <w:jc w:val="left"/>
+            </w:pPr>
+            <w:r>
+              <w:rPr>
+                <w:rFonts w:ascii="TimeNewRoman" w:hAnsi="TimeNewRoman"/>
+                <w:sz w:val="30"/>
+              </w:rPr>
+              <w:t>13+70=83</w:t>
+            </w:r>
+          </w:p>
+        </w:tc>
+        <w:tc>
+          <w:tcPr>
+            <w:tcW w:type="dxa" w:w="1987"/>
+          </w:tcPr>
+          <w:p>
+            <w:pPr>
+              <w:jc w:val="left"/>
+            </w:pPr>
+            <w:r>
+              <w:rPr>
+                <w:rFonts w:ascii="TimeNewRoman" w:hAnsi="TimeNewRoman"/>
+                <w:sz w:val="30"/>
+              </w:rPr>
+              <w:t>13+28=41</w:t>
+            </w:r>
+          </w:p>
+        </w:tc>
+        <w:tc>
+          <w:tcPr>
+            <w:tcW w:type="dxa" w:w="1987"/>
+          </w:tcPr>
+          <w:p>
+            <w:pPr>
+              <w:jc w:val="left"/>
+            </w:pPr>
+            <w:r>
+              <w:rPr>
+                <w:rFonts w:ascii="TimeNewRoman" w:hAnsi="TimeNewRoman"/>
+                <w:sz w:val="30"/>
+              </w:rPr>
+              <w:t>86-14=72</w:t>
+            </w:r>
+          </w:p>
+        </w:tc>
+        <w:tc>
+          <w:tcPr>
+            <w:tcW w:type="dxa" w:w="1987"/>
+          </w:tcPr>
+          <w:p>
+            <w:pPr>
+              <w:jc w:val="left"/>
+            </w:pPr>
+            <w:r>
+              <w:rPr>
+                <w:rFonts w:ascii="TimeNewRoman" w:hAnsi="TimeNewRoman"/>
+                <w:sz w:val="30"/>
+              </w:rPr>
+              <w:t>99-56=43</w:t>
+            </w:r>
+          </w:p>
+        </w:tc>
+      </w:tr>
+      <w:tr>
+        <w:tc>
+          <w:tcPr>
+            <w:tcW w:type="dxa" w:w="1987"/>
+          </w:tcPr>
+          <w:p>
+            <w:pPr>
+              <w:jc w:val="left"/>
+            </w:pPr>
+            <w:r>
+              <w:rPr>
+                <w:rFonts w:ascii="TimeNewRoman" w:hAnsi="TimeNewRoman"/>
+                <w:sz w:val="30"/>
+              </w:rPr>
+              <w:t>57+35=92</w:t>
+            </w:r>
+          </w:p>
+        </w:tc>
+        <w:tc>
+          <w:tcPr>
+            <w:tcW w:type="dxa" w:w="1987"/>
+          </w:tcPr>
+          <w:p>
+            <w:pPr>
+              <w:jc w:val="left"/>
+            </w:pPr>
+            <w:r>
+              <w:rPr>
+                <w:rFonts w:ascii="TimeNewRoman" w:hAnsi="TimeNewRoman"/>
+                <w:sz w:val="30"/>
+              </w:rPr>
+              <w:t>44+49=93</w:t>
+            </w:r>
+          </w:p>
+        </w:tc>
+        <w:tc>
+          <w:tcPr>
+            <w:tcW w:type="dxa" w:w="1987"/>
+          </w:tcPr>
+          <w:p>
+            <w:pPr>
+              <w:jc w:val="left"/>
+            </w:pPr>
+            <w:r>
+              <w:rPr>
+                <w:rFonts w:ascii="TimeNewRoman" w:hAnsi="TimeNewRoman"/>
+                <w:sz w:val="30"/>
+              </w:rPr>
+              <w:t>24+40=64</w:t>
+            </w:r>
+          </w:p>
+        </w:tc>
+        <w:tc>
+          <w:tcPr>
+            <w:tcW w:type="dxa" w:w="1987"/>
+          </w:tcPr>
+          <w:p>
+            <w:pPr>
+              <w:jc w:val="left"/>
+            </w:pPr>
+            <w:r>
+              <w:rPr>
+                <w:rFonts w:ascii="TimeNewRoman" w:hAnsi="TimeNewRoman"/>
+                <w:sz w:val="30"/>
+              </w:rPr>
+              <w:t>80-11=69</w:t>
+            </w:r>
+          </w:p>
+        </w:tc>
+        <w:tc>
+          <w:tcPr>
+            <w:tcW w:type="dxa" w:w="1987"/>
+          </w:tcPr>
+          <w:p>
+            <w:pPr>
+              <w:jc w:val="left"/>
+            </w:pPr>
+            <w:r>
+              <w:rPr>
+                <w:rFonts w:ascii="TimeNewRoman" w:hAnsi="TimeNewRoman"/>
+                <w:sz w:val="30"/>
+              </w:rPr>
+              <w:t>17+41=58</w:t>
+            </w:r>
+          </w:p>
+        </w:tc>
+      </w:tr>
+      <w:tr>
+        <w:tc>
+          <w:tcPr>
+            <w:tcW w:type="dxa" w:w="1987"/>
+          </w:tcPr>
+          <w:p>
+            <w:pPr>
+              <w:jc w:val="left"/>
+            </w:pPr>
+            <w:r>
+              <w:rPr>
+                <w:rFonts w:ascii="TimeNewRoman" w:hAnsi="TimeNewRoman"/>
+                <w:sz w:val="30"/>
+              </w:rPr>
+              <w:t>76+15=91</w:t>
+            </w:r>
+          </w:p>
+        </w:tc>
+        <w:tc>
+          <w:tcPr>
+            <w:tcW w:type="dxa" w:w="1987"/>
+          </w:tcPr>
+          <w:p>
+            <w:pPr>
+              <w:jc w:val="left"/>
+            </w:pPr>
+            <w:r>
+              <w:rPr>
+                <w:rFonts w:ascii="TimeNewRoman" w:hAnsi="TimeNewRoman"/>
+                <w:sz w:val="30"/>
+              </w:rPr>
+              <w:t>21+53=74</w:t>
+            </w:r>
+          </w:p>
+        </w:tc>
+        <w:tc>
+          <w:tcPr>
+            <w:tcW w:type="dxa" w:w="1987"/>
+          </w:tcPr>
+          <w:p>
+            <w:pPr>
+              <w:jc w:val="left"/>
+            </w:pPr>
+            <w:r>
+              <w:rPr>
+                <w:rFonts w:ascii="TimeNewRoman" w:hAnsi="TimeNewRoman"/>
+                <w:sz w:val="30"/>
+              </w:rPr>
+              <w:t>66+14=80</w:t>
+            </w:r>
+          </w:p>
+        </w:tc>
+        <w:tc>
+          <w:tcPr>
+            <w:tcW w:type="dxa" w:w="1987"/>
+          </w:tcPr>
+          <w:p>
+            <w:pPr>
+              <w:jc w:val="left"/>
+            </w:pPr>
+            <w:r>
+              <w:rPr>
+                <w:rFonts w:ascii="TimeNewRoman" w:hAnsi="TimeNewRoman"/>
+                <w:sz w:val="30"/>
+              </w:rPr>
+              <w:t>46-37=9</w:t>
+            </w:r>
+          </w:p>
+        </w:tc>
+        <w:tc>
+          <w:tcPr>
+            <w:tcW w:type="dxa" w:w="1987"/>
+          </w:tcPr>
+          <w:p>
+            <w:pPr>
+              <w:jc w:val="left"/>
+            </w:pPr>
+            <w:r>
+              <w:rPr>
+                <w:rFonts w:ascii="TimeNewRoman" w:hAnsi="TimeNewRoman"/>
+                <w:sz w:val="30"/>
+              </w:rPr>
+              <w:t>48+45=93</w:t>
+            </w:r>
+          </w:p>
+        </w:tc>
+      </w:tr>
+      <w:tr>
+        <w:tc>
+          <w:tcPr>
+            <w:tcW w:type="dxa" w:w="1987"/>
+          </w:tcPr>
+          <w:p>
+            <w:pPr>
+              <w:jc w:val="left"/>
+            </w:pPr>
+            <w:r>
+              <w:rPr>
+                <w:rFonts w:ascii="TimeNewRoman" w:hAnsi="TimeNewRoman"/>
+                <w:sz w:val="30"/>
+              </w:rPr>
+              <w:t>29+34=63</w:t>
+            </w:r>
+          </w:p>
+        </w:tc>
+        <w:tc>
+          <w:tcPr>
+            <w:tcW w:type="dxa" w:w="1987"/>
+          </w:tcPr>
+          <w:p>
+            <w:pPr>
+              <w:jc w:val="left"/>
+            </w:pPr>
+            <w:r>
+              <w:rPr>
+                <w:rFonts w:ascii="TimeNewRoman" w:hAnsi="TimeNewRoman"/>
+                <w:sz w:val="30"/>
+              </w:rPr>
+              <w:t>89-68=21</w:t>
+            </w:r>
+          </w:p>
+        </w:tc>
+        <w:tc>
+          <w:tcPr>
+            <w:tcW w:type="dxa" w:w="1987"/>
+          </w:tcPr>
+          <w:p>
+            <w:pPr>
+              <w:jc w:val="left"/>
+            </w:pPr>
+            <w:r>
+              <w:rPr>
+                <w:rFonts w:ascii="TimeNewRoman" w:hAnsi="TimeNewRoman"/>
+                <w:sz w:val="30"/>
+              </w:rPr>
+              <w:t>76-24=52</w:t>
+            </w:r>
+          </w:p>
+        </w:tc>
+        <w:tc>
+          <w:tcPr>
+            <w:tcW w:type="dxa" w:w="1987"/>
+          </w:tcPr>
+          <w:p>
+            <w:pPr>
+              <w:jc w:val="left"/>
+            </w:pPr>
+            <w:r>
+              <w:rPr>
+                <w:rFonts w:ascii="TimeNewRoman" w:hAnsi="TimeNewRoman"/>
+                <w:sz w:val="30"/>
+              </w:rPr>
+              <w:t>33-21=12</w:t>
+            </w:r>
+          </w:p>
+        </w:tc>
+        <w:tc>
+          <w:tcPr>
+            <w:tcW w:type="dxa" w:w="1987"/>
+          </w:tcPr>
+          <w:p>
+            <w:pPr>
+              <w:jc w:val="left"/>
+            </w:pPr>
+            <w:r>
+              <w:rPr>
+                <w:rFonts w:ascii="TimeNewRoman" w:hAnsi="TimeNewRoman"/>
+                <w:sz w:val="30"/>
+              </w:rPr>
+              <w:t>47+15=62</w:t>
             </w:r>
           </w:p>
         </w:tc>

--- a/answers-of-addition_and_subtraction_within_100.docx
+++ b/answers-of-addition_and_subtraction_within_100.docx
@@ -40,7 +40,7 @@
                 <w:rFonts w:ascii="TimeNewRoman" w:hAnsi="TimeNewRoman"/>
                 <w:sz w:val="30"/>
               </w:rPr>
-              <w:t>84-29=55</w:t>
+              <w:t>60-10=50</w:t>
             </w:r>
           </w:p>
         </w:tc>
@@ -57,7 +57,7 @@
                 <w:rFonts w:ascii="TimeNewRoman" w:hAnsi="TimeNewRoman"/>
                 <w:sz w:val="30"/>
               </w:rPr>
-              <w:t>77-7=70</w:t>
+              <w:t>22+5=27</w:t>
             </w:r>
           </w:p>
         </w:tc>
@@ -74,7 +74,7 @@
                 <w:rFonts w:ascii="TimeNewRoman" w:hAnsi="TimeNewRoman"/>
                 <w:sz w:val="30"/>
               </w:rPr>
-              <w:t>9+5=14</w:t>
+              <w:t>2+66=68</w:t>
             </w:r>
           </w:p>
         </w:tc>
@@ -91,7 +91,7 @@
                 <w:rFonts w:ascii="TimeNewRoman" w:hAnsi="TimeNewRoman"/>
                 <w:sz w:val="30"/>
               </w:rPr>
-              <w:t>96-36=60</w:t>
+              <w:t>49-6=43</w:t>
             </w:r>
           </w:p>
         </w:tc>
@@ -108,7 +108,7 @@
                 <w:rFonts w:ascii="TimeNewRoman" w:hAnsi="TimeNewRoman"/>
                 <w:sz w:val="30"/>
               </w:rPr>
-              <w:t>67-45=22</w:t>
+              <w:t>64-39=25</w:t>
             </w:r>
           </w:p>
         </w:tc>
@@ -127,7 +127,7 @@
                 <w:rFonts w:ascii="TimeNewRoman" w:hAnsi="TimeNewRoman"/>
                 <w:sz w:val="30"/>
               </w:rPr>
-              <w:t>34-13=21</w:t>
+              <w:t>85-23=62</w:t>
             </w:r>
           </w:p>
         </w:tc>
@@ -144,7 +144,7 @@
                 <w:rFonts w:ascii="TimeNewRoman" w:hAnsi="TimeNewRoman"/>
                 <w:sz w:val="30"/>
               </w:rPr>
-              <w:t>46-33=13</w:t>
+              <w:t>56+38=94</w:t>
             </w:r>
           </w:p>
         </w:tc>
@@ -161,7 +161,7 @@
                 <w:rFonts w:ascii="TimeNewRoman" w:hAnsi="TimeNewRoman"/>
                 <w:sz w:val="30"/>
               </w:rPr>
-              <w:t>53-7=46</w:t>
+              <w:t>89-15=74</w:t>
             </w:r>
           </w:p>
         </w:tc>
@@ -178,7 +178,7 @@
                 <w:rFonts w:ascii="TimeNewRoman" w:hAnsi="TimeNewRoman"/>
                 <w:sz w:val="30"/>
               </w:rPr>
-              <w:t>24-15=9</w:t>
+              <w:t>72+23=95</w:t>
             </w:r>
           </w:p>
         </w:tc>
@@ -195,7 +195,7 @@
                 <w:rFonts w:ascii="TimeNewRoman" w:hAnsi="TimeNewRoman"/>
                 <w:sz w:val="30"/>
               </w:rPr>
-              <w:t>21+71=92</w:t>
+              <w:t>61-23=38</w:t>
             </w:r>
           </w:p>
         </w:tc>
@@ -214,7 +214,7 @@
                 <w:rFonts w:ascii="TimeNewRoman" w:hAnsi="TimeNewRoman"/>
                 <w:sz w:val="30"/>
               </w:rPr>
-              <w:t>77-56=21</w:t>
+              <w:t>62-54=8</w:t>
             </w:r>
           </w:p>
         </w:tc>
@@ -231,7 +231,7 @@
                 <w:rFonts w:ascii="TimeNewRoman" w:hAnsi="TimeNewRoman"/>
                 <w:sz w:val="30"/>
               </w:rPr>
-              <w:t>56+37=93</w:t>
+              <w:t>93-80=13</w:t>
             </w:r>
           </w:p>
         </w:tc>
@@ -248,7 +248,7 @@
                 <w:rFonts w:ascii="TimeNewRoman" w:hAnsi="TimeNewRoman"/>
                 <w:sz w:val="30"/>
               </w:rPr>
-              <w:t>15+20=35</w:t>
+              <w:t>40-15=25</w:t>
             </w:r>
           </w:p>
         </w:tc>
@@ -265,7 +265,7 @@
                 <w:rFonts w:ascii="TimeNewRoman" w:hAnsi="TimeNewRoman"/>
                 <w:sz w:val="30"/>
               </w:rPr>
-              <w:t>94-57=37</w:t>
+              <w:t>57+7=64</w:t>
             </w:r>
           </w:p>
         </w:tc>
@@ -282,7 +282,7 @@
                 <w:rFonts w:ascii="TimeNewRoman" w:hAnsi="TimeNewRoman"/>
                 <w:sz w:val="30"/>
               </w:rPr>
-              <w:t>51-41=10</w:t>
+              <w:t>50+29=79</w:t>
             </w:r>
           </w:p>
         </w:tc>
@@ -301,7 +301,7 @@
                 <w:rFonts w:ascii="TimeNewRoman" w:hAnsi="TimeNewRoman"/>
                 <w:sz w:val="30"/>
               </w:rPr>
-              <w:t>77-40=37</w:t>
+              <w:t>48-38=10</w:t>
             </w:r>
           </w:p>
         </w:tc>
@@ -318,7 +318,7 @@
                 <w:rFonts w:ascii="TimeNewRoman" w:hAnsi="TimeNewRoman"/>
                 <w:sz w:val="30"/>
               </w:rPr>
-              <w:t>51+25=76</w:t>
+              <w:t>73-72=1</w:t>
             </w:r>
           </w:p>
         </w:tc>
@@ -335,7 +335,7 @@
                 <w:rFonts w:ascii="TimeNewRoman" w:hAnsi="TimeNewRoman"/>
                 <w:sz w:val="30"/>
               </w:rPr>
-              <w:t>47+19=66</w:t>
+              <w:t>82-49=33</w:t>
             </w:r>
           </w:p>
         </w:tc>
@@ -352,7 +352,7 @@
                 <w:rFonts w:ascii="TimeNewRoman" w:hAnsi="TimeNewRoman"/>
                 <w:sz w:val="30"/>
               </w:rPr>
-              <w:t>46-20=26</w:t>
+              <w:t>30+8=38</w:t>
             </w:r>
           </w:p>
         </w:tc>
@@ -369,7 +369,7 @@
                 <w:rFonts w:ascii="TimeNewRoman" w:hAnsi="TimeNewRoman"/>
                 <w:sz w:val="30"/>
               </w:rPr>
-              <w:t>55-22=33</w:t>
+              <w:t>24+43=67</w:t>
             </w:r>
           </w:p>
         </w:tc>
@@ -388,7 +388,7 @@
                 <w:rFonts w:ascii="TimeNewRoman" w:hAnsi="TimeNewRoman"/>
                 <w:sz w:val="30"/>
               </w:rPr>
-              <w:t>3+64=67</w:t>
+              <w:t>62-39=23</w:t>
             </w:r>
           </w:p>
         </w:tc>
@@ -405,7 +405,7 @@
                 <w:rFonts w:ascii="TimeNewRoman" w:hAnsi="TimeNewRoman"/>
                 <w:sz w:val="30"/>
               </w:rPr>
-              <w:t>30-26=4</w:t>
+              <w:t>83+16=99</w:t>
             </w:r>
           </w:p>
         </w:tc>
@@ -422,7 +422,7 @@
                 <w:rFonts w:ascii="TimeNewRoman" w:hAnsi="TimeNewRoman"/>
                 <w:sz w:val="30"/>
               </w:rPr>
-              <w:t>59+3=62</w:t>
+              <w:t>29+56=85</w:t>
             </w:r>
           </w:p>
         </w:tc>
@@ -439,7 +439,7 @@
                 <w:rFonts w:ascii="TimeNewRoman" w:hAnsi="TimeNewRoman"/>
                 <w:sz w:val="30"/>
               </w:rPr>
-              <w:t>77-60=17</w:t>
+              <w:t>93-33=60</w:t>
             </w:r>
           </w:p>
         </w:tc>
@@ -456,7 +456,7 @@
                 <w:rFonts w:ascii="TimeNewRoman" w:hAnsi="TimeNewRoman"/>
                 <w:sz w:val="30"/>
               </w:rPr>
-              <w:t>25+25=50</w:t>
+              <w:t>6+71=77</w:t>
             </w:r>
           </w:p>
         </w:tc>
@@ -475,7 +475,7 @@
                 <w:rFonts w:ascii="TimeNewRoman" w:hAnsi="TimeNewRoman"/>
                 <w:sz w:val="30"/>
               </w:rPr>
-              <w:t>26+37=63</w:t>
+              <w:t>7+62=69</w:t>
             </w:r>
           </w:p>
         </w:tc>
@@ -492,7 +492,7 @@
                 <w:rFonts w:ascii="TimeNewRoman" w:hAnsi="TimeNewRoman"/>
                 <w:sz w:val="30"/>
               </w:rPr>
-              <w:t>37+26=63</w:t>
+              <w:t>82+12=94</w:t>
             </w:r>
           </w:p>
         </w:tc>
@@ -509,7 +509,7 @@
                 <w:rFonts w:ascii="TimeNewRoman" w:hAnsi="TimeNewRoman"/>
                 <w:sz w:val="30"/>
               </w:rPr>
-              <w:t>10+28=38</w:t>
+              <w:t>12+29=41</w:t>
             </w:r>
           </w:p>
         </w:tc>
@@ -526,7 +526,7 @@
                 <w:rFonts w:ascii="TimeNewRoman" w:hAnsi="TimeNewRoman"/>
                 <w:sz w:val="30"/>
               </w:rPr>
-              <w:t>29+6=35</w:t>
+              <w:t>71-39=32</w:t>
             </w:r>
           </w:p>
         </w:tc>
@@ -543,7 +543,7 @@
                 <w:rFonts w:ascii="TimeNewRoman" w:hAnsi="TimeNewRoman"/>
                 <w:sz w:val="30"/>
               </w:rPr>
-              <w:t>55+0=55</w:t>
+              <w:t>35-9=26</w:t>
             </w:r>
           </w:p>
         </w:tc>
@@ -562,7 +562,7 @@
                 <w:rFonts w:ascii="TimeNewRoman" w:hAnsi="TimeNewRoman"/>
                 <w:sz w:val="30"/>
               </w:rPr>
-              <w:t>11-1=10</w:t>
+              <w:t>72-60=12</w:t>
             </w:r>
           </w:p>
         </w:tc>
@@ -579,7 +579,7 @@
                 <w:rFonts w:ascii="TimeNewRoman" w:hAnsi="TimeNewRoman"/>
                 <w:sz w:val="30"/>
               </w:rPr>
-              <w:t>81-43=38</w:t>
+              <w:t>39-6=33</w:t>
             </w:r>
           </w:p>
         </w:tc>
@@ -596,7 +596,7 @@
                 <w:rFonts w:ascii="TimeNewRoman" w:hAnsi="TimeNewRoman"/>
                 <w:sz w:val="30"/>
               </w:rPr>
-              <w:t>2+38=40</w:t>
+              <w:t>51-22=29</w:t>
             </w:r>
           </w:p>
         </w:tc>
@@ -613,7 +613,7 @@
                 <w:rFonts w:ascii="TimeNewRoman" w:hAnsi="TimeNewRoman"/>
                 <w:sz w:val="30"/>
               </w:rPr>
-              <w:t>60+24=84</w:t>
+              <w:t>90-24=66</w:t>
             </w:r>
           </w:p>
         </w:tc>
@@ -630,7 +630,7 @@
                 <w:rFonts w:ascii="TimeNewRoman" w:hAnsi="TimeNewRoman"/>
                 <w:sz w:val="30"/>
               </w:rPr>
-              <w:t>62-60=2</w:t>
+              <w:t>57+14=71</w:t>
             </w:r>
           </w:p>
         </w:tc>
@@ -649,7 +649,7 @@
                 <w:rFonts w:ascii="TimeNewRoman" w:hAnsi="TimeNewRoman"/>
                 <w:sz w:val="30"/>
               </w:rPr>
-              <w:t>3+30=33</w:t>
+              <w:t>38+15=53</w:t>
             </w:r>
           </w:p>
         </w:tc>
@@ -666,7 +666,7 @@
                 <w:rFonts w:ascii="TimeNewRoman" w:hAnsi="TimeNewRoman"/>
                 <w:sz w:val="30"/>
               </w:rPr>
-              <w:t>19-2=17</w:t>
+              <w:t>51+3=54</w:t>
             </w:r>
           </w:p>
         </w:tc>
@@ -683,7 +683,7 @@
                 <w:rFonts w:ascii="TimeNewRoman" w:hAnsi="TimeNewRoman"/>
                 <w:sz w:val="30"/>
               </w:rPr>
-              <w:t>30+50=80</w:t>
+              <w:t>29+9=38</w:t>
             </w:r>
           </w:p>
         </w:tc>
@@ -700,7 +700,7 @@
                 <w:rFonts w:ascii="TimeNewRoman" w:hAnsi="TimeNewRoman"/>
                 <w:sz w:val="30"/>
               </w:rPr>
-              <w:t>81-55=26</w:t>
+              <w:t>12+33=45</w:t>
             </w:r>
           </w:p>
         </w:tc>
@@ -717,7 +717,7 @@
                 <w:rFonts w:ascii="TimeNewRoman" w:hAnsi="TimeNewRoman"/>
                 <w:sz w:val="30"/>
               </w:rPr>
-              <w:t>7+53=60</w:t>
+              <w:t>72-16=56</w:t>
             </w:r>
           </w:p>
         </w:tc>
@@ -736,7 +736,7 @@
                 <w:rFonts w:ascii="TimeNewRoman" w:hAnsi="TimeNewRoman"/>
                 <w:sz w:val="30"/>
               </w:rPr>
-              <w:t>94-14=80</w:t>
+              <w:t>62-54=8</w:t>
             </w:r>
           </w:p>
         </w:tc>
@@ -753,7 +753,7 @@
                 <w:rFonts w:ascii="TimeNewRoman" w:hAnsi="TimeNewRoman"/>
                 <w:sz w:val="30"/>
               </w:rPr>
-              <w:t>74-68=6</w:t>
+              <w:t>43+49=92</w:t>
             </w:r>
           </w:p>
         </w:tc>
@@ -770,7 +770,7 @@
                 <w:rFonts w:ascii="TimeNewRoman" w:hAnsi="TimeNewRoman"/>
                 <w:sz w:val="30"/>
               </w:rPr>
-              <w:t>66-0=66</w:t>
+              <w:t>61-24=37</w:t>
             </w:r>
           </w:p>
         </w:tc>
@@ -787,7 +787,7 @@
                 <w:rFonts w:ascii="TimeNewRoman" w:hAnsi="TimeNewRoman"/>
                 <w:sz w:val="30"/>
               </w:rPr>
-              <w:t>93-65=28</w:t>
+              <w:t>95-63=32</w:t>
             </w:r>
           </w:p>
         </w:tc>
@@ -804,7 +804,7 @@
                 <w:rFonts w:ascii="TimeNewRoman" w:hAnsi="TimeNewRoman"/>
                 <w:sz w:val="30"/>
               </w:rPr>
-              <w:t>36-3=33</w:t>
+              <w:t>79-24=55</w:t>
             </w:r>
           </w:p>
         </w:tc>
@@ -823,7 +823,7 @@
                 <w:rFonts w:ascii="TimeNewRoman" w:hAnsi="TimeNewRoman"/>
                 <w:sz w:val="30"/>
               </w:rPr>
-              <w:t>87-6=81</w:t>
+              <w:t>71-54=17</w:t>
             </w:r>
           </w:p>
         </w:tc>
@@ -840,7 +840,7 @@
                 <w:rFonts w:ascii="TimeNewRoman" w:hAnsi="TimeNewRoman"/>
                 <w:sz w:val="30"/>
               </w:rPr>
-              <w:t>61+14=75</w:t>
+              <w:t>58+6=64</w:t>
             </w:r>
           </w:p>
         </w:tc>
@@ -857,7 +857,7 @@
                 <w:rFonts w:ascii="TimeNewRoman" w:hAnsi="TimeNewRoman"/>
                 <w:sz w:val="30"/>
               </w:rPr>
-              <w:t>93-41=52</w:t>
+              <w:t>14+13=27</w:t>
             </w:r>
           </w:p>
         </w:tc>
@@ -874,7 +874,7 @@
                 <w:rFonts w:ascii="TimeNewRoman" w:hAnsi="TimeNewRoman"/>
                 <w:sz w:val="30"/>
               </w:rPr>
-              <w:t>13+74=87</w:t>
+              <w:t>73-37=36</w:t>
             </w:r>
           </w:p>
         </w:tc>
@@ -891,12 +891,324 @@
                 <w:rFonts w:ascii="TimeNewRoman" w:hAnsi="TimeNewRoman"/>
                 <w:sz w:val="30"/>
               </w:rPr>
-              <w:t>20+0=20</w:t>
+              <w:t>56-39=17</w:t>
             </w:r>
           </w:p>
         </w:tc>
       </w:tr>
       <w:tr>
+        <w:tc>
+          <w:tcPr>
+            <w:tcW w:type="dxa" w:w="1987"/>
+          </w:tcPr>
+          <w:p>
+            <w:pPr>
+              <w:jc w:val="left"/>
+            </w:pPr>
+            <w:r>
+              <w:rPr>
+                <w:rFonts w:ascii="TimeNewRoman" w:hAnsi="TimeNewRoman"/>
+                <w:sz w:val="30"/>
+              </w:rPr>
+              <w:t>24+36=60</w:t>
+            </w:r>
+          </w:p>
+        </w:tc>
+        <w:tc>
+          <w:tcPr>
+            <w:tcW w:type="dxa" w:w="1987"/>
+          </w:tcPr>
+          <w:p>
+            <w:pPr>
+              <w:jc w:val="left"/>
+            </w:pPr>
+            <w:r>
+              <w:rPr>
+                <w:rFonts w:ascii="TimeNewRoman" w:hAnsi="TimeNewRoman"/>
+                <w:sz w:val="30"/>
+              </w:rPr>
+              <w:t>21+36=57</w:t>
+            </w:r>
+          </w:p>
+        </w:tc>
+        <w:tc>
+          <w:tcPr>
+            <w:tcW w:type="dxa" w:w="1987"/>
+          </w:tcPr>
+          <w:p>
+            <w:pPr>
+              <w:jc w:val="left"/>
+            </w:pPr>
+            <w:r>
+              <w:rPr>
+                <w:rFonts w:ascii="TimeNewRoman" w:hAnsi="TimeNewRoman"/>
+                <w:sz w:val="30"/>
+              </w:rPr>
+              <w:t>51+38=89</w:t>
+            </w:r>
+          </w:p>
+        </w:tc>
+        <w:tc>
+          <w:tcPr>
+            <w:tcW w:type="dxa" w:w="1987"/>
+          </w:tcPr>
+          <w:p>
+            <w:pPr>
+              <w:jc w:val="left"/>
+            </w:pPr>
+            <w:r>
+              <w:rPr>
+                <w:rFonts w:ascii="TimeNewRoman" w:hAnsi="TimeNewRoman"/>
+                <w:sz w:val="30"/>
+              </w:rPr>
+              <w:t>87-32=55</w:t>
+            </w:r>
+          </w:p>
+        </w:tc>
+        <w:tc>
+          <w:tcPr>
+            <w:tcW w:type="dxa" w:w="1987"/>
+          </w:tcPr>
+          <w:p>
+            <w:pPr>
+              <w:jc w:val="left"/>
+            </w:pPr>
+            <w:r>
+              <w:rPr>
+                <w:rFonts w:ascii="TimeNewRoman" w:hAnsi="TimeNewRoman"/>
+                <w:sz w:val="30"/>
+              </w:rPr>
+              <w:t>64+22=86</w:t>
+            </w:r>
+          </w:p>
+        </w:tc>
+      </w:tr>
+      <w:tr>
+        <w:tc>
+          <w:tcPr>
+            <w:tcW w:type="dxa" w:w="1987"/>
+          </w:tcPr>
+          <w:p>
+            <w:pPr>
+              <w:jc w:val="left"/>
+            </w:pPr>
+            <w:r>
+              <w:rPr>
+                <w:rFonts w:ascii="TimeNewRoman" w:hAnsi="TimeNewRoman"/>
+                <w:sz w:val="30"/>
+              </w:rPr>
+              <w:t>13+30=43</w:t>
+            </w:r>
+          </w:p>
+        </w:tc>
+        <w:tc>
+          <w:tcPr>
+            <w:tcW w:type="dxa" w:w="1987"/>
+          </w:tcPr>
+          <w:p>
+            <w:pPr>
+              <w:jc w:val="left"/>
+            </w:pPr>
+            <w:r>
+              <w:rPr>
+                <w:rFonts w:ascii="TimeNewRoman" w:hAnsi="TimeNewRoman"/>
+                <w:sz w:val="30"/>
+              </w:rPr>
+              <w:t>33+4=37</w:t>
+            </w:r>
+          </w:p>
+        </w:tc>
+        <w:tc>
+          <w:tcPr>
+            <w:tcW w:type="dxa" w:w="1987"/>
+          </w:tcPr>
+          <w:p>
+            <w:pPr>
+              <w:jc w:val="left"/>
+            </w:pPr>
+            <w:r>
+              <w:rPr>
+                <w:rFonts w:ascii="TimeNewRoman" w:hAnsi="TimeNewRoman"/>
+                <w:sz w:val="30"/>
+              </w:rPr>
+              <w:t>24+61=85</w:t>
+            </w:r>
+          </w:p>
+        </w:tc>
+        <w:tc>
+          <w:tcPr>
+            <w:tcW w:type="dxa" w:w="1987"/>
+          </w:tcPr>
+          <w:p>
+            <w:pPr>
+              <w:jc w:val="left"/>
+            </w:pPr>
+            <w:r>
+              <w:rPr>
+                <w:rFonts w:ascii="TimeNewRoman" w:hAnsi="TimeNewRoman"/>
+                <w:sz w:val="30"/>
+              </w:rPr>
+              <w:t>84-66=18</w:t>
+            </w:r>
+          </w:p>
+        </w:tc>
+        <w:tc>
+          <w:tcPr>
+            <w:tcW w:type="dxa" w:w="1987"/>
+          </w:tcPr>
+          <w:p>
+            <w:pPr>
+              <w:jc w:val="left"/>
+            </w:pPr>
+            <w:r>
+              <w:rPr>
+                <w:rFonts w:ascii="TimeNewRoman" w:hAnsi="TimeNewRoman"/>
+                <w:sz w:val="30"/>
+              </w:rPr>
+              <w:t>28+11=39</w:t>
+            </w:r>
+          </w:p>
+        </w:tc>
+      </w:tr>
+      <w:tr>
+        <w:tc>
+          <w:tcPr>
+            <w:tcW w:type="dxa" w:w="1987"/>
+          </w:tcPr>
+          <w:p>
+            <w:pPr>
+              <w:jc w:val="left"/>
+            </w:pPr>
+            <w:r>
+              <w:rPr>
+                <w:rFonts w:ascii="TimeNewRoman" w:hAnsi="TimeNewRoman"/>
+                <w:sz w:val="30"/>
+              </w:rPr>
+              <w:t>52+31=83</w:t>
+            </w:r>
+          </w:p>
+        </w:tc>
+        <w:tc>
+          <w:tcPr>
+            <w:tcW w:type="dxa" w:w="1987"/>
+          </w:tcPr>
+          <w:p>
+            <w:pPr>
+              <w:jc w:val="left"/>
+            </w:pPr>
+            <w:r>
+              <w:rPr>
+                <w:rFonts w:ascii="TimeNewRoman" w:hAnsi="TimeNewRoman"/>
+                <w:sz w:val="30"/>
+              </w:rPr>
+              <w:t>71+20=91</w:t>
+            </w:r>
+          </w:p>
+        </w:tc>
+        <w:tc>
+          <w:tcPr>
+            <w:tcW w:type="dxa" w:w="1987"/>
+          </w:tcPr>
+          <w:p>
+            <w:pPr>
+              <w:jc w:val="left"/>
+            </w:pPr>
+            <w:r>
+              <w:rPr>
+                <w:rFonts w:ascii="TimeNewRoman" w:hAnsi="TimeNewRoman"/>
+                <w:sz w:val="30"/>
+              </w:rPr>
+              <w:t>4+83=87</w:t>
+            </w:r>
+          </w:p>
+        </w:tc>
+        <w:tc>
+          <w:tcPr>
+            <w:tcW w:type="dxa" w:w="1987"/>
+          </w:tcPr>
+          <w:p>
+            <w:pPr>
+              <w:jc w:val="left"/>
+            </w:pPr>
+            <w:r>
+              <w:rPr>
+                <w:rFonts w:ascii="TimeNewRoman" w:hAnsi="TimeNewRoman"/>
+                <w:sz w:val="30"/>
+              </w:rPr>
+              <w:t>26+29=55</w:t>
+            </w:r>
+          </w:p>
+        </w:tc>
+        <w:tc>
+          <w:tcPr>
+            <w:tcW w:type="dxa" w:w="1987"/>
+          </w:tcPr>
+          <w:p>
+            <w:pPr>
+              <w:jc w:val="left"/>
+            </w:pPr>
+            <w:r>
+              <w:rPr>
+                <w:rFonts w:ascii="TimeNewRoman" w:hAnsi="TimeNewRoman"/>
+                <w:sz w:val="30"/>
+              </w:rPr>
+              <w:t>36+58=94</w:t>
+            </w:r>
+          </w:p>
+        </w:tc>
+      </w:tr>
+      <w:tr>
+        <w:tc>
+          <w:tcPr>
+            <w:tcW w:type="dxa" w:w="1987"/>
+          </w:tcPr>
+          <w:p>
+            <w:pPr>
+              <w:jc w:val="left"/>
+            </w:pPr>
+            <w:r>
+              <w:rPr>
+                <w:rFonts w:ascii="TimeNewRoman" w:hAnsi="TimeNewRoman"/>
+                <w:sz w:val="30"/>
+              </w:rPr>
+              <w:t>44+25=69</w:t>
+            </w:r>
+          </w:p>
+        </w:tc>
+        <w:tc>
+          <w:tcPr>
+            <w:tcW w:type="dxa" w:w="1987"/>
+          </w:tcPr>
+          <w:p>
+            <w:pPr>
+              <w:jc w:val="left"/>
+            </w:pPr>
+            <w:r>
+              <w:rPr>
+                <w:rFonts w:ascii="TimeNewRoman" w:hAnsi="TimeNewRoman"/>
+                <w:sz w:val="30"/>
+              </w:rPr>
+              <w:t>35-28=7</w:t>
+            </w:r>
+          </w:p>
+        </w:tc>
+        <w:tc>
+          <w:tcPr>
+            <w:tcW w:type="dxa" w:w="1987"/>
+          </w:tcPr>
+          <w:p>
+            <w:pPr>
+              <w:jc w:val="left"/>
+            </w:pPr>
+            <w:r>
+              <w:rPr>
+                <w:rFonts w:ascii="TimeNewRoman" w:hAnsi="TimeNewRoman"/>
+                <w:sz w:val="30"/>
+              </w:rPr>
+              <w:t>62-0=62</w:t>
+            </w:r>
+          </w:p>
+        </w:tc>
         <w:tc>
           <w:tcPr>
             <w:tcW w:type="dxa" w:w="1987"/>
@@ -927,58 +1239,7 @@
                 <w:rFonts w:ascii="TimeNewRoman" w:hAnsi="TimeNewRoman"/>
                 <w:sz w:val="30"/>
               </w:rPr>
-              <w:t>97-26=71</w:t>
-            </w:r>
-          </w:p>
-        </w:tc>
-        <w:tc>
-          <w:tcPr>
-            <w:tcW w:type="dxa" w:w="1987"/>
-          </w:tcPr>
-          <w:p>
-            <w:pPr>
-              <w:jc w:val="left"/>
-            </w:pPr>
-            <w:r>
-              <w:rPr>
-                <w:rFonts w:ascii="TimeNewRoman" w:hAnsi="TimeNewRoman"/>
-                <w:sz w:val="30"/>
-              </w:rPr>
-              <w:t>29-18=11</w:t>
-            </w:r>
-          </w:p>
-        </w:tc>
-        <w:tc>
-          <w:tcPr>
-            <w:tcW w:type="dxa" w:w="1987"/>
-          </w:tcPr>
-          <w:p>
-            <w:pPr>
-              <w:jc w:val="left"/>
-            </w:pPr>
-            <w:r>
-              <w:rPr>
-                <w:rFonts w:ascii="TimeNewRoman" w:hAnsi="TimeNewRoman"/>
-                <w:sz w:val="30"/>
-              </w:rPr>
-              <w:t>46+9=55</w:t>
-            </w:r>
-          </w:p>
-        </w:tc>
-        <w:tc>
-          <w:tcPr>
-            <w:tcW w:type="dxa" w:w="1987"/>
-          </w:tcPr>
-          <w:p>
-            <w:pPr>
-              <w:jc w:val="left"/>
-            </w:pPr>
-            <w:r>
-              <w:rPr>
-                <w:rFonts w:ascii="TimeNewRoman" w:hAnsi="TimeNewRoman"/>
-                <w:sz w:val="30"/>
-              </w:rPr>
-              <w:t>59+15=74</w:t>
+              <w:t>92-31=61</w:t>
             </w:r>
           </w:p>
         </w:tc>
@@ -997,7 +1258,7 @@
                 <w:rFonts w:ascii="TimeNewRoman" w:hAnsi="TimeNewRoman"/>
                 <w:sz w:val="30"/>
               </w:rPr>
-              <w:t>57-47=10</w:t>
+              <w:t>3+34=37</w:t>
             </w:r>
           </w:p>
         </w:tc>
@@ -1014,7 +1275,7 @@
                 <w:rFonts w:ascii="TimeNewRoman" w:hAnsi="TimeNewRoman"/>
                 <w:sz w:val="30"/>
               </w:rPr>
-              <w:t>99-44=55</w:t>
+              <w:t>3+81=84</w:t>
             </w:r>
           </w:p>
         </w:tc>
@@ -1031,7 +1292,7 @@
                 <w:rFonts w:ascii="TimeNewRoman" w:hAnsi="TimeNewRoman"/>
                 <w:sz w:val="30"/>
               </w:rPr>
-              <w:t>3+84=87</w:t>
+              <w:t>71-34=37</w:t>
             </w:r>
           </w:p>
         </w:tc>
@@ -1048,7 +1309,7 @@
                 <w:rFonts w:ascii="TimeNewRoman" w:hAnsi="TimeNewRoman"/>
                 <w:sz w:val="30"/>
               </w:rPr>
-              <w:t>24+21=45</w:t>
+              <w:t>13+83=96</w:t>
             </w:r>
           </w:p>
         </w:tc>
@@ -1065,7 +1326,7 @@
                 <w:rFonts w:ascii="TimeNewRoman" w:hAnsi="TimeNewRoman"/>
                 <w:sz w:val="30"/>
               </w:rPr>
-              <w:t>38+30=68</w:t>
+              <w:t>36+4=40</w:t>
             </w:r>
           </w:p>
         </w:tc>
@@ -1084,7 +1345,7 @@
                 <w:rFonts w:ascii="TimeNewRoman" w:hAnsi="TimeNewRoman"/>
                 <w:sz w:val="30"/>
               </w:rPr>
-              <w:t>11-9=2</w:t>
+              <w:t>99-90=9</w:t>
             </w:r>
           </w:p>
         </w:tc>
@@ -1101,7 +1362,7 @@
                 <w:rFonts w:ascii="TimeNewRoman" w:hAnsi="TimeNewRoman"/>
                 <w:sz w:val="30"/>
               </w:rPr>
-              <w:t>75-50=25</w:t>
+              <w:t>5+40=45</w:t>
             </w:r>
           </w:p>
         </w:tc>
@@ -1118,7 +1379,7 @@
                 <w:rFonts w:ascii="TimeNewRoman" w:hAnsi="TimeNewRoman"/>
                 <w:sz w:val="30"/>
               </w:rPr>
-              <w:t>16+15=31</w:t>
+              <w:t>66-39=27</w:t>
             </w:r>
           </w:p>
         </w:tc>
@@ -1135,7 +1396,7 @@
                 <w:rFonts w:ascii="TimeNewRoman" w:hAnsi="TimeNewRoman"/>
                 <w:sz w:val="30"/>
               </w:rPr>
-              <w:t>80-72=8</w:t>
+              <w:t>66-32=34</w:t>
             </w:r>
           </w:p>
         </w:tc>
@@ -1152,7 +1413,7 @@
                 <w:rFonts w:ascii="TimeNewRoman" w:hAnsi="TimeNewRoman"/>
                 <w:sz w:val="30"/>
               </w:rPr>
-              <w:t>16+12=28</w:t>
+              <w:t>49-2=47</w:t>
             </w:r>
           </w:p>
         </w:tc>
@@ -1171,7 +1432,7 @@
                 <w:rFonts w:ascii="TimeNewRoman" w:hAnsi="TimeNewRoman"/>
                 <w:sz w:val="30"/>
               </w:rPr>
-              <w:t>86-18=68</w:t>
+              <w:t>72+4=76</w:t>
             </w:r>
           </w:p>
         </w:tc>
@@ -1188,10 +1449,150 @@
                 <w:rFonts w:ascii="TimeNewRoman" w:hAnsi="TimeNewRoman"/>
                 <w:sz w:val="30"/>
               </w:rPr>
-              <w:t>14+41=55</w:t>
+              <w:t>95-35=60</w:t>
             </w:r>
           </w:p>
         </w:tc>
+        <w:tc>
+          <w:tcPr>
+            <w:tcW w:type="dxa" w:w="1987"/>
+          </w:tcPr>
+          <w:p>
+            <w:pPr>
+              <w:jc w:val="left"/>
+            </w:pPr>
+            <w:r>
+              <w:rPr>
+                <w:rFonts w:ascii="TimeNewRoman" w:hAnsi="TimeNewRoman"/>
+                <w:sz w:val="30"/>
+              </w:rPr>
+              <w:t>14+50=64</w:t>
+            </w:r>
+          </w:p>
+        </w:tc>
+        <w:tc>
+          <w:tcPr>
+            <w:tcW w:type="dxa" w:w="1987"/>
+          </w:tcPr>
+          <w:p>
+            <w:pPr>
+              <w:jc w:val="left"/>
+            </w:pPr>
+            <w:r>
+              <w:rPr>
+                <w:rFonts w:ascii="TimeNewRoman" w:hAnsi="TimeNewRoman"/>
+                <w:sz w:val="30"/>
+              </w:rPr>
+              <w:t>94-7=87</w:t>
+            </w:r>
+          </w:p>
+        </w:tc>
+        <w:tc>
+          <w:tcPr>
+            <w:tcW w:type="dxa" w:w="1987"/>
+          </w:tcPr>
+          <w:p>
+            <w:pPr>
+              <w:jc w:val="left"/>
+            </w:pPr>
+            <w:r>
+              <w:rPr>
+                <w:rFonts w:ascii="TimeNewRoman" w:hAnsi="TimeNewRoman"/>
+                <w:sz w:val="30"/>
+              </w:rPr>
+              <w:t>82-38=44</w:t>
+            </w:r>
+          </w:p>
+        </w:tc>
+      </w:tr>
+      <w:tr>
+        <w:tc>
+          <w:tcPr>
+            <w:tcW w:type="dxa" w:w="1987"/>
+          </w:tcPr>
+          <w:p>
+            <w:pPr>
+              <w:jc w:val="left"/>
+            </w:pPr>
+            <w:r>
+              <w:rPr>
+                <w:rFonts w:ascii="TimeNewRoman" w:hAnsi="TimeNewRoman"/>
+                <w:sz w:val="30"/>
+              </w:rPr>
+              <w:t>67-25=42</w:t>
+            </w:r>
+          </w:p>
+        </w:tc>
+        <w:tc>
+          <w:tcPr>
+            <w:tcW w:type="dxa" w:w="1987"/>
+          </w:tcPr>
+          <w:p>
+            <w:pPr>
+              <w:jc w:val="left"/>
+            </w:pPr>
+            <w:r>
+              <w:rPr>
+                <w:rFonts w:ascii="TimeNewRoman" w:hAnsi="TimeNewRoman"/>
+                <w:sz w:val="30"/>
+              </w:rPr>
+              <w:t>21+66=87</w:t>
+            </w:r>
+          </w:p>
+        </w:tc>
+        <w:tc>
+          <w:tcPr>
+            <w:tcW w:type="dxa" w:w="1987"/>
+          </w:tcPr>
+          <w:p>
+            <w:pPr>
+              <w:jc w:val="left"/>
+            </w:pPr>
+            <w:r>
+              <w:rPr>
+                <w:rFonts w:ascii="TimeNewRoman" w:hAnsi="TimeNewRoman"/>
+                <w:sz w:val="30"/>
+              </w:rPr>
+              <w:t>67-7=60</w:t>
+            </w:r>
+          </w:p>
+        </w:tc>
+        <w:tc>
+          <w:tcPr>
+            <w:tcW w:type="dxa" w:w="1987"/>
+          </w:tcPr>
+          <w:p>
+            <w:pPr>
+              <w:jc w:val="left"/>
+            </w:pPr>
+            <w:r>
+              <w:rPr>
+                <w:rFonts w:ascii="TimeNewRoman" w:hAnsi="TimeNewRoman"/>
+                <w:sz w:val="30"/>
+              </w:rPr>
+              <w:t>25+2=27</w:t>
+            </w:r>
+          </w:p>
+        </w:tc>
+        <w:tc>
+          <w:tcPr>
+            <w:tcW w:type="dxa" w:w="1987"/>
+          </w:tcPr>
+          <w:p>
+            <w:pPr>
+              <w:jc w:val="left"/>
+            </w:pPr>
+            <w:r>
+              <w:rPr>
+                <w:rFonts w:ascii="TimeNewRoman" w:hAnsi="TimeNewRoman"/>
+                <w:sz w:val="30"/>
+              </w:rPr>
+              <w:t>30+14=44</w:t>
+            </w:r>
+          </w:p>
+        </w:tc>
+      </w:tr>
+      <w:tr>
         <w:tc>
           <w:tcPr>
             <w:tcW w:type="dxa" w:w="1987"/>
@@ -1222,7 +1623,7 @@
                 <w:rFonts w:ascii="TimeNewRoman" w:hAnsi="TimeNewRoman"/>
                 <w:sz w:val="30"/>
               </w:rPr>
-              <w:t>17+33=50</w:t>
+              <w:t>7+89=96</w:t>
             </w:r>
           </w:p>
         </w:tc>
@@ -1239,7 +1640,41 @@
                 <w:rFonts w:ascii="TimeNewRoman" w:hAnsi="TimeNewRoman"/>
                 <w:sz w:val="30"/>
               </w:rPr>
-              <w:t>65+1=66</w:t>
+              <w:t>30+61=91</w:t>
+            </w:r>
+          </w:p>
+        </w:tc>
+        <w:tc>
+          <w:tcPr>
+            <w:tcW w:type="dxa" w:w="1987"/>
+          </w:tcPr>
+          <w:p>
+            <w:pPr>
+              <w:jc w:val="left"/>
+            </w:pPr>
+            <w:r>
+              <w:rPr>
+                <w:rFonts w:ascii="TimeNewRoman" w:hAnsi="TimeNewRoman"/>
+                <w:sz w:val="30"/>
+              </w:rPr>
+              <w:t>15+30=45</w:t>
+            </w:r>
+          </w:p>
+        </w:tc>
+        <w:tc>
+          <w:tcPr>
+            <w:tcW w:type="dxa" w:w="1987"/>
+          </w:tcPr>
+          <w:p>
+            <w:pPr>
+              <w:jc w:val="left"/>
+            </w:pPr>
+            <w:r>
+              <w:rPr>
+                <w:rFonts w:ascii="TimeNewRoman" w:hAnsi="TimeNewRoman"/>
+                <w:sz w:val="30"/>
+              </w:rPr>
+              <w:t>44-32=12</w:t>
             </w:r>
           </w:p>
         </w:tc>
@@ -1258,7 +1693,7 @@
                 <w:rFonts w:ascii="TimeNewRoman" w:hAnsi="TimeNewRoman"/>
                 <w:sz w:val="30"/>
               </w:rPr>
-              <w:t>57+18=75</w:t>
+              <w:t>64-24=40</w:t>
             </w:r>
           </w:p>
         </w:tc>
@@ -1275,7 +1710,7 @@
                 <w:rFonts w:ascii="TimeNewRoman" w:hAnsi="TimeNewRoman"/>
                 <w:sz w:val="30"/>
               </w:rPr>
-              <w:t>60-22=38</w:t>
+              <w:t>86+7=93</w:t>
             </w:r>
           </w:p>
         </w:tc>
@@ -1292,7 +1727,7 @@
                 <w:rFonts w:ascii="TimeNewRoman" w:hAnsi="TimeNewRoman"/>
                 <w:sz w:val="30"/>
               </w:rPr>
-              <w:t>83+14=97</w:t>
+              <w:t>25-22=3</w:t>
             </w:r>
           </w:p>
         </w:tc>
@@ -1309,7 +1744,7 @@
                 <w:rFonts w:ascii="TimeNewRoman" w:hAnsi="TimeNewRoman"/>
                 <w:sz w:val="30"/>
               </w:rPr>
-              <w:t>49-4=45</w:t>
+              <w:t>34-11=23</w:t>
             </w:r>
           </w:p>
         </w:tc>
@@ -1326,442 +1761,7 @@
                 <w:rFonts w:ascii="TimeNewRoman" w:hAnsi="TimeNewRoman"/>
                 <w:sz w:val="30"/>
               </w:rPr>
-              <w:t>12+24=36</w:t>
-            </w:r>
-          </w:p>
-        </w:tc>
-      </w:tr>
-      <w:tr>
-        <w:tc>
-          <w:tcPr>
-            <w:tcW w:type="dxa" w:w="1987"/>
-          </w:tcPr>
-          <w:p>
-            <w:pPr>
-              <w:jc w:val="left"/>
-            </w:pPr>
-            <w:r>
-              <w:rPr>
-                <w:rFonts w:ascii="TimeNewRoman" w:hAnsi="TimeNewRoman"/>
-                <w:sz w:val="30"/>
-              </w:rPr>
-              <w:t>28+16=44</w:t>
-            </w:r>
-          </w:p>
-        </w:tc>
-        <w:tc>
-          <w:tcPr>
-            <w:tcW w:type="dxa" w:w="1987"/>
-          </w:tcPr>
-          <w:p>
-            <w:pPr>
-              <w:jc w:val="left"/>
-            </w:pPr>
-            <w:r>
-              <w:rPr>
-                <w:rFonts w:ascii="TimeNewRoman" w:hAnsi="TimeNewRoman"/>
-                <w:sz w:val="30"/>
-              </w:rPr>
-              <w:t>45+1=46</w:t>
-            </w:r>
-          </w:p>
-        </w:tc>
-        <w:tc>
-          <w:tcPr>
-            <w:tcW w:type="dxa" w:w="1987"/>
-          </w:tcPr>
-          <w:p>
-            <w:pPr>
-              <w:jc w:val="left"/>
-            </w:pPr>
-            <w:r>
-              <w:rPr>
-                <w:rFonts w:ascii="TimeNewRoman" w:hAnsi="TimeNewRoman"/>
-                <w:sz w:val="30"/>
-              </w:rPr>
-              <w:t>56-25=31</w:t>
-            </w:r>
-          </w:p>
-        </w:tc>
-        <w:tc>
-          <w:tcPr>
-            <w:tcW w:type="dxa" w:w="1987"/>
-          </w:tcPr>
-          <w:p>
-            <w:pPr>
-              <w:jc w:val="left"/>
-            </w:pPr>
-            <w:r>
-              <w:rPr>
-                <w:rFonts w:ascii="TimeNewRoman" w:hAnsi="TimeNewRoman"/>
-                <w:sz w:val="30"/>
-              </w:rPr>
-              <w:t>44-40=4</w:t>
-            </w:r>
-          </w:p>
-        </w:tc>
-        <w:tc>
-          <w:tcPr>
-            <w:tcW w:type="dxa" w:w="1987"/>
-          </w:tcPr>
-          <w:p>
-            <w:pPr>
-              <w:jc w:val="left"/>
-            </w:pPr>
-            <w:r>
-              <w:rPr>
-                <w:rFonts w:ascii="TimeNewRoman" w:hAnsi="TimeNewRoman"/>
-                <w:sz w:val="30"/>
-              </w:rPr>
-              <w:t>61-22=39</w:t>
-            </w:r>
-          </w:p>
-        </w:tc>
-      </w:tr>
-      <w:tr>
-        <w:tc>
-          <w:tcPr>
-            <w:tcW w:type="dxa" w:w="1987"/>
-          </w:tcPr>
-          <w:p>
-            <w:pPr>
-              <w:jc w:val="left"/>
-            </w:pPr>
-            <w:r>
-              <w:rPr>
-                <w:rFonts w:ascii="TimeNewRoman" w:hAnsi="TimeNewRoman"/>
-                <w:sz w:val="30"/>
-              </w:rPr>
-              <w:t>65-18=47</w:t>
-            </w:r>
-          </w:p>
-        </w:tc>
-        <w:tc>
-          <w:tcPr>
-            <w:tcW w:type="dxa" w:w="1987"/>
-          </w:tcPr>
-          <w:p>
-            <w:pPr>
-              <w:jc w:val="left"/>
-            </w:pPr>
-            <w:r>
-              <w:rPr>
-                <w:rFonts w:ascii="TimeNewRoman" w:hAnsi="TimeNewRoman"/>
-                <w:sz w:val="30"/>
-              </w:rPr>
-              <w:t>13+70=83</w:t>
-            </w:r>
-          </w:p>
-        </w:tc>
-        <w:tc>
-          <w:tcPr>
-            <w:tcW w:type="dxa" w:w="1987"/>
-          </w:tcPr>
-          <w:p>
-            <w:pPr>
-              <w:jc w:val="left"/>
-            </w:pPr>
-            <w:r>
-              <w:rPr>
-                <w:rFonts w:ascii="TimeNewRoman" w:hAnsi="TimeNewRoman"/>
-                <w:sz w:val="30"/>
-              </w:rPr>
-              <w:t>13+28=41</w:t>
-            </w:r>
-          </w:p>
-        </w:tc>
-        <w:tc>
-          <w:tcPr>
-            <w:tcW w:type="dxa" w:w="1987"/>
-          </w:tcPr>
-          <w:p>
-            <w:pPr>
-              <w:jc w:val="left"/>
-            </w:pPr>
-            <w:r>
-              <w:rPr>
-                <w:rFonts w:ascii="TimeNewRoman" w:hAnsi="TimeNewRoman"/>
-                <w:sz w:val="30"/>
-              </w:rPr>
-              <w:t>86-14=72</w:t>
-            </w:r>
-          </w:p>
-        </w:tc>
-        <w:tc>
-          <w:tcPr>
-            <w:tcW w:type="dxa" w:w="1987"/>
-          </w:tcPr>
-          <w:p>
-            <w:pPr>
-              <w:jc w:val="left"/>
-            </w:pPr>
-            <w:r>
-              <w:rPr>
-                <w:rFonts w:ascii="TimeNewRoman" w:hAnsi="TimeNewRoman"/>
-                <w:sz w:val="30"/>
-              </w:rPr>
-              <w:t>99-56=43</w:t>
-            </w:r>
-          </w:p>
-        </w:tc>
-      </w:tr>
-      <w:tr>
-        <w:tc>
-          <w:tcPr>
-            <w:tcW w:type="dxa" w:w="1987"/>
-          </w:tcPr>
-          <w:p>
-            <w:pPr>
-              <w:jc w:val="left"/>
-            </w:pPr>
-            <w:r>
-              <w:rPr>
-                <w:rFonts w:ascii="TimeNewRoman" w:hAnsi="TimeNewRoman"/>
-                <w:sz w:val="30"/>
-              </w:rPr>
-              <w:t>57+35=92</w:t>
-            </w:r>
-          </w:p>
-        </w:tc>
-        <w:tc>
-          <w:tcPr>
-            <w:tcW w:type="dxa" w:w="1987"/>
-          </w:tcPr>
-          <w:p>
-            <w:pPr>
-              <w:jc w:val="left"/>
-            </w:pPr>
-            <w:r>
-              <w:rPr>
-                <w:rFonts w:ascii="TimeNewRoman" w:hAnsi="TimeNewRoman"/>
-                <w:sz w:val="30"/>
-              </w:rPr>
-              <w:t>44+49=93</w:t>
-            </w:r>
-          </w:p>
-        </w:tc>
-        <w:tc>
-          <w:tcPr>
-            <w:tcW w:type="dxa" w:w="1987"/>
-          </w:tcPr>
-          <w:p>
-            <w:pPr>
-              <w:jc w:val="left"/>
-            </w:pPr>
-            <w:r>
-              <w:rPr>
-                <w:rFonts w:ascii="TimeNewRoman" w:hAnsi="TimeNewRoman"/>
-                <w:sz w:val="30"/>
-              </w:rPr>
-              <w:t>24+40=64</w:t>
-            </w:r>
-          </w:p>
-        </w:tc>
-        <w:tc>
-          <w:tcPr>
-            <w:tcW w:type="dxa" w:w="1987"/>
-          </w:tcPr>
-          <w:p>
-            <w:pPr>
-              <w:jc w:val="left"/>
-            </w:pPr>
-            <w:r>
-              <w:rPr>
-                <w:rFonts w:ascii="TimeNewRoman" w:hAnsi="TimeNewRoman"/>
-                <w:sz w:val="30"/>
-              </w:rPr>
-              <w:t>80-11=69</w:t>
-            </w:r>
-          </w:p>
-        </w:tc>
-        <w:tc>
-          <w:tcPr>
-            <w:tcW w:type="dxa" w:w="1987"/>
-          </w:tcPr>
-          <w:p>
-            <w:pPr>
-              <w:jc w:val="left"/>
-            </w:pPr>
-            <w:r>
-              <w:rPr>
-                <w:rFonts w:ascii="TimeNewRoman" w:hAnsi="TimeNewRoman"/>
-                <w:sz w:val="30"/>
-              </w:rPr>
-              <w:t>17+41=58</w:t>
-            </w:r>
-          </w:p>
-        </w:tc>
-      </w:tr>
-      <w:tr>
-        <w:tc>
-          <w:tcPr>
-            <w:tcW w:type="dxa" w:w="1987"/>
-          </w:tcPr>
-          <w:p>
-            <w:pPr>
-              <w:jc w:val="left"/>
-            </w:pPr>
-            <w:r>
-              <w:rPr>
-                <w:rFonts w:ascii="TimeNewRoman" w:hAnsi="TimeNewRoman"/>
-                <w:sz w:val="30"/>
-              </w:rPr>
-              <w:t>76+15=91</w:t>
-            </w:r>
-          </w:p>
-        </w:tc>
-        <w:tc>
-          <w:tcPr>
-            <w:tcW w:type="dxa" w:w="1987"/>
-          </w:tcPr>
-          <w:p>
-            <w:pPr>
-              <w:jc w:val="left"/>
-            </w:pPr>
-            <w:r>
-              <w:rPr>
-                <w:rFonts w:ascii="TimeNewRoman" w:hAnsi="TimeNewRoman"/>
-                <w:sz w:val="30"/>
-              </w:rPr>
-              <w:t>21+53=74</w:t>
-            </w:r>
-          </w:p>
-        </w:tc>
-        <w:tc>
-          <w:tcPr>
-            <w:tcW w:type="dxa" w:w="1987"/>
-          </w:tcPr>
-          <w:p>
-            <w:pPr>
-              <w:jc w:val="left"/>
-            </w:pPr>
-            <w:r>
-              <w:rPr>
-                <w:rFonts w:ascii="TimeNewRoman" w:hAnsi="TimeNewRoman"/>
-                <w:sz w:val="30"/>
-              </w:rPr>
-              <w:t>66+14=80</w:t>
-            </w:r>
-          </w:p>
-        </w:tc>
-        <w:tc>
-          <w:tcPr>
-            <w:tcW w:type="dxa" w:w="1987"/>
-          </w:tcPr>
-          <w:p>
-            <w:pPr>
-              <w:jc w:val="left"/>
-            </w:pPr>
-            <w:r>
-              <w:rPr>
-                <w:rFonts w:ascii="TimeNewRoman" w:hAnsi="TimeNewRoman"/>
-                <w:sz w:val="30"/>
-              </w:rPr>
-              <w:t>46-37=9</w:t>
-            </w:r>
-          </w:p>
-        </w:tc>
-        <w:tc>
-          <w:tcPr>
-            <w:tcW w:type="dxa" w:w="1987"/>
-          </w:tcPr>
-          <w:p>
-            <w:pPr>
-              <w:jc w:val="left"/>
-            </w:pPr>
-            <w:r>
-              <w:rPr>
-                <w:rFonts w:ascii="TimeNewRoman" w:hAnsi="TimeNewRoman"/>
-                <w:sz w:val="30"/>
-              </w:rPr>
-              <w:t>48+45=93</w:t>
-            </w:r>
-          </w:p>
-        </w:tc>
-      </w:tr>
-      <w:tr>
-        <w:tc>
-          <w:tcPr>
-            <w:tcW w:type="dxa" w:w="1987"/>
-          </w:tcPr>
-          <w:p>
-            <w:pPr>
-              <w:jc w:val="left"/>
-            </w:pPr>
-            <w:r>
-              <w:rPr>
-                <w:rFonts w:ascii="TimeNewRoman" w:hAnsi="TimeNewRoman"/>
-                <w:sz w:val="30"/>
-              </w:rPr>
-              <w:t>29+34=63</w:t>
-            </w:r>
-          </w:p>
-        </w:tc>
-        <w:tc>
-          <w:tcPr>
-            <w:tcW w:type="dxa" w:w="1987"/>
-          </w:tcPr>
-          <w:p>
-            <w:pPr>
-              <w:jc w:val="left"/>
-            </w:pPr>
-            <w:r>
-              <w:rPr>
-                <w:rFonts w:ascii="TimeNewRoman" w:hAnsi="TimeNewRoman"/>
-                <w:sz w:val="30"/>
-              </w:rPr>
-              <w:t>89-68=21</w:t>
-            </w:r>
-          </w:p>
-        </w:tc>
-        <w:tc>
-          <w:tcPr>
-            <w:tcW w:type="dxa" w:w="1987"/>
-          </w:tcPr>
-          <w:p>
-            <w:pPr>
-              <w:jc w:val="left"/>
-            </w:pPr>
-            <w:r>
-              <w:rPr>
-                <w:rFonts w:ascii="TimeNewRoman" w:hAnsi="TimeNewRoman"/>
-                <w:sz w:val="30"/>
-              </w:rPr>
-              <w:t>76-24=52</w:t>
-            </w:r>
-          </w:p>
-        </w:tc>
-        <w:tc>
-          <w:tcPr>
-            <w:tcW w:type="dxa" w:w="1987"/>
-          </w:tcPr>
-          <w:p>
-            <w:pPr>
-              <w:jc w:val="left"/>
-            </w:pPr>
-            <w:r>
-              <w:rPr>
-                <w:rFonts w:ascii="TimeNewRoman" w:hAnsi="TimeNewRoman"/>
-                <w:sz w:val="30"/>
-              </w:rPr>
-              <w:t>33-21=12</w:t>
-            </w:r>
-          </w:p>
-        </w:tc>
-        <w:tc>
-          <w:tcPr>
-            <w:tcW w:type="dxa" w:w="1987"/>
-          </w:tcPr>
-          <w:p>
-            <w:pPr>
-              <w:jc w:val="left"/>
-            </w:pPr>
-            <w:r>
-              <w:rPr>
-                <w:rFonts w:ascii="TimeNewRoman" w:hAnsi="TimeNewRoman"/>
-                <w:sz w:val="30"/>
-              </w:rPr>
-              <w:t>47+15=62</w:t>
+              <w:t>53-25=28</w:t>
             </w:r>
           </w:p>
         </w:tc>

--- a/answers-of-addition_and_subtraction_within_100.docx
+++ b/answers-of-addition_and_subtraction_within_100.docx
@@ -11,7 +11,7 @@
           <w:rFonts w:ascii="Arial" w:hAnsi="Arial"/>
           <w:sz w:val="30"/>
         </w:rPr>
-        <w:t>2026-09-14 Monday</w:t>
+        <w:t>2026-09-15 Tuesday</w:t>
       </w:r>
     </w:p>
     <w:tbl>
@@ -40,7 +40,7 @@
                 <w:rFonts w:ascii="TimeNewRoman" w:hAnsi="TimeNewRoman"/>
                 <w:sz w:val="30"/>
               </w:rPr>
-              <w:t>60-10=50</w:t>
+              <w:t>38+21=59</w:t>
             </w:r>
           </w:p>
         </w:tc>
@@ -57,7 +57,7 @@
                 <w:rFonts w:ascii="TimeNewRoman" w:hAnsi="TimeNewRoman"/>
                 <w:sz w:val="30"/>
               </w:rPr>
-              <w:t>22+5=27</w:t>
+              <w:t>76-0=76</w:t>
             </w:r>
           </w:p>
         </w:tc>
@@ -74,7 +74,7 @@
                 <w:rFonts w:ascii="TimeNewRoman" w:hAnsi="TimeNewRoman"/>
                 <w:sz w:val="30"/>
               </w:rPr>
-              <w:t>2+66=68</w:t>
+              <w:t>3+37=40</w:t>
             </w:r>
           </w:p>
         </w:tc>
@@ -91,7 +91,7 @@
                 <w:rFonts w:ascii="TimeNewRoman" w:hAnsi="TimeNewRoman"/>
                 <w:sz w:val="30"/>
               </w:rPr>
-              <w:t>49-6=43</w:t>
+              <w:t>93-43=50</w:t>
             </w:r>
           </w:p>
         </w:tc>
@@ -108,7 +108,7 @@
                 <w:rFonts w:ascii="TimeNewRoman" w:hAnsi="TimeNewRoman"/>
                 <w:sz w:val="30"/>
               </w:rPr>
-              <w:t>64-39=25</w:t>
+              <w:t>32+59=91</w:t>
             </w:r>
           </w:p>
         </w:tc>
@@ -127,7 +127,7 @@
                 <w:rFonts w:ascii="TimeNewRoman" w:hAnsi="TimeNewRoman"/>
                 <w:sz w:val="30"/>
               </w:rPr>
-              <w:t>85-23=62</w:t>
+              <w:t>62+6=68</w:t>
             </w:r>
           </w:p>
         </w:tc>
@@ -144,7 +144,7 @@
                 <w:rFonts w:ascii="TimeNewRoman" w:hAnsi="TimeNewRoman"/>
                 <w:sz w:val="30"/>
               </w:rPr>
-              <w:t>56+38=94</w:t>
+              <w:t>76-19=57</w:t>
             </w:r>
           </w:p>
         </w:tc>
@@ -161,7 +161,7 @@
                 <w:rFonts w:ascii="TimeNewRoman" w:hAnsi="TimeNewRoman"/>
                 <w:sz w:val="30"/>
               </w:rPr>
-              <w:t>89-15=74</w:t>
+              <w:t>13-11=2</w:t>
             </w:r>
           </w:p>
         </w:tc>
@@ -178,7 +178,7 @@
                 <w:rFonts w:ascii="TimeNewRoman" w:hAnsi="TimeNewRoman"/>
                 <w:sz w:val="30"/>
               </w:rPr>
-              <w:t>72+23=95</w:t>
+              <w:t>18+47=65</w:t>
             </w:r>
           </w:p>
         </w:tc>
@@ -195,7 +195,7 @@
                 <w:rFonts w:ascii="TimeNewRoman" w:hAnsi="TimeNewRoman"/>
                 <w:sz w:val="30"/>
               </w:rPr>
-              <w:t>61-23=38</w:t>
+              <w:t>76-45=31</w:t>
             </w:r>
           </w:p>
         </w:tc>
@@ -214,7 +214,7 @@
                 <w:rFonts w:ascii="TimeNewRoman" w:hAnsi="TimeNewRoman"/>
                 <w:sz w:val="30"/>
               </w:rPr>
-              <w:t>62-54=8</w:t>
+              <w:t>66-64=2</w:t>
             </w:r>
           </w:p>
         </w:tc>
@@ -231,7 +231,7 @@
                 <w:rFonts w:ascii="TimeNewRoman" w:hAnsi="TimeNewRoman"/>
                 <w:sz w:val="30"/>
               </w:rPr>
-              <w:t>93-80=13</w:t>
+              <w:t>26-9=17</w:t>
             </w:r>
           </w:p>
         </w:tc>
@@ -248,7 +248,7 @@
                 <w:rFonts w:ascii="TimeNewRoman" w:hAnsi="TimeNewRoman"/>
                 <w:sz w:val="30"/>
               </w:rPr>
-              <w:t>40-15=25</w:t>
+              <w:t>39+44=83</w:t>
             </w:r>
           </w:p>
         </w:tc>
@@ -265,7 +265,7 @@
                 <w:rFonts w:ascii="TimeNewRoman" w:hAnsi="TimeNewRoman"/>
                 <w:sz w:val="30"/>
               </w:rPr>
-              <w:t>57+7=64</w:t>
+              <w:t>58-43=15</w:t>
             </w:r>
           </w:p>
         </w:tc>
@@ -282,7 +282,7 @@
                 <w:rFonts w:ascii="TimeNewRoman" w:hAnsi="TimeNewRoman"/>
                 <w:sz w:val="30"/>
               </w:rPr>
-              <w:t>50+29=79</w:t>
+              <w:t>9+7=16</w:t>
             </w:r>
           </w:p>
         </w:tc>
@@ -301,7 +301,7 @@
                 <w:rFonts w:ascii="TimeNewRoman" w:hAnsi="TimeNewRoman"/>
                 <w:sz w:val="30"/>
               </w:rPr>
-              <w:t>48-38=10</w:t>
+              <w:t>56+30=86</w:t>
             </w:r>
           </w:p>
         </w:tc>
@@ -318,7 +318,7 @@
                 <w:rFonts w:ascii="TimeNewRoman" w:hAnsi="TimeNewRoman"/>
                 <w:sz w:val="30"/>
               </w:rPr>
-              <w:t>73-72=1</w:t>
+              <w:t>0+35=35</w:t>
             </w:r>
           </w:p>
         </w:tc>
@@ -335,7 +335,7 @@
                 <w:rFonts w:ascii="TimeNewRoman" w:hAnsi="TimeNewRoman"/>
                 <w:sz w:val="30"/>
               </w:rPr>
-              <w:t>82-49=33</w:t>
+              <w:t>28+56=84</w:t>
             </w:r>
           </w:p>
         </w:tc>
@@ -352,7 +352,7 @@
                 <w:rFonts w:ascii="TimeNewRoman" w:hAnsi="TimeNewRoman"/>
                 <w:sz w:val="30"/>
               </w:rPr>
-              <w:t>30+8=38</w:t>
+              <w:t>75+17=92</w:t>
             </w:r>
           </w:p>
         </w:tc>
@@ -369,7 +369,7 @@
                 <w:rFonts w:ascii="TimeNewRoman" w:hAnsi="TimeNewRoman"/>
                 <w:sz w:val="30"/>
               </w:rPr>
-              <w:t>24+43=67</w:t>
+              <w:t>83-64=19</w:t>
             </w:r>
           </w:p>
         </w:tc>
@@ -388,7 +388,7 @@
                 <w:rFonts w:ascii="TimeNewRoman" w:hAnsi="TimeNewRoman"/>
                 <w:sz w:val="30"/>
               </w:rPr>
-              <w:t>62-39=23</w:t>
+              <w:t>17+69=86</w:t>
             </w:r>
           </w:p>
         </w:tc>
@@ -405,7 +405,7 @@
                 <w:rFonts w:ascii="TimeNewRoman" w:hAnsi="TimeNewRoman"/>
                 <w:sz w:val="30"/>
               </w:rPr>
-              <w:t>83+16=99</w:t>
+              <w:t>10+75=85</w:t>
             </w:r>
           </w:p>
         </w:tc>
@@ -422,7 +422,7 @@
                 <w:rFonts w:ascii="TimeNewRoman" w:hAnsi="TimeNewRoman"/>
                 <w:sz w:val="30"/>
               </w:rPr>
-              <w:t>29+56=85</w:t>
+              <w:t>30-21=9</w:t>
             </w:r>
           </w:p>
         </w:tc>
@@ -439,7 +439,7 @@
                 <w:rFonts w:ascii="TimeNewRoman" w:hAnsi="TimeNewRoman"/>
                 <w:sz w:val="30"/>
               </w:rPr>
-              <w:t>93-33=60</w:t>
+              <w:t>50-39=11</w:t>
             </w:r>
           </w:p>
         </w:tc>
@@ -456,7 +456,7 @@
                 <w:rFonts w:ascii="TimeNewRoman" w:hAnsi="TimeNewRoman"/>
                 <w:sz w:val="30"/>
               </w:rPr>
-              <w:t>6+71=77</w:t>
+              <w:t>7+42=49</w:t>
             </w:r>
           </w:p>
         </w:tc>
@@ -475,7 +475,7 @@
                 <w:rFonts w:ascii="TimeNewRoman" w:hAnsi="TimeNewRoman"/>
                 <w:sz w:val="30"/>
               </w:rPr>
-              <w:t>7+62=69</w:t>
+              <w:t>20+29=49</w:t>
             </w:r>
           </w:p>
         </w:tc>
@@ -492,7 +492,7 @@
                 <w:rFonts w:ascii="TimeNewRoman" w:hAnsi="TimeNewRoman"/>
                 <w:sz w:val="30"/>
               </w:rPr>
-              <w:t>82+12=94</w:t>
+              <w:t>49-35=14</w:t>
             </w:r>
           </w:p>
         </w:tc>
@@ -509,7 +509,7 @@
                 <w:rFonts w:ascii="TimeNewRoman" w:hAnsi="TimeNewRoman"/>
                 <w:sz w:val="30"/>
               </w:rPr>
-              <w:t>12+29=41</w:t>
+              <w:t>25+69=94</w:t>
             </w:r>
           </w:p>
         </w:tc>
@@ -526,7 +526,7 @@
                 <w:rFonts w:ascii="TimeNewRoman" w:hAnsi="TimeNewRoman"/>
                 <w:sz w:val="30"/>
               </w:rPr>
-              <w:t>71-39=32</w:t>
+              <w:t>88+2=90</w:t>
             </w:r>
           </w:p>
         </w:tc>
@@ -543,7 +543,7 @@
                 <w:rFonts w:ascii="TimeNewRoman" w:hAnsi="TimeNewRoman"/>
                 <w:sz w:val="30"/>
               </w:rPr>
-              <w:t>35-9=26</w:t>
+              <w:t>94-30=64</w:t>
             </w:r>
           </w:p>
         </w:tc>
@@ -562,7 +562,7 @@
                 <w:rFonts w:ascii="TimeNewRoman" w:hAnsi="TimeNewRoman"/>
                 <w:sz w:val="30"/>
               </w:rPr>
-              <w:t>72-60=12</w:t>
+              <w:t>27+71=98</w:t>
             </w:r>
           </w:p>
         </w:tc>
@@ -579,7 +579,7 @@
                 <w:rFonts w:ascii="TimeNewRoman" w:hAnsi="TimeNewRoman"/>
                 <w:sz w:val="30"/>
               </w:rPr>
-              <w:t>39-6=33</w:t>
+              <w:t>68-25=43</w:t>
             </w:r>
           </w:p>
         </w:tc>
@@ -596,7 +596,7 @@
                 <w:rFonts w:ascii="TimeNewRoman" w:hAnsi="TimeNewRoman"/>
                 <w:sz w:val="30"/>
               </w:rPr>
-              <w:t>51-22=29</w:t>
+              <w:t>63+13=76</w:t>
             </w:r>
           </w:p>
         </w:tc>
@@ -613,7 +613,7 @@
                 <w:rFonts w:ascii="TimeNewRoman" w:hAnsi="TimeNewRoman"/>
                 <w:sz w:val="30"/>
               </w:rPr>
-              <w:t>90-24=66</w:t>
+              <w:t>47-10=37</w:t>
             </w:r>
           </w:p>
         </w:tc>
@@ -630,7 +630,7 @@
                 <w:rFonts w:ascii="TimeNewRoman" w:hAnsi="TimeNewRoman"/>
                 <w:sz w:val="30"/>
               </w:rPr>
-              <w:t>57+14=71</w:t>
+              <w:t>29-24=5</w:t>
             </w:r>
           </w:p>
         </w:tc>
@@ -649,7 +649,7 @@
                 <w:rFonts w:ascii="TimeNewRoman" w:hAnsi="TimeNewRoman"/>
                 <w:sz w:val="30"/>
               </w:rPr>
-              <w:t>38+15=53</w:t>
+              <w:t>30-22=8</w:t>
             </w:r>
           </w:p>
         </w:tc>
@@ -666,7 +666,7 @@
                 <w:rFonts w:ascii="TimeNewRoman" w:hAnsi="TimeNewRoman"/>
                 <w:sz w:val="30"/>
               </w:rPr>
-              <w:t>51+3=54</w:t>
+              <w:t>6+5=11</w:t>
             </w:r>
           </w:p>
         </w:tc>
@@ -683,7 +683,7 @@
                 <w:rFonts w:ascii="TimeNewRoman" w:hAnsi="TimeNewRoman"/>
                 <w:sz w:val="30"/>
               </w:rPr>
-              <w:t>29+9=38</w:t>
+              <w:t>40-31=9</w:t>
             </w:r>
           </w:p>
         </w:tc>
@@ -700,7 +700,7 @@
                 <w:rFonts w:ascii="TimeNewRoman" w:hAnsi="TimeNewRoman"/>
                 <w:sz w:val="30"/>
               </w:rPr>
-              <w:t>12+33=45</w:t>
+              <w:t>82-1=81</w:t>
             </w:r>
           </w:p>
         </w:tc>
@@ -717,7 +717,7 @@
                 <w:rFonts w:ascii="TimeNewRoman" w:hAnsi="TimeNewRoman"/>
                 <w:sz w:val="30"/>
               </w:rPr>
-              <w:t>72-16=56</w:t>
+              <w:t>11+0=11</w:t>
             </w:r>
           </w:p>
         </w:tc>
@@ -736,7 +736,7 @@
                 <w:rFonts w:ascii="TimeNewRoman" w:hAnsi="TimeNewRoman"/>
                 <w:sz w:val="30"/>
               </w:rPr>
-              <w:t>62-54=8</w:t>
+              <w:t>16+73=89</w:t>
             </w:r>
           </w:p>
         </w:tc>
@@ -753,7 +753,7 @@
                 <w:rFonts w:ascii="TimeNewRoman" w:hAnsi="TimeNewRoman"/>
                 <w:sz w:val="30"/>
               </w:rPr>
-              <w:t>43+49=92</w:t>
+              <w:t>1+62=63</w:t>
             </w:r>
           </w:p>
         </w:tc>
@@ -770,7 +770,7 @@
                 <w:rFonts w:ascii="TimeNewRoman" w:hAnsi="TimeNewRoman"/>
                 <w:sz w:val="30"/>
               </w:rPr>
-              <w:t>61-24=37</w:t>
+              <w:t>12+2=14</w:t>
             </w:r>
           </w:p>
         </w:tc>
@@ -787,7 +787,7 @@
                 <w:rFonts w:ascii="TimeNewRoman" w:hAnsi="TimeNewRoman"/>
                 <w:sz w:val="30"/>
               </w:rPr>
-              <w:t>95-63=32</w:t>
+              <w:t>23-14=9</w:t>
             </w:r>
           </w:p>
         </w:tc>
@@ -804,529 +804,7 @@
                 <w:rFonts w:ascii="TimeNewRoman" w:hAnsi="TimeNewRoman"/>
                 <w:sz w:val="30"/>
               </w:rPr>
-              <w:t>79-24=55</w:t>
-            </w:r>
-          </w:p>
-        </w:tc>
-      </w:tr>
-      <w:tr>
-        <w:tc>
-          <w:tcPr>
-            <w:tcW w:type="dxa" w:w="1987"/>
-          </w:tcPr>
-          <w:p>
-            <w:pPr>
-              <w:jc w:val="left"/>
-            </w:pPr>
-            <w:r>
-              <w:rPr>
-                <w:rFonts w:ascii="TimeNewRoman" w:hAnsi="TimeNewRoman"/>
-                <w:sz w:val="30"/>
-              </w:rPr>
-              <w:t>71-54=17</w:t>
-            </w:r>
-          </w:p>
-        </w:tc>
-        <w:tc>
-          <w:tcPr>
-            <w:tcW w:type="dxa" w:w="1987"/>
-          </w:tcPr>
-          <w:p>
-            <w:pPr>
-              <w:jc w:val="left"/>
-            </w:pPr>
-            <w:r>
-              <w:rPr>
-                <w:rFonts w:ascii="TimeNewRoman" w:hAnsi="TimeNewRoman"/>
-                <w:sz w:val="30"/>
-              </w:rPr>
-              <w:t>58+6=64</w:t>
-            </w:r>
-          </w:p>
-        </w:tc>
-        <w:tc>
-          <w:tcPr>
-            <w:tcW w:type="dxa" w:w="1987"/>
-          </w:tcPr>
-          <w:p>
-            <w:pPr>
-              <w:jc w:val="left"/>
-            </w:pPr>
-            <w:r>
-              <w:rPr>
-                <w:rFonts w:ascii="TimeNewRoman" w:hAnsi="TimeNewRoman"/>
-                <w:sz w:val="30"/>
-              </w:rPr>
-              <w:t>14+13=27</w:t>
-            </w:r>
-          </w:p>
-        </w:tc>
-        <w:tc>
-          <w:tcPr>
-            <w:tcW w:type="dxa" w:w="1987"/>
-          </w:tcPr>
-          <w:p>
-            <w:pPr>
-              <w:jc w:val="left"/>
-            </w:pPr>
-            <w:r>
-              <w:rPr>
-                <w:rFonts w:ascii="TimeNewRoman" w:hAnsi="TimeNewRoman"/>
-                <w:sz w:val="30"/>
-              </w:rPr>
-              <w:t>73-37=36</w:t>
-            </w:r>
-          </w:p>
-        </w:tc>
-        <w:tc>
-          <w:tcPr>
-            <w:tcW w:type="dxa" w:w="1987"/>
-          </w:tcPr>
-          <w:p>
-            <w:pPr>
-              <w:jc w:val="left"/>
-            </w:pPr>
-            <w:r>
-              <w:rPr>
-                <w:rFonts w:ascii="TimeNewRoman" w:hAnsi="TimeNewRoman"/>
-                <w:sz w:val="30"/>
-              </w:rPr>
-              <w:t>56-39=17</w:t>
-            </w:r>
-          </w:p>
-        </w:tc>
-      </w:tr>
-      <w:tr>
-        <w:tc>
-          <w:tcPr>
-            <w:tcW w:type="dxa" w:w="1987"/>
-          </w:tcPr>
-          <w:p>
-            <w:pPr>
-              <w:jc w:val="left"/>
-            </w:pPr>
-            <w:r>
-              <w:rPr>
-                <w:rFonts w:ascii="TimeNewRoman" w:hAnsi="TimeNewRoman"/>
-                <w:sz w:val="30"/>
-              </w:rPr>
-              <w:t>24+36=60</w:t>
-            </w:r>
-          </w:p>
-        </w:tc>
-        <w:tc>
-          <w:tcPr>
-            <w:tcW w:type="dxa" w:w="1987"/>
-          </w:tcPr>
-          <w:p>
-            <w:pPr>
-              <w:jc w:val="left"/>
-            </w:pPr>
-            <w:r>
-              <w:rPr>
-                <w:rFonts w:ascii="TimeNewRoman" w:hAnsi="TimeNewRoman"/>
-                <w:sz w:val="30"/>
-              </w:rPr>
-              <w:t>21+36=57</w:t>
-            </w:r>
-          </w:p>
-        </w:tc>
-        <w:tc>
-          <w:tcPr>
-            <w:tcW w:type="dxa" w:w="1987"/>
-          </w:tcPr>
-          <w:p>
-            <w:pPr>
-              <w:jc w:val="left"/>
-            </w:pPr>
-            <w:r>
-              <w:rPr>
-                <w:rFonts w:ascii="TimeNewRoman" w:hAnsi="TimeNewRoman"/>
-                <w:sz w:val="30"/>
-              </w:rPr>
-              <w:t>51+38=89</w:t>
-            </w:r>
-          </w:p>
-        </w:tc>
-        <w:tc>
-          <w:tcPr>
-            <w:tcW w:type="dxa" w:w="1987"/>
-          </w:tcPr>
-          <w:p>
-            <w:pPr>
-              <w:jc w:val="left"/>
-            </w:pPr>
-            <w:r>
-              <w:rPr>
-                <w:rFonts w:ascii="TimeNewRoman" w:hAnsi="TimeNewRoman"/>
-                <w:sz w:val="30"/>
-              </w:rPr>
-              <w:t>87-32=55</w:t>
-            </w:r>
-          </w:p>
-        </w:tc>
-        <w:tc>
-          <w:tcPr>
-            <w:tcW w:type="dxa" w:w="1987"/>
-          </w:tcPr>
-          <w:p>
-            <w:pPr>
-              <w:jc w:val="left"/>
-            </w:pPr>
-            <w:r>
-              <w:rPr>
-                <w:rFonts w:ascii="TimeNewRoman" w:hAnsi="TimeNewRoman"/>
-                <w:sz w:val="30"/>
-              </w:rPr>
-              <w:t>64+22=86</w:t>
-            </w:r>
-          </w:p>
-        </w:tc>
-      </w:tr>
-      <w:tr>
-        <w:tc>
-          <w:tcPr>
-            <w:tcW w:type="dxa" w:w="1987"/>
-          </w:tcPr>
-          <w:p>
-            <w:pPr>
-              <w:jc w:val="left"/>
-            </w:pPr>
-            <w:r>
-              <w:rPr>
-                <w:rFonts w:ascii="TimeNewRoman" w:hAnsi="TimeNewRoman"/>
-                <w:sz w:val="30"/>
-              </w:rPr>
-              <w:t>13+30=43</w:t>
-            </w:r>
-          </w:p>
-        </w:tc>
-        <w:tc>
-          <w:tcPr>
-            <w:tcW w:type="dxa" w:w="1987"/>
-          </w:tcPr>
-          <w:p>
-            <w:pPr>
-              <w:jc w:val="left"/>
-            </w:pPr>
-            <w:r>
-              <w:rPr>
-                <w:rFonts w:ascii="TimeNewRoman" w:hAnsi="TimeNewRoman"/>
-                <w:sz w:val="30"/>
-              </w:rPr>
-              <w:t>33+4=37</w:t>
-            </w:r>
-          </w:p>
-        </w:tc>
-        <w:tc>
-          <w:tcPr>
-            <w:tcW w:type="dxa" w:w="1987"/>
-          </w:tcPr>
-          <w:p>
-            <w:pPr>
-              <w:jc w:val="left"/>
-            </w:pPr>
-            <w:r>
-              <w:rPr>
-                <w:rFonts w:ascii="TimeNewRoman" w:hAnsi="TimeNewRoman"/>
-                <w:sz w:val="30"/>
-              </w:rPr>
-              <w:t>24+61=85</w:t>
-            </w:r>
-          </w:p>
-        </w:tc>
-        <w:tc>
-          <w:tcPr>
-            <w:tcW w:type="dxa" w:w="1987"/>
-          </w:tcPr>
-          <w:p>
-            <w:pPr>
-              <w:jc w:val="left"/>
-            </w:pPr>
-            <w:r>
-              <w:rPr>
-                <w:rFonts w:ascii="TimeNewRoman" w:hAnsi="TimeNewRoman"/>
-                <w:sz w:val="30"/>
-              </w:rPr>
-              <w:t>84-66=18</w:t>
-            </w:r>
-          </w:p>
-        </w:tc>
-        <w:tc>
-          <w:tcPr>
-            <w:tcW w:type="dxa" w:w="1987"/>
-          </w:tcPr>
-          <w:p>
-            <w:pPr>
-              <w:jc w:val="left"/>
-            </w:pPr>
-            <w:r>
-              <w:rPr>
-                <w:rFonts w:ascii="TimeNewRoman" w:hAnsi="TimeNewRoman"/>
-                <w:sz w:val="30"/>
-              </w:rPr>
-              <w:t>28+11=39</w:t>
-            </w:r>
-          </w:p>
-        </w:tc>
-      </w:tr>
-      <w:tr>
-        <w:tc>
-          <w:tcPr>
-            <w:tcW w:type="dxa" w:w="1987"/>
-          </w:tcPr>
-          <w:p>
-            <w:pPr>
-              <w:jc w:val="left"/>
-            </w:pPr>
-            <w:r>
-              <w:rPr>
-                <w:rFonts w:ascii="TimeNewRoman" w:hAnsi="TimeNewRoman"/>
-                <w:sz w:val="30"/>
-              </w:rPr>
-              <w:t>52+31=83</w:t>
-            </w:r>
-          </w:p>
-        </w:tc>
-        <w:tc>
-          <w:tcPr>
-            <w:tcW w:type="dxa" w:w="1987"/>
-          </w:tcPr>
-          <w:p>
-            <w:pPr>
-              <w:jc w:val="left"/>
-            </w:pPr>
-            <w:r>
-              <w:rPr>
-                <w:rFonts w:ascii="TimeNewRoman" w:hAnsi="TimeNewRoman"/>
-                <w:sz w:val="30"/>
-              </w:rPr>
-              <w:t>71+20=91</w:t>
-            </w:r>
-          </w:p>
-        </w:tc>
-        <w:tc>
-          <w:tcPr>
-            <w:tcW w:type="dxa" w:w="1987"/>
-          </w:tcPr>
-          <w:p>
-            <w:pPr>
-              <w:jc w:val="left"/>
-            </w:pPr>
-            <w:r>
-              <w:rPr>
-                <w:rFonts w:ascii="TimeNewRoman" w:hAnsi="TimeNewRoman"/>
-                <w:sz w:val="30"/>
-              </w:rPr>
-              <w:t>4+83=87</w:t>
-            </w:r>
-          </w:p>
-        </w:tc>
-        <w:tc>
-          <w:tcPr>
-            <w:tcW w:type="dxa" w:w="1987"/>
-          </w:tcPr>
-          <w:p>
-            <w:pPr>
-              <w:jc w:val="left"/>
-            </w:pPr>
-            <w:r>
-              <w:rPr>
-                <w:rFonts w:ascii="TimeNewRoman" w:hAnsi="TimeNewRoman"/>
-                <w:sz w:val="30"/>
-              </w:rPr>
-              <w:t>26+29=55</w:t>
-            </w:r>
-          </w:p>
-        </w:tc>
-        <w:tc>
-          <w:tcPr>
-            <w:tcW w:type="dxa" w:w="1987"/>
-          </w:tcPr>
-          <w:p>
-            <w:pPr>
-              <w:jc w:val="left"/>
-            </w:pPr>
-            <w:r>
-              <w:rPr>
-                <w:rFonts w:ascii="TimeNewRoman" w:hAnsi="TimeNewRoman"/>
-                <w:sz w:val="30"/>
-              </w:rPr>
-              <w:t>36+58=94</w:t>
-            </w:r>
-          </w:p>
-        </w:tc>
-      </w:tr>
-      <w:tr>
-        <w:tc>
-          <w:tcPr>
-            <w:tcW w:type="dxa" w:w="1987"/>
-          </w:tcPr>
-          <w:p>
-            <w:pPr>
-              <w:jc w:val="left"/>
-            </w:pPr>
-            <w:r>
-              <w:rPr>
-                <w:rFonts w:ascii="TimeNewRoman" w:hAnsi="TimeNewRoman"/>
-                <w:sz w:val="30"/>
-              </w:rPr>
-              <w:t>44+25=69</w:t>
-            </w:r>
-          </w:p>
-        </w:tc>
-        <w:tc>
-          <w:tcPr>
-            <w:tcW w:type="dxa" w:w="1987"/>
-          </w:tcPr>
-          <w:p>
-            <w:pPr>
-              <w:jc w:val="left"/>
-            </w:pPr>
-            <w:r>
-              <w:rPr>
-                <w:rFonts w:ascii="TimeNewRoman" w:hAnsi="TimeNewRoman"/>
-                <w:sz w:val="30"/>
-              </w:rPr>
-              <w:t>35-28=7</w:t>
-            </w:r>
-          </w:p>
-        </w:tc>
-        <w:tc>
-          <w:tcPr>
-            <w:tcW w:type="dxa" w:w="1987"/>
-          </w:tcPr>
-          <w:p>
-            <w:pPr>
-              <w:jc w:val="left"/>
-            </w:pPr>
-            <w:r>
-              <w:rPr>
-                <w:rFonts w:ascii="TimeNewRoman" w:hAnsi="TimeNewRoman"/>
-                <w:sz w:val="30"/>
-              </w:rPr>
-              <w:t>62-0=62</w:t>
-            </w:r>
-          </w:p>
-        </w:tc>
-        <w:tc>
-          <w:tcPr>
-            <w:tcW w:type="dxa" w:w="1987"/>
-          </w:tcPr>
-          <w:p>
-            <w:pPr>
-              <w:jc w:val="left"/>
-            </w:pPr>
-            <w:r>
-              <w:rPr>
-                <w:rFonts w:ascii="TimeNewRoman" w:hAnsi="TimeNewRoman"/>
-                <w:sz w:val="30"/>
-              </w:rPr>
-              <w:t>44-18=26</w:t>
-            </w:r>
-          </w:p>
-        </w:tc>
-        <w:tc>
-          <w:tcPr>
-            <w:tcW w:type="dxa" w:w="1987"/>
-          </w:tcPr>
-          <w:p>
-            <w:pPr>
-              <w:jc w:val="left"/>
-            </w:pPr>
-            <w:r>
-              <w:rPr>
-                <w:rFonts w:ascii="TimeNewRoman" w:hAnsi="TimeNewRoman"/>
-                <w:sz w:val="30"/>
-              </w:rPr>
-              <w:t>92-31=61</w:t>
-            </w:r>
-          </w:p>
-        </w:tc>
-      </w:tr>
-      <w:tr>
-        <w:tc>
-          <w:tcPr>
-            <w:tcW w:type="dxa" w:w="1987"/>
-          </w:tcPr>
-          <w:p>
-            <w:pPr>
-              <w:jc w:val="left"/>
-            </w:pPr>
-            <w:r>
-              <w:rPr>
-                <w:rFonts w:ascii="TimeNewRoman" w:hAnsi="TimeNewRoman"/>
-                <w:sz w:val="30"/>
-              </w:rPr>
-              <w:t>3+34=37</w:t>
-            </w:r>
-          </w:p>
-        </w:tc>
-        <w:tc>
-          <w:tcPr>
-            <w:tcW w:type="dxa" w:w="1987"/>
-          </w:tcPr>
-          <w:p>
-            <w:pPr>
-              <w:jc w:val="left"/>
-            </w:pPr>
-            <w:r>
-              <w:rPr>
-                <w:rFonts w:ascii="TimeNewRoman" w:hAnsi="TimeNewRoman"/>
-                <w:sz w:val="30"/>
-              </w:rPr>
-              <w:t>3+81=84</w:t>
-            </w:r>
-          </w:p>
-        </w:tc>
-        <w:tc>
-          <w:tcPr>
-            <w:tcW w:type="dxa" w:w="1987"/>
-          </w:tcPr>
-          <w:p>
-            <w:pPr>
-              <w:jc w:val="left"/>
-            </w:pPr>
-            <w:r>
-              <w:rPr>
-                <w:rFonts w:ascii="TimeNewRoman" w:hAnsi="TimeNewRoman"/>
-                <w:sz w:val="30"/>
-              </w:rPr>
-              <w:t>71-34=37</w:t>
-            </w:r>
-          </w:p>
-        </w:tc>
-        <w:tc>
-          <w:tcPr>
-            <w:tcW w:type="dxa" w:w="1987"/>
-          </w:tcPr>
-          <w:p>
-            <w:pPr>
-              <w:jc w:val="left"/>
-            </w:pPr>
-            <w:r>
-              <w:rPr>
-                <w:rFonts w:ascii="TimeNewRoman" w:hAnsi="TimeNewRoman"/>
-                <w:sz w:val="30"/>
-              </w:rPr>
-              <w:t>13+83=96</w:t>
-            </w:r>
-          </w:p>
-        </w:tc>
-        <w:tc>
-          <w:tcPr>
-            <w:tcW w:type="dxa" w:w="1987"/>
-          </w:tcPr>
-          <w:p>
-            <w:pPr>
-              <w:jc w:val="left"/>
-            </w:pPr>
-            <w:r>
-              <w:rPr>
-                <w:rFonts w:ascii="TimeNewRoman" w:hAnsi="TimeNewRoman"/>
-                <w:sz w:val="30"/>
-              </w:rPr>
-              <w:t>36+4=40</w:t>
+              <w:t>76+19=95</w:t>
             </w:r>
           </w:p>
         </w:tc>
@@ -1362,7 +840,7 @@
                 <w:rFonts w:ascii="TimeNewRoman" w:hAnsi="TimeNewRoman"/>
                 <w:sz w:val="30"/>
               </w:rPr>
-              <w:t>5+40=45</w:t>
+              <w:t>24+21=45</w:t>
             </w:r>
           </w:p>
         </w:tc>
@@ -1379,7 +857,7 @@
                 <w:rFonts w:ascii="TimeNewRoman" w:hAnsi="TimeNewRoman"/>
                 <w:sz w:val="30"/>
               </w:rPr>
-              <w:t>66-39=27</w:t>
+              <w:t>97-83=14</w:t>
             </w:r>
           </w:p>
         </w:tc>
@@ -1396,7 +874,7 @@
                 <w:rFonts w:ascii="TimeNewRoman" w:hAnsi="TimeNewRoman"/>
                 <w:sz w:val="30"/>
               </w:rPr>
-              <w:t>66-32=34</w:t>
+              <w:t>9+46=55</w:t>
             </w:r>
           </w:p>
         </w:tc>
@@ -1413,7 +891,7 @@
                 <w:rFonts w:ascii="TimeNewRoman" w:hAnsi="TimeNewRoman"/>
                 <w:sz w:val="30"/>
               </w:rPr>
-              <w:t>49-2=47</w:t>
+              <w:t>31+62=93</w:t>
             </w:r>
           </w:p>
         </w:tc>
@@ -1432,7 +910,7 @@
                 <w:rFonts w:ascii="TimeNewRoman" w:hAnsi="TimeNewRoman"/>
                 <w:sz w:val="30"/>
               </w:rPr>
-              <w:t>72+4=76</w:t>
+              <w:t>46-29=17</w:t>
             </w:r>
           </w:p>
         </w:tc>
@@ -1449,7 +927,7 @@
                 <w:rFonts w:ascii="TimeNewRoman" w:hAnsi="TimeNewRoman"/>
                 <w:sz w:val="30"/>
               </w:rPr>
-              <w:t>95-35=60</w:t>
+              <w:t>29+56=85</w:t>
             </w:r>
           </w:p>
         </w:tc>
@@ -1466,7 +944,7 @@
                 <w:rFonts w:ascii="TimeNewRoman" w:hAnsi="TimeNewRoman"/>
                 <w:sz w:val="30"/>
               </w:rPr>
-              <w:t>14+50=64</w:t>
+              <w:t>90-84=6</w:t>
             </w:r>
           </w:p>
         </w:tc>
@@ -1483,7 +961,7 @@
                 <w:rFonts w:ascii="TimeNewRoman" w:hAnsi="TimeNewRoman"/>
                 <w:sz w:val="30"/>
               </w:rPr>
-              <w:t>94-7=87</w:t>
+              <w:t>23+24=47</w:t>
             </w:r>
           </w:p>
         </w:tc>
@@ -1500,7 +978,7 @@
                 <w:rFonts w:ascii="TimeNewRoman" w:hAnsi="TimeNewRoman"/>
                 <w:sz w:val="30"/>
               </w:rPr>
-              <w:t>82-38=44</w:t>
+              <w:t>47+0=47</w:t>
             </w:r>
           </w:p>
         </w:tc>
@@ -1519,7 +997,7 @@
                 <w:rFonts w:ascii="TimeNewRoman" w:hAnsi="TimeNewRoman"/>
                 <w:sz w:val="30"/>
               </w:rPr>
-              <w:t>67-25=42</w:t>
+              <w:t>96-74=22</w:t>
             </w:r>
           </w:p>
         </w:tc>
@@ -1536,7 +1014,7 @@
                 <w:rFonts w:ascii="TimeNewRoman" w:hAnsi="TimeNewRoman"/>
                 <w:sz w:val="30"/>
               </w:rPr>
-              <w:t>21+66=87</w:t>
+              <w:t>86-51=35</w:t>
             </w:r>
           </w:p>
         </w:tc>
@@ -1553,7 +1031,7 @@
                 <w:rFonts w:ascii="TimeNewRoman" w:hAnsi="TimeNewRoman"/>
                 <w:sz w:val="30"/>
               </w:rPr>
-              <w:t>67-7=60</w:t>
+              <w:t>21-5=16</w:t>
             </w:r>
           </w:p>
         </w:tc>
@@ -1570,7 +1048,7 @@
                 <w:rFonts w:ascii="TimeNewRoman" w:hAnsi="TimeNewRoman"/>
                 <w:sz w:val="30"/>
               </w:rPr>
-              <w:t>25+2=27</w:t>
+              <w:t>62-53=9</w:t>
             </w:r>
           </w:p>
         </w:tc>
@@ -1587,7 +1065,7 @@
                 <w:rFonts w:ascii="TimeNewRoman" w:hAnsi="TimeNewRoman"/>
                 <w:sz w:val="30"/>
               </w:rPr>
-              <w:t>30+14=44</w:t>
+              <w:t>79-53=26</w:t>
             </w:r>
           </w:p>
         </w:tc>
@@ -1606,7 +1084,7 @@
                 <w:rFonts w:ascii="TimeNewRoman" w:hAnsi="TimeNewRoman"/>
                 <w:sz w:val="30"/>
               </w:rPr>
-              <w:t>35-27=8</w:t>
+              <w:t>48+3=51</w:t>
             </w:r>
           </w:p>
         </w:tc>
@@ -1623,7 +1101,7 @@
                 <w:rFonts w:ascii="TimeNewRoman" w:hAnsi="TimeNewRoman"/>
                 <w:sz w:val="30"/>
               </w:rPr>
-              <w:t>7+89=96</w:t>
+              <w:t>22+69=91</w:t>
             </w:r>
           </w:p>
         </w:tc>
@@ -1640,7 +1118,7 @@
                 <w:rFonts w:ascii="TimeNewRoman" w:hAnsi="TimeNewRoman"/>
                 <w:sz w:val="30"/>
               </w:rPr>
-              <w:t>30+61=91</w:t>
+              <w:t>75+15=90</w:t>
             </w:r>
           </w:p>
         </w:tc>
@@ -1657,7 +1135,7 @@
                 <w:rFonts w:ascii="TimeNewRoman" w:hAnsi="TimeNewRoman"/>
                 <w:sz w:val="30"/>
               </w:rPr>
-              <w:t>15+30=45</w:t>
+              <w:t>14+40=54</w:t>
             </w:r>
           </w:p>
         </w:tc>
@@ -1674,7 +1152,7 @@
                 <w:rFonts w:ascii="TimeNewRoman" w:hAnsi="TimeNewRoman"/>
                 <w:sz w:val="30"/>
               </w:rPr>
-              <w:t>44-32=12</w:t>
+              <w:t>26-9=17</w:t>
             </w:r>
           </w:p>
         </w:tc>
@@ -1693,7 +1171,7 @@
                 <w:rFonts w:ascii="TimeNewRoman" w:hAnsi="TimeNewRoman"/>
                 <w:sz w:val="30"/>
               </w:rPr>
-              <w:t>64-24=40</w:t>
+              <w:t>44-41=3</w:t>
             </w:r>
           </w:p>
         </w:tc>
@@ -1710,7 +1188,7 @@
                 <w:rFonts w:ascii="TimeNewRoman" w:hAnsi="TimeNewRoman"/>
                 <w:sz w:val="30"/>
               </w:rPr>
-              <w:t>86+7=93</w:t>
+              <w:t>4+44=48</w:t>
             </w:r>
           </w:p>
         </w:tc>
@@ -1727,7 +1205,7 @@
                 <w:rFonts w:ascii="TimeNewRoman" w:hAnsi="TimeNewRoman"/>
                 <w:sz w:val="30"/>
               </w:rPr>
-              <w:t>25-22=3</w:t>
+              <w:t>55+12=67</w:t>
             </w:r>
           </w:p>
         </w:tc>
@@ -1744,7 +1222,7 @@
                 <w:rFonts w:ascii="TimeNewRoman" w:hAnsi="TimeNewRoman"/>
                 <w:sz w:val="30"/>
               </w:rPr>
-              <w:t>34-11=23</w:t>
+              <w:t>60-33=27</w:t>
             </w:r>
           </w:p>
         </w:tc>
@@ -1761,7 +1239,529 @@
                 <w:rFonts w:ascii="TimeNewRoman" w:hAnsi="TimeNewRoman"/>
                 <w:sz w:val="30"/>
               </w:rPr>
-              <w:t>53-25=28</w:t>
+              <w:t>24+3=27</w:t>
+            </w:r>
+          </w:p>
+        </w:tc>
+      </w:tr>
+      <w:tr>
+        <w:tc>
+          <w:tcPr>
+            <w:tcW w:type="dxa" w:w="1987"/>
+          </w:tcPr>
+          <w:p>
+            <w:pPr>
+              <w:jc w:val="left"/>
+            </w:pPr>
+            <w:r>
+              <w:rPr>
+                <w:rFonts w:ascii="TimeNewRoman" w:hAnsi="TimeNewRoman"/>
+                <w:sz w:val="30"/>
+              </w:rPr>
+              <w:t>84-6=78</w:t>
+            </w:r>
+          </w:p>
+        </w:tc>
+        <w:tc>
+          <w:tcPr>
+            <w:tcW w:type="dxa" w:w="1987"/>
+          </w:tcPr>
+          <w:p>
+            <w:pPr>
+              <w:jc w:val="left"/>
+            </w:pPr>
+            <w:r>
+              <w:rPr>
+                <w:rFonts w:ascii="TimeNewRoman" w:hAnsi="TimeNewRoman"/>
+                <w:sz w:val="30"/>
+              </w:rPr>
+              <w:t>62-39=23</w:t>
+            </w:r>
+          </w:p>
+        </w:tc>
+        <w:tc>
+          <w:tcPr>
+            <w:tcW w:type="dxa" w:w="1987"/>
+          </w:tcPr>
+          <w:p>
+            <w:pPr>
+              <w:jc w:val="left"/>
+            </w:pPr>
+            <w:r>
+              <w:rPr>
+                <w:rFonts w:ascii="TimeNewRoman" w:hAnsi="TimeNewRoman"/>
+                <w:sz w:val="30"/>
+              </w:rPr>
+              <w:t>66-23=43</w:t>
+            </w:r>
+          </w:p>
+        </w:tc>
+        <w:tc>
+          <w:tcPr>
+            <w:tcW w:type="dxa" w:w="1987"/>
+          </w:tcPr>
+          <w:p>
+            <w:pPr>
+              <w:jc w:val="left"/>
+            </w:pPr>
+            <w:r>
+              <w:rPr>
+                <w:rFonts w:ascii="TimeNewRoman" w:hAnsi="TimeNewRoman"/>
+                <w:sz w:val="30"/>
+              </w:rPr>
+              <w:t>65-47=18</w:t>
+            </w:r>
+          </w:p>
+        </w:tc>
+        <w:tc>
+          <w:tcPr>
+            <w:tcW w:type="dxa" w:w="1987"/>
+          </w:tcPr>
+          <w:p>
+            <w:pPr>
+              <w:jc w:val="left"/>
+            </w:pPr>
+            <w:r>
+              <w:rPr>
+                <w:rFonts w:ascii="TimeNewRoman" w:hAnsi="TimeNewRoman"/>
+                <w:sz w:val="30"/>
+              </w:rPr>
+              <w:t>35+34=69</w:t>
+            </w:r>
+          </w:p>
+        </w:tc>
+      </w:tr>
+      <w:tr>
+        <w:tc>
+          <w:tcPr>
+            <w:tcW w:type="dxa" w:w="1987"/>
+          </w:tcPr>
+          <w:p>
+            <w:pPr>
+              <w:jc w:val="left"/>
+            </w:pPr>
+            <w:r>
+              <w:rPr>
+                <w:rFonts w:ascii="TimeNewRoman" w:hAnsi="TimeNewRoman"/>
+                <w:sz w:val="30"/>
+              </w:rPr>
+              <w:t>92-64=28</w:t>
+            </w:r>
+          </w:p>
+        </w:tc>
+        <w:tc>
+          <w:tcPr>
+            <w:tcW w:type="dxa" w:w="1987"/>
+          </w:tcPr>
+          <w:p>
+            <w:pPr>
+              <w:jc w:val="left"/>
+            </w:pPr>
+            <w:r>
+              <w:rPr>
+                <w:rFonts w:ascii="TimeNewRoman" w:hAnsi="TimeNewRoman"/>
+                <w:sz w:val="30"/>
+              </w:rPr>
+              <w:t>84-53=31</w:t>
+            </w:r>
+          </w:p>
+        </w:tc>
+        <w:tc>
+          <w:tcPr>
+            <w:tcW w:type="dxa" w:w="1987"/>
+          </w:tcPr>
+          <w:p>
+            <w:pPr>
+              <w:jc w:val="left"/>
+            </w:pPr>
+            <w:r>
+              <w:rPr>
+                <w:rFonts w:ascii="TimeNewRoman" w:hAnsi="TimeNewRoman"/>
+                <w:sz w:val="30"/>
+              </w:rPr>
+              <w:t>39-24=15</w:t>
+            </w:r>
+          </w:p>
+        </w:tc>
+        <w:tc>
+          <w:tcPr>
+            <w:tcW w:type="dxa" w:w="1987"/>
+          </w:tcPr>
+          <w:p>
+            <w:pPr>
+              <w:jc w:val="left"/>
+            </w:pPr>
+            <w:r>
+              <w:rPr>
+                <w:rFonts w:ascii="TimeNewRoman" w:hAnsi="TimeNewRoman"/>
+                <w:sz w:val="30"/>
+              </w:rPr>
+              <w:t>28+24=52</w:t>
+            </w:r>
+          </w:p>
+        </w:tc>
+        <w:tc>
+          <w:tcPr>
+            <w:tcW w:type="dxa" w:w="1987"/>
+          </w:tcPr>
+          <w:p>
+            <w:pPr>
+              <w:jc w:val="left"/>
+            </w:pPr>
+            <w:r>
+              <w:rPr>
+                <w:rFonts w:ascii="TimeNewRoman" w:hAnsi="TimeNewRoman"/>
+                <w:sz w:val="30"/>
+              </w:rPr>
+              <w:t>55+3=58</w:t>
+            </w:r>
+          </w:p>
+        </w:tc>
+      </w:tr>
+      <w:tr>
+        <w:tc>
+          <w:tcPr>
+            <w:tcW w:type="dxa" w:w="1987"/>
+          </w:tcPr>
+          <w:p>
+            <w:pPr>
+              <w:jc w:val="left"/>
+            </w:pPr>
+            <w:r>
+              <w:rPr>
+                <w:rFonts w:ascii="TimeNewRoman" w:hAnsi="TimeNewRoman"/>
+                <w:sz w:val="30"/>
+              </w:rPr>
+              <w:t>67+31=98</w:t>
+            </w:r>
+          </w:p>
+        </w:tc>
+        <w:tc>
+          <w:tcPr>
+            <w:tcW w:type="dxa" w:w="1987"/>
+          </w:tcPr>
+          <w:p>
+            <w:pPr>
+              <w:jc w:val="left"/>
+            </w:pPr>
+            <w:r>
+              <w:rPr>
+                <w:rFonts w:ascii="TimeNewRoman" w:hAnsi="TimeNewRoman"/>
+                <w:sz w:val="30"/>
+              </w:rPr>
+              <w:t>79-59=20</w:t>
+            </w:r>
+          </w:p>
+        </w:tc>
+        <w:tc>
+          <w:tcPr>
+            <w:tcW w:type="dxa" w:w="1987"/>
+          </w:tcPr>
+          <w:p>
+            <w:pPr>
+              <w:jc w:val="left"/>
+            </w:pPr>
+            <w:r>
+              <w:rPr>
+                <w:rFonts w:ascii="TimeNewRoman" w:hAnsi="TimeNewRoman"/>
+                <w:sz w:val="30"/>
+              </w:rPr>
+              <w:t>44+49=93</w:t>
+            </w:r>
+          </w:p>
+        </w:tc>
+        <w:tc>
+          <w:tcPr>
+            <w:tcW w:type="dxa" w:w="1987"/>
+          </w:tcPr>
+          <w:p>
+            <w:pPr>
+              <w:jc w:val="left"/>
+            </w:pPr>
+            <w:r>
+              <w:rPr>
+                <w:rFonts w:ascii="TimeNewRoman" w:hAnsi="TimeNewRoman"/>
+                <w:sz w:val="30"/>
+              </w:rPr>
+              <w:t>30+29=59</w:t>
+            </w:r>
+          </w:p>
+        </w:tc>
+        <w:tc>
+          <w:tcPr>
+            <w:tcW w:type="dxa" w:w="1987"/>
+          </w:tcPr>
+          <w:p>
+            <w:pPr>
+              <w:jc w:val="left"/>
+            </w:pPr>
+            <w:r>
+              <w:rPr>
+                <w:rFonts w:ascii="TimeNewRoman" w:hAnsi="TimeNewRoman"/>
+                <w:sz w:val="30"/>
+              </w:rPr>
+              <w:t>14+20=34</w:t>
+            </w:r>
+          </w:p>
+        </w:tc>
+      </w:tr>
+      <w:tr>
+        <w:tc>
+          <w:tcPr>
+            <w:tcW w:type="dxa" w:w="1987"/>
+          </w:tcPr>
+          <w:p>
+            <w:pPr>
+              <w:jc w:val="left"/>
+            </w:pPr>
+            <w:r>
+              <w:rPr>
+                <w:rFonts w:ascii="TimeNewRoman" w:hAnsi="TimeNewRoman"/>
+                <w:sz w:val="30"/>
+              </w:rPr>
+              <w:t>8+16=24</w:t>
+            </w:r>
+          </w:p>
+        </w:tc>
+        <w:tc>
+          <w:tcPr>
+            <w:tcW w:type="dxa" w:w="1987"/>
+          </w:tcPr>
+          <w:p>
+            <w:pPr>
+              <w:jc w:val="left"/>
+            </w:pPr>
+            <w:r>
+              <w:rPr>
+                <w:rFonts w:ascii="TimeNewRoman" w:hAnsi="TimeNewRoman"/>
+                <w:sz w:val="30"/>
+              </w:rPr>
+              <w:t>71-49=22</w:t>
+            </w:r>
+          </w:p>
+        </w:tc>
+        <w:tc>
+          <w:tcPr>
+            <w:tcW w:type="dxa" w:w="1987"/>
+          </w:tcPr>
+          <w:p>
+            <w:pPr>
+              <w:jc w:val="left"/>
+            </w:pPr>
+            <w:r>
+              <w:rPr>
+                <w:rFonts w:ascii="TimeNewRoman" w:hAnsi="TimeNewRoman"/>
+                <w:sz w:val="30"/>
+              </w:rPr>
+              <w:t>33+6=39</w:t>
+            </w:r>
+          </w:p>
+        </w:tc>
+        <w:tc>
+          <w:tcPr>
+            <w:tcW w:type="dxa" w:w="1987"/>
+          </w:tcPr>
+          <w:p>
+            <w:pPr>
+              <w:jc w:val="left"/>
+            </w:pPr>
+            <w:r>
+              <w:rPr>
+                <w:rFonts w:ascii="TimeNewRoman" w:hAnsi="TimeNewRoman"/>
+                <w:sz w:val="30"/>
+              </w:rPr>
+              <w:t>2+71=73</w:t>
+            </w:r>
+          </w:p>
+        </w:tc>
+        <w:tc>
+          <w:tcPr>
+            <w:tcW w:type="dxa" w:w="1987"/>
+          </w:tcPr>
+          <w:p>
+            <w:pPr>
+              <w:jc w:val="left"/>
+            </w:pPr>
+            <w:r>
+              <w:rPr>
+                <w:rFonts w:ascii="TimeNewRoman" w:hAnsi="TimeNewRoman"/>
+                <w:sz w:val="30"/>
+              </w:rPr>
+              <w:t>23+9=32</w:t>
+            </w:r>
+          </w:p>
+        </w:tc>
+      </w:tr>
+      <w:tr>
+        <w:tc>
+          <w:tcPr>
+            <w:tcW w:type="dxa" w:w="1987"/>
+          </w:tcPr>
+          <w:p>
+            <w:pPr>
+              <w:jc w:val="left"/>
+            </w:pPr>
+            <w:r>
+              <w:rPr>
+                <w:rFonts w:ascii="TimeNewRoman" w:hAnsi="TimeNewRoman"/>
+                <w:sz w:val="30"/>
+              </w:rPr>
+              <w:t>69+30=99</w:t>
+            </w:r>
+          </w:p>
+        </w:tc>
+        <w:tc>
+          <w:tcPr>
+            <w:tcW w:type="dxa" w:w="1987"/>
+          </w:tcPr>
+          <w:p>
+            <w:pPr>
+              <w:jc w:val="left"/>
+            </w:pPr>
+            <w:r>
+              <w:rPr>
+                <w:rFonts w:ascii="TimeNewRoman" w:hAnsi="TimeNewRoman"/>
+                <w:sz w:val="30"/>
+              </w:rPr>
+              <w:t>18+12=30</w:t>
+            </w:r>
+          </w:p>
+        </w:tc>
+        <w:tc>
+          <w:tcPr>
+            <w:tcW w:type="dxa" w:w="1987"/>
+          </w:tcPr>
+          <w:p>
+            <w:pPr>
+              <w:jc w:val="left"/>
+            </w:pPr>
+            <w:r>
+              <w:rPr>
+                <w:rFonts w:ascii="TimeNewRoman" w:hAnsi="TimeNewRoman"/>
+                <w:sz w:val="30"/>
+              </w:rPr>
+              <w:t>56+22=78</w:t>
+            </w:r>
+          </w:p>
+        </w:tc>
+        <w:tc>
+          <w:tcPr>
+            <w:tcW w:type="dxa" w:w="1987"/>
+          </w:tcPr>
+          <w:p>
+            <w:pPr>
+              <w:jc w:val="left"/>
+            </w:pPr>
+            <w:r>
+              <w:rPr>
+                <w:rFonts w:ascii="TimeNewRoman" w:hAnsi="TimeNewRoman"/>
+                <w:sz w:val="30"/>
+              </w:rPr>
+              <w:t>74-16=58</w:t>
+            </w:r>
+          </w:p>
+        </w:tc>
+        <w:tc>
+          <w:tcPr>
+            <w:tcW w:type="dxa" w:w="1987"/>
+          </w:tcPr>
+          <w:p>
+            <w:pPr>
+              <w:jc w:val="left"/>
+            </w:pPr>
+            <w:r>
+              <w:rPr>
+                <w:rFonts w:ascii="TimeNewRoman" w:hAnsi="TimeNewRoman"/>
+                <w:sz w:val="30"/>
+              </w:rPr>
+              <w:t>87-79=8</w:t>
+            </w:r>
+          </w:p>
+        </w:tc>
+      </w:tr>
+      <w:tr>
+        <w:tc>
+          <w:tcPr>
+            <w:tcW w:type="dxa" w:w="1987"/>
+          </w:tcPr>
+          <w:p>
+            <w:pPr>
+              <w:jc w:val="left"/>
+            </w:pPr>
+            <w:r>
+              <w:rPr>
+                <w:rFonts w:ascii="TimeNewRoman" w:hAnsi="TimeNewRoman"/>
+                <w:sz w:val="30"/>
+              </w:rPr>
+              <w:t>61-17=44</w:t>
+            </w:r>
+          </w:p>
+        </w:tc>
+        <w:tc>
+          <w:tcPr>
+            <w:tcW w:type="dxa" w:w="1987"/>
+          </w:tcPr>
+          <w:p>
+            <w:pPr>
+              <w:jc w:val="left"/>
+            </w:pPr>
+            <w:r>
+              <w:rPr>
+                <w:rFonts w:ascii="TimeNewRoman" w:hAnsi="TimeNewRoman"/>
+                <w:sz w:val="30"/>
+              </w:rPr>
+              <w:t>28+43=71</w:t>
+            </w:r>
+          </w:p>
+        </w:tc>
+        <w:tc>
+          <w:tcPr>
+            <w:tcW w:type="dxa" w:w="1987"/>
+          </w:tcPr>
+          <w:p>
+            <w:pPr>
+              <w:jc w:val="left"/>
+            </w:pPr>
+            <w:r>
+              <w:rPr>
+                <w:rFonts w:ascii="TimeNewRoman" w:hAnsi="TimeNewRoman"/>
+                <w:sz w:val="30"/>
+              </w:rPr>
+              <w:t>37+45=82</w:t>
+            </w:r>
+          </w:p>
+        </w:tc>
+        <w:tc>
+          <w:tcPr>
+            <w:tcW w:type="dxa" w:w="1987"/>
+          </w:tcPr>
+          <w:p>
+            <w:pPr>
+              <w:jc w:val="left"/>
+            </w:pPr>
+            <w:r>
+              <w:rPr>
+                <w:rFonts w:ascii="TimeNewRoman" w:hAnsi="TimeNewRoman"/>
+                <w:sz w:val="30"/>
+              </w:rPr>
+              <w:t>23-17=6</w:t>
+            </w:r>
+          </w:p>
+        </w:tc>
+        <w:tc>
+          <w:tcPr>
+            <w:tcW w:type="dxa" w:w="1987"/>
+          </w:tcPr>
+          <w:p>
+            <w:pPr>
+              <w:jc w:val="left"/>
+            </w:pPr>
+            <w:r>
+              <w:rPr>
+                <w:rFonts w:ascii="TimeNewRoman" w:hAnsi="TimeNewRoman"/>
+                <w:sz w:val="30"/>
+              </w:rPr>
+              <w:t>65-51=14</w:t>
             </w:r>
           </w:p>
         </w:tc>

--- a/answers-of-addition_and_subtraction_within_100.docx
+++ b/answers-of-addition_and_subtraction_within_100.docx
@@ -40,7 +40,7 @@
                 <w:rFonts w:ascii="TimeNewRoman" w:hAnsi="TimeNewRoman"/>
                 <w:sz w:val="30"/>
               </w:rPr>
-              <w:t>38+21=59</w:t>
+              <w:t>90-81=9</w:t>
             </w:r>
           </w:p>
         </w:tc>
@@ -57,7 +57,7 @@
                 <w:rFonts w:ascii="TimeNewRoman" w:hAnsi="TimeNewRoman"/>
                 <w:sz w:val="30"/>
               </w:rPr>
-              <w:t>76-0=76</w:t>
+              <w:t>91-70=21</w:t>
             </w:r>
           </w:p>
         </w:tc>
@@ -74,7 +74,7 @@
                 <w:rFonts w:ascii="TimeNewRoman" w:hAnsi="TimeNewRoman"/>
                 <w:sz w:val="30"/>
               </w:rPr>
-              <w:t>3+37=40</w:t>
+              <w:t>95+2=97</w:t>
             </w:r>
           </w:p>
         </w:tc>
@@ -91,7 +91,7 @@
                 <w:rFonts w:ascii="TimeNewRoman" w:hAnsi="TimeNewRoman"/>
                 <w:sz w:val="30"/>
               </w:rPr>
-              <w:t>93-43=50</w:t>
+              <w:t>44+19=63</w:t>
             </w:r>
           </w:p>
         </w:tc>
@@ -108,7 +108,7 @@
                 <w:rFonts w:ascii="TimeNewRoman" w:hAnsi="TimeNewRoman"/>
                 <w:sz w:val="30"/>
               </w:rPr>
-              <w:t>32+59=91</w:t>
+              <w:t>62-17=45</w:t>
             </w:r>
           </w:p>
         </w:tc>
@@ -127,7 +127,7 @@
                 <w:rFonts w:ascii="TimeNewRoman" w:hAnsi="TimeNewRoman"/>
                 <w:sz w:val="30"/>
               </w:rPr>
-              <w:t>62+6=68</w:t>
+              <w:t>22+39=61</w:t>
             </w:r>
           </w:p>
         </w:tc>
@@ -144,7 +144,7 @@
                 <w:rFonts w:ascii="TimeNewRoman" w:hAnsi="TimeNewRoman"/>
                 <w:sz w:val="30"/>
               </w:rPr>
-              <w:t>76-19=57</w:t>
+              <w:t>53-14=39</w:t>
             </w:r>
           </w:p>
         </w:tc>
@@ -161,7 +161,7 @@
                 <w:rFonts w:ascii="TimeNewRoman" w:hAnsi="TimeNewRoman"/>
                 <w:sz w:val="30"/>
               </w:rPr>
-              <w:t>13-11=2</w:t>
+              <w:t>64+9=73</w:t>
             </w:r>
           </w:p>
         </w:tc>
@@ -178,7 +178,7 @@
                 <w:rFonts w:ascii="TimeNewRoman" w:hAnsi="TimeNewRoman"/>
                 <w:sz w:val="30"/>
               </w:rPr>
-              <w:t>18+47=65</w:t>
+              <w:t>40+21=61</w:t>
             </w:r>
           </w:p>
         </w:tc>
@@ -195,7 +195,7 @@
                 <w:rFonts w:ascii="TimeNewRoman" w:hAnsi="TimeNewRoman"/>
                 <w:sz w:val="30"/>
               </w:rPr>
-              <w:t>76-45=31</w:t>
+              <w:t>60-17=43</w:t>
             </w:r>
           </w:p>
         </w:tc>
@@ -214,7 +214,7 @@
                 <w:rFonts w:ascii="TimeNewRoman" w:hAnsi="TimeNewRoman"/>
                 <w:sz w:val="30"/>
               </w:rPr>
-              <w:t>66-64=2</w:t>
+              <w:t>0+19=19</w:t>
             </w:r>
           </w:p>
         </w:tc>
@@ -231,7 +231,7 @@
                 <w:rFonts w:ascii="TimeNewRoman" w:hAnsi="TimeNewRoman"/>
                 <w:sz w:val="30"/>
               </w:rPr>
-              <w:t>26-9=17</w:t>
+              <w:t>84-29=55</w:t>
             </w:r>
           </w:p>
         </w:tc>
@@ -248,7 +248,7 @@
                 <w:rFonts w:ascii="TimeNewRoman" w:hAnsi="TimeNewRoman"/>
                 <w:sz w:val="30"/>
               </w:rPr>
-              <w:t>39+44=83</w:t>
+              <w:t>44-5=39</w:t>
             </w:r>
           </w:p>
         </w:tc>
@@ -265,7 +265,7 @@
                 <w:rFonts w:ascii="TimeNewRoman" w:hAnsi="TimeNewRoman"/>
                 <w:sz w:val="30"/>
               </w:rPr>
-              <w:t>58-43=15</w:t>
+              <w:t>23+37=60</w:t>
             </w:r>
           </w:p>
         </w:tc>
@@ -282,7 +282,7 @@
                 <w:rFonts w:ascii="TimeNewRoman" w:hAnsi="TimeNewRoman"/>
                 <w:sz w:val="30"/>
               </w:rPr>
-              <w:t>9+7=16</w:t>
+              <w:t>84-50=34</w:t>
             </w:r>
           </w:p>
         </w:tc>
@@ -301,7 +301,7 @@
                 <w:rFonts w:ascii="TimeNewRoman" w:hAnsi="TimeNewRoman"/>
                 <w:sz w:val="30"/>
               </w:rPr>
-              <w:t>56+30=86</w:t>
+              <w:t>58-4=54</w:t>
             </w:r>
           </w:p>
         </w:tc>
@@ -318,7 +318,7 @@
                 <w:rFonts w:ascii="TimeNewRoman" w:hAnsi="TimeNewRoman"/>
                 <w:sz w:val="30"/>
               </w:rPr>
-              <w:t>0+35=35</w:t>
+              <w:t>22+3=25</w:t>
             </w:r>
           </w:p>
         </w:tc>
@@ -335,7 +335,7 @@
                 <w:rFonts w:ascii="TimeNewRoman" w:hAnsi="TimeNewRoman"/>
                 <w:sz w:val="30"/>
               </w:rPr>
-              <w:t>28+56=84</w:t>
+              <w:t>88-15=73</w:t>
             </w:r>
           </w:p>
         </w:tc>
@@ -352,7 +352,7 @@
                 <w:rFonts w:ascii="TimeNewRoman" w:hAnsi="TimeNewRoman"/>
                 <w:sz w:val="30"/>
               </w:rPr>
-              <w:t>75+17=92</w:t>
+              <w:t>1+28=29</w:t>
             </w:r>
           </w:p>
         </w:tc>
@@ -369,7 +369,7 @@
                 <w:rFonts w:ascii="TimeNewRoman" w:hAnsi="TimeNewRoman"/>
                 <w:sz w:val="30"/>
               </w:rPr>
-              <w:t>83-64=19</w:t>
+              <w:t>83-14=69</w:t>
             </w:r>
           </w:p>
         </w:tc>
@@ -388,7 +388,7 @@
                 <w:rFonts w:ascii="TimeNewRoman" w:hAnsi="TimeNewRoman"/>
                 <w:sz w:val="30"/>
               </w:rPr>
-              <w:t>17+69=86</w:t>
+              <w:t>10+72=82</w:t>
             </w:r>
           </w:p>
         </w:tc>
@@ -405,7 +405,7 @@
                 <w:rFonts w:ascii="TimeNewRoman" w:hAnsi="TimeNewRoman"/>
                 <w:sz w:val="30"/>
               </w:rPr>
-              <w:t>10+75=85</w:t>
+              <w:t>18+63=81</w:t>
             </w:r>
           </w:p>
         </w:tc>
@@ -422,7 +422,7 @@
                 <w:rFonts w:ascii="TimeNewRoman" w:hAnsi="TimeNewRoman"/>
                 <w:sz w:val="30"/>
               </w:rPr>
-              <w:t>30-21=9</w:t>
+              <w:t>95-64=31</w:t>
             </w:r>
           </w:p>
         </w:tc>
@@ -439,7 +439,7 @@
                 <w:rFonts w:ascii="TimeNewRoman" w:hAnsi="TimeNewRoman"/>
                 <w:sz w:val="30"/>
               </w:rPr>
-              <w:t>50-39=11</w:t>
+              <w:t>39+50=89</w:t>
             </w:r>
           </w:p>
         </w:tc>
@@ -456,7 +456,7 @@
                 <w:rFonts w:ascii="TimeNewRoman" w:hAnsi="TimeNewRoman"/>
                 <w:sz w:val="30"/>
               </w:rPr>
-              <w:t>7+42=49</w:t>
+              <w:t>8+14=22</w:t>
             </w:r>
           </w:p>
         </w:tc>
@@ -475,7 +475,7 @@
                 <w:rFonts w:ascii="TimeNewRoman" w:hAnsi="TimeNewRoman"/>
                 <w:sz w:val="30"/>
               </w:rPr>
-              <w:t>20+29=49</w:t>
+              <w:t>98-79=19</w:t>
             </w:r>
           </w:p>
         </w:tc>
@@ -492,7 +492,7 @@
                 <w:rFonts w:ascii="TimeNewRoman" w:hAnsi="TimeNewRoman"/>
                 <w:sz w:val="30"/>
               </w:rPr>
-              <w:t>49-35=14</w:t>
+              <w:t>54-9=45</w:t>
             </w:r>
           </w:p>
         </w:tc>
@@ -509,7 +509,7 @@
                 <w:rFonts w:ascii="TimeNewRoman" w:hAnsi="TimeNewRoman"/>
                 <w:sz w:val="30"/>
               </w:rPr>
-              <w:t>25+69=94</w:t>
+              <w:t>13+60=73</w:t>
             </w:r>
           </w:p>
         </w:tc>
@@ -526,7 +526,7 @@
                 <w:rFonts w:ascii="TimeNewRoman" w:hAnsi="TimeNewRoman"/>
                 <w:sz w:val="30"/>
               </w:rPr>
-              <w:t>88+2=90</w:t>
+              <w:t>38+6=44</w:t>
             </w:r>
           </w:p>
         </w:tc>
@@ -543,7 +543,7 @@
                 <w:rFonts w:ascii="TimeNewRoman" w:hAnsi="TimeNewRoman"/>
                 <w:sz w:val="30"/>
               </w:rPr>
-              <w:t>94-30=64</w:t>
+              <w:t>24-24=0</w:t>
             </w:r>
           </w:p>
         </w:tc>
@@ -562,7 +562,7 @@
                 <w:rFonts w:ascii="TimeNewRoman" w:hAnsi="TimeNewRoman"/>
                 <w:sz w:val="30"/>
               </w:rPr>
-              <w:t>27+71=98</w:t>
+              <w:t>98+1=99</w:t>
             </w:r>
           </w:p>
         </w:tc>
@@ -579,7 +579,7 @@
                 <w:rFonts w:ascii="TimeNewRoman" w:hAnsi="TimeNewRoman"/>
                 <w:sz w:val="30"/>
               </w:rPr>
-              <w:t>68-25=43</w:t>
+              <w:t>86-56=30</w:t>
             </w:r>
           </w:p>
         </w:tc>
@@ -596,7 +596,7 @@
                 <w:rFonts w:ascii="TimeNewRoman" w:hAnsi="TimeNewRoman"/>
                 <w:sz w:val="30"/>
               </w:rPr>
-              <w:t>63+13=76</w:t>
+              <w:t>9+9=18</w:t>
             </w:r>
           </w:p>
         </w:tc>
@@ -613,7 +613,7 @@
                 <w:rFonts w:ascii="TimeNewRoman" w:hAnsi="TimeNewRoman"/>
                 <w:sz w:val="30"/>
               </w:rPr>
-              <w:t>47-10=37</w:t>
+              <w:t>70+29=99</w:t>
             </w:r>
           </w:p>
         </w:tc>
@@ -630,7 +630,7 @@
                 <w:rFonts w:ascii="TimeNewRoman" w:hAnsi="TimeNewRoman"/>
                 <w:sz w:val="30"/>
               </w:rPr>
-              <w:t>29-24=5</w:t>
+              <w:t>83-36=47</w:t>
             </w:r>
           </w:p>
         </w:tc>
@@ -649,7 +649,7 @@
                 <w:rFonts w:ascii="TimeNewRoman" w:hAnsi="TimeNewRoman"/>
                 <w:sz w:val="30"/>
               </w:rPr>
-              <w:t>30-22=8</w:t>
+              <w:t>62+28=90</w:t>
             </w:r>
           </w:p>
         </w:tc>
@@ -666,7 +666,7 @@
                 <w:rFonts w:ascii="TimeNewRoman" w:hAnsi="TimeNewRoman"/>
                 <w:sz w:val="30"/>
               </w:rPr>
-              <w:t>6+5=11</w:t>
+              <w:t>29-10=19</w:t>
             </w:r>
           </w:p>
         </w:tc>
@@ -683,7 +683,7 @@
                 <w:rFonts w:ascii="TimeNewRoman" w:hAnsi="TimeNewRoman"/>
                 <w:sz w:val="30"/>
               </w:rPr>
-              <w:t>40-31=9</w:t>
+              <w:t>6-0=6</w:t>
             </w:r>
           </w:p>
         </w:tc>
@@ -700,7 +700,7 @@
                 <w:rFonts w:ascii="TimeNewRoman" w:hAnsi="TimeNewRoman"/>
                 <w:sz w:val="30"/>
               </w:rPr>
-              <w:t>82-1=81</w:t>
+              <w:t>92-75=17</w:t>
             </w:r>
           </w:p>
         </w:tc>
@@ -717,7 +717,7 @@
                 <w:rFonts w:ascii="TimeNewRoman" w:hAnsi="TimeNewRoman"/>
                 <w:sz w:val="30"/>
               </w:rPr>
-              <w:t>11+0=11</w:t>
+              <w:t>30+21=51</w:t>
             </w:r>
           </w:p>
         </w:tc>
@@ -736,7 +736,7 @@
                 <w:rFonts w:ascii="TimeNewRoman" w:hAnsi="TimeNewRoman"/>
                 <w:sz w:val="30"/>
               </w:rPr>
-              <w:t>16+73=89</w:t>
+              <w:t>92+2=94</w:t>
             </w:r>
           </w:p>
         </w:tc>
@@ -753,7 +753,7 @@
                 <w:rFonts w:ascii="TimeNewRoman" w:hAnsi="TimeNewRoman"/>
                 <w:sz w:val="30"/>
               </w:rPr>
-              <w:t>1+62=63</w:t>
+              <w:t>85-53=32</w:t>
             </w:r>
           </w:p>
         </w:tc>
@@ -770,7 +770,7 @@
                 <w:rFonts w:ascii="TimeNewRoman" w:hAnsi="TimeNewRoman"/>
                 <w:sz w:val="30"/>
               </w:rPr>
-              <w:t>12+2=14</w:t>
+              <w:t>27+41=68</w:t>
             </w:r>
           </w:p>
         </w:tc>
@@ -787,7 +787,7 @@
                 <w:rFonts w:ascii="TimeNewRoman" w:hAnsi="TimeNewRoman"/>
                 <w:sz w:val="30"/>
               </w:rPr>
-              <w:t>23-14=9</w:t>
+              <w:t>89-87=2</w:t>
             </w:r>
           </w:p>
         </w:tc>
@@ -804,7 +804,7 @@
                 <w:rFonts w:ascii="TimeNewRoman" w:hAnsi="TimeNewRoman"/>
                 <w:sz w:val="30"/>
               </w:rPr>
-              <w:t>76+19=95</w:t>
+              <w:t>44+46=90</w:t>
             </w:r>
           </w:p>
         </w:tc>
@@ -823,7 +823,7 @@
                 <w:rFonts w:ascii="TimeNewRoman" w:hAnsi="TimeNewRoman"/>
                 <w:sz w:val="30"/>
               </w:rPr>
-              <w:t>99-90=9</w:t>
+              <w:t>2+89=91</w:t>
             </w:r>
           </w:p>
         </w:tc>
@@ -840,7 +840,7 @@
                 <w:rFonts w:ascii="TimeNewRoman" w:hAnsi="TimeNewRoman"/>
                 <w:sz w:val="30"/>
               </w:rPr>
-              <w:t>24+21=45</w:t>
+              <w:t>39-39=0</w:t>
             </w:r>
           </w:p>
         </w:tc>
@@ -857,7 +857,7 @@
                 <w:rFonts w:ascii="TimeNewRoman" w:hAnsi="TimeNewRoman"/>
                 <w:sz w:val="30"/>
               </w:rPr>
-              <w:t>97-83=14</w:t>
+              <w:t>65-7=58</w:t>
             </w:r>
           </w:p>
         </w:tc>
@@ -874,7 +874,7 @@
                 <w:rFonts w:ascii="TimeNewRoman" w:hAnsi="TimeNewRoman"/>
                 <w:sz w:val="30"/>
               </w:rPr>
-              <w:t>9+46=55</w:t>
+              <w:t>80+6=86</w:t>
             </w:r>
           </w:p>
         </w:tc>
@@ -891,7 +891,7 @@
                 <w:rFonts w:ascii="TimeNewRoman" w:hAnsi="TimeNewRoman"/>
                 <w:sz w:val="30"/>
               </w:rPr>
-              <w:t>31+62=93</w:t>
+              <w:t>27+58=85</w:t>
             </w:r>
           </w:p>
         </w:tc>
@@ -910,7 +910,7 @@
                 <w:rFonts w:ascii="TimeNewRoman" w:hAnsi="TimeNewRoman"/>
                 <w:sz w:val="30"/>
               </w:rPr>
-              <w:t>46-29=17</w:t>
+              <w:t>89-69=20</w:t>
             </w:r>
           </w:p>
         </w:tc>
@@ -927,7 +927,7 @@
                 <w:rFonts w:ascii="TimeNewRoman" w:hAnsi="TimeNewRoman"/>
                 <w:sz w:val="30"/>
               </w:rPr>
-              <w:t>29+56=85</w:t>
+              <w:t>1+89=90</w:t>
             </w:r>
           </w:p>
         </w:tc>
@@ -944,7 +944,7 @@
                 <w:rFonts w:ascii="TimeNewRoman" w:hAnsi="TimeNewRoman"/>
                 <w:sz w:val="30"/>
               </w:rPr>
-              <w:t>90-84=6</w:t>
+              <w:t>32+1=33</w:t>
             </w:r>
           </w:p>
         </w:tc>
@@ -961,7 +961,7 @@
                 <w:rFonts w:ascii="TimeNewRoman" w:hAnsi="TimeNewRoman"/>
                 <w:sz w:val="30"/>
               </w:rPr>
-              <w:t>23+24=47</w:t>
+              <w:t>31+7=38</w:t>
             </w:r>
           </w:p>
         </w:tc>
@@ -978,7 +978,7 @@
                 <w:rFonts w:ascii="TimeNewRoman" w:hAnsi="TimeNewRoman"/>
                 <w:sz w:val="30"/>
               </w:rPr>
-              <w:t>47+0=47</w:t>
+              <w:t>92-1=91</w:t>
             </w:r>
           </w:p>
         </w:tc>
@@ -997,7 +997,7 @@
                 <w:rFonts w:ascii="TimeNewRoman" w:hAnsi="TimeNewRoman"/>
                 <w:sz w:val="30"/>
               </w:rPr>
-              <w:t>96-74=22</w:t>
+              <w:t>38+51=89</w:t>
             </w:r>
           </w:p>
         </w:tc>
@@ -1014,7 +1014,7 @@
                 <w:rFonts w:ascii="TimeNewRoman" w:hAnsi="TimeNewRoman"/>
                 <w:sz w:val="30"/>
               </w:rPr>
-              <w:t>86-51=35</w:t>
+              <w:t>39+14=53</w:t>
             </w:r>
           </w:p>
         </w:tc>
@@ -1031,7 +1031,7 @@
                 <w:rFonts w:ascii="TimeNewRoman" w:hAnsi="TimeNewRoman"/>
                 <w:sz w:val="30"/>
               </w:rPr>
-              <w:t>21-5=16</w:t>
+              <w:t>72+2=74</w:t>
             </w:r>
           </w:p>
         </w:tc>
@@ -1048,7 +1048,7 @@
                 <w:rFonts w:ascii="TimeNewRoman" w:hAnsi="TimeNewRoman"/>
                 <w:sz w:val="30"/>
               </w:rPr>
-              <w:t>62-53=9</w:t>
+              <w:t>61-15=46</w:t>
             </w:r>
           </w:p>
         </w:tc>
@@ -1065,7 +1065,7 @@
                 <w:rFonts w:ascii="TimeNewRoman" w:hAnsi="TimeNewRoman"/>
                 <w:sz w:val="30"/>
               </w:rPr>
-              <w:t>79-53=26</w:t>
+              <w:t>71-58=13</w:t>
             </w:r>
           </w:p>
         </w:tc>
@@ -1084,7 +1084,7 @@
                 <w:rFonts w:ascii="TimeNewRoman" w:hAnsi="TimeNewRoman"/>
                 <w:sz w:val="30"/>
               </w:rPr>
-              <w:t>48+3=51</w:t>
+              <w:t>42-16=26</w:t>
             </w:r>
           </w:p>
         </w:tc>
@@ -1101,7 +1101,7 @@
                 <w:rFonts w:ascii="TimeNewRoman" w:hAnsi="TimeNewRoman"/>
                 <w:sz w:val="30"/>
               </w:rPr>
-              <w:t>22+69=91</w:t>
+              <w:t>93-74=19</w:t>
             </w:r>
           </w:p>
         </w:tc>
@@ -1118,7 +1118,7 @@
                 <w:rFonts w:ascii="TimeNewRoman" w:hAnsi="TimeNewRoman"/>
                 <w:sz w:val="30"/>
               </w:rPr>
-              <w:t>75+15=90</w:t>
+              <w:t>38+49=87</w:t>
             </w:r>
           </w:p>
         </w:tc>
@@ -1135,7 +1135,7 @@
                 <w:rFonts w:ascii="TimeNewRoman" w:hAnsi="TimeNewRoman"/>
                 <w:sz w:val="30"/>
               </w:rPr>
-              <w:t>14+40=54</w:t>
+              <w:t>67-28=39</w:t>
             </w:r>
           </w:p>
         </w:tc>
@@ -1152,7 +1152,7 @@
                 <w:rFonts w:ascii="TimeNewRoman" w:hAnsi="TimeNewRoman"/>
                 <w:sz w:val="30"/>
               </w:rPr>
-              <w:t>26-9=17</w:t>
+              <w:t>98-86=12</w:t>
             </w:r>
           </w:p>
         </w:tc>
@@ -1171,7 +1171,7 @@
                 <w:rFonts w:ascii="TimeNewRoman" w:hAnsi="TimeNewRoman"/>
                 <w:sz w:val="30"/>
               </w:rPr>
-              <w:t>44-41=3</w:t>
+              <w:t>69-15=54</w:t>
             </w:r>
           </w:p>
         </w:tc>
@@ -1188,7 +1188,7 @@
                 <w:rFonts w:ascii="TimeNewRoman" w:hAnsi="TimeNewRoman"/>
                 <w:sz w:val="30"/>
               </w:rPr>
-              <w:t>4+44=48</w:t>
+              <w:t>21+77=98</w:t>
             </w:r>
           </w:p>
         </w:tc>
@@ -1205,7 +1205,7 @@
                 <w:rFonts w:ascii="TimeNewRoman" w:hAnsi="TimeNewRoman"/>
                 <w:sz w:val="30"/>
               </w:rPr>
-              <w:t>55+12=67</w:t>
+              <w:t>62-30=32</w:t>
             </w:r>
           </w:p>
         </w:tc>
@@ -1222,7 +1222,7 @@
                 <w:rFonts w:ascii="TimeNewRoman" w:hAnsi="TimeNewRoman"/>
                 <w:sz w:val="30"/>
               </w:rPr>
-              <w:t>60-33=27</w:t>
+              <w:t>43+1=44</w:t>
             </w:r>
           </w:p>
         </w:tc>
@@ -1239,7 +1239,7 @@
                 <w:rFonts w:ascii="TimeNewRoman" w:hAnsi="TimeNewRoman"/>
                 <w:sz w:val="30"/>
               </w:rPr>
-              <w:t>24+3=27</w:t>
+              <w:t>41-17=24</w:t>
             </w:r>
           </w:p>
         </w:tc>
@@ -1258,7 +1258,7 @@
                 <w:rFonts w:ascii="TimeNewRoman" w:hAnsi="TimeNewRoman"/>
                 <w:sz w:val="30"/>
               </w:rPr>
-              <w:t>84-6=78</w:t>
+              <w:t>39-34=5</w:t>
             </w:r>
           </w:p>
         </w:tc>
@@ -1275,7 +1275,7 @@
                 <w:rFonts w:ascii="TimeNewRoman" w:hAnsi="TimeNewRoman"/>
                 <w:sz w:val="30"/>
               </w:rPr>
-              <w:t>62-39=23</w:t>
+              <w:t>3+21=24</w:t>
             </w:r>
           </w:p>
         </w:tc>
@@ -1292,7 +1292,7 @@
                 <w:rFonts w:ascii="TimeNewRoman" w:hAnsi="TimeNewRoman"/>
                 <w:sz w:val="30"/>
               </w:rPr>
-              <w:t>66-23=43</w:t>
+              <w:t>8+57=65</w:t>
             </w:r>
           </w:p>
         </w:tc>
@@ -1309,7 +1309,7 @@
                 <w:rFonts w:ascii="TimeNewRoman" w:hAnsi="TimeNewRoman"/>
                 <w:sz w:val="30"/>
               </w:rPr>
-              <w:t>65-47=18</w:t>
+              <w:t>78-77=1</w:t>
             </w:r>
           </w:p>
         </w:tc>
@@ -1326,7 +1326,7 @@
                 <w:rFonts w:ascii="TimeNewRoman" w:hAnsi="TimeNewRoman"/>
                 <w:sz w:val="30"/>
               </w:rPr>
-              <w:t>35+34=69</w:t>
+              <w:t>54+43=97</w:t>
             </w:r>
           </w:p>
         </w:tc>
@@ -1345,7 +1345,7 @@
                 <w:rFonts w:ascii="TimeNewRoman" w:hAnsi="TimeNewRoman"/>
                 <w:sz w:val="30"/>
               </w:rPr>
-              <w:t>92-64=28</w:t>
+              <w:t>64+9=73</w:t>
             </w:r>
           </w:p>
         </w:tc>
@@ -1362,7 +1362,7 @@
                 <w:rFonts w:ascii="TimeNewRoman" w:hAnsi="TimeNewRoman"/>
                 <w:sz w:val="30"/>
               </w:rPr>
-              <w:t>84-53=31</w:t>
+              <w:t>55-53=2</w:t>
             </w:r>
           </w:p>
         </w:tc>
@@ -1379,7 +1379,7 @@
                 <w:rFonts w:ascii="TimeNewRoman" w:hAnsi="TimeNewRoman"/>
                 <w:sz w:val="30"/>
               </w:rPr>
-              <w:t>39-24=15</w:t>
+              <w:t>81+15=96</w:t>
             </w:r>
           </w:p>
         </w:tc>
@@ -1396,7 +1396,7 @@
                 <w:rFonts w:ascii="TimeNewRoman" w:hAnsi="TimeNewRoman"/>
                 <w:sz w:val="30"/>
               </w:rPr>
-              <w:t>28+24=52</w:t>
+              <w:t>60-6=54</w:t>
             </w:r>
           </w:p>
         </w:tc>
@@ -1413,7 +1413,7 @@
                 <w:rFonts w:ascii="TimeNewRoman" w:hAnsi="TimeNewRoman"/>
                 <w:sz w:val="30"/>
               </w:rPr>
-              <w:t>55+3=58</w:t>
+              <w:t>48-8=40</w:t>
             </w:r>
           </w:p>
         </w:tc>
@@ -1432,7 +1432,7 @@
                 <w:rFonts w:ascii="TimeNewRoman" w:hAnsi="TimeNewRoman"/>
                 <w:sz w:val="30"/>
               </w:rPr>
-              <w:t>67+31=98</w:t>
+              <w:t>61+13=74</w:t>
             </w:r>
           </w:p>
         </w:tc>
@@ -1449,7 +1449,7 @@
                 <w:rFonts w:ascii="TimeNewRoman" w:hAnsi="TimeNewRoman"/>
                 <w:sz w:val="30"/>
               </w:rPr>
-              <w:t>79-59=20</w:t>
+              <w:t>69+27=96</w:t>
             </w:r>
           </w:p>
         </w:tc>
@@ -1466,7 +1466,7 @@
                 <w:rFonts w:ascii="TimeNewRoman" w:hAnsi="TimeNewRoman"/>
                 <w:sz w:val="30"/>
               </w:rPr>
-              <w:t>44+49=93</w:t>
+              <w:t>11+34=45</w:t>
             </w:r>
           </w:p>
         </w:tc>
@@ -1483,7 +1483,7 @@
                 <w:rFonts w:ascii="TimeNewRoman" w:hAnsi="TimeNewRoman"/>
                 <w:sz w:val="30"/>
               </w:rPr>
-              <w:t>30+29=59</w:t>
+              <w:t>67+24=91</w:t>
             </w:r>
           </w:p>
         </w:tc>
@@ -1500,7 +1500,7 @@
                 <w:rFonts w:ascii="TimeNewRoman" w:hAnsi="TimeNewRoman"/>
                 <w:sz w:val="30"/>
               </w:rPr>
-              <w:t>14+20=34</w:t>
+              <w:t>39-5=34</w:t>
             </w:r>
           </w:p>
         </w:tc>
@@ -1519,7 +1519,7 @@
                 <w:rFonts w:ascii="TimeNewRoman" w:hAnsi="TimeNewRoman"/>
                 <w:sz w:val="30"/>
               </w:rPr>
-              <w:t>8+16=24</w:t>
+              <w:t>7+21=28</w:t>
             </w:r>
           </w:p>
         </w:tc>
@@ -1536,7 +1536,7 @@
                 <w:rFonts w:ascii="TimeNewRoman" w:hAnsi="TimeNewRoman"/>
                 <w:sz w:val="30"/>
               </w:rPr>
-              <w:t>71-49=22</w:t>
+              <w:t>83-43=40</w:t>
             </w:r>
           </w:p>
         </w:tc>
@@ -1553,7 +1553,7 @@
                 <w:rFonts w:ascii="TimeNewRoman" w:hAnsi="TimeNewRoman"/>
                 <w:sz w:val="30"/>
               </w:rPr>
-              <w:t>33+6=39</w:t>
+              <w:t>43-34=9</w:t>
             </w:r>
           </w:p>
         </w:tc>
@@ -1570,7 +1570,7 @@
                 <w:rFonts w:ascii="TimeNewRoman" w:hAnsi="TimeNewRoman"/>
                 <w:sz w:val="30"/>
               </w:rPr>
-              <w:t>2+71=73</w:t>
+              <w:t>69+12=81</w:t>
             </w:r>
           </w:p>
         </w:tc>
@@ -1587,7 +1587,7 @@
                 <w:rFonts w:ascii="TimeNewRoman" w:hAnsi="TimeNewRoman"/>
                 <w:sz w:val="30"/>
               </w:rPr>
-              <w:t>23+9=32</w:t>
+              <w:t>30-20=10</w:t>
             </w:r>
           </w:p>
         </w:tc>
@@ -1606,7 +1606,7 @@
                 <w:rFonts w:ascii="TimeNewRoman" w:hAnsi="TimeNewRoman"/>
                 <w:sz w:val="30"/>
               </w:rPr>
-              <w:t>69+30=99</w:t>
+              <w:t>91-83=8</w:t>
             </w:r>
           </w:p>
         </w:tc>
@@ -1623,7 +1623,7 @@
                 <w:rFonts w:ascii="TimeNewRoman" w:hAnsi="TimeNewRoman"/>
                 <w:sz w:val="30"/>
               </w:rPr>
-              <w:t>18+12=30</w:t>
+              <w:t>58-14=44</w:t>
             </w:r>
           </w:p>
         </w:tc>
@@ -1640,7 +1640,7 @@
                 <w:rFonts w:ascii="TimeNewRoman" w:hAnsi="TimeNewRoman"/>
                 <w:sz w:val="30"/>
               </w:rPr>
-              <w:t>56+22=78</w:t>
+              <w:t>37+2=39</w:t>
             </w:r>
           </w:p>
         </w:tc>
@@ -1657,7 +1657,7 @@
                 <w:rFonts w:ascii="TimeNewRoman" w:hAnsi="TimeNewRoman"/>
                 <w:sz w:val="30"/>
               </w:rPr>
-              <w:t>74-16=58</w:t>
+              <w:t>2+96=98</w:t>
             </w:r>
           </w:p>
         </w:tc>
@@ -1674,7 +1674,7 @@
                 <w:rFonts w:ascii="TimeNewRoman" w:hAnsi="TimeNewRoman"/>
                 <w:sz w:val="30"/>
               </w:rPr>
-              <w:t>87-79=8</w:t>
+              <w:t>20-11=9</w:t>
             </w:r>
           </w:p>
         </w:tc>
@@ -1693,7 +1693,7 @@
                 <w:rFonts w:ascii="TimeNewRoman" w:hAnsi="TimeNewRoman"/>
                 <w:sz w:val="30"/>
               </w:rPr>
-              <w:t>61-17=44</w:t>
+              <w:t>92-20=72</w:t>
             </w:r>
           </w:p>
         </w:tc>
@@ -1710,7 +1710,7 @@
                 <w:rFonts w:ascii="TimeNewRoman" w:hAnsi="TimeNewRoman"/>
                 <w:sz w:val="30"/>
               </w:rPr>
-              <w:t>28+43=71</w:t>
+              <w:t>40-33=7</w:t>
             </w:r>
           </w:p>
         </w:tc>
@@ -1727,24 +1727,7 @@
                 <w:rFonts w:ascii="TimeNewRoman" w:hAnsi="TimeNewRoman"/>
                 <w:sz w:val="30"/>
               </w:rPr>
-              <w:t>37+45=82</w:t>
-            </w:r>
-          </w:p>
-        </w:tc>
-        <w:tc>
-          <w:tcPr>
-            <w:tcW w:type="dxa" w:w="1987"/>
-          </w:tcPr>
-          <w:p>
-            <w:pPr>
-              <w:jc w:val="left"/>
-            </w:pPr>
-            <w:r>
-              <w:rPr>
-                <w:rFonts w:ascii="TimeNewRoman" w:hAnsi="TimeNewRoman"/>
-                <w:sz w:val="30"/>
-              </w:rPr>
-              <w:t>23-17=6</w:t>
+              <w:t>40+27=67</w:t>
             </w:r>
           </w:p>
         </w:tc>
@@ -1762,6 +1745,23 @@
                 <w:sz w:val="30"/>
               </w:rPr>
               <w:t>65-51=14</w:t>
+            </w:r>
+          </w:p>
+        </w:tc>
+        <w:tc>
+          <w:tcPr>
+            <w:tcW w:type="dxa" w:w="1987"/>
+          </w:tcPr>
+          <w:p>
+            <w:pPr>
+              <w:jc w:val="left"/>
+            </w:pPr>
+            <w:r>
+              <w:rPr>
+                <w:rFonts w:ascii="TimeNewRoman" w:hAnsi="TimeNewRoman"/>
+                <w:sz w:val="30"/>
+              </w:rPr>
+              <w:t>22+69=91</w:t>
             </w:r>
           </w:p>
         </w:tc>

--- a/answers-of-addition_and_subtraction_within_100.docx
+++ b/answers-of-addition_and_subtraction_within_100.docx
@@ -11,7 +11,7 @@
           <w:rFonts w:ascii="Arial" w:hAnsi="Arial"/>
           <w:sz w:val="30"/>
         </w:rPr>
-        <w:t>2026-09-15 Tuesday</w:t>
+        <w:t>2026-09-16 Wednesday</w:t>
       </w:r>
     </w:p>
     <w:tbl>
@@ -40,7 +40,7 @@
                 <w:rFonts w:ascii="TimeNewRoman" w:hAnsi="TimeNewRoman"/>
                 <w:sz w:val="30"/>
               </w:rPr>
-              <w:t>90-81=9</w:t>
+              <w:t>32-22=10</w:t>
             </w:r>
           </w:p>
         </w:tc>
@@ -57,7 +57,7 @@
                 <w:rFonts w:ascii="TimeNewRoman" w:hAnsi="TimeNewRoman"/>
                 <w:sz w:val="30"/>
               </w:rPr>
-              <w:t>91-70=21</w:t>
+              <w:t>0+31=31</w:t>
             </w:r>
           </w:p>
         </w:tc>
@@ -74,7 +74,7 @@
                 <w:rFonts w:ascii="TimeNewRoman" w:hAnsi="TimeNewRoman"/>
                 <w:sz w:val="30"/>
               </w:rPr>
-              <w:t>95+2=97</w:t>
+              <w:t>76-17=59</w:t>
             </w:r>
           </w:p>
         </w:tc>
@@ -91,7 +91,7 @@
                 <w:rFonts w:ascii="TimeNewRoman" w:hAnsi="TimeNewRoman"/>
                 <w:sz w:val="30"/>
               </w:rPr>
-              <w:t>44+19=63</w:t>
+              <w:t>67-20=47</w:t>
             </w:r>
           </w:p>
         </w:tc>
@@ -108,7 +108,7 @@
                 <w:rFonts w:ascii="TimeNewRoman" w:hAnsi="TimeNewRoman"/>
                 <w:sz w:val="30"/>
               </w:rPr>
-              <w:t>62-17=45</w:t>
+              <w:t>52-36=16</w:t>
             </w:r>
           </w:p>
         </w:tc>
@@ -127,7 +127,7 @@
                 <w:rFonts w:ascii="TimeNewRoman" w:hAnsi="TimeNewRoman"/>
                 <w:sz w:val="30"/>
               </w:rPr>
-              <w:t>22+39=61</w:t>
+              <w:t>0+43=43</w:t>
             </w:r>
           </w:p>
         </w:tc>
@@ -144,7 +144,7 @@
                 <w:rFonts w:ascii="TimeNewRoman" w:hAnsi="TimeNewRoman"/>
                 <w:sz w:val="30"/>
               </w:rPr>
-              <w:t>53-14=39</w:t>
+              <w:t>89-82=7</w:t>
             </w:r>
           </w:p>
         </w:tc>
@@ -161,7 +161,7 @@
                 <w:rFonts w:ascii="TimeNewRoman" w:hAnsi="TimeNewRoman"/>
                 <w:sz w:val="30"/>
               </w:rPr>
-              <w:t>64+9=73</w:t>
+              <w:t>67-3=64</w:t>
             </w:r>
           </w:p>
         </w:tc>
@@ -178,7 +178,7 @@
                 <w:rFonts w:ascii="TimeNewRoman" w:hAnsi="TimeNewRoman"/>
                 <w:sz w:val="30"/>
               </w:rPr>
-              <w:t>40+21=61</w:t>
+              <w:t>35-31=4</w:t>
             </w:r>
           </w:p>
         </w:tc>
@@ -195,7 +195,7 @@
                 <w:rFonts w:ascii="TimeNewRoman" w:hAnsi="TimeNewRoman"/>
                 <w:sz w:val="30"/>
               </w:rPr>
-              <w:t>60-17=43</w:t>
+              <w:t>78-4=74</w:t>
             </w:r>
           </w:p>
         </w:tc>
@@ -214,7 +214,7 @@
                 <w:rFonts w:ascii="TimeNewRoman" w:hAnsi="TimeNewRoman"/>
                 <w:sz w:val="30"/>
               </w:rPr>
-              <w:t>0+19=19</w:t>
+              <w:t>84-75=9</w:t>
             </w:r>
           </w:p>
         </w:tc>
@@ -231,7 +231,7 @@
                 <w:rFonts w:ascii="TimeNewRoman" w:hAnsi="TimeNewRoman"/>
                 <w:sz w:val="30"/>
               </w:rPr>
-              <w:t>84-29=55</w:t>
+              <w:t>47+0=47</w:t>
             </w:r>
           </w:p>
         </w:tc>
@@ -248,7 +248,7 @@
                 <w:rFonts w:ascii="TimeNewRoman" w:hAnsi="TimeNewRoman"/>
                 <w:sz w:val="30"/>
               </w:rPr>
-              <w:t>44-5=39</w:t>
+              <w:t>68-43=25</w:t>
             </w:r>
           </w:p>
         </w:tc>
@@ -265,7 +265,7 @@
                 <w:rFonts w:ascii="TimeNewRoman" w:hAnsi="TimeNewRoman"/>
                 <w:sz w:val="30"/>
               </w:rPr>
-              <w:t>23+37=60</w:t>
+              <w:t>60-31=29</w:t>
             </w:r>
           </w:p>
         </w:tc>
@@ -282,7 +282,7 @@
                 <w:rFonts w:ascii="TimeNewRoman" w:hAnsi="TimeNewRoman"/>
                 <w:sz w:val="30"/>
               </w:rPr>
-              <w:t>84-50=34</w:t>
+              <w:t>96-80=16</w:t>
             </w:r>
           </w:p>
         </w:tc>
@@ -301,7 +301,7 @@
                 <w:rFonts w:ascii="TimeNewRoman" w:hAnsi="TimeNewRoman"/>
                 <w:sz w:val="30"/>
               </w:rPr>
-              <w:t>58-4=54</w:t>
+              <w:t>42-9=33</w:t>
             </w:r>
           </w:p>
         </w:tc>
@@ -318,7 +318,7 @@
                 <w:rFonts w:ascii="TimeNewRoman" w:hAnsi="TimeNewRoman"/>
                 <w:sz w:val="30"/>
               </w:rPr>
-              <w:t>22+3=25</w:t>
+              <w:t>74-3=71</w:t>
             </w:r>
           </w:p>
         </w:tc>
@@ -335,7 +335,7 @@
                 <w:rFonts w:ascii="TimeNewRoman" w:hAnsi="TimeNewRoman"/>
                 <w:sz w:val="30"/>
               </w:rPr>
-              <w:t>88-15=73</w:t>
+              <w:t>89-79=10</w:t>
             </w:r>
           </w:p>
         </w:tc>
@@ -352,7 +352,7 @@
                 <w:rFonts w:ascii="TimeNewRoman" w:hAnsi="TimeNewRoman"/>
                 <w:sz w:val="30"/>
               </w:rPr>
-              <w:t>1+28=29</w:t>
+              <w:t>47-15=32</w:t>
             </w:r>
           </w:p>
         </w:tc>
@@ -369,7 +369,7 @@
                 <w:rFonts w:ascii="TimeNewRoman" w:hAnsi="TimeNewRoman"/>
                 <w:sz w:val="30"/>
               </w:rPr>
-              <w:t>83-14=69</w:t>
+              <w:t>76-30=46</w:t>
             </w:r>
           </w:p>
         </w:tc>
@@ -388,7 +388,7 @@
                 <w:rFonts w:ascii="TimeNewRoman" w:hAnsi="TimeNewRoman"/>
                 <w:sz w:val="30"/>
               </w:rPr>
-              <w:t>10+72=82</w:t>
+              <w:t>56-13=43</w:t>
             </w:r>
           </w:p>
         </w:tc>
@@ -405,7 +405,7 @@
                 <w:rFonts w:ascii="TimeNewRoman" w:hAnsi="TimeNewRoman"/>
                 <w:sz w:val="30"/>
               </w:rPr>
-              <w:t>18+63=81</w:t>
+              <w:t>78+15=93</w:t>
             </w:r>
           </w:p>
         </w:tc>
@@ -422,7 +422,7 @@
                 <w:rFonts w:ascii="TimeNewRoman" w:hAnsi="TimeNewRoman"/>
                 <w:sz w:val="30"/>
               </w:rPr>
-              <w:t>95-64=31</w:t>
+              <w:t>65+1=66</w:t>
             </w:r>
           </w:p>
         </w:tc>
@@ -439,7 +439,7 @@
                 <w:rFonts w:ascii="TimeNewRoman" w:hAnsi="TimeNewRoman"/>
                 <w:sz w:val="30"/>
               </w:rPr>
-              <w:t>39+50=89</w:t>
+              <w:t>3+46=49</w:t>
             </w:r>
           </w:p>
         </w:tc>
@@ -456,7 +456,7 @@
                 <w:rFonts w:ascii="TimeNewRoman" w:hAnsi="TimeNewRoman"/>
                 <w:sz w:val="30"/>
               </w:rPr>
-              <w:t>8+14=22</w:t>
+              <w:t>53-40=13</w:t>
             </w:r>
           </w:p>
         </w:tc>
@@ -475,7 +475,7 @@
                 <w:rFonts w:ascii="TimeNewRoman" w:hAnsi="TimeNewRoman"/>
                 <w:sz w:val="30"/>
               </w:rPr>
-              <w:t>98-79=19</w:t>
+              <w:t>44+7=51</w:t>
             </w:r>
           </w:p>
         </w:tc>
@@ -492,7 +492,7 @@
                 <w:rFonts w:ascii="TimeNewRoman" w:hAnsi="TimeNewRoman"/>
                 <w:sz w:val="30"/>
               </w:rPr>
-              <w:t>54-9=45</w:t>
+              <w:t>15+56=71</w:t>
             </w:r>
           </w:p>
         </w:tc>
@@ -509,7 +509,7 @@
                 <w:rFonts w:ascii="TimeNewRoman" w:hAnsi="TimeNewRoman"/>
                 <w:sz w:val="30"/>
               </w:rPr>
-              <w:t>13+60=73</w:t>
+              <w:t>53-5=48</w:t>
             </w:r>
           </w:p>
         </w:tc>
@@ -526,7 +526,7 @@
                 <w:rFonts w:ascii="TimeNewRoman" w:hAnsi="TimeNewRoman"/>
                 <w:sz w:val="30"/>
               </w:rPr>
-              <w:t>38+6=44</w:t>
+              <w:t>1+91=92</w:t>
             </w:r>
           </w:p>
         </w:tc>
@@ -543,7 +543,7 @@
                 <w:rFonts w:ascii="TimeNewRoman" w:hAnsi="TimeNewRoman"/>
                 <w:sz w:val="30"/>
               </w:rPr>
-              <w:t>24-24=0</w:t>
+              <w:t>79+16=95</w:t>
             </w:r>
           </w:p>
         </w:tc>
@@ -562,7 +562,7 @@
                 <w:rFonts w:ascii="TimeNewRoman" w:hAnsi="TimeNewRoman"/>
                 <w:sz w:val="30"/>
               </w:rPr>
-              <w:t>98+1=99</w:t>
+              <w:t>98-77=21</w:t>
             </w:r>
           </w:p>
         </w:tc>
@@ -579,7 +579,7 @@
                 <w:rFonts w:ascii="TimeNewRoman" w:hAnsi="TimeNewRoman"/>
                 <w:sz w:val="30"/>
               </w:rPr>
-              <w:t>86-56=30</w:t>
+              <w:t>66-41=25</w:t>
             </w:r>
           </w:p>
         </w:tc>
@@ -596,7 +596,7 @@
                 <w:rFonts w:ascii="TimeNewRoman" w:hAnsi="TimeNewRoman"/>
                 <w:sz w:val="30"/>
               </w:rPr>
-              <w:t>9+9=18</w:t>
+              <w:t>46-36=10</w:t>
             </w:r>
           </w:p>
         </w:tc>
@@ -613,7 +613,7 @@
                 <w:rFonts w:ascii="TimeNewRoman" w:hAnsi="TimeNewRoman"/>
                 <w:sz w:val="30"/>
               </w:rPr>
-              <w:t>70+29=99</w:t>
+              <w:t>72+13=85</w:t>
             </w:r>
           </w:p>
         </w:tc>
@@ -630,7 +630,7 @@
                 <w:rFonts w:ascii="TimeNewRoman" w:hAnsi="TimeNewRoman"/>
                 <w:sz w:val="30"/>
               </w:rPr>
-              <w:t>83-36=47</w:t>
+              <w:t>4+48=52</w:t>
             </w:r>
           </w:p>
         </w:tc>
@@ -649,7 +649,7 @@
                 <w:rFonts w:ascii="TimeNewRoman" w:hAnsi="TimeNewRoman"/>
                 <w:sz w:val="30"/>
               </w:rPr>
-              <w:t>62+28=90</w:t>
+              <w:t>99-76=23</w:t>
             </w:r>
           </w:p>
         </w:tc>
@@ -666,7 +666,7 @@
                 <w:rFonts w:ascii="TimeNewRoman" w:hAnsi="TimeNewRoman"/>
                 <w:sz w:val="30"/>
               </w:rPr>
-              <w:t>29-10=19</w:t>
+              <w:t>68-19=49</w:t>
             </w:r>
           </w:p>
         </w:tc>
@@ -683,7 +683,7 @@
                 <w:rFonts w:ascii="TimeNewRoman" w:hAnsi="TimeNewRoman"/>
                 <w:sz w:val="30"/>
               </w:rPr>
-              <w:t>6-0=6</w:t>
+              <w:t>61-37=24</w:t>
             </w:r>
           </w:p>
         </w:tc>
@@ -700,7 +700,7 @@
                 <w:rFonts w:ascii="TimeNewRoman" w:hAnsi="TimeNewRoman"/>
                 <w:sz w:val="30"/>
               </w:rPr>
-              <w:t>92-75=17</w:t>
+              <w:t>47+4=51</w:t>
             </w:r>
           </w:p>
         </w:tc>
@@ -717,7 +717,7 @@
                 <w:rFonts w:ascii="TimeNewRoman" w:hAnsi="TimeNewRoman"/>
                 <w:sz w:val="30"/>
               </w:rPr>
-              <w:t>30+21=51</w:t>
+              <w:t>77+15=92</w:t>
             </w:r>
           </w:p>
         </w:tc>
@@ -736,7 +736,7 @@
                 <w:rFonts w:ascii="TimeNewRoman" w:hAnsi="TimeNewRoman"/>
                 <w:sz w:val="30"/>
               </w:rPr>
-              <w:t>92+2=94</w:t>
+              <w:t>26+71=97</w:t>
             </w:r>
           </w:p>
         </w:tc>
@@ -753,7 +753,7 @@
                 <w:rFonts w:ascii="TimeNewRoman" w:hAnsi="TimeNewRoman"/>
                 <w:sz w:val="30"/>
               </w:rPr>
-              <w:t>85-53=32</w:t>
+              <w:t>38+17=55</w:t>
             </w:r>
           </w:p>
         </w:tc>
@@ -770,7 +770,7 @@
                 <w:rFonts w:ascii="TimeNewRoman" w:hAnsi="TimeNewRoman"/>
                 <w:sz w:val="30"/>
               </w:rPr>
-              <w:t>27+41=68</w:t>
+              <w:t>52-27=25</w:t>
             </w:r>
           </w:p>
         </w:tc>
@@ -787,7 +787,7 @@
                 <w:rFonts w:ascii="TimeNewRoman" w:hAnsi="TimeNewRoman"/>
                 <w:sz w:val="30"/>
               </w:rPr>
-              <w:t>89-87=2</w:t>
+              <w:t>61-49=12</w:t>
             </w:r>
           </w:p>
         </w:tc>
@@ -804,7 +804,7 @@
                 <w:rFonts w:ascii="TimeNewRoman" w:hAnsi="TimeNewRoman"/>
                 <w:sz w:val="30"/>
               </w:rPr>
-              <w:t>44+46=90</w:t>
+              <w:t>45-40=5</w:t>
             </w:r>
           </w:p>
         </w:tc>
@@ -823,7 +823,7 @@
                 <w:rFonts w:ascii="TimeNewRoman" w:hAnsi="TimeNewRoman"/>
                 <w:sz w:val="30"/>
               </w:rPr>
-              <w:t>2+89=91</w:t>
+              <w:t>41-17=24</w:t>
             </w:r>
           </w:p>
         </w:tc>
@@ -840,7 +840,7 @@
                 <w:rFonts w:ascii="TimeNewRoman" w:hAnsi="TimeNewRoman"/>
                 <w:sz w:val="30"/>
               </w:rPr>
-              <w:t>39-39=0</w:t>
+              <w:t>98-46=52</w:t>
             </w:r>
           </w:p>
         </w:tc>
@@ -857,7 +857,7 @@
                 <w:rFonts w:ascii="TimeNewRoman" w:hAnsi="TimeNewRoman"/>
                 <w:sz w:val="30"/>
               </w:rPr>
-              <w:t>65-7=58</w:t>
+              <w:t>24+63=87</w:t>
             </w:r>
           </w:p>
         </w:tc>
@@ -874,7 +874,7 @@
                 <w:rFonts w:ascii="TimeNewRoman" w:hAnsi="TimeNewRoman"/>
                 <w:sz w:val="30"/>
               </w:rPr>
-              <w:t>80+6=86</w:t>
+              <w:t>68+13=81</w:t>
             </w:r>
           </w:p>
         </w:tc>
@@ -891,7 +891,7 @@
                 <w:rFonts w:ascii="TimeNewRoman" w:hAnsi="TimeNewRoman"/>
                 <w:sz w:val="30"/>
               </w:rPr>
-              <w:t>27+58=85</w:t>
+              <w:t>87-17=70</w:t>
             </w:r>
           </w:p>
         </w:tc>
@@ -910,7 +910,7 @@
                 <w:rFonts w:ascii="TimeNewRoman" w:hAnsi="TimeNewRoman"/>
                 <w:sz w:val="30"/>
               </w:rPr>
-              <w:t>89-69=20</w:t>
+              <w:t>25+59=84</w:t>
             </w:r>
           </w:p>
         </w:tc>
@@ -927,7 +927,7 @@
                 <w:rFonts w:ascii="TimeNewRoman" w:hAnsi="TimeNewRoman"/>
                 <w:sz w:val="30"/>
               </w:rPr>
-              <w:t>1+89=90</w:t>
+              <w:t>87-69=18</w:t>
             </w:r>
           </w:p>
         </w:tc>
@@ -944,7 +944,7 @@
                 <w:rFonts w:ascii="TimeNewRoman" w:hAnsi="TimeNewRoman"/>
                 <w:sz w:val="30"/>
               </w:rPr>
-              <w:t>32+1=33</w:t>
+              <w:t>31-23=8</w:t>
             </w:r>
           </w:p>
         </w:tc>
@@ -961,7 +961,7 @@
                 <w:rFonts w:ascii="TimeNewRoman" w:hAnsi="TimeNewRoman"/>
                 <w:sz w:val="30"/>
               </w:rPr>
-              <w:t>31+7=38</w:t>
+              <w:t>63-39=24</w:t>
             </w:r>
           </w:p>
         </w:tc>
@@ -978,7 +978,7 @@
                 <w:rFonts w:ascii="TimeNewRoman" w:hAnsi="TimeNewRoman"/>
                 <w:sz w:val="30"/>
               </w:rPr>
-              <w:t>92-1=91</w:t>
+              <w:t>3+36=39</w:t>
             </w:r>
           </w:p>
         </w:tc>
@@ -997,7 +997,7 @@
                 <w:rFonts w:ascii="TimeNewRoman" w:hAnsi="TimeNewRoman"/>
                 <w:sz w:val="30"/>
               </w:rPr>
-              <w:t>38+51=89</w:t>
+              <w:t>63-57=6</w:t>
             </w:r>
           </w:p>
         </w:tc>
@@ -1014,7 +1014,7 @@
                 <w:rFonts w:ascii="TimeNewRoman" w:hAnsi="TimeNewRoman"/>
                 <w:sz w:val="30"/>
               </w:rPr>
-              <w:t>39+14=53</w:t>
+              <w:t>50-30=20</w:t>
             </w:r>
           </w:p>
         </w:tc>
@@ -1031,7 +1031,7 @@
                 <w:rFonts w:ascii="TimeNewRoman" w:hAnsi="TimeNewRoman"/>
                 <w:sz w:val="30"/>
               </w:rPr>
-              <w:t>72+2=74</w:t>
+              <w:t>58-24=34</w:t>
             </w:r>
           </w:p>
         </w:tc>
@@ -1048,7 +1048,7 @@
                 <w:rFonts w:ascii="TimeNewRoman" w:hAnsi="TimeNewRoman"/>
                 <w:sz w:val="30"/>
               </w:rPr>
-              <w:t>61-15=46</w:t>
+              <w:t>30+32=62</w:t>
             </w:r>
           </w:p>
         </w:tc>
@@ -1065,7 +1065,7 @@
                 <w:rFonts w:ascii="TimeNewRoman" w:hAnsi="TimeNewRoman"/>
                 <w:sz w:val="30"/>
               </w:rPr>
-              <w:t>71-58=13</w:t>
+              <w:t>30+37=67</w:t>
             </w:r>
           </w:p>
         </w:tc>
@@ -1084,7 +1084,7 @@
                 <w:rFonts w:ascii="TimeNewRoman" w:hAnsi="TimeNewRoman"/>
                 <w:sz w:val="30"/>
               </w:rPr>
-              <w:t>42-16=26</w:t>
+              <w:t>79-24=55</w:t>
             </w:r>
           </w:p>
         </w:tc>
@@ -1101,7 +1101,7 @@
                 <w:rFonts w:ascii="TimeNewRoman" w:hAnsi="TimeNewRoman"/>
                 <w:sz w:val="30"/>
               </w:rPr>
-              <w:t>93-74=19</w:t>
+              <w:t>9+44=53</w:t>
             </w:r>
           </w:p>
         </w:tc>
@@ -1118,7 +1118,7 @@
                 <w:rFonts w:ascii="TimeNewRoman" w:hAnsi="TimeNewRoman"/>
                 <w:sz w:val="30"/>
               </w:rPr>
-              <w:t>38+49=87</w:t>
+              <w:t>56-20=36</w:t>
             </w:r>
           </w:p>
         </w:tc>
@@ -1135,7 +1135,7 @@
                 <w:rFonts w:ascii="TimeNewRoman" w:hAnsi="TimeNewRoman"/>
                 <w:sz w:val="30"/>
               </w:rPr>
-              <w:t>67-28=39</w:t>
+              <w:t>1-0=1</w:t>
             </w:r>
           </w:p>
         </w:tc>
@@ -1152,7 +1152,7 @@
                 <w:rFonts w:ascii="TimeNewRoman" w:hAnsi="TimeNewRoman"/>
                 <w:sz w:val="30"/>
               </w:rPr>
-              <w:t>98-86=12</w:t>
+              <w:t>84+14=98</w:t>
             </w:r>
           </w:p>
         </w:tc>
@@ -1171,7 +1171,7 @@
                 <w:rFonts w:ascii="TimeNewRoman" w:hAnsi="TimeNewRoman"/>
                 <w:sz w:val="30"/>
               </w:rPr>
-              <w:t>69-15=54</w:t>
+              <w:t>85-48=37</w:t>
             </w:r>
           </w:p>
         </w:tc>
@@ -1188,7 +1188,7 @@
                 <w:rFonts w:ascii="TimeNewRoman" w:hAnsi="TimeNewRoman"/>
                 <w:sz w:val="30"/>
               </w:rPr>
-              <w:t>21+77=98</w:t>
+              <w:t>23+52=75</w:t>
             </w:r>
           </w:p>
         </w:tc>
@@ -1205,7 +1205,7 @@
                 <w:rFonts w:ascii="TimeNewRoman" w:hAnsi="TimeNewRoman"/>
                 <w:sz w:val="30"/>
               </w:rPr>
-              <w:t>62-30=32</w:t>
+              <w:t>89+7=96</w:t>
             </w:r>
           </w:p>
         </w:tc>
@@ -1222,7 +1222,7 @@
                 <w:rFonts w:ascii="TimeNewRoman" w:hAnsi="TimeNewRoman"/>
                 <w:sz w:val="30"/>
               </w:rPr>
-              <w:t>43+1=44</w:t>
+              <w:t>14+74=88</w:t>
             </w:r>
           </w:p>
         </w:tc>
@@ -1239,7 +1239,7 @@
                 <w:rFonts w:ascii="TimeNewRoman" w:hAnsi="TimeNewRoman"/>
                 <w:sz w:val="30"/>
               </w:rPr>
-              <w:t>41-17=24</w:t>
+              <w:t>31-7=24</w:t>
             </w:r>
           </w:p>
         </w:tc>
@@ -1258,7 +1258,7 @@
                 <w:rFonts w:ascii="TimeNewRoman" w:hAnsi="TimeNewRoman"/>
                 <w:sz w:val="30"/>
               </w:rPr>
-              <w:t>39-34=5</w:t>
+              <w:t>52+25=77</w:t>
             </w:r>
           </w:p>
         </w:tc>
@@ -1275,7 +1275,7 @@
                 <w:rFonts w:ascii="TimeNewRoman" w:hAnsi="TimeNewRoman"/>
                 <w:sz w:val="30"/>
               </w:rPr>
-              <w:t>3+21=24</w:t>
+              <w:t>40+37=77</w:t>
             </w:r>
           </w:p>
         </w:tc>
@@ -1292,7 +1292,7 @@
                 <w:rFonts w:ascii="TimeNewRoman" w:hAnsi="TimeNewRoman"/>
                 <w:sz w:val="30"/>
               </w:rPr>
-              <w:t>8+57=65</w:t>
+              <w:t>85-10=75</w:t>
             </w:r>
           </w:p>
         </w:tc>
@@ -1309,7 +1309,7 @@
                 <w:rFonts w:ascii="TimeNewRoman" w:hAnsi="TimeNewRoman"/>
                 <w:sz w:val="30"/>
               </w:rPr>
-              <w:t>78-77=1</w:t>
+              <w:t>95-19=76</w:t>
             </w:r>
           </w:p>
         </w:tc>
@@ -1326,7 +1326,7 @@
                 <w:rFonts w:ascii="TimeNewRoman" w:hAnsi="TimeNewRoman"/>
                 <w:sz w:val="30"/>
               </w:rPr>
-              <w:t>54+43=97</w:t>
+              <w:t>87+8=95</w:t>
             </w:r>
           </w:p>
         </w:tc>
@@ -1345,7 +1345,7 @@
                 <w:rFonts w:ascii="TimeNewRoman" w:hAnsi="TimeNewRoman"/>
                 <w:sz w:val="30"/>
               </w:rPr>
-              <w:t>64+9=73</w:t>
+              <w:t>88-74=14</w:t>
             </w:r>
           </w:p>
         </w:tc>
@@ -1362,7 +1362,7 @@
                 <w:rFonts w:ascii="TimeNewRoman" w:hAnsi="TimeNewRoman"/>
                 <w:sz w:val="30"/>
               </w:rPr>
-              <w:t>55-53=2</w:t>
+              <w:t>40+51=91</w:t>
             </w:r>
           </w:p>
         </w:tc>
@@ -1379,7 +1379,7 @@
                 <w:rFonts w:ascii="TimeNewRoman" w:hAnsi="TimeNewRoman"/>
                 <w:sz w:val="30"/>
               </w:rPr>
-              <w:t>81+15=96</w:t>
+              <w:t>20+43=63</w:t>
             </w:r>
           </w:p>
         </w:tc>
@@ -1396,7 +1396,7 @@
                 <w:rFonts w:ascii="TimeNewRoman" w:hAnsi="TimeNewRoman"/>
                 <w:sz w:val="30"/>
               </w:rPr>
-              <w:t>60-6=54</w:t>
+              <w:t>93-39=54</w:t>
             </w:r>
           </w:p>
         </w:tc>
@@ -1413,7 +1413,7 @@
                 <w:rFonts w:ascii="TimeNewRoman" w:hAnsi="TimeNewRoman"/>
                 <w:sz w:val="30"/>
               </w:rPr>
-              <w:t>48-8=40</w:t>
+              <w:t>97-69=28</w:t>
             </w:r>
           </w:p>
         </w:tc>
@@ -1432,7 +1432,7 @@
                 <w:rFonts w:ascii="TimeNewRoman" w:hAnsi="TimeNewRoman"/>
                 <w:sz w:val="30"/>
               </w:rPr>
-              <w:t>61+13=74</w:t>
+              <w:t>39+17=56</w:t>
             </w:r>
           </w:p>
         </w:tc>
@@ -1449,7 +1449,7 @@
                 <w:rFonts w:ascii="TimeNewRoman" w:hAnsi="TimeNewRoman"/>
                 <w:sz w:val="30"/>
               </w:rPr>
-              <w:t>69+27=96</w:t>
+              <w:t>83-74=9</w:t>
             </w:r>
           </w:p>
         </w:tc>
@@ -1466,7 +1466,7 @@
                 <w:rFonts w:ascii="TimeNewRoman" w:hAnsi="TimeNewRoman"/>
                 <w:sz w:val="30"/>
               </w:rPr>
-              <w:t>11+34=45</w:t>
+              <w:t>0+7=7</w:t>
             </w:r>
           </w:p>
         </w:tc>
@@ -1483,7 +1483,7 @@
                 <w:rFonts w:ascii="TimeNewRoman" w:hAnsi="TimeNewRoman"/>
                 <w:sz w:val="30"/>
               </w:rPr>
-              <w:t>67+24=91</w:t>
+              <w:t>29-2=27</w:t>
             </w:r>
           </w:p>
         </w:tc>
@@ -1500,7 +1500,7 @@
                 <w:rFonts w:ascii="TimeNewRoman" w:hAnsi="TimeNewRoman"/>
                 <w:sz w:val="30"/>
               </w:rPr>
-              <w:t>39-5=34</w:t>
+              <w:t>74-1=73</w:t>
             </w:r>
           </w:p>
         </w:tc>
@@ -1519,7 +1519,7 @@
                 <w:rFonts w:ascii="TimeNewRoman" w:hAnsi="TimeNewRoman"/>
                 <w:sz w:val="30"/>
               </w:rPr>
-              <w:t>7+21=28</w:t>
+              <w:t>71-23=48</w:t>
             </w:r>
           </w:p>
         </w:tc>
@@ -1536,7 +1536,7 @@
                 <w:rFonts w:ascii="TimeNewRoman" w:hAnsi="TimeNewRoman"/>
                 <w:sz w:val="30"/>
               </w:rPr>
-              <w:t>83-43=40</w:t>
+              <w:t>8-6=2</w:t>
             </w:r>
           </w:p>
         </w:tc>
@@ -1553,7 +1553,7 @@
                 <w:rFonts w:ascii="TimeNewRoman" w:hAnsi="TimeNewRoman"/>
                 <w:sz w:val="30"/>
               </w:rPr>
-              <w:t>43-34=9</w:t>
+              <w:t>73-13=60</w:t>
             </w:r>
           </w:p>
         </w:tc>
@@ -1570,7 +1570,7 @@
                 <w:rFonts w:ascii="TimeNewRoman" w:hAnsi="TimeNewRoman"/>
                 <w:sz w:val="30"/>
               </w:rPr>
-              <w:t>69+12=81</w:t>
+              <w:t>88-17=71</w:t>
             </w:r>
           </w:p>
         </w:tc>
@@ -1587,7 +1587,7 @@
                 <w:rFonts w:ascii="TimeNewRoman" w:hAnsi="TimeNewRoman"/>
                 <w:sz w:val="30"/>
               </w:rPr>
-              <w:t>30-20=10</w:t>
+              <w:t>4+14=18</w:t>
             </w:r>
           </w:p>
         </w:tc>
@@ -1606,7 +1606,7 @@
                 <w:rFonts w:ascii="TimeNewRoman" w:hAnsi="TimeNewRoman"/>
                 <w:sz w:val="30"/>
               </w:rPr>
-              <w:t>91-83=8</w:t>
+              <w:t>26+39=65</w:t>
             </w:r>
           </w:p>
         </w:tc>
@@ -1623,7 +1623,7 @@
                 <w:rFonts w:ascii="TimeNewRoman" w:hAnsi="TimeNewRoman"/>
                 <w:sz w:val="30"/>
               </w:rPr>
-              <w:t>58-14=44</w:t>
+              <w:t>89-51=38</w:t>
             </w:r>
           </w:p>
         </w:tc>
@@ -1640,7 +1640,7 @@
                 <w:rFonts w:ascii="TimeNewRoman" w:hAnsi="TimeNewRoman"/>
                 <w:sz w:val="30"/>
               </w:rPr>
-              <w:t>37+2=39</w:t>
+              <w:t>28+2=30</w:t>
             </w:r>
           </w:p>
         </w:tc>
@@ -1657,7 +1657,7 @@
                 <w:rFonts w:ascii="TimeNewRoman" w:hAnsi="TimeNewRoman"/>
                 <w:sz w:val="30"/>
               </w:rPr>
-              <w:t>2+96=98</w:t>
+              <w:t>51-30=21</w:t>
             </w:r>
           </w:p>
         </w:tc>
@@ -1674,7 +1674,7 @@
                 <w:rFonts w:ascii="TimeNewRoman" w:hAnsi="TimeNewRoman"/>
                 <w:sz w:val="30"/>
               </w:rPr>
-              <w:t>20-11=9</w:t>
+              <w:t>97-54=43</w:t>
             </w:r>
           </w:p>
         </w:tc>
@@ -1693,7 +1693,7 @@
                 <w:rFonts w:ascii="TimeNewRoman" w:hAnsi="TimeNewRoman"/>
                 <w:sz w:val="30"/>
               </w:rPr>
-              <w:t>92-20=72</w:t>
+              <w:t>61-19=42</w:t>
             </w:r>
           </w:p>
         </w:tc>
@@ -1710,7 +1710,7 @@
                 <w:rFonts w:ascii="TimeNewRoman" w:hAnsi="TimeNewRoman"/>
                 <w:sz w:val="30"/>
               </w:rPr>
-              <w:t>40-33=7</w:t>
+              <w:t>62+35=97</w:t>
             </w:r>
           </w:p>
         </w:tc>
@@ -1727,7 +1727,7 @@
                 <w:rFonts w:ascii="TimeNewRoman" w:hAnsi="TimeNewRoman"/>
                 <w:sz w:val="30"/>
               </w:rPr>
-              <w:t>40+27=67</w:t>
+              <w:t>73-41=32</w:t>
             </w:r>
           </w:p>
         </w:tc>
@@ -1744,7 +1744,7 @@
                 <w:rFonts w:ascii="TimeNewRoman" w:hAnsi="TimeNewRoman"/>
                 <w:sz w:val="30"/>
               </w:rPr>
-              <w:t>65-51=14</w:t>
+              <w:t>28+46=74</w:t>
             </w:r>
           </w:p>
         </w:tc>
@@ -1761,7 +1761,7 @@
                 <w:rFonts w:ascii="TimeNewRoman" w:hAnsi="TimeNewRoman"/>
                 <w:sz w:val="30"/>
               </w:rPr>
-              <w:t>22+69=91</w:t>
+              <w:t>61-3=58</w:t>
             </w:r>
           </w:p>
         </w:tc>

--- a/answers-of-addition_and_subtraction_within_100.docx
+++ b/answers-of-addition_and_subtraction_within_100.docx
@@ -40,7 +40,7 @@
                 <w:rFonts w:ascii="TimeNewRoman" w:hAnsi="TimeNewRoman"/>
                 <w:sz w:val="30"/>
               </w:rPr>
-              <w:t>32-22=10</w:t>
+              <w:t>10+25=35</w:t>
             </w:r>
           </w:p>
         </w:tc>
@@ -57,7 +57,7 @@
                 <w:rFonts w:ascii="TimeNewRoman" w:hAnsi="TimeNewRoman"/>
                 <w:sz w:val="30"/>
               </w:rPr>
-              <w:t>0+31=31</w:t>
+              <w:t>41-20=21</w:t>
             </w:r>
           </w:p>
         </w:tc>
@@ -74,7 +74,7 @@
                 <w:rFonts w:ascii="TimeNewRoman" w:hAnsi="TimeNewRoman"/>
                 <w:sz w:val="30"/>
               </w:rPr>
-              <w:t>76-17=59</w:t>
+              <w:t>53+32=85</w:t>
             </w:r>
           </w:p>
         </w:tc>
@@ -91,7 +91,7 @@
                 <w:rFonts w:ascii="TimeNewRoman" w:hAnsi="TimeNewRoman"/>
                 <w:sz w:val="30"/>
               </w:rPr>
-              <w:t>67-20=47</w:t>
+              <w:t>78-77=1</w:t>
             </w:r>
           </w:p>
         </w:tc>
@@ -108,7 +108,7 @@
                 <w:rFonts w:ascii="TimeNewRoman" w:hAnsi="TimeNewRoman"/>
                 <w:sz w:val="30"/>
               </w:rPr>
-              <w:t>52-36=16</w:t>
+              <w:t>20+46=66</w:t>
             </w:r>
           </w:p>
         </w:tc>
@@ -127,7 +127,7 @@
                 <w:rFonts w:ascii="TimeNewRoman" w:hAnsi="TimeNewRoman"/>
                 <w:sz w:val="30"/>
               </w:rPr>
-              <w:t>0+43=43</w:t>
+              <w:t>55+12=67</w:t>
             </w:r>
           </w:p>
         </w:tc>
@@ -144,7 +144,7 @@
                 <w:rFonts w:ascii="TimeNewRoman" w:hAnsi="TimeNewRoman"/>
                 <w:sz w:val="30"/>
               </w:rPr>
-              <w:t>89-82=7</w:t>
+              <w:t>67-27=40</w:t>
             </w:r>
           </w:p>
         </w:tc>
@@ -161,7 +161,7 @@
                 <w:rFonts w:ascii="TimeNewRoman" w:hAnsi="TimeNewRoman"/>
                 <w:sz w:val="30"/>
               </w:rPr>
-              <w:t>67-3=64</w:t>
+              <w:t>17+49=66</w:t>
             </w:r>
           </w:p>
         </w:tc>
@@ -178,7 +178,7 @@
                 <w:rFonts w:ascii="TimeNewRoman" w:hAnsi="TimeNewRoman"/>
                 <w:sz w:val="30"/>
               </w:rPr>
-              <w:t>35-31=4</w:t>
+              <w:t>23+12=35</w:t>
             </w:r>
           </w:p>
         </w:tc>
@@ -195,7 +195,7 @@
                 <w:rFonts w:ascii="TimeNewRoman" w:hAnsi="TimeNewRoman"/>
                 <w:sz w:val="30"/>
               </w:rPr>
-              <w:t>78-4=74</w:t>
+              <w:t>83+4=87</w:t>
             </w:r>
           </w:p>
         </w:tc>
@@ -214,7 +214,7 @@
                 <w:rFonts w:ascii="TimeNewRoman" w:hAnsi="TimeNewRoman"/>
                 <w:sz w:val="30"/>
               </w:rPr>
-              <w:t>84-75=9</w:t>
+              <w:t>7+30=37</w:t>
             </w:r>
           </w:p>
         </w:tc>
@@ -231,7 +231,7 @@
                 <w:rFonts w:ascii="TimeNewRoman" w:hAnsi="TimeNewRoman"/>
                 <w:sz w:val="30"/>
               </w:rPr>
-              <w:t>47+0=47</w:t>
+              <w:t>47-43=4</w:t>
             </w:r>
           </w:p>
         </w:tc>
@@ -248,7 +248,7 @@
                 <w:rFonts w:ascii="TimeNewRoman" w:hAnsi="TimeNewRoman"/>
                 <w:sz w:val="30"/>
               </w:rPr>
-              <w:t>68-43=25</w:t>
+              <w:t>59-34=25</w:t>
             </w:r>
           </w:p>
         </w:tc>
@@ -265,7 +265,7 @@
                 <w:rFonts w:ascii="TimeNewRoman" w:hAnsi="TimeNewRoman"/>
                 <w:sz w:val="30"/>
               </w:rPr>
-              <w:t>60-31=29</w:t>
+              <w:t>12+59=71</w:t>
             </w:r>
           </w:p>
         </w:tc>
@@ -282,7 +282,7 @@
                 <w:rFonts w:ascii="TimeNewRoman" w:hAnsi="TimeNewRoman"/>
                 <w:sz w:val="30"/>
               </w:rPr>
-              <w:t>96-80=16</w:t>
+              <w:t>65-42=23</w:t>
             </w:r>
           </w:p>
         </w:tc>
@@ -301,7 +301,7 @@
                 <w:rFonts w:ascii="TimeNewRoman" w:hAnsi="TimeNewRoman"/>
                 <w:sz w:val="30"/>
               </w:rPr>
-              <w:t>42-9=33</w:t>
+              <w:t>95-67=28</w:t>
             </w:r>
           </w:p>
         </w:tc>
@@ -318,10 +318,237 @@
                 <w:rFonts w:ascii="TimeNewRoman" w:hAnsi="TimeNewRoman"/>
                 <w:sz w:val="30"/>
               </w:rPr>
-              <w:t>74-3=71</w:t>
+              <w:t>66-42=24</w:t>
             </w:r>
           </w:p>
         </w:tc>
+        <w:tc>
+          <w:tcPr>
+            <w:tcW w:type="dxa" w:w="1987"/>
+          </w:tcPr>
+          <w:p>
+            <w:pPr>
+              <w:jc w:val="left"/>
+            </w:pPr>
+            <w:r>
+              <w:rPr>
+                <w:rFonts w:ascii="TimeNewRoman" w:hAnsi="TimeNewRoman"/>
+                <w:sz w:val="30"/>
+              </w:rPr>
+              <w:t>62+24=86</w:t>
+            </w:r>
+          </w:p>
+        </w:tc>
+        <w:tc>
+          <w:tcPr>
+            <w:tcW w:type="dxa" w:w="1987"/>
+          </w:tcPr>
+          <w:p>
+            <w:pPr>
+              <w:jc w:val="left"/>
+            </w:pPr>
+            <w:r>
+              <w:rPr>
+                <w:rFonts w:ascii="TimeNewRoman" w:hAnsi="TimeNewRoman"/>
+                <w:sz w:val="30"/>
+              </w:rPr>
+              <w:t>41+49=90</w:t>
+            </w:r>
+          </w:p>
+        </w:tc>
+        <w:tc>
+          <w:tcPr>
+            <w:tcW w:type="dxa" w:w="1987"/>
+          </w:tcPr>
+          <w:p>
+            <w:pPr>
+              <w:jc w:val="left"/>
+            </w:pPr>
+            <w:r>
+              <w:rPr>
+                <w:rFonts w:ascii="TimeNewRoman" w:hAnsi="TimeNewRoman"/>
+                <w:sz w:val="30"/>
+              </w:rPr>
+              <w:t>11+9=20</w:t>
+            </w:r>
+          </w:p>
+        </w:tc>
+      </w:tr>
+      <w:tr>
+        <w:tc>
+          <w:tcPr>
+            <w:tcW w:type="dxa" w:w="1987"/>
+          </w:tcPr>
+          <w:p>
+            <w:pPr>
+              <w:jc w:val="left"/>
+            </w:pPr>
+            <w:r>
+              <w:rPr>
+                <w:rFonts w:ascii="TimeNewRoman" w:hAnsi="TimeNewRoman"/>
+                <w:sz w:val="30"/>
+              </w:rPr>
+              <w:t>50-23=27</w:t>
+            </w:r>
+          </w:p>
+        </w:tc>
+        <w:tc>
+          <w:tcPr>
+            <w:tcW w:type="dxa" w:w="1987"/>
+          </w:tcPr>
+          <w:p>
+            <w:pPr>
+              <w:jc w:val="left"/>
+            </w:pPr>
+            <w:r>
+              <w:rPr>
+                <w:rFonts w:ascii="TimeNewRoman" w:hAnsi="TimeNewRoman"/>
+                <w:sz w:val="30"/>
+              </w:rPr>
+              <w:t>65-25=40</w:t>
+            </w:r>
+          </w:p>
+        </w:tc>
+        <w:tc>
+          <w:tcPr>
+            <w:tcW w:type="dxa" w:w="1987"/>
+          </w:tcPr>
+          <w:p>
+            <w:pPr>
+              <w:jc w:val="left"/>
+            </w:pPr>
+            <w:r>
+              <w:rPr>
+                <w:rFonts w:ascii="TimeNewRoman" w:hAnsi="TimeNewRoman"/>
+                <w:sz w:val="30"/>
+              </w:rPr>
+              <w:t>53+28=81</w:t>
+            </w:r>
+          </w:p>
+        </w:tc>
+        <w:tc>
+          <w:tcPr>
+            <w:tcW w:type="dxa" w:w="1987"/>
+          </w:tcPr>
+          <w:p>
+            <w:pPr>
+              <w:jc w:val="left"/>
+            </w:pPr>
+            <w:r>
+              <w:rPr>
+                <w:rFonts w:ascii="TimeNewRoman" w:hAnsi="TimeNewRoman"/>
+                <w:sz w:val="30"/>
+              </w:rPr>
+              <w:t>60-4=56</w:t>
+            </w:r>
+          </w:p>
+        </w:tc>
+        <w:tc>
+          <w:tcPr>
+            <w:tcW w:type="dxa" w:w="1987"/>
+          </w:tcPr>
+          <w:p>
+            <w:pPr>
+              <w:jc w:val="left"/>
+            </w:pPr>
+            <w:r>
+              <w:rPr>
+                <w:rFonts w:ascii="TimeNewRoman" w:hAnsi="TimeNewRoman"/>
+                <w:sz w:val="30"/>
+              </w:rPr>
+              <w:t>96-55=41</w:t>
+            </w:r>
+          </w:p>
+        </w:tc>
+      </w:tr>
+      <w:tr>
+        <w:tc>
+          <w:tcPr>
+            <w:tcW w:type="dxa" w:w="1987"/>
+          </w:tcPr>
+          <w:p>
+            <w:pPr>
+              <w:jc w:val="left"/>
+            </w:pPr>
+            <w:r>
+              <w:rPr>
+                <w:rFonts w:ascii="TimeNewRoman" w:hAnsi="TimeNewRoman"/>
+                <w:sz w:val="30"/>
+              </w:rPr>
+              <w:t>34+45=79</w:t>
+            </w:r>
+          </w:p>
+        </w:tc>
+        <w:tc>
+          <w:tcPr>
+            <w:tcW w:type="dxa" w:w="1987"/>
+          </w:tcPr>
+          <w:p>
+            <w:pPr>
+              <w:jc w:val="left"/>
+            </w:pPr>
+            <w:r>
+              <w:rPr>
+                <w:rFonts w:ascii="TimeNewRoman" w:hAnsi="TimeNewRoman"/>
+                <w:sz w:val="30"/>
+              </w:rPr>
+              <w:t>61-51=10</w:t>
+            </w:r>
+          </w:p>
+        </w:tc>
+        <w:tc>
+          <w:tcPr>
+            <w:tcW w:type="dxa" w:w="1987"/>
+          </w:tcPr>
+          <w:p>
+            <w:pPr>
+              <w:jc w:val="left"/>
+            </w:pPr>
+            <w:r>
+              <w:rPr>
+                <w:rFonts w:ascii="TimeNewRoman" w:hAnsi="TimeNewRoman"/>
+                <w:sz w:val="30"/>
+              </w:rPr>
+              <w:t>38+30=68</w:t>
+            </w:r>
+          </w:p>
+        </w:tc>
+        <w:tc>
+          <w:tcPr>
+            <w:tcW w:type="dxa" w:w="1987"/>
+          </w:tcPr>
+          <w:p>
+            <w:pPr>
+              <w:jc w:val="left"/>
+            </w:pPr>
+            <w:r>
+              <w:rPr>
+                <w:rFonts w:ascii="TimeNewRoman" w:hAnsi="TimeNewRoman"/>
+                <w:sz w:val="30"/>
+              </w:rPr>
+              <w:t>40-22=18</w:t>
+            </w:r>
+          </w:p>
+        </w:tc>
+        <w:tc>
+          <w:tcPr>
+            <w:tcW w:type="dxa" w:w="1987"/>
+          </w:tcPr>
+          <w:p>
+            <w:pPr>
+              <w:jc w:val="left"/>
+            </w:pPr>
+            <w:r>
+              <w:rPr>
+                <w:rFonts w:ascii="TimeNewRoman" w:hAnsi="TimeNewRoman"/>
+                <w:sz w:val="30"/>
+              </w:rPr>
+              <w:t>86-75=11</w:t>
+            </w:r>
+          </w:p>
+        </w:tc>
+      </w:tr>
+      <w:tr>
         <w:tc>
           <w:tcPr>
             <w:tcW w:type="dxa" w:w="1987"/>
@@ -352,7 +579,7 @@
                 <w:rFonts w:ascii="TimeNewRoman" w:hAnsi="TimeNewRoman"/>
                 <w:sz w:val="30"/>
               </w:rPr>
-              <w:t>47-15=32</w:t>
+              <w:t>7+8=15</w:t>
             </w:r>
           </w:p>
         </w:tc>
@@ -369,7 +596,41 @@
                 <w:rFonts w:ascii="TimeNewRoman" w:hAnsi="TimeNewRoman"/>
                 <w:sz w:val="30"/>
               </w:rPr>
-              <w:t>76-30=46</w:t>
+              <w:t>41+2=43</w:t>
+            </w:r>
+          </w:p>
+        </w:tc>
+        <w:tc>
+          <w:tcPr>
+            <w:tcW w:type="dxa" w:w="1987"/>
+          </w:tcPr>
+          <w:p>
+            <w:pPr>
+              <w:jc w:val="left"/>
+            </w:pPr>
+            <w:r>
+              <w:rPr>
+                <w:rFonts w:ascii="TimeNewRoman" w:hAnsi="TimeNewRoman"/>
+                <w:sz w:val="30"/>
+              </w:rPr>
+              <w:t>58-10=48</w:t>
+            </w:r>
+          </w:p>
+        </w:tc>
+        <w:tc>
+          <w:tcPr>
+            <w:tcW w:type="dxa" w:w="1987"/>
+          </w:tcPr>
+          <w:p>
+            <w:pPr>
+              <w:jc w:val="left"/>
+            </w:pPr>
+            <w:r>
+              <w:rPr>
+                <w:rFonts w:ascii="TimeNewRoman" w:hAnsi="TimeNewRoman"/>
+                <w:sz w:val="30"/>
+              </w:rPr>
+              <w:t>9+65=74</w:t>
             </w:r>
           </w:p>
         </w:tc>
@@ -388,7 +649,7 @@
                 <w:rFonts w:ascii="TimeNewRoman" w:hAnsi="TimeNewRoman"/>
                 <w:sz w:val="30"/>
               </w:rPr>
-              <w:t>56-13=43</w:t>
+              <w:t>51-14=37</w:t>
             </w:r>
           </w:p>
         </w:tc>
@@ -405,7 +666,7 @@
                 <w:rFonts w:ascii="TimeNewRoman" w:hAnsi="TimeNewRoman"/>
                 <w:sz w:val="30"/>
               </w:rPr>
-              <w:t>78+15=93</w:t>
+              <w:t>2+10=12</w:t>
             </w:r>
           </w:p>
         </w:tc>
@@ -422,7 +683,7 @@
                 <w:rFonts w:ascii="TimeNewRoman" w:hAnsi="TimeNewRoman"/>
                 <w:sz w:val="30"/>
               </w:rPr>
-              <w:t>65+1=66</w:t>
+              <w:t>50+29=79</w:t>
             </w:r>
           </w:p>
         </w:tc>
@@ -439,7 +700,7 @@
                 <w:rFonts w:ascii="TimeNewRoman" w:hAnsi="TimeNewRoman"/>
                 <w:sz w:val="30"/>
               </w:rPr>
-              <w:t>3+46=49</w:t>
+              <w:t>59-4=55</w:t>
             </w:r>
           </w:p>
         </w:tc>
@@ -456,7 +717,7 @@
                 <w:rFonts w:ascii="TimeNewRoman" w:hAnsi="TimeNewRoman"/>
                 <w:sz w:val="30"/>
               </w:rPr>
-              <w:t>53-40=13</w:t>
+              <w:t>23-10=13</w:t>
             </w:r>
           </w:p>
         </w:tc>
@@ -475,7 +736,7 @@
                 <w:rFonts w:ascii="TimeNewRoman" w:hAnsi="TimeNewRoman"/>
                 <w:sz w:val="30"/>
               </w:rPr>
-              <w:t>44+7=51</w:t>
+              <w:t>31+41=72</w:t>
             </w:r>
           </w:p>
         </w:tc>
@@ -492,7 +753,7 @@
                 <w:rFonts w:ascii="TimeNewRoman" w:hAnsi="TimeNewRoman"/>
                 <w:sz w:val="30"/>
               </w:rPr>
-              <w:t>15+56=71</w:t>
+              <w:t>11+9=20</w:t>
             </w:r>
           </w:p>
         </w:tc>
@@ -509,7 +770,7 @@
                 <w:rFonts w:ascii="TimeNewRoman" w:hAnsi="TimeNewRoman"/>
                 <w:sz w:val="30"/>
               </w:rPr>
-              <w:t>53-5=48</w:t>
+              <w:t>16+17=33</w:t>
             </w:r>
           </w:p>
         </w:tc>
@@ -526,7 +787,7 @@
                 <w:rFonts w:ascii="TimeNewRoman" w:hAnsi="TimeNewRoman"/>
                 <w:sz w:val="30"/>
               </w:rPr>
-              <w:t>1+91=92</w:t>
+              <w:t>17+76=93</w:t>
             </w:r>
           </w:p>
         </w:tc>
@@ -543,7 +804,7 @@
                 <w:rFonts w:ascii="TimeNewRoman" w:hAnsi="TimeNewRoman"/>
                 <w:sz w:val="30"/>
               </w:rPr>
-              <w:t>79+16=95</w:t>
+              <w:t>36+25=61</w:t>
             </w:r>
           </w:p>
         </w:tc>
@@ -562,7 +823,7 @@
                 <w:rFonts w:ascii="TimeNewRoman" w:hAnsi="TimeNewRoman"/>
                 <w:sz w:val="30"/>
               </w:rPr>
-              <w:t>98-77=21</w:t>
+              <w:t>21+9=30</w:t>
             </w:r>
           </w:p>
         </w:tc>
@@ -579,7 +840,7 @@
                 <w:rFonts w:ascii="TimeNewRoman" w:hAnsi="TimeNewRoman"/>
                 <w:sz w:val="30"/>
               </w:rPr>
-              <w:t>66-41=25</w:t>
+              <w:t>9-8=1</w:t>
             </w:r>
           </w:p>
         </w:tc>
@@ -596,7 +857,7 @@
                 <w:rFonts w:ascii="TimeNewRoman" w:hAnsi="TimeNewRoman"/>
                 <w:sz w:val="30"/>
               </w:rPr>
-              <w:t>46-36=10</w:t>
+              <w:t>96-3=93</w:t>
             </w:r>
           </w:p>
         </w:tc>
@@ -613,7 +874,7 @@
                 <w:rFonts w:ascii="TimeNewRoman" w:hAnsi="TimeNewRoman"/>
                 <w:sz w:val="30"/>
               </w:rPr>
-              <w:t>72+13=85</w:t>
+              <w:t>93-18=75</w:t>
             </w:r>
           </w:p>
         </w:tc>
@@ -630,12 +891,116 @@
                 <w:rFonts w:ascii="TimeNewRoman" w:hAnsi="TimeNewRoman"/>
                 <w:sz w:val="30"/>
               </w:rPr>
-              <w:t>4+48=52</w:t>
+              <w:t>33-7=26</w:t>
             </w:r>
           </w:p>
         </w:tc>
       </w:tr>
       <w:tr>
+        <w:tc>
+          <w:tcPr>
+            <w:tcW w:type="dxa" w:w="1987"/>
+          </w:tcPr>
+          <w:p>
+            <w:pPr>
+              <w:jc w:val="left"/>
+            </w:pPr>
+            <w:r>
+              <w:rPr>
+                <w:rFonts w:ascii="TimeNewRoman" w:hAnsi="TimeNewRoman"/>
+                <w:sz w:val="30"/>
+              </w:rPr>
+              <w:t>47+11=58</w:t>
+            </w:r>
+          </w:p>
+        </w:tc>
+        <w:tc>
+          <w:tcPr>
+            <w:tcW w:type="dxa" w:w="1987"/>
+          </w:tcPr>
+          <w:p>
+            <w:pPr>
+              <w:jc w:val="left"/>
+            </w:pPr>
+            <w:r>
+              <w:rPr>
+                <w:rFonts w:ascii="TimeNewRoman" w:hAnsi="TimeNewRoman"/>
+                <w:sz w:val="30"/>
+              </w:rPr>
+              <w:t>29+5=34</w:t>
+            </w:r>
+          </w:p>
+        </w:tc>
+        <w:tc>
+          <w:tcPr>
+            <w:tcW w:type="dxa" w:w="1987"/>
+          </w:tcPr>
+          <w:p>
+            <w:pPr>
+              <w:jc w:val="left"/>
+            </w:pPr>
+            <w:r>
+              <w:rPr>
+                <w:rFonts w:ascii="TimeNewRoman" w:hAnsi="TimeNewRoman"/>
+                <w:sz w:val="30"/>
+              </w:rPr>
+              <w:t>25+39=64</w:t>
+            </w:r>
+          </w:p>
+        </w:tc>
+        <w:tc>
+          <w:tcPr>
+            <w:tcW w:type="dxa" w:w="1987"/>
+          </w:tcPr>
+          <w:p>
+            <w:pPr>
+              <w:jc w:val="left"/>
+            </w:pPr>
+            <w:r>
+              <w:rPr>
+                <w:rFonts w:ascii="TimeNewRoman" w:hAnsi="TimeNewRoman"/>
+                <w:sz w:val="30"/>
+              </w:rPr>
+              <w:t>56-35=21</w:t>
+            </w:r>
+          </w:p>
+        </w:tc>
+        <w:tc>
+          <w:tcPr>
+            <w:tcW w:type="dxa" w:w="1987"/>
+          </w:tcPr>
+          <w:p>
+            <w:pPr>
+              <w:jc w:val="left"/>
+            </w:pPr>
+            <w:r>
+              <w:rPr>
+                <w:rFonts w:ascii="TimeNewRoman" w:hAnsi="TimeNewRoman"/>
+                <w:sz w:val="30"/>
+              </w:rPr>
+              <w:t>96-72=24</w:t>
+            </w:r>
+          </w:p>
+        </w:tc>
+      </w:tr>
+      <w:tr>
+        <w:tc>
+          <w:tcPr>
+            <w:tcW w:type="dxa" w:w="1987"/>
+          </w:tcPr>
+          <w:p>
+            <w:pPr>
+              <w:jc w:val="left"/>
+            </w:pPr>
+            <w:r>
+              <w:rPr>
+                <w:rFonts w:ascii="TimeNewRoman" w:hAnsi="TimeNewRoman"/>
+                <w:sz w:val="30"/>
+              </w:rPr>
+              <w:t>54-44=10</w:t>
+            </w:r>
+          </w:p>
+        </w:tc>
         <w:tc>
           <w:tcPr>
             <w:tcW w:type="dxa" w:w="1987"/>
@@ -666,7 +1031,7 @@
                 <w:rFonts w:ascii="TimeNewRoman" w:hAnsi="TimeNewRoman"/>
                 <w:sz w:val="30"/>
               </w:rPr>
-              <w:t>68-19=49</w:t>
+              <w:t>58+11=69</w:t>
             </w:r>
           </w:p>
         </w:tc>
@@ -683,7 +1048,7 @@
                 <w:rFonts w:ascii="TimeNewRoman" w:hAnsi="TimeNewRoman"/>
                 <w:sz w:val="30"/>
               </w:rPr>
-              <w:t>61-37=24</w:t>
+              <w:t>69+0=69</w:t>
             </w:r>
           </w:p>
         </w:tc>
@@ -700,24 +1065,7 @@
                 <w:rFonts w:ascii="TimeNewRoman" w:hAnsi="TimeNewRoman"/>
                 <w:sz w:val="30"/>
               </w:rPr>
-              <w:t>47+4=51</w:t>
-            </w:r>
-          </w:p>
-        </w:tc>
-        <w:tc>
-          <w:tcPr>
-            <w:tcW w:type="dxa" w:w="1987"/>
-          </w:tcPr>
-          <w:p>
-            <w:pPr>
-              <w:jc w:val="left"/>
-            </w:pPr>
-            <w:r>
-              <w:rPr>
-                <w:rFonts w:ascii="TimeNewRoman" w:hAnsi="TimeNewRoman"/>
-                <w:sz w:val="30"/>
-              </w:rPr>
-              <w:t>77+15=92</w:t>
+              <w:t>19+15=34</w:t>
             </w:r>
           </w:p>
         </w:tc>
@@ -736,7 +1084,7 @@
                 <w:rFonts w:ascii="TimeNewRoman" w:hAnsi="TimeNewRoman"/>
                 <w:sz w:val="30"/>
               </w:rPr>
-              <w:t>26+71=97</w:t>
+              <w:t>74+2=76</w:t>
             </w:r>
           </w:p>
         </w:tc>
@@ -753,7 +1101,7 @@
                 <w:rFonts w:ascii="TimeNewRoman" w:hAnsi="TimeNewRoman"/>
                 <w:sz w:val="30"/>
               </w:rPr>
-              <w:t>38+17=55</w:t>
+              <w:t>2+69=71</w:t>
             </w:r>
           </w:p>
         </w:tc>
@@ -770,7 +1118,7 @@
                 <w:rFonts w:ascii="TimeNewRoman" w:hAnsi="TimeNewRoman"/>
                 <w:sz w:val="30"/>
               </w:rPr>
-              <w:t>52-27=25</w:t>
+              <w:t>99-80=19</w:t>
             </w:r>
           </w:p>
         </w:tc>
@@ -787,7 +1135,7 @@
                 <w:rFonts w:ascii="TimeNewRoman" w:hAnsi="TimeNewRoman"/>
                 <w:sz w:val="30"/>
               </w:rPr>
-              <w:t>61-49=12</w:t>
+              <w:t>41-39=2</w:t>
             </w:r>
           </w:p>
         </w:tc>
@@ -804,7 +1152,7 @@
                 <w:rFonts w:ascii="TimeNewRoman" w:hAnsi="TimeNewRoman"/>
                 <w:sz w:val="30"/>
               </w:rPr>
-              <w:t>45-40=5</w:t>
+              <w:t>9+5=14</w:t>
             </w:r>
           </w:p>
         </w:tc>
@@ -823,7 +1171,7 @@
                 <w:rFonts w:ascii="TimeNewRoman" w:hAnsi="TimeNewRoman"/>
                 <w:sz w:val="30"/>
               </w:rPr>
-              <w:t>41-17=24</w:t>
+              <w:t>69-7=62</w:t>
             </w:r>
           </w:p>
         </w:tc>
@@ -840,7 +1188,7 @@
                 <w:rFonts w:ascii="TimeNewRoman" w:hAnsi="TimeNewRoman"/>
                 <w:sz w:val="30"/>
               </w:rPr>
-              <w:t>98-46=52</w:t>
+              <w:t>35-26=9</w:t>
             </w:r>
           </w:p>
         </w:tc>
@@ -857,7 +1205,7 @@
                 <w:rFonts w:ascii="TimeNewRoman" w:hAnsi="TimeNewRoman"/>
                 <w:sz w:val="30"/>
               </w:rPr>
-              <w:t>24+63=87</w:t>
+              <w:t>44+23=67</w:t>
             </w:r>
           </w:p>
         </w:tc>
@@ -874,7 +1222,7 @@
                 <w:rFonts w:ascii="TimeNewRoman" w:hAnsi="TimeNewRoman"/>
                 <w:sz w:val="30"/>
               </w:rPr>
-              <w:t>68+13=81</w:t>
+              <w:t>49+7=56</w:t>
             </w:r>
           </w:p>
         </w:tc>
@@ -891,7 +1239,7 @@
                 <w:rFonts w:ascii="TimeNewRoman" w:hAnsi="TimeNewRoman"/>
                 <w:sz w:val="30"/>
               </w:rPr>
-              <w:t>87-17=70</w:t>
+              <w:t>1+46=47</w:t>
             </w:r>
           </w:p>
         </w:tc>
@@ -910,7 +1258,7 @@
                 <w:rFonts w:ascii="TimeNewRoman" w:hAnsi="TimeNewRoman"/>
                 <w:sz w:val="30"/>
               </w:rPr>
-              <w:t>25+59=84</w:t>
+              <w:t>46+38=84</w:t>
             </w:r>
           </w:p>
         </w:tc>
@@ -927,7 +1275,7 @@
                 <w:rFonts w:ascii="TimeNewRoman" w:hAnsi="TimeNewRoman"/>
                 <w:sz w:val="30"/>
               </w:rPr>
-              <w:t>87-69=18</w:t>
+              <w:t>19+48=67</w:t>
             </w:r>
           </w:p>
         </w:tc>
@@ -944,7 +1292,7 @@
                 <w:rFonts w:ascii="TimeNewRoman" w:hAnsi="TimeNewRoman"/>
                 <w:sz w:val="30"/>
               </w:rPr>
-              <w:t>31-23=8</w:t>
+              <w:t>40+53=93</w:t>
             </w:r>
           </w:p>
         </w:tc>
@@ -961,7 +1309,7 @@
                 <w:rFonts w:ascii="TimeNewRoman" w:hAnsi="TimeNewRoman"/>
                 <w:sz w:val="30"/>
               </w:rPr>
-              <w:t>63-39=24</w:t>
+              <w:t>59-40=19</w:t>
             </w:r>
           </w:p>
         </w:tc>
@@ -978,7 +1326,7 @@
                 <w:rFonts w:ascii="TimeNewRoman" w:hAnsi="TimeNewRoman"/>
                 <w:sz w:val="30"/>
               </w:rPr>
-              <w:t>3+36=39</w:t>
+              <w:t>24+11=35</w:t>
             </w:r>
           </w:p>
         </w:tc>
@@ -997,7 +1345,7 @@
                 <w:rFonts w:ascii="TimeNewRoman" w:hAnsi="TimeNewRoman"/>
                 <w:sz w:val="30"/>
               </w:rPr>
-              <w:t>63-57=6</w:t>
+              <w:t>94-93=1</w:t>
             </w:r>
           </w:p>
         </w:tc>
@@ -1014,7 +1362,7 @@
                 <w:rFonts w:ascii="TimeNewRoman" w:hAnsi="TimeNewRoman"/>
                 <w:sz w:val="30"/>
               </w:rPr>
-              <w:t>50-30=20</w:t>
+              <w:t>55-39=16</w:t>
             </w:r>
           </w:p>
         </w:tc>
@@ -1031,7 +1379,7 @@
                 <w:rFonts w:ascii="TimeNewRoman" w:hAnsi="TimeNewRoman"/>
                 <w:sz w:val="30"/>
               </w:rPr>
-              <w:t>58-24=34</w:t>
+              <w:t>96-35=61</w:t>
             </w:r>
           </w:p>
         </w:tc>
@@ -1048,7 +1396,7 @@
                 <w:rFonts w:ascii="TimeNewRoman" w:hAnsi="TimeNewRoman"/>
                 <w:sz w:val="30"/>
               </w:rPr>
-              <w:t>30+32=62</w:t>
+              <w:t>58+34=92</w:t>
             </w:r>
           </w:p>
         </w:tc>
@@ -1065,7 +1413,7 @@
                 <w:rFonts w:ascii="TimeNewRoman" w:hAnsi="TimeNewRoman"/>
                 <w:sz w:val="30"/>
               </w:rPr>
-              <w:t>30+37=67</w:t>
+              <w:t>34+61=95</w:t>
             </w:r>
           </w:p>
         </w:tc>
@@ -1084,7 +1432,7 @@
                 <w:rFonts w:ascii="TimeNewRoman" w:hAnsi="TimeNewRoman"/>
                 <w:sz w:val="30"/>
               </w:rPr>
-              <w:t>79-24=55</w:t>
+              <w:t>28+38=66</w:t>
             </w:r>
           </w:p>
         </w:tc>
@@ -1101,7 +1449,7 @@
                 <w:rFonts w:ascii="TimeNewRoman" w:hAnsi="TimeNewRoman"/>
                 <w:sz w:val="30"/>
               </w:rPr>
-              <w:t>9+44=53</w:t>
+              <w:t>39-11=28</w:t>
             </w:r>
           </w:p>
         </w:tc>
@@ -1118,7 +1466,7 @@
                 <w:rFonts w:ascii="TimeNewRoman" w:hAnsi="TimeNewRoman"/>
                 <w:sz w:val="30"/>
               </w:rPr>
-              <w:t>56-20=36</w:t>
+              <w:t>50+19=69</w:t>
             </w:r>
           </w:p>
         </w:tc>
@@ -1135,7 +1483,7 @@
                 <w:rFonts w:ascii="TimeNewRoman" w:hAnsi="TimeNewRoman"/>
                 <w:sz w:val="30"/>
               </w:rPr>
-              <w:t>1-0=1</w:t>
+              <w:t>62-24=38</w:t>
             </w:r>
           </w:p>
         </w:tc>
@@ -1152,7 +1500,7 @@
                 <w:rFonts w:ascii="TimeNewRoman" w:hAnsi="TimeNewRoman"/>
                 <w:sz w:val="30"/>
               </w:rPr>
-              <w:t>84+14=98</w:t>
+              <w:t>47+30=77</w:t>
             </w:r>
           </w:p>
         </w:tc>
@@ -1171,7 +1519,7 @@
                 <w:rFonts w:ascii="TimeNewRoman" w:hAnsi="TimeNewRoman"/>
                 <w:sz w:val="30"/>
               </w:rPr>
-              <w:t>85-48=37</w:t>
+              <w:t>82-12=70</w:t>
             </w:r>
           </w:p>
         </w:tc>
@@ -1188,7 +1536,7 @@
                 <w:rFonts w:ascii="TimeNewRoman" w:hAnsi="TimeNewRoman"/>
                 <w:sz w:val="30"/>
               </w:rPr>
-              <w:t>23+52=75</w:t>
+              <w:t>3+78=81</w:t>
             </w:r>
           </w:p>
         </w:tc>
@@ -1205,7 +1553,7 @@
                 <w:rFonts w:ascii="TimeNewRoman" w:hAnsi="TimeNewRoman"/>
                 <w:sz w:val="30"/>
               </w:rPr>
-              <w:t>89+7=96</w:t>
+              <w:t>42-20=22</w:t>
             </w:r>
           </w:p>
         </w:tc>
@@ -1222,7 +1570,7 @@
                 <w:rFonts w:ascii="TimeNewRoman" w:hAnsi="TimeNewRoman"/>
                 <w:sz w:val="30"/>
               </w:rPr>
-              <w:t>14+74=88</w:t>
+              <w:t>77-6=71</w:t>
             </w:r>
           </w:p>
         </w:tc>
@@ -1239,7 +1587,7 @@
                 <w:rFonts w:ascii="TimeNewRoman" w:hAnsi="TimeNewRoman"/>
                 <w:sz w:val="30"/>
               </w:rPr>
-              <w:t>31-7=24</w:t>
+              <w:t>33+3=36</w:t>
             </w:r>
           </w:p>
         </w:tc>
@@ -1258,7 +1606,7 @@
                 <w:rFonts w:ascii="TimeNewRoman" w:hAnsi="TimeNewRoman"/>
                 <w:sz w:val="30"/>
               </w:rPr>
-              <w:t>52+25=77</w:t>
+              <w:t>98-66=32</w:t>
             </w:r>
           </w:p>
         </w:tc>
@@ -1275,372 +1623,7 @@
                 <w:rFonts w:ascii="TimeNewRoman" w:hAnsi="TimeNewRoman"/>
                 <w:sz w:val="30"/>
               </w:rPr>
-              <w:t>40+37=77</w:t>
-            </w:r>
-          </w:p>
-        </w:tc>
-        <w:tc>
-          <w:tcPr>
-            <w:tcW w:type="dxa" w:w="1987"/>
-          </w:tcPr>
-          <w:p>
-            <w:pPr>
-              <w:jc w:val="left"/>
-            </w:pPr>
-            <w:r>
-              <w:rPr>
-                <w:rFonts w:ascii="TimeNewRoman" w:hAnsi="TimeNewRoman"/>
-                <w:sz w:val="30"/>
-              </w:rPr>
-              <w:t>85-10=75</w:t>
-            </w:r>
-          </w:p>
-        </w:tc>
-        <w:tc>
-          <w:tcPr>
-            <w:tcW w:type="dxa" w:w="1987"/>
-          </w:tcPr>
-          <w:p>
-            <w:pPr>
-              <w:jc w:val="left"/>
-            </w:pPr>
-            <w:r>
-              <w:rPr>
-                <w:rFonts w:ascii="TimeNewRoman" w:hAnsi="TimeNewRoman"/>
-                <w:sz w:val="30"/>
-              </w:rPr>
-              <w:t>95-19=76</w:t>
-            </w:r>
-          </w:p>
-        </w:tc>
-        <w:tc>
-          <w:tcPr>
-            <w:tcW w:type="dxa" w:w="1987"/>
-          </w:tcPr>
-          <w:p>
-            <w:pPr>
-              <w:jc w:val="left"/>
-            </w:pPr>
-            <w:r>
-              <w:rPr>
-                <w:rFonts w:ascii="TimeNewRoman" w:hAnsi="TimeNewRoman"/>
-                <w:sz w:val="30"/>
-              </w:rPr>
-              <w:t>87+8=95</w:t>
-            </w:r>
-          </w:p>
-        </w:tc>
-      </w:tr>
-      <w:tr>
-        <w:tc>
-          <w:tcPr>
-            <w:tcW w:type="dxa" w:w="1987"/>
-          </w:tcPr>
-          <w:p>
-            <w:pPr>
-              <w:jc w:val="left"/>
-            </w:pPr>
-            <w:r>
-              <w:rPr>
-                <w:rFonts w:ascii="TimeNewRoman" w:hAnsi="TimeNewRoman"/>
-                <w:sz w:val="30"/>
-              </w:rPr>
-              <w:t>88-74=14</w:t>
-            </w:r>
-          </w:p>
-        </w:tc>
-        <w:tc>
-          <w:tcPr>
-            <w:tcW w:type="dxa" w:w="1987"/>
-          </w:tcPr>
-          <w:p>
-            <w:pPr>
-              <w:jc w:val="left"/>
-            </w:pPr>
-            <w:r>
-              <w:rPr>
-                <w:rFonts w:ascii="TimeNewRoman" w:hAnsi="TimeNewRoman"/>
-                <w:sz w:val="30"/>
-              </w:rPr>
-              <w:t>40+51=91</w:t>
-            </w:r>
-          </w:p>
-        </w:tc>
-        <w:tc>
-          <w:tcPr>
-            <w:tcW w:type="dxa" w:w="1987"/>
-          </w:tcPr>
-          <w:p>
-            <w:pPr>
-              <w:jc w:val="left"/>
-            </w:pPr>
-            <w:r>
-              <w:rPr>
-                <w:rFonts w:ascii="TimeNewRoman" w:hAnsi="TimeNewRoman"/>
-                <w:sz w:val="30"/>
-              </w:rPr>
-              <w:t>20+43=63</w:t>
-            </w:r>
-          </w:p>
-        </w:tc>
-        <w:tc>
-          <w:tcPr>
-            <w:tcW w:type="dxa" w:w="1987"/>
-          </w:tcPr>
-          <w:p>
-            <w:pPr>
-              <w:jc w:val="left"/>
-            </w:pPr>
-            <w:r>
-              <w:rPr>
-                <w:rFonts w:ascii="TimeNewRoman" w:hAnsi="TimeNewRoman"/>
-                <w:sz w:val="30"/>
-              </w:rPr>
-              <w:t>93-39=54</w:t>
-            </w:r>
-          </w:p>
-        </w:tc>
-        <w:tc>
-          <w:tcPr>
-            <w:tcW w:type="dxa" w:w="1987"/>
-          </w:tcPr>
-          <w:p>
-            <w:pPr>
-              <w:jc w:val="left"/>
-            </w:pPr>
-            <w:r>
-              <w:rPr>
-                <w:rFonts w:ascii="TimeNewRoman" w:hAnsi="TimeNewRoman"/>
-                <w:sz w:val="30"/>
-              </w:rPr>
-              <w:t>97-69=28</w:t>
-            </w:r>
-          </w:p>
-        </w:tc>
-      </w:tr>
-      <w:tr>
-        <w:tc>
-          <w:tcPr>
-            <w:tcW w:type="dxa" w:w="1987"/>
-          </w:tcPr>
-          <w:p>
-            <w:pPr>
-              <w:jc w:val="left"/>
-            </w:pPr>
-            <w:r>
-              <w:rPr>
-                <w:rFonts w:ascii="TimeNewRoman" w:hAnsi="TimeNewRoman"/>
-                <w:sz w:val="30"/>
-              </w:rPr>
-              <w:t>39+17=56</w:t>
-            </w:r>
-          </w:p>
-        </w:tc>
-        <w:tc>
-          <w:tcPr>
-            <w:tcW w:type="dxa" w:w="1987"/>
-          </w:tcPr>
-          <w:p>
-            <w:pPr>
-              <w:jc w:val="left"/>
-            </w:pPr>
-            <w:r>
-              <w:rPr>
-                <w:rFonts w:ascii="TimeNewRoman" w:hAnsi="TimeNewRoman"/>
-                <w:sz w:val="30"/>
-              </w:rPr>
-              <w:t>83-74=9</w:t>
-            </w:r>
-          </w:p>
-        </w:tc>
-        <w:tc>
-          <w:tcPr>
-            <w:tcW w:type="dxa" w:w="1987"/>
-          </w:tcPr>
-          <w:p>
-            <w:pPr>
-              <w:jc w:val="left"/>
-            </w:pPr>
-            <w:r>
-              <w:rPr>
-                <w:rFonts w:ascii="TimeNewRoman" w:hAnsi="TimeNewRoman"/>
-                <w:sz w:val="30"/>
-              </w:rPr>
-              <w:t>0+7=7</w:t>
-            </w:r>
-          </w:p>
-        </w:tc>
-        <w:tc>
-          <w:tcPr>
-            <w:tcW w:type="dxa" w:w="1987"/>
-          </w:tcPr>
-          <w:p>
-            <w:pPr>
-              <w:jc w:val="left"/>
-            </w:pPr>
-            <w:r>
-              <w:rPr>
-                <w:rFonts w:ascii="TimeNewRoman" w:hAnsi="TimeNewRoman"/>
-                <w:sz w:val="30"/>
-              </w:rPr>
-              <w:t>29-2=27</w:t>
-            </w:r>
-          </w:p>
-        </w:tc>
-        <w:tc>
-          <w:tcPr>
-            <w:tcW w:type="dxa" w:w="1987"/>
-          </w:tcPr>
-          <w:p>
-            <w:pPr>
-              <w:jc w:val="left"/>
-            </w:pPr>
-            <w:r>
-              <w:rPr>
-                <w:rFonts w:ascii="TimeNewRoman" w:hAnsi="TimeNewRoman"/>
-                <w:sz w:val="30"/>
-              </w:rPr>
-              <w:t>74-1=73</w:t>
-            </w:r>
-          </w:p>
-        </w:tc>
-      </w:tr>
-      <w:tr>
-        <w:tc>
-          <w:tcPr>
-            <w:tcW w:type="dxa" w:w="1987"/>
-          </w:tcPr>
-          <w:p>
-            <w:pPr>
-              <w:jc w:val="left"/>
-            </w:pPr>
-            <w:r>
-              <w:rPr>
-                <w:rFonts w:ascii="TimeNewRoman" w:hAnsi="TimeNewRoman"/>
-                <w:sz w:val="30"/>
-              </w:rPr>
-              <w:t>71-23=48</w:t>
-            </w:r>
-          </w:p>
-        </w:tc>
-        <w:tc>
-          <w:tcPr>
-            <w:tcW w:type="dxa" w:w="1987"/>
-          </w:tcPr>
-          <w:p>
-            <w:pPr>
-              <w:jc w:val="left"/>
-            </w:pPr>
-            <w:r>
-              <w:rPr>
-                <w:rFonts w:ascii="TimeNewRoman" w:hAnsi="TimeNewRoman"/>
-                <w:sz w:val="30"/>
-              </w:rPr>
-              <w:t>8-6=2</w:t>
-            </w:r>
-          </w:p>
-        </w:tc>
-        <w:tc>
-          <w:tcPr>
-            <w:tcW w:type="dxa" w:w="1987"/>
-          </w:tcPr>
-          <w:p>
-            <w:pPr>
-              <w:jc w:val="left"/>
-            </w:pPr>
-            <w:r>
-              <w:rPr>
-                <w:rFonts w:ascii="TimeNewRoman" w:hAnsi="TimeNewRoman"/>
-                <w:sz w:val="30"/>
-              </w:rPr>
-              <w:t>73-13=60</w:t>
-            </w:r>
-          </w:p>
-        </w:tc>
-        <w:tc>
-          <w:tcPr>
-            <w:tcW w:type="dxa" w:w="1987"/>
-          </w:tcPr>
-          <w:p>
-            <w:pPr>
-              <w:jc w:val="left"/>
-            </w:pPr>
-            <w:r>
-              <w:rPr>
-                <w:rFonts w:ascii="TimeNewRoman" w:hAnsi="TimeNewRoman"/>
-                <w:sz w:val="30"/>
-              </w:rPr>
-              <w:t>88-17=71</w:t>
-            </w:r>
-          </w:p>
-        </w:tc>
-        <w:tc>
-          <w:tcPr>
-            <w:tcW w:type="dxa" w:w="1987"/>
-          </w:tcPr>
-          <w:p>
-            <w:pPr>
-              <w:jc w:val="left"/>
-            </w:pPr>
-            <w:r>
-              <w:rPr>
-                <w:rFonts w:ascii="TimeNewRoman" w:hAnsi="TimeNewRoman"/>
-                <w:sz w:val="30"/>
-              </w:rPr>
-              <w:t>4+14=18</w:t>
-            </w:r>
-          </w:p>
-        </w:tc>
-      </w:tr>
-      <w:tr>
-        <w:tc>
-          <w:tcPr>
-            <w:tcW w:type="dxa" w:w="1987"/>
-          </w:tcPr>
-          <w:p>
-            <w:pPr>
-              <w:jc w:val="left"/>
-            </w:pPr>
-            <w:r>
-              <w:rPr>
-                <w:rFonts w:ascii="TimeNewRoman" w:hAnsi="TimeNewRoman"/>
-                <w:sz w:val="30"/>
-              </w:rPr>
-              <w:t>26+39=65</w:t>
-            </w:r>
-          </w:p>
-        </w:tc>
-        <w:tc>
-          <w:tcPr>
-            <w:tcW w:type="dxa" w:w="1987"/>
-          </w:tcPr>
-          <w:p>
-            <w:pPr>
-              <w:jc w:val="left"/>
-            </w:pPr>
-            <w:r>
-              <w:rPr>
-                <w:rFonts w:ascii="TimeNewRoman" w:hAnsi="TimeNewRoman"/>
-                <w:sz w:val="30"/>
-              </w:rPr>
-              <w:t>89-51=38</w:t>
-            </w:r>
-          </w:p>
-        </w:tc>
-        <w:tc>
-          <w:tcPr>
-            <w:tcW w:type="dxa" w:w="1987"/>
-          </w:tcPr>
-          <w:p>
-            <w:pPr>
-              <w:jc w:val="left"/>
-            </w:pPr>
-            <w:r>
-              <w:rPr>
-                <w:rFonts w:ascii="TimeNewRoman" w:hAnsi="TimeNewRoman"/>
-                <w:sz w:val="30"/>
-              </w:rPr>
-              <w:t>28+2=30</w:t>
+              <w:t>99-60=39</w:t>
             </w:r>
           </w:p>
         </w:tc>
@@ -1674,7 +1657,24 @@
                 <w:rFonts w:ascii="TimeNewRoman" w:hAnsi="TimeNewRoman"/>
                 <w:sz w:val="30"/>
               </w:rPr>
-              <w:t>97-54=43</w:t>
+              <w:t>33-9=24</w:t>
+            </w:r>
+          </w:p>
+        </w:tc>
+        <w:tc>
+          <w:tcPr>
+            <w:tcW w:type="dxa" w:w="1987"/>
+          </w:tcPr>
+          <w:p>
+            <w:pPr>
+              <w:jc w:val="left"/>
+            </w:pPr>
+            <w:r>
+              <w:rPr>
+                <w:rFonts w:ascii="TimeNewRoman" w:hAnsi="TimeNewRoman"/>
+                <w:sz w:val="30"/>
+              </w:rPr>
+              <w:t>54-30=24</w:t>
             </w:r>
           </w:p>
         </w:tc>
@@ -1693,7 +1693,7 @@
                 <w:rFonts w:ascii="TimeNewRoman" w:hAnsi="TimeNewRoman"/>
                 <w:sz w:val="30"/>
               </w:rPr>
-              <w:t>61-19=42</w:t>
+              <w:t>55+41=96</w:t>
             </w:r>
           </w:p>
         </w:tc>
@@ -1710,7 +1710,7 @@
                 <w:rFonts w:ascii="TimeNewRoman" w:hAnsi="TimeNewRoman"/>
                 <w:sz w:val="30"/>
               </w:rPr>
-              <w:t>62+35=97</w:t>
+              <w:t>4+48=52</w:t>
             </w:r>
           </w:p>
         </w:tc>
@@ -1727,7 +1727,7 @@
                 <w:rFonts w:ascii="TimeNewRoman" w:hAnsi="TimeNewRoman"/>
                 <w:sz w:val="30"/>
               </w:rPr>
-              <w:t>73-41=32</w:t>
+              <w:t>86-55=31</w:t>
             </w:r>
           </w:p>
         </w:tc>
@@ -1744,7 +1744,7 @@
                 <w:rFonts w:ascii="TimeNewRoman" w:hAnsi="TimeNewRoman"/>
                 <w:sz w:val="30"/>
               </w:rPr>
-              <w:t>28+46=74</w:t>
+              <w:t>5+32=37</w:t>
             </w:r>
           </w:p>
         </w:tc>
@@ -1761,7 +1761,7 @@
                 <w:rFonts w:ascii="TimeNewRoman" w:hAnsi="TimeNewRoman"/>
                 <w:sz w:val="30"/>
               </w:rPr>
-              <w:t>61-3=58</w:t>
+              <w:t>38+55=93</w:t>
             </w:r>
           </w:p>
         </w:tc>

--- a/answers-of-addition_and_subtraction_within_100.docx
+++ b/answers-of-addition_and_subtraction_within_100.docx
@@ -11,7 +11,7 @@
           <w:rFonts w:ascii="Arial" w:hAnsi="Arial"/>
           <w:sz w:val="30"/>
         </w:rPr>
-        <w:t>2026-09-16 Wednesday</w:t>
+        <w:t>2026-09-17 Thursday</w:t>
       </w:r>
     </w:p>
     <w:tbl>
@@ -40,7 +40,7 @@
                 <w:rFonts w:ascii="TimeNewRoman" w:hAnsi="TimeNewRoman"/>
                 <w:sz w:val="30"/>
               </w:rPr>
-              <w:t>10+25=35</w:t>
+              <w:t>18+13=31</w:t>
             </w:r>
           </w:p>
         </w:tc>
@@ -57,7 +57,7 @@
                 <w:rFonts w:ascii="TimeNewRoman" w:hAnsi="TimeNewRoman"/>
                 <w:sz w:val="30"/>
               </w:rPr>
-              <w:t>41-20=21</w:t>
+              <w:t>34+27=61</w:t>
             </w:r>
           </w:p>
         </w:tc>
@@ -74,7 +74,7 @@
                 <w:rFonts w:ascii="TimeNewRoman" w:hAnsi="TimeNewRoman"/>
                 <w:sz w:val="30"/>
               </w:rPr>
-              <w:t>53+32=85</w:t>
+              <w:t>40-6=34</w:t>
             </w:r>
           </w:p>
         </w:tc>
@@ -91,7 +91,7 @@
                 <w:rFonts w:ascii="TimeNewRoman" w:hAnsi="TimeNewRoman"/>
                 <w:sz w:val="30"/>
               </w:rPr>
-              <w:t>78-77=1</w:t>
+              <w:t>37+56=93</w:t>
             </w:r>
           </w:p>
         </w:tc>
@@ -108,7 +108,7 @@
                 <w:rFonts w:ascii="TimeNewRoman" w:hAnsi="TimeNewRoman"/>
                 <w:sz w:val="30"/>
               </w:rPr>
-              <w:t>20+46=66</w:t>
+              <w:t>23+72=95</w:t>
             </w:r>
           </w:p>
         </w:tc>
@@ -127,7 +127,7 @@
                 <w:rFonts w:ascii="TimeNewRoman" w:hAnsi="TimeNewRoman"/>
                 <w:sz w:val="30"/>
               </w:rPr>
-              <w:t>55+12=67</w:t>
+              <w:t>20+24=44</w:t>
             </w:r>
           </w:p>
         </w:tc>
@@ -144,7 +144,7 @@
                 <w:rFonts w:ascii="TimeNewRoman" w:hAnsi="TimeNewRoman"/>
                 <w:sz w:val="30"/>
               </w:rPr>
-              <w:t>67-27=40</w:t>
+              <w:t>92-21=71</w:t>
             </w:r>
           </w:p>
         </w:tc>
@@ -161,7 +161,7 @@
                 <w:rFonts w:ascii="TimeNewRoman" w:hAnsi="TimeNewRoman"/>
                 <w:sz w:val="30"/>
               </w:rPr>
-              <w:t>17+49=66</w:t>
+              <w:t>75+19=94</w:t>
             </w:r>
           </w:p>
         </w:tc>
@@ -178,7 +178,7 @@
                 <w:rFonts w:ascii="TimeNewRoman" w:hAnsi="TimeNewRoman"/>
                 <w:sz w:val="30"/>
               </w:rPr>
-              <w:t>23+12=35</w:t>
+              <w:t>92-37=55</w:t>
             </w:r>
           </w:p>
         </w:tc>
@@ -195,7 +195,7 @@
                 <w:rFonts w:ascii="TimeNewRoman" w:hAnsi="TimeNewRoman"/>
                 <w:sz w:val="30"/>
               </w:rPr>
-              <w:t>83+4=87</w:t>
+              <w:t>96-46=50</w:t>
             </w:r>
           </w:p>
         </w:tc>
@@ -214,7 +214,7 @@
                 <w:rFonts w:ascii="TimeNewRoman" w:hAnsi="TimeNewRoman"/>
                 <w:sz w:val="30"/>
               </w:rPr>
-              <w:t>7+30=37</w:t>
+              <w:t>4+63=67</w:t>
             </w:r>
           </w:p>
         </w:tc>
@@ -231,150 +231,10 @@
                 <w:rFonts w:ascii="TimeNewRoman" w:hAnsi="TimeNewRoman"/>
                 <w:sz w:val="30"/>
               </w:rPr>
-              <w:t>47-43=4</w:t>
+              <w:t>92-60=32</w:t>
             </w:r>
           </w:p>
         </w:tc>
-        <w:tc>
-          <w:tcPr>
-            <w:tcW w:type="dxa" w:w="1987"/>
-          </w:tcPr>
-          <w:p>
-            <w:pPr>
-              <w:jc w:val="left"/>
-            </w:pPr>
-            <w:r>
-              <w:rPr>
-                <w:rFonts w:ascii="TimeNewRoman" w:hAnsi="TimeNewRoman"/>
-                <w:sz w:val="30"/>
-              </w:rPr>
-              <w:t>59-34=25</w:t>
-            </w:r>
-          </w:p>
-        </w:tc>
-        <w:tc>
-          <w:tcPr>
-            <w:tcW w:type="dxa" w:w="1987"/>
-          </w:tcPr>
-          <w:p>
-            <w:pPr>
-              <w:jc w:val="left"/>
-            </w:pPr>
-            <w:r>
-              <w:rPr>
-                <w:rFonts w:ascii="TimeNewRoman" w:hAnsi="TimeNewRoman"/>
-                <w:sz w:val="30"/>
-              </w:rPr>
-              <w:t>12+59=71</w:t>
-            </w:r>
-          </w:p>
-        </w:tc>
-        <w:tc>
-          <w:tcPr>
-            <w:tcW w:type="dxa" w:w="1987"/>
-          </w:tcPr>
-          <w:p>
-            <w:pPr>
-              <w:jc w:val="left"/>
-            </w:pPr>
-            <w:r>
-              <w:rPr>
-                <w:rFonts w:ascii="TimeNewRoman" w:hAnsi="TimeNewRoman"/>
-                <w:sz w:val="30"/>
-              </w:rPr>
-              <w:t>65-42=23</w:t>
-            </w:r>
-          </w:p>
-        </w:tc>
-      </w:tr>
-      <w:tr>
-        <w:tc>
-          <w:tcPr>
-            <w:tcW w:type="dxa" w:w="1987"/>
-          </w:tcPr>
-          <w:p>
-            <w:pPr>
-              <w:jc w:val="left"/>
-            </w:pPr>
-            <w:r>
-              <w:rPr>
-                <w:rFonts w:ascii="TimeNewRoman" w:hAnsi="TimeNewRoman"/>
-                <w:sz w:val="30"/>
-              </w:rPr>
-              <w:t>95-67=28</w:t>
-            </w:r>
-          </w:p>
-        </w:tc>
-        <w:tc>
-          <w:tcPr>
-            <w:tcW w:type="dxa" w:w="1987"/>
-          </w:tcPr>
-          <w:p>
-            <w:pPr>
-              <w:jc w:val="left"/>
-            </w:pPr>
-            <w:r>
-              <w:rPr>
-                <w:rFonts w:ascii="TimeNewRoman" w:hAnsi="TimeNewRoman"/>
-                <w:sz w:val="30"/>
-              </w:rPr>
-              <w:t>66-42=24</w:t>
-            </w:r>
-          </w:p>
-        </w:tc>
-        <w:tc>
-          <w:tcPr>
-            <w:tcW w:type="dxa" w:w="1987"/>
-          </w:tcPr>
-          <w:p>
-            <w:pPr>
-              <w:jc w:val="left"/>
-            </w:pPr>
-            <w:r>
-              <w:rPr>
-                <w:rFonts w:ascii="TimeNewRoman" w:hAnsi="TimeNewRoman"/>
-                <w:sz w:val="30"/>
-              </w:rPr>
-              <w:t>62+24=86</w:t>
-            </w:r>
-          </w:p>
-        </w:tc>
-        <w:tc>
-          <w:tcPr>
-            <w:tcW w:type="dxa" w:w="1987"/>
-          </w:tcPr>
-          <w:p>
-            <w:pPr>
-              <w:jc w:val="left"/>
-            </w:pPr>
-            <w:r>
-              <w:rPr>
-                <w:rFonts w:ascii="TimeNewRoman" w:hAnsi="TimeNewRoman"/>
-                <w:sz w:val="30"/>
-              </w:rPr>
-              <w:t>41+49=90</w:t>
-            </w:r>
-          </w:p>
-        </w:tc>
-        <w:tc>
-          <w:tcPr>
-            <w:tcW w:type="dxa" w:w="1987"/>
-          </w:tcPr>
-          <w:p>
-            <w:pPr>
-              <w:jc w:val="left"/>
-            </w:pPr>
-            <w:r>
-              <w:rPr>
-                <w:rFonts w:ascii="TimeNewRoman" w:hAnsi="TimeNewRoman"/>
-                <w:sz w:val="30"/>
-              </w:rPr>
-              <w:t>11+9=20</w:t>
-            </w:r>
-          </w:p>
-        </w:tc>
-      </w:tr>
-      <w:tr>
         <w:tc>
           <w:tcPr>
             <w:tcW w:type="dxa" w:w="1987"/>
@@ -405,7 +265,7 @@
                 <w:rFonts w:ascii="TimeNewRoman" w:hAnsi="TimeNewRoman"/>
                 <w:sz w:val="30"/>
               </w:rPr>
-              <w:t>65-25=40</w:t>
+              <w:t>12+42=54</w:t>
             </w:r>
           </w:p>
         </w:tc>
@@ -422,824 +282,7 @@
                 <w:rFonts w:ascii="TimeNewRoman" w:hAnsi="TimeNewRoman"/>
                 <w:sz w:val="30"/>
               </w:rPr>
-              <w:t>53+28=81</w:t>
-            </w:r>
-          </w:p>
-        </w:tc>
-        <w:tc>
-          <w:tcPr>
-            <w:tcW w:type="dxa" w:w="1987"/>
-          </w:tcPr>
-          <w:p>
-            <w:pPr>
-              <w:jc w:val="left"/>
-            </w:pPr>
-            <w:r>
-              <w:rPr>
-                <w:rFonts w:ascii="TimeNewRoman" w:hAnsi="TimeNewRoman"/>
-                <w:sz w:val="30"/>
-              </w:rPr>
-              <w:t>60-4=56</w:t>
-            </w:r>
-          </w:p>
-        </w:tc>
-        <w:tc>
-          <w:tcPr>
-            <w:tcW w:type="dxa" w:w="1987"/>
-          </w:tcPr>
-          <w:p>
-            <w:pPr>
-              <w:jc w:val="left"/>
-            </w:pPr>
-            <w:r>
-              <w:rPr>
-                <w:rFonts w:ascii="TimeNewRoman" w:hAnsi="TimeNewRoman"/>
-                <w:sz w:val="30"/>
-              </w:rPr>
-              <w:t>96-55=41</w:t>
-            </w:r>
-          </w:p>
-        </w:tc>
-      </w:tr>
-      <w:tr>
-        <w:tc>
-          <w:tcPr>
-            <w:tcW w:type="dxa" w:w="1987"/>
-          </w:tcPr>
-          <w:p>
-            <w:pPr>
-              <w:jc w:val="left"/>
-            </w:pPr>
-            <w:r>
-              <w:rPr>
-                <w:rFonts w:ascii="TimeNewRoman" w:hAnsi="TimeNewRoman"/>
-                <w:sz w:val="30"/>
-              </w:rPr>
-              <w:t>34+45=79</w:t>
-            </w:r>
-          </w:p>
-        </w:tc>
-        <w:tc>
-          <w:tcPr>
-            <w:tcW w:type="dxa" w:w="1987"/>
-          </w:tcPr>
-          <w:p>
-            <w:pPr>
-              <w:jc w:val="left"/>
-            </w:pPr>
-            <w:r>
-              <w:rPr>
-                <w:rFonts w:ascii="TimeNewRoman" w:hAnsi="TimeNewRoman"/>
-                <w:sz w:val="30"/>
-              </w:rPr>
-              <w:t>61-51=10</w:t>
-            </w:r>
-          </w:p>
-        </w:tc>
-        <w:tc>
-          <w:tcPr>
-            <w:tcW w:type="dxa" w:w="1987"/>
-          </w:tcPr>
-          <w:p>
-            <w:pPr>
-              <w:jc w:val="left"/>
-            </w:pPr>
-            <w:r>
-              <w:rPr>
-                <w:rFonts w:ascii="TimeNewRoman" w:hAnsi="TimeNewRoman"/>
-                <w:sz w:val="30"/>
-              </w:rPr>
-              <w:t>38+30=68</w:t>
-            </w:r>
-          </w:p>
-        </w:tc>
-        <w:tc>
-          <w:tcPr>
-            <w:tcW w:type="dxa" w:w="1987"/>
-          </w:tcPr>
-          <w:p>
-            <w:pPr>
-              <w:jc w:val="left"/>
-            </w:pPr>
-            <w:r>
-              <w:rPr>
-                <w:rFonts w:ascii="TimeNewRoman" w:hAnsi="TimeNewRoman"/>
-                <w:sz w:val="30"/>
-              </w:rPr>
-              <w:t>40-22=18</w:t>
-            </w:r>
-          </w:p>
-        </w:tc>
-        <w:tc>
-          <w:tcPr>
-            <w:tcW w:type="dxa" w:w="1987"/>
-          </w:tcPr>
-          <w:p>
-            <w:pPr>
-              <w:jc w:val="left"/>
-            </w:pPr>
-            <w:r>
-              <w:rPr>
-                <w:rFonts w:ascii="TimeNewRoman" w:hAnsi="TimeNewRoman"/>
-                <w:sz w:val="30"/>
-              </w:rPr>
-              <w:t>86-75=11</w:t>
-            </w:r>
-          </w:p>
-        </w:tc>
-      </w:tr>
-      <w:tr>
-        <w:tc>
-          <w:tcPr>
-            <w:tcW w:type="dxa" w:w="1987"/>
-          </w:tcPr>
-          <w:p>
-            <w:pPr>
-              <w:jc w:val="left"/>
-            </w:pPr>
-            <w:r>
-              <w:rPr>
-                <w:rFonts w:ascii="TimeNewRoman" w:hAnsi="TimeNewRoman"/>
-                <w:sz w:val="30"/>
-              </w:rPr>
-              <w:t>89-79=10</w:t>
-            </w:r>
-          </w:p>
-        </w:tc>
-        <w:tc>
-          <w:tcPr>
-            <w:tcW w:type="dxa" w:w="1987"/>
-          </w:tcPr>
-          <w:p>
-            <w:pPr>
-              <w:jc w:val="left"/>
-            </w:pPr>
-            <w:r>
-              <w:rPr>
-                <w:rFonts w:ascii="TimeNewRoman" w:hAnsi="TimeNewRoman"/>
-                <w:sz w:val="30"/>
-              </w:rPr>
-              <w:t>7+8=15</w:t>
-            </w:r>
-          </w:p>
-        </w:tc>
-        <w:tc>
-          <w:tcPr>
-            <w:tcW w:type="dxa" w:w="1987"/>
-          </w:tcPr>
-          <w:p>
-            <w:pPr>
-              <w:jc w:val="left"/>
-            </w:pPr>
-            <w:r>
-              <w:rPr>
-                <w:rFonts w:ascii="TimeNewRoman" w:hAnsi="TimeNewRoman"/>
-                <w:sz w:val="30"/>
-              </w:rPr>
-              <w:t>41+2=43</w:t>
-            </w:r>
-          </w:p>
-        </w:tc>
-        <w:tc>
-          <w:tcPr>
-            <w:tcW w:type="dxa" w:w="1987"/>
-          </w:tcPr>
-          <w:p>
-            <w:pPr>
-              <w:jc w:val="left"/>
-            </w:pPr>
-            <w:r>
-              <w:rPr>
-                <w:rFonts w:ascii="TimeNewRoman" w:hAnsi="TimeNewRoman"/>
-                <w:sz w:val="30"/>
-              </w:rPr>
-              <w:t>58-10=48</w:t>
-            </w:r>
-          </w:p>
-        </w:tc>
-        <w:tc>
-          <w:tcPr>
-            <w:tcW w:type="dxa" w:w="1987"/>
-          </w:tcPr>
-          <w:p>
-            <w:pPr>
-              <w:jc w:val="left"/>
-            </w:pPr>
-            <w:r>
-              <w:rPr>
-                <w:rFonts w:ascii="TimeNewRoman" w:hAnsi="TimeNewRoman"/>
-                <w:sz w:val="30"/>
-              </w:rPr>
-              <w:t>9+65=74</w:t>
-            </w:r>
-          </w:p>
-        </w:tc>
-      </w:tr>
-      <w:tr>
-        <w:tc>
-          <w:tcPr>
-            <w:tcW w:type="dxa" w:w="1987"/>
-          </w:tcPr>
-          <w:p>
-            <w:pPr>
-              <w:jc w:val="left"/>
-            </w:pPr>
-            <w:r>
-              <w:rPr>
-                <w:rFonts w:ascii="TimeNewRoman" w:hAnsi="TimeNewRoman"/>
-                <w:sz w:val="30"/>
-              </w:rPr>
-              <w:t>51-14=37</w:t>
-            </w:r>
-          </w:p>
-        </w:tc>
-        <w:tc>
-          <w:tcPr>
-            <w:tcW w:type="dxa" w:w="1987"/>
-          </w:tcPr>
-          <w:p>
-            <w:pPr>
-              <w:jc w:val="left"/>
-            </w:pPr>
-            <w:r>
-              <w:rPr>
-                <w:rFonts w:ascii="TimeNewRoman" w:hAnsi="TimeNewRoman"/>
-                <w:sz w:val="30"/>
-              </w:rPr>
-              <w:t>2+10=12</w:t>
-            </w:r>
-          </w:p>
-        </w:tc>
-        <w:tc>
-          <w:tcPr>
-            <w:tcW w:type="dxa" w:w="1987"/>
-          </w:tcPr>
-          <w:p>
-            <w:pPr>
-              <w:jc w:val="left"/>
-            </w:pPr>
-            <w:r>
-              <w:rPr>
-                <w:rFonts w:ascii="TimeNewRoman" w:hAnsi="TimeNewRoman"/>
-                <w:sz w:val="30"/>
-              </w:rPr>
-              <w:t>50+29=79</w:t>
-            </w:r>
-          </w:p>
-        </w:tc>
-        <w:tc>
-          <w:tcPr>
-            <w:tcW w:type="dxa" w:w="1987"/>
-          </w:tcPr>
-          <w:p>
-            <w:pPr>
-              <w:jc w:val="left"/>
-            </w:pPr>
-            <w:r>
-              <w:rPr>
-                <w:rFonts w:ascii="TimeNewRoman" w:hAnsi="TimeNewRoman"/>
-                <w:sz w:val="30"/>
-              </w:rPr>
-              <w:t>59-4=55</w:t>
-            </w:r>
-          </w:p>
-        </w:tc>
-        <w:tc>
-          <w:tcPr>
-            <w:tcW w:type="dxa" w:w="1987"/>
-          </w:tcPr>
-          <w:p>
-            <w:pPr>
-              <w:jc w:val="left"/>
-            </w:pPr>
-            <w:r>
-              <w:rPr>
-                <w:rFonts w:ascii="TimeNewRoman" w:hAnsi="TimeNewRoman"/>
-                <w:sz w:val="30"/>
-              </w:rPr>
-              <w:t>23-10=13</w:t>
-            </w:r>
-          </w:p>
-        </w:tc>
-      </w:tr>
-      <w:tr>
-        <w:tc>
-          <w:tcPr>
-            <w:tcW w:type="dxa" w:w="1987"/>
-          </w:tcPr>
-          <w:p>
-            <w:pPr>
-              <w:jc w:val="left"/>
-            </w:pPr>
-            <w:r>
-              <w:rPr>
-                <w:rFonts w:ascii="TimeNewRoman" w:hAnsi="TimeNewRoman"/>
-                <w:sz w:val="30"/>
-              </w:rPr>
-              <w:t>31+41=72</w:t>
-            </w:r>
-          </w:p>
-        </w:tc>
-        <w:tc>
-          <w:tcPr>
-            <w:tcW w:type="dxa" w:w="1987"/>
-          </w:tcPr>
-          <w:p>
-            <w:pPr>
-              <w:jc w:val="left"/>
-            </w:pPr>
-            <w:r>
-              <w:rPr>
-                <w:rFonts w:ascii="TimeNewRoman" w:hAnsi="TimeNewRoman"/>
-                <w:sz w:val="30"/>
-              </w:rPr>
-              <w:t>11+9=20</w:t>
-            </w:r>
-          </w:p>
-        </w:tc>
-        <w:tc>
-          <w:tcPr>
-            <w:tcW w:type="dxa" w:w="1987"/>
-          </w:tcPr>
-          <w:p>
-            <w:pPr>
-              <w:jc w:val="left"/>
-            </w:pPr>
-            <w:r>
-              <w:rPr>
-                <w:rFonts w:ascii="TimeNewRoman" w:hAnsi="TimeNewRoman"/>
-                <w:sz w:val="30"/>
-              </w:rPr>
-              <w:t>16+17=33</w:t>
-            </w:r>
-          </w:p>
-        </w:tc>
-        <w:tc>
-          <w:tcPr>
-            <w:tcW w:type="dxa" w:w="1987"/>
-          </w:tcPr>
-          <w:p>
-            <w:pPr>
-              <w:jc w:val="left"/>
-            </w:pPr>
-            <w:r>
-              <w:rPr>
-                <w:rFonts w:ascii="TimeNewRoman" w:hAnsi="TimeNewRoman"/>
-                <w:sz w:val="30"/>
-              </w:rPr>
-              <w:t>17+76=93</w:t>
-            </w:r>
-          </w:p>
-        </w:tc>
-        <w:tc>
-          <w:tcPr>
-            <w:tcW w:type="dxa" w:w="1987"/>
-          </w:tcPr>
-          <w:p>
-            <w:pPr>
-              <w:jc w:val="left"/>
-            </w:pPr>
-            <w:r>
-              <w:rPr>
-                <w:rFonts w:ascii="TimeNewRoman" w:hAnsi="TimeNewRoman"/>
-                <w:sz w:val="30"/>
-              </w:rPr>
-              <w:t>36+25=61</w:t>
-            </w:r>
-          </w:p>
-        </w:tc>
-      </w:tr>
-      <w:tr>
-        <w:tc>
-          <w:tcPr>
-            <w:tcW w:type="dxa" w:w="1987"/>
-          </w:tcPr>
-          <w:p>
-            <w:pPr>
-              <w:jc w:val="left"/>
-            </w:pPr>
-            <w:r>
-              <w:rPr>
-                <w:rFonts w:ascii="TimeNewRoman" w:hAnsi="TimeNewRoman"/>
-                <w:sz w:val="30"/>
-              </w:rPr>
-              <w:t>21+9=30</w:t>
-            </w:r>
-          </w:p>
-        </w:tc>
-        <w:tc>
-          <w:tcPr>
-            <w:tcW w:type="dxa" w:w="1987"/>
-          </w:tcPr>
-          <w:p>
-            <w:pPr>
-              <w:jc w:val="left"/>
-            </w:pPr>
-            <w:r>
-              <w:rPr>
-                <w:rFonts w:ascii="TimeNewRoman" w:hAnsi="TimeNewRoman"/>
-                <w:sz w:val="30"/>
-              </w:rPr>
-              <w:t>9-8=1</w:t>
-            </w:r>
-          </w:p>
-        </w:tc>
-        <w:tc>
-          <w:tcPr>
-            <w:tcW w:type="dxa" w:w="1987"/>
-          </w:tcPr>
-          <w:p>
-            <w:pPr>
-              <w:jc w:val="left"/>
-            </w:pPr>
-            <w:r>
-              <w:rPr>
-                <w:rFonts w:ascii="TimeNewRoman" w:hAnsi="TimeNewRoman"/>
-                <w:sz w:val="30"/>
-              </w:rPr>
-              <w:t>96-3=93</w:t>
-            </w:r>
-          </w:p>
-        </w:tc>
-        <w:tc>
-          <w:tcPr>
-            <w:tcW w:type="dxa" w:w="1987"/>
-          </w:tcPr>
-          <w:p>
-            <w:pPr>
-              <w:jc w:val="left"/>
-            </w:pPr>
-            <w:r>
-              <w:rPr>
-                <w:rFonts w:ascii="TimeNewRoman" w:hAnsi="TimeNewRoman"/>
-                <w:sz w:val="30"/>
-              </w:rPr>
-              <w:t>93-18=75</w:t>
-            </w:r>
-          </w:p>
-        </w:tc>
-        <w:tc>
-          <w:tcPr>
-            <w:tcW w:type="dxa" w:w="1987"/>
-          </w:tcPr>
-          <w:p>
-            <w:pPr>
-              <w:jc w:val="left"/>
-            </w:pPr>
-            <w:r>
-              <w:rPr>
-                <w:rFonts w:ascii="TimeNewRoman" w:hAnsi="TimeNewRoman"/>
-                <w:sz w:val="30"/>
-              </w:rPr>
-              <w:t>33-7=26</w:t>
-            </w:r>
-          </w:p>
-        </w:tc>
-      </w:tr>
-      <w:tr>
-        <w:tc>
-          <w:tcPr>
-            <w:tcW w:type="dxa" w:w="1987"/>
-          </w:tcPr>
-          <w:p>
-            <w:pPr>
-              <w:jc w:val="left"/>
-            </w:pPr>
-            <w:r>
-              <w:rPr>
-                <w:rFonts w:ascii="TimeNewRoman" w:hAnsi="TimeNewRoman"/>
-                <w:sz w:val="30"/>
-              </w:rPr>
-              <w:t>47+11=58</w:t>
-            </w:r>
-          </w:p>
-        </w:tc>
-        <w:tc>
-          <w:tcPr>
-            <w:tcW w:type="dxa" w:w="1987"/>
-          </w:tcPr>
-          <w:p>
-            <w:pPr>
-              <w:jc w:val="left"/>
-            </w:pPr>
-            <w:r>
-              <w:rPr>
-                <w:rFonts w:ascii="TimeNewRoman" w:hAnsi="TimeNewRoman"/>
-                <w:sz w:val="30"/>
-              </w:rPr>
-              <w:t>29+5=34</w:t>
-            </w:r>
-          </w:p>
-        </w:tc>
-        <w:tc>
-          <w:tcPr>
-            <w:tcW w:type="dxa" w:w="1987"/>
-          </w:tcPr>
-          <w:p>
-            <w:pPr>
-              <w:jc w:val="left"/>
-            </w:pPr>
-            <w:r>
-              <w:rPr>
-                <w:rFonts w:ascii="TimeNewRoman" w:hAnsi="TimeNewRoman"/>
-                <w:sz w:val="30"/>
-              </w:rPr>
-              <w:t>25+39=64</w:t>
-            </w:r>
-          </w:p>
-        </w:tc>
-        <w:tc>
-          <w:tcPr>
-            <w:tcW w:type="dxa" w:w="1987"/>
-          </w:tcPr>
-          <w:p>
-            <w:pPr>
-              <w:jc w:val="left"/>
-            </w:pPr>
-            <w:r>
-              <w:rPr>
-                <w:rFonts w:ascii="TimeNewRoman" w:hAnsi="TimeNewRoman"/>
-                <w:sz w:val="30"/>
-              </w:rPr>
-              <w:t>56-35=21</w:t>
-            </w:r>
-          </w:p>
-        </w:tc>
-        <w:tc>
-          <w:tcPr>
-            <w:tcW w:type="dxa" w:w="1987"/>
-          </w:tcPr>
-          <w:p>
-            <w:pPr>
-              <w:jc w:val="left"/>
-            </w:pPr>
-            <w:r>
-              <w:rPr>
-                <w:rFonts w:ascii="TimeNewRoman" w:hAnsi="TimeNewRoman"/>
-                <w:sz w:val="30"/>
-              </w:rPr>
-              <w:t>96-72=24</w:t>
-            </w:r>
-          </w:p>
-        </w:tc>
-      </w:tr>
-      <w:tr>
-        <w:tc>
-          <w:tcPr>
-            <w:tcW w:type="dxa" w:w="1987"/>
-          </w:tcPr>
-          <w:p>
-            <w:pPr>
-              <w:jc w:val="left"/>
-            </w:pPr>
-            <w:r>
-              <w:rPr>
-                <w:rFonts w:ascii="TimeNewRoman" w:hAnsi="TimeNewRoman"/>
-                <w:sz w:val="30"/>
-              </w:rPr>
-              <w:t>54-44=10</w:t>
-            </w:r>
-          </w:p>
-        </w:tc>
-        <w:tc>
-          <w:tcPr>
-            <w:tcW w:type="dxa" w:w="1987"/>
-          </w:tcPr>
-          <w:p>
-            <w:pPr>
-              <w:jc w:val="left"/>
-            </w:pPr>
-            <w:r>
-              <w:rPr>
-                <w:rFonts w:ascii="TimeNewRoman" w:hAnsi="TimeNewRoman"/>
-                <w:sz w:val="30"/>
-              </w:rPr>
-              <w:t>99-76=23</w:t>
-            </w:r>
-          </w:p>
-        </w:tc>
-        <w:tc>
-          <w:tcPr>
-            <w:tcW w:type="dxa" w:w="1987"/>
-          </w:tcPr>
-          <w:p>
-            <w:pPr>
-              <w:jc w:val="left"/>
-            </w:pPr>
-            <w:r>
-              <w:rPr>
-                <w:rFonts w:ascii="TimeNewRoman" w:hAnsi="TimeNewRoman"/>
-                <w:sz w:val="30"/>
-              </w:rPr>
-              <w:t>58+11=69</w:t>
-            </w:r>
-          </w:p>
-        </w:tc>
-        <w:tc>
-          <w:tcPr>
-            <w:tcW w:type="dxa" w:w="1987"/>
-          </w:tcPr>
-          <w:p>
-            <w:pPr>
-              <w:jc w:val="left"/>
-            </w:pPr>
-            <w:r>
-              <w:rPr>
-                <w:rFonts w:ascii="TimeNewRoman" w:hAnsi="TimeNewRoman"/>
-                <w:sz w:val="30"/>
-              </w:rPr>
-              <w:t>69+0=69</w:t>
-            </w:r>
-          </w:p>
-        </w:tc>
-        <w:tc>
-          <w:tcPr>
-            <w:tcW w:type="dxa" w:w="1987"/>
-          </w:tcPr>
-          <w:p>
-            <w:pPr>
-              <w:jc w:val="left"/>
-            </w:pPr>
-            <w:r>
-              <w:rPr>
-                <w:rFonts w:ascii="TimeNewRoman" w:hAnsi="TimeNewRoman"/>
-                <w:sz w:val="30"/>
-              </w:rPr>
-              <w:t>19+15=34</w:t>
-            </w:r>
-          </w:p>
-        </w:tc>
-      </w:tr>
-      <w:tr>
-        <w:tc>
-          <w:tcPr>
-            <w:tcW w:type="dxa" w:w="1987"/>
-          </w:tcPr>
-          <w:p>
-            <w:pPr>
-              <w:jc w:val="left"/>
-            </w:pPr>
-            <w:r>
-              <w:rPr>
-                <w:rFonts w:ascii="TimeNewRoman" w:hAnsi="TimeNewRoman"/>
-                <w:sz w:val="30"/>
-              </w:rPr>
-              <w:t>74+2=76</w:t>
-            </w:r>
-          </w:p>
-        </w:tc>
-        <w:tc>
-          <w:tcPr>
-            <w:tcW w:type="dxa" w:w="1987"/>
-          </w:tcPr>
-          <w:p>
-            <w:pPr>
-              <w:jc w:val="left"/>
-            </w:pPr>
-            <w:r>
-              <w:rPr>
-                <w:rFonts w:ascii="TimeNewRoman" w:hAnsi="TimeNewRoman"/>
-                <w:sz w:val="30"/>
-              </w:rPr>
-              <w:t>2+69=71</w:t>
-            </w:r>
-          </w:p>
-        </w:tc>
-        <w:tc>
-          <w:tcPr>
-            <w:tcW w:type="dxa" w:w="1987"/>
-          </w:tcPr>
-          <w:p>
-            <w:pPr>
-              <w:jc w:val="left"/>
-            </w:pPr>
-            <w:r>
-              <w:rPr>
-                <w:rFonts w:ascii="TimeNewRoman" w:hAnsi="TimeNewRoman"/>
-                <w:sz w:val="30"/>
-              </w:rPr>
-              <w:t>99-80=19</w:t>
-            </w:r>
-          </w:p>
-        </w:tc>
-        <w:tc>
-          <w:tcPr>
-            <w:tcW w:type="dxa" w:w="1987"/>
-          </w:tcPr>
-          <w:p>
-            <w:pPr>
-              <w:jc w:val="left"/>
-            </w:pPr>
-            <w:r>
-              <w:rPr>
-                <w:rFonts w:ascii="TimeNewRoman" w:hAnsi="TimeNewRoman"/>
-                <w:sz w:val="30"/>
-              </w:rPr>
-              <w:t>41-39=2</w:t>
-            </w:r>
-          </w:p>
-        </w:tc>
-        <w:tc>
-          <w:tcPr>
-            <w:tcW w:type="dxa" w:w="1987"/>
-          </w:tcPr>
-          <w:p>
-            <w:pPr>
-              <w:jc w:val="left"/>
-            </w:pPr>
-            <w:r>
-              <w:rPr>
-                <w:rFonts w:ascii="TimeNewRoman" w:hAnsi="TimeNewRoman"/>
-                <w:sz w:val="30"/>
-              </w:rPr>
-              <w:t>9+5=14</w:t>
-            </w:r>
-          </w:p>
-        </w:tc>
-      </w:tr>
-      <w:tr>
-        <w:tc>
-          <w:tcPr>
-            <w:tcW w:type="dxa" w:w="1987"/>
-          </w:tcPr>
-          <w:p>
-            <w:pPr>
-              <w:jc w:val="left"/>
-            </w:pPr>
-            <w:r>
-              <w:rPr>
-                <w:rFonts w:ascii="TimeNewRoman" w:hAnsi="TimeNewRoman"/>
-                <w:sz w:val="30"/>
-              </w:rPr>
-              <w:t>69-7=62</w:t>
-            </w:r>
-          </w:p>
-        </w:tc>
-        <w:tc>
-          <w:tcPr>
-            <w:tcW w:type="dxa" w:w="1987"/>
-          </w:tcPr>
-          <w:p>
-            <w:pPr>
-              <w:jc w:val="left"/>
-            </w:pPr>
-            <w:r>
-              <w:rPr>
-                <w:rFonts w:ascii="TimeNewRoman" w:hAnsi="TimeNewRoman"/>
-                <w:sz w:val="30"/>
-              </w:rPr>
-              <w:t>35-26=9</w:t>
-            </w:r>
-          </w:p>
-        </w:tc>
-        <w:tc>
-          <w:tcPr>
-            <w:tcW w:type="dxa" w:w="1987"/>
-          </w:tcPr>
-          <w:p>
-            <w:pPr>
-              <w:jc w:val="left"/>
-            </w:pPr>
-            <w:r>
-              <w:rPr>
-                <w:rFonts w:ascii="TimeNewRoman" w:hAnsi="TimeNewRoman"/>
-                <w:sz w:val="30"/>
-              </w:rPr>
-              <w:t>44+23=67</w:t>
-            </w:r>
-          </w:p>
-        </w:tc>
-        <w:tc>
-          <w:tcPr>
-            <w:tcW w:type="dxa" w:w="1987"/>
-          </w:tcPr>
-          <w:p>
-            <w:pPr>
-              <w:jc w:val="left"/>
-            </w:pPr>
-            <w:r>
-              <w:rPr>
-                <w:rFonts w:ascii="TimeNewRoman" w:hAnsi="TimeNewRoman"/>
-                <w:sz w:val="30"/>
-              </w:rPr>
-              <w:t>49+7=56</w:t>
-            </w:r>
-          </w:p>
-        </w:tc>
-        <w:tc>
-          <w:tcPr>
-            <w:tcW w:type="dxa" w:w="1987"/>
-          </w:tcPr>
-          <w:p>
-            <w:pPr>
-              <w:jc w:val="left"/>
-            </w:pPr>
-            <w:r>
-              <w:rPr>
-                <w:rFonts w:ascii="TimeNewRoman" w:hAnsi="TimeNewRoman"/>
-                <w:sz w:val="30"/>
-              </w:rPr>
-              <w:t>1+46=47</w:t>
+              <w:t>34+31=65</w:t>
             </w:r>
           </w:p>
         </w:tc>
@@ -1275,7 +318,7 @@
                 <w:rFonts w:ascii="TimeNewRoman" w:hAnsi="TimeNewRoman"/>
                 <w:sz w:val="30"/>
               </w:rPr>
-              <w:t>19+48=67</w:t>
+              <w:t>90-71=19</w:t>
             </w:r>
           </w:p>
         </w:tc>
@@ -1292,7 +335,7 @@
                 <w:rFonts w:ascii="TimeNewRoman" w:hAnsi="TimeNewRoman"/>
                 <w:sz w:val="30"/>
               </w:rPr>
-              <w:t>40+53=93</w:t>
+              <w:t>64-7=57</w:t>
             </w:r>
           </w:p>
         </w:tc>
@@ -1309,7 +352,7 @@
                 <w:rFonts w:ascii="TimeNewRoman" w:hAnsi="TimeNewRoman"/>
                 <w:sz w:val="30"/>
               </w:rPr>
-              <w:t>59-40=19</w:t>
+              <w:t>6+73=79</w:t>
             </w:r>
           </w:p>
         </w:tc>
@@ -1326,7 +369,7 @@
                 <w:rFonts w:ascii="TimeNewRoman" w:hAnsi="TimeNewRoman"/>
                 <w:sz w:val="30"/>
               </w:rPr>
-              <w:t>24+11=35</w:t>
+              <w:t>56+8=64</w:t>
             </w:r>
           </w:p>
         </w:tc>
@@ -1345,7 +388,7 @@
                 <w:rFonts w:ascii="TimeNewRoman" w:hAnsi="TimeNewRoman"/>
                 <w:sz w:val="30"/>
               </w:rPr>
-              <w:t>94-93=1</w:t>
+              <w:t>68-62=6</w:t>
             </w:r>
           </w:p>
         </w:tc>
@@ -1362,7 +405,7 @@
                 <w:rFonts w:ascii="TimeNewRoman" w:hAnsi="TimeNewRoman"/>
                 <w:sz w:val="30"/>
               </w:rPr>
-              <w:t>55-39=16</w:t>
+              <w:t>18+8=26</w:t>
             </w:r>
           </w:p>
         </w:tc>
@@ -1379,7 +422,7 @@
                 <w:rFonts w:ascii="TimeNewRoman" w:hAnsi="TimeNewRoman"/>
                 <w:sz w:val="30"/>
               </w:rPr>
-              <w:t>96-35=61</w:t>
+              <w:t>17+72=89</w:t>
             </w:r>
           </w:p>
         </w:tc>
@@ -1396,7 +439,7 @@
                 <w:rFonts w:ascii="TimeNewRoman" w:hAnsi="TimeNewRoman"/>
                 <w:sz w:val="30"/>
               </w:rPr>
-              <w:t>58+34=92</w:t>
+              <w:t>19-11=8</w:t>
             </w:r>
           </w:p>
         </w:tc>
@@ -1413,7 +456,7 @@
                 <w:rFonts w:ascii="TimeNewRoman" w:hAnsi="TimeNewRoman"/>
                 <w:sz w:val="30"/>
               </w:rPr>
-              <w:t>34+61=95</w:t>
+              <w:t>95-61=34</w:t>
             </w:r>
           </w:p>
         </w:tc>
@@ -1432,7 +475,7 @@
                 <w:rFonts w:ascii="TimeNewRoman" w:hAnsi="TimeNewRoman"/>
                 <w:sz w:val="30"/>
               </w:rPr>
-              <w:t>28+38=66</w:t>
+              <w:t>77-55=22</w:t>
             </w:r>
           </w:p>
         </w:tc>
@@ -1449,7 +492,7 @@
                 <w:rFonts w:ascii="TimeNewRoman" w:hAnsi="TimeNewRoman"/>
                 <w:sz w:val="30"/>
               </w:rPr>
-              <w:t>39-11=28</w:t>
+              <w:t>49-32=17</w:t>
             </w:r>
           </w:p>
         </w:tc>
@@ -1466,7 +509,7 @@
                 <w:rFonts w:ascii="TimeNewRoman" w:hAnsi="TimeNewRoman"/>
                 <w:sz w:val="30"/>
               </w:rPr>
-              <w:t>50+19=69</w:t>
+              <w:t>7+39=46</w:t>
             </w:r>
           </w:p>
         </w:tc>
@@ -1483,7 +526,7 @@
                 <w:rFonts w:ascii="TimeNewRoman" w:hAnsi="TimeNewRoman"/>
                 <w:sz w:val="30"/>
               </w:rPr>
-              <w:t>62-24=38</w:t>
+              <w:t>36+24=60</w:t>
             </w:r>
           </w:p>
         </w:tc>
@@ -1500,7 +543,7 @@
                 <w:rFonts w:ascii="TimeNewRoman" w:hAnsi="TimeNewRoman"/>
                 <w:sz w:val="30"/>
               </w:rPr>
-              <w:t>47+30=77</w:t>
+              <w:t>53+8=61</w:t>
             </w:r>
           </w:p>
         </w:tc>
@@ -1519,7 +562,7 @@
                 <w:rFonts w:ascii="TimeNewRoman" w:hAnsi="TimeNewRoman"/>
                 <w:sz w:val="30"/>
               </w:rPr>
-              <w:t>82-12=70</w:t>
+              <w:t>23+53=76</w:t>
             </w:r>
           </w:p>
         </w:tc>
@@ -1536,7 +579,7 @@
                 <w:rFonts w:ascii="TimeNewRoman" w:hAnsi="TimeNewRoman"/>
                 <w:sz w:val="30"/>
               </w:rPr>
-              <w:t>3+78=81</w:t>
+              <w:t>87+6=93</w:t>
             </w:r>
           </w:p>
         </w:tc>
@@ -1553,7 +596,7 @@
                 <w:rFonts w:ascii="TimeNewRoman" w:hAnsi="TimeNewRoman"/>
                 <w:sz w:val="30"/>
               </w:rPr>
-              <w:t>42-20=22</w:t>
+              <w:t>52+1=53</w:t>
             </w:r>
           </w:p>
         </w:tc>
@@ -1570,7 +613,7 @@
                 <w:rFonts w:ascii="TimeNewRoman" w:hAnsi="TimeNewRoman"/>
                 <w:sz w:val="30"/>
               </w:rPr>
-              <w:t>77-6=71</w:t>
+              <w:t>1+43=44</w:t>
             </w:r>
           </w:p>
         </w:tc>
@@ -1587,7 +630,7 @@
                 <w:rFonts w:ascii="TimeNewRoman" w:hAnsi="TimeNewRoman"/>
                 <w:sz w:val="30"/>
               </w:rPr>
-              <w:t>33+3=36</w:t>
+              <w:t>81+4=85</w:t>
             </w:r>
           </w:p>
         </w:tc>
@@ -1606,7 +649,7 @@
                 <w:rFonts w:ascii="TimeNewRoman" w:hAnsi="TimeNewRoman"/>
                 <w:sz w:val="30"/>
               </w:rPr>
-              <w:t>98-66=32</w:t>
+              <w:t>44+35=79</w:t>
             </w:r>
           </w:p>
         </w:tc>
@@ -1623,7 +666,7 @@
                 <w:rFonts w:ascii="TimeNewRoman" w:hAnsi="TimeNewRoman"/>
                 <w:sz w:val="30"/>
               </w:rPr>
-              <w:t>99-60=39</w:t>
+              <w:t>49+2=51</w:t>
             </w:r>
           </w:p>
         </w:tc>
@@ -1640,7 +683,7 @@
                 <w:rFonts w:ascii="TimeNewRoman" w:hAnsi="TimeNewRoman"/>
                 <w:sz w:val="30"/>
               </w:rPr>
-              <w:t>51-30=21</w:t>
+              <w:t>33+40=73</w:t>
             </w:r>
           </w:p>
         </w:tc>
@@ -1657,7 +700,7 @@
                 <w:rFonts w:ascii="TimeNewRoman" w:hAnsi="TimeNewRoman"/>
                 <w:sz w:val="30"/>
               </w:rPr>
-              <w:t>33-9=24</w:t>
+              <w:t>71-29=42</w:t>
             </w:r>
           </w:p>
         </w:tc>
@@ -1674,7 +717,7 @@
                 <w:rFonts w:ascii="TimeNewRoman" w:hAnsi="TimeNewRoman"/>
                 <w:sz w:val="30"/>
               </w:rPr>
-              <w:t>54-30=24</w:t>
+              <w:t>71-28=43</w:t>
             </w:r>
           </w:p>
         </w:tc>
@@ -1693,7 +736,7 @@
                 <w:rFonts w:ascii="TimeNewRoman" w:hAnsi="TimeNewRoman"/>
                 <w:sz w:val="30"/>
               </w:rPr>
-              <w:t>55+41=96</w:t>
+              <w:t>74-50=24</w:t>
             </w:r>
           </w:p>
         </w:tc>
@@ -1710,7 +753,7 @@
                 <w:rFonts w:ascii="TimeNewRoman" w:hAnsi="TimeNewRoman"/>
                 <w:sz w:val="30"/>
               </w:rPr>
-              <w:t>4+48=52</w:t>
+              <w:t>63+5=68</w:t>
             </w:r>
           </w:p>
         </w:tc>
@@ -1727,7 +770,7 @@
                 <w:rFonts w:ascii="TimeNewRoman" w:hAnsi="TimeNewRoman"/>
                 <w:sz w:val="30"/>
               </w:rPr>
-              <w:t>86-55=31</w:t>
+              <w:t>56-16=40</w:t>
             </w:r>
           </w:p>
         </w:tc>
@@ -1744,7 +787,7 @@
                 <w:rFonts w:ascii="TimeNewRoman" w:hAnsi="TimeNewRoman"/>
                 <w:sz w:val="30"/>
               </w:rPr>
-              <w:t>5+32=37</w:t>
+              <w:t>82-66=16</w:t>
             </w:r>
           </w:p>
         </w:tc>
@@ -1761,7 +804,964 @@
                 <w:rFonts w:ascii="TimeNewRoman" w:hAnsi="TimeNewRoman"/>
                 <w:sz w:val="30"/>
               </w:rPr>
-              <w:t>38+55=93</w:t>
+              <w:t>37+15=52</w:t>
+            </w:r>
+          </w:p>
+        </w:tc>
+      </w:tr>
+      <w:tr>
+        <w:tc>
+          <w:tcPr>
+            <w:tcW w:type="dxa" w:w="1987"/>
+          </w:tcPr>
+          <w:p>
+            <w:pPr>
+              <w:jc w:val="left"/>
+            </w:pPr>
+            <w:r>
+              <w:rPr>
+                <w:rFonts w:ascii="TimeNewRoman" w:hAnsi="TimeNewRoman"/>
+                <w:sz w:val="30"/>
+              </w:rPr>
+              <w:t>23+42=65</w:t>
+            </w:r>
+          </w:p>
+        </w:tc>
+        <w:tc>
+          <w:tcPr>
+            <w:tcW w:type="dxa" w:w="1987"/>
+          </w:tcPr>
+          <w:p>
+            <w:pPr>
+              <w:jc w:val="left"/>
+            </w:pPr>
+            <w:r>
+              <w:rPr>
+                <w:rFonts w:ascii="TimeNewRoman" w:hAnsi="TimeNewRoman"/>
+                <w:sz w:val="30"/>
+              </w:rPr>
+              <w:t>34+36=70</w:t>
+            </w:r>
+          </w:p>
+        </w:tc>
+        <w:tc>
+          <w:tcPr>
+            <w:tcW w:type="dxa" w:w="1987"/>
+          </w:tcPr>
+          <w:p>
+            <w:pPr>
+              <w:jc w:val="left"/>
+            </w:pPr>
+            <w:r>
+              <w:rPr>
+                <w:rFonts w:ascii="TimeNewRoman" w:hAnsi="TimeNewRoman"/>
+                <w:sz w:val="30"/>
+              </w:rPr>
+              <w:t>99-10=89</w:t>
+            </w:r>
+          </w:p>
+        </w:tc>
+        <w:tc>
+          <w:tcPr>
+            <w:tcW w:type="dxa" w:w="1987"/>
+          </w:tcPr>
+          <w:p>
+            <w:pPr>
+              <w:jc w:val="left"/>
+            </w:pPr>
+            <w:r>
+              <w:rPr>
+                <w:rFonts w:ascii="TimeNewRoman" w:hAnsi="TimeNewRoman"/>
+                <w:sz w:val="30"/>
+              </w:rPr>
+              <w:t>86-31=55</w:t>
+            </w:r>
+          </w:p>
+        </w:tc>
+        <w:tc>
+          <w:tcPr>
+            <w:tcW w:type="dxa" w:w="1987"/>
+          </w:tcPr>
+          <w:p>
+            <w:pPr>
+              <w:jc w:val="left"/>
+            </w:pPr>
+            <w:r>
+              <w:rPr>
+                <w:rFonts w:ascii="TimeNewRoman" w:hAnsi="TimeNewRoman"/>
+                <w:sz w:val="30"/>
+              </w:rPr>
+              <w:t>18+25=43</w:t>
+            </w:r>
+          </w:p>
+        </w:tc>
+      </w:tr>
+      <w:tr>
+        <w:tc>
+          <w:tcPr>
+            <w:tcW w:type="dxa" w:w="1987"/>
+          </w:tcPr>
+          <w:p>
+            <w:pPr>
+              <w:jc w:val="left"/>
+            </w:pPr>
+            <w:r>
+              <w:rPr>
+                <w:rFonts w:ascii="TimeNewRoman" w:hAnsi="TimeNewRoman"/>
+                <w:sz w:val="30"/>
+              </w:rPr>
+              <w:t>7+18=25</w:t>
+            </w:r>
+          </w:p>
+        </w:tc>
+        <w:tc>
+          <w:tcPr>
+            <w:tcW w:type="dxa" w:w="1987"/>
+          </w:tcPr>
+          <w:p>
+            <w:pPr>
+              <w:jc w:val="left"/>
+            </w:pPr>
+            <w:r>
+              <w:rPr>
+                <w:rFonts w:ascii="TimeNewRoman" w:hAnsi="TimeNewRoman"/>
+                <w:sz w:val="30"/>
+              </w:rPr>
+              <w:t>51+6=57</w:t>
+            </w:r>
+          </w:p>
+        </w:tc>
+        <w:tc>
+          <w:tcPr>
+            <w:tcW w:type="dxa" w:w="1987"/>
+          </w:tcPr>
+          <w:p>
+            <w:pPr>
+              <w:jc w:val="left"/>
+            </w:pPr>
+            <w:r>
+              <w:rPr>
+                <w:rFonts w:ascii="TimeNewRoman" w:hAnsi="TimeNewRoman"/>
+                <w:sz w:val="30"/>
+              </w:rPr>
+              <w:t>90+9=99</w:t>
+            </w:r>
+          </w:p>
+        </w:tc>
+        <w:tc>
+          <w:tcPr>
+            <w:tcW w:type="dxa" w:w="1987"/>
+          </w:tcPr>
+          <w:p>
+            <w:pPr>
+              <w:jc w:val="left"/>
+            </w:pPr>
+            <w:r>
+              <w:rPr>
+                <w:rFonts w:ascii="TimeNewRoman" w:hAnsi="TimeNewRoman"/>
+                <w:sz w:val="30"/>
+              </w:rPr>
+              <w:t>28+70=98</w:t>
+            </w:r>
+          </w:p>
+        </w:tc>
+        <w:tc>
+          <w:tcPr>
+            <w:tcW w:type="dxa" w:w="1987"/>
+          </w:tcPr>
+          <w:p>
+            <w:pPr>
+              <w:jc w:val="left"/>
+            </w:pPr>
+            <w:r>
+              <w:rPr>
+                <w:rFonts w:ascii="TimeNewRoman" w:hAnsi="TimeNewRoman"/>
+                <w:sz w:val="30"/>
+              </w:rPr>
+              <w:t>5+63=68</w:t>
+            </w:r>
+          </w:p>
+        </w:tc>
+      </w:tr>
+      <w:tr>
+        <w:tc>
+          <w:tcPr>
+            <w:tcW w:type="dxa" w:w="1987"/>
+          </w:tcPr>
+          <w:p>
+            <w:pPr>
+              <w:jc w:val="left"/>
+            </w:pPr>
+            <w:r>
+              <w:rPr>
+                <w:rFonts w:ascii="TimeNewRoman" w:hAnsi="TimeNewRoman"/>
+                <w:sz w:val="30"/>
+              </w:rPr>
+              <w:t>54-17=37</w:t>
+            </w:r>
+          </w:p>
+        </w:tc>
+        <w:tc>
+          <w:tcPr>
+            <w:tcW w:type="dxa" w:w="1987"/>
+          </w:tcPr>
+          <w:p>
+            <w:pPr>
+              <w:jc w:val="left"/>
+            </w:pPr>
+            <w:r>
+              <w:rPr>
+                <w:rFonts w:ascii="TimeNewRoman" w:hAnsi="TimeNewRoman"/>
+                <w:sz w:val="30"/>
+              </w:rPr>
+              <w:t>58-5=53</w:t>
+            </w:r>
+          </w:p>
+        </w:tc>
+        <w:tc>
+          <w:tcPr>
+            <w:tcW w:type="dxa" w:w="1987"/>
+          </w:tcPr>
+          <w:p>
+            <w:pPr>
+              <w:jc w:val="left"/>
+            </w:pPr>
+            <w:r>
+              <w:rPr>
+                <w:rFonts w:ascii="TimeNewRoman" w:hAnsi="TimeNewRoman"/>
+                <w:sz w:val="30"/>
+              </w:rPr>
+              <w:t>5+55=60</w:t>
+            </w:r>
+          </w:p>
+        </w:tc>
+        <w:tc>
+          <w:tcPr>
+            <w:tcW w:type="dxa" w:w="1987"/>
+          </w:tcPr>
+          <w:p>
+            <w:pPr>
+              <w:jc w:val="left"/>
+            </w:pPr>
+            <w:r>
+              <w:rPr>
+                <w:rFonts w:ascii="TimeNewRoman" w:hAnsi="TimeNewRoman"/>
+                <w:sz w:val="30"/>
+              </w:rPr>
+              <w:t>4+94=98</w:t>
+            </w:r>
+          </w:p>
+        </w:tc>
+        <w:tc>
+          <w:tcPr>
+            <w:tcW w:type="dxa" w:w="1987"/>
+          </w:tcPr>
+          <w:p>
+            <w:pPr>
+              <w:jc w:val="left"/>
+            </w:pPr>
+            <w:r>
+              <w:rPr>
+                <w:rFonts w:ascii="TimeNewRoman" w:hAnsi="TimeNewRoman"/>
+                <w:sz w:val="30"/>
+              </w:rPr>
+              <w:t>90+1=91</w:t>
+            </w:r>
+          </w:p>
+        </w:tc>
+      </w:tr>
+      <w:tr>
+        <w:tc>
+          <w:tcPr>
+            <w:tcW w:type="dxa" w:w="1987"/>
+          </w:tcPr>
+          <w:p>
+            <w:pPr>
+              <w:jc w:val="left"/>
+            </w:pPr>
+            <w:r>
+              <w:rPr>
+                <w:rFonts w:ascii="TimeNewRoman" w:hAnsi="TimeNewRoman"/>
+                <w:sz w:val="30"/>
+              </w:rPr>
+              <w:t>97-33=64</w:t>
+            </w:r>
+          </w:p>
+        </w:tc>
+        <w:tc>
+          <w:tcPr>
+            <w:tcW w:type="dxa" w:w="1987"/>
+          </w:tcPr>
+          <w:p>
+            <w:pPr>
+              <w:jc w:val="left"/>
+            </w:pPr>
+            <w:r>
+              <w:rPr>
+                <w:rFonts w:ascii="TimeNewRoman" w:hAnsi="TimeNewRoman"/>
+                <w:sz w:val="30"/>
+              </w:rPr>
+              <w:t>66-42=24</w:t>
+            </w:r>
+          </w:p>
+        </w:tc>
+        <w:tc>
+          <w:tcPr>
+            <w:tcW w:type="dxa" w:w="1987"/>
+          </w:tcPr>
+          <w:p>
+            <w:pPr>
+              <w:jc w:val="left"/>
+            </w:pPr>
+            <w:r>
+              <w:rPr>
+                <w:rFonts w:ascii="TimeNewRoman" w:hAnsi="TimeNewRoman"/>
+                <w:sz w:val="30"/>
+              </w:rPr>
+              <w:t>13+68=81</w:t>
+            </w:r>
+          </w:p>
+        </w:tc>
+        <w:tc>
+          <w:tcPr>
+            <w:tcW w:type="dxa" w:w="1987"/>
+          </w:tcPr>
+          <w:p>
+            <w:pPr>
+              <w:jc w:val="left"/>
+            </w:pPr>
+            <w:r>
+              <w:rPr>
+                <w:rFonts w:ascii="TimeNewRoman" w:hAnsi="TimeNewRoman"/>
+                <w:sz w:val="30"/>
+              </w:rPr>
+              <w:t>7+30=37</w:t>
+            </w:r>
+          </w:p>
+        </w:tc>
+        <w:tc>
+          <w:tcPr>
+            <w:tcW w:type="dxa" w:w="1987"/>
+          </w:tcPr>
+          <w:p>
+            <w:pPr>
+              <w:jc w:val="left"/>
+            </w:pPr>
+            <w:r>
+              <w:rPr>
+                <w:rFonts w:ascii="TimeNewRoman" w:hAnsi="TimeNewRoman"/>
+                <w:sz w:val="30"/>
+              </w:rPr>
+              <w:t>38+54=92</w:t>
+            </w:r>
+          </w:p>
+        </w:tc>
+      </w:tr>
+      <w:tr>
+        <w:tc>
+          <w:tcPr>
+            <w:tcW w:type="dxa" w:w="1987"/>
+          </w:tcPr>
+          <w:p>
+            <w:pPr>
+              <w:jc w:val="left"/>
+            </w:pPr>
+            <w:r>
+              <w:rPr>
+                <w:rFonts w:ascii="TimeNewRoman" w:hAnsi="TimeNewRoman"/>
+                <w:sz w:val="30"/>
+              </w:rPr>
+              <w:t>92-45=47</w:t>
+            </w:r>
+          </w:p>
+        </w:tc>
+        <w:tc>
+          <w:tcPr>
+            <w:tcW w:type="dxa" w:w="1987"/>
+          </w:tcPr>
+          <w:p>
+            <w:pPr>
+              <w:jc w:val="left"/>
+            </w:pPr>
+            <w:r>
+              <w:rPr>
+                <w:rFonts w:ascii="TimeNewRoman" w:hAnsi="TimeNewRoman"/>
+                <w:sz w:val="30"/>
+              </w:rPr>
+              <w:t>12+26=38</w:t>
+            </w:r>
+          </w:p>
+        </w:tc>
+        <w:tc>
+          <w:tcPr>
+            <w:tcW w:type="dxa" w:w="1987"/>
+          </w:tcPr>
+          <w:p>
+            <w:pPr>
+              <w:jc w:val="left"/>
+            </w:pPr>
+            <w:r>
+              <w:rPr>
+                <w:rFonts w:ascii="TimeNewRoman" w:hAnsi="TimeNewRoman"/>
+                <w:sz w:val="30"/>
+              </w:rPr>
+              <w:t>22+53=75</w:t>
+            </w:r>
+          </w:p>
+        </w:tc>
+        <w:tc>
+          <w:tcPr>
+            <w:tcW w:type="dxa" w:w="1987"/>
+          </w:tcPr>
+          <w:p>
+            <w:pPr>
+              <w:jc w:val="left"/>
+            </w:pPr>
+            <w:r>
+              <w:rPr>
+                <w:rFonts w:ascii="TimeNewRoman" w:hAnsi="TimeNewRoman"/>
+                <w:sz w:val="30"/>
+              </w:rPr>
+              <w:t>46+17=63</w:t>
+            </w:r>
+          </w:p>
+        </w:tc>
+        <w:tc>
+          <w:tcPr>
+            <w:tcW w:type="dxa" w:w="1987"/>
+          </w:tcPr>
+          <w:p>
+            <w:pPr>
+              <w:jc w:val="left"/>
+            </w:pPr>
+            <w:r>
+              <w:rPr>
+                <w:rFonts w:ascii="TimeNewRoman" w:hAnsi="TimeNewRoman"/>
+                <w:sz w:val="30"/>
+              </w:rPr>
+              <w:t>15+46=61</w:t>
+            </w:r>
+          </w:p>
+        </w:tc>
+      </w:tr>
+      <w:tr>
+        <w:tc>
+          <w:tcPr>
+            <w:tcW w:type="dxa" w:w="1987"/>
+          </w:tcPr>
+          <w:p>
+            <w:pPr>
+              <w:jc w:val="left"/>
+            </w:pPr>
+            <w:r>
+              <w:rPr>
+                <w:rFonts w:ascii="TimeNewRoman" w:hAnsi="TimeNewRoman"/>
+                <w:sz w:val="30"/>
+              </w:rPr>
+              <w:t>50+35=85</w:t>
+            </w:r>
+          </w:p>
+        </w:tc>
+        <w:tc>
+          <w:tcPr>
+            <w:tcW w:type="dxa" w:w="1987"/>
+          </w:tcPr>
+          <w:p>
+            <w:pPr>
+              <w:jc w:val="left"/>
+            </w:pPr>
+            <w:r>
+              <w:rPr>
+                <w:rFonts w:ascii="TimeNewRoman" w:hAnsi="TimeNewRoman"/>
+                <w:sz w:val="30"/>
+              </w:rPr>
+              <w:t>25+25=50</w:t>
+            </w:r>
+          </w:p>
+        </w:tc>
+        <w:tc>
+          <w:tcPr>
+            <w:tcW w:type="dxa" w:w="1987"/>
+          </w:tcPr>
+          <w:p>
+            <w:pPr>
+              <w:jc w:val="left"/>
+            </w:pPr>
+            <w:r>
+              <w:rPr>
+                <w:rFonts w:ascii="TimeNewRoman" w:hAnsi="TimeNewRoman"/>
+                <w:sz w:val="30"/>
+              </w:rPr>
+              <w:t>78+0=78</w:t>
+            </w:r>
+          </w:p>
+        </w:tc>
+        <w:tc>
+          <w:tcPr>
+            <w:tcW w:type="dxa" w:w="1987"/>
+          </w:tcPr>
+          <w:p>
+            <w:pPr>
+              <w:jc w:val="left"/>
+            </w:pPr>
+            <w:r>
+              <w:rPr>
+                <w:rFonts w:ascii="TimeNewRoman" w:hAnsi="TimeNewRoman"/>
+                <w:sz w:val="30"/>
+              </w:rPr>
+              <w:t>77-4=73</w:t>
+            </w:r>
+          </w:p>
+        </w:tc>
+        <w:tc>
+          <w:tcPr>
+            <w:tcW w:type="dxa" w:w="1987"/>
+          </w:tcPr>
+          <w:p>
+            <w:pPr>
+              <w:jc w:val="left"/>
+            </w:pPr>
+            <w:r>
+              <w:rPr>
+                <w:rFonts w:ascii="TimeNewRoman" w:hAnsi="TimeNewRoman"/>
+                <w:sz w:val="30"/>
+              </w:rPr>
+              <w:t>90-78=12</w:t>
+            </w:r>
+          </w:p>
+        </w:tc>
+      </w:tr>
+      <w:tr>
+        <w:tc>
+          <w:tcPr>
+            <w:tcW w:type="dxa" w:w="1987"/>
+          </w:tcPr>
+          <w:p>
+            <w:pPr>
+              <w:jc w:val="left"/>
+            </w:pPr>
+            <w:r>
+              <w:rPr>
+                <w:rFonts w:ascii="TimeNewRoman" w:hAnsi="TimeNewRoman"/>
+                <w:sz w:val="30"/>
+              </w:rPr>
+              <w:t>8+11=19</w:t>
+            </w:r>
+          </w:p>
+        </w:tc>
+        <w:tc>
+          <w:tcPr>
+            <w:tcW w:type="dxa" w:w="1987"/>
+          </w:tcPr>
+          <w:p>
+            <w:pPr>
+              <w:jc w:val="left"/>
+            </w:pPr>
+            <w:r>
+              <w:rPr>
+                <w:rFonts w:ascii="TimeNewRoman" w:hAnsi="TimeNewRoman"/>
+                <w:sz w:val="30"/>
+              </w:rPr>
+              <w:t>53+37=90</w:t>
+            </w:r>
+          </w:p>
+        </w:tc>
+        <w:tc>
+          <w:tcPr>
+            <w:tcW w:type="dxa" w:w="1987"/>
+          </w:tcPr>
+          <w:p>
+            <w:pPr>
+              <w:jc w:val="left"/>
+            </w:pPr>
+            <w:r>
+              <w:rPr>
+                <w:rFonts w:ascii="TimeNewRoman" w:hAnsi="TimeNewRoman"/>
+                <w:sz w:val="30"/>
+              </w:rPr>
+              <w:t>38-1=37</w:t>
+            </w:r>
+          </w:p>
+        </w:tc>
+        <w:tc>
+          <w:tcPr>
+            <w:tcW w:type="dxa" w:w="1987"/>
+          </w:tcPr>
+          <w:p>
+            <w:pPr>
+              <w:jc w:val="left"/>
+            </w:pPr>
+            <w:r>
+              <w:rPr>
+                <w:rFonts w:ascii="TimeNewRoman" w:hAnsi="TimeNewRoman"/>
+                <w:sz w:val="30"/>
+              </w:rPr>
+              <w:t>52+5=57</w:t>
+            </w:r>
+          </w:p>
+        </w:tc>
+        <w:tc>
+          <w:tcPr>
+            <w:tcW w:type="dxa" w:w="1987"/>
+          </w:tcPr>
+          <w:p>
+            <w:pPr>
+              <w:jc w:val="left"/>
+            </w:pPr>
+            <w:r>
+              <w:rPr>
+                <w:rFonts w:ascii="TimeNewRoman" w:hAnsi="TimeNewRoman"/>
+                <w:sz w:val="30"/>
+              </w:rPr>
+              <w:t>42+33=75</w:t>
+            </w:r>
+          </w:p>
+        </w:tc>
+      </w:tr>
+      <w:tr>
+        <w:tc>
+          <w:tcPr>
+            <w:tcW w:type="dxa" w:w="1987"/>
+          </w:tcPr>
+          <w:p>
+            <w:pPr>
+              <w:jc w:val="left"/>
+            </w:pPr>
+            <w:r>
+              <w:rPr>
+                <w:rFonts w:ascii="TimeNewRoman" w:hAnsi="TimeNewRoman"/>
+                <w:sz w:val="30"/>
+              </w:rPr>
+              <w:t>92-8=84</w:t>
+            </w:r>
+          </w:p>
+        </w:tc>
+        <w:tc>
+          <w:tcPr>
+            <w:tcW w:type="dxa" w:w="1987"/>
+          </w:tcPr>
+          <w:p>
+            <w:pPr>
+              <w:jc w:val="left"/>
+            </w:pPr>
+            <w:r>
+              <w:rPr>
+                <w:rFonts w:ascii="TimeNewRoman" w:hAnsi="TimeNewRoman"/>
+                <w:sz w:val="30"/>
+              </w:rPr>
+              <w:t>18+47=65</w:t>
+            </w:r>
+          </w:p>
+        </w:tc>
+        <w:tc>
+          <w:tcPr>
+            <w:tcW w:type="dxa" w:w="1987"/>
+          </w:tcPr>
+          <w:p>
+            <w:pPr>
+              <w:jc w:val="left"/>
+            </w:pPr>
+            <w:r>
+              <w:rPr>
+                <w:rFonts w:ascii="TimeNewRoman" w:hAnsi="TimeNewRoman"/>
+                <w:sz w:val="30"/>
+              </w:rPr>
+              <w:t>99-69=30</w:t>
+            </w:r>
+          </w:p>
+        </w:tc>
+        <w:tc>
+          <w:tcPr>
+            <w:tcW w:type="dxa" w:w="1987"/>
+          </w:tcPr>
+          <w:p>
+            <w:pPr>
+              <w:jc w:val="left"/>
+            </w:pPr>
+            <w:r>
+              <w:rPr>
+                <w:rFonts w:ascii="TimeNewRoman" w:hAnsi="TimeNewRoman"/>
+                <w:sz w:val="30"/>
+              </w:rPr>
+              <w:t>94-7=87</w:t>
+            </w:r>
+          </w:p>
+        </w:tc>
+        <w:tc>
+          <w:tcPr>
+            <w:tcW w:type="dxa" w:w="1987"/>
+          </w:tcPr>
+          <w:p>
+            <w:pPr>
+              <w:jc w:val="left"/>
+            </w:pPr>
+            <w:r>
+              <w:rPr>
+                <w:rFonts w:ascii="TimeNewRoman" w:hAnsi="TimeNewRoman"/>
+                <w:sz w:val="30"/>
+              </w:rPr>
+              <w:t>94-30=64</w:t>
+            </w:r>
+          </w:p>
+        </w:tc>
+      </w:tr>
+      <w:tr>
+        <w:tc>
+          <w:tcPr>
+            <w:tcW w:type="dxa" w:w="1987"/>
+          </w:tcPr>
+          <w:p>
+            <w:pPr>
+              <w:jc w:val="left"/>
+            </w:pPr>
+            <w:r>
+              <w:rPr>
+                <w:rFonts w:ascii="TimeNewRoman" w:hAnsi="TimeNewRoman"/>
+                <w:sz w:val="30"/>
+              </w:rPr>
+              <w:t>39-35=4</w:t>
+            </w:r>
+          </w:p>
+        </w:tc>
+        <w:tc>
+          <w:tcPr>
+            <w:tcW w:type="dxa" w:w="1987"/>
+          </w:tcPr>
+          <w:p>
+            <w:pPr>
+              <w:jc w:val="left"/>
+            </w:pPr>
+            <w:r>
+              <w:rPr>
+                <w:rFonts w:ascii="TimeNewRoman" w:hAnsi="TimeNewRoman"/>
+                <w:sz w:val="30"/>
+              </w:rPr>
+              <w:t>39+57=96</w:t>
+            </w:r>
+          </w:p>
+        </w:tc>
+        <w:tc>
+          <w:tcPr>
+            <w:tcW w:type="dxa" w:w="1987"/>
+          </w:tcPr>
+          <w:p>
+            <w:pPr>
+              <w:jc w:val="left"/>
+            </w:pPr>
+            <w:r>
+              <w:rPr>
+                <w:rFonts w:ascii="TimeNewRoman" w:hAnsi="TimeNewRoman"/>
+                <w:sz w:val="30"/>
+              </w:rPr>
+              <w:t>1+15=16</w:t>
+            </w:r>
+          </w:p>
+        </w:tc>
+        <w:tc>
+          <w:tcPr>
+            <w:tcW w:type="dxa" w:w="1987"/>
+          </w:tcPr>
+          <w:p>
+            <w:pPr>
+              <w:jc w:val="left"/>
+            </w:pPr>
+            <w:r>
+              <w:rPr>
+                <w:rFonts w:ascii="TimeNewRoman" w:hAnsi="TimeNewRoman"/>
+                <w:sz w:val="30"/>
+              </w:rPr>
+              <w:t>7+6=13</w:t>
+            </w:r>
+          </w:p>
+        </w:tc>
+        <w:tc>
+          <w:tcPr>
+            <w:tcW w:type="dxa" w:w="1987"/>
+          </w:tcPr>
+          <w:p>
+            <w:pPr>
+              <w:jc w:val="left"/>
+            </w:pPr>
+            <w:r>
+              <w:rPr>
+                <w:rFonts w:ascii="TimeNewRoman" w:hAnsi="TimeNewRoman"/>
+                <w:sz w:val="30"/>
+              </w:rPr>
+              <w:t>28+52=80</w:t>
+            </w:r>
+          </w:p>
+        </w:tc>
+      </w:tr>
+      <w:tr>
+        <w:tc>
+          <w:tcPr>
+            <w:tcW w:type="dxa" w:w="1987"/>
+          </w:tcPr>
+          <w:p>
+            <w:pPr>
+              <w:jc w:val="left"/>
+            </w:pPr>
+            <w:r>
+              <w:rPr>
+                <w:rFonts w:ascii="TimeNewRoman" w:hAnsi="TimeNewRoman"/>
+                <w:sz w:val="30"/>
+              </w:rPr>
+              <w:t>25+72=97</w:t>
+            </w:r>
+          </w:p>
+        </w:tc>
+        <w:tc>
+          <w:tcPr>
+            <w:tcW w:type="dxa" w:w="1987"/>
+          </w:tcPr>
+          <w:p>
+            <w:pPr>
+              <w:jc w:val="left"/>
+            </w:pPr>
+            <w:r>
+              <w:rPr>
+                <w:rFonts w:ascii="TimeNewRoman" w:hAnsi="TimeNewRoman"/>
+                <w:sz w:val="30"/>
+              </w:rPr>
+              <w:t>77-72=5</w:t>
+            </w:r>
+          </w:p>
+        </w:tc>
+        <w:tc>
+          <w:tcPr>
+            <w:tcW w:type="dxa" w:w="1987"/>
+          </w:tcPr>
+          <w:p>
+            <w:pPr>
+              <w:jc w:val="left"/>
+            </w:pPr>
+            <w:r>
+              <w:rPr>
+                <w:rFonts w:ascii="TimeNewRoman" w:hAnsi="TimeNewRoman"/>
+                <w:sz w:val="30"/>
+              </w:rPr>
+              <w:t>48-26=22</w:t>
+            </w:r>
+          </w:p>
+        </w:tc>
+        <w:tc>
+          <w:tcPr>
+            <w:tcW w:type="dxa" w:w="1987"/>
+          </w:tcPr>
+          <w:p>
+            <w:pPr>
+              <w:jc w:val="left"/>
+            </w:pPr>
+            <w:r>
+              <w:rPr>
+                <w:rFonts w:ascii="TimeNewRoman" w:hAnsi="TimeNewRoman"/>
+                <w:sz w:val="30"/>
+              </w:rPr>
+              <w:t>56+17=73</w:t>
+            </w:r>
+          </w:p>
+        </w:tc>
+        <w:tc>
+          <w:tcPr>
+            <w:tcW w:type="dxa" w:w="1987"/>
+          </w:tcPr>
+          <w:p>
+            <w:pPr>
+              <w:jc w:val="left"/>
+            </w:pPr>
+            <w:r>
+              <w:rPr>
+                <w:rFonts w:ascii="TimeNewRoman" w:hAnsi="TimeNewRoman"/>
+                <w:sz w:val="30"/>
+              </w:rPr>
+              <w:t>9+68=77</w:t>
+            </w:r>
+          </w:p>
+        </w:tc>
+      </w:tr>
+      <w:tr>
+        <w:tc>
+          <w:tcPr>
+            <w:tcW w:type="dxa" w:w="1987"/>
+          </w:tcPr>
+          <w:p>
+            <w:pPr>
+              <w:jc w:val="left"/>
+            </w:pPr>
+            <w:r>
+              <w:rPr>
+                <w:rFonts w:ascii="TimeNewRoman" w:hAnsi="TimeNewRoman"/>
+                <w:sz w:val="30"/>
+              </w:rPr>
+              <w:t>47+42=89</w:t>
+            </w:r>
+          </w:p>
+        </w:tc>
+        <w:tc>
+          <w:tcPr>
+            <w:tcW w:type="dxa" w:w="1987"/>
+          </w:tcPr>
+          <w:p>
+            <w:pPr>
+              <w:jc w:val="left"/>
+            </w:pPr>
+            <w:r>
+              <w:rPr>
+                <w:rFonts w:ascii="TimeNewRoman" w:hAnsi="TimeNewRoman"/>
+                <w:sz w:val="30"/>
+              </w:rPr>
+              <w:t>76+3=79</w:t>
+            </w:r>
+          </w:p>
+        </w:tc>
+        <w:tc>
+          <w:tcPr>
+            <w:tcW w:type="dxa" w:w="1987"/>
+          </w:tcPr>
+          <w:p>
+            <w:pPr>
+              <w:jc w:val="left"/>
+            </w:pPr>
+            <w:r>
+              <w:rPr>
+                <w:rFonts w:ascii="TimeNewRoman" w:hAnsi="TimeNewRoman"/>
+                <w:sz w:val="30"/>
+              </w:rPr>
+              <w:t>96-43=53</w:t>
+            </w:r>
+          </w:p>
+        </w:tc>
+        <w:tc>
+          <w:tcPr>
+            <w:tcW w:type="dxa" w:w="1987"/>
+          </w:tcPr>
+          <w:p>
+            <w:pPr>
+              <w:jc w:val="left"/>
+            </w:pPr>
+            <w:r>
+              <w:rPr>
+                <w:rFonts w:ascii="TimeNewRoman" w:hAnsi="TimeNewRoman"/>
+                <w:sz w:val="30"/>
+              </w:rPr>
+              <w:t>92-79=13</w:t>
+            </w:r>
+          </w:p>
+        </w:tc>
+        <w:tc>
+          <w:tcPr>
+            <w:tcW w:type="dxa" w:w="1987"/>
+          </w:tcPr>
+          <w:p>
+            <w:pPr>
+              <w:jc w:val="left"/>
+            </w:pPr>
+            <w:r>
+              <w:rPr>
+                <w:rFonts w:ascii="TimeNewRoman" w:hAnsi="TimeNewRoman"/>
+                <w:sz w:val="30"/>
+              </w:rPr>
+              <w:t>66+8=74</w:t>
             </w:r>
           </w:p>
         </w:tc>

--- a/answers-of-addition_and_subtraction_within_100.docx
+++ b/answers-of-addition_and_subtraction_within_100.docx
@@ -40,7 +40,7 @@
                 <w:rFonts w:ascii="TimeNewRoman" w:hAnsi="TimeNewRoman"/>
                 <w:sz w:val="30"/>
               </w:rPr>
-              <w:t>18+13=31</w:t>
+              <w:t>72+9=81</w:t>
             </w:r>
           </w:p>
         </w:tc>
@@ -57,7 +57,7 @@
                 <w:rFonts w:ascii="TimeNewRoman" w:hAnsi="TimeNewRoman"/>
                 <w:sz w:val="30"/>
               </w:rPr>
-              <w:t>34+27=61</w:t>
+              <w:t>72+22=94</w:t>
             </w:r>
           </w:p>
         </w:tc>
@@ -74,7 +74,7 @@
                 <w:rFonts w:ascii="TimeNewRoman" w:hAnsi="TimeNewRoman"/>
                 <w:sz w:val="30"/>
               </w:rPr>
-              <w:t>40-6=34</w:t>
+              <w:t>86-22=64</w:t>
             </w:r>
           </w:p>
         </w:tc>
@@ -91,7 +91,7 @@
                 <w:rFonts w:ascii="TimeNewRoman" w:hAnsi="TimeNewRoman"/>
                 <w:sz w:val="30"/>
               </w:rPr>
-              <w:t>37+56=93</w:t>
+              <w:t>4-4=0</w:t>
             </w:r>
           </w:p>
         </w:tc>
@@ -108,7 +108,7 @@
                 <w:rFonts w:ascii="TimeNewRoman" w:hAnsi="TimeNewRoman"/>
                 <w:sz w:val="30"/>
               </w:rPr>
-              <w:t>23+72=95</w:t>
+              <w:t>11+26=37</w:t>
             </w:r>
           </w:p>
         </w:tc>
@@ -127,7 +127,7 @@
                 <w:rFonts w:ascii="TimeNewRoman" w:hAnsi="TimeNewRoman"/>
                 <w:sz w:val="30"/>
               </w:rPr>
-              <w:t>20+24=44</w:t>
+              <w:t>80-54=26</w:t>
             </w:r>
           </w:p>
         </w:tc>
@@ -144,7 +144,7 @@
                 <w:rFonts w:ascii="TimeNewRoman" w:hAnsi="TimeNewRoman"/>
                 <w:sz w:val="30"/>
               </w:rPr>
-              <w:t>92-21=71</w:t>
+              <w:t>32-24=8</w:t>
             </w:r>
           </w:p>
         </w:tc>
@@ -161,7 +161,7 @@
                 <w:rFonts w:ascii="TimeNewRoman" w:hAnsi="TimeNewRoman"/>
                 <w:sz w:val="30"/>
               </w:rPr>
-              <w:t>75+19=94</w:t>
+              <w:t>50-31=19</w:t>
             </w:r>
           </w:p>
         </w:tc>
@@ -178,7 +178,7 @@
                 <w:rFonts w:ascii="TimeNewRoman" w:hAnsi="TimeNewRoman"/>
                 <w:sz w:val="30"/>
               </w:rPr>
-              <w:t>92-37=55</w:t>
+              <w:t>25+54=79</w:t>
             </w:r>
           </w:p>
         </w:tc>
@@ -195,7 +195,7 @@
                 <w:rFonts w:ascii="TimeNewRoman" w:hAnsi="TimeNewRoman"/>
                 <w:sz w:val="30"/>
               </w:rPr>
-              <w:t>96-46=50</w:t>
+              <w:t>66-17=49</w:t>
             </w:r>
           </w:p>
         </w:tc>
@@ -214,7 +214,7 @@
                 <w:rFonts w:ascii="TimeNewRoman" w:hAnsi="TimeNewRoman"/>
                 <w:sz w:val="30"/>
               </w:rPr>
-              <w:t>4+63=67</w:t>
+              <w:t>0+93=93</w:t>
             </w:r>
           </w:p>
         </w:tc>
@@ -231,7 +231,7 @@
                 <w:rFonts w:ascii="TimeNewRoman" w:hAnsi="TimeNewRoman"/>
                 <w:sz w:val="30"/>
               </w:rPr>
-              <w:t>92-60=32</w:t>
+              <w:t>91-34=57</w:t>
             </w:r>
           </w:p>
         </w:tc>
@@ -248,7 +248,372 @@
                 <w:rFonts w:ascii="TimeNewRoman" w:hAnsi="TimeNewRoman"/>
                 <w:sz w:val="30"/>
               </w:rPr>
-              <w:t>50-23=27</w:t>
+              <w:t>66-61=5</w:t>
+            </w:r>
+          </w:p>
+        </w:tc>
+        <w:tc>
+          <w:tcPr>
+            <w:tcW w:type="dxa" w:w="1987"/>
+          </w:tcPr>
+          <w:p>
+            <w:pPr>
+              <w:jc w:val="left"/>
+            </w:pPr>
+            <w:r>
+              <w:rPr>
+                <w:rFonts w:ascii="TimeNewRoman" w:hAnsi="TimeNewRoman"/>
+                <w:sz w:val="30"/>
+              </w:rPr>
+              <w:t>66+17=83</w:t>
+            </w:r>
+          </w:p>
+        </w:tc>
+        <w:tc>
+          <w:tcPr>
+            <w:tcW w:type="dxa" w:w="1987"/>
+          </w:tcPr>
+          <w:p>
+            <w:pPr>
+              <w:jc w:val="left"/>
+            </w:pPr>
+            <w:r>
+              <w:rPr>
+                <w:rFonts w:ascii="TimeNewRoman" w:hAnsi="TimeNewRoman"/>
+                <w:sz w:val="30"/>
+              </w:rPr>
+              <w:t>69-11=58</w:t>
+            </w:r>
+          </w:p>
+        </w:tc>
+      </w:tr>
+      <w:tr>
+        <w:tc>
+          <w:tcPr>
+            <w:tcW w:type="dxa" w:w="1987"/>
+          </w:tcPr>
+          <w:p>
+            <w:pPr>
+              <w:jc w:val="left"/>
+            </w:pPr>
+            <w:r>
+              <w:rPr>
+                <w:rFonts w:ascii="TimeNewRoman" w:hAnsi="TimeNewRoman"/>
+                <w:sz w:val="30"/>
+              </w:rPr>
+              <w:t>27+17=44</w:t>
+            </w:r>
+          </w:p>
+        </w:tc>
+        <w:tc>
+          <w:tcPr>
+            <w:tcW w:type="dxa" w:w="1987"/>
+          </w:tcPr>
+          <w:p>
+            <w:pPr>
+              <w:jc w:val="left"/>
+            </w:pPr>
+            <w:r>
+              <w:rPr>
+                <w:rFonts w:ascii="TimeNewRoman" w:hAnsi="TimeNewRoman"/>
+                <w:sz w:val="30"/>
+              </w:rPr>
+              <w:t>52+0=52</w:t>
+            </w:r>
+          </w:p>
+        </w:tc>
+        <w:tc>
+          <w:tcPr>
+            <w:tcW w:type="dxa" w:w="1987"/>
+          </w:tcPr>
+          <w:p>
+            <w:pPr>
+              <w:jc w:val="left"/>
+            </w:pPr>
+            <w:r>
+              <w:rPr>
+                <w:rFonts w:ascii="TimeNewRoman" w:hAnsi="TimeNewRoman"/>
+                <w:sz w:val="30"/>
+              </w:rPr>
+              <w:t>96-65=31</w:t>
+            </w:r>
+          </w:p>
+        </w:tc>
+        <w:tc>
+          <w:tcPr>
+            <w:tcW w:type="dxa" w:w="1987"/>
+          </w:tcPr>
+          <w:p>
+            <w:pPr>
+              <w:jc w:val="left"/>
+            </w:pPr>
+            <w:r>
+              <w:rPr>
+                <w:rFonts w:ascii="TimeNewRoman" w:hAnsi="TimeNewRoman"/>
+                <w:sz w:val="30"/>
+              </w:rPr>
+              <w:t>59+6=65</w:t>
+            </w:r>
+          </w:p>
+        </w:tc>
+        <w:tc>
+          <w:tcPr>
+            <w:tcW w:type="dxa" w:w="1987"/>
+          </w:tcPr>
+          <w:p>
+            <w:pPr>
+              <w:jc w:val="left"/>
+            </w:pPr>
+            <w:r>
+              <w:rPr>
+                <w:rFonts w:ascii="TimeNewRoman" w:hAnsi="TimeNewRoman"/>
+                <w:sz w:val="30"/>
+              </w:rPr>
+              <w:t>23+21=44</w:t>
+            </w:r>
+          </w:p>
+        </w:tc>
+      </w:tr>
+      <w:tr>
+        <w:tc>
+          <w:tcPr>
+            <w:tcW w:type="dxa" w:w="1987"/>
+          </w:tcPr>
+          <w:p>
+            <w:pPr>
+              <w:jc w:val="left"/>
+            </w:pPr>
+            <w:r>
+              <w:rPr>
+                <w:rFonts w:ascii="TimeNewRoman" w:hAnsi="TimeNewRoman"/>
+                <w:sz w:val="30"/>
+              </w:rPr>
+              <w:t>49+34=83</w:t>
+            </w:r>
+          </w:p>
+        </w:tc>
+        <w:tc>
+          <w:tcPr>
+            <w:tcW w:type="dxa" w:w="1987"/>
+          </w:tcPr>
+          <w:p>
+            <w:pPr>
+              <w:jc w:val="left"/>
+            </w:pPr>
+            <w:r>
+              <w:rPr>
+                <w:rFonts w:ascii="TimeNewRoman" w:hAnsi="TimeNewRoman"/>
+                <w:sz w:val="30"/>
+              </w:rPr>
+              <w:t>4+11=15</w:t>
+            </w:r>
+          </w:p>
+        </w:tc>
+        <w:tc>
+          <w:tcPr>
+            <w:tcW w:type="dxa" w:w="1987"/>
+          </w:tcPr>
+          <w:p>
+            <w:pPr>
+              <w:jc w:val="left"/>
+            </w:pPr>
+            <w:r>
+              <w:rPr>
+                <w:rFonts w:ascii="TimeNewRoman" w:hAnsi="TimeNewRoman"/>
+                <w:sz w:val="30"/>
+              </w:rPr>
+              <w:t>48-44=4</w:t>
+            </w:r>
+          </w:p>
+        </w:tc>
+        <w:tc>
+          <w:tcPr>
+            <w:tcW w:type="dxa" w:w="1987"/>
+          </w:tcPr>
+          <w:p>
+            <w:pPr>
+              <w:jc w:val="left"/>
+            </w:pPr>
+            <w:r>
+              <w:rPr>
+                <w:rFonts w:ascii="TimeNewRoman" w:hAnsi="TimeNewRoman"/>
+                <w:sz w:val="30"/>
+              </w:rPr>
+              <w:t>39+16=55</w:t>
+            </w:r>
+          </w:p>
+        </w:tc>
+        <w:tc>
+          <w:tcPr>
+            <w:tcW w:type="dxa" w:w="1987"/>
+          </w:tcPr>
+          <w:p>
+            <w:pPr>
+              <w:jc w:val="left"/>
+            </w:pPr>
+            <w:r>
+              <w:rPr>
+                <w:rFonts w:ascii="TimeNewRoman" w:hAnsi="TimeNewRoman"/>
+                <w:sz w:val="30"/>
+              </w:rPr>
+              <w:t>16+54=70</w:t>
+            </w:r>
+          </w:p>
+        </w:tc>
+      </w:tr>
+      <w:tr>
+        <w:tc>
+          <w:tcPr>
+            <w:tcW w:type="dxa" w:w="1987"/>
+          </w:tcPr>
+          <w:p>
+            <w:pPr>
+              <w:jc w:val="left"/>
+            </w:pPr>
+            <w:r>
+              <w:rPr>
+                <w:rFonts w:ascii="TimeNewRoman" w:hAnsi="TimeNewRoman"/>
+                <w:sz w:val="30"/>
+              </w:rPr>
+              <w:t>26+36=62</w:t>
+            </w:r>
+          </w:p>
+        </w:tc>
+        <w:tc>
+          <w:tcPr>
+            <w:tcW w:type="dxa" w:w="1987"/>
+          </w:tcPr>
+          <w:p>
+            <w:pPr>
+              <w:jc w:val="left"/>
+            </w:pPr>
+            <w:r>
+              <w:rPr>
+                <w:rFonts w:ascii="TimeNewRoman" w:hAnsi="TimeNewRoman"/>
+                <w:sz w:val="30"/>
+              </w:rPr>
+              <w:t>72+25=97</w:t>
+            </w:r>
+          </w:p>
+        </w:tc>
+        <w:tc>
+          <w:tcPr>
+            <w:tcW w:type="dxa" w:w="1987"/>
+          </w:tcPr>
+          <w:p>
+            <w:pPr>
+              <w:jc w:val="left"/>
+            </w:pPr>
+            <w:r>
+              <w:rPr>
+                <w:rFonts w:ascii="TimeNewRoman" w:hAnsi="TimeNewRoman"/>
+                <w:sz w:val="30"/>
+              </w:rPr>
+              <w:t>57+16=73</w:t>
+            </w:r>
+          </w:p>
+        </w:tc>
+        <w:tc>
+          <w:tcPr>
+            <w:tcW w:type="dxa" w:w="1987"/>
+          </w:tcPr>
+          <w:p>
+            <w:pPr>
+              <w:jc w:val="left"/>
+            </w:pPr>
+            <w:r>
+              <w:rPr>
+                <w:rFonts w:ascii="TimeNewRoman" w:hAnsi="TimeNewRoman"/>
+                <w:sz w:val="30"/>
+              </w:rPr>
+              <w:t>75-12=63</w:t>
+            </w:r>
+          </w:p>
+        </w:tc>
+        <w:tc>
+          <w:tcPr>
+            <w:tcW w:type="dxa" w:w="1987"/>
+          </w:tcPr>
+          <w:p>
+            <w:pPr>
+              <w:jc w:val="left"/>
+            </w:pPr>
+            <w:r>
+              <w:rPr>
+                <w:rFonts w:ascii="TimeNewRoman" w:hAnsi="TimeNewRoman"/>
+                <w:sz w:val="30"/>
+              </w:rPr>
+              <w:t>95-63=32</w:t>
+            </w:r>
+          </w:p>
+        </w:tc>
+      </w:tr>
+      <w:tr>
+        <w:tc>
+          <w:tcPr>
+            <w:tcW w:type="dxa" w:w="1987"/>
+          </w:tcPr>
+          <w:p>
+            <w:pPr>
+              <w:jc w:val="left"/>
+            </w:pPr>
+            <w:r>
+              <w:rPr>
+                <w:rFonts w:ascii="TimeNewRoman" w:hAnsi="TimeNewRoman"/>
+                <w:sz w:val="30"/>
+              </w:rPr>
+              <w:t>92-15=77</w:t>
+            </w:r>
+          </w:p>
+        </w:tc>
+        <w:tc>
+          <w:tcPr>
+            <w:tcW w:type="dxa" w:w="1987"/>
+          </w:tcPr>
+          <w:p>
+            <w:pPr>
+              <w:jc w:val="left"/>
+            </w:pPr>
+            <w:r>
+              <w:rPr>
+                <w:rFonts w:ascii="TimeNewRoman" w:hAnsi="TimeNewRoman"/>
+                <w:sz w:val="30"/>
+              </w:rPr>
+              <w:t>89-46=43</w:t>
+            </w:r>
+          </w:p>
+        </w:tc>
+        <w:tc>
+          <w:tcPr>
+            <w:tcW w:type="dxa" w:w="1987"/>
+          </w:tcPr>
+          <w:p>
+            <w:pPr>
+              <w:jc w:val="left"/>
+            </w:pPr>
+            <w:r>
+              <w:rPr>
+                <w:rFonts w:ascii="TimeNewRoman" w:hAnsi="TimeNewRoman"/>
+                <w:sz w:val="30"/>
+              </w:rPr>
+              <w:t>43+17=60</w:t>
+            </w:r>
+          </w:p>
+        </w:tc>
+        <w:tc>
+          <w:tcPr>
+            <w:tcW w:type="dxa" w:w="1987"/>
+          </w:tcPr>
+          <w:p>
+            <w:pPr>
+              <w:jc w:val="left"/>
+            </w:pPr>
+            <w:r>
+              <w:rPr>
+                <w:rFonts w:ascii="TimeNewRoman" w:hAnsi="TimeNewRoman"/>
+                <w:sz w:val="30"/>
+              </w:rPr>
+              <w:t>54+10=64</w:t>
             </w:r>
           </w:p>
         </w:tc>
@@ -269,23 +634,6 @@
             </w:r>
           </w:p>
         </w:tc>
-        <w:tc>
-          <w:tcPr>
-            <w:tcW w:type="dxa" w:w="1987"/>
-          </w:tcPr>
-          <w:p>
-            <w:pPr>
-              <w:jc w:val="left"/>
-            </w:pPr>
-            <w:r>
-              <w:rPr>
-                <w:rFonts w:ascii="TimeNewRoman" w:hAnsi="TimeNewRoman"/>
-                <w:sz w:val="30"/>
-              </w:rPr>
-              <w:t>34+31=65</w:t>
-            </w:r>
-          </w:p>
-        </w:tc>
       </w:tr>
       <w:tr>
         <w:tc>
@@ -301,7 +649,7 @@
                 <w:rFonts w:ascii="TimeNewRoman" w:hAnsi="TimeNewRoman"/>
                 <w:sz w:val="30"/>
               </w:rPr>
-              <w:t>46+38=84</w:t>
+              <w:t>85-40=45</w:t>
             </w:r>
           </w:p>
         </w:tc>
@@ -318,7 +666,7 @@
                 <w:rFonts w:ascii="TimeNewRoman" w:hAnsi="TimeNewRoman"/>
                 <w:sz w:val="30"/>
               </w:rPr>
-              <w:t>90-71=19</w:t>
+              <w:t>25+31=56</w:t>
             </w:r>
           </w:p>
         </w:tc>
@@ -335,7 +683,7 @@
                 <w:rFonts w:ascii="TimeNewRoman" w:hAnsi="TimeNewRoman"/>
                 <w:sz w:val="30"/>
               </w:rPr>
-              <w:t>64-7=57</w:t>
+              <w:t>95-27=68</w:t>
             </w:r>
           </w:p>
         </w:tc>
@@ -352,512 +700,7 @@
                 <w:rFonts w:ascii="TimeNewRoman" w:hAnsi="TimeNewRoman"/>
                 <w:sz w:val="30"/>
               </w:rPr>
-              <w:t>6+73=79</w:t>
-            </w:r>
-          </w:p>
-        </w:tc>
-        <w:tc>
-          <w:tcPr>
-            <w:tcW w:type="dxa" w:w="1987"/>
-          </w:tcPr>
-          <w:p>
-            <w:pPr>
-              <w:jc w:val="left"/>
-            </w:pPr>
-            <w:r>
-              <w:rPr>
-                <w:rFonts w:ascii="TimeNewRoman" w:hAnsi="TimeNewRoman"/>
-                <w:sz w:val="30"/>
-              </w:rPr>
-              <w:t>56+8=64</w:t>
-            </w:r>
-          </w:p>
-        </w:tc>
-      </w:tr>
-      <w:tr>
-        <w:tc>
-          <w:tcPr>
-            <w:tcW w:type="dxa" w:w="1987"/>
-          </w:tcPr>
-          <w:p>
-            <w:pPr>
-              <w:jc w:val="left"/>
-            </w:pPr>
-            <w:r>
-              <w:rPr>
-                <w:rFonts w:ascii="TimeNewRoman" w:hAnsi="TimeNewRoman"/>
-                <w:sz w:val="30"/>
-              </w:rPr>
-              <w:t>68-62=6</w:t>
-            </w:r>
-          </w:p>
-        </w:tc>
-        <w:tc>
-          <w:tcPr>
-            <w:tcW w:type="dxa" w:w="1987"/>
-          </w:tcPr>
-          <w:p>
-            <w:pPr>
-              <w:jc w:val="left"/>
-            </w:pPr>
-            <w:r>
-              <w:rPr>
-                <w:rFonts w:ascii="TimeNewRoman" w:hAnsi="TimeNewRoman"/>
-                <w:sz w:val="30"/>
-              </w:rPr>
-              <w:t>18+8=26</w:t>
-            </w:r>
-          </w:p>
-        </w:tc>
-        <w:tc>
-          <w:tcPr>
-            <w:tcW w:type="dxa" w:w="1987"/>
-          </w:tcPr>
-          <w:p>
-            <w:pPr>
-              <w:jc w:val="left"/>
-            </w:pPr>
-            <w:r>
-              <w:rPr>
-                <w:rFonts w:ascii="TimeNewRoman" w:hAnsi="TimeNewRoman"/>
-                <w:sz w:val="30"/>
-              </w:rPr>
-              <w:t>17+72=89</w:t>
-            </w:r>
-          </w:p>
-        </w:tc>
-        <w:tc>
-          <w:tcPr>
-            <w:tcW w:type="dxa" w:w="1987"/>
-          </w:tcPr>
-          <w:p>
-            <w:pPr>
-              <w:jc w:val="left"/>
-            </w:pPr>
-            <w:r>
-              <w:rPr>
-                <w:rFonts w:ascii="TimeNewRoman" w:hAnsi="TimeNewRoman"/>
-                <w:sz w:val="30"/>
-              </w:rPr>
-              <w:t>19-11=8</w:t>
-            </w:r>
-          </w:p>
-        </w:tc>
-        <w:tc>
-          <w:tcPr>
-            <w:tcW w:type="dxa" w:w="1987"/>
-          </w:tcPr>
-          <w:p>
-            <w:pPr>
-              <w:jc w:val="left"/>
-            </w:pPr>
-            <w:r>
-              <w:rPr>
-                <w:rFonts w:ascii="TimeNewRoman" w:hAnsi="TimeNewRoman"/>
-                <w:sz w:val="30"/>
-              </w:rPr>
-              <w:t>95-61=34</w:t>
-            </w:r>
-          </w:p>
-        </w:tc>
-      </w:tr>
-      <w:tr>
-        <w:tc>
-          <w:tcPr>
-            <w:tcW w:type="dxa" w:w="1987"/>
-          </w:tcPr>
-          <w:p>
-            <w:pPr>
-              <w:jc w:val="left"/>
-            </w:pPr>
-            <w:r>
-              <w:rPr>
-                <w:rFonts w:ascii="TimeNewRoman" w:hAnsi="TimeNewRoman"/>
-                <w:sz w:val="30"/>
-              </w:rPr>
-              <w:t>77-55=22</w:t>
-            </w:r>
-          </w:p>
-        </w:tc>
-        <w:tc>
-          <w:tcPr>
-            <w:tcW w:type="dxa" w:w="1987"/>
-          </w:tcPr>
-          <w:p>
-            <w:pPr>
-              <w:jc w:val="left"/>
-            </w:pPr>
-            <w:r>
-              <w:rPr>
-                <w:rFonts w:ascii="TimeNewRoman" w:hAnsi="TimeNewRoman"/>
-                <w:sz w:val="30"/>
-              </w:rPr>
-              <w:t>49-32=17</w:t>
-            </w:r>
-          </w:p>
-        </w:tc>
-        <w:tc>
-          <w:tcPr>
-            <w:tcW w:type="dxa" w:w="1987"/>
-          </w:tcPr>
-          <w:p>
-            <w:pPr>
-              <w:jc w:val="left"/>
-            </w:pPr>
-            <w:r>
-              <w:rPr>
-                <w:rFonts w:ascii="TimeNewRoman" w:hAnsi="TimeNewRoman"/>
-                <w:sz w:val="30"/>
-              </w:rPr>
-              <w:t>7+39=46</w:t>
-            </w:r>
-          </w:p>
-        </w:tc>
-        <w:tc>
-          <w:tcPr>
-            <w:tcW w:type="dxa" w:w="1987"/>
-          </w:tcPr>
-          <w:p>
-            <w:pPr>
-              <w:jc w:val="left"/>
-            </w:pPr>
-            <w:r>
-              <w:rPr>
-                <w:rFonts w:ascii="TimeNewRoman" w:hAnsi="TimeNewRoman"/>
-                <w:sz w:val="30"/>
-              </w:rPr>
-              <w:t>36+24=60</w:t>
-            </w:r>
-          </w:p>
-        </w:tc>
-        <w:tc>
-          <w:tcPr>
-            <w:tcW w:type="dxa" w:w="1987"/>
-          </w:tcPr>
-          <w:p>
-            <w:pPr>
-              <w:jc w:val="left"/>
-            </w:pPr>
-            <w:r>
-              <w:rPr>
-                <w:rFonts w:ascii="TimeNewRoman" w:hAnsi="TimeNewRoman"/>
-                <w:sz w:val="30"/>
-              </w:rPr>
-              <w:t>53+8=61</w:t>
-            </w:r>
-          </w:p>
-        </w:tc>
-      </w:tr>
-      <w:tr>
-        <w:tc>
-          <w:tcPr>
-            <w:tcW w:type="dxa" w:w="1987"/>
-          </w:tcPr>
-          <w:p>
-            <w:pPr>
-              <w:jc w:val="left"/>
-            </w:pPr>
-            <w:r>
-              <w:rPr>
-                <w:rFonts w:ascii="TimeNewRoman" w:hAnsi="TimeNewRoman"/>
-                <w:sz w:val="30"/>
-              </w:rPr>
-              <w:t>23+53=76</w:t>
-            </w:r>
-          </w:p>
-        </w:tc>
-        <w:tc>
-          <w:tcPr>
-            <w:tcW w:type="dxa" w:w="1987"/>
-          </w:tcPr>
-          <w:p>
-            <w:pPr>
-              <w:jc w:val="left"/>
-            </w:pPr>
-            <w:r>
-              <w:rPr>
-                <w:rFonts w:ascii="TimeNewRoman" w:hAnsi="TimeNewRoman"/>
-                <w:sz w:val="30"/>
-              </w:rPr>
-              <w:t>87+6=93</w:t>
-            </w:r>
-          </w:p>
-        </w:tc>
-        <w:tc>
-          <w:tcPr>
-            <w:tcW w:type="dxa" w:w="1987"/>
-          </w:tcPr>
-          <w:p>
-            <w:pPr>
-              <w:jc w:val="left"/>
-            </w:pPr>
-            <w:r>
-              <w:rPr>
-                <w:rFonts w:ascii="TimeNewRoman" w:hAnsi="TimeNewRoman"/>
-                <w:sz w:val="30"/>
-              </w:rPr>
-              <w:t>52+1=53</w:t>
-            </w:r>
-          </w:p>
-        </w:tc>
-        <w:tc>
-          <w:tcPr>
-            <w:tcW w:type="dxa" w:w="1987"/>
-          </w:tcPr>
-          <w:p>
-            <w:pPr>
-              <w:jc w:val="left"/>
-            </w:pPr>
-            <w:r>
-              <w:rPr>
-                <w:rFonts w:ascii="TimeNewRoman" w:hAnsi="TimeNewRoman"/>
-                <w:sz w:val="30"/>
-              </w:rPr>
-              <w:t>1+43=44</w:t>
-            </w:r>
-          </w:p>
-        </w:tc>
-        <w:tc>
-          <w:tcPr>
-            <w:tcW w:type="dxa" w:w="1987"/>
-          </w:tcPr>
-          <w:p>
-            <w:pPr>
-              <w:jc w:val="left"/>
-            </w:pPr>
-            <w:r>
-              <w:rPr>
-                <w:rFonts w:ascii="TimeNewRoman" w:hAnsi="TimeNewRoman"/>
-                <w:sz w:val="30"/>
-              </w:rPr>
-              <w:t>81+4=85</w:t>
-            </w:r>
-          </w:p>
-        </w:tc>
-      </w:tr>
-      <w:tr>
-        <w:tc>
-          <w:tcPr>
-            <w:tcW w:type="dxa" w:w="1987"/>
-          </w:tcPr>
-          <w:p>
-            <w:pPr>
-              <w:jc w:val="left"/>
-            </w:pPr>
-            <w:r>
-              <w:rPr>
-                <w:rFonts w:ascii="TimeNewRoman" w:hAnsi="TimeNewRoman"/>
-                <w:sz w:val="30"/>
-              </w:rPr>
-              <w:t>44+35=79</w:t>
-            </w:r>
-          </w:p>
-        </w:tc>
-        <w:tc>
-          <w:tcPr>
-            <w:tcW w:type="dxa" w:w="1987"/>
-          </w:tcPr>
-          <w:p>
-            <w:pPr>
-              <w:jc w:val="left"/>
-            </w:pPr>
-            <w:r>
-              <w:rPr>
-                <w:rFonts w:ascii="TimeNewRoman" w:hAnsi="TimeNewRoman"/>
-                <w:sz w:val="30"/>
-              </w:rPr>
-              <w:t>49+2=51</w:t>
-            </w:r>
-          </w:p>
-        </w:tc>
-        <w:tc>
-          <w:tcPr>
-            <w:tcW w:type="dxa" w:w="1987"/>
-          </w:tcPr>
-          <w:p>
-            <w:pPr>
-              <w:jc w:val="left"/>
-            </w:pPr>
-            <w:r>
-              <w:rPr>
-                <w:rFonts w:ascii="TimeNewRoman" w:hAnsi="TimeNewRoman"/>
-                <w:sz w:val="30"/>
-              </w:rPr>
-              <w:t>33+40=73</w:t>
-            </w:r>
-          </w:p>
-        </w:tc>
-        <w:tc>
-          <w:tcPr>
-            <w:tcW w:type="dxa" w:w="1987"/>
-          </w:tcPr>
-          <w:p>
-            <w:pPr>
-              <w:jc w:val="left"/>
-            </w:pPr>
-            <w:r>
-              <w:rPr>
-                <w:rFonts w:ascii="TimeNewRoman" w:hAnsi="TimeNewRoman"/>
-                <w:sz w:val="30"/>
-              </w:rPr>
-              <w:t>71-29=42</w:t>
-            </w:r>
-          </w:p>
-        </w:tc>
-        <w:tc>
-          <w:tcPr>
-            <w:tcW w:type="dxa" w:w="1987"/>
-          </w:tcPr>
-          <w:p>
-            <w:pPr>
-              <w:jc w:val="left"/>
-            </w:pPr>
-            <w:r>
-              <w:rPr>
-                <w:rFonts w:ascii="TimeNewRoman" w:hAnsi="TimeNewRoman"/>
-                <w:sz w:val="30"/>
-              </w:rPr>
-              <w:t>71-28=43</w:t>
-            </w:r>
-          </w:p>
-        </w:tc>
-      </w:tr>
-      <w:tr>
-        <w:tc>
-          <w:tcPr>
-            <w:tcW w:type="dxa" w:w="1987"/>
-          </w:tcPr>
-          <w:p>
-            <w:pPr>
-              <w:jc w:val="left"/>
-            </w:pPr>
-            <w:r>
-              <w:rPr>
-                <w:rFonts w:ascii="TimeNewRoman" w:hAnsi="TimeNewRoman"/>
-                <w:sz w:val="30"/>
-              </w:rPr>
-              <w:t>74-50=24</w:t>
-            </w:r>
-          </w:p>
-        </w:tc>
-        <w:tc>
-          <w:tcPr>
-            <w:tcW w:type="dxa" w:w="1987"/>
-          </w:tcPr>
-          <w:p>
-            <w:pPr>
-              <w:jc w:val="left"/>
-            </w:pPr>
-            <w:r>
-              <w:rPr>
-                <w:rFonts w:ascii="TimeNewRoman" w:hAnsi="TimeNewRoman"/>
-                <w:sz w:val="30"/>
-              </w:rPr>
-              <w:t>63+5=68</w:t>
-            </w:r>
-          </w:p>
-        </w:tc>
-        <w:tc>
-          <w:tcPr>
-            <w:tcW w:type="dxa" w:w="1987"/>
-          </w:tcPr>
-          <w:p>
-            <w:pPr>
-              <w:jc w:val="left"/>
-            </w:pPr>
-            <w:r>
-              <w:rPr>
-                <w:rFonts w:ascii="TimeNewRoman" w:hAnsi="TimeNewRoman"/>
-                <w:sz w:val="30"/>
-              </w:rPr>
-              <w:t>56-16=40</w:t>
-            </w:r>
-          </w:p>
-        </w:tc>
-        <w:tc>
-          <w:tcPr>
-            <w:tcW w:type="dxa" w:w="1987"/>
-          </w:tcPr>
-          <w:p>
-            <w:pPr>
-              <w:jc w:val="left"/>
-            </w:pPr>
-            <w:r>
-              <w:rPr>
-                <w:rFonts w:ascii="TimeNewRoman" w:hAnsi="TimeNewRoman"/>
-                <w:sz w:val="30"/>
-              </w:rPr>
-              <w:t>82-66=16</w:t>
-            </w:r>
-          </w:p>
-        </w:tc>
-        <w:tc>
-          <w:tcPr>
-            <w:tcW w:type="dxa" w:w="1987"/>
-          </w:tcPr>
-          <w:p>
-            <w:pPr>
-              <w:jc w:val="left"/>
-            </w:pPr>
-            <w:r>
-              <w:rPr>
-                <w:rFonts w:ascii="TimeNewRoman" w:hAnsi="TimeNewRoman"/>
-                <w:sz w:val="30"/>
-              </w:rPr>
-              <w:t>37+15=52</w:t>
-            </w:r>
-          </w:p>
-        </w:tc>
-      </w:tr>
-      <w:tr>
-        <w:tc>
-          <w:tcPr>
-            <w:tcW w:type="dxa" w:w="1987"/>
-          </w:tcPr>
-          <w:p>
-            <w:pPr>
-              <w:jc w:val="left"/>
-            </w:pPr>
-            <w:r>
-              <w:rPr>
-                <w:rFonts w:ascii="TimeNewRoman" w:hAnsi="TimeNewRoman"/>
-                <w:sz w:val="30"/>
-              </w:rPr>
-              <w:t>23+42=65</w:t>
-            </w:r>
-          </w:p>
-        </w:tc>
-        <w:tc>
-          <w:tcPr>
-            <w:tcW w:type="dxa" w:w="1987"/>
-          </w:tcPr>
-          <w:p>
-            <w:pPr>
-              <w:jc w:val="left"/>
-            </w:pPr>
-            <w:r>
-              <w:rPr>
-                <w:rFonts w:ascii="TimeNewRoman" w:hAnsi="TimeNewRoman"/>
-                <w:sz w:val="30"/>
-              </w:rPr>
-              <w:t>34+36=70</w:t>
-            </w:r>
-          </w:p>
-        </w:tc>
-        <w:tc>
-          <w:tcPr>
-            <w:tcW w:type="dxa" w:w="1987"/>
-          </w:tcPr>
-          <w:p>
-            <w:pPr>
-              <w:jc w:val="left"/>
-            </w:pPr>
-            <w:r>
-              <w:rPr>
-                <w:rFonts w:ascii="TimeNewRoman" w:hAnsi="TimeNewRoman"/>
-                <w:sz w:val="30"/>
-              </w:rPr>
-              <w:t>99-10=89</w:t>
+              <w:t>43+39=82</w:t>
             </w:r>
           </w:p>
         </w:tc>
@@ -878,6 +721,8 @@
             </w:r>
           </w:p>
         </w:tc>
+      </w:tr>
+      <w:tr>
         <w:tc>
           <w:tcPr>
             <w:tcW w:type="dxa" w:w="1987"/>
@@ -891,7 +736,75 @@
                 <w:rFonts w:ascii="TimeNewRoman" w:hAnsi="TimeNewRoman"/>
                 <w:sz w:val="30"/>
               </w:rPr>
-              <w:t>18+25=43</w:t>
+              <w:t>53+25=78</w:t>
+            </w:r>
+          </w:p>
+        </w:tc>
+        <w:tc>
+          <w:tcPr>
+            <w:tcW w:type="dxa" w:w="1987"/>
+          </w:tcPr>
+          <w:p>
+            <w:pPr>
+              <w:jc w:val="left"/>
+            </w:pPr>
+            <w:r>
+              <w:rPr>
+                <w:rFonts w:ascii="TimeNewRoman" w:hAnsi="TimeNewRoman"/>
+                <w:sz w:val="30"/>
+              </w:rPr>
+              <w:t>55+40=95</w:t>
+            </w:r>
+          </w:p>
+        </w:tc>
+        <w:tc>
+          <w:tcPr>
+            <w:tcW w:type="dxa" w:w="1987"/>
+          </w:tcPr>
+          <w:p>
+            <w:pPr>
+              <w:jc w:val="left"/>
+            </w:pPr>
+            <w:r>
+              <w:rPr>
+                <w:rFonts w:ascii="TimeNewRoman" w:hAnsi="TimeNewRoman"/>
+                <w:sz w:val="30"/>
+              </w:rPr>
+              <w:t>4+30=34</w:t>
+            </w:r>
+          </w:p>
+        </w:tc>
+        <w:tc>
+          <w:tcPr>
+            <w:tcW w:type="dxa" w:w="1987"/>
+          </w:tcPr>
+          <w:p>
+            <w:pPr>
+              <w:jc w:val="left"/>
+            </w:pPr>
+            <w:r>
+              <w:rPr>
+                <w:rFonts w:ascii="TimeNewRoman" w:hAnsi="TimeNewRoman"/>
+                <w:sz w:val="30"/>
+              </w:rPr>
+              <w:t>52-20=32</w:t>
+            </w:r>
+          </w:p>
+        </w:tc>
+        <w:tc>
+          <w:tcPr>
+            <w:tcW w:type="dxa" w:w="1987"/>
+          </w:tcPr>
+          <w:p>
+            <w:pPr>
+              <w:jc w:val="left"/>
+            </w:pPr>
+            <w:r>
+              <w:rPr>
+                <w:rFonts w:ascii="TimeNewRoman" w:hAnsi="TimeNewRoman"/>
+                <w:sz w:val="30"/>
+              </w:rPr>
+              <w:t>9+54=63</w:t>
             </w:r>
           </w:p>
         </w:tc>
@@ -910,7 +823,7 @@
                 <w:rFonts w:ascii="TimeNewRoman" w:hAnsi="TimeNewRoman"/>
                 <w:sz w:val="30"/>
               </w:rPr>
-              <w:t>7+18=25</w:t>
+              <w:t>95-82=13</w:t>
             </w:r>
           </w:p>
         </w:tc>
@@ -927,7 +840,7 @@
                 <w:rFonts w:ascii="TimeNewRoman" w:hAnsi="TimeNewRoman"/>
                 <w:sz w:val="30"/>
               </w:rPr>
-              <w:t>51+6=57</w:t>
+              <w:t>60-44=16</w:t>
             </w:r>
           </w:p>
         </w:tc>
@@ -944,7 +857,7 @@
                 <w:rFonts w:ascii="TimeNewRoman" w:hAnsi="TimeNewRoman"/>
                 <w:sz w:val="30"/>
               </w:rPr>
-              <w:t>90+9=99</w:t>
+              <w:t>85-24=61</w:t>
             </w:r>
           </w:p>
         </w:tc>
@@ -961,7 +874,7 @@
                 <w:rFonts w:ascii="TimeNewRoman" w:hAnsi="TimeNewRoman"/>
                 <w:sz w:val="30"/>
               </w:rPr>
-              <w:t>28+70=98</w:t>
+              <w:t>76-20=56</w:t>
             </w:r>
           </w:p>
         </w:tc>
@@ -978,7 +891,7 @@
                 <w:rFonts w:ascii="TimeNewRoman" w:hAnsi="TimeNewRoman"/>
                 <w:sz w:val="30"/>
               </w:rPr>
-              <w:t>5+63=68</w:t>
+              <w:t>44-26=18</w:t>
             </w:r>
           </w:p>
         </w:tc>
@@ -997,7 +910,7 @@
                 <w:rFonts w:ascii="TimeNewRoman" w:hAnsi="TimeNewRoman"/>
                 <w:sz w:val="30"/>
               </w:rPr>
-              <w:t>54-17=37</w:t>
+              <w:t>21-0=21</w:t>
             </w:r>
           </w:p>
         </w:tc>
@@ -1014,7 +927,7 @@
                 <w:rFonts w:ascii="TimeNewRoman" w:hAnsi="TimeNewRoman"/>
                 <w:sz w:val="30"/>
               </w:rPr>
-              <w:t>58-5=53</w:t>
+              <w:t>17+35=52</w:t>
             </w:r>
           </w:p>
         </w:tc>
@@ -1031,7 +944,7 @@
                 <w:rFonts w:ascii="TimeNewRoman" w:hAnsi="TimeNewRoman"/>
                 <w:sz w:val="30"/>
               </w:rPr>
-              <w:t>5+55=60</w:t>
+              <w:t>95-88=7</w:t>
             </w:r>
           </w:p>
         </w:tc>
@@ -1048,7 +961,7 @@
                 <w:rFonts w:ascii="TimeNewRoman" w:hAnsi="TimeNewRoman"/>
                 <w:sz w:val="30"/>
               </w:rPr>
-              <w:t>4+94=98</w:t>
+              <w:t>90-49=41</w:t>
             </w:r>
           </w:p>
         </w:tc>
@@ -1065,7 +978,7 @@
                 <w:rFonts w:ascii="TimeNewRoman" w:hAnsi="TimeNewRoman"/>
                 <w:sz w:val="30"/>
               </w:rPr>
-              <w:t>90+1=91</w:t>
+              <w:t>76+8=84</w:t>
             </w:r>
           </w:p>
         </w:tc>
@@ -1084,7 +997,7 @@
                 <w:rFonts w:ascii="TimeNewRoman" w:hAnsi="TimeNewRoman"/>
                 <w:sz w:val="30"/>
               </w:rPr>
-              <w:t>97-33=64</w:t>
+              <w:t>86-51=35</w:t>
             </w:r>
           </w:p>
         </w:tc>
@@ -1101,7 +1014,7 @@
                 <w:rFonts w:ascii="TimeNewRoman" w:hAnsi="TimeNewRoman"/>
                 <w:sz w:val="30"/>
               </w:rPr>
-              <w:t>66-42=24</w:t>
+              <w:t>13+25=38</w:t>
             </w:r>
           </w:p>
         </w:tc>
@@ -1118,7 +1031,7 @@
                 <w:rFonts w:ascii="TimeNewRoman" w:hAnsi="TimeNewRoman"/>
                 <w:sz w:val="30"/>
               </w:rPr>
-              <w:t>13+68=81</w:t>
+              <w:t>43-15=28</w:t>
             </w:r>
           </w:p>
         </w:tc>
@@ -1135,7 +1048,7 @@
                 <w:rFonts w:ascii="TimeNewRoman" w:hAnsi="TimeNewRoman"/>
                 <w:sz w:val="30"/>
               </w:rPr>
-              <w:t>7+30=37</w:t>
+              <w:t>69+18=87</w:t>
             </w:r>
           </w:p>
         </w:tc>
@@ -1152,7 +1065,7 @@
                 <w:rFonts w:ascii="TimeNewRoman" w:hAnsi="TimeNewRoman"/>
                 <w:sz w:val="30"/>
               </w:rPr>
-              <w:t>38+54=92</w:t>
+              <w:t>56-26=30</w:t>
             </w:r>
           </w:p>
         </w:tc>
@@ -1171,7 +1084,7 @@
                 <w:rFonts w:ascii="TimeNewRoman" w:hAnsi="TimeNewRoman"/>
                 <w:sz w:val="30"/>
               </w:rPr>
-              <w:t>92-45=47</w:t>
+              <w:t>62+12=74</w:t>
             </w:r>
           </w:p>
         </w:tc>
@@ -1188,7 +1101,7 @@
                 <w:rFonts w:ascii="TimeNewRoman" w:hAnsi="TimeNewRoman"/>
                 <w:sz w:val="30"/>
               </w:rPr>
-              <w:t>12+26=38</w:t>
+              <w:t>68+7=75</w:t>
             </w:r>
           </w:p>
         </w:tc>
@@ -1205,7 +1118,7 @@
                 <w:rFonts w:ascii="TimeNewRoman" w:hAnsi="TimeNewRoman"/>
                 <w:sz w:val="30"/>
               </w:rPr>
-              <w:t>22+53=75</w:t>
+              <w:t>71+9=80</w:t>
             </w:r>
           </w:p>
         </w:tc>
@@ -1222,7 +1135,7 @@
                 <w:rFonts w:ascii="TimeNewRoman" w:hAnsi="TimeNewRoman"/>
                 <w:sz w:val="30"/>
               </w:rPr>
-              <w:t>46+17=63</w:t>
+              <w:t>11+82=93</w:t>
             </w:r>
           </w:p>
         </w:tc>
@@ -1239,7 +1152,7 @@
                 <w:rFonts w:ascii="TimeNewRoman" w:hAnsi="TimeNewRoman"/>
                 <w:sz w:val="30"/>
               </w:rPr>
-              <w:t>15+46=61</w:t>
+              <w:t>31-2=29</w:t>
             </w:r>
           </w:p>
         </w:tc>
@@ -1258,7 +1171,7 @@
                 <w:rFonts w:ascii="TimeNewRoman" w:hAnsi="TimeNewRoman"/>
                 <w:sz w:val="30"/>
               </w:rPr>
-              <w:t>50+35=85</w:t>
+              <w:t>49+8=57</w:t>
             </w:r>
           </w:p>
         </w:tc>
@@ -1275,7 +1188,7 @@
                 <w:rFonts w:ascii="TimeNewRoman" w:hAnsi="TimeNewRoman"/>
                 <w:sz w:val="30"/>
               </w:rPr>
-              <w:t>25+25=50</w:t>
+              <w:t>91-52=39</w:t>
             </w:r>
           </w:p>
         </w:tc>
@@ -1292,7 +1205,7 @@
                 <w:rFonts w:ascii="TimeNewRoman" w:hAnsi="TimeNewRoman"/>
                 <w:sz w:val="30"/>
               </w:rPr>
-              <w:t>78+0=78</w:t>
+              <w:t>44+39=83</w:t>
             </w:r>
           </w:p>
         </w:tc>
@@ -1309,7 +1222,7 @@
                 <w:rFonts w:ascii="TimeNewRoman" w:hAnsi="TimeNewRoman"/>
                 <w:sz w:val="30"/>
               </w:rPr>
-              <w:t>77-4=73</w:t>
+              <w:t>8+42=50</w:t>
             </w:r>
           </w:p>
         </w:tc>
@@ -1326,7 +1239,7 @@
                 <w:rFonts w:ascii="TimeNewRoman" w:hAnsi="TimeNewRoman"/>
                 <w:sz w:val="30"/>
               </w:rPr>
-              <w:t>90-78=12</w:t>
+              <w:t>43-29=14</w:t>
             </w:r>
           </w:p>
         </w:tc>
@@ -1345,7 +1258,7 @@
                 <w:rFonts w:ascii="TimeNewRoman" w:hAnsi="TimeNewRoman"/>
                 <w:sz w:val="30"/>
               </w:rPr>
-              <w:t>8+11=19</w:t>
+              <w:t>37-3=34</w:t>
             </w:r>
           </w:p>
         </w:tc>
@@ -1362,7 +1275,7 @@
                 <w:rFonts w:ascii="TimeNewRoman" w:hAnsi="TimeNewRoman"/>
                 <w:sz w:val="30"/>
               </w:rPr>
-              <w:t>53+37=90</w:t>
+              <w:t>13+73=86</w:t>
             </w:r>
           </w:p>
         </w:tc>
@@ -1379,7 +1292,7 @@
                 <w:rFonts w:ascii="TimeNewRoman" w:hAnsi="TimeNewRoman"/>
                 <w:sz w:val="30"/>
               </w:rPr>
-              <w:t>38-1=37</w:t>
+              <w:t>43+32=75</w:t>
             </w:r>
           </w:p>
         </w:tc>
@@ -1396,7 +1309,7 @@
                 <w:rFonts w:ascii="TimeNewRoman" w:hAnsi="TimeNewRoman"/>
                 <w:sz w:val="30"/>
               </w:rPr>
-              <w:t>52+5=57</w:t>
+              <w:t>19+51=70</w:t>
             </w:r>
           </w:p>
         </w:tc>
@@ -1413,7 +1326,7 @@
                 <w:rFonts w:ascii="TimeNewRoman" w:hAnsi="TimeNewRoman"/>
                 <w:sz w:val="30"/>
               </w:rPr>
-              <w:t>42+33=75</w:t>
+              <w:t>24-10=14</w:t>
             </w:r>
           </w:p>
         </w:tc>
@@ -1432,7 +1345,7 @@
                 <w:rFonts w:ascii="TimeNewRoman" w:hAnsi="TimeNewRoman"/>
                 <w:sz w:val="30"/>
               </w:rPr>
-              <w:t>92-8=84</w:t>
+              <w:t>36+13=49</w:t>
             </w:r>
           </w:p>
         </w:tc>
@@ -1449,7 +1362,7 @@
                 <w:rFonts w:ascii="TimeNewRoman" w:hAnsi="TimeNewRoman"/>
                 <w:sz w:val="30"/>
               </w:rPr>
-              <w:t>18+47=65</w:t>
+              <w:t>75-27=48</w:t>
             </w:r>
           </w:p>
         </w:tc>
@@ -1466,7 +1379,7 @@
                 <w:rFonts w:ascii="TimeNewRoman" w:hAnsi="TimeNewRoman"/>
                 <w:sz w:val="30"/>
               </w:rPr>
-              <w:t>99-69=30</w:t>
+              <w:t>89-14=75</w:t>
             </w:r>
           </w:p>
         </w:tc>
@@ -1483,7 +1396,7 @@
                 <w:rFonts w:ascii="TimeNewRoman" w:hAnsi="TimeNewRoman"/>
                 <w:sz w:val="30"/>
               </w:rPr>
-              <w:t>94-7=87</w:t>
+              <w:t>13+47=60</w:t>
             </w:r>
           </w:p>
         </w:tc>
@@ -1500,7 +1413,7 @@
                 <w:rFonts w:ascii="TimeNewRoman" w:hAnsi="TimeNewRoman"/>
                 <w:sz w:val="30"/>
               </w:rPr>
-              <w:t>94-30=64</w:t>
+              <w:t>29-10=19</w:t>
             </w:r>
           </w:p>
         </w:tc>
@@ -1519,7 +1432,7 @@
                 <w:rFonts w:ascii="TimeNewRoman" w:hAnsi="TimeNewRoman"/>
                 <w:sz w:val="30"/>
               </w:rPr>
-              <w:t>39-35=4</w:t>
+              <w:t>77-50=27</w:t>
             </w:r>
           </w:p>
         </w:tc>
@@ -1536,7 +1449,7 @@
                 <w:rFonts w:ascii="TimeNewRoman" w:hAnsi="TimeNewRoman"/>
                 <w:sz w:val="30"/>
               </w:rPr>
-              <w:t>39+57=96</w:t>
+              <w:t>61-39=22</w:t>
             </w:r>
           </w:p>
         </w:tc>
@@ -1553,7 +1466,7 @@
                 <w:rFonts w:ascii="TimeNewRoman" w:hAnsi="TimeNewRoman"/>
                 <w:sz w:val="30"/>
               </w:rPr>
-              <w:t>1+15=16</w:t>
+              <w:t>30+66=96</w:t>
             </w:r>
           </w:p>
         </w:tc>
@@ -1570,7 +1483,7 @@
                 <w:rFonts w:ascii="TimeNewRoman" w:hAnsi="TimeNewRoman"/>
                 <w:sz w:val="30"/>
               </w:rPr>
-              <w:t>7+6=13</w:t>
+              <w:t>35+5=40</w:t>
             </w:r>
           </w:p>
         </w:tc>
@@ -1587,7 +1500,7 @@
                 <w:rFonts w:ascii="TimeNewRoman" w:hAnsi="TimeNewRoman"/>
                 <w:sz w:val="30"/>
               </w:rPr>
-              <w:t>28+52=80</w:t>
+              <w:t>47+45=92</w:t>
             </w:r>
           </w:p>
         </w:tc>
@@ -1606,7 +1519,7 @@
                 <w:rFonts w:ascii="TimeNewRoman" w:hAnsi="TimeNewRoman"/>
                 <w:sz w:val="30"/>
               </w:rPr>
-              <w:t>25+72=97</w:t>
+              <w:t>25+63=88</w:t>
             </w:r>
           </w:p>
         </w:tc>
@@ -1623,7 +1536,7 @@
                 <w:rFonts w:ascii="TimeNewRoman" w:hAnsi="TimeNewRoman"/>
                 <w:sz w:val="30"/>
               </w:rPr>
-              <w:t>77-72=5</w:t>
+              <w:t>4+64=68</w:t>
             </w:r>
           </w:p>
         </w:tc>
@@ -1640,7 +1553,7 @@
                 <w:rFonts w:ascii="TimeNewRoman" w:hAnsi="TimeNewRoman"/>
                 <w:sz w:val="30"/>
               </w:rPr>
-              <w:t>48-26=22</w:t>
+              <w:t>25-13=12</w:t>
             </w:r>
           </w:p>
         </w:tc>
@@ -1657,7 +1570,7 @@
                 <w:rFonts w:ascii="TimeNewRoman" w:hAnsi="TimeNewRoman"/>
                 <w:sz w:val="30"/>
               </w:rPr>
-              <w:t>56+17=73</w:t>
+              <w:t>32+33=65</w:t>
             </w:r>
           </w:p>
         </w:tc>
@@ -1674,7 +1587,7 @@
                 <w:rFonts w:ascii="TimeNewRoman" w:hAnsi="TimeNewRoman"/>
                 <w:sz w:val="30"/>
               </w:rPr>
-              <w:t>9+68=77</w:t>
+              <w:t>31+46=77</w:t>
             </w:r>
           </w:p>
         </w:tc>
@@ -1693,7 +1606,7 @@
                 <w:rFonts w:ascii="TimeNewRoman" w:hAnsi="TimeNewRoman"/>
                 <w:sz w:val="30"/>
               </w:rPr>
-              <w:t>47+42=89</w:t>
+              <w:t>57-10=47</w:t>
             </w:r>
           </w:p>
         </w:tc>
@@ -1710,7 +1623,7 @@
                 <w:rFonts w:ascii="TimeNewRoman" w:hAnsi="TimeNewRoman"/>
                 <w:sz w:val="30"/>
               </w:rPr>
-              <w:t>76+3=79</w:t>
+              <w:t>50-38=12</w:t>
             </w:r>
           </w:p>
         </w:tc>
@@ -1727,7 +1640,7 @@
                 <w:rFonts w:ascii="TimeNewRoman" w:hAnsi="TimeNewRoman"/>
                 <w:sz w:val="30"/>
               </w:rPr>
-              <w:t>96-43=53</w:t>
+              <w:t>0+67=67</w:t>
             </w:r>
           </w:p>
         </w:tc>
@@ -1744,7 +1657,7 @@
                 <w:rFonts w:ascii="TimeNewRoman" w:hAnsi="TimeNewRoman"/>
                 <w:sz w:val="30"/>
               </w:rPr>
-              <w:t>92-79=13</w:t>
+              <w:t>40-11=29</w:t>
             </w:r>
           </w:p>
         </w:tc>
@@ -1761,7 +1674,94 @@
                 <w:rFonts w:ascii="TimeNewRoman" w:hAnsi="TimeNewRoman"/>
                 <w:sz w:val="30"/>
               </w:rPr>
-              <w:t>66+8=74</w:t>
+              <w:t>80+7=87</w:t>
+            </w:r>
+          </w:p>
+        </w:tc>
+      </w:tr>
+      <w:tr>
+        <w:tc>
+          <w:tcPr>
+            <w:tcW w:type="dxa" w:w="1987"/>
+          </w:tcPr>
+          <w:p>
+            <w:pPr>
+              <w:jc w:val="left"/>
+            </w:pPr>
+            <w:r>
+              <w:rPr>
+                <w:rFonts w:ascii="TimeNewRoman" w:hAnsi="TimeNewRoman"/>
+                <w:sz w:val="30"/>
+              </w:rPr>
+              <w:t>69+8=77</w:t>
+            </w:r>
+          </w:p>
+        </w:tc>
+        <w:tc>
+          <w:tcPr>
+            <w:tcW w:type="dxa" w:w="1987"/>
+          </w:tcPr>
+          <w:p>
+            <w:pPr>
+              <w:jc w:val="left"/>
+            </w:pPr>
+            <w:r>
+              <w:rPr>
+                <w:rFonts w:ascii="TimeNewRoman" w:hAnsi="TimeNewRoman"/>
+                <w:sz w:val="30"/>
+              </w:rPr>
+              <w:t>22+18=40</w:t>
+            </w:r>
+          </w:p>
+        </w:tc>
+        <w:tc>
+          <w:tcPr>
+            <w:tcW w:type="dxa" w:w="1987"/>
+          </w:tcPr>
+          <w:p>
+            <w:pPr>
+              <w:jc w:val="left"/>
+            </w:pPr>
+            <w:r>
+              <w:rPr>
+                <w:rFonts w:ascii="TimeNewRoman" w:hAnsi="TimeNewRoman"/>
+                <w:sz w:val="30"/>
+              </w:rPr>
+              <w:t>3-1=2</w:t>
+            </w:r>
+          </w:p>
+        </w:tc>
+        <w:tc>
+          <w:tcPr>
+            <w:tcW w:type="dxa" w:w="1987"/>
+          </w:tcPr>
+          <w:p>
+            <w:pPr>
+              <w:jc w:val="left"/>
+            </w:pPr>
+            <w:r>
+              <w:rPr>
+                <w:rFonts w:ascii="TimeNewRoman" w:hAnsi="TimeNewRoman"/>
+                <w:sz w:val="30"/>
+              </w:rPr>
+              <w:t>91-30=61</w:t>
+            </w:r>
+          </w:p>
+        </w:tc>
+        <w:tc>
+          <w:tcPr>
+            <w:tcW w:type="dxa" w:w="1987"/>
+          </w:tcPr>
+          <w:p>
+            <w:pPr>
+              <w:jc w:val="left"/>
+            </w:pPr>
+            <w:r>
+              <w:rPr>
+                <w:rFonts w:ascii="TimeNewRoman" w:hAnsi="TimeNewRoman"/>
+                <w:sz w:val="30"/>
+              </w:rPr>
+              <w:t>85-84=1</w:t>
             </w:r>
           </w:p>
         </w:tc>

--- a/answers-of-addition_and_subtraction_within_100.docx
+++ b/answers-of-addition_and_subtraction_within_100.docx
@@ -11,7 +11,7 @@
           <w:rFonts w:ascii="Arial" w:hAnsi="Arial"/>
           <w:sz w:val="30"/>
         </w:rPr>
-        <w:t>2026-09-17 Thursday</w:t>
+        <w:t>2026-09-18 Friday</w:t>
       </w:r>
     </w:p>
     <w:tbl>
@@ -40,7 +40,7 @@
                 <w:rFonts w:ascii="TimeNewRoman" w:hAnsi="TimeNewRoman"/>
                 <w:sz w:val="30"/>
               </w:rPr>
-              <w:t>72+9=81</w:t>
+              <w:t>92-2=90</w:t>
             </w:r>
           </w:p>
         </w:tc>
@@ -57,7 +57,7 @@
                 <w:rFonts w:ascii="TimeNewRoman" w:hAnsi="TimeNewRoman"/>
                 <w:sz w:val="30"/>
               </w:rPr>
-              <w:t>72+22=94</w:t>
+              <w:t>41-37=4</w:t>
             </w:r>
           </w:p>
         </w:tc>
@@ -74,7 +74,7 @@
                 <w:rFonts w:ascii="TimeNewRoman" w:hAnsi="TimeNewRoman"/>
                 <w:sz w:val="30"/>
               </w:rPr>
-              <w:t>86-22=64</w:t>
+              <w:t>31+23=54</w:t>
             </w:r>
           </w:p>
         </w:tc>
@@ -91,7 +91,7 @@
                 <w:rFonts w:ascii="TimeNewRoman" w:hAnsi="TimeNewRoman"/>
                 <w:sz w:val="30"/>
               </w:rPr>
-              <w:t>4-4=0</w:t>
+              <w:t>60-59=1</w:t>
             </w:r>
           </w:p>
         </w:tc>
@@ -108,7 +108,7 @@
                 <w:rFonts w:ascii="TimeNewRoman" w:hAnsi="TimeNewRoman"/>
                 <w:sz w:val="30"/>
               </w:rPr>
-              <w:t>11+26=37</w:t>
+              <w:t>61-8=53</w:t>
             </w:r>
           </w:p>
         </w:tc>
@@ -127,7 +127,7 @@
                 <w:rFonts w:ascii="TimeNewRoman" w:hAnsi="TimeNewRoman"/>
                 <w:sz w:val="30"/>
               </w:rPr>
-              <w:t>80-54=26</w:t>
+              <w:t>6+92=98</w:t>
             </w:r>
           </w:p>
         </w:tc>
@@ -144,7 +144,7 @@
                 <w:rFonts w:ascii="TimeNewRoman" w:hAnsi="TimeNewRoman"/>
                 <w:sz w:val="30"/>
               </w:rPr>
-              <w:t>32-24=8</w:t>
+              <w:t>30+68=98</w:t>
             </w:r>
           </w:p>
         </w:tc>
@@ -161,7 +161,7 @@
                 <w:rFonts w:ascii="TimeNewRoman" w:hAnsi="TimeNewRoman"/>
                 <w:sz w:val="30"/>
               </w:rPr>
-              <w:t>50-31=19</w:t>
+              <w:t>95-73=22</w:t>
             </w:r>
           </w:p>
         </w:tc>
@@ -178,7 +178,7 @@
                 <w:rFonts w:ascii="TimeNewRoman" w:hAnsi="TimeNewRoman"/>
                 <w:sz w:val="30"/>
               </w:rPr>
-              <w:t>25+54=79</w:t>
+              <w:t>11+68=79</w:t>
             </w:r>
           </w:p>
         </w:tc>
@@ -195,7 +195,7 @@
                 <w:rFonts w:ascii="TimeNewRoman" w:hAnsi="TimeNewRoman"/>
                 <w:sz w:val="30"/>
               </w:rPr>
-              <w:t>66-17=49</w:t>
+              <w:t>24+40=64</w:t>
             </w:r>
           </w:p>
         </w:tc>
@@ -214,7 +214,7 @@
                 <w:rFonts w:ascii="TimeNewRoman" w:hAnsi="TimeNewRoman"/>
                 <w:sz w:val="30"/>
               </w:rPr>
-              <w:t>0+93=93</w:t>
+              <w:t>76-17=59</w:t>
             </w:r>
           </w:p>
         </w:tc>
@@ -231,7 +231,7 @@
                 <w:rFonts w:ascii="TimeNewRoman" w:hAnsi="TimeNewRoman"/>
                 <w:sz w:val="30"/>
               </w:rPr>
-              <w:t>91-34=57</w:t>
+              <w:t>60+37=97</w:t>
             </w:r>
           </w:p>
         </w:tc>
@@ -248,7 +248,7 @@
                 <w:rFonts w:ascii="TimeNewRoman" w:hAnsi="TimeNewRoman"/>
                 <w:sz w:val="30"/>
               </w:rPr>
-              <w:t>66-61=5</w:t>
+              <w:t>54-48=6</w:t>
             </w:r>
           </w:p>
         </w:tc>
@@ -265,7 +265,7 @@
                 <w:rFonts w:ascii="TimeNewRoman" w:hAnsi="TimeNewRoman"/>
                 <w:sz w:val="30"/>
               </w:rPr>
-              <w:t>66+17=83</w:t>
+              <w:t>72-62=10</w:t>
             </w:r>
           </w:p>
         </w:tc>
@@ -282,7 +282,7 @@
                 <w:rFonts w:ascii="TimeNewRoman" w:hAnsi="TimeNewRoman"/>
                 <w:sz w:val="30"/>
               </w:rPr>
-              <w:t>69-11=58</w:t>
+              <w:t>11+30=41</w:t>
             </w:r>
           </w:p>
         </w:tc>
@@ -301,7 +301,7 @@
                 <w:rFonts w:ascii="TimeNewRoman" w:hAnsi="TimeNewRoman"/>
                 <w:sz w:val="30"/>
               </w:rPr>
-              <w:t>27+17=44</w:t>
+              <w:t>40-10=30</w:t>
             </w:r>
           </w:p>
         </w:tc>
@@ -318,7 +318,7 @@
                 <w:rFonts w:ascii="TimeNewRoman" w:hAnsi="TimeNewRoman"/>
                 <w:sz w:val="30"/>
               </w:rPr>
-              <w:t>52+0=52</w:t>
+              <w:t>1+44=45</w:t>
             </w:r>
           </w:p>
         </w:tc>
@@ -335,7 +335,7 @@
                 <w:rFonts w:ascii="TimeNewRoman" w:hAnsi="TimeNewRoman"/>
                 <w:sz w:val="30"/>
               </w:rPr>
-              <w:t>96-65=31</w:t>
+              <w:t>4+40=44</w:t>
             </w:r>
           </w:p>
         </w:tc>
@@ -352,7 +352,7 @@
                 <w:rFonts w:ascii="TimeNewRoman" w:hAnsi="TimeNewRoman"/>
                 <w:sz w:val="30"/>
               </w:rPr>
-              <w:t>59+6=65</w:t>
+              <w:t>47-29=18</w:t>
             </w:r>
           </w:p>
         </w:tc>
@@ -369,12 +369,585 @@
                 <w:rFonts w:ascii="TimeNewRoman" w:hAnsi="TimeNewRoman"/>
                 <w:sz w:val="30"/>
               </w:rPr>
-              <w:t>23+21=44</w:t>
+              <w:t>37+54=91</w:t>
             </w:r>
           </w:p>
         </w:tc>
       </w:tr>
       <w:tr>
+        <w:tc>
+          <w:tcPr>
+            <w:tcW w:type="dxa" w:w="1987"/>
+          </w:tcPr>
+          <w:p>
+            <w:pPr>
+              <w:jc w:val="left"/>
+            </w:pPr>
+            <w:r>
+              <w:rPr>
+                <w:rFonts w:ascii="TimeNewRoman" w:hAnsi="TimeNewRoman"/>
+                <w:sz w:val="30"/>
+              </w:rPr>
+              <w:t>56+11=67</w:t>
+            </w:r>
+          </w:p>
+        </w:tc>
+        <w:tc>
+          <w:tcPr>
+            <w:tcW w:type="dxa" w:w="1987"/>
+          </w:tcPr>
+          <w:p>
+            <w:pPr>
+              <w:jc w:val="left"/>
+            </w:pPr>
+            <w:r>
+              <w:rPr>
+                <w:rFonts w:ascii="TimeNewRoman" w:hAnsi="TimeNewRoman"/>
+                <w:sz w:val="30"/>
+              </w:rPr>
+              <w:t>43-34=9</w:t>
+            </w:r>
+          </w:p>
+        </w:tc>
+        <w:tc>
+          <w:tcPr>
+            <w:tcW w:type="dxa" w:w="1987"/>
+          </w:tcPr>
+          <w:p>
+            <w:pPr>
+              <w:jc w:val="left"/>
+            </w:pPr>
+            <w:r>
+              <w:rPr>
+                <w:rFonts w:ascii="TimeNewRoman" w:hAnsi="TimeNewRoman"/>
+                <w:sz w:val="30"/>
+              </w:rPr>
+              <w:t>51-49=2</w:t>
+            </w:r>
+          </w:p>
+        </w:tc>
+        <w:tc>
+          <w:tcPr>
+            <w:tcW w:type="dxa" w:w="1987"/>
+          </w:tcPr>
+          <w:p>
+            <w:pPr>
+              <w:jc w:val="left"/>
+            </w:pPr>
+            <w:r>
+              <w:rPr>
+                <w:rFonts w:ascii="TimeNewRoman" w:hAnsi="TimeNewRoman"/>
+                <w:sz w:val="30"/>
+              </w:rPr>
+              <w:t>32+60=92</w:t>
+            </w:r>
+          </w:p>
+        </w:tc>
+        <w:tc>
+          <w:tcPr>
+            <w:tcW w:type="dxa" w:w="1987"/>
+          </w:tcPr>
+          <w:p>
+            <w:pPr>
+              <w:jc w:val="left"/>
+            </w:pPr>
+            <w:r>
+              <w:rPr>
+                <w:rFonts w:ascii="TimeNewRoman" w:hAnsi="TimeNewRoman"/>
+                <w:sz w:val="30"/>
+              </w:rPr>
+              <w:t>9-8=1</w:t>
+            </w:r>
+          </w:p>
+        </w:tc>
+      </w:tr>
+      <w:tr>
+        <w:tc>
+          <w:tcPr>
+            <w:tcW w:type="dxa" w:w="1987"/>
+          </w:tcPr>
+          <w:p>
+            <w:pPr>
+              <w:jc w:val="left"/>
+            </w:pPr>
+            <w:r>
+              <w:rPr>
+                <w:rFonts w:ascii="TimeNewRoman" w:hAnsi="TimeNewRoman"/>
+                <w:sz w:val="30"/>
+              </w:rPr>
+              <w:t>13+0=13</w:t>
+            </w:r>
+          </w:p>
+        </w:tc>
+        <w:tc>
+          <w:tcPr>
+            <w:tcW w:type="dxa" w:w="1987"/>
+          </w:tcPr>
+          <w:p>
+            <w:pPr>
+              <w:jc w:val="left"/>
+            </w:pPr>
+            <w:r>
+              <w:rPr>
+                <w:rFonts w:ascii="TimeNewRoman" w:hAnsi="TimeNewRoman"/>
+                <w:sz w:val="30"/>
+              </w:rPr>
+              <w:t>57-54=3</w:t>
+            </w:r>
+          </w:p>
+        </w:tc>
+        <w:tc>
+          <w:tcPr>
+            <w:tcW w:type="dxa" w:w="1987"/>
+          </w:tcPr>
+          <w:p>
+            <w:pPr>
+              <w:jc w:val="left"/>
+            </w:pPr>
+            <w:r>
+              <w:rPr>
+                <w:rFonts w:ascii="TimeNewRoman" w:hAnsi="TimeNewRoman"/>
+                <w:sz w:val="30"/>
+              </w:rPr>
+              <w:t>28+7=35</w:t>
+            </w:r>
+          </w:p>
+        </w:tc>
+        <w:tc>
+          <w:tcPr>
+            <w:tcW w:type="dxa" w:w="1987"/>
+          </w:tcPr>
+          <w:p>
+            <w:pPr>
+              <w:jc w:val="left"/>
+            </w:pPr>
+            <w:r>
+              <w:rPr>
+                <w:rFonts w:ascii="TimeNewRoman" w:hAnsi="TimeNewRoman"/>
+                <w:sz w:val="30"/>
+              </w:rPr>
+              <w:t>63-19=44</w:t>
+            </w:r>
+          </w:p>
+        </w:tc>
+        <w:tc>
+          <w:tcPr>
+            <w:tcW w:type="dxa" w:w="1987"/>
+          </w:tcPr>
+          <w:p>
+            <w:pPr>
+              <w:jc w:val="left"/>
+            </w:pPr>
+            <w:r>
+              <w:rPr>
+                <w:rFonts w:ascii="TimeNewRoman" w:hAnsi="TimeNewRoman"/>
+                <w:sz w:val="30"/>
+              </w:rPr>
+              <w:t>54-18=36</w:t>
+            </w:r>
+          </w:p>
+        </w:tc>
+      </w:tr>
+      <w:tr>
+        <w:tc>
+          <w:tcPr>
+            <w:tcW w:type="dxa" w:w="1987"/>
+          </w:tcPr>
+          <w:p>
+            <w:pPr>
+              <w:jc w:val="left"/>
+            </w:pPr>
+            <w:r>
+              <w:rPr>
+                <w:rFonts w:ascii="TimeNewRoman" w:hAnsi="TimeNewRoman"/>
+                <w:sz w:val="30"/>
+              </w:rPr>
+              <w:t>58+0=58</w:t>
+            </w:r>
+          </w:p>
+        </w:tc>
+        <w:tc>
+          <w:tcPr>
+            <w:tcW w:type="dxa" w:w="1987"/>
+          </w:tcPr>
+          <w:p>
+            <w:pPr>
+              <w:jc w:val="left"/>
+            </w:pPr>
+            <w:r>
+              <w:rPr>
+                <w:rFonts w:ascii="TimeNewRoman" w:hAnsi="TimeNewRoman"/>
+                <w:sz w:val="30"/>
+              </w:rPr>
+              <w:t>49+40=89</w:t>
+            </w:r>
+          </w:p>
+        </w:tc>
+        <w:tc>
+          <w:tcPr>
+            <w:tcW w:type="dxa" w:w="1987"/>
+          </w:tcPr>
+          <w:p>
+            <w:pPr>
+              <w:jc w:val="left"/>
+            </w:pPr>
+            <w:r>
+              <w:rPr>
+                <w:rFonts w:ascii="TimeNewRoman" w:hAnsi="TimeNewRoman"/>
+                <w:sz w:val="30"/>
+              </w:rPr>
+              <w:t>42+28=70</w:t>
+            </w:r>
+          </w:p>
+        </w:tc>
+        <w:tc>
+          <w:tcPr>
+            <w:tcW w:type="dxa" w:w="1987"/>
+          </w:tcPr>
+          <w:p>
+            <w:pPr>
+              <w:jc w:val="left"/>
+            </w:pPr>
+            <w:r>
+              <w:rPr>
+                <w:rFonts w:ascii="TimeNewRoman" w:hAnsi="TimeNewRoman"/>
+                <w:sz w:val="30"/>
+              </w:rPr>
+              <w:t>4+33=37</w:t>
+            </w:r>
+          </w:p>
+        </w:tc>
+        <w:tc>
+          <w:tcPr>
+            <w:tcW w:type="dxa" w:w="1987"/>
+          </w:tcPr>
+          <w:p>
+            <w:pPr>
+              <w:jc w:val="left"/>
+            </w:pPr>
+            <w:r>
+              <w:rPr>
+                <w:rFonts w:ascii="TimeNewRoman" w:hAnsi="TimeNewRoman"/>
+                <w:sz w:val="30"/>
+              </w:rPr>
+              <w:t>40+44=84</w:t>
+            </w:r>
+          </w:p>
+        </w:tc>
+      </w:tr>
+      <w:tr>
+        <w:tc>
+          <w:tcPr>
+            <w:tcW w:type="dxa" w:w="1987"/>
+          </w:tcPr>
+          <w:p>
+            <w:pPr>
+              <w:jc w:val="left"/>
+            </w:pPr>
+            <w:r>
+              <w:rPr>
+                <w:rFonts w:ascii="TimeNewRoman" w:hAnsi="TimeNewRoman"/>
+                <w:sz w:val="30"/>
+              </w:rPr>
+              <w:t>15+73=88</w:t>
+            </w:r>
+          </w:p>
+        </w:tc>
+        <w:tc>
+          <w:tcPr>
+            <w:tcW w:type="dxa" w:w="1987"/>
+          </w:tcPr>
+          <w:p>
+            <w:pPr>
+              <w:jc w:val="left"/>
+            </w:pPr>
+            <w:r>
+              <w:rPr>
+                <w:rFonts w:ascii="TimeNewRoman" w:hAnsi="TimeNewRoman"/>
+                <w:sz w:val="30"/>
+              </w:rPr>
+              <w:t>56-18=38</w:t>
+            </w:r>
+          </w:p>
+        </w:tc>
+        <w:tc>
+          <w:tcPr>
+            <w:tcW w:type="dxa" w:w="1987"/>
+          </w:tcPr>
+          <w:p>
+            <w:pPr>
+              <w:jc w:val="left"/>
+            </w:pPr>
+            <w:r>
+              <w:rPr>
+                <w:rFonts w:ascii="TimeNewRoman" w:hAnsi="TimeNewRoman"/>
+                <w:sz w:val="30"/>
+              </w:rPr>
+              <w:t>14-14=0</w:t>
+            </w:r>
+          </w:p>
+        </w:tc>
+        <w:tc>
+          <w:tcPr>
+            <w:tcW w:type="dxa" w:w="1987"/>
+          </w:tcPr>
+          <w:p>
+            <w:pPr>
+              <w:jc w:val="left"/>
+            </w:pPr>
+            <w:r>
+              <w:rPr>
+                <w:rFonts w:ascii="TimeNewRoman" w:hAnsi="TimeNewRoman"/>
+                <w:sz w:val="30"/>
+              </w:rPr>
+              <w:t>94-93=1</w:t>
+            </w:r>
+          </w:p>
+        </w:tc>
+        <w:tc>
+          <w:tcPr>
+            <w:tcW w:type="dxa" w:w="1987"/>
+          </w:tcPr>
+          <w:p>
+            <w:pPr>
+              <w:jc w:val="left"/>
+            </w:pPr>
+            <w:r>
+              <w:rPr>
+                <w:rFonts w:ascii="TimeNewRoman" w:hAnsi="TimeNewRoman"/>
+                <w:sz w:val="30"/>
+              </w:rPr>
+              <w:t>51+7=58</w:t>
+            </w:r>
+          </w:p>
+        </w:tc>
+      </w:tr>
+      <w:tr>
+        <w:tc>
+          <w:tcPr>
+            <w:tcW w:type="dxa" w:w="1987"/>
+          </w:tcPr>
+          <w:p>
+            <w:pPr>
+              <w:jc w:val="left"/>
+            </w:pPr>
+            <w:r>
+              <w:rPr>
+                <w:rFonts w:ascii="TimeNewRoman" w:hAnsi="TimeNewRoman"/>
+                <w:sz w:val="30"/>
+              </w:rPr>
+              <w:t>23+9=32</w:t>
+            </w:r>
+          </w:p>
+        </w:tc>
+        <w:tc>
+          <w:tcPr>
+            <w:tcW w:type="dxa" w:w="1987"/>
+          </w:tcPr>
+          <w:p>
+            <w:pPr>
+              <w:jc w:val="left"/>
+            </w:pPr>
+            <w:r>
+              <w:rPr>
+                <w:rFonts w:ascii="TimeNewRoman" w:hAnsi="TimeNewRoman"/>
+                <w:sz w:val="30"/>
+              </w:rPr>
+              <w:t>1+46=47</w:t>
+            </w:r>
+          </w:p>
+        </w:tc>
+        <w:tc>
+          <w:tcPr>
+            <w:tcW w:type="dxa" w:w="1987"/>
+          </w:tcPr>
+          <w:p>
+            <w:pPr>
+              <w:jc w:val="left"/>
+            </w:pPr>
+            <w:r>
+              <w:rPr>
+                <w:rFonts w:ascii="TimeNewRoman" w:hAnsi="TimeNewRoman"/>
+                <w:sz w:val="30"/>
+              </w:rPr>
+              <w:t>26+10=36</w:t>
+            </w:r>
+          </w:p>
+        </w:tc>
+        <w:tc>
+          <w:tcPr>
+            <w:tcW w:type="dxa" w:w="1987"/>
+          </w:tcPr>
+          <w:p>
+            <w:pPr>
+              <w:jc w:val="left"/>
+            </w:pPr>
+            <w:r>
+              <w:rPr>
+                <w:rFonts w:ascii="TimeNewRoman" w:hAnsi="TimeNewRoman"/>
+                <w:sz w:val="30"/>
+              </w:rPr>
+              <w:t>93-3=90</w:t>
+            </w:r>
+          </w:p>
+        </w:tc>
+        <w:tc>
+          <w:tcPr>
+            <w:tcW w:type="dxa" w:w="1987"/>
+          </w:tcPr>
+          <w:p>
+            <w:pPr>
+              <w:jc w:val="left"/>
+            </w:pPr>
+            <w:r>
+              <w:rPr>
+                <w:rFonts w:ascii="TimeNewRoman" w:hAnsi="TimeNewRoman"/>
+                <w:sz w:val="30"/>
+              </w:rPr>
+              <w:t>95-16=79</w:t>
+            </w:r>
+          </w:p>
+        </w:tc>
+      </w:tr>
+      <w:tr>
+        <w:tc>
+          <w:tcPr>
+            <w:tcW w:type="dxa" w:w="1987"/>
+          </w:tcPr>
+          <w:p>
+            <w:pPr>
+              <w:jc w:val="left"/>
+            </w:pPr>
+            <w:r>
+              <w:rPr>
+                <w:rFonts w:ascii="TimeNewRoman" w:hAnsi="TimeNewRoman"/>
+                <w:sz w:val="30"/>
+              </w:rPr>
+              <w:t>12+32=44</w:t>
+            </w:r>
+          </w:p>
+        </w:tc>
+        <w:tc>
+          <w:tcPr>
+            <w:tcW w:type="dxa" w:w="1987"/>
+          </w:tcPr>
+          <w:p>
+            <w:pPr>
+              <w:jc w:val="left"/>
+            </w:pPr>
+            <w:r>
+              <w:rPr>
+                <w:rFonts w:ascii="TimeNewRoman" w:hAnsi="TimeNewRoman"/>
+                <w:sz w:val="30"/>
+              </w:rPr>
+              <w:t>10+40=50</w:t>
+            </w:r>
+          </w:p>
+        </w:tc>
+        <w:tc>
+          <w:tcPr>
+            <w:tcW w:type="dxa" w:w="1987"/>
+          </w:tcPr>
+          <w:p>
+            <w:pPr>
+              <w:jc w:val="left"/>
+            </w:pPr>
+            <w:r>
+              <w:rPr>
+                <w:rFonts w:ascii="TimeNewRoman" w:hAnsi="TimeNewRoman"/>
+                <w:sz w:val="30"/>
+              </w:rPr>
+              <w:t>87+6=93</w:t>
+            </w:r>
+          </w:p>
+        </w:tc>
+        <w:tc>
+          <w:tcPr>
+            <w:tcW w:type="dxa" w:w="1987"/>
+          </w:tcPr>
+          <w:p>
+            <w:pPr>
+              <w:jc w:val="left"/>
+            </w:pPr>
+            <w:r>
+              <w:rPr>
+                <w:rFonts w:ascii="TimeNewRoman" w:hAnsi="TimeNewRoman"/>
+                <w:sz w:val="30"/>
+              </w:rPr>
+              <w:t>22+19=41</w:t>
+            </w:r>
+          </w:p>
+        </w:tc>
+        <w:tc>
+          <w:tcPr>
+            <w:tcW w:type="dxa" w:w="1987"/>
+          </w:tcPr>
+          <w:p>
+            <w:pPr>
+              <w:jc w:val="left"/>
+            </w:pPr>
+            <w:r>
+              <w:rPr>
+                <w:rFonts w:ascii="TimeNewRoman" w:hAnsi="TimeNewRoman"/>
+                <w:sz w:val="30"/>
+              </w:rPr>
+              <w:t>37+2=39</w:t>
+            </w:r>
+          </w:p>
+        </w:tc>
+      </w:tr>
+      <w:tr>
+        <w:tc>
+          <w:tcPr>
+            <w:tcW w:type="dxa" w:w="1987"/>
+          </w:tcPr>
+          <w:p>
+            <w:pPr>
+              <w:jc w:val="left"/>
+            </w:pPr>
+            <w:r>
+              <w:rPr>
+                <w:rFonts w:ascii="TimeNewRoman" w:hAnsi="TimeNewRoman"/>
+                <w:sz w:val="30"/>
+              </w:rPr>
+              <w:t>65+24=89</w:t>
+            </w:r>
+          </w:p>
+        </w:tc>
+        <w:tc>
+          <w:tcPr>
+            <w:tcW w:type="dxa" w:w="1987"/>
+          </w:tcPr>
+          <w:p>
+            <w:pPr>
+              <w:jc w:val="left"/>
+            </w:pPr>
+            <w:r>
+              <w:rPr>
+                <w:rFonts w:ascii="TimeNewRoman" w:hAnsi="TimeNewRoman"/>
+                <w:sz w:val="30"/>
+              </w:rPr>
+              <w:t>56-54=2</w:t>
+            </w:r>
+          </w:p>
+        </w:tc>
+        <w:tc>
+          <w:tcPr>
+            <w:tcW w:type="dxa" w:w="1987"/>
+          </w:tcPr>
+          <w:p>
+            <w:pPr>
+              <w:jc w:val="left"/>
+            </w:pPr>
+            <w:r>
+              <w:rPr>
+                <w:rFonts w:ascii="TimeNewRoman" w:hAnsi="TimeNewRoman"/>
+                <w:sz w:val="30"/>
+              </w:rPr>
+              <w:t>2+78=80</w:t>
+            </w:r>
+          </w:p>
+        </w:tc>
         <w:tc>
           <w:tcPr>
             <w:tcW w:type="dxa" w:w="1987"/>
@@ -405,58 +978,7 @@
                 <w:rFonts w:ascii="TimeNewRoman" w:hAnsi="TimeNewRoman"/>
                 <w:sz w:val="30"/>
               </w:rPr>
-              <w:t>4+11=15</w:t>
-            </w:r>
-          </w:p>
-        </w:tc>
-        <w:tc>
-          <w:tcPr>
-            <w:tcW w:type="dxa" w:w="1987"/>
-          </w:tcPr>
-          <w:p>
-            <w:pPr>
-              <w:jc w:val="left"/>
-            </w:pPr>
-            <w:r>
-              <w:rPr>
-                <w:rFonts w:ascii="TimeNewRoman" w:hAnsi="TimeNewRoman"/>
-                <w:sz w:val="30"/>
-              </w:rPr>
-              <w:t>48-44=4</w:t>
-            </w:r>
-          </w:p>
-        </w:tc>
-        <w:tc>
-          <w:tcPr>
-            <w:tcW w:type="dxa" w:w="1987"/>
-          </w:tcPr>
-          <w:p>
-            <w:pPr>
-              <w:jc w:val="left"/>
-            </w:pPr>
-            <w:r>
-              <w:rPr>
-                <w:rFonts w:ascii="TimeNewRoman" w:hAnsi="TimeNewRoman"/>
-                <w:sz w:val="30"/>
-              </w:rPr>
-              <w:t>39+16=55</w:t>
-            </w:r>
-          </w:p>
-        </w:tc>
-        <w:tc>
-          <w:tcPr>
-            <w:tcW w:type="dxa" w:w="1987"/>
-          </w:tcPr>
-          <w:p>
-            <w:pPr>
-              <w:jc w:val="left"/>
-            </w:pPr>
-            <w:r>
-              <w:rPr>
-                <w:rFonts w:ascii="TimeNewRoman" w:hAnsi="TimeNewRoman"/>
-                <w:sz w:val="30"/>
-              </w:rPr>
-              <w:t>16+54=70</w:t>
+              <w:t>65-6=59</w:t>
             </w:r>
           </w:p>
         </w:tc>
@@ -475,7 +997,7 @@
                 <w:rFonts w:ascii="TimeNewRoman" w:hAnsi="TimeNewRoman"/>
                 <w:sz w:val="30"/>
               </w:rPr>
-              <w:t>26+36=62</w:t>
+              <w:t>34+23=57</w:t>
             </w:r>
           </w:p>
         </w:tc>
@@ -492,7 +1014,7 @@
                 <w:rFonts w:ascii="TimeNewRoman" w:hAnsi="TimeNewRoman"/>
                 <w:sz w:val="30"/>
               </w:rPr>
-              <w:t>72+25=97</w:t>
+              <w:t>82+14=96</w:t>
             </w:r>
           </w:p>
         </w:tc>
@@ -509,7 +1031,7 @@
                 <w:rFonts w:ascii="TimeNewRoman" w:hAnsi="TimeNewRoman"/>
                 <w:sz w:val="30"/>
               </w:rPr>
-              <w:t>57+16=73</w:t>
+              <w:t>38-29=9</w:t>
             </w:r>
           </w:p>
         </w:tc>
@@ -526,7 +1048,7 @@
                 <w:rFonts w:ascii="TimeNewRoman" w:hAnsi="TimeNewRoman"/>
                 <w:sz w:val="30"/>
               </w:rPr>
-              <w:t>75-12=63</w:t>
+              <w:t>30-19=11</w:t>
             </w:r>
           </w:p>
         </w:tc>
@@ -543,7 +1065,7 @@
                 <w:rFonts w:ascii="TimeNewRoman" w:hAnsi="TimeNewRoman"/>
                 <w:sz w:val="30"/>
               </w:rPr>
-              <w:t>95-63=32</w:t>
+              <w:t>24-22=2</w:t>
             </w:r>
           </w:p>
         </w:tc>
@@ -562,7 +1084,7 @@
                 <w:rFonts w:ascii="TimeNewRoman" w:hAnsi="TimeNewRoman"/>
                 <w:sz w:val="30"/>
               </w:rPr>
-              <w:t>92-15=77</w:t>
+              <w:t>39+51=90</w:t>
             </w:r>
           </w:p>
         </w:tc>
@@ -579,7 +1101,7 @@
                 <w:rFonts w:ascii="TimeNewRoman" w:hAnsi="TimeNewRoman"/>
                 <w:sz w:val="30"/>
               </w:rPr>
-              <w:t>89-46=43</w:t>
+              <w:t>80-25=55</w:t>
             </w:r>
           </w:p>
         </w:tc>
@@ -596,7 +1118,7 @@
                 <w:rFonts w:ascii="TimeNewRoman" w:hAnsi="TimeNewRoman"/>
                 <w:sz w:val="30"/>
               </w:rPr>
-              <w:t>43+17=60</w:t>
+              <w:t>12+79=91</w:t>
             </w:r>
           </w:p>
         </w:tc>
@@ -613,7 +1135,7 @@
                 <w:rFonts w:ascii="TimeNewRoman" w:hAnsi="TimeNewRoman"/>
                 <w:sz w:val="30"/>
               </w:rPr>
-              <w:t>54+10=64</w:t>
+              <w:t>98-33=65</w:t>
             </w:r>
           </w:p>
         </w:tc>
@@ -630,7 +1152,7 @@
                 <w:rFonts w:ascii="TimeNewRoman" w:hAnsi="TimeNewRoman"/>
                 <w:sz w:val="30"/>
               </w:rPr>
-              <w:t>12+42=54</w:t>
+              <w:t>78-53=25</w:t>
             </w:r>
           </w:p>
         </w:tc>
@@ -649,7 +1171,7 @@
                 <w:rFonts w:ascii="TimeNewRoman" w:hAnsi="TimeNewRoman"/>
                 <w:sz w:val="30"/>
               </w:rPr>
-              <w:t>85-40=45</w:t>
+              <w:t>58+19=77</w:t>
             </w:r>
           </w:p>
         </w:tc>
@@ -666,7 +1188,7 @@
                 <w:rFonts w:ascii="TimeNewRoman" w:hAnsi="TimeNewRoman"/>
                 <w:sz w:val="30"/>
               </w:rPr>
-              <w:t>25+31=56</w:t>
+              <w:t>49-37=12</w:t>
             </w:r>
           </w:p>
         </w:tc>
@@ -683,7 +1205,7 @@
                 <w:rFonts w:ascii="TimeNewRoman" w:hAnsi="TimeNewRoman"/>
                 <w:sz w:val="30"/>
               </w:rPr>
-              <w:t>95-27=68</w:t>
+              <w:t>85-54=31</w:t>
             </w:r>
           </w:p>
         </w:tc>
@@ -700,7 +1222,7 @@
                 <w:rFonts w:ascii="TimeNewRoman" w:hAnsi="TimeNewRoman"/>
                 <w:sz w:val="30"/>
               </w:rPr>
-              <w:t>43+39=82</w:t>
+              <w:t>64-39=25</w:t>
             </w:r>
           </w:p>
         </w:tc>
@@ -717,7 +1239,7 @@
                 <w:rFonts w:ascii="TimeNewRoman" w:hAnsi="TimeNewRoman"/>
                 <w:sz w:val="30"/>
               </w:rPr>
-              <w:t>86-31=55</w:t>
+              <w:t>10+80=90</w:t>
             </w:r>
           </w:p>
         </w:tc>
@@ -736,7 +1258,7 @@
                 <w:rFonts w:ascii="TimeNewRoman" w:hAnsi="TimeNewRoman"/>
                 <w:sz w:val="30"/>
               </w:rPr>
-              <w:t>53+25=78</w:t>
+              <w:t>77-55=22</w:t>
             </w:r>
           </w:p>
         </w:tc>
@@ -753,7 +1275,7 @@
                 <w:rFonts w:ascii="TimeNewRoman" w:hAnsi="TimeNewRoman"/>
                 <w:sz w:val="30"/>
               </w:rPr>
-              <w:t>55+40=95</w:t>
+              <w:t>48+10=58</w:t>
             </w:r>
           </w:p>
         </w:tc>
@@ -770,7 +1292,7 @@
                 <w:rFonts w:ascii="TimeNewRoman" w:hAnsi="TimeNewRoman"/>
                 <w:sz w:val="30"/>
               </w:rPr>
-              <w:t>4+30=34</w:t>
+              <w:t>59+2=61</w:t>
             </w:r>
           </w:p>
         </w:tc>
@@ -787,7 +1309,7 @@
                 <w:rFonts w:ascii="TimeNewRoman" w:hAnsi="TimeNewRoman"/>
                 <w:sz w:val="30"/>
               </w:rPr>
-              <w:t>52-20=32</w:t>
+              <w:t>44+30=74</w:t>
             </w:r>
           </w:p>
         </w:tc>
@@ -804,7 +1326,7 @@
                 <w:rFonts w:ascii="TimeNewRoman" w:hAnsi="TimeNewRoman"/>
                 <w:sz w:val="30"/>
               </w:rPr>
-              <w:t>9+54=63</w:t>
+              <w:t>97-78=19</w:t>
             </w:r>
           </w:p>
         </w:tc>
@@ -823,7 +1345,7 @@
                 <w:rFonts w:ascii="TimeNewRoman" w:hAnsi="TimeNewRoman"/>
                 <w:sz w:val="30"/>
               </w:rPr>
-              <w:t>95-82=13</w:t>
+              <w:t>61-23=38</w:t>
             </w:r>
           </w:p>
         </w:tc>
@@ -840,7 +1362,7 @@
                 <w:rFonts w:ascii="TimeNewRoman" w:hAnsi="TimeNewRoman"/>
                 <w:sz w:val="30"/>
               </w:rPr>
-              <w:t>60-44=16</w:t>
+              <w:t>84-57=27</w:t>
             </w:r>
           </w:p>
         </w:tc>
@@ -857,7 +1379,7 @@
                 <w:rFonts w:ascii="TimeNewRoman" w:hAnsi="TimeNewRoman"/>
                 <w:sz w:val="30"/>
               </w:rPr>
-              <w:t>85-24=61</w:t>
+              <w:t>9+75=84</w:t>
             </w:r>
           </w:p>
         </w:tc>
@@ -874,7 +1396,7 @@
                 <w:rFonts w:ascii="TimeNewRoman" w:hAnsi="TimeNewRoman"/>
                 <w:sz w:val="30"/>
               </w:rPr>
-              <w:t>76-20=56</w:t>
+              <w:t>93-90=3</w:t>
             </w:r>
           </w:p>
         </w:tc>
@@ -891,7 +1413,7 @@
                 <w:rFonts w:ascii="TimeNewRoman" w:hAnsi="TimeNewRoman"/>
                 <w:sz w:val="30"/>
               </w:rPr>
-              <w:t>44-26=18</w:t>
+              <w:t>41+17=58</w:t>
             </w:r>
           </w:p>
         </w:tc>
@@ -910,7 +1432,7 @@
                 <w:rFonts w:ascii="TimeNewRoman" w:hAnsi="TimeNewRoman"/>
                 <w:sz w:val="30"/>
               </w:rPr>
-              <w:t>21-0=21</w:t>
+              <w:t>52+38=90</w:t>
             </w:r>
           </w:p>
         </w:tc>
@@ -927,7 +1449,7 @@
                 <w:rFonts w:ascii="TimeNewRoman" w:hAnsi="TimeNewRoman"/>
                 <w:sz w:val="30"/>
               </w:rPr>
-              <w:t>17+35=52</w:t>
+              <w:t>48+39=87</w:t>
             </w:r>
           </w:p>
         </w:tc>
@@ -944,7 +1466,7 @@
                 <w:rFonts w:ascii="TimeNewRoman" w:hAnsi="TimeNewRoman"/>
                 <w:sz w:val="30"/>
               </w:rPr>
-              <w:t>95-88=7</w:t>
+              <w:t>79-47=32</w:t>
             </w:r>
           </w:p>
         </w:tc>
@@ -961,7 +1483,7 @@
                 <w:rFonts w:ascii="TimeNewRoman" w:hAnsi="TimeNewRoman"/>
                 <w:sz w:val="30"/>
               </w:rPr>
-              <w:t>90-49=41</w:t>
+              <w:t>46+24=70</w:t>
             </w:r>
           </w:p>
         </w:tc>
@@ -978,7 +1500,7 @@
                 <w:rFonts w:ascii="TimeNewRoman" w:hAnsi="TimeNewRoman"/>
                 <w:sz w:val="30"/>
               </w:rPr>
-              <w:t>76+8=84</w:t>
+              <w:t>50+12=62</w:t>
             </w:r>
           </w:p>
         </w:tc>
@@ -997,7 +1519,7 @@
                 <w:rFonts w:ascii="TimeNewRoman" w:hAnsi="TimeNewRoman"/>
                 <w:sz w:val="30"/>
               </w:rPr>
-              <w:t>86-51=35</w:t>
+              <w:t>27+37=64</w:t>
             </w:r>
           </w:p>
         </w:tc>
@@ -1014,7 +1536,7 @@
                 <w:rFonts w:ascii="TimeNewRoman" w:hAnsi="TimeNewRoman"/>
                 <w:sz w:val="30"/>
               </w:rPr>
-              <w:t>13+25=38</w:t>
+              <w:t>10-0=10</w:t>
             </w:r>
           </w:p>
         </w:tc>
@@ -1031,7 +1553,7 @@
                 <w:rFonts w:ascii="TimeNewRoman" w:hAnsi="TimeNewRoman"/>
                 <w:sz w:val="30"/>
               </w:rPr>
-              <w:t>43-15=28</w:t>
+              <w:t>26+66=92</w:t>
             </w:r>
           </w:p>
         </w:tc>
@@ -1048,7 +1570,7 @@
                 <w:rFonts w:ascii="TimeNewRoman" w:hAnsi="TimeNewRoman"/>
                 <w:sz w:val="30"/>
               </w:rPr>
-              <w:t>69+18=87</w:t>
+              <w:t>81-79=2</w:t>
             </w:r>
           </w:p>
         </w:tc>
@@ -1065,7 +1587,7 @@
                 <w:rFonts w:ascii="TimeNewRoman" w:hAnsi="TimeNewRoman"/>
                 <w:sz w:val="30"/>
               </w:rPr>
-              <w:t>56-26=30</w:t>
+              <w:t>44+0=44</w:t>
             </w:r>
           </w:p>
         </w:tc>
@@ -1084,7 +1606,7 @@
                 <w:rFonts w:ascii="TimeNewRoman" w:hAnsi="TimeNewRoman"/>
                 <w:sz w:val="30"/>
               </w:rPr>
-              <w:t>62+12=74</w:t>
+              <w:t>43-32=11</w:t>
             </w:r>
           </w:p>
         </w:tc>
@@ -1101,7 +1623,7 @@
                 <w:rFonts w:ascii="TimeNewRoman" w:hAnsi="TimeNewRoman"/>
                 <w:sz w:val="30"/>
               </w:rPr>
-              <w:t>68+7=75</w:t>
+              <w:t>2+80=82</w:t>
             </w:r>
           </w:p>
         </w:tc>
@@ -1118,7 +1640,7 @@
                 <w:rFonts w:ascii="TimeNewRoman" w:hAnsi="TimeNewRoman"/>
                 <w:sz w:val="30"/>
               </w:rPr>
-              <w:t>71+9=80</w:t>
+              <w:t>37+3=40</w:t>
             </w:r>
           </w:p>
         </w:tc>
@@ -1135,7 +1657,7 @@
                 <w:rFonts w:ascii="TimeNewRoman" w:hAnsi="TimeNewRoman"/>
                 <w:sz w:val="30"/>
               </w:rPr>
-              <w:t>11+82=93</w:t>
+              <w:t>47+37=84</w:t>
             </w:r>
           </w:p>
         </w:tc>
@@ -1152,7 +1674,7 @@
                 <w:rFonts w:ascii="TimeNewRoman" w:hAnsi="TimeNewRoman"/>
                 <w:sz w:val="30"/>
               </w:rPr>
-              <w:t>31-2=29</w:t>
+              <w:t>58-54=4</w:t>
             </w:r>
           </w:p>
         </w:tc>
@@ -1171,7 +1693,7 @@
                 <w:rFonts w:ascii="TimeNewRoman" w:hAnsi="TimeNewRoman"/>
                 <w:sz w:val="30"/>
               </w:rPr>
-              <w:t>49+8=57</w:t>
+              <w:t>4+24=28</w:t>
             </w:r>
           </w:p>
         </w:tc>
@@ -1188,7 +1710,7 @@
                 <w:rFonts w:ascii="TimeNewRoman" w:hAnsi="TimeNewRoman"/>
                 <w:sz w:val="30"/>
               </w:rPr>
-              <w:t>91-52=39</w:t>
+              <w:t>0+53=53</w:t>
             </w:r>
           </w:p>
         </w:tc>
@@ -1205,7 +1727,7 @@
                 <w:rFonts w:ascii="TimeNewRoman" w:hAnsi="TimeNewRoman"/>
                 <w:sz w:val="30"/>
               </w:rPr>
-              <w:t>44+39=83</w:t>
+              <w:t>26+32=58</w:t>
             </w:r>
           </w:p>
         </w:tc>
@@ -1222,7 +1744,7 @@
                 <w:rFonts w:ascii="TimeNewRoman" w:hAnsi="TimeNewRoman"/>
                 <w:sz w:val="30"/>
               </w:rPr>
-              <w:t>8+42=50</w:t>
+              <w:t>93-27=66</w:t>
             </w:r>
           </w:p>
         </w:tc>
@@ -1239,529 +1761,7 @@
                 <w:rFonts w:ascii="TimeNewRoman" w:hAnsi="TimeNewRoman"/>
                 <w:sz w:val="30"/>
               </w:rPr>
-              <w:t>43-29=14</w:t>
-            </w:r>
-          </w:p>
-        </w:tc>
-      </w:tr>
-      <w:tr>
-        <w:tc>
-          <w:tcPr>
-            <w:tcW w:type="dxa" w:w="1987"/>
-          </w:tcPr>
-          <w:p>
-            <w:pPr>
-              <w:jc w:val="left"/>
-            </w:pPr>
-            <w:r>
-              <w:rPr>
-                <w:rFonts w:ascii="TimeNewRoman" w:hAnsi="TimeNewRoman"/>
-                <w:sz w:val="30"/>
-              </w:rPr>
-              <w:t>37-3=34</w:t>
-            </w:r>
-          </w:p>
-        </w:tc>
-        <w:tc>
-          <w:tcPr>
-            <w:tcW w:type="dxa" w:w="1987"/>
-          </w:tcPr>
-          <w:p>
-            <w:pPr>
-              <w:jc w:val="left"/>
-            </w:pPr>
-            <w:r>
-              <w:rPr>
-                <w:rFonts w:ascii="TimeNewRoman" w:hAnsi="TimeNewRoman"/>
-                <w:sz w:val="30"/>
-              </w:rPr>
-              <w:t>13+73=86</w:t>
-            </w:r>
-          </w:p>
-        </w:tc>
-        <w:tc>
-          <w:tcPr>
-            <w:tcW w:type="dxa" w:w="1987"/>
-          </w:tcPr>
-          <w:p>
-            <w:pPr>
-              <w:jc w:val="left"/>
-            </w:pPr>
-            <w:r>
-              <w:rPr>
-                <w:rFonts w:ascii="TimeNewRoman" w:hAnsi="TimeNewRoman"/>
-                <w:sz w:val="30"/>
-              </w:rPr>
-              <w:t>43+32=75</w:t>
-            </w:r>
-          </w:p>
-        </w:tc>
-        <w:tc>
-          <w:tcPr>
-            <w:tcW w:type="dxa" w:w="1987"/>
-          </w:tcPr>
-          <w:p>
-            <w:pPr>
-              <w:jc w:val="left"/>
-            </w:pPr>
-            <w:r>
-              <w:rPr>
-                <w:rFonts w:ascii="TimeNewRoman" w:hAnsi="TimeNewRoman"/>
-                <w:sz w:val="30"/>
-              </w:rPr>
-              <w:t>19+51=70</w:t>
-            </w:r>
-          </w:p>
-        </w:tc>
-        <w:tc>
-          <w:tcPr>
-            <w:tcW w:type="dxa" w:w="1987"/>
-          </w:tcPr>
-          <w:p>
-            <w:pPr>
-              <w:jc w:val="left"/>
-            </w:pPr>
-            <w:r>
-              <w:rPr>
-                <w:rFonts w:ascii="TimeNewRoman" w:hAnsi="TimeNewRoman"/>
-                <w:sz w:val="30"/>
-              </w:rPr>
-              <w:t>24-10=14</w:t>
-            </w:r>
-          </w:p>
-        </w:tc>
-      </w:tr>
-      <w:tr>
-        <w:tc>
-          <w:tcPr>
-            <w:tcW w:type="dxa" w:w="1987"/>
-          </w:tcPr>
-          <w:p>
-            <w:pPr>
-              <w:jc w:val="left"/>
-            </w:pPr>
-            <w:r>
-              <w:rPr>
-                <w:rFonts w:ascii="TimeNewRoman" w:hAnsi="TimeNewRoman"/>
-                <w:sz w:val="30"/>
-              </w:rPr>
-              <w:t>36+13=49</w:t>
-            </w:r>
-          </w:p>
-        </w:tc>
-        <w:tc>
-          <w:tcPr>
-            <w:tcW w:type="dxa" w:w="1987"/>
-          </w:tcPr>
-          <w:p>
-            <w:pPr>
-              <w:jc w:val="left"/>
-            </w:pPr>
-            <w:r>
-              <w:rPr>
-                <w:rFonts w:ascii="TimeNewRoman" w:hAnsi="TimeNewRoman"/>
-                <w:sz w:val="30"/>
-              </w:rPr>
-              <w:t>75-27=48</w:t>
-            </w:r>
-          </w:p>
-        </w:tc>
-        <w:tc>
-          <w:tcPr>
-            <w:tcW w:type="dxa" w:w="1987"/>
-          </w:tcPr>
-          <w:p>
-            <w:pPr>
-              <w:jc w:val="left"/>
-            </w:pPr>
-            <w:r>
-              <w:rPr>
-                <w:rFonts w:ascii="TimeNewRoman" w:hAnsi="TimeNewRoman"/>
-                <w:sz w:val="30"/>
-              </w:rPr>
-              <w:t>89-14=75</w:t>
-            </w:r>
-          </w:p>
-        </w:tc>
-        <w:tc>
-          <w:tcPr>
-            <w:tcW w:type="dxa" w:w="1987"/>
-          </w:tcPr>
-          <w:p>
-            <w:pPr>
-              <w:jc w:val="left"/>
-            </w:pPr>
-            <w:r>
-              <w:rPr>
-                <w:rFonts w:ascii="TimeNewRoman" w:hAnsi="TimeNewRoman"/>
-                <w:sz w:val="30"/>
-              </w:rPr>
-              <w:t>13+47=60</w:t>
-            </w:r>
-          </w:p>
-        </w:tc>
-        <w:tc>
-          <w:tcPr>
-            <w:tcW w:type="dxa" w:w="1987"/>
-          </w:tcPr>
-          <w:p>
-            <w:pPr>
-              <w:jc w:val="left"/>
-            </w:pPr>
-            <w:r>
-              <w:rPr>
-                <w:rFonts w:ascii="TimeNewRoman" w:hAnsi="TimeNewRoman"/>
-                <w:sz w:val="30"/>
-              </w:rPr>
-              <w:t>29-10=19</w:t>
-            </w:r>
-          </w:p>
-        </w:tc>
-      </w:tr>
-      <w:tr>
-        <w:tc>
-          <w:tcPr>
-            <w:tcW w:type="dxa" w:w="1987"/>
-          </w:tcPr>
-          <w:p>
-            <w:pPr>
-              <w:jc w:val="left"/>
-            </w:pPr>
-            <w:r>
-              <w:rPr>
-                <w:rFonts w:ascii="TimeNewRoman" w:hAnsi="TimeNewRoman"/>
-                <w:sz w:val="30"/>
-              </w:rPr>
-              <w:t>77-50=27</w:t>
-            </w:r>
-          </w:p>
-        </w:tc>
-        <w:tc>
-          <w:tcPr>
-            <w:tcW w:type="dxa" w:w="1987"/>
-          </w:tcPr>
-          <w:p>
-            <w:pPr>
-              <w:jc w:val="left"/>
-            </w:pPr>
-            <w:r>
-              <w:rPr>
-                <w:rFonts w:ascii="TimeNewRoman" w:hAnsi="TimeNewRoman"/>
-                <w:sz w:val="30"/>
-              </w:rPr>
-              <w:t>61-39=22</w:t>
-            </w:r>
-          </w:p>
-        </w:tc>
-        <w:tc>
-          <w:tcPr>
-            <w:tcW w:type="dxa" w:w="1987"/>
-          </w:tcPr>
-          <w:p>
-            <w:pPr>
-              <w:jc w:val="left"/>
-            </w:pPr>
-            <w:r>
-              <w:rPr>
-                <w:rFonts w:ascii="TimeNewRoman" w:hAnsi="TimeNewRoman"/>
-                <w:sz w:val="30"/>
-              </w:rPr>
-              <w:t>30+66=96</w:t>
-            </w:r>
-          </w:p>
-        </w:tc>
-        <w:tc>
-          <w:tcPr>
-            <w:tcW w:type="dxa" w:w="1987"/>
-          </w:tcPr>
-          <w:p>
-            <w:pPr>
-              <w:jc w:val="left"/>
-            </w:pPr>
-            <w:r>
-              <w:rPr>
-                <w:rFonts w:ascii="TimeNewRoman" w:hAnsi="TimeNewRoman"/>
-                <w:sz w:val="30"/>
-              </w:rPr>
-              <w:t>35+5=40</w:t>
-            </w:r>
-          </w:p>
-        </w:tc>
-        <w:tc>
-          <w:tcPr>
-            <w:tcW w:type="dxa" w:w="1987"/>
-          </w:tcPr>
-          <w:p>
-            <w:pPr>
-              <w:jc w:val="left"/>
-            </w:pPr>
-            <w:r>
-              <w:rPr>
-                <w:rFonts w:ascii="TimeNewRoman" w:hAnsi="TimeNewRoman"/>
-                <w:sz w:val="30"/>
-              </w:rPr>
-              <w:t>47+45=92</w:t>
-            </w:r>
-          </w:p>
-        </w:tc>
-      </w:tr>
-      <w:tr>
-        <w:tc>
-          <w:tcPr>
-            <w:tcW w:type="dxa" w:w="1987"/>
-          </w:tcPr>
-          <w:p>
-            <w:pPr>
-              <w:jc w:val="left"/>
-            </w:pPr>
-            <w:r>
-              <w:rPr>
-                <w:rFonts w:ascii="TimeNewRoman" w:hAnsi="TimeNewRoman"/>
-                <w:sz w:val="30"/>
-              </w:rPr>
-              <w:t>25+63=88</w:t>
-            </w:r>
-          </w:p>
-        </w:tc>
-        <w:tc>
-          <w:tcPr>
-            <w:tcW w:type="dxa" w:w="1987"/>
-          </w:tcPr>
-          <w:p>
-            <w:pPr>
-              <w:jc w:val="left"/>
-            </w:pPr>
-            <w:r>
-              <w:rPr>
-                <w:rFonts w:ascii="TimeNewRoman" w:hAnsi="TimeNewRoman"/>
-                <w:sz w:val="30"/>
-              </w:rPr>
-              <w:t>4+64=68</w:t>
-            </w:r>
-          </w:p>
-        </w:tc>
-        <w:tc>
-          <w:tcPr>
-            <w:tcW w:type="dxa" w:w="1987"/>
-          </w:tcPr>
-          <w:p>
-            <w:pPr>
-              <w:jc w:val="left"/>
-            </w:pPr>
-            <w:r>
-              <w:rPr>
-                <w:rFonts w:ascii="TimeNewRoman" w:hAnsi="TimeNewRoman"/>
-                <w:sz w:val="30"/>
-              </w:rPr>
-              <w:t>25-13=12</w:t>
-            </w:r>
-          </w:p>
-        </w:tc>
-        <w:tc>
-          <w:tcPr>
-            <w:tcW w:type="dxa" w:w="1987"/>
-          </w:tcPr>
-          <w:p>
-            <w:pPr>
-              <w:jc w:val="left"/>
-            </w:pPr>
-            <w:r>
-              <w:rPr>
-                <w:rFonts w:ascii="TimeNewRoman" w:hAnsi="TimeNewRoman"/>
-                <w:sz w:val="30"/>
-              </w:rPr>
-              <w:t>32+33=65</w:t>
-            </w:r>
-          </w:p>
-        </w:tc>
-        <w:tc>
-          <w:tcPr>
-            <w:tcW w:type="dxa" w:w="1987"/>
-          </w:tcPr>
-          <w:p>
-            <w:pPr>
-              <w:jc w:val="left"/>
-            </w:pPr>
-            <w:r>
-              <w:rPr>
-                <w:rFonts w:ascii="TimeNewRoman" w:hAnsi="TimeNewRoman"/>
-                <w:sz w:val="30"/>
-              </w:rPr>
-              <w:t>31+46=77</w:t>
-            </w:r>
-          </w:p>
-        </w:tc>
-      </w:tr>
-      <w:tr>
-        <w:tc>
-          <w:tcPr>
-            <w:tcW w:type="dxa" w:w="1987"/>
-          </w:tcPr>
-          <w:p>
-            <w:pPr>
-              <w:jc w:val="left"/>
-            </w:pPr>
-            <w:r>
-              <w:rPr>
-                <w:rFonts w:ascii="TimeNewRoman" w:hAnsi="TimeNewRoman"/>
-                <w:sz w:val="30"/>
-              </w:rPr>
-              <w:t>57-10=47</w:t>
-            </w:r>
-          </w:p>
-        </w:tc>
-        <w:tc>
-          <w:tcPr>
-            <w:tcW w:type="dxa" w:w="1987"/>
-          </w:tcPr>
-          <w:p>
-            <w:pPr>
-              <w:jc w:val="left"/>
-            </w:pPr>
-            <w:r>
-              <w:rPr>
-                <w:rFonts w:ascii="TimeNewRoman" w:hAnsi="TimeNewRoman"/>
-                <w:sz w:val="30"/>
-              </w:rPr>
-              <w:t>50-38=12</w:t>
-            </w:r>
-          </w:p>
-        </w:tc>
-        <w:tc>
-          <w:tcPr>
-            <w:tcW w:type="dxa" w:w="1987"/>
-          </w:tcPr>
-          <w:p>
-            <w:pPr>
-              <w:jc w:val="left"/>
-            </w:pPr>
-            <w:r>
-              <w:rPr>
-                <w:rFonts w:ascii="TimeNewRoman" w:hAnsi="TimeNewRoman"/>
-                <w:sz w:val="30"/>
-              </w:rPr>
-              <w:t>0+67=67</w:t>
-            </w:r>
-          </w:p>
-        </w:tc>
-        <w:tc>
-          <w:tcPr>
-            <w:tcW w:type="dxa" w:w="1987"/>
-          </w:tcPr>
-          <w:p>
-            <w:pPr>
-              <w:jc w:val="left"/>
-            </w:pPr>
-            <w:r>
-              <w:rPr>
-                <w:rFonts w:ascii="TimeNewRoman" w:hAnsi="TimeNewRoman"/>
-                <w:sz w:val="30"/>
-              </w:rPr>
-              <w:t>40-11=29</w:t>
-            </w:r>
-          </w:p>
-        </w:tc>
-        <w:tc>
-          <w:tcPr>
-            <w:tcW w:type="dxa" w:w="1987"/>
-          </w:tcPr>
-          <w:p>
-            <w:pPr>
-              <w:jc w:val="left"/>
-            </w:pPr>
-            <w:r>
-              <w:rPr>
-                <w:rFonts w:ascii="TimeNewRoman" w:hAnsi="TimeNewRoman"/>
-                <w:sz w:val="30"/>
-              </w:rPr>
-              <w:t>80+7=87</w:t>
-            </w:r>
-          </w:p>
-        </w:tc>
-      </w:tr>
-      <w:tr>
-        <w:tc>
-          <w:tcPr>
-            <w:tcW w:type="dxa" w:w="1987"/>
-          </w:tcPr>
-          <w:p>
-            <w:pPr>
-              <w:jc w:val="left"/>
-            </w:pPr>
-            <w:r>
-              <w:rPr>
-                <w:rFonts w:ascii="TimeNewRoman" w:hAnsi="TimeNewRoman"/>
-                <w:sz w:val="30"/>
-              </w:rPr>
-              <w:t>69+8=77</w:t>
-            </w:r>
-          </w:p>
-        </w:tc>
-        <w:tc>
-          <w:tcPr>
-            <w:tcW w:type="dxa" w:w="1987"/>
-          </w:tcPr>
-          <w:p>
-            <w:pPr>
-              <w:jc w:val="left"/>
-            </w:pPr>
-            <w:r>
-              <w:rPr>
-                <w:rFonts w:ascii="TimeNewRoman" w:hAnsi="TimeNewRoman"/>
-                <w:sz w:val="30"/>
-              </w:rPr>
-              <w:t>22+18=40</w:t>
-            </w:r>
-          </w:p>
-        </w:tc>
-        <w:tc>
-          <w:tcPr>
-            <w:tcW w:type="dxa" w:w="1987"/>
-          </w:tcPr>
-          <w:p>
-            <w:pPr>
-              <w:jc w:val="left"/>
-            </w:pPr>
-            <w:r>
-              <w:rPr>
-                <w:rFonts w:ascii="TimeNewRoman" w:hAnsi="TimeNewRoman"/>
-                <w:sz w:val="30"/>
-              </w:rPr>
-              <w:t>3-1=2</w:t>
-            </w:r>
-          </w:p>
-        </w:tc>
-        <w:tc>
-          <w:tcPr>
-            <w:tcW w:type="dxa" w:w="1987"/>
-          </w:tcPr>
-          <w:p>
-            <w:pPr>
-              <w:jc w:val="left"/>
-            </w:pPr>
-            <w:r>
-              <w:rPr>
-                <w:rFonts w:ascii="TimeNewRoman" w:hAnsi="TimeNewRoman"/>
-                <w:sz w:val="30"/>
-              </w:rPr>
-              <w:t>91-30=61</w:t>
-            </w:r>
-          </w:p>
-        </w:tc>
-        <w:tc>
-          <w:tcPr>
-            <w:tcW w:type="dxa" w:w="1987"/>
-          </w:tcPr>
-          <w:p>
-            <w:pPr>
-              <w:jc w:val="left"/>
-            </w:pPr>
-            <w:r>
-              <w:rPr>
-                <w:rFonts w:ascii="TimeNewRoman" w:hAnsi="TimeNewRoman"/>
-                <w:sz w:val="30"/>
-              </w:rPr>
-              <w:t>85-84=1</w:t>
+              <w:t>8+3=11</w:t>
             </w:r>
           </w:p>
         </w:tc>

--- a/answers-of-addition_and_subtraction_within_100.docx
+++ b/answers-of-addition_and_subtraction_within_100.docx
@@ -40,7 +40,7 @@
                 <w:rFonts w:ascii="TimeNewRoman" w:hAnsi="TimeNewRoman"/>
                 <w:sz w:val="30"/>
               </w:rPr>
-              <w:t>92-2=90</w:t>
+              <w:t>85-36=49</w:t>
             </w:r>
           </w:p>
         </w:tc>
@@ -57,7 +57,7 @@
                 <w:rFonts w:ascii="TimeNewRoman" w:hAnsi="TimeNewRoman"/>
                 <w:sz w:val="30"/>
               </w:rPr>
-              <w:t>41-37=4</w:t>
+              <w:t>75-51=24</w:t>
             </w:r>
           </w:p>
         </w:tc>
@@ -74,7 +74,7 @@
                 <w:rFonts w:ascii="TimeNewRoman" w:hAnsi="TimeNewRoman"/>
                 <w:sz w:val="30"/>
               </w:rPr>
-              <w:t>31+23=54</w:t>
+              <w:t>88+5=93</w:t>
             </w:r>
           </w:p>
         </w:tc>
@@ -91,7 +91,7 @@
                 <w:rFonts w:ascii="TimeNewRoman" w:hAnsi="TimeNewRoman"/>
                 <w:sz w:val="30"/>
               </w:rPr>
-              <w:t>60-59=1</w:t>
+              <w:t>17+8=25</w:t>
             </w:r>
           </w:p>
         </w:tc>
@@ -108,7 +108,7 @@
                 <w:rFonts w:ascii="TimeNewRoman" w:hAnsi="TimeNewRoman"/>
                 <w:sz w:val="30"/>
               </w:rPr>
-              <w:t>61-8=53</w:t>
+              <w:t>38+21=59</w:t>
             </w:r>
           </w:p>
         </w:tc>
@@ -127,7 +127,7 @@
                 <w:rFonts w:ascii="TimeNewRoman" w:hAnsi="TimeNewRoman"/>
                 <w:sz w:val="30"/>
               </w:rPr>
-              <w:t>6+92=98</w:t>
+              <w:t>62-32=30</w:t>
             </w:r>
           </w:p>
         </w:tc>
@@ -144,7 +144,7 @@
                 <w:rFonts w:ascii="TimeNewRoman" w:hAnsi="TimeNewRoman"/>
                 <w:sz w:val="30"/>
               </w:rPr>
-              <w:t>30+68=98</w:t>
+              <w:t>70-2=68</w:t>
             </w:r>
           </w:p>
         </w:tc>
@@ -161,7 +161,7 @@
                 <w:rFonts w:ascii="TimeNewRoman" w:hAnsi="TimeNewRoman"/>
                 <w:sz w:val="30"/>
               </w:rPr>
-              <w:t>95-73=22</w:t>
+              <w:t>99-56=43</w:t>
             </w:r>
           </w:p>
         </w:tc>
@@ -178,7 +178,7 @@
                 <w:rFonts w:ascii="TimeNewRoman" w:hAnsi="TimeNewRoman"/>
                 <w:sz w:val="30"/>
               </w:rPr>
-              <w:t>11+68=79</w:t>
+              <w:t>97-62=35</w:t>
             </w:r>
           </w:p>
         </w:tc>
@@ -195,7 +195,7 @@
                 <w:rFonts w:ascii="TimeNewRoman" w:hAnsi="TimeNewRoman"/>
                 <w:sz w:val="30"/>
               </w:rPr>
-              <w:t>24+40=64</w:t>
+              <w:t>56+3=59</w:t>
             </w:r>
           </w:p>
         </w:tc>
@@ -214,7 +214,7 @@
                 <w:rFonts w:ascii="TimeNewRoman" w:hAnsi="TimeNewRoman"/>
                 <w:sz w:val="30"/>
               </w:rPr>
-              <w:t>76-17=59</w:t>
+              <w:t>27+47=74</w:t>
             </w:r>
           </w:p>
         </w:tc>
@@ -231,7 +231,7 @@
                 <w:rFonts w:ascii="TimeNewRoman" w:hAnsi="TimeNewRoman"/>
                 <w:sz w:val="30"/>
               </w:rPr>
-              <w:t>60+37=97</w:t>
+              <w:t>60+13=73</w:t>
             </w:r>
           </w:p>
         </w:tc>
@@ -248,7 +248,7 @@
                 <w:rFonts w:ascii="TimeNewRoman" w:hAnsi="TimeNewRoman"/>
                 <w:sz w:val="30"/>
               </w:rPr>
-              <w:t>54-48=6</w:t>
+              <w:t>31+55=86</w:t>
             </w:r>
           </w:p>
         </w:tc>
@@ -265,7 +265,7 @@
                 <w:rFonts w:ascii="TimeNewRoman" w:hAnsi="TimeNewRoman"/>
                 <w:sz w:val="30"/>
               </w:rPr>
-              <w:t>72-62=10</w:t>
+              <w:t>9+25=34</w:t>
             </w:r>
           </w:p>
         </w:tc>
@@ -282,7 +282,7 @@
                 <w:rFonts w:ascii="TimeNewRoman" w:hAnsi="TimeNewRoman"/>
                 <w:sz w:val="30"/>
               </w:rPr>
-              <w:t>11+30=41</w:t>
+              <w:t>65-19=46</w:t>
             </w:r>
           </w:p>
         </w:tc>
@@ -301,7 +301,7 @@
                 <w:rFonts w:ascii="TimeNewRoman" w:hAnsi="TimeNewRoman"/>
                 <w:sz w:val="30"/>
               </w:rPr>
-              <w:t>40-10=30</w:t>
+              <w:t>47-19=28</w:t>
             </w:r>
           </w:p>
         </w:tc>
@@ -318,7 +318,7 @@
                 <w:rFonts w:ascii="TimeNewRoman" w:hAnsi="TimeNewRoman"/>
                 <w:sz w:val="30"/>
               </w:rPr>
-              <w:t>1+44=45</w:t>
+              <w:t>23+35=58</w:t>
             </w:r>
           </w:p>
         </w:tc>
@@ -335,7 +335,7 @@
                 <w:rFonts w:ascii="TimeNewRoman" w:hAnsi="TimeNewRoman"/>
                 <w:sz w:val="30"/>
               </w:rPr>
-              <w:t>4+40=44</w:t>
+              <w:t>92-6=86</w:t>
             </w:r>
           </w:p>
         </w:tc>
@@ -352,7 +352,7 @@
                 <w:rFonts w:ascii="TimeNewRoman" w:hAnsi="TimeNewRoman"/>
                 <w:sz w:val="30"/>
               </w:rPr>
-              <w:t>47-29=18</w:t>
+              <w:t>97-35=62</w:t>
             </w:r>
           </w:p>
         </w:tc>
@@ -369,7 +369,7 @@
                 <w:rFonts w:ascii="TimeNewRoman" w:hAnsi="TimeNewRoman"/>
                 <w:sz w:val="30"/>
               </w:rPr>
-              <w:t>37+54=91</w:t>
+              <w:t>66+19=85</w:t>
             </w:r>
           </w:p>
         </w:tc>
@@ -388,7 +388,7 @@
                 <w:rFonts w:ascii="TimeNewRoman" w:hAnsi="TimeNewRoman"/>
                 <w:sz w:val="30"/>
               </w:rPr>
-              <w:t>56+11=67</w:t>
+              <w:t>83-17=66</w:t>
             </w:r>
           </w:p>
         </w:tc>
@@ -405,7 +405,7 @@
                 <w:rFonts w:ascii="TimeNewRoman" w:hAnsi="TimeNewRoman"/>
                 <w:sz w:val="30"/>
               </w:rPr>
-              <w:t>43-34=9</w:t>
+              <w:t>90-43=47</w:t>
             </w:r>
           </w:p>
         </w:tc>
@@ -422,7 +422,7 @@
                 <w:rFonts w:ascii="TimeNewRoman" w:hAnsi="TimeNewRoman"/>
                 <w:sz w:val="30"/>
               </w:rPr>
-              <w:t>51-49=2</w:t>
+              <w:t>17+76=93</w:t>
             </w:r>
           </w:p>
         </w:tc>
@@ -439,7 +439,7 @@
                 <w:rFonts w:ascii="TimeNewRoman" w:hAnsi="TimeNewRoman"/>
                 <w:sz w:val="30"/>
               </w:rPr>
-              <w:t>32+60=92</w:t>
+              <w:t>41+9=50</w:t>
             </w:r>
           </w:p>
         </w:tc>
@@ -456,7 +456,7 @@
                 <w:rFonts w:ascii="TimeNewRoman" w:hAnsi="TimeNewRoman"/>
                 <w:sz w:val="30"/>
               </w:rPr>
-              <w:t>9-8=1</w:t>
+              <w:t>96-57=39</w:t>
             </w:r>
           </w:p>
         </w:tc>
@@ -475,7 +475,7 @@
                 <w:rFonts w:ascii="TimeNewRoman" w:hAnsi="TimeNewRoman"/>
                 <w:sz w:val="30"/>
               </w:rPr>
-              <w:t>13+0=13</w:t>
+              <w:t>95-81=14</w:t>
             </w:r>
           </w:p>
         </w:tc>
@@ -492,7 +492,7 @@
                 <w:rFonts w:ascii="TimeNewRoman" w:hAnsi="TimeNewRoman"/>
                 <w:sz w:val="30"/>
               </w:rPr>
-              <w:t>57-54=3</w:t>
+              <w:t>83-2=81</w:t>
             </w:r>
           </w:p>
         </w:tc>
@@ -509,7 +509,7 @@
                 <w:rFonts w:ascii="TimeNewRoman" w:hAnsi="TimeNewRoman"/>
                 <w:sz w:val="30"/>
               </w:rPr>
-              <w:t>28+7=35</w:t>
+              <w:t>65+1=66</w:t>
             </w:r>
           </w:p>
         </w:tc>
@@ -526,7 +526,7 @@
                 <w:rFonts w:ascii="TimeNewRoman" w:hAnsi="TimeNewRoman"/>
                 <w:sz w:val="30"/>
               </w:rPr>
-              <w:t>63-19=44</w:t>
+              <w:t>81-57=24</w:t>
             </w:r>
           </w:p>
         </w:tc>
@@ -543,7 +543,7 @@
                 <w:rFonts w:ascii="TimeNewRoman" w:hAnsi="TimeNewRoman"/>
                 <w:sz w:val="30"/>
               </w:rPr>
-              <w:t>54-18=36</w:t>
+              <w:t>62+20=82</w:t>
             </w:r>
           </w:p>
         </w:tc>
@@ -562,7 +562,7 @@
                 <w:rFonts w:ascii="TimeNewRoman" w:hAnsi="TimeNewRoman"/>
                 <w:sz w:val="30"/>
               </w:rPr>
-              <w:t>58+0=58</w:t>
+              <w:t>15+80=95</w:t>
             </w:r>
           </w:p>
         </w:tc>
@@ -579,7 +579,7 @@
                 <w:rFonts w:ascii="TimeNewRoman" w:hAnsi="TimeNewRoman"/>
                 <w:sz w:val="30"/>
               </w:rPr>
-              <w:t>49+40=89</w:t>
+              <w:t>13+66=79</w:t>
             </w:r>
           </w:p>
         </w:tc>
@@ -596,7 +596,7 @@
                 <w:rFonts w:ascii="TimeNewRoman" w:hAnsi="TimeNewRoman"/>
                 <w:sz w:val="30"/>
               </w:rPr>
-              <w:t>42+28=70</w:t>
+              <w:t>28+47=75</w:t>
             </w:r>
           </w:p>
         </w:tc>
@@ -613,7 +613,7 @@
                 <w:rFonts w:ascii="TimeNewRoman" w:hAnsi="TimeNewRoman"/>
                 <w:sz w:val="30"/>
               </w:rPr>
-              <w:t>4+33=37</w:t>
+              <w:t>94-88=6</w:t>
             </w:r>
           </w:p>
         </w:tc>
@@ -630,7 +630,7 @@
                 <w:rFonts w:ascii="TimeNewRoman" w:hAnsi="TimeNewRoman"/>
                 <w:sz w:val="30"/>
               </w:rPr>
-              <w:t>40+44=84</w:t>
+              <w:t>95-23=72</w:t>
             </w:r>
           </w:p>
         </w:tc>
@@ -649,7 +649,7 @@
                 <w:rFonts w:ascii="TimeNewRoman" w:hAnsi="TimeNewRoman"/>
                 <w:sz w:val="30"/>
               </w:rPr>
-              <w:t>15+73=88</w:t>
+              <w:t>27-0=27</w:t>
             </w:r>
           </w:p>
         </w:tc>
@@ -666,7 +666,7 @@
                 <w:rFonts w:ascii="TimeNewRoman" w:hAnsi="TimeNewRoman"/>
                 <w:sz w:val="30"/>
               </w:rPr>
-              <w:t>56-18=38</w:t>
+              <w:t>29-14=15</w:t>
             </w:r>
           </w:p>
         </w:tc>
@@ -683,7 +683,7 @@
                 <w:rFonts w:ascii="TimeNewRoman" w:hAnsi="TimeNewRoman"/>
                 <w:sz w:val="30"/>
               </w:rPr>
-              <w:t>14-14=0</w:t>
+              <w:t>44+3=47</w:t>
             </w:r>
           </w:p>
         </w:tc>
@@ -700,7 +700,7 @@
                 <w:rFonts w:ascii="TimeNewRoman" w:hAnsi="TimeNewRoman"/>
                 <w:sz w:val="30"/>
               </w:rPr>
-              <w:t>94-93=1</w:t>
+              <w:t>27+44=71</w:t>
             </w:r>
           </w:p>
         </w:tc>
@@ -717,7 +717,7 @@
                 <w:rFonts w:ascii="TimeNewRoman" w:hAnsi="TimeNewRoman"/>
                 <w:sz w:val="30"/>
               </w:rPr>
-              <w:t>51+7=58</w:t>
+              <w:t>30+9=39</w:t>
             </w:r>
           </w:p>
         </w:tc>
@@ -736,7 +736,7 @@
                 <w:rFonts w:ascii="TimeNewRoman" w:hAnsi="TimeNewRoman"/>
                 <w:sz w:val="30"/>
               </w:rPr>
-              <w:t>23+9=32</w:t>
+              <w:t>36+1=37</w:t>
             </w:r>
           </w:p>
         </w:tc>
@@ -753,7 +753,7 @@
                 <w:rFonts w:ascii="TimeNewRoman" w:hAnsi="TimeNewRoman"/>
                 <w:sz w:val="30"/>
               </w:rPr>
-              <w:t>1+46=47</w:t>
+              <w:t>65-61=4</w:t>
             </w:r>
           </w:p>
         </w:tc>
@@ -770,7 +770,7 @@
                 <w:rFonts w:ascii="TimeNewRoman" w:hAnsi="TimeNewRoman"/>
                 <w:sz w:val="30"/>
               </w:rPr>
-              <w:t>26+10=36</w:t>
+              <w:t>60-54=6</w:t>
             </w:r>
           </w:p>
         </w:tc>
@@ -787,7 +787,7 @@
                 <w:rFonts w:ascii="TimeNewRoman" w:hAnsi="TimeNewRoman"/>
                 <w:sz w:val="30"/>
               </w:rPr>
-              <w:t>93-3=90</w:t>
+              <w:t>82-42=40</w:t>
             </w:r>
           </w:p>
         </w:tc>
@@ -804,7 +804,7 @@
                 <w:rFonts w:ascii="TimeNewRoman" w:hAnsi="TimeNewRoman"/>
                 <w:sz w:val="30"/>
               </w:rPr>
-              <w:t>95-16=79</w:t>
+              <w:t>16+8=24</w:t>
             </w:r>
           </w:p>
         </w:tc>
@@ -823,7 +823,7 @@
                 <w:rFonts w:ascii="TimeNewRoman" w:hAnsi="TimeNewRoman"/>
                 <w:sz w:val="30"/>
               </w:rPr>
-              <w:t>12+32=44</w:t>
+              <w:t>12+19=31</w:t>
             </w:r>
           </w:p>
         </w:tc>
@@ -840,7 +840,7 @@
                 <w:rFonts w:ascii="TimeNewRoman" w:hAnsi="TimeNewRoman"/>
                 <w:sz w:val="30"/>
               </w:rPr>
-              <w:t>10+40=50</w:t>
+              <w:t>34-26=8</w:t>
             </w:r>
           </w:p>
         </w:tc>
@@ -857,7 +857,7 @@
                 <w:rFonts w:ascii="TimeNewRoman" w:hAnsi="TimeNewRoman"/>
                 <w:sz w:val="30"/>
               </w:rPr>
-              <w:t>87+6=93</w:t>
+              <w:t>89-61=28</w:t>
             </w:r>
           </w:p>
         </w:tc>
@@ -874,7 +874,7 @@
                 <w:rFonts w:ascii="TimeNewRoman" w:hAnsi="TimeNewRoman"/>
                 <w:sz w:val="30"/>
               </w:rPr>
-              <w:t>22+19=41</w:t>
+              <w:t>91-81=10</w:t>
             </w:r>
           </w:p>
         </w:tc>
@@ -891,7 +891,7 @@
                 <w:rFonts w:ascii="TimeNewRoman" w:hAnsi="TimeNewRoman"/>
                 <w:sz w:val="30"/>
               </w:rPr>
-              <w:t>37+2=39</w:t>
+              <w:t>35+41=76</w:t>
             </w:r>
           </w:p>
         </w:tc>
@@ -910,7 +910,7 @@
                 <w:rFonts w:ascii="TimeNewRoman" w:hAnsi="TimeNewRoman"/>
                 <w:sz w:val="30"/>
               </w:rPr>
-              <w:t>65+24=89</w:t>
+              <w:t>79-23=56</w:t>
             </w:r>
           </w:p>
         </w:tc>
@@ -927,7 +927,7 @@
                 <w:rFonts w:ascii="TimeNewRoman" w:hAnsi="TimeNewRoman"/>
                 <w:sz w:val="30"/>
               </w:rPr>
-              <w:t>56-54=2</w:t>
+              <w:t>32-20=12</w:t>
             </w:r>
           </w:p>
         </w:tc>
@@ -944,7 +944,7 @@
                 <w:rFonts w:ascii="TimeNewRoman" w:hAnsi="TimeNewRoman"/>
                 <w:sz w:val="30"/>
               </w:rPr>
-              <w:t>2+78=80</w:t>
+              <w:t>62-61=1</w:t>
             </w:r>
           </w:p>
         </w:tc>
@@ -961,7 +961,7 @@
                 <w:rFonts w:ascii="TimeNewRoman" w:hAnsi="TimeNewRoman"/>
                 <w:sz w:val="30"/>
               </w:rPr>
-              <w:t>49+34=83</w:t>
+              <w:t>88-67=21</w:t>
             </w:r>
           </w:p>
         </w:tc>
@@ -978,7 +978,7 @@
                 <w:rFonts w:ascii="TimeNewRoman" w:hAnsi="TimeNewRoman"/>
                 <w:sz w:val="30"/>
               </w:rPr>
-              <w:t>65-6=59</w:t>
+              <w:t>95+3=98</w:t>
             </w:r>
           </w:p>
         </w:tc>
@@ -997,7 +997,7 @@
                 <w:rFonts w:ascii="TimeNewRoman" w:hAnsi="TimeNewRoman"/>
                 <w:sz w:val="30"/>
               </w:rPr>
-              <w:t>34+23=57</w:t>
+              <w:t>10+72=82</w:t>
             </w:r>
           </w:p>
         </w:tc>
@@ -1014,7 +1014,7 @@
                 <w:rFonts w:ascii="TimeNewRoman" w:hAnsi="TimeNewRoman"/>
                 <w:sz w:val="30"/>
               </w:rPr>
-              <w:t>82+14=96</w:t>
+              <w:t>18+44=62</w:t>
             </w:r>
           </w:p>
         </w:tc>
@@ -1031,7 +1031,7 @@
                 <w:rFonts w:ascii="TimeNewRoman" w:hAnsi="TimeNewRoman"/>
                 <w:sz w:val="30"/>
               </w:rPr>
-              <w:t>38-29=9</w:t>
+              <w:t>5+88=93</w:t>
             </w:r>
           </w:p>
         </w:tc>
@@ -1048,7 +1048,7 @@
                 <w:rFonts w:ascii="TimeNewRoman" w:hAnsi="TimeNewRoman"/>
                 <w:sz w:val="30"/>
               </w:rPr>
-              <w:t>30-19=11</w:t>
+              <w:t>73+0=73</w:t>
             </w:r>
           </w:p>
         </w:tc>
@@ -1065,7 +1065,7 @@
                 <w:rFonts w:ascii="TimeNewRoman" w:hAnsi="TimeNewRoman"/>
                 <w:sz w:val="30"/>
               </w:rPr>
-              <w:t>24-22=2</w:t>
+              <w:t>20+24=44</w:t>
             </w:r>
           </w:p>
         </w:tc>
@@ -1084,7 +1084,7 @@
                 <w:rFonts w:ascii="TimeNewRoman" w:hAnsi="TimeNewRoman"/>
                 <w:sz w:val="30"/>
               </w:rPr>
-              <w:t>39+51=90</w:t>
+              <w:t>65-3=62</w:t>
             </w:r>
           </w:p>
         </w:tc>
@@ -1101,7 +1101,7 @@
                 <w:rFonts w:ascii="TimeNewRoman" w:hAnsi="TimeNewRoman"/>
                 <w:sz w:val="30"/>
               </w:rPr>
-              <w:t>80-25=55</w:t>
+              <w:t>89-33=56</w:t>
             </w:r>
           </w:p>
         </w:tc>
@@ -1118,7 +1118,7 @@
                 <w:rFonts w:ascii="TimeNewRoman" w:hAnsi="TimeNewRoman"/>
                 <w:sz w:val="30"/>
               </w:rPr>
-              <w:t>12+79=91</w:t>
+              <w:t>58-19=39</w:t>
             </w:r>
           </w:p>
         </w:tc>
@@ -1135,7 +1135,7 @@
                 <w:rFonts w:ascii="TimeNewRoman" w:hAnsi="TimeNewRoman"/>
                 <w:sz w:val="30"/>
               </w:rPr>
-              <w:t>98-33=65</w:t>
+              <w:t>31+12=43</w:t>
             </w:r>
           </w:p>
         </w:tc>
@@ -1152,7 +1152,7 @@
                 <w:rFonts w:ascii="TimeNewRoman" w:hAnsi="TimeNewRoman"/>
                 <w:sz w:val="30"/>
               </w:rPr>
-              <w:t>78-53=25</w:t>
+              <w:t>96-15=81</w:t>
             </w:r>
           </w:p>
         </w:tc>
@@ -1171,7 +1171,7 @@
                 <w:rFonts w:ascii="TimeNewRoman" w:hAnsi="TimeNewRoman"/>
                 <w:sz w:val="30"/>
               </w:rPr>
-              <w:t>58+19=77</w:t>
+              <w:t>20+28=48</w:t>
             </w:r>
           </w:p>
         </w:tc>
@@ -1188,7 +1188,7 @@
                 <w:rFonts w:ascii="TimeNewRoman" w:hAnsi="TimeNewRoman"/>
                 <w:sz w:val="30"/>
               </w:rPr>
-              <w:t>49-37=12</w:t>
+              <w:t>79-48=31</w:t>
             </w:r>
           </w:p>
         </w:tc>
@@ -1205,7 +1205,7 @@
                 <w:rFonts w:ascii="TimeNewRoman" w:hAnsi="TimeNewRoman"/>
                 <w:sz w:val="30"/>
               </w:rPr>
-              <w:t>85-54=31</w:t>
+              <w:t>35+34=69</w:t>
             </w:r>
           </w:p>
         </w:tc>
@@ -1222,7 +1222,7 @@
                 <w:rFonts w:ascii="TimeNewRoman" w:hAnsi="TimeNewRoman"/>
                 <w:sz w:val="30"/>
               </w:rPr>
-              <w:t>64-39=25</w:t>
+              <w:t>39-6=33</w:t>
             </w:r>
           </w:p>
         </w:tc>
@@ -1239,7 +1239,7 @@
                 <w:rFonts w:ascii="TimeNewRoman" w:hAnsi="TimeNewRoman"/>
                 <w:sz w:val="30"/>
               </w:rPr>
-              <w:t>10+80=90</w:t>
+              <w:t>30+15=45</w:t>
             </w:r>
           </w:p>
         </w:tc>
@@ -1258,7 +1258,7 @@
                 <w:rFonts w:ascii="TimeNewRoman" w:hAnsi="TimeNewRoman"/>
                 <w:sz w:val="30"/>
               </w:rPr>
-              <w:t>77-55=22</w:t>
+              <w:t>15+58=73</w:t>
             </w:r>
           </w:p>
         </w:tc>
@@ -1275,7 +1275,7 @@
                 <w:rFonts w:ascii="TimeNewRoman" w:hAnsi="TimeNewRoman"/>
                 <w:sz w:val="30"/>
               </w:rPr>
-              <w:t>48+10=58</w:t>
+              <w:t>75-3=72</w:t>
             </w:r>
           </w:p>
         </w:tc>
@@ -1292,7 +1292,7 @@
                 <w:rFonts w:ascii="TimeNewRoman" w:hAnsi="TimeNewRoman"/>
                 <w:sz w:val="30"/>
               </w:rPr>
-              <w:t>59+2=61</w:t>
+              <w:t>84-67=17</w:t>
             </w:r>
           </w:p>
         </w:tc>
@@ -1309,7 +1309,7 @@
                 <w:rFonts w:ascii="TimeNewRoman" w:hAnsi="TimeNewRoman"/>
                 <w:sz w:val="30"/>
               </w:rPr>
-              <w:t>44+30=74</w:t>
+              <w:t>73-6=67</w:t>
             </w:r>
           </w:p>
         </w:tc>
@@ -1326,7 +1326,7 @@
                 <w:rFonts w:ascii="TimeNewRoman" w:hAnsi="TimeNewRoman"/>
                 <w:sz w:val="30"/>
               </w:rPr>
-              <w:t>97-78=19</w:t>
+              <w:t>23+24=47</w:t>
             </w:r>
           </w:p>
         </w:tc>
@@ -1345,7 +1345,7 @@
                 <w:rFonts w:ascii="TimeNewRoman" w:hAnsi="TimeNewRoman"/>
                 <w:sz w:val="30"/>
               </w:rPr>
-              <w:t>61-23=38</w:t>
+              <w:t>83-34=49</w:t>
             </w:r>
           </w:p>
         </w:tc>
@@ -1362,7 +1362,7 @@
                 <w:rFonts w:ascii="TimeNewRoman" w:hAnsi="TimeNewRoman"/>
                 <w:sz w:val="30"/>
               </w:rPr>
-              <w:t>84-57=27</w:t>
+              <w:t>58+8=66</w:t>
             </w:r>
           </w:p>
         </w:tc>
@@ -1379,7 +1379,7 @@
                 <w:rFonts w:ascii="TimeNewRoman" w:hAnsi="TimeNewRoman"/>
                 <w:sz w:val="30"/>
               </w:rPr>
-              <w:t>9+75=84</w:t>
+              <w:t>79-67=12</w:t>
             </w:r>
           </w:p>
         </w:tc>
@@ -1396,7 +1396,7 @@
                 <w:rFonts w:ascii="TimeNewRoman" w:hAnsi="TimeNewRoman"/>
                 <w:sz w:val="30"/>
               </w:rPr>
-              <w:t>93-90=3</w:t>
+              <w:t>38+45=83</w:t>
             </w:r>
           </w:p>
         </w:tc>
@@ -1413,7 +1413,7 @@
                 <w:rFonts w:ascii="TimeNewRoman" w:hAnsi="TimeNewRoman"/>
                 <w:sz w:val="30"/>
               </w:rPr>
-              <w:t>41+17=58</w:t>
+              <w:t>63-28=35</w:t>
             </w:r>
           </w:p>
         </w:tc>
@@ -1432,7 +1432,7 @@
                 <w:rFonts w:ascii="TimeNewRoman" w:hAnsi="TimeNewRoman"/>
                 <w:sz w:val="30"/>
               </w:rPr>
-              <w:t>52+38=90</w:t>
+              <w:t>91-39=52</w:t>
             </w:r>
           </w:p>
         </w:tc>
@@ -1449,7 +1449,7 @@
                 <w:rFonts w:ascii="TimeNewRoman" w:hAnsi="TimeNewRoman"/>
                 <w:sz w:val="30"/>
               </w:rPr>
-              <w:t>48+39=87</w:t>
+              <w:t>37-32=5</w:t>
             </w:r>
           </w:p>
         </w:tc>
@@ -1466,7 +1466,7 @@
                 <w:rFonts w:ascii="TimeNewRoman" w:hAnsi="TimeNewRoman"/>
                 <w:sz w:val="30"/>
               </w:rPr>
-              <w:t>79-47=32</w:t>
+              <w:t>43-7=36</w:t>
             </w:r>
           </w:p>
         </w:tc>
@@ -1483,7 +1483,7 @@
                 <w:rFonts w:ascii="TimeNewRoman" w:hAnsi="TimeNewRoman"/>
                 <w:sz w:val="30"/>
               </w:rPr>
-              <w:t>46+24=70</w:t>
+              <w:t>7+4=11</w:t>
             </w:r>
           </w:p>
         </w:tc>
@@ -1500,7 +1500,7 @@
                 <w:rFonts w:ascii="TimeNewRoman" w:hAnsi="TimeNewRoman"/>
                 <w:sz w:val="30"/>
               </w:rPr>
-              <w:t>50+12=62</w:t>
+              <w:t>42-24=18</w:t>
             </w:r>
           </w:p>
         </w:tc>
@@ -1519,7 +1519,7 @@
                 <w:rFonts w:ascii="TimeNewRoman" w:hAnsi="TimeNewRoman"/>
                 <w:sz w:val="30"/>
               </w:rPr>
-              <w:t>27+37=64</w:t>
+              <w:t>58-51=7</w:t>
             </w:r>
           </w:p>
         </w:tc>
@@ -1536,7 +1536,7 @@
                 <w:rFonts w:ascii="TimeNewRoman" w:hAnsi="TimeNewRoman"/>
                 <w:sz w:val="30"/>
               </w:rPr>
-              <w:t>10-0=10</w:t>
+              <w:t>21-14=7</w:t>
             </w:r>
           </w:p>
         </w:tc>
@@ -1553,7 +1553,7 @@
                 <w:rFonts w:ascii="TimeNewRoman" w:hAnsi="TimeNewRoman"/>
                 <w:sz w:val="30"/>
               </w:rPr>
-              <w:t>26+66=92</w:t>
+              <w:t>32+57=89</w:t>
             </w:r>
           </w:p>
         </w:tc>
@@ -1570,7 +1570,7 @@
                 <w:rFonts w:ascii="TimeNewRoman" w:hAnsi="TimeNewRoman"/>
                 <w:sz w:val="30"/>
               </w:rPr>
-              <w:t>81-79=2</w:t>
+              <w:t>15+40=55</w:t>
             </w:r>
           </w:p>
         </w:tc>
@@ -1587,7 +1587,7 @@
                 <w:rFonts w:ascii="TimeNewRoman" w:hAnsi="TimeNewRoman"/>
                 <w:sz w:val="30"/>
               </w:rPr>
-              <w:t>44+0=44</w:t>
+              <w:t>74+0=74</w:t>
             </w:r>
           </w:p>
         </w:tc>
@@ -1606,7 +1606,7 @@
                 <w:rFonts w:ascii="TimeNewRoman" w:hAnsi="TimeNewRoman"/>
                 <w:sz w:val="30"/>
               </w:rPr>
-              <w:t>43-32=11</w:t>
+              <w:t>53+39=92</w:t>
             </w:r>
           </w:p>
         </w:tc>
@@ -1623,7 +1623,7 @@
                 <w:rFonts w:ascii="TimeNewRoman" w:hAnsi="TimeNewRoman"/>
                 <w:sz w:val="30"/>
               </w:rPr>
-              <w:t>2+80=82</w:t>
+              <w:t>8+73=81</w:t>
             </w:r>
           </w:p>
         </w:tc>
@@ -1640,7 +1640,7 @@
                 <w:rFonts w:ascii="TimeNewRoman" w:hAnsi="TimeNewRoman"/>
                 <w:sz w:val="30"/>
               </w:rPr>
-              <w:t>37+3=40</w:t>
+              <w:t>12-2=10</w:t>
             </w:r>
           </w:p>
         </w:tc>
@@ -1657,7 +1657,7 @@
                 <w:rFonts w:ascii="TimeNewRoman" w:hAnsi="TimeNewRoman"/>
                 <w:sz w:val="30"/>
               </w:rPr>
-              <w:t>47+37=84</w:t>
+              <w:t>78+18=96</w:t>
             </w:r>
           </w:p>
         </w:tc>
@@ -1674,7 +1674,7 @@
                 <w:rFonts w:ascii="TimeNewRoman" w:hAnsi="TimeNewRoman"/>
                 <w:sz w:val="30"/>
               </w:rPr>
-              <w:t>58-54=4</w:t>
+              <w:t>89-16=73</w:t>
             </w:r>
           </w:p>
         </w:tc>
@@ -1693,7 +1693,7 @@
                 <w:rFonts w:ascii="TimeNewRoman" w:hAnsi="TimeNewRoman"/>
                 <w:sz w:val="30"/>
               </w:rPr>
-              <w:t>4+24=28</w:t>
+              <w:t>5+29=34</w:t>
             </w:r>
           </w:p>
         </w:tc>
@@ -1710,7 +1710,7 @@
                 <w:rFonts w:ascii="TimeNewRoman" w:hAnsi="TimeNewRoman"/>
                 <w:sz w:val="30"/>
               </w:rPr>
-              <w:t>0+53=53</w:t>
+              <w:t>52+5=57</w:t>
             </w:r>
           </w:p>
         </w:tc>
@@ -1727,7 +1727,7 @@
                 <w:rFonts w:ascii="TimeNewRoman" w:hAnsi="TimeNewRoman"/>
                 <w:sz w:val="30"/>
               </w:rPr>
-              <w:t>26+32=58</w:t>
+              <w:t>80-27=53</w:t>
             </w:r>
           </w:p>
         </w:tc>
@@ -1744,7 +1744,7 @@
                 <w:rFonts w:ascii="TimeNewRoman" w:hAnsi="TimeNewRoman"/>
                 <w:sz w:val="30"/>
               </w:rPr>
-              <w:t>93-27=66</w:t>
+              <w:t>34-4=30</w:t>
             </w:r>
           </w:p>
         </w:tc>
@@ -1761,7 +1761,7 @@
                 <w:rFonts w:ascii="TimeNewRoman" w:hAnsi="TimeNewRoman"/>
                 <w:sz w:val="30"/>
               </w:rPr>
-              <w:t>8+3=11</w:t>
+              <w:t>59+2=61</w:t>
             </w:r>
           </w:p>
         </w:tc>

--- a/answers-of-addition_and_subtraction_within_100.docx
+++ b/answers-of-addition_and_subtraction_within_100.docx
@@ -11,7 +11,7 @@
           <w:rFonts w:ascii="Arial" w:hAnsi="Arial"/>
           <w:sz w:val="30"/>
         </w:rPr>
-        <w:t>2026-09-18 Friday</w:t>
+        <w:t>2026-09-19 Saturday</w:t>
       </w:r>
     </w:p>
     <w:tbl>
@@ -40,7 +40,7 @@
                 <w:rFonts w:ascii="TimeNewRoman" w:hAnsi="TimeNewRoman"/>
                 <w:sz w:val="30"/>
               </w:rPr>
-              <w:t>85-36=49</w:t>
+              <w:t>25-19=6</w:t>
             </w:r>
           </w:p>
         </w:tc>
@@ -57,7 +57,7 @@
                 <w:rFonts w:ascii="TimeNewRoman" w:hAnsi="TimeNewRoman"/>
                 <w:sz w:val="30"/>
               </w:rPr>
-              <w:t>75-51=24</w:t>
+              <w:t>78+8=86</w:t>
             </w:r>
           </w:p>
         </w:tc>
@@ -74,7 +74,7 @@
                 <w:rFonts w:ascii="TimeNewRoman" w:hAnsi="TimeNewRoman"/>
                 <w:sz w:val="30"/>
               </w:rPr>
-              <w:t>88+5=93</w:t>
+              <w:t>97-16=81</w:t>
             </w:r>
           </w:p>
         </w:tc>
@@ -91,7 +91,7 @@
                 <w:rFonts w:ascii="TimeNewRoman" w:hAnsi="TimeNewRoman"/>
                 <w:sz w:val="30"/>
               </w:rPr>
-              <w:t>17+8=25</w:t>
+              <w:t>54-6=48</w:t>
             </w:r>
           </w:p>
         </w:tc>
@@ -108,7 +108,7 @@
                 <w:rFonts w:ascii="TimeNewRoman" w:hAnsi="TimeNewRoman"/>
                 <w:sz w:val="30"/>
               </w:rPr>
-              <w:t>38+21=59</w:t>
+              <w:t>10+45=55</w:t>
             </w:r>
           </w:p>
         </w:tc>
@@ -127,7 +127,7 @@
                 <w:rFonts w:ascii="TimeNewRoman" w:hAnsi="TimeNewRoman"/>
                 <w:sz w:val="30"/>
               </w:rPr>
-              <w:t>62-32=30</w:t>
+              <w:t>73-66=7</w:t>
             </w:r>
           </w:p>
         </w:tc>
@@ -144,7 +144,7 @@
                 <w:rFonts w:ascii="TimeNewRoman" w:hAnsi="TimeNewRoman"/>
                 <w:sz w:val="30"/>
               </w:rPr>
-              <w:t>70-2=68</w:t>
+              <w:t>29+4=33</w:t>
             </w:r>
           </w:p>
         </w:tc>
@@ -161,7 +161,7 @@
                 <w:rFonts w:ascii="TimeNewRoman" w:hAnsi="TimeNewRoman"/>
                 <w:sz w:val="30"/>
               </w:rPr>
-              <w:t>99-56=43</w:t>
+              <w:t>37-28=9</w:t>
             </w:r>
           </w:p>
         </w:tc>
@@ -178,7 +178,7 @@
                 <w:rFonts w:ascii="TimeNewRoman" w:hAnsi="TimeNewRoman"/>
                 <w:sz w:val="30"/>
               </w:rPr>
-              <w:t>97-62=35</w:t>
+              <w:t>20-12=8</w:t>
             </w:r>
           </w:p>
         </w:tc>
@@ -195,7 +195,7 @@
                 <w:rFonts w:ascii="TimeNewRoman" w:hAnsi="TimeNewRoman"/>
                 <w:sz w:val="30"/>
               </w:rPr>
-              <w:t>56+3=59</w:t>
+              <w:t>53+6=59</w:t>
             </w:r>
           </w:p>
         </w:tc>
@@ -214,7 +214,7 @@
                 <w:rFonts w:ascii="TimeNewRoman" w:hAnsi="TimeNewRoman"/>
                 <w:sz w:val="30"/>
               </w:rPr>
-              <w:t>27+47=74</w:t>
+              <w:t>0+46=46</w:t>
             </w:r>
           </w:p>
         </w:tc>
@@ -231,7 +231,7 @@
                 <w:rFonts w:ascii="TimeNewRoman" w:hAnsi="TimeNewRoman"/>
                 <w:sz w:val="30"/>
               </w:rPr>
-              <w:t>60+13=73</w:t>
+              <w:t>88+8=96</w:t>
             </w:r>
           </w:p>
         </w:tc>
@@ -248,7 +248,7 @@
                 <w:rFonts w:ascii="TimeNewRoman" w:hAnsi="TimeNewRoman"/>
                 <w:sz w:val="30"/>
               </w:rPr>
-              <w:t>31+55=86</w:t>
+              <w:t>93-34=59</w:t>
             </w:r>
           </w:p>
         </w:tc>
@@ -265,7 +265,7 @@
                 <w:rFonts w:ascii="TimeNewRoman" w:hAnsi="TimeNewRoman"/>
                 <w:sz w:val="30"/>
               </w:rPr>
-              <w:t>9+25=34</w:t>
+              <w:t>99-23=76</w:t>
             </w:r>
           </w:p>
         </w:tc>
@@ -282,7 +282,7 @@
                 <w:rFonts w:ascii="TimeNewRoman" w:hAnsi="TimeNewRoman"/>
                 <w:sz w:val="30"/>
               </w:rPr>
-              <w:t>65-19=46</w:t>
+              <w:t>95-84=11</w:t>
             </w:r>
           </w:p>
         </w:tc>
@@ -301,7 +301,7 @@
                 <w:rFonts w:ascii="TimeNewRoman" w:hAnsi="TimeNewRoman"/>
                 <w:sz w:val="30"/>
               </w:rPr>
-              <w:t>47-19=28</w:t>
+              <w:t>99-40=59</w:t>
             </w:r>
           </w:p>
         </w:tc>
@@ -318,7 +318,7 @@
                 <w:rFonts w:ascii="TimeNewRoman" w:hAnsi="TimeNewRoman"/>
                 <w:sz w:val="30"/>
               </w:rPr>
-              <w:t>23+35=58</w:t>
+              <w:t>73-4=69</w:t>
             </w:r>
           </w:p>
         </w:tc>
@@ -335,1329 +335,7 @@
                 <w:rFonts w:ascii="TimeNewRoman" w:hAnsi="TimeNewRoman"/>
                 <w:sz w:val="30"/>
               </w:rPr>
-              <w:t>92-6=86</w:t>
-            </w:r>
-          </w:p>
-        </w:tc>
-        <w:tc>
-          <w:tcPr>
-            <w:tcW w:type="dxa" w:w="1987"/>
-          </w:tcPr>
-          <w:p>
-            <w:pPr>
-              <w:jc w:val="left"/>
-            </w:pPr>
-            <w:r>
-              <w:rPr>
-                <w:rFonts w:ascii="TimeNewRoman" w:hAnsi="TimeNewRoman"/>
-                <w:sz w:val="30"/>
-              </w:rPr>
-              <w:t>97-35=62</w:t>
-            </w:r>
-          </w:p>
-        </w:tc>
-        <w:tc>
-          <w:tcPr>
-            <w:tcW w:type="dxa" w:w="1987"/>
-          </w:tcPr>
-          <w:p>
-            <w:pPr>
-              <w:jc w:val="left"/>
-            </w:pPr>
-            <w:r>
-              <w:rPr>
-                <w:rFonts w:ascii="TimeNewRoman" w:hAnsi="TimeNewRoman"/>
-                <w:sz w:val="30"/>
-              </w:rPr>
-              <w:t>66+19=85</w:t>
-            </w:r>
-          </w:p>
-        </w:tc>
-      </w:tr>
-      <w:tr>
-        <w:tc>
-          <w:tcPr>
-            <w:tcW w:type="dxa" w:w="1987"/>
-          </w:tcPr>
-          <w:p>
-            <w:pPr>
-              <w:jc w:val="left"/>
-            </w:pPr>
-            <w:r>
-              <w:rPr>
-                <w:rFonts w:ascii="TimeNewRoman" w:hAnsi="TimeNewRoman"/>
-                <w:sz w:val="30"/>
-              </w:rPr>
-              <w:t>83-17=66</w:t>
-            </w:r>
-          </w:p>
-        </w:tc>
-        <w:tc>
-          <w:tcPr>
-            <w:tcW w:type="dxa" w:w="1987"/>
-          </w:tcPr>
-          <w:p>
-            <w:pPr>
-              <w:jc w:val="left"/>
-            </w:pPr>
-            <w:r>
-              <w:rPr>
-                <w:rFonts w:ascii="TimeNewRoman" w:hAnsi="TimeNewRoman"/>
-                <w:sz w:val="30"/>
-              </w:rPr>
-              <w:t>90-43=47</w:t>
-            </w:r>
-          </w:p>
-        </w:tc>
-        <w:tc>
-          <w:tcPr>
-            <w:tcW w:type="dxa" w:w="1987"/>
-          </w:tcPr>
-          <w:p>
-            <w:pPr>
-              <w:jc w:val="left"/>
-            </w:pPr>
-            <w:r>
-              <w:rPr>
-                <w:rFonts w:ascii="TimeNewRoman" w:hAnsi="TimeNewRoman"/>
-                <w:sz w:val="30"/>
-              </w:rPr>
-              <w:t>17+76=93</w:t>
-            </w:r>
-          </w:p>
-        </w:tc>
-        <w:tc>
-          <w:tcPr>
-            <w:tcW w:type="dxa" w:w="1987"/>
-          </w:tcPr>
-          <w:p>
-            <w:pPr>
-              <w:jc w:val="left"/>
-            </w:pPr>
-            <w:r>
-              <w:rPr>
-                <w:rFonts w:ascii="TimeNewRoman" w:hAnsi="TimeNewRoman"/>
-                <w:sz w:val="30"/>
-              </w:rPr>
-              <w:t>41+9=50</w:t>
-            </w:r>
-          </w:p>
-        </w:tc>
-        <w:tc>
-          <w:tcPr>
-            <w:tcW w:type="dxa" w:w="1987"/>
-          </w:tcPr>
-          <w:p>
-            <w:pPr>
-              <w:jc w:val="left"/>
-            </w:pPr>
-            <w:r>
-              <w:rPr>
-                <w:rFonts w:ascii="TimeNewRoman" w:hAnsi="TimeNewRoman"/>
-                <w:sz w:val="30"/>
-              </w:rPr>
-              <w:t>96-57=39</w:t>
-            </w:r>
-          </w:p>
-        </w:tc>
-      </w:tr>
-      <w:tr>
-        <w:tc>
-          <w:tcPr>
-            <w:tcW w:type="dxa" w:w="1987"/>
-          </w:tcPr>
-          <w:p>
-            <w:pPr>
-              <w:jc w:val="left"/>
-            </w:pPr>
-            <w:r>
-              <w:rPr>
-                <w:rFonts w:ascii="TimeNewRoman" w:hAnsi="TimeNewRoman"/>
-                <w:sz w:val="30"/>
-              </w:rPr>
-              <w:t>95-81=14</w:t>
-            </w:r>
-          </w:p>
-        </w:tc>
-        <w:tc>
-          <w:tcPr>
-            <w:tcW w:type="dxa" w:w="1987"/>
-          </w:tcPr>
-          <w:p>
-            <w:pPr>
-              <w:jc w:val="left"/>
-            </w:pPr>
-            <w:r>
-              <w:rPr>
-                <w:rFonts w:ascii="TimeNewRoman" w:hAnsi="TimeNewRoman"/>
-                <w:sz w:val="30"/>
-              </w:rPr>
-              <w:t>83-2=81</w:t>
-            </w:r>
-          </w:p>
-        </w:tc>
-        <w:tc>
-          <w:tcPr>
-            <w:tcW w:type="dxa" w:w="1987"/>
-          </w:tcPr>
-          <w:p>
-            <w:pPr>
-              <w:jc w:val="left"/>
-            </w:pPr>
-            <w:r>
-              <w:rPr>
-                <w:rFonts w:ascii="TimeNewRoman" w:hAnsi="TimeNewRoman"/>
-                <w:sz w:val="30"/>
-              </w:rPr>
-              <w:t>65+1=66</w:t>
-            </w:r>
-          </w:p>
-        </w:tc>
-        <w:tc>
-          <w:tcPr>
-            <w:tcW w:type="dxa" w:w="1987"/>
-          </w:tcPr>
-          <w:p>
-            <w:pPr>
-              <w:jc w:val="left"/>
-            </w:pPr>
-            <w:r>
-              <w:rPr>
-                <w:rFonts w:ascii="TimeNewRoman" w:hAnsi="TimeNewRoman"/>
-                <w:sz w:val="30"/>
-              </w:rPr>
-              <w:t>81-57=24</w:t>
-            </w:r>
-          </w:p>
-        </w:tc>
-        <w:tc>
-          <w:tcPr>
-            <w:tcW w:type="dxa" w:w="1987"/>
-          </w:tcPr>
-          <w:p>
-            <w:pPr>
-              <w:jc w:val="left"/>
-            </w:pPr>
-            <w:r>
-              <w:rPr>
-                <w:rFonts w:ascii="TimeNewRoman" w:hAnsi="TimeNewRoman"/>
-                <w:sz w:val="30"/>
-              </w:rPr>
-              <w:t>62+20=82</w:t>
-            </w:r>
-          </w:p>
-        </w:tc>
-      </w:tr>
-      <w:tr>
-        <w:tc>
-          <w:tcPr>
-            <w:tcW w:type="dxa" w:w="1987"/>
-          </w:tcPr>
-          <w:p>
-            <w:pPr>
-              <w:jc w:val="left"/>
-            </w:pPr>
-            <w:r>
-              <w:rPr>
-                <w:rFonts w:ascii="TimeNewRoman" w:hAnsi="TimeNewRoman"/>
-                <w:sz w:val="30"/>
-              </w:rPr>
-              <w:t>15+80=95</w:t>
-            </w:r>
-          </w:p>
-        </w:tc>
-        <w:tc>
-          <w:tcPr>
-            <w:tcW w:type="dxa" w:w="1987"/>
-          </w:tcPr>
-          <w:p>
-            <w:pPr>
-              <w:jc w:val="left"/>
-            </w:pPr>
-            <w:r>
-              <w:rPr>
-                <w:rFonts w:ascii="TimeNewRoman" w:hAnsi="TimeNewRoman"/>
-                <w:sz w:val="30"/>
-              </w:rPr>
-              <w:t>13+66=79</w:t>
-            </w:r>
-          </w:p>
-        </w:tc>
-        <w:tc>
-          <w:tcPr>
-            <w:tcW w:type="dxa" w:w="1987"/>
-          </w:tcPr>
-          <w:p>
-            <w:pPr>
-              <w:jc w:val="left"/>
-            </w:pPr>
-            <w:r>
-              <w:rPr>
-                <w:rFonts w:ascii="TimeNewRoman" w:hAnsi="TimeNewRoman"/>
-                <w:sz w:val="30"/>
-              </w:rPr>
-              <w:t>28+47=75</w:t>
-            </w:r>
-          </w:p>
-        </w:tc>
-        <w:tc>
-          <w:tcPr>
-            <w:tcW w:type="dxa" w:w="1987"/>
-          </w:tcPr>
-          <w:p>
-            <w:pPr>
-              <w:jc w:val="left"/>
-            </w:pPr>
-            <w:r>
-              <w:rPr>
-                <w:rFonts w:ascii="TimeNewRoman" w:hAnsi="TimeNewRoman"/>
-                <w:sz w:val="30"/>
-              </w:rPr>
-              <w:t>94-88=6</w:t>
-            </w:r>
-          </w:p>
-        </w:tc>
-        <w:tc>
-          <w:tcPr>
-            <w:tcW w:type="dxa" w:w="1987"/>
-          </w:tcPr>
-          <w:p>
-            <w:pPr>
-              <w:jc w:val="left"/>
-            </w:pPr>
-            <w:r>
-              <w:rPr>
-                <w:rFonts w:ascii="TimeNewRoman" w:hAnsi="TimeNewRoman"/>
-                <w:sz w:val="30"/>
-              </w:rPr>
-              <w:t>95-23=72</w:t>
-            </w:r>
-          </w:p>
-        </w:tc>
-      </w:tr>
-      <w:tr>
-        <w:tc>
-          <w:tcPr>
-            <w:tcW w:type="dxa" w:w="1987"/>
-          </w:tcPr>
-          <w:p>
-            <w:pPr>
-              <w:jc w:val="left"/>
-            </w:pPr>
-            <w:r>
-              <w:rPr>
-                <w:rFonts w:ascii="TimeNewRoman" w:hAnsi="TimeNewRoman"/>
-                <w:sz w:val="30"/>
-              </w:rPr>
-              <w:t>27-0=27</w:t>
-            </w:r>
-          </w:p>
-        </w:tc>
-        <w:tc>
-          <w:tcPr>
-            <w:tcW w:type="dxa" w:w="1987"/>
-          </w:tcPr>
-          <w:p>
-            <w:pPr>
-              <w:jc w:val="left"/>
-            </w:pPr>
-            <w:r>
-              <w:rPr>
-                <w:rFonts w:ascii="TimeNewRoman" w:hAnsi="TimeNewRoman"/>
-                <w:sz w:val="30"/>
-              </w:rPr>
-              <w:t>29-14=15</w:t>
-            </w:r>
-          </w:p>
-        </w:tc>
-        <w:tc>
-          <w:tcPr>
-            <w:tcW w:type="dxa" w:w="1987"/>
-          </w:tcPr>
-          <w:p>
-            <w:pPr>
-              <w:jc w:val="left"/>
-            </w:pPr>
-            <w:r>
-              <w:rPr>
-                <w:rFonts w:ascii="TimeNewRoman" w:hAnsi="TimeNewRoman"/>
-                <w:sz w:val="30"/>
-              </w:rPr>
-              <w:t>44+3=47</w:t>
-            </w:r>
-          </w:p>
-        </w:tc>
-        <w:tc>
-          <w:tcPr>
-            <w:tcW w:type="dxa" w:w="1987"/>
-          </w:tcPr>
-          <w:p>
-            <w:pPr>
-              <w:jc w:val="left"/>
-            </w:pPr>
-            <w:r>
-              <w:rPr>
-                <w:rFonts w:ascii="TimeNewRoman" w:hAnsi="TimeNewRoman"/>
-                <w:sz w:val="30"/>
-              </w:rPr>
-              <w:t>27+44=71</w:t>
-            </w:r>
-          </w:p>
-        </w:tc>
-        <w:tc>
-          <w:tcPr>
-            <w:tcW w:type="dxa" w:w="1987"/>
-          </w:tcPr>
-          <w:p>
-            <w:pPr>
-              <w:jc w:val="left"/>
-            </w:pPr>
-            <w:r>
-              <w:rPr>
-                <w:rFonts w:ascii="TimeNewRoman" w:hAnsi="TimeNewRoman"/>
-                <w:sz w:val="30"/>
-              </w:rPr>
-              <w:t>30+9=39</w:t>
-            </w:r>
-          </w:p>
-        </w:tc>
-      </w:tr>
-      <w:tr>
-        <w:tc>
-          <w:tcPr>
-            <w:tcW w:type="dxa" w:w="1987"/>
-          </w:tcPr>
-          <w:p>
-            <w:pPr>
-              <w:jc w:val="left"/>
-            </w:pPr>
-            <w:r>
-              <w:rPr>
-                <w:rFonts w:ascii="TimeNewRoman" w:hAnsi="TimeNewRoman"/>
-                <w:sz w:val="30"/>
-              </w:rPr>
-              <w:t>36+1=37</w:t>
-            </w:r>
-          </w:p>
-        </w:tc>
-        <w:tc>
-          <w:tcPr>
-            <w:tcW w:type="dxa" w:w="1987"/>
-          </w:tcPr>
-          <w:p>
-            <w:pPr>
-              <w:jc w:val="left"/>
-            </w:pPr>
-            <w:r>
-              <w:rPr>
-                <w:rFonts w:ascii="TimeNewRoman" w:hAnsi="TimeNewRoman"/>
-                <w:sz w:val="30"/>
-              </w:rPr>
-              <w:t>65-61=4</w:t>
-            </w:r>
-          </w:p>
-        </w:tc>
-        <w:tc>
-          <w:tcPr>
-            <w:tcW w:type="dxa" w:w="1987"/>
-          </w:tcPr>
-          <w:p>
-            <w:pPr>
-              <w:jc w:val="left"/>
-            </w:pPr>
-            <w:r>
-              <w:rPr>
-                <w:rFonts w:ascii="TimeNewRoman" w:hAnsi="TimeNewRoman"/>
-                <w:sz w:val="30"/>
-              </w:rPr>
-              <w:t>60-54=6</w:t>
-            </w:r>
-          </w:p>
-        </w:tc>
-        <w:tc>
-          <w:tcPr>
-            <w:tcW w:type="dxa" w:w="1987"/>
-          </w:tcPr>
-          <w:p>
-            <w:pPr>
-              <w:jc w:val="left"/>
-            </w:pPr>
-            <w:r>
-              <w:rPr>
-                <w:rFonts w:ascii="TimeNewRoman" w:hAnsi="TimeNewRoman"/>
-                <w:sz w:val="30"/>
-              </w:rPr>
-              <w:t>82-42=40</w:t>
-            </w:r>
-          </w:p>
-        </w:tc>
-        <w:tc>
-          <w:tcPr>
-            <w:tcW w:type="dxa" w:w="1987"/>
-          </w:tcPr>
-          <w:p>
-            <w:pPr>
-              <w:jc w:val="left"/>
-            </w:pPr>
-            <w:r>
-              <w:rPr>
-                <w:rFonts w:ascii="TimeNewRoman" w:hAnsi="TimeNewRoman"/>
-                <w:sz w:val="30"/>
-              </w:rPr>
-              <w:t>16+8=24</w:t>
-            </w:r>
-          </w:p>
-        </w:tc>
-      </w:tr>
-      <w:tr>
-        <w:tc>
-          <w:tcPr>
-            <w:tcW w:type="dxa" w:w="1987"/>
-          </w:tcPr>
-          <w:p>
-            <w:pPr>
-              <w:jc w:val="left"/>
-            </w:pPr>
-            <w:r>
-              <w:rPr>
-                <w:rFonts w:ascii="TimeNewRoman" w:hAnsi="TimeNewRoman"/>
-                <w:sz w:val="30"/>
-              </w:rPr>
-              <w:t>12+19=31</w:t>
-            </w:r>
-          </w:p>
-        </w:tc>
-        <w:tc>
-          <w:tcPr>
-            <w:tcW w:type="dxa" w:w="1987"/>
-          </w:tcPr>
-          <w:p>
-            <w:pPr>
-              <w:jc w:val="left"/>
-            </w:pPr>
-            <w:r>
-              <w:rPr>
-                <w:rFonts w:ascii="TimeNewRoman" w:hAnsi="TimeNewRoman"/>
-                <w:sz w:val="30"/>
-              </w:rPr>
-              <w:t>34-26=8</w:t>
-            </w:r>
-          </w:p>
-        </w:tc>
-        <w:tc>
-          <w:tcPr>
-            <w:tcW w:type="dxa" w:w="1987"/>
-          </w:tcPr>
-          <w:p>
-            <w:pPr>
-              <w:jc w:val="left"/>
-            </w:pPr>
-            <w:r>
-              <w:rPr>
-                <w:rFonts w:ascii="TimeNewRoman" w:hAnsi="TimeNewRoman"/>
-                <w:sz w:val="30"/>
-              </w:rPr>
-              <w:t>89-61=28</w:t>
-            </w:r>
-          </w:p>
-        </w:tc>
-        <w:tc>
-          <w:tcPr>
-            <w:tcW w:type="dxa" w:w="1987"/>
-          </w:tcPr>
-          <w:p>
-            <w:pPr>
-              <w:jc w:val="left"/>
-            </w:pPr>
-            <w:r>
-              <w:rPr>
-                <w:rFonts w:ascii="TimeNewRoman" w:hAnsi="TimeNewRoman"/>
-                <w:sz w:val="30"/>
-              </w:rPr>
-              <w:t>91-81=10</w:t>
-            </w:r>
-          </w:p>
-        </w:tc>
-        <w:tc>
-          <w:tcPr>
-            <w:tcW w:type="dxa" w:w="1987"/>
-          </w:tcPr>
-          <w:p>
-            <w:pPr>
-              <w:jc w:val="left"/>
-            </w:pPr>
-            <w:r>
-              <w:rPr>
-                <w:rFonts w:ascii="TimeNewRoman" w:hAnsi="TimeNewRoman"/>
-                <w:sz w:val="30"/>
-              </w:rPr>
-              <w:t>35+41=76</w:t>
-            </w:r>
-          </w:p>
-        </w:tc>
-      </w:tr>
-      <w:tr>
-        <w:tc>
-          <w:tcPr>
-            <w:tcW w:type="dxa" w:w="1987"/>
-          </w:tcPr>
-          <w:p>
-            <w:pPr>
-              <w:jc w:val="left"/>
-            </w:pPr>
-            <w:r>
-              <w:rPr>
-                <w:rFonts w:ascii="TimeNewRoman" w:hAnsi="TimeNewRoman"/>
-                <w:sz w:val="30"/>
-              </w:rPr>
-              <w:t>79-23=56</w:t>
-            </w:r>
-          </w:p>
-        </w:tc>
-        <w:tc>
-          <w:tcPr>
-            <w:tcW w:type="dxa" w:w="1987"/>
-          </w:tcPr>
-          <w:p>
-            <w:pPr>
-              <w:jc w:val="left"/>
-            </w:pPr>
-            <w:r>
-              <w:rPr>
-                <w:rFonts w:ascii="TimeNewRoman" w:hAnsi="TimeNewRoman"/>
-                <w:sz w:val="30"/>
-              </w:rPr>
-              <w:t>32-20=12</w:t>
-            </w:r>
-          </w:p>
-        </w:tc>
-        <w:tc>
-          <w:tcPr>
-            <w:tcW w:type="dxa" w:w="1987"/>
-          </w:tcPr>
-          <w:p>
-            <w:pPr>
-              <w:jc w:val="left"/>
-            </w:pPr>
-            <w:r>
-              <w:rPr>
-                <w:rFonts w:ascii="TimeNewRoman" w:hAnsi="TimeNewRoman"/>
-                <w:sz w:val="30"/>
-              </w:rPr>
-              <w:t>62-61=1</w:t>
-            </w:r>
-          </w:p>
-        </w:tc>
-        <w:tc>
-          <w:tcPr>
-            <w:tcW w:type="dxa" w:w="1987"/>
-          </w:tcPr>
-          <w:p>
-            <w:pPr>
-              <w:jc w:val="left"/>
-            </w:pPr>
-            <w:r>
-              <w:rPr>
-                <w:rFonts w:ascii="TimeNewRoman" w:hAnsi="TimeNewRoman"/>
-                <w:sz w:val="30"/>
-              </w:rPr>
-              <w:t>88-67=21</w:t>
-            </w:r>
-          </w:p>
-        </w:tc>
-        <w:tc>
-          <w:tcPr>
-            <w:tcW w:type="dxa" w:w="1987"/>
-          </w:tcPr>
-          <w:p>
-            <w:pPr>
-              <w:jc w:val="left"/>
-            </w:pPr>
-            <w:r>
-              <w:rPr>
-                <w:rFonts w:ascii="TimeNewRoman" w:hAnsi="TimeNewRoman"/>
-                <w:sz w:val="30"/>
-              </w:rPr>
-              <w:t>95+3=98</w:t>
-            </w:r>
-          </w:p>
-        </w:tc>
-      </w:tr>
-      <w:tr>
-        <w:tc>
-          <w:tcPr>
-            <w:tcW w:type="dxa" w:w="1987"/>
-          </w:tcPr>
-          <w:p>
-            <w:pPr>
-              <w:jc w:val="left"/>
-            </w:pPr>
-            <w:r>
-              <w:rPr>
-                <w:rFonts w:ascii="TimeNewRoman" w:hAnsi="TimeNewRoman"/>
-                <w:sz w:val="30"/>
-              </w:rPr>
-              <w:t>10+72=82</w:t>
-            </w:r>
-          </w:p>
-        </w:tc>
-        <w:tc>
-          <w:tcPr>
-            <w:tcW w:type="dxa" w:w="1987"/>
-          </w:tcPr>
-          <w:p>
-            <w:pPr>
-              <w:jc w:val="left"/>
-            </w:pPr>
-            <w:r>
-              <w:rPr>
-                <w:rFonts w:ascii="TimeNewRoman" w:hAnsi="TimeNewRoman"/>
-                <w:sz w:val="30"/>
-              </w:rPr>
-              <w:t>18+44=62</w:t>
-            </w:r>
-          </w:p>
-        </w:tc>
-        <w:tc>
-          <w:tcPr>
-            <w:tcW w:type="dxa" w:w="1987"/>
-          </w:tcPr>
-          <w:p>
-            <w:pPr>
-              <w:jc w:val="left"/>
-            </w:pPr>
-            <w:r>
-              <w:rPr>
-                <w:rFonts w:ascii="TimeNewRoman" w:hAnsi="TimeNewRoman"/>
-                <w:sz w:val="30"/>
-              </w:rPr>
-              <w:t>5+88=93</w:t>
-            </w:r>
-          </w:p>
-        </w:tc>
-        <w:tc>
-          <w:tcPr>
-            <w:tcW w:type="dxa" w:w="1987"/>
-          </w:tcPr>
-          <w:p>
-            <w:pPr>
-              <w:jc w:val="left"/>
-            </w:pPr>
-            <w:r>
-              <w:rPr>
-                <w:rFonts w:ascii="TimeNewRoman" w:hAnsi="TimeNewRoman"/>
-                <w:sz w:val="30"/>
-              </w:rPr>
-              <w:t>73+0=73</w:t>
-            </w:r>
-          </w:p>
-        </w:tc>
-        <w:tc>
-          <w:tcPr>
-            <w:tcW w:type="dxa" w:w="1987"/>
-          </w:tcPr>
-          <w:p>
-            <w:pPr>
-              <w:jc w:val="left"/>
-            </w:pPr>
-            <w:r>
-              <w:rPr>
-                <w:rFonts w:ascii="TimeNewRoman" w:hAnsi="TimeNewRoman"/>
-                <w:sz w:val="30"/>
-              </w:rPr>
-              <w:t>20+24=44</w:t>
-            </w:r>
-          </w:p>
-        </w:tc>
-      </w:tr>
-      <w:tr>
-        <w:tc>
-          <w:tcPr>
-            <w:tcW w:type="dxa" w:w="1987"/>
-          </w:tcPr>
-          <w:p>
-            <w:pPr>
-              <w:jc w:val="left"/>
-            </w:pPr>
-            <w:r>
-              <w:rPr>
-                <w:rFonts w:ascii="TimeNewRoman" w:hAnsi="TimeNewRoman"/>
-                <w:sz w:val="30"/>
-              </w:rPr>
-              <w:t>65-3=62</w:t>
-            </w:r>
-          </w:p>
-        </w:tc>
-        <w:tc>
-          <w:tcPr>
-            <w:tcW w:type="dxa" w:w="1987"/>
-          </w:tcPr>
-          <w:p>
-            <w:pPr>
-              <w:jc w:val="left"/>
-            </w:pPr>
-            <w:r>
-              <w:rPr>
-                <w:rFonts w:ascii="TimeNewRoman" w:hAnsi="TimeNewRoman"/>
-                <w:sz w:val="30"/>
-              </w:rPr>
-              <w:t>89-33=56</w:t>
-            </w:r>
-          </w:p>
-        </w:tc>
-        <w:tc>
-          <w:tcPr>
-            <w:tcW w:type="dxa" w:w="1987"/>
-          </w:tcPr>
-          <w:p>
-            <w:pPr>
-              <w:jc w:val="left"/>
-            </w:pPr>
-            <w:r>
-              <w:rPr>
-                <w:rFonts w:ascii="TimeNewRoman" w:hAnsi="TimeNewRoman"/>
-                <w:sz w:val="30"/>
-              </w:rPr>
-              <w:t>58-19=39</w:t>
-            </w:r>
-          </w:p>
-        </w:tc>
-        <w:tc>
-          <w:tcPr>
-            <w:tcW w:type="dxa" w:w="1987"/>
-          </w:tcPr>
-          <w:p>
-            <w:pPr>
-              <w:jc w:val="left"/>
-            </w:pPr>
-            <w:r>
-              <w:rPr>
-                <w:rFonts w:ascii="TimeNewRoman" w:hAnsi="TimeNewRoman"/>
-                <w:sz w:val="30"/>
-              </w:rPr>
-              <w:t>31+12=43</w:t>
-            </w:r>
-          </w:p>
-        </w:tc>
-        <w:tc>
-          <w:tcPr>
-            <w:tcW w:type="dxa" w:w="1987"/>
-          </w:tcPr>
-          <w:p>
-            <w:pPr>
-              <w:jc w:val="left"/>
-            </w:pPr>
-            <w:r>
-              <w:rPr>
-                <w:rFonts w:ascii="TimeNewRoman" w:hAnsi="TimeNewRoman"/>
-                <w:sz w:val="30"/>
-              </w:rPr>
-              <w:t>96-15=81</w:t>
-            </w:r>
-          </w:p>
-        </w:tc>
-      </w:tr>
-      <w:tr>
-        <w:tc>
-          <w:tcPr>
-            <w:tcW w:type="dxa" w:w="1987"/>
-          </w:tcPr>
-          <w:p>
-            <w:pPr>
-              <w:jc w:val="left"/>
-            </w:pPr>
-            <w:r>
-              <w:rPr>
-                <w:rFonts w:ascii="TimeNewRoman" w:hAnsi="TimeNewRoman"/>
-                <w:sz w:val="30"/>
-              </w:rPr>
-              <w:t>20+28=48</w:t>
-            </w:r>
-          </w:p>
-        </w:tc>
-        <w:tc>
-          <w:tcPr>
-            <w:tcW w:type="dxa" w:w="1987"/>
-          </w:tcPr>
-          <w:p>
-            <w:pPr>
-              <w:jc w:val="left"/>
-            </w:pPr>
-            <w:r>
-              <w:rPr>
-                <w:rFonts w:ascii="TimeNewRoman" w:hAnsi="TimeNewRoman"/>
-                <w:sz w:val="30"/>
-              </w:rPr>
-              <w:t>79-48=31</w:t>
-            </w:r>
-          </w:p>
-        </w:tc>
-        <w:tc>
-          <w:tcPr>
-            <w:tcW w:type="dxa" w:w="1987"/>
-          </w:tcPr>
-          <w:p>
-            <w:pPr>
-              <w:jc w:val="left"/>
-            </w:pPr>
-            <w:r>
-              <w:rPr>
-                <w:rFonts w:ascii="TimeNewRoman" w:hAnsi="TimeNewRoman"/>
-                <w:sz w:val="30"/>
-              </w:rPr>
-              <w:t>35+34=69</w:t>
-            </w:r>
-          </w:p>
-        </w:tc>
-        <w:tc>
-          <w:tcPr>
-            <w:tcW w:type="dxa" w:w="1987"/>
-          </w:tcPr>
-          <w:p>
-            <w:pPr>
-              <w:jc w:val="left"/>
-            </w:pPr>
-            <w:r>
-              <w:rPr>
-                <w:rFonts w:ascii="TimeNewRoman" w:hAnsi="TimeNewRoman"/>
-                <w:sz w:val="30"/>
-              </w:rPr>
-              <w:t>39-6=33</w:t>
-            </w:r>
-          </w:p>
-        </w:tc>
-        <w:tc>
-          <w:tcPr>
-            <w:tcW w:type="dxa" w:w="1987"/>
-          </w:tcPr>
-          <w:p>
-            <w:pPr>
-              <w:jc w:val="left"/>
-            </w:pPr>
-            <w:r>
-              <w:rPr>
-                <w:rFonts w:ascii="TimeNewRoman" w:hAnsi="TimeNewRoman"/>
-                <w:sz w:val="30"/>
-              </w:rPr>
-              <w:t>30+15=45</w:t>
-            </w:r>
-          </w:p>
-        </w:tc>
-      </w:tr>
-      <w:tr>
-        <w:tc>
-          <w:tcPr>
-            <w:tcW w:type="dxa" w:w="1987"/>
-          </w:tcPr>
-          <w:p>
-            <w:pPr>
-              <w:jc w:val="left"/>
-            </w:pPr>
-            <w:r>
-              <w:rPr>
-                <w:rFonts w:ascii="TimeNewRoman" w:hAnsi="TimeNewRoman"/>
-                <w:sz w:val="30"/>
-              </w:rPr>
-              <w:t>15+58=73</w:t>
-            </w:r>
-          </w:p>
-        </w:tc>
-        <w:tc>
-          <w:tcPr>
-            <w:tcW w:type="dxa" w:w="1987"/>
-          </w:tcPr>
-          <w:p>
-            <w:pPr>
-              <w:jc w:val="left"/>
-            </w:pPr>
-            <w:r>
-              <w:rPr>
-                <w:rFonts w:ascii="TimeNewRoman" w:hAnsi="TimeNewRoman"/>
-                <w:sz w:val="30"/>
-              </w:rPr>
-              <w:t>75-3=72</w:t>
-            </w:r>
-          </w:p>
-        </w:tc>
-        <w:tc>
-          <w:tcPr>
-            <w:tcW w:type="dxa" w:w="1987"/>
-          </w:tcPr>
-          <w:p>
-            <w:pPr>
-              <w:jc w:val="left"/>
-            </w:pPr>
-            <w:r>
-              <w:rPr>
-                <w:rFonts w:ascii="TimeNewRoman" w:hAnsi="TimeNewRoman"/>
-                <w:sz w:val="30"/>
-              </w:rPr>
-              <w:t>84-67=17</w:t>
-            </w:r>
-          </w:p>
-        </w:tc>
-        <w:tc>
-          <w:tcPr>
-            <w:tcW w:type="dxa" w:w="1987"/>
-          </w:tcPr>
-          <w:p>
-            <w:pPr>
-              <w:jc w:val="left"/>
-            </w:pPr>
-            <w:r>
-              <w:rPr>
-                <w:rFonts w:ascii="TimeNewRoman" w:hAnsi="TimeNewRoman"/>
-                <w:sz w:val="30"/>
-              </w:rPr>
-              <w:t>73-6=67</w:t>
-            </w:r>
-          </w:p>
-        </w:tc>
-        <w:tc>
-          <w:tcPr>
-            <w:tcW w:type="dxa" w:w="1987"/>
-          </w:tcPr>
-          <w:p>
-            <w:pPr>
-              <w:jc w:val="left"/>
-            </w:pPr>
-            <w:r>
-              <w:rPr>
-                <w:rFonts w:ascii="TimeNewRoman" w:hAnsi="TimeNewRoman"/>
-                <w:sz w:val="30"/>
-              </w:rPr>
-              <w:t>23+24=47</w:t>
-            </w:r>
-          </w:p>
-        </w:tc>
-      </w:tr>
-      <w:tr>
-        <w:tc>
-          <w:tcPr>
-            <w:tcW w:type="dxa" w:w="1987"/>
-          </w:tcPr>
-          <w:p>
-            <w:pPr>
-              <w:jc w:val="left"/>
-            </w:pPr>
-            <w:r>
-              <w:rPr>
-                <w:rFonts w:ascii="TimeNewRoman" w:hAnsi="TimeNewRoman"/>
-                <w:sz w:val="30"/>
-              </w:rPr>
-              <w:t>83-34=49</w:t>
-            </w:r>
-          </w:p>
-        </w:tc>
-        <w:tc>
-          <w:tcPr>
-            <w:tcW w:type="dxa" w:w="1987"/>
-          </w:tcPr>
-          <w:p>
-            <w:pPr>
-              <w:jc w:val="left"/>
-            </w:pPr>
-            <w:r>
-              <w:rPr>
-                <w:rFonts w:ascii="TimeNewRoman" w:hAnsi="TimeNewRoman"/>
-                <w:sz w:val="30"/>
-              </w:rPr>
-              <w:t>58+8=66</w:t>
-            </w:r>
-          </w:p>
-        </w:tc>
-        <w:tc>
-          <w:tcPr>
-            <w:tcW w:type="dxa" w:w="1987"/>
-          </w:tcPr>
-          <w:p>
-            <w:pPr>
-              <w:jc w:val="left"/>
-            </w:pPr>
-            <w:r>
-              <w:rPr>
-                <w:rFonts w:ascii="TimeNewRoman" w:hAnsi="TimeNewRoman"/>
-                <w:sz w:val="30"/>
-              </w:rPr>
-              <w:t>79-67=12</w:t>
-            </w:r>
-          </w:p>
-        </w:tc>
-        <w:tc>
-          <w:tcPr>
-            <w:tcW w:type="dxa" w:w="1987"/>
-          </w:tcPr>
-          <w:p>
-            <w:pPr>
-              <w:jc w:val="left"/>
-            </w:pPr>
-            <w:r>
-              <w:rPr>
-                <w:rFonts w:ascii="TimeNewRoman" w:hAnsi="TimeNewRoman"/>
-                <w:sz w:val="30"/>
-              </w:rPr>
-              <w:t>38+45=83</w:t>
-            </w:r>
-          </w:p>
-        </w:tc>
-        <w:tc>
-          <w:tcPr>
-            <w:tcW w:type="dxa" w:w="1987"/>
-          </w:tcPr>
-          <w:p>
-            <w:pPr>
-              <w:jc w:val="left"/>
-            </w:pPr>
-            <w:r>
-              <w:rPr>
-                <w:rFonts w:ascii="TimeNewRoman" w:hAnsi="TimeNewRoman"/>
-                <w:sz w:val="30"/>
-              </w:rPr>
-              <w:t>63-28=35</w:t>
-            </w:r>
-          </w:p>
-        </w:tc>
-      </w:tr>
-      <w:tr>
-        <w:tc>
-          <w:tcPr>
-            <w:tcW w:type="dxa" w:w="1987"/>
-          </w:tcPr>
-          <w:p>
-            <w:pPr>
-              <w:jc w:val="left"/>
-            </w:pPr>
-            <w:r>
-              <w:rPr>
-                <w:rFonts w:ascii="TimeNewRoman" w:hAnsi="TimeNewRoman"/>
-                <w:sz w:val="30"/>
-              </w:rPr>
-              <w:t>91-39=52</w:t>
-            </w:r>
-          </w:p>
-        </w:tc>
-        <w:tc>
-          <w:tcPr>
-            <w:tcW w:type="dxa" w:w="1987"/>
-          </w:tcPr>
-          <w:p>
-            <w:pPr>
-              <w:jc w:val="left"/>
-            </w:pPr>
-            <w:r>
-              <w:rPr>
-                <w:rFonts w:ascii="TimeNewRoman" w:hAnsi="TimeNewRoman"/>
-                <w:sz w:val="30"/>
-              </w:rPr>
-              <w:t>37-32=5</w:t>
-            </w:r>
-          </w:p>
-        </w:tc>
-        <w:tc>
-          <w:tcPr>
-            <w:tcW w:type="dxa" w:w="1987"/>
-          </w:tcPr>
-          <w:p>
-            <w:pPr>
-              <w:jc w:val="left"/>
-            </w:pPr>
-            <w:r>
-              <w:rPr>
-                <w:rFonts w:ascii="TimeNewRoman" w:hAnsi="TimeNewRoman"/>
-                <w:sz w:val="30"/>
-              </w:rPr>
-              <w:t>43-7=36</w:t>
-            </w:r>
-          </w:p>
-        </w:tc>
-        <w:tc>
-          <w:tcPr>
-            <w:tcW w:type="dxa" w:w="1987"/>
-          </w:tcPr>
-          <w:p>
-            <w:pPr>
-              <w:jc w:val="left"/>
-            </w:pPr>
-            <w:r>
-              <w:rPr>
-                <w:rFonts w:ascii="TimeNewRoman" w:hAnsi="TimeNewRoman"/>
-                <w:sz w:val="30"/>
-              </w:rPr>
-              <w:t>7+4=11</w:t>
-            </w:r>
-          </w:p>
-        </w:tc>
-        <w:tc>
-          <w:tcPr>
-            <w:tcW w:type="dxa" w:w="1987"/>
-          </w:tcPr>
-          <w:p>
-            <w:pPr>
-              <w:jc w:val="left"/>
-            </w:pPr>
-            <w:r>
-              <w:rPr>
-                <w:rFonts w:ascii="TimeNewRoman" w:hAnsi="TimeNewRoman"/>
-                <w:sz w:val="30"/>
-              </w:rPr>
-              <w:t>42-24=18</w:t>
-            </w:r>
-          </w:p>
-        </w:tc>
-      </w:tr>
-      <w:tr>
-        <w:tc>
-          <w:tcPr>
-            <w:tcW w:type="dxa" w:w="1987"/>
-          </w:tcPr>
-          <w:p>
-            <w:pPr>
-              <w:jc w:val="left"/>
-            </w:pPr>
-            <w:r>
-              <w:rPr>
-                <w:rFonts w:ascii="TimeNewRoman" w:hAnsi="TimeNewRoman"/>
-                <w:sz w:val="30"/>
-              </w:rPr>
-              <w:t>58-51=7</w:t>
-            </w:r>
-          </w:p>
-        </w:tc>
-        <w:tc>
-          <w:tcPr>
-            <w:tcW w:type="dxa" w:w="1987"/>
-          </w:tcPr>
-          <w:p>
-            <w:pPr>
-              <w:jc w:val="left"/>
-            </w:pPr>
-            <w:r>
-              <w:rPr>
-                <w:rFonts w:ascii="TimeNewRoman" w:hAnsi="TimeNewRoman"/>
-                <w:sz w:val="30"/>
-              </w:rPr>
-              <w:t>21-14=7</w:t>
-            </w:r>
-          </w:p>
-        </w:tc>
-        <w:tc>
-          <w:tcPr>
-            <w:tcW w:type="dxa" w:w="1987"/>
-          </w:tcPr>
-          <w:p>
-            <w:pPr>
-              <w:jc w:val="left"/>
-            </w:pPr>
-            <w:r>
-              <w:rPr>
-                <w:rFonts w:ascii="TimeNewRoman" w:hAnsi="TimeNewRoman"/>
-                <w:sz w:val="30"/>
-              </w:rPr>
-              <w:t>32+57=89</w:t>
-            </w:r>
-          </w:p>
-        </w:tc>
-        <w:tc>
-          <w:tcPr>
-            <w:tcW w:type="dxa" w:w="1987"/>
-          </w:tcPr>
-          <w:p>
-            <w:pPr>
-              <w:jc w:val="left"/>
-            </w:pPr>
-            <w:r>
-              <w:rPr>
-                <w:rFonts w:ascii="TimeNewRoman" w:hAnsi="TimeNewRoman"/>
-                <w:sz w:val="30"/>
-              </w:rPr>
-              <w:t>15+40=55</w:t>
-            </w:r>
-          </w:p>
-        </w:tc>
-        <w:tc>
-          <w:tcPr>
-            <w:tcW w:type="dxa" w:w="1987"/>
-          </w:tcPr>
-          <w:p>
-            <w:pPr>
-              <w:jc w:val="left"/>
-            </w:pPr>
-            <w:r>
-              <w:rPr>
-                <w:rFonts w:ascii="TimeNewRoman" w:hAnsi="TimeNewRoman"/>
-                <w:sz w:val="30"/>
-              </w:rPr>
-              <w:t>74+0=74</w:t>
-            </w:r>
-          </w:p>
-        </w:tc>
-      </w:tr>
-      <w:tr>
-        <w:tc>
-          <w:tcPr>
-            <w:tcW w:type="dxa" w:w="1987"/>
-          </w:tcPr>
-          <w:p>
-            <w:pPr>
-              <w:jc w:val="left"/>
-            </w:pPr>
-            <w:r>
-              <w:rPr>
-                <w:rFonts w:ascii="TimeNewRoman" w:hAnsi="TimeNewRoman"/>
-                <w:sz w:val="30"/>
-              </w:rPr>
-              <w:t>53+39=92</w:t>
-            </w:r>
-          </w:p>
-        </w:tc>
-        <w:tc>
-          <w:tcPr>
-            <w:tcW w:type="dxa" w:w="1987"/>
-          </w:tcPr>
-          <w:p>
-            <w:pPr>
-              <w:jc w:val="left"/>
-            </w:pPr>
-            <w:r>
-              <w:rPr>
-                <w:rFonts w:ascii="TimeNewRoman" w:hAnsi="TimeNewRoman"/>
-                <w:sz w:val="30"/>
-              </w:rPr>
-              <w:t>8+73=81</w:t>
-            </w:r>
-          </w:p>
-        </w:tc>
-        <w:tc>
-          <w:tcPr>
-            <w:tcW w:type="dxa" w:w="1987"/>
-          </w:tcPr>
-          <w:p>
-            <w:pPr>
-              <w:jc w:val="left"/>
-            </w:pPr>
-            <w:r>
-              <w:rPr>
-                <w:rFonts w:ascii="TimeNewRoman" w:hAnsi="TimeNewRoman"/>
-                <w:sz w:val="30"/>
-              </w:rPr>
-              <w:t>12-2=10</w:t>
-            </w:r>
-          </w:p>
-        </w:tc>
-        <w:tc>
-          <w:tcPr>
-            <w:tcW w:type="dxa" w:w="1987"/>
-          </w:tcPr>
-          <w:p>
-            <w:pPr>
-              <w:jc w:val="left"/>
-            </w:pPr>
-            <w:r>
-              <w:rPr>
-                <w:rFonts w:ascii="TimeNewRoman" w:hAnsi="TimeNewRoman"/>
-                <w:sz w:val="30"/>
-              </w:rPr>
-              <w:t>78+18=96</w:t>
+              <w:t>32-10=22</w:t>
             </w:r>
           </w:p>
         </w:tc>
@@ -1678,6 +356,23 @@
             </w:r>
           </w:p>
         </w:tc>
+        <w:tc>
+          <w:tcPr>
+            <w:tcW w:type="dxa" w:w="1987"/>
+          </w:tcPr>
+          <w:p>
+            <w:pPr>
+              <w:jc w:val="left"/>
+            </w:pPr>
+            <w:r>
+              <w:rPr>
+                <w:rFonts w:ascii="TimeNewRoman" w:hAnsi="TimeNewRoman"/>
+                <w:sz w:val="30"/>
+              </w:rPr>
+              <w:t>90-62=28</w:t>
+            </w:r>
+          </w:p>
+        </w:tc>
       </w:tr>
       <w:tr>
         <w:tc>
@@ -1693,7 +388,7 @@
                 <w:rFonts w:ascii="TimeNewRoman" w:hAnsi="TimeNewRoman"/>
                 <w:sz w:val="30"/>
               </w:rPr>
-              <w:t>5+29=34</w:t>
+              <w:t>13+11=24</w:t>
             </w:r>
           </w:p>
         </w:tc>
@@ -1710,7 +405,7 @@
                 <w:rFonts w:ascii="TimeNewRoman" w:hAnsi="TimeNewRoman"/>
                 <w:sz w:val="30"/>
               </w:rPr>
-              <w:t>52+5=57</w:t>
+              <w:t>94-49=45</w:t>
             </w:r>
           </w:p>
         </w:tc>
@@ -1727,7 +422,7 @@
                 <w:rFonts w:ascii="TimeNewRoman" w:hAnsi="TimeNewRoman"/>
                 <w:sz w:val="30"/>
               </w:rPr>
-              <w:t>80-27=53</w:t>
+              <w:t>73+13=86</w:t>
             </w:r>
           </w:p>
         </w:tc>
@@ -1744,7 +439,7 @@
                 <w:rFonts w:ascii="TimeNewRoman" w:hAnsi="TimeNewRoman"/>
                 <w:sz w:val="30"/>
               </w:rPr>
-              <w:t>34-4=30</w:t>
+              <w:t>94-84=10</w:t>
             </w:r>
           </w:p>
         </w:tc>
@@ -1761,7 +456,1312 @@
                 <w:rFonts w:ascii="TimeNewRoman" w:hAnsi="TimeNewRoman"/>
                 <w:sz w:val="30"/>
               </w:rPr>
-              <w:t>59+2=61</w:t>
+              <w:t>3+63=66</w:t>
+            </w:r>
+          </w:p>
+        </w:tc>
+      </w:tr>
+      <w:tr>
+        <w:tc>
+          <w:tcPr>
+            <w:tcW w:type="dxa" w:w="1987"/>
+          </w:tcPr>
+          <w:p>
+            <w:pPr>
+              <w:jc w:val="left"/>
+            </w:pPr>
+            <w:r>
+              <w:rPr>
+                <w:rFonts w:ascii="TimeNewRoman" w:hAnsi="TimeNewRoman"/>
+                <w:sz w:val="30"/>
+              </w:rPr>
+              <w:t>60+34=94</w:t>
+            </w:r>
+          </w:p>
+        </w:tc>
+        <w:tc>
+          <w:tcPr>
+            <w:tcW w:type="dxa" w:w="1987"/>
+          </w:tcPr>
+          <w:p>
+            <w:pPr>
+              <w:jc w:val="left"/>
+            </w:pPr>
+            <w:r>
+              <w:rPr>
+                <w:rFonts w:ascii="TimeNewRoman" w:hAnsi="TimeNewRoman"/>
+                <w:sz w:val="30"/>
+              </w:rPr>
+              <w:t>80+1=81</w:t>
+            </w:r>
+          </w:p>
+        </w:tc>
+        <w:tc>
+          <w:tcPr>
+            <w:tcW w:type="dxa" w:w="1987"/>
+          </w:tcPr>
+          <w:p>
+            <w:pPr>
+              <w:jc w:val="left"/>
+            </w:pPr>
+            <w:r>
+              <w:rPr>
+                <w:rFonts w:ascii="TimeNewRoman" w:hAnsi="TimeNewRoman"/>
+                <w:sz w:val="30"/>
+              </w:rPr>
+              <w:t>12+3=15</w:t>
+            </w:r>
+          </w:p>
+        </w:tc>
+        <w:tc>
+          <w:tcPr>
+            <w:tcW w:type="dxa" w:w="1987"/>
+          </w:tcPr>
+          <w:p>
+            <w:pPr>
+              <w:jc w:val="left"/>
+            </w:pPr>
+            <w:r>
+              <w:rPr>
+                <w:rFonts w:ascii="TimeNewRoman" w:hAnsi="TimeNewRoman"/>
+                <w:sz w:val="30"/>
+              </w:rPr>
+              <w:t>38-36=2</w:t>
+            </w:r>
+          </w:p>
+        </w:tc>
+        <w:tc>
+          <w:tcPr>
+            <w:tcW w:type="dxa" w:w="1987"/>
+          </w:tcPr>
+          <w:p>
+            <w:pPr>
+              <w:jc w:val="left"/>
+            </w:pPr>
+            <w:r>
+              <w:rPr>
+                <w:rFonts w:ascii="TimeNewRoman" w:hAnsi="TimeNewRoman"/>
+                <w:sz w:val="30"/>
+              </w:rPr>
+              <w:t>98-78=20</w:t>
+            </w:r>
+          </w:p>
+        </w:tc>
+      </w:tr>
+      <w:tr>
+        <w:tc>
+          <w:tcPr>
+            <w:tcW w:type="dxa" w:w="1987"/>
+          </w:tcPr>
+          <w:p>
+            <w:pPr>
+              <w:jc w:val="left"/>
+            </w:pPr>
+            <w:r>
+              <w:rPr>
+                <w:rFonts w:ascii="TimeNewRoman" w:hAnsi="TimeNewRoman"/>
+                <w:sz w:val="30"/>
+              </w:rPr>
+              <w:t>45-43=2</w:t>
+            </w:r>
+          </w:p>
+        </w:tc>
+        <w:tc>
+          <w:tcPr>
+            <w:tcW w:type="dxa" w:w="1987"/>
+          </w:tcPr>
+          <w:p>
+            <w:pPr>
+              <w:jc w:val="left"/>
+            </w:pPr>
+            <w:r>
+              <w:rPr>
+                <w:rFonts w:ascii="TimeNewRoman" w:hAnsi="TimeNewRoman"/>
+                <w:sz w:val="30"/>
+              </w:rPr>
+              <w:t>46-22=24</w:t>
+            </w:r>
+          </w:p>
+        </w:tc>
+        <w:tc>
+          <w:tcPr>
+            <w:tcW w:type="dxa" w:w="1987"/>
+          </w:tcPr>
+          <w:p>
+            <w:pPr>
+              <w:jc w:val="left"/>
+            </w:pPr>
+            <w:r>
+              <w:rPr>
+                <w:rFonts w:ascii="TimeNewRoman" w:hAnsi="TimeNewRoman"/>
+                <w:sz w:val="30"/>
+              </w:rPr>
+              <w:t>16-1=15</w:t>
+            </w:r>
+          </w:p>
+        </w:tc>
+        <w:tc>
+          <w:tcPr>
+            <w:tcW w:type="dxa" w:w="1987"/>
+          </w:tcPr>
+          <w:p>
+            <w:pPr>
+              <w:jc w:val="left"/>
+            </w:pPr>
+            <w:r>
+              <w:rPr>
+                <w:rFonts w:ascii="TimeNewRoman" w:hAnsi="TimeNewRoman"/>
+                <w:sz w:val="30"/>
+              </w:rPr>
+              <w:t>19+26=45</w:t>
+            </w:r>
+          </w:p>
+        </w:tc>
+        <w:tc>
+          <w:tcPr>
+            <w:tcW w:type="dxa" w:w="1987"/>
+          </w:tcPr>
+          <w:p>
+            <w:pPr>
+              <w:jc w:val="left"/>
+            </w:pPr>
+            <w:r>
+              <w:rPr>
+                <w:rFonts w:ascii="TimeNewRoman" w:hAnsi="TimeNewRoman"/>
+                <w:sz w:val="30"/>
+              </w:rPr>
+              <w:t>86+9=95</w:t>
+            </w:r>
+          </w:p>
+        </w:tc>
+      </w:tr>
+      <w:tr>
+        <w:tc>
+          <w:tcPr>
+            <w:tcW w:type="dxa" w:w="1987"/>
+          </w:tcPr>
+          <w:p>
+            <w:pPr>
+              <w:jc w:val="left"/>
+            </w:pPr>
+            <w:r>
+              <w:rPr>
+                <w:rFonts w:ascii="TimeNewRoman" w:hAnsi="TimeNewRoman"/>
+                <w:sz w:val="30"/>
+              </w:rPr>
+              <w:t>93-59=34</w:t>
+            </w:r>
+          </w:p>
+        </w:tc>
+        <w:tc>
+          <w:tcPr>
+            <w:tcW w:type="dxa" w:w="1987"/>
+          </w:tcPr>
+          <w:p>
+            <w:pPr>
+              <w:jc w:val="left"/>
+            </w:pPr>
+            <w:r>
+              <w:rPr>
+                <w:rFonts w:ascii="TimeNewRoman" w:hAnsi="TimeNewRoman"/>
+                <w:sz w:val="30"/>
+              </w:rPr>
+              <w:t>26+69=95</w:t>
+            </w:r>
+          </w:p>
+        </w:tc>
+        <w:tc>
+          <w:tcPr>
+            <w:tcW w:type="dxa" w:w="1987"/>
+          </w:tcPr>
+          <w:p>
+            <w:pPr>
+              <w:jc w:val="left"/>
+            </w:pPr>
+            <w:r>
+              <w:rPr>
+                <w:rFonts w:ascii="TimeNewRoman" w:hAnsi="TimeNewRoman"/>
+                <w:sz w:val="30"/>
+              </w:rPr>
+              <w:t>64-3=61</w:t>
+            </w:r>
+          </w:p>
+        </w:tc>
+        <w:tc>
+          <w:tcPr>
+            <w:tcW w:type="dxa" w:w="1987"/>
+          </w:tcPr>
+          <w:p>
+            <w:pPr>
+              <w:jc w:val="left"/>
+            </w:pPr>
+            <w:r>
+              <w:rPr>
+                <w:rFonts w:ascii="TimeNewRoman" w:hAnsi="TimeNewRoman"/>
+                <w:sz w:val="30"/>
+              </w:rPr>
+              <w:t>25+4=29</w:t>
+            </w:r>
+          </w:p>
+        </w:tc>
+        <w:tc>
+          <w:tcPr>
+            <w:tcW w:type="dxa" w:w="1987"/>
+          </w:tcPr>
+          <w:p>
+            <w:pPr>
+              <w:jc w:val="left"/>
+            </w:pPr>
+            <w:r>
+              <w:rPr>
+                <w:rFonts w:ascii="TimeNewRoman" w:hAnsi="TimeNewRoman"/>
+                <w:sz w:val="30"/>
+              </w:rPr>
+              <w:t>50-1=49</w:t>
+            </w:r>
+          </w:p>
+        </w:tc>
+      </w:tr>
+      <w:tr>
+        <w:tc>
+          <w:tcPr>
+            <w:tcW w:type="dxa" w:w="1987"/>
+          </w:tcPr>
+          <w:p>
+            <w:pPr>
+              <w:jc w:val="left"/>
+            </w:pPr>
+            <w:r>
+              <w:rPr>
+                <w:rFonts w:ascii="TimeNewRoman" w:hAnsi="TimeNewRoman"/>
+                <w:sz w:val="30"/>
+              </w:rPr>
+              <w:t>29+57=86</w:t>
+            </w:r>
+          </w:p>
+        </w:tc>
+        <w:tc>
+          <w:tcPr>
+            <w:tcW w:type="dxa" w:w="1987"/>
+          </w:tcPr>
+          <w:p>
+            <w:pPr>
+              <w:jc w:val="left"/>
+            </w:pPr>
+            <w:r>
+              <w:rPr>
+                <w:rFonts w:ascii="TimeNewRoman" w:hAnsi="TimeNewRoman"/>
+                <w:sz w:val="30"/>
+              </w:rPr>
+              <w:t>63-6=57</w:t>
+            </w:r>
+          </w:p>
+        </w:tc>
+        <w:tc>
+          <w:tcPr>
+            <w:tcW w:type="dxa" w:w="1987"/>
+          </w:tcPr>
+          <w:p>
+            <w:pPr>
+              <w:jc w:val="left"/>
+            </w:pPr>
+            <w:r>
+              <w:rPr>
+                <w:rFonts w:ascii="TimeNewRoman" w:hAnsi="TimeNewRoman"/>
+                <w:sz w:val="30"/>
+              </w:rPr>
+              <w:t>53-29=24</w:t>
+            </w:r>
+          </w:p>
+        </w:tc>
+        <w:tc>
+          <w:tcPr>
+            <w:tcW w:type="dxa" w:w="1987"/>
+          </w:tcPr>
+          <w:p>
+            <w:pPr>
+              <w:jc w:val="left"/>
+            </w:pPr>
+            <w:r>
+              <w:rPr>
+                <w:rFonts w:ascii="TimeNewRoman" w:hAnsi="TimeNewRoman"/>
+                <w:sz w:val="30"/>
+              </w:rPr>
+              <w:t>88-60=28</w:t>
+            </w:r>
+          </w:p>
+        </w:tc>
+        <w:tc>
+          <w:tcPr>
+            <w:tcW w:type="dxa" w:w="1987"/>
+          </w:tcPr>
+          <w:p>
+            <w:pPr>
+              <w:jc w:val="left"/>
+            </w:pPr>
+            <w:r>
+              <w:rPr>
+                <w:rFonts w:ascii="TimeNewRoman" w:hAnsi="TimeNewRoman"/>
+                <w:sz w:val="30"/>
+              </w:rPr>
+              <w:t>95-52=43</w:t>
+            </w:r>
+          </w:p>
+        </w:tc>
+      </w:tr>
+      <w:tr>
+        <w:tc>
+          <w:tcPr>
+            <w:tcW w:type="dxa" w:w="1987"/>
+          </w:tcPr>
+          <w:p>
+            <w:pPr>
+              <w:jc w:val="left"/>
+            </w:pPr>
+            <w:r>
+              <w:rPr>
+                <w:rFonts w:ascii="TimeNewRoman" w:hAnsi="TimeNewRoman"/>
+                <w:sz w:val="30"/>
+              </w:rPr>
+              <w:t>9+3=12</w:t>
+            </w:r>
+          </w:p>
+        </w:tc>
+        <w:tc>
+          <w:tcPr>
+            <w:tcW w:type="dxa" w:w="1987"/>
+          </w:tcPr>
+          <w:p>
+            <w:pPr>
+              <w:jc w:val="left"/>
+            </w:pPr>
+            <w:r>
+              <w:rPr>
+                <w:rFonts w:ascii="TimeNewRoman" w:hAnsi="TimeNewRoman"/>
+                <w:sz w:val="30"/>
+              </w:rPr>
+              <w:t>12+13=25</w:t>
+            </w:r>
+          </w:p>
+        </w:tc>
+        <w:tc>
+          <w:tcPr>
+            <w:tcW w:type="dxa" w:w="1987"/>
+          </w:tcPr>
+          <w:p>
+            <w:pPr>
+              <w:jc w:val="left"/>
+            </w:pPr>
+            <w:r>
+              <w:rPr>
+                <w:rFonts w:ascii="TimeNewRoman" w:hAnsi="TimeNewRoman"/>
+                <w:sz w:val="30"/>
+              </w:rPr>
+              <w:t>81-68=13</w:t>
+            </w:r>
+          </w:p>
+        </w:tc>
+        <w:tc>
+          <w:tcPr>
+            <w:tcW w:type="dxa" w:w="1987"/>
+          </w:tcPr>
+          <w:p>
+            <w:pPr>
+              <w:jc w:val="left"/>
+            </w:pPr>
+            <w:r>
+              <w:rPr>
+                <w:rFonts w:ascii="TimeNewRoman" w:hAnsi="TimeNewRoman"/>
+                <w:sz w:val="30"/>
+              </w:rPr>
+              <w:t>2+15=17</w:t>
+            </w:r>
+          </w:p>
+        </w:tc>
+        <w:tc>
+          <w:tcPr>
+            <w:tcW w:type="dxa" w:w="1987"/>
+          </w:tcPr>
+          <w:p>
+            <w:pPr>
+              <w:jc w:val="left"/>
+            </w:pPr>
+            <w:r>
+              <w:rPr>
+                <w:rFonts w:ascii="TimeNewRoman" w:hAnsi="TimeNewRoman"/>
+                <w:sz w:val="30"/>
+              </w:rPr>
+              <w:t>81-72=9</w:t>
+            </w:r>
+          </w:p>
+        </w:tc>
+      </w:tr>
+      <w:tr>
+        <w:tc>
+          <w:tcPr>
+            <w:tcW w:type="dxa" w:w="1987"/>
+          </w:tcPr>
+          <w:p>
+            <w:pPr>
+              <w:jc w:val="left"/>
+            </w:pPr>
+            <w:r>
+              <w:rPr>
+                <w:rFonts w:ascii="TimeNewRoman" w:hAnsi="TimeNewRoman"/>
+                <w:sz w:val="30"/>
+              </w:rPr>
+              <w:t>38+9=47</w:t>
+            </w:r>
+          </w:p>
+        </w:tc>
+        <w:tc>
+          <w:tcPr>
+            <w:tcW w:type="dxa" w:w="1987"/>
+          </w:tcPr>
+          <w:p>
+            <w:pPr>
+              <w:jc w:val="left"/>
+            </w:pPr>
+            <w:r>
+              <w:rPr>
+                <w:rFonts w:ascii="TimeNewRoman" w:hAnsi="TimeNewRoman"/>
+                <w:sz w:val="30"/>
+              </w:rPr>
+              <w:t>98-16=82</w:t>
+            </w:r>
+          </w:p>
+        </w:tc>
+        <w:tc>
+          <w:tcPr>
+            <w:tcW w:type="dxa" w:w="1987"/>
+          </w:tcPr>
+          <w:p>
+            <w:pPr>
+              <w:jc w:val="left"/>
+            </w:pPr>
+            <w:r>
+              <w:rPr>
+                <w:rFonts w:ascii="TimeNewRoman" w:hAnsi="TimeNewRoman"/>
+                <w:sz w:val="30"/>
+              </w:rPr>
+              <w:t>17+20=37</w:t>
+            </w:r>
+          </w:p>
+        </w:tc>
+        <w:tc>
+          <w:tcPr>
+            <w:tcW w:type="dxa" w:w="1987"/>
+          </w:tcPr>
+          <w:p>
+            <w:pPr>
+              <w:jc w:val="left"/>
+            </w:pPr>
+            <w:r>
+              <w:rPr>
+                <w:rFonts w:ascii="TimeNewRoman" w:hAnsi="TimeNewRoman"/>
+                <w:sz w:val="30"/>
+              </w:rPr>
+              <w:t>4+23=27</w:t>
+            </w:r>
+          </w:p>
+        </w:tc>
+        <w:tc>
+          <w:tcPr>
+            <w:tcW w:type="dxa" w:w="1987"/>
+          </w:tcPr>
+          <w:p>
+            <w:pPr>
+              <w:jc w:val="left"/>
+            </w:pPr>
+            <w:r>
+              <w:rPr>
+                <w:rFonts w:ascii="TimeNewRoman" w:hAnsi="TimeNewRoman"/>
+                <w:sz w:val="30"/>
+              </w:rPr>
+              <w:t>49-45=4</w:t>
+            </w:r>
+          </w:p>
+        </w:tc>
+      </w:tr>
+      <w:tr>
+        <w:tc>
+          <w:tcPr>
+            <w:tcW w:type="dxa" w:w="1987"/>
+          </w:tcPr>
+          <w:p>
+            <w:pPr>
+              <w:jc w:val="left"/>
+            </w:pPr>
+            <w:r>
+              <w:rPr>
+                <w:rFonts w:ascii="TimeNewRoman" w:hAnsi="TimeNewRoman"/>
+                <w:sz w:val="30"/>
+              </w:rPr>
+              <w:t>15+76=91</w:t>
+            </w:r>
+          </w:p>
+        </w:tc>
+        <w:tc>
+          <w:tcPr>
+            <w:tcW w:type="dxa" w:w="1987"/>
+          </w:tcPr>
+          <w:p>
+            <w:pPr>
+              <w:jc w:val="left"/>
+            </w:pPr>
+            <w:r>
+              <w:rPr>
+                <w:rFonts w:ascii="TimeNewRoman" w:hAnsi="TimeNewRoman"/>
+                <w:sz w:val="30"/>
+              </w:rPr>
+              <w:t>54-23=31</w:t>
+            </w:r>
+          </w:p>
+        </w:tc>
+        <w:tc>
+          <w:tcPr>
+            <w:tcW w:type="dxa" w:w="1987"/>
+          </w:tcPr>
+          <w:p>
+            <w:pPr>
+              <w:jc w:val="left"/>
+            </w:pPr>
+            <w:r>
+              <w:rPr>
+                <w:rFonts w:ascii="TimeNewRoman" w:hAnsi="TimeNewRoman"/>
+                <w:sz w:val="30"/>
+              </w:rPr>
+              <w:t>76-8=68</w:t>
+            </w:r>
+          </w:p>
+        </w:tc>
+        <w:tc>
+          <w:tcPr>
+            <w:tcW w:type="dxa" w:w="1987"/>
+          </w:tcPr>
+          <w:p>
+            <w:pPr>
+              <w:jc w:val="left"/>
+            </w:pPr>
+            <w:r>
+              <w:rPr>
+                <w:rFonts w:ascii="TimeNewRoman" w:hAnsi="TimeNewRoman"/>
+                <w:sz w:val="30"/>
+              </w:rPr>
+              <w:t>23+68=91</w:t>
+            </w:r>
+          </w:p>
+        </w:tc>
+        <w:tc>
+          <w:tcPr>
+            <w:tcW w:type="dxa" w:w="1987"/>
+          </w:tcPr>
+          <w:p>
+            <w:pPr>
+              <w:jc w:val="left"/>
+            </w:pPr>
+            <w:r>
+              <w:rPr>
+                <w:rFonts w:ascii="TimeNewRoman" w:hAnsi="TimeNewRoman"/>
+                <w:sz w:val="30"/>
+              </w:rPr>
+              <w:t>83+15=98</w:t>
+            </w:r>
+          </w:p>
+        </w:tc>
+      </w:tr>
+      <w:tr>
+        <w:tc>
+          <w:tcPr>
+            <w:tcW w:type="dxa" w:w="1987"/>
+          </w:tcPr>
+          <w:p>
+            <w:pPr>
+              <w:jc w:val="left"/>
+            </w:pPr>
+            <w:r>
+              <w:rPr>
+                <w:rFonts w:ascii="TimeNewRoman" w:hAnsi="TimeNewRoman"/>
+                <w:sz w:val="30"/>
+              </w:rPr>
+              <w:t>44+30=74</w:t>
+            </w:r>
+          </w:p>
+        </w:tc>
+        <w:tc>
+          <w:tcPr>
+            <w:tcW w:type="dxa" w:w="1987"/>
+          </w:tcPr>
+          <w:p>
+            <w:pPr>
+              <w:jc w:val="left"/>
+            </w:pPr>
+            <w:r>
+              <w:rPr>
+                <w:rFonts w:ascii="TimeNewRoman" w:hAnsi="TimeNewRoman"/>
+                <w:sz w:val="30"/>
+              </w:rPr>
+              <w:t>19+60=79</w:t>
+            </w:r>
+          </w:p>
+        </w:tc>
+        <w:tc>
+          <w:tcPr>
+            <w:tcW w:type="dxa" w:w="1987"/>
+          </w:tcPr>
+          <w:p>
+            <w:pPr>
+              <w:jc w:val="left"/>
+            </w:pPr>
+            <w:r>
+              <w:rPr>
+                <w:rFonts w:ascii="TimeNewRoman" w:hAnsi="TimeNewRoman"/>
+                <w:sz w:val="30"/>
+              </w:rPr>
+              <w:t>14+77=91</w:t>
+            </w:r>
+          </w:p>
+        </w:tc>
+        <w:tc>
+          <w:tcPr>
+            <w:tcW w:type="dxa" w:w="1987"/>
+          </w:tcPr>
+          <w:p>
+            <w:pPr>
+              <w:jc w:val="left"/>
+            </w:pPr>
+            <w:r>
+              <w:rPr>
+                <w:rFonts w:ascii="TimeNewRoman" w:hAnsi="TimeNewRoman"/>
+                <w:sz w:val="30"/>
+              </w:rPr>
+              <w:t>27+32=59</w:t>
+            </w:r>
+          </w:p>
+        </w:tc>
+        <w:tc>
+          <w:tcPr>
+            <w:tcW w:type="dxa" w:w="1987"/>
+          </w:tcPr>
+          <w:p>
+            <w:pPr>
+              <w:jc w:val="left"/>
+            </w:pPr>
+            <w:r>
+              <w:rPr>
+                <w:rFonts w:ascii="TimeNewRoman" w:hAnsi="TimeNewRoman"/>
+                <w:sz w:val="30"/>
+              </w:rPr>
+              <w:t>5+5=10</w:t>
+            </w:r>
+          </w:p>
+        </w:tc>
+      </w:tr>
+      <w:tr>
+        <w:tc>
+          <w:tcPr>
+            <w:tcW w:type="dxa" w:w="1987"/>
+          </w:tcPr>
+          <w:p>
+            <w:pPr>
+              <w:jc w:val="left"/>
+            </w:pPr>
+            <w:r>
+              <w:rPr>
+                <w:rFonts w:ascii="TimeNewRoman" w:hAnsi="TimeNewRoman"/>
+                <w:sz w:val="30"/>
+              </w:rPr>
+              <w:t>2+17=19</w:t>
+            </w:r>
+          </w:p>
+        </w:tc>
+        <w:tc>
+          <w:tcPr>
+            <w:tcW w:type="dxa" w:w="1987"/>
+          </w:tcPr>
+          <w:p>
+            <w:pPr>
+              <w:jc w:val="left"/>
+            </w:pPr>
+            <w:r>
+              <w:rPr>
+                <w:rFonts w:ascii="TimeNewRoman" w:hAnsi="TimeNewRoman"/>
+                <w:sz w:val="30"/>
+              </w:rPr>
+              <w:t>27+4=31</w:t>
+            </w:r>
+          </w:p>
+        </w:tc>
+        <w:tc>
+          <w:tcPr>
+            <w:tcW w:type="dxa" w:w="1987"/>
+          </w:tcPr>
+          <w:p>
+            <w:pPr>
+              <w:jc w:val="left"/>
+            </w:pPr>
+            <w:r>
+              <w:rPr>
+                <w:rFonts w:ascii="TimeNewRoman" w:hAnsi="TimeNewRoman"/>
+                <w:sz w:val="30"/>
+              </w:rPr>
+              <w:t>10+53=63</w:t>
+            </w:r>
+          </w:p>
+        </w:tc>
+        <w:tc>
+          <w:tcPr>
+            <w:tcW w:type="dxa" w:w="1987"/>
+          </w:tcPr>
+          <w:p>
+            <w:pPr>
+              <w:jc w:val="left"/>
+            </w:pPr>
+            <w:r>
+              <w:rPr>
+                <w:rFonts w:ascii="TimeNewRoman" w:hAnsi="TimeNewRoman"/>
+                <w:sz w:val="30"/>
+              </w:rPr>
+              <w:t>4+91=95</w:t>
+            </w:r>
+          </w:p>
+        </w:tc>
+        <w:tc>
+          <w:tcPr>
+            <w:tcW w:type="dxa" w:w="1987"/>
+          </w:tcPr>
+          <w:p>
+            <w:pPr>
+              <w:jc w:val="left"/>
+            </w:pPr>
+            <w:r>
+              <w:rPr>
+                <w:rFonts w:ascii="TimeNewRoman" w:hAnsi="TimeNewRoman"/>
+                <w:sz w:val="30"/>
+              </w:rPr>
+              <w:t>31+33=64</w:t>
+            </w:r>
+          </w:p>
+        </w:tc>
+      </w:tr>
+      <w:tr>
+        <w:tc>
+          <w:tcPr>
+            <w:tcW w:type="dxa" w:w="1987"/>
+          </w:tcPr>
+          <w:p>
+            <w:pPr>
+              <w:jc w:val="left"/>
+            </w:pPr>
+            <w:r>
+              <w:rPr>
+                <w:rFonts w:ascii="TimeNewRoman" w:hAnsi="TimeNewRoman"/>
+                <w:sz w:val="30"/>
+              </w:rPr>
+              <w:t>97-41=56</w:t>
+            </w:r>
+          </w:p>
+        </w:tc>
+        <w:tc>
+          <w:tcPr>
+            <w:tcW w:type="dxa" w:w="1987"/>
+          </w:tcPr>
+          <w:p>
+            <w:pPr>
+              <w:jc w:val="left"/>
+            </w:pPr>
+            <w:r>
+              <w:rPr>
+                <w:rFonts w:ascii="TimeNewRoman" w:hAnsi="TimeNewRoman"/>
+                <w:sz w:val="30"/>
+              </w:rPr>
+              <w:t>43-16=27</w:t>
+            </w:r>
+          </w:p>
+        </w:tc>
+        <w:tc>
+          <w:tcPr>
+            <w:tcW w:type="dxa" w:w="1987"/>
+          </w:tcPr>
+          <w:p>
+            <w:pPr>
+              <w:jc w:val="left"/>
+            </w:pPr>
+            <w:r>
+              <w:rPr>
+                <w:rFonts w:ascii="TimeNewRoman" w:hAnsi="TimeNewRoman"/>
+                <w:sz w:val="30"/>
+              </w:rPr>
+              <w:t>56+19=75</w:t>
+            </w:r>
+          </w:p>
+        </w:tc>
+        <w:tc>
+          <w:tcPr>
+            <w:tcW w:type="dxa" w:w="1987"/>
+          </w:tcPr>
+          <w:p>
+            <w:pPr>
+              <w:jc w:val="left"/>
+            </w:pPr>
+            <w:r>
+              <w:rPr>
+                <w:rFonts w:ascii="TimeNewRoman" w:hAnsi="TimeNewRoman"/>
+                <w:sz w:val="30"/>
+              </w:rPr>
+              <w:t>89-68=21</w:t>
+            </w:r>
+          </w:p>
+        </w:tc>
+        <w:tc>
+          <w:tcPr>
+            <w:tcW w:type="dxa" w:w="1987"/>
+          </w:tcPr>
+          <w:p>
+            <w:pPr>
+              <w:jc w:val="left"/>
+            </w:pPr>
+            <w:r>
+              <w:rPr>
+                <w:rFonts w:ascii="TimeNewRoman" w:hAnsi="TimeNewRoman"/>
+                <w:sz w:val="30"/>
+              </w:rPr>
+              <w:t>73+17=90</w:t>
+            </w:r>
+          </w:p>
+        </w:tc>
+      </w:tr>
+      <w:tr>
+        <w:tc>
+          <w:tcPr>
+            <w:tcW w:type="dxa" w:w="1987"/>
+          </w:tcPr>
+          <w:p>
+            <w:pPr>
+              <w:jc w:val="left"/>
+            </w:pPr>
+            <w:r>
+              <w:rPr>
+                <w:rFonts w:ascii="TimeNewRoman" w:hAnsi="TimeNewRoman"/>
+                <w:sz w:val="30"/>
+              </w:rPr>
+              <w:t>27+60=87</w:t>
+            </w:r>
+          </w:p>
+        </w:tc>
+        <w:tc>
+          <w:tcPr>
+            <w:tcW w:type="dxa" w:w="1987"/>
+          </w:tcPr>
+          <w:p>
+            <w:pPr>
+              <w:jc w:val="left"/>
+            </w:pPr>
+            <w:r>
+              <w:rPr>
+                <w:rFonts w:ascii="TimeNewRoman" w:hAnsi="TimeNewRoman"/>
+                <w:sz w:val="30"/>
+              </w:rPr>
+              <w:t>77-29=48</w:t>
+            </w:r>
+          </w:p>
+        </w:tc>
+        <w:tc>
+          <w:tcPr>
+            <w:tcW w:type="dxa" w:w="1987"/>
+          </w:tcPr>
+          <w:p>
+            <w:pPr>
+              <w:jc w:val="left"/>
+            </w:pPr>
+            <w:r>
+              <w:rPr>
+                <w:rFonts w:ascii="TimeNewRoman" w:hAnsi="TimeNewRoman"/>
+                <w:sz w:val="30"/>
+              </w:rPr>
+              <w:t>68+8=76</w:t>
+            </w:r>
+          </w:p>
+        </w:tc>
+        <w:tc>
+          <w:tcPr>
+            <w:tcW w:type="dxa" w:w="1987"/>
+          </w:tcPr>
+          <w:p>
+            <w:pPr>
+              <w:jc w:val="left"/>
+            </w:pPr>
+            <w:r>
+              <w:rPr>
+                <w:rFonts w:ascii="TimeNewRoman" w:hAnsi="TimeNewRoman"/>
+                <w:sz w:val="30"/>
+              </w:rPr>
+              <w:t>72+23=95</w:t>
+            </w:r>
+          </w:p>
+        </w:tc>
+        <w:tc>
+          <w:tcPr>
+            <w:tcW w:type="dxa" w:w="1987"/>
+          </w:tcPr>
+          <w:p>
+            <w:pPr>
+              <w:jc w:val="left"/>
+            </w:pPr>
+            <w:r>
+              <w:rPr>
+                <w:rFonts w:ascii="TimeNewRoman" w:hAnsi="TimeNewRoman"/>
+                <w:sz w:val="30"/>
+              </w:rPr>
+              <w:t>76-62=14</w:t>
+            </w:r>
+          </w:p>
+        </w:tc>
+      </w:tr>
+      <w:tr>
+        <w:tc>
+          <w:tcPr>
+            <w:tcW w:type="dxa" w:w="1987"/>
+          </w:tcPr>
+          <w:p>
+            <w:pPr>
+              <w:jc w:val="left"/>
+            </w:pPr>
+            <w:r>
+              <w:rPr>
+                <w:rFonts w:ascii="TimeNewRoman" w:hAnsi="TimeNewRoman"/>
+                <w:sz w:val="30"/>
+              </w:rPr>
+              <w:t>23+33=56</w:t>
+            </w:r>
+          </w:p>
+        </w:tc>
+        <w:tc>
+          <w:tcPr>
+            <w:tcW w:type="dxa" w:w="1987"/>
+          </w:tcPr>
+          <w:p>
+            <w:pPr>
+              <w:jc w:val="left"/>
+            </w:pPr>
+            <w:r>
+              <w:rPr>
+                <w:rFonts w:ascii="TimeNewRoman" w:hAnsi="TimeNewRoman"/>
+                <w:sz w:val="30"/>
+              </w:rPr>
+              <w:t>0+77=77</w:t>
+            </w:r>
+          </w:p>
+        </w:tc>
+        <w:tc>
+          <w:tcPr>
+            <w:tcW w:type="dxa" w:w="1987"/>
+          </w:tcPr>
+          <w:p>
+            <w:pPr>
+              <w:jc w:val="left"/>
+            </w:pPr>
+            <w:r>
+              <w:rPr>
+                <w:rFonts w:ascii="TimeNewRoman" w:hAnsi="TimeNewRoman"/>
+                <w:sz w:val="30"/>
+              </w:rPr>
+              <w:t>41+44=85</w:t>
+            </w:r>
+          </w:p>
+        </w:tc>
+        <w:tc>
+          <w:tcPr>
+            <w:tcW w:type="dxa" w:w="1987"/>
+          </w:tcPr>
+          <w:p>
+            <w:pPr>
+              <w:jc w:val="left"/>
+            </w:pPr>
+            <w:r>
+              <w:rPr>
+                <w:rFonts w:ascii="TimeNewRoman" w:hAnsi="TimeNewRoman"/>
+                <w:sz w:val="30"/>
+              </w:rPr>
+              <w:t>22+49=71</w:t>
+            </w:r>
+          </w:p>
+        </w:tc>
+        <w:tc>
+          <w:tcPr>
+            <w:tcW w:type="dxa" w:w="1987"/>
+          </w:tcPr>
+          <w:p>
+            <w:pPr>
+              <w:jc w:val="left"/>
+            </w:pPr>
+            <w:r>
+              <w:rPr>
+                <w:rFonts w:ascii="TimeNewRoman" w:hAnsi="TimeNewRoman"/>
+                <w:sz w:val="30"/>
+              </w:rPr>
+              <w:t>23+33=56</w:t>
+            </w:r>
+          </w:p>
+        </w:tc>
+      </w:tr>
+      <w:tr>
+        <w:tc>
+          <w:tcPr>
+            <w:tcW w:type="dxa" w:w="1987"/>
+          </w:tcPr>
+          <w:p>
+            <w:pPr>
+              <w:jc w:val="left"/>
+            </w:pPr>
+            <w:r>
+              <w:rPr>
+                <w:rFonts w:ascii="TimeNewRoman" w:hAnsi="TimeNewRoman"/>
+                <w:sz w:val="30"/>
+              </w:rPr>
+              <w:t>67-49=18</w:t>
+            </w:r>
+          </w:p>
+        </w:tc>
+        <w:tc>
+          <w:tcPr>
+            <w:tcW w:type="dxa" w:w="1987"/>
+          </w:tcPr>
+          <w:p>
+            <w:pPr>
+              <w:jc w:val="left"/>
+            </w:pPr>
+            <w:r>
+              <w:rPr>
+                <w:rFonts w:ascii="TimeNewRoman" w:hAnsi="TimeNewRoman"/>
+                <w:sz w:val="30"/>
+              </w:rPr>
+              <w:t>40-7=33</w:t>
+            </w:r>
+          </w:p>
+        </w:tc>
+        <w:tc>
+          <w:tcPr>
+            <w:tcW w:type="dxa" w:w="1987"/>
+          </w:tcPr>
+          <w:p>
+            <w:pPr>
+              <w:jc w:val="left"/>
+            </w:pPr>
+            <w:r>
+              <w:rPr>
+                <w:rFonts w:ascii="TimeNewRoman" w:hAnsi="TimeNewRoman"/>
+                <w:sz w:val="30"/>
+              </w:rPr>
+              <w:t>37+61=98</w:t>
+            </w:r>
+          </w:p>
+        </w:tc>
+        <w:tc>
+          <w:tcPr>
+            <w:tcW w:type="dxa" w:w="1987"/>
+          </w:tcPr>
+          <w:p>
+            <w:pPr>
+              <w:jc w:val="left"/>
+            </w:pPr>
+            <w:r>
+              <w:rPr>
+                <w:rFonts w:ascii="TimeNewRoman" w:hAnsi="TimeNewRoman"/>
+                <w:sz w:val="30"/>
+              </w:rPr>
+              <w:t>20+36=56</w:t>
+            </w:r>
+          </w:p>
+        </w:tc>
+        <w:tc>
+          <w:tcPr>
+            <w:tcW w:type="dxa" w:w="1987"/>
+          </w:tcPr>
+          <w:p>
+            <w:pPr>
+              <w:jc w:val="left"/>
+            </w:pPr>
+            <w:r>
+              <w:rPr>
+                <w:rFonts w:ascii="TimeNewRoman" w:hAnsi="TimeNewRoman"/>
+                <w:sz w:val="30"/>
+              </w:rPr>
+              <w:t>1+62=63</w:t>
+            </w:r>
+          </w:p>
+        </w:tc>
+      </w:tr>
+      <w:tr>
+        <w:tc>
+          <w:tcPr>
+            <w:tcW w:type="dxa" w:w="1987"/>
+          </w:tcPr>
+          <w:p>
+            <w:pPr>
+              <w:jc w:val="left"/>
+            </w:pPr>
+            <w:r>
+              <w:rPr>
+                <w:rFonts w:ascii="TimeNewRoman" w:hAnsi="TimeNewRoman"/>
+                <w:sz w:val="30"/>
+              </w:rPr>
+              <w:t>53+15=68</w:t>
+            </w:r>
+          </w:p>
+        </w:tc>
+        <w:tc>
+          <w:tcPr>
+            <w:tcW w:type="dxa" w:w="1987"/>
+          </w:tcPr>
+          <w:p>
+            <w:pPr>
+              <w:jc w:val="left"/>
+            </w:pPr>
+            <w:r>
+              <w:rPr>
+                <w:rFonts w:ascii="TimeNewRoman" w:hAnsi="TimeNewRoman"/>
+                <w:sz w:val="30"/>
+              </w:rPr>
+              <w:t>82+12=94</w:t>
+            </w:r>
+          </w:p>
+        </w:tc>
+        <w:tc>
+          <w:tcPr>
+            <w:tcW w:type="dxa" w:w="1987"/>
+          </w:tcPr>
+          <w:p>
+            <w:pPr>
+              <w:jc w:val="left"/>
+            </w:pPr>
+            <w:r>
+              <w:rPr>
+                <w:rFonts w:ascii="TimeNewRoman" w:hAnsi="TimeNewRoman"/>
+                <w:sz w:val="30"/>
+              </w:rPr>
+              <w:t>70+1=71</w:t>
+            </w:r>
+          </w:p>
+        </w:tc>
+        <w:tc>
+          <w:tcPr>
+            <w:tcW w:type="dxa" w:w="1987"/>
+          </w:tcPr>
+          <w:p>
+            <w:pPr>
+              <w:jc w:val="left"/>
+            </w:pPr>
+            <w:r>
+              <w:rPr>
+                <w:rFonts w:ascii="TimeNewRoman" w:hAnsi="TimeNewRoman"/>
+                <w:sz w:val="30"/>
+              </w:rPr>
+              <w:t>79-6=73</w:t>
+            </w:r>
+          </w:p>
+        </w:tc>
+        <w:tc>
+          <w:tcPr>
+            <w:tcW w:type="dxa" w:w="1987"/>
+          </w:tcPr>
+          <w:p>
+            <w:pPr>
+              <w:jc w:val="left"/>
+            </w:pPr>
+            <w:r>
+              <w:rPr>
+                <w:rFonts w:ascii="TimeNewRoman" w:hAnsi="TimeNewRoman"/>
+                <w:sz w:val="30"/>
+              </w:rPr>
+              <w:t>63-0=63</w:t>
+            </w:r>
+          </w:p>
+        </w:tc>
+      </w:tr>
+      <w:tr>
+        <w:tc>
+          <w:tcPr>
+            <w:tcW w:type="dxa" w:w="1987"/>
+          </w:tcPr>
+          <w:p>
+            <w:pPr>
+              <w:jc w:val="left"/>
+            </w:pPr>
+            <w:r>
+              <w:rPr>
+                <w:rFonts w:ascii="TimeNewRoman" w:hAnsi="TimeNewRoman"/>
+                <w:sz w:val="30"/>
+              </w:rPr>
+              <w:t>24-5=19</w:t>
+            </w:r>
+          </w:p>
+        </w:tc>
+        <w:tc>
+          <w:tcPr>
+            <w:tcW w:type="dxa" w:w="1987"/>
+          </w:tcPr>
+          <w:p>
+            <w:pPr>
+              <w:jc w:val="left"/>
+            </w:pPr>
+            <w:r>
+              <w:rPr>
+                <w:rFonts w:ascii="TimeNewRoman" w:hAnsi="TimeNewRoman"/>
+                <w:sz w:val="30"/>
+              </w:rPr>
+              <w:t>71-26=45</w:t>
+            </w:r>
+          </w:p>
+        </w:tc>
+        <w:tc>
+          <w:tcPr>
+            <w:tcW w:type="dxa" w:w="1987"/>
+          </w:tcPr>
+          <w:p>
+            <w:pPr>
+              <w:jc w:val="left"/>
+            </w:pPr>
+            <w:r>
+              <w:rPr>
+                <w:rFonts w:ascii="TimeNewRoman" w:hAnsi="TimeNewRoman"/>
+                <w:sz w:val="30"/>
+              </w:rPr>
+              <w:t>66-18=48</w:t>
+            </w:r>
+          </w:p>
+        </w:tc>
+        <w:tc>
+          <w:tcPr>
+            <w:tcW w:type="dxa" w:w="1987"/>
+          </w:tcPr>
+          <w:p>
+            <w:pPr>
+              <w:jc w:val="left"/>
+            </w:pPr>
+            <w:r>
+              <w:rPr>
+                <w:rFonts w:ascii="TimeNewRoman" w:hAnsi="TimeNewRoman"/>
+                <w:sz w:val="30"/>
+              </w:rPr>
+              <w:t>64-25=39</w:t>
+            </w:r>
+          </w:p>
+        </w:tc>
+        <w:tc>
+          <w:tcPr>
+            <w:tcW w:type="dxa" w:w="1987"/>
+          </w:tcPr>
+          <w:p>
+            <w:pPr>
+              <w:jc w:val="left"/>
+            </w:pPr>
+            <w:r>
+              <w:rPr>
+                <w:rFonts w:ascii="TimeNewRoman" w:hAnsi="TimeNewRoman"/>
+                <w:sz w:val="30"/>
+              </w:rPr>
+              <w:t>44-15=29</w:t>
             </w:r>
           </w:p>
         </w:tc>

--- a/answers-of-addition_and_subtraction_within_100.docx
+++ b/answers-of-addition_and_subtraction_within_100.docx
@@ -40,7 +40,7 @@
                 <w:rFonts w:ascii="TimeNewRoman" w:hAnsi="TimeNewRoman"/>
                 <w:sz w:val="30"/>
               </w:rPr>
-              <w:t>25-19=6</w:t>
+              <w:t>59-54=5</w:t>
             </w:r>
           </w:p>
         </w:tc>
@@ -57,7 +57,7 @@
                 <w:rFonts w:ascii="TimeNewRoman" w:hAnsi="TimeNewRoman"/>
                 <w:sz w:val="30"/>
               </w:rPr>
-              <w:t>78+8=86</w:t>
+              <w:t>84-14=70</w:t>
             </w:r>
           </w:p>
         </w:tc>
@@ -74,7 +74,7 @@
                 <w:rFonts w:ascii="TimeNewRoman" w:hAnsi="TimeNewRoman"/>
                 <w:sz w:val="30"/>
               </w:rPr>
-              <w:t>97-16=81</w:t>
+              <w:t>47-46=1</w:t>
             </w:r>
           </w:p>
         </w:tc>
@@ -91,7 +91,7 @@
                 <w:rFonts w:ascii="TimeNewRoman" w:hAnsi="TimeNewRoman"/>
                 <w:sz w:val="30"/>
               </w:rPr>
-              <w:t>54-6=48</w:t>
+              <w:t>7+44=51</w:t>
             </w:r>
           </w:p>
         </w:tc>
@@ -108,7 +108,7 @@
                 <w:rFonts w:ascii="TimeNewRoman" w:hAnsi="TimeNewRoman"/>
                 <w:sz w:val="30"/>
               </w:rPr>
-              <w:t>10+45=55</w:t>
+              <w:t>34-6=28</w:t>
             </w:r>
           </w:p>
         </w:tc>
@@ -127,7 +127,7 @@
                 <w:rFonts w:ascii="TimeNewRoman" w:hAnsi="TimeNewRoman"/>
                 <w:sz w:val="30"/>
               </w:rPr>
-              <w:t>73-66=7</w:t>
+              <w:t>90+1=91</w:t>
             </w:r>
           </w:p>
         </w:tc>
@@ -144,7 +144,7 @@
                 <w:rFonts w:ascii="TimeNewRoman" w:hAnsi="TimeNewRoman"/>
                 <w:sz w:val="30"/>
               </w:rPr>
-              <w:t>29+4=33</w:t>
+              <w:t>61-28=33</w:t>
             </w:r>
           </w:p>
         </w:tc>
@@ -161,7 +161,7 @@
                 <w:rFonts w:ascii="TimeNewRoman" w:hAnsi="TimeNewRoman"/>
                 <w:sz w:val="30"/>
               </w:rPr>
-              <w:t>37-28=9</w:t>
+              <w:t>72-58=14</w:t>
             </w:r>
           </w:p>
         </w:tc>
@@ -178,7 +178,7 @@
                 <w:rFonts w:ascii="TimeNewRoman" w:hAnsi="TimeNewRoman"/>
                 <w:sz w:val="30"/>
               </w:rPr>
-              <w:t>20-12=8</w:t>
+              <w:t>3+80=83</w:t>
             </w:r>
           </w:p>
         </w:tc>
@@ -195,7 +195,7 @@
                 <w:rFonts w:ascii="TimeNewRoman" w:hAnsi="TimeNewRoman"/>
                 <w:sz w:val="30"/>
               </w:rPr>
-              <w:t>53+6=59</w:t>
+              <w:t>98-24=74</w:t>
             </w:r>
           </w:p>
         </w:tc>
@@ -214,7 +214,7 @@
                 <w:rFonts w:ascii="TimeNewRoman" w:hAnsi="TimeNewRoman"/>
                 <w:sz w:val="30"/>
               </w:rPr>
-              <w:t>0+46=46</w:t>
+              <w:t>39-35=4</w:t>
             </w:r>
           </w:p>
         </w:tc>
@@ -231,7 +231,7 @@
                 <w:rFonts w:ascii="TimeNewRoman" w:hAnsi="TimeNewRoman"/>
                 <w:sz w:val="30"/>
               </w:rPr>
-              <w:t>88+8=96</w:t>
+              <w:t>59+22=81</w:t>
             </w:r>
           </w:p>
         </w:tc>
@@ -248,7 +248,7 @@
                 <w:rFonts w:ascii="TimeNewRoman" w:hAnsi="TimeNewRoman"/>
                 <w:sz w:val="30"/>
               </w:rPr>
-              <w:t>93-34=59</w:t>
+              <w:t>70+13=83</w:t>
             </w:r>
           </w:p>
         </w:tc>
@@ -265,7 +265,7 @@
                 <w:rFonts w:ascii="TimeNewRoman" w:hAnsi="TimeNewRoman"/>
                 <w:sz w:val="30"/>
               </w:rPr>
-              <w:t>99-23=76</w:t>
+              <w:t>80-36=44</w:t>
             </w:r>
           </w:p>
         </w:tc>
@@ -282,7 +282,7 @@
                 <w:rFonts w:ascii="TimeNewRoman" w:hAnsi="TimeNewRoman"/>
                 <w:sz w:val="30"/>
               </w:rPr>
-              <w:t>95-84=11</w:t>
+              <w:t>48-46=2</w:t>
             </w:r>
           </w:p>
         </w:tc>
@@ -301,7 +301,7 @@
                 <w:rFonts w:ascii="TimeNewRoman" w:hAnsi="TimeNewRoman"/>
                 <w:sz w:val="30"/>
               </w:rPr>
-              <w:t>99-40=59</w:t>
+              <w:t>69+22=91</w:t>
             </w:r>
           </w:p>
         </w:tc>
@@ -318,7 +318,7 @@
                 <w:rFonts w:ascii="TimeNewRoman" w:hAnsi="TimeNewRoman"/>
                 <w:sz w:val="30"/>
               </w:rPr>
-              <w:t>73-4=69</w:t>
+              <w:t>69+9=78</w:t>
             </w:r>
           </w:p>
         </w:tc>
@@ -335,7 +335,7 @@
                 <w:rFonts w:ascii="TimeNewRoman" w:hAnsi="TimeNewRoman"/>
                 <w:sz w:val="30"/>
               </w:rPr>
-              <w:t>32-10=22</w:t>
+              <w:t>38+18=56</w:t>
             </w:r>
           </w:p>
         </w:tc>
@@ -352,7 +352,7 @@
                 <w:rFonts w:ascii="TimeNewRoman" w:hAnsi="TimeNewRoman"/>
                 <w:sz w:val="30"/>
               </w:rPr>
-              <w:t>89-16=73</w:t>
+              <w:t>6+38=44</w:t>
             </w:r>
           </w:p>
         </w:tc>
@@ -369,7 +369,7 @@
                 <w:rFonts w:ascii="TimeNewRoman" w:hAnsi="TimeNewRoman"/>
                 <w:sz w:val="30"/>
               </w:rPr>
-              <w:t>90-62=28</w:t>
+              <w:t>44-10=34</w:t>
             </w:r>
           </w:p>
         </w:tc>
@@ -388,7 +388,7 @@
                 <w:rFonts w:ascii="TimeNewRoman" w:hAnsi="TimeNewRoman"/>
                 <w:sz w:val="30"/>
               </w:rPr>
-              <w:t>13+11=24</w:t>
+              <w:t>12+17=29</w:t>
             </w:r>
           </w:p>
         </w:tc>
@@ -405,7 +405,7 @@
                 <w:rFonts w:ascii="TimeNewRoman" w:hAnsi="TimeNewRoman"/>
                 <w:sz w:val="30"/>
               </w:rPr>
-              <w:t>94-49=45</w:t>
+              <w:t>87-74=13</w:t>
             </w:r>
           </w:p>
         </w:tc>
@@ -422,7 +422,7 @@
                 <w:rFonts w:ascii="TimeNewRoman" w:hAnsi="TimeNewRoman"/>
                 <w:sz w:val="30"/>
               </w:rPr>
-              <w:t>73+13=86</w:t>
+              <w:t>59-49=10</w:t>
             </w:r>
           </w:p>
         </w:tc>
@@ -439,7 +439,7 @@
                 <w:rFonts w:ascii="TimeNewRoman" w:hAnsi="TimeNewRoman"/>
                 <w:sz w:val="30"/>
               </w:rPr>
-              <w:t>94-84=10</w:t>
+              <w:t>65-22=43</w:t>
             </w:r>
           </w:p>
         </w:tc>
@@ -456,7 +456,7 @@
                 <w:rFonts w:ascii="TimeNewRoman" w:hAnsi="TimeNewRoman"/>
                 <w:sz w:val="30"/>
               </w:rPr>
-              <w:t>3+63=66</w:t>
+              <w:t>21+9=30</w:t>
             </w:r>
           </w:p>
         </w:tc>
@@ -475,7 +475,7 @@
                 <w:rFonts w:ascii="TimeNewRoman" w:hAnsi="TimeNewRoman"/>
                 <w:sz w:val="30"/>
               </w:rPr>
-              <w:t>60+34=94</w:t>
+              <w:t>56-15=41</w:t>
             </w:r>
           </w:p>
         </w:tc>
@@ -492,7 +492,7 @@
                 <w:rFonts w:ascii="TimeNewRoman" w:hAnsi="TimeNewRoman"/>
                 <w:sz w:val="30"/>
               </w:rPr>
-              <w:t>80+1=81</w:t>
+              <w:t>67+5=72</w:t>
             </w:r>
           </w:p>
         </w:tc>
@@ -509,7 +509,7 @@
                 <w:rFonts w:ascii="TimeNewRoman" w:hAnsi="TimeNewRoman"/>
                 <w:sz w:val="30"/>
               </w:rPr>
-              <w:t>12+3=15</w:t>
+              <w:t>98-23=75</w:t>
             </w:r>
           </w:p>
         </w:tc>
@@ -526,7 +526,7 @@
                 <w:rFonts w:ascii="TimeNewRoman" w:hAnsi="TimeNewRoman"/>
                 <w:sz w:val="30"/>
               </w:rPr>
-              <w:t>38-36=2</w:t>
+              <w:t>58-14=44</w:t>
             </w:r>
           </w:p>
         </w:tc>
@@ -543,7 +543,7 @@
                 <w:rFonts w:ascii="TimeNewRoman" w:hAnsi="TimeNewRoman"/>
                 <w:sz w:val="30"/>
               </w:rPr>
-              <w:t>98-78=20</w:t>
+              <w:t>50+36=86</w:t>
             </w:r>
           </w:p>
         </w:tc>
@@ -562,7 +562,7 @@
                 <w:rFonts w:ascii="TimeNewRoman" w:hAnsi="TimeNewRoman"/>
                 <w:sz w:val="30"/>
               </w:rPr>
-              <w:t>45-43=2</w:t>
+              <w:t>57+23=80</w:t>
             </w:r>
           </w:p>
         </w:tc>
@@ -579,7 +579,7 @@
                 <w:rFonts w:ascii="TimeNewRoman" w:hAnsi="TimeNewRoman"/>
                 <w:sz w:val="30"/>
               </w:rPr>
-              <w:t>46-22=24</w:t>
+              <w:t>43-28=15</w:t>
             </w:r>
           </w:p>
         </w:tc>
@@ -596,7 +596,7 @@
                 <w:rFonts w:ascii="TimeNewRoman" w:hAnsi="TimeNewRoman"/>
                 <w:sz w:val="30"/>
               </w:rPr>
-              <w:t>16-1=15</w:t>
+              <w:t>60-0=60</w:t>
             </w:r>
           </w:p>
         </w:tc>
@@ -613,7 +613,7 @@
                 <w:rFonts w:ascii="TimeNewRoman" w:hAnsi="TimeNewRoman"/>
                 <w:sz w:val="30"/>
               </w:rPr>
-              <w:t>19+26=45</w:t>
+              <w:t>80-59=21</w:t>
             </w:r>
           </w:p>
         </w:tc>
@@ -630,7 +630,7 @@
                 <w:rFonts w:ascii="TimeNewRoman" w:hAnsi="TimeNewRoman"/>
                 <w:sz w:val="30"/>
               </w:rPr>
-              <w:t>86+9=95</w:t>
+              <w:t>2+67=69</w:t>
             </w:r>
           </w:p>
         </w:tc>
@@ -649,7 +649,7 @@
                 <w:rFonts w:ascii="TimeNewRoman" w:hAnsi="TimeNewRoman"/>
                 <w:sz w:val="30"/>
               </w:rPr>
-              <w:t>93-59=34</w:t>
+              <w:t>35-11=24</w:t>
             </w:r>
           </w:p>
         </w:tc>
@@ -666,7 +666,7 @@
                 <w:rFonts w:ascii="TimeNewRoman" w:hAnsi="TimeNewRoman"/>
                 <w:sz w:val="30"/>
               </w:rPr>
-              <w:t>26+69=95</w:t>
+              <w:t>93-72=21</w:t>
             </w:r>
           </w:p>
         </w:tc>
@@ -683,7 +683,7 @@
                 <w:rFonts w:ascii="TimeNewRoman" w:hAnsi="TimeNewRoman"/>
                 <w:sz w:val="30"/>
               </w:rPr>
-              <w:t>64-3=61</w:t>
+              <w:t>38+24=62</w:t>
             </w:r>
           </w:p>
         </w:tc>
@@ -700,7 +700,7 @@
                 <w:rFonts w:ascii="TimeNewRoman" w:hAnsi="TimeNewRoman"/>
                 <w:sz w:val="30"/>
               </w:rPr>
-              <w:t>25+4=29</w:t>
+              <w:t>55-21=34</w:t>
             </w:r>
           </w:p>
         </w:tc>
@@ -717,7 +717,7 @@
                 <w:rFonts w:ascii="TimeNewRoman" w:hAnsi="TimeNewRoman"/>
                 <w:sz w:val="30"/>
               </w:rPr>
-              <w:t>50-1=49</w:t>
+              <w:t>55+28=83</w:t>
             </w:r>
           </w:p>
         </w:tc>
@@ -736,7 +736,7 @@
                 <w:rFonts w:ascii="TimeNewRoman" w:hAnsi="TimeNewRoman"/>
                 <w:sz w:val="30"/>
               </w:rPr>
-              <w:t>29+57=86</w:t>
+              <w:t>73-7=66</w:t>
             </w:r>
           </w:p>
         </w:tc>
@@ -753,7 +753,7 @@
                 <w:rFonts w:ascii="TimeNewRoman" w:hAnsi="TimeNewRoman"/>
                 <w:sz w:val="30"/>
               </w:rPr>
-              <w:t>63-6=57</w:t>
+              <w:t>5+53=58</w:t>
             </w:r>
           </w:p>
         </w:tc>
@@ -770,7 +770,7 @@
                 <w:rFonts w:ascii="TimeNewRoman" w:hAnsi="TimeNewRoman"/>
                 <w:sz w:val="30"/>
               </w:rPr>
-              <w:t>53-29=24</w:t>
+              <w:t>99-61=38</w:t>
             </w:r>
           </w:p>
         </w:tc>
@@ -787,7 +787,7 @@
                 <w:rFonts w:ascii="TimeNewRoman" w:hAnsi="TimeNewRoman"/>
                 <w:sz w:val="30"/>
               </w:rPr>
-              <w:t>88-60=28</w:t>
+              <w:t>50-27=23</w:t>
             </w:r>
           </w:p>
         </w:tc>
@@ -804,7 +804,7 @@
                 <w:rFonts w:ascii="TimeNewRoman" w:hAnsi="TimeNewRoman"/>
                 <w:sz w:val="30"/>
               </w:rPr>
-              <w:t>95-52=43</w:t>
+              <w:t>10+28=38</w:t>
             </w:r>
           </w:p>
         </w:tc>
@@ -823,7 +823,7 @@
                 <w:rFonts w:ascii="TimeNewRoman" w:hAnsi="TimeNewRoman"/>
                 <w:sz w:val="30"/>
               </w:rPr>
-              <w:t>9+3=12</w:t>
+              <w:t>56-35=21</w:t>
             </w:r>
           </w:p>
         </w:tc>
@@ -840,7 +840,7 @@
                 <w:rFonts w:ascii="TimeNewRoman" w:hAnsi="TimeNewRoman"/>
                 <w:sz w:val="30"/>
               </w:rPr>
-              <w:t>12+13=25</w:t>
+              <w:t>69+13=82</w:t>
             </w:r>
           </w:p>
         </w:tc>
@@ -857,7 +857,7 @@
                 <w:rFonts w:ascii="TimeNewRoman" w:hAnsi="TimeNewRoman"/>
                 <w:sz w:val="30"/>
               </w:rPr>
-              <w:t>81-68=13</w:t>
+              <w:t>17+46=63</w:t>
             </w:r>
           </w:p>
         </w:tc>
@@ -874,7 +874,7 @@
                 <w:rFonts w:ascii="TimeNewRoman" w:hAnsi="TimeNewRoman"/>
                 <w:sz w:val="30"/>
               </w:rPr>
-              <w:t>2+15=17</w:t>
+              <w:t>91-27=64</w:t>
             </w:r>
           </w:p>
         </w:tc>
@@ -891,7 +891,7 @@
                 <w:rFonts w:ascii="TimeNewRoman" w:hAnsi="TimeNewRoman"/>
                 <w:sz w:val="30"/>
               </w:rPr>
-              <w:t>81-72=9</w:t>
+              <w:t>76-71=5</w:t>
             </w:r>
           </w:p>
         </w:tc>
@@ -910,7 +910,7 @@
                 <w:rFonts w:ascii="TimeNewRoman" w:hAnsi="TimeNewRoman"/>
                 <w:sz w:val="30"/>
               </w:rPr>
-              <w:t>38+9=47</w:t>
+              <w:t>29+32=61</w:t>
             </w:r>
           </w:p>
         </w:tc>
@@ -927,7 +927,7 @@
                 <w:rFonts w:ascii="TimeNewRoman" w:hAnsi="TimeNewRoman"/>
                 <w:sz w:val="30"/>
               </w:rPr>
-              <w:t>98-16=82</w:t>
+              <w:t>10+32=42</w:t>
             </w:r>
           </w:p>
         </w:tc>
@@ -944,7 +944,7 @@
                 <w:rFonts w:ascii="TimeNewRoman" w:hAnsi="TimeNewRoman"/>
                 <w:sz w:val="30"/>
               </w:rPr>
-              <w:t>17+20=37</w:t>
+              <w:t>75-73=2</w:t>
             </w:r>
           </w:p>
         </w:tc>
@@ -961,7 +961,7 @@
                 <w:rFonts w:ascii="TimeNewRoman" w:hAnsi="TimeNewRoman"/>
                 <w:sz w:val="30"/>
               </w:rPr>
-              <w:t>4+23=27</w:t>
+              <w:t>0+72=72</w:t>
             </w:r>
           </w:p>
         </w:tc>
@@ -978,7 +978,7 @@
                 <w:rFonts w:ascii="TimeNewRoman" w:hAnsi="TimeNewRoman"/>
                 <w:sz w:val="30"/>
               </w:rPr>
-              <w:t>49-45=4</w:t>
+              <w:t>38-18=20</w:t>
             </w:r>
           </w:p>
         </w:tc>
@@ -997,7 +997,7 @@
                 <w:rFonts w:ascii="TimeNewRoman" w:hAnsi="TimeNewRoman"/>
                 <w:sz w:val="30"/>
               </w:rPr>
-              <w:t>15+76=91</w:t>
+              <w:t>4+93=97</w:t>
             </w:r>
           </w:p>
         </w:tc>
@@ -1014,7 +1014,7 @@
                 <w:rFonts w:ascii="TimeNewRoman" w:hAnsi="TimeNewRoman"/>
                 <w:sz w:val="30"/>
               </w:rPr>
-              <w:t>54-23=31</w:t>
+              <w:t>7-3=4</w:t>
             </w:r>
           </w:p>
         </w:tc>
@@ -1031,7 +1031,7 @@
                 <w:rFonts w:ascii="TimeNewRoman" w:hAnsi="TimeNewRoman"/>
                 <w:sz w:val="30"/>
               </w:rPr>
-              <w:t>76-8=68</w:t>
+              <w:t>44+22=66</w:t>
             </w:r>
           </w:p>
         </w:tc>
@@ -1048,7 +1048,7 @@
                 <w:rFonts w:ascii="TimeNewRoman" w:hAnsi="TimeNewRoman"/>
                 <w:sz w:val="30"/>
               </w:rPr>
-              <w:t>23+68=91</w:t>
+              <w:t>57-43=14</w:t>
             </w:r>
           </w:p>
         </w:tc>
@@ -1065,7 +1065,7 @@
                 <w:rFonts w:ascii="TimeNewRoman" w:hAnsi="TimeNewRoman"/>
                 <w:sz w:val="30"/>
               </w:rPr>
-              <w:t>83+15=98</w:t>
+              <w:t>87-50=37</w:t>
             </w:r>
           </w:p>
         </w:tc>
@@ -1084,7 +1084,7 @@
                 <w:rFonts w:ascii="TimeNewRoman" w:hAnsi="TimeNewRoman"/>
                 <w:sz w:val="30"/>
               </w:rPr>
-              <w:t>44+30=74</w:t>
+              <w:t>20+5=25</w:t>
             </w:r>
           </w:p>
         </w:tc>
@@ -1101,7 +1101,7 @@
                 <w:rFonts w:ascii="TimeNewRoman" w:hAnsi="TimeNewRoman"/>
                 <w:sz w:val="30"/>
               </w:rPr>
-              <w:t>19+60=79</w:t>
+              <w:t>85-40=45</w:t>
             </w:r>
           </w:p>
         </w:tc>
@@ -1118,7 +1118,7 @@
                 <w:rFonts w:ascii="TimeNewRoman" w:hAnsi="TimeNewRoman"/>
                 <w:sz w:val="30"/>
               </w:rPr>
-              <w:t>14+77=91</w:t>
+              <w:t>20+16=36</w:t>
             </w:r>
           </w:p>
         </w:tc>
@@ -1135,7 +1135,7 @@
                 <w:rFonts w:ascii="TimeNewRoman" w:hAnsi="TimeNewRoman"/>
                 <w:sz w:val="30"/>
               </w:rPr>
-              <w:t>27+32=59</w:t>
+              <w:t>92-78=14</w:t>
             </w:r>
           </w:p>
         </w:tc>
@@ -1152,7 +1152,7 @@
                 <w:rFonts w:ascii="TimeNewRoman" w:hAnsi="TimeNewRoman"/>
                 <w:sz w:val="30"/>
               </w:rPr>
-              <w:t>5+5=10</w:t>
+              <w:t>25-2=23</w:t>
             </w:r>
           </w:p>
         </w:tc>
@@ -1171,7 +1171,7 @@
                 <w:rFonts w:ascii="TimeNewRoman" w:hAnsi="TimeNewRoman"/>
                 <w:sz w:val="30"/>
               </w:rPr>
-              <w:t>2+17=19</w:t>
+              <w:t>10+83=93</w:t>
             </w:r>
           </w:p>
         </w:tc>
@@ -1188,7 +1188,7 @@
                 <w:rFonts w:ascii="TimeNewRoman" w:hAnsi="TimeNewRoman"/>
                 <w:sz w:val="30"/>
               </w:rPr>
-              <w:t>27+4=31</w:t>
+              <w:t>1+77=78</w:t>
             </w:r>
           </w:p>
         </w:tc>
@@ -1205,7 +1205,7 @@
                 <w:rFonts w:ascii="TimeNewRoman" w:hAnsi="TimeNewRoman"/>
                 <w:sz w:val="30"/>
               </w:rPr>
-              <w:t>10+53=63</w:t>
+              <w:t>82-51=31</w:t>
             </w:r>
           </w:p>
         </w:tc>
@@ -1222,7 +1222,7 @@
                 <w:rFonts w:ascii="TimeNewRoman" w:hAnsi="TimeNewRoman"/>
                 <w:sz w:val="30"/>
               </w:rPr>
-              <w:t>4+91=95</w:t>
+              <w:t>98-88=10</w:t>
             </w:r>
           </w:p>
         </w:tc>
@@ -1239,7 +1239,7 @@
                 <w:rFonts w:ascii="TimeNewRoman" w:hAnsi="TimeNewRoman"/>
                 <w:sz w:val="30"/>
               </w:rPr>
-              <w:t>31+33=64</w:t>
+              <w:t>81-69=12</w:t>
             </w:r>
           </w:p>
         </w:tc>
@@ -1258,7 +1258,7 @@
                 <w:rFonts w:ascii="TimeNewRoman" w:hAnsi="TimeNewRoman"/>
                 <w:sz w:val="30"/>
               </w:rPr>
-              <w:t>97-41=56</w:t>
+              <w:t>88+3=91</w:t>
             </w:r>
           </w:p>
         </w:tc>
@@ -1275,7 +1275,7 @@
                 <w:rFonts w:ascii="TimeNewRoman" w:hAnsi="TimeNewRoman"/>
                 <w:sz w:val="30"/>
               </w:rPr>
-              <w:t>43-16=27</w:t>
+              <w:t>23+20=43</w:t>
             </w:r>
           </w:p>
         </w:tc>
@@ -1292,7 +1292,7 @@
                 <w:rFonts w:ascii="TimeNewRoman" w:hAnsi="TimeNewRoman"/>
                 <w:sz w:val="30"/>
               </w:rPr>
-              <w:t>56+19=75</w:t>
+              <w:t>51+0=51</w:t>
             </w:r>
           </w:p>
         </w:tc>
@@ -1309,7 +1309,7 @@
                 <w:rFonts w:ascii="TimeNewRoman" w:hAnsi="TimeNewRoman"/>
                 <w:sz w:val="30"/>
               </w:rPr>
-              <w:t>89-68=21</w:t>
+              <w:t>54+40=94</w:t>
             </w:r>
           </w:p>
         </w:tc>
@@ -1326,7 +1326,7 @@
                 <w:rFonts w:ascii="TimeNewRoman" w:hAnsi="TimeNewRoman"/>
                 <w:sz w:val="30"/>
               </w:rPr>
-              <w:t>73+17=90</w:t>
+              <w:t>17+75=92</w:t>
             </w:r>
           </w:p>
         </w:tc>
@@ -1345,7 +1345,7 @@
                 <w:rFonts w:ascii="TimeNewRoman" w:hAnsi="TimeNewRoman"/>
                 <w:sz w:val="30"/>
               </w:rPr>
-              <w:t>27+60=87</w:t>
+              <w:t>17+22=39</w:t>
             </w:r>
           </w:p>
         </w:tc>
@@ -1362,7 +1362,7 @@
                 <w:rFonts w:ascii="TimeNewRoman" w:hAnsi="TimeNewRoman"/>
                 <w:sz w:val="30"/>
               </w:rPr>
-              <w:t>77-29=48</w:t>
+              <w:t>15+5=20</w:t>
             </w:r>
           </w:p>
         </w:tc>
@@ -1379,7 +1379,7 @@
                 <w:rFonts w:ascii="TimeNewRoman" w:hAnsi="TimeNewRoman"/>
                 <w:sz w:val="30"/>
               </w:rPr>
-              <w:t>68+8=76</w:t>
+              <w:t>45+39=84</w:t>
             </w:r>
           </w:p>
         </w:tc>
@@ -1396,7 +1396,7 @@
                 <w:rFonts w:ascii="TimeNewRoman" w:hAnsi="TimeNewRoman"/>
                 <w:sz w:val="30"/>
               </w:rPr>
-              <w:t>72+23=95</w:t>
+              <w:t>49+4=53</w:t>
             </w:r>
           </w:p>
         </w:tc>
@@ -1413,7 +1413,7 @@
                 <w:rFonts w:ascii="TimeNewRoman" w:hAnsi="TimeNewRoman"/>
                 <w:sz w:val="30"/>
               </w:rPr>
-              <w:t>76-62=14</w:t>
+              <w:t>78-67=11</w:t>
             </w:r>
           </w:p>
         </w:tc>
@@ -1432,7 +1432,7 @@
                 <w:rFonts w:ascii="TimeNewRoman" w:hAnsi="TimeNewRoman"/>
                 <w:sz w:val="30"/>
               </w:rPr>
-              <w:t>23+33=56</w:t>
+              <w:t>78-61=17</w:t>
             </w:r>
           </w:p>
         </w:tc>
@@ -1449,7 +1449,7 @@
                 <w:rFonts w:ascii="TimeNewRoman" w:hAnsi="TimeNewRoman"/>
                 <w:sz w:val="30"/>
               </w:rPr>
-              <w:t>0+77=77</w:t>
+              <w:t>67-21=46</w:t>
             </w:r>
           </w:p>
         </w:tc>
@@ -1466,7 +1466,7 @@
                 <w:rFonts w:ascii="TimeNewRoman" w:hAnsi="TimeNewRoman"/>
                 <w:sz w:val="30"/>
               </w:rPr>
-              <w:t>41+44=85</w:t>
+              <w:t>59-17=42</w:t>
             </w:r>
           </w:p>
         </w:tc>
@@ -1483,7 +1483,7 @@
                 <w:rFonts w:ascii="TimeNewRoman" w:hAnsi="TimeNewRoman"/>
                 <w:sz w:val="30"/>
               </w:rPr>
-              <w:t>22+49=71</w:t>
+              <w:t>40+40=80</w:t>
             </w:r>
           </w:p>
         </w:tc>
@@ -1500,7 +1500,7 @@
                 <w:rFonts w:ascii="TimeNewRoman" w:hAnsi="TimeNewRoman"/>
                 <w:sz w:val="30"/>
               </w:rPr>
-              <w:t>23+33=56</w:t>
+              <w:t>89-69=20</w:t>
             </w:r>
           </w:p>
         </w:tc>
@@ -1519,7 +1519,7 @@
                 <w:rFonts w:ascii="TimeNewRoman" w:hAnsi="TimeNewRoman"/>
                 <w:sz w:val="30"/>
               </w:rPr>
-              <w:t>67-49=18</w:t>
+              <w:t>41-16=25</w:t>
             </w:r>
           </w:p>
         </w:tc>
@@ -1536,7 +1536,7 @@
                 <w:rFonts w:ascii="TimeNewRoman" w:hAnsi="TimeNewRoman"/>
                 <w:sz w:val="30"/>
               </w:rPr>
-              <w:t>40-7=33</w:t>
+              <w:t>19+70=89</w:t>
             </w:r>
           </w:p>
         </w:tc>
@@ -1553,7 +1553,7 @@
                 <w:rFonts w:ascii="TimeNewRoman" w:hAnsi="TimeNewRoman"/>
                 <w:sz w:val="30"/>
               </w:rPr>
-              <w:t>37+61=98</w:t>
+              <w:t>79-34=45</w:t>
             </w:r>
           </w:p>
         </w:tc>
@@ -1570,7 +1570,7 @@
                 <w:rFonts w:ascii="TimeNewRoman" w:hAnsi="TimeNewRoman"/>
                 <w:sz w:val="30"/>
               </w:rPr>
-              <w:t>20+36=56</w:t>
+              <w:t>7+17=24</w:t>
             </w:r>
           </w:p>
         </w:tc>
@@ -1587,7 +1587,7 @@
                 <w:rFonts w:ascii="TimeNewRoman" w:hAnsi="TimeNewRoman"/>
                 <w:sz w:val="30"/>
               </w:rPr>
-              <w:t>1+62=63</w:t>
+              <w:t>66+22=88</w:t>
             </w:r>
           </w:p>
         </w:tc>
@@ -1606,7 +1606,7 @@
                 <w:rFonts w:ascii="TimeNewRoman" w:hAnsi="TimeNewRoman"/>
                 <w:sz w:val="30"/>
               </w:rPr>
-              <w:t>53+15=68</w:t>
+              <w:t>71-62=9</w:t>
             </w:r>
           </w:p>
         </w:tc>
@@ -1623,7 +1623,7 @@
                 <w:rFonts w:ascii="TimeNewRoman" w:hAnsi="TimeNewRoman"/>
                 <w:sz w:val="30"/>
               </w:rPr>
-              <w:t>82+12=94</w:t>
+              <w:t>42+16=58</w:t>
             </w:r>
           </w:p>
         </w:tc>
@@ -1640,7 +1640,7 @@
                 <w:rFonts w:ascii="TimeNewRoman" w:hAnsi="TimeNewRoman"/>
                 <w:sz w:val="30"/>
               </w:rPr>
-              <w:t>70+1=71</w:t>
+              <w:t>93-57=36</w:t>
             </w:r>
           </w:p>
         </w:tc>
@@ -1657,7 +1657,7 @@
                 <w:rFonts w:ascii="TimeNewRoman" w:hAnsi="TimeNewRoman"/>
                 <w:sz w:val="30"/>
               </w:rPr>
-              <w:t>79-6=73</w:t>
+              <w:t>34-13=21</w:t>
             </w:r>
           </w:p>
         </w:tc>
@@ -1674,7 +1674,7 @@
                 <w:rFonts w:ascii="TimeNewRoman" w:hAnsi="TimeNewRoman"/>
                 <w:sz w:val="30"/>
               </w:rPr>
-              <w:t>63-0=63</w:t>
+              <w:t>40-9=31</w:t>
             </w:r>
           </w:p>
         </w:tc>
@@ -1693,7 +1693,7 @@
                 <w:rFonts w:ascii="TimeNewRoman" w:hAnsi="TimeNewRoman"/>
                 <w:sz w:val="30"/>
               </w:rPr>
-              <w:t>24-5=19</w:t>
+              <w:t>21+2=23</w:t>
             </w:r>
           </w:p>
         </w:tc>
@@ -1710,7 +1710,7 @@
                 <w:rFonts w:ascii="TimeNewRoman" w:hAnsi="TimeNewRoman"/>
                 <w:sz w:val="30"/>
               </w:rPr>
-              <w:t>71-26=45</w:t>
+              <w:t>17+5=22</w:t>
             </w:r>
           </w:p>
         </w:tc>
@@ -1727,7 +1727,7 @@
                 <w:rFonts w:ascii="TimeNewRoman" w:hAnsi="TimeNewRoman"/>
                 <w:sz w:val="30"/>
               </w:rPr>
-              <w:t>66-18=48</w:t>
+              <w:t>97-82=15</w:t>
             </w:r>
           </w:p>
         </w:tc>
@@ -1744,7 +1744,7 @@
                 <w:rFonts w:ascii="TimeNewRoman" w:hAnsi="TimeNewRoman"/>
                 <w:sz w:val="30"/>
               </w:rPr>
-              <w:t>64-25=39</w:t>
+              <w:t>62-44=18</w:t>
             </w:r>
           </w:p>
         </w:tc>
@@ -1761,7 +1761,7 @@
                 <w:rFonts w:ascii="TimeNewRoman" w:hAnsi="TimeNewRoman"/>
                 <w:sz w:val="30"/>
               </w:rPr>
-              <w:t>44-15=29</w:t>
+              <w:t>7+25=32</w:t>
             </w:r>
           </w:p>
         </w:tc>

--- a/answers-of-addition_and_subtraction_within_100.docx
+++ b/answers-of-addition_and_subtraction_within_100.docx
@@ -11,7 +11,7 @@
           <w:rFonts w:ascii="Arial" w:hAnsi="Arial"/>
           <w:sz w:val="30"/>
         </w:rPr>
-        <w:t>2026-09-19 Saturday</w:t>
+        <w:t>2026-09-20 Sunday</w:t>
       </w:r>
     </w:p>
     <w:tbl>
@@ -40,7 +40,7 @@
                 <w:rFonts w:ascii="TimeNewRoman" w:hAnsi="TimeNewRoman"/>
                 <w:sz w:val="30"/>
               </w:rPr>
-              <w:t>59-54=5</w:t>
+              <w:t>87-31=56</w:t>
             </w:r>
           </w:p>
         </w:tc>
@@ -57,7 +57,7 @@
                 <w:rFonts w:ascii="TimeNewRoman" w:hAnsi="TimeNewRoman"/>
                 <w:sz w:val="30"/>
               </w:rPr>
-              <w:t>84-14=70</w:t>
+              <w:t>18+69=87</w:t>
             </w:r>
           </w:p>
         </w:tc>
@@ -74,7 +74,7 @@
                 <w:rFonts w:ascii="TimeNewRoman" w:hAnsi="TimeNewRoman"/>
                 <w:sz w:val="30"/>
               </w:rPr>
-              <w:t>47-46=1</w:t>
+              <w:t>48-48=0</w:t>
             </w:r>
           </w:p>
         </w:tc>
@@ -91,7 +91,7 @@
                 <w:rFonts w:ascii="TimeNewRoman" w:hAnsi="TimeNewRoman"/>
                 <w:sz w:val="30"/>
               </w:rPr>
-              <w:t>7+44=51</w:t>
+              <w:t>83-59=24</w:t>
             </w:r>
           </w:p>
         </w:tc>
@@ -108,7 +108,7 @@
                 <w:rFonts w:ascii="TimeNewRoman" w:hAnsi="TimeNewRoman"/>
                 <w:sz w:val="30"/>
               </w:rPr>
-              <w:t>34-6=28</w:t>
+              <w:t>6+75=81</w:t>
             </w:r>
           </w:p>
         </w:tc>
@@ -127,7 +127,7 @@
                 <w:rFonts w:ascii="TimeNewRoman" w:hAnsi="TimeNewRoman"/>
                 <w:sz w:val="30"/>
               </w:rPr>
-              <w:t>90+1=91</w:t>
+              <w:t>1+25=26</w:t>
             </w:r>
           </w:p>
         </w:tc>
@@ -144,7 +144,7 @@
                 <w:rFonts w:ascii="TimeNewRoman" w:hAnsi="TimeNewRoman"/>
                 <w:sz w:val="30"/>
               </w:rPr>
-              <w:t>61-28=33</w:t>
+              <w:t>34+18=52</w:t>
             </w:r>
           </w:p>
         </w:tc>
@@ -161,7 +161,7 @@
                 <w:rFonts w:ascii="TimeNewRoman" w:hAnsi="TimeNewRoman"/>
                 <w:sz w:val="30"/>
               </w:rPr>
-              <w:t>72-58=14</w:t>
+              <w:t>43+13=56</w:t>
             </w:r>
           </w:p>
         </w:tc>
@@ -178,7 +178,7 @@
                 <w:rFonts w:ascii="TimeNewRoman" w:hAnsi="TimeNewRoman"/>
                 <w:sz w:val="30"/>
               </w:rPr>
-              <w:t>3+80=83</w:t>
+              <w:t>97-19=78</w:t>
             </w:r>
           </w:p>
         </w:tc>
@@ -195,7 +195,7 @@
                 <w:rFonts w:ascii="TimeNewRoman" w:hAnsi="TimeNewRoman"/>
                 <w:sz w:val="30"/>
               </w:rPr>
-              <w:t>98-24=74</w:t>
+              <w:t>15-0=15</w:t>
             </w:r>
           </w:p>
         </w:tc>
@@ -214,7 +214,7 @@
                 <w:rFonts w:ascii="TimeNewRoman" w:hAnsi="TimeNewRoman"/>
                 <w:sz w:val="30"/>
               </w:rPr>
-              <w:t>39-35=4</w:t>
+              <w:t>88-84=4</w:t>
             </w:r>
           </w:p>
         </w:tc>
@@ -231,7 +231,7 @@
                 <w:rFonts w:ascii="TimeNewRoman" w:hAnsi="TimeNewRoman"/>
                 <w:sz w:val="30"/>
               </w:rPr>
-              <w:t>59+22=81</w:t>
+              <w:t>47+7=54</w:t>
             </w:r>
           </w:p>
         </w:tc>
@@ -248,7 +248,7 @@
                 <w:rFonts w:ascii="TimeNewRoman" w:hAnsi="TimeNewRoman"/>
                 <w:sz w:val="30"/>
               </w:rPr>
-              <w:t>70+13=83</w:t>
+              <w:t>43+10=53</w:t>
             </w:r>
           </w:p>
         </w:tc>
@@ -265,7 +265,7 @@
                 <w:rFonts w:ascii="TimeNewRoman" w:hAnsi="TimeNewRoman"/>
                 <w:sz w:val="30"/>
               </w:rPr>
-              <w:t>80-36=44</w:t>
+              <w:t>21+11=32</w:t>
             </w:r>
           </w:p>
         </w:tc>
@@ -282,7 +282,7 @@
                 <w:rFonts w:ascii="TimeNewRoman" w:hAnsi="TimeNewRoman"/>
                 <w:sz w:val="30"/>
               </w:rPr>
-              <w:t>48-46=2</w:t>
+              <w:t>21+8=29</w:t>
             </w:r>
           </w:p>
         </w:tc>
@@ -301,7 +301,7 @@
                 <w:rFonts w:ascii="TimeNewRoman" w:hAnsi="TimeNewRoman"/>
                 <w:sz w:val="30"/>
               </w:rPr>
-              <w:t>69+22=91</w:t>
+              <w:t>74+11=85</w:t>
             </w:r>
           </w:p>
         </w:tc>
@@ -318,7 +318,7 @@
                 <w:rFonts w:ascii="TimeNewRoman" w:hAnsi="TimeNewRoman"/>
                 <w:sz w:val="30"/>
               </w:rPr>
-              <w:t>69+9=78</w:t>
+              <w:t>61-37=24</w:t>
             </w:r>
           </w:p>
         </w:tc>
@@ -335,7 +335,7 @@
                 <w:rFonts w:ascii="TimeNewRoman" w:hAnsi="TimeNewRoman"/>
                 <w:sz w:val="30"/>
               </w:rPr>
-              <w:t>38+18=56</w:t>
+              <w:t>81+17=98</w:t>
             </w:r>
           </w:p>
         </w:tc>
@@ -352,7 +352,7 @@
                 <w:rFonts w:ascii="TimeNewRoman" w:hAnsi="TimeNewRoman"/>
                 <w:sz w:val="30"/>
               </w:rPr>
-              <w:t>6+38=44</w:t>
+              <w:t>83+1=84</w:t>
             </w:r>
           </w:p>
         </w:tc>
@@ -369,7 +369,7 @@
                 <w:rFonts w:ascii="TimeNewRoman" w:hAnsi="TimeNewRoman"/>
                 <w:sz w:val="30"/>
               </w:rPr>
-              <w:t>44-10=34</w:t>
+              <w:t>33+38=71</w:t>
             </w:r>
           </w:p>
         </w:tc>
@@ -388,7 +388,7 @@
                 <w:rFonts w:ascii="TimeNewRoman" w:hAnsi="TimeNewRoman"/>
                 <w:sz w:val="30"/>
               </w:rPr>
-              <w:t>12+17=29</w:t>
+              <w:t>21+34=55</w:t>
             </w:r>
           </w:p>
         </w:tc>
@@ -405,7 +405,7 @@
                 <w:rFonts w:ascii="TimeNewRoman" w:hAnsi="TimeNewRoman"/>
                 <w:sz w:val="30"/>
               </w:rPr>
-              <w:t>87-74=13</w:t>
+              <w:t>19+70=89</w:t>
             </w:r>
           </w:p>
         </w:tc>
@@ -422,7 +422,7 @@
                 <w:rFonts w:ascii="TimeNewRoman" w:hAnsi="TimeNewRoman"/>
                 <w:sz w:val="30"/>
               </w:rPr>
-              <w:t>59-49=10</w:t>
+              <w:t>63-8=55</w:t>
             </w:r>
           </w:p>
         </w:tc>
@@ -439,7 +439,7 @@
                 <w:rFonts w:ascii="TimeNewRoman" w:hAnsi="TimeNewRoman"/>
                 <w:sz w:val="30"/>
               </w:rPr>
-              <w:t>65-22=43</w:t>
+              <w:t>92-47=45</w:t>
             </w:r>
           </w:p>
         </w:tc>
@@ -456,7 +456,7 @@
                 <w:rFonts w:ascii="TimeNewRoman" w:hAnsi="TimeNewRoman"/>
                 <w:sz w:val="30"/>
               </w:rPr>
-              <w:t>21+9=30</w:t>
+              <w:t>47+2=49</w:t>
             </w:r>
           </w:p>
         </w:tc>
@@ -475,7 +475,7 @@
                 <w:rFonts w:ascii="TimeNewRoman" w:hAnsi="TimeNewRoman"/>
                 <w:sz w:val="30"/>
               </w:rPr>
-              <w:t>56-15=41</w:t>
+              <w:t>28+70=98</w:t>
             </w:r>
           </w:p>
         </w:tc>
@@ -492,7 +492,7 @@
                 <w:rFonts w:ascii="TimeNewRoman" w:hAnsi="TimeNewRoman"/>
                 <w:sz w:val="30"/>
               </w:rPr>
-              <w:t>67+5=72</w:t>
+              <w:t>7-1=6</w:t>
             </w:r>
           </w:p>
         </w:tc>
@@ -509,7 +509,7 @@
                 <w:rFonts w:ascii="TimeNewRoman" w:hAnsi="TimeNewRoman"/>
                 <w:sz w:val="30"/>
               </w:rPr>
-              <w:t>98-23=75</w:t>
+              <w:t>47+28=75</w:t>
             </w:r>
           </w:p>
         </w:tc>
@@ -526,7 +526,7 @@
                 <w:rFonts w:ascii="TimeNewRoman" w:hAnsi="TimeNewRoman"/>
                 <w:sz w:val="30"/>
               </w:rPr>
-              <w:t>58-14=44</w:t>
+              <w:t>33-23=10</w:t>
             </w:r>
           </w:p>
         </w:tc>
@@ -543,7 +543,7 @@
                 <w:rFonts w:ascii="TimeNewRoman" w:hAnsi="TimeNewRoman"/>
                 <w:sz w:val="30"/>
               </w:rPr>
-              <w:t>50+36=86</w:t>
+              <w:t>68-43=25</w:t>
             </w:r>
           </w:p>
         </w:tc>
@@ -562,7 +562,7 @@
                 <w:rFonts w:ascii="TimeNewRoman" w:hAnsi="TimeNewRoman"/>
                 <w:sz w:val="30"/>
               </w:rPr>
-              <w:t>57+23=80</w:t>
+              <w:t>99-25=74</w:t>
             </w:r>
           </w:p>
         </w:tc>
@@ -579,7 +579,7 @@
                 <w:rFonts w:ascii="TimeNewRoman" w:hAnsi="TimeNewRoman"/>
                 <w:sz w:val="30"/>
               </w:rPr>
-              <w:t>43-28=15</w:t>
+              <w:t>47-22=25</w:t>
             </w:r>
           </w:p>
         </w:tc>
@@ -596,7 +596,7 @@
                 <w:rFonts w:ascii="TimeNewRoman" w:hAnsi="TimeNewRoman"/>
                 <w:sz w:val="30"/>
               </w:rPr>
-              <w:t>60-0=60</w:t>
+              <w:t>90-74=16</w:t>
             </w:r>
           </w:p>
         </w:tc>
@@ -613,7 +613,7 @@
                 <w:rFonts w:ascii="TimeNewRoman" w:hAnsi="TimeNewRoman"/>
                 <w:sz w:val="30"/>
               </w:rPr>
-              <w:t>80-59=21</w:t>
+              <w:t>30+29=59</w:t>
             </w:r>
           </w:p>
         </w:tc>
@@ -630,7 +630,7 @@
                 <w:rFonts w:ascii="TimeNewRoman" w:hAnsi="TimeNewRoman"/>
                 <w:sz w:val="30"/>
               </w:rPr>
-              <w:t>2+67=69</w:t>
+              <w:t>50-22=28</w:t>
             </w:r>
           </w:p>
         </w:tc>
@@ -649,7 +649,7 @@
                 <w:rFonts w:ascii="TimeNewRoman" w:hAnsi="TimeNewRoman"/>
                 <w:sz w:val="30"/>
               </w:rPr>
-              <w:t>35-11=24</w:t>
+              <w:t>53+4=57</w:t>
             </w:r>
           </w:p>
         </w:tc>
@@ -666,7 +666,7 @@
                 <w:rFonts w:ascii="TimeNewRoman" w:hAnsi="TimeNewRoman"/>
                 <w:sz w:val="30"/>
               </w:rPr>
-              <w:t>93-72=21</w:t>
+              <w:t>3+5=8</w:t>
             </w:r>
           </w:p>
         </w:tc>
@@ -683,7 +683,7 @@
                 <w:rFonts w:ascii="TimeNewRoman" w:hAnsi="TimeNewRoman"/>
                 <w:sz w:val="30"/>
               </w:rPr>
-              <w:t>38+24=62</w:t>
+              <w:t>8+1=9</w:t>
             </w:r>
           </w:p>
         </w:tc>
@@ -700,7 +700,7 @@
                 <w:rFonts w:ascii="TimeNewRoman" w:hAnsi="TimeNewRoman"/>
                 <w:sz w:val="30"/>
               </w:rPr>
-              <w:t>55-21=34</w:t>
+              <w:t>67+16=83</w:t>
             </w:r>
           </w:p>
         </w:tc>
@@ -717,7 +717,7 @@
                 <w:rFonts w:ascii="TimeNewRoman" w:hAnsi="TimeNewRoman"/>
                 <w:sz w:val="30"/>
               </w:rPr>
-              <w:t>55+28=83</w:t>
+              <w:t>3+43=46</w:t>
             </w:r>
           </w:p>
         </w:tc>
@@ -736,7 +736,7 @@
                 <w:rFonts w:ascii="TimeNewRoman" w:hAnsi="TimeNewRoman"/>
                 <w:sz w:val="30"/>
               </w:rPr>
-              <w:t>73-7=66</w:t>
+              <w:t>78-58=20</w:t>
             </w:r>
           </w:p>
         </w:tc>
@@ -753,7 +753,7 @@
                 <w:rFonts w:ascii="TimeNewRoman" w:hAnsi="TimeNewRoman"/>
                 <w:sz w:val="30"/>
               </w:rPr>
-              <w:t>5+53=58</w:t>
+              <w:t>92-55=37</w:t>
             </w:r>
           </w:p>
         </w:tc>
@@ -770,7 +770,7 @@
                 <w:rFonts w:ascii="TimeNewRoman" w:hAnsi="TimeNewRoman"/>
                 <w:sz w:val="30"/>
               </w:rPr>
-              <w:t>99-61=38</w:t>
+              <w:t>24+55=79</w:t>
             </w:r>
           </w:p>
         </w:tc>
@@ -787,7 +787,7 @@
                 <w:rFonts w:ascii="TimeNewRoman" w:hAnsi="TimeNewRoman"/>
                 <w:sz w:val="30"/>
               </w:rPr>
-              <w:t>50-27=23</w:t>
+              <w:t>24+33=57</w:t>
             </w:r>
           </w:p>
         </w:tc>
@@ -804,7 +804,7 @@
                 <w:rFonts w:ascii="TimeNewRoman" w:hAnsi="TimeNewRoman"/>
                 <w:sz w:val="30"/>
               </w:rPr>
-              <w:t>10+28=38</w:t>
+              <w:t>72-20=52</w:t>
             </w:r>
           </w:p>
         </w:tc>
@@ -823,7 +823,7 @@
                 <w:rFonts w:ascii="TimeNewRoman" w:hAnsi="TimeNewRoman"/>
                 <w:sz w:val="30"/>
               </w:rPr>
-              <w:t>56-35=21</w:t>
+              <w:t>47+42=89</w:t>
             </w:r>
           </w:p>
         </w:tc>
@@ -840,7 +840,7 @@
                 <w:rFonts w:ascii="TimeNewRoman" w:hAnsi="TimeNewRoman"/>
                 <w:sz w:val="30"/>
               </w:rPr>
-              <w:t>69+13=82</w:t>
+              <w:t>71-41=30</w:t>
             </w:r>
           </w:p>
         </w:tc>
@@ -857,7 +857,7 @@
                 <w:rFonts w:ascii="TimeNewRoman" w:hAnsi="TimeNewRoman"/>
                 <w:sz w:val="30"/>
               </w:rPr>
-              <w:t>17+46=63</w:t>
+              <w:t>32+1=33</w:t>
             </w:r>
           </w:p>
         </w:tc>
@@ -874,7 +874,7 @@
                 <w:rFonts w:ascii="TimeNewRoman" w:hAnsi="TimeNewRoman"/>
                 <w:sz w:val="30"/>
               </w:rPr>
-              <w:t>91-27=64</w:t>
+              <w:t>16+9=25</w:t>
             </w:r>
           </w:p>
         </w:tc>
@@ -891,7 +891,7 @@
                 <w:rFonts w:ascii="TimeNewRoman" w:hAnsi="TimeNewRoman"/>
                 <w:sz w:val="30"/>
               </w:rPr>
-              <w:t>76-71=5</w:t>
+              <w:t>6+17=23</w:t>
             </w:r>
           </w:p>
         </w:tc>
@@ -910,7 +910,7 @@
                 <w:rFonts w:ascii="TimeNewRoman" w:hAnsi="TimeNewRoman"/>
                 <w:sz w:val="30"/>
               </w:rPr>
-              <w:t>29+32=61</w:t>
+              <w:t>21+49=70</w:t>
             </w:r>
           </w:p>
         </w:tc>
@@ -927,7 +927,7 @@
                 <w:rFonts w:ascii="TimeNewRoman" w:hAnsi="TimeNewRoman"/>
                 <w:sz w:val="30"/>
               </w:rPr>
-              <w:t>10+32=42</w:t>
+              <w:t>3+25=28</w:t>
             </w:r>
           </w:p>
         </w:tc>
@@ -944,7 +944,7 @@
                 <w:rFonts w:ascii="TimeNewRoman" w:hAnsi="TimeNewRoman"/>
                 <w:sz w:val="30"/>
               </w:rPr>
-              <w:t>75-73=2</w:t>
+              <w:t>94-62=32</w:t>
             </w:r>
           </w:p>
         </w:tc>
@@ -961,7 +961,7 @@
                 <w:rFonts w:ascii="TimeNewRoman" w:hAnsi="TimeNewRoman"/>
                 <w:sz w:val="30"/>
               </w:rPr>
-              <w:t>0+72=72</w:t>
+              <w:t>70-48=22</w:t>
             </w:r>
           </w:p>
         </w:tc>
@@ -978,7 +978,7 @@
                 <w:rFonts w:ascii="TimeNewRoman" w:hAnsi="TimeNewRoman"/>
                 <w:sz w:val="30"/>
               </w:rPr>
-              <w:t>38-18=20</w:t>
+              <w:t>41-15=26</w:t>
             </w:r>
           </w:p>
         </w:tc>
@@ -997,7 +997,7 @@
                 <w:rFonts w:ascii="TimeNewRoman" w:hAnsi="TimeNewRoman"/>
                 <w:sz w:val="30"/>
               </w:rPr>
-              <w:t>4+93=97</w:t>
+              <w:t>68-65=3</w:t>
             </w:r>
           </w:p>
         </w:tc>
@@ -1014,7 +1014,7 @@
                 <w:rFonts w:ascii="TimeNewRoman" w:hAnsi="TimeNewRoman"/>
                 <w:sz w:val="30"/>
               </w:rPr>
-              <w:t>7-3=4</w:t>
+              <w:t>1+35=36</w:t>
             </w:r>
           </w:p>
         </w:tc>
@@ -1031,7 +1031,7 @@
                 <w:rFonts w:ascii="TimeNewRoman" w:hAnsi="TimeNewRoman"/>
                 <w:sz w:val="30"/>
               </w:rPr>
-              <w:t>44+22=66</w:t>
+              <w:t>29+30=59</w:t>
             </w:r>
           </w:p>
         </w:tc>
@@ -1048,7 +1048,7 @@
                 <w:rFonts w:ascii="TimeNewRoman" w:hAnsi="TimeNewRoman"/>
                 <w:sz w:val="30"/>
               </w:rPr>
-              <w:t>57-43=14</w:t>
+              <w:t>54-46=8</w:t>
             </w:r>
           </w:p>
         </w:tc>
@@ -1065,7 +1065,7 @@
                 <w:rFonts w:ascii="TimeNewRoman" w:hAnsi="TimeNewRoman"/>
                 <w:sz w:val="30"/>
               </w:rPr>
-              <w:t>87-50=37</w:t>
+              <w:t>90-84=6</w:t>
             </w:r>
           </w:p>
         </w:tc>
@@ -1084,7 +1084,7 @@
                 <w:rFonts w:ascii="TimeNewRoman" w:hAnsi="TimeNewRoman"/>
                 <w:sz w:val="30"/>
               </w:rPr>
-              <w:t>20+5=25</w:t>
+              <w:t>93-27=66</w:t>
             </w:r>
           </w:p>
         </w:tc>
@@ -1101,7 +1101,7 @@
                 <w:rFonts w:ascii="TimeNewRoman" w:hAnsi="TimeNewRoman"/>
                 <w:sz w:val="30"/>
               </w:rPr>
-              <w:t>85-40=45</w:t>
+              <w:t>27+53=80</w:t>
             </w:r>
           </w:p>
         </w:tc>
@@ -1118,7 +1118,7 @@
                 <w:rFonts w:ascii="TimeNewRoman" w:hAnsi="TimeNewRoman"/>
                 <w:sz w:val="30"/>
               </w:rPr>
-              <w:t>20+16=36</w:t>
+              <w:t>82-43=39</w:t>
             </w:r>
           </w:p>
         </w:tc>
@@ -1135,7 +1135,7 @@
                 <w:rFonts w:ascii="TimeNewRoman" w:hAnsi="TimeNewRoman"/>
                 <w:sz w:val="30"/>
               </w:rPr>
-              <w:t>92-78=14</w:t>
+              <w:t>69-13=56</w:t>
             </w:r>
           </w:p>
         </w:tc>
@@ -1152,7 +1152,7 @@
                 <w:rFonts w:ascii="TimeNewRoman" w:hAnsi="TimeNewRoman"/>
                 <w:sz w:val="30"/>
               </w:rPr>
-              <w:t>25-2=23</w:t>
+              <w:t>86-80=6</w:t>
             </w:r>
           </w:p>
         </w:tc>
@@ -1171,7 +1171,7 @@
                 <w:rFonts w:ascii="TimeNewRoman" w:hAnsi="TimeNewRoman"/>
                 <w:sz w:val="30"/>
               </w:rPr>
-              <w:t>10+83=93</w:t>
+              <w:t>75+7=82</w:t>
             </w:r>
           </w:p>
         </w:tc>
@@ -1188,7 +1188,7 @@
                 <w:rFonts w:ascii="TimeNewRoman" w:hAnsi="TimeNewRoman"/>
                 <w:sz w:val="30"/>
               </w:rPr>
-              <w:t>1+77=78</w:t>
+              <w:t>53-40=13</w:t>
             </w:r>
           </w:p>
         </w:tc>
@@ -1205,7 +1205,7 @@
                 <w:rFonts w:ascii="TimeNewRoman" w:hAnsi="TimeNewRoman"/>
                 <w:sz w:val="30"/>
               </w:rPr>
-              <w:t>82-51=31</w:t>
+              <w:t>14+52=66</w:t>
             </w:r>
           </w:p>
         </w:tc>
@@ -1222,7 +1222,7 @@
                 <w:rFonts w:ascii="TimeNewRoman" w:hAnsi="TimeNewRoman"/>
                 <w:sz w:val="30"/>
               </w:rPr>
-              <w:t>98-88=10</w:t>
+              <w:t>51+12=63</w:t>
             </w:r>
           </w:p>
         </w:tc>
@@ -1239,7 +1239,7 @@
                 <w:rFonts w:ascii="TimeNewRoman" w:hAnsi="TimeNewRoman"/>
                 <w:sz w:val="30"/>
               </w:rPr>
-              <w:t>81-69=12</w:t>
+              <w:t>36+26=62</w:t>
             </w:r>
           </w:p>
         </w:tc>
@@ -1258,7 +1258,7 @@
                 <w:rFonts w:ascii="TimeNewRoman" w:hAnsi="TimeNewRoman"/>
                 <w:sz w:val="30"/>
               </w:rPr>
-              <w:t>88+3=91</w:t>
+              <w:t>0+65=65</w:t>
             </w:r>
           </w:p>
         </w:tc>
@@ -1275,7 +1275,7 @@
                 <w:rFonts w:ascii="TimeNewRoman" w:hAnsi="TimeNewRoman"/>
                 <w:sz w:val="30"/>
               </w:rPr>
-              <w:t>23+20=43</w:t>
+              <w:t>27+53=80</w:t>
             </w:r>
           </w:p>
         </w:tc>
@@ -1292,7 +1292,7 @@
                 <w:rFonts w:ascii="TimeNewRoman" w:hAnsi="TimeNewRoman"/>
                 <w:sz w:val="30"/>
               </w:rPr>
-              <w:t>51+0=51</w:t>
+              <w:t>43-39=4</w:t>
             </w:r>
           </w:p>
         </w:tc>
@@ -1309,7 +1309,355 @@
                 <w:rFonts w:ascii="TimeNewRoman" w:hAnsi="TimeNewRoman"/>
                 <w:sz w:val="30"/>
               </w:rPr>
-              <w:t>54+40=94</w:t>
+              <w:t>32+52=84</w:t>
+            </w:r>
+          </w:p>
+        </w:tc>
+        <w:tc>
+          <w:tcPr>
+            <w:tcW w:type="dxa" w:w="1987"/>
+          </w:tcPr>
+          <w:p>
+            <w:pPr>
+              <w:jc w:val="left"/>
+            </w:pPr>
+            <w:r>
+              <w:rPr>
+                <w:rFonts w:ascii="TimeNewRoman" w:hAnsi="TimeNewRoman"/>
+                <w:sz w:val="30"/>
+              </w:rPr>
+              <w:t>40+58=98</w:t>
+            </w:r>
+          </w:p>
+        </w:tc>
+      </w:tr>
+      <w:tr>
+        <w:tc>
+          <w:tcPr>
+            <w:tcW w:type="dxa" w:w="1987"/>
+          </w:tcPr>
+          <w:p>
+            <w:pPr>
+              <w:jc w:val="left"/>
+            </w:pPr>
+            <w:r>
+              <w:rPr>
+                <w:rFonts w:ascii="TimeNewRoman" w:hAnsi="TimeNewRoman"/>
+                <w:sz w:val="30"/>
+              </w:rPr>
+              <w:t>11+53=64</w:t>
+            </w:r>
+          </w:p>
+        </w:tc>
+        <w:tc>
+          <w:tcPr>
+            <w:tcW w:type="dxa" w:w="1987"/>
+          </w:tcPr>
+          <w:p>
+            <w:pPr>
+              <w:jc w:val="left"/>
+            </w:pPr>
+            <w:r>
+              <w:rPr>
+                <w:rFonts w:ascii="TimeNewRoman" w:hAnsi="TimeNewRoman"/>
+                <w:sz w:val="30"/>
+              </w:rPr>
+              <w:t>76+0=76</w:t>
+            </w:r>
+          </w:p>
+        </w:tc>
+        <w:tc>
+          <w:tcPr>
+            <w:tcW w:type="dxa" w:w="1987"/>
+          </w:tcPr>
+          <w:p>
+            <w:pPr>
+              <w:jc w:val="left"/>
+            </w:pPr>
+            <w:r>
+              <w:rPr>
+                <w:rFonts w:ascii="TimeNewRoman" w:hAnsi="TimeNewRoman"/>
+                <w:sz w:val="30"/>
+              </w:rPr>
+              <w:t>14+61=75</w:t>
+            </w:r>
+          </w:p>
+        </w:tc>
+        <w:tc>
+          <w:tcPr>
+            <w:tcW w:type="dxa" w:w="1987"/>
+          </w:tcPr>
+          <w:p>
+            <w:pPr>
+              <w:jc w:val="left"/>
+            </w:pPr>
+            <w:r>
+              <w:rPr>
+                <w:rFonts w:ascii="TimeNewRoman" w:hAnsi="TimeNewRoman"/>
+                <w:sz w:val="30"/>
+              </w:rPr>
+              <w:t>72-55=17</w:t>
+            </w:r>
+          </w:p>
+        </w:tc>
+        <w:tc>
+          <w:tcPr>
+            <w:tcW w:type="dxa" w:w="1987"/>
+          </w:tcPr>
+          <w:p>
+            <w:pPr>
+              <w:jc w:val="left"/>
+            </w:pPr>
+            <w:r>
+              <w:rPr>
+                <w:rFonts w:ascii="TimeNewRoman" w:hAnsi="TimeNewRoman"/>
+                <w:sz w:val="30"/>
+              </w:rPr>
+              <w:t>10+13=23</w:t>
+            </w:r>
+          </w:p>
+        </w:tc>
+      </w:tr>
+      <w:tr>
+        <w:tc>
+          <w:tcPr>
+            <w:tcW w:type="dxa" w:w="1987"/>
+          </w:tcPr>
+          <w:p>
+            <w:pPr>
+              <w:jc w:val="left"/>
+            </w:pPr>
+            <w:r>
+              <w:rPr>
+                <w:rFonts w:ascii="TimeNewRoman" w:hAnsi="TimeNewRoman"/>
+                <w:sz w:val="30"/>
+              </w:rPr>
+              <w:t>46-0=46</w:t>
+            </w:r>
+          </w:p>
+        </w:tc>
+        <w:tc>
+          <w:tcPr>
+            <w:tcW w:type="dxa" w:w="1987"/>
+          </w:tcPr>
+          <w:p>
+            <w:pPr>
+              <w:jc w:val="left"/>
+            </w:pPr>
+            <w:r>
+              <w:rPr>
+                <w:rFonts w:ascii="TimeNewRoman" w:hAnsi="TimeNewRoman"/>
+                <w:sz w:val="30"/>
+              </w:rPr>
+              <w:t>79-32=47</w:t>
+            </w:r>
+          </w:p>
+        </w:tc>
+        <w:tc>
+          <w:tcPr>
+            <w:tcW w:type="dxa" w:w="1987"/>
+          </w:tcPr>
+          <w:p>
+            <w:pPr>
+              <w:jc w:val="left"/>
+            </w:pPr>
+            <w:r>
+              <w:rPr>
+                <w:rFonts w:ascii="TimeNewRoman" w:hAnsi="TimeNewRoman"/>
+                <w:sz w:val="30"/>
+              </w:rPr>
+              <w:t>39+11=50</w:t>
+            </w:r>
+          </w:p>
+        </w:tc>
+        <w:tc>
+          <w:tcPr>
+            <w:tcW w:type="dxa" w:w="1987"/>
+          </w:tcPr>
+          <w:p>
+            <w:pPr>
+              <w:jc w:val="left"/>
+            </w:pPr>
+            <w:r>
+              <w:rPr>
+                <w:rFonts w:ascii="TimeNewRoman" w:hAnsi="TimeNewRoman"/>
+                <w:sz w:val="30"/>
+              </w:rPr>
+              <w:t>91-80=11</w:t>
+            </w:r>
+          </w:p>
+        </w:tc>
+        <w:tc>
+          <w:tcPr>
+            <w:tcW w:type="dxa" w:w="1987"/>
+          </w:tcPr>
+          <w:p>
+            <w:pPr>
+              <w:jc w:val="left"/>
+            </w:pPr>
+            <w:r>
+              <w:rPr>
+                <w:rFonts w:ascii="TimeNewRoman" w:hAnsi="TimeNewRoman"/>
+                <w:sz w:val="30"/>
+              </w:rPr>
+              <w:t>9+65=74</w:t>
+            </w:r>
+          </w:p>
+        </w:tc>
+      </w:tr>
+      <w:tr>
+        <w:tc>
+          <w:tcPr>
+            <w:tcW w:type="dxa" w:w="1987"/>
+          </w:tcPr>
+          <w:p>
+            <w:pPr>
+              <w:jc w:val="left"/>
+            </w:pPr>
+            <w:r>
+              <w:rPr>
+                <w:rFonts w:ascii="TimeNewRoman" w:hAnsi="TimeNewRoman"/>
+                <w:sz w:val="30"/>
+              </w:rPr>
+              <w:t>13-1=12</w:t>
+            </w:r>
+          </w:p>
+        </w:tc>
+        <w:tc>
+          <w:tcPr>
+            <w:tcW w:type="dxa" w:w="1987"/>
+          </w:tcPr>
+          <w:p>
+            <w:pPr>
+              <w:jc w:val="left"/>
+            </w:pPr>
+            <w:r>
+              <w:rPr>
+                <w:rFonts w:ascii="TimeNewRoman" w:hAnsi="TimeNewRoman"/>
+                <w:sz w:val="30"/>
+              </w:rPr>
+              <w:t>15-9=6</w:t>
+            </w:r>
+          </w:p>
+        </w:tc>
+        <w:tc>
+          <w:tcPr>
+            <w:tcW w:type="dxa" w:w="1987"/>
+          </w:tcPr>
+          <w:p>
+            <w:pPr>
+              <w:jc w:val="left"/>
+            </w:pPr>
+            <w:r>
+              <w:rPr>
+                <w:rFonts w:ascii="TimeNewRoman" w:hAnsi="TimeNewRoman"/>
+                <w:sz w:val="30"/>
+              </w:rPr>
+              <w:t>14+53=67</w:t>
+            </w:r>
+          </w:p>
+        </w:tc>
+        <w:tc>
+          <w:tcPr>
+            <w:tcW w:type="dxa" w:w="1987"/>
+          </w:tcPr>
+          <w:p>
+            <w:pPr>
+              <w:jc w:val="left"/>
+            </w:pPr>
+            <w:r>
+              <w:rPr>
+                <w:rFonts w:ascii="TimeNewRoman" w:hAnsi="TimeNewRoman"/>
+                <w:sz w:val="30"/>
+              </w:rPr>
+              <w:t>48-12=36</w:t>
+            </w:r>
+          </w:p>
+        </w:tc>
+        <w:tc>
+          <w:tcPr>
+            <w:tcW w:type="dxa" w:w="1987"/>
+          </w:tcPr>
+          <w:p>
+            <w:pPr>
+              <w:jc w:val="left"/>
+            </w:pPr>
+            <w:r>
+              <w:rPr>
+                <w:rFonts w:ascii="TimeNewRoman" w:hAnsi="TimeNewRoman"/>
+                <w:sz w:val="30"/>
+              </w:rPr>
+              <w:t>32-27=5</w:t>
+            </w:r>
+          </w:p>
+        </w:tc>
+      </w:tr>
+      <w:tr>
+        <w:tc>
+          <w:tcPr>
+            <w:tcW w:type="dxa" w:w="1987"/>
+          </w:tcPr>
+          <w:p>
+            <w:pPr>
+              <w:jc w:val="left"/>
+            </w:pPr>
+            <w:r>
+              <w:rPr>
+                <w:rFonts w:ascii="TimeNewRoman" w:hAnsi="TimeNewRoman"/>
+                <w:sz w:val="30"/>
+              </w:rPr>
+              <w:t>16+2=18</w:t>
+            </w:r>
+          </w:p>
+        </w:tc>
+        <w:tc>
+          <w:tcPr>
+            <w:tcW w:type="dxa" w:w="1987"/>
+          </w:tcPr>
+          <w:p>
+            <w:pPr>
+              <w:jc w:val="left"/>
+            </w:pPr>
+            <w:r>
+              <w:rPr>
+                <w:rFonts w:ascii="TimeNewRoman" w:hAnsi="TimeNewRoman"/>
+                <w:sz w:val="30"/>
+              </w:rPr>
+              <w:t>45+11=56</w:t>
+            </w:r>
+          </w:p>
+        </w:tc>
+        <w:tc>
+          <w:tcPr>
+            <w:tcW w:type="dxa" w:w="1987"/>
+          </w:tcPr>
+          <w:p>
+            <w:pPr>
+              <w:jc w:val="left"/>
+            </w:pPr>
+            <w:r>
+              <w:rPr>
+                <w:rFonts w:ascii="TimeNewRoman" w:hAnsi="TimeNewRoman"/>
+                <w:sz w:val="30"/>
+              </w:rPr>
+              <w:t>55+22=77</w:t>
+            </w:r>
+          </w:p>
+        </w:tc>
+        <w:tc>
+          <w:tcPr>
+            <w:tcW w:type="dxa" w:w="1987"/>
+          </w:tcPr>
+          <w:p>
+            <w:pPr>
+              <w:jc w:val="left"/>
+            </w:pPr>
+            <w:r>
+              <w:rPr>
+                <w:rFonts w:ascii="TimeNewRoman" w:hAnsi="TimeNewRoman"/>
+                <w:sz w:val="30"/>
+              </w:rPr>
+              <w:t>92-73=19</w:t>
             </w:r>
           </w:p>
         </w:tc>
@@ -1345,7 +1693,7 @@
                 <w:rFonts w:ascii="TimeNewRoman" w:hAnsi="TimeNewRoman"/>
                 <w:sz w:val="30"/>
               </w:rPr>
-              <w:t>17+22=39</w:t>
+              <w:t>56+39=95</w:t>
             </w:r>
           </w:p>
         </w:tc>
@@ -1362,7 +1710,7 @@
                 <w:rFonts w:ascii="TimeNewRoman" w:hAnsi="TimeNewRoman"/>
                 <w:sz w:val="30"/>
               </w:rPr>
-              <w:t>15+5=20</w:t>
+              <w:t>47-33=14</w:t>
             </w:r>
           </w:p>
         </w:tc>
@@ -1379,7 +1727,7 @@
                 <w:rFonts w:ascii="TimeNewRoman" w:hAnsi="TimeNewRoman"/>
                 <w:sz w:val="30"/>
               </w:rPr>
-              <w:t>45+39=84</w:t>
+              <w:t>23-17=6</w:t>
             </w:r>
           </w:p>
         </w:tc>
@@ -1396,7 +1744,7 @@
                 <w:rFonts w:ascii="TimeNewRoman" w:hAnsi="TimeNewRoman"/>
                 <w:sz w:val="30"/>
               </w:rPr>
-              <w:t>49+4=53</w:t>
+              <w:t>3+83=86</w:t>
             </w:r>
           </w:p>
         </w:tc>
@@ -1413,355 +1761,7 @@
                 <w:rFonts w:ascii="TimeNewRoman" w:hAnsi="TimeNewRoman"/>
                 <w:sz w:val="30"/>
               </w:rPr>
-              <w:t>78-67=11</w:t>
-            </w:r>
-          </w:p>
-        </w:tc>
-      </w:tr>
-      <w:tr>
-        <w:tc>
-          <w:tcPr>
-            <w:tcW w:type="dxa" w:w="1987"/>
-          </w:tcPr>
-          <w:p>
-            <w:pPr>
-              <w:jc w:val="left"/>
-            </w:pPr>
-            <w:r>
-              <w:rPr>
-                <w:rFonts w:ascii="TimeNewRoman" w:hAnsi="TimeNewRoman"/>
-                <w:sz w:val="30"/>
-              </w:rPr>
-              <w:t>78-61=17</w:t>
-            </w:r>
-          </w:p>
-        </w:tc>
-        <w:tc>
-          <w:tcPr>
-            <w:tcW w:type="dxa" w:w="1987"/>
-          </w:tcPr>
-          <w:p>
-            <w:pPr>
-              <w:jc w:val="left"/>
-            </w:pPr>
-            <w:r>
-              <w:rPr>
-                <w:rFonts w:ascii="TimeNewRoman" w:hAnsi="TimeNewRoman"/>
-                <w:sz w:val="30"/>
-              </w:rPr>
-              <w:t>67-21=46</w:t>
-            </w:r>
-          </w:p>
-        </w:tc>
-        <w:tc>
-          <w:tcPr>
-            <w:tcW w:type="dxa" w:w="1987"/>
-          </w:tcPr>
-          <w:p>
-            <w:pPr>
-              <w:jc w:val="left"/>
-            </w:pPr>
-            <w:r>
-              <w:rPr>
-                <w:rFonts w:ascii="TimeNewRoman" w:hAnsi="TimeNewRoman"/>
-                <w:sz w:val="30"/>
-              </w:rPr>
-              <w:t>59-17=42</w:t>
-            </w:r>
-          </w:p>
-        </w:tc>
-        <w:tc>
-          <w:tcPr>
-            <w:tcW w:type="dxa" w:w="1987"/>
-          </w:tcPr>
-          <w:p>
-            <w:pPr>
-              <w:jc w:val="left"/>
-            </w:pPr>
-            <w:r>
-              <w:rPr>
-                <w:rFonts w:ascii="TimeNewRoman" w:hAnsi="TimeNewRoman"/>
-                <w:sz w:val="30"/>
-              </w:rPr>
-              <w:t>40+40=80</w:t>
-            </w:r>
-          </w:p>
-        </w:tc>
-        <w:tc>
-          <w:tcPr>
-            <w:tcW w:type="dxa" w:w="1987"/>
-          </w:tcPr>
-          <w:p>
-            <w:pPr>
-              <w:jc w:val="left"/>
-            </w:pPr>
-            <w:r>
-              <w:rPr>
-                <w:rFonts w:ascii="TimeNewRoman" w:hAnsi="TimeNewRoman"/>
-                <w:sz w:val="30"/>
-              </w:rPr>
-              <w:t>89-69=20</w:t>
-            </w:r>
-          </w:p>
-        </w:tc>
-      </w:tr>
-      <w:tr>
-        <w:tc>
-          <w:tcPr>
-            <w:tcW w:type="dxa" w:w="1987"/>
-          </w:tcPr>
-          <w:p>
-            <w:pPr>
-              <w:jc w:val="left"/>
-            </w:pPr>
-            <w:r>
-              <w:rPr>
-                <w:rFonts w:ascii="TimeNewRoman" w:hAnsi="TimeNewRoman"/>
-                <w:sz w:val="30"/>
-              </w:rPr>
-              <w:t>41-16=25</w:t>
-            </w:r>
-          </w:p>
-        </w:tc>
-        <w:tc>
-          <w:tcPr>
-            <w:tcW w:type="dxa" w:w="1987"/>
-          </w:tcPr>
-          <w:p>
-            <w:pPr>
-              <w:jc w:val="left"/>
-            </w:pPr>
-            <w:r>
-              <w:rPr>
-                <w:rFonts w:ascii="TimeNewRoman" w:hAnsi="TimeNewRoman"/>
-                <w:sz w:val="30"/>
-              </w:rPr>
-              <w:t>19+70=89</w:t>
-            </w:r>
-          </w:p>
-        </w:tc>
-        <w:tc>
-          <w:tcPr>
-            <w:tcW w:type="dxa" w:w="1987"/>
-          </w:tcPr>
-          <w:p>
-            <w:pPr>
-              <w:jc w:val="left"/>
-            </w:pPr>
-            <w:r>
-              <w:rPr>
-                <w:rFonts w:ascii="TimeNewRoman" w:hAnsi="TimeNewRoman"/>
-                <w:sz w:val="30"/>
-              </w:rPr>
-              <w:t>79-34=45</w:t>
-            </w:r>
-          </w:p>
-        </w:tc>
-        <w:tc>
-          <w:tcPr>
-            <w:tcW w:type="dxa" w:w="1987"/>
-          </w:tcPr>
-          <w:p>
-            <w:pPr>
-              <w:jc w:val="left"/>
-            </w:pPr>
-            <w:r>
-              <w:rPr>
-                <w:rFonts w:ascii="TimeNewRoman" w:hAnsi="TimeNewRoman"/>
-                <w:sz w:val="30"/>
-              </w:rPr>
-              <w:t>7+17=24</w:t>
-            </w:r>
-          </w:p>
-        </w:tc>
-        <w:tc>
-          <w:tcPr>
-            <w:tcW w:type="dxa" w:w="1987"/>
-          </w:tcPr>
-          <w:p>
-            <w:pPr>
-              <w:jc w:val="left"/>
-            </w:pPr>
-            <w:r>
-              <w:rPr>
-                <w:rFonts w:ascii="TimeNewRoman" w:hAnsi="TimeNewRoman"/>
-                <w:sz w:val="30"/>
-              </w:rPr>
-              <w:t>66+22=88</w:t>
-            </w:r>
-          </w:p>
-        </w:tc>
-      </w:tr>
-      <w:tr>
-        <w:tc>
-          <w:tcPr>
-            <w:tcW w:type="dxa" w:w="1987"/>
-          </w:tcPr>
-          <w:p>
-            <w:pPr>
-              <w:jc w:val="left"/>
-            </w:pPr>
-            <w:r>
-              <w:rPr>
-                <w:rFonts w:ascii="TimeNewRoman" w:hAnsi="TimeNewRoman"/>
-                <w:sz w:val="30"/>
-              </w:rPr>
-              <w:t>71-62=9</w:t>
-            </w:r>
-          </w:p>
-        </w:tc>
-        <w:tc>
-          <w:tcPr>
-            <w:tcW w:type="dxa" w:w="1987"/>
-          </w:tcPr>
-          <w:p>
-            <w:pPr>
-              <w:jc w:val="left"/>
-            </w:pPr>
-            <w:r>
-              <w:rPr>
-                <w:rFonts w:ascii="TimeNewRoman" w:hAnsi="TimeNewRoman"/>
-                <w:sz w:val="30"/>
-              </w:rPr>
-              <w:t>42+16=58</w:t>
-            </w:r>
-          </w:p>
-        </w:tc>
-        <w:tc>
-          <w:tcPr>
-            <w:tcW w:type="dxa" w:w="1987"/>
-          </w:tcPr>
-          <w:p>
-            <w:pPr>
-              <w:jc w:val="left"/>
-            </w:pPr>
-            <w:r>
-              <w:rPr>
-                <w:rFonts w:ascii="TimeNewRoman" w:hAnsi="TimeNewRoman"/>
-                <w:sz w:val="30"/>
-              </w:rPr>
-              <w:t>93-57=36</w:t>
-            </w:r>
-          </w:p>
-        </w:tc>
-        <w:tc>
-          <w:tcPr>
-            <w:tcW w:type="dxa" w:w="1987"/>
-          </w:tcPr>
-          <w:p>
-            <w:pPr>
-              <w:jc w:val="left"/>
-            </w:pPr>
-            <w:r>
-              <w:rPr>
-                <w:rFonts w:ascii="TimeNewRoman" w:hAnsi="TimeNewRoman"/>
-                <w:sz w:val="30"/>
-              </w:rPr>
-              <w:t>34-13=21</w:t>
-            </w:r>
-          </w:p>
-        </w:tc>
-        <w:tc>
-          <w:tcPr>
-            <w:tcW w:type="dxa" w:w="1987"/>
-          </w:tcPr>
-          <w:p>
-            <w:pPr>
-              <w:jc w:val="left"/>
-            </w:pPr>
-            <w:r>
-              <w:rPr>
-                <w:rFonts w:ascii="TimeNewRoman" w:hAnsi="TimeNewRoman"/>
-                <w:sz w:val="30"/>
-              </w:rPr>
-              <w:t>40-9=31</w:t>
-            </w:r>
-          </w:p>
-        </w:tc>
-      </w:tr>
-      <w:tr>
-        <w:tc>
-          <w:tcPr>
-            <w:tcW w:type="dxa" w:w="1987"/>
-          </w:tcPr>
-          <w:p>
-            <w:pPr>
-              <w:jc w:val="left"/>
-            </w:pPr>
-            <w:r>
-              <w:rPr>
-                <w:rFonts w:ascii="TimeNewRoman" w:hAnsi="TimeNewRoman"/>
-                <w:sz w:val="30"/>
-              </w:rPr>
-              <w:t>21+2=23</w:t>
-            </w:r>
-          </w:p>
-        </w:tc>
-        <w:tc>
-          <w:tcPr>
-            <w:tcW w:type="dxa" w:w="1987"/>
-          </w:tcPr>
-          <w:p>
-            <w:pPr>
-              <w:jc w:val="left"/>
-            </w:pPr>
-            <w:r>
-              <w:rPr>
-                <w:rFonts w:ascii="TimeNewRoman" w:hAnsi="TimeNewRoman"/>
-                <w:sz w:val="30"/>
-              </w:rPr>
-              <w:t>17+5=22</w:t>
-            </w:r>
-          </w:p>
-        </w:tc>
-        <w:tc>
-          <w:tcPr>
-            <w:tcW w:type="dxa" w:w="1987"/>
-          </w:tcPr>
-          <w:p>
-            <w:pPr>
-              <w:jc w:val="left"/>
-            </w:pPr>
-            <w:r>
-              <w:rPr>
-                <w:rFonts w:ascii="TimeNewRoman" w:hAnsi="TimeNewRoman"/>
-                <w:sz w:val="30"/>
-              </w:rPr>
-              <w:t>97-82=15</w:t>
-            </w:r>
-          </w:p>
-        </w:tc>
-        <w:tc>
-          <w:tcPr>
-            <w:tcW w:type="dxa" w:w="1987"/>
-          </w:tcPr>
-          <w:p>
-            <w:pPr>
-              <w:jc w:val="left"/>
-            </w:pPr>
-            <w:r>
-              <w:rPr>
-                <w:rFonts w:ascii="TimeNewRoman" w:hAnsi="TimeNewRoman"/>
-                <w:sz w:val="30"/>
-              </w:rPr>
-              <w:t>62-44=18</w:t>
-            </w:r>
-          </w:p>
-        </w:tc>
-        <w:tc>
-          <w:tcPr>
-            <w:tcW w:type="dxa" w:w="1987"/>
-          </w:tcPr>
-          <w:p>
-            <w:pPr>
-              <w:jc w:val="left"/>
-            </w:pPr>
-            <w:r>
-              <w:rPr>
-                <w:rFonts w:ascii="TimeNewRoman" w:hAnsi="TimeNewRoman"/>
-                <w:sz w:val="30"/>
-              </w:rPr>
-              <w:t>7+25=32</w:t>
+              <w:t>98-34=64</w:t>
             </w:r>
           </w:p>
         </w:tc>

--- a/answers-of-addition_and_subtraction_within_100.docx
+++ b/answers-of-addition_and_subtraction_within_100.docx
@@ -40,7 +40,7 @@
                 <w:rFonts w:ascii="TimeNewRoman" w:hAnsi="TimeNewRoman"/>
                 <w:sz w:val="30"/>
               </w:rPr>
-              <w:t>87-31=56</w:t>
+              <w:t>20+70=90</w:t>
             </w:r>
           </w:p>
         </w:tc>
@@ -57,7 +57,7 @@
                 <w:rFonts w:ascii="TimeNewRoman" w:hAnsi="TimeNewRoman"/>
                 <w:sz w:val="30"/>
               </w:rPr>
-              <w:t>18+69=87</w:t>
+              <w:t>40-37=3</w:t>
             </w:r>
           </w:p>
         </w:tc>
@@ -74,7 +74,7 @@
                 <w:rFonts w:ascii="TimeNewRoman" w:hAnsi="TimeNewRoman"/>
                 <w:sz w:val="30"/>
               </w:rPr>
-              <w:t>48-48=0</w:t>
+              <w:t>85-3=82</w:t>
             </w:r>
           </w:p>
         </w:tc>
@@ -91,7 +91,7 @@
                 <w:rFonts w:ascii="TimeNewRoman" w:hAnsi="TimeNewRoman"/>
                 <w:sz w:val="30"/>
               </w:rPr>
-              <w:t>83-59=24</w:t>
+              <w:t>90-88=2</w:t>
             </w:r>
           </w:p>
         </w:tc>
@@ -108,7 +108,7 @@
                 <w:rFonts w:ascii="TimeNewRoman" w:hAnsi="TimeNewRoman"/>
                 <w:sz w:val="30"/>
               </w:rPr>
-              <w:t>6+75=81</w:t>
+              <w:t>53+5=58</w:t>
             </w:r>
           </w:p>
         </w:tc>
@@ -127,7 +127,7 @@
                 <w:rFonts w:ascii="TimeNewRoman" w:hAnsi="TimeNewRoman"/>
                 <w:sz w:val="30"/>
               </w:rPr>
-              <w:t>1+25=26</w:t>
+              <w:t>15+45=60</w:t>
             </w:r>
           </w:p>
         </w:tc>
@@ -144,7 +144,7 @@
                 <w:rFonts w:ascii="TimeNewRoman" w:hAnsi="TimeNewRoman"/>
                 <w:sz w:val="30"/>
               </w:rPr>
-              <w:t>34+18=52</w:t>
+              <w:t>37-35=2</w:t>
             </w:r>
           </w:p>
         </w:tc>
@@ -161,7 +161,7 @@
                 <w:rFonts w:ascii="TimeNewRoman" w:hAnsi="TimeNewRoman"/>
                 <w:sz w:val="30"/>
               </w:rPr>
-              <w:t>43+13=56</w:t>
+              <w:t>71-53=18</w:t>
             </w:r>
           </w:p>
         </w:tc>
@@ -178,7 +178,7 @@
                 <w:rFonts w:ascii="TimeNewRoman" w:hAnsi="TimeNewRoman"/>
                 <w:sz w:val="30"/>
               </w:rPr>
-              <w:t>97-19=78</w:t>
+              <w:t>82-48=34</w:t>
             </w:r>
           </w:p>
         </w:tc>
@@ -195,7 +195,7 @@
                 <w:rFonts w:ascii="TimeNewRoman" w:hAnsi="TimeNewRoman"/>
                 <w:sz w:val="30"/>
               </w:rPr>
-              <w:t>15-0=15</w:t>
+              <w:t>42+49=91</w:t>
             </w:r>
           </w:p>
         </w:tc>
@@ -214,7 +214,7 @@
                 <w:rFonts w:ascii="TimeNewRoman" w:hAnsi="TimeNewRoman"/>
                 <w:sz w:val="30"/>
               </w:rPr>
-              <w:t>88-84=4</w:t>
+              <w:t>52-48=4</w:t>
             </w:r>
           </w:p>
         </w:tc>
@@ -231,7 +231,7 @@
                 <w:rFonts w:ascii="TimeNewRoman" w:hAnsi="TimeNewRoman"/>
                 <w:sz w:val="30"/>
               </w:rPr>
-              <w:t>47+7=54</w:t>
+              <w:t>0+36=36</w:t>
             </w:r>
           </w:p>
         </w:tc>
@@ -248,7 +248,7 @@
                 <w:rFonts w:ascii="TimeNewRoman" w:hAnsi="TimeNewRoman"/>
                 <w:sz w:val="30"/>
               </w:rPr>
-              <w:t>43+10=53</w:t>
+              <w:t>0+26=26</w:t>
             </w:r>
           </w:p>
         </w:tc>
@@ -265,7 +265,7 @@
                 <w:rFonts w:ascii="TimeNewRoman" w:hAnsi="TimeNewRoman"/>
                 <w:sz w:val="30"/>
               </w:rPr>
-              <w:t>21+11=32</w:t>
+              <w:t>90-60=30</w:t>
             </w:r>
           </w:p>
         </w:tc>
@@ -282,7 +282,7 @@
                 <w:rFonts w:ascii="TimeNewRoman" w:hAnsi="TimeNewRoman"/>
                 <w:sz w:val="30"/>
               </w:rPr>
-              <w:t>21+8=29</w:t>
+              <w:t>59+19=78</w:t>
             </w:r>
           </w:p>
         </w:tc>
@@ -301,7 +301,7 @@
                 <w:rFonts w:ascii="TimeNewRoman" w:hAnsi="TimeNewRoman"/>
                 <w:sz w:val="30"/>
               </w:rPr>
-              <w:t>74+11=85</w:t>
+              <w:t>31+17=48</w:t>
             </w:r>
           </w:p>
         </w:tc>
@@ -318,7 +318,7 @@
                 <w:rFonts w:ascii="TimeNewRoman" w:hAnsi="TimeNewRoman"/>
                 <w:sz w:val="30"/>
               </w:rPr>
-              <w:t>61-37=24</w:t>
+              <w:t>77-40=37</w:t>
             </w:r>
           </w:p>
         </w:tc>
@@ -335,7 +335,7 @@
                 <w:rFonts w:ascii="TimeNewRoman" w:hAnsi="TimeNewRoman"/>
                 <w:sz w:val="30"/>
               </w:rPr>
-              <w:t>81+17=98</w:t>
+              <w:t>57-44=13</w:t>
             </w:r>
           </w:p>
         </w:tc>
@@ -352,7 +352,7 @@
                 <w:rFonts w:ascii="TimeNewRoman" w:hAnsi="TimeNewRoman"/>
                 <w:sz w:val="30"/>
               </w:rPr>
-              <w:t>83+1=84</w:t>
+              <w:t>57-45=12</w:t>
             </w:r>
           </w:p>
         </w:tc>
@@ -369,7 +369,7 @@
                 <w:rFonts w:ascii="TimeNewRoman" w:hAnsi="TimeNewRoman"/>
                 <w:sz w:val="30"/>
               </w:rPr>
-              <w:t>33+38=71</w:t>
+              <w:t>94+1=95</w:t>
             </w:r>
           </w:p>
         </w:tc>
@@ -388,7 +388,7 @@
                 <w:rFonts w:ascii="TimeNewRoman" w:hAnsi="TimeNewRoman"/>
                 <w:sz w:val="30"/>
               </w:rPr>
-              <w:t>21+34=55</w:t>
+              <w:t>80-52=28</w:t>
             </w:r>
           </w:p>
         </w:tc>
@@ -405,7 +405,7 @@
                 <w:rFonts w:ascii="TimeNewRoman" w:hAnsi="TimeNewRoman"/>
                 <w:sz w:val="30"/>
               </w:rPr>
-              <w:t>19+70=89</w:t>
+              <w:t>58-22=36</w:t>
             </w:r>
           </w:p>
         </w:tc>
@@ -422,7 +422,7 @@
                 <w:rFonts w:ascii="TimeNewRoman" w:hAnsi="TimeNewRoman"/>
                 <w:sz w:val="30"/>
               </w:rPr>
-              <w:t>63-8=55</w:t>
+              <w:t>58+7=65</w:t>
             </w:r>
           </w:p>
         </w:tc>
@@ -439,7 +439,7 @@
                 <w:rFonts w:ascii="TimeNewRoman" w:hAnsi="TimeNewRoman"/>
                 <w:sz w:val="30"/>
               </w:rPr>
-              <w:t>92-47=45</w:t>
+              <w:t>66-43=23</w:t>
             </w:r>
           </w:p>
         </w:tc>
@@ -456,7 +456,7 @@
                 <w:rFonts w:ascii="TimeNewRoman" w:hAnsi="TimeNewRoman"/>
                 <w:sz w:val="30"/>
               </w:rPr>
-              <w:t>47+2=49</w:t>
+              <w:t>74-30=44</w:t>
             </w:r>
           </w:p>
         </w:tc>
@@ -475,7 +475,7 @@
                 <w:rFonts w:ascii="TimeNewRoman" w:hAnsi="TimeNewRoman"/>
                 <w:sz w:val="30"/>
               </w:rPr>
-              <w:t>28+70=98</w:t>
+              <w:t>89-28=61</w:t>
             </w:r>
           </w:p>
         </w:tc>
@@ -492,7 +492,7 @@
                 <w:rFonts w:ascii="TimeNewRoman" w:hAnsi="TimeNewRoman"/>
                 <w:sz w:val="30"/>
               </w:rPr>
-              <w:t>7-1=6</w:t>
+              <w:t>40+14=54</w:t>
             </w:r>
           </w:p>
         </w:tc>
@@ -509,7 +509,7 @@
                 <w:rFonts w:ascii="TimeNewRoman" w:hAnsi="TimeNewRoman"/>
                 <w:sz w:val="30"/>
               </w:rPr>
-              <w:t>47+28=75</w:t>
+              <w:t>55+16=71</w:t>
             </w:r>
           </w:p>
         </w:tc>
@@ -526,7 +526,7 @@
                 <w:rFonts w:ascii="TimeNewRoman" w:hAnsi="TimeNewRoman"/>
                 <w:sz w:val="30"/>
               </w:rPr>
-              <w:t>33-23=10</w:t>
+              <w:t>68-19=49</w:t>
             </w:r>
           </w:p>
         </w:tc>
@@ -543,7 +543,7 @@
                 <w:rFonts w:ascii="TimeNewRoman" w:hAnsi="TimeNewRoman"/>
                 <w:sz w:val="30"/>
               </w:rPr>
-              <w:t>68-43=25</w:t>
+              <w:t>43+27=70</w:t>
             </w:r>
           </w:p>
         </w:tc>
@@ -562,7 +562,7 @@
                 <w:rFonts w:ascii="TimeNewRoman" w:hAnsi="TimeNewRoman"/>
                 <w:sz w:val="30"/>
               </w:rPr>
-              <w:t>99-25=74</w:t>
+              <w:t>46+14=60</w:t>
             </w:r>
           </w:p>
         </w:tc>
@@ -579,7 +579,7 @@
                 <w:rFonts w:ascii="TimeNewRoman" w:hAnsi="TimeNewRoman"/>
                 <w:sz w:val="30"/>
               </w:rPr>
-              <w:t>47-22=25</w:t>
+              <w:t>18+45=63</w:t>
             </w:r>
           </w:p>
         </w:tc>
@@ -596,7 +596,7 @@
                 <w:rFonts w:ascii="TimeNewRoman" w:hAnsi="TimeNewRoman"/>
                 <w:sz w:val="30"/>
               </w:rPr>
-              <w:t>90-74=16</w:t>
+              <w:t>53+12=65</w:t>
             </w:r>
           </w:p>
         </w:tc>
@@ -613,7 +613,7 @@
                 <w:rFonts w:ascii="TimeNewRoman" w:hAnsi="TimeNewRoman"/>
                 <w:sz w:val="30"/>
               </w:rPr>
-              <w:t>30+29=59</w:t>
+              <w:t>81-42=39</w:t>
             </w:r>
           </w:p>
         </w:tc>
@@ -630,7 +630,7 @@
                 <w:rFonts w:ascii="TimeNewRoman" w:hAnsi="TimeNewRoman"/>
                 <w:sz w:val="30"/>
               </w:rPr>
-              <w:t>50-22=28</w:t>
+              <w:t>66+8=74</w:t>
             </w:r>
           </w:p>
         </w:tc>
@@ -649,7 +649,7 @@
                 <w:rFonts w:ascii="TimeNewRoman" w:hAnsi="TimeNewRoman"/>
                 <w:sz w:val="30"/>
               </w:rPr>
-              <w:t>53+4=57</w:t>
+              <w:t>73-68=5</w:t>
             </w:r>
           </w:p>
         </w:tc>
@@ -666,7 +666,7 @@
                 <w:rFonts w:ascii="TimeNewRoman" w:hAnsi="TimeNewRoman"/>
                 <w:sz w:val="30"/>
               </w:rPr>
-              <w:t>3+5=8</w:t>
+              <w:t>72-70=2</w:t>
             </w:r>
           </w:p>
         </w:tc>
@@ -683,7 +683,7 @@
                 <w:rFonts w:ascii="TimeNewRoman" w:hAnsi="TimeNewRoman"/>
                 <w:sz w:val="30"/>
               </w:rPr>
-              <w:t>8+1=9</w:t>
+              <w:t>93-19=74</w:t>
             </w:r>
           </w:p>
         </w:tc>
@@ -700,7 +700,7 @@
                 <w:rFonts w:ascii="TimeNewRoman" w:hAnsi="TimeNewRoman"/>
                 <w:sz w:val="30"/>
               </w:rPr>
-              <w:t>67+16=83</w:t>
+              <w:t>18+65=83</w:t>
             </w:r>
           </w:p>
         </w:tc>
@@ -717,7 +717,7 @@
                 <w:rFonts w:ascii="TimeNewRoman" w:hAnsi="TimeNewRoman"/>
                 <w:sz w:val="30"/>
               </w:rPr>
-              <w:t>3+43=46</w:t>
+              <w:t>83-38=45</w:t>
             </w:r>
           </w:p>
         </w:tc>
@@ -736,7 +736,7 @@
                 <w:rFonts w:ascii="TimeNewRoman" w:hAnsi="TimeNewRoman"/>
                 <w:sz w:val="30"/>
               </w:rPr>
-              <w:t>78-58=20</w:t>
+              <w:t>41+28=69</w:t>
             </w:r>
           </w:p>
         </w:tc>
@@ -753,7 +753,7 @@
                 <w:rFonts w:ascii="TimeNewRoman" w:hAnsi="TimeNewRoman"/>
                 <w:sz w:val="30"/>
               </w:rPr>
-              <w:t>92-55=37</w:t>
+              <w:t>22+9=31</w:t>
             </w:r>
           </w:p>
         </w:tc>
@@ -770,7 +770,7 @@
                 <w:rFonts w:ascii="TimeNewRoman" w:hAnsi="TimeNewRoman"/>
                 <w:sz w:val="30"/>
               </w:rPr>
-              <w:t>24+55=79</w:t>
+              <w:t>40+3=43</w:t>
             </w:r>
           </w:p>
         </w:tc>
@@ -787,7 +787,7 @@
                 <w:rFonts w:ascii="TimeNewRoman" w:hAnsi="TimeNewRoman"/>
                 <w:sz w:val="30"/>
               </w:rPr>
-              <w:t>24+33=57</w:t>
+              <w:t>55-12=43</w:t>
             </w:r>
           </w:p>
         </w:tc>
@@ -804,7 +804,7 @@
                 <w:rFonts w:ascii="TimeNewRoman" w:hAnsi="TimeNewRoman"/>
                 <w:sz w:val="30"/>
               </w:rPr>
-              <w:t>72-20=52</w:t>
+              <w:t>42+20=62</w:t>
             </w:r>
           </w:p>
         </w:tc>
@@ -823,7 +823,7 @@
                 <w:rFonts w:ascii="TimeNewRoman" w:hAnsi="TimeNewRoman"/>
                 <w:sz w:val="30"/>
               </w:rPr>
-              <w:t>47+42=89</w:t>
+              <w:t>21+73=94</w:t>
             </w:r>
           </w:p>
         </w:tc>
@@ -840,7 +840,7 @@
                 <w:rFonts w:ascii="TimeNewRoman" w:hAnsi="TimeNewRoman"/>
                 <w:sz w:val="30"/>
               </w:rPr>
-              <w:t>71-41=30</w:t>
+              <w:t>80-25=55</w:t>
             </w:r>
           </w:p>
         </w:tc>
@@ -857,7 +857,7 @@
                 <w:rFonts w:ascii="TimeNewRoman" w:hAnsi="TimeNewRoman"/>
                 <w:sz w:val="30"/>
               </w:rPr>
-              <w:t>32+1=33</w:t>
+              <w:t>37+40=77</w:t>
             </w:r>
           </w:p>
         </w:tc>
@@ -874,7 +874,7 @@
                 <w:rFonts w:ascii="TimeNewRoman" w:hAnsi="TimeNewRoman"/>
                 <w:sz w:val="30"/>
               </w:rPr>
-              <w:t>16+9=25</w:t>
+              <w:t>87-70=17</w:t>
             </w:r>
           </w:p>
         </w:tc>
@@ -891,7 +891,7 @@
                 <w:rFonts w:ascii="TimeNewRoman" w:hAnsi="TimeNewRoman"/>
                 <w:sz w:val="30"/>
               </w:rPr>
-              <w:t>6+17=23</w:t>
+              <w:t>30-30=0</w:t>
             </w:r>
           </w:p>
         </w:tc>
@@ -910,7 +910,7 @@
                 <w:rFonts w:ascii="TimeNewRoman" w:hAnsi="TimeNewRoman"/>
                 <w:sz w:val="30"/>
               </w:rPr>
-              <w:t>21+49=70</w:t>
+              <w:t>2+49=51</w:t>
             </w:r>
           </w:p>
         </w:tc>
@@ -927,7 +927,7 @@
                 <w:rFonts w:ascii="TimeNewRoman" w:hAnsi="TimeNewRoman"/>
                 <w:sz w:val="30"/>
               </w:rPr>
-              <w:t>3+25=28</w:t>
+              <w:t>60-55=5</w:t>
             </w:r>
           </w:p>
         </w:tc>
@@ -944,7 +944,7 @@
                 <w:rFonts w:ascii="TimeNewRoman" w:hAnsi="TimeNewRoman"/>
                 <w:sz w:val="30"/>
               </w:rPr>
-              <w:t>94-62=32</w:t>
+              <w:t>63-27=36</w:t>
             </w:r>
           </w:p>
         </w:tc>
@@ -961,7 +961,7 @@
                 <w:rFonts w:ascii="TimeNewRoman" w:hAnsi="TimeNewRoman"/>
                 <w:sz w:val="30"/>
               </w:rPr>
-              <w:t>70-48=22</w:t>
+              <w:t>81+2=83</w:t>
             </w:r>
           </w:p>
         </w:tc>
@@ -978,7 +978,7 @@
                 <w:rFonts w:ascii="TimeNewRoman" w:hAnsi="TimeNewRoman"/>
                 <w:sz w:val="30"/>
               </w:rPr>
-              <w:t>41-15=26</w:t>
+              <w:t>37+52=89</w:t>
             </w:r>
           </w:p>
         </w:tc>
@@ -997,7 +997,7 @@
                 <w:rFonts w:ascii="TimeNewRoman" w:hAnsi="TimeNewRoman"/>
                 <w:sz w:val="30"/>
               </w:rPr>
-              <w:t>68-65=3</w:t>
+              <w:t>10+18=28</w:t>
             </w:r>
           </w:p>
         </w:tc>
@@ -1014,7 +1014,7 @@
                 <w:rFonts w:ascii="TimeNewRoman" w:hAnsi="TimeNewRoman"/>
                 <w:sz w:val="30"/>
               </w:rPr>
-              <w:t>1+35=36</w:t>
+              <w:t>97-75=22</w:t>
             </w:r>
           </w:p>
         </w:tc>
@@ -1031,7 +1031,7 @@
                 <w:rFonts w:ascii="TimeNewRoman" w:hAnsi="TimeNewRoman"/>
                 <w:sz w:val="30"/>
               </w:rPr>
-              <w:t>29+30=59</w:t>
+              <w:t>51+2=53</w:t>
             </w:r>
           </w:p>
         </w:tc>
@@ -1048,7 +1048,7 @@
                 <w:rFonts w:ascii="TimeNewRoman" w:hAnsi="TimeNewRoman"/>
                 <w:sz w:val="30"/>
               </w:rPr>
-              <w:t>54-46=8</w:t>
+              <w:t>35+48=83</w:t>
             </w:r>
           </w:p>
         </w:tc>
@@ -1065,7 +1065,7 @@
                 <w:rFonts w:ascii="TimeNewRoman" w:hAnsi="TimeNewRoman"/>
                 <w:sz w:val="30"/>
               </w:rPr>
-              <w:t>90-84=6</w:t>
+              <w:t>57-13=44</w:t>
             </w:r>
           </w:p>
         </w:tc>
@@ -1084,7 +1084,7 @@
                 <w:rFonts w:ascii="TimeNewRoman" w:hAnsi="TimeNewRoman"/>
                 <w:sz w:val="30"/>
               </w:rPr>
-              <w:t>93-27=66</w:t>
+              <w:t>92-87=5</w:t>
             </w:r>
           </w:p>
         </w:tc>
@@ -1101,7 +1101,7 @@
                 <w:rFonts w:ascii="TimeNewRoman" w:hAnsi="TimeNewRoman"/>
                 <w:sz w:val="30"/>
               </w:rPr>
-              <w:t>27+53=80</w:t>
+              <w:t>0+0=0</w:t>
             </w:r>
           </w:p>
         </w:tc>
@@ -1118,7 +1118,7 @@
                 <w:rFonts w:ascii="TimeNewRoman" w:hAnsi="TimeNewRoman"/>
                 <w:sz w:val="30"/>
               </w:rPr>
-              <w:t>82-43=39</w:t>
+              <w:t>29-9=20</w:t>
             </w:r>
           </w:p>
         </w:tc>
@@ -1135,7 +1135,7 @@
                 <w:rFonts w:ascii="TimeNewRoman" w:hAnsi="TimeNewRoman"/>
                 <w:sz w:val="30"/>
               </w:rPr>
-              <w:t>69-13=56</w:t>
+              <w:t>21+71=92</w:t>
             </w:r>
           </w:p>
         </w:tc>
@@ -1152,7 +1152,7 @@
                 <w:rFonts w:ascii="TimeNewRoman" w:hAnsi="TimeNewRoman"/>
                 <w:sz w:val="30"/>
               </w:rPr>
-              <w:t>86-80=6</w:t>
+              <w:t>80-75=5</w:t>
             </w:r>
           </w:p>
         </w:tc>
@@ -1171,7 +1171,7 @@
                 <w:rFonts w:ascii="TimeNewRoman" w:hAnsi="TimeNewRoman"/>
                 <w:sz w:val="30"/>
               </w:rPr>
-              <w:t>75+7=82</w:t>
+              <w:t>53-48=5</w:t>
             </w:r>
           </w:p>
         </w:tc>
@@ -1188,7 +1188,7 @@
                 <w:rFonts w:ascii="TimeNewRoman" w:hAnsi="TimeNewRoman"/>
                 <w:sz w:val="30"/>
               </w:rPr>
-              <w:t>53-40=13</w:t>
+              <w:t>36-22=14</w:t>
             </w:r>
           </w:p>
         </w:tc>
@@ -1205,7 +1205,7 @@
                 <w:rFonts w:ascii="TimeNewRoman" w:hAnsi="TimeNewRoman"/>
                 <w:sz w:val="30"/>
               </w:rPr>
-              <w:t>14+52=66</w:t>
+              <w:t>47+45=92</w:t>
             </w:r>
           </w:p>
         </w:tc>
@@ -1222,7 +1222,7 @@
                 <w:rFonts w:ascii="TimeNewRoman" w:hAnsi="TimeNewRoman"/>
                 <w:sz w:val="30"/>
               </w:rPr>
-              <w:t>51+12=63</w:t>
+              <w:t>22+60=82</w:t>
             </w:r>
           </w:p>
         </w:tc>
@@ -1239,7 +1239,7 @@
                 <w:rFonts w:ascii="TimeNewRoman" w:hAnsi="TimeNewRoman"/>
                 <w:sz w:val="30"/>
               </w:rPr>
-              <w:t>36+26=62</w:t>
+              <w:t>39+23=62</w:t>
             </w:r>
           </w:p>
         </w:tc>
@@ -1258,7 +1258,7 @@
                 <w:rFonts w:ascii="TimeNewRoman" w:hAnsi="TimeNewRoman"/>
                 <w:sz w:val="30"/>
               </w:rPr>
-              <w:t>0+65=65</w:t>
+              <w:t>30+48=78</w:t>
             </w:r>
           </w:p>
         </w:tc>
@@ -1275,7 +1275,7 @@
                 <w:rFonts w:ascii="TimeNewRoman" w:hAnsi="TimeNewRoman"/>
                 <w:sz w:val="30"/>
               </w:rPr>
-              <w:t>27+53=80</w:t>
+              <w:t>23-1=22</w:t>
             </w:r>
           </w:p>
         </w:tc>
@@ -1292,7 +1292,7 @@
                 <w:rFonts w:ascii="TimeNewRoman" w:hAnsi="TimeNewRoman"/>
                 <w:sz w:val="30"/>
               </w:rPr>
-              <w:t>43-39=4</w:t>
+              <w:t>88-75=13</w:t>
             </w:r>
           </w:p>
         </w:tc>
@@ -1309,7 +1309,7 @@
                 <w:rFonts w:ascii="TimeNewRoman" w:hAnsi="TimeNewRoman"/>
                 <w:sz w:val="30"/>
               </w:rPr>
-              <w:t>32+52=84</w:t>
+              <w:t>69-60=9</w:t>
             </w:r>
           </w:p>
         </w:tc>
@@ -1326,7 +1326,7 @@
                 <w:rFonts w:ascii="TimeNewRoman" w:hAnsi="TimeNewRoman"/>
                 <w:sz w:val="30"/>
               </w:rPr>
-              <w:t>40+58=98</w:t>
+              <w:t>84-23=61</w:t>
             </w:r>
           </w:p>
         </w:tc>
@@ -1345,7 +1345,7 @@
                 <w:rFonts w:ascii="TimeNewRoman" w:hAnsi="TimeNewRoman"/>
                 <w:sz w:val="30"/>
               </w:rPr>
-              <w:t>11+53=64</w:t>
+              <w:t>28-22=6</w:t>
             </w:r>
           </w:p>
         </w:tc>
@@ -1362,7 +1362,7 @@
                 <w:rFonts w:ascii="TimeNewRoman" w:hAnsi="TimeNewRoman"/>
                 <w:sz w:val="30"/>
               </w:rPr>
-              <w:t>76+0=76</w:t>
+              <w:t>55-2=53</w:t>
             </w:r>
           </w:p>
         </w:tc>
@@ -1379,7 +1379,7 @@
                 <w:rFonts w:ascii="TimeNewRoman" w:hAnsi="TimeNewRoman"/>
                 <w:sz w:val="30"/>
               </w:rPr>
-              <w:t>14+61=75</w:t>
+              <w:t>21-7=14</w:t>
             </w:r>
           </w:p>
         </w:tc>
@@ -1396,7 +1396,7 @@
                 <w:rFonts w:ascii="TimeNewRoman" w:hAnsi="TimeNewRoman"/>
                 <w:sz w:val="30"/>
               </w:rPr>
-              <w:t>72-55=17</w:t>
+              <w:t>89+6=95</w:t>
             </w:r>
           </w:p>
         </w:tc>
@@ -1413,7 +1413,7 @@
                 <w:rFonts w:ascii="TimeNewRoman" w:hAnsi="TimeNewRoman"/>
                 <w:sz w:val="30"/>
               </w:rPr>
-              <w:t>10+13=23</w:t>
+              <w:t>80+4=84</w:t>
             </w:r>
           </w:p>
         </w:tc>
@@ -1432,7 +1432,7 @@
                 <w:rFonts w:ascii="TimeNewRoman" w:hAnsi="TimeNewRoman"/>
                 <w:sz w:val="30"/>
               </w:rPr>
-              <w:t>46-0=46</w:t>
+              <w:t>46+51=97</w:t>
             </w:r>
           </w:p>
         </w:tc>
@@ -1449,7 +1449,7 @@
                 <w:rFonts w:ascii="TimeNewRoman" w:hAnsi="TimeNewRoman"/>
                 <w:sz w:val="30"/>
               </w:rPr>
-              <w:t>79-32=47</w:t>
+              <w:t>67-25=42</w:t>
             </w:r>
           </w:p>
         </w:tc>
@@ -1466,7 +1466,7 @@
                 <w:rFonts w:ascii="TimeNewRoman" w:hAnsi="TimeNewRoman"/>
                 <w:sz w:val="30"/>
               </w:rPr>
-              <w:t>39+11=50</w:t>
+              <w:t>14+21=35</w:t>
             </w:r>
           </w:p>
         </w:tc>
@@ -1483,7 +1483,7 @@
                 <w:rFonts w:ascii="TimeNewRoman" w:hAnsi="TimeNewRoman"/>
                 <w:sz w:val="30"/>
               </w:rPr>
-              <w:t>91-80=11</w:t>
+              <w:t>55-55=0</w:t>
             </w:r>
           </w:p>
         </w:tc>
@@ -1500,7 +1500,7 @@
                 <w:rFonts w:ascii="TimeNewRoman" w:hAnsi="TimeNewRoman"/>
                 <w:sz w:val="30"/>
               </w:rPr>
-              <w:t>9+65=74</w:t>
+              <w:t>98-48=50</w:t>
             </w:r>
           </w:p>
         </w:tc>
@@ -1519,7 +1519,7 @@
                 <w:rFonts w:ascii="TimeNewRoman" w:hAnsi="TimeNewRoman"/>
                 <w:sz w:val="30"/>
               </w:rPr>
-              <w:t>13-1=12</w:t>
+              <w:t>77-21=56</w:t>
             </w:r>
           </w:p>
         </w:tc>
@@ -1536,7 +1536,7 @@
                 <w:rFonts w:ascii="TimeNewRoman" w:hAnsi="TimeNewRoman"/>
                 <w:sz w:val="30"/>
               </w:rPr>
-              <w:t>15-9=6</w:t>
+              <w:t>33-3=30</w:t>
             </w:r>
           </w:p>
         </w:tc>
@@ -1553,7 +1553,7 @@
                 <w:rFonts w:ascii="TimeNewRoman" w:hAnsi="TimeNewRoman"/>
                 <w:sz w:val="30"/>
               </w:rPr>
-              <w:t>14+53=67</w:t>
+              <w:t>81-36=45</w:t>
             </w:r>
           </w:p>
         </w:tc>
@@ -1570,7 +1570,7 @@
                 <w:rFonts w:ascii="TimeNewRoman" w:hAnsi="TimeNewRoman"/>
                 <w:sz w:val="30"/>
               </w:rPr>
-              <w:t>48-12=36</w:t>
+              <w:t>91-11=80</w:t>
             </w:r>
           </w:p>
         </w:tc>
@@ -1587,7 +1587,7 @@
                 <w:rFonts w:ascii="TimeNewRoman" w:hAnsi="TimeNewRoman"/>
                 <w:sz w:val="30"/>
               </w:rPr>
-              <w:t>32-27=5</w:t>
+              <w:t>9+19=28</w:t>
             </w:r>
           </w:p>
         </w:tc>
@@ -1606,7 +1606,7 @@
                 <w:rFonts w:ascii="TimeNewRoman" w:hAnsi="TimeNewRoman"/>
                 <w:sz w:val="30"/>
               </w:rPr>
-              <w:t>16+2=18</w:t>
+              <w:t>75-72=3</w:t>
             </w:r>
           </w:p>
         </w:tc>
@@ -1623,7 +1623,7 @@
                 <w:rFonts w:ascii="TimeNewRoman" w:hAnsi="TimeNewRoman"/>
                 <w:sz w:val="30"/>
               </w:rPr>
-              <w:t>45+11=56</w:t>
+              <w:t>31+39=70</w:t>
             </w:r>
           </w:p>
         </w:tc>
@@ -1640,7 +1640,7 @@
                 <w:rFonts w:ascii="TimeNewRoman" w:hAnsi="TimeNewRoman"/>
                 <w:sz w:val="30"/>
               </w:rPr>
-              <w:t>55+22=77</w:t>
+              <w:t>44-0=44</w:t>
             </w:r>
           </w:p>
         </w:tc>
@@ -1657,7 +1657,7 @@
                 <w:rFonts w:ascii="TimeNewRoman" w:hAnsi="TimeNewRoman"/>
                 <w:sz w:val="30"/>
               </w:rPr>
-              <w:t>92-73=19</w:t>
+              <w:t>43+11=54</w:t>
             </w:r>
           </w:p>
         </w:tc>
@@ -1674,7 +1674,7 @@
                 <w:rFonts w:ascii="TimeNewRoman" w:hAnsi="TimeNewRoman"/>
                 <w:sz w:val="30"/>
               </w:rPr>
-              <w:t>17+75=92</w:t>
+              <w:t>9+17=26</w:t>
             </w:r>
           </w:p>
         </w:tc>
@@ -1693,7 +1693,7 @@
                 <w:rFonts w:ascii="TimeNewRoman" w:hAnsi="TimeNewRoman"/>
                 <w:sz w:val="30"/>
               </w:rPr>
-              <w:t>56+39=95</w:t>
+              <w:t>39-7=32</w:t>
             </w:r>
           </w:p>
         </w:tc>
@@ -1710,7 +1710,7 @@
                 <w:rFonts w:ascii="TimeNewRoman" w:hAnsi="TimeNewRoman"/>
                 <w:sz w:val="30"/>
               </w:rPr>
-              <w:t>47-33=14</w:t>
+              <w:t>38-33=5</w:t>
             </w:r>
           </w:p>
         </w:tc>
@@ -1727,7 +1727,7 @@
                 <w:rFonts w:ascii="TimeNewRoman" w:hAnsi="TimeNewRoman"/>
                 <w:sz w:val="30"/>
               </w:rPr>
-              <w:t>23-17=6</w:t>
+              <w:t>19+23=42</w:t>
             </w:r>
           </w:p>
         </w:tc>
@@ -1744,7 +1744,7 @@
                 <w:rFonts w:ascii="TimeNewRoman" w:hAnsi="TimeNewRoman"/>
                 <w:sz w:val="30"/>
               </w:rPr>
-              <w:t>3+83=86</w:t>
+              <w:t>34+56=90</w:t>
             </w:r>
           </w:p>
         </w:tc>
@@ -1761,7 +1761,7 @@
                 <w:rFonts w:ascii="TimeNewRoman" w:hAnsi="TimeNewRoman"/>
                 <w:sz w:val="30"/>
               </w:rPr>
-              <w:t>98-34=64</w:t>
+              <w:t>79-61=18</w:t>
             </w:r>
           </w:p>
         </w:tc>

--- a/answers-of-addition_and_subtraction_within_100.docx
+++ b/answers-of-addition_and_subtraction_within_100.docx
@@ -11,7 +11,7 @@
           <w:rFonts w:ascii="Arial" w:hAnsi="Arial"/>
           <w:sz w:val="30"/>
         </w:rPr>
-        <w:t>2026-09-20 Sunday</w:t>
+        <w:t>2026-09-21 Monday</w:t>
       </w:r>
     </w:p>
     <w:tbl>
@@ -40,7 +40,7 @@
                 <w:rFonts w:ascii="TimeNewRoman" w:hAnsi="TimeNewRoman"/>
                 <w:sz w:val="30"/>
               </w:rPr>
-              <w:t>20+70=90</w:t>
+              <w:t>61+1=62</w:t>
             </w:r>
           </w:p>
         </w:tc>
@@ -57,7 +57,7 @@
                 <w:rFonts w:ascii="TimeNewRoman" w:hAnsi="TimeNewRoman"/>
                 <w:sz w:val="30"/>
               </w:rPr>
-              <w:t>40-37=3</w:t>
+              <w:t>7+1=8</w:t>
             </w:r>
           </w:p>
         </w:tc>
@@ -74,7 +74,7 @@
                 <w:rFonts w:ascii="TimeNewRoman" w:hAnsi="TimeNewRoman"/>
                 <w:sz w:val="30"/>
               </w:rPr>
-              <w:t>85-3=82</w:t>
+              <w:t>96-94=2</w:t>
             </w:r>
           </w:p>
         </w:tc>
@@ -91,7 +91,7 @@
                 <w:rFonts w:ascii="TimeNewRoman" w:hAnsi="TimeNewRoman"/>
                 <w:sz w:val="30"/>
               </w:rPr>
-              <w:t>90-88=2</w:t>
+              <w:t>56-48=8</w:t>
             </w:r>
           </w:p>
         </w:tc>
@@ -108,7 +108,7 @@
                 <w:rFonts w:ascii="TimeNewRoman" w:hAnsi="TimeNewRoman"/>
                 <w:sz w:val="30"/>
               </w:rPr>
-              <w:t>53+5=58</w:t>
+              <w:t>47-6=41</w:t>
             </w:r>
           </w:p>
         </w:tc>
@@ -127,7 +127,7 @@
                 <w:rFonts w:ascii="TimeNewRoman" w:hAnsi="TimeNewRoman"/>
                 <w:sz w:val="30"/>
               </w:rPr>
-              <w:t>15+45=60</w:t>
+              <w:t>98-18=80</w:t>
             </w:r>
           </w:p>
         </w:tc>
@@ -144,7 +144,7 @@
                 <w:rFonts w:ascii="TimeNewRoman" w:hAnsi="TimeNewRoman"/>
                 <w:sz w:val="30"/>
               </w:rPr>
-              <w:t>37-35=2</w:t>
+              <w:t>44+47=91</w:t>
             </w:r>
           </w:p>
         </w:tc>
@@ -161,7 +161,7 @@
                 <w:rFonts w:ascii="TimeNewRoman" w:hAnsi="TimeNewRoman"/>
                 <w:sz w:val="30"/>
               </w:rPr>
-              <w:t>71-53=18</w:t>
+              <w:t>58+26=84</w:t>
             </w:r>
           </w:p>
         </w:tc>
@@ -178,7 +178,7 @@
                 <w:rFonts w:ascii="TimeNewRoman" w:hAnsi="TimeNewRoman"/>
                 <w:sz w:val="30"/>
               </w:rPr>
-              <w:t>82-48=34</w:t>
+              <w:t>55+22=77</w:t>
             </w:r>
           </w:p>
         </w:tc>
@@ -195,7 +195,7 @@
                 <w:rFonts w:ascii="TimeNewRoman" w:hAnsi="TimeNewRoman"/>
                 <w:sz w:val="30"/>
               </w:rPr>
-              <w:t>42+49=91</w:t>
+              <w:t>21+5=26</w:t>
             </w:r>
           </w:p>
         </w:tc>
@@ -214,7 +214,7 @@
                 <w:rFonts w:ascii="TimeNewRoman" w:hAnsi="TimeNewRoman"/>
                 <w:sz w:val="30"/>
               </w:rPr>
-              <w:t>52-48=4</w:t>
+              <w:t>78+16=94</w:t>
             </w:r>
           </w:p>
         </w:tc>
@@ -231,7 +231,7 @@
                 <w:rFonts w:ascii="TimeNewRoman" w:hAnsi="TimeNewRoman"/>
                 <w:sz w:val="30"/>
               </w:rPr>
-              <w:t>0+36=36</w:t>
+              <w:t>93-52=41</w:t>
             </w:r>
           </w:p>
         </w:tc>
@@ -248,7 +248,7 @@
                 <w:rFonts w:ascii="TimeNewRoman" w:hAnsi="TimeNewRoman"/>
                 <w:sz w:val="30"/>
               </w:rPr>
-              <w:t>0+26=26</w:t>
+              <w:t>63+20=83</w:t>
             </w:r>
           </w:p>
         </w:tc>
@@ -265,7 +265,7 @@
                 <w:rFonts w:ascii="TimeNewRoman" w:hAnsi="TimeNewRoman"/>
                 <w:sz w:val="30"/>
               </w:rPr>
-              <w:t>90-60=30</w:t>
+              <w:t>68+14=82</w:t>
             </w:r>
           </w:p>
         </w:tc>
@@ -282,7 +282,7 @@
                 <w:rFonts w:ascii="TimeNewRoman" w:hAnsi="TimeNewRoman"/>
                 <w:sz w:val="30"/>
               </w:rPr>
-              <w:t>59+19=78</w:t>
+              <w:t>29+49=78</w:t>
             </w:r>
           </w:p>
         </w:tc>
@@ -301,7 +301,7 @@
                 <w:rFonts w:ascii="TimeNewRoman" w:hAnsi="TimeNewRoman"/>
                 <w:sz w:val="30"/>
               </w:rPr>
-              <w:t>31+17=48</w:t>
+              <w:t>60-28=32</w:t>
             </w:r>
           </w:p>
         </w:tc>
@@ -318,7 +318,7 @@
                 <w:rFonts w:ascii="TimeNewRoman" w:hAnsi="TimeNewRoman"/>
                 <w:sz w:val="30"/>
               </w:rPr>
-              <w:t>77-40=37</w:t>
+              <w:t>48+44=92</w:t>
             </w:r>
           </w:p>
         </w:tc>
@@ -335,7 +335,7 @@
                 <w:rFonts w:ascii="TimeNewRoman" w:hAnsi="TimeNewRoman"/>
                 <w:sz w:val="30"/>
               </w:rPr>
-              <w:t>57-44=13</w:t>
+              <w:t>14+75=89</w:t>
             </w:r>
           </w:p>
         </w:tc>
@@ -352,7 +352,7 @@
                 <w:rFonts w:ascii="TimeNewRoman" w:hAnsi="TimeNewRoman"/>
                 <w:sz w:val="30"/>
               </w:rPr>
-              <w:t>57-45=12</w:t>
+              <w:t>6+62=68</w:t>
             </w:r>
           </w:p>
         </w:tc>
@@ -369,7 +369,7 @@
                 <w:rFonts w:ascii="TimeNewRoman" w:hAnsi="TimeNewRoman"/>
                 <w:sz w:val="30"/>
               </w:rPr>
-              <w:t>94+1=95</w:t>
+              <w:t>66-61=5</w:t>
             </w:r>
           </w:p>
         </w:tc>
@@ -388,7 +388,7 @@
                 <w:rFonts w:ascii="TimeNewRoman" w:hAnsi="TimeNewRoman"/>
                 <w:sz w:val="30"/>
               </w:rPr>
-              <w:t>80-52=28</w:t>
+              <w:t>57+15=72</w:t>
             </w:r>
           </w:p>
         </w:tc>
@@ -405,7 +405,7 @@
                 <w:rFonts w:ascii="TimeNewRoman" w:hAnsi="TimeNewRoman"/>
                 <w:sz w:val="30"/>
               </w:rPr>
-              <w:t>58-22=36</w:t>
+              <w:t>25-4=21</w:t>
             </w:r>
           </w:p>
         </w:tc>
@@ -422,7 +422,7 @@
                 <w:rFonts w:ascii="TimeNewRoman" w:hAnsi="TimeNewRoman"/>
                 <w:sz w:val="30"/>
               </w:rPr>
-              <w:t>58+7=65</w:t>
+              <w:t>66-49=17</w:t>
             </w:r>
           </w:p>
         </w:tc>
@@ -439,7 +439,7 @@
                 <w:rFonts w:ascii="TimeNewRoman" w:hAnsi="TimeNewRoman"/>
                 <w:sz w:val="30"/>
               </w:rPr>
-              <w:t>66-43=23</w:t>
+              <w:t>60-28=32</w:t>
             </w:r>
           </w:p>
         </w:tc>
@@ -456,7 +456,7 @@
                 <w:rFonts w:ascii="TimeNewRoman" w:hAnsi="TimeNewRoman"/>
                 <w:sz w:val="30"/>
               </w:rPr>
-              <w:t>74-30=44</w:t>
+              <w:t>8+18=26</w:t>
             </w:r>
           </w:p>
         </w:tc>
@@ -475,7 +475,7 @@
                 <w:rFonts w:ascii="TimeNewRoman" w:hAnsi="TimeNewRoman"/>
                 <w:sz w:val="30"/>
               </w:rPr>
-              <w:t>89-28=61</w:t>
+              <w:t>16+65=81</w:t>
             </w:r>
           </w:p>
         </w:tc>
@@ -492,7 +492,7 @@
                 <w:rFonts w:ascii="TimeNewRoman" w:hAnsi="TimeNewRoman"/>
                 <w:sz w:val="30"/>
               </w:rPr>
-              <w:t>40+14=54</w:t>
+              <w:t>97-81=16</w:t>
             </w:r>
           </w:p>
         </w:tc>
@@ -509,7 +509,7 @@
                 <w:rFonts w:ascii="TimeNewRoman" w:hAnsi="TimeNewRoman"/>
                 <w:sz w:val="30"/>
               </w:rPr>
-              <w:t>55+16=71</w:t>
+              <w:t>86-58=28</w:t>
             </w:r>
           </w:p>
         </w:tc>
@@ -526,7 +526,7 @@
                 <w:rFonts w:ascii="TimeNewRoman" w:hAnsi="TimeNewRoman"/>
                 <w:sz w:val="30"/>
               </w:rPr>
-              <w:t>68-19=49</w:t>
+              <w:t>88+5=93</w:t>
             </w:r>
           </w:p>
         </w:tc>
@@ -543,7 +543,7 @@
                 <w:rFonts w:ascii="TimeNewRoman" w:hAnsi="TimeNewRoman"/>
                 <w:sz w:val="30"/>
               </w:rPr>
-              <w:t>43+27=70</w:t>
+              <w:t>28+22=50</w:t>
             </w:r>
           </w:p>
         </w:tc>
@@ -562,7 +562,7 @@
                 <w:rFonts w:ascii="TimeNewRoman" w:hAnsi="TimeNewRoman"/>
                 <w:sz w:val="30"/>
               </w:rPr>
-              <w:t>46+14=60</w:t>
+              <w:t>96-91=5</w:t>
             </w:r>
           </w:p>
         </w:tc>
@@ -579,7 +579,7 @@
                 <w:rFonts w:ascii="TimeNewRoman" w:hAnsi="TimeNewRoman"/>
                 <w:sz w:val="30"/>
               </w:rPr>
-              <w:t>18+45=63</w:t>
+              <w:t>84-44=40</w:t>
             </w:r>
           </w:p>
         </w:tc>
@@ -596,7 +596,7 @@
                 <w:rFonts w:ascii="TimeNewRoman" w:hAnsi="TimeNewRoman"/>
                 <w:sz w:val="30"/>
               </w:rPr>
-              <w:t>53+12=65</w:t>
+              <w:t>30-26=4</w:t>
             </w:r>
           </w:p>
         </w:tc>
@@ -613,7 +613,7 @@
                 <w:rFonts w:ascii="TimeNewRoman" w:hAnsi="TimeNewRoman"/>
                 <w:sz w:val="30"/>
               </w:rPr>
-              <w:t>81-42=39</w:t>
+              <w:t>83-6=77</w:t>
             </w:r>
           </w:p>
         </w:tc>
@@ -630,7 +630,7 @@
                 <w:rFonts w:ascii="TimeNewRoman" w:hAnsi="TimeNewRoman"/>
                 <w:sz w:val="30"/>
               </w:rPr>
-              <w:t>66+8=74</w:t>
+              <w:t>67-42=25</w:t>
             </w:r>
           </w:p>
         </w:tc>
@@ -649,7 +649,7 @@
                 <w:rFonts w:ascii="TimeNewRoman" w:hAnsi="TimeNewRoman"/>
                 <w:sz w:val="30"/>
               </w:rPr>
-              <w:t>73-68=5</w:t>
+              <w:t>82-79=3</w:t>
             </w:r>
           </w:p>
         </w:tc>
@@ -666,7 +666,7 @@
                 <w:rFonts w:ascii="TimeNewRoman" w:hAnsi="TimeNewRoman"/>
                 <w:sz w:val="30"/>
               </w:rPr>
-              <w:t>72-70=2</w:t>
+              <w:t>19+40=59</w:t>
             </w:r>
           </w:p>
         </w:tc>
@@ -683,7 +683,7 @@
                 <w:rFonts w:ascii="TimeNewRoman" w:hAnsi="TimeNewRoman"/>
                 <w:sz w:val="30"/>
               </w:rPr>
-              <w:t>93-19=74</w:t>
+              <w:t>11+48=59</w:t>
             </w:r>
           </w:p>
         </w:tc>
@@ -700,7 +700,7 @@
                 <w:rFonts w:ascii="TimeNewRoman" w:hAnsi="TimeNewRoman"/>
                 <w:sz w:val="30"/>
               </w:rPr>
-              <w:t>18+65=83</w:t>
+              <w:t>5+20=25</w:t>
             </w:r>
           </w:p>
         </w:tc>
@@ -717,7 +717,7 @@
                 <w:rFonts w:ascii="TimeNewRoman" w:hAnsi="TimeNewRoman"/>
                 <w:sz w:val="30"/>
               </w:rPr>
-              <w:t>83-38=45</w:t>
+              <w:t>47-25=22</w:t>
             </w:r>
           </w:p>
         </w:tc>
@@ -736,7 +736,7 @@
                 <w:rFonts w:ascii="TimeNewRoman" w:hAnsi="TimeNewRoman"/>
                 <w:sz w:val="30"/>
               </w:rPr>
-              <w:t>41+28=69</w:t>
+              <w:t>47+47=94</w:t>
             </w:r>
           </w:p>
         </w:tc>
@@ -753,7 +753,7 @@
                 <w:rFonts w:ascii="TimeNewRoman" w:hAnsi="TimeNewRoman"/>
                 <w:sz w:val="30"/>
               </w:rPr>
-              <w:t>22+9=31</w:t>
+              <w:t>95-30=65</w:t>
             </w:r>
           </w:p>
         </w:tc>
@@ -770,7 +770,7 @@
                 <w:rFonts w:ascii="TimeNewRoman" w:hAnsi="TimeNewRoman"/>
                 <w:sz w:val="30"/>
               </w:rPr>
-              <w:t>40+3=43</w:t>
+              <w:t>23+45=68</w:t>
             </w:r>
           </w:p>
         </w:tc>
@@ -787,7 +787,7 @@
                 <w:rFonts w:ascii="TimeNewRoman" w:hAnsi="TimeNewRoman"/>
                 <w:sz w:val="30"/>
               </w:rPr>
-              <w:t>55-12=43</w:t>
+              <w:t>44-12=32</w:t>
             </w:r>
           </w:p>
         </w:tc>
@@ -804,7 +804,7 @@
                 <w:rFonts w:ascii="TimeNewRoman" w:hAnsi="TimeNewRoman"/>
                 <w:sz w:val="30"/>
               </w:rPr>
-              <w:t>42+20=62</w:t>
+              <w:t>97-88=9</w:t>
             </w:r>
           </w:p>
         </w:tc>
@@ -823,7 +823,7 @@
                 <w:rFonts w:ascii="TimeNewRoman" w:hAnsi="TimeNewRoman"/>
                 <w:sz w:val="30"/>
               </w:rPr>
-              <w:t>21+73=94</w:t>
+              <w:t>44+47=91</w:t>
             </w:r>
           </w:p>
         </w:tc>
@@ -840,7 +840,7 @@
                 <w:rFonts w:ascii="TimeNewRoman" w:hAnsi="TimeNewRoman"/>
                 <w:sz w:val="30"/>
               </w:rPr>
-              <w:t>80-25=55</w:t>
+              <w:t>84-26=58</w:t>
             </w:r>
           </w:p>
         </w:tc>
@@ -857,7 +857,7 @@
                 <w:rFonts w:ascii="TimeNewRoman" w:hAnsi="TimeNewRoman"/>
                 <w:sz w:val="30"/>
               </w:rPr>
-              <w:t>37+40=77</w:t>
+              <w:t>12+12=24</w:t>
             </w:r>
           </w:p>
         </w:tc>
@@ -874,7 +874,7 @@
                 <w:rFonts w:ascii="TimeNewRoman" w:hAnsi="TimeNewRoman"/>
                 <w:sz w:val="30"/>
               </w:rPr>
-              <w:t>87-70=17</w:t>
+              <w:t>18+60=78</w:t>
             </w:r>
           </w:p>
         </w:tc>
@@ -891,7 +891,7 @@
                 <w:rFonts w:ascii="TimeNewRoman" w:hAnsi="TimeNewRoman"/>
                 <w:sz w:val="30"/>
               </w:rPr>
-              <w:t>30-30=0</w:t>
+              <w:t>80-33=47</w:t>
             </w:r>
           </w:p>
         </w:tc>
@@ -910,7 +910,7 @@
                 <w:rFonts w:ascii="TimeNewRoman" w:hAnsi="TimeNewRoman"/>
                 <w:sz w:val="30"/>
               </w:rPr>
-              <w:t>2+49=51</w:t>
+              <w:t>7+79=86</w:t>
             </w:r>
           </w:p>
         </w:tc>
@@ -927,7 +927,7 @@
                 <w:rFonts w:ascii="TimeNewRoman" w:hAnsi="TimeNewRoman"/>
                 <w:sz w:val="30"/>
               </w:rPr>
-              <w:t>60-55=5</w:t>
+              <w:t>28+12=40</w:t>
             </w:r>
           </w:p>
         </w:tc>
@@ -944,7 +944,7 @@
                 <w:rFonts w:ascii="TimeNewRoman" w:hAnsi="TimeNewRoman"/>
                 <w:sz w:val="30"/>
               </w:rPr>
-              <w:t>63-27=36</w:t>
+              <w:t>31-23=8</w:t>
             </w:r>
           </w:p>
         </w:tc>
@@ -961,7 +961,7 @@
                 <w:rFonts w:ascii="TimeNewRoman" w:hAnsi="TimeNewRoman"/>
                 <w:sz w:val="30"/>
               </w:rPr>
-              <w:t>81+2=83</w:t>
+              <w:t>12+76=88</w:t>
             </w:r>
           </w:p>
         </w:tc>
@@ -978,7 +978,7 @@
                 <w:rFonts w:ascii="TimeNewRoman" w:hAnsi="TimeNewRoman"/>
                 <w:sz w:val="30"/>
               </w:rPr>
-              <w:t>37+52=89</w:t>
+              <w:t>62-25=37</w:t>
             </w:r>
           </w:p>
         </w:tc>
@@ -997,7 +997,7 @@
                 <w:rFonts w:ascii="TimeNewRoman" w:hAnsi="TimeNewRoman"/>
                 <w:sz w:val="30"/>
               </w:rPr>
-              <w:t>10+18=28</w:t>
+              <w:t>56+30=86</w:t>
             </w:r>
           </w:p>
         </w:tc>
@@ -1014,7 +1014,7 @@
                 <w:rFonts w:ascii="TimeNewRoman" w:hAnsi="TimeNewRoman"/>
                 <w:sz w:val="30"/>
               </w:rPr>
-              <w:t>97-75=22</w:t>
+              <w:t>57-18=39</w:t>
             </w:r>
           </w:p>
         </w:tc>
@@ -1031,7 +1031,7 @@
                 <w:rFonts w:ascii="TimeNewRoman" w:hAnsi="TimeNewRoman"/>
                 <w:sz w:val="30"/>
               </w:rPr>
-              <w:t>51+2=53</w:t>
+              <w:t>16+81=97</w:t>
             </w:r>
           </w:p>
         </w:tc>
@@ -1048,7 +1048,7 @@
                 <w:rFonts w:ascii="TimeNewRoman" w:hAnsi="TimeNewRoman"/>
                 <w:sz w:val="30"/>
               </w:rPr>
-              <w:t>35+48=83</w:t>
+              <w:t>44+5=49</w:t>
             </w:r>
           </w:p>
         </w:tc>
@@ -1065,7 +1065,7 @@
                 <w:rFonts w:ascii="TimeNewRoman" w:hAnsi="TimeNewRoman"/>
                 <w:sz w:val="30"/>
               </w:rPr>
-              <w:t>57-13=44</w:t>
+              <w:t>25+9=34</w:t>
             </w:r>
           </w:p>
         </w:tc>
@@ -1084,7 +1084,7 @@
                 <w:rFonts w:ascii="TimeNewRoman" w:hAnsi="TimeNewRoman"/>
                 <w:sz w:val="30"/>
               </w:rPr>
-              <w:t>92-87=5</w:t>
+              <w:t>99-53=46</w:t>
             </w:r>
           </w:p>
         </w:tc>
@@ -1101,7 +1101,7 @@
                 <w:rFonts w:ascii="TimeNewRoman" w:hAnsi="TimeNewRoman"/>
                 <w:sz w:val="30"/>
               </w:rPr>
-              <w:t>0+0=0</w:t>
+              <w:t>7+19=26</w:t>
             </w:r>
           </w:p>
         </w:tc>
@@ -1118,7 +1118,7 @@
                 <w:rFonts w:ascii="TimeNewRoman" w:hAnsi="TimeNewRoman"/>
                 <w:sz w:val="30"/>
               </w:rPr>
-              <w:t>29-9=20</w:t>
+              <w:t>3+29=32</w:t>
             </w:r>
           </w:p>
         </w:tc>
@@ -1135,7 +1135,7 @@
                 <w:rFonts w:ascii="TimeNewRoman" w:hAnsi="TimeNewRoman"/>
                 <w:sz w:val="30"/>
               </w:rPr>
-              <w:t>21+71=92</w:t>
+              <w:t>50+12=62</w:t>
             </w:r>
           </w:p>
         </w:tc>
@@ -1152,7 +1152,7 @@
                 <w:rFonts w:ascii="TimeNewRoman" w:hAnsi="TimeNewRoman"/>
                 <w:sz w:val="30"/>
               </w:rPr>
-              <w:t>80-75=5</w:t>
+              <w:t>11+31=42</w:t>
             </w:r>
           </w:p>
         </w:tc>
@@ -1171,7 +1171,7 @@
                 <w:rFonts w:ascii="TimeNewRoman" w:hAnsi="TimeNewRoman"/>
                 <w:sz w:val="30"/>
               </w:rPr>
-              <w:t>53-48=5</w:t>
+              <w:t>43-25=18</w:t>
             </w:r>
           </w:p>
         </w:tc>
@@ -1188,7 +1188,7 @@
                 <w:rFonts w:ascii="TimeNewRoman" w:hAnsi="TimeNewRoman"/>
                 <w:sz w:val="30"/>
               </w:rPr>
-              <w:t>36-22=14</w:t>
+              <w:t>47-33=14</w:t>
             </w:r>
           </w:p>
         </w:tc>
@@ -1205,7 +1205,7 @@
                 <w:rFonts w:ascii="TimeNewRoman" w:hAnsi="TimeNewRoman"/>
                 <w:sz w:val="30"/>
               </w:rPr>
-              <w:t>47+45=92</w:t>
+              <w:t>36-25=11</w:t>
             </w:r>
           </w:p>
         </w:tc>
@@ -1222,7 +1222,7 @@
                 <w:rFonts w:ascii="TimeNewRoman" w:hAnsi="TimeNewRoman"/>
                 <w:sz w:val="30"/>
               </w:rPr>
-              <w:t>22+60=82</w:t>
+              <w:t>89-72=17</w:t>
             </w:r>
           </w:p>
         </w:tc>
@@ -1239,7 +1239,7 @@
                 <w:rFonts w:ascii="TimeNewRoman" w:hAnsi="TimeNewRoman"/>
                 <w:sz w:val="30"/>
               </w:rPr>
-              <w:t>39+23=62</w:t>
+              <w:t>91-31=60</w:t>
             </w:r>
           </w:p>
         </w:tc>
@@ -1258,7 +1258,7 @@
                 <w:rFonts w:ascii="TimeNewRoman" w:hAnsi="TimeNewRoman"/>
                 <w:sz w:val="30"/>
               </w:rPr>
-              <w:t>30+48=78</w:t>
+              <w:t>99-17=82</w:t>
             </w:r>
           </w:p>
         </w:tc>
@@ -1275,7 +1275,7 @@
                 <w:rFonts w:ascii="TimeNewRoman" w:hAnsi="TimeNewRoman"/>
                 <w:sz w:val="30"/>
               </w:rPr>
-              <w:t>23-1=22</w:t>
+              <w:t>2+89=91</w:t>
             </w:r>
           </w:p>
         </w:tc>
@@ -1292,7 +1292,7 @@
                 <w:rFonts w:ascii="TimeNewRoman" w:hAnsi="TimeNewRoman"/>
                 <w:sz w:val="30"/>
               </w:rPr>
-              <w:t>88-75=13</w:t>
+              <w:t>63-45=18</w:t>
             </w:r>
           </w:p>
         </w:tc>
@@ -1309,7 +1309,7 @@
                 <w:rFonts w:ascii="TimeNewRoman" w:hAnsi="TimeNewRoman"/>
                 <w:sz w:val="30"/>
               </w:rPr>
-              <w:t>69-60=9</w:t>
+              <w:t>52+18=70</w:t>
             </w:r>
           </w:p>
         </w:tc>
@@ -1326,7 +1326,7 @@
                 <w:rFonts w:ascii="TimeNewRoman" w:hAnsi="TimeNewRoman"/>
                 <w:sz w:val="30"/>
               </w:rPr>
-              <w:t>84-23=61</w:t>
+              <w:t>8+0=8</w:t>
             </w:r>
           </w:p>
         </w:tc>
@@ -1345,7 +1345,7 @@
                 <w:rFonts w:ascii="TimeNewRoman" w:hAnsi="TimeNewRoman"/>
                 <w:sz w:val="30"/>
               </w:rPr>
-              <w:t>28-22=6</w:t>
+              <w:t>21+12=33</w:t>
             </w:r>
           </w:p>
         </w:tc>
@@ -1362,7 +1362,7 @@
                 <w:rFonts w:ascii="TimeNewRoman" w:hAnsi="TimeNewRoman"/>
                 <w:sz w:val="30"/>
               </w:rPr>
-              <w:t>55-2=53</w:t>
+              <w:t>7+38=45</w:t>
             </w:r>
           </w:p>
         </w:tc>
@@ -1379,7 +1379,7 @@
                 <w:rFonts w:ascii="TimeNewRoman" w:hAnsi="TimeNewRoman"/>
                 <w:sz w:val="30"/>
               </w:rPr>
-              <w:t>21-7=14</w:t>
+              <w:t>46+6=52</w:t>
             </w:r>
           </w:p>
         </w:tc>
@@ -1396,7 +1396,7 @@
                 <w:rFonts w:ascii="TimeNewRoman" w:hAnsi="TimeNewRoman"/>
                 <w:sz w:val="30"/>
               </w:rPr>
-              <w:t>89+6=95</w:t>
+              <w:t>45-35=10</w:t>
             </w:r>
           </w:p>
         </w:tc>
@@ -1413,7 +1413,7 @@
                 <w:rFonts w:ascii="TimeNewRoman" w:hAnsi="TimeNewRoman"/>
                 <w:sz w:val="30"/>
               </w:rPr>
-              <w:t>80+4=84</w:t>
+              <w:t>72-64=8</w:t>
             </w:r>
           </w:p>
         </w:tc>
@@ -1432,7 +1432,7 @@
                 <w:rFonts w:ascii="TimeNewRoman" w:hAnsi="TimeNewRoman"/>
                 <w:sz w:val="30"/>
               </w:rPr>
-              <w:t>46+51=97</w:t>
+              <w:t>54-49=5</w:t>
             </w:r>
           </w:p>
         </w:tc>
@@ -1449,7 +1449,7 @@
                 <w:rFonts w:ascii="TimeNewRoman" w:hAnsi="TimeNewRoman"/>
                 <w:sz w:val="30"/>
               </w:rPr>
-              <w:t>67-25=42</w:t>
+              <w:t>66-19=47</w:t>
             </w:r>
           </w:p>
         </w:tc>
@@ -1466,7 +1466,7 @@
                 <w:rFonts w:ascii="TimeNewRoman" w:hAnsi="TimeNewRoman"/>
                 <w:sz w:val="30"/>
               </w:rPr>
-              <w:t>14+21=35</w:t>
+              <w:t>34-28=6</w:t>
             </w:r>
           </w:p>
         </w:tc>
@@ -1483,7 +1483,7 @@
                 <w:rFonts w:ascii="TimeNewRoman" w:hAnsi="TimeNewRoman"/>
                 <w:sz w:val="30"/>
               </w:rPr>
-              <w:t>55-55=0</w:t>
+              <w:t>20-0=20</w:t>
             </w:r>
           </w:p>
         </w:tc>
@@ -1500,7 +1500,7 @@
                 <w:rFonts w:ascii="TimeNewRoman" w:hAnsi="TimeNewRoman"/>
                 <w:sz w:val="30"/>
               </w:rPr>
-              <w:t>98-48=50</w:t>
+              <w:t>85-18=67</w:t>
             </w:r>
           </w:p>
         </w:tc>
@@ -1519,7 +1519,7 @@
                 <w:rFonts w:ascii="TimeNewRoman" w:hAnsi="TimeNewRoman"/>
                 <w:sz w:val="30"/>
               </w:rPr>
-              <w:t>77-21=56</w:t>
+              <w:t>21+17=38</w:t>
             </w:r>
           </w:p>
         </w:tc>
@@ -1536,7 +1536,7 @@
                 <w:rFonts w:ascii="TimeNewRoman" w:hAnsi="TimeNewRoman"/>
                 <w:sz w:val="30"/>
               </w:rPr>
-              <w:t>33-3=30</w:t>
+              <w:t>1+23=24</w:t>
             </w:r>
           </w:p>
         </w:tc>
@@ -1553,7 +1553,7 @@
                 <w:rFonts w:ascii="TimeNewRoman" w:hAnsi="TimeNewRoman"/>
                 <w:sz w:val="30"/>
               </w:rPr>
-              <w:t>81-36=45</w:t>
+              <w:t>44+20=64</w:t>
             </w:r>
           </w:p>
         </w:tc>
@@ -1570,7 +1570,7 @@
                 <w:rFonts w:ascii="TimeNewRoman" w:hAnsi="TimeNewRoman"/>
                 <w:sz w:val="30"/>
               </w:rPr>
-              <w:t>91-11=80</w:t>
+              <w:t>5+18=23</w:t>
             </w:r>
           </w:p>
         </w:tc>
@@ -1587,7 +1587,7 @@
                 <w:rFonts w:ascii="TimeNewRoman" w:hAnsi="TimeNewRoman"/>
                 <w:sz w:val="30"/>
               </w:rPr>
-              <w:t>9+19=28</w:t>
+              <w:t>13+51=64</w:t>
             </w:r>
           </w:p>
         </w:tc>
@@ -1606,7 +1606,7 @@
                 <w:rFonts w:ascii="TimeNewRoman" w:hAnsi="TimeNewRoman"/>
                 <w:sz w:val="30"/>
               </w:rPr>
-              <w:t>75-72=3</w:t>
+              <w:t>56+34=90</w:t>
             </w:r>
           </w:p>
         </w:tc>
@@ -1623,7 +1623,7 @@
                 <w:rFonts w:ascii="TimeNewRoman" w:hAnsi="TimeNewRoman"/>
                 <w:sz w:val="30"/>
               </w:rPr>
-              <w:t>31+39=70</w:t>
+              <w:t>17+24=41</w:t>
             </w:r>
           </w:p>
         </w:tc>
@@ -1640,7 +1640,7 @@
                 <w:rFonts w:ascii="TimeNewRoman" w:hAnsi="TimeNewRoman"/>
                 <w:sz w:val="30"/>
               </w:rPr>
-              <w:t>44-0=44</w:t>
+              <w:t>30+2=32</w:t>
             </w:r>
           </w:p>
         </w:tc>
@@ -1657,7 +1657,7 @@
                 <w:rFonts w:ascii="TimeNewRoman" w:hAnsi="TimeNewRoman"/>
                 <w:sz w:val="30"/>
               </w:rPr>
-              <w:t>43+11=54</w:t>
+              <w:t>39-19=20</w:t>
             </w:r>
           </w:p>
         </w:tc>
@@ -1674,7 +1674,7 @@
                 <w:rFonts w:ascii="TimeNewRoman" w:hAnsi="TimeNewRoman"/>
                 <w:sz w:val="30"/>
               </w:rPr>
-              <w:t>9+17=26</w:t>
+              <w:t>4+21=25</w:t>
             </w:r>
           </w:p>
         </w:tc>
@@ -1693,7 +1693,7 @@
                 <w:rFonts w:ascii="TimeNewRoman" w:hAnsi="TimeNewRoman"/>
                 <w:sz w:val="30"/>
               </w:rPr>
-              <w:t>39-7=32</w:t>
+              <w:t>26+24=50</w:t>
             </w:r>
           </w:p>
         </w:tc>
@@ -1710,7 +1710,7 @@
                 <w:rFonts w:ascii="TimeNewRoman" w:hAnsi="TimeNewRoman"/>
                 <w:sz w:val="30"/>
               </w:rPr>
-              <w:t>38-33=5</w:t>
+              <w:t>61-49=12</w:t>
             </w:r>
           </w:p>
         </w:tc>
@@ -1727,7 +1727,7 @@
                 <w:rFonts w:ascii="TimeNewRoman" w:hAnsi="TimeNewRoman"/>
                 <w:sz w:val="30"/>
               </w:rPr>
-              <w:t>19+23=42</w:t>
+              <w:t>11+55=66</w:t>
             </w:r>
           </w:p>
         </w:tc>
@@ -1744,7 +1744,7 @@
                 <w:rFonts w:ascii="TimeNewRoman" w:hAnsi="TimeNewRoman"/>
                 <w:sz w:val="30"/>
               </w:rPr>
-              <w:t>34+56=90</w:t>
+              <w:t>96-7=89</w:t>
             </w:r>
           </w:p>
         </w:tc>
@@ -1761,7 +1761,7 @@
                 <w:rFonts w:ascii="TimeNewRoman" w:hAnsi="TimeNewRoman"/>
                 <w:sz w:val="30"/>
               </w:rPr>
-              <w:t>79-61=18</w:t>
+              <w:t>94+4=98</w:t>
             </w:r>
           </w:p>
         </w:tc>

--- a/answers-of-addition_and_subtraction_within_100.docx
+++ b/answers-of-addition_and_subtraction_within_100.docx
@@ -40,7 +40,7 @@
                 <w:rFonts w:ascii="TimeNewRoman" w:hAnsi="TimeNewRoman"/>
                 <w:sz w:val="30"/>
               </w:rPr>
-              <w:t>61+1=62</w:t>
+              <w:t>31-28=3</w:t>
             </w:r>
           </w:p>
         </w:tc>
@@ -57,7 +57,7 @@
                 <w:rFonts w:ascii="TimeNewRoman" w:hAnsi="TimeNewRoman"/>
                 <w:sz w:val="30"/>
               </w:rPr>
-              <w:t>7+1=8</w:t>
+              <w:t>94-59=35</w:t>
             </w:r>
           </w:p>
         </w:tc>
@@ -74,7 +74,7 @@
                 <w:rFonts w:ascii="TimeNewRoman" w:hAnsi="TimeNewRoman"/>
                 <w:sz w:val="30"/>
               </w:rPr>
-              <w:t>96-94=2</w:t>
+              <w:t>75-61=14</w:t>
             </w:r>
           </w:p>
         </w:tc>
@@ -91,7 +91,7 @@
                 <w:rFonts w:ascii="TimeNewRoman" w:hAnsi="TimeNewRoman"/>
                 <w:sz w:val="30"/>
               </w:rPr>
-              <w:t>56-48=8</w:t>
+              <w:t>56-44=12</w:t>
             </w:r>
           </w:p>
         </w:tc>
@@ -108,7 +108,7 @@
                 <w:rFonts w:ascii="TimeNewRoman" w:hAnsi="TimeNewRoman"/>
                 <w:sz w:val="30"/>
               </w:rPr>
-              <w:t>47-6=41</w:t>
+              <w:t>90-7=83</w:t>
             </w:r>
           </w:p>
         </w:tc>
@@ -127,7 +127,7 @@
                 <w:rFonts w:ascii="TimeNewRoman" w:hAnsi="TimeNewRoman"/>
                 <w:sz w:val="30"/>
               </w:rPr>
-              <w:t>98-18=80</w:t>
+              <w:t>71-64=7</w:t>
             </w:r>
           </w:p>
         </w:tc>
@@ -144,7 +144,7 @@
                 <w:rFonts w:ascii="TimeNewRoman" w:hAnsi="TimeNewRoman"/>
                 <w:sz w:val="30"/>
               </w:rPr>
-              <w:t>44+47=91</w:t>
+              <w:t>3+44=47</w:t>
             </w:r>
           </w:p>
         </w:tc>
@@ -161,7 +161,7 @@
                 <w:rFonts w:ascii="TimeNewRoman" w:hAnsi="TimeNewRoman"/>
                 <w:sz w:val="30"/>
               </w:rPr>
-              <w:t>58+26=84</w:t>
+              <w:t>19+21=40</w:t>
             </w:r>
           </w:p>
         </w:tc>
@@ -178,7 +178,7 @@
                 <w:rFonts w:ascii="TimeNewRoman" w:hAnsi="TimeNewRoman"/>
                 <w:sz w:val="30"/>
               </w:rPr>
-              <w:t>55+22=77</w:t>
+              <w:t>72+0=72</w:t>
             </w:r>
           </w:p>
         </w:tc>
@@ -195,7 +195,7 @@
                 <w:rFonts w:ascii="TimeNewRoman" w:hAnsi="TimeNewRoman"/>
                 <w:sz w:val="30"/>
               </w:rPr>
-              <w:t>21+5=26</w:t>
+              <w:t>82-38=44</w:t>
             </w:r>
           </w:p>
         </w:tc>
@@ -214,7 +214,7 @@
                 <w:rFonts w:ascii="TimeNewRoman" w:hAnsi="TimeNewRoman"/>
                 <w:sz w:val="30"/>
               </w:rPr>
-              <w:t>78+16=94</w:t>
+              <w:t>75-70=5</w:t>
             </w:r>
           </w:p>
         </w:tc>
@@ -231,7 +231,7 @@
                 <w:rFonts w:ascii="TimeNewRoman" w:hAnsi="TimeNewRoman"/>
                 <w:sz w:val="30"/>
               </w:rPr>
-              <w:t>93-52=41</w:t>
+              <w:t>8+70=78</w:t>
             </w:r>
           </w:p>
         </w:tc>
@@ -248,7 +248,7 @@
                 <w:rFonts w:ascii="TimeNewRoman" w:hAnsi="TimeNewRoman"/>
                 <w:sz w:val="30"/>
               </w:rPr>
-              <w:t>63+20=83</w:t>
+              <w:t>2+18=20</w:t>
             </w:r>
           </w:p>
         </w:tc>
@@ -265,7 +265,7 @@
                 <w:rFonts w:ascii="TimeNewRoman" w:hAnsi="TimeNewRoman"/>
                 <w:sz w:val="30"/>
               </w:rPr>
-              <w:t>68+14=82</w:t>
+              <w:t>18+27=45</w:t>
             </w:r>
           </w:p>
         </w:tc>
@@ -282,7 +282,7 @@
                 <w:rFonts w:ascii="TimeNewRoman" w:hAnsi="TimeNewRoman"/>
                 <w:sz w:val="30"/>
               </w:rPr>
-              <w:t>29+49=78</w:t>
+              <w:t>55-48=7</w:t>
             </w:r>
           </w:p>
         </w:tc>
@@ -301,7 +301,7 @@
                 <w:rFonts w:ascii="TimeNewRoman" w:hAnsi="TimeNewRoman"/>
                 <w:sz w:val="30"/>
               </w:rPr>
-              <w:t>60-28=32</w:t>
+              <w:t>3+89=92</w:t>
             </w:r>
           </w:p>
         </w:tc>
@@ -318,7 +318,7 @@
                 <w:rFonts w:ascii="TimeNewRoman" w:hAnsi="TimeNewRoman"/>
                 <w:sz w:val="30"/>
               </w:rPr>
-              <w:t>48+44=92</w:t>
+              <w:t>16+68=84</w:t>
             </w:r>
           </w:p>
         </w:tc>
@@ -335,7 +335,7 @@
                 <w:rFonts w:ascii="TimeNewRoman" w:hAnsi="TimeNewRoman"/>
                 <w:sz w:val="30"/>
               </w:rPr>
-              <w:t>14+75=89</w:t>
+              <w:t>15+18=33</w:t>
             </w:r>
           </w:p>
         </w:tc>
@@ -352,7 +352,7 @@
                 <w:rFonts w:ascii="TimeNewRoman" w:hAnsi="TimeNewRoman"/>
                 <w:sz w:val="30"/>
               </w:rPr>
-              <w:t>6+62=68</w:t>
+              <w:t>19+11=30</w:t>
             </w:r>
           </w:p>
         </w:tc>
@@ -369,7 +369,7 @@
                 <w:rFonts w:ascii="TimeNewRoman" w:hAnsi="TimeNewRoman"/>
                 <w:sz w:val="30"/>
               </w:rPr>
-              <w:t>66-61=5</w:t>
+              <w:t>65-3=62</w:t>
             </w:r>
           </w:p>
         </w:tc>
@@ -388,7 +388,7 @@
                 <w:rFonts w:ascii="TimeNewRoman" w:hAnsi="TimeNewRoman"/>
                 <w:sz w:val="30"/>
               </w:rPr>
-              <w:t>57+15=72</w:t>
+              <w:t>72-38=34</w:t>
             </w:r>
           </w:p>
         </w:tc>
@@ -405,7 +405,7 @@
                 <w:rFonts w:ascii="TimeNewRoman" w:hAnsi="TimeNewRoman"/>
                 <w:sz w:val="30"/>
               </w:rPr>
-              <w:t>25-4=21</w:t>
+              <w:t>30+28=58</w:t>
             </w:r>
           </w:p>
         </w:tc>
@@ -422,7 +422,7 @@
                 <w:rFonts w:ascii="TimeNewRoman" w:hAnsi="TimeNewRoman"/>
                 <w:sz w:val="30"/>
               </w:rPr>
-              <w:t>66-49=17</w:t>
+              <w:t>53+4=57</w:t>
             </w:r>
           </w:p>
         </w:tc>
@@ -439,7 +439,7 @@
                 <w:rFonts w:ascii="TimeNewRoman" w:hAnsi="TimeNewRoman"/>
                 <w:sz w:val="30"/>
               </w:rPr>
-              <w:t>60-28=32</w:t>
+              <w:t>70-27=43</w:t>
             </w:r>
           </w:p>
         </w:tc>
@@ -456,7 +456,7 @@
                 <w:rFonts w:ascii="TimeNewRoman" w:hAnsi="TimeNewRoman"/>
                 <w:sz w:val="30"/>
               </w:rPr>
-              <w:t>8+18=26</w:t>
+              <w:t>37-11=26</w:t>
             </w:r>
           </w:p>
         </w:tc>
@@ -475,7 +475,7 @@
                 <w:rFonts w:ascii="TimeNewRoman" w:hAnsi="TimeNewRoman"/>
                 <w:sz w:val="30"/>
               </w:rPr>
-              <w:t>16+65=81</w:t>
+              <w:t>99-66=33</w:t>
             </w:r>
           </w:p>
         </w:tc>
@@ -492,7 +492,7 @@
                 <w:rFonts w:ascii="TimeNewRoman" w:hAnsi="TimeNewRoman"/>
                 <w:sz w:val="30"/>
               </w:rPr>
-              <w:t>97-81=16</w:t>
+              <w:t>77-25=52</w:t>
             </w:r>
           </w:p>
         </w:tc>
@@ -509,7 +509,7 @@
                 <w:rFonts w:ascii="TimeNewRoman" w:hAnsi="TimeNewRoman"/>
                 <w:sz w:val="30"/>
               </w:rPr>
-              <w:t>86-58=28</w:t>
+              <w:t>66-63=3</w:t>
             </w:r>
           </w:p>
         </w:tc>
@@ -526,7 +526,7 @@
                 <w:rFonts w:ascii="TimeNewRoman" w:hAnsi="TimeNewRoman"/>
                 <w:sz w:val="30"/>
               </w:rPr>
-              <w:t>88+5=93</w:t>
+              <w:t>62-12=50</w:t>
             </w:r>
           </w:p>
         </w:tc>
@@ -543,7 +543,7 @@
                 <w:rFonts w:ascii="TimeNewRoman" w:hAnsi="TimeNewRoman"/>
                 <w:sz w:val="30"/>
               </w:rPr>
-              <w:t>28+22=50</w:t>
+              <w:t>43-31=12</w:t>
             </w:r>
           </w:p>
         </w:tc>
@@ -562,7 +562,7 @@
                 <w:rFonts w:ascii="TimeNewRoman" w:hAnsi="TimeNewRoman"/>
                 <w:sz w:val="30"/>
               </w:rPr>
-              <w:t>96-91=5</w:t>
+              <w:t>45-30=15</w:t>
             </w:r>
           </w:p>
         </w:tc>
@@ -579,7 +579,7 @@
                 <w:rFonts w:ascii="TimeNewRoman" w:hAnsi="TimeNewRoman"/>
                 <w:sz w:val="30"/>
               </w:rPr>
-              <w:t>84-44=40</w:t>
+              <w:t>2+9=11</w:t>
             </w:r>
           </w:p>
         </w:tc>
@@ -596,7 +596,7 @@
                 <w:rFonts w:ascii="TimeNewRoman" w:hAnsi="TimeNewRoman"/>
                 <w:sz w:val="30"/>
               </w:rPr>
-              <w:t>30-26=4</w:t>
+              <w:t>53+8=61</w:t>
             </w:r>
           </w:p>
         </w:tc>
@@ -613,7 +613,7 @@
                 <w:rFonts w:ascii="TimeNewRoman" w:hAnsi="TimeNewRoman"/>
                 <w:sz w:val="30"/>
               </w:rPr>
-              <w:t>83-6=77</w:t>
+              <w:t>27-0=27</w:t>
             </w:r>
           </w:p>
         </w:tc>
@@ -630,7 +630,7 @@
                 <w:rFonts w:ascii="TimeNewRoman" w:hAnsi="TimeNewRoman"/>
                 <w:sz w:val="30"/>
               </w:rPr>
-              <w:t>67-42=25</w:t>
+              <w:t>5+55=60</w:t>
             </w:r>
           </w:p>
         </w:tc>
@@ -649,7 +649,7 @@
                 <w:rFonts w:ascii="TimeNewRoman" w:hAnsi="TimeNewRoman"/>
                 <w:sz w:val="30"/>
               </w:rPr>
-              <w:t>82-79=3</w:t>
+              <w:t>16+77=93</w:t>
             </w:r>
           </w:p>
         </w:tc>
@@ -666,7 +666,7 @@
                 <w:rFonts w:ascii="TimeNewRoman" w:hAnsi="TimeNewRoman"/>
                 <w:sz w:val="30"/>
               </w:rPr>
-              <w:t>19+40=59</w:t>
+              <w:t>41-40=1</w:t>
             </w:r>
           </w:p>
         </w:tc>
@@ -683,7 +683,7 @@
                 <w:rFonts w:ascii="TimeNewRoman" w:hAnsi="TimeNewRoman"/>
                 <w:sz w:val="30"/>
               </w:rPr>
-              <w:t>11+48=59</w:t>
+              <w:t>52-29=23</w:t>
             </w:r>
           </w:p>
         </w:tc>
@@ -700,7 +700,7 @@
                 <w:rFonts w:ascii="TimeNewRoman" w:hAnsi="TimeNewRoman"/>
                 <w:sz w:val="30"/>
               </w:rPr>
-              <w:t>5+20=25</w:t>
+              <w:t>27-6=21</w:t>
             </w:r>
           </w:p>
         </w:tc>
@@ -717,7 +717,7 @@
                 <w:rFonts w:ascii="TimeNewRoman" w:hAnsi="TimeNewRoman"/>
                 <w:sz w:val="30"/>
               </w:rPr>
-              <w:t>47-25=22</w:t>
+              <w:t>26+45=71</w:t>
             </w:r>
           </w:p>
         </w:tc>
@@ -736,7 +736,7 @@
                 <w:rFonts w:ascii="TimeNewRoman" w:hAnsi="TimeNewRoman"/>
                 <w:sz w:val="30"/>
               </w:rPr>
-              <w:t>47+47=94</w:t>
+              <w:t>41+26=67</w:t>
             </w:r>
           </w:p>
         </w:tc>
@@ -753,7 +753,7 @@
                 <w:rFonts w:ascii="TimeNewRoman" w:hAnsi="TimeNewRoman"/>
                 <w:sz w:val="30"/>
               </w:rPr>
-              <w:t>95-30=65</w:t>
+              <w:t>8-4=4</w:t>
             </w:r>
           </w:p>
         </w:tc>
@@ -770,7 +770,7 @@
                 <w:rFonts w:ascii="TimeNewRoman" w:hAnsi="TimeNewRoman"/>
                 <w:sz w:val="30"/>
               </w:rPr>
-              <w:t>23+45=68</w:t>
+              <w:t>51+41=92</w:t>
             </w:r>
           </w:p>
         </w:tc>
@@ -787,7 +787,7 @@
                 <w:rFonts w:ascii="TimeNewRoman" w:hAnsi="TimeNewRoman"/>
                 <w:sz w:val="30"/>
               </w:rPr>
-              <w:t>44-12=32</w:t>
+              <w:t>76-18=58</w:t>
             </w:r>
           </w:p>
         </w:tc>
@@ -804,7 +804,7 @@
                 <w:rFonts w:ascii="TimeNewRoman" w:hAnsi="TimeNewRoman"/>
                 <w:sz w:val="30"/>
               </w:rPr>
-              <w:t>97-88=9</w:t>
+              <w:t>98-10=88</w:t>
             </w:r>
           </w:p>
         </w:tc>
@@ -823,7 +823,7 @@
                 <w:rFonts w:ascii="TimeNewRoman" w:hAnsi="TimeNewRoman"/>
                 <w:sz w:val="30"/>
               </w:rPr>
-              <w:t>44+47=91</w:t>
+              <w:t>1+10=11</w:t>
             </w:r>
           </w:p>
         </w:tc>
@@ -840,7 +840,7 @@
                 <w:rFonts w:ascii="TimeNewRoman" w:hAnsi="TimeNewRoman"/>
                 <w:sz w:val="30"/>
               </w:rPr>
-              <w:t>84-26=58</w:t>
+              <w:t>70-17=53</w:t>
             </w:r>
           </w:p>
         </w:tc>
@@ -857,7 +857,7 @@
                 <w:rFonts w:ascii="TimeNewRoman" w:hAnsi="TimeNewRoman"/>
                 <w:sz w:val="30"/>
               </w:rPr>
-              <w:t>12+12=24</w:t>
+              <w:t>36-36=0</w:t>
             </w:r>
           </w:p>
         </w:tc>
@@ -874,7 +874,7 @@
                 <w:rFonts w:ascii="TimeNewRoman" w:hAnsi="TimeNewRoman"/>
                 <w:sz w:val="30"/>
               </w:rPr>
-              <w:t>18+60=78</w:t>
+              <w:t>46+39=85</w:t>
             </w:r>
           </w:p>
         </w:tc>
@@ -891,7 +891,7 @@
                 <w:rFonts w:ascii="TimeNewRoman" w:hAnsi="TimeNewRoman"/>
                 <w:sz w:val="30"/>
               </w:rPr>
-              <w:t>80-33=47</w:t>
+              <w:t>47-19=28</w:t>
             </w:r>
           </w:p>
         </w:tc>
@@ -910,7 +910,7 @@
                 <w:rFonts w:ascii="TimeNewRoman" w:hAnsi="TimeNewRoman"/>
                 <w:sz w:val="30"/>
               </w:rPr>
-              <w:t>7+79=86</w:t>
+              <w:t>91-67=24</w:t>
             </w:r>
           </w:p>
         </w:tc>
@@ -927,7 +927,7 @@
                 <w:rFonts w:ascii="TimeNewRoman" w:hAnsi="TimeNewRoman"/>
                 <w:sz w:val="30"/>
               </w:rPr>
-              <w:t>28+12=40</w:t>
+              <w:t>4+18=22</w:t>
             </w:r>
           </w:p>
         </w:tc>
@@ -944,7 +944,7 @@
                 <w:rFonts w:ascii="TimeNewRoman" w:hAnsi="TimeNewRoman"/>
                 <w:sz w:val="30"/>
               </w:rPr>
-              <w:t>31-23=8</w:t>
+              <w:t>57-11=46</w:t>
             </w:r>
           </w:p>
         </w:tc>
@@ -961,7 +961,7 @@
                 <w:rFonts w:ascii="TimeNewRoman" w:hAnsi="TimeNewRoman"/>
                 <w:sz w:val="30"/>
               </w:rPr>
-              <w:t>12+76=88</w:t>
+              <w:t>4+10=14</w:t>
             </w:r>
           </w:p>
         </w:tc>
@@ -978,7 +978,7 @@
                 <w:rFonts w:ascii="TimeNewRoman" w:hAnsi="TimeNewRoman"/>
                 <w:sz w:val="30"/>
               </w:rPr>
-              <w:t>62-25=37</w:t>
+              <w:t>49-0=49</w:t>
             </w:r>
           </w:p>
         </w:tc>
@@ -997,7 +997,7 @@
                 <w:rFonts w:ascii="TimeNewRoman" w:hAnsi="TimeNewRoman"/>
                 <w:sz w:val="30"/>
               </w:rPr>
-              <w:t>56+30=86</w:t>
+              <w:t>52-36=16</w:t>
             </w:r>
           </w:p>
         </w:tc>
@@ -1014,7 +1014,7 @@
                 <w:rFonts w:ascii="TimeNewRoman" w:hAnsi="TimeNewRoman"/>
                 <w:sz w:val="30"/>
               </w:rPr>
-              <w:t>57-18=39</w:t>
+              <w:t>29+24=53</w:t>
             </w:r>
           </w:p>
         </w:tc>
@@ -1031,7 +1031,7 @@
                 <w:rFonts w:ascii="TimeNewRoman" w:hAnsi="TimeNewRoman"/>
                 <w:sz w:val="30"/>
               </w:rPr>
-              <w:t>16+81=97</w:t>
+              <w:t>45+10=55</w:t>
             </w:r>
           </w:p>
         </w:tc>
@@ -1048,7 +1048,7 @@
                 <w:rFonts w:ascii="TimeNewRoman" w:hAnsi="TimeNewRoman"/>
                 <w:sz w:val="30"/>
               </w:rPr>
-              <w:t>44+5=49</w:t>
+              <w:t>39+19=58</w:t>
             </w:r>
           </w:p>
         </w:tc>
@@ -1065,7 +1065,7 @@
                 <w:rFonts w:ascii="TimeNewRoman" w:hAnsi="TimeNewRoman"/>
                 <w:sz w:val="30"/>
               </w:rPr>
-              <w:t>25+9=34</w:t>
+              <w:t>54+30=84</w:t>
             </w:r>
           </w:p>
         </w:tc>
@@ -1084,7 +1084,7 @@
                 <w:rFonts w:ascii="TimeNewRoman" w:hAnsi="TimeNewRoman"/>
                 <w:sz w:val="30"/>
               </w:rPr>
-              <w:t>99-53=46</w:t>
+              <w:t>49+9=58</w:t>
             </w:r>
           </w:p>
         </w:tc>
@@ -1101,7 +1101,7 @@
                 <w:rFonts w:ascii="TimeNewRoman" w:hAnsi="TimeNewRoman"/>
                 <w:sz w:val="30"/>
               </w:rPr>
-              <w:t>7+19=26</w:t>
+              <w:t>8-1=7</w:t>
             </w:r>
           </w:p>
         </w:tc>
@@ -1118,7 +1118,7 @@
                 <w:rFonts w:ascii="TimeNewRoman" w:hAnsi="TimeNewRoman"/>
                 <w:sz w:val="30"/>
               </w:rPr>
-              <w:t>3+29=32</w:t>
+              <w:t>21-15=6</w:t>
             </w:r>
           </w:p>
         </w:tc>
@@ -1135,7 +1135,7 @@
                 <w:rFonts w:ascii="TimeNewRoman" w:hAnsi="TimeNewRoman"/>
                 <w:sz w:val="30"/>
               </w:rPr>
-              <w:t>50+12=62</w:t>
+              <w:t>57+41=98</w:t>
             </w:r>
           </w:p>
         </w:tc>
@@ -1152,7 +1152,7 @@
                 <w:rFonts w:ascii="TimeNewRoman" w:hAnsi="TimeNewRoman"/>
                 <w:sz w:val="30"/>
               </w:rPr>
-              <w:t>11+31=42</w:t>
+              <w:t>4+73=77</w:t>
             </w:r>
           </w:p>
         </w:tc>
@@ -1171,7 +1171,7 @@
                 <w:rFonts w:ascii="TimeNewRoman" w:hAnsi="TimeNewRoman"/>
                 <w:sz w:val="30"/>
               </w:rPr>
-              <w:t>43-25=18</w:t>
+              <w:t>75+11=86</w:t>
             </w:r>
           </w:p>
         </w:tc>
@@ -1188,7 +1188,7 @@
                 <w:rFonts w:ascii="TimeNewRoman" w:hAnsi="TimeNewRoman"/>
                 <w:sz w:val="30"/>
               </w:rPr>
-              <w:t>47-33=14</w:t>
+              <w:t>87-69=18</w:t>
             </w:r>
           </w:p>
         </w:tc>
@@ -1205,7 +1205,7 @@
                 <w:rFonts w:ascii="TimeNewRoman" w:hAnsi="TimeNewRoman"/>
                 <w:sz w:val="30"/>
               </w:rPr>
-              <w:t>36-25=11</w:t>
+              <w:t>9-1=8</w:t>
             </w:r>
           </w:p>
         </w:tc>
@@ -1222,7 +1222,7 @@
                 <w:rFonts w:ascii="TimeNewRoman" w:hAnsi="TimeNewRoman"/>
                 <w:sz w:val="30"/>
               </w:rPr>
-              <w:t>89-72=17</w:t>
+              <w:t>89+2=91</w:t>
             </w:r>
           </w:p>
         </w:tc>
@@ -1239,7 +1239,7 @@
                 <w:rFonts w:ascii="TimeNewRoman" w:hAnsi="TimeNewRoman"/>
                 <w:sz w:val="30"/>
               </w:rPr>
-              <w:t>91-31=60</w:t>
+              <w:t>66+30=96</w:t>
             </w:r>
           </w:p>
         </w:tc>
@@ -1258,7 +1258,7 @@
                 <w:rFonts w:ascii="TimeNewRoman" w:hAnsi="TimeNewRoman"/>
                 <w:sz w:val="30"/>
               </w:rPr>
-              <w:t>99-17=82</w:t>
+              <w:t>97-68=29</w:t>
             </w:r>
           </w:p>
         </w:tc>
@@ -1275,7 +1275,7 @@
                 <w:rFonts w:ascii="TimeNewRoman" w:hAnsi="TimeNewRoman"/>
                 <w:sz w:val="30"/>
               </w:rPr>
-              <w:t>2+89=91</w:t>
+              <w:t>19+56=75</w:t>
             </w:r>
           </w:p>
         </w:tc>
@@ -1292,7 +1292,7 @@
                 <w:rFonts w:ascii="TimeNewRoman" w:hAnsi="TimeNewRoman"/>
                 <w:sz w:val="30"/>
               </w:rPr>
-              <w:t>63-45=18</w:t>
+              <w:t>64-60=4</w:t>
             </w:r>
           </w:p>
         </w:tc>
@@ -1309,7 +1309,7 @@
                 <w:rFonts w:ascii="TimeNewRoman" w:hAnsi="TimeNewRoman"/>
                 <w:sz w:val="30"/>
               </w:rPr>
-              <w:t>52+18=70</w:t>
+              <w:t>45-18=27</w:t>
             </w:r>
           </w:p>
         </w:tc>
@@ -1326,7 +1326,7 @@
                 <w:rFonts w:ascii="TimeNewRoman" w:hAnsi="TimeNewRoman"/>
                 <w:sz w:val="30"/>
               </w:rPr>
-              <w:t>8+0=8</w:t>
+              <w:t>23-8=15</w:t>
             </w:r>
           </w:p>
         </w:tc>
@@ -1345,7 +1345,7 @@
                 <w:rFonts w:ascii="TimeNewRoman" w:hAnsi="TimeNewRoman"/>
                 <w:sz w:val="30"/>
               </w:rPr>
-              <w:t>21+12=33</w:t>
+              <w:t>2+88=90</w:t>
             </w:r>
           </w:p>
         </w:tc>
@@ -1362,7 +1362,7 @@
                 <w:rFonts w:ascii="TimeNewRoman" w:hAnsi="TimeNewRoman"/>
                 <w:sz w:val="30"/>
               </w:rPr>
-              <w:t>7+38=45</w:t>
+              <w:t>48-31=17</w:t>
             </w:r>
           </w:p>
         </w:tc>
@@ -1379,7 +1379,7 @@
                 <w:rFonts w:ascii="TimeNewRoman" w:hAnsi="TimeNewRoman"/>
                 <w:sz w:val="30"/>
               </w:rPr>
-              <w:t>46+6=52</w:t>
+              <w:t>34-13=21</w:t>
             </w:r>
           </w:p>
         </w:tc>
@@ -1396,7 +1396,7 @@
                 <w:rFonts w:ascii="TimeNewRoman" w:hAnsi="TimeNewRoman"/>
                 <w:sz w:val="30"/>
               </w:rPr>
-              <w:t>45-35=10</w:t>
+              <w:t>32+39=71</w:t>
             </w:r>
           </w:p>
         </w:tc>
@@ -1413,7 +1413,7 @@
                 <w:rFonts w:ascii="TimeNewRoman" w:hAnsi="TimeNewRoman"/>
                 <w:sz w:val="30"/>
               </w:rPr>
-              <w:t>72-64=8</w:t>
+              <w:t>75-51=24</w:t>
             </w:r>
           </w:p>
         </w:tc>
@@ -1432,7 +1432,7 @@
                 <w:rFonts w:ascii="TimeNewRoman" w:hAnsi="TimeNewRoman"/>
                 <w:sz w:val="30"/>
               </w:rPr>
-              <w:t>54-49=5</w:t>
+              <w:t>98-80=18</w:t>
             </w:r>
           </w:p>
         </w:tc>
@@ -1449,7 +1449,7 @@
                 <w:rFonts w:ascii="TimeNewRoman" w:hAnsi="TimeNewRoman"/>
                 <w:sz w:val="30"/>
               </w:rPr>
-              <w:t>66-19=47</w:t>
+              <w:t>95-36=59</w:t>
             </w:r>
           </w:p>
         </w:tc>
@@ -1466,7 +1466,7 @@
                 <w:rFonts w:ascii="TimeNewRoman" w:hAnsi="TimeNewRoman"/>
                 <w:sz w:val="30"/>
               </w:rPr>
-              <w:t>34-28=6</w:t>
+              <w:t>51-32=19</w:t>
             </w:r>
           </w:p>
         </w:tc>
@@ -1483,7 +1483,7 @@
                 <w:rFonts w:ascii="TimeNewRoman" w:hAnsi="TimeNewRoman"/>
                 <w:sz w:val="30"/>
               </w:rPr>
-              <w:t>20-0=20</w:t>
+              <w:t>64-46=18</w:t>
             </w:r>
           </w:p>
         </w:tc>
@@ -1500,7 +1500,7 @@
                 <w:rFonts w:ascii="TimeNewRoman" w:hAnsi="TimeNewRoman"/>
                 <w:sz w:val="30"/>
               </w:rPr>
-              <w:t>85-18=67</w:t>
+              <w:t>81+7=88</w:t>
             </w:r>
           </w:p>
         </w:tc>
@@ -1519,7 +1519,7 @@
                 <w:rFonts w:ascii="TimeNewRoman" w:hAnsi="TimeNewRoman"/>
                 <w:sz w:val="30"/>
               </w:rPr>
-              <w:t>21+17=38</w:t>
+              <w:t>15+5=20</w:t>
             </w:r>
           </w:p>
         </w:tc>
@@ -1536,7 +1536,7 @@
                 <w:rFonts w:ascii="TimeNewRoman" w:hAnsi="TimeNewRoman"/>
                 <w:sz w:val="30"/>
               </w:rPr>
-              <w:t>1+23=24</w:t>
+              <w:t>30+65=95</w:t>
             </w:r>
           </w:p>
         </w:tc>
@@ -1553,7 +1553,7 @@
                 <w:rFonts w:ascii="TimeNewRoman" w:hAnsi="TimeNewRoman"/>
                 <w:sz w:val="30"/>
               </w:rPr>
-              <w:t>44+20=64</w:t>
+              <w:t>25-5=20</w:t>
             </w:r>
           </w:p>
         </w:tc>
@@ -1570,7 +1570,7 @@
                 <w:rFonts w:ascii="TimeNewRoman" w:hAnsi="TimeNewRoman"/>
                 <w:sz w:val="30"/>
               </w:rPr>
-              <w:t>5+18=23</w:t>
+              <w:t>36-13=23</w:t>
             </w:r>
           </w:p>
         </w:tc>
@@ -1587,7 +1587,7 @@
                 <w:rFonts w:ascii="TimeNewRoman" w:hAnsi="TimeNewRoman"/>
                 <w:sz w:val="30"/>
               </w:rPr>
-              <w:t>13+51=64</w:t>
+              <w:t>30-9=21</w:t>
             </w:r>
           </w:p>
         </w:tc>
@@ -1606,7 +1606,7 @@
                 <w:rFonts w:ascii="TimeNewRoman" w:hAnsi="TimeNewRoman"/>
                 <w:sz w:val="30"/>
               </w:rPr>
-              <w:t>56+34=90</w:t>
+              <w:t>41-1=40</w:t>
             </w:r>
           </w:p>
         </w:tc>
@@ -1623,7 +1623,7 @@
                 <w:rFonts w:ascii="TimeNewRoman" w:hAnsi="TimeNewRoman"/>
                 <w:sz w:val="30"/>
               </w:rPr>
-              <w:t>17+24=41</w:t>
+              <w:t>54-39=15</w:t>
             </w:r>
           </w:p>
         </w:tc>
@@ -1640,7 +1640,7 @@
                 <w:rFonts w:ascii="TimeNewRoman" w:hAnsi="TimeNewRoman"/>
                 <w:sz w:val="30"/>
               </w:rPr>
-              <w:t>30+2=32</w:t>
+              <w:t>81-19=62</w:t>
             </w:r>
           </w:p>
         </w:tc>
@@ -1657,7 +1657,7 @@
                 <w:rFonts w:ascii="TimeNewRoman" w:hAnsi="TimeNewRoman"/>
                 <w:sz w:val="30"/>
               </w:rPr>
-              <w:t>39-19=20</w:t>
+              <w:t>94-72=22</w:t>
             </w:r>
           </w:p>
         </w:tc>
@@ -1674,7 +1674,7 @@
                 <w:rFonts w:ascii="TimeNewRoman" w:hAnsi="TimeNewRoman"/>
                 <w:sz w:val="30"/>
               </w:rPr>
-              <w:t>4+21=25</w:t>
+              <w:t>54-6=48</w:t>
             </w:r>
           </w:p>
         </w:tc>
@@ -1693,7 +1693,7 @@
                 <w:rFonts w:ascii="TimeNewRoman" w:hAnsi="TimeNewRoman"/>
                 <w:sz w:val="30"/>
               </w:rPr>
-              <w:t>26+24=50</w:t>
+              <w:t>88-35=53</w:t>
             </w:r>
           </w:p>
         </w:tc>
@@ -1710,7 +1710,7 @@
                 <w:rFonts w:ascii="TimeNewRoman" w:hAnsi="TimeNewRoman"/>
                 <w:sz w:val="30"/>
               </w:rPr>
-              <w:t>61-49=12</w:t>
+              <w:t>65-57=8</w:t>
             </w:r>
           </w:p>
         </w:tc>
@@ -1727,7 +1727,7 @@
                 <w:rFonts w:ascii="TimeNewRoman" w:hAnsi="TimeNewRoman"/>
                 <w:sz w:val="30"/>
               </w:rPr>
-              <w:t>11+55=66</w:t>
+              <w:t>99-24=75</w:t>
             </w:r>
           </w:p>
         </w:tc>
@@ -1744,7 +1744,7 @@
                 <w:rFonts w:ascii="TimeNewRoman" w:hAnsi="TimeNewRoman"/>
                 <w:sz w:val="30"/>
               </w:rPr>
-              <w:t>96-7=89</w:t>
+              <w:t>43+5=48</w:t>
             </w:r>
           </w:p>
         </w:tc>
@@ -1761,7 +1761,7 @@
                 <w:rFonts w:ascii="TimeNewRoman" w:hAnsi="TimeNewRoman"/>
                 <w:sz w:val="30"/>
               </w:rPr>
-              <w:t>94+4=98</w:t>
+              <w:t>72+17=89</w:t>
             </w:r>
           </w:p>
         </w:tc>

--- a/answers-of-addition_and_subtraction_within_100.docx
+++ b/answers-of-addition_and_subtraction_within_100.docx
@@ -11,7 +11,7 @@
           <w:rFonts w:ascii="Arial" w:hAnsi="Arial"/>
           <w:sz w:val="30"/>
         </w:rPr>
-        <w:t>2026-09-21 Monday</w:t>
+        <w:t>2026-09-22 Tuesday</w:t>
       </w:r>
     </w:p>
     <w:tbl>
@@ -40,7 +40,7 @@
                 <w:rFonts w:ascii="TimeNewRoman" w:hAnsi="TimeNewRoman"/>
                 <w:sz w:val="30"/>
               </w:rPr>
-              <w:t>31-28=3</w:t>
+              <w:t>16+78=94</w:t>
             </w:r>
           </w:p>
         </w:tc>
@@ -57,7 +57,7 @@
                 <w:rFonts w:ascii="TimeNewRoman" w:hAnsi="TimeNewRoman"/>
                 <w:sz w:val="30"/>
               </w:rPr>
-              <w:t>94-59=35</w:t>
+              <w:t>51+17=68</w:t>
             </w:r>
           </w:p>
         </w:tc>
@@ -74,7 +74,1626 @@
                 <w:rFonts w:ascii="TimeNewRoman" w:hAnsi="TimeNewRoman"/>
                 <w:sz w:val="30"/>
               </w:rPr>
-              <w:t>75-61=14</w:t>
+              <w:t>35-19=16</w:t>
+            </w:r>
+          </w:p>
+        </w:tc>
+        <w:tc>
+          <w:tcPr>
+            <w:tcW w:type="dxa" w:w="1987"/>
+          </w:tcPr>
+          <w:p>
+            <w:pPr>
+              <w:jc w:val="left"/>
+            </w:pPr>
+            <w:r>
+              <w:rPr>
+                <w:rFonts w:ascii="TimeNewRoman" w:hAnsi="TimeNewRoman"/>
+                <w:sz w:val="30"/>
+              </w:rPr>
+              <w:t>96-51=45</w:t>
+            </w:r>
+          </w:p>
+        </w:tc>
+        <w:tc>
+          <w:tcPr>
+            <w:tcW w:type="dxa" w:w="1987"/>
+          </w:tcPr>
+          <w:p>
+            <w:pPr>
+              <w:jc w:val="left"/>
+            </w:pPr>
+            <w:r>
+              <w:rPr>
+                <w:rFonts w:ascii="TimeNewRoman" w:hAnsi="TimeNewRoman"/>
+                <w:sz w:val="30"/>
+              </w:rPr>
+              <w:t>67+22=89</w:t>
+            </w:r>
+          </w:p>
+        </w:tc>
+      </w:tr>
+      <w:tr>
+        <w:tc>
+          <w:tcPr>
+            <w:tcW w:type="dxa" w:w="1987"/>
+          </w:tcPr>
+          <w:p>
+            <w:pPr>
+              <w:jc w:val="left"/>
+            </w:pPr>
+            <w:r>
+              <w:rPr>
+                <w:rFonts w:ascii="TimeNewRoman" w:hAnsi="TimeNewRoman"/>
+                <w:sz w:val="30"/>
+              </w:rPr>
+              <w:t>60-56=4</w:t>
+            </w:r>
+          </w:p>
+        </w:tc>
+        <w:tc>
+          <w:tcPr>
+            <w:tcW w:type="dxa" w:w="1987"/>
+          </w:tcPr>
+          <w:p>
+            <w:pPr>
+              <w:jc w:val="left"/>
+            </w:pPr>
+            <w:r>
+              <w:rPr>
+                <w:rFonts w:ascii="TimeNewRoman" w:hAnsi="TimeNewRoman"/>
+                <w:sz w:val="30"/>
+              </w:rPr>
+              <w:t>29-14=15</w:t>
+            </w:r>
+          </w:p>
+        </w:tc>
+        <w:tc>
+          <w:tcPr>
+            <w:tcW w:type="dxa" w:w="1987"/>
+          </w:tcPr>
+          <w:p>
+            <w:pPr>
+              <w:jc w:val="left"/>
+            </w:pPr>
+            <w:r>
+              <w:rPr>
+                <w:rFonts w:ascii="TimeNewRoman" w:hAnsi="TimeNewRoman"/>
+                <w:sz w:val="30"/>
+              </w:rPr>
+              <w:t>55-0=55</w:t>
+            </w:r>
+          </w:p>
+        </w:tc>
+        <w:tc>
+          <w:tcPr>
+            <w:tcW w:type="dxa" w:w="1987"/>
+          </w:tcPr>
+          <w:p>
+            <w:pPr>
+              <w:jc w:val="left"/>
+            </w:pPr>
+            <w:r>
+              <w:rPr>
+                <w:rFonts w:ascii="TimeNewRoman" w:hAnsi="TimeNewRoman"/>
+                <w:sz w:val="30"/>
+              </w:rPr>
+              <w:t>75+24=99</w:t>
+            </w:r>
+          </w:p>
+        </w:tc>
+        <w:tc>
+          <w:tcPr>
+            <w:tcW w:type="dxa" w:w="1987"/>
+          </w:tcPr>
+          <w:p>
+            <w:pPr>
+              <w:jc w:val="left"/>
+            </w:pPr>
+            <w:r>
+              <w:rPr>
+                <w:rFonts w:ascii="TimeNewRoman" w:hAnsi="TimeNewRoman"/>
+                <w:sz w:val="30"/>
+              </w:rPr>
+              <w:t>46-15=31</w:t>
+            </w:r>
+          </w:p>
+        </w:tc>
+      </w:tr>
+      <w:tr>
+        <w:tc>
+          <w:tcPr>
+            <w:tcW w:type="dxa" w:w="1987"/>
+          </w:tcPr>
+          <w:p>
+            <w:pPr>
+              <w:jc w:val="left"/>
+            </w:pPr>
+            <w:r>
+              <w:rPr>
+                <w:rFonts w:ascii="TimeNewRoman" w:hAnsi="TimeNewRoman"/>
+                <w:sz w:val="30"/>
+              </w:rPr>
+              <w:t>84-65=19</w:t>
+            </w:r>
+          </w:p>
+        </w:tc>
+        <w:tc>
+          <w:tcPr>
+            <w:tcW w:type="dxa" w:w="1987"/>
+          </w:tcPr>
+          <w:p>
+            <w:pPr>
+              <w:jc w:val="left"/>
+            </w:pPr>
+            <w:r>
+              <w:rPr>
+                <w:rFonts w:ascii="TimeNewRoman" w:hAnsi="TimeNewRoman"/>
+                <w:sz w:val="30"/>
+              </w:rPr>
+              <w:t>41+7=48</w:t>
+            </w:r>
+          </w:p>
+        </w:tc>
+        <w:tc>
+          <w:tcPr>
+            <w:tcW w:type="dxa" w:w="1987"/>
+          </w:tcPr>
+          <w:p>
+            <w:pPr>
+              <w:jc w:val="left"/>
+            </w:pPr>
+            <w:r>
+              <w:rPr>
+                <w:rFonts w:ascii="TimeNewRoman" w:hAnsi="TimeNewRoman"/>
+                <w:sz w:val="30"/>
+              </w:rPr>
+              <w:t>53-27=26</w:t>
+            </w:r>
+          </w:p>
+        </w:tc>
+        <w:tc>
+          <w:tcPr>
+            <w:tcW w:type="dxa" w:w="1987"/>
+          </w:tcPr>
+          <w:p>
+            <w:pPr>
+              <w:jc w:val="left"/>
+            </w:pPr>
+            <w:r>
+              <w:rPr>
+                <w:rFonts w:ascii="TimeNewRoman" w:hAnsi="TimeNewRoman"/>
+                <w:sz w:val="30"/>
+              </w:rPr>
+              <w:t>35-3=32</w:t>
+            </w:r>
+          </w:p>
+        </w:tc>
+        <w:tc>
+          <w:tcPr>
+            <w:tcW w:type="dxa" w:w="1987"/>
+          </w:tcPr>
+          <w:p>
+            <w:pPr>
+              <w:jc w:val="left"/>
+            </w:pPr>
+            <w:r>
+              <w:rPr>
+                <w:rFonts w:ascii="TimeNewRoman" w:hAnsi="TimeNewRoman"/>
+                <w:sz w:val="30"/>
+              </w:rPr>
+              <w:t>1+23=24</w:t>
+            </w:r>
+          </w:p>
+        </w:tc>
+      </w:tr>
+      <w:tr>
+        <w:tc>
+          <w:tcPr>
+            <w:tcW w:type="dxa" w:w="1987"/>
+          </w:tcPr>
+          <w:p>
+            <w:pPr>
+              <w:jc w:val="left"/>
+            </w:pPr>
+            <w:r>
+              <w:rPr>
+                <w:rFonts w:ascii="TimeNewRoman" w:hAnsi="TimeNewRoman"/>
+                <w:sz w:val="30"/>
+              </w:rPr>
+              <w:t>29+31=60</w:t>
+            </w:r>
+          </w:p>
+        </w:tc>
+        <w:tc>
+          <w:tcPr>
+            <w:tcW w:type="dxa" w:w="1987"/>
+          </w:tcPr>
+          <w:p>
+            <w:pPr>
+              <w:jc w:val="left"/>
+            </w:pPr>
+            <w:r>
+              <w:rPr>
+                <w:rFonts w:ascii="TimeNewRoman" w:hAnsi="TimeNewRoman"/>
+                <w:sz w:val="30"/>
+              </w:rPr>
+              <w:t>28+29=57</w:t>
+            </w:r>
+          </w:p>
+        </w:tc>
+        <w:tc>
+          <w:tcPr>
+            <w:tcW w:type="dxa" w:w="1987"/>
+          </w:tcPr>
+          <w:p>
+            <w:pPr>
+              <w:jc w:val="left"/>
+            </w:pPr>
+            <w:r>
+              <w:rPr>
+                <w:rFonts w:ascii="TimeNewRoman" w:hAnsi="TimeNewRoman"/>
+                <w:sz w:val="30"/>
+              </w:rPr>
+              <w:t>22+55=77</w:t>
+            </w:r>
+          </w:p>
+        </w:tc>
+        <w:tc>
+          <w:tcPr>
+            <w:tcW w:type="dxa" w:w="1987"/>
+          </w:tcPr>
+          <w:p>
+            <w:pPr>
+              <w:jc w:val="left"/>
+            </w:pPr>
+            <w:r>
+              <w:rPr>
+                <w:rFonts w:ascii="TimeNewRoman" w:hAnsi="TimeNewRoman"/>
+                <w:sz w:val="30"/>
+              </w:rPr>
+              <w:t>27+13=40</w:t>
+            </w:r>
+          </w:p>
+        </w:tc>
+        <w:tc>
+          <w:tcPr>
+            <w:tcW w:type="dxa" w:w="1987"/>
+          </w:tcPr>
+          <w:p>
+            <w:pPr>
+              <w:jc w:val="left"/>
+            </w:pPr>
+            <w:r>
+              <w:rPr>
+                <w:rFonts w:ascii="TimeNewRoman" w:hAnsi="TimeNewRoman"/>
+                <w:sz w:val="30"/>
+              </w:rPr>
+              <w:t>88-75=13</w:t>
+            </w:r>
+          </w:p>
+        </w:tc>
+      </w:tr>
+      <w:tr>
+        <w:tc>
+          <w:tcPr>
+            <w:tcW w:type="dxa" w:w="1987"/>
+          </w:tcPr>
+          <w:p>
+            <w:pPr>
+              <w:jc w:val="left"/>
+            </w:pPr>
+            <w:r>
+              <w:rPr>
+                <w:rFonts w:ascii="TimeNewRoman" w:hAnsi="TimeNewRoman"/>
+                <w:sz w:val="30"/>
+              </w:rPr>
+              <w:t>4+41=45</w:t>
+            </w:r>
+          </w:p>
+        </w:tc>
+        <w:tc>
+          <w:tcPr>
+            <w:tcW w:type="dxa" w:w="1987"/>
+          </w:tcPr>
+          <w:p>
+            <w:pPr>
+              <w:jc w:val="left"/>
+            </w:pPr>
+            <w:r>
+              <w:rPr>
+                <w:rFonts w:ascii="TimeNewRoman" w:hAnsi="TimeNewRoman"/>
+                <w:sz w:val="30"/>
+              </w:rPr>
+              <w:t>72+1=73</w:t>
+            </w:r>
+          </w:p>
+        </w:tc>
+        <w:tc>
+          <w:tcPr>
+            <w:tcW w:type="dxa" w:w="1987"/>
+          </w:tcPr>
+          <w:p>
+            <w:pPr>
+              <w:jc w:val="left"/>
+            </w:pPr>
+            <w:r>
+              <w:rPr>
+                <w:rFonts w:ascii="TimeNewRoman" w:hAnsi="TimeNewRoman"/>
+                <w:sz w:val="30"/>
+              </w:rPr>
+              <w:t>43-42=1</w:t>
+            </w:r>
+          </w:p>
+        </w:tc>
+        <w:tc>
+          <w:tcPr>
+            <w:tcW w:type="dxa" w:w="1987"/>
+          </w:tcPr>
+          <w:p>
+            <w:pPr>
+              <w:jc w:val="left"/>
+            </w:pPr>
+            <w:r>
+              <w:rPr>
+                <w:rFonts w:ascii="TimeNewRoman" w:hAnsi="TimeNewRoman"/>
+                <w:sz w:val="30"/>
+              </w:rPr>
+              <w:t>52+29=81</w:t>
+            </w:r>
+          </w:p>
+        </w:tc>
+        <w:tc>
+          <w:tcPr>
+            <w:tcW w:type="dxa" w:w="1987"/>
+          </w:tcPr>
+          <w:p>
+            <w:pPr>
+              <w:jc w:val="left"/>
+            </w:pPr>
+            <w:r>
+              <w:rPr>
+                <w:rFonts w:ascii="TimeNewRoman" w:hAnsi="TimeNewRoman"/>
+                <w:sz w:val="30"/>
+              </w:rPr>
+              <w:t>7+64=71</w:t>
+            </w:r>
+          </w:p>
+        </w:tc>
+      </w:tr>
+      <w:tr>
+        <w:tc>
+          <w:tcPr>
+            <w:tcW w:type="dxa" w:w="1987"/>
+          </w:tcPr>
+          <w:p>
+            <w:pPr>
+              <w:jc w:val="left"/>
+            </w:pPr>
+            <w:r>
+              <w:rPr>
+                <w:rFonts w:ascii="TimeNewRoman" w:hAnsi="TimeNewRoman"/>
+                <w:sz w:val="30"/>
+              </w:rPr>
+              <w:t>69-64=5</w:t>
+            </w:r>
+          </w:p>
+        </w:tc>
+        <w:tc>
+          <w:tcPr>
+            <w:tcW w:type="dxa" w:w="1987"/>
+          </w:tcPr>
+          <w:p>
+            <w:pPr>
+              <w:jc w:val="left"/>
+            </w:pPr>
+            <w:r>
+              <w:rPr>
+                <w:rFonts w:ascii="TimeNewRoman" w:hAnsi="TimeNewRoman"/>
+                <w:sz w:val="30"/>
+              </w:rPr>
+              <w:t>61-54=7</w:t>
+            </w:r>
+          </w:p>
+        </w:tc>
+        <w:tc>
+          <w:tcPr>
+            <w:tcW w:type="dxa" w:w="1987"/>
+          </w:tcPr>
+          <w:p>
+            <w:pPr>
+              <w:jc w:val="left"/>
+            </w:pPr>
+            <w:r>
+              <w:rPr>
+                <w:rFonts w:ascii="TimeNewRoman" w:hAnsi="TimeNewRoman"/>
+                <w:sz w:val="30"/>
+              </w:rPr>
+              <w:t>91-39=52</w:t>
+            </w:r>
+          </w:p>
+        </w:tc>
+        <w:tc>
+          <w:tcPr>
+            <w:tcW w:type="dxa" w:w="1987"/>
+          </w:tcPr>
+          <w:p>
+            <w:pPr>
+              <w:jc w:val="left"/>
+            </w:pPr>
+            <w:r>
+              <w:rPr>
+                <w:rFonts w:ascii="TimeNewRoman" w:hAnsi="TimeNewRoman"/>
+                <w:sz w:val="30"/>
+              </w:rPr>
+              <w:t>65-53=12</w:t>
+            </w:r>
+          </w:p>
+        </w:tc>
+        <w:tc>
+          <w:tcPr>
+            <w:tcW w:type="dxa" w:w="1987"/>
+          </w:tcPr>
+          <w:p>
+            <w:pPr>
+              <w:jc w:val="left"/>
+            </w:pPr>
+            <w:r>
+              <w:rPr>
+                <w:rFonts w:ascii="TimeNewRoman" w:hAnsi="TimeNewRoman"/>
+                <w:sz w:val="30"/>
+              </w:rPr>
+              <w:t>38-25=13</w:t>
+            </w:r>
+          </w:p>
+        </w:tc>
+      </w:tr>
+      <w:tr>
+        <w:tc>
+          <w:tcPr>
+            <w:tcW w:type="dxa" w:w="1987"/>
+          </w:tcPr>
+          <w:p>
+            <w:pPr>
+              <w:jc w:val="left"/>
+            </w:pPr>
+            <w:r>
+              <w:rPr>
+                <w:rFonts w:ascii="TimeNewRoman" w:hAnsi="TimeNewRoman"/>
+                <w:sz w:val="30"/>
+              </w:rPr>
+              <w:t>59-17=42</w:t>
+            </w:r>
+          </w:p>
+        </w:tc>
+        <w:tc>
+          <w:tcPr>
+            <w:tcW w:type="dxa" w:w="1987"/>
+          </w:tcPr>
+          <w:p>
+            <w:pPr>
+              <w:jc w:val="left"/>
+            </w:pPr>
+            <w:r>
+              <w:rPr>
+                <w:rFonts w:ascii="TimeNewRoman" w:hAnsi="TimeNewRoman"/>
+                <w:sz w:val="30"/>
+              </w:rPr>
+              <w:t>26+12=38</w:t>
+            </w:r>
+          </w:p>
+        </w:tc>
+        <w:tc>
+          <w:tcPr>
+            <w:tcW w:type="dxa" w:w="1987"/>
+          </w:tcPr>
+          <w:p>
+            <w:pPr>
+              <w:jc w:val="left"/>
+            </w:pPr>
+            <w:r>
+              <w:rPr>
+                <w:rFonts w:ascii="TimeNewRoman" w:hAnsi="TimeNewRoman"/>
+                <w:sz w:val="30"/>
+              </w:rPr>
+              <w:t>80-79=1</w:t>
+            </w:r>
+          </w:p>
+        </w:tc>
+        <w:tc>
+          <w:tcPr>
+            <w:tcW w:type="dxa" w:w="1987"/>
+          </w:tcPr>
+          <w:p>
+            <w:pPr>
+              <w:jc w:val="left"/>
+            </w:pPr>
+            <w:r>
+              <w:rPr>
+                <w:rFonts w:ascii="TimeNewRoman" w:hAnsi="TimeNewRoman"/>
+                <w:sz w:val="30"/>
+              </w:rPr>
+              <w:t>16+78=94</w:t>
+            </w:r>
+          </w:p>
+        </w:tc>
+        <w:tc>
+          <w:tcPr>
+            <w:tcW w:type="dxa" w:w="1987"/>
+          </w:tcPr>
+          <w:p>
+            <w:pPr>
+              <w:jc w:val="left"/>
+            </w:pPr>
+            <w:r>
+              <w:rPr>
+                <w:rFonts w:ascii="TimeNewRoman" w:hAnsi="TimeNewRoman"/>
+                <w:sz w:val="30"/>
+              </w:rPr>
+              <w:t>99-71=28</w:t>
+            </w:r>
+          </w:p>
+        </w:tc>
+      </w:tr>
+      <w:tr>
+        <w:tc>
+          <w:tcPr>
+            <w:tcW w:type="dxa" w:w="1987"/>
+          </w:tcPr>
+          <w:p>
+            <w:pPr>
+              <w:jc w:val="left"/>
+            </w:pPr>
+            <w:r>
+              <w:rPr>
+                <w:rFonts w:ascii="TimeNewRoman" w:hAnsi="TimeNewRoman"/>
+                <w:sz w:val="30"/>
+              </w:rPr>
+              <w:t>34-24=10</w:t>
+            </w:r>
+          </w:p>
+        </w:tc>
+        <w:tc>
+          <w:tcPr>
+            <w:tcW w:type="dxa" w:w="1987"/>
+          </w:tcPr>
+          <w:p>
+            <w:pPr>
+              <w:jc w:val="left"/>
+            </w:pPr>
+            <w:r>
+              <w:rPr>
+                <w:rFonts w:ascii="TimeNewRoman" w:hAnsi="TimeNewRoman"/>
+                <w:sz w:val="30"/>
+              </w:rPr>
+              <w:t>22-8=14</w:t>
+            </w:r>
+          </w:p>
+        </w:tc>
+        <w:tc>
+          <w:tcPr>
+            <w:tcW w:type="dxa" w:w="1987"/>
+          </w:tcPr>
+          <w:p>
+            <w:pPr>
+              <w:jc w:val="left"/>
+            </w:pPr>
+            <w:r>
+              <w:rPr>
+                <w:rFonts w:ascii="TimeNewRoman" w:hAnsi="TimeNewRoman"/>
+                <w:sz w:val="30"/>
+              </w:rPr>
+              <w:t>45+9=54</w:t>
+            </w:r>
+          </w:p>
+        </w:tc>
+        <w:tc>
+          <w:tcPr>
+            <w:tcW w:type="dxa" w:w="1987"/>
+          </w:tcPr>
+          <w:p>
+            <w:pPr>
+              <w:jc w:val="left"/>
+            </w:pPr>
+            <w:r>
+              <w:rPr>
+                <w:rFonts w:ascii="TimeNewRoman" w:hAnsi="TimeNewRoman"/>
+                <w:sz w:val="30"/>
+              </w:rPr>
+              <w:t>94-72=22</w:t>
+            </w:r>
+          </w:p>
+        </w:tc>
+        <w:tc>
+          <w:tcPr>
+            <w:tcW w:type="dxa" w:w="1987"/>
+          </w:tcPr>
+          <w:p>
+            <w:pPr>
+              <w:jc w:val="left"/>
+            </w:pPr>
+            <w:r>
+              <w:rPr>
+                <w:rFonts w:ascii="TimeNewRoman" w:hAnsi="TimeNewRoman"/>
+                <w:sz w:val="30"/>
+              </w:rPr>
+              <w:t>24+37=61</w:t>
+            </w:r>
+          </w:p>
+        </w:tc>
+      </w:tr>
+      <w:tr>
+        <w:tc>
+          <w:tcPr>
+            <w:tcW w:type="dxa" w:w="1987"/>
+          </w:tcPr>
+          <w:p>
+            <w:pPr>
+              <w:jc w:val="left"/>
+            </w:pPr>
+            <w:r>
+              <w:rPr>
+                <w:rFonts w:ascii="TimeNewRoman" w:hAnsi="TimeNewRoman"/>
+                <w:sz w:val="30"/>
+              </w:rPr>
+              <w:t>16+2=18</w:t>
+            </w:r>
+          </w:p>
+        </w:tc>
+        <w:tc>
+          <w:tcPr>
+            <w:tcW w:type="dxa" w:w="1987"/>
+          </w:tcPr>
+          <w:p>
+            <w:pPr>
+              <w:jc w:val="left"/>
+            </w:pPr>
+            <w:r>
+              <w:rPr>
+                <w:rFonts w:ascii="TimeNewRoman" w:hAnsi="TimeNewRoman"/>
+                <w:sz w:val="30"/>
+              </w:rPr>
+              <w:t>46-7=39</w:t>
+            </w:r>
+          </w:p>
+        </w:tc>
+        <w:tc>
+          <w:tcPr>
+            <w:tcW w:type="dxa" w:w="1987"/>
+          </w:tcPr>
+          <w:p>
+            <w:pPr>
+              <w:jc w:val="left"/>
+            </w:pPr>
+            <w:r>
+              <w:rPr>
+                <w:rFonts w:ascii="TimeNewRoman" w:hAnsi="TimeNewRoman"/>
+                <w:sz w:val="30"/>
+              </w:rPr>
+              <w:t>51-20=31</w:t>
+            </w:r>
+          </w:p>
+        </w:tc>
+        <w:tc>
+          <w:tcPr>
+            <w:tcW w:type="dxa" w:w="1987"/>
+          </w:tcPr>
+          <w:p>
+            <w:pPr>
+              <w:jc w:val="left"/>
+            </w:pPr>
+            <w:r>
+              <w:rPr>
+                <w:rFonts w:ascii="TimeNewRoman" w:hAnsi="TimeNewRoman"/>
+                <w:sz w:val="30"/>
+              </w:rPr>
+              <w:t>27+18=45</w:t>
+            </w:r>
+          </w:p>
+        </w:tc>
+        <w:tc>
+          <w:tcPr>
+            <w:tcW w:type="dxa" w:w="1987"/>
+          </w:tcPr>
+          <w:p>
+            <w:pPr>
+              <w:jc w:val="left"/>
+            </w:pPr>
+            <w:r>
+              <w:rPr>
+                <w:rFonts w:ascii="TimeNewRoman" w:hAnsi="TimeNewRoman"/>
+                <w:sz w:val="30"/>
+              </w:rPr>
+              <w:t>80+5=85</w:t>
+            </w:r>
+          </w:p>
+        </w:tc>
+      </w:tr>
+      <w:tr>
+        <w:tc>
+          <w:tcPr>
+            <w:tcW w:type="dxa" w:w="1987"/>
+          </w:tcPr>
+          <w:p>
+            <w:pPr>
+              <w:jc w:val="left"/>
+            </w:pPr>
+            <w:r>
+              <w:rPr>
+                <w:rFonts w:ascii="TimeNewRoman" w:hAnsi="TimeNewRoman"/>
+                <w:sz w:val="30"/>
+              </w:rPr>
+              <w:t>97-17=80</w:t>
+            </w:r>
+          </w:p>
+        </w:tc>
+        <w:tc>
+          <w:tcPr>
+            <w:tcW w:type="dxa" w:w="1987"/>
+          </w:tcPr>
+          <w:p>
+            <w:pPr>
+              <w:jc w:val="left"/>
+            </w:pPr>
+            <w:r>
+              <w:rPr>
+                <w:rFonts w:ascii="TimeNewRoman" w:hAnsi="TimeNewRoman"/>
+                <w:sz w:val="30"/>
+              </w:rPr>
+              <w:t>3+15=18</w:t>
+            </w:r>
+          </w:p>
+        </w:tc>
+        <w:tc>
+          <w:tcPr>
+            <w:tcW w:type="dxa" w:w="1987"/>
+          </w:tcPr>
+          <w:p>
+            <w:pPr>
+              <w:jc w:val="left"/>
+            </w:pPr>
+            <w:r>
+              <w:rPr>
+                <w:rFonts w:ascii="TimeNewRoman" w:hAnsi="TimeNewRoman"/>
+                <w:sz w:val="30"/>
+              </w:rPr>
+              <w:t>59-26=33</w:t>
+            </w:r>
+          </w:p>
+        </w:tc>
+        <w:tc>
+          <w:tcPr>
+            <w:tcW w:type="dxa" w:w="1987"/>
+          </w:tcPr>
+          <w:p>
+            <w:pPr>
+              <w:jc w:val="left"/>
+            </w:pPr>
+            <w:r>
+              <w:rPr>
+                <w:rFonts w:ascii="TimeNewRoman" w:hAnsi="TimeNewRoman"/>
+                <w:sz w:val="30"/>
+              </w:rPr>
+              <w:t>19+32=51</w:t>
+            </w:r>
+          </w:p>
+        </w:tc>
+        <w:tc>
+          <w:tcPr>
+            <w:tcW w:type="dxa" w:w="1987"/>
+          </w:tcPr>
+          <w:p>
+            <w:pPr>
+              <w:jc w:val="left"/>
+            </w:pPr>
+            <w:r>
+              <w:rPr>
+                <w:rFonts w:ascii="TimeNewRoman" w:hAnsi="TimeNewRoman"/>
+                <w:sz w:val="30"/>
+              </w:rPr>
+              <w:t>5+89=94</w:t>
+            </w:r>
+          </w:p>
+        </w:tc>
+      </w:tr>
+      <w:tr>
+        <w:tc>
+          <w:tcPr>
+            <w:tcW w:type="dxa" w:w="1987"/>
+          </w:tcPr>
+          <w:p>
+            <w:pPr>
+              <w:jc w:val="left"/>
+            </w:pPr>
+            <w:r>
+              <w:rPr>
+                <w:rFonts w:ascii="TimeNewRoman" w:hAnsi="TimeNewRoman"/>
+                <w:sz w:val="30"/>
+              </w:rPr>
+              <w:t>74+12=86</w:t>
+            </w:r>
+          </w:p>
+        </w:tc>
+        <w:tc>
+          <w:tcPr>
+            <w:tcW w:type="dxa" w:w="1987"/>
+          </w:tcPr>
+          <w:p>
+            <w:pPr>
+              <w:jc w:val="left"/>
+            </w:pPr>
+            <w:r>
+              <w:rPr>
+                <w:rFonts w:ascii="TimeNewRoman" w:hAnsi="TimeNewRoman"/>
+                <w:sz w:val="30"/>
+              </w:rPr>
+              <w:t>49+29=78</w:t>
+            </w:r>
+          </w:p>
+        </w:tc>
+        <w:tc>
+          <w:tcPr>
+            <w:tcW w:type="dxa" w:w="1987"/>
+          </w:tcPr>
+          <w:p>
+            <w:pPr>
+              <w:jc w:val="left"/>
+            </w:pPr>
+            <w:r>
+              <w:rPr>
+                <w:rFonts w:ascii="TimeNewRoman" w:hAnsi="TimeNewRoman"/>
+                <w:sz w:val="30"/>
+              </w:rPr>
+              <w:t>31+51=82</w:t>
+            </w:r>
+          </w:p>
+        </w:tc>
+        <w:tc>
+          <w:tcPr>
+            <w:tcW w:type="dxa" w:w="1987"/>
+          </w:tcPr>
+          <w:p>
+            <w:pPr>
+              <w:jc w:val="left"/>
+            </w:pPr>
+            <w:r>
+              <w:rPr>
+                <w:rFonts w:ascii="TimeNewRoman" w:hAnsi="TimeNewRoman"/>
+                <w:sz w:val="30"/>
+              </w:rPr>
+              <w:t>10+88=98</w:t>
+            </w:r>
+          </w:p>
+        </w:tc>
+        <w:tc>
+          <w:tcPr>
+            <w:tcW w:type="dxa" w:w="1987"/>
+          </w:tcPr>
+          <w:p>
+            <w:pPr>
+              <w:jc w:val="left"/>
+            </w:pPr>
+            <w:r>
+              <w:rPr>
+                <w:rFonts w:ascii="TimeNewRoman" w:hAnsi="TimeNewRoman"/>
+                <w:sz w:val="30"/>
+              </w:rPr>
+              <w:t>84+3=87</w:t>
+            </w:r>
+          </w:p>
+        </w:tc>
+      </w:tr>
+      <w:tr>
+        <w:tc>
+          <w:tcPr>
+            <w:tcW w:type="dxa" w:w="1987"/>
+          </w:tcPr>
+          <w:p>
+            <w:pPr>
+              <w:jc w:val="left"/>
+            </w:pPr>
+            <w:r>
+              <w:rPr>
+                <w:rFonts w:ascii="TimeNewRoman" w:hAnsi="TimeNewRoman"/>
+                <w:sz w:val="30"/>
+              </w:rPr>
+              <w:t>96-6=90</w:t>
+            </w:r>
+          </w:p>
+        </w:tc>
+        <w:tc>
+          <w:tcPr>
+            <w:tcW w:type="dxa" w:w="1987"/>
+          </w:tcPr>
+          <w:p>
+            <w:pPr>
+              <w:jc w:val="left"/>
+            </w:pPr>
+            <w:r>
+              <w:rPr>
+                <w:rFonts w:ascii="TimeNewRoman" w:hAnsi="TimeNewRoman"/>
+                <w:sz w:val="30"/>
+              </w:rPr>
+              <w:t>52-18=34</w:t>
+            </w:r>
+          </w:p>
+        </w:tc>
+        <w:tc>
+          <w:tcPr>
+            <w:tcW w:type="dxa" w:w="1987"/>
+          </w:tcPr>
+          <w:p>
+            <w:pPr>
+              <w:jc w:val="left"/>
+            </w:pPr>
+            <w:r>
+              <w:rPr>
+                <w:rFonts w:ascii="TimeNewRoman" w:hAnsi="TimeNewRoman"/>
+                <w:sz w:val="30"/>
+              </w:rPr>
+              <w:t>94-82=12</w:t>
+            </w:r>
+          </w:p>
+        </w:tc>
+        <w:tc>
+          <w:tcPr>
+            <w:tcW w:type="dxa" w:w="1987"/>
+          </w:tcPr>
+          <w:p>
+            <w:pPr>
+              <w:jc w:val="left"/>
+            </w:pPr>
+            <w:r>
+              <w:rPr>
+                <w:rFonts w:ascii="TimeNewRoman" w:hAnsi="TimeNewRoman"/>
+                <w:sz w:val="30"/>
+              </w:rPr>
+              <w:t>80-25=55</w:t>
+            </w:r>
+          </w:p>
+        </w:tc>
+        <w:tc>
+          <w:tcPr>
+            <w:tcW w:type="dxa" w:w="1987"/>
+          </w:tcPr>
+          <w:p>
+            <w:pPr>
+              <w:jc w:val="left"/>
+            </w:pPr>
+            <w:r>
+              <w:rPr>
+                <w:rFonts w:ascii="TimeNewRoman" w:hAnsi="TimeNewRoman"/>
+                <w:sz w:val="30"/>
+              </w:rPr>
+              <w:t>86-4=82</w:t>
+            </w:r>
+          </w:p>
+        </w:tc>
+      </w:tr>
+      <w:tr>
+        <w:tc>
+          <w:tcPr>
+            <w:tcW w:type="dxa" w:w="1987"/>
+          </w:tcPr>
+          <w:p>
+            <w:pPr>
+              <w:jc w:val="left"/>
+            </w:pPr>
+            <w:r>
+              <w:rPr>
+                <w:rFonts w:ascii="TimeNewRoman" w:hAnsi="TimeNewRoman"/>
+                <w:sz w:val="30"/>
+              </w:rPr>
+              <w:t>25+52=77</w:t>
+            </w:r>
+          </w:p>
+        </w:tc>
+        <w:tc>
+          <w:tcPr>
+            <w:tcW w:type="dxa" w:w="1987"/>
+          </w:tcPr>
+          <w:p>
+            <w:pPr>
+              <w:jc w:val="left"/>
+            </w:pPr>
+            <w:r>
+              <w:rPr>
+                <w:rFonts w:ascii="TimeNewRoman" w:hAnsi="TimeNewRoman"/>
+                <w:sz w:val="30"/>
+              </w:rPr>
+              <w:t>14-11=3</w:t>
+            </w:r>
+          </w:p>
+        </w:tc>
+        <w:tc>
+          <w:tcPr>
+            <w:tcW w:type="dxa" w:w="1987"/>
+          </w:tcPr>
+          <w:p>
+            <w:pPr>
+              <w:jc w:val="left"/>
+            </w:pPr>
+            <w:r>
+              <w:rPr>
+                <w:rFonts w:ascii="TimeNewRoman" w:hAnsi="TimeNewRoman"/>
+                <w:sz w:val="30"/>
+              </w:rPr>
+              <w:t>49+29=78</w:t>
+            </w:r>
+          </w:p>
+        </w:tc>
+        <w:tc>
+          <w:tcPr>
+            <w:tcW w:type="dxa" w:w="1987"/>
+          </w:tcPr>
+          <w:p>
+            <w:pPr>
+              <w:jc w:val="left"/>
+            </w:pPr>
+            <w:r>
+              <w:rPr>
+                <w:rFonts w:ascii="TimeNewRoman" w:hAnsi="TimeNewRoman"/>
+                <w:sz w:val="30"/>
+              </w:rPr>
+              <w:t>5+53=58</w:t>
+            </w:r>
+          </w:p>
+        </w:tc>
+        <w:tc>
+          <w:tcPr>
+            <w:tcW w:type="dxa" w:w="1987"/>
+          </w:tcPr>
+          <w:p>
+            <w:pPr>
+              <w:jc w:val="left"/>
+            </w:pPr>
+            <w:r>
+              <w:rPr>
+                <w:rFonts w:ascii="TimeNewRoman" w:hAnsi="TimeNewRoman"/>
+                <w:sz w:val="30"/>
+              </w:rPr>
+              <w:t>53-32=21</w:t>
+            </w:r>
+          </w:p>
+        </w:tc>
+      </w:tr>
+      <w:tr>
+        <w:tc>
+          <w:tcPr>
+            <w:tcW w:type="dxa" w:w="1987"/>
+          </w:tcPr>
+          <w:p>
+            <w:pPr>
+              <w:jc w:val="left"/>
+            </w:pPr>
+            <w:r>
+              <w:rPr>
+                <w:rFonts w:ascii="TimeNewRoman" w:hAnsi="TimeNewRoman"/>
+                <w:sz w:val="30"/>
+              </w:rPr>
+              <w:t>99-58=41</w:t>
+            </w:r>
+          </w:p>
+        </w:tc>
+        <w:tc>
+          <w:tcPr>
+            <w:tcW w:type="dxa" w:w="1987"/>
+          </w:tcPr>
+          <w:p>
+            <w:pPr>
+              <w:jc w:val="left"/>
+            </w:pPr>
+            <w:r>
+              <w:rPr>
+                <w:rFonts w:ascii="TimeNewRoman" w:hAnsi="TimeNewRoman"/>
+                <w:sz w:val="30"/>
+              </w:rPr>
+              <w:t>16+80=96</w:t>
+            </w:r>
+          </w:p>
+        </w:tc>
+        <w:tc>
+          <w:tcPr>
+            <w:tcW w:type="dxa" w:w="1987"/>
+          </w:tcPr>
+          <w:p>
+            <w:pPr>
+              <w:jc w:val="left"/>
+            </w:pPr>
+            <w:r>
+              <w:rPr>
+                <w:rFonts w:ascii="TimeNewRoman" w:hAnsi="TimeNewRoman"/>
+                <w:sz w:val="30"/>
+              </w:rPr>
+              <w:t>74+16=90</w:t>
+            </w:r>
+          </w:p>
+        </w:tc>
+        <w:tc>
+          <w:tcPr>
+            <w:tcW w:type="dxa" w:w="1987"/>
+          </w:tcPr>
+          <w:p>
+            <w:pPr>
+              <w:jc w:val="left"/>
+            </w:pPr>
+            <w:r>
+              <w:rPr>
+                <w:rFonts w:ascii="TimeNewRoman" w:hAnsi="TimeNewRoman"/>
+                <w:sz w:val="30"/>
+              </w:rPr>
+              <w:t>44-11=33</w:t>
+            </w:r>
+          </w:p>
+        </w:tc>
+        <w:tc>
+          <w:tcPr>
+            <w:tcW w:type="dxa" w:w="1987"/>
+          </w:tcPr>
+          <w:p>
+            <w:pPr>
+              <w:jc w:val="left"/>
+            </w:pPr>
+            <w:r>
+              <w:rPr>
+                <w:rFonts w:ascii="TimeNewRoman" w:hAnsi="TimeNewRoman"/>
+                <w:sz w:val="30"/>
+              </w:rPr>
+              <w:t>46-35=11</w:t>
+            </w:r>
+          </w:p>
+        </w:tc>
+      </w:tr>
+      <w:tr>
+        <w:tc>
+          <w:tcPr>
+            <w:tcW w:type="dxa" w:w="1987"/>
+          </w:tcPr>
+          <w:p>
+            <w:pPr>
+              <w:jc w:val="left"/>
+            </w:pPr>
+            <w:r>
+              <w:rPr>
+                <w:rFonts w:ascii="TimeNewRoman" w:hAnsi="TimeNewRoman"/>
+                <w:sz w:val="30"/>
+              </w:rPr>
+              <w:t>58-9=49</w:t>
+            </w:r>
+          </w:p>
+        </w:tc>
+        <w:tc>
+          <w:tcPr>
+            <w:tcW w:type="dxa" w:w="1987"/>
+          </w:tcPr>
+          <w:p>
+            <w:pPr>
+              <w:jc w:val="left"/>
+            </w:pPr>
+            <w:r>
+              <w:rPr>
+                <w:rFonts w:ascii="TimeNewRoman" w:hAnsi="TimeNewRoman"/>
+                <w:sz w:val="30"/>
+              </w:rPr>
+              <w:t>19-12=7</w:t>
+            </w:r>
+          </w:p>
+        </w:tc>
+        <w:tc>
+          <w:tcPr>
+            <w:tcW w:type="dxa" w:w="1987"/>
+          </w:tcPr>
+          <w:p>
+            <w:pPr>
+              <w:jc w:val="left"/>
+            </w:pPr>
+            <w:r>
+              <w:rPr>
+                <w:rFonts w:ascii="TimeNewRoman" w:hAnsi="TimeNewRoman"/>
+                <w:sz w:val="30"/>
+              </w:rPr>
+              <w:t>64-44=20</w:t>
+            </w:r>
+          </w:p>
+        </w:tc>
+        <w:tc>
+          <w:tcPr>
+            <w:tcW w:type="dxa" w:w="1987"/>
+          </w:tcPr>
+          <w:p>
+            <w:pPr>
+              <w:jc w:val="left"/>
+            </w:pPr>
+            <w:r>
+              <w:rPr>
+                <w:rFonts w:ascii="TimeNewRoman" w:hAnsi="TimeNewRoman"/>
+                <w:sz w:val="30"/>
+              </w:rPr>
+              <w:t>28+25=53</w:t>
+            </w:r>
+          </w:p>
+        </w:tc>
+        <w:tc>
+          <w:tcPr>
+            <w:tcW w:type="dxa" w:w="1987"/>
+          </w:tcPr>
+          <w:p>
+            <w:pPr>
+              <w:jc w:val="left"/>
+            </w:pPr>
+            <w:r>
+              <w:rPr>
+                <w:rFonts w:ascii="TimeNewRoman" w:hAnsi="TimeNewRoman"/>
+                <w:sz w:val="30"/>
+              </w:rPr>
+              <w:t>62-59=3</w:t>
+            </w:r>
+          </w:p>
+        </w:tc>
+      </w:tr>
+      <w:tr>
+        <w:tc>
+          <w:tcPr>
+            <w:tcW w:type="dxa" w:w="1987"/>
+          </w:tcPr>
+          <w:p>
+            <w:pPr>
+              <w:jc w:val="left"/>
+            </w:pPr>
+            <w:r>
+              <w:rPr>
+                <w:rFonts w:ascii="TimeNewRoman" w:hAnsi="TimeNewRoman"/>
+                <w:sz w:val="30"/>
+              </w:rPr>
+              <w:t>46-41=5</w:t>
+            </w:r>
+          </w:p>
+        </w:tc>
+        <w:tc>
+          <w:tcPr>
+            <w:tcW w:type="dxa" w:w="1987"/>
+          </w:tcPr>
+          <w:p>
+            <w:pPr>
+              <w:jc w:val="left"/>
+            </w:pPr>
+            <w:r>
+              <w:rPr>
+                <w:rFonts w:ascii="TimeNewRoman" w:hAnsi="TimeNewRoman"/>
+                <w:sz w:val="30"/>
+              </w:rPr>
+              <w:t>16+28=44</w:t>
+            </w:r>
+          </w:p>
+        </w:tc>
+        <w:tc>
+          <w:tcPr>
+            <w:tcW w:type="dxa" w:w="1987"/>
+          </w:tcPr>
+          <w:p>
+            <w:pPr>
+              <w:jc w:val="left"/>
+            </w:pPr>
+            <w:r>
+              <w:rPr>
+                <w:rFonts w:ascii="TimeNewRoman" w:hAnsi="TimeNewRoman"/>
+                <w:sz w:val="30"/>
+              </w:rPr>
+              <w:t>44-34=10</w:t>
+            </w:r>
+          </w:p>
+        </w:tc>
+        <w:tc>
+          <w:tcPr>
+            <w:tcW w:type="dxa" w:w="1987"/>
+          </w:tcPr>
+          <w:p>
+            <w:pPr>
+              <w:jc w:val="left"/>
+            </w:pPr>
+            <w:r>
+              <w:rPr>
+                <w:rFonts w:ascii="TimeNewRoman" w:hAnsi="TimeNewRoman"/>
+                <w:sz w:val="30"/>
+              </w:rPr>
+              <w:t>15+7=22</w:t>
+            </w:r>
+          </w:p>
+        </w:tc>
+        <w:tc>
+          <w:tcPr>
+            <w:tcW w:type="dxa" w:w="1987"/>
+          </w:tcPr>
+          <w:p>
+            <w:pPr>
+              <w:jc w:val="left"/>
+            </w:pPr>
+            <w:r>
+              <w:rPr>
+                <w:rFonts w:ascii="TimeNewRoman" w:hAnsi="TimeNewRoman"/>
+                <w:sz w:val="30"/>
+              </w:rPr>
+              <w:t>9+73=82</w:t>
+            </w:r>
+          </w:p>
+        </w:tc>
+      </w:tr>
+      <w:tr>
+        <w:tc>
+          <w:tcPr>
+            <w:tcW w:type="dxa" w:w="1987"/>
+          </w:tcPr>
+          <w:p>
+            <w:pPr>
+              <w:jc w:val="left"/>
+            </w:pPr>
+            <w:r>
+              <w:rPr>
+                <w:rFonts w:ascii="TimeNewRoman" w:hAnsi="TimeNewRoman"/>
+                <w:sz w:val="30"/>
+              </w:rPr>
+              <w:t>89-59=30</w:t>
+            </w:r>
+          </w:p>
+        </w:tc>
+        <w:tc>
+          <w:tcPr>
+            <w:tcW w:type="dxa" w:w="1987"/>
+          </w:tcPr>
+          <w:p>
+            <w:pPr>
+              <w:jc w:val="left"/>
+            </w:pPr>
+            <w:r>
+              <w:rPr>
+                <w:rFonts w:ascii="TimeNewRoman" w:hAnsi="TimeNewRoman"/>
+                <w:sz w:val="30"/>
+              </w:rPr>
+              <w:t>22+25=47</w:t>
+            </w:r>
+          </w:p>
+        </w:tc>
+        <w:tc>
+          <w:tcPr>
+            <w:tcW w:type="dxa" w:w="1987"/>
+          </w:tcPr>
+          <w:p>
+            <w:pPr>
+              <w:jc w:val="left"/>
+            </w:pPr>
+            <w:r>
+              <w:rPr>
+                <w:rFonts w:ascii="TimeNewRoman" w:hAnsi="TimeNewRoman"/>
+                <w:sz w:val="30"/>
+              </w:rPr>
+              <w:t>50+6=56</w:t>
+            </w:r>
+          </w:p>
+        </w:tc>
+        <w:tc>
+          <w:tcPr>
+            <w:tcW w:type="dxa" w:w="1987"/>
+          </w:tcPr>
+          <w:p>
+            <w:pPr>
+              <w:jc w:val="left"/>
+            </w:pPr>
+            <w:r>
+              <w:rPr>
+                <w:rFonts w:ascii="TimeNewRoman" w:hAnsi="TimeNewRoman"/>
+                <w:sz w:val="30"/>
+              </w:rPr>
+              <w:t>10+24=34</w:t>
+            </w:r>
+          </w:p>
+        </w:tc>
+        <w:tc>
+          <w:tcPr>
+            <w:tcW w:type="dxa" w:w="1987"/>
+          </w:tcPr>
+          <w:p>
+            <w:pPr>
+              <w:jc w:val="left"/>
+            </w:pPr>
+            <w:r>
+              <w:rPr>
+                <w:rFonts w:ascii="TimeNewRoman" w:hAnsi="TimeNewRoman"/>
+                <w:sz w:val="30"/>
+              </w:rPr>
+              <w:t>77-51=26</w:t>
+            </w:r>
+          </w:p>
+        </w:tc>
+      </w:tr>
+      <w:tr>
+        <w:tc>
+          <w:tcPr>
+            <w:tcW w:type="dxa" w:w="1987"/>
+          </w:tcPr>
+          <w:p>
+            <w:pPr>
+              <w:jc w:val="left"/>
+            </w:pPr>
+            <w:r>
+              <w:rPr>
+                <w:rFonts w:ascii="TimeNewRoman" w:hAnsi="TimeNewRoman"/>
+                <w:sz w:val="30"/>
+              </w:rPr>
+              <w:t>28+13=41</w:t>
+            </w:r>
+          </w:p>
+        </w:tc>
+        <w:tc>
+          <w:tcPr>
+            <w:tcW w:type="dxa" w:w="1987"/>
+          </w:tcPr>
+          <w:p>
+            <w:pPr>
+              <w:jc w:val="left"/>
+            </w:pPr>
+            <w:r>
+              <w:rPr>
+                <w:rFonts w:ascii="TimeNewRoman" w:hAnsi="TimeNewRoman"/>
+                <w:sz w:val="30"/>
+              </w:rPr>
+              <w:t>64-25=39</w:t>
+            </w:r>
+          </w:p>
+        </w:tc>
+        <w:tc>
+          <w:tcPr>
+            <w:tcW w:type="dxa" w:w="1987"/>
+          </w:tcPr>
+          <w:p>
+            <w:pPr>
+              <w:jc w:val="left"/>
+            </w:pPr>
+            <w:r>
+              <w:rPr>
+                <w:rFonts w:ascii="TimeNewRoman" w:hAnsi="TimeNewRoman"/>
+                <w:sz w:val="30"/>
+              </w:rPr>
+              <w:t>66+33=99</w:t>
+            </w:r>
+          </w:p>
+        </w:tc>
+        <w:tc>
+          <w:tcPr>
+            <w:tcW w:type="dxa" w:w="1987"/>
+          </w:tcPr>
+          <w:p>
+            <w:pPr>
+              <w:jc w:val="left"/>
+            </w:pPr>
+            <w:r>
+              <w:rPr>
+                <w:rFonts w:ascii="TimeNewRoman" w:hAnsi="TimeNewRoman"/>
+                <w:sz w:val="30"/>
+              </w:rPr>
+              <w:t>2+34=36</w:t>
+            </w:r>
+          </w:p>
+        </w:tc>
+        <w:tc>
+          <w:tcPr>
+            <w:tcW w:type="dxa" w:w="1987"/>
+          </w:tcPr>
+          <w:p>
+            <w:pPr>
+              <w:jc w:val="left"/>
+            </w:pPr>
+            <w:r>
+              <w:rPr>
+                <w:rFonts w:ascii="TimeNewRoman" w:hAnsi="TimeNewRoman"/>
+                <w:sz w:val="30"/>
+              </w:rPr>
+              <w:t>37+56=93</w:t>
+            </w:r>
+          </w:p>
+        </w:tc>
+      </w:tr>
+      <w:tr>
+        <w:tc>
+          <w:tcPr>
+            <w:tcW w:type="dxa" w:w="1987"/>
+          </w:tcPr>
+          <w:p>
+            <w:pPr>
+              <w:jc w:val="left"/>
+            </w:pPr>
+            <w:r>
+              <w:rPr>
+                <w:rFonts w:ascii="TimeNewRoman" w:hAnsi="TimeNewRoman"/>
+                <w:sz w:val="30"/>
+              </w:rPr>
+              <w:t>41-30=11</w:t>
+            </w:r>
+          </w:p>
+        </w:tc>
+        <w:tc>
+          <w:tcPr>
+            <w:tcW w:type="dxa" w:w="1987"/>
+          </w:tcPr>
+          <w:p>
+            <w:pPr>
+              <w:jc w:val="left"/>
+            </w:pPr>
+            <w:r>
+              <w:rPr>
+                <w:rFonts w:ascii="TimeNewRoman" w:hAnsi="TimeNewRoman"/>
+                <w:sz w:val="30"/>
+              </w:rPr>
+              <w:t>16-14=2</w:t>
+            </w:r>
+          </w:p>
+        </w:tc>
+        <w:tc>
+          <w:tcPr>
+            <w:tcW w:type="dxa" w:w="1987"/>
+          </w:tcPr>
+          <w:p>
+            <w:pPr>
+              <w:jc w:val="left"/>
+            </w:pPr>
+            <w:r>
+              <w:rPr>
+                <w:rFonts w:ascii="TimeNewRoman" w:hAnsi="TimeNewRoman"/>
+                <w:sz w:val="30"/>
+              </w:rPr>
+              <w:t>91-23=68</w:t>
+            </w:r>
+          </w:p>
+        </w:tc>
+        <w:tc>
+          <w:tcPr>
+            <w:tcW w:type="dxa" w:w="1987"/>
+          </w:tcPr>
+          <w:p>
+            <w:pPr>
+              <w:jc w:val="left"/>
+            </w:pPr>
+            <w:r>
+              <w:rPr>
+                <w:rFonts w:ascii="TimeNewRoman" w:hAnsi="TimeNewRoman"/>
+                <w:sz w:val="30"/>
+              </w:rPr>
+              <w:t>88-54=34</w:t>
+            </w:r>
+          </w:p>
+        </w:tc>
+        <w:tc>
+          <w:tcPr>
+            <w:tcW w:type="dxa" w:w="1987"/>
+          </w:tcPr>
+          <w:p>
+            <w:pPr>
+              <w:jc w:val="left"/>
+            </w:pPr>
+            <w:r>
+              <w:rPr>
+                <w:rFonts w:ascii="TimeNewRoman" w:hAnsi="TimeNewRoman"/>
+                <w:sz w:val="30"/>
+              </w:rPr>
+              <w:t>36-20=16</w:t>
+            </w:r>
+          </w:p>
+        </w:tc>
+      </w:tr>
+      <w:tr>
+        <w:tc>
+          <w:tcPr>
+            <w:tcW w:type="dxa" w:w="1987"/>
+          </w:tcPr>
+          <w:p>
+            <w:pPr>
+              <w:jc w:val="left"/>
+            </w:pPr>
+            <w:r>
+              <w:rPr>
+                <w:rFonts w:ascii="TimeNewRoman" w:hAnsi="TimeNewRoman"/>
+                <w:sz w:val="30"/>
+              </w:rPr>
+              <w:t>81-1=80</w:t>
             </w:r>
           </w:p>
         </w:tc>
@@ -108,26 +1727,7 @@
                 <w:rFonts w:ascii="TimeNewRoman" w:hAnsi="TimeNewRoman"/>
                 <w:sz w:val="30"/>
               </w:rPr>
-              <w:t>90-7=83</w:t>
-            </w:r>
-          </w:p>
-        </w:tc>
-      </w:tr>
-      <w:tr>
-        <w:tc>
-          <w:tcPr>
-            <w:tcW w:type="dxa" w:w="1987"/>
-          </w:tcPr>
-          <w:p>
-            <w:pPr>
-              <w:jc w:val="left"/>
-            </w:pPr>
-            <w:r>
-              <w:rPr>
-                <w:rFonts w:ascii="TimeNewRoman" w:hAnsi="TimeNewRoman"/>
-                <w:sz w:val="30"/>
-              </w:rPr>
-              <w:t>71-64=7</w:t>
+              <w:t>36+3=39</w:t>
             </w:r>
           </w:p>
         </w:tc>
@@ -144,7 +1744,7 @@
                 <w:rFonts w:ascii="TimeNewRoman" w:hAnsi="TimeNewRoman"/>
                 <w:sz w:val="30"/>
               </w:rPr>
-              <w:t>3+44=47</w:t>
+              <w:t>42-20=22</w:t>
             </w:r>
           </w:p>
         </w:tc>
@@ -161,1607 +1761,7 @@
                 <w:rFonts w:ascii="TimeNewRoman" w:hAnsi="TimeNewRoman"/>
                 <w:sz w:val="30"/>
               </w:rPr>
-              <w:t>19+21=40</w:t>
-            </w:r>
-          </w:p>
-        </w:tc>
-        <w:tc>
-          <w:tcPr>
-            <w:tcW w:type="dxa" w:w="1987"/>
-          </w:tcPr>
-          <w:p>
-            <w:pPr>
-              <w:jc w:val="left"/>
-            </w:pPr>
-            <w:r>
-              <w:rPr>
-                <w:rFonts w:ascii="TimeNewRoman" w:hAnsi="TimeNewRoman"/>
-                <w:sz w:val="30"/>
-              </w:rPr>
-              <w:t>72+0=72</w:t>
-            </w:r>
-          </w:p>
-        </w:tc>
-        <w:tc>
-          <w:tcPr>
-            <w:tcW w:type="dxa" w:w="1987"/>
-          </w:tcPr>
-          <w:p>
-            <w:pPr>
-              <w:jc w:val="left"/>
-            </w:pPr>
-            <w:r>
-              <w:rPr>
-                <w:rFonts w:ascii="TimeNewRoman" w:hAnsi="TimeNewRoman"/>
-                <w:sz w:val="30"/>
-              </w:rPr>
-              <w:t>82-38=44</w:t>
-            </w:r>
-          </w:p>
-        </w:tc>
-      </w:tr>
-      <w:tr>
-        <w:tc>
-          <w:tcPr>
-            <w:tcW w:type="dxa" w:w="1987"/>
-          </w:tcPr>
-          <w:p>
-            <w:pPr>
-              <w:jc w:val="left"/>
-            </w:pPr>
-            <w:r>
-              <w:rPr>
-                <w:rFonts w:ascii="TimeNewRoman" w:hAnsi="TimeNewRoman"/>
-                <w:sz w:val="30"/>
-              </w:rPr>
-              <w:t>75-70=5</w:t>
-            </w:r>
-          </w:p>
-        </w:tc>
-        <w:tc>
-          <w:tcPr>
-            <w:tcW w:type="dxa" w:w="1987"/>
-          </w:tcPr>
-          <w:p>
-            <w:pPr>
-              <w:jc w:val="left"/>
-            </w:pPr>
-            <w:r>
-              <w:rPr>
-                <w:rFonts w:ascii="TimeNewRoman" w:hAnsi="TimeNewRoman"/>
-                <w:sz w:val="30"/>
-              </w:rPr>
-              <w:t>8+70=78</w:t>
-            </w:r>
-          </w:p>
-        </w:tc>
-        <w:tc>
-          <w:tcPr>
-            <w:tcW w:type="dxa" w:w="1987"/>
-          </w:tcPr>
-          <w:p>
-            <w:pPr>
-              <w:jc w:val="left"/>
-            </w:pPr>
-            <w:r>
-              <w:rPr>
-                <w:rFonts w:ascii="TimeNewRoman" w:hAnsi="TimeNewRoman"/>
-                <w:sz w:val="30"/>
-              </w:rPr>
-              <w:t>2+18=20</w:t>
-            </w:r>
-          </w:p>
-        </w:tc>
-        <w:tc>
-          <w:tcPr>
-            <w:tcW w:type="dxa" w:w="1987"/>
-          </w:tcPr>
-          <w:p>
-            <w:pPr>
-              <w:jc w:val="left"/>
-            </w:pPr>
-            <w:r>
-              <w:rPr>
-                <w:rFonts w:ascii="TimeNewRoman" w:hAnsi="TimeNewRoman"/>
-                <w:sz w:val="30"/>
-              </w:rPr>
-              <w:t>18+27=45</w:t>
-            </w:r>
-          </w:p>
-        </w:tc>
-        <w:tc>
-          <w:tcPr>
-            <w:tcW w:type="dxa" w:w="1987"/>
-          </w:tcPr>
-          <w:p>
-            <w:pPr>
-              <w:jc w:val="left"/>
-            </w:pPr>
-            <w:r>
-              <w:rPr>
-                <w:rFonts w:ascii="TimeNewRoman" w:hAnsi="TimeNewRoman"/>
-                <w:sz w:val="30"/>
-              </w:rPr>
-              <w:t>55-48=7</w:t>
-            </w:r>
-          </w:p>
-        </w:tc>
-      </w:tr>
-      <w:tr>
-        <w:tc>
-          <w:tcPr>
-            <w:tcW w:type="dxa" w:w="1987"/>
-          </w:tcPr>
-          <w:p>
-            <w:pPr>
-              <w:jc w:val="left"/>
-            </w:pPr>
-            <w:r>
-              <w:rPr>
-                <w:rFonts w:ascii="TimeNewRoman" w:hAnsi="TimeNewRoman"/>
-                <w:sz w:val="30"/>
-              </w:rPr>
-              <w:t>3+89=92</w:t>
-            </w:r>
-          </w:p>
-        </w:tc>
-        <w:tc>
-          <w:tcPr>
-            <w:tcW w:type="dxa" w:w="1987"/>
-          </w:tcPr>
-          <w:p>
-            <w:pPr>
-              <w:jc w:val="left"/>
-            </w:pPr>
-            <w:r>
-              <w:rPr>
-                <w:rFonts w:ascii="TimeNewRoman" w:hAnsi="TimeNewRoman"/>
-                <w:sz w:val="30"/>
-              </w:rPr>
-              <w:t>16+68=84</w:t>
-            </w:r>
-          </w:p>
-        </w:tc>
-        <w:tc>
-          <w:tcPr>
-            <w:tcW w:type="dxa" w:w="1987"/>
-          </w:tcPr>
-          <w:p>
-            <w:pPr>
-              <w:jc w:val="left"/>
-            </w:pPr>
-            <w:r>
-              <w:rPr>
-                <w:rFonts w:ascii="TimeNewRoman" w:hAnsi="TimeNewRoman"/>
-                <w:sz w:val="30"/>
-              </w:rPr>
-              <w:t>15+18=33</w:t>
-            </w:r>
-          </w:p>
-        </w:tc>
-        <w:tc>
-          <w:tcPr>
-            <w:tcW w:type="dxa" w:w="1987"/>
-          </w:tcPr>
-          <w:p>
-            <w:pPr>
-              <w:jc w:val="left"/>
-            </w:pPr>
-            <w:r>
-              <w:rPr>
-                <w:rFonts w:ascii="TimeNewRoman" w:hAnsi="TimeNewRoman"/>
-                <w:sz w:val="30"/>
-              </w:rPr>
-              <w:t>19+11=30</w:t>
-            </w:r>
-          </w:p>
-        </w:tc>
-        <w:tc>
-          <w:tcPr>
-            <w:tcW w:type="dxa" w:w="1987"/>
-          </w:tcPr>
-          <w:p>
-            <w:pPr>
-              <w:jc w:val="left"/>
-            </w:pPr>
-            <w:r>
-              <w:rPr>
-                <w:rFonts w:ascii="TimeNewRoman" w:hAnsi="TimeNewRoman"/>
-                <w:sz w:val="30"/>
-              </w:rPr>
-              <w:t>65-3=62</w:t>
-            </w:r>
-          </w:p>
-        </w:tc>
-      </w:tr>
-      <w:tr>
-        <w:tc>
-          <w:tcPr>
-            <w:tcW w:type="dxa" w:w="1987"/>
-          </w:tcPr>
-          <w:p>
-            <w:pPr>
-              <w:jc w:val="left"/>
-            </w:pPr>
-            <w:r>
-              <w:rPr>
-                <w:rFonts w:ascii="TimeNewRoman" w:hAnsi="TimeNewRoman"/>
-                <w:sz w:val="30"/>
-              </w:rPr>
-              <w:t>72-38=34</w:t>
-            </w:r>
-          </w:p>
-        </w:tc>
-        <w:tc>
-          <w:tcPr>
-            <w:tcW w:type="dxa" w:w="1987"/>
-          </w:tcPr>
-          <w:p>
-            <w:pPr>
-              <w:jc w:val="left"/>
-            </w:pPr>
-            <w:r>
-              <w:rPr>
-                <w:rFonts w:ascii="TimeNewRoman" w:hAnsi="TimeNewRoman"/>
-                <w:sz w:val="30"/>
-              </w:rPr>
-              <w:t>30+28=58</w:t>
-            </w:r>
-          </w:p>
-        </w:tc>
-        <w:tc>
-          <w:tcPr>
-            <w:tcW w:type="dxa" w:w="1987"/>
-          </w:tcPr>
-          <w:p>
-            <w:pPr>
-              <w:jc w:val="left"/>
-            </w:pPr>
-            <w:r>
-              <w:rPr>
-                <w:rFonts w:ascii="TimeNewRoman" w:hAnsi="TimeNewRoman"/>
-                <w:sz w:val="30"/>
-              </w:rPr>
-              <w:t>53+4=57</w:t>
-            </w:r>
-          </w:p>
-        </w:tc>
-        <w:tc>
-          <w:tcPr>
-            <w:tcW w:type="dxa" w:w="1987"/>
-          </w:tcPr>
-          <w:p>
-            <w:pPr>
-              <w:jc w:val="left"/>
-            </w:pPr>
-            <w:r>
-              <w:rPr>
-                <w:rFonts w:ascii="TimeNewRoman" w:hAnsi="TimeNewRoman"/>
-                <w:sz w:val="30"/>
-              </w:rPr>
-              <w:t>70-27=43</w:t>
-            </w:r>
-          </w:p>
-        </w:tc>
-        <w:tc>
-          <w:tcPr>
-            <w:tcW w:type="dxa" w:w="1987"/>
-          </w:tcPr>
-          <w:p>
-            <w:pPr>
-              <w:jc w:val="left"/>
-            </w:pPr>
-            <w:r>
-              <w:rPr>
-                <w:rFonts w:ascii="TimeNewRoman" w:hAnsi="TimeNewRoman"/>
-                <w:sz w:val="30"/>
-              </w:rPr>
-              <w:t>37-11=26</w:t>
-            </w:r>
-          </w:p>
-        </w:tc>
-      </w:tr>
-      <w:tr>
-        <w:tc>
-          <w:tcPr>
-            <w:tcW w:type="dxa" w:w="1987"/>
-          </w:tcPr>
-          <w:p>
-            <w:pPr>
-              <w:jc w:val="left"/>
-            </w:pPr>
-            <w:r>
-              <w:rPr>
-                <w:rFonts w:ascii="TimeNewRoman" w:hAnsi="TimeNewRoman"/>
-                <w:sz w:val="30"/>
-              </w:rPr>
-              <w:t>99-66=33</w:t>
-            </w:r>
-          </w:p>
-        </w:tc>
-        <w:tc>
-          <w:tcPr>
-            <w:tcW w:type="dxa" w:w="1987"/>
-          </w:tcPr>
-          <w:p>
-            <w:pPr>
-              <w:jc w:val="left"/>
-            </w:pPr>
-            <w:r>
-              <w:rPr>
-                <w:rFonts w:ascii="TimeNewRoman" w:hAnsi="TimeNewRoman"/>
-                <w:sz w:val="30"/>
-              </w:rPr>
-              <w:t>77-25=52</w:t>
-            </w:r>
-          </w:p>
-        </w:tc>
-        <w:tc>
-          <w:tcPr>
-            <w:tcW w:type="dxa" w:w="1987"/>
-          </w:tcPr>
-          <w:p>
-            <w:pPr>
-              <w:jc w:val="left"/>
-            </w:pPr>
-            <w:r>
-              <w:rPr>
-                <w:rFonts w:ascii="TimeNewRoman" w:hAnsi="TimeNewRoman"/>
-                <w:sz w:val="30"/>
-              </w:rPr>
-              <w:t>66-63=3</w:t>
-            </w:r>
-          </w:p>
-        </w:tc>
-        <w:tc>
-          <w:tcPr>
-            <w:tcW w:type="dxa" w:w="1987"/>
-          </w:tcPr>
-          <w:p>
-            <w:pPr>
-              <w:jc w:val="left"/>
-            </w:pPr>
-            <w:r>
-              <w:rPr>
-                <w:rFonts w:ascii="TimeNewRoman" w:hAnsi="TimeNewRoman"/>
-                <w:sz w:val="30"/>
-              </w:rPr>
-              <w:t>62-12=50</w:t>
-            </w:r>
-          </w:p>
-        </w:tc>
-        <w:tc>
-          <w:tcPr>
-            <w:tcW w:type="dxa" w:w="1987"/>
-          </w:tcPr>
-          <w:p>
-            <w:pPr>
-              <w:jc w:val="left"/>
-            </w:pPr>
-            <w:r>
-              <w:rPr>
-                <w:rFonts w:ascii="TimeNewRoman" w:hAnsi="TimeNewRoman"/>
-                <w:sz w:val="30"/>
-              </w:rPr>
-              <w:t>43-31=12</w:t>
-            </w:r>
-          </w:p>
-        </w:tc>
-      </w:tr>
-      <w:tr>
-        <w:tc>
-          <w:tcPr>
-            <w:tcW w:type="dxa" w:w="1987"/>
-          </w:tcPr>
-          <w:p>
-            <w:pPr>
-              <w:jc w:val="left"/>
-            </w:pPr>
-            <w:r>
-              <w:rPr>
-                <w:rFonts w:ascii="TimeNewRoman" w:hAnsi="TimeNewRoman"/>
-                <w:sz w:val="30"/>
-              </w:rPr>
-              <w:t>45-30=15</w:t>
-            </w:r>
-          </w:p>
-        </w:tc>
-        <w:tc>
-          <w:tcPr>
-            <w:tcW w:type="dxa" w:w="1987"/>
-          </w:tcPr>
-          <w:p>
-            <w:pPr>
-              <w:jc w:val="left"/>
-            </w:pPr>
-            <w:r>
-              <w:rPr>
-                <w:rFonts w:ascii="TimeNewRoman" w:hAnsi="TimeNewRoman"/>
-                <w:sz w:val="30"/>
-              </w:rPr>
-              <w:t>2+9=11</w:t>
-            </w:r>
-          </w:p>
-        </w:tc>
-        <w:tc>
-          <w:tcPr>
-            <w:tcW w:type="dxa" w:w="1987"/>
-          </w:tcPr>
-          <w:p>
-            <w:pPr>
-              <w:jc w:val="left"/>
-            </w:pPr>
-            <w:r>
-              <w:rPr>
-                <w:rFonts w:ascii="TimeNewRoman" w:hAnsi="TimeNewRoman"/>
-                <w:sz w:val="30"/>
-              </w:rPr>
-              <w:t>53+8=61</w:t>
-            </w:r>
-          </w:p>
-        </w:tc>
-        <w:tc>
-          <w:tcPr>
-            <w:tcW w:type="dxa" w:w="1987"/>
-          </w:tcPr>
-          <w:p>
-            <w:pPr>
-              <w:jc w:val="left"/>
-            </w:pPr>
-            <w:r>
-              <w:rPr>
-                <w:rFonts w:ascii="TimeNewRoman" w:hAnsi="TimeNewRoman"/>
-                <w:sz w:val="30"/>
-              </w:rPr>
-              <w:t>27-0=27</w:t>
-            </w:r>
-          </w:p>
-        </w:tc>
-        <w:tc>
-          <w:tcPr>
-            <w:tcW w:type="dxa" w:w="1987"/>
-          </w:tcPr>
-          <w:p>
-            <w:pPr>
-              <w:jc w:val="left"/>
-            </w:pPr>
-            <w:r>
-              <w:rPr>
-                <w:rFonts w:ascii="TimeNewRoman" w:hAnsi="TimeNewRoman"/>
-                <w:sz w:val="30"/>
-              </w:rPr>
-              <w:t>5+55=60</w:t>
-            </w:r>
-          </w:p>
-        </w:tc>
-      </w:tr>
-      <w:tr>
-        <w:tc>
-          <w:tcPr>
-            <w:tcW w:type="dxa" w:w="1987"/>
-          </w:tcPr>
-          <w:p>
-            <w:pPr>
-              <w:jc w:val="left"/>
-            </w:pPr>
-            <w:r>
-              <w:rPr>
-                <w:rFonts w:ascii="TimeNewRoman" w:hAnsi="TimeNewRoman"/>
-                <w:sz w:val="30"/>
-              </w:rPr>
-              <w:t>16+77=93</w:t>
-            </w:r>
-          </w:p>
-        </w:tc>
-        <w:tc>
-          <w:tcPr>
-            <w:tcW w:type="dxa" w:w="1987"/>
-          </w:tcPr>
-          <w:p>
-            <w:pPr>
-              <w:jc w:val="left"/>
-            </w:pPr>
-            <w:r>
-              <w:rPr>
-                <w:rFonts w:ascii="TimeNewRoman" w:hAnsi="TimeNewRoman"/>
-                <w:sz w:val="30"/>
-              </w:rPr>
-              <w:t>41-40=1</w:t>
-            </w:r>
-          </w:p>
-        </w:tc>
-        <w:tc>
-          <w:tcPr>
-            <w:tcW w:type="dxa" w:w="1987"/>
-          </w:tcPr>
-          <w:p>
-            <w:pPr>
-              <w:jc w:val="left"/>
-            </w:pPr>
-            <w:r>
-              <w:rPr>
-                <w:rFonts w:ascii="TimeNewRoman" w:hAnsi="TimeNewRoman"/>
-                <w:sz w:val="30"/>
-              </w:rPr>
-              <w:t>52-29=23</w:t>
-            </w:r>
-          </w:p>
-        </w:tc>
-        <w:tc>
-          <w:tcPr>
-            <w:tcW w:type="dxa" w:w="1987"/>
-          </w:tcPr>
-          <w:p>
-            <w:pPr>
-              <w:jc w:val="left"/>
-            </w:pPr>
-            <w:r>
-              <w:rPr>
-                <w:rFonts w:ascii="TimeNewRoman" w:hAnsi="TimeNewRoman"/>
-                <w:sz w:val="30"/>
-              </w:rPr>
-              <w:t>27-6=21</w:t>
-            </w:r>
-          </w:p>
-        </w:tc>
-        <w:tc>
-          <w:tcPr>
-            <w:tcW w:type="dxa" w:w="1987"/>
-          </w:tcPr>
-          <w:p>
-            <w:pPr>
-              <w:jc w:val="left"/>
-            </w:pPr>
-            <w:r>
-              <w:rPr>
-                <w:rFonts w:ascii="TimeNewRoman" w:hAnsi="TimeNewRoman"/>
-                <w:sz w:val="30"/>
-              </w:rPr>
-              <w:t>26+45=71</w:t>
-            </w:r>
-          </w:p>
-        </w:tc>
-      </w:tr>
-      <w:tr>
-        <w:tc>
-          <w:tcPr>
-            <w:tcW w:type="dxa" w:w="1987"/>
-          </w:tcPr>
-          <w:p>
-            <w:pPr>
-              <w:jc w:val="left"/>
-            </w:pPr>
-            <w:r>
-              <w:rPr>
-                <w:rFonts w:ascii="TimeNewRoman" w:hAnsi="TimeNewRoman"/>
-                <w:sz w:val="30"/>
-              </w:rPr>
-              <w:t>41+26=67</w:t>
-            </w:r>
-          </w:p>
-        </w:tc>
-        <w:tc>
-          <w:tcPr>
-            <w:tcW w:type="dxa" w:w="1987"/>
-          </w:tcPr>
-          <w:p>
-            <w:pPr>
-              <w:jc w:val="left"/>
-            </w:pPr>
-            <w:r>
-              <w:rPr>
-                <w:rFonts w:ascii="TimeNewRoman" w:hAnsi="TimeNewRoman"/>
-                <w:sz w:val="30"/>
-              </w:rPr>
-              <w:t>8-4=4</w:t>
-            </w:r>
-          </w:p>
-        </w:tc>
-        <w:tc>
-          <w:tcPr>
-            <w:tcW w:type="dxa" w:w="1987"/>
-          </w:tcPr>
-          <w:p>
-            <w:pPr>
-              <w:jc w:val="left"/>
-            </w:pPr>
-            <w:r>
-              <w:rPr>
-                <w:rFonts w:ascii="TimeNewRoman" w:hAnsi="TimeNewRoman"/>
-                <w:sz w:val="30"/>
-              </w:rPr>
-              <w:t>51+41=92</w:t>
-            </w:r>
-          </w:p>
-        </w:tc>
-        <w:tc>
-          <w:tcPr>
-            <w:tcW w:type="dxa" w:w="1987"/>
-          </w:tcPr>
-          <w:p>
-            <w:pPr>
-              <w:jc w:val="left"/>
-            </w:pPr>
-            <w:r>
-              <w:rPr>
-                <w:rFonts w:ascii="TimeNewRoman" w:hAnsi="TimeNewRoman"/>
-                <w:sz w:val="30"/>
-              </w:rPr>
-              <w:t>76-18=58</w:t>
-            </w:r>
-          </w:p>
-        </w:tc>
-        <w:tc>
-          <w:tcPr>
-            <w:tcW w:type="dxa" w:w="1987"/>
-          </w:tcPr>
-          <w:p>
-            <w:pPr>
-              <w:jc w:val="left"/>
-            </w:pPr>
-            <w:r>
-              <w:rPr>
-                <w:rFonts w:ascii="TimeNewRoman" w:hAnsi="TimeNewRoman"/>
-                <w:sz w:val="30"/>
-              </w:rPr>
-              <w:t>98-10=88</w:t>
-            </w:r>
-          </w:p>
-        </w:tc>
-      </w:tr>
-      <w:tr>
-        <w:tc>
-          <w:tcPr>
-            <w:tcW w:type="dxa" w:w="1987"/>
-          </w:tcPr>
-          <w:p>
-            <w:pPr>
-              <w:jc w:val="left"/>
-            </w:pPr>
-            <w:r>
-              <w:rPr>
-                <w:rFonts w:ascii="TimeNewRoman" w:hAnsi="TimeNewRoman"/>
-                <w:sz w:val="30"/>
-              </w:rPr>
-              <w:t>1+10=11</w:t>
-            </w:r>
-          </w:p>
-        </w:tc>
-        <w:tc>
-          <w:tcPr>
-            <w:tcW w:type="dxa" w:w="1987"/>
-          </w:tcPr>
-          <w:p>
-            <w:pPr>
-              <w:jc w:val="left"/>
-            </w:pPr>
-            <w:r>
-              <w:rPr>
-                <w:rFonts w:ascii="TimeNewRoman" w:hAnsi="TimeNewRoman"/>
-                <w:sz w:val="30"/>
-              </w:rPr>
-              <w:t>70-17=53</w:t>
-            </w:r>
-          </w:p>
-        </w:tc>
-        <w:tc>
-          <w:tcPr>
-            <w:tcW w:type="dxa" w:w="1987"/>
-          </w:tcPr>
-          <w:p>
-            <w:pPr>
-              <w:jc w:val="left"/>
-            </w:pPr>
-            <w:r>
-              <w:rPr>
-                <w:rFonts w:ascii="TimeNewRoman" w:hAnsi="TimeNewRoman"/>
-                <w:sz w:val="30"/>
-              </w:rPr>
-              <w:t>36-36=0</w:t>
-            </w:r>
-          </w:p>
-        </w:tc>
-        <w:tc>
-          <w:tcPr>
-            <w:tcW w:type="dxa" w:w="1987"/>
-          </w:tcPr>
-          <w:p>
-            <w:pPr>
-              <w:jc w:val="left"/>
-            </w:pPr>
-            <w:r>
-              <w:rPr>
-                <w:rFonts w:ascii="TimeNewRoman" w:hAnsi="TimeNewRoman"/>
-                <w:sz w:val="30"/>
-              </w:rPr>
-              <w:t>46+39=85</w:t>
-            </w:r>
-          </w:p>
-        </w:tc>
-        <w:tc>
-          <w:tcPr>
-            <w:tcW w:type="dxa" w:w="1987"/>
-          </w:tcPr>
-          <w:p>
-            <w:pPr>
-              <w:jc w:val="left"/>
-            </w:pPr>
-            <w:r>
-              <w:rPr>
-                <w:rFonts w:ascii="TimeNewRoman" w:hAnsi="TimeNewRoman"/>
-                <w:sz w:val="30"/>
-              </w:rPr>
-              <w:t>47-19=28</w:t>
-            </w:r>
-          </w:p>
-        </w:tc>
-      </w:tr>
-      <w:tr>
-        <w:tc>
-          <w:tcPr>
-            <w:tcW w:type="dxa" w:w="1987"/>
-          </w:tcPr>
-          <w:p>
-            <w:pPr>
-              <w:jc w:val="left"/>
-            </w:pPr>
-            <w:r>
-              <w:rPr>
-                <w:rFonts w:ascii="TimeNewRoman" w:hAnsi="TimeNewRoman"/>
-                <w:sz w:val="30"/>
-              </w:rPr>
-              <w:t>91-67=24</w:t>
-            </w:r>
-          </w:p>
-        </w:tc>
-        <w:tc>
-          <w:tcPr>
-            <w:tcW w:type="dxa" w:w="1987"/>
-          </w:tcPr>
-          <w:p>
-            <w:pPr>
-              <w:jc w:val="left"/>
-            </w:pPr>
-            <w:r>
-              <w:rPr>
-                <w:rFonts w:ascii="TimeNewRoman" w:hAnsi="TimeNewRoman"/>
-                <w:sz w:val="30"/>
-              </w:rPr>
-              <w:t>4+18=22</w:t>
-            </w:r>
-          </w:p>
-        </w:tc>
-        <w:tc>
-          <w:tcPr>
-            <w:tcW w:type="dxa" w:w="1987"/>
-          </w:tcPr>
-          <w:p>
-            <w:pPr>
-              <w:jc w:val="left"/>
-            </w:pPr>
-            <w:r>
-              <w:rPr>
-                <w:rFonts w:ascii="TimeNewRoman" w:hAnsi="TimeNewRoman"/>
-                <w:sz w:val="30"/>
-              </w:rPr>
-              <w:t>57-11=46</w:t>
-            </w:r>
-          </w:p>
-        </w:tc>
-        <w:tc>
-          <w:tcPr>
-            <w:tcW w:type="dxa" w:w="1987"/>
-          </w:tcPr>
-          <w:p>
-            <w:pPr>
-              <w:jc w:val="left"/>
-            </w:pPr>
-            <w:r>
-              <w:rPr>
-                <w:rFonts w:ascii="TimeNewRoman" w:hAnsi="TimeNewRoman"/>
-                <w:sz w:val="30"/>
-              </w:rPr>
-              <w:t>4+10=14</w:t>
-            </w:r>
-          </w:p>
-        </w:tc>
-        <w:tc>
-          <w:tcPr>
-            <w:tcW w:type="dxa" w:w="1987"/>
-          </w:tcPr>
-          <w:p>
-            <w:pPr>
-              <w:jc w:val="left"/>
-            </w:pPr>
-            <w:r>
-              <w:rPr>
-                <w:rFonts w:ascii="TimeNewRoman" w:hAnsi="TimeNewRoman"/>
-                <w:sz w:val="30"/>
-              </w:rPr>
-              <w:t>49-0=49</w:t>
-            </w:r>
-          </w:p>
-        </w:tc>
-      </w:tr>
-      <w:tr>
-        <w:tc>
-          <w:tcPr>
-            <w:tcW w:type="dxa" w:w="1987"/>
-          </w:tcPr>
-          <w:p>
-            <w:pPr>
-              <w:jc w:val="left"/>
-            </w:pPr>
-            <w:r>
-              <w:rPr>
-                <w:rFonts w:ascii="TimeNewRoman" w:hAnsi="TimeNewRoman"/>
-                <w:sz w:val="30"/>
-              </w:rPr>
-              <w:t>52-36=16</w:t>
-            </w:r>
-          </w:p>
-        </w:tc>
-        <w:tc>
-          <w:tcPr>
-            <w:tcW w:type="dxa" w:w="1987"/>
-          </w:tcPr>
-          <w:p>
-            <w:pPr>
-              <w:jc w:val="left"/>
-            </w:pPr>
-            <w:r>
-              <w:rPr>
-                <w:rFonts w:ascii="TimeNewRoman" w:hAnsi="TimeNewRoman"/>
-                <w:sz w:val="30"/>
-              </w:rPr>
-              <w:t>29+24=53</w:t>
-            </w:r>
-          </w:p>
-        </w:tc>
-        <w:tc>
-          <w:tcPr>
-            <w:tcW w:type="dxa" w:w="1987"/>
-          </w:tcPr>
-          <w:p>
-            <w:pPr>
-              <w:jc w:val="left"/>
-            </w:pPr>
-            <w:r>
-              <w:rPr>
-                <w:rFonts w:ascii="TimeNewRoman" w:hAnsi="TimeNewRoman"/>
-                <w:sz w:val="30"/>
-              </w:rPr>
-              <w:t>45+10=55</w:t>
-            </w:r>
-          </w:p>
-        </w:tc>
-        <w:tc>
-          <w:tcPr>
-            <w:tcW w:type="dxa" w:w="1987"/>
-          </w:tcPr>
-          <w:p>
-            <w:pPr>
-              <w:jc w:val="left"/>
-            </w:pPr>
-            <w:r>
-              <w:rPr>
-                <w:rFonts w:ascii="TimeNewRoman" w:hAnsi="TimeNewRoman"/>
-                <w:sz w:val="30"/>
-              </w:rPr>
-              <w:t>39+19=58</w:t>
-            </w:r>
-          </w:p>
-        </w:tc>
-        <w:tc>
-          <w:tcPr>
-            <w:tcW w:type="dxa" w:w="1987"/>
-          </w:tcPr>
-          <w:p>
-            <w:pPr>
-              <w:jc w:val="left"/>
-            </w:pPr>
-            <w:r>
-              <w:rPr>
-                <w:rFonts w:ascii="TimeNewRoman" w:hAnsi="TimeNewRoman"/>
-                <w:sz w:val="30"/>
-              </w:rPr>
-              <w:t>54+30=84</w:t>
-            </w:r>
-          </w:p>
-        </w:tc>
-      </w:tr>
-      <w:tr>
-        <w:tc>
-          <w:tcPr>
-            <w:tcW w:type="dxa" w:w="1987"/>
-          </w:tcPr>
-          <w:p>
-            <w:pPr>
-              <w:jc w:val="left"/>
-            </w:pPr>
-            <w:r>
-              <w:rPr>
-                <w:rFonts w:ascii="TimeNewRoman" w:hAnsi="TimeNewRoman"/>
-                <w:sz w:val="30"/>
-              </w:rPr>
-              <w:t>49+9=58</w:t>
-            </w:r>
-          </w:p>
-        </w:tc>
-        <w:tc>
-          <w:tcPr>
-            <w:tcW w:type="dxa" w:w="1987"/>
-          </w:tcPr>
-          <w:p>
-            <w:pPr>
-              <w:jc w:val="left"/>
-            </w:pPr>
-            <w:r>
-              <w:rPr>
-                <w:rFonts w:ascii="TimeNewRoman" w:hAnsi="TimeNewRoman"/>
-                <w:sz w:val="30"/>
-              </w:rPr>
-              <w:t>8-1=7</w:t>
-            </w:r>
-          </w:p>
-        </w:tc>
-        <w:tc>
-          <w:tcPr>
-            <w:tcW w:type="dxa" w:w="1987"/>
-          </w:tcPr>
-          <w:p>
-            <w:pPr>
-              <w:jc w:val="left"/>
-            </w:pPr>
-            <w:r>
-              <w:rPr>
-                <w:rFonts w:ascii="TimeNewRoman" w:hAnsi="TimeNewRoman"/>
-                <w:sz w:val="30"/>
-              </w:rPr>
-              <w:t>21-15=6</w:t>
-            </w:r>
-          </w:p>
-        </w:tc>
-        <w:tc>
-          <w:tcPr>
-            <w:tcW w:type="dxa" w:w="1987"/>
-          </w:tcPr>
-          <w:p>
-            <w:pPr>
-              <w:jc w:val="left"/>
-            </w:pPr>
-            <w:r>
-              <w:rPr>
-                <w:rFonts w:ascii="TimeNewRoman" w:hAnsi="TimeNewRoman"/>
-                <w:sz w:val="30"/>
-              </w:rPr>
-              <w:t>57+41=98</w:t>
-            </w:r>
-          </w:p>
-        </w:tc>
-        <w:tc>
-          <w:tcPr>
-            <w:tcW w:type="dxa" w:w="1987"/>
-          </w:tcPr>
-          <w:p>
-            <w:pPr>
-              <w:jc w:val="left"/>
-            </w:pPr>
-            <w:r>
-              <w:rPr>
-                <w:rFonts w:ascii="TimeNewRoman" w:hAnsi="TimeNewRoman"/>
-                <w:sz w:val="30"/>
-              </w:rPr>
-              <w:t>4+73=77</w:t>
-            </w:r>
-          </w:p>
-        </w:tc>
-      </w:tr>
-      <w:tr>
-        <w:tc>
-          <w:tcPr>
-            <w:tcW w:type="dxa" w:w="1987"/>
-          </w:tcPr>
-          <w:p>
-            <w:pPr>
-              <w:jc w:val="left"/>
-            </w:pPr>
-            <w:r>
-              <w:rPr>
-                <w:rFonts w:ascii="TimeNewRoman" w:hAnsi="TimeNewRoman"/>
-                <w:sz w:val="30"/>
-              </w:rPr>
-              <w:t>75+11=86</w:t>
-            </w:r>
-          </w:p>
-        </w:tc>
-        <w:tc>
-          <w:tcPr>
-            <w:tcW w:type="dxa" w:w="1987"/>
-          </w:tcPr>
-          <w:p>
-            <w:pPr>
-              <w:jc w:val="left"/>
-            </w:pPr>
-            <w:r>
-              <w:rPr>
-                <w:rFonts w:ascii="TimeNewRoman" w:hAnsi="TimeNewRoman"/>
-                <w:sz w:val="30"/>
-              </w:rPr>
-              <w:t>87-69=18</w:t>
-            </w:r>
-          </w:p>
-        </w:tc>
-        <w:tc>
-          <w:tcPr>
-            <w:tcW w:type="dxa" w:w="1987"/>
-          </w:tcPr>
-          <w:p>
-            <w:pPr>
-              <w:jc w:val="left"/>
-            </w:pPr>
-            <w:r>
-              <w:rPr>
-                <w:rFonts w:ascii="TimeNewRoman" w:hAnsi="TimeNewRoman"/>
-                <w:sz w:val="30"/>
-              </w:rPr>
-              <w:t>9-1=8</w:t>
-            </w:r>
-          </w:p>
-        </w:tc>
-        <w:tc>
-          <w:tcPr>
-            <w:tcW w:type="dxa" w:w="1987"/>
-          </w:tcPr>
-          <w:p>
-            <w:pPr>
-              <w:jc w:val="left"/>
-            </w:pPr>
-            <w:r>
-              <w:rPr>
-                <w:rFonts w:ascii="TimeNewRoman" w:hAnsi="TimeNewRoman"/>
-                <w:sz w:val="30"/>
-              </w:rPr>
-              <w:t>89+2=91</w:t>
-            </w:r>
-          </w:p>
-        </w:tc>
-        <w:tc>
-          <w:tcPr>
-            <w:tcW w:type="dxa" w:w="1987"/>
-          </w:tcPr>
-          <w:p>
-            <w:pPr>
-              <w:jc w:val="left"/>
-            </w:pPr>
-            <w:r>
-              <w:rPr>
-                <w:rFonts w:ascii="TimeNewRoman" w:hAnsi="TimeNewRoman"/>
-                <w:sz w:val="30"/>
-              </w:rPr>
-              <w:t>66+30=96</w:t>
-            </w:r>
-          </w:p>
-        </w:tc>
-      </w:tr>
-      <w:tr>
-        <w:tc>
-          <w:tcPr>
-            <w:tcW w:type="dxa" w:w="1987"/>
-          </w:tcPr>
-          <w:p>
-            <w:pPr>
-              <w:jc w:val="left"/>
-            </w:pPr>
-            <w:r>
-              <w:rPr>
-                <w:rFonts w:ascii="TimeNewRoman" w:hAnsi="TimeNewRoman"/>
-                <w:sz w:val="30"/>
-              </w:rPr>
-              <w:t>97-68=29</w:t>
-            </w:r>
-          </w:p>
-        </w:tc>
-        <w:tc>
-          <w:tcPr>
-            <w:tcW w:type="dxa" w:w="1987"/>
-          </w:tcPr>
-          <w:p>
-            <w:pPr>
-              <w:jc w:val="left"/>
-            </w:pPr>
-            <w:r>
-              <w:rPr>
-                <w:rFonts w:ascii="TimeNewRoman" w:hAnsi="TimeNewRoman"/>
-                <w:sz w:val="30"/>
-              </w:rPr>
-              <w:t>19+56=75</w:t>
-            </w:r>
-          </w:p>
-        </w:tc>
-        <w:tc>
-          <w:tcPr>
-            <w:tcW w:type="dxa" w:w="1987"/>
-          </w:tcPr>
-          <w:p>
-            <w:pPr>
-              <w:jc w:val="left"/>
-            </w:pPr>
-            <w:r>
-              <w:rPr>
-                <w:rFonts w:ascii="TimeNewRoman" w:hAnsi="TimeNewRoman"/>
-                <w:sz w:val="30"/>
-              </w:rPr>
-              <w:t>64-60=4</w:t>
-            </w:r>
-          </w:p>
-        </w:tc>
-        <w:tc>
-          <w:tcPr>
-            <w:tcW w:type="dxa" w:w="1987"/>
-          </w:tcPr>
-          <w:p>
-            <w:pPr>
-              <w:jc w:val="left"/>
-            </w:pPr>
-            <w:r>
-              <w:rPr>
-                <w:rFonts w:ascii="TimeNewRoman" w:hAnsi="TimeNewRoman"/>
-                <w:sz w:val="30"/>
-              </w:rPr>
-              <w:t>45-18=27</w:t>
-            </w:r>
-          </w:p>
-        </w:tc>
-        <w:tc>
-          <w:tcPr>
-            <w:tcW w:type="dxa" w:w="1987"/>
-          </w:tcPr>
-          <w:p>
-            <w:pPr>
-              <w:jc w:val="left"/>
-            </w:pPr>
-            <w:r>
-              <w:rPr>
-                <w:rFonts w:ascii="TimeNewRoman" w:hAnsi="TimeNewRoman"/>
-                <w:sz w:val="30"/>
-              </w:rPr>
-              <w:t>23-8=15</w:t>
-            </w:r>
-          </w:p>
-        </w:tc>
-      </w:tr>
-      <w:tr>
-        <w:tc>
-          <w:tcPr>
-            <w:tcW w:type="dxa" w:w="1987"/>
-          </w:tcPr>
-          <w:p>
-            <w:pPr>
-              <w:jc w:val="left"/>
-            </w:pPr>
-            <w:r>
-              <w:rPr>
-                <w:rFonts w:ascii="TimeNewRoman" w:hAnsi="TimeNewRoman"/>
-                <w:sz w:val="30"/>
-              </w:rPr>
-              <w:t>2+88=90</w:t>
-            </w:r>
-          </w:p>
-        </w:tc>
-        <w:tc>
-          <w:tcPr>
-            <w:tcW w:type="dxa" w:w="1987"/>
-          </w:tcPr>
-          <w:p>
-            <w:pPr>
-              <w:jc w:val="left"/>
-            </w:pPr>
-            <w:r>
-              <w:rPr>
-                <w:rFonts w:ascii="TimeNewRoman" w:hAnsi="TimeNewRoman"/>
-                <w:sz w:val="30"/>
-              </w:rPr>
-              <w:t>48-31=17</w:t>
-            </w:r>
-          </w:p>
-        </w:tc>
-        <w:tc>
-          <w:tcPr>
-            <w:tcW w:type="dxa" w:w="1987"/>
-          </w:tcPr>
-          <w:p>
-            <w:pPr>
-              <w:jc w:val="left"/>
-            </w:pPr>
-            <w:r>
-              <w:rPr>
-                <w:rFonts w:ascii="TimeNewRoman" w:hAnsi="TimeNewRoman"/>
-                <w:sz w:val="30"/>
-              </w:rPr>
-              <w:t>34-13=21</w:t>
-            </w:r>
-          </w:p>
-        </w:tc>
-        <w:tc>
-          <w:tcPr>
-            <w:tcW w:type="dxa" w:w="1987"/>
-          </w:tcPr>
-          <w:p>
-            <w:pPr>
-              <w:jc w:val="left"/>
-            </w:pPr>
-            <w:r>
-              <w:rPr>
-                <w:rFonts w:ascii="TimeNewRoman" w:hAnsi="TimeNewRoman"/>
-                <w:sz w:val="30"/>
-              </w:rPr>
-              <w:t>32+39=71</w:t>
-            </w:r>
-          </w:p>
-        </w:tc>
-        <w:tc>
-          <w:tcPr>
-            <w:tcW w:type="dxa" w:w="1987"/>
-          </w:tcPr>
-          <w:p>
-            <w:pPr>
-              <w:jc w:val="left"/>
-            </w:pPr>
-            <w:r>
-              <w:rPr>
-                <w:rFonts w:ascii="TimeNewRoman" w:hAnsi="TimeNewRoman"/>
-                <w:sz w:val="30"/>
-              </w:rPr>
-              <w:t>75-51=24</w:t>
-            </w:r>
-          </w:p>
-        </w:tc>
-      </w:tr>
-      <w:tr>
-        <w:tc>
-          <w:tcPr>
-            <w:tcW w:type="dxa" w:w="1987"/>
-          </w:tcPr>
-          <w:p>
-            <w:pPr>
-              <w:jc w:val="left"/>
-            </w:pPr>
-            <w:r>
-              <w:rPr>
-                <w:rFonts w:ascii="TimeNewRoman" w:hAnsi="TimeNewRoman"/>
-                <w:sz w:val="30"/>
-              </w:rPr>
-              <w:t>98-80=18</w:t>
-            </w:r>
-          </w:p>
-        </w:tc>
-        <w:tc>
-          <w:tcPr>
-            <w:tcW w:type="dxa" w:w="1987"/>
-          </w:tcPr>
-          <w:p>
-            <w:pPr>
-              <w:jc w:val="left"/>
-            </w:pPr>
-            <w:r>
-              <w:rPr>
-                <w:rFonts w:ascii="TimeNewRoman" w:hAnsi="TimeNewRoman"/>
-                <w:sz w:val="30"/>
-              </w:rPr>
-              <w:t>95-36=59</w:t>
-            </w:r>
-          </w:p>
-        </w:tc>
-        <w:tc>
-          <w:tcPr>
-            <w:tcW w:type="dxa" w:w="1987"/>
-          </w:tcPr>
-          <w:p>
-            <w:pPr>
-              <w:jc w:val="left"/>
-            </w:pPr>
-            <w:r>
-              <w:rPr>
-                <w:rFonts w:ascii="TimeNewRoman" w:hAnsi="TimeNewRoman"/>
-                <w:sz w:val="30"/>
-              </w:rPr>
-              <w:t>51-32=19</w:t>
-            </w:r>
-          </w:p>
-        </w:tc>
-        <w:tc>
-          <w:tcPr>
-            <w:tcW w:type="dxa" w:w="1987"/>
-          </w:tcPr>
-          <w:p>
-            <w:pPr>
-              <w:jc w:val="left"/>
-            </w:pPr>
-            <w:r>
-              <w:rPr>
-                <w:rFonts w:ascii="TimeNewRoman" w:hAnsi="TimeNewRoman"/>
-                <w:sz w:val="30"/>
-              </w:rPr>
-              <w:t>64-46=18</w:t>
-            </w:r>
-          </w:p>
-        </w:tc>
-        <w:tc>
-          <w:tcPr>
-            <w:tcW w:type="dxa" w:w="1987"/>
-          </w:tcPr>
-          <w:p>
-            <w:pPr>
-              <w:jc w:val="left"/>
-            </w:pPr>
-            <w:r>
-              <w:rPr>
-                <w:rFonts w:ascii="TimeNewRoman" w:hAnsi="TimeNewRoman"/>
-                <w:sz w:val="30"/>
-              </w:rPr>
-              <w:t>81+7=88</w:t>
-            </w:r>
-          </w:p>
-        </w:tc>
-      </w:tr>
-      <w:tr>
-        <w:tc>
-          <w:tcPr>
-            <w:tcW w:type="dxa" w:w="1987"/>
-          </w:tcPr>
-          <w:p>
-            <w:pPr>
-              <w:jc w:val="left"/>
-            </w:pPr>
-            <w:r>
-              <w:rPr>
-                <w:rFonts w:ascii="TimeNewRoman" w:hAnsi="TimeNewRoman"/>
-                <w:sz w:val="30"/>
-              </w:rPr>
-              <w:t>15+5=20</w:t>
-            </w:r>
-          </w:p>
-        </w:tc>
-        <w:tc>
-          <w:tcPr>
-            <w:tcW w:type="dxa" w:w="1987"/>
-          </w:tcPr>
-          <w:p>
-            <w:pPr>
-              <w:jc w:val="left"/>
-            </w:pPr>
-            <w:r>
-              <w:rPr>
-                <w:rFonts w:ascii="TimeNewRoman" w:hAnsi="TimeNewRoman"/>
-                <w:sz w:val="30"/>
-              </w:rPr>
-              <w:t>30+65=95</w:t>
-            </w:r>
-          </w:p>
-        </w:tc>
-        <w:tc>
-          <w:tcPr>
-            <w:tcW w:type="dxa" w:w="1987"/>
-          </w:tcPr>
-          <w:p>
-            <w:pPr>
-              <w:jc w:val="left"/>
-            </w:pPr>
-            <w:r>
-              <w:rPr>
-                <w:rFonts w:ascii="TimeNewRoman" w:hAnsi="TimeNewRoman"/>
-                <w:sz w:val="30"/>
-              </w:rPr>
-              <w:t>25-5=20</w:t>
-            </w:r>
-          </w:p>
-        </w:tc>
-        <w:tc>
-          <w:tcPr>
-            <w:tcW w:type="dxa" w:w="1987"/>
-          </w:tcPr>
-          <w:p>
-            <w:pPr>
-              <w:jc w:val="left"/>
-            </w:pPr>
-            <w:r>
-              <w:rPr>
-                <w:rFonts w:ascii="TimeNewRoman" w:hAnsi="TimeNewRoman"/>
-                <w:sz w:val="30"/>
-              </w:rPr>
-              <w:t>36-13=23</w:t>
-            </w:r>
-          </w:p>
-        </w:tc>
-        <w:tc>
-          <w:tcPr>
-            <w:tcW w:type="dxa" w:w="1987"/>
-          </w:tcPr>
-          <w:p>
-            <w:pPr>
-              <w:jc w:val="left"/>
-            </w:pPr>
-            <w:r>
-              <w:rPr>
-                <w:rFonts w:ascii="TimeNewRoman" w:hAnsi="TimeNewRoman"/>
-                <w:sz w:val="30"/>
-              </w:rPr>
-              <w:t>30-9=21</w:t>
-            </w:r>
-          </w:p>
-        </w:tc>
-      </w:tr>
-      <w:tr>
-        <w:tc>
-          <w:tcPr>
-            <w:tcW w:type="dxa" w:w="1987"/>
-          </w:tcPr>
-          <w:p>
-            <w:pPr>
-              <w:jc w:val="left"/>
-            </w:pPr>
-            <w:r>
-              <w:rPr>
-                <w:rFonts w:ascii="TimeNewRoman" w:hAnsi="TimeNewRoman"/>
-                <w:sz w:val="30"/>
-              </w:rPr>
-              <w:t>41-1=40</w:t>
-            </w:r>
-          </w:p>
-        </w:tc>
-        <w:tc>
-          <w:tcPr>
-            <w:tcW w:type="dxa" w:w="1987"/>
-          </w:tcPr>
-          <w:p>
-            <w:pPr>
-              <w:jc w:val="left"/>
-            </w:pPr>
-            <w:r>
-              <w:rPr>
-                <w:rFonts w:ascii="TimeNewRoman" w:hAnsi="TimeNewRoman"/>
-                <w:sz w:val="30"/>
-              </w:rPr>
-              <w:t>54-39=15</w:t>
-            </w:r>
-          </w:p>
-        </w:tc>
-        <w:tc>
-          <w:tcPr>
-            <w:tcW w:type="dxa" w:w="1987"/>
-          </w:tcPr>
-          <w:p>
-            <w:pPr>
-              <w:jc w:val="left"/>
-            </w:pPr>
-            <w:r>
-              <w:rPr>
-                <w:rFonts w:ascii="TimeNewRoman" w:hAnsi="TimeNewRoman"/>
-                <w:sz w:val="30"/>
-              </w:rPr>
-              <w:t>81-19=62</w:t>
-            </w:r>
-          </w:p>
-        </w:tc>
-        <w:tc>
-          <w:tcPr>
-            <w:tcW w:type="dxa" w:w="1987"/>
-          </w:tcPr>
-          <w:p>
-            <w:pPr>
-              <w:jc w:val="left"/>
-            </w:pPr>
-            <w:r>
-              <w:rPr>
-                <w:rFonts w:ascii="TimeNewRoman" w:hAnsi="TimeNewRoman"/>
-                <w:sz w:val="30"/>
-              </w:rPr>
-              <w:t>94-72=22</w:t>
-            </w:r>
-          </w:p>
-        </w:tc>
-        <w:tc>
-          <w:tcPr>
-            <w:tcW w:type="dxa" w:w="1987"/>
-          </w:tcPr>
-          <w:p>
-            <w:pPr>
-              <w:jc w:val="left"/>
-            </w:pPr>
-            <w:r>
-              <w:rPr>
-                <w:rFonts w:ascii="TimeNewRoman" w:hAnsi="TimeNewRoman"/>
-                <w:sz w:val="30"/>
-              </w:rPr>
-              <w:t>54-6=48</w:t>
-            </w:r>
-          </w:p>
-        </w:tc>
-      </w:tr>
-      <w:tr>
-        <w:tc>
-          <w:tcPr>
-            <w:tcW w:type="dxa" w:w="1987"/>
-          </w:tcPr>
-          <w:p>
-            <w:pPr>
-              <w:jc w:val="left"/>
-            </w:pPr>
-            <w:r>
-              <w:rPr>
-                <w:rFonts w:ascii="TimeNewRoman" w:hAnsi="TimeNewRoman"/>
-                <w:sz w:val="30"/>
-              </w:rPr>
-              <w:t>88-35=53</w:t>
-            </w:r>
-          </w:p>
-        </w:tc>
-        <w:tc>
-          <w:tcPr>
-            <w:tcW w:type="dxa" w:w="1987"/>
-          </w:tcPr>
-          <w:p>
-            <w:pPr>
-              <w:jc w:val="left"/>
-            </w:pPr>
-            <w:r>
-              <w:rPr>
-                <w:rFonts w:ascii="TimeNewRoman" w:hAnsi="TimeNewRoman"/>
-                <w:sz w:val="30"/>
-              </w:rPr>
-              <w:t>65-57=8</w:t>
-            </w:r>
-          </w:p>
-        </w:tc>
-        <w:tc>
-          <w:tcPr>
-            <w:tcW w:type="dxa" w:w="1987"/>
-          </w:tcPr>
-          <w:p>
-            <w:pPr>
-              <w:jc w:val="left"/>
-            </w:pPr>
-            <w:r>
-              <w:rPr>
-                <w:rFonts w:ascii="TimeNewRoman" w:hAnsi="TimeNewRoman"/>
-                <w:sz w:val="30"/>
-              </w:rPr>
-              <w:t>99-24=75</w:t>
-            </w:r>
-          </w:p>
-        </w:tc>
-        <w:tc>
-          <w:tcPr>
-            <w:tcW w:type="dxa" w:w="1987"/>
-          </w:tcPr>
-          <w:p>
-            <w:pPr>
-              <w:jc w:val="left"/>
-            </w:pPr>
-            <w:r>
-              <w:rPr>
-                <w:rFonts w:ascii="TimeNewRoman" w:hAnsi="TimeNewRoman"/>
-                <w:sz w:val="30"/>
-              </w:rPr>
-              <w:t>43+5=48</w:t>
-            </w:r>
-          </w:p>
-        </w:tc>
-        <w:tc>
-          <w:tcPr>
-            <w:tcW w:type="dxa" w:w="1987"/>
-          </w:tcPr>
-          <w:p>
-            <w:pPr>
-              <w:jc w:val="left"/>
-            </w:pPr>
-            <w:r>
-              <w:rPr>
-                <w:rFonts w:ascii="TimeNewRoman" w:hAnsi="TimeNewRoman"/>
-                <w:sz w:val="30"/>
-              </w:rPr>
-              <w:t>72+17=89</w:t>
+              <w:t>45-36=9</w:t>
             </w:r>
           </w:p>
         </w:tc>

--- a/answers-of-addition_and_subtraction_within_100.docx
+++ b/answers-of-addition_and_subtraction_within_100.docx
@@ -40,7 +40,7 @@
                 <w:rFonts w:ascii="TimeNewRoman" w:hAnsi="TimeNewRoman"/>
                 <w:sz w:val="30"/>
               </w:rPr>
-              <w:t>16+78=94</w:t>
+              <w:t>75+6=81</w:t>
             </w:r>
           </w:p>
         </w:tc>
@@ -57,7 +57,7 @@
                 <w:rFonts w:ascii="TimeNewRoman" w:hAnsi="TimeNewRoman"/>
                 <w:sz w:val="30"/>
               </w:rPr>
-              <w:t>51+17=68</w:t>
+              <w:t>51+37=88</w:t>
             </w:r>
           </w:p>
         </w:tc>
@@ -74,7 +74,7 @@
                 <w:rFonts w:ascii="TimeNewRoman" w:hAnsi="TimeNewRoman"/>
                 <w:sz w:val="30"/>
               </w:rPr>
-              <w:t>35-19=16</w:t>
+              <w:t>15+42=57</w:t>
             </w:r>
           </w:p>
         </w:tc>
@@ -91,7 +91,7 @@
                 <w:rFonts w:ascii="TimeNewRoman" w:hAnsi="TimeNewRoman"/>
                 <w:sz w:val="30"/>
               </w:rPr>
-              <w:t>96-51=45</w:t>
+              <w:t>6+6=12</w:t>
             </w:r>
           </w:p>
         </w:tc>
@@ -108,7 +108,7 @@
                 <w:rFonts w:ascii="TimeNewRoman" w:hAnsi="TimeNewRoman"/>
                 <w:sz w:val="30"/>
               </w:rPr>
-              <w:t>67+22=89</w:t>
+              <w:t>41+19=60</w:t>
             </w:r>
           </w:p>
         </w:tc>
@@ -127,7 +127,7 @@
                 <w:rFonts w:ascii="TimeNewRoman" w:hAnsi="TimeNewRoman"/>
                 <w:sz w:val="30"/>
               </w:rPr>
-              <w:t>60-56=4</w:t>
+              <w:t>25-18=7</w:t>
             </w:r>
           </w:p>
         </w:tc>
@@ -144,7 +144,7 @@
                 <w:rFonts w:ascii="TimeNewRoman" w:hAnsi="TimeNewRoman"/>
                 <w:sz w:val="30"/>
               </w:rPr>
-              <w:t>29-14=15</w:t>
+              <w:t>24-6=18</w:t>
             </w:r>
           </w:p>
         </w:tc>
@@ -161,7 +161,7 @@
                 <w:rFonts w:ascii="TimeNewRoman" w:hAnsi="TimeNewRoman"/>
                 <w:sz w:val="30"/>
               </w:rPr>
-              <w:t>55-0=55</w:t>
+              <w:t>90-62=28</w:t>
             </w:r>
           </w:p>
         </w:tc>
@@ -178,7 +178,7 @@
                 <w:rFonts w:ascii="TimeNewRoman" w:hAnsi="TimeNewRoman"/>
                 <w:sz w:val="30"/>
               </w:rPr>
-              <w:t>75+24=99</w:t>
+              <w:t>22-16=6</w:t>
             </w:r>
           </w:p>
         </w:tc>
@@ -195,7 +195,7 @@
                 <w:rFonts w:ascii="TimeNewRoman" w:hAnsi="TimeNewRoman"/>
                 <w:sz w:val="30"/>
               </w:rPr>
-              <w:t>46-15=31</w:t>
+              <w:t>25-23=2</w:t>
             </w:r>
           </w:p>
         </w:tc>
@@ -214,7 +214,7 @@
                 <w:rFonts w:ascii="TimeNewRoman" w:hAnsi="TimeNewRoman"/>
                 <w:sz w:val="30"/>
               </w:rPr>
-              <w:t>84-65=19</w:t>
+              <w:t>23+71=94</w:t>
             </w:r>
           </w:p>
         </w:tc>
@@ -231,7 +231,7 @@
                 <w:rFonts w:ascii="TimeNewRoman" w:hAnsi="TimeNewRoman"/>
                 <w:sz w:val="30"/>
               </w:rPr>
-              <w:t>41+7=48</w:t>
+              <w:t>70-68=2</w:t>
             </w:r>
           </w:p>
         </w:tc>
@@ -248,7 +248,7 @@
                 <w:rFonts w:ascii="TimeNewRoman" w:hAnsi="TimeNewRoman"/>
                 <w:sz w:val="30"/>
               </w:rPr>
-              <w:t>53-27=26</w:t>
+              <w:t>25+17=42</w:t>
             </w:r>
           </w:p>
         </w:tc>
@@ -265,7 +265,7 @@
                 <w:rFonts w:ascii="TimeNewRoman" w:hAnsi="TimeNewRoman"/>
                 <w:sz w:val="30"/>
               </w:rPr>
-              <w:t>35-3=32</w:t>
+              <w:t>62-51=11</w:t>
             </w:r>
           </w:p>
         </w:tc>
@@ -282,7 +282,7 @@
                 <w:rFonts w:ascii="TimeNewRoman" w:hAnsi="TimeNewRoman"/>
                 <w:sz w:val="30"/>
               </w:rPr>
-              <w:t>1+23=24</w:t>
+              <w:t>24+11=35</w:t>
             </w:r>
           </w:p>
         </w:tc>
@@ -301,7 +301,7 @@
                 <w:rFonts w:ascii="TimeNewRoman" w:hAnsi="TimeNewRoman"/>
                 <w:sz w:val="30"/>
               </w:rPr>
-              <w:t>29+31=60</w:t>
+              <w:t>94-71=23</w:t>
             </w:r>
           </w:p>
         </w:tc>
@@ -318,7 +318,7 @@
                 <w:rFonts w:ascii="TimeNewRoman" w:hAnsi="TimeNewRoman"/>
                 <w:sz w:val="30"/>
               </w:rPr>
-              <w:t>28+29=57</w:t>
+              <w:t>86-43=43</w:t>
             </w:r>
           </w:p>
         </w:tc>
@@ -335,7 +335,7 @@
                 <w:rFonts w:ascii="TimeNewRoman" w:hAnsi="TimeNewRoman"/>
                 <w:sz w:val="30"/>
               </w:rPr>
-              <w:t>22+55=77</w:t>
+              <w:t>24+31=55</w:t>
             </w:r>
           </w:p>
         </w:tc>
@@ -352,7 +352,7 @@
                 <w:rFonts w:ascii="TimeNewRoman" w:hAnsi="TimeNewRoman"/>
                 <w:sz w:val="30"/>
               </w:rPr>
-              <w:t>27+13=40</w:t>
+              <w:t>46-20=26</w:t>
             </w:r>
           </w:p>
         </w:tc>
@@ -369,7 +369,7 @@
                 <w:rFonts w:ascii="TimeNewRoman" w:hAnsi="TimeNewRoman"/>
                 <w:sz w:val="30"/>
               </w:rPr>
-              <w:t>88-75=13</w:t>
+              <w:t>57+7=64</w:t>
             </w:r>
           </w:p>
         </w:tc>
@@ -388,7 +388,7 @@
                 <w:rFonts w:ascii="TimeNewRoman" w:hAnsi="TimeNewRoman"/>
                 <w:sz w:val="30"/>
               </w:rPr>
-              <w:t>4+41=45</w:t>
+              <w:t>72+16=88</w:t>
             </w:r>
           </w:p>
         </w:tc>
@@ -405,7 +405,7 @@
                 <w:rFonts w:ascii="TimeNewRoman" w:hAnsi="TimeNewRoman"/>
                 <w:sz w:val="30"/>
               </w:rPr>
-              <w:t>72+1=73</w:t>
+              <w:t>35-34=1</w:t>
             </w:r>
           </w:p>
         </w:tc>
@@ -422,7 +422,7 @@
                 <w:rFonts w:ascii="TimeNewRoman" w:hAnsi="TimeNewRoman"/>
                 <w:sz w:val="30"/>
               </w:rPr>
-              <w:t>43-42=1</w:t>
+              <w:t>82-80=2</w:t>
             </w:r>
           </w:p>
         </w:tc>
@@ -439,7 +439,7 @@
                 <w:rFonts w:ascii="TimeNewRoman" w:hAnsi="TimeNewRoman"/>
                 <w:sz w:val="30"/>
               </w:rPr>
-              <w:t>52+29=81</w:t>
+              <w:t>26-10=16</w:t>
             </w:r>
           </w:p>
         </w:tc>
@@ -456,7 +456,7 @@
                 <w:rFonts w:ascii="TimeNewRoman" w:hAnsi="TimeNewRoman"/>
                 <w:sz w:val="30"/>
               </w:rPr>
-              <w:t>7+64=71</w:t>
+              <w:t>9+80=89</w:t>
             </w:r>
           </w:p>
         </w:tc>
@@ -475,7 +475,406 @@
                 <w:rFonts w:ascii="TimeNewRoman" w:hAnsi="TimeNewRoman"/>
                 <w:sz w:val="30"/>
               </w:rPr>
-              <w:t>69-64=5</w:t>
+              <w:t>49+2=51</w:t>
+            </w:r>
+          </w:p>
+        </w:tc>
+        <w:tc>
+          <w:tcPr>
+            <w:tcW w:type="dxa" w:w="1987"/>
+          </w:tcPr>
+          <w:p>
+            <w:pPr>
+              <w:jc w:val="left"/>
+            </w:pPr>
+            <w:r>
+              <w:rPr>
+                <w:rFonts w:ascii="TimeNewRoman" w:hAnsi="TimeNewRoman"/>
+                <w:sz w:val="30"/>
+              </w:rPr>
+              <w:t>48+3=51</w:t>
+            </w:r>
+          </w:p>
+        </w:tc>
+        <w:tc>
+          <w:tcPr>
+            <w:tcW w:type="dxa" w:w="1987"/>
+          </w:tcPr>
+          <w:p>
+            <w:pPr>
+              <w:jc w:val="left"/>
+            </w:pPr>
+            <w:r>
+              <w:rPr>
+                <w:rFonts w:ascii="TimeNewRoman" w:hAnsi="TimeNewRoman"/>
+                <w:sz w:val="30"/>
+              </w:rPr>
+              <w:t>31-24=7</w:t>
+            </w:r>
+          </w:p>
+        </w:tc>
+        <w:tc>
+          <w:tcPr>
+            <w:tcW w:type="dxa" w:w="1987"/>
+          </w:tcPr>
+          <w:p>
+            <w:pPr>
+              <w:jc w:val="left"/>
+            </w:pPr>
+            <w:r>
+              <w:rPr>
+                <w:rFonts w:ascii="TimeNewRoman" w:hAnsi="TimeNewRoman"/>
+                <w:sz w:val="30"/>
+              </w:rPr>
+              <w:t>60-32=28</w:t>
+            </w:r>
+          </w:p>
+        </w:tc>
+        <w:tc>
+          <w:tcPr>
+            <w:tcW w:type="dxa" w:w="1987"/>
+          </w:tcPr>
+          <w:p>
+            <w:pPr>
+              <w:jc w:val="left"/>
+            </w:pPr>
+            <w:r>
+              <w:rPr>
+                <w:rFonts w:ascii="TimeNewRoman" w:hAnsi="TimeNewRoman"/>
+                <w:sz w:val="30"/>
+              </w:rPr>
+              <w:t>95-80=15</w:t>
+            </w:r>
+          </w:p>
+        </w:tc>
+      </w:tr>
+      <w:tr>
+        <w:tc>
+          <w:tcPr>
+            <w:tcW w:type="dxa" w:w="1987"/>
+          </w:tcPr>
+          <w:p>
+            <w:pPr>
+              <w:jc w:val="left"/>
+            </w:pPr>
+            <w:r>
+              <w:rPr>
+                <w:rFonts w:ascii="TimeNewRoman" w:hAnsi="TimeNewRoman"/>
+                <w:sz w:val="30"/>
+              </w:rPr>
+              <w:t>49-39=10</w:t>
+            </w:r>
+          </w:p>
+        </w:tc>
+        <w:tc>
+          <w:tcPr>
+            <w:tcW w:type="dxa" w:w="1987"/>
+          </w:tcPr>
+          <w:p>
+            <w:pPr>
+              <w:jc w:val="left"/>
+            </w:pPr>
+            <w:r>
+              <w:rPr>
+                <w:rFonts w:ascii="TimeNewRoman" w:hAnsi="TimeNewRoman"/>
+                <w:sz w:val="30"/>
+              </w:rPr>
+              <w:t>1+12=13</w:t>
+            </w:r>
+          </w:p>
+        </w:tc>
+        <w:tc>
+          <w:tcPr>
+            <w:tcW w:type="dxa" w:w="1987"/>
+          </w:tcPr>
+          <w:p>
+            <w:pPr>
+              <w:jc w:val="left"/>
+            </w:pPr>
+            <w:r>
+              <w:rPr>
+                <w:rFonts w:ascii="TimeNewRoman" w:hAnsi="TimeNewRoman"/>
+                <w:sz w:val="30"/>
+              </w:rPr>
+              <w:t>59-46=13</w:t>
+            </w:r>
+          </w:p>
+        </w:tc>
+        <w:tc>
+          <w:tcPr>
+            <w:tcW w:type="dxa" w:w="1987"/>
+          </w:tcPr>
+          <w:p>
+            <w:pPr>
+              <w:jc w:val="left"/>
+            </w:pPr>
+            <w:r>
+              <w:rPr>
+                <w:rFonts w:ascii="TimeNewRoman" w:hAnsi="TimeNewRoman"/>
+                <w:sz w:val="30"/>
+              </w:rPr>
+              <w:t>45+54=99</w:t>
+            </w:r>
+          </w:p>
+        </w:tc>
+        <w:tc>
+          <w:tcPr>
+            <w:tcW w:type="dxa" w:w="1987"/>
+          </w:tcPr>
+          <w:p>
+            <w:pPr>
+              <w:jc w:val="left"/>
+            </w:pPr>
+            <w:r>
+              <w:rPr>
+                <w:rFonts w:ascii="TimeNewRoman" w:hAnsi="TimeNewRoman"/>
+                <w:sz w:val="30"/>
+              </w:rPr>
+              <w:t>2+64=66</w:t>
+            </w:r>
+          </w:p>
+        </w:tc>
+      </w:tr>
+      <w:tr>
+        <w:tc>
+          <w:tcPr>
+            <w:tcW w:type="dxa" w:w="1987"/>
+          </w:tcPr>
+          <w:p>
+            <w:pPr>
+              <w:jc w:val="left"/>
+            </w:pPr>
+            <w:r>
+              <w:rPr>
+                <w:rFonts w:ascii="TimeNewRoman" w:hAnsi="TimeNewRoman"/>
+                <w:sz w:val="30"/>
+              </w:rPr>
+              <w:t>71-27=44</w:t>
+            </w:r>
+          </w:p>
+        </w:tc>
+        <w:tc>
+          <w:tcPr>
+            <w:tcW w:type="dxa" w:w="1987"/>
+          </w:tcPr>
+          <w:p>
+            <w:pPr>
+              <w:jc w:val="left"/>
+            </w:pPr>
+            <w:r>
+              <w:rPr>
+                <w:rFonts w:ascii="TimeNewRoman" w:hAnsi="TimeNewRoman"/>
+                <w:sz w:val="30"/>
+              </w:rPr>
+              <w:t>41-13=28</w:t>
+            </w:r>
+          </w:p>
+        </w:tc>
+        <w:tc>
+          <w:tcPr>
+            <w:tcW w:type="dxa" w:w="1987"/>
+          </w:tcPr>
+          <w:p>
+            <w:pPr>
+              <w:jc w:val="left"/>
+            </w:pPr>
+            <w:r>
+              <w:rPr>
+                <w:rFonts w:ascii="TimeNewRoman" w:hAnsi="TimeNewRoman"/>
+                <w:sz w:val="30"/>
+              </w:rPr>
+              <w:t>67-22=45</w:t>
+            </w:r>
+          </w:p>
+        </w:tc>
+        <w:tc>
+          <w:tcPr>
+            <w:tcW w:type="dxa" w:w="1987"/>
+          </w:tcPr>
+          <w:p>
+            <w:pPr>
+              <w:jc w:val="left"/>
+            </w:pPr>
+            <w:r>
+              <w:rPr>
+                <w:rFonts w:ascii="TimeNewRoman" w:hAnsi="TimeNewRoman"/>
+                <w:sz w:val="30"/>
+              </w:rPr>
+              <w:t>23+42=65</w:t>
+            </w:r>
+          </w:p>
+        </w:tc>
+        <w:tc>
+          <w:tcPr>
+            <w:tcW w:type="dxa" w:w="1987"/>
+          </w:tcPr>
+          <w:p>
+            <w:pPr>
+              <w:jc w:val="left"/>
+            </w:pPr>
+            <w:r>
+              <w:rPr>
+                <w:rFonts w:ascii="TimeNewRoman" w:hAnsi="TimeNewRoman"/>
+                <w:sz w:val="30"/>
+              </w:rPr>
+              <w:t>35+28=63</w:t>
+            </w:r>
+          </w:p>
+        </w:tc>
+      </w:tr>
+      <w:tr>
+        <w:tc>
+          <w:tcPr>
+            <w:tcW w:type="dxa" w:w="1987"/>
+          </w:tcPr>
+          <w:p>
+            <w:pPr>
+              <w:jc w:val="left"/>
+            </w:pPr>
+            <w:r>
+              <w:rPr>
+                <w:rFonts w:ascii="TimeNewRoman" w:hAnsi="TimeNewRoman"/>
+                <w:sz w:val="30"/>
+              </w:rPr>
+              <w:t>30+22=52</w:t>
+            </w:r>
+          </w:p>
+        </w:tc>
+        <w:tc>
+          <w:tcPr>
+            <w:tcW w:type="dxa" w:w="1987"/>
+          </w:tcPr>
+          <w:p>
+            <w:pPr>
+              <w:jc w:val="left"/>
+            </w:pPr>
+            <w:r>
+              <w:rPr>
+                <w:rFonts w:ascii="TimeNewRoman" w:hAnsi="TimeNewRoman"/>
+                <w:sz w:val="30"/>
+              </w:rPr>
+              <w:t>93-29=64</w:t>
+            </w:r>
+          </w:p>
+        </w:tc>
+        <w:tc>
+          <w:tcPr>
+            <w:tcW w:type="dxa" w:w="1987"/>
+          </w:tcPr>
+          <w:p>
+            <w:pPr>
+              <w:jc w:val="left"/>
+            </w:pPr>
+            <w:r>
+              <w:rPr>
+                <w:rFonts w:ascii="TimeNewRoman" w:hAnsi="TimeNewRoman"/>
+                <w:sz w:val="30"/>
+              </w:rPr>
+              <w:t>3+81=84</w:t>
+            </w:r>
+          </w:p>
+        </w:tc>
+        <w:tc>
+          <w:tcPr>
+            <w:tcW w:type="dxa" w:w="1987"/>
+          </w:tcPr>
+          <w:p>
+            <w:pPr>
+              <w:jc w:val="left"/>
+            </w:pPr>
+            <w:r>
+              <w:rPr>
+                <w:rFonts w:ascii="TimeNewRoman" w:hAnsi="TimeNewRoman"/>
+                <w:sz w:val="30"/>
+              </w:rPr>
+              <w:t>94+5=99</w:t>
+            </w:r>
+          </w:p>
+        </w:tc>
+        <w:tc>
+          <w:tcPr>
+            <w:tcW w:type="dxa" w:w="1987"/>
+          </w:tcPr>
+          <w:p>
+            <w:pPr>
+              <w:jc w:val="left"/>
+            </w:pPr>
+            <w:r>
+              <w:rPr>
+                <w:rFonts w:ascii="TimeNewRoman" w:hAnsi="TimeNewRoman"/>
+                <w:sz w:val="30"/>
+              </w:rPr>
+              <w:t>51-43=8</w:t>
+            </w:r>
+          </w:p>
+        </w:tc>
+      </w:tr>
+      <w:tr>
+        <w:tc>
+          <w:tcPr>
+            <w:tcW w:type="dxa" w:w="1987"/>
+          </w:tcPr>
+          <w:p>
+            <w:pPr>
+              <w:jc w:val="left"/>
+            </w:pPr>
+            <w:r>
+              <w:rPr>
+                <w:rFonts w:ascii="TimeNewRoman" w:hAnsi="TimeNewRoman"/>
+                <w:sz w:val="30"/>
+              </w:rPr>
+              <w:t>43-30=13</w:t>
+            </w:r>
+          </w:p>
+        </w:tc>
+        <w:tc>
+          <w:tcPr>
+            <w:tcW w:type="dxa" w:w="1987"/>
+          </w:tcPr>
+          <w:p>
+            <w:pPr>
+              <w:jc w:val="left"/>
+            </w:pPr>
+            <w:r>
+              <w:rPr>
+                <w:rFonts w:ascii="TimeNewRoman" w:hAnsi="TimeNewRoman"/>
+                <w:sz w:val="30"/>
+              </w:rPr>
+              <w:t>5+36=41</w:t>
+            </w:r>
+          </w:p>
+        </w:tc>
+        <w:tc>
+          <w:tcPr>
+            <w:tcW w:type="dxa" w:w="1987"/>
+          </w:tcPr>
+          <w:p>
+            <w:pPr>
+              <w:jc w:val="left"/>
+            </w:pPr>
+            <w:r>
+              <w:rPr>
+                <w:rFonts w:ascii="TimeNewRoman" w:hAnsi="TimeNewRoman"/>
+                <w:sz w:val="30"/>
+              </w:rPr>
+              <w:t>47+50=97</w:t>
+            </w:r>
+          </w:p>
+        </w:tc>
+        <w:tc>
+          <w:tcPr>
+            <w:tcW w:type="dxa" w:w="1987"/>
+          </w:tcPr>
+          <w:p>
+            <w:pPr>
+              <w:jc w:val="left"/>
+            </w:pPr>
+            <w:r>
+              <w:rPr>
+                <w:rFonts w:ascii="TimeNewRoman" w:hAnsi="TimeNewRoman"/>
+                <w:sz w:val="30"/>
+              </w:rPr>
+              <w:t>31+62=93</w:t>
             </w:r>
           </w:p>
         </w:tc>
@@ -496,6 +895,8 @@
             </w:r>
           </w:p>
         </w:tc>
+      </w:tr>
+      <w:tr>
         <w:tc>
           <w:tcPr>
             <w:tcW w:type="dxa" w:w="1987"/>
@@ -509,7 +910,7 @@
                 <w:rFonts w:ascii="TimeNewRoman" w:hAnsi="TimeNewRoman"/>
                 <w:sz w:val="30"/>
               </w:rPr>
-              <w:t>91-39=52</w:t>
+              <w:t>8+62=70</w:t>
             </w:r>
           </w:p>
         </w:tc>
@@ -526,7 +927,7 @@
                 <w:rFonts w:ascii="TimeNewRoman" w:hAnsi="TimeNewRoman"/>
                 <w:sz w:val="30"/>
               </w:rPr>
-              <w:t>65-53=12</w:t>
+              <w:t>82-33=49</w:t>
             </w:r>
           </w:p>
         </w:tc>
@@ -543,7 +944,41 @@
                 <w:rFonts w:ascii="TimeNewRoman" w:hAnsi="TimeNewRoman"/>
                 <w:sz w:val="30"/>
               </w:rPr>
-              <w:t>38-25=13</w:t>
+              <w:t>35+40=75</w:t>
+            </w:r>
+          </w:p>
+        </w:tc>
+        <w:tc>
+          <w:tcPr>
+            <w:tcW w:type="dxa" w:w="1987"/>
+          </w:tcPr>
+          <w:p>
+            <w:pPr>
+              <w:jc w:val="left"/>
+            </w:pPr>
+            <w:r>
+              <w:rPr>
+                <w:rFonts w:ascii="TimeNewRoman" w:hAnsi="TimeNewRoman"/>
+                <w:sz w:val="30"/>
+              </w:rPr>
+              <w:t>22+49=71</w:t>
+            </w:r>
+          </w:p>
+        </w:tc>
+        <w:tc>
+          <w:tcPr>
+            <w:tcW w:type="dxa" w:w="1987"/>
+          </w:tcPr>
+          <w:p>
+            <w:pPr>
+              <w:jc w:val="left"/>
+            </w:pPr>
+            <w:r>
+              <w:rPr>
+                <w:rFonts w:ascii="TimeNewRoman" w:hAnsi="TimeNewRoman"/>
+                <w:sz w:val="30"/>
+              </w:rPr>
+              <w:t>67+25=92</w:t>
             </w:r>
           </w:p>
         </w:tc>
@@ -562,7 +997,7 @@
                 <w:rFonts w:ascii="TimeNewRoman" w:hAnsi="TimeNewRoman"/>
                 <w:sz w:val="30"/>
               </w:rPr>
-              <w:t>59-17=42</w:t>
+              <w:t>67-20=47</w:t>
             </w:r>
           </w:p>
         </w:tc>
@@ -579,7 +1014,7 @@
                 <w:rFonts w:ascii="TimeNewRoman" w:hAnsi="TimeNewRoman"/>
                 <w:sz w:val="30"/>
               </w:rPr>
-              <w:t>26+12=38</w:t>
+              <w:t>55+40=95</w:t>
             </w:r>
           </w:p>
         </w:tc>
@@ -596,7 +1031,7 @@
                 <w:rFonts w:ascii="TimeNewRoman" w:hAnsi="TimeNewRoman"/>
                 <w:sz w:val="30"/>
               </w:rPr>
-              <w:t>80-79=1</w:t>
+              <w:t>71+7=78</w:t>
             </w:r>
           </w:p>
         </w:tc>
@@ -613,7 +1048,7 @@
                 <w:rFonts w:ascii="TimeNewRoman" w:hAnsi="TimeNewRoman"/>
                 <w:sz w:val="30"/>
               </w:rPr>
-              <w:t>16+78=94</w:t>
+              <w:t>40+33=73</w:t>
             </w:r>
           </w:p>
         </w:tc>
@@ -630,7 +1065,7 @@
                 <w:rFonts w:ascii="TimeNewRoman" w:hAnsi="TimeNewRoman"/>
                 <w:sz w:val="30"/>
               </w:rPr>
-              <w:t>99-71=28</w:t>
+              <w:t>78+16=94</w:t>
             </w:r>
           </w:p>
         </w:tc>
@@ -649,7 +1084,7 @@
                 <w:rFonts w:ascii="TimeNewRoman" w:hAnsi="TimeNewRoman"/>
                 <w:sz w:val="30"/>
               </w:rPr>
-              <w:t>34-24=10</w:t>
+              <w:t>66-1=65</w:t>
             </w:r>
           </w:p>
         </w:tc>
@@ -666,7 +1101,7 @@
                 <w:rFonts w:ascii="TimeNewRoman" w:hAnsi="TimeNewRoman"/>
                 <w:sz w:val="30"/>
               </w:rPr>
-              <w:t>22-8=14</w:t>
+              <w:t>21+46=67</w:t>
             </w:r>
           </w:p>
         </w:tc>
@@ -683,7 +1118,7 @@
                 <w:rFonts w:ascii="TimeNewRoman" w:hAnsi="TimeNewRoman"/>
                 <w:sz w:val="30"/>
               </w:rPr>
-              <w:t>45+9=54</w:t>
+              <w:t>57-55=2</w:t>
             </w:r>
           </w:p>
         </w:tc>
@@ -700,7 +1135,7 @@
                 <w:rFonts w:ascii="TimeNewRoman" w:hAnsi="TimeNewRoman"/>
                 <w:sz w:val="30"/>
               </w:rPr>
-              <w:t>94-72=22</w:t>
+              <w:t>97-13=84</w:t>
             </w:r>
           </w:p>
         </w:tc>
@@ -717,7 +1152,7 @@
                 <w:rFonts w:ascii="TimeNewRoman" w:hAnsi="TimeNewRoman"/>
                 <w:sz w:val="30"/>
               </w:rPr>
-              <w:t>24+37=61</w:t>
+              <w:t>39-0=39</w:t>
             </w:r>
           </w:p>
         </w:tc>
@@ -736,7 +1171,7 @@
                 <w:rFonts w:ascii="TimeNewRoman" w:hAnsi="TimeNewRoman"/>
                 <w:sz w:val="30"/>
               </w:rPr>
-              <w:t>16+2=18</w:t>
+              <w:t>33+6=39</w:t>
             </w:r>
           </w:p>
         </w:tc>
@@ -753,7 +1188,7 @@
                 <w:rFonts w:ascii="TimeNewRoman" w:hAnsi="TimeNewRoman"/>
                 <w:sz w:val="30"/>
               </w:rPr>
-              <w:t>46-7=39</w:t>
+              <w:t>22+45=67</w:t>
             </w:r>
           </w:p>
         </w:tc>
@@ -770,7 +1205,7 @@
                 <w:rFonts w:ascii="TimeNewRoman" w:hAnsi="TimeNewRoman"/>
                 <w:sz w:val="30"/>
               </w:rPr>
-              <w:t>51-20=31</w:t>
+              <w:t>92-2=90</w:t>
             </w:r>
           </w:p>
         </w:tc>
@@ -787,7 +1222,7 @@
                 <w:rFonts w:ascii="TimeNewRoman" w:hAnsi="TimeNewRoman"/>
                 <w:sz w:val="30"/>
               </w:rPr>
-              <w:t>27+18=45</w:t>
+              <w:t>5-2=3</w:t>
             </w:r>
           </w:p>
         </w:tc>
@@ -804,7 +1239,7 @@
                 <w:rFonts w:ascii="TimeNewRoman" w:hAnsi="TimeNewRoman"/>
                 <w:sz w:val="30"/>
               </w:rPr>
-              <w:t>80+5=85</w:t>
+              <w:t>97-73=24</w:t>
             </w:r>
           </w:p>
         </w:tc>
@@ -823,7 +1258,7 @@
                 <w:rFonts w:ascii="TimeNewRoman" w:hAnsi="TimeNewRoman"/>
                 <w:sz w:val="30"/>
               </w:rPr>
-              <w:t>97-17=80</w:t>
+              <w:t>53+12=65</w:t>
             </w:r>
           </w:p>
         </w:tc>
@@ -840,7 +1275,7 @@
                 <w:rFonts w:ascii="TimeNewRoman" w:hAnsi="TimeNewRoman"/>
                 <w:sz w:val="30"/>
               </w:rPr>
-              <w:t>3+15=18</w:t>
+              <w:t>70-16=54</w:t>
             </w:r>
           </w:p>
         </w:tc>
@@ -857,7 +1292,7 @@
                 <w:rFonts w:ascii="TimeNewRoman" w:hAnsi="TimeNewRoman"/>
                 <w:sz w:val="30"/>
               </w:rPr>
-              <w:t>59-26=33</w:t>
+              <w:t>40-35=5</w:t>
             </w:r>
           </w:p>
         </w:tc>
@@ -874,7 +1309,7 @@
                 <w:rFonts w:ascii="TimeNewRoman" w:hAnsi="TimeNewRoman"/>
                 <w:sz w:val="30"/>
               </w:rPr>
-              <w:t>19+32=51</w:t>
+              <w:t>59+26=85</w:t>
             </w:r>
           </w:p>
         </w:tc>
@@ -891,7 +1326,7 @@
                 <w:rFonts w:ascii="TimeNewRoman" w:hAnsi="TimeNewRoman"/>
                 <w:sz w:val="30"/>
               </w:rPr>
-              <w:t>5+89=94</w:t>
+              <w:t>72-1=71</w:t>
             </w:r>
           </w:p>
         </w:tc>
@@ -910,7 +1345,7 @@
                 <w:rFonts w:ascii="TimeNewRoman" w:hAnsi="TimeNewRoman"/>
                 <w:sz w:val="30"/>
               </w:rPr>
-              <w:t>74+12=86</w:t>
+              <w:t>37+20=57</w:t>
             </w:r>
           </w:p>
         </w:tc>
@@ -927,7 +1362,7 @@
                 <w:rFonts w:ascii="TimeNewRoman" w:hAnsi="TimeNewRoman"/>
                 <w:sz w:val="30"/>
               </w:rPr>
-              <w:t>49+29=78</w:t>
+              <w:t>31+22=53</w:t>
             </w:r>
           </w:p>
         </w:tc>
@@ -944,7 +1379,7 @@
                 <w:rFonts w:ascii="TimeNewRoman" w:hAnsi="TimeNewRoman"/>
                 <w:sz w:val="30"/>
               </w:rPr>
-              <w:t>31+51=82</w:t>
+              <w:t>77+0=77</w:t>
             </w:r>
           </w:p>
         </w:tc>
@@ -961,7 +1396,7 @@
                 <w:rFonts w:ascii="TimeNewRoman" w:hAnsi="TimeNewRoman"/>
                 <w:sz w:val="30"/>
               </w:rPr>
-              <w:t>10+88=98</w:t>
+              <w:t>44-5=39</w:t>
             </w:r>
           </w:p>
         </w:tc>
@@ -978,7 +1413,7 @@
                 <w:rFonts w:ascii="TimeNewRoman" w:hAnsi="TimeNewRoman"/>
                 <w:sz w:val="30"/>
               </w:rPr>
-              <w:t>84+3=87</w:t>
+              <w:t>10+69=79</w:t>
             </w:r>
           </w:p>
         </w:tc>
@@ -997,7 +1432,7 @@
                 <w:rFonts w:ascii="TimeNewRoman" w:hAnsi="TimeNewRoman"/>
                 <w:sz w:val="30"/>
               </w:rPr>
-              <w:t>96-6=90</w:t>
+              <w:t>41+17=58</w:t>
             </w:r>
           </w:p>
         </w:tc>
@@ -1014,7 +1449,7 @@
                 <w:rFonts w:ascii="TimeNewRoman" w:hAnsi="TimeNewRoman"/>
                 <w:sz w:val="30"/>
               </w:rPr>
-              <w:t>52-18=34</w:t>
+              <w:t>70-65=5</w:t>
             </w:r>
           </w:p>
         </w:tc>
@@ -1031,7 +1466,7 @@
                 <w:rFonts w:ascii="TimeNewRoman" w:hAnsi="TimeNewRoman"/>
                 <w:sz w:val="30"/>
               </w:rPr>
-              <w:t>94-82=12</w:t>
+              <w:t>28+60=88</w:t>
             </w:r>
           </w:p>
         </w:tc>
@@ -1048,7 +1483,7 @@
                 <w:rFonts w:ascii="TimeNewRoman" w:hAnsi="TimeNewRoman"/>
                 <w:sz w:val="30"/>
               </w:rPr>
-              <w:t>80-25=55</w:t>
+              <w:t>91-8=83</w:t>
             </w:r>
           </w:p>
         </w:tc>
@@ -1065,7 +1500,7 @@
                 <w:rFonts w:ascii="TimeNewRoman" w:hAnsi="TimeNewRoman"/>
                 <w:sz w:val="30"/>
               </w:rPr>
-              <w:t>86-4=82</w:t>
+              <w:t>98-40=58</w:t>
             </w:r>
           </w:p>
         </w:tc>
@@ -1084,7 +1519,7 @@
                 <w:rFonts w:ascii="TimeNewRoman" w:hAnsi="TimeNewRoman"/>
                 <w:sz w:val="30"/>
               </w:rPr>
-              <w:t>25+52=77</w:t>
+              <w:t>24-3=21</w:t>
             </w:r>
           </w:p>
         </w:tc>
@@ -1101,7 +1536,7 @@
                 <w:rFonts w:ascii="TimeNewRoman" w:hAnsi="TimeNewRoman"/>
                 <w:sz w:val="30"/>
               </w:rPr>
-              <w:t>14-11=3</w:t>
+              <w:t>6+51=57</w:t>
             </w:r>
           </w:p>
         </w:tc>
@@ -1118,7 +1553,7 @@
                 <w:rFonts w:ascii="TimeNewRoman" w:hAnsi="TimeNewRoman"/>
                 <w:sz w:val="30"/>
               </w:rPr>
-              <w:t>49+29=78</w:t>
+              <w:t>49-17=32</w:t>
             </w:r>
           </w:p>
         </w:tc>
@@ -1135,7 +1570,7 @@
                 <w:rFonts w:ascii="TimeNewRoman" w:hAnsi="TimeNewRoman"/>
                 <w:sz w:val="30"/>
               </w:rPr>
-              <w:t>5+53=58</w:t>
+              <w:t>82-49=33</w:t>
             </w:r>
           </w:p>
         </w:tc>
@@ -1152,7 +1587,7 @@
                 <w:rFonts w:ascii="TimeNewRoman" w:hAnsi="TimeNewRoman"/>
                 <w:sz w:val="30"/>
               </w:rPr>
-              <w:t>53-32=21</w:t>
+              <w:t>68-36=32</w:t>
             </w:r>
           </w:p>
         </w:tc>
@@ -1171,7 +1606,7 @@
                 <w:rFonts w:ascii="TimeNewRoman" w:hAnsi="TimeNewRoman"/>
                 <w:sz w:val="30"/>
               </w:rPr>
-              <w:t>99-58=41</w:t>
+              <w:t>9+14=23</w:t>
             </w:r>
           </w:p>
         </w:tc>
@@ -1188,7 +1623,7 @@
                 <w:rFonts w:ascii="TimeNewRoman" w:hAnsi="TimeNewRoman"/>
                 <w:sz w:val="30"/>
               </w:rPr>
-              <w:t>16+80=96</w:t>
+              <w:t>39+35=74</w:t>
             </w:r>
           </w:p>
         </w:tc>
@@ -1205,7 +1640,7 @@
                 <w:rFonts w:ascii="TimeNewRoman" w:hAnsi="TimeNewRoman"/>
                 <w:sz w:val="30"/>
               </w:rPr>
-              <w:t>74+16=90</w:t>
+              <w:t>38-1=37</w:t>
             </w:r>
           </w:p>
         </w:tc>
@@ -1222,7 +1657,7 @@
                 <w:rFonts w:ascii="TimeNewRoman" w:hAnsi="TimeNewRoman"/>
                 <w:sz w:val="30"/>
               </w:rPr>
-              <w:t>44-11=33</w:t>
+              <w:t>12+79=91</w:t>
             </w:r>
           </w:p>
         </w:tc>
@@ -1239,7 +1674,7 @@
                 <w:rFonts w:ascii="TimeNewRoman" w:hAnsi="TimeNewRoman"/>
                 <w:sz w:val="30"/>
               </w:rPr>
-              <w:t>46-35=11</w:t>
+              <w:t>39-22=17</w:t>
             </w:r>
           </w:p>
         </w:tc>
@@ -1258,7 +1693,7 @@
                 <w:rFonts w:ascii="TimeNewRoman" w:hAnsi="TimeNewRoman"/>
                 <w:sz w:val="30"/>
               </w:rPr>
-              <w:t>58-9=49</w:t>
+              <w:t>78+17=95</w:t>
             </w:r>
           </w:p>
         </w:tc>
@@ -1275,7 +1710,7 @@
                 <w:rFonts w:ascii="TimeNewRoman" w:hAnsi="TimeNewRoman"/>
                 <w:sz w:val="30"/>
               </w:rPr>
-              <w:t>19-12=7</w:t>
+              <w:t>49+40=89</w:t>
             </w:r>
           </w:p>
         </w:tc>
@@ -1292,7 +1727,7 @@
                 <w:rFonts w:ascii="TimeNewRoman" w:hAnsi="TimeNewRoman"/>
                 <w:sz w:val="30"/>
               </w:rPr>
-              <w:t>64-44=20</w:t>
+              <w:t>40-2=38</w:t>
             </w:r>
           </w:p>
         </w:tc>
@@ -1309,7 +1744,7 @@
                 <w:rFonts w:ascii="TimeNewRoman" w:hAnsi="TimeNewRoman"/>
                 <w:sz w:val="30"/>
               </w:rPr>
-              <w:t>28+25=53</w:t>
+              <w:t>64+10=74</w:t>
             </w:r>
           </w:p>
         </w:tc>
@@ -1326,442 +1761,7 @@
                 <w:rFonts w:ascii="TimeNewRoman" w:hAnsi="TimeNewRoman"/>
                 <w:sz w:val="30"/>
               </w:rPr>
-              <w:t>62-59=3</w:t>
-            </w:r>
-          </w:p>
-        </w:tc>
-      </w:tr>
-      <w:tr>
-        <w:tc>
-          <w:tcPr>
-            <w:tcW w:type="dxa" w:w="1987"/>
-          </w:tcPr>
-          <w:p>
-            <w:pPr>
-              <w:jc w:val="left"/>
-            </w:pPr>
-            <w:r>
-              <w:rPr>
-                <w:rFonts w:ascii="TimeNewRoman" w:hAnsi="TimeNewRoman"/>
-                <w:sz w:val="30"/>
-              </w:rPr>
-              <w:t>46-41=5</w:t>
-            </w:r>
-          </w:p>
-        </w:tc>
-        <w:tc>
-          <w:tcPr>
-            <w:tcW w:type="dxa" w:w="1987"/>
-          </w:tcPr>
-          <w:p>
-            <w:pPr>
-              <w:jc w:val="left"/>
-            </w:pPr>
-            <w:r>
-              <w:rPr>
-                <w:rFonts w:ascii="TimeNewRoman" w:hAnsi="TimeNewRoman"/>
-                <w:sz w:val="30"/>
-              </w:rPr>
-              <w:t>16+28=44</w:t>
-            </w:r>
-          </w:p>
-        </w:tc>
-        <w:tc>
-          <w:tcPr>
-            <w:tcW w:type="dxa" w:w="1987"/>
-          </w:tcPr>
-          <w:p>
-            <w:pPr>
-              <w:jc w:val="left"/>
-            </w:pPr>
-            <w:r>
-              <w:rPr>
-                <w:rFonts w:ascii="TimeNewRoman" w:hAnsi="TimeNewRoman"/>
-                <w:sz w:val="30"/>
-              </w:rPr>
-              <w:t>44-34=10</w:t>
-            </w:r>
-          </w:p>
-        </w:tc>
-        <w:tc>
-          <w:tcPr>
-            <w:tcW w:type="dxa" w:w="1987"/>
-          </w:tcPr>
-          <w:p>
-            <w:pPr>
-              <w:jc w:val="left"/>
-            </w:pPr>
-            <w:r>
-              <w:rPr>
-                <w:rFonts w:ascii="TimeNewRoman" w:hAnsi="TimeNewRoman"/>
-                <w:sz w:val="30"/>
-              </w:rPr>
-              <w:t>15+7=22</w:t>
-            </w:r>
-          </w:p>
-        </w:tc>
-        <w:tc>
-          <w:tcPr>
-            <w:tcW w:type="dxa" w:w="1987"/>
-          </w:tcPr>
-          <w:p>
-            <w:pPr>
-              <w:jc w:val="left"/>
-            </w:pPr>
-            <w:r>
-              <w:rPr>
-                <w:rFonts w:ascii="TimeNewRoman" w:hAnsi="TimeNewRoman"/>
-                <w:sz w:val="30"/>
-              </w:rPr>
-              <w:t>9+73=82</w:t>
-            </w:r>
-          </w:p>
-        </w:tc>
-      </w:tr>
-      <w:tr>
-        <w:tc>
-          <w:tcPr>
-            <w:tcW w:type="dxa" w:w="1987"/>
-          </w:tcPr>
-          <w:p>
-            <w:pPr>
-              <w:jc w:val="left"/>
-            </w:pPr>
-            <w:r>
-              <w:rPr>
-                <w:rFonts w:ascii="TimeNewRoman" w:hAnsi="TimeNewRoman"/>
-                <w:sz w:val="30"/>
-              </w:rPr>
-              <w:t>89-59=30</w:t>
-            </w:r>
-          </w:p>
-        </w:tc>
-        <w:tc>
-          <w:tcPr>
-            <w:tcW w:type="dxa" w:w="1987"/>
-          </w:tcPr>
-          <w:p>
-            <w:pPr>
-              <w:jc w:val="left"/>
-            </w:pPr>
-            <w:r>
-              <w:rPr>
-                <w:rFonts w:ascii="TimeNewRoman" w:hAnsi="TimeNewRoman"/>
-                <w:sz w:val="30"/>
-              </w:rPr>
-              <w:t>22+25=47</w:t>
-            </w:r>
-          </w:p>
-        </w:tc>
-        <w:tc>
-          <w:tcPr>
-            <w:tcW w:type="dxa" w:w="1987"/>
-          </w:tcPr>
-          <w:p>
-            <w:pPr>
-              <w:jc w:val="left"/>
-            </w:pPr>
-            <w:r>
-              <w:rPr>
-                <w:rFonts w:ascii="TimeNewRoman" w:hAnsi="TimeNewRoman"/>
-                <w:sz w:val="30"/>
-              </w:rPr>
-              <w:t>50+6=56</w:t>
-            </w:r>
-          </w:p>
-        </w:tc>
-        <w:tc>
-          <w:tcPr>
-            <w:tcW w:type="dxa" w:w="1987"/>
-          </w:tcPr>
-          <w:p>
-            <w:pPr>
-              <w:jc w:val="left"/>
-            </w:pPr>
-            <w:r>
-              <w:rPr>
-                <w:rFonts w:ascii="TimeNewRoman" w:hAnsi="TimeNewRoman"/>
-                <w:sz w:val="30"/>
-              </w:rPr>
-              <w:t>10+24=34</w:t>
-            </w:r>
-          </w:p>
-        </w:tc>
-        <w:tc>
-          <w:tcPr>
-            <w:tcW w:type="dxa" w:w="1987"/>
-          </w:tcPr>
-          <w:p>
-            <w:pPr>
-              <w:jc w:val="left"/>
-            </w:pPr>
-            <w:r>
-              <w:rPr>
-                <w:rFonts w:ascii="TimeNewRoman" w:hAnsi="TimeNewRoman"/>
-                <w:sz w:val="30"/>
-              </w:rPr>
-              <w:t>77-51=26</w:t>
-            </w:r>
-          </w:p>
-        </w:tc>
-      </w:tr>
-      <w:tr>
-        <w:tc>
-          <w:tcPr>
-            <w:tcW w:type="dxa" w:w="1987"/>
-          </w:tcPr>
-          <w:p>
-            <w:pPr>
-              <w:jc w:val="left"/>
-            </w:pPr>
-            <w:r>
-              <w:rPr>
-                <w:rFonts w:ascii="TimeNewRoman" w:hAnsi="TimeNewRoman"/>
-                <w:sz w:val="30"/>
-              </w:rPr>
-              <w:t>28+13=41</w:t>
-            </w:r>
-          </w:p>
-        </w:tc>
-        <w:tc>
-          <w:tcPr>
-            <w:tcW w:type="dxa" w:w="1987"/>
-          </w:tcPr>
-          <w:p>
-            <w:pPr>
-              <w:jc w:val="left"/>
-            </w:pPr>
-            <w:r>
-              <w:rPr>
-                <w:rFonts w:ascii="TimeNewRoman" w:hAnsi="TimeNewRoman"/>
-                <w:sz w:val="30"/>
-              </w:rPr>
-              <w:t>64-25=39</w:t>
-            </w:r>
-          </w:p>
-        </w:tc>
-        <w:tc>
-          <w:tcPr>
-            <w:tcW w:type="dxa" w:w="1987"/>
-          </w:tcPr>
-          <w:p>
-            <w:pPr>
-              <w:jc w:val="left"/>
-            </w:pPr>
-            <w:r>
-              <w:rPr>
-                <w:rFonts w:ascii="TimeNewRoman" w:hAnsi="TimeNewRoman"/>
-                <w:sz w:val="30"/>
-              </w:rPr>
-              <w:t>66+33=99</w:t>
-            </w:r>
-          </w:p>
-        </w:tc>
-        <w:tc>
-          <w:tcPr>
-            <w:tcW w:type="dxa" w:w="1987"/>
-          </w:tcPr>
-          <w:p>
-            <w:pPr>
-              <w:jc w:val="left"/>
-            </w:pPr>
-            <w:r>
-              <w:rPr>
-                <w:rFonts w:ascii="TimeNewRoman" w:hAnsi="TimeNewRoman"/>
-                <w:sz w:val="30"/>
-              </w:rPr>
-              <w:t>2+34=36</w:t>
-            </w:r>
-          </w:p>
-        </w:tc>
-        <w:tc>
-          <w:tcPr>
-            <w:tcW w:type="dxa" w:w="1987"/>
-          </w:tcPr>
-          <w:p>
-            <w:pPr>
-              <w:jc w:val="left"/>
-            </w:pPr>
-            <w:r>
-              <w:rPr>
-                <w:rFonts w:ascii="TimeNewRoman" w:hAnsi="TimeNewRoman"/>
-                <w:sz w:val="30"/>
-              </w:rPr>
-              <w:t>37+56=93</w:t>
-            </w:r>
-          </w:p>
-        </w:tc>
-      </w:tr>
-      <w:tr>
-        <w:tc>
-          <w:tcPr>
-            <w:tcW w:type="dxa" w:w="1987"/>
-          </w:tcPr>
-          <w:p>
-            <w:pPr>
-              <w:jc w:val="left"/>
-            </w:pPr>
-            <w:r>
-              <w:rPr>
-                <w:rFonts w:ascii="TimeNewRoman" w:hAnsi="TimeNewRoman"/>
-                <w:sz w:val="30"/>
-              </w:rPr>
-              <w:t>41-30=11</w:t>
-            </w:r>
-          </w:p>
-        </w:tc>
-        <w:tc>
-          <w:tcPr>
-            <w:tcW w:type="dxa" w:w="1987"/>
-          </w:tcPr>
-          <w:p>
-            <w:pPr>
-              <w:jc w:val="left"/>
-            </w:pPr>
-            <w:r>
-              <w:rPr>
-                <w:rFonts w:ascii="TimeNewRoman" w:hAnsi="TimeNewRoman"/>
-                <w:sz w:val="30"/>
-              </w:rPr>
-              <w:t>16-14=2</w:t>
-            </w:r>
-          </w:p>
-        </w:tc>
-        <w:tc>
-          <w:tcPr>
-            <w:tcW w:type="dxa" w:w="1987"/>
-          </w:tcPr>
-          <w:p>
-            <w:pPr>
-              <w:jc w:val="left"/>
-            </w:pPr>
-            <w:r>
-              <w:rPr>
-                <w:rFonts w:ascii="TimeNewRoman" w:hAnsi="TimeNewRoman"/>
-                <w:sz w:val="30"/>
-              </w:rPr>
-              <w:t>91-23=68</w:t>
-            </w:r>
-          </w:p>
-        </w:tc>
-        <w:tc>
-          <w:tcPr>
-            <w:tcW w:type="dxa" w:w="1987"/>
-          </w:tcPr>
-          <w:p>
-            <w:pPr>
-              <w:jc w:val="left"/>
-            </w:pPr>
-            <w:r>
-              <w:rPr>
-                <w:rFonts w:ascii="TimeNewRoman" w:hAnsi="TimeNewRoman"/>
-                <w:sz w:val="30"/>
-              </w:rPr>
-              <w:t>88-54=34</w:t>
-            </w:r>
-          </w:p>
-        </w:tc>
-        <w:tc>
-          <w:tcPr>
-            <w:tcW w:type="dxa" w:w="1987"/>
-          </w:tcPr>
-          <w:p>
-            <w:pPr>
-              <w:jc w:val="left"/>
-            </w:pPr>
-            <w:r>
-              <w:rPr>
-                <w:rFonts w:ascii="TimeNewRoman" w:hAnsi="TimeNewRoman"/>
-                <w:sz w:val="30"/>
-              </w:rPr>
-              <w:t>36-20=16</w:t>
-            </w:r>
-          </w:p>
-        </w:tc>
-      </w:tr>
-      <w:tr>
-        <w:tc>
-          <w:tcPr>
-            <w:tcW w:type="dxa" w:w="1987"/>
-          </w:tcPr>
-          <w:p>
-            <w:pPr>
-              <w:jc w:val="left"/>
-            </w:pPr>
-            <w:r>
-              <w:rPr>
-                <w:rFonts w:ascii="TimeNewRoman" w:hAnsi="TimeNewRoman"/>
-                <w:sz w:val="30"/>
-              </w:rPr>
-              <w:t>81-1=80</w:t>
-            </w:r>
-          </w:p>
-        </w:tc>
-        <w:tc>
-          <w:tcPr>
-            <w:tcW w:type="dxa" w:w="1987"/>
-          </w:tcPr>
-          <w:p>
-            <w:pPr>
-              <w:jc w:val="left"/>
-            </w:pPr>
-            <w:r>
-              <w:rPr>
-                <w:rFonts w:ascii="TimeNewRoman" w:hAnsi="TimeNewRoman"/>
-                <w:sz w:val="30"/>
-              </w:rPr>
-              <w:t>56-44=12</w:t>
-            </w:r>
-          </w:p>
-        </w:tc>
-        <w:tc>
-          <w:tcPr>
-            <w:tcW w:type="dxa" w:w="1987"/>
-          </w:tcPr>
-          <w:p>
-            <w:pPr>
-              <w:jc w:val="left"/>
-            </w:pPr>
-            <w:r>
-              <w:rPr>
-                <w:rFonts w:ascii="TimeNewRoman" w:hAnsi="TimeNewRoman"/>
-                <w:sz w:val="30"/>
-              </w:rPr>
-              <w:t>36+3=39</w:t>
-            </w:r>
-          </w:p>
-        </w:tc>
-        <w:tc>
-          <w:tcPr>
-            <w:tcW w:type="dxa" w:w="1987"/>
-          </w:tcPr>
-          <w:p>
-            <w:pPr>
-              <w:jc w:val="left"/>
-            </w:pPr>
-            <w:r>
-              <w:rPr>
-                <w:rFonts w:ascii="TimeNewRoman" w:hAnsi="TimeNewRoman"/>
-                <w:sz w:val="30"/>
-              </w:rPr>
-              <w:t>42-20=22</w:t>
-            </w:r>
-          </w:p>
-        </w:tc>
-        <w:tc>
-          <w:tcPr>
-            <w:tcW w:type="dxa" w:w="1987"/>
-          </w:tcPr>
-          <w:p>
-            <w:pPr>
-              <w:jc w:val="left"/>
-            </w:pPr>
-            <w:r>
-              <w:rPr>
-                <w:rFonts w:ascii="TimeNewRoman" w:hAnsi="TimeNewRoman"/>
-                <w:sz w:val="30"/>
-              </w:rPr>
-              <w:t>45-36=9</w:t>
+              <w:t>22+17=39</w:t>
             </w:r>
           </w:p>
         </w:tc>

--- a/answers-of-addition_and_subtraction_within_100.docx
+++ b/answers-of-addition_and_subtraction_within_100.docx
@@ -11,7 +11,7 @@
           <w:rFonts w:ascii="Arial" w:hAnsi="Arial"/>
           <w:sz w:val="30"/>
         </w:rPr>
-        <w:t>2026-09-22 Tuesday</w:t>
+        <w:t>2026-09-23 Wednesday</w:t>
       </w:r>
     </w:p>
     <w:tbl>
@@ -40,7 +40,7 @@
                 <w:rFonts w:ascii="TimeNewRoman" w:hAnsi="TimeNewRoman"/>
                 <w:sz w:val="30"/>
               </w:rPr>
-              <w:t>75+6=81</w:t>
+              <w:t>39+55=94</w:t>
             </w:r>
           </w:p>
         </w:tc>
@@ -57,7 +57,7 @@
                 <w:rFonts w:ascii="TimeNewRoman" w:hAnsi="TimeNewRoman"/>
                 <w:sz w:val="30"/>
               </w:rPr>
-              <w:t>51+37=88</w:t>
+              <w:t>44+25=69</w:t>
             </w:r>
           </w:p>
         </w:tc>
@@ -74,7 +74,7 @@
                 <w:rFonts w:ascii="TimeNewRoman" w:hAnsi="TimeNewRoman"/>
                 <w:sz w:val="30"/>
               </w:rPr>
-              <w:t>15+42=57</w:t>
+              <w:t>13+53=66</w:t>
             </w:r>
           </w:p>
         </w:tc>
@@ -91,7 +91,7 @@
                 <w:rFonts w:ascii="TimeNewRoman" w:hAnsi="TimeNewRoman"/>
                 <w:sz w:val="30"/>
               </w:rPr>
-              <w:t>6+6=12</w:t>
+              <w:t>29+21=50</w:t>
             </w:r>
           </w:p>
         </w:tc>
@@ -108,7 +108,7 @@
                 <w:rFonts w:ascii="TimeNewRoman" w:hAnsi="TimeNewRoman"/>
                 <w:sz w:val="30"/>
               </w:rPr>
-              <w:t>41+19=60</w:t>
+              <w:t>19+31=50</w:t>
             </w:r>
           </w:p>
         </w:tc>
@@ -127,7 +127,7 @@
                 <w:rFonts w:ascii="TimeNewRoman" w:hAnsi="TimeNewRoman"/>
                 <w:sz w:val="30"/>
               </w:rPr>
-              <w:t>25-18=7</w:t>
+              <w:t>88+0=88</w:t>
             </w:r>
           </w:p>
         </w:tc>
@@ -144,7 +144,7 @@
                 <w:rFonts w:ascii="TimeNewRoman" w:hAnsi="TimeNewRoman"/>
                 <w:sz w:val="30"/>
               </w:rPr>
-              <w:t>24-6=18</w:t>
+              <w:t>31+37=68</w:t>
             </w:r>
           </w:p>
         </w:tc>
@@ -161,7 +161,7 @@
                 <w:rFonts w:ascii="TimeNewRoman" w:hAnsi="TimeNewRoman"/>
                 <w:sz w:val="30"/>
               </w:rPr>
-              <w:t>90-62=28</w:t>
+              <w:t>8+65=73</w:t>
             </w:r>
           </w:p>
         </w:tc>
@@ -178,7 +178,7 @@
                 <w:rFonts w:ascii="TimeNewRoman" w:hAnsi="TimeNewRoman"/>
                 <w:sz w:val="30"/>
               </w:rPr>
-              <w:t>22-16=6</w:t>
+              <w:t>89-32=57</w:t>
             </w:r>
           </w:p>
         </w:tc>
@@ -195,7 +195,7 @@
                 <w:rFonts w:ascii="TimeNewRoman" w:hAnsi="TimeNewRoman"/>
                 <w:sz w:val="30"/>
               </w:rPr>
-              <w:t>25-23=2</w:t>
+              <w:t>66+30=96</w:t>
             </w:r>
           </w:p>
         </w:tc>
@@ -214,7 +214,7 @@
                 <w:rFonts w:ascii="TimeNewRoman" w:hAnsi="TimeNewRoman"/>
                 <w:sz w:val="30"/>
               </w:rPr>
-              <w:t>23+71=94</w:t>
+              <w:t>81-73=8</w:t>
             </w:r>
           </w:p>
         </w:tc>
@@ -231,7 +231,7 @@
                 <w:rFonts w:ascii="TimeNewRoman" w:hAnsi="TimeNewRoman"/>
                 <w:sz w:val="30"/>
               </w:rPr>
-              <w:t>70-68=2</w:t>
+              <w:t>16+14=30</w:t>
             </w:r>
           </w:p>
         </w:tc>
@@ -248,7 +248,7 @@
                 <w:rFonts w:ascii="TimeNewRoman" w:hAnsi="TimeNewRoman"/>
                 <w:sz w:val="30"/>
               </w:rPr>
-              <w:t>25+17=42</w:t>
+              <w:t>84+10=94</w:t>
             </w:r>
           </w:p>
         </w:tc>
@@ -265,7 +265,7 @@
                 <w:rFonts w:ascii="TimeNewRoman" w:hAnsi="TimeNewRoman"/>
                 <w:sz w:val="30"/>
               </w:rPr>
-              <w:t>62-51=11</w:t>
+              <w:t>17+67=84</w:t>
             </w:r>
           </w:p>
         </w:tc>
@@ -282,7 +282,7 @@
                 <w:rFonts w:ascii="TimeNewRoman" w:hAnsi="TimeNewRoman"/>
                 <w:sz w:val="30"/>
               </w:rPr>
-              <w:t>24+11=35</w:t>
+              <w:t>64-32=32</w:t>
             </w:r>
           </w:p>
         </w:tc>
@@ -301,7 +301,7 @@
                 <w:rFonts w:ascii="TimeNewRoman" w:hAnsi="TimeNewRoman"/>
                 <w:sz w:val="30"/>
               </w:rPr>
-              <w:t>94-71=23</w:t>
+              <w:t>68+1=69</w:t>
             </w:r>
           </w:p>
         </w:tc>
@@ -318,7 +318,7 @@
                 <w:rFonts w:ascii="TimeNewRoman" w:hAnsi="TimeNewRoman"/>
                 <w:sz w:val="30"/>
               </w:rPr>
-              <w:t>86-43=43</w:t>
+              <w:t>20+47=67</w:t>
             </w:r>
           </w:p>
         </w:tc>
@@ -335,7 +335,7 @@
                 <w:rFonts w:ascii="TimeNewRoman" w:hAnsi="TimeNewRoman"/>
                 <w:sz w:val="30"/>
               </w:rPr>
-              <w:t>24+31=55</w:t>
+              <w:t>94+3=97</w:t>
             </w:r>
           </w:p>
         </w:tc>
@@ -352,7 +352,7 @@
                 <w:rFonts w:ascii="TimeNewRoman" w:hAnsi="TimeNewRoman"/>
                 <w:sz w:val="30"/>
               </w:rPr>
-              <w:t>46-20=26</w:t>
+              <w:t>62-44=18</w:t>
             </w:r>
           </w:p>
         </w:tc>
@@ -369,7 +369,7 @@
                 <w:rFonts w:ascii="TimeNewRoman" w:hAnsi="TimeNewRoman"/>
                 <w:sz w:val="30"/>
               </w:rPr>
-              <w:t>57+7=64</w:t>
+              <w:t>7+81=88</w:t>
             </w:r>
           </w:p>
         </w:tc>
@@ -388,7 +388,7 @@
                 <w:rFonts w:ascii="TimeNewRoman" w:hAnsi="TimeNewRoman"/>
                 <w:sz w:val="30"/>
               </w:rPr>
-              <w:t>72+16=88</w:t>
+              <w:t>94-0=94</w:t>
             </w:r>
           </w:p>
         </w:tc>
@@ -405,7 +405,7 @@
                 <w:rFonts w:ascii="TimeNewRoman" w:hAnsi="TimeNewRoman"/>
                 <w:sz w:val="30"/>
               </w:rPr>
-              <w:t>35-34=1</w:t>
+              <w:t>69+0=69</w:t>
             </w:r>
           </w:p>
         </w:tc>
@@ -422,7 +422,7 @@
                 <w:rFonts w:ascii="TimeNewRoman" w:hAnsi="TimeNewRoman"/>
                 <w:sz w:val="30"/>
               </w:rPr>
-              <w:t>82-80=2</w:t>
+              <w:t>27-2=25</w:t>
             </w:r>
           </w:p>
         </w:tc>
@@ -439,7 +439,7 @@
                 <w:rFonts w:ascii="TimeNewRoman" w:hAnsi="TimeNewRoman"/>
                 <w:sz w:val="30"/>
               </w:rPr>
-              <w:t>26-10=16</w:t>
+              <w:t>59-35=24</w:t>
             </w:r>
           </w:p>
         </w:tc>
@@ -456,7 +456,7 @@
                 <w:rFonts w:ascii="TimeNewRoman" w:hAnsi="TimeNewRoman"/>
                 <w:sz w:val="30"/>
               </w:rPr>
-              <w:t>9+80=89</w:t>
+              <w:t>71+28=99</w:t>
             </w:r>
           </w:p>
         </w:tc>
@@ -475,7 +475,7 @@
                 <w:rFonts w:ascii="TimeNewRoman" w:hAnsi="TimeNewRoman"/>
                 <w:sz w:val="30"/>
               </w:rPr>
-              <w:t>49+2=51</w:t>
+              <w:t>78+9=87</w:t>
             </w:r>
           </w:p>
         </w:tc>
@@ -492,7 +492,7 @@
                 <w:rFonts w:ascii="TimeNewRoman" w:hAnsi="TimeNewRoman"/>
                 <w:sz w:val="30"/>
               </w:rPr>
-              <w:t>48+3=51</w:t>
+              <w:t>71+2=73</w:t>
             </w:r>
           </w:p>
         </w:tc>
@@ -509,7 +509,7 @@
                 <w:rFonts w:ascii="TimeNewRoman" w:hAnsi="TimeNewRoman"/>
                 <w:sz w:val="30"/>
               </w:rPr>
-              <w:t>31-24=7</w:t>
+              <w:t>36-1=35</w:t>
             </w:r>
           </w:p>
         </w:tc>
@@ -526,7 +526,7 @@
                 <w:rFonts w:ascii="TimeNewRoman" w:hAnsi="TimeNewRoman"/>
                 <w:sz w:val="30"/>
               </w:rPr>
-              <w:t>60-32=28</w:t>
+              <w:t>63+19=82</w:t>
             </w:r>
           </w:p>
         </w:tc>
@@ -543,7 +543,7 @@
                 <w:rFonts w:ascii="TimeNewRoman" w:hAnsi="TimeNewRoman"/>
                 <w:sz w:val="30"/>
               </w:rPr>
-              <w:t>95-80=15</w:t>
+              <w:t>89-70=19</w:t>
             </w:r>
           </w:p>
         </w:tc>
@@ -562,7 +562,7 @@
                 <w:rFonts w:ascii="TimeNewRoman" w:hAnsi="TimeNewRoman"/>
                 <w:sz w:val="30"/>
               </w:rPr>
-              <w:t>49-39=10</w:t>
+              <w:t>83-75=8</w:t>
             </w:r>
           </w:p>
         </w:tc>
@@ -579,7 +579,7 @@
                 <w:rFonts w:ascii="TimeNewRoman" w:hAnsi="TimeNewRoman"/>
                 <w:sz w:val="30"/>
               </w:rPr>
-              <w:t>1+12=13</w:t>
+              <w:t>31+16=47</w:t>
             </w:r>
           </w:p>
         </w:tc>
@@ -596,7 +596,7 @@
                 <w:rFonts w:ascii="TimeNewRoman" w:hAnsi="TimeNewRoman"/>
                 <w:sz w:val="30"/>
               </w:rPr>
-              <w:t>59-46=13</w:t>
+              <w:t>18+1=19</w:t>
             </w:r>
           </w:p>
         </w:tc>
@@ -613,7 +613,7 @@
                 <w:rFonts w:ascii="TimeNewRoman" w:hAnsi="TimeNewRoman"/>
                 <w:sz w:val="30"/>
               </w:rPr>
-              <w:t>45+54=99</w:t>
+              <w:t>93-1=92</w:t>
             </w:r>
           </w:p>
         </w:tc>
@@ -630,7 +630,7 @@
                 <w:rFonts w:ascii="TimeNewRoman" w:hAnsi="TimeNewRoman"/>
                 <w:sz w:val="30"/>
               </w:rPr>
-              <w:t>2+64=66</w:t>
+              <w:t>72+17=89</w:t>
             </w:r>
           </w:p>
         </w:tc>
@@ -649,7 +649,7 @@
                 <w:rFonts w:ascii="TimeNewRoman" w:hAnsi="TimeNewRoman"/>
                 <w:sz w:val="30"/>
               </w:rPr>
-              <w:t>71-27=44</w:t>
+              <w:t>84-71=13</w:t>
             </w:r>
           </w:p>
         </w:tc>
@@ -666,7 +666,7 @@
                 <w:rFonts w:ascii="TimeNewRoman" w:hAnsi="TimeNewRoman"/>
                 <w:sz w:val="30"/>
               </w:rPr>
-              <w:t>41-13=28</w:t>
+              <w:t>44-44=0</w:t>
             </w:r>
           </w:p>
         </w:tc>
@@ -683,7 +683,616 @@
                 <w:rFonts w:ascii="TimeNewRoman" w:hAnsi="TimeNewRoman"/>
                 <w:sz w:val="30"/>
               </w:rPr>
-              <w:t>67-22=45</w:t>
+              <w:t>93-20=73</w:t>
+            </w:r>
+          </w:p>
+        </w:tc>
+        <w:tc>
+          <w:tcPr>
+            <w:tcW w:type="dxa" w:w="1987"/>
+          </w:tcPr>
+          <w:p>
+            <w:pPr>
+              <w:jc w:val="left"/>
+            </w:pPr>
+            <w:r>
+              <w:rPr>
+                <w:rFonts w:ascii="TimeNewRoman" w:hAnsi="TimeNewRoman"/>
+                <w:sz w:val="30"/>
+              </w:rPr>
+              <w:t>70+15=85</w:t>
+            </w:r>
+          </w:p>
+        </w:tc>
+        <w:tc>
+          <w:tcPr>
+            <w:tcW w:type="dxa" w:w="1987"/>
+          </w:tcPr>
+          <w:p>
+            <w:pPr>
+              <w:jc w:val="left"/>
+            </w:pPr>
+            <w:r>
+              <w:rPr>
+                <w:rFonts w:ascii="TimeNewRoman" w:hAnsi="TimeNewRoman"/>
+                <w:sz w:val="30"/>
+              </w:rPr>
+              <w:t>65-8=57</w:t>
+            </w:r>
+          </w:p>
+        </w:tc>
+      </w:tr>
+      <w:tr>
+        <w:tc>
+          <w:tcPr>
+            <w:tcW w:type="dxa" w:w="1987"/>
+          </w:tcPr>
+          <w:p>
+            <w:pPr>
+              <w:jc w:val="left"/>
+            </w:pPr>
+            <w:r>
+              <w:rPr>
+                <w:rFonts w:ascii="TimeNewRoman" w:hAnsi="TimeNewRoman"/>
+                <w:sz w:val="30"/>
+              </w:rPr>
+              <w:t>30+64=94</w:t>
+            </w:r>
+          </w:p>
+        </w:tc>
+        <w:tc>
+          <w:tcPr>
+            <w:tcW w:type="dxa" w:w="1987"/>
+          </w:tcPr>
+          <w:p>
+            <w:pPr>
+              <w:jc w:val="left"/>
+            </w:pPr>
+            <w:r>
+              <w:rPr>
+                <w:rFonts w:ascii="TimeNewRoman" w:hAnsi="TimeNewRoman"/>
+                <w:sz w:val="30"/>
+              </w:rPr>
+              <w:t>93-36=57</w:t>
+            </w:r>
+          </w:p>
+        </w:tc>
+        <w:tc>
+          <w:tcPr>
+            <w:tcW w:type="dxa" w:w="1987"/>
+          </w:tcPr>
+          <w:p>
+            <w:pPr>
+              <w:jc w:val="left"/>
+            </w:pPr>
+            <w:r>
+              <w:rPr>
+                <w:rFonts w:ascii="TimeNewRoman" w:hAnsi="TimeNewRoman"/>
+                <w:sz w:val="30"/>
+              </w:rPr>
+              <w:t>64+19=83</w:t>
+            </w:r>
+          </w:p>
+        </w:tc>
+        <w:tc>
+          <w:tcPr>
+            <w:tcW w:type="dxa" w:w="1987"/>
+          </w:tcPr>
+          <w:p>
+            <w:pPr>
+              <w:jc w:val="left"/>
+            </w:pPr>
+            <w:r>
+              <w:rPr>
+                <w:rFonts w:ascii="TimeNewRoman" w:hAnsi="TimeNewRoman"/>
+                <w:sz w:val="30"/>
+              </w:rPr>
+              <w:t>27+62=89</w:t>
+            </w:r>
+          </w:p>
+        </w:tc>
+        <w:tc>
+          <w:tcPr>
+            <w:tcW w:type="dxa" w:w="1987"/>
+          </w:tcPr>
+          <w:p>
+            <w:pPr>
+              <w:jc w:val="left"/>
+            </w:pPr>
+            <w:r>
+              <w:rPr>
+                <w:rFonts w:ascii="TimeNewRoman" w:hAnsi="TimeNewRoman"/>
+                <w:sz w:val="30"/>
+              </w:rPr>
+              <w:t>59+1=60</w:t>
+            </w:r>
+          </w:p>
+        </w:tc>
+      </w:tr>
+      <w:tr>
+        <w:tc>
+          <w:tcPr>
+            <w:tcW w:type="dxa" w:w="1987"/>
+          </w:tcPr>
+          <w:p>
+            <w:pPr>
+              <w:jc w:val="left"/>
+            </w:pPr>
+            <w:r>
+              <w:rPr>
+                <w:rFonts w:ascii="TimeNewRoman" w:hAnsi="TimeNewRoman"/>
+                <w:sz w:val="30"/>
+              </w:rPr>
+              <w:t>92-68=24</w:t>
+            </w:r>
+          </w:p>
+        </w:tc>
+        <w:tc>
+          <w:tcPr>
+            <w:tcW w:type="dxa" w:w="1987"/>
+          </w:tcPr>
+          <w:p>
+            <w:pPr>
+              <w:jc w:val="left"/>
+            </w:pPr>
+            <w:r>
+              <w:rPr>
+                <w:rFonts w:ascii="TimeNewRoman" w:hAnsi="TimeNewRoman"/>
+                <w:sz w:val="30"/>
+              </w:rPr>
+              <w:t>89-40=49</w:t>
+            </w:r>
+          </w:p>
+        </w:tc>
+        <w:tc>
+          <w:tcPr>
+            <w:tcW w:type="dxa" w:w="1987"/>
+          </w:tcPr>
+          <w:p>
+            <w:pPr>
+              <w:jc w:val="left"/>
+            </w:pPr>
+            <w:r>
+              <w:rPr>
+                <w:rFonts w:ascii="TimeNewRoman" w:hAnsi="TimeNewRoman"/>
+                <w:sz w:val="30"/>
+              </w:rPr>
+              <w:t>19+50=69</w:t>
+            </w:r>
+          </w:p>
+        </w:tc>
+        <w:tc>
+          <w:tcPr>
+            <w:tcW w:type="dxa" w:w="1987"/>
+          </w:tcPr>
+          <w:p>
+            <w:pPr>
+              <w:jc w:val="left"/>
+            </w:pPr>
+            <w:r>
+              <w:rPr>
+                <w:rFonts w:ascii="TimeNewRoman" w:hAnsi="TimeNewRoman"/>
+                <w:sz w:val="30"/>
+              </w:rPr>
+              <w:t>54+4=58</w:t>
+            </w:r>
+          </w:p>
+        </w:tc>
+        <w:tc>
+          <w:tcPr>
+            <w:tcW w:type="dxa" w:w="1987"/>
+          </w:tcPr>
+          <w:p>
+            <w:pPr>
+              <w:jc w:val="left"/>
+            </w:pPr>
+            <w:r>
+              <w:rPr>
+                <w:rFonts w:ascii="TimeNewRoman" w:hAnsi="TimeNewRoman"/>
+                <w:sz w:val="30"/>
+              </w:rPr>
+              <w:t>57-38=19</w:t>
+            </w:r>
+          </w:p>
+        </w:tc>
+      </w:tr>
+      <w:tr>
+        <w:tc>
+          <w:tcPr>
+            <w:tcW w:type="dxa" w:w="1987"/>
+          </w:tcPr>
+          <w:p>
+            <w:pPr>
+              <w:jc w:val="left"/>
+            </w:pPr>
+            <w:r>
+              <w:rPr>
+                <w:rFonts w:ascii="TimeNewRoman" w:hAnsi="TimeNewRoman"/>
+                <w:sz w:val="30"/>
+              </w:rPr>
+              <w:t>33+55=88</w:t>
+            </w:r>
+          </w:p>
+        </w:tc>
+        <w:tc>
+          <w:tcPr>
+            <w:tcW w:type="dxa" w:w="1987"/>
+          </w:tcPr>
+          <w:p>
+            <w:pPr>
+              <w:jc w:val="left"/>
+            </w:pPr>
+            <w:r>
+              <w:rPr>
+                <w:rFonts w:ascii="TimeNewRoman" w:hAnsi="TimeNewRoman"/>
+                <w:sz w:val="30"/>
+              </w:rPr>
+              <w:t>14+25=39</w:t>
+            </w:r>
+          </w:p>
+        </w:tc>
+        <w:tc>
+          <w:tcPr>
+            <w:tcW w:type="dxa" w:w="1987"/>
+          </w:tcPr>
+          <w:p>
+            <w:pPr>
+              <w:jc w:val="left"/>
+            </w:pPr>
+            <w:r>
+              <w:rPr>
+                <w:rFonts w:ascii="TimeNewRoman" w:hAnsi="TimeNewRoman"/>
+                <w:sz w:val="30"/>
+              </w:rPr>
+              <w:t>6+23=29</w:t>
+            </w:r>
+          </w:p>
+        </w:tc>
+        <w:tc>
+          <w:tcPr>
+            <w:tcW w:type="dxa" w:w="1987"/>
+          </w:tcPr>
+          <w:p>
+            <w:pPr>
+              <w:jc w:val="left"/>
+            </w:pPr>
+            <w:r>
+              <w:rPr>
+                <w:rFonts w:ascii="TimeNewRoman" w:hAnsi="TimeNewRoman"/>
+                <w:sz w:val="30"/>
+              </w:rPr>
+              <w:t>18+78=96</w:t>
+            </w:r>
+          </w:p>
+        </w:tc>
+        <w:tc>
+          <w:tcPr>
+            <w:tcW w:type="dxa" w:w="1987"/>
+          </w:tcPr>
+          <w:p>
+            <w:pPr>
+              <w:jc w:val="left"/>
+            </w:pPr>
+            <w:r>
+              <w:rPr>
+                <w:rFonts w:ascii="TimeNewRoman" w:hAnsi="TimeNewRoman"/>
+                <w:sz w:val="30"/>
+              </w:rPr>
+              <w:t>57+15=72</w:t>
+            </w:r>
+          </w:p>
+        </w:tc>
+      </w:tr>
+      <w:tr>
+        <w:tc>
+          <w:tcPr>
+            <w:tcW w:type="dxa" w:w="1987"/>
+          </w:tcPr>
+          <w:p>
+            <w:pPr>
+              <w:jc w:val="left"/>
+            </w:pPr>
+            <w:r>
+              <w:rPr>
+                <w:rFonts w:ascii="TimeNewRoman" w:hAnsi="TimeNewRoman"/>
+                <w:sz w:val="30"/>
+              </w:rPr>
+              <w:t>68-31=37</w:t>
+            </w:r>
+          </w:p>
+        </w:tc>
+        <w:tc>
+          <w:tcPr>
+            <w:tcW w:type="dxa" w:w="1987"/>
+          </w:tcPr>
+          <w:p>
+            <w:pPr>
+              <w:jc w:val="left"/>
+            </w:pPr>
+            <w:r>
+              <w:rPr>
+                <w:rFonts w:ascii="TimeNewRoman" w:hAnsi="TimeNewRoman"/>
+                <w:sz w:val="30"/>
+              </w:rPr>
+              <w:t>60-4=56</w:t>
+            </w:r>
+          </w:p>
+        </w:tc>
+        <w:tc>
+          <w:tcPr>
+            <w:tcW w:type="dxa" w:w="1987"/>
+          </w:tcPr>
+          <w:p>
+            <w:pPr>
+              <w:jc w:val="left"/>
+            </w:pPr>
+            <w:r>
+              <w:rPr>
+                <w:rFonts w:ascii="TimeNewRoman" w:hAnsi="TimeNewRoman"/>
+                <w:sz w:val="30"/>
+              </w:rPr>
+              <w:t>75-12=63</w:t>
+            </w:r>
+          </w:p>
+        </w:tc>
+        <w:tc>
+          <w:tcPr>
+            <w:tcW w:type="dxa" w:w="1987"/>
+          </w:tcPr>
+          <w:p>
+            <w:pPr>
+              <w:jc w:val="left"/>
+            </w:pPr>
+            <w:r>
+              <w:rPr>
+                <w:rFonts w:ascii="TimeNewRoman" w:hAnsi="TimeNewRoman"/>
+                <w:sz w:val="30"/>
+              </w:rPr>
+              <w:t>78-62=16</w:t>
+            </w:r>
+          </w:p>
+        </w:tc>
+        <w:tc>
+          <w:tcPr>
+            <w:tcW w:type="dxa" w:w="1987"/>
+          </w:tcPr>
+          <w:p>
+            <w:pPr>
+              <w:jc w:val="left"/>
+            </w:pPr>
+            <w:r>
+              <w:rPr>
+                <w:rFonts w:ascii="TimeNewRoman" w:hAnsi="TimeNewRoman"/>
+                <w:sz w:val="30"/>
+              </w:rPr>
+              <w:t>24+15=39</w:t>
+            </w:r>
+          </w:p>
+        </w:tc>
+      </w:tr>
+      <w:tr>
+        <w:tc>
+          <w:tcPr>
+            <w:tcW w:type="dxa" w:w="1987"/>
+          </w:tcPr>
+          <w:p>
+            <w:pPr>
+              <w:jc w:val="left"/>
+            </w:pPr>
+            <w:r>
+              <w:rPr>
+                <w:rFonts w:ascii="TimeNewRoman" w:hAnsi="TimeNewRoman"/>
+                <w:sz w:val="30"/>
+              </w:rPr>
+              <w:t>69+9=78</w:t>
+            </w:r>
+          </w:p>
+        </w:tc>
+        <w:tc>
+          <w:tcPr>
+            <w:tcW w:type="dxa" w:w="1987"/>
+          </w:tcPr>
+          <w:p>
+            <w:pPr>
+              <w:jc w:val="left"/>
+            </w:pPr>
+            <w:r>
+              <w:rPr>
+                <w:rFonts w:ascii="TimeNewRoman" w:hAnsi="TimeNewRoman"/>
+                <w:sz w:val="30"/>
+              </w:rPr>
+              <w:t>19+45=64</w:t>
+            </w:r>
+          </w:p>
+        </w:tc>
+        <w:tc>
+          <w:tcPr>
+            <w:tcW w:type="dxa" w:w="1987"/>
+          </w:tcPr>
+          <w:p>
+            <w:pPr>
+              <w:jc w:val="left"/>
+            </w:pPr>
+            <w:r>
+              <w:rPr>
+                <w:rFonts w:ascii="TimeNewRoman" w:hAnsi="TimeNewRoman"/>
+                <w:sz w:val="30"/>
+              </w:rPr>
+              <w:t>56+25=81</w:t>
+            </w:r>
+          </w:p>
+        </w:tc>
+        <w:tc>
+          <w:tcPr>
+            <w:tcW w:type="dxa" w:w="1987"/>
+          </w:tcPr>
+          <w:p>
+            <w:pPr>
+              <w:jc w:val="left"/>
+            </w:pPr>
+            <w:r>
+              <w:rPr>
+                <w:rFonts w:ascii="TimeNewRoman" w:hAnsi="TimeNewRoman"/>
+                <w:sz w:val="30"/>
+              </w:rPr>
+              <w:t>16+12=28</w:t>
+            </w:r>
+          </w:p>
+        </w:tc>
+        <w:tc>
+          <w:tcPr>
+            <w:tcW w:type="dxa" w:w="1987"/>
+          </w:tcPr>
+          <w:p>
+            <w:pPr>
+              <w:jc w:val="left"/>
+            </w:pPr>
+            <w:r>
+              <w:rPr>
+                <w:rFonts w:ascii="TimeNewRoman" w:hAnsi="TimeNewRoman"/>
+                <w:sz w:val="30"/>
+              </w:rPr>
+              <w:t>23+49=72</w:t>
+            </w:r>
+          </w:p>
+        </w:tc>
+      </w:tr>
+      <w:tr>
+        <w:tc>
+          <w:tcPr>
+            <w:tcW w:type="dxa" w:w="1987"/>
+          </w:tcPr>
+          <w:p>
+            <w:pPr>
+              <w:jc w:val="left"/>
+            </w:pPr>
+            <w:r>
+              <w:rPr>
+                <w:rFonts w:ascii="TimeNewRoman" w:hAnsi="TimeNewRoman"/>
+                <w:sz w:val="30"/>
+              </w:rPr>
+              <w:t>3+16=19</w:t>
+            </w:r>
+          </w:p>
+        </w:tc>
+        <w:tc>
+          <w:tcPr>
+            <w:tcW w:type="dxa" w:w="1987"/>
+          </w:tcPr>
+          <w:p>
+            <w:pPr>
+              <w:jc w:val="left"/>
+            </w:pPr>
+            <w:r>
+              <w:rPr>
+                <w:rFonts w:ascii="TimeNewRoman" w:hAnsi="TimeNewRoman"/>
+                <w:sz w:val="30"/>
+              </w:rPr>
+              <w:t>61-12=49</w:t>
+            </w:r>
+          </w:p>
+        </w:tc>
+        <w:tc>
+          <w:tcPr>
+            <w:tcW w:type="dxa" w:w="1987"/>
+          </w:tcPr>
+          <w:p>
+            <w:pPr>
+              <w:jc w:val="left"/>
+            </w:pPr>
+            <w:r>
+              <w:rPr>
+                <w:rFonts w:ascii="TimeNewRoman" w:hAnsi="TimeNewRoman"/>
+                <w:sz w:val="30"/>
+              </w:rPr>
+              <w:t>34+19=53</w:t>
+            </w:r>
+          </w:p>
+        </w:tc>
+        <w:tc>
+          <w:tcPr>
+            <w:tcW w:type="dxa" w:w="1987"/>
+          </w:tcPr>
+          <w:p>
+            <w:pPr>
+              <w:jc w:val="left"/>
+            </w:pPr>
+            <w:r>
+              <w:rPr>
+                <w:rFonts w:ascii="TimeNewRoman" w:hAnsi="TimeNewRoman"/>
+                <w:sz w:val="30"/>
+              </w:rPr>
+              <w:t>97-8=89</w:t>
+            </w:r>
+          </w:p>
+        </w:tc>
+        <w:tc>
+          <w:tcPr>
+            <w:tcW w:type="dxa" w:w="1987"/>
+          </w:tcPr>
+          <w:p>
+            <w:pPr>
+              <w:jc w:val="left"/>
+            </w:pPr>
+            <w:r>
+              <w:rPr>
+                <w:rFonts w:ascii="TimeNewRoman" w:hAnsi="TimeNewRoman"/>
+                <w:sz w:val="30"/>
+              </w:rPr>
+              <w:t>89-73=16</w:t>
+            </w:r>
+          </w:p>
+        </w:tc>
+      </w:tr>
+      <w:tr>
+        <w:tc>
+          <w:tcPr>
+            <w:tcW w:type="dxa" w:w="1987"/>
+          </w:tcPr>
+          <w:p>
+            <w:pPr>
+              <w:jc w:val="left"/>
+            </w:pPr>
+            <w:r>
+              <w:rPr>
+                <w:rFonts w:ascii="TimeNewRoman" w:hAnsi="TimeNewRoman"/>
+                <w:sz w:val="30"/>
+              </w:rPr>
+              <w:t>92-46=46</w:t>
+            </w:r>
+          </w:p>
+        </w:tc>
+        <w:tc>
+          <w:tcPr>
+            <w:tcW w:type="dxa" w:w="1987"/>
+          </w:tcPr>
+          <w:p>
+            <w:pPr>
+              <w:jc w:val="left"/>
+            </w:pPr>
+            <w:r>
+              <w:rPr>
+                <w:rFonts w:ascii="TimeNewRoman" w:hAnsi="TimeNewRoman"/>
+                <w:sz w:val="30"/>
+              </w:rPr>
+              <w:t>29+55=84</w:t>
+            </w:r>
+          </w:p>
+        </w:tc>
+        <w:tc>
+          <w:tcPr>
+            <w:tcW w:type="dxa" w:w="1987"/>
+          </w:tcPr>
+          <w:p>
+            <w:pPr>
+              <w:jc w:val="left"/>
+            </w:pPr>
+            <w:r>
+              <w:rPr>
+                <w:rFonts w:ascii="TimeNewRoman" w:hAnsi="TimeNewRoman"/>
+                <w:sz w:val="30"/>
+              </w:rPr>
+              <w:t>0+76=76</w:t>
             </w:r>
           </w:p>
         </w:tc>
@@ -717,7 +1326,7 @@
                 <w:rFonts w:ascii="TimeNewRoman" w:hAnsi="TimeNewRoman"/>
                 <w:sz w:val="30"/>
               </w:rPr>
-              <w:t>35+28=63</w:t>
+              <w:t>76+17=93</w:t>
             </w:r>
           </w:p>
         </w:tc>
@@ -736,7 +1345,7 @@
                 <w:rFonts w:ascii="TimeNewRoman" w:hAnsi="TimeNewRoman"/>
                 <w:sz w:val="30"/>
               </w:rPr>
-              <w:t>30+22=52</w:t>
+              <w:t>83-46=37</w:t>
             </w:r>
           </w:p>
         </w:tc>
@@ -753,7 +1362,7 @@
                 <w:rFonts w:ascii="TimeNewRoman" w:hAnsi="TimeNewRoman"/>
                 <w:sz w:val="30"/>
               </w:rPr>
-              <w:t>93-29=64</w:t>
+              <w:t>83-41=42</w:t>
             </w:r>
           </w:p>
         </w:tc>
@@ -770,7 +1379,7 @@
                 <w:rFonts w:ascii="TimeNewRoman" w:hAnsi="TimeNewRoman"/>
                 <w:sz w:val="30"/>
               </w:rPr>
-              <w:t>3+81=84</w:t>
+              <w:t>94-17=77</w:t>
             </w:r>
           </w:p>
         </w:tc>
@@ -787,7 +1396,7 @@
                 <w:rFonts w:ascii="TimeNewRoman" w:hAnsi="TimeNewRoman"/>
                 <w:sz w:val="30"/>
               </w:rPr>
-              <w:t>94+5=99</w:t>
+              <w:t>90+9=99</w:t>
             </w:r>
           </w:p>
         </w:tc>
@@ -804,7 +1413,7 @@
                 <w:rFonts w:ascii="TimeNewRoman" w:hAnsi="TimeNewRoman"/>
                 <w:sz w:val="30"/>
               </w:rPr>
-              <w:t>51-43=8</w:t>
+              <w:t>24+42=66</w:t>
             </w:r>
           </w:p>
         </w:tc>
@@ -823,7 +1432,7 @@
                 <w:rFonts w:ascii="TimeNewRoman" w:hAnsi="TimeNewRoman"/>
                 <w:sz w:val="30"/>
               </w:rPr>
-              <w:t>43-30=13</w:t>
+              <w:t>89-9=80</w:t>
             </w:r>
           </w:p>
         </w:tc>
@@ -840,7 +1449,7 @@
                 <w:rFonts w:ascii="TimeNewRoman" w:hAnsi="TimeNewRoman"/>
                 <w:sz w:val="30"/>
               </w:rPr>
-              <w:t>5+36=41</w:t>
+              <w:t>50-33=17</w:t>
             </w:r>
           </w:p>
         </w:tc>
@@ -857,7 +1466,7 @@
                 <w:rFonts w:ascii="TimeNewRoman" w:hAnsi="TimeNewRoman"/>
                 <w:sz w:val="30"/>
               </w:rPr>
-              <w:t>47+50=97</w:t>
+              <w:t>66-52=14</w:t>
             </w:r>
           </w:p>
         </w:tc>
@@ -874,7 +1483,7 @@
                 <w:rFonts w:ascii="TimeNewRoman" w:hAnsi="TimeNewRoman"/>
                 <w:sz w:val="30"/>
               </w:rPr>
-              <w:t>31+62=93</w:t>
+              <w:t>28+52=80</w:t>
             </w:r>
           </w:p>
         </w:tc>
@@ -891,7 +1500,7 @@
                 <w:rFonts w:ascii="TimeNewRoman" w:hAnsi="TimeNewRoman"/>
                 <w:sz w:val="30"/>
               </w:rPr>
-              <w:t>61-54=7</w:t>
+              <w:t>70+7=77</w:t>
             </w:r>
           </w:p>
         </w:tc>
@@ -910,7 +1519,7 @@
                 <w:rFonts w:ascii="TimeNewRoman" w:hAnsi="TimeNewRoman"/>
                 <w:sz w:val="30"/>
               </w:rPr>
-              <w:t>8+62=70</w:t>
+              <w:t>24+50=74</w:t>
             </w:r>
           </w:p>
         </w:tc>
@@ -927,7 +1536,7 @@
                 <w:rFonts w:ascii="TimeNewRoman" w:hAnsi="TimeNewRoman"/>
                 <w:sz w:val="30"/>
               </w:rPr>
-              <w:t>82-33=49</w:t>
+              <w:t>37-27=10</w:t>
             </w:r>
           </w:p>
         </w:tc>
@@ -944,7 +1553,7 @@
                 <w:rFonts w:ascii="TimeNewRoman" w:hAnsi="TimeNewRoman"/>
                 <w:sz w:val="30"/>
               </w:rPr>
-              <w:t>35+40=75</w:t>
+              <w:t>42+22=64</w:t>
             </w:r>
           </w:p>
         </w:tc>
@@ -961,7 +1570,7 @@
                 <w:rFonts w:ascii="TimeNewRoman" w:hAnsi="TimeNewRoman"/>
                 <w:sz w:val="30"/>
               </w:rPr>
-              <w:t>22+49=71</w:t>
+              <w:t>83-80=3</w:t>
             </w:r>
           </w:p>
         </w:tc>
@@ -978,7 +1587,7 @@
                 <w:rFonts w:ascii="TimeNewRoman" w:hAnsi="TimeNewRoman"/>
                 <w:sz w:val="30"/>
               </w:rPr>
-              <w:t>67+25=92</w:t>
+              <w:t>86-24=62</w:t>
             </w:r>
           </w:p>
         </w:tc>
@@ -997,7 +1606,7 @@
                 <w:rFonts w:ascii="TimeNewRoman" w:hAnsi="TimeNewRoman"/>
                 <w:sz w:val="30"/>
               </w:rPr>
-              <w:t>67-20=47</w:t>
+              <w:t>91-35=56</w:t>
             </w:r>
           </w:p>
         </w:tc>
@@ -1014,7 +1623,7 @@
                 <w:rFonts w:ascii="TimeNewRoman" w:hAnsi="TimeNewRoman"/>
                 <w:sz w:val="30"/>
               </w:rPr>
-              <w:t>55+40=95</w:t>
+              <w:t>59-0=59</w:t>
             </w:r>
           </w:p>
         </w:tc>
@@ -1031,7 +1640,7 @@
                 <w:rFonts w:ascii="TimeNewRoman" w:hAnsi="TimeNewRoman"/>
                 <w:sz w:val="30"/>
               </w:rPr>
-              <w:t>71+7=78</w:t>
+              <w:t>39+18=57</w:t>
             </w:r>
           </w:p>
         </w:tc>
@@ -1048,7 +1657,7 @@
                 <w:rFonts w:ascii="TimeNewRoman" w:hAnsi="TimeNewRoman"/>
                 <w:sz w:val="30"/>
               </w:rPr>
-              <w:t>40+33=73</w:t>
+              <w:t>75-29=46</w:t>
             </w:r>
           </w:p>
         </w:tc>
@@ -1065,7 +1674,7 @@
                 <w:rFonts w:ascii="TimeNewRoman" w:hAnsi="TimeNewRoman"/>
                 <w:sz w:val="30"/>
               </w:rPr>
-              <w:t>78+16=94</w:t>
+              <w:t>78-15=63</w:t>
             </w:r>
           </w:p>
         </w:tc>
@@ -1084,7 +1693,7 @@
                 <w:rFonts w:ascii="TimeNewRoman" w:hAnsi="TimeNewRoman"/>
                 <w:sz w:val="30"/>
               </w:rPr>
-              <w:t>66-1=65</w:t>
+              <w:t>47-5=42</w:t>
             </w:r>
           </w:p>
         </w:tc>
@@ -1101,7 +1710,7 @@
                 <w:rFonts w:ascii="TimeNewRoman" w:hAnsi="TimeNewRoman"/>
                 <w:sz w:val="30"/>
               </w:rPr>
-              <w:t>21+46=67</w:t>
+              <w:t>46-10=36</w:t>
             </w:r>
           </w:p>
         </w:tc>
@@ -1118,7 +1727,7 @@
                 <w:rFonts w:ascii="TimeNewRoman" w:hAnsi="TimeNewRoman"/>
                 <w:sz w:val="30"/>
               </w:rPr>
-              <w:t>57-55=2</w:t>
+              <w:t>89-15=74</w:t>
             </w:r>
           </w:p>
         </w:tc>
@@ -1135,7 +1744,7 @@
                 <w:rFonts w:ascii="TimeNewRoman" w:hAnsi="TimeNewRoman"/>
                 <w:sz w:val="30"/>
               </w:rPr>
-              <w:t>97-13=84</w:t>
+              <w:t>60+21=81</w:t>
             </w:r>
           </w:p>
         </w:tc>
@@ -1152,616 +1761,7 @@
                 <w:rFonts w:ascii="TimeNewRoman" w:hAnsi="TimeNewRoman"/>
                 <w:sz w:val="30"/>
               </w:rPr>
-              <w:t>39-0=39</w:t>
-            </w:r>
-          </w:p>
-        </w:tc>
-      </w:tr>
-      <w:tr>
-        <w:tc>
-          <w:tcPr>
-            <w:tcW w:type="dxa" w:w="1987"/>
-          </w:tcPr>
-          <w:p>
-            <w:pPr>
-              <w:jc w:val="left"/>
-            </w:pPr>
-            <w:r>
-              <w:rPr>
-                <w:rFonts w:ascii="TimeNewRoman" w:hAnsi="TimeNewRoman"/>
-                <w:sz w:val="30"/>
-              </w:rPr>
-              <w:t>33+6=39</w:t>
-            </w:r>
-          </w:p>
-        </w:tc>
-        <w:tc>
-          <w:tcPr>
-            <w:tcW w:type="dxa" w:w="1987"/>
-          </w:tcPr>
-          <w:p>
-            <w:pPr>
-              <w:jc w:val="left"/>
-            </w:pPr>
-            <w:r>
-              <w:rPr>
-                <w:rFonts w:ascii="TimeNewRoman" w:hAnsi="TimeNewRoman"/>
-                <w:sz w:val="30"/>
-              </w:rPr>
-              <w:t>22+45=67</w:t>
-            </w:r>
-          </w:p>
-        </w:tc>
-        <w:tc>
-          <w:tcPr>
-            <w:tcW w:type="dxa" w:w="1987"/>
-          </w:tcPr>
-          <w:p>
-            <w:pPr>
-              <w:jc w:val="left"/>
-            </w:pPr>
-            <w:r>
-              <w:rPr>
-                <w:rFonts w:ascii="TimeNewRoman" w:hAnsi="TimeNewRoman"/>
-                <w:sz w:val="30"/>
-              </w:rPr>
-              <w:t>92-2=90</w:t>
-            </w:r>
-          </w:p>
-        </w:tc>
-        <w:tc>
-          <w:tcPr>
-            <w:tcW w:type="dxa" w:w="1987"/>
-          </w:tcPr>
-          <w:p>
-            <w:pPr>
-              <w:jc w:val="left"/>
-            </w:pPr>
-            <w:r>
-              <w:rPr>
-                <w:rFonts w:ascii="TimeNewRoman" w:hAnsi="TimeNewRoman"/>
-                <w:sz w:val="30"/>
-              </w:rPr>
-              <w:t>5-2=3</w:t>
-            </w:r>
-          </w:p>
-        </w:tc>
-        <w:tc>
-          <w:tcPr>
-            <w:tcW w:type="dxa" w:w="1987"/>
-          </w:tcPr>
-          <w:p>
-            <w:pPr>
-              <w:jc w:val="left"/>
-            </w:pPr>
-            <w:r>
-              <w:rPr>
-                <w:rFonts w:ascii="TimeNewRoman" w:hAnsi="TimeNewRoman"/>
-                <w:sz w:val="30"/>
-              </w:rPr>
-              <w:t>97-73=24</w:t>
-            </w:r>
-          </w:p>
-        </w:tc>
-      </w:tr>
-      <w:tr>
-        <w:tc>
-          <w:tcPr>
-            <w:tcW w:type="dxa" w:w="1987"/>
-          </w:tcPr>
-          <w:p>
-            <w:pPr>
-              <w:jc w:val="left"/>
-            </w:pPr>
-            <w:r>
-              <w:rPr>
-                <w:rFonts w:ascii="TimeNewRoman" w:hAnsi="TimeNewRoman"/>
-                <w:sz w:val="30"/>
-              </w:rPr>
-              <w:t>53+12=65</w:t>
-            </w:r>
-          </w:p>
-        </w:tc>
-        <w:tc>
-          <w:tcPr>
-            <w:tcW w:type="dxa" w:w="1987"/>
-          </w:tcPr>
-          <w:p>
-            <w:pPr>
-              <w:jc w:val="left"/>
-            </w:pPr>
-            <w:r>
-              <w:rPr>
-                <w:rFonts w:ascii="TimeNewRoman" w:hAnsi="TimeNewRoman"/>
-                <w:sz w:val="30"/>
-              </w:rPr>
-              <w:t>70-16=54</w:t>
-            </w:r>
-          </w:p>
-        </w:tc>
-        <w:tc>
-          <w:tcPr>
-            <w:tcW w:type="dxa" w:w="1987"/>
-          </w:tcPr>
-          <w:p>
-            <w:pPr>
-              <w:jc w:val="left"/>
-            </w:pPr>
-            <w:r>
-              <w:rPr>
-                <w:rFonts w:ascii="TimeNewRoman" w:hAnsi="TimeNewRoman"/>
-                <w:sz w:val="30"/>
-              </w:rPr>
-              <w:t>40-35=5</w:t>
-            </w:r>
-          </w:p>
-        </w:tc>
-        <w:tc>
-          <w:tcPr>
-            <w:tcW w:type="dxa" w:w="1987"/>
-          </w:tcPr>
-          <w:p>
-            <w:pPr>
-              <w:jc w:val="left"/>
-            </w:pPr>
-            <w:r>
-              <w:rPr>
-                <w:rFonts w:ascii="TimeNewRoman" w:hAnsi="TimeNewRoman"/>
-                <w:sz w:val="30"/>
-              </w:rPr>
-              <w:t>59+26=85</w:t>
-            </w:r>
-          </w:p>
-        </w:tc>
-        <w:tc>
-          <w:tcPr>
-            <w:tcW w:type="dxa" w:w="1987"/>
-          </w:tcPr>
-          <w:p>
-            <w:pPr>
-              <w:jc w:val="left"/>
-            </w:pPr>
-            <w:r>
-              <w:rPr>
-                <w:rFonts w:ascii="TimeNewRoman" w:hAnsi="TimeNewRoman"/>
-                <w:sz w:val="30"/>
-              </w:rPr>
-              <w:t>72-1=71</w:t>
-            </w:r>
-          </w:p>
-        </w:tc>
-      </w:tr>
-      <w:tr>
-        <w:tc>
-          <w:tcPr>
-            <w:tcW w:type="dxa" w:w="1987"/>
-          </w:tcPr>
-          <w:p>
-            <w:pPr>
-              <w:jc w:val="left"/>
-            </w:pPr>
-            <w:r>
-              <w:rPr>
-                <w:rFonts w:ascii="TimeNewRoman" w:hAnsi="TimeNewRoman"/>
-                <w:sz w:val="30"/>
-              </w:rPr>
-              <w:t>37+20=57</w:t>
-            </w:r>
-          </w:p>
-        </w:tc>
-        <w:tc>
-          <w:tcPr>
-            <w:tcW w:type="dxa" w:w="1987"/>
-          </w:tcPr>
-          <w:p>
-            <w:pPr>
-              <w:jc w:val="left"/>
-            </w:pPr>
-            <w:r>
-              <w:rPr>
-                <w:rFonts w:ascii="TimeNewRoman" w:hAnsi="TimeNewRoman"/>
-                <w:sz w:val="30"/>
-              </w:rPr>
-              <w:t>31+22=53</w:t>
-            </w:r>
-          </w:p>
-        </w:tc>
-        <w:tc>
-          <w:tcPr>
-            <w:tcW w:type="dxa" w:w="1987"/>
-          </w:tcPr>
-          <w:p>
-            <w:pPr>
-              <w:jc w:val="left"/>
-            </w:pPr>
-            <w:r>
-              <w:rPr>
-                <w:rFonts w:ascii="TimeNewRoman" w:hAnsi="TimeNewRoman"/>
-                <w:sz w:val="30"/>
-              </w:rPr>
-              <w:t>77+0=77</w:t>
-            </w:r>
-          </w:p>
-        </w:tc>
-        <w:tc>
-          <w:tcPr>
-            <w:tcW w:type="dxa" w:w="1987"/>
-          </w:tcPr>
-          <w:p>
-            <w:pPr>
-              <w:jc w:val="left"/>
-            </w:pPr>
-            <w:r>
-              <w:rPr>
-                <w:rFonts w:ascii="TimeNewRoman" w:hAnsi="TimeNewRoman"/>
-                <w:sz w:val="30"/>
-              </w:rPr>
-              <w:t>44-5=39</w:t>
-            </w:r>
-          </w:p>
-        </w:tc>
-        <w:tc>
-          <w:tcPr>
-            <w:tcW w:type="dxa" w:w="1987"/>
-          </w:tcPr>
-          <w:p>
-            <w:pPr>
-              <w:jc w:val="left"/>
-            </w:pPr>
-            <w:r>
-              <w:rPr>
-                <w:rFonts w:ascii="TimeNewRoman" w:hAnsi="TimeNewRoman"/>
-                <w:sz w:val="30"/>
-              </w:rPr>
-              <w:t>10+69=79</w:t>
-            </w:r>
-          </w:p>
-        </w:tc>
-      </w:tr>
-      <w:tr>
-        <w:tc>
-          <w:tcPr>
-            <w:tcW w:type="dxa" w:w="1987"/>
-          </w:tcPr>
-          <w:p>
-            <w:pPr>
-              <w:jc w:val="left"/>
-            </w:pPr>
-            <w:r>
-              <w:rPr>
-                <w:rFonts w:ascii="TimeNewRoman" w:hAnsi="TimeNewRoman"/>
-                <w:sz w:val="30"/>
-              </w:rPr>
-              <w:t>41+17=58</w:t>
-            </w:r>
-          </w:p>
-        </w:tc>
-        <w:tc>
-          <w:tcPr>
-            <w:tcW w:type="dxa" w:w="1987"/>
-          </w:tcPr>
-          <w:p>
-            <w:pPr>
-              <w:jc w:val="left"/>
-            </w:pPr>
-            <w:r>
-              <w:rPr>
-                <w:rFonts w:ascii="TimeNewRoman" w:hAnsi="TimeNewRoman"/>
-                <w:sz w:val="30"/>
-              </w:rPr>
-              <w:t>70-65=5</w:t>
-            </w:r>
-          </w:p>
-        </w:tc>
-        <w:tc>
-          <w:tcPr>
-            <w:tcW w:type="dxa" w:w="1987"/>
-          </w:tcPr>
-          <w:p>
-            <w:pPr>
-              <w:jc w:val="left"/>
-            </w:pPr>
-            <w:r>
-              <w:rPr>
-                <w:rFonts w:ascii="TimeNewRoman" w:hAnsi="TimeNewRoman"/>
-                <w:sz w:val="30"/>
-              </w:rPr>
-              <w:t>28+60=88</w:t>
-            </w:r>
-          </w:p>
-        </w:tc>
-        <w:tc>
-          <w:tcPr>
-            <w:tcW w:type="dxa" w:w="1987"/>
-          </w:tcPr>
-          <w:p>
-            <w:pPr>
-              <w:jc w:val="left"/>
-            </w:pPr>
-            <w:r>
-              <w:rPr>
-                <w:rFonts w:ascii="TimeNewRoman" w:hAnsi="TimeNewRoman"/>
-                <w:sz w:val="30"/>
-              </w:rPr>
-              <w:t>91-8=83</w:t>
-            </w:r>
-          </w:p>
-        </w:tc>
-        <w:tc>
-          <w:tcPr>
-            <w:tcW w:type="dxa" w:w="1987"/>
-          </w:tcPr>
-          <w:p>
-            <w:pPr>
-              <w:jc w:val="left"/>
-            </w:pPr>
-            <w:r>
-              <w:rPr>
-                <w:rFonts w:ascii="TimeNewRoman" w:hAnsi="TimeNewRoman"/>
-                <w:sz w:val="30"/>
-              </w:rPr>
-              <w:t>98-40=58</w:t>
-            </w:r>
-          </w:p>
-        </w:tc>
-      </w:tr>
-      <w:tr>
-        <w:tc>
-          <w:tcPr>
-            <w:tcW w:type="dxa" w:w="1987"/>
-          </w:tcPr>
-          <w:p>
-            <w:pPr>
-              <w:jc w:val="left"/>
-            </w:pPr>
-            <w:r>
-              <w:rPr>
-                <w:rFonts w:ascii="TimeNewRoman" w:hAnsi="TimeNewRoman"/>
-                <w:sz w:val="30"/>
-              </w:rPr>
-              <w:t>24-3=21</w:t>
-            </w:r>
-          </w:p>
-        </w:tc>
-        <w:tc>
-          <w:tcPr>
-            <w:tcW w:type="dxa" w:w="1987"/>
-          </w:tcPr>
-          <w:p>
-            <w:pPr>
-              <w:jc w:val="left"/>
-            </w:pPr>
-            <w:r>
-              <w:rPr>
-                <w:rFonts w:ascii="TimeNewRoman" w:hAnsi="TimeNewRoman"/>
-                <w:sz w:val="30"/>
-              </w:rPr>
-              <w:t>6+51=57</w:t>
-            </w:r>
-          </w:p>
-        </w:tc>
-        <w:tc>
-          <w:tcPr>
-            <w:tcW w:type="dxa" w:w="1987"/>
-          </w:tcPr>
-          <w:p>
-            <w:pPr>
-              <w:jc w:val="left"/>
-            </w:pPr>
-            <w:r>
-              <w:rPr>
-                <w:rFonts w:ascii="TimeNewRoman" w:hAnsi="TimeNewRoman"/>
-                <w:sz w:val="30"/>
-              </w:rPr>
-              <w:t>49-17=32</w:t>
-            </w:r>
-          </w:p>
-        </w:tc>
-        <w:tc>
-          <w:tcPr>
-            <w:tcW w:type="dxa" w:w="1987"/>
-          </w:tcPr>
-          <w:p>
-            <w:pPr>
-              <w:jc w:val="left"/>
-            </w:pPr>
-            <w:r>
-              <w:rPr>
-                <w:rFonts w:ascii="TimeNewRoman" w:hAnsi="TimeNewRoman"/>
-                <w:sz w:val="30"/>
-              </w:rPr>
-              <w:t>82-49=33</w:t>
-            </w:r>
-          </w:p>
-        </w:tc>
-        <w:tc>
-          <w:tcPr>
-            <w:tcW w:type="dxa" w:w="1987"/>
-          </w:tcPr>
-          <w:p>
-            <w:pPr>
-              <w:jc w:val="left"/>
-            </w:pPr>
-            <w:r>
-              <w:rPr>
-                <w:rFonts w:ascii="TimeNewRoman" w:hAnsi="TimeNewRoman"/>
-                <w:sz w:val="30"/>
-              </w:rPr>
-              <w:t>68-36=32</w:t>
-            </w:r>
-          </w:p>
-        </w:tc>
-      </w:tr>
-      <w:tr>
-        <w:tc>
-          <w:tcPr>
-            <w:tcW w:type="dxa" w:w="1987"/>
-          </w:tcPr>
-          <w:p>
-            <w:pPr>
-              <w:jc w:val="left"/>
-            </w:pPr>
-            <w:r>
-              <w:rPr>
-                <w:rFonts w:ascii="TimeNewRoman" w:hAnsi="TimeNewRoman"/>
-                <w:sz w:val="30"/>
-              </w:rPr>
-              <w:t>9+14=23</w:t>
-            </w:r>
-          </w:p>
-        </w:tc>
-        <w:tc>
-          <w:tcPr>
-            <w:tcW w:type="dxa" w:w="1987"/>
-          </w:tcPr>
-          <w:p>
-            <w:pPr>
-              <w:jc w:val="left"/>
-            </w:pPr>
-            <w:r>
-              <w:rPr>
-                <w:rFonts w:ascii="TimeNewRoman" w:hAnsi="TimeNewRoman"/>
-                <w:sz w:val="30"/>
-              </w:rPr>
-              <w:t>39+35=74</w:t>
-            </w:r>
-          </w:p>
-        </w:tc>
-        <w:tc>
-          <w:tcPr>
-            <w:tcW w:type="dxa" w:w="1987"/>
-          </w:tcPr>
-          <w:p>
-            <w:pPr>
-              <w:jc w:val="left"/>
-            </w:pPr>
-            <w:r>
-              <w:rPr>
-                <w:rFonts w:ascii="TimeNewRoman" w:hAnsi="TimeNewRoman"/>
-                <w:sz w:val="30"/>
-              </w:rPr>
-              <w:t>38-1=37</w:t>
-            </w:r>
-          </w:p>
-        </w:tc>
-        <w:tc>
-          <w:tcPr>
-            <w:tcW w:type="dxa" w:w="1987"/>
-          </w:tcPr>
-          <w:p>
-            <w:pPr>
-              <w:jc w:val="left"/>
-            </w:pPr>
-            <w:r>
-              <w:rPr>
-                <w:rFonts w:ascii="TimeNewRoman" w:hAnsi="TimeNewRoman"/>
-                <w:sz w:val="30"/>
-              </w:rPr>
-              <w:t>12+79=91</w:t>
-            </w:r>
-          </w:p>
-        </w:tc>
-        <w:tc>
-          <w:tcPr>
-            <w:tcW w:type="dxa" w:w="1987"/>
-          </w:tcPr>
-          <w:p>
-            <w:pPr>
-              <w:jc w:val="left"/>
-            </w:pPr>
-            <w:r>
-              <w:rPr>
-                <w:rFonts w:ascii="TimeNewRoman" w:hAnsi="TimeNewRoman"/>
-                <w:sz w:val="30"/>
-              </w:rPr>
-              <w:t>39-22=17</w:t>
-            </w:r>
-          </w:p>
-        </w:tc>
-      </w:tr>
-      <w:tr>
-        <w:tc>
-          <w:tcPr>
-            <w:tcW w:type="dxa" w:w="1987"/>
-          </w:tcPr>
-          <w:p>
-            <w:pPr>
-              <w:jc w:val="left"/>
-            </w:pPr>
-            <w:r>
-              <w:rPr>
-                <w:rFonts w:ascii="TimeNewRoman" w:hAnsi="TimeNewRoman"/>
-                <w:sz w:val="30"/>
-              </w:rPr>
-              <w:t>78+17=95</w:t>
-            </w:r>
-          </w:p>
-        </w:tc>
-        <w:tc>
-          <w:tcPr>
-            <w:tcW w:type="dxa" w:w="1987"/>
-          </w:tcPr>
-          <w:p>
-            <w:pPr>
-              <w:jc w:val="left"/>
-            </w:pPr>
-            <w:r>
-              <w:rPr>
-                <w:rFonts w:ascii="TimeNewRoman" w:hAnsi="TimeNewRoman"/>
-                <w:sz w:val="30"/>
-              </w:rPr>
-              <w:t>49+40=89</w:t>
-            </w:r>
-          </w:p>
-        </w:tc>
-        <w:tc>
-          <w:tcPr>
-            <w:tcW w:type="dxa" w:w="1987"/>
-          </w:tcPr>
-          <w:p>
-            <w:pPr>
-              <w:jc w:val="left"/>
-            </w:pPr>
-            <w:r>
-              <w:rPr>
-                <w:rFonts w:ascii="TimeNewRoman" w:hAnsi="TimeNewRoman"/>
-                <w:sz w:val="30"/>
-              </w:rPr>
-              <w:t>40-2=38</w:t>
-            </w:r>
-          </w:p>
-        </w:tc>
-        <w:tc>
-          <w:tcPr>
-            <w:tcW w:type="dxa" w:w="1987"/>
-          </w:tcPr>
-          <w:p>
-            <w:pPr>
-              <w:jc w:val="left"/>
-            </w:pPr>
-            <w:r>
-              <w:rPr>
-                <w:rFonts w:ascii="TimeNewRoman" w:hAnsi="TimeNewRoman"/>
-                <w:sz w:val="30"/>
-              </w:rPr>
-              <w:t>64+10=74</w:t>
-            </w:r>
-          </w:p>
-        </w:tc>
-        <w:tc>
-          <w:tcPr>
-            <w:tcW w:type="dxa" w:w="1987"/>
-          </w:tcPr>
-          <w:p>
-            <w:pPr>
-              <w:jc w:val="left"/>
-            </w:pPr>
-            <w:r>
-              <w:rPr>
-                <w:rFonts w:ascii="TimeNewRoman" w:hAnsi="TimeNewRoman"/>
-                <w:sz w:val="30"/>
-              </w:rPr>
-              <w:t>22+17=39</w:t>
+              <w:t>33+46=79</w:t>
             </w:r>
           </w:p>
         </w:tc>

--- a/answers-of-addition_and_subtraction_within_100.docx
+++ b/answers-of-addition_and_subtraction_within_100.docx
@@ -40,7 +40,7 @@
                 <w:rFonts w:ascii="TimeNewRoman" w:hAnsi="TimeNewRoman"/>
                 <w:sz w:val="30"/>
               </w:rPr>
-              <w:t>39+55=94</w:t>
+              <w:t>16+40=56</w:t>
             </w:r>
           </w:p>
         </w:tc>
@@ -57,7 +57,7 @@
                 <w:rFonts w:ascii="TimeNewRoman" w:hAnsi="TimeNewRoman"/>
                 <w:sz w:val="30"/>
               </w:rPr>
-              <w:t>44+25=69</w:t>
+              <w:t>3+30=33</w:t>
             </w:r>
           </w:p>
         </w:tc>
@@ -74,7 +74,7 @@
                 <w:rFonts w:ascii="TimeNewRoman" w:hAnsi="TimeNewRoman"/>
                 <w:sz w:val="30"/>
               </w:rPr>
-              <w:t>13+53=66</w:t>
+              <w:t>63-42=21</w:t>
             </w:r>
           </w:p>
         </w:tc>
@@ -91,7 +91,7 @@
                 <w:rFonts w:ascii="TimeNewRoman" w:hAnsi="TimeNewRoman"/>
                 <w:sz w:val="30"/>
               </w:rPr>
-              <w:t>29+21=50</w:t>
+              <w:t>75-48=27</w:t>
             </w:r>
           </w:p>
         </w:tc>
@@ -108,7 +108,7 @@
                 <w:rFonts w:ascii="TimeNewRoman" w:hAnsi="TimeNewRoman"/>
                 <w:sz w:val="30"/>
               </w:rPr>
-              <w:t>19+31=50</w:t>
+              <w:t>9+36=45</w:t>
             </w:r>
           </w:p>
         </w:tc>
@@ -127,7 +127,7 @@
                 <w:rFonts w:ascii="TimeNewRoman" w:hAnsi="TimeNewRoman"/>
                 <w:sz w:val="30"/>
               </w:rPr>
-              <w:t>88+0=88</w:t>
+              <w:t>74-20=54</w:t>
             </w:r>
           </w:p>
         </w:tc>
@@ -144,7 +144,7 @@
                 <w:rFonts w:ascii="TimeNewRoman" w:hAnsi="TimeNewRoman"/>
                 <w:sz w:val="30"/>
               </w:rPr>
-              <w:t>31+37=68</w:t>
+              <w:t>52-17=35</w:t>
             </w:r>
           </w:p>
         </w:tc>
@@ -161,7 +161,7 @@
                 <w:rFonts w:ascii="TimeNewRoman" w:hAnsi="TimeNewRoman"/>
                 <w:sz w:val="30"/>
               </w:rPr>
-              <w:t>8+65=73</w:t>
+              <w:t>45+40=85</w:t>
             </w:r>
           </w:p>
         </w:tc>
@@ -178,7 +178,7 @@
                 <w:rFonts w:ascii="TimeNewRoman" w:hAnsi="TimeNewRoman"/>
                 <w:sz w:val="30"/>
               </w:rPr>
-              <w:t>89-32=57</w:t>
+              <w:t>81-63=18</w:t>
             </w:r>
           </w:p>
         </w:tc>
@@ -195,7 +195,7 @@
                 <w:rFonts w:ascii="TimeNewRoman" w:hAnsi="TimeNewRoman"/>
                 <w:sz w:val="30"/>
               </w:rPr>
-              <w:t>66+30=96</w:t>
+              <w:t>77+3=80</w:t>
             </w:r>
           </w:p>
         </w:tc>
@@ -214,7 +214,7 @@
                 <w:rFonts w:ascii="TimeNewRoman" w:hAnsi="TimeNewRoman"/>
                 <w:sz w:val="30"/>
               </w:rPr>
-              <w:t>81-73=8</w:t>
+              <w:t>78-19=59</w:t>
             </w:r>
           </w:p>
         </w:tc>
@@ -231,7 +231,7 @@
                 <w:rFonts w:ascii="TimeNewRoman" w:hAnsi="TimeNewRoman"/>
                 <w:sz w:val="30"/>
               </w:rPr>
-              <w:t>16+14=30</w:t>
+              <w:t>83-36=47</w:t>
             </w:r>
           </w:p>
         </w:tc>
@@ -248,7 +248,7 @@
                 <w:rFonts w:ascii="TimeNewRoman" w:hAnsi="TimeNewRoman"/>
                 <w:sz w:val="30"/>
               </w:rPr>
-              <w:t>84+10=94</w:t>
+              <w:t>97+0=97</w:t>
             </w:r>
           </w:p>
         </w:tc>
@@ -265,7 +265,7 @@
                 <w:rFonts w:ascii="TimeNewRoman" w:hAnsi="TimeNewRoman"/>
                 <w:sz w:val="30"/>
               </w:rPr>
-              <w:t>17+67=84</w:t>
+              <w:t>14+17=31</w:t>
             </w:r>
           </w:p>
         </w:tc>
@@ -282,7 +282,7 @@
                 <w:rFonts w:ascii="TimeNewRoman" w:hAnsi="TimeNewRoman"/>
                 <w:sz w:val="30"/>
               </w:rPr>
-              <w:t>64-32=32</w:t>
+              <w:t>2+46=48</w:t>
             </w:r>
           </w:p>
         </w:tc>
@@ -301,7 +301,7 @@
                 <w:rFonts w:ascii="TimeNewRoman" w:hAnsi="TimeNewRoman"/>
                 <w:sz w:val="30"/>
               </w:rPr>
-              <w:t>68+1=69</w:t>
+              <w:t>77+1=78</w:t>
             </w:r>
           </w:p>
         </w:tc>
@@ -318,7 +318,7 @@
                 <w:rFonts w:ascii="TimeNewRoman" w:hAnsi="TimeNewRoman"/>
                 <w:sz w:val="30"/>
               </w:rPr>
-              <w:t>20+47=67</w:t>
+              <w:t>24-6=18</w:t>
             </w:r>
           </w:p>
         </w:tc>
@@ -335,7 +335,7 @@
                 <w:rFonts w:ascii="TimeNewRoman" w:hAnsi="TimeNewRoman"/>
                 <w:sz w:val="30"/>
               </w:rPr>
-              <w:t>94+3=97</w:t>
+              <w:t>42-0=42</w:t>
             </w:r>
           </w:p>
         </w:tc>
@@ -352,7 +352,7 @@
                 <w:rFonts w:ascii="TimeNewRoman" w:hAnsi="TimeNewRoman"/>
                 <w:sz w:val="30"/>
               </w:rPr>
-              <w:t>62-44=18</w:t>
+              <w:t>37+62=99</w:t>
             </w:r>
           </w:p>
         </w:tc>
@@ -369,7 +369,7 @@
                 <w:rFonts w:ascii="TimeNewRoman" w:hAnsi="TimeNewRoman"/>
                 <w:sz w:val="30"/>
               </w:rPr>
-              <w:t>7+81=88</w:t>
+              <w:t>49-24=25</w:t>
             </w:r>
           </w:p>
         </w:tc>
@@ -388,7 +388,7 @@
                 <w:rFonts w:ascii="TimeNewRoman" w:hAnsi="TimeNewRoman"/>
                 <w:sz w:val="30"/>
               </w:rPr>
-              <w:t>94-0=94</w:t>
+              <w:t>95-4=91</w:t>
             </w:r>
           </w:p>
         </w:tc>
@@ -405,7 +405,7 @@
                 <w:rFonts w:ascii="TimeNewRoman" w:hAnsi="TimeNewRoman"/>
                 <w:sz w:val="30"/>
               </w:rPr>
-              <w:t>69+0=69</w:t>
+              <w:t>53+12=65</w:t>
             </w:r>
           </w:p>
         </w:tc>
@@ -422,7 +422,7 @@
                 <w:rFonts w:ascii="TimeNewRoman" w:hAnsi="TimeNewRoman"/>
                 <w:sz w:val="30"/>
               </w:rPr>
-              <w:t>27-2=25</w:t>
+              <w:t>15+5=20</w:t>
             </w:r>
           </w:p>
         </w:tc>
@@ -439,7 +439,7 @@
                 <w:rFonts w:ascii="TimeNewRoman" w:hAnsi="TimeNewRoman"/>
                 <w:sz w:val="30"/>
               </w:rPr>
-              <w:t>59-35=24</w:t>
+              <w:t>65-23=42</w:t>
             </w:r>
           </w:p>
         </w:tc>
@@ -456,7 +456,7 @@
                 <w:rFonts w:ascii="TimeNewRoman" w:hAnsi="TimeNewRoman"/>
                 <w:sz w:val="30"/>
               </w:rPr>
-              <w:t>71+28=99</w:t>
+              <w:t>70-56=14</w:t>
             </w:r>
           </w:p>
         </w:tc>
@@ -475,7 +475,7 @@
                 <w:rFonts w:ascii="TimeNewRoman" w:hAnsi="TimeNewRoman"/>
                 <w:sz w:val="30"/>
               </w:rPr>
-              <w:t>78+9=87</w:t>
+              <w:t>64-27=37</w:t>
             </w:r>
           </w:p>
         </w:tc>
@@ -492,7 +492,7 @@
                 <w:rFonts w:ascii="TimeNewRoman" w:hAnsi="TimeNewRoman"/>
                 <w:sz w:val="30"/>
               </w:rPr>
-              <w:t>71+2=73</w:t>
+              <w:t>14+55=69</w:t>
             </w:r>
           </w:p>
         </w:tc>
@@ -509,7 +509,7 @@
                 <w:rFonts w:ascii="TimeNewRoman" w:hAnsi="TimeNewRoman"/>
                 <w:sz w:val="30"/>
               </w:rPr>
-              <w:t>36-1=35</w:t>
+              <w:t>33+49=82</w:t>
             </w:r>
           </w:p>
         </w:tc>
@@ -526,7 +526,7 @@
                 <w:rFonts w:ascii="TimeNewRoman" w:hAnsi="TimeNewRoman"/>
                 <w:sz w:val="30"/>
               </w:rPr>
-              <w:t>63+19=82</w:t>
+              <w:t>70-42=28</w:t>
             </w:r>
           </w:p>
         </w:tc>
@@ -543,7 +543,7 @@
                 <w:rFonts w:ascii="TimeNewRoman" w:hAnsi="TimeNewRoman"/>
                 <w:sz w:val="30"/>
               </w:rPr>
-              <w:t>89-70=19</w:t>
+              <w:t>25+42=67</w:t>
             </w:r>
           </w:p>
         </w:tc>
@@ -562,7 +562,7 @@
                 <w:rFonts w:ascii="TimeNewRoman" w:hAnsi="TimeNewRoman"/>
                 <w:sz w:val="30"/>
               </w:rPr>
-              <w:t>83-75=8</w:t>
+              <w:t>88-44=44</w:t>
             </w:r>
           </w:p>
         </w:tc>
@@ -579,7 +579,7 @@
                 <w:rFonts w:ascii="TimeNewRoman" w:hAnsi="TimeNewRoman"/>
                 <w:sz w:val="30"/>
               </w:rPr>
-              <w:t>31+16=47</w:t>
+              <w:t>67+20=87</w:t>
             </w:r>
           </w:p>
         </w:tc>
@@ -596,7 +596,7 @@
                 <w:rFonts w:ascii="TimeNewRoman" w:hAnsi="TimeNewRoman"/>
                 <w:sz w:val="30"/>
               </w:rPr>
-              <w:t>18+1=19</w:t>
+              <w:t>54-7=47</w:t>
             </w:r>
           </w:p>
         </w:tc>
@@ -613,7 +613,7 @@
                 <w:rFonts w:ascii="TimeNewRoman" w:hAnsi="TimeNewRoman"/>
                 <w:sz w:val="30"/>
               </w:rPr>
-              <w:t>93-1=92</w:t>
+              <w:t>29+56=85</w:t>
             </w:r>
           </w:p>
         </w:tc>
@@ -630,7 +630,7 @@
                 <w:rFonts w:ascii="TimeNewRoman" w:hAnsi="TimeNewRoman"/>
                 <w:sz w:val="30"/>
               </w:rPr>
-              <w:t>72+17=89</w:t>
+              <w:t>3+29=32</w:t>
             </w:r>
           </w:p>
         </w:tc>
@@ -649,7 +649,7 @@
                 <w:rFonts w:ascii="TimeNewRoman" w:hAnsi="TimeNewRoman"/>
                 <w:sz w:val="30"/>
               </w:rPr>
-              <w:t>84-71=13</w:t>
+              <w:t>94-12=82</w:t>
             </w:r>
           </w:p>
         </w:tc>
@@ -666,7 +666,7 @@
                 <w:rFonts w:ascii="TimeNewRoman" w:hAnsi="TimeNewRoman"/>
                 <w:sz w:val="30"/>
               </w:rPr>
-              <w:t>44-44=0</w:t>
+              <w:t>3+65=68</w:t>
             </w:r>
           </w:p>
         </w:tc>
@@ -683,7 +683,7 @@
                 <w:rFonts w:ascii="TimeNewRoman" w:hAnsi="TimeNewRoman"/>
                 <w:sz w:val="30"/>
               </w:rPr>
-              <w:t>93-20=73</w:t>
+              <w:t>5+83=88</w:t>
             </w:r>
           </w:p>
         </w:tc>
@@ -700,7 +700,7 @@
                 <w:rFonts w:ascii="TimeNewRoman" w:hAnsi="TimeNewRoman"/>
                 <w:sz w:val="30"/>
               </w:rPr>
-              <w:t>70+15=85</w:t>
+              <w:t>68-30=38</w:t>
             </w:r>
           </w:p>
         </w:tc>
@@ -717,7 +717,7 @@
                 <w:rFonts w:ascii="TimeNewRoman" w:hAnsi="TimeNewRoman"/>
                 <w:sz w:val="30"/>
               </w:rPr>
-              <w:t>65-8=57</w:t>
+              <w:t>97-39=58</w:t>
             </w:r>
           </w:p>
         </w:tc>
@@ -736,7 +736,7 @@
                 <w:rFonts w:ascii="TimeNewRoman" w:hAnsi="TimeNewRoman"/>
                 <w:sz w:val="30"/>
               </w:rPr>
-              <w:t>30+64=94</w:t>
+              <w:t>61-14=47</w:t>
             </w:r>
           </w:p>
         </w:tc>
@@ -753,7 +753,7 @@
                 <w:rFonts w:ascii="TimeNewRoman" w:hAnsi="TimeNewRoman"/>
                 <w:sz w:val="30"/>
               </w:rPr>
-              <w:t>93-36=57</w:t>
+              <w:t>32+2=34</w:t>
             </w:r>
           </w:p>
         </w:tc>
@@ -770,7 +770,7 @@
                 <w:rFonts w:ascii="TimeNewRoman" w:hAnsi="TimeNewRoman"/>
                 <w:sz w:val="30"/>
               </w:rPr>
-              <w:t>64+19=83</w:t>
+              <w:t>12+31=43</w:t>
             </w:r>
           </w:p>
         </w:tc>
@@ -787,7 +787,7 @@
                 <w:rFonts w:ascii="TimeNewRoman" w:hAnsi="TimeNewRoman"/>
                 <w:sz w:val="30"/>
               </w:rPr>
-              <w:t>27+62=89</w:t>
+              <w:t>10+41=51</w:t>
             </w:r>
           </w:p>
         </w:tc>
@@ -804,7 +804,7 @@
                 <w:rFonts w:ascii="TimeNewRoman" w:hAnsi="TimeNewRoman"/>
                 <w:sz w:val="30"/>
               </w:rPr>
-              <w:t>59+1=60</w:t>
+              <w:t>48-35=13</w:t>
             </w:r>
           </w:p>
         </w:tc>
@@ -823,7 +823,7 @@
                 <w:rFonts w:ascii="TimeNewRoman" w:hAnsi="TimeNewRoman"/>
                 <w:sz w:val="30"/>
               </w:rPr>
-              <w:t>92-68=24</w:t>
+              <w:t>92-50=42</w:t>
             </w:r>
           </w:p>
         </w:tc>
@@ -840,7 +840,7 @@
                 <w:rFonts w:ascii="TimeNewRoman" w:hAnsi="TimeNewRoman"/>
                 <w:sz w:val="30"/>
               </w:rPr>
-              <w:t>89-40=49</w:t>
+              <w:t>84+7=91</w:t>
             </w:r>
           </w:p>
         </w:tc>
@@ -857,7 +857,7 @@
                 <w:rFonts w:ascii="TimeNewRoman" w:hAnsi="TimeNewRoman"/>
                 <w:sz w:val="30"/>
               </w:rPr>
-              <w:t>19+50=69</w:t>
+              <w:t>31-9=22</w:t>
             </w:r>
           </w:p>
         </w:tc>
@@ -874,7 +874,7 @@
                 <w:rFonts w:ascii="TimeNewRoman" w:hAnsi="TimeNewRoman"/>
                 <w:sz w:val="30"/>
               </w:rPr>
-              <w:t>54+4=58</w:t>
+              <w:t>92+2=94</w:t>
             </w:r>
           </w:p>
         </w:tc>
@@ -891,7 +891,7 @@
                 <w:rFonts w:ascii="TimeNewRoman" w:hAnsi="TimeNewRoman"/>
                 <w:sz w:val="30"/>
               </w:rPr>
-              <w:t>57-38=19</w:t>
+              <w:t>25-7=18</w:t>
             </w:r>
           </w:p>
         </w:tc>
@@ -910,7 +910,7 @@
                 <w:rFonts w:ascii="TimeNewRoman" w:hAnsi="TimeNewRoman"/>
                 <w:sz w:val="30"/>
               </w:rPr>
-              <w:t>33+55=88</w:t>
+              <w:t>67+7=74</w:t>
             </w:r>
           </w:p>
         </w:tc>
@@ -927,7 +927,7 @@
                 <w:rFonts w:ascii="TimeNewRoman" w:hAnsi="TimeNewRoman"/>
                 <w:sz w:val="30"/>
               </w:rPr>
-              <w:t>14+25=39</w:t>
+              <w:t>61+13=74</w:t>
             </w:r>
           </w:p>
         </w:tc>
@@ -944,7 +944,7 @@
                 <w:rFonts w:ascii="TimeNewRoman" w:hAnsi="TimeNewRoman"/>
                 <w:sz w:val="30"/>
               </w:rPr>
-              <w:t>6+23=29</w:t>
+              <w:t>84-18=66</w:t>
             </w:r>
           </w:p>
         </w:tc>
@@ -961,7 +961,7 @@
                 <w:rFonts w:ascii="TimeNewRoman" w:hAnsi="TimeNewRoman"/>
                 <w:sz w:val="30"/>
               </w:rPr>
-              <w:t>18+78=96</w:t>
+              <w:t>35+36=71</w:t>
             </w:r>
           </w:p>
         </w:tc>
@@ -978,7 +978,7 @@
                 <w:rFonts w:ascii="TimeNewRoman" w:hAnsi="TimeNewRoman"/>
                 <w:sz w:val="30"/>
               </w:rPr>
-              <w:t>57+15=72</w:t>
+              <w:t>92-29=63</w:t>
             </w:r>
           </w:p>
         </w:tc>
@@ -997,7 +997,7 @@
                 <w:rFonts w:ascii="TimeNewRoman" w:hAnsi="TimeNewRoman"/>
                 <w:sz w:val="30"/>
               </w:rPr>
-              <w:t>68-31=37</w:t>
+              <w:t>28+34=62</w:t>
             </w:r>
           </w:p>
         </w:tc>
@@ -1014,7 +1014,7 @@
                 <w:rFonts w:ascii="TimeNewRoman" w:hAnsi="TimeNewRoman"/>
                 <w:sz w:val="30"/>
               </w:rPr>
-              <w:t>60-4=56</w:t>
+              <w:t>4+30=34</w:t>
             </w:r>
           </w:p>
         </w:tc>
@@ -1031,7 +1031,7 @@
                 <w:rFonts w:ascii="TimeNewRoman" w:hAnsi="TimeNewRoman"/>
                 <w:sz w:val="30"/>
               </w:rPr>
-              <w:t>75-12=63</w:t>
+              <w:t>3+39=42</w:t>
             </w:r>
           </w:p>
         </w:tc>
@@ -1048,7 +1048,7 @@
                 <w:rFonts w:ascii="TimeNewRoman" w:hAnsi="TimeNewRoman"/>
                 <w:sz w:val="30"/>
               </w:rPr>
-              <w:t>78-62=16</w:t>
+              <w:t>90-30=60</w:t>
             </w:r>
           </w:p>
         </w:tc>
@@ -1065,7 +1065,7 @@
                 <w:rFonts w:ascii="TimeNewRoman" w:hAnsi="TimeNewRoman"/>
                 <w:sz w:val="30"/>
               </w:rPr>
-              <w:t>24+15=39</w:t>
+              <w:t>89-35=54</w:t>
             </w:r>
           </w:p>
         </w:tc>
@@ -1084,7 +1084,7 @@
                 <w:rFonts w:ascii="TimeNewRoman" w:hAnsi="TimeNewRoman"/>
                 <w:sz w:val="30"/>
               </w:rPr>
-              <w:t>69+9=78</w:t>
+              <w:t>76-44=32</w:t>
             </w:r>
           </w:p>
         </w:tc>
@@ -1101,7 +1101,7 @@
                 <w:rFonts w:ascii="TimeNewRoman" w:hAnsi="TimeNewRoman"/>
                 <w:sz w:val="30"/>
               </w:rPr>
-              <w:t>19+45=64</w:t>
+              <w:t>44+33=77</w:t>
             </w:r>
           </w:p>
         </w:tc>
@@ -1118,7 +1118,7 @@
                 <w:rFonts w:ascii="TimeNewRoman" w:hAnsi="TimeNewRoman"/>
                 <w:sz w:val="30"/>
               </w:rPr>
-              <w:t>56+25=81</w:t>
+              <w:t>81-38=43</w:t>
             </w:r>
           </w:p>
         </w:tc>
@@ -1135,7 +1135,7 @@
                 <w:rFonts w:ascii="TimeNewRoman" w:hAnsi="TimeNewRoman"/>
                 <w:sz w:val="30"/>
               </w:rPr>
-              <w:t>16+12=28</w:t>
+              <w:t>4+85=89</w:t>
             </w:r>
           </w:p>
         </w:tc>
@@ -1152,7 +1152,7 @@
                 <w:rFonts w:ascii="TimeNewRoman" w:hAnsi="TimeNewRoman"/>
                 <w:sz w:val="30"/>
               </w:rPr>
-              <w:t>23+49=72</w:t>
+              <w:t>72-1=71</w:t>
             </w:r>
           </w:p>
         </w:tc>
@@ -1171,7 +1171,7 @@
                 <w:rFonts w:ascii="TimeNewRoman" w:hAnsi="TimeNewRoman"/>
                 <w:sz w:val="30"/>
               </w:rPr>
-              <w:t>3+16=19</w:t>
+              <w:t>63-36=27</w:t>
             </w:r>
           </w:p>
         </w:tc>
@@ -1188,459 +1188,7 @@
                 <w:rFonts w:ascii="TimeNewRoman" w:hAnsi="TimeNewRoman"/>
                 <w:sz w:val="30"/>
               </w:rPr>
-              <w:t>61-12=49</w:t>
-            </w:r>
-          </w:p>
-        </w:tc>
-        <w:tc>
-          <w:tcPr>
-            <w:tcW w:type="dxa" w:w="1987"/>
-          </w:tcPr>
-          <w:p>
-            <w:pPr>
-              <w:jc w:val="left"/>
-            </w:pPr>
-            <w:r>
-              <w:rPr>
-                <w:rFonts w:ascii="TimeNewRoman" w:hAnsi="TimeNewRoman"/>
-                <w:sz w:val="30"/>
-              </w:rPr>
-              <w:t>34+19=53</w:t>
-            </w:r>
-          </w:p>
-        </w:tc>
-        <w:tc>
-          <w:tcPr>
-            <w:tcW w:type="dxa" w:w="1987"/>
-          </w:tcPr>
-          <w:p>
-            <w:pPr>
-              <w:jc w:val="left"/>
-            </w:pPr>
-            <w:r>
-              <w:rPr>
-                <w:rFonts w:ascii="TimeNewRoman" w:hAnsi="TimeNewRoman"/>
-                <w:sz w:val="30"/>
-              </w:rPr>
-              <w:t>97-8=89</w:t>
-            </w:r>
-          </w:p>
-        </w:tc>
-        <w:tc>
-          <w:tcPr>
-            <w:tcW w:type="dxa" w:w="1987"/>
-          </w:tcPr>
-          <w:p>
-            <w:pPr>
-              <w:jc w:val="left"/>
-            </w:pPr>
-            <w:r>
-              <w:rPr>
-                <w:rFonts w:ascii="TimeNewRoman" w:hAnsi="TimeNewRoman"/>
-                <w:sz w:val="30"/>
-              </w:rPr>
-              <w:t>89-73=16</w:t>
-            </w:r>
-          </w:p>
-        </w:tc>
-      </w:tr>
-      <w:tr>
-        <w:tc>
-          <w:tcPr>
-            <w:tcW w:type="dxa" w:w="1987"/>
-          </w:tcPr>
-          <w:p>
-            <w:pPr>
-              <w:jc w:val="left"/>
-            </w:pPr>
-            <w:r>
-              <w:rPr>
-                <w:rFonts w:ascii="TimeNewRoman" w:hAnsi="TimeNewRoman"/>
-                <w:sz w:val="30"/>
-              </w:rPr>
-              <w:t>92-46=46</w:t>
-            </w:r>
-          </w:p>
-        </w:tc>
-        <w:tc>
-          <w:tcPr>
-            <w:tcW w:type="dxa" w:w="1987"/>
-          </w:tcPr>
-          <w:p>
-            <w:pPr>
-              <w:jc w:val="left"/>
-            </w:pPr>
-            <w:r>
-              <w:rPr>
-                <w:rFonts w:ascii="TimeNewRoman" w:hAnsi="TimeNewRoman"/>
-                <w:sz w:val="30"/>
-              </w:rPr>
-              <w:t>29+55=84</w:t>
-            </w:r>
-          </w:p>
-        </w:tc>
-        <w:tc>
-          <w:tcPr>
-            <w:tcW w:type="dxa" w:w="1987"/>
-          </w:tcPr>
-          <w:p>
-            <w:pPr>
-              <w:jc w:val="left"/>
-            </w:pPr>
-            <w:r>
-              <w:rPr>
-                <w:rFonts w:ascii="TimeNewRoman" w:hAnsi="TimeNewRoman"/>
-                <w:sz w:val="30"/>
-              </w:rPr>
-              <w:t>0+76=76</w:t>
-            </w:r>
-          </w:p>
-        </w:tc>
-        <w:tc>
-          <w:tcPr>
-            <w:tcW w:type="dxa" w:w="1987"/>
-          </w:tcPr>
-          <w:p>
-            <w:pPr>
-              <w:jc w:val="left"/>
-            </w:pPr>
-            <w:r>
-              <w:rPr>
-                <w:rFonts w:ascii="TimeNewRoman" w:hAnsi="TimeNewRoman"/>
-                <w:sz w:val="30"/>
-              </w:rPr>
-              <w:t>23+42=65</w:t>
-            </w:r>
-          </w:p>
-        </w:tc>
-        <w:tc>
-          <w:tcPr>
-            <w:tcW w:type="dxa" w:w="1987"/>
-          </w:tcPr>
-          <w:p>
-            <w:pPr>
-              <w:jc w:val="left"/>
-            </w:pPr>
-            <w:r>
-              <w:rPr>
-                <w:rFonts w:ascii="TimeNewRoman" w:hAnsi="TimeNewRoman"/>
-                <w:sz w:val="30"/>
-              </w:rPr>
-              <w:t>76+17=93</w:t>
-            </w:r>
-          </w:p>
-        </w:tc>
-      </w:tr>
-      <w:tr>
-        <w:tc>
-          <w:tcPr>
-            <w:tcW w:type="dxa" w:w="1987"/>
-          </w:tcPr>
-          <w:p>
-            <w:pPr>
-              <w:jc w:val="left"/>
-            </w:pPr>
-            <w:r>
-              <w:rPr>
-                <w:rFonts w:ascii="TimeNewRoman" w:hAnsi="TimeNewRoman"/>
-                <w:sz w:val="30"/>
-              </w:rPr>
-              <w:t>83-46=37</w:t>
-            </w:r>
-          </w:p>
-        </w:tc>
-        <w:tc>
-          <w:tcPr>
-            <w:tcW w:type="dxa" w:w="1987"/>
-          </w:tcPr>
-          <w:p>
-            <w:pPr>
-              <w:jc w:val="left"/>
-            </w:pPr>
-            <w:r>
-              <w:rPr>
-                <w:rFonts w:ascii="TimeNewRoman" w:hAnsi="TimeNewRoman"/>
-                <w:sz w:val="30"/>
-              </w:rPr>
-              <w:t>83-41=42</w:t>
-            </w:r>
-          </w:p>
-        </w:tc>
-        <w:tc>
-          <w:tcPr>
-            <w:tcW w:type="dxa" w:w="1987"/>
-          </w:tcPr>
-          <w:p>
-            <w:pPr>
-              <w:jc w:val="left"/>
-            </w:pPr>
-            <w:r>
-              <w:rPr>
-                <w:rFonts w:ascii="TimeNewRoman" w:hAnsi="TimeNewRoman"/>
-                <w:sz w:val="30"/>
-              </w:rPr>
-              <w:t>94-17=77</w:t>
-            </w:r>
-          </w:p>
-        </w:tc>
-        <w:tc>
-          <w:tcPr>
-            <w:tcW w:type="dxa" w:w="1987"/>
-          </w:tcPr>
-          <w:p>
-            <w:pPr>
-              <w:jc w:val="left"/>
-            </w:pPr>
-            <w:r>
-              <w:rPr>
-                <w:rFonts w:ascii="TimeNewRoman" w:hAnsi="TimeNewRoman"/>
-                <w:sz w:val="30"/>
-              </w:rPr>
-              <w:t>90+9=99</w:t>
-            </w:r>
-          </w:p>
-        </w:tc>
-        <w:tc>
-          <w:tcPr>
-            <w:tcW w:type="dxa" w:w="1987"/>
-          </w:tcPr>
-          <w:p>
-            <w:pPr>
-              <w:jc w:val="left"/>
-            </w:pPr>
-            <w:r>
-              <w:rPr>
-                <w:rFonts w:ascii="TimeNewRoman" w:hAnsi="TimeNewRoman"/>
-                <w:sz w:val="30"/>
-              </w:rPr>
-              <w:t>24+42=66</w:t>
-            </w:r>
-          </w:p>
-        </w:tc>
-      </w:tr>
-      <w:tr>
-        <w:tc>
-          <w:tcPr>
-            <w:tcW w:type="dxa" w:w="1987"/>
-          </w:tcPr>
-          <w:p>
-            <w:pPr>
-              <w:jc w:val="left"/>
-            </w:pPr>
-            <w:r>
-              <w:rPr>
-                <w:rFonts w:ascii="TimeNewRoman" w:hAnsi="TimeNewRoman"/>
-                <w:sz w:val="30"/>
-              </w:rPr>
-              <w:t>89-9=80</w:t>
-            </w:r>
-          </w:p>
-        </w:tc>
-        <w:tc>
-          <w:tcPr>
-            <w:tcW w:type="dxa" w:w="1987"/>
-          </w:tcPr>
-          <w:p>
-            <w:pPr>
-              <w:jc w:val="left"/>
-            </w:pPr>
-            <w:r>
-              <w:rPr>
-                <w:rFonts w:ascii="TimeNewRoman" w:hAnsi="TimeNewRoman"/>
-                <w:sz w:val="30"/>
-              </w:rPr>
-              <w:t>50-33=17</w:t>
-            </w:r>
-          </w:p>
-        </w:tc>
-        <w:tc>
-          <w:tcPr>
-            <w:tcW w:type="dxa" w:w="1987"/>
-          </w:tcPr>
-          <w:p>
-            <w:pPr>
-              <w:jc w:val="left"/>
-            </w:pPr>
-            <w:r>
-              <w:rPr>
-                <w:rFonts w:ascii="TimeNewRoman" w:hAnsi="TimeNewRoman"/>
-                <w:sz w:val="30"/>
-              </w:rPr>
-              <w:t>66-52=14</w:t>
-            </w:r>
-          </w:p>
-        </w:tc>
-        <w:tc>
-          <w:tcPr>
-            <w:tcW w:type="dxa" w:w="1987"/>
-          </w:tcPr>
-          <w:p>
-            <w:pPr>
-              <w:jc w:val="left"/>
-            </w:pPr>
-            <w:r>
-              <w:rPr>
-                <w:rFonts w:ascii="TimeNewRoman" w:hAnsi="TimeNewRoman"/>
-                <w:sz w:val="30"/>
-              </w:rPr>
-              <w:t>28+52=80</w:t>
-            </w:r>
-          </w:p>
-        </w:tc>
-        <w:tc>
-          <w:tcPr>
-            <w:tcW w:type="dxa" w:w="1987"/>
-          </w:tcPr>
-          <w:p>
-            <w:pPr>
-              <w:jc w:val="left"/>
-            </w:pPr>
-            <w:r>
-              <w:rPr>
-                <w:rFonts w:ascii="TimeNewRoman" w:hAnsi="TimeNewRoman"/>
-                <w:sz w:val="30"/>
-              </w:rPr>
-              <w:t>70+7=77</w:t>
-            </w:r>
-          </w:p>
-        </w:tc>
-      </w:tr>
-      <w:tr>
-        <w:tc>
-          <w:tcPr>
-            <w:tcW w:type="dxa" w:w="1987"/>
-          </w:tcPr>
-          <w:p>
-            <w:pPr>
-              <w:jc w:val="left"/>
-            </w:pPr>
-            <w:r>
-              <w:rPr>
-                <w:rFonts w:ascii="TimeNewRoman" w:hAnsi="TimeNewRoman"/>
-                <w:sz w:val="30"/>
-              </w:rPr>
-              <w:t>24+50=74</w:t>
-            </w:r>
-          </w:p>
-        </w:tc>
-        <w:tc>
-          <w:tcPr>
-            <w:tcW w:type="dxa" w:w="1987"/>
-          </w:tcPr>
-          <w:p>
-            <w:pPr>
-              <w:jc w:val="left"/>
-            </w:pPr>
-            <w:r>
-              <w:rPr>
-                <w:rFonts w:ascii="TimeNewRoman" w:hAnsi="TimeNewRoman"/>
-                <w:sz w:val="30"/>
-              </w:rPr>
-              <w:t>37-27=10</w:t>
-            </w:r>
-          </w:p>
-        </w:tc>
-        <w:tc>
-          <w:tcPr>
-            <w:tcW w:type="dxa" w:w="1987"/>
-          </w:tcPr>
-          <w:p>
-            <w:pPr>
-              <w:jc w:val="left"/>
-            </w:pPr>
-            <w:r>
-              <w:rPr>
-                <w:rFonts w:ascii="TimeNewRoman" w:hAnsi="TimeNewRoman"/>
-                <w:sz w:val="30"/>
-              </w:rPr>
-              <w:t>42+22=64</w:t>
-            </w:r>
-          </w:p>
-        </w:tc>
-        <w:tc>
-          <w:tcPr>
-            <w:tcW w:type="dxa" w:w="1987"/>
-          </w:tcPr>
-          <w:p>
-            <w:pPr>
-              <w:jc w:val="left"/>
-            </w:pPr>
-            <w:r>
-              <w:rPr>
-                <w:rFonts w:ascii="TimeNewRoman" w:hAnsi="TimeNewRoman"/>
-                <w:sz w:val="30"/>
-              </w:rPr>
-              <w:t>83-80=3</w:t>
-            </w:r>
-          </w:p>
-        </w:tc>
-        <w:tc>
-          <w:tcPr>
-            <w:tcW w:type="dxa" w:w="1987"/>
-          </w:tcPr>
-          <w:p>
-            <w:pPr>
-              <w:jc w:val="left"/>
-            </w:pPr>
-            <w:r>
-              <w:rPr>
-                <w:rFonts w:ascii="TimeNewRoman" w:hAnsi="TimeNewRoman"/>
-                <w:sz w:val="30"/>
-              </w:rPr>
-              <w:t>86-24=62</w:t>
-            </w:r>
-          </w:p>
-        </w:tc>
-      </w:tr>
-      <w:tr>
-        <w:tc>
-          <w:tcPr>
-            <w:tcW w:type="dxa" w:w="1987"/>
-          </w:tcPr>
-          <w:p>
-            <w:pPr>
-              <w:jc w:val="left"/>
-            </w:pPr>
-            <w:r>
-              <w:rPr>
-                <w:rFonts w:ascii="TimeNewRoman" w:hAnsi="TimeNewRoman"/>
-                <w:sz w:val="30"/>
-              </w:rPr>
-              <w:t>91-35=56</w:t>
-            </w:r>
-          </w:p>
-        </w:tc>
-        <w:tc>
-          <w:tcPr>
-            <w:tcW w:type="dxa" w:w="1987"/>
-          </w:tcPr>
-          <w:p>
-            <w:pPr>
-              <w:jc w:val="left"/>
-            </w:pPr>
-            <w:r>
-              <w:rPr>
-                <w:rFonts w:ascii="TimeNewRoman" w:hAnsi="TimeNewRoman"/>
-                <w:sz w:val="30"/>
-              </w:rPr>
-              <w:t>59-0=59</w:t>
-            </w:r>
-          </w:p>
-        </w:tc>
-        <w:tc>
-          <w:tcPr>
-            <w:tcW w:type="dxa" w:w="1987"/>
-          </w:tcPr>
-          <w:p>
-            <w:pPr>
-              <w:jc w:val="left"/>
-            </w:pPr>
-            <w:r>
-              <w:rPr>
-                <w:rFonts w:ascii="TimeNewRoman" w:hAnsi="TimeNewRoman"/>
-                <w:sz w:val="30"/>
-              </w:rPr>
-              <w:t>39+18=57</w:t>
+              <w:t>65+20=85</w:t>
             </w:r>
           </w:p>
         </w:tc>
@@ -1674,7 +1222,24 @@
                 <w:rFonts w:ascii="TimeNewRoman" w:hAnsi="TimeNewRoman"/>
                 <w:sz w:val="30"/>
               </w:rPr>
-              <w:t>78-15=63</w:t>
+              <w:t>82-5=77</w:t>
+            </w:r>
+          </w:p>
+        </w:tc>
+        <w:tc>
+          <w:tcPr>
+            <w:tcW w:type="dxa" w:w="1987"/>
+          </w:tcPr>
+          <w:p>
+            <w:pPr>
+              <w:jc w:val="left"/>
+            </w:pPr>
+            <w:r>
+              <w:rPr>
+                <w:rFonts w:ascii="TimeNewRoman" w:hAnsi="TimeNewRoman"/>
+                <w:sz w:val="30"/>
+              </w:rPr>
+              <w:t>62-61=1</w:t>
             </w:r>
           </w:p>
         </w:tc>
@@ -1693,7 +1258,7 @@
                 <w:rFonts w:ascii="TimeNewRoman" w:hAnsi="TimeNewRoman"/>
                 <w:sz w:val="30"/>
               </w:rPr>
-              <w:t>47-5=42</w:t>
+              <w:t>36-31=5</w:t>
             </w:r>
           </w:p>
         </w:tc>
@@ -1710,7 +1275,7 @@
                 <w:rFonts w:ascii="TimeNewRoman" w:hAnsi="TimeNewRoman"/>
                 <w:sz w:val="30"/>
               </w:rPr>
-              <w:t>46-10=36</w:t>
+              <w:t>19+30=49</w:t>
             </w:r>
           </w:p>
         </w:tc>
@@ -1727,7 +1292,7 @@
                 <w:rFonts w:ascii="TimeNewRoman" w:hAnsi="TimeNewRoman"/>
                 <w:sz w:val="30"/>
               </w:rPr>
-              <w:t>89-15=74</w:t>
+              <w:t>19+23=42</w:t>
             </w:r>
           </w:p>
         </w:tc>
@@ -1744,7 +1309,7 @@
                 <w:rFonts w:ascii="TimeNewRoman" w:hAnsi="TimeNewRoman"/>
                 <w:sz w:val="30"/>
               </w:rPr>
-              <w:t>60+21=81</w:t>
+              <w:t>68-12=56</w:t>
             </w:r>
           </w:p>
         </w:tc>
@@ -1761,7 +1326,442 @@
                 <w:rFonts w:ascii="TimeNewRoman" w:hAnsi="TimeNewRoman"/>
                 <w:sz w:val="30"/>
               </w:rPr>
-              <w:t>33+46=79</w:t>
+              <w:t>70-34=36</w:t>
+            </w:r>
+          </w:p>
+        </w:tc>
+      </w:tr>
+      <w:tr>
+        <w:tc>
+          <w:tcPr>
+            <w:tcW w:type="dxa" w:w="1987"/>
+          </w:tcPr>
+          <w:p>
+            <w:pPr>
+              <w:jc w:val="left"/>
+            </w:pPr>
+            <w:r>
+              <w:rPr>
+                <w:rFonts w:ascii="TimeNewRoman" w:hAnsi="TimeNewRoman"/>
+                <w:sz w:val="30"/>
+              </w:rPr>
+              <w:t>30+55=85</w:t>
+            </w:r>
+          </w:p>
+        </w:tc>
+        <w:tc>
+          <w:tcPr>
+            <w:tcW w:type="dxa" w:w="1987"/>
+          </w:tcPr>
+          <w:p>
+            <w:pPr>
+              <w:jc w:val="left"/>
+            </w:pPr>
+            <w:r>
+              <w:rPr>
+                <w:rFonts w:ascii="TimeNewRoman" w:hAnsi="TimeNewRoman"/>
+                <w:sz w:val="30"/>
+              </w:rPr>
+              <w:t>21-3=18</w:t>
+            </w:r>
+          </w:p>
+        </w:tc>
+        <w:tc>
+          <w:tcPr>
+            <w:tcW w:type="dxa" w:w="1987"/>
+          </w:tcPr>
+          <w:p>
+            <w:pPr>
+              <w:jc w:val="left"/>
+            </w:pPr>
+            <w:r>
+              <w:rPr>
+                <w:rFonts w:ascii="TimeNewRoman" w:hAnsi="TimeNewRoman"/>
+                <w:sz w:val="30"/>
+              </w:rPr>
+              <w:t>73+15=88</w:t>
+            </w:r>
+          </w:p>
+        </w:tc>
+        <w:tc>
+          <w:tcPr>
+            <w:tcW w:type="dxa" w:w="1987"/>
+          </w:tcPr>
+          <w:p>
+            <w:pPr>
+              <w:jc w:val="left"/>
+            </w:pPr>
+            <w:r>
+              <w:rPr>
+                <w:rFonts w:ascii="TimeNewRoman" w:hAnsi="TimeNewRoman"/>
+                <w:sz w:val="30"/>
+              </w:rPr>
+              <w:t>73-71=2</w:t>
+            </w:r>
+          </w:p>
+        </w:tc>
+        <w:tc>
+          <w:tcPr>
+            <w:tcW w:type="dxa" w:w="1987"/>
+          </w:tcPr>
+          <w:p>
+            <w:pPr>
+              <w:jc w:val="left"/>
+            </w:pPr>
+            <w:r>
+              <w:rPr>
+                <w:rFonts w:ascii="TimeNewRoman" w:hAnsi="TimeNewRoman"/>
+                <w:sz w:val="30"/>
+              </w:rPr>
+              <w:t>22-0=22</w:t>
+            </w:r>
+          </w:p>
+        </w:tc>
+      </w:tr>
+      <w:tr>
+        <w:tc>
+          <w:tcPr>
+            <w:tcW w:type="dxa" w:w="1987"/>
+          </w:tcPr>
+          <w:p>
+            <w:pPr>
+              <w:jc w:val="left"/>
+            </w:pPr>
+            <w:r>
+              <w:rPr>
+                <w:rFonts w:ascii="TimeNewRoman" w:hAnsi="TimeNewRoman"/>
+                <w:sz w:val="30"/>
+              </w:rPr>
+              <w:t>92-64=28</w:t>
+            </w:r>
+          </w:p>
+        </w:tc>
+        <w:tc>
+          <w:tcPr>
+            <w:tcW w:type="dxa" w:w="1987"/>
+          </w:tcPr>
+          <w:p>
+            <w:pPr>
+              <w:jc w:val="left"/>
+            </w:pPr>
+            <w:r>
+              <w:rPr>
+                <w:rFonts w:ascii="TimeNewRoman" w:hAnsi="TimeNewRoman"/>
+                <w:sz w:val="30"/>
+              </w:rPr>
+              <w:t>7+1=8</w:t>
+            </w:r>
+          </w:p>
+        </w:tc>
+        <w:tc>
+          <w:tcPr>
+            <w:tcW w:type="dxa" w:w="1987"/>
+          </w:tcPr>
+          <w:p>
+            <w:pPr>
+              <w:jc w:val="left"/>
+            </w:pPr>
+            <w:r>
+              <w:rPr>
+                <w:rFonts w:ascii="TimeNewRoman" w:hAnsi="TimeNewRoman"/>
+                <w:sz w:val="30"/>
+              </w:rPr>
+              <w:t>24-11=13</w:t>
+            </w:r>
+          </w:p>
+        </w:tc>
+        <w:tc>
+          <w:tcPr>
+            <w:tcW w:type="dxa" w:w="1987"/>
+          </w:tcPr>
+          <w:p>
+            <w:pPr>
+              <w:jc w:val="left"/>
+            </w:pPr>
+            <w:r>
+              <w:rPr>
+                <w:rFonts w:ascii="TimeNewRoman" w:hAnsi="TimeNewRoman"/>
+                <w:sz w:val="30"/>
+              </w:rPr>
+              <w:t>55-44=11</w:t>
+            </w:r>
+          </w:p>
+        </w:tc>
+        <w:tc>
+          <w:tcPr>
+            <w:tcW w:type="dxa" w:w="1987"/>
+          </w:tcPr>
+          <w:p>
+            <w:pPr>
+              <w:jc w:val="left"/>
+            </w:pPr>
+            <w:r>
+              <w:rPr>
+                <w:rFonts w:ascii="TimeNewRoman" w:hAnsi="TimeNewRoman"/>
+                <w:sz w:val="30"/>
+              </w:rPr>
+              <w:t>91-17=74</w:t>
+            </w:r>
+          </w:p>
+        </w:tc>
+      </w:tr>
+      <w:tr>
+        <w:tc>
+          <w:tcPr>
+            <w:tcW w:type="dxa" w:w="1987"/>
+          </w:tcPr>
+          <w:p>
+            <w:pPr>
+              <w:jc w:val="left"/>
+            </w:pPr>
+            <w:r>
+              <w:rPr>
+                <w:rFonts w:ascii="TimeNewRoman" w:hAnsi="TimeNewRoman"/>
+                <w:sz w:val="30"/>
+              </w:rPr>
+              <w:t>51-4=47</w:t>
+            </w:r>
+          </w:p>
+        </w:tc>
+        <w:tc>
+          <w:tcPr>
+            <w:tcW w:type="dxa" w:w="1987"/>
+          </w:tcPr>
+          <w:p>
+            <w:pPr>
+              <w:jc w:val="left"/>
+            </w:pPr>
+            <w:r>
+              <w:rPr>
+                <w:rFonts w:ascii="TimeNewRoman" w:hAnsi="TimeNewRoman"/>
+                <w:sz w:val="30"/>
+              </w:rPr>
+              <w:t>1+23=24</w:t>
+            </w:r>
+          </w:p>
+        </w:tc>
+        <w:tc>
+          <w:tcPr>
+            <w:tcW w:type="dxa" w:w="1987"/>
+          </w:tcPr>
+          <w:p>
+            <w:pPr>
+              <w:jc w:val="left"/>
+            </w:pPr>
+            <w:r>
+              <w:rPr>
+                <w:rFonts w:ascii="TimeNewRoman" w:hAnsi="TimeNewRoman"/>
+                <w:sz w:val="30"/>
+              </w:rPr>
+              <w:t>43+54=97</w:t>
+            </w:r>
+          </w:p>
+        </w:tc>
+        <w:tc>
+          <w:tcPr>
+            <w:tcW w:type="dxa" w:w="1987"/>
+          </w:tcPr>
+          <w:p>
+            <w:pPr>
+              <w:jc w:val="left"/>
+            </w:pPr>
+            <w:r>
+              <w:rPr>
+                <w:rFonts w:ascii="TimeNewRoman" w:hAnsi="TimeNewRoman"/>
+                <w:sz w:val="30"/>
+              </w:rPr>
+              <w:t>88-69=19</w:t>
+            </w:r>
+          </w:p>
+        </w:tc>
+        <w:tc>
+          <w:tcPr>
+            <w:tcW w:type="dxa" w:w="1987"/>
+          </w:tcPr>
+          <w:p>
+            <w:pPr>
+              <w:jc w:val="left"/>
+            </w:pPr>
+            <w:r>
+              <w:rPr>
+                <w:rFonts w:ascii="TimeNewRoman" w:hAnsi="TimeNewRoman"/>
+                <w:sz w:val="30"/>
+              </w:rPr>
+              <w:t>31+2=33</w:t>
+            </w:r>
+          </w:p>
+        </w:tc>
+      </w:tr>
+      <w:tr>
+        <w:tc>
+          <w:tcPr>
+            <w:tcW w:type="dxa" w:w="1987"/>
+          </w:tcPr>
+          <w:p>
+            <w:pPr>
+              <w:jc w:val="left"/>
+            </w:pPr>
+            <w:r>
+              <w:rPr>
+                <w:rFonts w:ascii="TimeNewRoman" w:hAnsi="TimeNewRoman"/>
+                <w:sz w:val="30"/>
+              </w:rPr>
+              <w:t>43-5=38</w:t>
+            </w:r>
+          </w:p>
+        </w:tc>
+        <w:tc>
+          <w:tcPr>
+            <w:tcW w:type="dxa" w:w="1987"/>
+          </w:tcPr>
+          <w:p>
+            <w:pPr>
+              <w:jc w:val="left"/>
+            </w:pPr>
+            <w:r>
+              <w:rPr>
+                <w:rFonts w:ascii="TimeNewRoman" w:hAnsi="TimeNewRoman"/>
+                <w:sz w:val="30"/>
+              </w:rPr>
+              <w:t>25+43=68</w:t>
+            </w:r>
+          </w:p>
+        </w:tc>
+        <w:tc>
+          <w:tcPr>
+            <w:tcW w:type="dxa" w:w="1987"/>
+          </w:tcPr>
+          <w:p>
+            <w:pPr>
+              <w:jc w:val="left"/>
+            </w:pPr>
+            <w:r>
+              <w:rPr>
+                <w:rFonts w:ascii="TimeNewRoman" w:hAnsi="TimeNewRoman"/>
+                <w:sz w:val="30"/>
+              </w:rPr>
+              <w:t>84-17=67</w:t>
+            </w:r>
+          </w:p>
+        </w:tc>
+        <w:tc>
+          <w:tcPr>
+            <w:tcW w:type="dxa" w:w="1987"/>
+          </w:tcPr>
+          <w:p>
+            <w:pPr>
+              <w:jc w:val="left"/>
+            </w:pPr>
+            <w:r>
+              <w:rPr>
+                <w:rFonts w:ascii="TimeNewRoman" w:hAnsi="TimeNewRoman"/>
+                <w:sz w:val="30"/>
+              </w:rPr>
+              <w:t>32+51=83</w:t>
+            </w:r>
+          </w:p>
+        </w:tc>
+        <w:tc>
+          <w:tcPr>
+            <w:tcW w:type="dxa" w:w="1987"/>
+          </w:tcPr>
+          <w:p>
+            <w:pPr>
+              <w:jc w:val="left"/>
+            </w:pPr>
+            <w:r>
+              <w:rPr>
+                <w:rFonts w:ascii="TimeNewRoman" w:hAnsi="TimeNewRoman"/>
+                <w:sz w:val="30"/>
+              </w:rPr>
+              <w:t>41-6=35</w:t>
+            </w:r>
+          </w:p>
+        </w:tc>
+      </w:tr>
+      <w:tr>
+        <w:tc>
+          <w:tcPr>
+            <w:tcW w:type="dxa" w:w="1987"/>
+          </w:tcPr>
+          <w:p>
+            <w:pPr>
+              <w:jc w:val="left"/>
+            </w:pPr>
+            <w:r>
+              <w:rPr>
+                <w:rFonts w:ascii="TimeNewRoman" w:hAnsi="TimeNewRoman"/>
+                <w:sz w:val="30"/>
+              </w:rPr>
+              <w:t>13+35=48</w:t>
+            </w:r>
+          </w:p>
+        </w:tc>
+        <w:tc>
+          <w:tcPr>
+            <w:tcW w:type="dxa" w:w="1987"/>
+          </w:tcPr>
+          <w:p>
+            <w:pPr>
+              <w:jc w:val="left"/>
+            </w:pPr>
+            <w:r>
+              <w:rPr>
+                <w:rFonts w:ascii="TimeNewRoman" w:hAnsi="TimeNewRoman"/>
+                <w:sz w:val="30"/>
+              </w:rPr>
+              <w:t>86-9=77</w:t>
+            </w:r>
+          </w:p>
+        </w:tc>
+        <w:tc>
+          <w:tcPr>
+            <w:tcW w:type="dxa" w:w="1987"/>
+          </w:tcPr>
+          <w:p>
+            <w:pPr>
+              <w:jc w:val="left"/>
+            </w:pPr>
+            <w:r>
+              <w:rPr>
+                <w:rFonts w:ascii="TimeNewRoman" w:hAnsi="TimeNewRoman"/>
+                <w:sz w:val="30"/>
+              </w:rPr>
+              <w:t>51-45=6</w:t>
+            </w:r>
+          </w:p>
+        </w:tc>
+        <w:tc>
+          <w:tcPr>
+            <w:tcW w:type="dxa" w:w="1987"/>
+          </w:tcPr>
+          <w:p>
+            <w:pPr>
+              <w:jc w:val="left"/>
+            </w:pPr>
+            <w:r>
+              <w:rPr>
+                <w:rFonts w:ascii="TimeNewRoman" w:hAnsi="TimeNewRoman"/>
+                <w:sz w:val="30"/>
+              </w:rPr>
+              <w:t>3+17=20</w:t>
+            </w:r>
+          </w:p>
+        </w:tc>
+        <w:tc>
+          <w:tcPr>
+            <w:tcW w:type="dxa" w:w="1987"/>
+          </w:tcPr>
+          <w:p>
+            <w:pPr>
+              <w:jc w:val="left"/>
+            </w:pPr>
+            <w:r>
+              <w:rPr>
+                <w:rFonts w:ascii="TimeNewRoman" w:hAnsi="TimeNewRoman"/>
+                <w:sz w:val="30"/>
+              </w:rPr>
+              <w:t>49+34=83</w:t>
             </w:r>
           </w:p>
         </w:tc>

--- a/answers-of-addition_and_subtraction_within_100.docx
+++ b/answers-of-addition_and_subtraction_within_100.docx
@@ -11,7 +11,7 @@
           <w:rFonts w:ascii="Arial" w:hAnsi="Arial"/>
           <w:sz w:val="30"/>
         </w:rPr>
-        <w:t>2026-09-23 Wednesday</w:t>
+        <w:t>2026-09-24 Thursday</w:t>
       </w:r>
     </w:p>
     <w:tbl>
@@ -40,7 +40,7 @@
                 <w:rFonts w:ascii="TimeNewRoman" w:hAnsi="TimeNewRoman"/>
                 <w:sz w:val="30"/>
               </w:rPr>
-              <w:t>16+40=56</w:t>
+              <w:t>46+45=91</w:t>
             </w:r>
           </w:p>
         </w:tc>
@@ -57,7 +57,7 @@
                 <w:rFonts w:ascii="TimeNewRoman" w:hAnsi="TimeNewRoman"/>
                 <w:sz w:val="30"/>
               </w:rPr>
-              <w:t>3+30=33</w:t>
+              <w:t>24-12=12</w:t>
             </w:r>
           </w:p>
         </w:tc>
@@ -74,7 +74,7 @@
                 <w:rFonts w:ascii="TimeNewRoman" w:hAnsi="TimeNewRoman"/>
                 <w:sz w:val="30"/>
               </w:rPr>
-              <w:t>63-42=21</w:t>
+              <w:t>96-39=57</w:t>
             </w:r>
           </w:p>
         </w:tc>
@@ -91,7 +91,7 @@
                 <w:rFonts w:ascii="TimeNewRoman" w:hAnsi="TimeNewRoman"/>
                 <w:sz w:val="30"/>
               </w:rPr>
-              <w:t>75-48=27</w:t>
+              <w:t>62-60=2</w:t>
             </w:r>
           </w:p>
         </w:tc>
@@ -108,7 +108,7 @@
                 <w:rFonts w:ascii="TimeNewRoman" w:hAnsi="TimeNewRoman"/>
                 <w:sz w:val="30"/>
               </w:rPr>
-              <w:t>9+36=45</w:t>
+              <w:t>83-64=19</w:t>
             </w:r>
           </w:p>
         </w:tc>
@@ -127,7 +127,7 @@
                 <w:rFonts w:ascii="TimeNewRoman" w:hAnsi="TimeNewRoman"/>
                 <w:sz w:val="30"/>
               </w:rPr>
-              <w:t>74-20=54</w:t>
+              <w:t>10-9=1</w:t>
             </w:r>
           </w:p>
         </w:tc>
@@ -144,7 +144,7 @@
                 <w:rFonts w:ascii="TimeNewRoman" w:hAnsi="TimeNewRoman"/>
                 <w:sz w:val="30"/>
               </w:rPr>
-              <w:t>52-17=35</w:t>
+              <w:t>97-29=68</w:t>
             </w:r>
           </w:p>
         </w:tc>
@@ -161,7 +161,7 @@
                 <w:rFonts w:ascii="TimeNewRoman" w:hAnsi="TimeNewRoman"/>
                 <w:sz w:val="30"/>
               </w:rPr>
-              <w:t>45+40=85</w:t>
+              <w:t>55-19=36</w:t>
             </w:r>
           </w:p>
         </w:tc>
@@ -178,964 +178,7 @@
                 <w:rFonts w:ascii="TimeNewRoman" w:hAnsi="TimeNewRoman"/>
                 <w:sz w:val="30"/>
               </w:rPr>
-              <w:t>81-63=18</w:t>
-            </w:r>
-          </w:p>
-        </w:tc>
-        <w:tc>
-          <w:tcPr>
-            <w:tcW w:type="dxa" w:w="1987"/>
-          </w:tcPr>
-          <w:p>
-            <w:pPr>
-              <w:jc w:val="left"/>
-            </w:pPr>
-            <w:r>
-              <w:rPr>
-                <w:rFonts w:ascii="TimeNewRoman" w:hAnsi="TimeNewRoman"/>
-                <w:sz w:val="30"/>
-              </w:rPr>
-              <w:t>77+3=80</w:t>
-            </w:r>
-          </w:p>
-        </w:tc>
-      </w:tr>
-      <w:tr>
-        <w:tc>
-          <w:tcPr>
-            <w:tcW w:type="dxa" w:w="1987"/>
-          </w:tcPr>
-          <w:p>
-            <w:pPr>
-              <w:jc w:val="left"/>
-            </w:pPr>
-            <w:r>
-              <w:rPr>
-                <w:rFonts w:ascii="TimeNewRoman" w:hAnsi="TimeNewRoman"/>
-                <w:sz w:val="30"/>
-              </w:rPr>
-              <w:t>78-19=59</w:t>
-            </w:r>
-          </w:p>
-        </w:tc>
-        <w:tc>
-          <w:tcPr>
-            <w:tcW w:type="dxa" w:w="1987"/>
-          </w:tcPr>
-          <w:p>
-            <w:pPr>
-              <w:jc w:val="left"/>
-            </w:pPr>
-            <w:r>
-              <w:rPr>
-                <w:rFonts w:ascii="TimeNewRoman" w:hAnsi="TimeNewRoman"/>
-                <w:sz w:val="30"/>
-              </w:rPr>
-              <w:t>83-36=47</w:t>
-            </w:r>
-          </w:p>
-        </w:tc>
-        <w:tc>
-          <w:tcPr>
-            <w:tcW w:type="dxa" w:w="1987"/>
-          </w:tcPr>
-          <w:p>
-            <w:pPr>
-              <w:jc w:val="left"/>
-            </w:pPr>
-            <w:r>
-              <w:rPr>
-                <w:rFonts w:ascii="TimeNewRoman" w:hAnsi="TimeNewRoman"/>
-                <w:sz w:val="30"/>
-              </w:rPr>
-              <w:t>97+0=97</w:t>
-            </w:r>
-          </w:p>
-        </w:tc>
-        <w:tc>
-          <w:tcPr>
-            <w:tcW w:type="dxa" w:w="1987"/>
-          </w:tcPr>
-          <w:p>
-            <w:pPr>
-              <w:jc w:val="left"/>
-            </w:pPr>
-            <w:r>
-              <w:rPr>
-                <w:rFonts w:ascii="TimeNewRoman" w:hAnsi="TimeNewRoman"/>
-                <w:sz w:val="30"/>
-              </w:rPr>
-              <w:t>14+17=31</w:t>
-            </w:r>
-          </w:p>
-        </w:tc>
-        <w:tc>
-          <w:tcPr>
-            <w:tcW w:type="dxa" w:w="1987"/>
-          </w:tcPr>
-          <w:p>
-            <w:pPr>
-              <w:jc w:val="left"/>
-            </w:pPr>
-            <w:r>
-              <w:rPr>
-                <w:rFonts w:ascii="TimeNewRoman" w:hAnsi="TimeNewRoman"/>
-                <w:sz w:val="30"/>
-              </w:rPr>
-              <w:t>2+46=48</w:t>
-            </w:r>
-          </w:p>
-        </w:tc>
-      </w:tr>
-      <w:tr>
-        <w:tc>
-          <w:tcPr>
-            <w:tcW w:type="dxa" w:w="1987"/>
-          </w:tcPr>
-          <w:p>
-            <w:pPr>
-              <w:jc w:val="left"/>
-            </w:pPr>
-            <w:r>
-              <w:rPr>
-                <w:rFonts w:ascii="TimeNewRoman" w:hAnsi="TimeNewRoman"/>
-                <w:sz w:val="30"/>
-              </w:rPr>
-              <w:t>77+1=78</w:t>
-            </w:r>
-          </w:p>
-        </w:tc>
-        <w:tc>
-          <w:tcPr>
-            <w:tcW w:type="dxa" w:w="1987"/>
-          </w:tcPr>
-          <w:p>
-            <w:pPr>
-              <w:jc w:val="left"/>
-            </w:pPr>
-            <w:r>
-              <w:rPr>
-                <w:rFonts w:ascii="TimeNewRoman" w:hAnsi="TimeNewRoman"/>
-                <w:sz w:val="30"/>
-              </w:rPr>
-              <w:t>24-6=18</w:t>
-            </w:r>
-          </w:p>
-        </w:tc>
-        <w:tc>
-          <w:tcPr>
-            <w:tcW w:type="dxa" w:w="1987"/>
-          </w:tcPr>
-          <w:p>
-            <w:pPr>
-              <w:jc w:val="left"/>
-            </w:pPr>
-            <w:r>
-              <w:rPr>
-                <w:rFonts w:ascii="TimeNewRoman" w:hAnsi="TimeNewRoman"/>
-                <w:sz w:val="30"/>
-              </w:rPr>
-              <w:t>42-0=42</w:t>
-            </w:r>
-          </w:p>
-        </w:tc>
-        <w:tc>
-          <w:tcPr>
-            <w:tcW w:type="dxa" w:w="1987"/>
-          </w:tcPr>
-          <w:p>
-            <w:pPr>
-              <w:jc w:val="left"/>
-            </w:pPr>
-            <w:r>
-              <w:rPr>
-                <w:rFonts w:ascii="TimeNewRoman" w:hAnsi="TimeNewRoman"/>
-                <w:sz w:val="30"/>
-              </w:rPr>
-              <w:t>37+62=99</w:t>
-            </w:r>
-          </w:p>
-        </w:tc>
-        <w:tc>
-          <w:tcPr>
-            <w:tcW w:type="dxa" w:w="1987"/>
-          </w:tcPr>
-          <w:p>
-            <w:pPr>
-              <w:jc w:val="left"/>
-            </w:pPr>
-            <w:r>
-              <w:rPr>
-                <w:rFonts w:ascii="TimeNewRoman" w:hAnsi="TimeNewRoman"/>
-                <w:sz w:val="30"/>
-              </w:rPr>
-              <w:t>49-24=25</w:t>
-            </w:r>
-          </w:p>
-        </w:tc>
-      </w:tr>
-      <w:tr>
-        <w:tc>
-          <w:tcPr>
-            <w:tcW w:type="dxa" w:w="1987"/>
-          </w:tcPr>
-          <w:p>
-            <w:pPr>
-              <w:jc w:val="left"/>
-            </w:pPr>
-            <w:r>
-              <w:rPr>
-                <w:rFonts w:ascii="TimeNewRoman" w:hAnsi="TimeNewRoman"/>
-                <w:sz w:val="30"/>
-              </w:rPr>
-              <w:t>95-4=91</w:t>
-            </w:r>
-          </w:p>
-        </w:tc>
-        <w:tc>
-          <w:tcPr>
-            <w:tcW w:type="dxa" w:w="1987"/>
-          </w:tcPr>
-          <w:p>
-            <w:pPr>
-              <w:jc w:val="left"/>
-            </w:pPr>
-            <w:r>
-              <w:rPr>
-                <w:rFonts w:ascii="TimeNewRoman" w:hAnsi="TimeNewRoman"/>
-                <w:sz w:val="30"/>
-              </w:rPr>
-              <w:t>53+12=65</w:t>
-            </w:r>
-          </w:p>
-        </w:tc>
-        <w:tc>
-          <w:tcPr>
-            <w:tcW w:type="dxa" w:w="1987"/>
-          </w:tcPr>
-          <w:p>
-            <w:pPr>
-              <w:jc w:val="left"/>
-            </w:pPr>
-            <w:r>
-              <w:rPr>
-                <w:rFonts w:ascii="TimeNewRoman" w:hAnsi="TimeNewRoman"/>
-                <w:sz w:val="30"/>
-              </w:rPr>
-              <w:t>15+5=20</w:t>
-            </w:r>
-          </w:p>
-        </w:tc>
-        <w:tc>
-          <w:tcPr>
-            <w:tcW w:type="dxa" w:w="1987"/>
-          </w:tcPr>
-          <w:p>
-            <w:pPr>
-              <w:jc w:val="left"/>
-            </w:pPr>
-            <w:r>
-              <w:rPr>
-                <w:rFonts w:ascii="TimeNewRoman" w:hAnsi="TimeNewRoman"/>
-                <w:sz w:val="30"/>
-              </w:rPr>
-              <w:t>65-23=42</w:t>
-            </w:r>
-          </w:p>
-        </w:tc>
-        <w:tc>
-          <w:tcPr>
-            <w:tcW w:type="dxa" w:w="1987"/>
-          </w:tcPr>
-          <w:p>
-            <w:pPr>
-              <w:jc w:val="left"/>
-            </w:pPr>
-            <w:r>
-              <w:rPr>
-                <w:rFonts w:ascii="TimeNewRoman" w:hAnsi="TimeNewRoman"/>
-                <w:sz w:val="30"/>
-              </w:rPr>
-              <w:t>70-56=14</w:t>
-            </w:r>
-          </w:p>
-        </w:tc>
-      </w:tr>
-      <w:tr>
-        <w:tc>
-          <w:tcPr>
-            <w:tcW w:type="dxa" w:w="1987"/>
-          </w:tcPr>
-          <w:p>
-            <w:pPr>
-              <w:jc w:val="left"/>
-            </w:pPr>
-            <w:r>
-              <w:rPr>
-                <w:rFonts w:ascii="TimeNewRoman" w:hAnsi="TimeNewRoman"/>
-                <w:sz w:val="30"/>
-              </w:rPr>
-              <w:t>64-27=37</w:t>
-            </w:r>
-          </w:p>
-        </w:tc>
-        <w:tc>
-          <w:tcPr>
-            <w:tcW w:type="dxa" w:w="1987"/>
-          </w:tcPr>
-          <w:p>
-            <w:pPr>
-              <w:jc w:val="left"/>
-            </w:pPr>
-            <w:r>
-              <w:rPr>
-                <w:rFonts w:ascii="TimeNewRoman" w:hAnsi="TimeNewRoman"/>
-                <w:sz w:val="30"/>
-              </w:rPr>
-              <w:t>14+55=69</w:t>
-            </w:r>
-          </w:p>
-        </w:tc>
-        <w:tc>
-          <w:tcPr>
-            <w:tcW w:type="dxa" w:w="1987"/>
-          </w:tcPr>
-          <w:p>
-            <w:pPr>
-              <w:jc w:val="left"/>
-            </w:pPr>
-            <w:r>
-              <w:rPr>
-                <w:rFonts w:ascii="TimeNewRoman" w:hAnsi="TimeNewRoman"/>
-                <w:sz w:val="30"/>
-              </w:rPr>
-              <w:t>33+49=82</w:t>
-            </w:r>
-          </w:p>
-        </w:tc>
-        <w:tc>
-          <w:tcPr>
-            <w:tcW w:type="dxa" w:w="1987"/>
-          </w:tcPr>
-          <w:p>
-            <w:pPr>
-              <w:jc w:val="left"/>
-            </w:pPr>
-            <w:r>
-              <w:rPr>
-                <w:rFonts w:ascii="TimeNewRoman" w:hAnsi="TimeNewRoman"/>
-                <w:sz w:val="30"/>
-              </w:rPr>
-              <w:t>70-42=28</w:t>
-            </w:r>
-          </w:p>
-        </w:tc>
-        <w:tc>
-          <w:tcPr>
-            <w:tcW w:type="dxa" w:w="1987"/>
-          </w:tcPr>
-          <w:p>
-            <w:pPr>
-              <w:jc w:val="left"/>
-            </w:pPr>
-            <w:r>
-              <w:rPr>
-                <w:rFonts w:ascii="TimeNewRoman" w:hAnsi="TimeNewRoman"/>
-                <w:sz w:val="30"/>
-              </w:rPr>
-              <w:t>25+42=67</w:t>
-            </w:r>
-          </w:p>
-        </w:tc>
-      </w:tr>
-      <w:tr>
-        <w:tc>
-          <w:tcPr>
-            <w:tcW w:type="dxa" w:w="1987"/>
-          </w:tcPr>
-          <w:p>
-            <w:pPr>
-              <w:jc w:val="left"/>
-            </w:pPr>
-            <w:r>
-              <w:rPr>
-                <w:rFonts w:ascii="TimeNewRoman" w:hAnsi="TimeNewRoman"/>
-                <w:sz w:val="30"/>
-              </w:rPr>
-              <w:t>88-44=44</w:t>
-            </w:r>
-          </w:p>
-        </w:tc>
-        <w:tc>
-          <w:tcPr>
-            <w:tcW w:type="dxa" w:w="1987"/>
-          </w:tcPr>
-          <w:p>
-            <w:pPr>
-              <w:jc w:val="left"/>
-            </w:pPr>
-            <w:r>
-              <w:rPr>
-                <w:rFonts w:ascii="TimeNewRoman" w:hAnsi="TimeNewRoman"/>
-                <w:sz w:val="30"/>
-              </w:rPr>
-              <w:t>67+20=87</w:t>
-            </w:r>
-          </w:p>
-        </w:tc>
-        <w:tc>
-          <w:tcPr>
-            <w:tcW w:type="dxa" w:w="1987"/>
-          </w:tcPr>
-          <w:p>
-            <w:pPr>
-              <w:jc w:val="left"/>
-            </w:pPr>
-            <w:r>
-              <w:rPr>
-                <w:rFonts w:ascii="TimeNewRoman" w:hAnsi="TimeNewRoman"/>
-                <w:sz w:val="30"/>
-              </w:rPr>
-              <w:t>54-7=47</w:t>
-            </w:r>
-          </w:p>
-        </w:tc>
-        <w:tc>
-          <w:tcPr>
-            <w:tcW w:type="dxa" w:w="1987"/>
-          </w:tcPr>
-          <w:p>
-            <w:pPr>
-              <w:jc w:val="left"/>
-            </w:pPr>
-            <w:r>
-              <w:rPr>
-                <w:rFonts w:ascii="TimeNewRoman" w:hAnsi="TimeNewRoman"/>
-                <w:sz w:val="30"/>
-              </w:rPr>
-              <w:t>29+56=85</w:t>
-            </w:r>
-          </w:p>
-        </w:tc>
-        <w:tc>
-          <w:tcPr>
-            <w:tcW w:type="dxa" w:w="1987"/>
-          </w:tcPr>
-          <w:p>
-            <w:pPr>
-              <w:jc w:val="left"/>
-            </w:pPr>
-            <w:r>
-              <w:rPr>
-                <w:rFonts w:ascii="TimeNewRoman" w:hAnsi="TimeNewRoman"/>
-                <w:sz w:val="30"/>
-              </w:rPr>
-              <w:t>3+29=32</w:t>
-            </w:r>
-          </w:p>
-        </w:tc>
-      </w:tr>
-      <w:tr>
-        <w:tc>
-          <w:tcPr>
-            <w:tcW w:type="dxa" w:w="1987"/>
-          </w:tcPr>
-          <w:p>
-            <w:pPr>
-              <w:jc w:val="left"/>
-            </w:pPr>
-            <w:r>
-              <w:rPr>
-                <w:rFonts w:ascii="TimeNewRoman" w:hAnsi="TimeNewRoman"/>
-                <w:sz w:val="30"/>
-              </w:rPr>
-              <w:t>94-12=82</w:t>
-            </w:r>
-          </w:p>
-        </w:tc>
-        <w:tc>
-          <w:tcPr>
-            <w:tcW w:type="dxa" w:w="1987"/>
-          </w:tcPr>
-          <w:p>
-            <w:pPr>
-              <w:jc w:val="left"/>
-            </w:pPr>
-            <w:r>
-              <w:rPr>
-                <w:rFonts w:ascii="TimeNewRoman" w:hAnsi="TimeNewRoman"/>
-                <w:sz w:val="30"/>
-              </w:rPr>
-              <w:t>3+65=68</w:t>
-            </w:r>
-          </w:p>
-        </w:tc>
-        <w:tc>
-          <w:tcPr>
-            <w:tcW w:type="dxa" w:w="1987"/>
-          </w:tcPr>
-          <w:p>
-            <w:pPr>
-              <w:jc w:val="left"/>
-            </w:pPr>
-            <w:r>
-              <w:rPr>
-                <w:rFonts w:ascii="TimeNewRoman" w:hAnsi="TimeNewRoman"/>
-                <w:sz w:val="30"/>
-              </w:rPr>
-              <w:t>5+83=88</w:t>
-            </w:r>
-          </w:p>
-        </w:tc>
-        <w:tc>
-          <w:tcPr>
-            <w:tcW w:type="dxa" w:w="1987"/>
-          </w:tcPr>
-          <w:p>
-            <w:pPr>
-              <w:jc w:val="left"/>
-            </w:pPr>
-            <w:r>
-              <w:rPr>
-                <w:rFonts w:ascii="TimeNewRoman" w:hAnsi="TimeNewRoman"/>
-                <w:sz w:val="30"/>
-              </w:rPr>
-              <w:t>68-30=38</w:t>
-            </w:r>
-          </w:p>
-        </w:tc>
-        <w:tc>
-          <w:tcPr>
-            <w:tcW w:type="dxa" w:w="1987"/>
-          </w:tcPr>
-          <w:p>
-            <w:pPr>
-              <w:jc w:val="left"/>
-            </w:pPr>
-            <w:r>
-              <w:rPr>
-                <w:rFonts w:ascii="TimeNewRoman" w:hAnsi="TimeNewRoman"/>
-                <w:sz w:val="30"/>
-              </w:rPr>
-              <w:t>97-39=58</w:t>
-            </w:r>
-          </w:p>
-        </w:tc>
-      </w:tr>
-      <w:tr>
-        <w:tc>
-          <w:tcPr>
-            <w:tcW w:type="dxa" w:w="1987"/>
-          </w:tcPr>
-          <w:p>
-            <w:pPr>
-              <w:jc w:val="left"/>
-            </w:pPr>
-            <w:r>
-              <w:rPr>
-                <w:rFonts w:ascii="TimeNewRoman" w:hAnsi="TimeNewRoman"/>
-                <w:sz w:val="30"/>
-              </w:rPr>
-              <w:t>61-14=47</w:t>
-            </w:r>
-          </w:p>
-        </w:tc>
-        <w:tc>
-          <w:tcPr>
-            <w:tcW w:type="dxa" w:w="1987"/>
-          </w:tcPr>
-          <w:p>
-            <w:pPr>
-              <w:jc w:val="left"/>
-            </w:pPr>
-            <w:r>
-              <w:rPr>
-                <w:rFonts w:ascii="TimeNewRoman" w:hAnsi="TimeNewRoman"/>
-                <w:sz w:val="30"/>
-              </w:rPr>
-              <w:t>32+2=34</w:t>
-            </w:r>
-          </w:p>
-        </w:tc>
-        <w:tc>
-          <w:tcPr>
-            <w:tcW w:type="dxa" w:w="1987"/>
-          </w:tcPr>
-          <w:p>
-            <w:pPr>
-              <w:jc w:val="left"/>
-            </w:pPr>
-            <w:r>
-              <w:rPr>
-                <w:rFonts w:ascii="TimeNewRoman" w:hAnsi="TimeNewRoman"/>
-                <w:sz w:val="30"/>
-              </w:rPr>
-              <w:t>12+31=43</w:t>
-            </w:r>
-          </w:p>
-        </w:tc>
-        <w:tc>
-          <w:tcPr>
-            <w:tcW w:type="dxa" w:w="1987"/>
-          </w:tcPr>
-          <w:p>
-            <w:pPr>
-              <w:jc w:val="left"/>
-            </w:pPr>
-            <w:r>
-              <w:rPr>
-                <w:rFonts w:ascii="TimeNewRoman" w:hAnsi="TimeNewRoman"/>
-                <w:sz w:val="30"/>
-              </w:rPr>
-              <w:t>10+41=51</w:t>
-            </w:r>
-          </w:p>
-        </w:tc>
-        <w:tc>
-          <w:tcPr>
-            <w:tcW w:type="dxa" w:w="1987"/>
-          </w:tcPr>
-          <w:p>
-            <w:pPr>
-              <w:jc w:val="left"/>
-            </w:pPr>
-            <w:r>
-              <w:rPr>
-                <w:rFonts w:ascii="TimeNewRoman" w:hAnsi="TimeNewRoman"/>
-                <w:sz w:val="30"/>
-              </w:rPr>
-              <w:t>48-35=13</w:t>
-            </w:r>
-          </w:p>
-        </w:tc>
-      </w:tr>
-      <w:tr>
-        <w:tc>
-          <w:tcPr>
-            <w:tcW w:type="dxa" w:w="1987"/>
-          </w:tcPr>
-          <w:p>
-            <w:pPr>
-              <w:jc w:val="left"/>
-            </w:pPr>
-            <w:r>
-              <w:rPr>
-                <w:rFonts w:ascii="TimeNewRoman" w:hAnsi="TimeNewRoman"/>
-                <w:sz w:val="30"/>
-              </w:rPr>
-              <w:t>92-50=42</w:t>
-            </w:r>
-          </w:p>
-        </w:tc>
-        <w:tc>
-          <w:tcPr>
-            <w:tcW w:type="dxa" w:w="1987"/>
-          </w:tcPr>
-          <w:p>
-            <w:pPr>
-              <w:jc w:val="left"/>
-            </w:pPr>
-            <w:r>
-              <w:rPr>
-                <w:rFonts w:ascii="TimeNewRoman" w:hAnsi="TimeNewRoman"/>
-                <w:sz w:val="30"/>
-              </w:rPr>
-              <w:t>84+7=91</w:t>
-            </w:r>
-          </w:p>
-        </w:tc>
-        <w:tc>
-          <w:tcPr>
-            <w:tcW w:type="dxa" w:w="1987"/>
-          </w:tcPr>
-          <w:p>
-            <w:pPr>
-              <w:jc w:val="left"/>
-            </w:pPr>
-            <w:r>
-              <w:rPr>
-                <w:rFonts w:ascii="TimeNewRoman" w:hAnsi="TimeNewRoman"/>
-                <w:sz w:val="30"/>
-              </w:rPr>
-              <w:t>31-9=22</w:t>
-            </w:r>
-          </w:p>
-        </w:tc>
-        <w:tc>
-          <w:tcPr>
-            <w:tcW w:type="dxa" w:w="1987"/>
-          </w:tcPr>
-          <w:p>
-            <w:pPr>
-              <w:jc w:val="left"/>
-            </w:pPr>
-            <w:r>
-              <w:rPr>
-                <w:rFonts w:ascii="TimeNewRoman" w:hAnsi="TimeNewRoman"/>
-                <w:sz w:val="30"/>
-              </w:rPr>
-              <w:t>92+2=94</w:t>
-            </w:r>
-          </w:p>
-        </w:tc>
-        <w:tc>
-          <w:tcPr>
-            <w:tcW w:type="dxa" w:w="1987"/>
-          </w:tcPr>
-          <w:p>
-            <w:pPr>
-              <w:jc w:val="left"/>
-            </w:pPr>
-            <w:r>
-              <w:rPr>
-                <w:rFonts w:ascii="TimeNewRoman" w:hAnsi="TimeNewRoman"/>
-                <w:sz w:val="30"/>
-              </w:rPr>
-              <w:t>25-7=18</w:t>
-            </w:r>
-          </w:p>
-        </w:tc>
-      </w:tr>
-      <w:tr>
-        <w:tc>
-          <w:tcPr>
-            <w:tcW w:type="dxa" w:w="1987"/>
-          </w:tcPr>
-          <w:p>
-            <w:pPr>
-              <w:jc w:val="left"/>
-            </w:pPr>
-            <w:r>
-              <w:rPr>
-                <w:rFonts w:ascii="TimeNewRoman" w:hAnsi="TimeNewRoman"/>
-                <w:sz w:val="30"/>
-              </w:rPr>
-              <w:t>67+7=74</w:t>
-            </w:r>
-          </w:p>
-        </w:tc>
-        <w:tc>
-          <w:tcPr>
-            <w:tcW w:type="dxa" w:w="1987"/>
-          </w:tcPr>
-          <w:p>
-            <w:pPr>
-              <w:jc w:val="left"/>
-            </w:pPr>
-            <w:r>
-              <w:rPr>
-                <w:rFonts w:ascii="TimeNewRoman" w:hAnsi="TimeNewRoman"/>
-                <w:sz w:val="30"/>
-              </w:rPr>
-              <w:t>61+13=74</w:t>
-            </w:r>
-          </w:p>
-        </w:tc>
-        <w:tc>
-          <w:tcPr>
-            <w:tcW w:type="dxa" w:w="1987"/>
-          </w:tcPr>
-          <w:p>
-            <w:pPr>
-              <w:jc w:val="left"/>
-            </w:pPr>
-            <w:r>
-              <w:rPr>
-                <w:rFonts w:ascii="TimeNewRoman" w:hAnsi="TimeNewRoman"/>
-                <w:sz w:val="30"/>
-              </w:rPr>
-              <w:t>84-18=66</w:t>
-            </w:r>
-          </w:p>
-        </w:tc>
-        <w:tc>
-          <w:tcPr>
-            <w:tcW w:type="dxa" w:w="1987"/>
-          </w:tcPr>
-          <w:p>
-            <w:pPr>
-              <w:jc w:val="left"/>
-            </w:pPr>
-            <w:r>
-              <w:rPr>
-                <w:rFonts w:ascii="TimeNewRoman" w:hAnsi="TimeNewRoman"/>
-                <w:sz w:val="30"/>
-              </w:rPr>
-              <w:t>35+36=71</w:t>
-            </w:r>
-          </w:p>
-        </w:tc>
-        <w:tc>
-          <w:tcPr>
-            <w:tcW w:type="dxa" w:w="1987"/>
-          </w:tcPr>
-          <w:p>
-            <w:pPr>
-              <w:jc w:val="left"/>
-            </w:pPr>
-            <w:r>
-              <w:rPr>
-                <w:rFonts w:ascii="TimeNewRoman" w:hAnsi="TimeNewRoman"/>
-                <w:sz w:val="30"/>
-              </w:rPr>
-              <w:t>92-29=63</w:t>
-            </w:r>
-          </w:p>
-        </w:tc>
-      </w:tr>
-      <w:tr>
-        <w:tc>
-          <w:tcPr>
-            <w:tcW w:type="dxa" w:w="1987"/>
-          </w:tcPr>
-          <w:p>
-            <w:pPr>
-              <w:jc w:val="left"/>
-            </w:pPr>
-            <w:r>
-              <w:rPr>
-                <w:rFonts w:ascii="TimeNewRoman" w:hAnsi="TimeNewRoman"/>
-                <w:sz w:val="30"/>
-              </w:rPr>
-              <w:t>28+34=62</w:t>
-            </w:r>
-          </w:p>
-        </w:tc>
-        <w:tc>
-          <w:tcPr>
-            <w:tcW w:type="dxa" w:w="1987"/>
-          </w:tcPr>
-          <w:p>
-            <w:pPr>
-              <w:jc w:val="left"/>
-            </w:pPr>
-            <w:r>
-              <w:rPr>
-                <w:rFonts w:ascii="TimeNewRoman" w:hAnsi="TimeNewRoman"/>
-                <w:sz w:val="30"/>
-              </w:rPr>
-              <w:t>4+30=34</w:t>
-            </w:r>
-          </w:p>
-        </w:tc>
-        <w:tc>
-          <w:tcPr>
-            <w:tcW w:type="dxa" w:w="1987"/>
-          </w:tcPr>
-          <w:p>
-            <w:pPr>
-              <w:jc w:val="left"/>
-            </w:pPr>
-            <w:r>
-              <w:rPr>
-                <w:rFonts w:ascii="TimeNewRoman" w:hAnsi="TimeNewRoman"/>
-                <w:sz w:val="30"/>
-              </w:rPr>
-              <w:t>3+39=42</w:t>
-            </w:r>
-          </w:p>
-        </w:tc>
-        <w:tc>
-          <w:tcPr>
-            <w:tcW w:type="dxa" w:w="1987"/>
-          </w:tcPr>
-          <w:p>
-            <w:pPr>
-              <w:jc w:val="left"/>
-            </w:pPr>
-            <w:r>
-              <w:rPr>
-                <w:rFonts w:ascii="TimeNewRoman" w:hAnsi="TimeNewRoman"/>
-                <w:sz w:val="30"/>
-              </w:rPr>
-              <w:t>90-30=60</w:t>
-            </w:r>
-          </w:p>
-        </w:tc>
-        <w:tc>
-          <w:tcPr>
-            <w:tcW w:type="dxa" w:w="1987"/>
-          </w:tcPr>
-          <w:p>
-            <w:pPr>
-              <w:jc w:val="left"/>
-            </w:pPr>
-            <w:r>
-              <w:rPr>
-                <w:rFonts w:ascii="TimeNewRoman" w:hAnsi="TimeNewRoman"/>
-                <w:sz w:val="30"/>
-              </w:rPr>
-              <w:t>89-35=54</w:t>
-            </w:r>
-          </w:p>
-        </w:tc>
-      </w:tr>
-      <w:tr>
-        <w:tc>
-          <w:tcPr>
-            <w:tcW w:type="dxa" w:w="1987"/>
-          </w:tcPr>
-          <w:p>
-            <w:pPr>
-              <w:jc w:val="left"/>
-            </w:pPr>
-            <w:r>
-              <w:rPr>
-                <w:rFonts w:ascii="TimeNewRoman" w:hAnsi="TimeNewRoman"/>
-                <w:sz w:val="30"/>
-              </w:rPr>
-              <w:t>76-44=32</w:t>
-            </w:r>
-          </w:p>
-        </w:tc>
-        <w:tc>
-          <w:tcPr>
-            <w:tcW w:type="dxa" w:w="1987"/>
-          </w:tcPr>
-          <w:p>
-            <w:pPr>
-              <w:jc w:val="left"/>
-            </w:pPr>
-            <w:r>
-              <w:rPr>
-                <w:rFonts w:ascii="TimeNewRoman" w:hAnsi="TimeNewRoman"/>
-                <w:sz w:val="30"/>
-              </w:rPr>
-              <w:t>44+33=77</w:t>
-            </w:r>
-          </w:p>
-        </w:tc>
-        <w:tc>
-          <w:tcPr>
-            <w:tcW w:type="dxa" w:w="1987"/>
-          </w:tcPr>
-          <w:p>
-            <w:pPr>
-              <w:jc w:val="left"/>
-            </w:pPr>
-            <w:r>
-              <w:rPr>
-                <w:rFonts w:ascii="TimeNewRoman" w:hAnsi="TimeNewRoman"/>
-                <w:sz w:val="30"/>
-              </w:rPr>
-              <w:t>81-38=43</w:t>
-            </w:r>
-          </w:p>
-        </w:tc>
-        <w:tc>
-          <w:tcPr>
-            <w:tcW w:type="dxa" w:w="1987"/>
-          </w:tcPr>
-          <w:p>
-            <w:pPr>
-              <w:jc w:val="left"/>
-            </w:pPr>
-            <w:r>
-              <w:rPr>
-                <w:rFonts w:ascii="TimeNewRoman" w:hAnsi="TimeNewRoman"/>
-                <w:sz w:val="30"/>
-              </w:rPr>
-              <w:t>4+85=89</w:t>
+              <w:t>31-3=28</w:t>
             </w:r>
           </w:p>
         </w:tc>
@@ -1171,7 +214,7 @@
                 <w:rFonts w:ascii="TimeNewRoman" w:hAnsi="TimeNewRoman"/>
                 <w:sz w:val="30"/>
               </w:rPr>
-              <w:t>63-36=27</w:t>
+              <w:t>33+58=91</w:t>
             </w:r>
           </w:p>
         </w:tc>
@@ -1188,7 +231,7 @@
                 <w:rFonts w:ascii="TimeNewRoman" w:hAnsi="TimeNewRoman"/>
                 <w:sz w:val="30"/>
               </w:rPr>
-              <w:t>65+20=85</w:t>
+              <w:t>95-21=74</w:t>
             </w:r>
           </w:p>
         </w:tc>
@@ -1205,7 +248,7 @@
                 <w:rFonts w:ascii="TimeNewRoman" w:hAnsi="TimeNewRoman"/>
                 <w:sz w:val="30"/>
               </w:rPr>
-              <w:t>75-29=46</w:t>
+              <w:t>31-2=29</w:t>
             </w:r>
           </w:p>
         </w:tc>
@@ -1222,7 +265,7 @@
                 <w:rFonts w:ascii="TimeNewRoman" w:hAnsi="TimeNewRoman"/>
                 <w:sz w:val="30"/>
               </w:rPr>
-              <w:t>82-5=77</w:t>
+              <w:t>12+27=39</w:t>
             </w:r>
           </w:p>
         </w:tc>
@@ -1239,7 +282,7 @@
                 <w:rFonts w:ascii="TimeNewRoman" w:hAnsi="TimeNewRoman"/>
                 <w:sz w:val="30"/>
               </w:rPr>
-              <w:t>62-61=1</w:t>
+              <w:t>4+2=6</w:t>
             </w:r>
           </w:p>
         </w:tc>
@@ -1258,7 +301,7 @@
                 <w:rFonts w:ascii="TimeNewRoman" w:hAnsi="TimeNewRoman"/>
                 <w:sz w:val="30"/>
               </w:rPr>
-              <w:t>36-31=5</w:t>
+              <w:t>75+17=92</w:t>
             </w:r>
           </w:p>
         </w:tc>
@@ -1275,7 +318,7 @@
                 <w:rFonts w:ascii="TimeNewRoman" w:hAnsi="TimeNewRoman"/>
                 <w:sz w:val="30"/>
               </w:rPr>
-              <w:t>19+30=49</w:t>
+              <w:t>3+72=75</w:t>
             </w:r>
           </w:p>
         </w:tc>
@@ -1292,7 +335,7 @@
                 <w:rFonts w:ascii="TimeNewRoman" w:hAnsi="TimeNewRoman"/>
                 <w:sz w:val="30"/>
               </w:rPr>
-              <w:t>19+23=42</w:t>
+              <w:t>81-72=9</w:t>
             </w:r>
           </w:p>
         </w:tc>
@@ -1309,7 +352,7 @@
                 <w:rFonts w:ascii="TimeNewRoman" w:hAnsi="TimeNewRoman"/>
                 <w:sz w:val="30"/>
               </w:rPr>
-              <w:t>68-12=56</w:t>
+              <w:t>29+61=90</w:t>
             </w:r>
           </w:p>
         </w:tc>
@@ -1326,7 +369,7 @@
                 <w:rFonts w:ascii="TimeNewRoman" w:hAnsi="TimeNewRoman"/>
                 <w:sz w:val="30"/>
               </w:rPr>
-              <w:t>70-34=36</w:t>
+              <w:t>77-40=37</w:t>
             </w:r>
           </w:p>
         </w:tc>
@@ -1345,7 +388,7 @@
                 <w:rFonts w:ascii="TimeNewRoman" w:hAnsi="TimeNewRoman"/>
                 <w:sz w:val="30"/>
               </w:rPr>
-              <w:t>30+55=85</w:t>
+              <w:t>74-23=51</w:t>
             </w:r>
           </w:p>
         </w:tc>
@@ -1362,7 +405,7 @@
                 <w:rFonts w:ascii="TimeNewRoman" w:hAnsi="TimeNewRoman"/>
                 <w:sz w:val="30"/>
               </w:rPr>
-              <w:t>21-3=18</w:t>
+              <w:t>55-7=48</w:t>
             </w:r>
           </w:p>
         </w:tc>
@@ -1379,7 +422,7 @@
                 <w:rFonts w:ascii="TimeNewRoman" w:hAnsi="TimeNewRoman"/>
                 <w:sz w:val="30"/>
               </w:rPr>
-              <w:t>73+15=88</w:t>
+              <w:t>26+63=89</w:t>
             </w:r>
           </w:p>
         </w:tc>
@@ -1396,7 +439,7 @@
                 <w:rFonts w:ascii="TimeNewRoman" w:hAnsi="TimeNewRoman"/>
                 <w:sz w:val="30"/>
               </w:rPr>
-              <w:t>73-71=2</w:t>
+              <w:t>40+56=96</w:t>
             </w:r>
           </w:p>
         </w:tc>
@@ -1413,7 +456,7 @@
                 <w:rFonts w:ascii="TimeNewRoman" w:hAnsi="TimeNewRoman"/>
                 <w:sz w:val="30"/>
               </w:rPr>
-              <w:t>22-0=22</w:t>
+              <w:t>68-13=55</w:t>
             </w:r>
           </w:p>
         </w:tc>
@@ -1432,7 +475,7 @@
                 <w:rFonts w:ascii="TimeNewRoman" w:hAnsi="TimeNewRoman"/>
                 <w:sz w:val="30"/>
               </w:rPr>
-              <w:t>92-64=28</w:t>
+              <w:t>86-31=55</w:t>
             </w:r>
           </w:p>
         </w:tc>
@@ -1449,7 +492,7 @@
                 <w:rFonts w:ascii="TimeNewRoman" w:hAnsi="TimeNewRoman"/>
                 <w:sz w:val="30"/>
               </w:rPr>
-              <w:t>7+1=8</w:t>
+              <w:t>93-77=16</w:t>
             </w:r>
           </w:p>
         </w:tc>
@@ -1466,7 +509,7 @@
                 <w:rFonts w:ascii="TimeNewRoman" w:hAnsi="TimeNewRoman"/>
                 <w:sz w:val="30"/>
               </w:rPr>
-              <w:t>24-11=13</w:t>
+              <w:t>10+39=49</w:t>
             </w:r>
           </w:p>
         </w:tc>
@@ -1483,7 +526,7 @@
                 <w:rFonts w:ascii="TimeNewRoman" w:hAnsi="TimeNewRoman"/>
                 <w:sz w:val="30"/>
               </w:rPr>
-              <w:t>55-44=11</w:t>
+              <w:t>50-16=34</w:t>
             </w:r>
           </w:p>
         </w:tc>
@@ -1500,7 +543,7 @@
                 <w:rFonts w:ascii="TimeNewRoman" w:hAnsi="TimeNewRoman"/>
                 <w:sz w:val="30"/>
               </w:rPr>
-              <w:t>91-17=74</w:t>
+              <w:t>87-55=32</w:t>
             </w:r>
           </w:p>
         </w:tc>
@@ -1519,7 +562,7 @@
                 <w:rFonts w:ascii="TimeNewRoman" w:hAnsi="TimeNewRoman"/>
                 <w:sz w:val="30"/>
               </w:rPr>
-              <w:t>51-4=47</w:t>
+              <w:t>88-25=63</w:t>
             </w:r>
           </w:p>
         </w:tc>
@@ -1536,7 +579,7 @@
                 <w:rFonts w:ascii="TimeNewRoman" w:hAnsi="TimeNewRoman"/>
                 <w:sz w:val="30"/>
               </w:rPr>
-              <w:t>1+23=24</w:t>
+              <w:t>87-81=6</w:t>
             </w:r>
           </w:p>
         </w:tc>
@@ -1553,7 +596,7 @@
                 <w:rFonts w:ascii="TimeNewRoman" w:hAnsi="TimeNewRoman"/>
                 <w:sz w:val="30"/>
               </w:rPr>
-              <w:t>43+54=97</w:t>
+              <w:t>10+6=16</w:t>
             </w:r>
           </w:p>
         </w:tc>
@@ -1570,7 +613,7 @@
                 <w:rFonts w:ascii="TimeNewRoman" w:hAnsi="TimeNewRoman"/>
                 <w:sz w:val="30"/>
               </w:rPr>
-              <w:t>88-69=19</w:t>
+              <w:t>98-92=6</w:t>
             </w:r>
           </w:p>
         </w:tc>
@@ -1587,7 +630,7 @@
                 <w:rFonts w:ascii="TimeNewRoman" w:hAnsi="TimeNewRoman"/>
                 <w:sz w:val="30"/>
               </w:rPr>
-              <w:t>31+2=33</w:t>
+              <w:t>8+57=65</w:t>
             </w:r>
           </w:p>
         </w:tc>
@@ -1606,7 +649,7 @@
                 <w:rFonts w:ascii="TimeNewRoman" w:hAnsi="TimeNewRoman"/>
                 <w:sz w:val="30"/>
               </w:rPr>
-              <w:t>43-5=38</w:t>
+              <w:t>34-25=9</w:t>
             </w:r>
           </w:p>
         </w:tc>
@@ -1623,7 +666,7 @@
                 <w:rFonts w:ascii="TimeNewRoman" w:hAnsi="TimeNewRoman"/>
                 <w:sz w:val="30"/>
               </w:rPr>
-              <w:t>25+43=68</w:t>
+              <w:t>52+8=60</w:t>
             </w:r>
           </w:p>
         </w:tc>
@@ -1640,7 +683,7 @@
                 <w:rFonts w:ascii="TimeNewRoman" w:hAnsi="TimeNewRoman"/>
                 <w:sz w:val="30"/>
               </w:rPr>
-              <w:t>84-17=67</w:t>
+              <w:t>38+35=73</w:t>
             </w:r>
           </w:p>
         </w:tc>
@@ -1657,7 +700,7 @@
                 <w:rFonts w:ascii="TimeNewRoman" w:hAnsi="TimeNewRoman"/>
                 <w:sz w:val="30"/>
               </w:rPr>
-              <w:t>32+51=83</w:t>
+              <w:t>94+2=96</w:t>
             </w:r>
           </w:p>
         </w:tc>
@@ -1674,7 +717,7 @@
                 <w:rFonts w:ascii="TimeNewRoman" w:hAnsi="TimeNewRoman"/>
                 <w:sz w:val="30"/>
               </w:rPr>
-              <w:t>41-6=35</w:t>
+              <w:t>97-96=1</w:t>
             </w:r>
           </w:p>
         </w:tc>
@@ -1693,7 +736,7 @@
                 <w:rFonts w:ascii="TimeNewRoman" w:hAnsi="TimeNewRoman"/>
                 <w:sz w:val="30"/>
               </w:rPr>
-              <w:t>13+35=48</w:t>
+              <w:t>69-53=16</w:t>
             </w:r>
           </w:p>
         </w:tc>
@@ -1710,7 +753,7 @@
                 <w:rFonts w:ascii="TimeNewRoman" w:hAnsi="TimeNewRoman"/>
                 <w:sz w:val="30"/>
               </w:rPr>
-              <w:t>86-9=77</w:t>
+              <w:t>7+87=94</w:t>
             </w:r>
           </w:p>
         </w:tc>
@@ -1727,7 +770,7 @@
                 <w:rFonts w:ascii="TimeNewRoman" w:hAnsi="TimeNewRoman"/>
                 <w:sz w:val="30"/>
               </w:rPr>
-              <w:t>51-45=6</w:t>
+              <w:t>40-19=21</w:t>
             </w:r>
           </w:p>
         </w:tc>
@@ -1744,7 +787,7 @@
                 <w:rFonts w:ascii="TimeNewRoman" w:hAnsi="TimeNewRoman"/>
                 <w:sz w:val="30"/>
               </w:rPr>
-              <w:t>3+17=20</w:t>
+              <w:t>42-4=38</w:t>
             </w:r>
           </w:p>
         </w:tc>
@@ -1761,7 +804,964 @@
                 <w:rFonts w:ascii="TimeNewRoman" w:hAnsi="TimeNewRoman"/>
                 <w:sz w:val="30"/>
               </w:rPr>
-              <w:t>49+34=83</w:t>
+              <w:t>23-17=6</w:t>
+            </w:r>
+          </w:p>
+        </w:tc>
+      </w:tr>
+      <w:tr>
+        <w:tc>
+          <w:tcPr>
+            <w:tcW w:type="dxa" w:w="1987"/>
+          </w:tcPr>
+          <w:p>
+            <w:pPr>
+              <w:jc w:val="left"/>
+            </w:pPr>
+            <w:r>
+              <w:rPr>
+                <w:rFonts w:ascii="TimeNewRoman" w:hAnsi="TimeNewRoman"/>
+                <w:sz w:val="30"/>
+              </w:rPr>
+              <w:t>55-1=54</w:t>
+            </w:r>
+          </w:p>
+        </w:tc>
+        <w:tc>
+          <w:tcPr>
+            <w:tcW w:type="dxa" w:w="1987"/>
+          </w:tcPr>
+          <w:p>
+            <w:pPr>
+              <w:jc w:val="left"/>
+            </w:pPr>
+            <w:r>
+              <w:rPr>
+                <w:rFonts w:ascii="TimeNewRoman" w:hAnsi="TimeNewRoman"/>
+                <w:sz w:val="30"/>
+              </w:rPr>
+              <w:t>44+26=70</w:t>
+            </w:r>
+          </w:p>
+        </w:tc>
+        <w:tc>
+          <w:tcPr>
+            <w:tcW w:type="dxa" w:w="1987"/>
+          </w:tcPr>
+          <w:p>
+            <w:pPr>
+              <w:jc w:val="left"/>
+            </w:pPr>
+            <w:r>
+              <w:rPr>
+                <w:rFonts w:ascii="TimeNewRoman" w:hAnsi="TimeNewRoman"/>
+                <w:sz w:val="30"/>
+              </w:rPr>
+              <w:t>49-44=5</w:t>
+            </w:r>
+          </w:p>
+        </w:tc>
+        <w:tc>
+          <w:tcPr>
+            <w:tcW w:type="dxa" w:w="1987"/>
+          </w:tcPr>
+          <w:p>
+            <w:pPr>
+              <w:jc w:val="left"/>
+            </w:pPr>
+            <w:r>
+              <w:rPr>
+                <w:rFonts w:ascii="TimeNewRoman" w:hAnsi="TimeNewRoman"/>
+                <w:sz w:val="30"/>
+              </w:rPr>
+              <w:t>35+55=90</w:t>
+            </w:r>
+          </w:p>
+        </w:tc>
+        <w:tc>
+          <w:tcPr>
+            <w:tcW w:type="dxa" w:w="1987"/>
+          </w:tcPr>
+          <w:p>
+            <w:pPr>
+              <w:jc w:val="left"/>
+            </w:pPr>
+            <w:r>
+              <w:rPr>
+                <w:rFonts w:ascii="TimeNewRoman" w:hAnsi="TimeNewRoman"/>
+                <w:sz w:val="30"/>
+              </w:rPr>
+              <w:t>80-4=76</w:t>
+            </w:r>
+          </w:p>
+        </w:tc>
+      </w:tr>
+      <w:tr>
+        <w:tc>
+          <w:tcPr>
+            <w:tcW w:type="dxa" w:w="1987"/>
+          </w:tcPr>
+          <w:p>
+            <w:pPr>
+              <w:jc w:val="left"/>
+            </w:pPr>
+            <w:r>
+              <w:rPr>
+                <w:rFonts w:ascii="TimeNewRoman" w:hAnsi="TimeNewRoman"/>
+                <w:sz w:val="30"/>
+              </w:rPr>
+              <w:t>92-60=32</w:t>
+            </w:r>
+          </w:p>
+        </w:tc>
+        <w:tc>
+          <w:tcPr>
+            <w:tcW w:type="dxa" w:w="1987"/>
+          </w:tcPr>
+          <w:p>
+            <w:pPr>
+              <w:jc w:val="left"/>
+            </w:pPr>
+            <w:r>
+              <w:rPr>
+                <w:rFonts w:ascii="TimeNewRoman" w:hAnsi="TimeNewRoman"/>
+                <w:sz w:val="30"/>
+              </w:rPr>
+              <w:t>42-27=15</w:t>
+            </w:r>
+          </w:p>
+        </w:tc>
+        <w:tc>
+          <w:tcPr>
+            <w:tcW w:type="dxa" w:w="1987"/>
+          </w:tcPr>
+          <w:p>
+            <w:pPr>
+              <w:jc w:val="left"/>
+            </w:pPr>
+            <w:r>
+              <w:rPr>
+                <w:rFonts w:ascii="TimeNewRoman" w:hAnsi="TimeNewRoman"/>
+                <w:sz w:val="30"/>
+              </w:rPr>
+              <w:t>19+57=76</w:t>
+            </w:r>
+          </w:p>
+        </w:tc>
+        <w:tc>
+          <w:tcPr>
+            <w:tcW w:type="dxa" w:w="1987"/>
+          </w:tcPr>
+          <w:p>
+            <w:pPr>
+              <w:jc w:val="left"/>
+            </w:pPr>
+            <w:r>
+              <w:rPr>
+                <w:rFonts w:ascii="TimeNewRoman" w:hAnsi="TimeNewRoman"/>
+                <w:sz w:val="30"/>
+              </w:rPr>
+              <w:t>24+18=42</w:t>
+            </w:r>
+          </w:p>
+        </w:tc>
+        <w:tc>
+          <w:tcPr>
+            <w:tcW w:type="dxa" w:w="1987"/>
+          </w:tcPr>
+          <w:p>
+            <w:pPr>
+              <w:jc w:val="left"/>
+            </w:pPr>
+            <w:r>
+              <w:rPr>
+                <w:rFonts w:ascii="TimeNewRoman" w:hAnsi="TimeNewRoman"/>
+                <w:sz w:val="30"/>
+              </w:rPr>
+              <w:t>75-57=18</w:t>
+            </w:r>
+          </w:p>
+        </w:tc>
+      </w:tr>
+      <w:tr>
+        <w:tc>
+          <w:tcPr>
+            <w:tcW w:type="dxa" w:w="1987"/>
+          </w:tcPr>
+          <w:p>
+            <w:pPr>
+              <w:jc w:val="left"/>
+            </w:pPr>
+            <w:r>
+              <w:rPr>
+                <w:rFonts w:ascii="TimeNewRoman" w:hAnsi="TimeNewRoman"/>
+                <w:sz w:val="30"/>
+              </w:rPr>
+              <w:t>42+15=57</w:t>
+            </w:r>
+          </w:p>
+        </w:tc>
+        <w:tc>
+          <w:tcPr>
+            <w:tcW w:type="dxa" w:w="1987"/>
+          </w:tcPr>
+          <w:p>
+            <w:pPr>
+              <w:jc w:val="left"/>
+            </w:pPr>
+            <w:r>
+              <w:rPr>
+                <w:rFonts w:ascii="TimeNewRoman" w:hAnsi="TimeNewRoman"/>
+                <w:sz w:val="30"/>
+              </w:rPr>
+              <w:t>75-56=19</w:t>
+            </w:r>
+          </w:p>
+        </w:tc>
+        <w:tc>
+          <w:tcPr>
+            <w:tcW w:type="dxa" w:w="1987"/>
+          </w:tcPr>
+          <w:p>
+            <w:pPr>
+              <w:jc w:val="left"/>
+            </w:pPr>
+            <w:r>
+              <w:rPr>
+                <w:rFonts w:ascii="TimeNewRoman" w:hAnsi="TimeNewRoman"/>
+                <w:sz w:val="30"/>
+              </w:rPr>
+              <w:t>50-50=0</w:t>
+            </w:r>
+          </w:p>
+        </w:tc>
+        <w:tc>
+          <w:tcPr>
+            <w:tcW w:type="dxa" w:w="1987"/>
+          </w:tcPr>
+          <w:p>
+            <w:pPr>
+              <w:jc w:val="left"/>
+            </w:pPr>
+            <w:r>
+              <w:rPr>
+                <w:rFonts w:ascii="TimeNewRoman" w:hAnsi="TimeNewRoman"/>
+                <w:sz w:val="30"/>
+              </w:rPr>
+              <w:t>50-22=28</w:t>
+            </w:r>
+          </w:p>
+        </w:tc>
+        <w:tc>
+          <w:tcPr>
+            <w:tcW w:type="dxa" w:w="1987"/>
+          </w:tcPr>
+          <w:p>
+            <w:pPr>
+              <w:jc w:val="left"/>
+            </w:pPr>
+            <w:r>
+              <w:rPr>
+                <w:rFonts w:ascii="TimeNewRoman" w:hAnsi="TimeNewRoman"/>
+                <w:sz w:val="30"/>
+              </w:rPr>
+              <w:t>39-1=38</w:t>
+            </w:r>
+          </w:p>
+        </w:tc>
+      </w:tr>
+      <w:tr>
+        <w:tc>
+          <w:tcPr>
+            <w:tcW w:type="dxa" w:w="1987"/>
+          </w:tcPr>
+          <w:p>
+            <w:pPr>
+              <w:jc w:val="left"/>
+            </w:pPr>
+            <w:r>
+              <w:rPr>
+                <w:rFonts w:ascii="TimeNewRoman" w:hAnsi="TimeNewRoman"/>
+                <w:sz w:val="30"/>
+              </w:rPr>
+              <w:t>41-30=11</w:t>
+            </w:r>
+          </w:p>
+        </w:tc>
+        <w:tc>
+          <w:tcPr>
+            <w:tcW w:type="dxa" w:w="1987"/>
+          </w:tcPr>
+          <w:p>
+            <w:pPr>
+              <w:jc w:val="left"/>
+            </w:pPr>
+            <w:r>
+              <w:rPr>
+                <w:rFonts w:ascii="TimeNewRoman" w:hAnsi="TimeNewRoman"/>
+                <w:sz w:val="30"/>
+              </w:rPr>
+              <w:t>68-15=53</w:t>
+            </w:r>
+          </w:p>
+        </w:tc>
+        <w:tc>
+          <w:tcPr>
+            <w:tcW w:type="dxa" w:w="1987"/>
+          </w:tcPr>
+          <w:p>
+            <w:pPr>
+              <w:jc w:val="left"/>
+            </w:pPr>
+            <w:r>
+              <w:rPr>
+                <w:rFonts w:ascii="TimeNewRoman" w:hAnsi="TimeNewRoman"/>
+                <w:sz w:val="30"/>
+              </w:rPr>
+              <w:t>38-30=8</w:t>
+            </w:r>
+          </w:p>
+        </w:tc>
+        <w:tc>
+          <w:tcPr>
+            <w:tcW w:type="dxa" w:w="1987"/>
+          </w:tcPr>
+          <w:p>
+            <w:pPr>
+              <w:jc w:val="left"/>
+            </w:pPr>
+            <w:r>
+              <w:rPr>
+                <w:rFonts w:ascii="TimeNewRoman" w:hAnsi="TimeNewRoman"/>
+                <w:sz w:val="30"/>
+              </w:rPr>
+              <w:t>83-21=62</w:t>
+            </w:r>
+          </w:p>
+        </w:tc>
+        <w:tc>
+          <w:tcPr>
+            <w:tcW w:type="dxa" w:w="1987"/>
+          </w:tcPr>
+          <w:p>
+            <w:pPr>
+              <w:jc w:val="left"/>
+            </w:pPr>
+            <w:r>
+              <w:rPr>
+                <w:rFonts w:ascii="TimeNewRoman" w:hAnsi="TimeNewRoman"/>
+                <w:sz w:val="30"/>
+              </w:rPr>
+              <w:t>64-21=43</w:t>
+            </w:r>
+          </w:p>
+        </w:tc>
+      </w:tr>
+      <w:tr>
+        <w:tc>
+          <w:tcPr>
+            <w:tcW w:type="dxa" w:w="1987"/>
+          </w:tcPr>
+          <w:p>
+            <w:pPr>
+              <w:jc w:val="left"/>
+            </w:pPr>
+            <w:r>
+              <w:rPr>
+                <w:rFonts w:ascii="TimeNewRoman" w:hAnsi="TimeNewRoman"/>
+                <w:sz w:val="30"/>
+              </w:rPr>
+              <w:t>11+28=39</w:t>
+            </w:r>
+          </w:p>
+        </w:tc>
+        <w:tc>
+          <w:tcPr>
+            <w:tcW w:type="dxa" w:w="1987"/>
+          </w:tcPr>
+          <w:p>
+            <w:pPr>
+              <w:jc w:val="left"/>
+            </w:pPr>
+            <w:r>
+              <w:rPr>
+                <w:rFonts w:ascii="TimeNewRoman" w:hAnsi="TimeNewRoman"/>
+                <w:sz w:val="30"/>
+              </w:rPr>
+              <w:t>36+56=92</w:t>
+            </w:r>
+          </w:p>
+        </w:tc>
+        <w:tc>
+          <w:tcPr>
+            <w:tcW w:type="dxa" w:w="1987"/>
+          </w:tcPr>
+          <w:p>
+            <w:pPr>
+              <w:jc w:val="left"/>
+            </w:pPr>
+            <w:r>
+              <w:rPr>
+                <w:rFonts w:ascii="TimeNewRoman" w:hAnsi="TimeNewRoman"/>
+                <w:sz w:val="30"/>
+              </w:rPr>
+              <w:t>19+29=48</w:t>
+            </w:r>
+          </w:p>
+        </w:tc>
+        <w:tc>
+          <w:tcPr>
+            <w:tcW w:type="dxa" w:w="1987"/>
+          </w:tcPr>
+          <w:p>
+            <w:pPr>
+              <w:jc w:val="left"/>
+            </w:pPr>
+            <w:r>
+              <w:rPr>
+                <w:rFonts w:ascii="TimeNewRoman" w:hAnsi="TimeNewRoman"/>
+                <w:sz w:val="30"/>
+              </w:rPr>
+              <w:t>23+46=69</w:t>
+            </w:r>
+          </w:p>
+        </w:tc>
+        <w:tc>
+          <w:tcPr>
+            <w:tcW w:type="dxa" w:w="1987"/>
+          </w:tcPr>
+          <w:p>
+            <w:pPr>
+              <w:jc w:val="left"/>
+            </w:pPr>
+            <w:r>
+              <w:rPr>
+                <w:rFonts w:ascii="TimeNewRoman" w:hAnsi="TimeNewRoman"/>
+                <w:sz w:val="30"/>
+              </w:rPr>
+              <w:t>23+65=88</w:t>
+            </w:r>
+          </w:p>
+        </w:tc>
+      </w:tr>
+      <w:tr>
+        <w:tc>
+          <w:tcPr>
+            <w:tcW w:type="dxa" w:w="1987"/>
+          </w:tcPr>
+          <w:p>
+            <w:pPr>
+              <w:jc w:val="left"/>
+            </w:pPr>
+            <w:r>
+              <w:rPr>
+                <w:rFonts w:ascii="TimeNewRoman" w:hAnsi="TimeNewRoman"/>
+                <w:sz w:val="30"/>
+              </w:rPr>
+              <w:t>81-35=46</w:t>
+            </w:r>
+          </w:p>
+        </w:tc>
+        <w:tc>
+          <w:tcPr>
+            <w:tcW w:type="dxa" w:w="1987"/>
+          </w:tcPr>
+          <w:p>
+            <w:pPr>
+              <w:jc w:val="left"/>
+            </w:pPr>
+            <w:r>
+              <w:rPr>
+                <w:rFonts w:ascii="TimeNewRoman" w:hAnsi="TimeNewRoman"/>
+                <w:sz w:val="30"/>
+              </w:rPr>
+              <w:t>95-36=59</w:t>
+            </w:r>
+          </w:p>
+        </w:tc>
+        <w:tc>
+          <w:tcPr>
+            <w:tcW w:type="dxa" w:w="1987"/>
+          </w:tcPr>
+          <w:p>
+            <w:pPr>
+              <w:jc w:val="left"/>
+            </w:pPr>
+            <w:r>
+              <w:rPr>
+                <w:rFonts w:ascii="TimeNewRoman" w:hAnsi="TimeNewRoman"/>
+                <w:sz w:val="30"/>
+              </w:rPr>
+              <w:t>92-17=75</w:t>
+            </w:r>
+          </w:p>
+        </w:tc>
+        <w:tc>
+          <w:tcPr>
+            <w:tcW w:type="dxa" w:w="1987"/>
+          </w:tcPr>
+          <w:p>
+            <w:pPr>
+              <w:jc w:val="left"/>
+            </w:pPr>
+            <w:r>
+              <w:rPr>
+                <w:rFonts w:ascii="TimeNewRoman" w:hAnsi="TimeNewRoman"/>
+                <w:sz w:val="30"/>
+              </w:rPr>
+              <w:t>29+20=49</w:t>
+            </w:r>
+          </w:p>
+        </w:tc>
+        <w:tc>
+          <w:tcPr>
+            <w:tcW w:type="dxa" w:w="1987"/>
+          </w:tcPr>
+          <w:p>
+            <w:pPr>
+              <w:jc w:val="left"/>
+            </w:pPr>
+            <w:r>
+              <w:rPr>
+                <w:rFonts w:ascii="TimeNewRoman" w:hAnsi="TimeNewRoman"/>
+                <w:sz w:val="30"/>
+              </w:rPr>
+              <w:t>14+52=66</w:t>
+            </w:r>
+          </w:p>
+        </w:tc>
+      </w:tr>
+      <w:tr>
+        <w:tc>
+          <w:tcPr>
+            <w:tcW w:type="dxa" w:w="1987"/>
+          </w:tcPr>
+          <w:p>
+            <w:pPr>
+              <w:jc w:val="left"/>
+            </w:pPr>
+            <w:r>
+              <w:rPr>
+                <w:rFonts w:ascii="TimeNewRoman" w:hAnsi="TimeNewRoman"/>
+                <w:sz w:val="30"/>
+              </w:rPr>
+              <w:t>31+47=78</w:t>
+            </w:r>
+          </w:p>
+        </w:tc>
+        <w:tc>
+          <w:tcPr>
+            <w:tcW w:type="dxa" w:w="1987"/>
+          </w:tcPr>
+          <w:p>
+            <w:pPr>
+              <w:jc w:val="left"/>
+            </w:pPr>
+            <w:r>
+              <w:rPr>
+                <w:rFonts w:ascii="TimeNewRoman" w:hAnsi="TimeNewRoman"/>
+                <w:sz w:val="30"/>
+              </w:rPr>
+              <w:t>42+29=71</w:t>
+            </w:r>
+          </w:p>
+        </w:tc>
+        <w:tc>
+          <w:tcPr>
+            <w:tcW w:type="dxa" w:w="1987"/>
+          </w:tcPr>
+          <w:p>
+            <w:pPr>
+              <w:jc w:val="left"/>
+            </w:pPr>
+            <w:r>
+              <w:rPr>
+                <w:rFonts w:ascii="TimeNewRoman" w:hAnsi="TimeNewRoman"/>
+                <w:sz w:val="30"/>
+              </w:rPr>
+              <w:t>80-16=64</w:t>
+            </w:r>
+          </w:p>
+        </w:tc>
+        <w:tc>
+          <w:tcPr>
+            <w:tcW w:type="dxa" w:w="1987"/>
+          </w:tcPr>
+          <w:p>
+            <w:pPr>
+              <w:jc w:val="left"/>
+            </w:pPr>
+            <w:r>
+              <w:rPr>
+                <w:rFonts w:ascii="TimeNewRoman" w:hAnsi="TimeNewRoman"/>
+                <w:sz w:val="30"/>
+              </w:rPr>
+              <w:t>23-7=16</w:t>
+            </w:r>
+          </w:p>
+        </w:tc>
+        <w:tc>
+          <w:tcPr>
+            <w:tcW w:type="dxa" w:w="1987"/>
+          </w:tcPr>
+          <w:p>
+            <w:pPr>
+              <w:jc w:val="left"/>
+            </w:pPr>
+            <w:r>
+              <w:rPr>
+                <w:rFonts w:ascii="TimeNewRoman" w:hAnsi="TimeNewRoman"/>
+                <w:sz w:val="30"/>
+              </w:rPr>
+              <w:t>90-87=3</w:t>
+            </w:r>
+          </w:p>
+        </w:tc>
+      </w:tr>
+      <w:tr>
+        <w:tc>
+          <w:tcPr>
+            <w:tcW w:type="dxa" w:w="1987"/>
+          </w:tcPr>
+          <w:p>
+            <w:pPr>
+              <w:jc w:val="left"/>
+            </w:pPr>
+            <w:r>
+              <w:rPr>
+                <w:rFonts w:ascii="TimeNewRoman" w:hAnsi="TimeNewRoman"/>
+                <w:sz w:val="30"/>
+              </w:rPr>
+              <w:t>9+3=12</w:t>
+            </w:r>
+          </w:p>
+        </w:tc>
+        <w:tc>
+          <w:tcPr>
+            <w:tcW w:type="dxa" w:w="1987"/>
+          </w:tcPr>
+          <w:p>
+            <w:pPr>
+              <w:jc w:val="left"/>
+            </w:pPr>
+            <w:r>
+              <w:rPr>
+                <w:rFonts w:ascii="TimeNewRoman" w:hAnsi="TimeNewRoman"/>
+                <w:sz w:val="30"/>
+              </w:rPr>
+              <w:t>18-10=8</w:t>
+            </w:r>
+          </w:p>
+        </w:tc>
+        <w:tc>
+          <w:tcPr>
+            <w:tcW w:type="dxa" w:w="1987"/>
+          </w:tcPr>
+          <w:p>
+            <w:pPr>
+              <w:jc w:val="left"/>
+            </w:pPr>
+            <w:r>
+              <w:rPr>
+                <w:rFonts w:ascii="TimeNewRoman" w:hAnsi="TimeNewRoman"/>
+                <w:sz w:val="30"/>
+              </w:rPr>
+              <w:t>75-27=48</w:t>
+            </w:r>
+          </w:p>
+        </w:tc>
+        <w:tc>
+          <w:tcPr>
+            <w:tcW w:type="dxa" w:w="1987"/>
+          </w:tcPr>
+          <w:p>
+            <w:pPr>
+              <w:jc w:val="left"/>
+            </w:pPr>
+            <w:r>
+              <w:rPr>
+                <w:rFonts w:ascii="TimeNewRoman" w:hAnsi="TimeNewRoman"/>
+                <w:sz w:val="30"/>
+              </w:rPr>
+              <w:t>7+54=61</w:t>
+            </w:r>
+          </w:p>
+        </w:tc>
+        <w:tc>
+          <w:tcPr>
+            <w:tcW w:type="dxa" w:w="1987"/>
+          </w:tcPr>
+          <w:p>
+            <w:pPr>
+              <w:jc w:val="left"/>
+            </w:pPr>
+            <w:r>
+              <w:rPr>
+                <w:rFonts w:ascii="TimeNewRoman" w:hAnsi="TimeNewRoman"/>
+                <w:sz w:val="30"/>
+              </w:rPr>
+              <w:t>33-8=25</w:t>
+            </w:r>
+          </w:p>
+        </w:tc>
+      </w:tr>
+      <w:tr>
+        <w:tc>
+          <w:tcPr>
+            <w:tcW w:type="dxa" w:w="1987"/>
+          </w:tcPr>
+          <w:p>
+            <w:pPr>
+              <w:jc w:val="left"/>
+            </w:pPr>
+            <w:r>
+              <w:rPr>
+                <w:rFonts w:ascii="TimeNewRoman" w:hAnsi="TimeNewRoman"/>
+                <w:sz w:val="30"/>
+              </w:rPr>
+              <w:t>9+49=58</w:t>
+            </w:r>
+          </w:p>
+        </w:tc>
+        <w:tc>
+          <w:tcPr>
+            <w:tcW w:type="dxa" w:w="1987"/>
+          </w:tcPr>
+          <w:p>
+            <w:pPr>
+              <w:jc w:val="left"/>
+            </w:pPr>
+            <w:r>
+              <w:rPr>
+                <w:rFonts w:ascii="TimeNewRoman" w:hAnsi="TimeNewRoman"/>
+                <w:sz w:val="30"/>
+              </w:rPr>
+              <w:t>79+9=88</w:t>
+            </w:r>
+          </w:p>
+        </w:tc>
+        <w:tc>
+          <w:tcPr>
+            <w:tcW w:type="dxa" w:w="1987"/>
+          </w:tcPr>
+          <w:p>
+            <w:pPr>
+              <w:jc w:val="left"/>
+            </w:pPr>
+            <w:r>
+              <w:rPr>
+                <w:rFonts w:ascii="TimeNewRoman" w:hAnsi="TimeNewRoman"/>
+                <w:sz w:val="30"/>
+              </w:rPr>
+              <w:t>33+44=77</w:t>
+            </w:r>
+          </w:p>
+        </w:tc>
+        <w:tc>
+          <w:tcPr>
+            <w:tcW w:type="dxa" w:w="1987"/>
+          </w:tcPr>
+          <w:p>
+            <w:pPr>
+              <w:jc w:val="left"/>
+            </w:pPr>
+            <w:r>
+              <w:rPr>
+                <w:rFonts w:ascii="TimeNewRoman" w:hAnsi="TimeNewRoman"/>
+                <w:sz w:val="30"/>
+              </w:rPr>
+              <w:t>76-9=67</w:t>
+            </w:r>
+          </w:p>
+        </w:tc>
+        <w:tc>
+          <w:tcPr>
+            <w:tcW w:type="dxa" w:w="1987"/>
+          </w:tcPr>
+          <w:p>
+            <w:pPr>
+              <w:jc w:val="left"/>
+            </w:pPr>
+            <w:r>
+              <w:rPr>
+                <w:rFonts w:ascii="TimeNewRoman" w:hAnsi="TimeNewRoman"/>
+                <w:sz w:val="30"/>
+              </w:rPr>
+              <w:t>59-8=51</w:t>
+            </w:r>
+          </w:p>
+        </w:tc>
+      </w:tr>
+      <w:tr>
+        <w:tc>
+          <w:tcPr>
+            <w:tcW w:type="dxa" w:w="1987"/>
+          </w:tcPr>
+          <w:p>
+            <w:pPr>
+              <w:jc w:val="left"/>
+            </w:pPr>
+            <w:r>
+              <w:rPr>
+                <w:rFonts w:ascii="TimeNewRoman" w:hAnsi="TimeNewRoman"/>
+                <w:sz w:val="30"/>
+              </w:rPr>
+              <w:t>5-2=3</w:t>
+            </w:r>
+          </w:p>
+        </w:tc>
+        <w:tc>
+          <w:tcPr>
+            <w:tcW w:type="dxa" w:w="1987"/>
+          </w:tcPr>
+          <w:p>
+            <w:pPr>
+              <w:jc w:val="left"/>
+            </w:pPr>
+            <w:r>
+              <w:rPr>
+                <w:rFonts w:ascii="TimeNewRoman" w:hAnsi="TimeNewRoman"/>
+                <w:sz w:val="30"/>
+              </w:rPr>
+              <w:t>63+20=83</w:t>
+            </w:r>
+          </w:p>
+        </w:tc>
+        <w:tc>
+          <w:tcPr>
+            <w:tcW w:type="dxa" w:w="1987"/>
+          </w:tcPr>
+          <w:p>
+            <w:pPr>
+              <w:jc w:val="left"/>
+            </w:pPr>
+            <w:r>
+              <w:rPr>
+                <w:rFonts w:ascii="TimeNewRoman" w:hAnsi="TimeNewRoman"/>
+                <w:sz w:val="30"/>
+              </w:rPr>
+              <w:t>8+80=88</w:t>
+            </w:r>
+          </w:p>
+        </w:tc>
+        <w:tc>
+          <w:tcPr>
+            <w:tcW w:type="dxa" w:w="1987"/>
+          </w:tcPr>
+          <w:p>
+            <w:pPr>
+              <w:jc w:val="left"/>
+            </w:pPr>
+            <w:r>
+              <w:rPr>
+                <w:rFonts w:ascii="TimeNewRoman" w:hAnsi="TimeNewRoman"/>
+                <w:sz w:val="30"/>
+              </w:rPr>
+              <w:t>20+72=92</w:t>
+            </w:r>
+          </w:p>
+        </w:tc>
+        <w:tc>
+          <w:tcPr>
+            <w:tcW w:type="dxa" w:w="1987"/>
+          </w:tcPr>
+          <w:p>
+            <w:pPr>
+              <w:jc w:val="left"/>
+            </w:pPr>
+            <w:r>
+              <w:rPr>
+                <w:rFonts w:ascii="TimeNewRoman" w:hAnsi="TimeNewRoman"/>
+                <w:sz w:val="30"/>
+              </w:rPr>
+              <w:t>16+31=47</w:t>
+            </w:r>
+          </w:p>
+        </w:tc>
+      </w:tr>
+      <w:tr>
+        <w:tc>
+          <w:tcPr>
+            <w:tcW w:type="dxa" w:w="1987"/>
+          </w:tcPr>
+          <w:p>
+            <w:pPr>
+              <w:jc w:val="left"/>
+            </w:pPr>
+            <w:r>
+              <w:rPr>
+                <w:rFonts w:ascii="TimeNewRoman" w:hAnsi="TimeNewRoman"/>
+                <w:sz w:val="30"/>
+              </w:rPr>
+              <w:t>77-58=19</w:t>
+            </w:r>
+          </w:p>
+        </w:tc>
+        <w:tc>
+          <w:tcPr>
+            <w:tcW w:type="dxa" w:w="1987"/>
+          </w:tcPr>
+          <w:p>
+            <w:pPr>
+              <w:jc w:val="left"/>
+            </w:pPr>
+            <w:r>
+              <w:rPr>
+                <w:rFonts w:ascii="TimeNewRoman" w:hAnsi="TimeNewRoman"/>
+                <w:sz w:val="30"/>
+              </w:rPr>
+              <w:t>51+27=78</w:t>
+            </w:r>
+          </w:p>
+        </w:tc>
+        <w:tc>
+          <w:tcPr>
+            <w:tcW w:type="dxa" w:w="1987"/>
+          </w:tcPr>
+          <w:p>
+            <w:pPr>
+              <w:jc w:val="left"/>
+            </w:pPr>
+            <w:r>
+              <w:rPr>
+                <w:rFonts w:ascii="TimeNewRoman" w:hAnsi="TimeNewRoman"/>
+                <w:sz w:val="30"/>
+              </w:rPr>
+              <w:t>97+2=99</w:t>
+            </w:r>
+          </w:p>
+        </w:tc>
+        <w:tc>
+          <w:tcPr>
+            <w:tcW w:type="dxa" w:w="1987"/>
+          </w:tcPr>
+          <w:p>
+            <w:pPr>
+              <w:jc w:val="left"/>
+            </w:pPr>
+            <w:r>
+              <w:rPr>
+                <w:rFonts w:ascii="TimeNewRoman" w:hAnsi="TimeNewRoman"/>
+                <w:sz w:val="30"/>
+              </w:rPr>
+              <w:t>76-76=0</w:t>
+            </w:r>
+          </w:p>
+        </w:tc>
+        <w:tc>
+          <w:tcPr>
+            <w:tcW w:type="dxa" w:w="1987"/>
+          </w:tcPr>
+          <w:p>
+            <w:pPr>
+              <w:jc w:val="left"/>
+            </w:pPr>
+            <w:r>
+              <w:rPr>
+                <w:rFonts w:ascii="TimeNewRoman" w:hAnsi="TimeNewRoman"/>
+                <w:sz w:val="30"/>
+              </w:rPr>
+              <w:t>54+14=68</w:t>
             </w:r>
           </w:p>
         </w:tc>

--- a/answers-of-addition_and_subtraction_within_100.docx
+++ b/answers-of-addition_and_subtraction_within_100.docx
@@ -40,7 +40,7 @@
                 <w:rFonts w:ascii="TimeNewRoman" w:hAnsi="TimeNewRoman"/>
                 <w:sz w:val="30"/>
               </w:rPr>
-              <w:t>46+45=91</w:t>
+              <w:t>79-62=17</w:t>
             </w:r>
           </w:p>
         </w:tc>
@@ -57,7 +57,7 @@
                 <w:rFonts w:ascii="TimeNewRoman" w:hAnsi="TimeNewRoman"/>
                 <w:sz w:val="30"/>
               </w:rPr>
-              <w:t>24-12=12</w:t>
+              <w:t>50+30=80</w:t>
             </w:r>
           </w:p>
         </w:tc>
@@ -74,7 +74,7 @@
                 <w:rFonts w:ascii="TimeNewRoman" w:hAnsi="TimeNewRoman"/>
                 <w:sz w:val="30"/>
               </w:rPr>
-              <w:t>96-39=57</w:t>
+              <w:t>59+18=77</w:t>
             </w:r>
           </w:p>
         </w:tc>
@@ -91,7 +91,7 @@
                 <w:rFonts w:ascii="TimeNewRoman" w:hAnsi="TimeNewRoman"/>
                 <w:sz w:val="30"/>
               </w:rPr>
-              <w:t>62-60=2</w:t>
+              <w:t>47-33=14</w:t>
             </w:r>
           </w:p>
         </w:tc>
@@ -108,7 +108,7 @@
                 <w:rFonts w:ascii="TimeNewRoman" w:hAnsi="TimeNewRoman"/>
                 <w:sz w:val="30"/>
               </w:rPr>
-              <w:t>83-64=19</w:t>
+              <w:t>56-6=50</w:t>
             </w:r>
           </w:p>
         </w:tc>
@@ -127,7 +127,7 @@
                 <w:rFonts w:ascii="TimeNewRoman" w:hAnsi="TimeNewRoman"/>
                 <w:sz w:val="30"/>
               </w:rPr>
-              <w:t>10-9=1</w:t>
+              <w:t>96-33=63</w:t>
             </w:r>
           </w:p>
         </w:tc>
@@ -144,7 +144,7 @@
                 <w:rFonts w:ascii="TimeNewRoman" w:hAnsi="TimeNewRoman"/>
                 <w:sz w:val="30"/>
               </w:rPr>
-              <w:t>97-29=68</w:t>
+              <w:t>84-25=59</w:t>
             </w:r>
           </w:p>
         </w:tc>
@@ -161,7 +161,7 @@
                 <w:rFonts w:ascii="TimeNewRoman" w:hAnsi="TimeNewRoman"/>
                 <w:sz w:val="30"/>
               </w:rPr>
-              <w:t>55-19=36</w:t>
+              <w:t>46-6=40</w:t>
             </w:r>
           </w:p>
         </w:tc>
@@ -178,7 +178,7 @@
                 <w:rFonts w:ascii="TimeNewRoman" w:hAnsi="TimeNewRoman"/>
                 <w:sz w:val="30"/>
               </w:rPr>
-              <w:t>31-3=28</w:t>
+              <w:t>9+75=84</w:t>
             </w:r>
           </w:p>
         </w:tc>
@@ -195,7 +195,7 @@
                 <w:rFonts w:ascii="TimeNewRoman" w:hAnsi="TimeNewRoman"/>
                 <w:sz w:val="30"/>
               </w:rPr>
-              <w:t>72-1=71</w:t>
+              <w:t>9+57=66</w:t>
             </w:r>
           </w:p>
         </w:tc>
@@ -214,7 +214,7 @@
                 <w:rFonts w:ascii="TimeNewRoman" w:hAnsi="TimeNewRoman"/>
                 <w:sz w:val="30"/>
               </w:rPr>
-              <w:t>33+58=91</w:t>
+              <w:t>34+3=37</w:t>
             </w:r>
           </w:p>
         </w:tc>
@@ -231,7 +231,7 @@
                 <w:rFonts w:ascii="TimeNewRoman" w:hAnsi="TimeNewRoman"/>
                 <w:sz w:val="30"/>
               </w:rPr>
-              <w:t>95-21=74</w:t>
+              <w:t>11+51=62</w:t>
             </w:r>
           </w:p>
         </w:tc>
@@ -248,7 +248,7 @@
                 <w:rFonts w:ascii="TimeNewRoman" w:hAnsi="TimeNewRoman"/>
                 <w:sz w:val="30"/>
               </w:rPr>
-              <w:t>31-2=29</w:t>
+              <w:t>53-37=16</w:t>
             </w:r>
           </w:p>
         </w:tc>
@@ -265,7 +265,7 @@
                 <w:rFonts w:ascii="TimeNewRoman" w:hAnsi="TimeNewRoman"/>
                 <w:sz w:val="30"/>
               </w:rPr>
-              <w:t>12+27=39</w:t>
+              <w:t>32+49=81</w:t>
             </w:r>
           </w:p>
         </w:tc>
@@ -282,7 +282,7 @@
                 <w:rFonts w:ascii="TimeNewRoman" w:hAnsi="TimeNewRoman"/>
                 <w:sz w:val="30"/>
               </w:rPr>
-              <w:t>4+2=6</w:t>
+              <w:t>77-71=6</w:t>
             </w:r>
           </w:p>
         </w:tc>
@@ -301,7 +301,7 @@
                 <w:rFonts w:ascii="TimeNewRoman" w:hAnsi="TimeNewRoman"/>
                 <w:sz w:val="30"/>
               </w:rPr>
-              <w:t>75+17=92</w:t>
+              <w:t>13+58=71</w:t>
             </w:r>
           </w:p>
         </w:tc>
@@ -318,7 +318,7 @@
                 <w:rFonts w:ascii="TimeNewRoman" w:hAnsi="TimeNewRoman"/>
                 <w:sz w:val="30"/>
               </w:rPr>
-              <w:t>3+72=75</w:t>
+              <w:t>35+59=94</w:t>
             </w:r>
           </w:p>
         </w:tc>
@@ -335,7 +335,7 @@
                 <w:rFonts w:ascii="TimeNewRoman" w:hAnsi="TimeNewRoman"/>
                 <w:sz w:val="30"/>
               </w:rPr>
-              <w:t>81-72=9</w:t>
+              <w:t>50+3=53</w:t>
             </w:r>
           </w:p>
         </w:tc>
@@ -352,7 +352,7 @@
                 <w:rFonts w:ascii="TimeNewRoman" w:hAnsi="TimeNewRoman"/>
                 <w:sz w:val="30"/>
               </w:rPr>
-              <w:t>29+61=90</w:t>
+              <w:t>2+42=44</w:t>
             </w:r>
           </w:p>
         </w:tc>
@@ -369,7 +369,7 @@
                 <w:rFonts w:ascii="TimeNewRoman" w:hAnsi="TimeNewRoman"/>
                 <w:sz w:val="30"/>
               </w:rPr>
-              <w:t>77-40=37</w:t>
+              <w:t>69-62=7</w:t>
             </w:r>
           </w:p>
         </w:tc>
@@ -388,7 +388,7 @@
                 <w:rFonts w:ascii="TimeNewRoman" w:hAnsi="TimeNewRoman"/>
                 <w:sz w:val="30"/>
               </w:rPr>
-              <w:t>74-23=51</w:t>
+              <w:t>93-38=55</w:t>
             </w:r>
           </w:p>
         </w:tc>
@@ -405,7 +405,7 @@
                 <w:rFonts w:ascii="TimeNewRoman" w:hAnsi="TimeNewRoman"/>
                 <w:sz w:val="30"/>
               </w:rPr>
-              <w:t>55-7=48</w:t>
+              <w:t>1+39=40</w:t>
             </w:r>
           </w:p>
         </w:tc>
@@ -422,7 +422,7 @@
                 <w:rFonts w:ascii="TimeNewRoman" w:hAnsi="TimeNewRoman"/>
                 <w:sz w:val="30"/>
               </w:rPr>
-              <w:t>26+63=89</w:t>
+              <w:t>46-16=30</w:t>
             </w:r>
           </w:p>
         </w:tc>
@@ -439,7 +439,7 @@
                 <w:rFonts w:ascii="TimeNewRoman" w:hAnsi="TimeNewRoman"/>
                 <w:sz w:val="30"/>
               </w:rPr>
-              <w:t>40+56=96</w:t>
+              <w:t>14+64=78</w:t>
             </w:r>
           </w:p>
         </w:tc>
@@ -456,7 +456,7 @@
                 <w:rFonts w:ascii="TimeNewRoman" w:hAnsi="TimeNewRoman"/>
                 <w:sz w:val="30"/>
               </w:rPr>
-              <w:t>68-13=55</w:t>
+              <w:t>77-12=65</w:t>
             </w:r>
           </w:p>
         </w:tc>
@@ -475,7 +475,7 @@
                 <w:rFonts w:ascii="TimeNewRoman" w:hAnsi="TimeNewRoman"/>
                 <w:sz w:val="30"/>
               </w:rPr>
-              <w:t>86-31=55</w:t>
+              <w:t>37+22=59</w:t>
             </w:r>
           </w:p>
         </w:tc>
@@ -492,7 +492,7 @@
                 <w:rFonts w:ascii="TimeNewRoman" w:hAnsi="TimeNewRoman"/>
                 <w:sz w:val="30"/>
               </w:rPr>
-              <w:t>93-77=16</w:t>
+              <w:t>93-64=29</w:t>
             </w:r>
           </w:p>
         </w:tc>
@@ -509,7 +509,7 @@
                 <w:rFonts w:ascii="TimeNewRoman" w:hAnsi="TimeNewRoman"/>
                 <w:sz w:val="30"/>
               </w:rPr>
-              <w:t>10+39=49</w:t>
+              <w:t>23+51=74</w:t>
             </w:r>
           </w:p>
         </w:tc>
@@ -526,7 +526,7 @@
                 <w:rFonts w:ascii="TimeNewRoman" w:hAnsi="TimeNewRoman"/>
                 <w:sz w:val="30"/>
               </w:rPr>
-              <w:t>50-16=34</w:t>
+              <w:t>53-17=36</w:t>
             </w:r>
           </w:p>
         </w:tc>
@@ -543,7 +543,7 @@
                 <w:rFonts w:ascii="TimeNewRoman" w:hAnsi="TimeNewRoman"/>
                 <w:sz w:val="30"/>
               </w:rPr>
-              <w:t>87-55=32</w:t>
+              <w:t>8+73=81</w:t>
             </w:r>
           </w:p>
         </w:tc>
@@ -562,7 +562,7 @@
                 <w:rFonts w:ascii="TimeNewRoman" w:hAnsi="TimeNewRoman"/>
                 <w:sz w:val="30"/>
               </w:rPr>
-              <w:t>88-25=63</w:t>
+              <w:t>26+46=72</w:t>
             </w:r>
           </w:p>
         </w:tc>
@@ -579,7 +579,7 @@
                 <w:rFonts w:ascii="TimeNewRoman" w:hAnsi="TimeNewRoman"/>
                 <w:sz w:val="30"/>
               </w:rPr>
-              <w:t>87-81=6</w:t>
+              <w:t>12+81=93</w:t>
             </w:r>
           </w:p>
         </w:tc>
@@ -596,7 +596,7 @@
                 <w:rFonts w:ascii="TimeNewRoman" w:hAnsi="TimeNewRoman"/>
                 <w:sz w:val="30"/>
               </w:rPr>
-              <w:t>10+6=16</w:t>
+              <w:t>90-78=12</w:t>
             </w:r>
           </w:p>
         </w:tc>
@@ -613,7 +613,7 @@
                 <w:rFonts w:ascii="TimeNewRoman" w:hAnsi="TimeNewRoman"/>
                 <w:sz w:val="30"/>
               </w:rPr>
-              <w:t>98-92=6</w:t>
+              <w:t>38+6=44</w:t>
             </w:r>
           </w:p>
         </w:tc>
@@ -630,7 +630,7 @@
                 <w:rFonts w:ascii="TimeNewRoman" w:hAnsi="TimeNewRoman"/>
                 <w:sz w:val="30"/>
               </w:rPr>
-              <w:t>8+57=65</w:t>
+              <w:t>7+65=72</w:t>
             </w:r>
           </w:p>
         </w:tc>
@@ -649,7 +649,7 @@
                 <w:rFonts w:ascii="TimeNewRoman" w:hAnsi="TimeNewRoman"/>
                 <w:sz w:val="30"/>
               </w:rPr>
-              <w:t>34-25=9</w:t>
+              <w:t>19+50=69</w:t>
             </w:r>
           </w:p>
         </w:tc>
@@ -666,7 +666,7 @@
                 <w:rFonts w:ascii="TimeNewRoman" w:hAnsi="TimeNewRoman"/>
                 <w:sz w:val="30"/>
               </w:rPr>
-              <w:t>52+8=60</w:t>
+              <w:t>90-79=11</w:t>
             </w:r>
           </w:p>
         </w:tc>
@@ -683,7 +683,964 @@
                 <w:rFonts w:ascii="TimeNewRoman" w:hAnsi="TimeNewRoman"/>
                 <w:sz w:val="30"/>
               </w:rPr>
+              <w:t>38+56=94</w:t>
+            </w:r>
+          </w:p>
+        </w:tc>
+        <w:tc>
+          <w:tcPr>
+            <w:tcW w:type="dxa" w:w="1987"/>
+          </w:tcPr>
+          <w:p>
+            <w:pPr>
+              <w:jc w:val="left"/>
+            </w:pPr>
+            <w:r>
+              <w:rPr>
+                <w:rFonts w:ascii="TimeNewRoman" w:hAnsi="TimeNewRoman"/>
+                <w:sz w:val="30"/>
+              </w:rPr>
+              <w:t>5+70=75</w:t>
+            </w:r>
+          </w:p>
+        </w:tc>
+        <w:tc>
+          <w:tcPr>
+            <w:tcW w:type="dxa" w:w="1987"/>
+          </w:tcPr>
+          <w:p>
+            <w:pPr>
+              <w:jc w:val="left"/>
+            </w:pPr>
+            <w:r>
+              <w:rPr>
+                <w:rFonts w:ascii="TimeNewRoman" w:hAnsi="TimeNewRoman"/>
+                <w:sz w:val="30"/>
+              </w:rPr>
+              <w:t>29+52=81</w:t>
+            </w:r>
+          </w:p>
+        </w:tc>
+      </w:tr>
+      <w:tr>
+        <w:tc>
+          <w:tcPr>
+            <w:tcW w:type="dxa" w:w="1987"/>
+          </w:tcPr>
+          <w:p>
+            <w:pPr>
+              <w:jc w:val="left"/>
+            </w:pPr>
+            <w:r>
+              <w:rPr>
+                <w:rFonts w:ascii="TimeNewRoman" w:hAnsi="TimeNewRoman"/>
+                <w:sz w:val="30"/>
+              </w:rPr>
+              <w:t>43+27=70</w:t>
+            </w:r>
+          </w:p>
+        </w:tc>
+        <w:tc>
+          <w:tcPr>
+            <w:tcW w:type="dxa" w:w="1987"/>
+          </w:tcPr>
+          <w:p>
+            <w:pPr>
+              <w:jc w:val="left"/>
+            </w:pPr>
+            <w:r>
+              <w:rPr>
+                <w:rFonts w:ascii="TimeNewRoman" w:hAnsi="TimeNewRoman"/>
+                <w:sz w:val="30"/>
+              </w:rPr>
+              <w:t>50+0=50</w:t>
+            </w:r>
+          </w:p>
+        </w:tc>
+        <w:tc>
+          <w:tcPr>
+            <w:tcW w:type="dxa" w:w="1987"/>
+          </w:tcPr>
+          <w:p>
+            <w:pPr>
+              <w:jc w:val="left"/>
+            </w:pPr>
+            <w:r>
+              <w:rPr>
+                <w:rFonts w:ascii="TimeNewRoman" w:hAnsi="TimeNewRoman"/>
+                <w:sz w:val="30"/>
+              </w:rPr>
+              <w:t>33-32=1</w:t>
+            </w:r>
+          </w:p>
+        </w:tc>
+        <w:tc>
+          <w:tcPr>
+            <w:tcW w:type="dxa" w:w="1987"/>
+          </w:tcPr>
+          <w:p>
+            <w:pPr>
+              <w:jc w:val="left"/>
+            </w:pPr>
+            <w:r>
+              <w:rPr>
+                <w:rFonts w:ascii="TimeNewRoman" w:hAnsi="TimeNewRoman"/>
+                <w:sz w:val="30"/>
+              </w:rPr>
+              <w:t>14+8=22</w:t>
+            </w:r>
+          </w:p>
+        </w:tc>
+        <w:tc>
+          <w:tcPr>
+            <w:tcW w:type="dxa" w:w="1987"/>
+          </w:tcPr>
+          <w:p>
+            <w:pPr>
+              <w:jc w:val="left"/>
+            </w:pPr>
+            <w:r>
+              <w:rPr>
+                <w:rFonts w:ascii="TimeNewRoman" w:hAnsi="TimeNewRoman"/>
+                <w:sz w:val="30"/>
+              </w:rPr>
+              <w:t>19+15=34</w:t>
+            </w:r>
+          </w:p>
+        </w:tc>
+      </w:tr>
+      <w:tr>
+        <w:tc>
+          <w:tcPr>
+            <w:tcW w:type="dxa" w:w="1987"/>
+          </w:tcPr>
+          <w:p>
+            <w:pPr>
+              <w:jc w:val="left"/>
+            </w:pPr>
+            <w:r>
+              <w:rPr>
+                <w:rFonts w:ascii="TimeNewRoman" w:hAnsi="TimeNewRoman"/>
+                <w:sz w:val="30"/>
+              </w:rPr>
+              <w:t>76-57=19</w:t>
+            </w:r>
+          </w:p>
+        </w:tc>
+        <w:tc>
+          <w:tcPr>
+            <w:tcW w:type="dxa" w:w="1987"/>
+          </w:tcPr>
+          <w:p>
+            <w:pPr>
+              <w:jc w:val="left"/>
+            </w:pPr>
+            <w:r>
+              <w:rPr>
+                <w:rFonts w:ascii="TimeNewRoman" w:hAnsi="TimeNewRoman"/>
+                <w:sz w:val="30"/>
+              </w:rPr>
+              <w:t>20+29=49</w:t>
+            </w:r>
+          </w:p>
+        </w:tc>
+        <w:tc>
+          <w:tcPr>
+            <w:tcW w:type="dxa" w:w="1987"/>
+          </w:tcPr>
+          <w:p>
+            <w:pPr>
+              <w:jc w:val="left"/>
+            </w:pPr>
+            <w:r>
+              <w:rPr>
+                <w:rFonts w:ascii="TimeNewRoman" w:hAnsi="TimeNewRoman"/>
+                <w:sz w:val="30"/>
+              </w:rPr>
+              <w:t>90+7=97</w:t>
+            </w:r>
+          </w:p>
+        </w:tc>
+        <w:tc>
+          <w:tcPr>
+            <w:tcW w:type="dxa" w:w="1987"/>
+          </w:tcPr>
+          <w:p>
+            <w:pPr>
+              <w:jc w:val="left"/>
+            </w:pPr>
+            <w:r>
+              <w:rPr>
+                <w:rFonts w:ascii="TimeNewRoman" w:hAnsi="TimeNewRoman"/>
+                <w:sz w:val="30"/>
+              </w:rPr>
+              <w:t>31-11=20</w:t>
+            </w:r>
+          </w:p>
+        </w:tc>
+        <w:tc>
+          <w:tcPr>
+            <w:tcW w:type="dxa" w:w="1987"/>
+          </w:tcPr>
+          <w:p>
+            <w:pPr>
+              <w:jc w:val="left"/>
+            </w:pPr>
+            <w:r>
+              <w:rPr>
+                <w:rFonts w:ascii="TimeNewRoman" w:hAnsi="TimeNewRoman"/>
+                <w:sz w:val="30"/>
+              </w:rPr>
+              <w:t>58+20=78</w:t>
+            </w:r>
+          </w:p>
+        </w:tc>
+      </w:tr>
+      <w:tr>
+        <w:tc>
+          <w:tcPr>
+            <w:tcW w:type="dxa" w:w="1987"/>
+          </w:tcPr>
+          <w:p>
+            <w:pPr>
+              <w:jc w:val="left"/>
+            </w:pPr>
+            <w:r>
+              <w:rPr>
+                <w:rFonts w:ascii="TimeNewRoman" w:hAnsi="TimeNewRoman"/>
+                <w:sz w:val="30"/>
+              </w:rPr>
+              <w:t>88-13=75</w:t>
+            </w:r>
+          </w:p>
+        </w:tc>
+        <w:tc>
+          <w:tcPr>
+            <w:tcW w:type="dxa" w:w="1987"/>
+          </w:tcPr>
+          <w:p>
+            <w:pPr>
+              <w:jc w:val="left"/>
+            </w:pPr>
+            <w:r>
+              <w:rPr>
+                <w:rFonts w:ascii="TimeNewRoman" w:hAnsi="TimeNewRoman"/>
+                <w:sz w:val="30"/>
+              </w:rPr>
+              <w:t>36-1=35</w:t>
+            </w:r>
+          </w:p>
+        </w:tc>
+        <w:tc>
+          <w:tcPr>
+            <w:tcW w:type="dxa" w:w="1987"/>
+          </w:tcPr>
+          <w:p>
+            <w:pPr>
+              <w:jc w:val="left"/>
+            </w:pPr>
+            <w:r>
+              <w:rPr>
+                <w:rFonts w:ascii="TimeNewRoman" w:hAnsi="TimeNewRoman"/>
+                <w:sz w:val="30"/>
+              </w:rPr>
+              <w:t>67-62=5</w:t>
+            </w:r>
+          </w:p>
+        </w:tc>
+        <w:tc>
+          <w:tcPr>
+            <w:tcW w:type="dxa" w:w="1987"/>
+          </w:tcPr>
+          <w:p>
+            <w:pPr>
+              <w:jc w:val="left"/>
+            </w:pPr>
+            <w:r>
+              <w:rPr>
+                <w:rFonts w:ascii="TimeNewRoman" w:hAnsi="TimeNewRoman"/>
+                <w:sz w:val="30"/>
+              </w:rPr>
+              <w:t>26+33=59</w:t>
+            </w:r>
+          </w:p>
+        </w:tc>
+        <w:tc>
+          <w:tcPr>
+            <w:tcW w:type="dxa" w:w="1987"/>
+          </w:tcPr>
+          <w:p>
+            <w:pPr>
+              <w:jc w:val="left"/>
+            </w:pPr>
+            <w:r>
+              <w:rPr>
+                <w:rFonts w:ascii="TimeNewRoman" w:hAnsi="TimeNewRoman"/>
+                <w:sz w:val="30"/>
+              </w:rPr>
+              <w:t>64+6=70</w:t>
+            </w:r>
+          </w:p>
+        </w:tc>
+      </w:tr>
+      <w:tr>
+        <w:tc>
+          <w:tcPr>
+            <w:tcW w:type="dxa" w:w="1987"/>
+          </w:tcPr>
+          <w:p>
+            <w:pPr>
+              <w:jc w:val="left"/>
+            </w:pPr>
+            <w:r>
+              <w:rPr>
+                <w:rFonts w:ascii="TimeNewRoman" w:hAnsi="TimeNewRoman"/>
+                <w:sz w:val="30"/>
+              </w:rPr>
+              <w:t>68-30=38</w:t>
+            </w:r>
+          </w:p>
+        </w:tc>
+        <w:tc>
+          <w:tcPr>
+            <w:tcW w:type="dxa" w:w="1987"/>
+          </w:tcPr>
+          <w:p>
+            <w:pPr>
+              <w:jc w:val="left"/>
+            </w:pPr>
+            <w:r>
+              <w:rPr>
+                <w:rFonts w:ascii="TimeNewRoman" w:hAnsi="TimeNewRoman"/>
+                <w:sz w:val="30"/>
+              </w:rPr>
+              <w:t>3+13=16</w:t>
+            </w:r>
+          </w:p>
+        </w:tc>
+        <w:tc>
+          <w:tcPr>
+            <w:tcW w:type="dxa" w:w="1987"/>
+          </w:tcPr>
+          <w:p>
+            <w:pPr>
+              <w:jc w:val="left"/>
+            </w:pPr>
+            <w:r>
+              <w:rPr>
+                <w:rFonts w:ascii="TimeNewRoman" w:hAnsi="TimeNewRoman"/>
+                <w:sz w:val="30"/>
+              </w:rPr>
+              <w:t>62-10=52</w:t>
+            </w:r>
+          </w:p>
+        </w:tc>
+        <w:tc>
+          <w:tcPr>
+            <w:tcW w:type="dxa" w:w="1987"/>
+          </w:tcPr>
+          <w:p>
+            <w:pPr>
+              <w:jc w:val="left"/>
+            </w:pPr>
+            <w:r>
+              <w:rPr>
+                <w:rFonts w:ascii="TimeNewRoman" w:hAnsi="TimeNewRoman"/>
+                <w:sz w:val="30"/>
+              </w:rPr>
+              <w:t>34+42=76</w:t>
+            </w:r>
+          </w:p>
+        </w:tc>
+        <w:tc>
+          <w:tcPr>
+            <w:tcW w:type="dxa" w:w="1987"/>
+          </w:tcPr>
+          <w:p>
+            <w:pPr>
+              <w:jc w:val="left"/>
+            </w:pPr>
+            <w:r>
+              <w:rPr>
+                <w:rFonts w:ascii="TimeNewRoman" w:hAnsi="TimeNewRoman"/>
+                <w:sz w:val="30"/>
+              </w:rPr>
+              <w:t>42+0=42</w:t>
+            </w:r>
+          </w:p>
+        </w:tc>
+      </w:tr>
+      <w:tr>
+        <w:tc>
+          <w:tcPr>
+            <w:tcW w:type="dxa" w:w="1987"/>
+          </w:tcPr>
+          <w:p>
+            <w:pPr>
+              <w:jc w:val="left"/>
+            </w:pPr>
+            <w:r>
+              <w:rPr>
+                <w:rFonts w:ascii="TimeNewRoman" w:hAnsi="TimeNewRoman"/>
+                <w:sz w:val="30"/>
+              </w:rPr>
+              <w:t>47+29=76</w:t>
+            </w:r>
+          </w:p>
+        </w:tc>
+        <w:tc>
+          <w:tcPr>
+            <w:tcW w:type="dxa" w:w="1987"/>
+          </w:tcPr>
+          <w:p>
+            <w:pPr>
+              <w:jc w:val="left"/>
+            </w:pPr>
+            <w:r>
+              <w:rPr>
+                <w:rFonts w:ascii="TimeNewRoman" w:hAnsi="TimeNewRoman"/>
+                <w:sz w:val="30"/>
+              </w:rPr>
+              <w:t>74-67=7</w:t>
+            </w:r>
+          </w:p>
+        </w:tc>
+        <w:tc>
+          <w:tcPr>
+            <w:tcW w:type="dxa" w:w="1987"/>
+          </w:tcPr>
+          <w:p>
+            <w:pPr>
+              <w:jc w:val="left"/>
+            </w:pPr>
+            <w:r>
+              <w:rPr>
+                <w:rFonts w:ascii="TimeNewRoman" w:hAnsi="TimeNewRoman"/>
+                <w:sz w:val="30"/>
+              </w:rPr>
+              <w:t>13+14=27</w:t>
+            </w:r>
+          </w:p>
+        </w:tc>
+        <w:tc>
+          <w:tcPr>
+            <w:tcW w:type="dxa" w:w="1987"/>
+          </w:tcPr>
+          <w:p>
+            <w:pPr>
+              <w:jc w:val="left"/>
+            </w:pPr>
+            <w:r>
+              <w:rPr>
+                <w:rFonts w:ascii="TimeNewRoman" w:hAnsi="TimeNewRoman"/>
+                <w:sz w:val="30"/>
+              </w:rPr>
+              <w:t>44-28=16</w:t>
+            </w:r>
+          </w:p>
+        </w:tc>
+        <w:tc>
+          <w:tcPr>
+            <w:tcW w:type="dxa" w:w="1987"/>
+          </w:tcPr>
+          <w:p>
+            <w:pPr>
+              <w:jc w:val="left"/>
+            </w:pPr>
+            <w:r>
+              <w:rPr>
+                <w:rFonts w:ascii="TimeNewRoman" w:hAnsi="TimeNewRoman"/>
+                <w:sz w:val="30"/>
+              </w:rPr>
+              <w:t>94-74=20</w:t>
+            </w:r>
+          </w:p>
+        </w:tc>
+      </w:tr>
+      <w:tr>
+        <w:tc>
+          <w:tcPr>
+            <w:tcW w:type="dxa" w:w="1987"/>
+          </w:tcPr>
+          <w:p>
+            <w:pPr>
+              <w:jc w:val="left"/>
+            </w:pPr>
+            <w:r>
+              <w:rPr>
+                <w:rFonts w:ascii="TimeNewRoman" w:hAnsi="TimeNewRoman"/>
+                <w:sz w:val="30"/>
+              </w:rPr>
+              <w:t>0+66=66</w:t>
+            </w:r>
+          </w:p>
+        </w:tc>
+        <w:tc>
+          <w:tcPr>
+            <w:tcW w:type="dxa" w:w="1987"/>
+          </w:tcPr>
+          <w:p>
+            <w:pPr>
+              <w:jc w:val="left"/>
+            </w:pPr>
+            <w:r>
+              <w:rPr>
+                <w:rFonts w:ascii="TimeNewRoman" w:hAnsi="TimeNewRoman"/>
+                <w:sz w:val="30"/>
+              </w:rPr>
+              <w:t>97-43=54</w:t>
+            </w:r>
+          </w:p>
+        </w:tc>
+        <w:tc>
+          <w:tcPr>
+            <w:tcW w:type="dxa" w:w="1987"/>
+          </w:tcPr>
+          <w:p>
+            <w:pPr>
+              <w:jc w:val="left"/>
+            </w:pPr>
+            <w:r>
+              <w:rPr>
+                <w:rFonts w:ascii="TimeNewRoman" w:hAnsi="TimeNewRoman"/>
+                <w:sz w:val="30"/>
+              </w:rPr>
+              <w:t>62+23=85</w:t>
+            </w:r>
+          </w:p>
+        </w:tc>
+        <w:tc>
+          <w:tcPr>
+            <w:tcW w:type="dxa" w:w="1987"/>
+          </w:tcPr>
+          <w:p>
+            <w:pPr>
+              <w:jc w:val="left"/>
+            </w:pPr>
+            <w:r>
+              <w:rPr>
+                <w:rFonts w:ascii="TimeNewRoman" w:hAnsi="TimeNewRoman"/>
+                <w:sz w:val="30"/>
+              </w:rPr>
+              <w:t>60+22=82</w:t>
+            </w:r>
+          </w:p>
+        </w:tc>
+        <w:tc>
+          <w:tcPr>
+            <w:tcW w:type="dxa" w:w="1987"/>
+          </w:tcPr>
+          <w:p>
+            <w:pPr>
+              <w:jc w:val="left"/>
+            </w:pPr>
+            <w:r>
+              <w:rPr>
+                <w:rFonts w:ascii="TimeNewRoman" w:hAnsi="TimeNewRoman"/>
+                <w:sz w:val="30"/>
+              </w:rPr>
+              <w:t>22+75=97</w:t>
+            </w:r>
+          </w:p>
+        </w:tc>
+      </w:tr>
+      <w:tr>
+        <w:tc>
+          <w:tcPr>
+            <w:tcW w:type="dxa" w:w="1987"/>
+          </w:tcPr>
+          <w:p>
+            <w:pPr>
+              <w:jc w:val="left"/>
+            </w:pPr>
+            <w:r>
+              <w:rPr>
+                <w:rFonts w:ascii="TimeNewRoman" w:hAnsi="TimeNewRoman"/>
+                <w:sz w:val="30"/>
+              </w:rPr>
+              <w:t>28+54=82</w:t>
+            </w:r>
+          </w:p>
+        </w:tc>
+        <w:tc>
+          <w:tcPr>
+            <w:tcW w:type="dxa" w:w="1987"/>
+          </w:tcPr>
+          <w:p>
+            <w:pPr>
+              <w:jc w:val="left"/>
+            </w:pPr>
+            <w:r>
+              <w:rPr>
+                <w:rFonts w:ascii="TimeNewRoman" w:hAnsi="TimeNewRoman"/>
+                <w:sz w:val="30"/>
+              </w:rPr>
+              <w:t>47-42=5</w:t>
+            </w:r>
+          </w:p>
+        </w:tc>
+        <w:tc>
+          <w:tcPr>
+            <w:tcW w:type="dxa" w:w="1987"/>
+          </w:tcPr>
+          <w:p>
+            <w:pPr>
+              <w:jc w:val="left"/>
+            </w:pPr>
+            <w:r>
+              <w:rPr>
+                <w:rFonts w:ascii="TimeNewRoman" w:hAnsi="TimeNewRoman"/>
+                <w:sz w:val="30"/>
+              </w:rPr>
+              <w:t>86-11=75</w:t>
+            </w:r>
+          </w:p>
+        </w:tc>
+        <w:tc>
+          <w:tcPr>
+            <w:tcW w:type="dxa" w:w="1987"/>
+          </w:tcPr>
+          <w:p>
+            <w:pPr>
+              <w:jc w:val="left"/>
+            </w:pPr>
+            <w:r>
+              <w:rPr>
+                <w:rFonts w:ascii="TimeNewRoman" w:hAnsi="TimeNewRoman"/>
+                <w:sz w:val="30"/>
+              </w:rPr>
+              <w:t>69-36=33</w:t>
+            </w:r>
+          </w:p>
+        </w:tc>
+        <w:tc>
+          <w:tcPr>
+            <w:tcW w:type="dxa" w:w="1987"/>
+          </w:tcPr>
+          <w:p>
+            <w:pPr>
+              <w:jc w:val="left"/>
+            </w:pPr>
+            <w:r>
+              <w:rPr>
+                <w:rFonts w:ascii="TimeNewRoman" w:hAnsi="TimeNewRoman"/>
+                <w:sz w:val="30"/>
+              </w:rPr>
+              <w:t>69-16=53</w:t>
+            </w:r>
+          </w:p>
+        </w:tc>
+      </w:tr>
+      <w:tr>
+        <w:tc>
+          <w:tcPr>
+            <w:tcW w:type="dxa" w:w="1987"/>
+          </w:tcPr>
+          <w:p>
+            <w:pPr>
+              <w:jc w:val="left"/>
+            </w:pPr>
+            <w:r>
+              <w:rPr>
+                <w:rFonts w:ascii="TimeNewRoman" w:hAnsi="TimeNewRoman"/>
+                <w:sz w:val="30"/>
+              </w:rPr>
+              <w:t>47-42=5</w:t>
+            </w:r>
+          </w:p>
+        </w:tc>
+        <w:tc>
+          <w:tcPr>
+            <w:tcW w:type="dxa" w:w="1987"/>
+          </w:tcPr>
+          <w:p>
+            <w:pPr>
+              <w:jc w:val="left"/>
+            </w:pPr>
+            <w:r>
+              <w:rPr>
+                <w:rFonts w:ascii="TimeNewRoman" w:hAnsi="TimeNewRoman"/>
+                <w:sz w:val="30"/>
+              </w:rPr>
+              <w:t>36-19=17</w:t>
+            </w:r>
+          </w:p>
+        </w:tc>
+        <w:tc>
+          <w:tcPr>
+            <w:tcW w:type="dxa" w:w="1987"/>
+          </w:tcPr>
+          <w:p>
+            <w:pPr>
+              <w:jc w:val="left"/>
+            </w:pPr>
+            <w:r>
+              <w:rPr>
+                <w:rFonts w:ascii="TimeNewRoman" w:hAnsi="TimeNewRoman"/>
+                <w:sz w:val="30"/>
+              </w:rPr>
+              <w:t>32+14=46</w:t>
+            </w:r>
+          </w:p>
+        </w:tc>
+        <w:tc>
+          <w:tcPr>
+            <w:tcW w:type="dxa" w:w="1987"/>
+          </w:tcPr>
+          <w:p>
+            <w:pPr>
+              <w:jc w:val="left"/>
+            </w:pPr>
+            <w:r>
+              <w:rPr>
+                <w:rFonts w:ascii="TimeNewRoman" w:hAnsi="TimeNewRoman"/>
+                <w:sz w:val="30"/>
+              </w:rPr>
+              <w:t>0+25=25</w:t>
+            </w:r>
+          </w:p>
+        </w:tc>
+        <w:tc>
+          <w:tcPr>
+            <w:tcW w:type="dxa" w:w="1987"/>
+          </w:tcPr>
+          <w:p>
+            <w:pPr>
+              <w:jc w:val="left"/>
+            </w:pPr>
+            <w:r>
+              <w:rPr>
+                <w:rFonts w:ascii="TimeNewRoman" w:hAnsi="TimeNewRoman"/>
+                <w:sz w:val="30"/>
+              </w:rPr>
+              <w:t>99+0=99</w:t>
+            </w:r>
+          </w:p>
+        </w:tc>
+      </w:tr>
+      <w:tr>
+        <w:tc>
+          <w:tcPr>
+            <w:tcW w:type="dxa" w:w="1987"/>
+          </w:tcPr>
+          <w:p>
+            <w:pPr>
+              <w:jc w:val="left"/>
+            </w:pPr>
+            <w:r>
+              <w:rPr>
+                <w:rFonts w:ascii="TimeNewRoman" w:hAnsi="TimeNewRoman"/>
+                <w:sz w:val="30"/>
+              </w:rPr>
+              <w:t>46+30=76</w:t>
+            </w:r>
+          </w:p>
+        </w:tc>
+        <w:tc>
+          <w:tcPr>
+            <w:tcW w:type="dxa" w:w="1987"/>
+          </w:tcPr>
+          <w:p>
+            <w:pPr>
+              <w:jc w:val="left"/>
+            </w:pPr>
+            <w:r>
+              <w:rPr>
+                <w:rFonts w:ascii="TimeNewRoman" w:hAnsi="TimeNewRoman"/>
+                <w:sz w:val="30"/>
+              </w:rPr>
+              <w:t>3+69=72</w:t>
+            </w:r>
+          </w:p>
+        </w:tc>
+        <w:tc>
+          <w:tcPr>
+            <w:tcW w:type="dxa" w:w="1987"/>
+          </w:tcPr>
+          <w:p>
+            <w:pPr>
+              <w:jc w:val="left"/>
+            </w:pPr>
+            <w:r>
+              <w:rPr>
+                <w:rFonts w:ascii="TimeNewRoman" w:hAnsi="TimeNewRoman"/>
+                <w:sz w:val="30"/>
+              </w:rPr>
+              <w:t>18+64=82</w:t>
+            </w:r>
+          </w:p>
+        </w:tc>
+        <w:tc>
+          <w:tcPr>
+            <w:tcW w:type="dxa" w:w="1987"/>
+          </w:tcPr>
+          <w:p>
+            <w:pPr>
+              <w:jc w:val="left"/>
+            </w:pPr>
+            <w:r>
+              <w:rPr>
+                <w:rFonts w:ascii="TimeNewRoman" w:hAnsi="TimeNewRoman"/>
+                <w:sz w:val="30"/>
+              </w:rPr>
+              <w:t>17-0=17</w:t>
+            </w:r>
+          </w:p>
+        </w:tc>
+        <w:tc>
+          <w:tcPr>
+            <w:tcW w:type="dxa" w:w="1987"/>
+          </w:tcPr>
+          <w:p>
+            <w:pPr>
+              <w:jc w:val="left"/>
+            </w:pPr>
+            <w:r>
+              <w:rPr>
+                <w:rFonts w:ascii="TimeNewRoman" w:hAnsi="TimeNewRoman"/>
+                <w:sz w:val="30"/>
+              </w:rPr>
+              <w:t>96-70=26</w:t>
+            </w:r>
+          </w:p>
+        </w:tc>
+      </w:tr>
+      <w:tr>
+        <w:tc>
+          <w:tcPr>
+            <w:tcW w:type="dxa" w:w="1987"/>
+          </w:tcPr>
+          <w:p>
+            <w:pPr>
+              <w:jc w:val="left"/>
+            </w:pPr>
+            <w:r>
+              <w:rPr>
+                <w:rFonts w:ascii="TimeNewRoman" w:hAnsi="TimeNewRoman"/>
+                <w:sz w:val="30"/>
+              </w:rPr>
+              <w:t>10-3=7</w:t>
+            </w:r>
+          </w:p>
+        </w:tc>
+        <w:tc>
+          <w:tcPr>
+            <w:tcW w:type="dxa" w:w="1987"/>
+          </w:tcPr>
+          <w:p>
+            <w:pPr>
+              <w:jc w:val="left"/>
+            </w:pPr>
+            <w:r>
+              <w:rPr>
+                <w:rFonts w:ascii="TimeNewRoman" w:hAnsi="TimeNewRoman"/>
+                <w:sz w:val="30"/>
+              </w:rPr>
+              <w:t>43+11=54</w:t>
+            </w:r>
+          </w:p>
+        </w:tc>
+        <w:tc>
+          <w:tcPr>
+            <w:tcW w:type="dxa" w:w="1987"/>
+          </w:tcPr>
+          <w:p>
+            <w:pPr>
+              <w:jc w:val="left"/>
+            </w:pPr>
+            <w:r>
+              <w:rPr>
+                <w:rFonts w:ascii="TimeNewRoman" w:hAnsi="TimeNewRoman"/>
+                <w:sz w:val="30"/>
+              </w:rPr>
+              <w:t>7+17=24</w:t>
+            </w:r>
+          </w:p>
+        </w:tc>
+        <w:tc>
+          <w:tcPr>
+            <w:tcW w:type="dxa" w:w="1987"/>
+          </w:tcPr>
+          <w:p>
+            <w:pPr>
+              <w:jc w:val="left"/>
+            </w:pPr>
+            <w:r>
+              <w:rPr>
+                <w:rFonts w:ascii="TimeNewRoman" w:hAnsi="TimeNewRoman"/>
+                <w:sz w:val="30"/>
+              </w:rPr>
+              <w:t>55+0=55</w:t>
+            </w:r>
+          </w:p>
+        </w:tc>
+        <w:tc>
+          <w:tcPr>
+            <w:tcW w:type="dxa" w:w="1987"/>
+          </w:tcPr>
+          <w:p>
+            <w:pPr>
+              <w:jc w:val="left"/>
+            </w:pPr>
+            <w:r>
+              <w:rPr>
+                <w:rFonts w:ascii="TimeNewRoman" w:hAnsi="TimeNewRoman"/>
+                <w:sz w:val="30"/>
+              </w:rPr>
+              <w:t>8+50=58</w:t>
+            </w:r>
+          </w:p>
+        </w:tc>
+      </w:tr>
+      <w:tr>
+        <w:tc>
+          <w:tcPr>
+            <w:tcW w:type="dxa" w:w="1987"/>
+          </w:tcPr>
+          <w:p>
+            <w:pPr>
+              <w:jc w:val="left"/>
+            </w:pPr>
+            <w:r>
+              <w:rPr>
+                <w:rFonts w:ascii="TimeNewRoman" w:hAnsi="TimeNewRoman"/>
+                <w:sz w:val="30"/>
+              </w:rPr>
               <w:t>38+35=73</w:t>
+            </w:r>
+          </w:p>
+        </w:tc>
+        <w:tc>
+          <w:tcPr>
+            <w:tcW w:type="dxa" w:w="1987"/>
+          </w:tcPr>
+          <w:p>
+            <w:pPr>
+              <w:jc w:val="left"/>
+            </w:pPr>
+            <w:r>
+              <w:rPr>
+                <w:rFonts w:ascii="TimeNewRoman" w:hAnsi="TimeNewRoman"/>
+                <w:sz w:val="30"/>
+              </w:rPr>
+              <w:t>98-28=70</w:t>
+            </w:r>
+          </w:p>
+        </w:tc>
+        <w:tc>
+          <w:tcPr>
+            <w:tcW w:type="dxa" w:w="1987"/>
+          </w:tcPr>
+          <w:p>
+            <w:pPr>
+              <w:jc w:val="left"/>
+            </w:pPr>
+            <w:r>
+              <w:rPr>
+                <w:rFonts w:ascii="TimeNewRoman" w:hAnsi="TimeNewRoman"/>
+                <w:sz w:val="30"/>
+              </w:rPr>
+              <w:t>99-27=72</w:t>
             </w:r>
           </w:p>
         </w:tc>
@@ -717,7 +1674,7 @@
                 <w:rFonts w:ascii="TimeNewRoman" w:hAnsi="TimeNewRoman"/>
                 <w:sz w:val="30"/>
               </w:rPr>
-              <w:t>97-96=1</w:t>
+              <w:t>47+15=62</w:t>
             </w:r>
           </w:p>
         </w:tc>
@@ -736,7 +1693,7 @@
                 <w:rFonts w:ascii="TimeNewRoman" w:hAnsi="TimeNewRoman"/>
                 <w:sz w:val="30"/>
               </w:rPr>
-              <w:t>69-53=16</w:t>
+              <w:t>92-79=13</w:t>
             </w:r>
           </w:p>
         </w:tc>
@@ -753,7 +1710,7 @@
                 <w:rFonts w:ascii="TimeNewRoman" w:hAnsi="TimeNewRoman"/>
                 <w:sz w:val="30"/>
               </w:rPr>
-              <w:t>7+87=94</w:t>
+              <w:t>65-11=54</w:t>
             </w:r>
           </w:p>
         </w:tc>
@@ -770,7 +1727,7 @@
                 <w:rFonts w:ascii="TimeNewRoman" w:hAnsi="TimeNewRoman"/>
                 <w:sz w:val="30"/>
               </w:rPr>
-              <w:t>40-19=21</w:t>
+              <w:t>53+17=70</w:t>
             </w:r>
           </w:p>
         </w:tc>
@@ -787,7 +1744,7 @@
                 <w:rFonts w:ascii="TimeNewRoman" w:hAnsi="TimeNewRoman"/>
                 <w:sz w:val="30"/>
               </w:rPr>
-              <w:t>42-4=38</w:t>
+              <w:t>39+47=86</w:t>
             </w:r>
           </w:p>
         </w:tc>
@@ -804,964 +1761,7 @@
                 <w:rFonts w:ascii="TimeNewRoman" w:hAnsi="TimeNewRoman"/>
                 <w:sz w:val="30"/>
               </w:rPr>
-              <w:t>23-17=6</w:t>
-            </w:r>
-          </w:p>
-        </w:tc>
-      </w:tr>
-      <w:tr>
-        <w:tc>
-          <w:tcPr>
-            <w:tcW w:type="dxa" w:w="1987"/>
-          </w:tcPr>
-          <w:p>
-            <w:pPr>
-              <w:jc w:val="left"/>
-            </w:pPr>
-            <w:r>
-              <w:rPr>
-                <w:rFonts w:ascii="TimeNewRoman" w:hAnsi="TimeNewRoman"/>
-                <w:sz w:val="30"/>
-              </w:rPr>
-              <w:t>55-1=54</w:t>
-            </w:r>
-          </w:p>
-        </w:tc>
-        <w:tc>
-          <w:tcPr>
-            <w:tcW w:type="dxa" w:w="1987"/>
-          </w:tcPr>
-          <w:p>
-            <w:pPr>
-              <w:jc w:val="left"/>
-            </w:pPr>
-            <w:r>
-              <w:rPr>
-                <w:rFonts w:ascii="TimeNewRoman" w:hAnsi="TimeNewRoman"/>
-                <w:sz w:val="30"/>
-              </w:rPr>
-              <w:t>44+26=70</w:t>
-            </w:r>
-          </w:p>
-        </w:tc>
-        <w:tc>
-          <w:tcPr>
-            <w:tcW w:type="dxa" w:w="1987"/>
-          </w:tcPr>
-          <w:p>
-            <w:pPr>
-              <w:jc w:val="left"/>
-            </w:pPr>
-            <w:r>
-              <w:rPr>
-                <w:rFonts w:ascii="TimeNewRoman" w:hAnsi="TimeNewRoman"/>
-                <w:sz w:val="30"/>
-              </w:rPr>
-              <w:t>49-44=5</w:t>
-            </w:r>
-          </w:p>
-        </w:tc>
-        <w:tc>
-          <w:tcPr>
-            <w:tcW w:type="dxa" w:w="1987"/>
-          </w:tcPr>
-          <w:p>
-            <w:pPr>
-              <w:jc w:val="left"/>
-            </w:pPr>
-            <w:r>
-              <w:rPr>
-                <w:rFonts w:ascii="TimeNewRoman" w:hAnsi="TimeNewRoman"/>
-                <w:sz w:val="30"/>
-              </w:rPr>
-              <w:t>35+55=90</w:t>
-            </w:r>
-          </w:p>
-        </w:tc>
-        <w:tc>
-          <w:tcPr>
-            <w:tcW w:type="dxa" w:w="1987"/>
-          </w:tcPr>
-          <w:p>
-            <w:pPr>
-              <w:jc w:val="left"/>
-            </w:pPr>
-            <w:r>
-              <w:rPr>
-                <w:rFonts w:ascii="TimeNewRoman" w:hAnsi="TimeNewRoman"/>
-                <w:sz w:val="30"/>
-              </w:rPr>
-              <w:t>80-4=76</w:t>
-            </w:r>
-          </w:p>
-        </w:tc>
-      </w:tr>
-      <w:tr>
-        <w:tc>
-          <w:tcPr>
-            <w:tcW w:type="dxa" w:w="1987"/>
-          </w:tcPr>
-          <w:p>
-            <w:pPr>
-              <w:jc w:val="left"/>
-            </w:pPr>
-            <w:r>
-              <w:rPr>
-                <w:rFonts w:ascii="TimeNewRoman" w:hAnsi="TimeNewRoman"/>
-                <w:sz w:val="30"/>
-              </w:rPr>
-              <w:t>92-60=32</w:t>
-            </w:r>
-          </w:p>
-        </w:tc>
-        <w:tc>
-          <w:tcPr>
-            <w:tcW w:type="dxa" w:w="1987"/>
-          </w:tcPr>
-          <w:p>
-            <w:pPr>
-              <w:jc w:val="left"/>
-            </w:pPr>
-            <w:r>
-              <w:rPr>
-                <w:rFonts w:ascii="TimeNewRoman" w:hAnsi="TimeNewRoman"/>
-                <w:sz w:val="30"/>
-              </w:rPr>
-              <w:t>42-27=15</w:t>
-            </w:r>
-          </w:p>
-        </w:tc>
-        <w:tc>
-          <w:tcPr>
-            <w:tcW w:type="dxa" w:w="1987"/>
-          </w:tcPr>
-          <w:p>
-            <w:pPr>
-              <w:jc w:val="left"/>
-            </w:pPr>
-            <w:r>
-              <w:rPr>
-                <w:rFonts w:ascii="TimeNewRoman" w:hAnsi="TimeNewRoman"/>
-                <w:sz w:val="30"/>
-              </w:rPr>
-              <w:t>19+57=76</w:t>
-            </w:r>
-          </w:p>
-        </w:tc>
-        <w:tc>
-          <w:tcPr>
-            <w:tcW w:type="dxa" w:w="1987"/>
-          </w:tcPr>
-          <w:p>
-            <w:pPr>
-              <w:jc w:val="left"/>
-            </w:pPr>
-            <w:r>
-              <w:rPr>
-                <w:rFonts w:ascii="TimeNewRoman" w:hAnsi="TimeNewRoman"/>
-                <w:sz w:val="30"/>
-              </w:rPr>
-              <w:t>24+18=42</w:t>
-            </w:r>
-          </w:p>
-        </w:tc>
-        <w:tc>
-          <w:tcPr>
-            <w:tcW w:type="dxa" w:w="1987"/>
-          </w:tcPr>
-          <w:p>
-            <w:pPr>
-              <w:jc w:val="left"/>
-            </w:pPr>
-            <w:r>
-              <w:rPr>
-                <w:rFonts w:ascii="TimeNewRoman" w:hAnsi="TimeNewRoman"/>
-                <w:sz w:val="30"/>
-              </w:rPr>
-              <w:t>75-57=18</w:t>
-            </w:r>
-          </w:p>
-        </w:tc>
-      </w:tr>
-      <w:tr>
-        <w:tc>
-          <w:tcPr>
-            <w:tcW w:type="dxa" w:w="1987"/>
-          </w:tcPr>
-          <w:p>
-            <w:pPr>
-              <w:jc w:val="left"/>
-            </w:pPr>
-            <w:r>
-              <w:rPr>
-                <w:rFonts w:ascii="TimeNewRoman" w:hAnsi="TimeNewRoman"/>
-                <w:sz w:val="30"/>
-              </w:rPr>
-              <w:t>42+15=57</w:t>
-            </w:r>
-          </w:p>
-        </w:tc>
-        <w:tc>
-          <w:tcPr>
-            <w:tcW w:type="dxa" w:w="1987"/>
-          </w:tcPr>
-          <w:p>
-            <w:pPr>
-              <w:jc w:val="left"/>
-            </w:pPr>
-            <w:r>
-              <w:rPr>
-                <w:rFonts w:ascii="TimeNewRoman" w:hAnsi="TimeNewRoman"/>
-                <w:sz w:val="30"/>
-              </w:rPr>
-              <w:t>75-56=19</w:t>
-            </w:r>
-          </w:p>
-        </w:tc>
-        <w:tc>
-          <w:tcPr>
-            <w:tcW w:type="dxa" w:w="1987"/>
-          </w:tcPr>
-          <w:p>
-            <w:pPr>
-              <w:jc w:val="left"/>
-            </w:pPr>
-            <w:r>
-              <w:rPr>
-                <w:rFonts w:ascii="TimeNewRoman" w:hAnsi="TimeNewRoman"/>
-                <w:sz w:val="30"/>
-              </w:rPr>
-              <w:t>50-50=0</w:t>
-            </w:r>
-          </w:p>
-        </w:tc>
-        <w:tc>
-          <w:tcPr>
-            <w:tcW w:type="dxa" w:w="1987"/>
-          </w:tcPr>
-          <w:p>
-            <w:pPr>
-              <w:jc w:val="left"/>
-            </w:pPr>
-            <w:r>
-              <w:rPr>
-                <w:rFonts w:ascii="TimeNewRoman" w:hAnsi="TimeNewRoman"/>
-                <w:sz w:val="30"/>
-              </w:rPr>
-              <w:t>50-22=28</w:t>
-            </w:r>
-          </w:p>
-        </w:tc>
-        <w:tc>
-          <w:tcPr>
-            <w:tcW w:type="dxa" w:w="1987"/>
-          </w:tcPr>
-          <w:p>
-            <w:pPr>
-              <w:jc w:val="left"/>
-            </w:pPr>
-            <w:r>
-              <w:rPr>
-                <w:rFonts w:ascii="TimeNewRoman" w:hAnsi="TimeNewRoman"/>
-                <w:sz w:val="30"/>
-              </w:rPr>
-              <w:t>39-1=38</w:t>
-            </w:r>
-          </w:p>
-        </w:tc>
-      </w:tr>
-      <w:tr>
-        <w:tc>
-          <w:tcPr>
-            <w:tcW w:type="dxa" w:w="1987"/>
-          </w:tcPr>
-          <w:p>
-            <w:pPr>
-              <w:jc w:val="left"/>
-            </w:pPr>
-            <w:r>
-              <w:rPr>
-                <w:rFonts w:ascii="TimeNewRoman" w:hAnsi="TimeNewRoman"/>
-                <w:sz w:val="30"/>
-              </w:rPr>
-              <w:t>41-30=11</w:t>
-            </w:r>
-          </w:p>
-        </w:tc>
-        <w:tc>
-          <w:tcPr>
-            <w:tcW w:type="dxa" w:w="1987"/>
-          </w:tcPr>
-          <w:p>
-            <w:pPr>
-              <w:jc w:val="left"/>
-            </w:pPr>
-            <w:r>
-              <w:rPr>
-                <w:rFonts w:ascii="TimeNewRoman" w:hAnsi="TimeNewRoman"/>
-                <w:sz w:val="30"/>
-              </w:rPr>
-              <w:t>68-15=53</w:t>
-            </w:r>
-          </w:p>
-        </w:tc>
-        <w:tc>
-          <w:tcPr>
-            <w:tcW w:type="dxa" w:w="1987"/>
-          </w:tcPr>
-          <w:p>
-            <w:pPr>
-              <w:jc w:val="left"/>
-            </w:pPr>
-            <w:r>
-              <w:rPr>
-                <w:rFonts w:ascii="TimeNewRoman" w:hAnsi="TimeNewRoman"/>
-                <w:sz w:val="30"/>
-              </w:rPr>
-              <w:t>38-30=8</w:t>
-            </w:r>
-          </w:p>
-        </w:tc>
-        <w:tc>
-          <w:tcPr>
-            <w:tcW w:type="dxa" w:w="1987"/>
-          </w:tcPr>
-          <w:p>
-            <w:pPr>
-              <w:jc w:val="left"/>
-            </w:pPr>
-            <w:r>
-              <w:rPr>
-                <w:rFonts w:ascii="TimeNewRoman" w:hAnsi="TimeNewRoman"/>
-                <w:sz w:val="30"/>
-              </w:rPr>
-              <w:t>83-21=62</w:t>
-            </w:r>
-          </w:p>
-        </w:tc>
-        <w:tc>
-          <w:tcPr>
-            <w:tcW w:type="dxa" w:w="1987"/>
-          </w:tcPr>
-          <w:p>
-            <w:pPr>
-              <w:jc w:val="left"/>
-            </w:pPr>
-            <w:r>
-              <w:rPr>
-                <w:rFonts w:ascii="TimeNewRoman" w:hAnsi="TimeNewRoman"/>
-                <w:sz w:val="30"/>
-              </w:rPr>
-              <w:t>64-21=43</w:t>
-            </w:r>
-          </w:p>
-        </w:tc>
-      </w:tr>
-      <w:tr>
-        <w:tc>
-          <w:tcPr>
-            <w:tcW w:type="dxa" w:w="1987"/>
-          </w:tcPr>
-          <w:p>
-            <w:pPr>
-              <w:jc w:val="left"/>
-            </w:pPr>
-            <w:r>
-              <w:rPr>
-                <w:rFonts w:ascii="TimeNewRoman" w:hAnsi="TimeNewRoman"/>
-                <w:sz w:val="30"/>
-              </w:rPr>
-              <w:t>11+28=39</w:t>
-            </w:r>
-          </w:p>
-        </w:tc>
-        <w:tc>
-          <w:tcPr>
-            <w:tcW w:type="dxa" w:w="1987"/>
-          </w:tcPr>
-          <w:p>
-            <w:pPr>
-              <w:jc w:val="left"/>
-            </w:pPr>
-            <w:r>
-              <w:rPr>
-                <w:rFonts w:ascii="TimeNewRoman" w:hAnsi="TimeNewRoman"/>
-                <w:sz w:val="30"/>
-              </w:rPr>
-              <w:t>36+56=92</w:t>
-            </w:r>
-          </w:p>
-        </w:tc>
-        <w:tc>
-          <w:tcPr>
-            <w:tcW w:type="dxa" w:w="1987"/>
-          </w:tcPr>
-          <w:p>
-            <w:pPr>
-              <w:jc w:val="left"/>
-            </w:pPr>
-            <w:r>
-              <w:rPr>
-                <w:rFonts w:ascii="TimeNewRoman" w:hAnsi="TimeNewRoman"/>
-                <w:sz w:val="30"/>
-              </w:rPr>
-              <w:t>19+29=48</w:t>
-            </w:r>
-          </w:p>
-        </w:tc>
-        <w:tc>
-          <w:tcPr>
-            <w:tcW w:type="dxa" w:w="1987"/>
-          </w:tcPr>
-          <w:p>
-            <w:pPr>
-              <w:jc w:val="left"/>
-            </w:pPr>
-            <w:r>
-              <w:rPr>
-                <w:rFonts w:ascii="TimeNewRoman" w:hAnsi="TimeNewRoman"/>
-                <w:sz w:val="30"/>
-              </w:rPr>
-              <w:t>23+46=69</w:t>
-            </w:r>
-          </w:p>
-        </w:tc>
-        <w:tc>
-          <w:tcPr>
-            <w:tcW w:type="dxa" w:w="1987"/>
-          </w:tcPr>
-          <w:p>
-            <w:pPr>
-              <w:jc w:val="left"/>
-            </w:pPr>
-            <w:r>
-              <w:rPr>
-                <w:rFonts w:ascii="TimeNewRoman" w:hAnsi="TimeNewRoman"/>
-                <w:sz w:val="30"/>
-              </w:rPr>
-              <w:t>23+65=88</w:t>
-            </w:r>
-          </w:p>
-        </w:tc>
-      </w:tr>
-      <w:tr>
-        <w:tc>
-          <w:tcPr>
-            <w:tcW w:type="dxa" w:w="1987"/>
-          </w:tcPr>
-          <w:p>
-            <w:pPr>
-              <w:jc w:val="left"/>
-            </w:pPr>
-            <w:r>
-              <w:rPr>
-                <w:rFonts w:ascii="TimeNewRoman" w:hAnsi="TimeNewRoman"/>
-                <w:sz w:val="30"/>
-              </w:rPr>
-              <w:t>81-35=46</w:t>
-            </w:r>
-          </w:p>
-        </w:tc>
-        <w:tc>
-          <w:tcPr>
-            <w:tcW w:type="dxa" w:w="1987"/>
-          </w:tcPr>
-          <w:p>
-            <w:pPr>
-              <w:jc w:val="left"/>
-            </w:pPr>
-            <w:r>
-              <w:rPr>
-                <w:rFonts w:ascii="TimeNewRoman" w:hAnsi="TimeNewRoman"/>
-                <w:sz w:val="30"/>
-              </w:rPr>
-              <w:t>95-36=59</w:t>
-            </w:r>
-          </w:p>
-        </w:tc>
-        <w:tc>
-          <w:tcPr>
-            <w:tcW w:type="dxa" w:w="1987"/>
-          </w:tcPr>
-          <w:p>
-            <w:pPr>
-              <w:jc w:val="left"/>
-            </w:pPr>
-            <w:r>
-              <w:rPr>
-                <w:rFonts w:ascii="TimeNewRoman" w:hAnsi="TimeNewRoman"/>
-                <w:sz w:val="30"/>
-              </w:rPr>
-              <w:t>92-17=75</w:t>
-            </w:r>
-          </w:p>
-        </w:tc>
-        <w:tc>
-          <w:tcPr>
-            <w:tcW w:type="dxa" w:w="1987"/>
-          </w:tcPr>
-          <w:p>
-            <w:pPr>
-              <w:jc w:val="left"/>
-            </w:pPr>
-            <w:r>
-              <w:rPr>
-                <w:rFonts w:ascii="TimeNewRoman" w:hAnsi="TimeNewRoman"/>
-                <w:sz w:val="30"/>
-              </w:rPr>
-              <w:t>29+20=49</w:t>
-            </w:r>
-          </w:p>
-        </w:tc>
-        <w:tc>
-          <w:tcPr>
-            <w:tcW w:type="dxa" w:w="1987"/>
-          </w:tcPr>
-          <w:p>
-            <w:pPr>
-              <w:jc w:val="left"/>
-            </w:pPr>
-            <w:r>
-              <w:rPr>
-                <w:rFonts w:ascii="TimeNewRoman" w:hAnsi="TimeNewRoman"/>
-                <w:sz w:val="30"/>
-              </w:rPr>
-              <w:t>14+52=66</w:t>
-            </w:r>
-          </w:p>
-        </w:tc>
-      </w:tr>
-      <w:tr>
-        <w:tc>
-          <w:tcPr>
-            <w:tcW w:type="dxa" w:w="1987"/>
-          </w:tcPr>
-          <w:p>
-            <w:pPr>
-              <w:jc w:val="left"/>
-            </w:pPr>
-            <w:r>
-              <w:rPr>
-                <w:rFonts w:ascii="TimeNewRoman" w:hAnsi="TimeNewRoman"/>
-                <w:sz w:val="30"/>
-              </w:rPr>
-              <w:t>31+47=78</w:t>
-            </w:r>
-          </w:p>
-        </w:tc>
-        <w:tc>
-          <w:tcPr>
-            <w:tcW w:type="dxa" w:w="1987"/>
-          </w:tcPr>
-          <w:p>
-            <w:pPr>
-              <w:jc w:val="left"/>
-            </w:pPr>
-            <w:r>
-              <w:rPr>
-                <w:rFonts w:ascii="TimeNewRoman" w:hAnsi="TimeNewRoman"/>
-                <w:sz w:val="30"/>
-              </w:rPr>
-              <w:t>42+29=71</w:t>
-            </w:r>
-          </w:p>
-        </w:tc>
-        <w:tc>
-          <w:tcPr>
-            <w:tcW w:type="dxa" w:w="1987"/>
-          </w:tcPr>
-          <w:p>
-            <w:pPr>
-              <w:jc w:val="left"/>
-            </w:pPr>
-            <w:r>
-              <w:rPr>
-                <w:rFonts w:ascii="TimeNewRoman" w:hAnsi="TimeNewRoman"/>
-                <w:sz w:val="30"/>
-              </w:rPr>
-              <w:t>80-16=64</w:t>
-            </w:r>
-          </w:p>
-        </w:tc>
-        <w:tc>
-          <w:tcPr>
-            <w:tcW w:type="dxa" w:w="1987"/>
-          </w:tcPr>
-          <w:p>
-            <w:pPr>
-              <w:jc w:val="left"/>
-            </w:pPr>
-            <w:r>
-              <w:rPr>
-                <w:rFonts w:ascii="TimeNewRoman" w:hAnsi="TimeNewRoman"/>
-                <w:sz w:val="30"/>
-              </w:rPr>
-              <w:t>23-7=16</w:t>
-            </w:r>
-          </w:p>
-        </w:tc>
-        <w:tc>
-          <w:tcPr>
-            <w:tcW w:type="dxa" w:w="1987"/>
-          </w:tcPr>
-          <w:p>
-            <w:pPr>
-              <w:jc w:val="left"/>
-            </w:pPr>
-            <w:r>
-              <w:rPr>
-                <w:rFonts w:ascii="TimeNewRoman" w:hAnsi="TimeNewRoman"/>
-                <w:sz w:val="30"/>
-              </w:rPr>
-              <w:t>90-87=3</w:t>
-            </w:r>
-          </w:p>
-        </w:tc>
-      </w:tr>
-      <w:tr>
-        <w:tc>
-          <w:tcPr>
-            <w:tcW w:type="dxa" w:w="1987"/>
-          </w:tcPr>
-          <w:p>
-            <w:pPr>
-              <w:jc w:val="left"/>
-            </w:pPr>
-            <w:r>
-              <w:rPr>
-                <w:rFonts w:ascii="TimeNewRoman" w:hAnsi="TimeNewRoman"/>
-                <w:sz w:val="30"/>
-              </w:rPr>
-              <w:t>9+3=12</w:t>
-            </w:r>
-          </w:p>
-        </w:tc>
-        <w:tc>
-          <w:tcPr>
-            <w:tcW w:type="dxa" w:w="1987"/>
-          </w:tcPr>
-          <w:p>
-            <w:pPr>
-              <w:jc w:val="left"/>
-            </w:pPr>
-            <w:r>
-              <w:rPr>
-                <w:rFonts w:ascii="TimeNewRoman" w:hAnsi="TimeNewRoman"/>
-                <w:sz w:val="30"/>
-              </w:rPr>
-              <w:t>18-10=8</w:t>
-            </w:r>
-          </w:p>
-        </w:tc>
-        <w:tc>
-          <w:tcPr>
-            <w:tcW w:type="dxa" w:w="1987"/>
-          </w:tcPr>
-          <w:p>
-            <w:pPr>
-              <w:jc w:val="left"/>
-            </w:pPr>
-            <w:r>
-              <w:rPr>
-                <w:rFonts w:ascii="TimeNewRoman" w:hAnsi="TimeNewRoman"/>
-                <w:sz w:val="30"/>
-              </w:rPr>
-              <w:t>75-27=48</w:t>
-            </w:r>
-          </w:p>
-        </w:tc>
-        <w:tc>
-          <w:tcPr>
-            <w:tcW w:type="dxa" w:w="1987"/>
-          </w:tcPr>
-          <w:p>
-            <w:pPr>
-              <w:jc w:val="left"/>
-            </w:pPr>
-            <w:r>
-              <w:rPr>
-                <w:rFonts w:ascii="TimeNewRoman" w:hAnsi="TimeNewRoman"/>
-                <w:sz w:val="30"/>
-              </w:rPr>
-              <w:t>7+54=61</w:t>
-            </w:r>
-          </w:p>
-        </w:tc>
-        <w:tc>
-          <w:tcPr>
-            <w:tcW w:type="dxa" w:w="1987"/>
-          </w:tcPr>
-          <w:p>
-            <w:pPr>
-              <w:jc w:val="left"/>
-            </w:pPr>
-            <w:r>
-              <w:rPr>
-                <w:rFonts w:ascii="TimeNewRoman" w:hAnsi="TimeNewRoman"/>
-                <w:sz w:val="30"/>
-              </w:rPr>
-              <w:t>33-8=25</w:t>
-            </w:r>
-          </w:p>
-        </w:tc>
-      </w:tr>
-      <w:tr>
-        <w:tc>
-          <w:tcPr>
-            <w:tcW w:type="dxa" w:w="1987"/>
-          </w:tcPr>
-          <w:p>
-            <w:pPr>
-              <w:jc w:val="left"/>
-            </w:pPr>
-            <w:r>
-              <w:rPr>
-                <w:rFonts w:ascii="TimeNewRoman" w:hAnsi="TimeNewRoman"/>
-                <w:sz w:val="30"/>
-              </w:rPr>
-              <w:t>9+49=58</w:t>
-            </w:r>
-          </w:p>
-        </w:tc>
-        <w:tc>
-          <w:tcPr>
-            <w:tcW w:type="dxa" w:w="1987"/>
-          </w:tcPr>
-          <w:p>
-            <w:pPr>
-              <w:jc w:val="left"/>
-            </w:pPr>
-            <w:r>
-              <w:rPr>
-                <w:rFonts w:ascii="TimeNewRoman" w:hAnsi="TimeNewRoman"/>
-                <w:sz w:val="30"/>
-              </w:rPr>
-              <w:t>79+9=88</w:t>
-            </w:r>
-          </w:p>
-        </w:tc>
-        <w:tc>
-          <w:tcPr>
-            <w:tcW w:type="dxa" w:w="1987"/>
-          </w:tcPr>
-          <w:p>
-            <w:pPr>
-              <w:jc w:val="left"/>
-            </w:pPr>
-            <w:r>
-              <w:rPr>
-                <w:rFonts w:ascii="TimeNewRoman" w:hAnsi="TimeNewRoman"/>
-                <w:sz w:val="30"/>
-              </w:rPr>
-              <w:t>33+44=77</w:t>
-            </w:r>
-          </w:p>
-        </w:tc>
-        <w:tc>
-          <w:tcPr>
-            <w:tcW w:type="dxa" w:w="1987"/>
-          </w:tcPr>
-          <w:p>
-            <w:pPr>
-              <w:jc w:val="left"/>
-            </w:pPr>
-            <w:r>
-              <w:rPr>
-                <w:rFonts w:ascii="TimeNewRoman" w:hAnsi="TimeNewRoman"/>
-                <w:sz w:val="30"/>
-              </w:rPr>
-              <w:t>76-9=67</w:t>
-            </w:r>
-          </w:p>
-        </w:tc>
-        <w:tc>
-          <w:tcPr>
-            <w:tcW w:type="dxa" w:w="1987"/>
-          </w:tcPr>
-          <w:p>
-            <w:pPr>
-              <w:jc w:val="left"/>
-            </w:pPr>
-            <w:r>
-              <w:rPr>
-                <w:rFonts w:ascii="TimeNewRoman" w:hAnsi="TimeNewRoman"/>
-                <w:sz w:val="30"/>
-              </w:rPr>
-              <w:t>59-8=51</w:t>
-            </w:r>
-          </w:p>
-        </w:tc>
-      </w:tr>
-      <w:tr>
-        <w:tc>
-          <w:tcPr>
-            <w:tcW w:type="dxa" w:w="1987"/>
-          </w:tcPr>
-          <w:p>
-            <w:pPr>
-              <w:jc w:val="left"/>
-            </w:pPr>
-            <w:r>
-              <w:rPr>
-                <w:rFonts w:ascii="TimeNewRoman" w:hAnsi="TimeNewRoman"/>
-                <w:sz w:val="30"/>
-              </w:rPr>
-              <w:t>5-2=3</w:t>
-            </w:r>
-          </w:p>
-        </w:tc>
-        <w:tc>
-          <w:tcPr>
-            <w:tcW w:type="dxa" w:w="1987"/>
-          </w:tcPr>
-          <w:p>
-            <w:pPr>
-              <w:jc w:val="left"/>
-            </w:pPr>
-            <w:r>
-              <w:rPr>
-                <w:rFonts w:ascii="TimeNewRoman" w:hAnsi="TimeNewRoman"/>
-                <w:sz w:val="30"/>
-              </w:rPr>
-              <w:t>63+20=83</w:t>
-            </w:r>
-          </w:p>
-        </w:tc>
-        <w:tc>
-          <w:tcPr>
-            <w:tcW w:type="dxa" w:w="1987"/>
-          </w:tcPr>
-          <w:p>
-            <w:pPr>
-              <w:jc w:val="left"/>
-            </w:pPr>
-            <w:r>
-              <w:rPr>
-                <w:rFonts w:ascii="TimeNewRoman" w:hAnsi="TimeNewRoman"/>
-                <w:sz w:val="30"/>
-              </w:rPr>
-              <w:t>8+80=88</w:t>
-            </w:r>
-          </w:p>
-        </w:tc>
-        <w:tc>
-          <w:tcPr>
-            <w:tcW w:type="dxa" w:w="1987"/>
-          </w:tcPr>
-          <w:p>
-            <w:pPr>
-              <w:jc w:val="left"/>
-            </w:pPr>
-            <w:r>
-              <w:rPr>
-                <w:rFonts w:ascii="TimeNewRoman" w:hAnsi="TimeNewRoman"/>
-                <w:sz w:val="30"/>
-              </w:rPr>
-              <w:t>20+72=92</w:t>
-            </w:r>
-          </w:p>
-        </w:tc>
-        <w:tc>
-          <w:tcPr>
-            <w:tcW w:type="dxa" w:w="1987"/>
-          </w:tcPr>
-          <w:p>
-            <w:pPr>
-              <w:jc w:val="left"/>
-            </w:pPr>
-            <w:r>
-              <w:rPr>
-                <w:rFonts w:ascii="TimeNewRoman" w:hAnsi="TimeNewRoman"/>
-                <w:sz w:val="30"/>
-              </w:rPr>
-              <w:t>16+31=47</w:t>
-            </w:r>
-          </w:p>
-        </w:tc>
-      </w:tr>
-      <w:tr>
-        <w:tc>
-          <w:tcPr>
-            <w:tcW w:type="dxa" w:w="1987"/>
-          </w:tcPr>
-          <w:p>
-            <w:pPr>
-              <w:jc w:val="left"/>
-            </w:pPr>
-            <w:r>
-              <w:rPr>
-                <w:rFonts w:ascii="TimeNewRoman" w:hAnsi="TimeNewRoman"/>
-                <w:sz w:val="30"/>
-              </w:rPr>
-              <w:t>77-58=19</w:t>
-            </w:r>
-          </w:p>
-        </w:tc>
-        <w:tc>
-          <w:tcPr>
-            <w:tcW w:type="dxa" w:w="1987"/>
-          </w:tcPr>
-          <w:p>
-            <w:pPr>
-              <w:jc w:val="left"/>
-            </w:pPr>
-            <w:r>
-              <w:rPr>
-                <w:rFonts w:ascii="TimeNewRoman" w:hAnsi="TimeNewRoman"/>
-                <w:sz w:val="30"/>
-              </w:rPr>
-              <w:t>51+27=78</w:t>
-            </w:r>
-          </w:p>
-        </w:tc>
-        <w:tc>
-          <w:tcPr>
-            <w:tcW w:type="dxa" w:w="1987"/>
-          </w:tcPr>
-          <w:p>
-            <w:pPr>
-              <w:jc w:val="left"/>
-            </w:pPr>
-            <w:r>
-              <w:rPr>
-                <w:rFonts w:ascii="TimeNewRoman" w:hAnsi="TimeNewRoman"/>
-                <w:sz w:val="30"/>
-              </w:rPr>
-              <w:t>97+2=99</w:t>
-            </w:r>
-          </w:p>
-        </w:tc>
-        <w:tc>
-          <w:tcPr>
-            <w:tcW w:type="dxa" w:w="1987"/>
-          </w:tcPr>
-          <w:p>
-            <w:pPr>
-              <w:jc w:val="left"/>
-            </w:pPr>
-            <w:r>
-              <w:rPr>
-                <w:rFonts w:ascii="TimeNewRoman" w:hAnsi="TimeNewRoman"/>
-                <w:sz w:val="30"/>
-              </w:rPr>
-              <w:t>76-76=0</w:t>
-            </w:r>
-          </w:p>
-        </w:tc>
-        <w:tc>
-          <w:tcPr>
-            <w:tcW w:type="dxa" w:w="1987"/>
-          </w:tcPr>
-          <w:p>
-            <w:pPr>
-              <w:jc w:val="left"/>
-            </w:pPr>
-            <w:r>
-              <w:rPr>
-                <w:rFonts w:ascii="TimeNewRoman" w:hAnsi="TimeNewRoman"/>
-                <w:sz w:val="30"/>
-              </w:rPr>
-              <w:t>54+14=68</w:t>
+              <w:t>5+41=46</w:t>
             </w:r>
           </w:p>
         </w:tc>

--- a/answers-of-addition_and_subtraction_within_100.docx
+++ b/answers-of-addition_and_subtraction_within_100.docx
@@ -11,7 +11,7 @@
           <w:rFonts w:ascii="Arial" w:hAnsi="Arial"/>
           <w:sz w:val="30"/>
         </w:rPr>
-        <w:t>2026-09-24 Thursday</w:t>
+        <w:t>2026-09-25 Friday</w:t>
       </w:r>
     </w:p>
     <w:tbl>
@@ -40,7 +40,7 @@
                 <w:rFonts w:ascii="TimeNewRoman" w:hAnsi="TimeNewRoman"/>
                 <w:sz w:val="30"/>
               </w:rPr>
-              <w:t>79-62=17</w:t>
+              <w:t>65-0=65</w:t>
             </w:r>
           </w:p>
         </w:tc>
@@ -57,7 +57,7 @@
                 <w:rFonts w:ascii="TimeNewRoman" w:hAnsi="TimeNewRoman"/>
                 <w:sz w:val="30"/>
               </w:rPr>
-              <w:t>50+30=80</w:t>
+              <w:t>66-52=14</w:t>
             </w:r>
           </w:p>
         </w:tc>
@@ -74,7 +74,7 @@
                 <w:rFonts w:ascii="TimeNewRoman" w:hAnsi="TimeNewRoman"/>
                 <w:sz w:val="30"/>
               </w:rPr>
-              <w:t>59+18=77</w:t>
+              <w:t>23+15=38</w:t>
             </w:r>
           </w:p>
         </w:tc>
@@ -91,7 +91,7 @@
                 <w:rFonts w:ascii="TimeNewRoman" w:hAnsi="TimeNewRoman"/>
                 <w:sz w:val="30"/>
               </w:rPr>
-              <w:t>47-33=14</w:t>
+              <w:t>71-18=53</w:t>
             </w:r>
           </w:p>
         </w:tc>
@@ -108,7 +108,7 @@
                 <w:rFonts w:ascii="TimeNewRoman" w:hAnsi="TimeNewRoman"/>
                 <w:sz w:val="30"/>
               </w:rPr>
-              <w:t>56-6=50</w:t>
+              <w:t>40+41=81</w:t>
             </w:r>
           </w:p>
         </w:tc>
@@ -127,7 +127,7 @@
                 <w:rFonts w:ascii="TimeNewRoman" w:hAnsi="TimeNewRoman"/>
                 <w:sz w:val="30"/>
               </w:rPr>
-              <w:t>96-33=63</w:t>
+              <w:t>68+21=89</w:t>
             </w:r>
           </w:p>
         </w:tc>
@@ -144,7 +144,7 @@
                 <w:rFonts w:ascii="TimeNewRoman" w:hAnsi="TimeNewRoman"/>
                 <w:sz w:val="30"/>
               </w:rPr>
-              <w:t>84-25=59</w:t>
+              <w:t>63-16=47</w:t>
             </w:r>
           </w:p>
         </w:tc>
@@ -161,7 +161,7 @@
                 <w:rFonts w:ascii="TimeNewRoman" w:hAnsi="TimeNewRoman"/>
                 <w:sz w:val="30"/>
               </w:rPr>
-              <w:t>46-6=40</w:t>
+              <w:t>34+19=53</w:t>
             </w:r>
           </w:p>
         </w:tc>
@@ -178,7 +178,7 @@
                 <w:rFonts w:ascii="TimeNewRoman" w:hAnsi="TimeNewRoman"/>
                 <w:sz w:val="30"/>
               </w:rPr>
-              <w:t>9+75=84</w:t>
+              <w:t>7+18=25</w:t>
             </w:r>
           </w:p>
         </w:tc>
@@ -195,7 +195,7 @@
                 <w:rFonts w:ascii="TimeNewRoman" w:hAnsi="TimeNewRoman"/>
                 <w:sz w:val="30"/>
               </w:rPr>
-              <w:t>9+57=66</w:t>
+              <w:t>43-26=17</w:t>
             </w:r>
           </w:p>
         </w:tc>
@@ -214,7 +214,7 @@
                 <w:rFonts w:ascii="TimeNewRoman" w:hAnsi="TimeNewRoman"/>
                 <w:sz w:val="30"/>
               </w:rPr>
-              <w:t>34+3=37</w:t>
+              <w:t>9+32=41</w:t>
             </w:r>
           </w:p>
         </w:tc>
@@ -231,7 +231,7 @@
                 <w:rFonts w:ascii="TimeNewRoman" w:hAnsi="TimeNewRoman"/>
                 <w:sz w:val="30"/>
               </w:rPr>
-              <w:t>11+51=62</w:t>
+              <w:t>44-24=20</w:t>
             </w:r>
           </w:p>
         </w:tc>
@@ -248,7 +248,7 @@
                 <w:rFonts w:ascii="TimeNewRoman" w:hAnsi="TimeNewRoman"/>
                 <w:sz w:val="30"/>
               </w:rPr>
-              <w:t>53-37=16</w:t>
+              <w:t>27+64=91</w:t>
             </w:r>
           </w:p>
         </w:tc>
@@ -265,7 +265,7 @@
                 <w:rFonts w:ascii="TimeNewRoman" w:hAnsi="TimeNewRoman"/>
                 <w:sz w:val="30"/>
               </w:rPr>
-              <w:t>32+49=81</w:t>
+              <w:t>15+41=56</w:t>
             </w:r>
           </w:p>
         </w:tc>
@@ -282,7 +282,7 @@
                 <w:rFonts w:ascii="TimeNewRoman" w:hAnsi="TimeNewRoman"/>
                 <w:sz w:val="30"/>
               </w:rPr>
-              <w:t>77-71=6</w:t>
+              <w:t>32+52=84</w:t>
             </w:r>
           </w:p>
         </w:tc>
@@ -301,7 +301,7 @@
                 <w:rFonts w:ascii="TimeNewRoman" w:hAnsi="TimeNewRoman"/>
                 <w:sz w:val="30"/>
               </w:rPr>
-              <w:t>13+58=71</w:t>
+              <w:t>67+20=87</w:t>
             </w:r>
           </w:p>
         </w:tc>
@@ -318,7 +318,7 @@
                 <w:rFonts w:ascii="TimeNewRoman" w:hAnsi="TimeNewRoman"/>
                 <w:sz w:val="30"/>
               </w:rPr>
-              <w:t>35+59=94</w:t>
+              <w:t>61+35=96</w:t>
             </w:r>
           </w:p>
         </w:tc>
@@ -335,7 +335,7 @@
                 <w:rFonts w:ascii="TimeNewRoman" w:hAnsi="TimeNewRoman"/>
                 <w:sz w:val="30"/>
               </w:rPr>
-              <w:t>50+3=53</w:t>
+              <w:t>18-15=3</w:t>
             </w:r>
           </w:p>
         </w:tc>
@@ -352,7 +352,7 @@
                 <w:rFonts w:ascii="TimeNewRoman" w:hAnsi="TimeNewRoman"/>
                 <w:sz w:val="30"/>
               </w:rPr>
-              <w:t>2+42=44</w:t>
+              <w:t>46-39=7</w:t>
             </w:r>
           </w:p>
         </w:tc>
@@ -369,7 +369,7 @@
                 <w:rFonts w:ascii="TimeNewRoman" w:hAnsi="TimeNewRoman"/>
                 <w:sz w:val="30"/>
               </w:rPr>
-              <w:t>69-62=7</w:t>
+              <w:t>17+13=30</w:t>
             </w:r>
           </w:p>
         </w:tc>
@@ -388,1211 +388,10 @@
                 <w:rFonts w:ascii="TimeNewRoman" w:hAnsi="TimeNewRoman"/>
                 <w:sz w:val="30"/>
               </w:rPr>
-              <w:t>93-38=55</w:t>
+              <w:t>76-23=53</w:t>
             </w:r>
           </w:p>
         </w:tc>
-        <w:tc>
-          <w:tcPr>
-            <w:tcW w:type="dxa" w:w="1987"/>
-          </w:tcPr>
-          <w:p>
-            <w:pPr>
-              <w:jc w:val="left"/>
-            </w:pPr>
-            <w:r>
-              <w:rPr>
-                <w:rFonts w:ascii="TimeNewRoman" w:hAnsi="TimeNewRoman"/>
-                <w:sz w:val="30"/>
-              </w:rPr>
-              <w:t>1+39=40</w:t>
-            </w:r>
-          </w:p>
-        </w:tc>
-        <w:tc>
-          <w:tcPr>
-            <w:tcW w:type="dxa" w:w="1987"/>
-          </w:tcPr>
-          <w:p>
-            <w:pPr>
-              <w:jc w:val="left"/>
-            </w:pPr>
-            <w:r>
-              <w:rPr>
-                <w:rFonts w:ascii="TimeNewRoman" w:hAnsi="TimeNewRoman"/>
-                <w:sz w:val="30"/>
-              </w:rPr>
-              <w:t>46-16=30</w:t>
-            </w:r>
-          </w:p>
-        </w:tc>
-        <w:tc>
-          <w:tcPr>
-            <w:tcW w:type="dxa" w:w="1987"/>
-          </w:tcPr>
-          <w:p>
-            <w:pPr>
-              <w:jc w:val="left"/>
-            </w:pPr>
-            <w:r>
-              <w:rPr>
-                <w:rFonts w:ascii="TimeNewRoman" w:hAnsi="TimeNewRoman"/>
-                <w:sz w:val="30"/>
-              </w:rPr>
-              <w:t>14+64=78</w:t>
-            </w:r>
-          </w:p>
-        </w:tc>
-        <w:tc>
-          <w:tcPr>
-            <w:tcW w:type="dxa" w:w="1987"/>
-          </w:tcPr>
-          <w:p>
-            <w:pPr>
-              <w:jc w:val="left"/>
-            </w:pPr>
-            <w:r>
-              <w:rPr>
-                <w:rFonts w:ascii="TimeNewRoman" w:hAnsi="TimeNewRoman"/>
-                <w:sz w:val="30"/>
-              </w:rPr>
-              <w:t>77-12=65</w:t>
-            </w:r>
-          </w:p>
-        </w:tc>
-      </w:tr>
-      <w:tr>
-        <w:tc>
-          <w:tcPr>
-            <w:tcW w:type="dxa" w:w="1987"/>
-          </w:tcPr>
-          <w:p>
-            <w:pPr>
-              <w:jc w:val="left"/>
-            </w:pPr>
-            <w:r>
-              <w:rPr>
-                <w:rFonts w:ascii="TimeNewRoman" w:hAnsi="TimeNewRoman"/>
-                <w:sz w:val="30"/>
-              </w:rPr>
-              <w:t>37+22=59</w:t>
-            </w:r>
-          </w:p>
-        </w:tc>
-        <w:tc>
-          <w:tcPr>
-            <w:tcW w:type="dxa" w:w="1987"/>
-          </w:tcPr>
-          <w:p>
-            <w:pPr>
-              <w:jc w:val="left"/>
-            </w:pPr>
-            <w:r>
-              <w:rPr>
-                <w:rFonts w:ascii="TimeNewRoman" w:hAnsi="TimeNewRoman"/>
-                <w:sz w:val="30"/>
-              </w:rPr>
-              <w:t>93-64=29</w:t>
-            </w:r>
-          </w:p>
-        </w:tc>
-        <w:tc>
-          <w:tcPr>
-            <w:tcW w:type="dxa" w:w="1987"/>
-          </w:tcPr>
-          <w:p>
-            <w:pPr>
-              <w:jc w:val="left"/>
-            </w:pPr>
-            <w:r>
-              <w:rPr>
-                <w:rFonts w:ascii="TimeNewRoman" w:hAnsi="TimeNewRoman"/>
-                <w:sz w:val="30"/>
-              </w:rPr>
-              <w:t>23+51=74</w:t>
-            </w:r>
-          </w:p>
-        </w:tc>
-        <w:tc>
-          <w:tcPr>
-            <w:tcW w:type="dxa" w:w="1987"/>
-          </w:tcPr>
-          <w:p>
-            <w:pPr>
-              <w:jc w:val="left"/>
-            </w:pPr>
-            <w:r>
-              <w:rPr>
-                <w:rFonts w:ascii="TimeNewRoman" w:hAnsi="TimeNewRoman"/>
-                <w:sz w:val="30"/>
-              </w:rPr>
-              <w:t>53-17=36</w:t>
-            </w:r>
-          </w:p>
-        </w:tc>
-        <w:tc>
-          <w:tcPr>
-            <w:tcW w:type="dxa" w:w="1987"/>
-          </w:tcPr>
-          <w:p>
-            <w:pPr>
-              <w:jc w:val="left"/>
-            </w:pPr>
-            <w:r>
-              <w:rPr>
-                <w:rFonts w:ascii="TimeNewRoman" w:hAnsi="TimeNewRoman"/>
-                <w:sz w:val="30"/>
-              </w:rPr>
-              <w:t>8+73=81</w:t>
-            </w:r>
-          </w:p>
-        </w:tc>
-      </w:tr>
-      <w:tr>
-        <w:tc>
-          <w:tcPr>
-            <w:tcW w:type="dxa" w:w="1987"/>
-          </w:tcPr>
-          <w:p>
-            <w:pPr>
-              <w:jc w:val="left"/>
-            </w:pPr>
-            <w:r>
-              <w:rPr>
-                <w:rFonts w:ascii="TimeNewRoman" w:hAnsi="TimeNewRoman"/>
-                <w:sz w:val="30"/>
-              </w:rPr>
-              <w:t>26+46=72</w:t>
-            </w:r>
-          </w:p>
-        </w:tc>
-        <w:tc>
-          <w:tcPr>
-            <w:tcW w:type="dxa" w:w="1987"/>
-          </w:tcPr>
-          <w:p>
-            <w:pPr>
-              <w:jc w:val="left"/>
-            </w:pPr>
-            <w:r>
-              <w:rPr>
-                <w:rFonts w:ascii="TimeNewRoman" w:hAnsi="TimeNewRoman"/>
-                <w:sz w:val="30"/>
-              </w:rPr>
-              <w:t>12+81=93</w:t>
-            </w:r>
-          </w:p>
-        </w:tc>
-        <w:tc>
-          <w:tcPr>
-            <w:tcW w:type="dxa" w:w="1987"/>
-          </w:tcPr>
-          <w:p>
-            <w:pPr>
-              <w:jc w:val="left"/>
-            </w:pPr>
-            <w:r>
-              <w:rPr>
-                <w:rFonts w:ascii="TimeNewRoman" w:hAnsi="TimeNewRoman"/>
-                <w:sz w:val="30"/>
-              </w:rPr>
-              <w:t>90-78=12</w:t>
-            </w:r>
-          </w:p>
-        </w:tc>
-        <w:tc>
-          <w:tcPr>
-            <w:tcW w:type="dxa" w:w="1987"/>
-          </w:tcPr>
-          <w:p>
-            <w:pPr>
-              <w:jc w:val="left"/>
-            </w:pPr>
-            <w:r>
-              <w:rPr>
-                <w:rFonts w:ascii="TimeNewRoman" w:hAnsi="TimeNewRoman"/>
-                <w:sz w:val="30"/>
-              </w:rPr>
-              <w:t>38+6=44</w:t>
-            </w:r>
-          </w:p>
-        </w:tc>
-        <w:tc>
-          <w:tcPr>
-            <w:tcW w:type="dxa" w:w="1987"/>
-          </w:tcPr>
-          <w:p>
-            <w:pPr>
-              <w:jc w:val="left"/>
-            </w:pPr>
-            <w:r>
-              <w:rPr>
-                <w:rFonts w:ascii="TimeNewRoman" w:hAnsi="TimeNewRoman"/>
-                <w:sz w:val="30"/>
-              </w:rPr>
-              <w:t>7+65=72</w:t>
-            </w:r>
-          </w:p>
-        </w:tc>
-      </w:tr>
-      <w:tr>
-        <w:tc>
-          <w:tcPr>
-            <w:tcW w:type="dxa" w:w="1987"/>
-          </w:tcPr>
-          <w:p>
-            <w:pPr>
-              <w:jc w:val="left"/>
-            </w:pPr>
-            <w:r>
-              <w:rPr>
-                <w:rFonts w:ascii="TimeNewRoman" w:hAnsi="TimeNewRoman"/>
-                <w:sz w:val="30"/>
-              </w:rPr>
-              <w:t>19+50=69</w:t>
-            </w:r>
-          </w:p>
-        </w:tc>
-        <w:tc>
-          <w:tcPr>
-            <w:tcW w:type="dxa" w:w="1987"/>
-          </w:tcPr>
-          <w:p>
-            <w:pPr>
-              <w:jc w:val="left"/>
-            </w:pPr>
-            <w:r>
-              <w:rPr>
-                <w:rFonts w:ascii="TimeNewRoman" w:hAnsi="TimeNewRoman"/>
-                <w:sz w:val="30"/>
-              </w:rPr>
-              <w:t>90-79=11</w:t>
-            </w:r>
-          </w:p>
-        </w:tc>
-        <w:tc>
-          <w:tcPr>
-            <w:tcW w:type="dxa" w:w="1987"/>
-          </w:tcPr>
-          <w:p>
-            <w:pPr>
-              <w:jc w:val="left"/>
-            </w:pPr>
-            <w:r>
-              <w:rPr>
-                <w:rFonts w:ascii="TimeNewRoman" w:hAnsi="TimeNewRoman"/>
-                <w:sz w:val="30"/>
-              </w:rPr>
-              <w:t>38+56=94</w:t>
-            </w:r>
-          </w:p>
-        </w:tc>
-        <w:tc>
-          <w:tcPr>
-            <w:tcW w:type="dxa" w:w="1987"/>
-          </w:tcPr>
-          <w:p>
-            <w:pPr>
-              <w:jc w:val="left"/>
-            </w:pPr>
-            <w:r>
-              <w:rPr>
-                <w:rFonts w:ascii="TimeNewRoman" w:hAnsi="TimeNewRoman"/>
-                <w:sz w:val="30"/>
-              </w:rPr>
-              <w:t>5+70=75</w:t>
-            </w:r>
-          </w:p>
-        </w:tc>
-        <w:tc>
-          <w:tcPr>
-            <w:tcW w:type="dxa" w:w="1987"/>
-          </w:tcPr>
-          <w:p>
-            <w:pPr>
-              <w:jc w:val="left"/>
-            </w:pPr>
-            <w:r>
-              <w:rPr>
-                <w:rFonts w:ascii="TimeNewRoman" w:hAnsi="TimeNewRoman"/>
-                <w:sz w:val="30"/>
-              </w:rPr>
-              <w:t>29+52=81</w:t>
-            </w:r>
-          </w:p>
-        </w:tc>
-      </w:tr>
-      <w:tr>
-        <w:tc>
-          <w:tcPr>
-            <w:tcW w:type="dxa" w:w="1987"/>
-          </w:tcPr>
-          <w:p>
-            <w:pPr>
-              <w:jc w:val="left"/>
-            </w:pPr>
-            <w:r>
-              <w:rPr>
-                <w:rFonts w:ascii="TimeNewRoman" w:hAnsi="TimeNewRoman"/>
-                <w:sz w:val="30"/>
-              </w:rPr>
-              <w:t>43+27=70</w:t>
-            </w:r>
-          </w:p>
-        </w:tc>
-        <w:tc>
-          <w:tcPr>
-            <w:tcW w:type="dxa" w:w="1987"/>
-          </w:tcPr>
-          <w:p>
-            <w:pPr>
-              <w:jc w:val="left"/>
-            </w:pPr>
-            <w:r>
-              <w:rPr>
-                <w:rFonts w:ascii="TimeNewRoman" w:hAnsi="TimeNewRoman"/>
-                <w:sz w:val="30"/>
-              </w:rPr>
-              <w:t>50+0=50</w:t>
-            </w:r>
-          </w:p>
-        </w:tc>
-        <w:tc>
-          <w:tcPr>
-            <w:tcW w:type="dxa" w:w="1987"/>
-          </w:tcPr>
-          <w:p>
-            <w:pPr>
-              <w:jc w:val="left"/>
-            </w:pPr>
-            <w:r>
-              <w:rPr>
-                <w:rFonts w:ascii="TimeNewRoman" w:hAnsi="TimeNewRoman"/>
-                <w:sz w:val="30"/>
-              </w:rPr>
-              <w:t>33-32=1</w:t>
-            </w:r>
-          </w:p>
-        </w:tc>
-        <w:tc>
-          <w:tcPr>
-            <w:tcW w:type="dxa" w:w="1987"/>
-          </w:tcPr>
-          <w:p>
-            <w:pPr>
-              <w:jc w:val="left"/>
-            </w:pPr>
-            <w:r>
-              <w:rPr>
-                <w:rFonts w:ascii="TimeNewRoman" w:hAnsi="TimeNewRoman"/>
-                <w:sz w:val="30"/>
-              </w:rPr>
-              <w:t>14+8=22</w:t>
-            </w:r>
-          </w:p>
-        </w:tc>
-        <w:tc>
-          <w:tcPr>
-            <w:tcW w:type="dxa" w:w="1987"/>
-          </w:tcPr>
-          <w:p>
-            <w:pPr>
-              <w:jc w:val="left"/>
-            </w:pPr>
-            <w:r>
-              <w:rPr>
-                <w:rFonts w:ascii="TimeNewRoman" w:hAnsi="TimeNewRoman"/>
-                <w:sz w:val="30"/>
-              </w:rPr>
-              <w:t>19+15=34</w:t>
-            </w:r>
-          </w:p>
-        </w:tc>
-      </w:tr>
-      <w:tr>
-        <w:tc>
-          <w:tcPr>
-            <w:tcW w:type="dxa" w:w="1987"/>
-          </w:tcPr>
-          <w:p>
-            <w:pPr>
-              <w:jc w:val="left"/>
-            </w:pPr>
-            <w:r>
-              <w:rPr>
-                <w:rFonts w:ascii="TimeNewRoman" w:hAnsi="TimeNewRoman"/>
-                <w:sz w:val="30"/>
-              </w:rPr>
-              <w:t>76-57=19</w:t>
-            </w:r>
-          </w:p>
-        </w:tc>
-        <w:tc>
-          <w:tcPr>
-            <w:tcW w:type="dxa" w:w="1987"/>
-          </w:tcPr>
-          <w:p>
-            <w:pPr>
-              <w:jc w:val="left"/>
-            </w:pPr>
-            <w:r>
-              <w:rPr>
-                <w:rFonts w:ascii="TimeNewRoman" w:hAnsi="TimeNewRoman"/>
-                <w:sz w:val="30"/>
-              </w:rPr>
-              <w:t>20+29=49</w:t>
-            </w:r>
-          </w:p>
-        </w:tc>
-        <w:tc>
-          <w:tcPr>
-            <w:tcW w:type="dxa" w:w="1987"/>
-          </w:tcPr>
-          <w:p>
-            <w:pPr>
-              <w:jc w:val="left"/>
-            </w:pPr>
-            <w:r>
-              <w:rPr>
-                <w:rFonts w:ascii="TimeNewRoman" w:hAnsi="TimeNewRoman"/>
-                <w:sz w:val="30"/>
-              </w:rPr>
-              <w:t>90+7=97</w:t>
-            </w:r>
-          </w:p>
-        </w:tc>
-        <w:tc>
-          <w:tcPr>
-            <w:tcW w:type="dxa" w:w="1987"/>
-          </w:tcPr>
-          <w:p>
-            <w:pPr>
-              <w:jc w:val="left"/>
-            </w:pPr>
-            <w:r>
-              <w:rPr>
-                <w:rFonts w:ascii="TimeNewRoman" w:hAnsi="TimeNewRoman"/>
-                <w:sz w:val="30"/>
-              </w:rPr>
-              <w:t>31-11=20</w:t>
-            </w:r>
-          </w:p>
-        </w:tc>
-        <w:tc>
-          <w:tcPr>
-            <w:tcW w:type="dxa" w:w="1987"/>
-          </w:tcPr>
-          <w:p>
-            <w:pPr>
-              <w:jc w:val="left"/>
-            </w:pPr>
-            <w:r>
-              <w:rPr>
-                <w:rFonts w:ascii="TimeNewRoman" w:hAnsi="TimeNewRoman"/>
-                <w:sz w:val="30"/>
-              </w:rPr>
-              <w:t>58+20=78</w:t>
-            </w:r>
-          </w:p>
-        </w:tc>
-      </w:tr>
-      <w:tr>
-        <w:tc>
-          <w:tcPr>
-            <w:tcW w:type="dxa" w:w="1987"/>
-          </w:tcPr>
-          <w:p>
-            <w:pPr>
-              <w:jc w:val="left"/>
-            </w:pPr>
-            <w:r>
-              <w:rPr>
-                <w:rFonts w:ascii="TimeNewRoman" w:hAnsi="TimeNewRoman"/>
-                <w:sz w:val="30"/>
-              </w:rPr>
-              <w:t>88-13=75</w:t>
-            </w:r>
-          </w:p>
-        </w:tc>
-        <w:tc>
-          <w:tcPr>
-            <w:tcW w:type="dxa" w:w="1987"/>
-          </w:tcPr>
-          <w:p>
-            <w:pPr>
-              <w:jc w:val="left"/>
-            </w:pPr>
-            <w:r>
-              <w:rPr>
-                <w:rFonts w:ascii="TimeNewRoman" w:hAnsi="TimeNewRoman"/>
-                <w:sz w:val="30"/>
-              </w:rPr>
-              <w:t>36-1=35</w:t>
-            </w:r>
-          </w:p>
-        </w:tc>
-        <w:tc>
-          <w:tcPr>
-            <w:tcW w:type="dxa" w:w="1987"/>
-          </w:tcPr>
-          <w:p>
-            <w:pPr>
-              <w:jc w:val="left"/>
-            </w:pPr>
-            <w:r>
-              <w:rPr>
-                <w:rFonts w:ascii="TimeNewRoman" w:hAnsi="TimeNewRoman"/>
-                <w:sz w:val="30"/>
-              </w:rPr>
-              <w:t>67-62=5</w:t>
-            </w:r>
-          </w:p>
-        </w:tc>
-        <w:tc>
-          <w:tcPr>
-            <w:tcW w:type="dxa" w:w="1987"/>
-          </w:tcPr>
-          <w:p>
-            <w:pPr>
-              <w:jc w:val="left"/>
-            </w:pPr>
-            <w:r>
-              <w:rPr>
-                <w:rFonts w:ascii="TimeNewRoman" w:hAnsi="TimeNewRoman"/>
-                <w:sz w:val="30"/>
-              </w:rPr>
-              <w:t>26+33=59</w:t>
-            </w:r>
-          </w:p>
-        </w:tc>
-        <w:tc>
-          <w:tcPr>
-            <w:tcW w:type="dxa" w:w="1987"/>
-          </w:tcPr>
-          <w:p>
-            <w:pPr>
-              <w:jc w:val="left"/>
-            </w:pPr>
-            <w:r>
-              <w:rPr>
-                <w:rFonts w:ascii="TimeNewRoman" w:hAnsi="TimeNewRoman"/>
-                <w:sz w:val="30"/>
-              </w:rPr>
-              <w:t>64+6=70</w:t>
-            </w:r>
-          </w:p>
-        </w:tc>
-      </w:tr>
-      <w:tr>
-        <w:tc>
-          <w:tcPr>
-            <w:tcW w:type="dxa" w:w="1987"/>
-          </w:tcPr>
-          <w:p>
-            <w:pPr>
-              <w:jc w:val="left"/>
-            </w:pPr>
-            <w:r>
-              <w:rPr>
-                <w:rFonts w:ascii="TimeNewRoman" w:hAnsi="TimeNewRoman"/>
-                <w:sz w:val="30"/>
-              </w:rPr>
-              <w:t>68-30=38</w:t>
-            </w:r>
-          </w:p>
-        </w:tc>
-        <w:tc>
-          <w:tcPr>
-            <w:tcW w:type="dxa" w:w="1987"/>
-          </w:tcPr>
-          <w:p>
-            <w:pPr>
-              <w:jc w:val="left"/>
-            </w:pPr>
-            <w:r>
-              <w:rPr>
-                <w:rFonts w:ascii="TimeNewRoman" w:hAnsi="TimeNewRoman"/>
-                <w:sz w:val="30"/>
-              </w:rPr>
-              <w:t>3+13=16</w:t>
-            </w:r>
-          </w:p>
-        </w:tc>
-        <w:tc>
-          <w:tcPr>
-            <w:tcW w:type="dxa" w:w="1987"/>
-          </w:tcPr>
-          <w:p>
-            <w:pPr>
-              <w:jc w:val="left"/>
-            </w:pPr>
-            <w:r>
-              <w:rPr>
-                <w:rFonts w:ascii="TimeNewRoman" w:hAnsi="TimeNewRoman"/>
-                <w:sz w:val="30"/>
-              </w:rPr>
-              <w:t>62-10=52</w:t>
-            </w:r>
-          </w:p>
-        </w:tc>
-        <w:tc>
-          <w:tcPr>
-            <w:tcW w:type="dxa" w:w="1987"/>
-          </w:tcPr>
-          <w:p>
-            <w:pPr>
-              <w:jc w:val="left"/>
-            </w:pPr>
-            <w:r>
-              <w:rPr>
-                <w:rFonts w:ascii="TimeNewRoman" w:hAnsi="TimeNewRoman"/>
-                <w:sz w:val="30"/>
-              </w:rPr>
-              <w:t>34+42=76</w:t>
-            </w:r>
-          </w:p>
-        </w:tc>
-        <w:tc>
-          <w:tcPr>
-            <w:tcW w:type="dxa" w:w="1987"/>
-          </w:tcPr>
-          <w:p>
-            <w:pPr>
-              <w:jc w:val="left"/>
-            </w:pPr>
-            <w:r>
-              <w:rPr>
-                <w:rFonts w:ascii="TimeNewRoman" w:hAnsi="TimeNewRoman"/>
-                <w:sz w:val="30"/>
-              </w:rPr>
-              <w:t>42+0=42</w:t>
-            </w:r>
-          </w:p>
-        </w:tc>
-      </w:tr>
-      <w:tr>
-        <w:tc>
-          <w:tcPr>
-            <w:tcW w:type="dxa" w:w="1987"/>
-          </w:tcPr>
-          <w:p>
-            <w:pPr>
-              <w:jc w:val="left"/>
-            </w:pPr>
-            <w:r>
-              <w:rPr>
-                <w:rFonts w:ascii="TimeNewRoman" w:hAnsi="TimeNewRoman"/>
-                <w:sz w:val="30"/>
-              </w:rPr>
-              <w:t>47+29=76</w:t>
-            </w:r>
-          </w:p>
-        </w:tc>
-        <w:tc>
-          <w:tcPr>
-            <w:tcW w:type="dxa" w:w="1987"/>
-          </w:tcPr>
-          <w:p>
-            <w:pPr>
-              <w:jc w:val="left"/>
-            </w:pPr>
-            <w:r>
-              <w:rPr>
-                <w:rFonts w:ascii="TimeNewRoman" w:hAnsi="TimeNewRoman"/>
-                <w:sz w:val="30"/>
-              </w:rPr>
-              <w:t>74-67=7</w:t>
-            </w:r>
-          </w:p>
-        </w:tc>
-        <w:tc>
-          <w:tcPr>
-            <w:tcW w:type="dxa" w:w="1987"/>
-          </w:tcPr>
-          <w:p>
-            <w:pPr>
-              <w:jc w:val="left"/>
-            </w:pPr>
-            <w:r>
-              <w:rPr>
-                <w:rFonts w:ascii="TimeNewRoman" w:hAnsi="TimeNewRoman"/>
-                <w:sz w:val="30"/>
-              </w:rPr>
-              <w:t>13+14=27</w:t>
-            </w:r>
-          </w:p>
-        </w:tc>
-        <w:tc>
-          <w:tcPr>
-            <w:tcW w:type="dxa" w:w="1987"/>
-          </w:tcPr>
-          <w:p>
-            <w:pPr>
-              <w:jc w:val="left"/>
-            </w:pPr>
-            <w:r>
-              <w:rPr>
-                <w:rFonts w:ascii="TimeNewRoman" w:hAnsi="TimeNewRoman"/>
-                <w:sz w:val="30"/>
-              </w:rPr>
-              <w:t>44-28=16</w:t>
-            </w:r>
-          </w:p>
-        </w:tc>
-        <w:tc>
-          <w:tcPr>
-            <w:tcW w:type="dxa" w:w="1987"/>
-          </w:tcPr>
-          <w:p>
-            <w:pPr>
-              <w:jc w:val="left"/>
-            </w:pPr>
-            <w:r>
-              <w:rPr>
-                <w:rFonts w:ascii="TimeNewRoman" w:hAnsi="TimeNewRoman"/>
-                <w:sz w:val="30"/>
-              </w:rPr>
-              <w:t>94-74=20</w:t>
-            </w:r>
-          </w:p>
-        </w:tc>
-      </w:tr>
-      <w:tr>
-        <w:tc>
-          <w:tcPr>
-            <w:tcW w:type="dxa" w:w="1987"/>
-          </w:tcPr>
-          <w:p>
-            <w:pPr>
-              <w:jc w:val="left"/>
-            </w:pPr>
-            <w:r>
-              <w:rPr>
-                <w:rFonts w:ascii="TimeNewRoman" w:hAnsi="TimeNewRoman"/>
-                <w:sz w:val="30"/>
-              </w:rPr>
-              <w:t>0+66=66</w:t>
-            </w:r>
-          </w:p>
-        </w:tc>
-        <w:tc>
-          <w:tcPr>
-            <w:tcW w:type="dxa" w:w="1987"/>
-          </w:tcPr>
-          <w:p>
-            <w:pPr>
-              <w:jc w:val="left"/>
-            </w:pPr>
-            <w:r>
-              <w:rPr>
-                <w:rFonts w:ascii="TimeNewRoman" w:hAnsi="TimeNewRoman"/>
-                <w:sz w:val="30"/>
-              </w:rPr>
-              <w:t>97-43=54</w:t>
-            </w:r>
-          </w:p>
-        </w:tc>
-        <w:tc>
-          <w:tcPr>
-            <w:tcW w:type="dxa" w:w="1987"/>
-          </w:tcPr>
-          <w:p>
-            <w:pPr>
-              <w:jc w:val="left"/>
-            </w:pPr>
-            <w:r>
-              <w:rPr>
-                <w:rFonts w:ascii="TimeNewRoman" w:hAnsi="TimeNewRoman"/>
-                <w:sz w:val="30"/>
-              </w:rPr>
-              <w:t>62+23=85</w:t>
-            </w:r>
-          </w:p>
-        </w:tc>
-        <w:tc>
-          <w:tcPr>
-            <w:tcW w:type="dxa" w:w="1987"/>
-          </w:tcPr>
-          <w:p>
-            <w:pPr>
-              <w:jc w:val="left"/>
-            </w:pPr>
-            <w:r>
-              <w:rPr>
-                <w:rFonts w:ascii="TimeNewRoman" w:hAnsi="TimeNewRoman"/>
-                <w:sz w:val="30"/>
-              </w:rPr>
-              <w:t>60+22=82</w:t>
-            </w:r>
-          </w:p>
-        </w:tc>
-        <w:tc>
-          <w:tcPr>
-            <w:tcW w:type="dxa" w:w="1987"/>
-          </w:tcPr>
-          <w:p>
-            <w:pPr>
-              <w:jc w:val="left"/>
-            </w:pPr>
-            <w:r>
-              <w:rPr>
-                <w:rFonts w:ascii="TimeNewRoman" w:hAnsi="TimeNewRoman"/>
-                <w:sz w:val="30"/>
-              </w:rPr>
-              <w:t>22+75=97</w:t>
-            </w:r>
-          </w:p>
-        </w:tc>
-      </w:tr>
-      <w:tr>
-        <w:tc>
-          <w:tcPr>
-            <w:tcW w:type="dxa" w:w="1987"/>
-          </w:tcPr>
-          <w:p>
-            <w:pPr>
-              <w:jc w:val="left"/>
-            </w:pPr>
-            <w:r>
-              <w:rPr>
-                <w:rFonts w:ascii="TimeNewRoman" w:hAnsi="TimeNewRoman"/>
-                <w:sz w:val="30"/>
-              </w:rPr>
-              <w:t>28+54=82</w:t>
-            </w:r>
-          </w:p>
-        </w:tc>
-        <w:tc>
-          <w:tcPr>
-            <w:tcW w:type="dxa" w:w="1987"/>
-          </w:tcPr>
-          <w:p>
-            <w:pPr>
-              <w:jc w:val="left"/>
-            </w:pPr>
-            <w:r>
-              <w:rPr>
-                <w:rFonts w:ascii="TimeNewRoman" w:hAnsi="TimeNewRoman"/>
-                <w:sz w:val="30"/>
-              </w:rPr>
-              <w:t>47-42=5</w:t>
-            </w:r>
-          </w:p>
-        </w:tc>
-        <w:tc>
-          <w:tcPr>
-            <w:tcW w:type="dxa" w:w="1987"/>
-          </w:tcPr>
-          <w:p>
-            <w:pPr>
-              <w:jc w:val="left"/>
-            </w:pPr>
-            <w:r>
-              <w:rPr>
-                <w:rFonts w:ascii="TimeNewRoman" w:hAnsi="TimeNewRoman"/>
-                <w:sz w:val="30"/>
-              </w:rPr>
-              <w:t>86-11=75</w:t>
-            </w:r>
-          </w:p>
-        </w:tc>
-        <w:tc>
-          <w:tcPr>
-            <w:tcW w:type="dxa" w:w="1987"/>
-          </w:tcPr>
-          <w:p>
-            <w:pPr>
-              <w:jc w:val="left"/>
-            </w:pPr>
-            <w:r>
-              <w:rPr>
-                <w:rFonts w:ascii="TimeNewRoman" w:hAnsi="TimeNewRoman"/>
-                <w:sz w:val="30"/>
-              </w:rPr>
-              <w:t>69-36=33</w:t>
-            </w:r>
-          </w:p>
-        </w:tc>
-        <w:tc>
-          <w:tcPr>
-            <w:tcW w:type="dxa" w:w="1987"/>
-          </w:tcPr>
-          <w:p>
-            <w:pPr>
-              <w:jc w:val="left"/>
-            </w:pPr>
-            <w:r>
-              <w:rPr>
-                <w:rFonts w:ascii="TimeNewRoman" w:hAnsi="TimeNewRoman"/>
-                <w:sz w:val="30"/>
-              </w:rPr>
-              <w:t>69-16=53</w:t>
-            </w:r>
-          </w:p>
-        </w:tc>
-      </w:tr>
-      <w:tr>
-        <w:tc>
-          <w:tcPr>
-            <w:tcW w:type="dxa" w:w="1987"/>
-          </w:tcPr>
-          <w:p>
-            <w:pPr>
-              <w:jc w:val="left"/>
-            </w:pPr>
-            <w:r>
-              <w:rPr>
-                <w:rFonts w:ascii="TimeNewRoman" w:hAnsi="TimeNewRoman"/>
-                <w:sz w:val="30"/>
-              </w:rPr>
-              <w:t>47-42=5</w:t>
-            </w:r>
-          </w:p>
-        </w:tc>
-        <w:tc>
-          <w:tcPr>
-            <w:tcW w:type="dxa" w:w="1987"/>
-          </w:tcPr>
-          <w:p>
-            <w:pPr>
-              <w:jc w:val="left"/>
-            </w:pPr>
-            <w:r>
-              <w:rPr>
-                <w:rFonts w:ascii="TimeNewRoman" w:hAnsi="TimeNewRoman"/>
-                <w:sz w:val="30"/>
-              </w:rPr>
-              <w:t>36-19=17</w:t>
-            </w:r>
-          </w:p>
-        </w:tc>
-        <w:tc>
-          <w:tcPr>
-            <w:tcW w:type="dxa" w:w="1987"/>
-          </w:tcPr>
-          <w:p>
-            <w:pPr>
-              <w:jc w:val="left"/>
-            </w:pPr>
-            <w:r>
-              <w:rPr>
-                <w:rFonts w:ascii="TimeNewRoman" w:hAnsi="TimeNewRoman"/>
-                <w:sz w:val="30"/>
-              </w:rPr>
-              <w:t>32+14=46</w:t>
-            </w:r>
-          </w:p>
-        </w:tc>
-        <w:tc>
-          <w:tcPr>
-            <w:tcW w:type="dxa" w:w="1987"/>
-          </w:tcPr>
-          <w:p>
-            <w:pPr>
-              <w:jc w:val="left"/>
-            </w:pPr>
-            <w:r>
-              <w:rPr>
-                <w:rFonts w:ascii="TimeNewRoman" w:hAnsi="TimeNewRoman"/>
-                <w:sz w:val="30"/>
-              </w:rPr>
-              <w:t>0+25=25</w:t>
-            </w:r>
-          </w:p>
-        </w:tc>
-        <w:tc>
-          <w:tcPr>
-            <w:tcW w:type="dxa" w:w="1987"/>
-          </w:tcPr>
-          <w:p>
-            <w:pPr>
-              <w:jc w:val="left"/>
-            </w:pPr>
-            <w:r>
-              <w:rPr>
-                <w:rFonts w:ascii="TimeNewRoman" w:hAnsi="TimeNewRoman"/>
-                <w:sz w:val="30"/>
-              </w:rPr>
-              <w:t>99+0=99</w:t>
-            </w:r>
-          </w:p>
-        </w:tc>
-      </w:tr>
-      <w:tr>
-        <w:tc>
-          <w:tcPr>
-            <w:tcW w:type="dxa" w:w="1987"/>
-          </w:tcPr>
-          <w:p>
-            <w:pPr>
-              <w:jc w:val="left"/>
-            </w:pPr>
-            <w:r>
-              <w:rPr>
-                <w:rFonts w:ascii="TimeNewRoman" w:hAnsi="TimeNewRoman"/>
-                <w:sz w:val="30"/>
-              </w:rPr>
-              <w:t>46+30=76</w:t>
-            </w:r>
-          </w:p>
-        </w:tc>
-        <w:tc>
-          <w:tcPr>
-            <w:tcW w:type="dxa" w:w="1987"/>
-          </w:tcPr>
-          <w:p>
-            <w:pPr>
-              <w:jc w:val="left"/>
-            </w:pPr>
-            <w:r>
-              <w:rPr>
-                <w:rFonts w:ascii="TimeNewRoman" w:hAnsi="TimeNewRoman"/>
-                <w:sz w:val="30"/>
-              </w:rPr>
-              <w:t>3+69=72</w:t>
-            </w:r>
-          </w:p>
-        </w:tc>
-        <w:tc>
-          <w:tcPr>
-            <w:tcW w:type="dxa" w:w="1987"/>
-          </w:tcPr>
-          <w:p>
-            <w:pPr>
-              <w:jc w:val="left"/>
-            </w:pPr>
-            <w:r>
-              <w:rPr>
-                <w:rFonts w:ascii="TimeNewRoman" w:hAnsi="TimeNewRoman"/>
-                <w:sz w:val="30"/>
-              </w:rPr>
-              <w:t>18+64=82</w:t>
-            </w:r>
-          </w:p>
-        </w:tc>
-        <w:tc>
-          <w:tcPr>
-            <w:tcW w:type="dxa" w:w="1987"/>
-          </w:tcPr>
-          <w:p>
-            <w:pPr>
-              <w:jc w:val="left"/>
-            </w:pPr>
-            <w:r>
-              <w:rPr>
-                <w:rFonts w:ascii="TimeNewRoman" w:hAnsi="TimeNewRoman"/>
-                <w:sz w:val="30"/>
-              </w:rPr>
-              <w:t>17-0=17</w:t>
-            </w:r>
-          </w:p>
-        </w:tc>
-        <w:tc>
-          <w:tcPr>
-            <w:tcW w:type="dxa" w:w="1987"/>
-          </w:tcPr>
-          <w:p>
-            <w:pPr>
-              <w:jc w:val="left"/>
-            </w:pPr>
-            <w:r>
-              <w:rPr>
-                <w:rFonts w:ascii="TimeNewRoman" w:hAnsi="TimeNewRoman"/>
-                <w:sz w:val="30"/>
-              </w:rPr>
-              <w:t>96-70=26</w:t>
-            </w:r>
-          </w:p>
-        </w:tc>
-      </w:tr>
-      <w:tr>
-        <w:tc>
-          <w:tcPr>
-            <w:tcW w:type="dxa" w:w="1987"/>
-          </w:tcPr>
-          <w:p>
-            <w:pPr>
-              <w:jc w:val="left"/>
-            </w:pPr>
-            <w:r>
-              <w:rPr>
-                <w:rFonts w:ascii="TimeNewRoman" w:hAnsi="TimeNewRoman"/>
-                <w:sz w:val="30"/>
-              </w:rPr>
-              <w:t>10-3=7</w:t>
-            </w:r>
-          </w:p>
-        </w:tc>
-        <w:tc>
-          <w:tcPr>
-            <w:tcW w:type="dxa" w:w="1987"/>
-          </w:tcPr>
-          <w:p>
-            <w:pPr>
-              <w:jc w:val="left"/>
-            </w:pPr>
-            <w:r>
-              <w:rPr>
-                <w:rFonts w:ascii="TimeNewRoman" w:hAnsi="TimeNewRoman"/>
-                <w:sz w:val="30"/>
-              </w:rPr>
-              <w:t>43+11=54</w:t>
-            </w:r>
-          </w:p>
-        </w:tc>
-        <w:tc>
-          <w:tcPr>
-            <w:tcW w:type="dxa" w:w="1987"/>
-          </w:tcPr>
-          <w:p>
-            <w:pPr>
-              <w:jc w:val="left"/>
-            </w:pPr>
-            <w:r>
-              <w:rPr>
-                <w:rFonts w:ascii="TimeNewRoman" w:hAnsi="TimeNewRoman"/>
-                <w:sz w:val="30"/>
-              </w:rPr>
-              <w:t>7+17=24</w:t>
-            </w:r>
-          </w:p>
-        </w:tc>
-        <w:tc>
-          <w:tcPr>
-            <w:tcW w:type="dxa" w:w="1987"/>
-          </w:tcPr>
-          <w:p>
-            <w:pPr>
-              <w:jc w:val="left"/>
-            </w:pPr>
-            <w:r>
-              <w:rPr>
-                <w:rFonts w:ascii="TimeNewRoman" w:hAnsi="TimeNewRoman"/>
-                <w:sz w:val="30"/>
-              </w:rPr>
-              <w:t>55+0=55</w:t>
-            </w:r>
-          </w:p>
-        </w:tc>
-        <w:tc>
-          <w:tcPr>
-            <w:tcW w:type="dxa" w:w="1987"/>
-          </w:tcPr>
-          <w:p>
-            <w:pPr>
-              <w:jc w:val="left"/>
-            </w:pPr>
-            <w:r>
-              <w:rPr>
-                <w:rFonts w:ascii="TimeNewRoman" w:hAnsi="TimeNewRoman"/>
-                <w:sz w:val="30"/>
-              </w:rPr>
-              <w:t>8+50=58</w:t>
-            </w:r>
-          </w:p>
-        </w:tc>
-      </w:tr>
-      <w:tr>
         <w:tc>
           <w:tcPr>
             <w:tcW w:type="dxa" w:w="1987"/>
@@ -1623,7 +422,7 @@
                 <w:rFonts w:ascii="TimeNewRoman" w:hAnsi="TimeNewRoman"/>
                 <w:sz w:val="30"/>
               </w:rPr>
-              <w:t>98-28=70</w:t>
+              <w:t>45+53=98</w:t>
             </w:r>
           </w:p>
         </w:tc>
@@ -1640,7 +439,7 @@
                 <w:rFonts w:ascii="TimeNewRoman" w:hAnsi="TimeNewRoman"/>
                 <w:sz w:val="30"/>
               </w:rPr>
-              <w:t>99-27=72</w:t>
+              <w:t>24+31=55</w:t>
             </w:r>
           </w:p>
         </w:tc>
@@ -1657,24 +456,7 @@
                 <w:rFonts w:ascii="TimeNewRoman" w:hAnsi="TimeNewRoman"/>
                 <w:sz w:val="30"/>
               </w:rPr>
-              <w:t>94+2=96</w:t>
-            </w:r>
-          </w:p>
-        </w:tc>
-        <w:tc>
-          <w:tcPr>
-            <w:tcW w:type="dxa" w:w="1987"/>
-          </w:tcPr>
-          <w:p>
-            <w:pPr>
-              <w:jc w:val="left"/>
-            </w:pPr>
-            <w:r>
-              <w:rPr>
-                <w:rFonts w:ascii="TimeNewRoman" w:hAnsi="TimeNewRoman"/>
-                <w:sz w:val="30"/>
-              </w:rPr>
-              <w:t>47+15=62</w:t>
+              <w:t>96-67=29</w:t>
             </w:r>
           </w:p>
         </w:tc>
@@ -1693,7 +475,7 @@
                 <w:rFonts w:ascii="TimeNewRoman" w:hAnsi="TimeNewRoman"/>
                 <w:sz w:val="30"/>
               </w:rPr>
-              <w:t>92-79=13</w:t>
+              <w:t>8+4=12</w:t>
             </w:r>
           </w:p>
         </w:tc>
@@ -1710,7 +492,7 @@
                 <w:rFonts w:ascii="TimeNewRoman" w:hAnsi="TimeNewRoman"/>
                 <w:sz w:val="30"/>
               </w:rPr>
-              <w:t>65-11=54</w:t>
+              <w:t>83-14=69</w:t>
             </w:r>
           </w:p>
         </w:tc>
@@ -1727,7 +509,7 @@
                 <w:rFonts w:ascii="TimeNewRoman" w:hAnsi="TimeNewRoman"/>
                 <w:sz w:val="30"/>
               </w:rPr>
-              <w:t>53+17=70</w:t>
+              <w:t>76-38=38</w:t>
             </w:r>
           </w:p>
         </w:tc>
@@ -1744,7 +526,7 @@
                 <w:rFonts w:ascii="TimeNewRoman" w:hAnsi="TimeNewRoman"/>
                 <w:sz w:val="30"/>
               </w:rPr>
-              <w:t>39+47=86</w:t>
+              <w:t>47-8=39</w:t>
             </w:r>
           </w:p>
         </w:tc>
@@ -1761,7 +543,1225 @@
                 <w:rFonts w:ascii="TimeNewRoman" w:hAnsi="TimeNewRoman"/>
                 <w:sz w:val="30"/>
               </w:rPr>
-              <w:t>5+41=46</w:t>
+              <w:t>27-7=20</w:t>
+            </w:r>
+          </w:p>
+        </w:tc>
+      </w:tr>
+      <w:tr>
+        <w:tc>
+          <w:tcPr>
+            <w:tcW w:type="dxa" w:w="1987"/>
+          </w:tcPr>
+          <w:p>
+            <w:pPr>
+              <w:jc w:val="left"/>
+            </w:pPr>
+            <w:r>
+              <w:rPr>
+                <w:rFonts w:ascii="TimeNewRoman" w:hAnsi="TimeNewRoman"/>
+                <w:sz w:val="30"/>
+              </w:rPr>
+              <w:t>30+19=49</w:t>
+            </w:r>
+          </w:p>
+        </w:tc>
+        <w:tc>
+          <w:tcPr>
+            <w:tcW w:type="dxa" w:w="1987"/>
+          </w:tcPr>
+          <w:p>
+            <w:pPr>
+              <w:jc w:val="left"/>
+            </w:pPr>
+            <w:r>
+              <w:rPr>
+                <w:rFonts w:ascii="TimeNewRoman" w:hAnsi="TimeNewRoman"/>
+                <w:sz w:val="30"/>
+              </w:rPr>
+              <w:t>24-20=4</w:t>
+            </w:r>
+          </w:p>
+        </w:tc>
+        <w:tc>
+          <w:tcPr>
+            <w:tcW w:type="dxa" w:w="1987"/>
+          </w:tcPr>
+          <w:p>
+            <w:pPr>
+              <w:jc w:val="left"/>
+            </w:pPr>
+            <w:r>
+              <w:rPr>
+                <w:rFonts w:ascii="TimeNewRoman" w:hAnsi="TimeNewRoman"/>
+                <w:sz w:val="30"/>
+              </w:rPr>
+              <w:t>18+58=76</w:t>
+            </w:r>
+          </w:p>
+        </w:tc>
+        <w:tc>
+          <w:tcPr>
+            <w:tcW w:type="dxa" w:w="1987"/>
+          </w:tcPr>
+          <w:p>
+            <w:pPr>
+              <w:jc w:val="left"/>
+            </w:pPr>
+            <w:r>
+              <w:rPr>
+                <w:rFonts w:ascii="TimeNewRoman" w:hAnsi="TimeNewRoman"/>
+                <w:sz w:val="30"/>
+              </w:rPr>
+              <w:t>35+25=60</w:t>
+            </w:r>
+          </w:p>
+        </w:tc>
+        <w:tc>
+          <w:tcPr>
+            <w:tcW w:type="dxa" w:w="1987"/>
+          </w:tcPr>
+          <w:p>
+            <w:pPr>
+              <w:jc w:val="left"/>
+            </w:pPr>
+            <w:r>
+              <w:rPr>
+                <w:rFonts w:ascii="TimeNewRoman" w:hAnsi="TimeNewRoman"/>
+                <w:sz w:val="30"/>
+              </w:rPr>
+              <w:t>16+59=75</w:t>
+            </w:r>
+          </w:p>
+        </w:tc>
+      </w:tr>
+      <w:tr>
+        <w:tc>
+          <w:tcPr>
+            <w:tcW w:type="dxa" w:w="1987"/>
+          </w:tcPr>
+          <w:p>
+            <w:pPr>
+              <w:jc w:val="left"/>
+            </w:pPr>
+            <w:r>
+              <w:rPr>
+                <w:rFonts w:ascii="TimeNewRoman" w:hAnsi="TimeNewRoman"/>
+                <w:sz w:val="30"/>
+              </w:rPr>
+              <w:t>83-53=30</w:t>
+            </w:r>
+          </w:p>
+        </w:tc>
+        <w:tc>
+          <w:tcPr>
+            <w:tcW w:type="dxa" w:w="1987"/>
+          </w:tcPr>
+          <w:p>
+            <w:pPr>
+              <w:jc w:val="left"/>
+            </w:pPr>
+            <w:r>
+              <w:rPr>
+                <w:rFonts w:ascii="TimeNewRoman" w:hAnsi="TimeNewRoman"/>
+                <w:sz w:val="30"/>
+              </w:rPr>
+              <w:t>27+71=98</w:t>
+            </w:r>
+          </w:p>
+        </w:tc>
+        <w:tc>
+          <w:tcPr>
+            <w:tcW w:type="dxa" w:w="1987"/>
+          </w:tcPr>
+          <w:p>
+            <w:pPr>
+              <w:jc w:val="left"/>
+            </w:pPr>
+            <w:r>
+              <w:rPr>
+                <w:rFonts w:ascii="TimeNewRoman" w:hAnsi="TimeNewRoman"/>
+                <w:sz w:val="30"/>
+              </w:rPr>
+              <w:t>27+71=98</w:t>
+            </w:r>
+          </w:p>
+        </w:tc>
+        <w:tc>
+          <w:tcPr>
+            <w:tcW w:type="dxa" w:w="1987"/>
+          </w:tcPr>
+          <w:p>
+            <w:pPr>
+              <w:jc w:val="left"/>
+            </w:pPr>
+            <w:r>
+              <w:rPr>
+                <w:rFonts w:ascii="TimeNewRoman" w:hAnsi="TimeNewRoman"/>
+                <w:sz w:val="30"/>
+              </w:rPr>
+              <w:t>38-10=28</w:t>
+            </w:r>
+          </w:p>
+        </w:tc>
+        <w:tc>
+          <w:tcPr>
+            <w:tcW w:type="dxa" w:w="1987"/>
+          </w:tcPr>
+          <w:p>
+            <w:pPr>
+              <w:jc w:val="left"/>
+            </w:pPr>
+            <w:r>
+              <w:rPr>
+                <w:rFonts w:ascii="TimeNewRoman" w:hAnsi="TimeNewRoman"/>
+                <w:sz w:val="30"/>
+              </w:rPr>
+              <w:t>7+25=32</w:t>
+            </w:r>
+          </w:p>
+        </w:tc>
+      </w:tr>
+      <w:tr>
+        <w:tc>
+          <w:tcPr>
+            <w:tcW w:type="dxa" w:w="1987"/>
+          </w:tcPr>
+          <w:p>
+            <w:pPr>
+              <w:jc w:val="left"/>
+            </w:pPr>
+            <w:r>
+              <w:rPr>
+                <w:rFonts w:ascii="TimeNewRoman" w:hAnsi="TimeNewRoman"/>
+                <w:sz w:val="30"/>
+              </w:rPr>
+              <w:t>41-30=11</w:t>
+            </w:r>
+          </w:p>
+        </w:tc>
+        <w:tc>
+          <w:tcPr>
+            <w:tcW w:type="dxa" w:w="1987"/>
+          </w:tcPr>
+          <w:p>
+            <w:pPr>
+              <w:jc w:val="left"/>
+            </w:pPr>
+            <w:r>
+              <w:rPr>
+                <w:rFonts w:ascii="TimeNewRoman" w:hAnsi="TimeNewRoman"/>
+                <w:sz w:val="30"/>
+              </w:rPr>
+              <w:t>40+58=98</w:t>
+            </w:r>
+          </w:p>
+        </w:tc>
+        <w:tc>
+          <w:tcPr>
+            <w:tcW w:type="dxa" w:w="1987"/>
+          </w:tcPr>
+          <w:p>
+            <w:pPr>
+              <w:jc w:val="left"/>
+            </w:pPr>
+            <w:r>
+              <w:rPr>
+                <w:rFonts w:ascii="TimeNewRoman" w:hAnsi="TimeNewRoman"/>
+                <w:sz w:val="30"/>
+              </w:rPr>
+              <w:t>67-12=55</w:t>
+            </w:r>
+          </w:p>
+        </w:tc>
+        <w:tc>
+          <w:tcPr>
+            <w:tcW w:type="dxa" w:w="1987"/>
+          </w:tcPr>
+          <w:p>
+            <w:pPr>
+              <w:jc w:val="left"/>
+            </w:pPr>
+            <w:r>
+              <w:rPr>
+                <w:rFonts w:ascii="TimeNewRoman" w:hAnsi="TimeNewRoman"/>
+                <w:sz w:val="30"/>
+              </w:rPr>
+              <w:t>69+21=90</w:t>
+            </w:r>
+          </w:p>
+        </w:tc>
+        <w:tc>
+          <w:tcPr>
+            <w:tcW w:type="dxa" w:w="1987"/>
+          </w:tcPr>
+          <w:p>
+            <w:pPr>
+              <w:jc w:val="left"/>
+            </w:pPr>
+            <w:r>
+              <w:rPr>
+                <w:rFonts w:ascii="TimeNewRoman" w:hAnsi="TimeNewRoman"/>
+                <w:sz w:val="30"/>
+              </w:rPr>
+              <w:t>15+38=53</w:t>
+            </w:r>
+          </w:p>
+        </w:tc>
+      </w:tr>
+      <w:tr>
+        <w:tc>
+          <w:tcPr>
+            <w:tcW w:type="dxa" w:w="1987"/>
+          </w:tcPr>
+          <w:p>
+            <w:pPr>
+              <w:jc w:val="left"/>
+            </w:pPr>
+            <w:r>
+              <w:rPr>
+                <w:rFonts w:ascii="TimeNewRoman" w:hAnsi="TimeNewRoman"/>
+                <w:sz w:val="30"/>
+              </w:rPr>
+              <w:t>47-21=26</w:t>
+            </w:r>
+          </w:p>
+        </w:tc>
+        <w:tc>
+          <w:tcPr>
+            <w:tcW w:type="dxa" w:w="1987"/>
+          </w:tcPr>
+          <w:p>
+            <w:pPr>
+              <w:jc w:val="left"/>
+            </w:pPr>
+            <w:r>
+              <w:rPr>
+                <w:rFonts w:ascii="TimeNewRoman" w:hAnsi="TimeNewRoman"/>
+                <w:sz w:val="30"/>
+              </w:rPr>
+              <w:t>49-6=43</w:t>
+            </w:r>
+          </w:p>
+        </w:tc>
+        <w:tc>
+          <w:tcPr>
+            <w:tcW w:type="dxa" w:w="1987"/>
+          </w:tcPr>
+          <w:p>
+            <w:pPr>
+              <w:jc w:val="left"/>
+            </w:pPr>
+            <w:r>
+              <w:rPr>
+                <w:rFonts w:ascii="TimeNewRoman" w:hAnsi="TimeNewRoman"/>
+                <w:sz w:val="30"/>
+              </w:rPr>
+              <w:t>70-48=22</w:t>
+            </w:r>
+          </w:p>
+        </w:tc>
+        <w:tc>
+          <w:tcPr>
+            <w:tcW w:type="dxa" w:w="1987"/>
+          </w:tcPr>
+          <w:p>
+            <w:pPr>
+              <w:jc w:val="left"/>
+            </w:pPr>
+            <w:r>
+              <w:rPr>
+                <w:rFonts w:ascii="TimeNewRoman" w:hAnsi="TimeNewRoman"/>
+                <w:sz w:val="30"/>
+              </w:rPr>
+              <w:t>40-38=2</w:t>
+            </w:r>
+          </w:p>
+        </w:tc>
+        <w:tc>
+          <w:tcPr>
+            <w:tcW w:type="dxa" w:w="1987"/>
+          </w:tcPr>
+          <w:p>
+            <w:pPr>
+              <w:jc w:val="left"/>
+            </w:pPr>
+            <w:r>
+              <w:rPr>
+                <w:rFonts w:ascii="TimeNewRoman" w:hAnsi="TimeNewRoman"/>
+                <w:sz w:val="30"/>
+              </w:rPr>
+              <w:t>18-5=13</w:t>
+            </w:r>
+          </w:p>
+        </w:tc>
+      </w:tr>
+      <w:tr>
+        <w:tc>
+          <w:tcPr>
+            <w:tcW w:type="dxa" w:w="1987"/>
+          </w:tcPr>
+          <w:p>
+            <w:pPr>
+              <w:jc w:val="left"/>
+            </w:pPr>
+            <w:r>
+              <w:rPr>
+                <w:rFonts w:ascii="TimeNewRoman" w:hAnsi="TimeNewRoman"/>
+                <w:sz w:val="30"/>
+              </w:rPr>
+              <w:t>22+63=85</w:t>
+            </w:r>
+          </w:p>
+        </w:tc>
+        <w:tc>
+          <w:tcPr>
+            <w:tcW w:type="dxa" w:w="1987"/>
+          </w:tcPr>
+          <w:p>
+            <w:pPr>
+              <w:jc w:val="left"/>
+            </w:pPr>
+            <w:r>
+              <w:rPr>
+                <w:rFonts w:ascii="TimeNewRoman" w:hAnsi="TimeNewRoman"/>
+                <w:sz w:val="30"/>
+              </w:rPr>
+              <w:t>39+7=46</w:t>
+            </w:r>
+          </w:p>
+        </w:tc>
+        <w:tc>
+          <w:tcPr>
+            <w:tcW w:type="dxa" w:w="1987"/>
+          </w:tcPr>
+          <w:p>
+            <w:pPr>
+              <w:jc w:val="left"/>
+            </w:pPr>
+            <w:r>
+              <w:rPr>
+                <w:rFonts w:ascii="TimeNewRoman" w:hAnsi="TimeNewRoman"/>
+                <w:sz w:val="30"/>
+              </w:rPr>
+              <w:t>81-13=68</w:t>
+            </w:r>
+          </w:p>
+        </w:tc>
+        <w:tc>
+          <w:tcPr>
+            <w:tcW w:type="dxa" w:w="1987"/>
+          </w:tcPr>
+          <w:p>
+            <w:pPr>
+              <w:jc w:val="left"/>
+            </w:pPr>
+            <w:r>
+              <w:rPr>
+                <w:rFonts w:ascii="TimeNewRoman" w:hAnsi="TimeNewRoman"/>
+                <w:sz w:val="30"/>
+              </w:rPr>
+              <w:t>71-42=29</w:t>
+            </w:r>
+          </w:p>
+        </w:tc>
+        <w:tc>
+          <w:tcPr>
+            <w:tcW w:type="dxa" w:w="1987"/>
+          </w:tcPr>
+          <w:p>
+            <w:pPr>
+              <w:jc w:val="left"/>
+            </w:pPr>
+            <w:r>
+              <w:rPr>
+                <w:rFonts w:ascii="TimeNewRoman" w:hAnsi="TimeNewRoman"/>
+                <w:sz w:val="30"/>
+              </w:rPr>
+              <w:t>95-78=17</w:t>
+            </w:r>
+          </w:p>
+        </w:tc>
+      </w:tr>
+      <w:tr>
+        <w:tc>
+          <w:tcPr>
+            <w:tcW w:type="dxa" w:w="1987"/>
+          </w:tcPr>
+          <w:p>
+            <w:pPr>
+              <w:jc w:val="left"/>
+            </w:pPr>
+            <w:r>
+              <w:rPr>
+                <w:rFonts w:ascii="TimeNewRoman" w:hAnsi="TimeNewRoman"/>
+                <w:sz w:val="30"/>
+              </w:rPr>
+              <w:t>10+17=27</w:t>
+            </w:r>
+          </w:p>
+        </w:tc>
+        <w:tc>
+          <w:tcPr>
+            <w:tcW w:type="dxa" w:w="1987"/>
+          </w:tcPr>
+          <w:p>
+            <w:pPr>
+              <w:jc w:val="left"/>
+            </w:pPr>
+            <w:r>
+              <w:rPr>
+                <w:rFonts w:ascii="TimeNewRoman" w:hAnsi="TimeNewRoman"/>
+                <w:sz w:val="30"/>
+              </w:rPr>
+              <w:t>24+75=99</w:t>
+            </w:r>
+          </w:p>
+        </w:tc>
+        <w:tc>
+          <w:tcPr>
+            <w:tcW w:type="dxa" w:w="1987"/>
+          </w:tcPr>
+          <w:p>
+            <w:pPr>
+              <w:jc w:val="left"/>
+            </w:pPr>
+            <w:r>
+              <w:rPr>
+                <w:rFonts w:ascii="TimeNewRoman" w:hAnsi="TimeNewRoman"/>
+                <w:sz w:val="30"/>
+              </w:rPr>
+              <w:t>17+2=19</w:t>
+            </w:r>
+          </w:p>
+        </w:tc>
+        <w:tc>
+          <w:tcPr>
+            <w:tcW w:type="dxa" w:w="1987"/>
+          </w:tcPr>
+          <w:p>
+            <w:pPr>
+              <w:jc w:val="left"/>
+            </w:pPr>
+            <w:r>
+              <w:rPr>
+                <w:rFonts w:ascii="TimeNewRoman" w:hAnsi="TimeNewRoman"/>
+                <w:sz w:val="30"/>
+              </w:rPr>
+              <w:t>29-11=18</w:t>
+            </w:r>
+          </w:p>
+        </w:tc>
+        <w:tc>
+          <w:tcPr>
+            <w:tcW w:type="dxa" w:w="1987"/>
+          </w:tcPr>
+          <w:p>
+            <w:pPr>
+              <w:jc w:val="left"/>
+            </w:pPr>
+            <w:r>
+              <w:rPr>
+                <w:rFonts w:ascii="TimeNewRoman" w:hAnsi="TimeNewRoman"/>
+                <w:sz w:val="30"/>
+              </w:rPr>
+              <w:t>35-10=25</w:t>
+            </w:r>
+          </w:p>
+        </w:tc>
+      </w:tr>
+      <w:tr>
+        <w:tc>
+          <w:tcPr>
+            <w:tcW w:type="dxa" w:w="1987"/>
+          </w:tcPr>
+          <w:p>
+            <w:pPr>
+              <w:jc w:val="left"/>
+            </w:pPr>
+            <w:r>
+              <w:rPr>
+                <w:rFonts w:ascii="TimeNewRoman" w:hAnsi="TimeNewRoman"/>
+                <w:sz w:val="30"/>
+              </w:rPr>
+              <w:t>57-23=34</w:t>
+            </w:r>
+          </w:p>
+        </w:tc>
+        <w:tc>
+          <w:tcPr>
+            <w:tcW w:type="dxa" w:w="1987"/>
+          </w:tcPr>
+          <w:p>
+            <w:pPr>
+              <w:jc w:val="left"/>
+            </w:pPr>
+            <w:r>
+              <w:rPr>
+                <w:rFonts w:ascii="TimeNewRoman" w:hAnsi="TimeNewRoman"/>
+                <w:sz w:val="30"/>
+              </w:rPr>
+              <w:t>61+12=73</w:t>
+            </w:r>
+          </w:p>
+        </w:tc>
+        <w:tc>
+          <w:tcPr>
+            <w:tcW w:type="dxa" w:w="1987"/>
+          </w:tcPr>
+          <w:p>
+            <w:pPr>
+              <w:jc w:val="left"/>
+            </w:pPr>
+            <w:r>
+              <w:rPr>
+                <w:rFonts w:ascii="TimeNewRoman" w:hAnsi="TimeNewRoman"/>
+                <w:sz w:val="30"/>
+              </w:rPr>
+              <w:t>55-27=28</w:t>
+            </w:r>
+          </w:p>
+        </w:tc>
+        <w:tc>
+          <w:tcPr>
+            <w:tcW w:type="dxa" w:w="1987"/>
+          </w:tcPr>
+          <w:p>
+            <w:pPr>
+              <w:jc w:val="left"/>
+            </w:pPr>
+            <w:r>
+              <w:rPr>
+                <w:rFonts w:ascii="TimeNewRoman" w:hAnsi="TimeNewRoman"/>
+                <w:sz w:val="30"/>
+              </w:rPr>
+              <w:t>40-4=36</w:t>
+            </w:r>
+          </w:p>
+        </w:tc>
+        <w:tc>
+          <w:tcPr>
+            <w:tcW w:type="dxa" w:w="1987"/>
+          </w:tcPr>
+          <w:p>
+            <w:pPr>
+              <w:jc w:val="left"/>
+            </w:pPr>
+            <w:r>
+              <w:rPr>
+                <w:rFonts w:ascii="TimeNewRoman" w:hAnsi="TimeNewRoman"/>
+                <w:sz w:val="30"/>
+              </w:rPr>
+              <w:t>9+22=31</w:t>
+            </w:r>
+          </w:p>
+        </w:tc>
+      </w:tr>
+      <w:tr>
+        <w:tc>
+          <w:tcPr>
+            <w:tcW w:type="dxa" w:w="1987"/>
+          </w:tcPr>
+          <w:p>
+            <w:pPr>
+              <w:jc w:val="left"/>
+            </w:pPr>
+            <w:r>
+              <w:rPr>
+                <w:rFonts w:ascii="TimeNewRoman" w:hAnsi="TimeNewRoman"/>
+                <w:sz w:val="30"/>
+              </w:rPr>
+              <w:t>92-73=19</w:t>
+            </w:r>
+          </w:p>
+        </w:tc>
+        <w:tc>
+          <w:tcPr>
+            <w:tcW w:type="dxa" w:w="1987"/>
+          </w:tcPr>
+          <w:p>
+            <w:pPr>
+              <w:jc w:val="left"/>
+            </w:pPr>
+            <w:r>
+              <w:rPr>
+                <w:rFonts w:ascii="TimeNewRoman" w:hAnsi="TimeNewRoman"/>
+                <w:sz w:val="30"/>
+              </w:rPr>
+              <w:t>90-66=24</w:t>
+            </w:r>
+          </w:p>
+        </w:tc>
+        <w:tc>
+          <w:tcPr>
+            <w:tcW w:type="dxa" w:w="1987"/>
+          </w:tcPr>
+          <w:p>
+            <w:pPr>
+              <w:jc w:val="left"/>
+            </w:pPr>
+            <w:r>
+              <w:rPr>
+                <w:rFonts w:ascii="TimeNewRoman" w:hAnsi="TimeNewRoman"/>
+                <w:sz w:val="30"/>
+              </w:rPr>
+              <w:t>84-10=74</w:t>
+            </w:r>
+          </w:p>
+        </w:tc>
+        <w:tc>
+          <w:tcPr>
+            <w:tcW w:type="dxa" w:w="1987"/>
+          </w:tcPr>
+          <w:p>
+            <w:pPr>
+              <w:jc w:val="left"/>
+            </w:pPr>
+            <w:r>
+              <w:rPr>
+                <w:rFonts w:ascii="TimeNewRoman" w:hAnsi="TimeNewRoman"/>
+                <w:sz w:val="30"/>
+              </w:rPr>
+              <w:t>63-62=1</w:t>
+            </w:r>
+          </w:p>
+        </w:tc>
+        <w:tc>
+          <w:tcPr>
+            <w:tcW w:type="dxa" w:w="1987"/>
+          </w:tcPr>
+          <w:p>
+            <w:pPr>
+              <w:jc w:val="left"/>
+            </w:pPr>
+            <w:r>
+              <w:rPr>
+                <w:rFonts w:ascii="TimeNewRoman" w:hAnsi="TimeNewRoman"/>
+                <w:sz w:val="30"/>
+              </w:rPr>
+              <w:t>88-31=57</w:t>
+            </w:r>
+          </w:p>
+        </w:tc>
+      </w:tr>
+      <w:tr>
+        <w:tc>
+          <w:tcPr>
+            <w:tcW w:type="dxa" w:w="1987"/>
+          </w:tcPr>
+          <w:p>
+            <w:pPr>
+              <w:jc w:val="left"/>
+            </w:pPr>
+            <w:r>
+              <w:rPr>
+                <w:rFonts w:ascii="TimeNewRoman" w:hAnsi="TimeNewRoman"/>
+                <w:sz w:val="30"/>
+              </w:rPr>
+              <w:t>49+37=86</w:t>
+            </w:r>
+          </w:p>
+        </w:tc>
+        <w:tc>
+          <w:tcPr>
+            <w:tcW w:type="dxa" w:w="1987"/>
+          </w:tcPr>
+          <w:p>
+            <w:pPr>
+              <w:jc w:val="left"/>
+            </w:pPr>
+            <w:r>
+              <w:rPr>
+                <w:rFonts w:ascii="TimeNewRoman" w:hAnsi="TimeNewRoman"/>
+                <w:sz w:val="30"/>
+              </w:rPr>
+              <w:t>87-84=3</w:t>
+            </w:r>
+          </w:p>
+        </w:tc>
+        <w:tc>
+          <w:tcPr>
+            <w:tcW w:type="dxa" w:w="1987"/>
+          </w:tcPr>
+          <w:p>
+            <w:pPr>
+              <w:jc w:val="left"/>
+            </w:pPr>
+            <w:r>
+              <w:rPr>
+                <w:rFonts w:ascii="TimeNewRoman" w:hAnsi="TimeNewRoman"/>
+                <w:sz w:val="30"/>
+              </w:rPr>
+              <w:t>78-69=9</w:t>
+            </w:r>
+          </w:p>
+        </w:tc>
+        <w:tc>
+          <w:tcPr>
+            <w:tcW w:type="dxa" w:w="1987"/>
+          </w:tcPr>
+          <w:p>
+            <w:pPr>
+              <w:jc w:val="left"/>
+            </w:pPr>
+            <w:r>
+              <w:rPr>
+                <w:rFonts w:ascii="TimeNewRoman" w:hAnsi="TimeNewRoman"/>
+                <w:sz w:val="30"/>
+              </w:rPr>
+              <w:t>31-1=30</w:t>
+            </w:r>
+          </w:p>
+        </w:tc>
+        <w:tc>
+          <w:tcPr>
+            <w:tcW w:type="dxa" w:w="1987"/>
+          </w:tcPr>
+          <w:p>
+            <w:pPr>
+              <w:jc w:val="left"/>
+            </w:pPr>
+            <w:r>
+              <w:rPr>
+                <w:rFonts w:ascii="TimeNewRoman" w:hAnsi="TimeNewRoman"/>
+                <w:sz w:val="30"/>
+              </w:rPr>
+              <w:t>62+23=85</w:t>
+            </w:r>
+          </w:p>
+        </w:tc>
+      </w:tr>
+      <w:tr>
+        <w:tc>
+          <w:tcPr>
+            <w:tcW w:type="dxa" w:w="1987"/>
+          </w:tcPr>
+          <w:p>
+            <w:pPr>
+              <w:jc w:val="left"/>
+            </w:pPr>
+            <w:r>
+              <w:rPr>
+                <w:rFonts w:ascii="TimeNewRoman" w:hAnsi="TimeNewRoman"/>
+                <w:sz w:val="30"/>
+              </w:rPr>
+              <w:t>99-58=41</w:t>
+            </w:r>
+          </w:p>
+        </w:tc>
+        <w:tc>
+          <w:tcPr>
+            <w:tcW w:type="dxa" w:w="1987"/>
+          </w:tcPr>
+          <w:p>
+            <w:pPr>
+              <w:jc w:val="left"/>
+            </w:pPr>
+            <w:r>
+              <w:rPr>
+                <w:rFonts w:ascii="TimeNewRoman" w:hAnsi="TimeNewRoman"/>
+                <w:sz w:val="30"/>
+              </w:rPr>
+              <w:t>55+28=83</w:t>
+            </w:r>
+          </w:p>
+        </w:tc>
+        <w:tc>
+          <w:tcPr>
+            <w:tcW w:type="dxa" w:w="1987"/>
+          </w:tcPr>
+          <w:p>
+            <w:pPr>
+              <w:jc w:val="left"/>
+            </w:pPr>
+            <w:r>
+              <w:rPr>
+                <w:rFonts w:ascii="TimeNewRoman" w:hAnsi="TimeNewRoman"/>
+                <w:sz w:val="30"/>
+              </w:rPr>
+              <w:t>32+30=62</w:t>
+            </w:r>
+          </w:p>
+        </w:tc>
+        <w:tc>
+          <w:tcPr>
+            <w:tcW w:type="dxa" w:w="1987"/>
+          </w:tcPr>
+          <w:p>
+            <w:pPr>
+              <w:jc w:val="left"/>
+            </w:pPr>
+            <w:r>
+              <w:rPr>
+                <w:rFonts w:ascii="TimeNewRoman" w:hAnsi="TimeNewRoman"/>
+                <w:sz w:val="30"/>
+              </w:rPr>
+              <w:t>81+12=93</w:t>
+            </w:r>
+          </w:p>
+        </w:tc>
+        <w:tc>
+          <w:tcPr>
+            <w:tcW w:type="dxa" w:w="1987"/>
+          </w:tcPr>
+          <w:p>
+            <w:pPr>
+              <w:jc w:val="left"/>
+            </w:pPr>
+            <w:r>
+              <w:rPr>
+                <w:rFonts w:ascii="TimeNewRoman" w:hAnsi="TimeNewRoman"/>
+                <w:sz w:val="30"/>
+              </w:rPr>
+              <w:t>52-19=33</w:t>
+            </w:r>
+          </w:p>
+        </w:tc>
+      </w:tr>
+      <w:tr>
+        <w:tc>
+          <w:tcPr>
+            <w:tcW w:type="dxa" w:w="1987"/>
+          </w:tcPr>
+          <w:p>
+            <w:pPr>
+              <w:jc w:val="left"/>
+            </w:pPr>
+            <w:r>
+              <w:rPr>
+                <w:rFonts w:ascii="TimeNewRoman" w:hAnsi="TimeNewRoman"/>
+                <w:sz w:val="30"/>
+              </w:rPr>
+              <w:t>35+0=35</w:t>
+            </w:r>
+          </w:p>
+        </w:tc>
+        <w:tc>
+          <w:tcPr>
+            <w:tcW w:type="dxa" w:w="1987"/>
+          </w:tcPr>
+          <w:p>
+            <w:pPr>
+              <w:jc w:val="left"/>
+            </w:pPr>
+            <w:r>
+              <w:rPr>
+                <w:rFonts w:ascii="TimeNewRoman" w:hAnsi="TimeNewRoman"/>
+                <w:sz w:val="30"/>
+              </w:rPr>
+              <w:t>10+40=50</w:t>
+            </w:r>
+          </w:p>
+        </w:tc>
+        <w:tc>
+          <w:tcPr>
+            <w:tcW w:type="dxa" w:w="1987"/>
+          </w:tcPr>
+          <w:p>
+            <w:pPr>
+              <w:jc w:val="left"/>
+            </w:pPr>
+            <w:r>
+              <w:rPr>
+                <w:rFonts w:ascii="TimeNewRoman" w:hAnsi="TimeNewRoman"/>
+                <w:sz w:val="30"/>
+              </w:rPr>
+              <w:t>2+53=55</w:t>
+            </w:r>
+          </w:p>
+        </w:tc>
+        <w:tc>
+          <w:tcPr>
+            <w:tcW w:type="dxa" w:w="1987"/>
+          </w:tcPr>
+          <w:p>
+            <w:pPr>
+              <w:jc w:val="left"/>
+            </w:pPr>
+            <w:r>
+              <w:rPr>
+                <w:rFonts w:ascii="TimeNewRoman" w:hAnsi="TimeNewRoman"/>
+                <w:sz w:val="30"/>
+              </w:rPr>
+              <w:t>1+77=78</w:t>
+            </w:r>
+          </w:p>
+        </w:tc>
+        <w:tc>
+          <w:tcPr>
+            <w:tcW w:type="dxa" w:w="1987"/>
+          </w:tcPr>
+          <w:p>
+            <w:pPr>
+              <w:jc w:val="left"/>
+            </w:pPr>
+            <w:r>
+              <w:rPr>
+                <w:rFonts w:ascii="TimeNewRoman" w:hAnsi="TimeNewRoman"/>
+                <w:sz w:val="30"/>
+              </w:rPr>
+              <w:t>25+43=68</w:t>
+            </w:r>
+          </w:p>
+        </w:tc>
+      </w:tr>
+      <w:tr>
+        <w:tc>
+          <w:tcPr>
+            <w:tcW w:type="dxa" w:w="1987"/>
+          </w:tcPr>
+          <w:p>
+            <w:pPr>
+              <w:jc w:val="left"/>
+            </w:pPr>
+            <w:r>
+              <w:rPr>
+                <w:rFonts w:ascii="TimeNewRoman" w:hAnsi="TimeNewRoman"/>
+                <w:sz w:val="30"/>
+              </w:rPr>
+              <w:t>57+25=82</w:t>
+            </w:r>
+          </w:p>
+        </w:tc>
+        <w:tc>
+          <w:tcPr>
+            <w:tcW w:type="dxa" w:w="1987"/>
+          </w:tcPr>
+          <w:p>
+            <w:pPr>
+              <w:jc w:val="left"/>
+            </w:pPr>
+            <w:r>
+              <w:rPr>
+                <w:rFonts w:ascii="TimeNewRoman" w:hAnsi="TimeNewRoman"/>
+                <w:sz w:val="30"/>
+              </w:rPr>
+              <w:t>1+45=46</w:t>
+            </w:r>
+          </w:p>
+        </w:tc>
+        <w:tc>
+          <w:tcPr>
+            <w:tcW w:type="dxa" w:w="1987"/>
+          </w:tcPr>
+          <w:p>
+            <w:pPr>
+              <w:jc w:val="left"/>
+            </w:pPr>
+            <w:r>
+              <w:rPr>
+                <w:rFonts w:ascii="TimeNewRoman" w:hAnsi="TimeNewRoman"/>
+                <w:sz w:val="30"/>
+              </w:rPr>
+              <w:t>11+41=52</w:t>
+            </w:r>
+          </w:p>
+        </w:tc>
+        <w:tc>
+          <w:tcPr>
+            <w:tcW w:type="dxa" w:w="1987"/>
+          </w:tcPr>
+          <w:p>
+            <w:pPr>
+              <w:jc w:val="left"/>
+            </w:pPr>
+            <w:r>
+              <w:rPr>
+                <w:rFonts w:ascii="TimeNewRoman" w:hAnsi="TimeNewRoman"/>
+                <w:sz w:val="30"/>
+              </w:rPr>
+              <w:t>69+2=71</w:t>
+            </w:r>
+          </w:p>
+        </w:tc>
+        <w:tc>
+          <w:tcPr>
+            <w:tcW w:type="dxa" w:w="1987"/>
+          </w:tcPr>
+          <w:p>
+            <w:pPr>
+              <w:jc w:val="left"/>
+            </w:pPr>
+            <w:r>
+              <w:rPr>
+                <w:rFonts w:ascii="TimeNewRoman" w:hAnsi="TimeNewRoman"/>
+                <w:sz w:val="30"/>
+              </w:rPr>
+              <w:t>70-21=49</w:t>
+            </w:r>
+          </w:p>
+        </w:tc>
+      </w:tr>
+      <w:tr>
+        <w:tc>
+          <w:tcPr>
+            <w:tcW w:type="dxa" w:w="1987"/>
+          </w:tcPr>
+          <w:p>
+            <w:pPr>
+              <w:jc w:val="left"/>
+            </w:pPr>
+            <w:r>
+              <w:rPr>
+                <w:rFonts w:ascii="TimeNewRoman" w:hAnsi="TimeNewRoman"/>
+                <w:sz w:val="30"/>
+              </w:rPr>
+              <w:t>85+4=89</w:t>
+            </w:r>
+          </w:p>
+        </w:tc>
+        <w:tc>
+          <w:tcPr>
+            <w:tcW w:type="dxa" w:w="1987"/>
+          </w:tcPr>
+          <w:p>
+            <w:pPr>
+              <w:jc w:val="left"/>
+            </w:pPr>
+            <w:r>
+              <w:rPr>
+                <w:rFonts w:ascii="TimeNewRoman" w:hAnsi="TimeNewRoman"/>
+                <w:sz w:val="30"/>
+              </w:rPr>
+              <w:t>40-40=0</w:t>
+            </w:r>
+          </w:p>
+        </w:tc>
+        <w:tc>
+          <w:tcPr>
+            <w:tcW w:type="dxa" w:w="1987"/>
+          </w:tcPr>
+          <w:p>
+            <w:pPr>
+              <w:jc w:val="left"/>
+            </w:pPr>
+            <w:r>
+              <w:rPr>
+                <w:rFonts w:ascii="TimeNewRoman" w:hAnsi="TimeNewRoman"/>
+                <w:sz w:val="30"/>
+              </w:rPr>
+              <w:t>95-37=58</w:t>
+            </w:r>
+          </w:p>
+        </w:tc>
+        <w:tc>
+          <w:tcPr>
+            <w:tcW w:type="dxa" w:w="1987"/>
+          </w:tcPr>
+          <w:p>
+            <w:pPr>
+              <w:jc w:val="left"/>
+            </w:pPr>
+            <w:r>
+              <w:rPr>
+                <w:rFonts w:ascii="TimeNewRoman" w:hAnsi="TimeNewRoman"/>
+                <w:sz w:val="30"/>
+              </w:rPr>
+              <w:t>62-8=54</w:t>
+            </w:r>
+          </w:p>
+        </w:tc>
+        <w:tc>
+          <w:tcPr>
+            <w:tcW w:type="dxa" w:w="1987"/>
+          </w:tcPr>
+          <w:p>
+            <w:pPr>
+              <w:jc w:val="left"/>
+            </w:pPr>
+            <w:r>
+              <w:rPr>
+                <w:rFonts w:ascii="TimeNewRoman" w:hAnsi="TimeNewRoman"/>
+                <w:sz w:val="30"/>
+              </w:rPr>
+              <w:t>27+57=84</w:t>
+            </w:r>
+          </w:p>
+        </w:tc>
+      </w:tr>
+      <w:tr>
+        <w:tc>
+          <w:tcPr>
+            <w:tcW w:type="dxa" w:w="1987"/>
+          </w:tcPr>
+          <w:p>
+            <w:pPr>
+              <w:jc w:val="left"/>
+            </w:pPr>
+            <w:r>
+              <w:rPr>
+                <w:rFonts w:ascii="TimeNewRoman" w:hAnsi="TimeNewRoman"/>
+                <w:sz w:val="30"/>
+              </w:rPr>
+              <w:t>60-30=30</w:t>
+            </w:r>
+          </w:p>
+        </w:tc>
+        <w:tc>
+          <w:tcPr>
+            <w:tcW w:type="dxa" w:w="1987"/>
+          </w:tcPr>
+          <w:p>
+            <w:pPr>
+              <w:jc w:val="left"/>
+            </w:pPr>
+            <w:r>
+              <w:rPr>
+                <w:rFonts w:ascii="TimeNewRoman" w:hAnsi="TimeNewRoman"/>
+                <w:sz w:val="30"/>
+              </w:rPr>
+              <w:t>17+3=20</w:t>
+            </w:r>
+          </w:p>
+        </w:tc>
+        <w:tc>
+          <w:tcPr>
+            <w:tcW w:type="dxa" w:w="1987"/>
+          </w:tcPr>
+          <w:p>
+            <w:pPr>
+              <w:jc w:val="left"/>
+            </w:pPr>
+            <w:r>
+              <w:rPr>
+                <w:rFonts w:ascii="TimeNewRoman" w:hAnsi="TimeNewRoman"/>
+                <w:sz w:val="30"/>
+              </w:rPr>
+              <w:t>75-47=28</w:t>
+            </w:r>
+          </w:p>
+        </w:tc>
+        <w:tc>
+          <w:tcPr>
+            <w:tcW w:type="dxa" w:w="1987"/>
+          </w:tcPr>
+          <w:p>
+            <w:pPr>
+              <w:jc w:val="left"/>
+            </w:pPr>
+            <w:r>
+              <w:rPr>
+                <w:rFonts w:ascii="TimeNewRoman" w:hAnsi="TimeNewRoman"/>
+                <w:sz w:val="30"/>
+              </w:rPr>
+              <w:t>32+25=57</w:t>
+            </w:r>
+          </w:p>
+        </w:tc>
+        <w:tc>
+          <w:tcPr>
+            <w:tcW w:type="dxa" w:w="1987"/>
+          </w:tcPr>
+          <w:p>
+            <w:pPr>
+              <w:jc w:val="left"/>
+            </w:pPr>
+            <w:r>
+              <w:rPr>
+                <w:rFonts w:ascii="TimeNewRoman" w:hAnsi="TimeNewRoman"/>
+                <w:sz w:val="30"/>
+              </w:rPr>
+              <w:t>62-41=21</w:t>
             </w:r>
           </w:p>
         </w:tc>

--- a/answers-of-addition_and_subtraction_within_100.docx
+++ b/answers-of-addition_and_subtraction_within_100.docx
@@ -40,7 +40,7 @@
                 <w:rFonts w:ascii="TimeNewRoman" w:hAnsi="TimeNewRoman"/>
                 <w:sz w:val="30"/>
               </w:rPr>
-              <w:t>65-0=65</w:t>
+              <w:t>11+87=98</w:t>
             </w:r>
           </w:p>
         </w:tc>
@@ -57,7 +57,7 @@
                 <w:rFonts w:ascii="TimeNewRoman" w:hAnsi="TimeNewRoman"/>
                 <w:sz w:val="30"/>
               </w:rPr>
-              <w:t>66-52=14</w:t>
+              <w:t>44+33=77</w:t>
             </w:r>
           </w:p>
         </w:tc>
@@ -74,7 +74,7 @@
                 <w:rFonts w:ascii="TimeNewRoman" w:hAnsi="TimeNewRoman"/>
                 <w:sz w:val="30"/>
               </w:rPr>
-              <w:t>23+15=38</w:t>
+              <w:t>33+57=90</w:t>
             </w:r>
           </w:p>
         </w:tc>
@@ -91,7 +91,7 @@
                 <w:rFonts w:ascii="TimeNewRoman" w:hAnsi="TimeNewRoman"/>
                 <w:sz w:val="30"/>
               </w:rPr>
-              <w:t>71-18=53</w:t>
+              <w:t>22+65=87</w:t>
             </w:r>
           </w:p>
         </w:tc>
@@ -108,7 +108,7 @@
                 <w:rFonts w:ascii="TimeNewRoman" w:hAnsi="TimeNewRoman"/>
                 <w:sz w:val="30"/>
               </w:rPr>
-              <w:t>40+41=81</w:t>
+              <w:t>91-67=24</w:t>
             </w:r>
           </w:p>
         </w:tc>
@@ -127,7 +127,7 @@
                 <w:rFonts w:ascii="TimeNewRoman" w:hAnsi="TimeNewRoman"/>
                 <w:sz w:val="30"/>
               </w:rPr>
-              <w:t>68+21=89</w:t>
+              <w:t>47-27=20</w:t>
             </w:r>
           </w:p>
         </w:tc>
@@ -144,7 +144,7 @@
                 <w:rFonts w:ascii="TimeNewRoman" w:hAnsi="TimeNewRoman"/>
                 <w:sz w:val="30"/>
               </w:rPr>
-              <w:t>63-16=47</w:t>
+              <w:t>78-71=7</w:t>
             </w:r>
           </w:p>
         </w:tc>
@@ -161,7 +161,7 @@
                 <w:rFonts w:ascii="TimeNewRoman" w:hAnsi="TimeNewRoman"/>
                 <w:sz w:val="30"/>
               </w:rPr>
-              <w:t>34+19=53</w:t>
+              <w:t>21+10=31</w:t>
             </w:r>
           </w:p>
         </w:tc>
@@ -178,7 +178,7 @@
                 <w:rFonts w:ascii="TimeNewRoman" w:hAnsi="TimeNewRoman"/>
                 <w:sz w:val="30"/>
               </w:rPr>
-              <w:t>7+18=25</w:t>
+              <w:t>61+0=61</w:t>
             </w:r>
           </w:p>
         </w:tc>
@@ -195,7 +195,7 @@
                 <w:rFonts w:ascii="TimeNewRoman" w:hAnsi="TimeNewRoman"/>
                 <w:sz w:val="30"/>
               </w:rPr>
-              <w:t>43-26=17</w:t>
+              <w:t>67-45=22</w:t>
             </w:r>
           </w:p>
         </w:tc>
@@ -214,7 +214,7 @@
                 <w:rFonts w:ascii="TimeNewRoman" w:hAnsi="TimeNewRoman"/>
                 <w:sz w:val="30"/>
               </w:rPr>
-              <w:t>9+32=41</w:t>
+              <w:t>64-31=33</w:t>
             </w:r>
           </w:p>
         </w:tc>
@@ -231,7 +231,7 @@
                 <w:rFonts w:ascii="TimeNewRoman" w:hAnsi="TimeNewRoman"/>
                 <w:sz w:val="30"/>
               </w:rPr>
-              <w:t>44-24=20</w:t>
+              <w:t>62-9=53</w:t>
             </w:r>
           </w:p>
         </w:tc>
@@ -248,7 +248,7 @@
                 <w:rFonts w:ascii="TimeNewRoman" w:hAnsi="TimeNewRoman"/>
                 <w:sz w:val="30"/>
               </w:rPr>
-              <w:t>27+64=91</w:t>
+              <w:t>46-17=29</w:t>
             </w:r>
           </w:p>
         </w:tc>
@@ -265,7 +265,7 @@
                 <w:rFonts w:ascii="TimeNewRoman" w:hAnsi="TimeNewRoman"/>
                 <w:sz w:val="30"/>
               </w:rPr>
-              <w:t>15+41=56</w:t>
+              <w:t>25+0=25</w:t>
             </w:r>
           </w:p>
         </w:tc>
@@ -282,7 +282,7 @@
                 <w:rFonts w:ascii="TimeNewRoman" w:hAnsi="TimeNewRoman"/>
                 <w:sz w:val="30"/>
               </w:rPr>
-              <w:t>32+52=84</w:t>
+              <w:t>47-22=25</w:t>
             </w:r>
           </w:p>
         </w:tc>
@@ -301,7 +301,7 @@
                 <w:rFonts w:ascii="TimeNewRoman" w:hAnsi="TimeNewRoman"/>
                 <w:sz w:val="30"/>
               </w:rPr>
-              <w:t>67+20=87</w:t>
+              <w:t>35-33=2</w:t>
             </w:r>
           </w:p>
         </w:tc>
@@ -318,7 +318,7 @@
                 <w:rFonts w:ascii="TimeNewRoman" w:hAnsi="TimeNewRoman"/>
                 <w:sz w:val="30"/>
               </w:rPr>
-              <w:t>61+35=96</w:t>
+              <w:t>5+81=86</w:t>
             </w:r>
           </w:p>
         </w:tc>
@@ -335,7 +335,7 @@
                 <w:rFonts w:ascii="TimeNewRoman" w:hAnsi="TimeNewRoman"/>
                 <w:sz w:val="30"/>
               </w:rPr>
-              <w:t>18-15=3</w:t>
+              <w:t>12+23=35</w:t>
             </w:r>
           </w:p>
         </w:tc>
@@ -352,7 +352,7 @@
                 <w:rFonts w:ascii="TimeNewRoman" w:hAnsi="TimeNewRoman"/>
                 <w:sz w:val="30"/>
               </w:rPr>
-              <w:t>46-39=7</w:t>
+              <w:t>56-8=48</w:t>
             </w:r>
           </w:p>
         </w:tc>
@@ -369,7 +369,7 @@
                 <w:rFonts w:ascii="TimeNewRoman" w:hAnsi="TimeNewRoman"/>
                 <w:sz w:val="30"/>
               </w:rPr>
-              <w:t>17+13=30</w:t>
+              <w:t>88-47=41</w:t>
             </w:r>
           </w:p>
         </w:tc>
@@ -388,7 +388,7 @@
                 <w:rFonts w:ascii="TimeNewRoman" w:hAnsi="TimeNewRoman"/>
                 <w:sz w:val="30"/>
               </w:rPr>
-              <w:t>76-23=53</w:t>
+              <w:t>80-60=20</w:t>
             </w:r>
           </w:p>
         </w:tc>
@@ -405,7 +405,7 @@
                 <w:rFonts w:ascii="TimeNewRoman" w:hAnsi="TimeNewRoman"/>
                 <w:sz w:val="30"/>
               </w:rPr>
-              <w:t>38+35=73</w:t>
+              <w:t>78+10=88</w:t>
             </w:r>
           </w:p>
         </w:tc>
@@ -422,7 +422,7 @@
                 <w:rFonts w:ascii="TimeNewRoman" w:hAnsi="TimeNewRoman"/>
                 <w:sz w:val="30"/>
               </w:rPr>
-              <w:t>45+53=98</w:t>
+              <w:t>89-12=77</w:t>
             </w:r>
           </w:p>
         </w:tc>
@@ -439,7 +439,7 @@
                 <w:rFonts w:ascii="TimeNewRoman" w:hAnsi="TimeNewRoman"/>
                 <w:sz w:val="30"/>
               </w:rPr>
-              <w:t>24+31=55</w:t>
+              <w:t>20+71=91</w:t>
             </w:r>
           </w:p>
         </w:tc>
@@ -456,7 +456,7 @@
                 <w:rFonts w:ascii="TimeNewRoman" w:hAnsi="TimeNewRoman"/>
                 <w:sz w:val="30"/>
               </w:rPr>
-              <w:t>96-67=29</w:t>
+              <w:t>75+15=90</w:t>
             </w:r>
           </w:p>
         </w:tc>
@@ -475,7 +475,7 @@
                 <w:rFonts w:ascii="TimeNewRoman" w:hAnsi="TimeNewRoman"/>
                 <w:sz w:val="30"/>
               </w:rPr>
-              <w:t>8+4=12</w:t>
+              <w:t>39+16=55</w:t>
             </w:r>
           </w:p>
         </w:tc>
@@ -492,7 +492,7 @@
                 <w:rFonts w:ascii="TimeNewRoman" w:hAnsi="TimeNewRoman"/>
                 <w:sz w:val="30"/>
               </w:rPr>
-              <w:t>83-14=69</w:t>
+              <w:t>90-72=18</w:t>
             </w:r>
           </w:p>
         </w:tc>
@@ -509,7 +509,7 @@
                 <w:rFonts w:ascii="TimeNewRoman" w:hAnsi="TimeNewRoman"/>
                 <w:sz w:val="30"/>
               </w:rPr>
-              <w:t>76-38=38</w:t>
+              <w:t>26-26=0</w:t>
             </w:r>
           </w:p>
         </w:tc>
@@ -526,7 +526,7 @@
                 <w:rFonts w:ascii="TimeNewRoman" w:hAnsi="TimeNewRoman"/>
                 <w:sz w:val="30"/>
               </w:rPr>
-              <w:t>47-8=39</w:t>
+              <w:t>12+43=55</w:t>
             </w:r>
           </w:p>
         </w:tc>
@@ -543,7 +543,7 @@
                 <w:rFonts w:ascii="TimeNewRoman" w:hAnsi="TimeNewRoman"/>
                 <w:sz w:val="30"/>
               </w:rPr>
-              <w:t>27-7=20</w:t>
+              <w:t>27+28=55</w:t>
             </w:r>
           </w:p>
         </w:tc>
@@ -562,7 +562,7 @@
                 <w:rFonts w:ascii="TimeNewRoman" w:hAnsi="TimeNewRoman"/>
                 <w:sz w:val="30"/>
               </w:rPr>
-              <w:t>30+19=49</w:t>
+              <w:t>25+58=83</w:t>
             </w:r>
           </w:p>
         </w:tc>
@@ -579,7 +579,7 @@
                 <w:rFonts w:ascii="TimeNewRoman" w:hAnsi="TimeNewRoman"/>
                 <w:sz w:val="30"/>
               </w:rPr>
-              <w:t>24-20=4</w:t>
+              <w:t>7-2=5</w:t>
             </w:r>
           </w:p>
         </w:tc>
@@ -596,7 +596,7 @@
                 <w:rFonts w:ascii="TimeNewRoman" w:hAnsi="TimeNewRoman"/>
                 <w:sz w:val="30"/>
               </w:rPr>
-              <w:t>18+58=76</w:t>
+              <w:t>2+18=20</w:t>
             </w:r>
           </w:p>
         </w:tc>
@@ -613,7 +613,234 @@
                 <w:rFonts w:ascii="TimeNewRoman" w:hAnsi="TimeNewRoman"/>
                 <w:sz w:val="30"/>
               </w:rPr>
-              <w:t>35+25=60</w:t>
+              <w:t>94-82=12</w:t>
+            </w:r>
+          </w:p>
+        </w:tc>
+        <w:tc>
+          <w:tcPr>
+            <w:tcW w:type="dxa" w:w="1987"/>
+          </w:tcPr>
+          <w:p>
+            <w:pPr>
+              <w:jc w:val="left"/>
+            </w:pPr>
+            <w:r>
+              <w:rPr>
+                <w:rFonts w:ascii="TimeNewRoman" w:hAnsi="TimeNewRoman"/>
+                <w:sz w:val="30"/>
+              </w:rPr>
+              <w:t>57+6=63</w:t>
+            </w:r>
+          </w:p>
+        </w:tc>
+      </w:tr>
+      <w:tr>
+        <w:tc>
+          <w:tcPr>
+            <w:tcW w:type="dxa" w:w="1987"/>
+          </w:tcPr>
+          <w:p>
+            <w:pPr>
+              <w:jc w:val="left"/>
+            </w:pPr>
+            <w:r>
+              <w:rPr>
+                <w:rFonts w:ascii="TimeNewRoman" w:hAnsi="TimeNewRoman"/>
+                <w:sz w:val="30"/>
+              </w:rPr>
+              <w:t>37+61=98</w:t>
+            </w:r>
+          </w:p>
+        </w:tc>
+        <w:tc>
+          <w:tcPr>
+            <w:tcW w:type="dxa" w:w="1987"/>
+          </w:tcPr>
+          <w:p>
+            <w:pPr>
+              <w:jc w:val="left"/>
+            </w:pPr>
+            <w:r>
+              <w:rPr>
+                <w:rFonts w:ascii="TimeNewRoman" w:hAnsi="TimeNewRoman"/>
+                <w:sz w:val="30"/>
+              </w:rPr>
+              <w:t>71-32=39</w:t>
+            </w:r>
+          </w:p>
+        </w:tc>
+        <w:tc>
+          <w:tcPr>
+            <w:tcW w:type="dxa" w:w="1987"/>
+          </w:tcPr>
+          <w:p>
+            <w:pPr>
+              <w:jc w:val="left"/>
+            </w:pPr>
+            <w:r>
+              <w:rPr>
+                <w:rFonts w:ascii="TimeNewRoman" w:hAnsi="TimeNewRoman"/>
+                <w:sz w:val="30"/>
+              </w:rPr>
+              <w:t>25+70=95</w:t>
+            </w:r>
+          </w:p>
+        </w:tc>
+        <w:tc>
+          <w:tcPr>
+            <w:tcW w:type="dxa" w:w="1987"/>
+          </w:tcPr>
+          <w:p>
+            <w:pPr>
+              <w:jc w:val="left"/>
+            </w:pPr>
+            <w:r>
+              <w:rPr>
+                <w:rFonts w:ascii="TimeNewRoman" w:hAnsi="TimeNewRoman"/>
+                <w:sz w:val="30"/>
+              </w:rPr>
+              <w:t>33+57=90</w:t>
+            </w:r>
+          </w:p>
+        </w:tc>
+        <w:tc>
+          <w:tcPr>
+            <w:tcW w:type="dxa" w:w="1987"/>
+          </w:tcPr>
+          <w:p>
+            <w:pPr>
+              <w:jc w:val="left"/>
+            </w:pPr>
+            <w:r>
+              <w:rPr>
+                <w:rFonts w:ascii="TimeNewRoman" w:hAnsi="TimeNewRoman"/>
+                <w:sz w:val="30"/>
+              </w:rPr>
+              <w:t>42-12=30</w:t>
+            </w:r>
+          </w:p>
+        </w:tc>
+      </w:tr>
+      <w:tr>
+        <w:tc>
+          <w:tcPr>
+            <w:tcW w:type="dxa" w:w="1987"/>
+          </w:tcPr>
+          <w:p>
+            <w:pPr>
+              <w:jc w:val="left"/>
+            </w:pPr>
+            <w:r>
+              <w:rPr>
+                <w:rFonts w:ascii="TimeNewRoman" w:hAnsi="TimeNewRoman"/>
+                <w:sz w:val="30"/>
+              </w:rPr>
+              <w:t>12+27=39</w:t>
+            </w:r>
+          </w:p>
+        </w:tc>
+        <w:tc>
+          <w:tcPr>
+            <w:tcW w:type="dxa" w:w="1987"/>
+          </w:tcPr>
+          <w:p>
+            <w:pPr>
+              <w:jc w:val="left"/>
+            </w:pPr>
+            <w:r>
+              <w:rPr>
+                <w:rFonts w:ascii="TimeNewRoman" w:hAnsi="TimeNewRoman"/>
+                <w:sz w:val="30"/>
+              </w:rPr>
+              <w:t>85-80=5</w:t>
+            </w:r>
+          </w:p>
+        </w:tc>
+        <w:tc>
+          <w:tcPr>
+            <w:tcW w:type="dxa" w:w="1987"/>
+          </w:tcPr>
+          <w:p>
+            <w:pPr>
+              <w:jc w:val="left"/>
+            </w:pPr>
+            <w:r>
+              <w:rPr>
+                <w:rFonts w:ascii="TimeNewRoman" w:hAnsi="TimeNewRoman"/>
+                <w:sz w:val="30"/>
+              </w:rPr>
+              <w:t>44+11=55</w:t>
+            </w:r>
+          </w:p>
+        </w:tc>
+        <w:tc>
+          <w:tcPr>
+            <w:tcW w:type="dxa" w:w="1987"/>
+          </w:tcPr>
+          <w:p>
+            <w:pPr>
+              <w:jc w:val="left"/>
+            </w:pPr>
+            <w:r>
+              <w:rPr>
+                <w:rFonts w:ascii="TimeNewRoman" w:hAnsi="TimeNewRoman"/>
+                <w:sz w:val="30"/>
+              </w:rPr>
+              <w:t>34+29=63</w:t>
+            </w:r>
+          </w:p>
+        </w:tc>
+        <w:tc>
+          <w:tcPr>
+            <w:tcW w:type="dxa" w:w="1987"/>
+          </w:tcPr>
+          <w:p>
+            <w:pPr>
+              <w:jc w:val="left"/>
+            </w:pPr>
+            <w:r>
+              <w:rPr>
+                <w:rFonts w:ascii="TimeNewRoman" w:hAnsi="TimeNewRoman"/>
+                <w:sz w:val="30"/>
+              </w:rPr>
+              <w:t>35-29=6</w:t>
+            </w:r>
+          </w:p>
+        </w:tc>
+      </w:tr>
+      <w:tr>
+        <w:tc>
+          <w:tcPr>
+            <w:tcW w:type="dxa" w:w="1987"/>
+          </w:tcPr>
+          <w:p>
+            <w:pPr>
+              <w:jc w:val="left"/>
+            </w:pPr>
+            <w:r>
+              <w:rPr>
+                <w:rFonts w:ascii="TimeNewRoman" w:hAnsi="TimeNewRoman"/>
+                <w:sz w:val="30"/>
+              </w:rPr>
+              <w:t>82-53=29</w:t>
+            </w:r>
+          </w:p>
+        </w:tc>
+        <w:tc>
+          <w:tcPr>
+            <w:tcW w:type="dxa" w:w="1987"/>
+          </w:tcPr>
+          <w:p>
+            <w:pPr>
+              <w:jc w:val="left"/>
+            </w:pPr>
+            <w:r>
+              <w:rPr>
+                <w:rFonts w:ascii="TimeNewRoman" w:hAnsi="TimeNewRoman"/>
+                <w:sz w:val="30"/>
+              </w:rPr>
+              <w:t>82+15=97</w:t>
             </w:r>
           </w:p>
         </w:tc>
@@ -634,8 +861,6 @@
             </w:r>
           </w:p>
         </w:tc>
-      </w:tr>
-      <w:tr>
         <w:tc>
           <w:tcPr>
             <w:tcW w:type="dxa" w:w="1987"/>
@@ -649,7 +874,7 @@
                 <w:rFonts w:ascii="TimeNewRoman" w:hAnsi="TimeNewRoman"/>
                 <w:sz w:val="30"/>
               </w:rPr>
-              <w:t>83-53=30</w:t>
+              <w:t>23-9=14</w:t>
             </w:r>
           </w:p>
         </w:tc>
@@ -666,58 +891,7 @@
                 <w:rFonts w:ascii="TimeNewRoman" w:hAnsi="TimeNewRoman"/>
                 <w:sz w:val="30"/>
               </w:rPr>
-              <w:t>27+71=98</w:t>
-            </w:r>
-          </w:p>
-        </w:tc>
-        <w:tc>
-          <w:tcPr>
-            <w:tcW w:type="dxa" w:w="1987"/>
-          </w:tcPr>
-          <w:p>
-            <w:pPr>
-              <w:jc w:val="left"/>
-            </w:pPr>
-            <w:r>
-              <w:rPr>
-                <w:rFonts w:ascii="TimeNewRoman" w:hAnsi="TimeNewRoman"/>
-                <w:sz w:val="30"/>
-              </w:rPr>
-              <w:t>27+71=98</w:t>
-            </w:r>
-          </w:p>
-        </w:tc>
-        <w:tc>
-          <w:tcPr>
-            <w:tcW w:type="dxa" w:w="1987"/>
-          </w:tcPr>
-          <w:p>
-            <w:pPr>
-              <w:jc w:val="left"/>
-            </w:pPr>
-            <w:r>
-              <w:rPr>
-                <w:rFonts w:ascii="TimeNewRoman" w:hAnsi="TimeNewRoman"/>
-                <w:sz w:val="30"/>
-              </w:rPr>
-              <w:t>38-10=28</w:t>
-            </w:r>
-          </w:p>
-        </w:tc>
-        <w:tc>
-          <w:tcPr>
-            <w:tcW w:type="dxa" w:w="1987"/>
-          </w:tcPr>
-          <w:p>
-            <w:pPr>
-              <w:jc w:val="left"/>
-            </w:pPr>
-            <w:r>
-              <w:rPr>
-                <w:rFonts w:ascii="TimeNewRoman" w:hAnsi="TimeNewRoman"/>
-                <w:sz w:val="30"/>
-              </w:rPr>
-              <w:t>7+25=32</w:t>
+              <w:t>5+40=45</w:t>
             </w:r>
           </w:p>
         </w:tc>
@@ -736,7 +910,7 @@
                 <w:rFonts w:ascii="TimeNewRoman" w:hAnsi="TimeNewRoman"/>
                 <w:sz w:val="30"/>
               </w:rPr>
-              <w:t>41-30=11</w:t>
+              <w:t>66-30=36</w:t>
             </w:r>
           </w:p>
         </w:tc>
@@ -753,7 +927,7 @@
                 <w:rFonts w:ascii="TimeNewRoman" w:hAnsi="TimeNewRoman"/>
                 <w:sz w:val="30"/>
               </w:rPr>
-              <w:t>40+58=98</w:t>
+              <w:t>88-79=9</w:t>
             </w:r>
           </w:p>
         </w:tc>
@@ -770,7 +944,7 @@
                 <w:rFonts w:ascii="TimeNewRoman" w:hAnsi="TimeNewRoman"/>
                 <w:sz w:val="30"/>
               </w:rPr>
-              <w:t>67-12=55</w:t>
+              <w:t>11+22=33</w:t>
             </w:r>
           </w:p>
         </w:tc>
@@ -787,7 +961,7 @@
                 <w:rFonts w:ascii="TimeNewRoman" w:hAnsi="TimeNewRoman"/>
                 <w:sz w:val="30"/>
               </w:rPr>
-              <w:t>69+21=90</w:t>
+              <w:t>19+43=62</w:t>
             </w:r>
           </w:p>
         </w:tc>
@@ -804,7 +978,7 @@
                 <w:rFonts w:ascii="TimeNewRoman" w:hAnsi="TimeNewRoman"/>
                 <w:sz w:val="30"/>
               </w:rPr>
-              <w:t>15+38=53</w:t>
+              <w:t>59+5=64</w:t>
             </w:r>
           </w:p>
         </w:tc>
@@ -823,7 +997,7 @@
                 <w:rFonts w:ascii="TimeNewRoman" w:hAnsi="TimeNewRoman"/>
                 <w:sz w:val="30"/>
               </w:rPr>
-              <w:t>47-21=26</w:t>
+              <w:t>8+63=71</w:t>
             </w:r>
           </w:p>
         </w:tc>
@@ -840,7 +1014,7 @@
                 <w:rFonts w:ascii="TimeNewRoman" w:hAnsi="TimeNewRoman"/>
                 <w:sz w:val="30"/>
               </w:rPr>
-              <w:t>49-6=43</w:t>
+              <w:t>47-23=24</w:t>
             </w:r>
           </w:p>
         </w:tc>
@@ -857,7 +1031,7 @@
                 <w:rFonts w:ascii="TimeNewRoman" w:hAnsi="TimeNewRoman"/>
                 <w:sz w:val="30"/>
               </w:rPr>
-              <w:t>70-48=22</w:t>
+              <w:t>59-34=25</w:t>
             </w:r>
           </w:p>
         </w:tc>
@@ -874,7 +1048,7 @@
                 <w:rFonts w:ascii="TimeNewRoman" w:hAnsi="TimeNewRoman"/>
                 <w:sz w:val="30"/>
               </w:rPr>
-              <w:t>40-38=2</w:t>
+              <w:t>97-68=29</w:t>
             </w:r>
           </w:p>
         </w:tc>
@@ -891,7 +1065,7 @@
                 <w:rFonts w:ascii="TimeNewRoman" w:hAnsi="TimeNewRoman"/>
                 <w:sz w:val="30"/>
               </w:rPr>
-              <w:t>18-5=13</w:t>
+              <w:t>61+26=87</w:t>
             </w:r>
           </w:p>
         </w:tc>
@@ -910,7 +1084,7 @@
                 <w:rFonts w:ascii="TimeNewRoman" w:hAnsi="TimeNewRoman"/>
                 <w:sz w:val="30"/>
               </w:rPr>
-              <w:t>22+63=85</w:t>
+              <w:t>36-7=29</w:t>
             </w:r>
           </w:p>
         </w:tc>
@@ -927,7 +1101,7 @@
                 <w:rFonts w:ascii="TimeNewRoman" w:hAnsi="TimeNewRoman"/>
                 <w:sz w:val="30"/>
               </w:rPr>
-              <w:t>39+7=46</w:t>
+              <w:t>83-19=64</w:t>
             </w:r>
           </w:p>
         </w:tc>
@@ -944,7 +1118,7 @@
                 <w:rFonts w:ascii="TimeNewRoman" w:hAnsi="TimeNewRoman"/>
                 <w:sz w:val="30"/>
               </w:rPr>
-              <w:t>81-13=68</w:t>
+              <w:t>39-3=36</w:t>
             </w:r>
           </w:p>
         </w:tc>
@@ -961,7 +1135,7 @@
                 <w:rFonts w:ascii="TimeNewRoman" w:hAnsi="TimeNewRoman"/>
                 <w:sz w:val="30"/>
               </w:rPr>
-              <w:t>71-42=29</w:t>
+              <w:t>29+28=57</w:t>
             </w:r>
           </w:p>
         </w:tc>
@@ -978,7 +1152,7 @@
                 <w:rFonts w:ascii="TimeNewRoman" w:hAnsi="TimeNewRoman"/>
                 <w:sz w:val="30"/>
               </w:rPr>
-              <w:t>95-78=17</w:t>
+              <w:t>14-0=14</w:t>
             </w:r>
           </w:p>
         </w:tc>
@@ -997,7 +1171,7 @@
                 <w:rFonts w:ascii="TimeNewRoman" w:hAnsi="TimeNewRoman"/>
                 <w:sz w:val="30"/>
               </w:rPr>
-              <w:t>10+17=27</w:t>
+              <w:t>30+47=77</w:t>
             </w:r>
           </w:p>
         </w:tc>
@@ -1014,7 +1188,7 @@
                 <w:rFonts w:ascii="TimeNewRoman" w:hAnsi="TimeNewRoman"/>
                 <w:sz w:val="30"/>
               </w:rPr>
-              <w:t>24+75=99</w:t>
+              <w:t>91+6=97</w:t>
             </w:r>
           </w:p>
         </w:tc>
@@ -1031,7 +1205,7 @@
                 <w:rFonts w:ascii="TimeNewRoman" w:hAnsi="TimeNewRoman"/>
                 <w:sz w:val="30"/>
               </w:rPr>
-              <w:t>17+2=19</w:t>
+              <w:t>85+12=97</w:t>
             </w:r>
           </w:p>
         </w:tc>
@@ -1048,7 +1222,7 @@
                 <w:rFonts w:ascii="TimeNewRoman" w:hAnsi="TimeNewRoman"/>
                 <w:sz w:val="30"/>
               </w:rPr>
-              <w:t>29-11=18</w:t>
+              <w:t>92-3=89</w:t>
             </w:r>
           </w:p>
         </w:tc>
@@ -1065,7 +1239,7 @@
                 <w:rFonts w:ascii="TimeNewRoman" w:hAnsi="TimeNewRoman"/>
                 <w:sz w:val="30"/>
               </w:rPr>
-              <w:t>35-10=25</w:t>
+              <w:t>61-31=30</w:t>
             </w:r>
           </w:p>
         </w:tc>
@@ -1084,7 +1258,7 @@
                 <w:rFonts w:ascii="TimeNewRoman" w:hAnsi="TimeNewRoman"/>
                 <w:sz w:val="30"/>
               </w:rPr>
-              <w:t>57-23=34</w:t>
+              <w:t>59-53=6</w:t>
             </w:r>
           </w:p>
         </w:tc>
@@ -1101,7 +1275,7 @@
                 <w:rFonts w:ascii="TimeNewRoman" w:hAnsi="TimeNewRoman"/>
                 <w:sz w:val="30"/>
               </w:rPr>
-              <w:t>61+12=73</w:t>
+              <w:t>16-15=1</w:t>
             </w:r>
           </w:p>
         </w:tc>
@@ -1118,7 +1292,7 @@
                 <w:rFonts w:ascii="TimeNewRoman" w:hAnsi="TimeNewRoman"/>
                 <w:sz w:val="30"/>
               </w:rPr>
-              <w:t>55-27=28</w:t>
+              <w:t>30+67=97</w:t>
             </w:r>
           </w:p>
         </w:tc>
@@ -1135,7 +1309,7 @@
                 <w:rFonts w:ascii="TimeNewRoman" w:hAnsi="TimeNewRoman"/>
                 <w:sz w:val="30"/>
               </w:rPr>
-              <w:t>40-4=36</w:t>
+              <w:t>84-81=3</w:t>
             </w:r>
           </w:p>
         </w:tc>
@@ -1152,7 +1326,7 @@
                 <w:rFonts w:ascii="TimeNewRoman" w:hAnsi="TimeNewRoman"/>
                 <w:sz w:val="30"/>
               </w:rPr>
-              <w:t>9+22=31</w:t>
+              <w:t>89-64=25</w:t>
             </w:r>
           </w:p>
         </w:tc>
@@ -1171,7 +1345,7 @@
                 <w:rFonts w:ascii="TimeNewRoman" w:hAnsi="TimeNewRoman"/>
                 <w:sz w:val="30"/>
               </w:rPr>
-              <w:t>92-73=19</w:t>
+              <w:t>20+67=87</w:t>
             </w:r>
           </w:p>
         </w:tc>
@@ -1188,7 +1362,7 @@
                 <w:rFonts w:ascii="TimeNewRoman" w:hAnsi="TimeNewRoman"/>
                 <w:sz w:val="30"/>
               </w:rPr>
-              <w:t>90-66=24</w:t>
+              <w:t>23-1=22</w:t>
             </w:r>
           </w:p>
         </w:tc>
@@ -1205,7 +1379,7 @@
                 <w:rFonts w:ascii="TimeNewRoman" w:hAnsi="TimeNewRoman"/>
                 <w:sz w:val="30"/>
               </w:rPr>
-              <w:t>84-10=74</w:t>
+              <w:t>49+30=79</w:t>
             </w:r>
           </w:p>
         </w:tc>
@@ -1222,7 +1396,7 @@
                 <w:rFonts w:ascii="TimeNewRoman" w:hAnsi="TimeNewRoman"/>
                 <w:sz w:val="30"/>
               </w:rPr>
-              <w:t>63-62=1</w:t>
+              <w:t>18+55=73</w:t>
             </w:r>
           </w:p>
         </w:tc>
@@ -1239,7 +1413,7 @@
                 <w:rFonts w:ascii="TimeNewRoman" w:hAnsi="TimeNewRoman"/>
                 <w:sz w:val="30"/>
               </w:rPr>
-              <w:t>88-31=57</w:t>
+              <w:t>70-52=18</w:t>
             </w:r>
           </w:p>
         </w:tc>
@@ -1258,7 +1432,7 @@
                 <w:rFonts w:ascii="TimeNewRoman" w:hAnsi="TimeNewRoman"/>
                 <w:sz w:val="30"/>
               </w:rPr>
-              <w:t>49+37=86</w:t>
+              <w:t>44+41=85</w:t>
             </w:r>
           </w:p>
         </w:tc>
@@ -1275,7 +1449,7 @@
                 <w:rFonts w:ascii="TimeNewRoman" w:hAnsi="TimeNewRoman"/>
                 <w:sz w:val="30"/>
               </w:rPr>
-              <w:t>87-84=3</w:t>
+              <w:t>53+24=77</w:t>
             </w:r>
           </w:p>
         </w:tc>
@@ -1292,7 +1466,7 @@
                 <w:rFonts w:ascii="TimeNewRoman" w:hAnsi="TimeNewRoman"/>
                 <w:sz w:val="30"/>
               </w:rPr>
-              <w:t>78-69=9</w:t>
+              <w:t>9+5=14</w:t>
             </w:r>
           </w:p>
         </w:tc>
@@ -1309,7 +1483,7 @@
                 <w:rFonts w:ascii="TimeNewRoman" w:hAnsi="TimeNewRoman"/>
                 <w:sz w:val="30"/>
               </w:rPr>
-              <w:t>31-1=30</w:t>
+              <w:t>69-1=68</w:t>
             </w:r>
           </w:p>
         </w:tc>
@@ -1326,7 +1500,7 @@
                 <w:rFonts w:ascii="TimeNewRoman" w:hAnsi="TimeNewRoman"/>
                 <w:sz w:val="30"/>
               </w:rPr>
-              <w:t>62+23=85</w:t>
+              <w:t>17-5=12</w:t>
             </w:r>
           </w:p>
         </w:tc>
@@ -1345,7 +1519,7 @@
                 <w:rFonts w:ascii="TimeNewRoman" w:hAnsi="TimeNewRoman"/>
                 <w:sz w:val="30"/>
               </w:rPr>
-              <w:t>99-58=41</w:t>
+              <w:t>3+66=69</w:t>
             </w:r>
           </w:p>
         </w:tc>
@@ -1362,7 +1536,7 @@
                 <w:rFonts w:ascii="TimeNewRoman" w:hAnsi="TimeNewRoman"/>
                 <w:sz w:val="30"/>
               </w:rPr>
-              <w:t>55+28=83</w:t>
+              <w:t>70+23=93</w:t>
             </w:r>
           </w:p>
         </w:tc>
@@ -1379,7 +1553,7 @@
                 <w:rFonts w:ascii="TimeNewRoman" w:hAnsi="TimeNewRoman"/>
                 <w:sz w:val="30"/>
               </w:rPr>
-              <w:t>32+30=62</w:t>
+              <w:t>14+10=24</w:t>
             </w:r>
           </w:p>
         </w:tc>
@@ -1396,7 +1570,7 @@
                 <w:rFonts w:ascii="TimeNewRoman" w:hAnsi="TimeNewRoman"/>
                 <w:sz w:val="30"/>
               </w:rPr>
-              <w:t>81+12=93</w:t>
+              <w:t>54+36=90</w:t>
             </w:r>
           </w:p>
         </w:tc>
@@ -1413,7 +1587,7 @@
                 <w:rFonts w:ascii="TimeNewRoman" w:hAnsi="TimeNewRoman"/>
                 <w:sz w:val="30"/>
               </w:rPr>
-              <w:t>52-19=33</w:t>
+              <w:t>50-12=38</w:t>
             </w:r>
           </w:p>
         </w:tc>
@@ -1432,7 +1606,7 @@
                 <w:rFonts w:ascii="TimeNewRoman" w:hAnsi="TimeNewRoman"/>
                 <w:sz w:val="30"/>
               </w:rPr>
-              <w:t>35+0=35</w:t>
+              <w:t>17+79=96</w:t>
             </w:r>
           </w:p>
         </w:tc>
@@ -1449,7 +1623,7 @@
                 <w:rFonts w:ascii="TimeNewRoman" w:hAnsi="TimeNewRoman"/>
                 <w:sz w:val="30"/>
               </w:rPr>
-              <w:t>10+40=50</w:t>
+              <w:t>63+7=70</w:t>
             </w:r>
           </w:p>
         </w:tc>
@@ -1466,7 +1640,7 @@
                 <w:rFonts w:ascii="TimeNewRoman" w:hAnsi="TimeNewRoman"/>
                 <w:sz w:val="30"/>
               </w:rPr>
-              <w:t>2+53=55</w:t>
+              <w:t>10+53=63</w:t>
             </w:r>
           </w:p>
         </w:tc>
@@ -1483,7 +1657,7 @@
                 <w:rFonts w:ascii="TimeNewRoman" w:hAnsi="TimeNewRoman"/>
                 <w:sz w:val="30"/>
               </w:rPr>
-              <w:t>1+77=78</w:t>
+              <w:t>0+14=14</w:t>
             </w:r>
           </w:p>
         </w:tc>
@@ -1500,7 +1674,7 @@
                 <w:rFonts w:ascii="TimeNewRoman" w:hAnsi="TimeNewRoman"/>
                 <w:sz w:val="30"/>
               </w:rPr>
-              <w:t>25+43=68</w:t>
+              <w:t>32+40=72</w:t>
             </w:r>
           </w:p>
         </w:tc>
@@ -1519,7 +1693,7 @@
                 <w:rFonts w:ascii="TimeNewRoman" w:hAnsi="TimeNewRoman"/>
                 <w:sz w:val="30"/>
               </w:rPr>
-              <w:t>57+25=82</w:t>
+              <w:t>37-11=26</w:t>
             </w:r>
           </w:p>
         </w:tc>
@@ -1536,7 +1710,7 @@
                 <w:rFonts w:ascii="TimeNewRoman" w:hAnsi="TimeNewRoman"/>
                 <w:sz w:val="30"/>
               </w:rPr>
-              <w:t>1+45=46</w:t>
+              <w:t>10+89=99</w:t>
             </w:r>
           </w:p>
         </w:tc>
@@ -1553,7 +1727,7 @@
                 <w:rFonts w:ascii="TimeNewRoman" w:hAnsi="TimeNewRoman"/>
                 <w:sz w:val="30"/>
               </w:rPr>
-              <w:t>11+41=52</w:t>
+              <w:t>73+15=88</w:t>
             </w:r>
           </w:p>
         </w:tc>
@@ -1570,7 +1744,7 @@
                 <w:rFonts w:ascii="TimeNewRoman" w:hAnsi="TimeNewRoman"/>
                 <w:sz w:val="30"/>
               </w:rPr>
-              <w:t>69+2=71</w:t>
+              <w:t>61-31=30</w:t>
             </w:r>
           </w:p>
         </w:tc>
@@ -1587,181 +1761,7 @@
                 <w:rFonts w:ascii="TimeNewRoman" w:hAnsi="TimeNewRoman"/>
                 <w:sz w:val="30"/>
               </w:rPr>
-              <w:t>70-21=49</w:t>
-            </w:r>
-          </w:p>
-        </w:tc>
-      </w:tr>
-      <w:tr>
-        <w:tc>
-          <w:tcPr>
-            <w:tcW w:type="dxa" w:w="1987"/>
-          </w:tcPr>
-          <w:p>
-            <w:pPr>
-              <w:jc w:val="left"/>
-            </w:pPr>
-            <w:r>
-              <w:rPr>
-                <w:rFonts w:ascii="TimeNewRoman" w:hAnsi="TimeNewRoman"/>
-                <w:sz w:val="30"/>
-              </w:rPr>
-              <w:t>85+4=89</w:t>
-            </w:r>
-          </w:p>
-        </w:tc>
-        <w:tc>
-          <w:tcPr>
-            <w:tcW w:type="dxa" w:w="1987"/>
-          </w:tcPr>
-          <w:p>
-            <w:pPr>
-              <w:jc w:val="left"/>
-            </w:pPr>
-            <w:r>
-              <w:rPr>
-                <w:rFonts w:ascii="TimeNewRoman" w:hAnsi="TimeNewRoman"/>
-                <w:sz w:val="30"/>
-              </w:rPr>
-              <w:t>40-40=0</w:t>
-            </w:r>
-          </w:p>
-        </w:tc>
-        <w:tc>
-          <w:tcPr>
-            <w:tcW w:type="dxa" w:w="1987"/>
-          </w:tcPr>
-          <w:p>
-            <w:pPr>
-              <w:jc w:val="left"/>
-            </w:pPr>
-            <w:r>
-              <w:rPr>
-                <w:rFonts w:ascii="TimeNewRoman" w:hAnsi="TimeNewRoman"/>
-                <w:sz w:val="30"/>
-              </w:rPr>
-              <w:t>95-37=58</w:t>
-            </w:r>
-          </w:p>
-        </w:tc>
-        <w:tc>
-          <w:tcPr>
-            <w:tcW w:type="dxa" w:w="1987"/>
-          </w:tcPr>
-          <w:p>
-            <w:pPr>
-              <w:jc w:val="left"/>
-            </w:pPr>
-            <w:r>
-              <w:rPr>
-                <w:rFonts w:ascii="TimeNewRoman" w:hAnsi="TimeNewRoman"/>
-                <w:sz w:val="30"/>
-              </w:rPr>
-              <w:t>62-8=54</w:t>
-            </w:r>
-          </w:p>
-        </w:tc>
-        <w:tc>
-          <w:tcPr>
-            <w:tcW w:type="dxa" w:w="1987"/>
-          </w:tcPr>
-          <w:p>
-            <w:pPr>
-              <w:jc w:val="left"/>
-            </w:pPr>
-            <w:r>
-              <w:rPr>
-                <w:rFonts w:ascii="TimeNewRoman" w:hAnsi="TimeNewRoman"/>
-                <w:sz w:val="30"/>
-              </w:rPr>
-              <w:t>27+57=84</w:t>
-            </w:r>
-          </w:p>
-        </w:tc>
-      </w:tr>
-      <w:tr>
-        <w:tc>
-          <w:tcPr>
-            <w:tcW w:type="dxa" w:w="1987"/>
-          </w:tcPr>
-          <w:p>
-            <w:pPr>
-              <w:jc w:val="left"/>
-            </w:pPr>
-            <w:r>
-              <w:rPr>
-                <w:rFonts w:ascii="TimeNewRoman" w:hAnsi="TimeNewRoman"/>
-                <w:sz w:val="30"/>
-              </w:rPr>
-              <w:t>60-30=30</w:t>
-            </w:r>
-          </w:p>
-        </w:tc>
-        <w:tc>
-          <w:tcPr>
-            <w:tcW w:type="dxa" w:w="1987"/>
-          </w:tcPr>
-          <w:p>
-            <w:pPr>
-              <w:jc w:val="left"/>
-            </w:pPr>
-            <w:r>
-              <w:rPr>
-                <w:rFonts w:ascii="TimeNewRoman" w:hAnsi="TimeNewRoman"/>
-                <w:sz w:val="30"/>
-              </w:rPr>
-              <w:t>17+3=20</w:t>
-            </w:r>
-          </w:p>
-        </w:tc>
-        <w:tc>
-          <w:tcPr>
-            <w:tcW w:type="dxa" w:w="1987"/>
-          </w:tcPr>
-          <w:p>
-            <w:pPr>
-              <w:jc w:val="left"/>
-            </w:pPr>
-            <w:r>
-              <w:rPr>
-                <w:rFonts w:ascii="TimeNewRoman" w:hAnsi="TimeNewRoman"/>
-                <w:sz w:val="30"/>
-              </w:rPr>
-              <w:t>75-47=28</w:t>
-            </w:r>
-          </w:p>
-        </w:tc>
-        <w:tc>
-          <w:tcPr>
-            <w:tcW w:type="dxa" w:w="1987"/>
-          </w:tcPr>
-          <w:p>
-            <w:pPr>
-              <w:jc w:val="left"/>
-            </w:pPr>
-            <w:r>
-              <w:rPr>
-                <w:rFonts w:ascii="TimeNewRoman" w:hAnsi="TimeNewRoman"/>
-                <w:sz w:val="30"/>
-              </w:rPr>
-              <w:t>32+25=57</w:t>
-            </w:r>
-          </w:p>
-        </w:tc>
-        <w:tc>
-          <w:tcPr>
-            <w:tcW w:type="dxa" w:w="1987"/>
-          </w:tcPr>
-          <w:p>
-            <w:pPr>
-              <w:jc w:val="left"/>
-            </w:pPr>
-            <w:r>
-              <w:rPr>
-                <w:rFonts w:ascii="TimeNewRoman" w:hAnsi="TimeNewRoman"/>
-                <w:sz w:val="30"/>
-              </w:rPr>
-              <w:t>62-41=21</w:t>
+              <w:t>57-55=2</w:t>
             </w:r>
           </w:p>
         </w:tc>

--- a/answers-of-addition_and_subtraction_within_100.docx
+++ b/answers-of-addition_and_subtraction_within_100.docx
@@ -11,7 +11,7 @@
           <w:rFonts w:ascii="Arial" w:hAnsi="Arial"/>
           <w:sz w:val="30"/>
         </w:rPr>
-        <w:t>2026-09-25 Friday</w:t>
+        <w:t>2026-09-26 Saturday</w:t>
       </w:r>
     </w:p>
     <w:tbl>
@@ -40,7 +40,7 @@
                 <w:rFonts w:ascii="TimeNewRoman" w:hAnsi="TimeNewRoman"/>
                 <w:sz w:val="30"/>
               </w:rPr>
-              <w:t>11+87=98</w:t>
+              <w:t>97-81=16</w:t>
             </w:r>
           </w:p>
         </w:tc>
@@ -57,7 +57,7 @@
                 <w:rFonts w:ascii="TimeNewRoman" w:hAnsi="TimeNewRoman"/>
                 <w:sz w:val="30"/>
               </w:rPr>
-              <w:t>44+33=77</w:t>
+              <w:t>52-25=27</w:t>
             </w:r>
           </w:p>
         </w:tc>
@@ -74,7 +74,7 @@
                 <w:rFonts w:ascii="TimeNewRoman" w:hAnsi="TimeNewRoman"/>
                 <w:sz w:val="30"/>
               </w:rPr>
-              <w:t>33+57=90</w:t>
+              <w:t>69-58=11</w:t>
             </w:r>
           </w:p>
         </w:tc>
@@ -91,7 +91,7 @@
                 <w:rFonts w:ascii="TimeNewRoman" w:hAnsi="TimeNewRoman"/>
                 <w:sz w:val="30"/>
               </w:rPr>
-              <w:t>22+65=87</w:t>
+              <w:t>70-49=21</w:t>
             </w:r>
           </w:p>
         </w:tc>
@@ -108,7 +108,7 @@
                 <w:rFonts w:ascii="TimeNewRoman" w:hAnsi="TimeNewRoman"/>
                 <w:sz w:val="30"/>
               </w:rPr>
-              <w:t>91-67=24</w:t>
+              <w:t>12+85=97</w:t>
             </w:r>
           </w:p>
         </w:tc>
@@ -127,7 +127,7 @@
                 <w:rFonts w:ascii="TimeNewRoman" w:hAnsi="TimeNewRoman"/>
                 <w:sz w:val="30"/>
               </w:rPr>
-              <w:t>47-27=20</w:t>
+              <w:t>54+22=76</w:t>
             </w:r>
           </w:p>
         </w:tc>
@@ -144,7 +144,7 @@
                 <w:rFonts w:ascii="TimeNewRoman" w:hAnsi="TimeNewRoman"/>
                 <w:sz w:val="30"/>
               </w:rPr>
-              <w:t>78-71=7</w:t>
+              <w:t>79+7=86</w:t>
             </w:r>
           </w:p>
         </w:tc>
@@ -161,7 +161,7 @@
                 <w:rFonts w:ascii="TimeNewRoman" w:hAnsi="TimeNewRoman"/>
                 <w:sz w:val="30"/>
               </w:rPr>
-              <w:t>21+10=31</w:t>
+              <w:t>84-10=74</w:t>
             </w:r>
           </w:p>
         </w:tc>
@@ -178,7 +178,268 @@
                 <w:rFonts w:ascii="TimeNewRoman" w:hAnsi="TimeNewRoman"/>
                 <w:sz w:val="30"/>
               </w:rPr>
-              <w:t>61+0=61</w:t>
+              <w:t>15+1=16</w:t>
+            </w:r>
+          </w:p>
+        </w:tc>
+        <w:tc>
+          <w:tcPr>
+            <w:tcW w:type="dxa" w:w="1987"/>
+          </w:tcPr>
+          <w:p>
+            <w:pPr>
+              <w:jc w:val="left"/>
+            </w:pPr>
+            <w:r>
+              <w:rPr>
+                <w:rFonts w:ascii="TimeNewRoman" w:hAnsi="TimeNewRoman"/>
+                <w:sz w:val="30"/>
+              </w:rPr>
+              <w:t>47+30=77</w:t>
+            </w:r>
+          </w:p>
+        </w:tc>
+      </w:tr>
+      <w:tr>
+        <w:tc>
+          <w:tcPr>
+            <w:tcW w:type="dxa" w:w="1987"/>
+          </w:tcPr>
+          <w:p>
+            <w:pPr>
+              <w:jc w:val="left"/>
+            </w:pPr>
+            <w:r>
+              <w:rPr>
+                <w:rFonts w:ascii="TimeNewRoman" w:hAnsi="TimeNewRoman"/>
+                <w:sz w:val="30"/>
+              </w:rPr>
+              <w:t>44-15=29</w:t>
+            </w:r>
+          </w:p>
+        </w:tc>
+        <w:tc>
+          <w:tcPr>
+            <w:tcW w:type="dxa" w:w="1987"/>
+          </w:tcPr>
+          <w:p>
+            <w:pPr>
+              <w:jc w:val="left"/>
+            </w:pPr>
+            <w:r>
+              <w:rPr>
+                <w:rFonts w:ascii="TimeNewRoman" w:hAnsi="TimeNewRoman"/>
+                <w:sz w:val="30"/>
+              </w:rPr>
+              <w:t>88-82=6</w:t>
+            </w:r>
+          </w:p>
+        </w:tc>
+        <w:tc>
+          <w:tcPr>
+            <w:tcW w:type="dxa" w:w="1987"/>
+          </w:tcPr>
+          <w:p>
+            <w:pPr>
+              <w:jc w:val="left"/>
+            </w:pPr>
+            <w:r>
+              <w:rPr>
+                <w:rFonts w:ascii="TimeNewRoman" w:hAnsi="TimeNewRoman"/>
+                <w:sz w:val="30"/>
+              </w:rPr>
+              <w:t>49+25=74</w:t>
+            </w:r>
+          </w:p>
+        </w:tc>
+        <w:tc>
+          <w:tcPr>
+            <w:tcW w:type="dxa" w:w="1987"/>
+          </w:tcPr>
+          <w:p>
+            <w:pPr>
+              <w:jc w:val="left"/>
+            </w:pPr>
+            <w:r>
+              <w:rPr>
+                <w:rFonts w:ascii="TimeNewRoman" w:hAnsi="TimeNewRoman"/>
+                <w:sz w:val="30"/>
+              </w:rPr>
+              <w:t>55+20=75</w:t>
+            </w:r>
+          </w:p>
+        </w:tc>
+        <w:tc>
+          <w:tcPr>
+            <w:tcW w:type="dxa" w:w="1987"/>
+          </w:tcPr>
+          <w:p>
+            <w:pPr>
+              <w:jc w:val="left"/>
+            </w:pPr>
+            <w:r>
+              <w:rPr>
+                <w:rFonts w:ascii="TimeNewRoman" w:hAnsi="TimeNewRoman"/>
+                <w:sz w:val="30"/>
+              </w:rPr>
+              <w:t>2+78=80</w:t>
+            </w:r>
+          </w:p>
+        </w:tc>
+      </w:tr>
+      <w:tr>
+        <w:tc>
+          <w:tcPr>
+            <w:tcW w:type="dxa" w:w="1987"/>
+          </w:tcPr>
+          <w:p>
+            <w:pPr>
+              <w:jc w:val="left"/>
+            </w:pPr>
+            <w:r>
+              <w:rPr>
+                <w:rFonts w:ascii="TimeNewRoman" w:hAnsi="TimeNewRoman"/>
+                <w:sz w:val="30"/>
+              </w:rPr>
+              <w:t>92-45=47</w:t>
+            </w:r>
+          </w:p>
+        </w:tc>
+        <w:tc>
+          <w:tcPr>
+            <w:tcW w:type="dxa" w:w="1987"/>
+          </w:tcPr>
+          <w:p>
+            <w:pPr>
+              <w:jc w:val="left"/>
+            </w:pPr>
+            <w:r>
+              <w:rPr>
+                <w:rFonts w:ascii="TimeNewRoman" w:hAnsi="TimeNewRoman"/>
+                <w:sz w:val="30"/>
+              </w:rPr>
+              <w:t>53-9=44</w:t>
+            </w:r>
+          </w:p>
+        </w:tc>
+        <w:tc>
+          <w:tcPr>
+            <w:tcW w:type="dxa" w:w="1987"/>
+          </w:tcPr>
+          <w:p>
+            <w:pPr>
+              <w:jc w:val="left"/>
+            </w:pPr>
+            <w:r>
+              <w:rPr>
+                <w:rFonts w:ascii="TimeNewRoman" w:hAnsi="TimeNewRoman"/>
+                <w:sz w:val="30"/>
+              </w:rPr>
+              <w:t>29+51=80</w:t>
+            </w:r>
+          </w:p>
+        </w:tc>
+        <w:tc>
+          <w:tcPr>
+            <w:tcW w:type="dxa" w:w="1987"/>
+          </w:tcPr>
+          <w:p>
+            <w:pPr>
+              <w:jc w:val="left"/>
+            </w:pPr>
+            <w:r>
+              <w:rPr>
+                <w:rFonts w:ascii="TimeNewRoman" w:hAnsi="TimeNewRoman"/>
+                <w:sz w:val="30"/>
+              </w:rPr>
+              <w:t>89-50=39</w:t>
+            </w:r>
+          </w:p>
+        </w:tc>
+        <w:tc>
+          <w:tcPr>
+            <w:tcW w:type="dxa" w:w="1987"/>
+          </w:tcPr>
+          <w:p>
+            <w:pPr>
+              <w:jc w:val="left"/>
+            </w:pPr>
+            <w:r>
+              <w:rPr>
+                <w:rFonts w:ascii="TimeNewRoman" w:hAnsi="TimeNewRoman"/>
+                <w:sz w:val="30"/>
+              </w:rPr>
+              <w:t>47+43=90</w:t>
+            </w:r>
+          </w:p>
+        </w:tc>
+      </w:tr>
+      <w:tr>
+        <w:tc>
+          <w:tcPr>
+            <w:tcW w:type="dxa" w:w="1987"/>
+          </w:tcPr>
+          <w:p>
+            <w:pPr>
+              <w:jc w:val="left"/>
+            </w:pPr>
+            <w:r>
+              <w:rPr>
+                <w:rFonts w:ascii="TimeNewRoman" w:hAnsi="TimeNewRoman"/>
+                <w:sz w:val="30"/>
+              </w:rPr>
+              <w:t>31+55=86</w:t>
+            </w:r>
+          </w:p>
+        </w:tc>
+        <w:tc>
+          <w:tcPr>
+            <w:tcW w:type="dxa" w:w="1987"/>
+          </w:tcPr>
+          <w:p>
+            <w:pPr>
+              <w:jc w:val="left"/>
+            </w:pPr>
+            <w:r>
+              <w:rPr>
+                <w:rFonts w:ascii="TimeNewRoman" w:hAnsi="TimeNewRoman"/>
+                <w:sz w:val="30"/>
+              </w:rPr>
+              <w:t>21+71=92</w:t>
+            </w:r>
+          </w:p>
+        </w:tc>
+        <w:tc>
+          <w:tcPr>
+            <w:tcW w:type="dxa" w:w="1987"/>
+          </w:tcPr>
+          <w:p>
+            <w:pPr>
+              <w:jc w:val="left"/>
+            </w:pPr>
+            <w:r>
+              <w:rPr>
+                <w:rFonts w:ascii="TimeNewRoman" w:hAnsi="TimeNewRoman"/>
+                <w:sz w:val="30"/>
+              </w:rPr>
+              <w:t>12+69=81</w:t>
+            </w:r>
+          </w:p>
+        </w:tc>
+        <w:tc>
+          <w:tcPr>
+            <w:tcW w:type="dxa" w:w="1987"/>
+          </w:tcPr>
+          <w:p>
+            <w:pPr>
+              <w:jc w:val="left"/>
+            </w:pPr>
+            <w:r>
+              <w:rPr>
+                <w:rFonts w:ascii="TimeNewRoman" w:hAnsi="TimeNewRoman"/>
+                <w:sz w:val="30"/>
+              </w:rPr>
+              <w:t>64-26=38</w:t>
             </w:r>
           </w:p>
         </w:tc>
@@ -214,7 +475,7 @@
                 <w:rFonts w:ascii="TimeNewRoman" w:hAnsi="TimeNewRoman"/>
                 <w:sz w:val="30"/>
               </w:rPr>
-              <w:t>64-31=33</w:t>
+              <w:t>57-12=45</w:t>
             </w:r>
           </w:p>
         </w:tc>
@@ -231,7 +492,7 @@
                 <w:rFonts w:ascii="TimeNewRoman" w:hAnsi="TimeNewRoman"/>
                 <w:sz w:val="30"/>
               </w:rPr>
-              <w:t>62-9=53</w:t>
+              <w:t>89-51=38</w:t>
             </w:r>
           </w:p>
         </w:tc>
@@ -248,7 +509,7 @@
                 <w:rFonts w:ascii="TimeNewRoman" w:hAnsi="TimeNewRoman"/>
                 <w:sz w:val="30"/>
               </w:rPr>
-              <w:t>46-17=29</w:t>
+              <w:t>13+82=95</w:t>
             </w:r>
           </w:p>
         </w:tc>
@@ -265,7 +526,7 @@
                 <w:rFonts w:ascii="TimeNewRoman" w:hAnsi="TimeNewRoman"/>
                 <w:sz w:val="30"/>
               </w:rPr>
-              <w:t>25+0=25</w:t>
+              <w:t>63-50=13</w:t>
             </w:r>
           </w:p>
         </w:tc>
@@ -282,7 +543,7 @@
                 <w:rFonts w:ascii="TimeNewRoman" w:hAnsi="TimeNewRoman"/>
                 <w:sz w:val="30"/>
               </w:rPr>
-              <w:t>47-22=25</w:t>
+              <w:t>73-35=38</w:t>
             </w:r>
           </w:p>
         </w:tc>
@@ -301,7 +562,7 @@
                 <w:rFonts w:ascii="TimeNewRoman" w:hAnsi="TimeNewRoman"/>
                 <w:sz w:val="30"/>
               </w:rPr>
-              <w:t>35-33=2</w:t>
+              <w:t>15+0=15</w:t>
             </w:r>
           </w:p>
         </w:tc>
@@ -318,7 +579,7 @@
                 <w:rFonts w:ascii="TimeNewRoman" w:hAnsi="TimeNewRoman"/>
                 <w:sz w:val="30"/>
               </w:rPr>
-              <w:t>5+81=86</w:t>
+              <w:t>22-10=12</w:t>
             </w:r>
           </w:p>
         </w:tc>
@@ -335,7 +596,7 @@
                 <w:rFonts w:ascii="TimeNewRoman" w:hAnsi="TimeNewRoman"/>
                 <w:sz w:val="30"/>
               </w:rPr>
-              <w:t>12+23=35</w:t>
+              <w:t>67+19=86</w:t>
             </w:r>
           </w:p>
         </w:tc>
@@ -352,7 +613,7 @@
                 <w:rFonts w:ascii="TimeNewRoman" w:hAnsi="TimeNewRoman"/>
                 <w:sz w:val="30"/>
               </w:rPr>
-              <w:t>56-8=48</w:t>
+              <w:t>93-56=37</w:t>
             </w:r>
           </w:p>
         </w:tc>
@@ -369,7 +630,7 @@
                 <w:rFonts w:ascii="TimeNewRoman" w:hAnsi="TimeNewRoman"/>
                 <w:sz w:val="30"/>
               </w:rPr>
-              <w:t>88-47=41</w:t>
+              <w:t>30-18=12</w:t>
             </w:r>
           </w:p>
         </w:tc>
@@ -388,7 +649,7 @@
                 <w:rFonts w:ascii="TimeNewRoman" w:hAnsi="TimeNewRoman"/>
                 <w:sz w:val="30"/>
               </w:rPr>
-              <w:t>80-60=20</w:t>
+              <w:t>64-23=41</w:t>
             </w:r>
           </w:p>
         </w:tc>
@@ -405,7 +666,7 @@
                 <w:rFonts w:ascii="TimeNewRoman" w:hAnsi="TimeNewRoman"/>
                 <w:sz w:val="30"/>
               </w:rPr>
-              <w:t>78+10=88</w:t>
+              <w:t>20+19=39</w:t>
             </w:r>
           </w:p>
         </w:tc>
@@ -422,7 +683,7 @@
                 <w:rFonts w:ascii="TimeNewRoman" w:hAnsi="TimeNewRoman"/>
                 <w:sz w:val="30"/>
               </w:rPr>
-              <w:t>89-12=77</w:t>
+              <w:t>20-10=10</w:t>
             </w:r>
           </w:p>
         </w:tc>
@@ -439,7 +700,7 @@
                 <w:rFonts w:ascii="TimeNewRoman" w:hAnsi="TimeNewRoman"/>
                 <w:sz w:val="30"/>
               </w:rPr>
-              <w:t>20+71=91</w:t>
+              <w:t>69+4=73</w:t>
             </w:r>
           </w:p>
         </w:tc>
@@ -456,7 +717,7 @@
                 <w:rFonts w:ascii="TimeNewRoman" w:hAnsi="TimeNewRoman"/>
                 <w:sz w:val="30"/>
               </w:rPr>
-              <w:t>75+15=90</w:t>
+              <w:t>73-1=72</w:t>
             </w:r>
           </w:p>
         </w:tc>
@@ -475,7 +736,7 @@
                 <w:rFonts w:ascii="TimeNewRoman" w:hAnsi="TimeNewRoman"/>
                 <w:sz w:val="30"/>
               </w:rPr>
-              <w:t>39+16=55</w:t>
+              <w:t>0+18=18</w:t>
             </w:r>
           </w:p>
         </w:tc>
@@ -492,7 +753,7 @@
                 <w:rFonts w:ascii="TimeNewRoman" w:hAnsi="TimeNewRoman"/>
                 <w:sz w:val="30"/>
               </w:rPr>
-              <w:t>90-72=18</w:t>
+              <w:t>23+65=88</w:t>
             </w:r>
           </w:p>
         </w:tc>
@@ -509,7 +770,7 @@
                 <w:rFonts w:ascii="TimeNewRoman" w:hAnsi="TimeNewRoman"/>
                 <w:sz w:val="30"/>
               </w:rPr>
-              <w:t>26-26=0</w:t>
+              <w:t>46-3=43</w:t>
             </w:r>
           </w:p>
         </w:tc>
@@ -526,7 +787,7 @@
                 <w:rFonts w:ascii="TimeNewRoman" w:hAnsi="TimeNewRoman"/>
                 <w:sz w:val="30"/>
               </w:rPr>
-              <w:t>12+43=55</w:t>
+              <w:t>7+87=94</w:t>
             </w:r>
           </w:p>
         </w:tc>
@@ -543,7 +804,7 @@
                 <w:rFonts w:ascii="TimeNewRoman" w:hAnsi="TimeNewRoman"/>
                 <w:sz w:val="30"/>
               </w:rPr>
-              <w:t>27+28=55</w:t>
+              <w:t>96-91=5</w:t>
             </w:r>
           </w:p>
         </w:tc>
@@ -562,7 +823,7 @@
                 <w:rFonts w:ascii="TimeNewRoman" w:hAnsi="TimeNewRoman"/>
                 <w:sz w:val="30"/>
               </w:rPr>
-              <w:t>25+58=83</w:t>
+              <w:t>11+85=96</w:t>
             </w:r>
           </w:p>
         </w:tc>
@@ -579,7 +840,7 @@
                 <w:rFonts w:ascii="TimeNewRoman" w:hAnsi="TimeNewRoman"/>
                 <w:sz w:val="30"/>
               </w:rPr>
-              <w:t>7-2=5</w:t>
+              <w:t>62-7=55</w:t>
             </w:r>
           </w:p>
         </w:tc>
@@ -596,7 +857,7 @@
                 <w:rFonts w:ascii="TimeNewRoman" w:hAnsi="TimeNewRoman"/>
                 <w:sz w:val="30"/>
               </w:rPr>
-              <w:t>2+18=20</w:t>
+              <w:t>97-52=45</w:t>
             </w:r>
           </w:p>
         </w:tc>
@@ -613,7 +874,7 @@
                 <w:rFonts w:ascii="TimeNewRoman" w:hAnsi="TimeNewRoman"/>
                 <w:sz w:val="30"/>
               </w:rPr>
-              <w:t>94-82=12</w:t>
+              <w:t>27+18=45</w:t>
             </w:r>
           </w:p>
         </w:tc>
@@ -630,7 +891,7 @@
                 <w:rFonts w:ascii="TimeNewRoman" w:hAnsi="TimeNewRoman"/>
                 <w:sz w:val="30"/>
               </w:rPr>
-              <w:t>57+6=63</w:t>
+              <w:t>45-29=16</w:t>
             </w:r>
           </w:p>
         </w:tc>
@@ -649,7 +910,7 @@
                 <w:rFonts w:ascii="TimeNewRoman" w:hAnsi="TimeNewRoman"/>
                 <w:sz w:val="30"/>
               </w:rPr>
-              <w:t>37+61=98</w:t>
+              <w:t>15+59=74</w:t>
             </w:r>
           </w:p>
         </w:tc>
@@ -666,7 +927,7 @@
                 <w:rFonts w:ascii="TimeNewRoman" w:hAnsi="TimeNewRoman"/>
                 <w:sz w:val="30"/>
               </w:rPr>
-              <w:t>71-32=39</w:t>
+              <w:t>22-16=6</w:t>
             </w:r>
           </w:p>
         </w:tc>
@@ -683,7 +944,7 @@
                 <w:rFonts w:ascii="TimeNewRoman" w:hAnsi="TimeNewRoman"/>
                 <w:sz w:val="30"/>
               </w:rPr>
-              <w:t>25+70=95</w:t>
+              <w:t>83+1=84</w:t>
             </w:r>
           </w:p>
         </w:tc>
@@ -700,7 +961,7 @@
                 <w:rFonts w:ascii="TimeNewRoman" w:hAnsi="TimeNewRoman"/>
                 <w:sz w:val="30"/>
               </w:rPr>
-              <w:t>33+57=90</w:t>
+              <w:t>18+52=70</w:t>
             </w:r>
           </w:p>
         </w:tc>
@@ -717,7 +978,7 @@
                 <w:rFonts w:ascii="TimeNewRoman" w:hAnsi="TimeNewRoman"/>
                 <w:sz w:val="30"/>
               </w:rPr>
-              <w:t>42-12=30</w:t>
+              <w:t>92-76=16</w:t>
             </w:r>
           </w:p>
         </w:tc>
@@ -736,7 +997,7 @@
                 <w:rFonts w:ascii="TimeNewRoman" w:hAnsi="TimeNewRoman"/>
                 <w:sz w:val="30"/>
               </w:rPr>
-              <w:t>12+27=39</w:t>
+              <w:t>17+25=42</w:t>
             </w:r>
           </w:p>
         </w:tc>
@@ -753,7 +1014,7 @@
                 <w:rFonts w:ascii="TimeNewRoman" w:hAnsi="TimeNewRoman"/>
                 <w:sz w:val="30"/>
               </w:rPr>
-              <w:t>85-80=5</w:t>
+              <w:t>71-22=49</w:t>
             </w:r>
           </w:p>
         </w:tc>
@@ -770,7 +1031,7 @@
                 <w:rFonts w:ascii="TimeNewRoman" w:hAnsi="TimeNewRoman"/>
                 <w:sz w:val="30"/>
               </w:rPr>
-              <w:t>44+11=55</w:t>
+              <w:t>28+54=82</w:t>
             </w:r>
           </w:p>
         </w:tc>
@@ -787,7 +1048,7 @@
                 <w:rFonts w:ascii="TimeNewRoman" w:hAnsi="TimeNewRoman"/>
                 <w:sz w:val="30"/>
               </w:rPr>
-              <w:t>34+29=63</w:t>
+              <w:t>26-2=24</w:t>
             </w:r>
           </w:p>
         </w:tc>
@@ -804,7 +1065,7 @@
                 <w:rFonts w:ascii="TimeNewRoman" w:hAnsi="TimeNewRoman"/>
                 <w:sz w:val="30"/>
               </w:rPr>
-              <w:t>35-29=6</w:t>
+              <w:t>25+59=84</w:t>
             </w:r>
           </w:p>
         </w:tc>
@@ -823,7 +1084,7 @@
                 <w:rFonts w:ascii="TimeNewRoman" w:hAnsi="TimeNewRoman"/>
                 <w:sz w:val="30"/>
               </w:rPr>
-              <w:t>82-53=29</w:t>
+              <w:t>78-53=25</w:t>
             </w:r>
           </w:p>
         </w:tc>
@@ -840,7 +1101,7 @@
                 <w:rFonts w:ascii="TimeNewRoman" w:hAnsi="TimeNewRoman"/>
                 <w:sz w:val="30"/>
               </w:rPr>
-              <w:t>82+15=97</w:t>
+              <w:t>28+61=89</w:t>
             </w:r>
           </w:p>
         </w:tc>
@@ -857,7 +1118,7 @@
                 <w:rFonts w:ascii="TimeNewRoman" w:hAnsi="TimeNewRoman"/>
                 <w:sz w:val="30"/>
               </w:rPr>
-              <w:t>16+59=75</w:t>
+              <w:t>0+34=34</w:t>
             </w:r>
           </w:p>
         </w:tc>
@@ -874,7 +1135,7 @@
                 <w:rFonts w:ascii="TimeNewRoman" w:hAnsi="TimeNewRoman"/>
                 <w:sz w:val="30"/>
               </w:rPr>
-              <w:t>23-9=14</w:t>
+              <w:t>33+65=98</w:t>
             </w:r>
           </w:p>
         </w:tc>
@@ -891,7 +1152,7 @@
                 <w:rFonts w:ascii="TimeNewRoman" w:hAnsi="TimeNewRoman"/>
                 <w:sz w:val="30"/>
               </w:rPr>
-              <w:t>5+40=45</w:t>
+              <w:t>32+49=81</w:t>
             </w:r>
           </w:p>
         </w:tc>
@@ -910,7 +1171,7 @@
                 <w:rFonts w:ascii="TimeNewRoman" w:hAnsi="TimeNewRoman"/>
                 <w:sz w:val="30"/>
               </w:rPr>
-              <w:t>66-30=36</w:t>
+              <w:t>4+60=64</w:t>
             </w:r>
           </w:p>
         </w:tc>
@@ -927,7 +1188,7 @@
                 <w:rFonts w:ascii="TimeNewRoman" w:hAnsi="TimeNewRoman"/>
                 <w:sz w:val="30"/>
               </w:rPr>
-              <w:t>88-79=9</w:t>
+              <w:t>46+14=60</w:t>
             </w:r>
           </w:p>
         </w:tc>
@@ -944,7 +1205,7 @@
                 <w:rFonts w:ascii="TimeNewRoman" w:hAnsi="TimeNewRoman"/>
                 <w:sz w:val="30"/>
               </w:rPr>
-              <w:t>11+22=33</w:t>
+              <w:t>6+92=98</w:t>
             </w:r>
           </w:p>
         </w:tc>
@@ -961,7 +1222,7 @@
                 <w:rFonts w:ascii="TimeNewRoman" w:hAnsi="TimeNewRoman"/>
                 <w:sz w:val="30"/>
               </w:rPr>
-              <w:t>19+43=62</w:t>
+              <w:t>96-70=26</w:t>
             </w:r>
           </w:p>
         </w:tc>
@@ -978,7 +1239,7 @@
                 <w:rFonts w:ascii="TimeNewRoman" w:hAnsi="TimeNewRoman"/>
                 <w:sz w:val="30"/>
               </w:rPr>
-              <w:t>59+5=64</w:t>
+              <w:t>30+22=52</w:t>
             </w:r>
           </w:p>
         </w:tc>
@@ -997,7 +1258,7 @@
                 <w:rFonts w:ascii="TimeNewRoman" w:hAnsi="TimeNewRoman"/>
                 <w:sz w:val="30"/>
               </w:rPr>
-              <w:t>8+63=71</w:t>
+              <w:t>17+13=30</w:t>
             </w:r>
           </w:p>
         </w:tc>
@@ -1014,7 +1275,7 @@
                 <w:rFonts w:ascii="TimeNewRoman" w:hAnsi="TimeNewRoman"/>
                 <w:sz w:val="30"/>
               </w:rPr>
-              <w:t>47-23=24</w:t>
+              <w:t>43+27=70</w:t>
             </w:r>
           </w:p>
         </w:tc>
@@ -1031,7 +1292,7 @@
                 <w:rFonts w:ascii="TimeNewRoman" w:hAnsi="TimeNewRoman"/>
                 <w:sz w:val="30"/>
               </w:rPr>
-              <w:t>59-34=25</w:t>
+              <w:t>18+20=38</w:t>
             </w:r>
           </w:p>
         </w:tc>
@@ -1048,7 +1309,7 @@
                 <w:rFonts w:ascii="TimeNewRoman" w:hAnsi="TimeNewRoman"/>
                 <w:sz w:val="30"/>
               </w:rPr>
-              <w:t>97-68=29</w:t>
+              <w:t>52+26=78</w:t>
             </w:r>
           </w:p>
         </w:tc>
@@ -1065,220 +1326,12 @@
                 <w:rFonts w:ascii="TimeNewRoman" w:hAnsi="TimeNewRoman"/>
                 <w:sz w:val="30"/>
               </w:rPr>
-              <w:t>61+26=87</w:t>
+              <w:t>68-3=65</w:t>
             </w:r>
           </w:p>
         </w:tc>
       </w:tr>
       <w:tr>
-        <w:tc>
-          <w:tcPr>
-            <w:tcW w:type="dxa" w:w="1987"/>
-          </w:tcPr>
-          <w:p>
-            <w:pPr>
-              <w:jc w:val="left"/>
-            </w:pPr>
-            <w:r>
-              <w:rPr>
-                <w:rFonts w:ascii="TimeNewRoman" w:hAnsi="TimeNewRoman"/>
-                <w:sz w:val="30"/>
-              </w:rPr>
-              <w:t>36-7=29</w:t>
-            </w:r>
-          </w:p>
-        </w:tc>
-        <w:tc>
-          <w:tcPr>
-            <w:tcW w:type="dxa" w:w="1987"/>
-          </w:tcPr>
-          <w:p>
-            <w:pPr>
-              <w:jc w:val="left"/>
-            </w:pPr>
-            <w:r>
-              <w:rPr>
-                <w:rFonts w:ascii="TimeNewRoman" w:hAnsi="TimeNewRoman"/>
-                <w:sz w:val="30"/>
-              </w:rPr>
-              <w:t>83-19=64</w:t>
-            </w:r>
-          </w:p>
-        </w:tc>
-        <w:tc>
-          <w:tcPr>
-            <w:tcW w:type="dxa" w:w="1987"/>
-          </w:tcPr>
-          <w:p>
-            <w:pPr>
-              <w:jc w:val="left"/>
-            </w:pPr>
-            <w:r>
-              <w:rPr>
-                <w:rFonts w:ascii="TimeNewRoman" w:hAnsi="TimeNewRoman"/>
-                <w:sz w:val="30"/>
-              </w:rPr>
-              <w:t>39-3=36</w:t>
-            </w:r>
-          </w:p>
-        </w:tc>
-        <w:tc>
-          <w:tcPr>
-            <w:tcW w:type="dxa" w:w="1987"/>
-          </w:tcPr>
-          <w:p>
-            <w:pPr>
-              <w:jc w:val="left"/>
-            </w:pPr>
-            <w:r>
-              <w:rPr>
-                <w:rFonts w:ascii="TimeNewRoman" w:hAnsi="TimeNewRoman"/>
-                <w:sz w:val="30"/>
-              </w:rPr>
-              <w:t>29+28=57</w:t>
-            </w:r>
-          </w:p>
-        </w:tc>
-        <w:tc>
-          <w:tcPr>
-            <w:tcW w:type="dxa" w:w="1987"/>
-          </w:tcPr>
-          <w:p>
-            <w:pPr>
-              <w:jc w:val="left"/>
-            </w:pPr>
-            <w:r>
-              <w:rPr>
-                <w:rFonts w:ascii="TimeNewRoman" w:hAnsi="TimeNewRoman"/>
-                <w:sz w:val="30"/>
-              </w:rPr>
-              <w:t>14-0=14</w:t>
-            </w:r>
-          </w:p>
-        </w:tc>
-      </w:tr>
-      <w:tr>
-        <w:tc>
-          <w:tcPr>
-            <w:tcW w:type="dxa" w:w="1987"/>
-          </w:tcPr>
-          <w:p>
-            <w:pPr>
-              <w:jc w:val="left"/>
-            </w:pPr>
-            <w:r>
-              <w:rPr>
-                <w:rFonts w:ascii="TimeNewRoman" w:hAnsi="TimeNewRoman"/>
-                <w:sz w:val="30"/>
-              </w:rPr>
-              <w:t>30+47=77</w:t>
-            </w:r>
-          </w:p>
-        </w:tc>
-        <w:tc>
-          <w:tcPr>
-            <w:tcW w:type="dxa" w:w="1987"/>
-          </w:tcPr>
-          <w:p>
-            <w:pPr>
-              <w:jc w:val="left"/>
-            </w:pPr>
-            <w:r>
-              <w:rPr>
-                <w:rFonts w:ascii="TimeNewRoman" w:hAnsi="TimeNewRoman"/>
-                <w:sz w:val="30"/>
-              </w:rPr>
-              <w:t>91+6=97</w:t>
-            </w:r>
-          </w:p>
-        </w:tc>
-        <w:tc>
-          <w:tcPr>
-            <w:tcW w:type="dxa" w:w="1987"/>
-          </w:tcPr>
-          <w:p>
-            <w:pPr>
-              <w:jc w:val="left"/>
-            </w:pPr>
-            <w:r>
-              <w:rPr>
-                <w:rFonts w:ascii="TimeNewRoman" w:hAnsi="TimeNewRoman"/>
-                <w:sz w:val="30"/>
-              </w:rPr>
-              <w:t>85+12=97</w:t>
-            </w:r>
-          </w:p>
-        </w:tc>
-        <w:tc>
-          <w:tcPr>
-            <w:tcW w:type="dxa" w:w="1987"/>
-          </w:tcPr>
-          <w:p>
-            <w:pPr>
-              <w:jc w:val="left"/>
-            </w:pPr>
-            <w:r>
-              <w:rPr>
-                <w:rFonts w:ascii="TimeNewRoman" w:hAnsi="TimeNewRoman"/>
-                <w:sz w:val="30"/>
-              </w:rPr>
-              <w:t>92-3=89</w:t>
-            </w:r>
-          </w:p>
-        </w:tc>
-        <w:tc>
-          <w:tcPr>
-            <w:tcW w:type="dxa" w:w="1987"/>
-          </w:tcPr>
-          <w:p>
-            <w:pPr>
-              <w:jc w:val="left"/>
-            </w:pPr>
-            <w:r>
-              <w:rPr>
-                <w:rFonts w:ascii="TimeNewRoman" w:hAnsi="TimeNewRoman"/>
-                <w:sz w:val="30"/>
-              </w:rPr>
-              <w:t>61-31=30</w:t>
-            </w:r>
-          </w:p>
-        </w:tc>
-      </w:tr>
-      <w:tr>
-        <w:tc>
-          <w:tcPr>
-            <w:tcW w:type="dxa" w:w="1987"/>
-          </w:tcPr>
-          <w:p>
-            <w:pPr>
-              <w:jc w:val="left"/>
-            </w:pPr>
-            <w:r>
-              <w:rPr>
-                <w:rFonts w:ascii="TimeNewRoman" w:hAnsi="TimeNewRoman"/>
-                <w:sz w:val="30"/>
-              </w:rPr>
-              <w:t>59-53=6</w:t>
-            </w:r>
-          </w:p>
-        </w:tc>
-        <w:tc>
-          <w:tcPr>
-            <w:tcW w:type="dxa" w:w="1987"/>
-          </w:tcPr>
-          <w:p>
-            <w:pPr>
-              <w:jc w:val="left"/>
-            </w:pPr>
-            <w:r>
-              <w:rPr>
-                <w:rFonts w:ascii="TimeNewRoman" w:hAnsi="TimeNewRoman"/>
-                <w:sz w:val="30"/>
-              </w:rPr>
-              <w:t>16-15=1</w:t>
-            </w:r>
-          </w:p>
-        </w:tc>
         <w:tc>
           <w:tcPr>
             <w:tcW w:type="dxa" w:w="1987"/>
@@ -1309,7 +1362,7 @@
                 <w:rFonts w:ascii="TimeNewRoman" w:hAnsi="TimeNewRoman"/>
                 <w:sz w:val="30"/>
               </w:rPr>
-              <w:t>84-81=3</w:t>
+              <w:t>50-4=46</w:t>
             </w:r>
           </w:p>
         </w:tc>
@@ -1326,7 +1379,41 @@
                 <w:rFonts w:ascii="TimeNewRoman" w:hAnsi="TimeNewRoman"/>
                 <w:sz w:val="30"/>
               </w:rPr>
-              <w:t>89-64=25</w:t>
+              <w:t>85+10=95</w:t>
+            </w:r>
+          </w:p>
+        </w:tc>
+        <w:tc>
+          <w:tcPr>
+            <w:tcW w:type="dxa" w:w="1987"/>
+          </w:tcPr>
+          <w:p>
+            <w:pPr>
+              <w:jc w:val="left"/>
+            </w:pPr>
+            <w:r>
+              <w:rPr>
+                <w:rFonts w:ascii="TimeNewRoman" w:hAnsi="TimeNewRoman"/>
+                <w:sz w:val="30"/>
+              </w:rPr>
+              <w:t>24+14=38</w:t>
+            </w:r>
+          </w:p>
+        </w:tc>
+        <w:tc>
+          <w:tcPr>
+            <w:tcW w:type="dxa" w:w="1987"/>
+          </w:tcPr>
+          <w:p>
+            <w:pPr>
+              <w:jc w:val="left"/>
+            </w:pPr>
+            <w:r>
+              <w:rPr>
+                <w:rFonts w:ascii="TimeNewRoman" w:hAnsi="TimeNewRoman"/>
+                <w:sz w:val="30"/>
+              </w:rPr>
+              <w:t>64-0=64</w:t>
             </w:r>
           </w:p>
         </w:tc>
@@ -1345,7 +1432,7 @@
                 <w:rFonts w:ascii="TimeNewRoman" w:hAnsi="TimeNewRoman"/>
                 <w:sz w:val="30"/>
               </w:rPr>
-              <w:t>20+67=87</w:t>
+              <w:t>92-22=70</w:t>
             </w:r>
           </w:p>
         </w:tc>
@@ -1362,7 +1449,7 @@
                 <w:rFonts w:ascii="TimeNewRoman" w:hAnsi="TimeNewRoman"/>
                 <w:sz w:val="30"/>
               </w:rPr>
-              <w:t>23-1=22</w:t>
+              <w:t>27+6=33</w:t>
             </w:r>
           </w:p>
         </w:tc>
@@ -1379,7 +1466,7 @@
                 <w:rFonts w:ascii="TimeNewRoman" w:hAnsi="TimeNewRoman"/>
                 <w:sz w:val="30"/>
               </w:rPr>
-              <w:t>49+30=79</w:t>
+              <w:t>60+27=87</w:t>
             </w:r>
           </w:p>
         </w:tc>
@@ -1396,7 +1483,7 @@
                 <w:rFonts w:ascii="TimeNewRoman" w:hAnsi="TimeNewRoman"/>
                 <w:sz w:val="30"/>
               </w:rPr>
-              <w:t>18+55=73</w:t>
+              <w:t>19-17=2</w:t>
             </w:r>
           </w:p>
         </w:tc>
@@ -1413,7 +1500,7 @@
                 <w:rFonts w:ascii="TimeNewRoman" w:hAnsi="TimeNewRoman"/>
                 <w:sz w:val="30"/>
               </w:rPr>
-              <w:t>70-52=18</w:t>
+              <w:t>64-11=53</w:t>
             </w:r>
           </w:p>
         </w:tc>
@@ -1432,7 +1519,7 @@
                 <w:rFonts w:ascii="TimeNewRoman" w:hAnsi="TimeNewRoman"/>
                 <w:sz w:val="30"/>
               </w:rPr>
-              <w:t>44+41=85</w:t>
+              <w:t>88-48=40</w:t>
             </w:r>
           </w:p>
         </w:tc>
@@ -1449,7 +1536,7 @@
                 <w:rFonts w:ascii="TimeNewRoman" w:hAnsi="TimeNewRoman"/>
                 <w:sz w:val="30"/>
               </w:rPr>
-              <w:t>53+24=77</w:t>
+              <w:t>91-61=30</w:t>
             </w:r>
           </w:p>
         </w:tc>
@@ -1466,7 +1553,7 @@
                 <w:rFonts w:ascii="TimeNewRoman" w:hAnsi="TimeNewRoman"/>
                 <w:sz w:val="30"/>
               </w:rPr>
-              <w:t>9+5=14</w:t>
+              <w:t>21+31=52</w:t>
             </w:r>
           </w:p>
         </w:tc>
@@ -1483,7 +1570,7 @@
                 <w:rFonts w:ascii="TimeNewRoman" w:hAnsi="TimeNewRoman"/>
                 <w:sz w:val="30"/>
               </w:rPr>
-              <w:t>69-1=68</w:t>
+              <w:t>22+11=33</w:t>
             </w:r>
           </w:p>
         </w:tc>
@@ -1500,7 +1587,7 @@
                 <w:rFonts w:ascii="TimeNewRoman" w:hAnsi="TimeNewRoman"/>
                 <w:sz w:val="30"/>
               </w:rPr>
-              <w:t>17-5=12</w:t>
+              <w:t>76-58=18</w:t>
             </w:r>
           </w:p>
         </w:tc>
@@ -1519,7 +1606,7 @@
                 <w:rFonts w:ascii="TimeNewRoman" w:hAnsi="TimeNewRoman"/>
                 <w:sz w:val="30"/>
               </w:rPr>
-              <w:t>3+66=69</w:t>
+              <w:t>68-32=36</w:t>
             </w:r>
           </w:p>
         </w:tc>
@@ -1536,7 +1623,7 @@
                 <w:rFonts w:ascii="TimeNewRoman" w:hAnsi="TimeNewRoman"/>
                 <w:sz w:val="30"/>
               </w:rPr>
-              <w:t>70+23=93</w:t>
+              <w:t>68-8=60</w:t>
             </w:r>
           </w:p>
         </w:tc>
@@ -1553,7 +1640,7 @@
                 <w:rFonts w:ascii="TimeNewRoman" w:hAnsi="TimeNewRoman"/>
                 <w:sz w:val="30"/>
               </w:rPr>
-              <w:t>14+10=24</w:t>
+              <w:t>69-43=26</w:t>
             </w:r>
           </w:p>
         </w:tc>
@@ -1570,7 +1657,7 @@
                 <w:rFonts w:ascii="TimeNewRoman" w:hAnsi="TimeNewRoman"/>
                 <w:sz w:val="30"/>
               </w:rPr>
-              <w:t>54+36=90</w:t>
+              <w:t>92-12=80</w:t>
             </w:r>
           </w:p>
         </w:tc>
@@ -1587,7 +1674,7 @@
                 <w:rFonts w:ascii="TimeNewRoman" w:hAnsi="TimeNewRoman"/>
                 <w:sz w:val="30"/>
               </w:rPr>
-              <w:t>50-12=38</w:t>
+              <w:t>13+57=70</w:t>
             </w:r>
           </w:p>
         </w:tc>
@@ -1606,7 +1693,7 @@
                 <w:rFonts w:ascii="TimeNewRoman" w:hAnsi="TimeNewRoman"/>
                 <w:sz w:val="30"/>
               </w:rPr>
-              <w:t>17+79=96</w:t>
+              <w:t>97-66=31</w:t>
             </w:r>
           </w:p>
         </w:tc>
@@ -1623,7 +1710,7 @@
                 <w:rFonts w:ascii="TimeNewRoman" w:hAnsi="TimeNewRoman"/>
                 <w:sz w:val="30"/>
               </w:rPr>
-              <w:t>63+7=70</w:t>
+              <w:t>28-20=8</w:t>
             </w:r>
           </w:p>
         </w:tc>
@@ -1640,7 +1727,7 @@
                 <w:rFonts w:ascii="TimeNewRoman" w:hAnsi="TimeNewRoman"/>
                 <w:sz w:val="30"/>
               </w:rPr>
-              <w:t>10+53=63</w:t>
+              <w:t>49-40=9</w:t>
             </w:r>
           </w:p>
         </w:tc>
@@ -1657,7 +1744,7 @@
                 <w:rFonts w:ascii="TimeNewRoman" w:hAnsi="TimeNewRoman"/>
                 <w:sz w:val="30"/>
               </w:rPr>
-              <w:t>0+14=14</w:t>
+              <w:t>79+0=79</w:t>
             </w:r>
           </w:p>
         </w:tc>
@@ -1674,94 +1761,7 @@
                 <w:rFonts w:ascii="TimeNewRoman" w:hAnsi="TimeNewRoman"/>
                 <w:sz w:val="30"/>
               </w:rPr>
-              <w:t>32+40=72</w:t>
-            </w:r>
-          </w:p>
-        </w:tc>
-      </w:tr>
-      <w:tr>
-        <w:tc>
-          <w:tcPr>
-            <w:tcW w:type="dxa" w:w="1987"/>
-          </w:tcPr>
-          <w:p>
-            <w:pPr>
-              <w:jc w:val="left"/>
-            </w:pPr>
-            <w:r>
-              <w:rPr>
-                <w:rFonts w:ascii="TimeNewRoman" w:hAnsi="TimeNewRoman"/>
-                <w:sz w:val="30"/>
-              </w:rPr>
-              <w:t>37-11=26</w:t>
-            </w:r>
-          </w:p>
-        </w:tc>
-        <w:tc>
-          <w:tcPr>
-            <w:tcW w:type="dxa" w:w="1987"/>
-          </w:tcPr>
-          <w:p>
-            <w:pPr>
-              <w:jc w:val="left"/>
-            </w:pPr>
-            <w:r>
-              <w:rPr>
-                <w:rFonts w:ascii="TimeNewRoman" w:hAnsi="TimeNewRoman"/>
-                <w:sz w:val="30"/>
-              </w:rPr>
-              <w:t>10+89=99</w:t>
-            </w:r>
-          </w:p>
-        </w:tc>
-        <w:tc>
-          <w:tcPr>
-            <w:tcW w:type="dxa" w:w="1987"/>
-          </w:tcPr>
-          <w:p>
-            <w:pPr>
-              <w:jc w:val="left"/>
-            </w:pPr>
-            <w:r>
-              <w:rPr>
-                <w:rFonts w:ascii="TimeNewRoman" w:hAnsi="TimeNewRoman"/>
-                <w:sz w:val="30"/>
-              </w:rPr>
-              <w:t>73+15=88</w:t>
-            </w:r>
-          </w:p>
-        </w:tc>
-        <w:tc>
-          <w:tcPr>
-            <w:tcW w:type="dxa" w:w="1987"/>
-          </w:tcPr>
-          <w:p>
-            <w:pPr>
-              <w:jc w:val="left"/>
-            </w:pPr>
-            <w:r>
-              <w:rPr>
-                <w:rFonts w:ascii="TimeNewRoman" w:hAnsi="TimeNewRoman"/>
-                <w:sz w:val="30"/>
-              </w:rPr>
-              <w:t>61-31=30</w:t>
-            </w:r>
-          </w:p>
-        </w:tc>
-        <w:tc>
-          <w:tcPr>
-            <w:tcW w:type="dxa" w:w="1987"/>
-          </w:tcPr>
-          <w:p>
-            <w:pPr>
-              <w:jc w:val="left"/>
-            </w:pPr>
-            <w:r>
-              <w:rPr>
-                <w:rFonts w:ascii="TimeNewRoman" w:hAnsi="TimeNewRoman"/>
-                <w:sz w:val="30"/>
-              </w:rPr>
-              <w:t>57-55=2</w:t>
+              <w:t>97-5=92</w:t>
             </w:r>
           </w:p>
         </w:tc>

--- a/answers-of-addition_and_subtraction_within_100.docx
+++ b/answers-of-addition_and_subtraction_within_100.docx
@@ -40,7 +40,7 @@
                 <w:rFonts w:ascii="TimeNewRoman" w:hAnsi="TimeNewRoman"/>
                 <w:sz w:val="30"/>
               </w:rPr>
-              <w:t>97-81=16</w:t>
+              <w:t>53+35=88</w:t>
             </w:r>
           </w:p>
         </w:tc>
@@ -57,7 +57,7 @@
                 <w:rFonts w:ascii="TimeNewRoman" w:hAnsi="TimeNewRoman"/>
                 <w:sz w:val="30"/>
               </w:rPr>
-              <w:t>52-25=27</w:t>
+              <w:t>1+31=32</w:t>
             </w:r>
           </w:p>
         </w:tc>
@@ -74,10 +74,307 @@
                 <w:rFonts w:ascii="TimeNewRoman" w:hAnsi="TimeNewRoman"/>
                 <w:sz w:val="30"/>
               </w:rPr>
-              <w:t>69-58=11</w:t>
+              <w:t>83-53=30</w:t>
             </w:r>
           </w:p>
         </w:tc>
+        <w:tc>
+          <w:tcPr>
+            <w:tcW w:type="dxa" w:w="1987"/>
+          </w:tcPr>
+          <w:p>
+            <w:pPr>
+              <w:jc w:val="left"/>
+            </w:pPr>
+            <w:r>
+              <w:rPr>
+                <w:rFonts w:ascii="TimeNewRoman" w:hAnsi="TimeNewRoman"/>
+                <w:sz w:val="30"/>
+              </w:rPr>
+              <w:t>31-14=17</w:t>
+            </w:r>
+          </w:p>
+        </w:tc>
+        <w:tc>
+          <w:tcPr>
+            <w:tcW w:type="dxa" w:w="1987"/>
+          </w:tcPr>
+          <w:p>
+            <w:pPr>
+              <w:jc w:val="left"/>
+            </w:pPr>
+            <w:r>
+              <w:rPr>
+                <w:rFonts w:ascii="TimeNewRoman" w:hAnsi="TimeNewRoman"/>
+                <w:sz w:val="30"/>
+              </w:rPr>
+              <w:t>48+0=48</w:t>
+            </w:r>
+          </w:p>
+        </w:tc>
+      </w:tr>
+      <w:tr>
+        <w:tc>
+          <w:tcPr>
+            <w:tcW w:type="dxa" w:w="1987"/>
+          </w:tcPr>
+          <w:p>
+            <w:pPr>
+              <w:jc w:val="left"/>
+            </w:pPr>
+            <w:r>
+              <w:rPr>
+                <w:rFonts w:ascii="TimeNewRoman" w:hAnsi="TimeNewRoman"/>
+                <w:sz w:val="30"/>
+              </w:rPr>
+              <w:t>79-75=4</w:t>
+            </w:r>
+          </w:p>
+        </w:tc>
+        <w:tc>
+          <w:tcPr>
+            <w:tcW w:type="dxa" w:w="1987"/>
+          </w:tcPr>
+          <w:p>
+            <w:pPr>
+              <w:jc w:val="left"/>
+            </w:pPr>
+            <w:r>
+              <w:rPr>
+                <w:rFonts w:ascii="TimeNewRoman" w:hAnsi="TimeNewRoman"/>
+                <w:sz w:val="30"/>
+              </w:rPr>
+              <w:t>22+32=54</w:t>
+            </w:r>
+          </w:p>
+        </w:tc>
+        <w:tc>
+          <w:tcPr>
+            <w:tcW w:type="dxa" w:w="1987"/>
+          </w:tcPr>
+          <w:p>
+            <w:pPr>
+              <w:jc w:val="left"/>
+            </w:pPr>
+            <w:r>
+              <w:rPr>
+                <w:rFonts w:ascii="TimeNewRoman" w:hAnsi="TimeNewRoman"/>
+                <w:sz w:val="30"/>
+              </w:rPr>
+              <w:t>65-29=36</w:t>
+            </w:r>
+          </w:p>
+        </w:tc>
+        <w:tc>
+          <w:tcPr>
+            <w:tcW w:type="dxa" w:w="1987"/>
+          </w:tcPr>
+          <w:p>
+            <w:pPr>
+              <w:jc w:val="left"/>
+            </w:pPr>
+            <w:r>
+              <w:rPr>
+                <w:rFonts w:ascii="TimeNewRoman" w:hAnsi="TimeNewRoman"/>
+                <w:sz w:val="30"/>
+              </w:rPr>
+              <w:t>99-10=89</w:t>
+            </w:r>
+          </w:p>
+        </w:tc>
+        <w:tc>
+          <w:tcPr>
+            <w:tcW w:type="dxa" w:w="1987"/>
+          </w:tcPr>
+          <w:p>
+            <w:pPr>
+              <w:jc w:val="left"/>
+            </w:pPr>
+            <w:r>
+              <w:rPr>
+                <w:rFonts w:ascii="TimeNewRoman" w:hAnsi="TimeNewRoman"/>
+                <w:sz w:val="30"/>
+              </w:rPr>
+              <w:t>13+76=89</w:t>
+            </w:r>
+          </w:p>
+        </w:tc>
+      </w:tr>
+      <w:tr>
+        <w:tc>
+          <w:tcPr>
+            <w:tcW w:type="dxa" w:w="1987"/>
+          </w:tcPr>
+          <w:p>
+            <w:pPr>
+              <w:jc w:val="left"/>
+            </w:pPr>
+            <w:r>
+              <w:rPr>
+                <w:rFonts w:ascii="TimeNewRoman" w:hAnsi="TimeNewRoman"/>
+                <w:sz w:val="30"/>
+              </w:rPr>
+              <w:t>93-68=25</w:t>
+            </w:r>
+          </w:p>
+        </w:tc>
+        <w:tc>
+          <w:tcPr>
+            <w:tcW w:type="dxa" w:w="1987"/>
+          </w:tcPr>
+          <w:p>
+            <w:pPr>
+              <w:jc w:val="left"/>
+            </w:pPr>
+            <w:r>
+              <w:rPr>
+                <w:rFonts w:ascii="TimeNewRoman" w:hAnsi="TimeNewRoman"/>
+                <w:sz w:val="30"/>
+              </w:rPr>
+              <w:t>80-16=64</w:t>
+            </w:r>
+          </w:p>
+        </w:tc>
+        <w:tc>
+          <w:tcPr>
+            <w:tcW w:type="dxa" w:w="1987"/>
+          </w:tcPr>
+          <w:p>
+            <w:pPr>
+              <w:jc w:val="left"/>
+            </w:pPr>
+            <w:r>
+              <w:rPr>
+                <w:rFonts w:ascii="TimeNewRoman" w:hAnsi="TimeNewRoman"/>
+                <w:sz w:val="30"/>
+              </w:rPr>
+              <w:t>29+33=62</w:t>
+            </w:r>
+          </w:p>
+        </w:tc>
+        <w:tc>
+          <w:tcPr>
+            <w:tcW w:type="dxa" w:w="1987"/>
+          </w:tcPr>
+          <w:p>
+            <w:pPr>
+              <w:jc w:val="left"/>
+            </w:pPr>
+            <w:r>
+              <w:rPr>
+                <w:rFonts w:ascii="TimeNewRoman" w:hAnsi="TimeNewRoman"/>
+                <w:sz w:val="30"/>
+              </w:rPr>
+              <w:t>91-72=19</w:t>
+            </w:r>
+          </w:p>
+        </w:tc>
+        <w:tc>
+          <w:tcPr>
+            <w:tcW w:type="dxa" w:w="1987"/>
+          </w:tcPr>
+          <w:p>
+            <w:pPr>
+              <w:jc w:val="left"/>
+            </w:pPr>
+            <w:r>
+              <w:rPr>
+                <w:rFonts w:ascii="TimeNewRoman" w:hAnsi="TimeNewRoman"/>
+                <w:sz w:val="30"/>
+              </w:rPr>
+              <w:t>7+33=40</w:t>
+            </w:r>
+          </w:p>
+        </w:tc>
+      </w:tr>
+      <w:tr>
+        <w:tc>
+          <w:tcPr>
+            <w:tcW w:type="dxa" w:w="1987"/>
+          </w:tcPr>
+          <w:p>
+            <w:pPr>
+              <w:jc w:val="left"/>
+            </w:pPr>
+            <w:r>
+              <w:rPr>
+                <w:rFonts w:ascii="TimeNewRoman" w:hAnsi="TimeNewRoman"/>
+                <w:sz w:val="30"/>
+              </w:rPr>
+              <w:t>75-9=66</w:t>
+            </w:r>
+          </w:p>
+        </w:tc>
+        <w:tc>
+          <w:tcPr>
+            <w:tcW w:type="dxa" w:w="1987"/>
+          </w:tcPr>
+          <w:p>
+            <w:pPr>
+              <w:jc w:val="left"/>
+            </w:pPr>
+            <w:r>
+              <w:rPr>
+                <w:rFonts w:ascii="TimeNewRoman" w:hAnsi="TimeNewRoman"/>
+                <w:sz w:val="30"/>
+              </w:rPr>
+              <w:t>18+69=87</w:t>
+            </w:r>
+          </w:p>
+        </w:tc>
+        <w:tc>
+          <w:tcPr>
+            <w:tcW w:type="dxa" w:w="1987"/>
+          </w:tcPr>
+          <w:p>
+            <w:pPr>
+              <w:jc w:val="left"/>
+            </w:pPr>
+            <w:r>
+              <w:rPr>
+                <w:rFonts w:ascii="TimeNewRoman" w:hAnsi="TimeNewRoman"/>
+                <w:sz w:val="30"/>
+              </w:rPr>
+              <w:t>54-30=24</w:t>
+            </w:r>
+          </w:p>
+        </w:tc>
+        <w:tc>
+          <w:tcPr>
+            <w:tcW w:type="dxa" w:w="1987"/>
+          </w:tcPr>
+          <w:p>
+            <w:pPr>
+              <w:jc w:val="left"/>
+            </w:pPr>
+            <w:r>
+              <w:rPr>
+                <w:rFonts w:ascii="TimeNewRoman" w:hAnsi="TimeNewRoman"/>
+                <w:sz w:val="30"/>
+              </w:rPr>
+              <w:t>90-77=13</w:t>
+            </w:r>
+          </w:p>
+        </w:tc>
+        <w:tc>
+          <w:tcPr>
+            <w:tcW w:type="dxa" w:w="1987"/>
+          </w:tcPr>
+          <w:p>
+            <w:pPr>
+              <w:jc w:val="left"/>
+            </w:pPr>
+            <w:r>
+              <w:rPr>
+                <w:rFonts w:ascii="TimeNewRoman" w:hAnsi="TimeNewRoman"/>
+                <w:sz w:val="30"/>
+              </w:rPr>
+              <w:t>47+49=96</w:t>
+            </w:r>
+          </w:p>
+        </w:tc>
+      </w:tr>
+      <w:tr>
         <w:tc>
           <w:tcPr>
             <w:tcW w:type="dxa" w:w="1987"/>
@@ -108,7 +405,58 @@
                 <w:rFonts w:ascii="TimeNewRoman" w:hAnsi="TimeNewRoman"/>
                 <w:sz w:val="30"/>
               </w:rPr>
-              <w:t>12+85=97</w:t>
+              <w:t>87+2=89</w:t>
+            </w:r>
+          </w:p>
+        </w:tc>
+        <w:tc>
+          <w:tcPr>
+            <w:tcW w:type="dxa" w:w="1987"/>
+          </w:tcPr>
+          <w:p>
+            <w:pPr>
+              <w:jc w:val="left"/>
+            </w:pPr>
+            <w:r>
+              <w:rPr>
+                <w:rFonts w:ascii="TimeNewRoman" w:hAnsi="TimeNewRoman"/>
+                <w:sz w:val="30"/>
+              </w:rPr>
+              <w:t>16+7=23</w:t>
+            </w:r>
+          </w:p>
+        </w:tc>
+        <w:tc>
+          <w:tcPr>
+            <w:tcW w:type="dxa" w:w="1987"/>
+          </w:tcPr>
+          <w:p>
+            <w:pPr>
+              <w:jc w:val="left"/>
+            </w:pPr>
+            <w:r>
+              <w:rPr>
+                <w:rFonts w:ascii="TimeNewRoman" w:hAnsi="TimeNewRoman"/>
+                <w:sz w:val="30"/>
+              </w:rPr>
+              <w:t>69-25=44</w:t>
+            </w:r>
+          </w:p>
+        </w:tc>
+        <w:tc>
+          <w:tcPr>
+            <w:tcW w:type="dxa" w:w="1987"/>
+          </w:tcPr>
+          <w:p>
+            <w:pPr>
+              <w:jc w:val="left"/>
+            </w:pPr>
+            <w:r>
+              <w:rPr>
+                <w:rFonts w:ascii="TimeNewRoman" w:hAnsi="TimeNewRoman"/>
+                <w:sz w:val="30"/>
+              </w:rPr>
+              <w:t>0+5=5</w:t>
             </w:r>
           </w:p>
         </w:tc>
@@ -127,7 +475,7 @@
                 <w:rFonts w:ascii="TimeNewRoman" w:hAnsi="TimeNewRoman"/>
                 <w:sz w:val="30"/>
               </w:rPr>
-              <w:t>54+22=76</w:t>
+              <w:t>13+74=87</w:t>
             </w:r>
           </w:p>
         </w:tc>
@@ -144,7 +492,7 @@
                 <w:rFonts w:ascii="TimeNewRoman" w:hAnsi="TimeNewRoman"/>
                 <w:sz w:val="30"/>
               </w:rPr>
-              <w:t>79+7=86</w:t>
+              <w:t>0+74=74</w:t>
             </w:r>
           </w:p>
         </w:tc>
@@ -161,7 +509,7 @@
                 <w:rFonts w:ascii="TimeNewRoman" w:hAnsi="TimeNewRoman"/>
                 <w:sz w:val="30"/>
               </w:rPr>
-              <w:t>84-10=74</w:t>
+              <w:t>59+33=92</w:t>
             </w:r>
           </w:p>
         </w:tc>
@@ -178,7 +526,7 @@
                 <w:rFonts w:ascii="TimeNewRoman" w:hAnsi="TimeNewRoman"/>
                 <w:sz w:val="30"/>
               </w:rPr>
-              <w:t>15+1=16</w:t>
+              <w:t>59+39=98</w:t>
             </w:r>
           </w:p>
         </w:tc>
@@ -195,7 +543,7 @@
                 <w:rFonts w:ascii="TimeNewRoman" w:hAnsi="TimeNewRoman"/>
                 <w:sz w:val="30"/>
               </w:rPr>
-              <w:t>47+30=77</w:t>
+              <w:t>87-53=34</w:t>
             </w:r>
           </w:p>
         </w:tc>
@@ -214,7 +562,7 @@
                 <w:rFonts w:ascii="TimeNewRoman" w:hAnsi="TimeNewRoman"/>
                 <w:sz w:val="30"/>
               </w:rPr>
-              <w:t>44-15=29</w:t>
+              <w:t>42+47=89</w:t>
             </w:r>
           </w:p>
         </w:tc>
@@ -231,7 +579,7 @@
                 <w:rFonts w:ascii="TimeNewRoman" w:hAnsi="TimeNewRoman"/>
                 <w:sz w:val="30"/>
               </w:rPr>
-              <w:t>88-82=6</w:t>
+              <w:t>67+3=70</w:t>
             </w:r>
           </w:p>
         </w:tc>
@@ -248,7 +596,7 @@
                 <w:rFonts w:ascii="TimeNewRoman" w:hAnsi="TimeNewRoman"/>
                 <w:sz w:val="30"/>
               </w:rPr>
-              <w:t>49+25=74</w:t>
+              <w:t>53+44=97</w:t>
             </w:r>
           </w:p>
         </w:tc>
@@ -265,7 +613,7 @@
                 <w:rFonts w:ascii="TimeNewRoman" w:hAnsi="TimeNewRoman"/>
                 <w:sz w:val="30"/>
               </w:rPr>
-              <w:t>55+20=75</w:t>
+              <w:t>13+21=34</w:t>
             </w:r>
           </w:p>
         </w:tc>
@@ -282,7 +630,7 @@
                 <w:rFonts w:ascii="TimeNewRoman" w:hAnsi="TimeNewRoman"/>
                 <w:sz w:val="30"/>
               </w:rPr>
-              <w:t>2+78=80</w:t>
+              <w:t>42-2=40</w:t>
             </w:r>
           </w:p>
         </w:tc>
@@ -301,7 +649,7 @@
                 <w:rFonts w:ascii="TimeNewRoman" w:hAnsi="TimeNewRoman"/>
                 <w:sz w:val="30"/>
               </w:rPr>
-              <w:t>92-45=47</w:t>
+              <w:t>10+61=71</w:t>
             </w:r>
           </w:p>
         </w:tc>
@@ -318,7 +666,7 @@
                 <w:rFonts w:ascii="TimeNewRoman" w:hAnsi="TimeNewRoman"/>
                 <w:sz w:val="30"/>
               </w:rPr>
-              <w:t>53-9=44</w:t>
+              <w:t>68-13=55</w:t>
             </w:r>
           </w:p>
         </w:tc>
@@ -335,7 +683,7 @@
                 <w:rFonts w:ascii="TimeNewRoman" w:hAnsi="TimeNewRoman"/>
                 <w:sz w:val="30"/>
               </w:rPr>
-              <w:t>29+51=80</w:t>
+              <w:t>42+46=88</w:t>
             </w:r>
           </w:p>
         </w:tc>
@@ -352,7 +700,7 @@
                 <w:rFonts w:ascii="TimeNewRoman" w:hAnsi="TimeNewRoman"/>
                 <w:sz w:val="30"/>
               </w:rPr>
-              <w:t>89-50=39</w:t>
+              <w:t>88+5=93</w:t>
             </w:r>
           </w:p>
         </w:tc>
@@ -369,7 +717,7 @@
                 <w:rFonts w:ascii="TimeNewRoman" w:hAnsi="TimeNewRoman"/>
                 <w:sz w:val="30"/>
               </w:rPr>
-              <w:t>47+43=90</w:t>
+              <w:t>45+43=88</w:t>
             </w:r>
           </w:p>
         </w:tc>
@@ -388,7 +736,7 @@
                 <w:rFonts w:ascii="TimeNewRoman" w:hAnsi="TimeNewRoman"/>
                 <w:sz w:val="30"/>
               </w:rPr>
-              <w:t>31+55=86</w:t>
+              <w:t>36+12=48</w:t>
             </w:r>
           </w:p>
         </w:tc>
@@ -405,7 +753,7 @@
                 <w:rFonts w:ascii="TimeNewRoman" w:hAnsi="TimeNewRoman"/>
                 <w:sz w:val="30"/>
               </w:rPr>
-              <w:t>21+71=92</w:t>
+              <w:t>36+24=60</w:t>
             </w:r>
           </w:p>
         </w:tc>
@@ -422,7 +770,7 @@
                 <w:rFonts w:ascii="TimeNewRoman" w:hAnsi="TimeNewRoman"/>
                 <w:sz w:val="30"/>
               </w:rPr>
-              <w:t>12+69=81</w:t>
+              <w:t>72+20=92</w:t>
             </w:r>
           </w:p>
         </w:tc>
@@ -439,7 +787,7 @@
                 <w:rFonts w:ascii="TimeNewRoman" w:hAnsi="TimeNewRoman"/>
                 <w:sz w:val="30"/>
               </w:rPr>
-              <w:t>64-26=38</w:t>
+              <w:t>62+30=92</w:t>
             </w:r>
           </w:p>
         </w:tc>
@@ -456,7 +804,7 @@
                 <w:rFonts w:ascii="TimeNewRoman" w:hAnsi="TimeNewRoman"/>
                 <w:sz w:val="30"/>
               </w:rPr>
-              <w:t>67-45=22</w:t>
+              <w:t>89-88=1</w:t>
             </w:r>
           </w:p>
         </w:tc>
@@ -475,7 +823,7 @@
                 <w:rFonts w:ascii="TimeNewRoman" w:hAnsi="TimeNewRoman"/>
                 <w:sz w:val="30"/>
               </w:rPr>
-              <w:t>57-12=45</w:t>
+              <w:t>20+16=36</w:t>
             </w:r>
           </w:p>
         </w:tc>
@@ -492,7 +840,7 @@
                 <w:rFonts w:ascii="TimeNewRoman" w:hAnsi="TimeNewRoman"/>
                 <w:sz w:val="30"/>
               </w:rPr>
-              <w:t>89-51=38</w:t>
+              <w:t>40+21=61</w:t>
             </w:r>
           </w:p>
         </w:tc>
@@ -509,7 +857,7 @@
                 <w:rFonts w:ascii="TimeNewRoman" w:hAnsi="TimeNewRoman"/>
                 <w:sz w:val="30"/>
               </w:rPr>
-              <w:t>13+82=95</w:t>
+              <w:t>90-64=26</w:t>
             </w:r>
           </w:p>
         </w:tc>
@@ -526,7 +874,7 @@
                 <w:rFonts w:ascii="TimeNewRoman" w:hAnsi="TimeNewRoman"/>
                 <w:sz w:val="30"/>
               </w:rPr>
-              <w:t>63-50=13</w:t>
+              <w:t>0+54=54</w:t>
             </w:r>
           </w:p>
         </w:tc>
@@ -543,7 +891,7 @@
                 <w:rFonts w:ascii="TimeNewRoman" w:hAnsi="TimeNewRoman"/>
                 <w:sz w:val="30"/>
               </w:rPr>
-              <w:t>73-35=38</w:t>
+              <w:t>33+8=41</w:t>
             </w:r>
           </w:p>
         </w:tc>
@@ -562,7 +910,7 @@
                 <w:rFonts w:ascii="TimeNewRoman" w:hAnsi="TimeNewRoman"/>
                 <w:sz w:val="30"/>
               </w:rPr>
-              <w:t>15+0=15</w:t>
+              <w:t>52+6=58</w:t>
             </w:r>
           </w:p>
         </w:tc>
@@ -579,7 +927,7 @@
                 <w:rFonts w:ascii="TimeNewRoman" w:hAnsi="TimeNewRoman"/>
                 <w:sz w:val="30"/>
               </w:rPr>
-              <w:t>22-10=12</w:t>
+              <w:t>40+28=68</w:t>
             </w:r>
           </w:p>
         </w:tc>
@@ -596,7 +944,7 @@
                 <w:rFonts w:ascii="TimeNewRoman" w:hAnsi="TimeNewRoman"/>
                 <w:sz w:val="30"/>
               </w:rPr>
-              <w:t>67+19=86</w:t>
+              <w:t>64-64=0</w:t>
             </w:r>
           </w:p>
         </w:tc>
@@ -613,7 +961,7 @@
                 <w:rFonts w:ascii="TimeNewRoman" w:hAnsi="TimeNewRoman"/>
                 <w:sz w:val="30"/>
               </w:rPr>
-              <w:t>93-56=37</w:t>
+              <w:t>15-14=1</w:t>
             </w:r>
           </w:p>
         </w:tc>
@@ -630,7 +978,7 @@
                 <w:rFonts w:ascii="TimeNewRoman" w:hAnsi="TimeNewRoman"/>
                 <w:sz w:val="30"/>
               </w:rPr>
-              <w:t>30-18=12</w:t>
+              <w:t>60+38=98</w:t>
             </w:r>
           </w:p>
         </w:tc>
@@ -649,7 +997,7 @@
                 <w:rFonts w:ascii="TimeNewRoman" w:hAnsi="TimeNewRoman"/>
                 <w:sz w:val="30"/>
               </w:rPr>
-              <w:t>64-23=41</w:t>
+              <w:t>89-6=83</w:t>
             </w:r>
           </w:p>
         </w:tc>
@@ -666,7 +1014,7 @@
                 <w:rFonts w:ascii="TimeNewRoman" w:hAnsi="TimeNewRoman"/>
                 <w:sz w:val="30"/>
               </w:rPr>
-              <w:t>20+19=39</w:t>
+              <w:t>33-0=33</w:t>
             </w:r>
           </w:p>
         </w:tc>
@@ -683,7 +1031,7 @@
                 <w:rFonts w:ascii="TimeNewRoman" w:hAnsi="TimeNewRoman"/>
                 <w:sz w:val="30"/>
               </w:rPr>
-              <w:t>20-10=10</w:t>
+              <w:t>3+46=49</w:t>
             </w:r>
           </w:p>
         </w:tc>
@@ -700,7 +1048,7 @@
                 <w:rFonts w:ascii="TimeNewRoman" w:hAnsi="TimeNewRoman"/>
                 <w:sz w:val="30"/>
               </w:rPr>
-              <w:t>69+4=73</w:t>
+              <w:t>93-85=8</w:t>
             </w:r>
           </w:p>
         </w:tc>
@@ -717,7 +1065,7 @@
                 <w:rFonts w:ascii="TimeNewRoman" w:hAnsi="TimeNewRoman"/>
                 <w:sz w:val="30"/>
               </w:rPr>
-              <w:t>73-1=72</w:t>
+              <w:t>0+65=65</w:t>
             </w:r>
           </w:p>
         </w:tc>
@@ -736,7 +1084,7 @@
                 <w:rFonts w:ascii="TimeNewRoman" w:hAnsi="TimeNewRoman"/>
                 <w:sz w:val="30"/>
               </w:rPr>
-              <w:t>0+18=18</w:t>
+              <w:t>74-35=39</w:t>
             </w:r>
           </w:p>
         </w:tc>
@@ -753,7 +1101,7 @@
                 <w:rFonts w:ascii="TimeNewRoman" w:hAnsi="TimeNewRoman"/>
                 <w:sz w:val="30"/>
               </w:rPr>
-              <w:t>23+65=88</w:t>
+              <w:t>63+18=81</w:t>
             </w:r>
           </w:p>
         </w:tc>
@@ -770,7 +1118,7 @@
                 <w:rFonts w:ascii="TimeNewRoman" w:hAnsi="TimeNewRoman"/>
                 <w:sz w:val="30"/>
               </w:rPr>
-              <w:t>46-3=43</w:t>
+              <w:t>70-54=16</w:t>
             </w:r>
           </w:p>
         </w:tc>
@@ -787,7 +1135,7 @@
                 <w:rFonts w:ascii="TimeNewRoman" w:hAnsi="TimeNewRoman"/>
                 <w:sz w:val="30"/>
               </w:rPr>
-              <w:t>7+87=94</w:t>
+              <w:t>20-1=19</w:t>
             </w:r>
           </w:p>
         </w:tc>
@@ -804,7 +1152,7 @@
                 <w:rFonts w:ascii="TimeNewRoman" w:hAnsi="TimeNewRoman"/>
                 <w:sz w:val="30"/>
               </w:rPr>
-              <w:t>96-91=5</w:t>
+              <w:t>49+32=81</w:t>
             </w:r>
           </w:p>
         </w:tc>
@@ -823,7 +1171,7 @@
                 <w:rFonts w:ascii="TimeNewRoman" w:hAnsi="TimeNewRoman"/>
                 <w:sz w:val="30"/>
               </w:rPr>
-              <w:t>11+85=96</w:t>
+              <w:t>6+51=57</w:t>
             </w:r>
           </w:p>
         </w:tc>
@@ -840,7 +1188,7 @@
                 <w:rFonts w:ascii="TimeNewRoman" w:hAnsi="TimeNewRoman"/>
                 <w:sz w:val="30"/>
               </w:rPr>
-              <w:t>62-7=55</w:t>
+              <w:t>44-1=43</w:t>
             </w:r>
           </w:p>
         </w:tc>
@@ -857,7 +1205,7 @@
                 <w:rFonts w:ascii="TimeNewRoman" w:hAnsi="TimeNewRoman"/>
                 <w:sz w:val="30"/>
               </w:rPr>
-              <w:t>97-52=45</w:t>
+              <w:t>1+2=3</w:t>
             </w:r>
           </w:p>
         </w:tc>
@@ -874,7 +1222,7 @@
                 <w:rFonts w:ascii="TimeNewRoman" w:hAnsi="TimeNewRoman"/>
                 <w:sz w:val="30"/>
               </w:rPr>
-              <w:t>27+18=45</w:t>
+              <w:t>40+6=46</w:t>
             </w:r>
           </w:p>
         </w:tc>
@@ -891,7 +1239,7 @@
                 <w:rFonts w:ascii="TimeNewRoman" w:hAnsi="TimeNewRoman"/>
                 <w:sz w:val="30"/>
               </w:rPr>
-              <w:t>45-29=16</w:t>
+              <w:t>79-47=32</w:t>
             </w:r>
           </w:p>
         </w:tc>
@@ -910,7 +1258,7 @@
                 <w:rFonts w:ascii="TimeNewRoman" w:hAnsi="TimeNewRoman"/>
                 <w:sz w:val="30"/>
               </w:rPr>
-              <w:t>15+59=74</w:t>
+              <w:t>43+30=73</w:t>
             </w:r>
           </w:p>
         </w:tc>
@@ -927,7 +1275,7 @@
                 <w:rFonts w:ascii="TimeNewRoman" w:hAnsi="TimeNewRoman"/>
                 <w:sz w:val="30"/>
               </w:rPr>
-              <w:t>22-16=6</w:t>
+              <w:t>0+53=53</w:t>
             </w:r>
           </w:p>
         </w:tc>
@@ -944,7 +1292,7 @@
                 <w:rFonts w:ascii="TimeNewRoman" w:hAnsi="TimeNewRoman"/>
                 <w:sz w:val="30"/>
               </w:rPr>
-              <w:t>83+1=84</w:t>
+              <w:t>76-1=75</w:t>
             </w:r>
           </w:p>
         </w:tc>
@@ -961,7 +1309,7 @@
                 <w:rFonts w:ascii="TimeNewRoman" w:hAnsi="TimeNewRoman"/>
                 <w:sz w:val="30"/>
               </w:rPr>
-              <w:t>18+52=70</w:t>
+              <w:t>56-43=13</w:t>
             </w:r>
           </w:p>
         </w:tc>
@@ -978,7 +1326,7 @@
                 <w:rFonts w:ascii="TimeNewRoman" w:hAnsi="TimeNewRoman"/>
                 <w:sz w:val="30"/>
               </w:rPr>
-              <w:t>92-76=16</w:t>
+              <w:t>13+64=77</w:t>
             </w:r>
           </w:p>
         </w:tc>
@@ -997,7 +1345,7 @@
                 <w:rFonts w:ascii="TimeNewRoman" w:hAnsi="TimeNewRoman"/>
                 <w:sz w:val="30"/>
               </w:rPr>
-              <w:t>17+25=42</w:t>
+              <w:t>44-4=40</w:t>
             </w:r>
           </w:p>
         </w:tc>
@@ -1014,7 +1362,7 @@
                 <w:rFonts w:ascii="TimeNewRoman" w:hAnsi="TimeNewRoman"/>
                 <w:sz w:val="30"/>
               </w:rPr>
-              <w:t>71-22=49</w:t>
+              <w:t>61-11=50</w:t>
             </w:r>
           </w:p>
         </w:tc>
@@ -1031,7 +1379,7 @@
                 <w:rFonts w:ascii="TimeNewRoman" w:hAnsi="TimeNewRoman"/>
                 <w:sz w:val="30"/>
               </w:rPr>
-              <w:t>28+54=82</w:t>
+              <w:t>23+14=37</w:t>
             </w:r>
           </w:p>
         </w:tc>
@@ -1048,7 +1396,7 @@
                 <w:rFonts w:ascii="TimeNewRoman" w:hAnsi="TimeNewRoman"/>
                 <w:sz w:val="30"/>
               </w:rPr>
-              <w:t>26-2=24</w:t>
+              <w:t>31-6=25</w:t>
             </w:r>
           </w:p>
         </w:tc>
@@ -1065,7 +1413,7 @@
                 <w:rFonts w:ascii="TimeNewRoman" w:hAnsi="TimeNewRoman"/>
                 <w:sz w:val="30"/>
               </w:rPr>
-              <w:t>25+59=84</w:t>
+              <w:t>46-16=30</w:t>
             </w:r>
           </w:p>
         </w:tc>
@@ -1084,7 +1432,7 @@
                 <w:rFonts w:ascii="TimeNewRoman" w:hAnsi="TimeNewRoman"/>
                 <w:sz w:val="30"/>
               </w:rPr>
-              <w:t>78-53=25</w:t>
+              <w:t>70-47=23</w:t>
             </w:r>
           </w:p>
         </w:tc>
@@ -1101,7 +1449,7 @@
                 <w:rFonts w:ascii="TimeNewRoman" w:hAnsi="TimeNewRoman"/>
                 <w:sz w:val="30"/>
               </w:rPr>
-              <w:t>28+61=89</w:t>
+              <w:t>46+42=88</w:t>
             </w:r>
           </w:p>
         </w:tc>
@@ -1118,7 +1466,7 @@
                 <w:rFonts w:ascii="TimeNewRoman" w:hAnsi="TimeNewRoman"/>
                 <w:sz w:val="30"/>
               </w:rPr>
-              <w:t>0+34=34</w:t>
+              <w:t>52+1=53</w:t>
             </w:r>
           </w:p>
         </w:tc>
@@ -1135,7 +1483,7 @@
                 <w:rFonts w:ascii="TimeNewRoman" w:hAnsi="TimeNewRoman"/>
                 <w:sz w:val="30"/>
               </w:rPr>
-              <w:t>33+65=98</w:t>
+              <w:t>19-7=12</w:t>
             </w:r>
           </w:p>
         </w:tc>
@@ -1152,7 +1500,7 @@
                 <w:rFonts w:ascii="TimeNewRoman" w:hAnsi="TimeNewRoman"/>
                 <w:sz w:val="30"/>
               </w:rPr>
-              <w:t>32+49=81</w:t>
+              <w:t>95-90=5</w:t>
             </w:r>
           </w:p>
         </w:tc>
@@ -1171,7 +1519,7 @@
                 <w:rFonts w:ascii="TimeNewRoman" w:hAnsi="TimeNewRoman"/>
                 <w:sz w:val="30"/>
               </w:rPr>
-              <w:t>4+60=64</w:t>
+              <w:t>19+26=45</w:t>
             </w:r>
           </w:p>
         </w:tc>
@@ -1188,7 +1536,7 @@
                 <w:rFonts w:ascii="TimeNewRoman" w:hAnsi="TimeNewRoman"/>
                 <w:sz w:val="30"/>
               </w:rPr>
-              <w:t>46+14=60</w:t>
+              <w:t>99-98=1</w:t>
             </w:r>
           </w:p>
         </w:tc>
@@ -1205,7 +1553,7 @@
                 <w:rFonts w:ascii="TimeNewRoman" w:hAnsi="TimeNewRoman"/>
                 <w:sz w:val="30"/>
               </w:rPr>
-              <w:t>6+92=98</w:t>
+              <w:t>5+22=27</w:t>
             </w:r>
           </w:p>
         </w:tc>
@@ -1222,7 +1570,7 @@
                 <w:rFonts w:ascii="TimeNewRoman" w:hAnsi="TimeNewRoman"/>
                 <w:sz w:val="30"/>
               </w:rPr>
-              <w:t>96-70=26</w:t>
+              <w:t>19-7=12</w:t>
             </w:r>
           </w:p>
         </w:tc>
@@ -1239,7 +1587,7 @@
                 <w:rFonts w:ascii="TimeNewRoman" w:hAnsi="TimeNewRoman"/>
                 <w:sz w:val="30"/>
               </w:rPr>
-              <w:t>30+22=52</w:t>
+              <w:t>22+7=29</w:t>
             </w:r>
           </w:p>
         </w:tc>
@@ -1258,7 +1606,7 @@
                 <w:rFonts w:ascii="TimeNewRoman" w:hAnsi="TimeNewRoman"/>
                 <w:sz w:val="30"/>
               </w:rPr>
-              <w:t>17+13=30</w:t>
+              <w:t>52-34=18</w:t>
             </w:r>
           </w:p>
         </w:tc>
@@ -1275,7 +1623,7 @@
                 <w:rFonts w:ascii="TimeNewRoman" w:hAnsi="TimeNewRoman"/>
                 <w:sz w:val="30"/>
               </w:rPr>
-              <w:t>43+27=70</w:t>
+              <w:t>75+23=98</w:t>
             </w:r>
           </w:p>
         </w:tc>
@@ -1292,7 +1640,7 @@
                 <w:rFonts w:ascii="TimeNewRoman" w:hAnsi="TimeNewRoman"/>
                 <w:sz w:val="30"/>
               </w:rPr>
-              <w:t>18+20=38</w:t>
+              <w:t>43-27=16</w:t>
             </w:r>
           </w:p>
         </w:tc>
@@ -1309,7 +1657,7 @@
                 <w:rFonts w:ascii="TimeNewRoman" w:hAnsi="TimeNewRoman"/>
                 <w:sz w:val="30"/>
               </w:rPr>
-              <w:t>52+26=78</w:t>
+              <w:t>72-54=18</w:t>
             </w:r>
           </w:p>
         </w:tc>
@@ -1326,7 +1674,7 @@
                 <w:rFonts w:ascii="TimeNewRoman" w:hAnsi="TimeNewRoman"/>
                 <w:sz w:val="30"/>
               </w:rPr>
-              <w:t>68-3=65</w:t>
+              <w:t>94-8=86</w:t>
             </w:r>
           </w:p>
         </w:tc>
@@ -1345,7 +1693,7 @@
                 <w:rFonts w:ascii="TimeNewRoman" w:hAnsi="TimeNewRoman"/>
                 <w:sz w:val="30"/>
               </w:rPr>
-              <w:t>30+67=97</w:t>
+              <w:t>92-82=10</w:t>
             </w:r>
           </w:p>
         </w:tc>
@@ -1362,7 +1710,7 @@
                 <w:rFonts w:ascii="TimeNewRoman" w:hAnsi="TimeNewRoman"/>
                 <w:sz w:val="30"/>
               </w:rPr>
-              <w:t>50-4=46</w:t>
+              <w:t>87-47=40</w:t>
             </w:r>
           </w:p>
         </w:tc>
@@ -1379,7 +1727,7 @@
                 <w:rFonts w:ascii="TimeNewRoman" w:hAnsi="TimeNewRoman"/>
                 <w:sz w:val="30"/>
               </w:rPr>
-              <w:t>85+10=95</w:t>
+              <w:t>69-11=58</w:t>
             </w:r>
           </w:p>
         </w:tc>
@@ -1396,7 +1744,7 @@
                 <w:rFonts w:ascii="TimeNewRoman" w:hAnsi="TimeNewRoman"/>
                 <w:sz w:val="30"/>
               </w:rPr>
-              <w:t>24+14=38</w:t>
+              <w:t>10-2=8</w:t>
             </w:r>
           </w:p>
         </w:tc>
@@ -1413,355 +1761,7 @@
                 <w:rFonts w:ascii="TimeNewRoman" w:hAnsi="TimeNewRoman"/>
                 <w:sz w:val="30"/>
               </w:rPr>
-              <w:t>64-0=64</w:t>
-            </w:r>
-          </w:p>
-        </w:tc>
-      </w:tr>
-      <w:tr>
-        <w:tc>
-          <w:tcPr>
-            <w:tcW w:type="dxa" w:w="1987"/>
-          </w:tcPr>
-          <w:p>
-            <w:pPr>
-              <w:jc w:val="left"/>
-            </w:pPr>
-            <w:r>
-              <w:rPr>
-                <w:rFonts w:ascii="TimeNewRoman" w:hAnsi="TimeNewRoman"/>
-                <w:sz w:val="30"/>
-              </w:rPr>
-              <w:t>92-22=70</w:t>
-            </w:r>
-          </w:p>
-        </w:tc>
-        <w:tc>
-          <w:tcPr>
-            <w:tcW w:type="dxa" w:w="1987"/>
-          </w:tcPr>
-          <w:p>
-            <w:pPr>
-              <w:jc w:val="left"/>
-            </w:pPr>
-            <w:r>
-              <w:rPr>
-                <w:rFonts w:ascii="TimeNewRoman" w:hAnsi="TimeNewRoman"/>
-                <w:sz w:val="30"/>
-              </w:rPr>
-              <w:t>27+6=33</w:t>
-            </w:r>
-          </w:p>
-        </w:tc>
-        <w:tc>
-          <w:tcPr>
-            <w:tcW w:type="dxa" w:w="1987"/>
-          </w:tcPr>
-          <w:p>
-            <w:pPr>
-              <w:jc w:val="left"/>
-            </w:pPr>
-            <w:r>
-              <w:rPr>
-                <w:rFonts w:ascii="TimeNewRoman" w:hAnsi="TimeNewRoman"/>
-                <w:sz w:val="30"/>
-              </w:rPr>
-              <w:t>60+27=87</w:t>
-            </w:r>
-          </w:p>
-        </w:tc>
-        <w:tc>
-          <w:tcPr>
-            <w:tcW w:type="dxa" w:w="1987"/>
-          </w:tcPr>
-          <w:p>
-            <w:pPr>
-              <w:jc w:val="left"/>
-            </w:pPr>
-            <w:r>
-              <w:rPr>
-                <w:rFonts w:ascii="TimeNewRoman" w:hAnsi="TimeNewRoman"/>
-                <w:sz w:val="30"/>
-              </w:rPr>
-              <w:t>19-17=2</w:t>
-            </w:r>
-          </w:p>
-        </w:tc>
-        <w:tc>
-          <w:tcPr>
-            <w:tcW w:type="dxa" w:w="1987"/>
-          </w:tcPr>
-          <w:p>
-            <w:pPr>
-              <w:jc w:val="left"/>
-            </w:pPr>
-            <w:r>
-              <w:rPr>
-                <w:rFonts w:ascii="TimeNewRoman" w:hAnsi="TimeNewRoman"/>
-                <w:sz w:val="30"/>
-              </w:rPr>
-              <w:t>64-11=53</w:t>
-            </w:r>
-          </w:p>
-        </w:tc>
-      </w:tr>
-      <w:tr>
-        <w:tc>
-          <w:tcPr>
-            <w:tcW w:type="dxa" w:w="1987"/>
-          </w:tcPr>
-          <w:p>
-            <w:pPr>
-              <w:jc w:val="left"/>
-            </w:pPr>
-            <w:r>
-              <w:rPr>
-                <w:rFonts w:ascii="TimeNewRoman" w:hAnsi="TimeNewRoman"/>
-                <w:sz w:val="30"/>
-              </w:rPr>
-              <w:t>88-48=40</w:t>
-            </w:r>
-          </w:p>
-        </w:tc>
-        <w:tc>
-          <w:tcPr>
-            <w:tcW w:type="dxa" w:w="1987"/>
-          </w:tcPr>
-          <w:p>
-            <w:pPr>
-              <w:jc w:val="left"/>
-            </w:pPr>
-            <w:r>
-              <w:rPr>
-                <w:rFonts w:ascii="TimeNewRoman" w:hAnsi="TimeNewRoman"/>
-                <w:sz w:val="30"/>
-              </w:rPr>
-              <w:t>91-61=30</w:t>
-            </w:r>
-          </w:p>
-        </w:tc>
-        <w:tc>
-          <w:tcPr>
-            <w:tcW w:type="dxa" w:w="1987"/>
-          </w:tcPr>
-          <w:p>
-            <w:pPr>
-              <w:jc w:val="left"/>
-            </w:pPr>
-            <w:r>
-              <w:rPr>
-                <w:rFonts w:ascii="TimeNewRoman" w:hAnsi="TimeNewRoman"/>
-                <w:sz w:val="30"/>
-              </w:rPr>
-              <w:t>21+31=52</w:t>
-            </w:r>
-          </w:p>
-        </w:tc>
-        <w:tc>
-          <w:tcPr>
-            <w:tcW w:type="dxa" w:w="1987"/>
-          </w:tcPr>
-          <w:p>
-            <w:pPr>
-              <w:jc w:val="left"/>
-            </w:pPr>
-            <w:r>
-              <w:rPr>
-                <w:rFonts w:ascii="TimeNewRoman" w:hAnsi="TimeNewRoman"/>
-                <w:sz w:val="30"/>
-              </w:rPr>
-              <w:t>22+11=33</w:t>
-            </w:r>
-          </w:p>
-        </w:tc>
-        <w:tc>
-          <w:tcPr>
-            <w:tcW w:type="dxa" w:w="1987"/>
-          </w:tcPr>
-          <w:p>
-            <w:pPr>
-              <w:jc w:val="left"/>
-            </w:pPr>
-            <w:r>
-              <w:rPr>
-                <w:rFonts w:ascii="TimeNewRoman" w:hAnsi="TimeNewRoman"/>
-                <w:sz w:val="30"/>
-              </w:rPr>
-              <w:t>76-58=18</w:t>
-            </w:r>
-          </w:p>
-        </w:tc>
-      </w:tr>
-      <w:tr>
-        <w:tc>
-          <w:tcPr>
-            <w:tcW w:type="dxa" w:w="1987"/>
-          </w:tcPr>
-          <w:p>
-            <w:pPr>
-              <w:jc w:val="left"/>
-            </w:pPr>
-            <w:r>
-              <w:rPr>
-                <w:rFonts w:ascii="TimeNewRoman" w:hAnsi="TimeNewRoman"/>
-                <w:sz w:val="30"/>
-              </w:rPr>
-              <w:t>68-32=36</w:t>
-            </w:r>
-          </w:p>
-        </w:tc>
-        <w:tc>
-          <w:tcPr>
-            <w:tcW w:type="dxa" w:w="1987"/>
-          </w:tcPr>
-          <w:p>
-            <w:pPr>
-              <w:jc w:val="left"/>
-            </w:pPr>
-            <w:r>
-              <w:rPr>
-                <w:rFonts w:ascii="TimeNewRoman" w:hAnsi="TimeNewRoman"/>
-                <w:sz w:val="30"/>
-              </w:rPr>
-              <w:t>68-8=60</w:t>
-            </w:r>
-          </w:p>
-        </w:tc>
-        <w:tc>
-          <w:tcPr>
-            <w:tcW w:type="dxa" w:w="1987"/>
-          </w:tcPr>
-          <w:p>
-            <w:pPr>
-              <w:jc w:val="left"/>
-            </w:pPr>
-            <w:r>
-              <w:rPr>
-                <w:rFonts w:ascii="TimeNewRoman" w:hAnsi="TimeNewRoman"/>
-                <w:sz w:val="30"/>
-              </w:rPr>
-              <w:t>69-43=26</w:t>
-            </w:r>
-          </w:p>
-        </w:tc>
-        <w:tc>
-          <w:tcPr>
-            <w:tcW w:type="dxa" w:w="1987"/>
-          </w:tcPr>
-          <w:p>
-            <w:pPr>
-              <w:jc w:val="left"/>
-            </w:pPr>
-            <w:r>
-              <w:rPr>
-                <w:rFonts w:ascii="TimeNewRoman" w:hAnsi="TimeNewRoman"/>
-                <w:sz w:val="30"/>
-              </w:rPr>
-              <w:t>92-12=80</w:t>
-            </w:r>
-          </w:p>
-        </w:tc>
-        <w:tc>
-          <w:tcPr>
-            <w:tcW w:type="dxa" w:w="1987"/>
-          </w:tcPr>
-          <w:p>
-            <w:pPr>
-              <w:jc w:val="left"/>
-            </w:pPr>
-            <w:r>
-              <w:rPr>
-                <w:rFonts w:ascii="TimeNewRoman" w:hAnsi="TimeNewRoman"/>
-                <w:sz w:val="30"/>
-              </w:rPr>
-              <w:t>13+57=70</w:t>
-            </w:r>
-          </w:p>
-        </w:tc>
-      </w:tr>
-      <w:tr>
-        <w:tc>
-          <w:tcPr>
-            <w:tcW w:type="dxa" w:w="1987"/>
-          </w:tcPr>
-          <w:p>
-            <w:pPr>
-              <w:jc w:val="left"/>
-            </w:pPr>
-            <w:r>
-              <w:rPr>
-                <w:rFonts w:ascii="TimeNewRoman" w:hAnsi="TimeNewRoman"/>
-                <w:sz w:val="30"/>
-              </w:rPr>
-              <w:t>97-66=31</w:t>
-            </w:r>
-          </w:p>
-        </w:tc>
-        <w:tc>
-          <w:tcPr>
-            <w:tcW w:type="dxa" w:w="1987"/>
-          </w:tcPr>
-          <w:p>
-            <w:pPr>
-              <w:jc w:val="left"/>
-            </w:pPr>
-            <w:r>
-              <w:rPr>
-                <w:rFonts w:ascii="TimeNewRoman" w:hAnsi="TimeNewRoman"/>
-                <w:sz w:val="30"/>
-              </w:rPr>
-              <w:t>28-20=8</w:t>
-            </w:r>
-          </w:p>
-        </w:tc>
-        <w:tc>
-          <w:tcPr>
-            <w:tcW w:type="dxa" w:w="1987"/>
-          </w:tcPr>
-          <w:p>
-            <w:pPr>
-              <w:jc w:val="left"/>
-            </w:pPr>
-            <w:r>
-              <w:rPr>
-                <w:rFonts w:ascii="TimeNewRoman" w:hAnsi="TimeNewRoman"/>
-                <w:sz w:val="30"/>
-              </w:rPr>
-              <w:t>49-40=9</w:t>
-            </w:r>
-          </w:p>
-        </w:tc>
-        <w:tc>
-          <w:tcPr>
-            <w:tcW w:type="dxa" w:w="1987"/>
-          </w:tcPr>
-          <w:p>
-            <w:pPr>
-              <w:jc w:val="left"/>
-            </w:pPr>
-            <w:r>
-              <w:rPr>
-                <w:rFonts w:ascii="TimeNewRoman" w:hAnsi="TimeNewRoman"/>
-                <w:sz w:val="30"/>
-              </w:rPr>
-              <w:t>79+0=79</w:t>
-            </w:r>
-          </w:p>
-        </w:tc>
-        <w:tc>
-          <w:tcPr>
-            <w:tcW w:type="dxa" w:w="1987"/>
-          </w:tcPr>
-          <w:p>
-            <w:pPr>
-              <w:jc w:val="left"/>
-            </w:pPr>
-            <w:r>
-              <w:rPr>
-                <w:rFonts w:ascii="TimeNewRoman" w:hAnsi="TimeNewRoman"/>
-                <w:sz w:val="30"/>
-              </w:rPr>
-              <w:t>97-5=92</w:t>
+              <w:t>5+51=56</w:t>
             </w:r>
           </w:p>
         </w:tc>

--- a/answers-of-addition_and_subtraction_within_100.docx
+++ b/answers-of-addition_and_subtraction_within_100.docx
@@ -11,7 +11,7 @@
           <w:rFonts w:ascii="Arial" w:hAnsi="Arial"/>
           <w:sz w:val="30"/>
         </w:rPr>
-        <w:t>2026-09-26 Saturday</w:t>
+        <w:t>2026-09-27 Sunday</w:t>
       </w:r>
     </w:p>
     <w:tbl>
@@ -40,7 +40,7 @@
                 <w:rFonts w:ascii="TimeNewRoman" w:hAnsi="TimeNewRoman"/>
                 <w:sz w:val="30"/>
               </w:rPr>
-              <w:t>53+35=88</w:t>
+              <w:t>34+40=74</w:t>
             </w:r>
           </w:p>
         </w:tc>
@@ -57,7 +57,7 @@
                 <w:rFonts w:ascii="TimeNewRoman" w:hAnsi="TimeNewRoman"/>
                 <w:sz w:val="30"/>
               </w:rPr>
-              <w:t>1+31=32</w:t>
+              <w:t>59-14=45</w:t>
             </w:r>
           </w:p>
         </w:tc>
@@ -74,7 +74,7 @@
                 <w:rFonts w:ascii="TimeNewRoman" w:hAnsi="TimeNewRoman"/>
                 <w:sz w:val="30"/>
               </w:rPr>
-              <w:t>83-53=30</w:t>
+              <w:t>83-62=21</w:t>
             </w:r>
           </w:p>
         </w:tc>
@@ -91,7 +91,7 @@
                 <w:rFonts w:ascii="TimeNewRoman" w:hAnsi="TimeNewRoman"/>
                 <w:sz w:val="30"/>
               </w:rPr>
-              <w:t>31-14=17</w:t>
+              <w:t>44+19=63</w:t>
             </w:r>
           </w:p>
         </w:tc>
@@ -108,7 +108,7 @@
                 <w:rFonts w:ascii="TimeNewRoman" w:hAnsi="TimeNewRoman"/>
                 <w:sz w:val="30"/>
               </w:rPr>
-              <w:t>48+0=48</w:t>
+              <w:t>15+64=79</w:t>
             </w:r>
           </w:p>
         </w:tc>
@@ -127,7 +127,7 @@
                 <w:rFonts w:ascii="TimeNewRoman" w:hAnsi="TimeNewRoman"/>
                 <w:sz w:val="30"/>
               </w:rPr>
-              <w:t>79-75=4</w:t>
+              <w:t>97-46=51</w:t>
             </w:r>
           </w:p>
         </w:tc>
@@ -144,7 +144,7 @@
                 <w:rFonts w:ascii="TimeNewRoman" w:hAnsi="TimeNewRoman"/>
                 <w:sz w:val="30"/>
               </w:rPr>
-              <w:t>22+32=54</w:t>
+              <w:t>88-37=51</w:t>
             </w:r>
           </w:p>
         </w:tc>
@@ -161,7 +161,7 @@
                 <w:rFonts w:ascii="TimeNewRoman" w:hAnsi="TimeNewRoman"/>
                 <w:sz w:val="30"/>
               </w:rPr>
-              <w:t>65-29=36</w:t>
+              <w:t>22+1=23</w:t>
             </w:r>
           </w:p>
         </w:tc>
@@ -178,7 +178,7 @@
                 <w:rFonts w:ascii="TimeNewRoman" w:hAnsi="TimeNewRoman"/>
                 <w:sz w:val="30"/>
               </w:rPr>
-              <w:t>99-10=89</w:t>
+              <w:t>33+61=94</w:t>
             </w:r>
           </w:p>
         </w:tc>
@@ -195,7 +195,7 @@
                 <w:rFonts w:ascii="TimeNewRoman" w:hAnsi="TimeNewRoman"/>
                 <w:sz w:val="30"/>
               </w:rPr>
-              <w:t>13+76=89</w:t>
+              <w:t>53+6=59</w:t>
             </w:r>
           </w:p>
         </w:tc>
@@ -214,7 +214,7 @@
                 <w:rFonts w:ascii="TimeNewRoman" w:hAnsi="TimeNewRoman"/>
                 <w:sz w:val="30"/>
               </w:rPr>
-              <w:t>93-68=25</w:t>
+              <w:t>50-2=48</w:t>
             </w:r>
           </w:p>
         </w:tc>
@@ -231,7 +231,7 @@
                 <w:rFonts w:ascii="TimeNewRoman" w:hAnsi="TimeNewRoman"/>
                 <w:sz w:val="30"/>
               </w:rPr>
-              <w:t>80-16=64</w:t>
+              <w:t>44-38=6</w:t>
             </w:r>
           </w:p>
         </w:tc>
@@ -248,7 +248,7 @@
                 <w:rFonts w:ascii="TimeNewRoman" w:hAnsi="TimeNewRoman"/>
                 <w:sz w:val="30"/>
               </w:rPr>
-              <w:t>29+33=62</w:t>
+              <w:t>45+10=55</w:t>
             </w:r>
           </w:p>
         </w:tc>
@@ -265,7 +265,7 @@
                 <w:rFonts w:ascii="TimeNewRoman" w:hAnsi="TimeNewRoman"/>
                 <w:sz w:val="30"/>
               </w:rPr>
-              <w:t>91-72=19</w:t>
+              <w:t>5+78=83</w:t>
             </w:r>
           </w:p>
         </w:tc>
@@ -282,7 +282,7 @@
                 <w:rFonts w:ascii="TimeNewRoman" w:hAnsi="TimeNewRoman"/>
                 <w:sz w:val="30"/>
               </w:rPr>
-              <w:t>7+33=40</w:t>
+              <w:t>35-19=16</w:t>
             </w:r>
           </w:p>
         </w:tc>
@@ -301,7 +301,7 @@
                 <w:rFonts w:ascii="TimeNewRoman" w:hAnsi="TimeNewRoman"/>
                 <w:sz w:val="30"/>
               </w:rPr>
-              <w:t>75-9=66</w:t>
+              <w:t>51-49=2</w:t>
             </w:r>
           </w:p>
         </w:tc>
@@ -318,7 +318,7 @@
                 <w:rFonts w:ascii="TimeNewRoman" w:hAnsi="TimeNewRoman"/>
                 <w:sz w:val="30"/>
               </w:rPr>
-              <w:t>18+69=87</w:t>
+              <w:t>13+38=51</w:t>
             </w:r>
           </w:p>
         </w:tc>
@@ -335,7 +335,7 @@
                 <w:rFonts w:ascii="TimeNewRoman" w:hAnsi="TimeNewRoman"/>
                 <w:sz w:val="30"/>
               </w:rPr>
-              <w:t>54-30=24</w:t>
+              <w:t>91-57=34</w:t>
             </w:r>
           </w:p>
         </w:tc>
@@ -352,7 +352,7 @@
                 <w:rFonts w:ascii="TimeNewRoman" w:hAnsi="TimeNewRoman"/>
                 <w:sz w:val="30"/>
               </w:rPr>
-              <w:t>90-77=13</w:t>
+              <w:t>66+33=99</w:t>
             </w:r>
           </w:p>
         </w:tc>
@@ -369,7 +369,7 @@
                 <w:rFonts w:ascii="TimeNewRoman" w:hAnsi="TimeNewRoman"/>
                 <w:sz w:val="30"/>
               </w:rPr>
-              <w:t>47+49=96</w:t>
+              <w:t>11+63=74</w:t>
             </w:r>
           </w:p>
         </w:tc>
@@ -388,7 +388,7 @@
                 <w:rFonts w:ascii="TimeNewRoman" w:hAnsi="TimeNewRoman"/>
                 <w:sz w:val="30"/>
               </w:rPr>
-              <w:t>70-49=21</w:t>
+              <w:t>99-7=92</w:t>
             </w:r>
           </w:p>
         </w:tc>
@@ -405,7 +405,7 @@
                 <w:rFonts w:ascii="TimeNewRoman" w:hAnsi="TimeNewRoman"/>
                 <w:sz w:val="30"/>
               </w:rPr>
-              <w:t>87+2=89</w:t>
+              <w:t>30+35=65</w:t>
             </w:r>
           </w:p>
         </w:tc>
@@ -422,7 +422,7 @@
                 <w:rFonts w:ascii="TimeNewRoman" w:hAnsi="TimeNewRoman"/>
                 <w:sz w:val="30"/>
               </w:rPr>
-              <w:t>16+7=23</w:t>
+              <w:t>68-11=57</w:t>
             </w:r>
           </w:p>
         </w:tc>
@@ -439,7 +439,7 @@
                 <w:rFonts w:ascii="TimeNewRoman" w:hAnsi="TimeNewRoman"/>
                 <w:sz w:val="30"/>
               </w:rPr>
-              <w:t>69-25=44</w:t>
+              <w:t>50-36=14</w:t>
             </w:r>
           </w:p>
         </w:tc>
@@ -456,7 +456,7 @@
                 <w:rFonts w:ascii="TimeNewRoman" w:hAnsi="TimeNewRoman"/>
                 <w:sz w:val="30"/>
               </w:rPr>
-              <w:t>0+5=5</w:t>
+              <w:t>26+71=97</w:t>
             </w:r>
           </w:p>
         </w:tc>
@@ -475,7 +475,7 @@
                 <w:rFonts w:ascii="TimeNewRoman" w:hAnsi="TimeNewRoman"/>
                 <w:sz w:val="30"/>
               </w:rPr>
-              <w:t>13+74=87</w:t>
+              <w:t>73+25=98</w:t>
             </w:r>
           </w:p>
         </w:tc>
@@ -492,7 +492,7 @@
                 <w:rFonts w:ascii="TimeNewRoman" w:hAnsi="TimeNewRoman"/>
                 <w:sz w:val="30"/>
               </w:rPr>
-              <w:t>0+74=74</w:t>
+              <w:t>30+11=41</w:t>
             </w:r>
           </w:p>
         </w:tc>
@@ -509,7 +509,7 @@
                 <w:rFonts w:ascii="TimeNewRoman" w:hAnsi="TimeNewRoman"/>
                 <w:sz w:val="30"/>
               </w:rPr>
-              <w:t>59+33=92</w:t>
+              <w:t>28+18=46</w:t>
             </w:r>
           </w:p>
         </w:tc>
@@ -526,7 +526,7 @@
                 <w:rFonts w:ascii="TimeNewRoman" w:hAnsi="TimeNewRoman"/>
                 <w:sz w:val="30"/>
               </w:rPr>
-              <w:t>59+39=98</w:t>
+              <w:t>56+23=79</w:t>
             </w:r>
           </w:p>
         </w:tc>
@@ -543,7 +543,7 @@
                 <w:rFonts w:ascii="TimeNewRoman" w:hAnsi="TimeNewRoman"/>
                 <w:sz w:val="30"/>
               </w:rPr>
-              <w:t>87-53=34</w:t>
+              <w:t>44-19=25</w:t>
             </w:r>
           </w:p>
         </w:tc>
@@ -562,7 +562,7 @@
                 <w:rFonts w:ascii="TimeNewRoman" w:hAnsi="TimeNewRoman"/>
                 <w:sz w:val="30"/>
               </w:rPr>
-              <w:t>42+47=89</w:t>
+              <w:t>22+59=81</w:t>
             </w:r>
           </w:p>
         </w:tc>
@@ -579,7 +579,7 @@
                 <w:rFonts w:ascii="TimeNewRoman" w:hAnsi="TimeNewRoman"/>
                 <w:sz w:val="30"/>
               </w:rPr>
-              <w:t>67+3=70</w:t>
+              <w:t>51+24=75</w:t>
             </w:r>
           </w:p>
         </w:tc>
@@ -596,7 +596,7 @@
                 <w:rFonts w:ascii="TimeNewRoman" w:hAnsi="TimeNewRoman"/>
                 <w:sz w:val="30"/>
               </w:rPr>
-              <w:t>53+44=97</w:t>
+              <w:t>25+44=69</w:t>
             </w:r>
           </w:p>
         </w:tc>
@@ -613,7 +613,7 @@
                 <w:rFonts w:ascii="TimeNewRoman" w:hAnsi="TimeNewRoman"/>
                 <w:sz w:val="30"/>
               </w:rPr>
-              <w:t>13+21=34</w:t>
+              <w:t>74+6=80</w:t>
             </w:r>
           </w:p>
         </w:tc>
@@ -630,7 +630,7 @@
                 <w:rFonts w:ascii="TimeNewRoman" w:hAnsi="TimeNewRoman"/>
                 <w:sz w:val="30"/>
               </w:rPr>
-              <w:t>42-2=40</w:t>
+              <w:t>63-15=48</w:t>
             </w:r>
           </w:p>
         </w:tc>
@@ -649,7 +649,7 @@
                 <w:rFonts w:ascii="TimeNewRoman" w:hAnsi="TimeNewRoman"/>
                 <w:sz w:val="30"/>
               </w:rPr>
-              <w:t>10+61=71</w:t>
+              <w:t>35-30=5</w:t>
             </w:r>
           </w:p>
         </w:tc>
@@ -666,7 +666,7 @@
                 <w:rFonts w:ascii="TimeNewRoman" w:hAnsi="TimeNewRoman"/>
                 <w:sz w:val="30"/>
               </w:rPr>
-              <w:t>68-13=55</w:t>
+              <w:t>21+0=21</w:t>
             </w:r>
           </w:p>
         </w:tc>
@@ -683,7 +683,7 @@
                 <w:rFonts w:ascii="TimeNewRoman" w:hAnsi="TimeNewRoman"/>
                 <w:sz w:val="30"/>
               </w:rPr>
-              <w:t>42+46=88</w:t>
+              <w:t>22+51=73</w:t>
             </w:r>
           </w:p>
         </w:tc>
@@ -700,7 +700,7 @@
                 <w:rFonts w:ascii="TimeNewRoman" w:hAnsi="TimeNewRoman"/>
                 <w:sz w:val="30"/>
               </w:rPr>
-              <w:t>88+5=93</w:t>
+              <w:t>15+56=71</w:t>
             </w:r>
           </w:p>
         </w:tc>
@@ -717,7 +717,7 @@
                 <w:rFonts w:ascii="TimeNewRoman" w:hAnsi="TimeNewRoman"/>
                 <w:sz w:val="30"/>
               </w:rPr>
-              <w:t>45+43=88</w:t>
+              <w:t>30-27=3</w:t>
             </w:r>
           </w:p>
         </w:tc>
@@ -736,7 +736,7 @@
                 <w:rFonts w:ascii="TimeNewRoman" w:hAnsi="TimeNewRoman"/>
                 <w:sz w:val="30"/>
               </w:rPr>
-              <w:t>36+12=48</w:t>
+              <w:t>26+10=36</w:t>
             </w:r>
           </w:p>
         </w:tc>
@@ -753,7 +753,7 @@
                 <w:rFonts w:ascii="TimeNewRoman" w:hAnsi="TimeNewRoman"/>
                 <w:sz w:val="30"/>
               </w:rPr>
-              <w:t>36+24=60</w:t>
+              <w:t>90-38=52</w:t>
             </w:r>
           </w:p>
         </w:tc>
@@ -770,7 +770,7 @@
                 <w:rFonts w:ascii="TimeNewRoman" w:hAnsi="TimeNewRoman"/>
                 <w:sz w:val="30"/>
               </w:rPr>
-              <w:t>72+20=92</w:t>
+              <w:t>7+3=10</w:t>
             </w:r>
           </w:p>
         </w:tc>
@@ -787,7 +787,7 @@
                 <w:rFonts w:ascii="TimeNewRoman" w:hAnsi="TimeNewRoman"/>
                 <w:sz w:val="30"/>
               </w:rPr>
-              <w:t>62+30=92</w:t>
+              <w:t>20-11=9</w:t>
             </w:r>
           </w:p>
         </w:tc>
@@ -804,7 +804,7 @@
                 <w:rFonts w:ascii="TimeNewRoman" w:hAnsi="TimeNewRoman"/>
                 <w:sz w:val="30"/>
               </w:rPr>
-              <w:t>89-88=1</w:t>
+              <w:t>49+15=64</w:t>
             </w:r>
           </w:p>
         </w:tc>
@@ -823,7 +823,7 @@
                 <w:rFonts w:ascii="TimeNewRoman" w:hAnsi="TimeNewRoman"/>
                 <w:sz w:val="30"/>
               </w:rPr>
-              <w:t>20+16=36</w:t>
+              <w:t>16+1=17</w:t>
             </w:r>
           </w:p>
         </w:tc>
@@ -840,7 +840,7 @@
                 <w:rFonts w:ascii="TimeNewRoman" w:hAnsi="TimeNewRoman"/>
                 <w:sz w:val="30"/>
               </w:rPr>
-              <w:t>40+21=61</w:t>
+              <w:t>38-13=25</w:t>
             </w:r>
           </w:p>
         </w:tc>
@@ -857,7 +857,7 @@
                 <w:rFonts w:ascii="TimeNewRoman" w:hAnsi="TimeNewRoman"/>
                 <w:sz w:val="30"/>
               </w:rPr>
-              <w:t>90-64=26</w:t>
+              <w:t>61-39=22</w:t>
             </w:r>
           </w:p>
         </w:tc>
@@ -874,7 +874,7 @@
                 <w:rFonts w:ascii="TimeNewRoman" w:hAnsi="TimeNewRoman"/>
                 <w:sz w:val="30"/>
               </w:rPr>
-              <w:t>0+54=54</w:t>
+              <w:t>90-72=18</w:t>
             </w:r>
           </w:p>
         </w:tc>
@@ -891,7 +891,7 @@
                 <w:rFonts w:ascii="TimeNewRoman" w:hAnsi="TimeNewRoman"/>
                 <w:sz w:val="30"/>
               </w:rPr>
-              <w:t>33+8=41</w:t>
+              <w:t>60-53=7</w:t>
             </w:r>
           </w:p>
         </w:tc>
@@ -910,7 +910,7 @@
                 <w:rFonts w:ascii="TimeNewRoman" w:hAnsi="TimeNewRoman"/>
                 <w:sz w:val="30"/>
               </w:rPr>
-              <w:t>52+6=58</w:t>
+              <w:t>90-36=54</w:t>
             </w:r>
           </w:p>
         </w:tc>
@@ -927,7 +927,7 @@
                 <w:rFonts w:ascii="TimeNewRoman" w:hAnsi="TimeNewRoman"/>
                 <w:sz w:val="30"/>
               </w:rPr>
-              <w:t>40+28=68</w:t>
+              <w:t>98-96=2</w:t>
             </w:r>
           </w:p>
         </w:tc>
@@ -944,7 +944,7 @@
                 <w:rFonts w:ascii="TimeNewRoman" w:hAnsi="TimeNewRoman"/>
                 <w:sz w:val="30"/>
               </w:rPr>
-              <w:t>64-64=0</w:t>
+              <w:t>93-80=13</w:t>
             </w:r>
           </w:p>
         </w:tc>
@@ -961,7 +961,7 @@
                 <w:rFonts w:ascii="TimeNewRoman" w:hAnsi="TimeNewRoman"/>
                 <w:sz w:val="30"/>
               </w:rPr>
-              <w:t>15-14=1</w:t>
+              <w:t>39+60=99</w:t>
             </w:r>
           </w:p>
         </w:tc>
@@ -978,7 +978,7 @@
                 <w:rFonts w:ascii="TimeNewRoman" w:hAnsi="TimeNewRoman"/>
                 <w:sz w:val="30"/>
               </w:rPr>
-              <w:t>60+38=98</w:t>
+              <w:t>31+31=62</w:t>
             </w:r>
           </w:p>
         </w:tc>
@@ -997,7 +997,7 @@
                 <w:rFonts w:ascii="TimeNewRoman" w:hAnsi="TimeNewRoman"/>
                 <w:sz w:val="30"/>
               </w:rPr>
-              <w:t>89-6=83</w:t>
+              <w:t>83-33=50</w:t>
             </w:r>
           </w:p>
         </w:tc>
@@ -1014,7 +1014,7 @@
                 <w:rFonts w:ascii="TimeNewRoman" w:hAnsi="TimeNewRoman"/>
                 <w:sz w:val="30"/>
               </w:rPr>
-              <w:t>33-0=33</w:t>
+              <w:t>22+34=56</w:t>
             </w:r>
           </w:p>
         </w:tc>
@@ -1031,7 +1031,7 @@
                 <w:rFonts w:ascii="TimeNewRoman" w:hAnsi="TimeNewRoman"/>
                 <w:sz w:val="30"/>
               </w:rPr>
-              <w:t>3+46=49</w:t>
+              <w:t>9+13=22</w:t>
             </w:r>
           </w:p>
         </w:tc>
@@ -1048,7 +1048,7 @@
                 <w:rFonts w:ascii="TimeNewRoman" w:hAnsi="TimeNewRoman"/>
                 <w:sz w:val="30"/>
               </w:rPr>
-              <w:t>93-85=8</w:t>
+              <w:t>21+29=50</w:t>
             </w:r>
           </w:p>
         </w:tc>
@@ -1065,7 +1065,7 @@
                 <w:rFonts w:ascii="TimeNewRoman" w:hAnsi="TimeNewRoman"/>
                 <w:sz w:val="30"/>
               </w:rPr>
-              <w:t>0+65=65</w:t>
+              <w:t>3+91=94</w:t>
             </w:r>
           </w:p>
         </w:tc>
@@ -1084,7 +1084,7 @@
                 <w:rFonts w:ascii="TimeNewRoman" w:hAnsi="TimeNewRoman"/>
                 <w:sz w:val="30"/>
               </w:rPr>
-              <w:t>74-35=39</w:t>
+              <w:t>65-42=23</w:t>
             </w:r>
           </w:p>
         </w:tc>
@@ -1101,7 +1101,7 @@
                 <w:rFonts w:ascii="TimeNewRoman" w:hAnsi="TimeNewRoman"/>
                 <w:sz w:val="30"/>
               </w:rPr>
-              <w:t>63+18=81</w:t>
+              <w:t>39+40=79</w:t>
             </w:r>
           </w:p>
         </w:tc>
@@ -1118,7 +1118,7 @@
                 <w:rFonts w:ascii="TimeNewRoman" w:hAnsi="TimeNewRoman"/>
                 <w:sz w:val="30"/>
               </w:rPr>
-              <w:t>70-54=16</w:t>
+              <w:t>15+26=41</w:t>
             </w:r>
           </w:p>
         </w:tc>
@@ -1135,7 +1135,7 @@
                 <w:rFonts w:ascii="TimeNewRoman" w:hAnsi="TimeNewRoman"/>
                 <w:sz w:val="30"/>
               </w:rPr>
-              <w:t>20-1=19</w:t>
+              <w:t>97+2=99</w:t>
             </w:r>
           </w:p>
         </w:tc>
@@ -1152,7 +1152,7 @@
                 <w:rFonts w:ascii="TimeNewRoman" w:hAnsi="TimeNewRoman"/>
                 <w:sz w:val="30"/>
               </w:rPr>
-              <w:t>49+32=81</w:t>
+              <w:t>14-2=12</w:t>
             </w:r>
           </w:p>
         </w:tc>
@@ -1171,7 +1171,7 @@
                 <w:rFonts w:ascii="TimeNewRoman" w:hAnsi="TimeNewRoman"/>
                 <w:sz w:val="30"/>
               </w:rPr>
-              <w:t>6+51=57</w:t>
+              <w:t>89-64=25</w:t>
             </w:r>
           </w:p>
         </w:tc>
@@ -1188,7 +1188,7 @@
                 <w:rFonts w:ascii="TimeNewRoman" w:hAnsi="TimeNewRoman"/>
                 <w:sz w:val="30"/>
               </w:rPr>
-              <w:t>44-1=43</w:t>
+              <w:t>3+44=47</w:t>
             </w:r>
           </w:p>
         </w:tc>
@@ -1205,7 +1205,7 @@
                 <w:rFonts w:ascii="TimeNewRoman" w:hAnsi="TimeNewRoman"/>
                 <w:sz w:val="30"/>
               </w:rPr>
-              <w:t>1+2=3</w:t>
+              <w:t>7+77=84</w:t>
             </w:r>
           </w:p>
         </w:tc>
@@ -1222,7 +1222,7 @@
                 <w:rFonts w:ascii="TimeNewRoman" w:hAnsi="TimeNewRoman"/>
                 <w:sz w:val="30"/>
               </w:rPr>
-              <w:t>40+6=46</w:t>
+              <w:t>28+9=37</w:t>
             </w:r>
           </w:p>
         </w:tc>
@@ -1239,7 +1239,7 @@
                 <w:rFonts w:ascii="TimeNewRoman" w:hAnsi="TimeNewRoman"/>
                 <w:sz w:val="30"/>
               </w:rPr>
-              <w:t>79-47=32</w:t>
+              <w:t>67+11=78</w:t>
             </w:r>
           </w:p>
         </w:tc>
@@ -1258,7 +1258,7 @@
                 <w:rFonts w:ascii="TimeNewRoman" w:hAnsi="TimeNewRoman"/>
                 <w:sz w:val="30"/>
               </w:rPr>
-              <w:t>43+30=73</w:t>
+              <w:t>78-75=3</w:t>
             </w:r>
           </w:p>
         </w:tc>
@@ -1275,7 +1275,7 @@
                 <w:rFonts w:ascii="TimeNewRoman" w:hAnsi="TimeNewRoman"/>
                 <w:sz w:val="30"/>
               </w:rPr>
-              <w:t>0+53=53</w:t>
+              <w:t>18+49=67</w:t>
             </w:r>
           </w:p>
         </w:tc>
@@ -1292,7 +1292,7 @@
                 <w:rFonts w:ascii="TimeNewRoman" w:hAnsi="TimeNewRoman"/>
                 <w:sz w:val="30"/>
               </w:rPr>
-              <w:t>76-1=75</w:t>
+              <w:t>60-58=2</w:t>
             </w:r>
           </w:p>
         </w:tc>
@@ -1309,7 +1309,7 @@
                 <w:rFonts w:ascii="TimeNewRoman" w:hAnsi="TimeNewRoman"/>
                 <w:sz w:val="30"/>
               </w:rPr>
-              <w:t>56-43=13</w:t>
+              <w:t>89-27=62</w:t>
             </w:r>
           </w:p>
         </w:tc>
@@ -1326,7 +1326,7 @@
                 <w:rFonts w:ascii="TimeNewRoman" w:hAnsi="TimeNewRoman"/>
                 <w:sz w:val="30"/>
               </w:rPr>
-              <w:t>13+64=77</w:t>
+              <w:t>53+8=61</w:t>
             </w:r>
           </w:p>
         </w:tc>
@@ -1345,7 +1345,7 @@
                 <w:rFonts w:ascii="TimeNewRoman" w:hAnsi="TimeNewRoman"/>
                 <w:sz w:val="30"/>
               </w:rPr>
-              <w:t>44-4=40</w:t>
+              <w:t>74-51=23</w:t>
             </w:r>
           </w:p>
         </w:tc>
@@ -1362,7 +1362,7 @@
                 <w:rFonts w:ascii="TimeNewRoman" w:hAnsi="TimeNewRoman"/>
                 <w:sz w:val="30"/>
               </w:rPr>
-              <w:t>61-11=50</w:t>
+              <w:t>82-74=8</w:t>
             </w:r>
           </w:p>
         </w:tc>
@@ -1379,7 +1379,7 @@
                 <w:rFonts w:ascii="TimeNewRoman" w:hAnsi="TimeNewRoman"/>
                 <w:sz w:val="30"/>
               </w:rPr>
-              <w:t>23+14=37</w:t>
+              <w:t>41-38=3</w:t>
             </w:r>
           </w:p>
         </w:tc>
@@ -1396,7 +1396,7 @@
                 <w:rFonts w:ascii="TimeNewRoman" w:hAnsi="TimeNewRoman"/>
                 <w:sz w:val="30"/>
               </w:rPr>
-              <w:t>31-6=25</w:t>
+              <w:t>72-34=38</w:t>
             </w:r>
           </w:p>
         </w:tc>
@@ -1413,7 +1413,7 @@
                 <w:rFonts w:ascii="TimeNewRoman" w:hAnsi="TimeNewRoman"/>
                 <w:sz w:val="30"/>
               </w:rPr>
-              <w:t>46-16=30</w:t>
+              <w:t>48+26=74</w:t>
             </w:r>
           </w:p>
         </w:tc>
@@ -1432,7 +1432,7 @@
                 <w:rFonts w:ascii="TimeNewRoman" w:hAnsi="TimeNewRoman"/>
                 <w:sz w:val="30"/>
               </w:rPr>
-              <w:t>70-47=23</w:t>
+              <w:t>92+7=99</w:t>
             </w:r>
           </w:p>
         </w:tc>
@@ -1449,7 +1449,7 @@
                 <w:rFonts w:ascii="TimeNewRoman" w:hAnsi="TimeNewRoman"/>
                 <w:sz w:val="30"/>
               </w:rPr>
-              <w:t>46+42=88</w:t>
+              <w:t>33-18=15</w:t>
             </w:r>
           </w:p>
         </w:tc>
@@ -1466,7 +1466,7 @@
                 <w:rFonts w:ascii="TimeNewRoman" w:hAnsi="TimeNewRoman"/>
                 <w:sz w:val="30"/>
               </w:rPr>
-              <w:t>52+1=53</w:t>
+              <w:t>36+45=81</w:t>
             </w:r>
           </w:p>
         </w:tc>
@@ -1483,7 +1483,7 @@
                 <w:rFonts w:ascii="TimeNewRoman" w:hAnsi="TimeNewRoman"/>
                 <w:sz w:val="30"/>
               </w:rPr>
-              <w:t>19-7=12</w:t>
+              <w:t>68+22=90</w:t>
             </w:r>
           </w:p>
         </w:tc>
@@ -1500,7 +1500,7 @@
                 <w:rFonts w:ascii="TimeNewRoman" w:hAnsi="TimeNewRoman"/>
                 <w:sz w:val="30"/>
               </w:rPr>
-              <w:t>95-90=5</w:t>
+              <w:t>0+29=29</w:t>
             </w:r>
           </w:p>
         </w:tc>
@@ -1519,7 +1519,7 @@
                 <w:rFonts w:ascii="TimeNewRoman" w:hAnsi="TimeNewRoman"/>
                 <w:sz w:val="30"/>
               </w:rPr>
-              <w:t>19+26=45</w:t>
+              <w:t>73+1=74</w:t>
             </w:r>
           </w:p>
         </w:tc>
@@ -1536,7 +1536,7 @@
                 <w:rFonts w:ascii="TimeNewRoman" w:hAnsi="TimeNewRoman"/>
                 <w:sz w:val="30"/>
               </w:rPr>
-              <w:t>99-98=1</w:t>
+              <w:t>62-7=55</w:t>
             </w:r>
           </w:p>
         </w:tc>
@@ -1553,7 +1553,7 @@
                 <w:rFonts w:ascii="TimeNewRoman" w:hAnsi="TimeNewRoman"/>
                 <w:sz w:val="30"/>
               </w:rPr>
-              <w:t>5+22=27</w:t>
+              <w:t>60-7=53</w:t>
             </w:r>
           </w:p>
         </w:tc>
@@ -1570,7 +1570,7 @@
                 <w:rFonts w:ascii="TimeNewRoman" w:hAnsi="TimeNewRoman"/>
                 <w:sz w:val="30"/>
               </w:rPr>
-              <w:t>19-7=12</w:t>
+              <w:t>52-0=52</w:t>
             </w:r>
           </w:p>
         </w:tc>
@@ -1587,7 +1587,7 @@
                 <w:rFonts w:ascii="TimeNewRoman" w:hAnsi="TimeNewRoman"/>
                 <w:sz w:val="30"/>
               </w:rPr>
-              <w:t>22+7=29</w:t>
+              <w:t>86-70=16</w:t>
             </w:r>
           </w:p>
         </w:tc>
@@ -1606,7 +1606,7 @@
                 <w:rFonts w:ascii="TimeNewRoman" w:hAnsi="TimeNewRoman"/>
                 <w:sz w:val="30"/>
               </w:rPr>
-              <w:t>52-34=18</w:t>
+              <w:t>48+30=78</w:t>
             </w:r>
           </w:p>
         </w:tc>
@@ -1623,7 +1623,7 @@
                 <w:rFonts w:ascii="TimeNewRoman" w:hAnsi="TimeNewRoman"/>
                 <w:sz w:val="30"/>
               </w:rPr>
-              <w:t>75+23=98</w:t>
+              <w:t>60-41=19</w:t>
             </w:r>
           </w:p>
         </w:tc>
@@ -1640,7 +1640,7 @@
                 <w:rFonts w:ascii="TimeNewRoman" w:hAnsi="TimeNewRoman"/>
                 <w:sz w:val="30"/>
               </w:rPr>
-              <w:t>43-27=16</w:t>
+              <w:t>30+4=34</w:t>
             </w:r>
           </w:p>
         </w:tc>
@@ -1657,7 +1657,7 @@
                 <w:rFonts w:ascii="TimeNewRoman" w:hAnsi="TimeNewRoman"/>
                 <w:sz w:val="30"/>
               </w:rPr>
-              <w:t>72-54=18</w:t>
+              <w:t>49-45=4</w:t>
             </w:r>
           </w:p>
         </w:tc>
@@ -1674,7 +1674,7 @@
                 <w:rFonts w:ascii="TimeNewRoman" w:hAnsi="TimeNewRoman"/>
                 <w:sz w:val="30"/>
               </w:rPr>
-              <w:t>94-8=86</w:t>
+              <w:t>98-23=75</w:t>
             </w:r>
           </w:p>
         </w:tc>
@@ -1693,7 +1693,7 @@
                 <w:rFonts w:ascii="TimeNewRoman" w:hAnsi="TimeNewRoman"/>
                 <w:sz w:val="30"/>
               </w:rPr>
-              <w:t>92-82=10</w:t>
+              <w:t>56-3=53</w:t>
             </w:r>
           </w:p>
         </w:tc>
@@ -1710,7 +1710,7 @@
                 <w:rFonts w:ascii="TimeNewRoman" w:hAnsi="TimeNewRoman"/>
                 <w:sz w:val="30"/>
               </w:rPr>
-              <w:t>87-47=40</w:t>
+              <w:t>92-42=50</w:t>
             </w:r>
           </w:p>
         </w:tc>
@@ -1727,7 +1727,7 @@
                 <w:rFonts w:ascii="TimeNewRoman" w:hAnsi="TimeNewRoman"/>
                 <w:sz w:val="30"/>
               </w:rPr>
-              <w:t>69-11=58</w:t>
+              <w:t>65+0=65</w:t>
             </w:r>
           </w:p>
         </w:tc>
@@ -1744,7 +1744,7 @@
                 <w:rFonts w:ascii="TimeNewRoman" w:hAnsi="TimeNewRoman"/>
                 <w:sz w:val="30"/>
               </w:rPr>
-              <w:t>10-2=8</w:t>
+              <w:t>15+21=36</w:t>
             </w:r>
           </w:p>
         </w:tc>
@@ -1761,7 +1761,7 @@
                 <w:rFonts w:ascii="TimeNewRoman" w:hAnsi="TimeNewRoman"/>
                 <w:sz w:val="30"/>
               </w:rPr>
-              <w:t>5+51=56</w:t>
+              <w:t>37+35=72</w:t>
             </w:r>
           </w:p>
         </w:tc>

--- a/answers-of-addition_and_subtraction_within_100.docx
+++ b/answers-of-addition_and_subtraction_within_100.docx
@@ -40,7 +40,7 @@
                 <w:rFonts w:ascii="TimeNewRoman" w:hAnsi="TimeNewRoman"/>
                 <w:sz w:val="30"/>
               </w:rPr>
-              <w:t>34+40=74</w:t>
+              <w:t>19+27=46</w:t>
             </w:r>
           </w:p>
         </w:tc>
@@ -57,7 +57,7 @@
                 <w:rFonts w:ascii="TimeNewRoman" w:hAnsi="TimeNewRoman"/>
                 <w:sz w:val="30"/>
               </w:rPr>
-              <w:t>59-14=45</w:t>
+              <w:t>98-92=6</w:t>
             </w:r>
           </w:p>
         </w:tc>
@@ -74,7 +74,7 @@
                 <w:rFonts w:ascii="TimeNewRoman" w:hAnsi="TimeNewRoman"/>
                 <w:sz w:val="30"/>
               </w:rPr>
-              <w:t>83-62=21</w:t>
+              <w:t>54-35=19</w:t>
             </w:r>
           </w:p>
         </w:tc>
@@ -91,7 +91,7 @@
                 <w:rFonts w:ascii="TimeNewRoman" w:hAnsi="TimeNewRoman"/>
                 <w:sz w:val="30"/>
               </w:rPr>
-              <w:t>44+19=63</w:t>
+              <w:t>82+14=96</w:t>
             </w:r>
           </w:p>
         </w:tc>
@@ -108,7 +108,7 @@
                 <w:rFonts w:ascii="TimeNewRoman" w:hAnsi="TimeNewRoman"/>
                 <w:sz w:val="30"/>
               </w:rPr>
-              <w:t>15+64=79</w:t>
+              <w:t>43+53=96</w:t>
             </w:r>
           </w:p>
         </w:tc>
@@ -127,7 +127,7 @@
                 <w:rFonts w:ascii="TimeNewRoman" w:hAnsi="TimeNewRoman"/>
                 <w:sz w:val="30"/>
               </w:rPr>
-              <w:t>97-46=51</w:t>
+              <w:t>44+35=79</w:t>
             </w:r>
           </w:p>
         </w:tc>
@@ -144,7 +144,7 @@
                 <w:rFonts w:ascii="TimeNewRoman" w:hAnsi="TimeNewRoman"/>
                 <w:sz w:val="30"/>
               </w:rPr>
-              <w:t>88-37=51</w:t>
+              <w:t>69+14=83</w:t>
             </w:r>
           </w:p>
         </w:tc>
@@ -161,7 +161,7 @@
                 <w:rFonts w:ascii="TimeNewRoman" w:hAnsi="TimeNewRoman"/>
                 <w:sz w:val="30"/>
               </w:rPr>
-              <w:t>22+1=23</w:t>
+              <w:t>38-26=12</w:t>
             </w:r>
           </w:p>
         </w:tc>
@@ -178,7 +178,7 @@
                 <w:rFonts w:ascii="TimeNewRoman" w:hAnsi="TimeNewRoman"/>
                 <w:sz w:val="30"/>
               </w:rPr>
-              <w:t>33+61=94</w:t>
+              <w:t>52+24=76</w:t>
             </w:r>
           </w:p>
         </w:tc>
@@ -195,7 +195,7 @@
                 <w:rFonts w:ascii="TimeNewRoman" w:hAnsi="TimeNewRoman"/>
                 <w:sz w:val="30"/>
               </w:rPr>
-              <w:t>53+6=59</w:t>
+              <w:t>93-6=87</w:t>
             </w:r>
           </w:p>
         </w:tc>
@@ -214,7 +214,7 @@
                 <w:rFonts w:ascii="TimeNewRoman" w:hAnsi="TimeNewRoman"/>
                 <w:sz w:val="30"/>
               </w:rPr>
-              <w:t>50-2=48</w:t>
+              <w:t>27+6=33</w:t>
             </w:r>
           </w:p>
         </w:tc>
@@ -231,7 +231,7 @@
                 <w:rFonts w:ascii="TimeNewRoman" w:hAnsi="TimeNewRoman"/>
                 <w:sz w:val="30"/>
               </w:rPr>
-              <w:t>44-38=6</w:t>
+              <w:t>57-35=22</w:t>
             </w:r>
           </w:p>
         </w:tc>
@@ -248,7 +248,7 @@
                 <w:rFonts w:ascii="TimeNewRoman" w:hAnsi="TimeNewRoman"/>
                 <w:sz w:val="30"/>
               </w:rPr>
-              <w:t>45+10=55</w:t>
+              <w:t>74-48=26</w:t>
             </w:r>
           </w:p>
         </w:tc>
@@ -265,7 +265,7 @@
                 <w:rFonts w:ascii="TimeNewRoman" w:hAnsi="TimeNewRoman"/>
                 <w:sz w:val="30"/>
               </w:rPr>
-              <w:t>5+78=83</w:t>
+              <w:t>89-75=14</w:t>
             </w:r>
           </w:p>
         </w:tc>
@@ -282,7 +282,7 @@
                 <w:rFonts w:ascii="TimeNewRoman" w:hAnsi="TimeNewRoman"/>
                 <w:sz w:val="30"/>
               </w:rPr>
-              <w:t>35-19=16</w:t>
+              <w:t>13+56=69</w:t>
             </w:r>
           </w:p>
         </w:tc>
@@ -301,7 +301,7 @@
                 <w:rFonts w:ascii="TimeNewRoman" w:hAnsi="TimeNewRoman"/>
                 <w:sz w:val="30"/>
               </w:rPr>
-              <w:t>51-49=2</w:t>
+              <w:t>42-3=39</w:t>
             </w:r>
           </w:p>
         </w:tc>
@@ -318,7 +318,7 @@
                 <w:rFonts w:ascii="TimeNewRoman" w:hAnsi="TimeNewRoman"/>
                 <w:sz w:val="30"/>
               </w:rPr>
-              <w:t>13+38=51</w:t>
+              <w:t>41+55=96</w:t>
             </w:r>
           </w:p>
         </w:tc>
@@ -335,7 +335,7 @@
                 <w:rFonts w:ascii="TimeNewRoman" w:hAnsi="TimeNewRoman"/>
                 <w:sz w:val="30"/>
               </w:rPr>
-              <w:t>91-57=34</w:t>
+              <w:t>99-94=5</w:t>
             </w:r>
           </w:p>
         </w:tc>
@@ -352,7 +352,1261 @@
                 <w:rFonts w:ascii="TimeNewRoman" w:hAnsi="TimeNewRoman"/>
                 <w:sz w:val="30"/>
               </w:rPr>
-              <w:t>66+33=99</w:t>
+              <w:t>58-20=38</w:t>
+            </w:r>
+          </w:p>
+        </w:tc>
+        <w:tc>
+          <w:tcPr>
+            <w:tcW w:type="dxa" w:w="1987"/>
+          </w:tcPr>
+          <w:p>
+            <w:pPr>
+              <w:jc w:val="left"/>
+            </w:pPr>
+            <w:r>
+              <w:rPr>
+                <w:rFonts w:ascii="TimeNewRoman" w:hAnsi="TimeNewRoman"/>
+                <w:sz w:val="30"/>
+              </w:rPr>
+              <w:t>59+5=64</w:t>
+            </w:r>
+          </w:p>
+        </w:tc>
+      </w:tr>
+      <w:tr>
+        <w:tc>
+          <w:tcPr>
+            <w:tcW w:type="dxa" w:w="1987"/>
+          </w:tcPr>
+          <w:p>
+            <w:pPr>
+              <w:jc w:val="left"/>
+            </w:pPr>
+            <w:r>
+              <w:rPr>
+                <w:rFonts w:ascii="TimeNewRoman" w:hAnsi="TimeNewRoman"/>
+                <w:sz w:val="30"/>
+              </w:rPr>
+              <w:t>76-64=12</w:t>
+            </w:r>
+          </w:p>
+        </w:tc>
+        <w:tc>
+          <w:tcPr>
+            <w:tcW w:type="dxa" w:w="1987"/>
+          </w:tcPr>
+          <w:p>
+            <w:pPr>
+              <w:jc w:val="left"/>
+            </w:pPr>
+            <w:r>
+              <w:rPr>
+                <w:rFonts w:ascii="TimeNewRoman" w:hAnsi="TimeNewRoman"/>
+                <w:sz w:val="30"/>
+              </w:rPr>
+              <w:t>17-16=1</w:t>
+            </w:r>
+          </w:p>
+        </w:tc>
+        <w:tc>
+          <w:tcPr>
+            <w:tcW w:type="dxa" w:w="1987"/>
+          </w:tcPr>
+          <w:p>
+            <w:pPr>
+              <w:jc w:val="left"/>
+            </w:pPr>
+            <w:r>
+              <w:rPr>
+                <w:rFonts w:ascii="TimeNewRoman" w:hAnsi="TimeNewRoman"/>
+                <w:sz w:val="30"/>
+              </w:rPr>
+              <w:t>51-11=40</w:t>
+            </w:r>
+          </w:p>
+        </w:tc>
+        <w:tc>
+          <w:tcPr>
+            <w:tcW w:type="dxa" w:w="1987"/>
+          </w:tcPr>
+          <w:p>
+            <w:pPr>
+              <w:jc w:val="left"/>
+            </w:pPr>
+            <w:r>
+              <w:rPr>
+                <w:rFonts w:ascii="TimeNewRoman" w:hAnsi="TimeNewRoman"/>
+                <w:sz w:val="30"/>
+              </w:rPr>
+              <w:t>1+77=78</w:t>
+            </w:r>
+          </w:p>
+        </w:tc>
+        <w:tc>
+          <w:tcPr>
+            <w:tcW w:type="dxa" w:w="1987"/>
+          </w:tcPr>
+          <w:p>
+            <w:pPr>
+              <w:jc w:val="left"/>
+            </w:pPr>
+            <w:r>
+              <w:rPr>
+                <w:rFonts w:ascii="TimeNewRoman" w:hAnsi="TimeNewRoman"/>
+                <w:sz w:val="30"/>
+              </w:rPr>
+              <w:t>77-12=65</w:t>
+            </w:r>
+          </w:p>
+        </w:tc>
+      </w:tr>
+      <w:tr>
+        <w:tc>
+          <w:tcPr>
+            <w:tcW w:type="dxa" w:w="1987"/>
+          </w:tcPr>
+          <w:p>
+            <w:pPr>
+              <w:jc w:val="left"/>
+            </w:pPr>
+            <w:r>
+              <w:rPr>
+                <w:rFonts w:ascii="TimeNewRoman" w:hAnsi="TimeNewRoman"/>
+                <w:sz w:val="30"/>
+              </w:rPr>
+              <w:t>37-35=2</w:t>
+            </w:r>
+          </w:p>
+        </w:tc>
+        <w:tc>
+          <w:tcPr>
+            <w:tcW w:type="dxa" w:w="1987"/>
+          </w:tcPr>
+          <w:p>
+            <w:pPr>
+              <w:jc w:val="left"/>
+            </w:pPr>
+            <w:r>
+              <w:rPr>
+                <w:rFonts w:ascii="TimeNewRoman" w:hAnsi="TimeNewRoman"/>
+                <w:sz w:val="30"/>
+              </w:rPr>
+              <w:t>73-40=33</w:t>
+            </w:r>
+          </w:p>
+        </w:tc>
+        <w:tc>
+          <w:tcPr>
+            <w:tcW w:type="dxa" w:w="1987"/>
+          </w:tcPr>
+          <w:p>
+            <w:pPr>
+              <w:jc w:val="left"/>
+            </w:pPr>
+            <w:r>
+              <w:rPr>
+                <w:rFonts w:ascii="TimeNewRoman" w:hAnsi="TimeNewRoman"/>
+                <w:sz w:val="30"/>
+              </w:rPr>
+              <w:t>76+17=93</w:t>
+            </w:r>
+          </w:p>
+        </w:tc>
+        <w:tc>
+          <w:tcPr>
+            <w:tcW w:type="dxa" w:w="1987"/>
+          </w:tcPr>
+          <w:p>
+            <w:pPr>
+              <w:jc w:val="left"/>
+            </w:pPr>
+            <w:r>
+              <w:rPr>
+                <w:rFonts w:ascii="TimeNewRoman" w:hAnsi="TimeNewRoman"/>
+                <w:sz w:val="30"/>
+              </w:rPr>
+              <w:t>59-49=10</w:t>
+            </w:r>
+          </w:p>
+        </w:tc>
+        <w:tc>
+          <w:tcPr>
+            <w:tcW w:type="dxa" w:w="1987"/>
+          </w:tcPr>
+          <w:p>
+            <w:pPr>
+              <w:jc w:val="left"/>
+            </w:pPr>
+            <w:r>
+              <w:rPr>
+                <w:rFonts w:ascii="TimeNewRoman" w:hAnsi="TimeNewRoman"/>
+                <w:sz w:val="30"/>
+              </w:rPr>
+              <w:t>66-49=17</w:t>
+            </w:r>
+          </w:p>
+        </w:tc>
+      </w:tr>
+      <w:tr>
+        <w:tc>
+          <w:tcPr>
+            <w:tcW w:type="dxa" w:w="1987"/>
+          </w:tcPr>
+          <w:p>
+            <w:pPr>
+              <w:jc w:val="left"/>
+            </w:pPr>
+            <w:r>
+              <w:rPr>
+                <w:rFonts w:ascii="TimeNewRoman" w:hAnsi="TimeNewRoman"/>
+                <w:sz w:val="30"/>
+              </w:rPr>
+              <w:t>41-4=37</w:t>
+            </w:r>
+          </w:p>
+        </w:tc>
+        <w:tc>
+          <w:tcPr>
+            <w:tcW w:type="dxa" w:w="1987"/>
+          </w:tcPr>
+          <w:p>
+            <w:pPr>
+              <w:jc w:val="left"/>
+            </w:pPr>
+            <w:r>
+              <w:rPr>
+                <w:rFonts w:ascii="TimeNewRoman" w:hAnsi="TimeNewRoman"/>
+                <w:sz w:val="30"/>
+              </w:rPr>
+              <w:t>67+15=82</w:t>
+            </w:r>
+          </w:p>
+        </w:tc>
+        <w:tc>
+          <w:tcPr>
+            <w:tcW w:type="dxa" w:w="1987"/>
+          </w:tcPr>
+          <w:p>
+            <w:pPr>
+              <w:jc w:val="left"/>
+            </w:pPr>
+            <w:r>
+              <w:rPr>
+                <w:rFonts w:ascii="TimeNewRoman" w:hAnsi="TimeNewRoman"/>
+                <w:sz w:val="30"/>
+              </w:rPr>
+              <w:t>51-10=41</w:t>
+            </w:r>
+          </w:p>
+        </w:tc>
+        <w:tc>
+          <w:tcPr>
+            <w:tcW w:type="dxa" w:w="1987"/>
+          </w:tcPr>
+          <w:p>
+            <w:pPr>
+              <w:jc w:val="left"/>
+            </w:pPr>
+            <w:r>
+              <w:rPr>
+                <w:rFonts w:ascii="TimeNewRoman" w:hAnsi="TimeNewRoman"/>
+                <w:sz w:val="30"/>
+              </w:rPr>
+              <w:t>98-37=61</w:t>
+            </w:r>
+          </w:p>
+        </w:tc>
+        <w:tc>
+          <w:tcPr>
+            <w:tcW w:type="dxa" w:w="1987"/>
+          </w:tcPr>
+          <w:p>
+            <w:pPr>
+              <w:jc w:val="left"/>
+            </w:pPr>
+            <w:r>
+              <w:rPr>
+                <w:rFonts w:ascii="TimeNewRoman" w:hAnsi="TimeNewRoman"/>
+                <w:sz w:val="30"/>
+              </w:rPr>
+              <w:t>18+13=31</w:t>
+            </w:r>
+          </w:p>
+        </w:tc>
+      </w:tr>
+      <w:tr>
+        <w:tc>
+          <w:tcPr>
+            <w:tcW w:type="dxa" w:w="1987"/>
+          </w:tcPr>
+          <w:p>
+            <w:pPr>
+              <w:jc w:val="left"/>
+            </w:pPr>
+            <w:r>
+              <w:rPr>
+                <w:rFonts w:ascii="TimeNewRoman" w:hAnsi="TimeNewRoman"/>
+                <w:sz w:val="30"/>
+              </w:rPr>
+              <w:t>75-33=42</w:t>
+            </w:r>
+          </w:p>
+        </w:tc>
+        <w:tc>
+          <w:tcPr>
+            <w:tcW w:type="dxa" w:w="1987"/>
+          </w:tcPr>
+          <w:p>
+            <w:pPr>
+              <w:jc w:val="left"/>
+            </w:pPr>
+            <w:r>
+              <w:rPr>
+                <w:rFonts w:ascii="TimeNewRoman" w:hAnsi="TimeNewRoman"/>
+                <w:sz w:val="30"/>
+              </w:rPr>
+              <w:t>80-12=68</w:t>
+            </w:r>
+          </w:p>
+        </w:tc>
+        <w:tc>
+          <w:tcPr>
+            <w:tcW w:type="dxa" w:w="1987"/>
+          </w:tcPr>
+          <w:p>
+            <w:pPr>
+              <w:jc w:val="left"/>
+            </w:pPr>
+            <w:r>
+              <w:rPr>
+                <w:rFonts w:ascii="TimeNewRoman" w:hAnsi="TimeNewRoman"/>
+                <w:sz w:val="30"/>
+              </w:rPr>
+              <w:t>23-1=22</w:t>
+            </w:r>
+          </w:p>
+        </w:tc>
+        <w:tc>
+          <w:tcPr>
+            <w:tcW w:type="dxa" w:w="1987"/>
+          </w:tcPr>
+          <w:p>
+            <w:pPr>
+              <w:jc w:val="left"/>
+            </w:pPr>
+            <w:r>
+              <w:rPr>
+                <w:rFonts w:ascii="TimeNewRoman" w:hAnsi="TimeNewRoman"/>
+                <w:sz w:val="30"/>
+              </w:rPr>
+              <w:t>29+34=63</w:t>
+            </w:r>
+          </w:p>
+        </w:tc>
+        <w:tc>
+          <w:tcPr>
+            <w:tcW w:type="dxa" w:w="1987"/>
+          </w:tcPr>
+          <w:p>
+            <w:pPr>
+              <w:jc w:val="left"/>
+            </w:pPr>
+            <w:r>
+              <w:rPr>
+                <w:rFonts w:ascii="TimeNewRoman" w:hAnsi="TimeNewRoman"/>
+                <w:sz w:val="30"/>
+              </w:rPr>
+              <w:t>57-40=17</w:t>
+            </w:r>
+          </w:p>
+        </w:tc>
+      </w:tr>
+      <w:tr>
+        <w:tc>
+          <w:tcPr>
+            <w:tcW w:type="dxa" w:w="1987"/>
+          </w:tcPr>
+          <w:p>
+            <w:pPr>
+              <w:jc w:val="left"/>
+            </w:pPr>
+            <w:r>
+              <w:rPr>
+                <w:rFonts w:ascii="TimeNewRoman" w:hAnsi="TimeNewRoman"/>
+                <w:sz w:val="30"/>
+              </w:rPr>
+              <w:t>70+21=91</w:t>
+            </w:r>
+          </w:p>
+        </w:tc>
+        <w:tc>
+          <w:tcPr>
+            <w:tcW w:type="dxa" w:w="1987"/>
+          </w:tcPr>
+          <w:p>
+            <w:pPr>
+              <w:jc w:val="left"/>
+            </w:pPr>
+            <w:r>
+              <w:rPr>
+                <w:rFonts w:ascii="TimeNewRoman" w:hAnsi="TimeNewRoman"/>
+                <w:sz w:val="30"/>
+              </w:rPr>
+              <w:t>61-11=50</w:t>
+            </w:r>
+          </w:p>
+        </w:tc>
+        <w:tc>
+          <w:tcPr>
+            <w:tcW w:type="dxa" w:w="1987"/>
+          </w:tcPr>
+          <w:p>
+            <w:pPr>
+              <w:jc w:val="left"/>
+            </w:pPr>
+            <w:r>
+              <w:rPr>
+                <w:rFonts w:ascii="TimeNewRoman" w:hAnsi="TimeNewRoman"/>
+                <w:sz w:val="30"/>
+              </w:rPr>
+              <w:t>30-27=3</w:t>
+            </w:r>
+          </w:p>
+        </w:tc>
+        <w:tc>
+          <w:tcPr>
+            <w:tcW w:type="dxa" w:w="1987"/>
+          </w:tcPr>
+          <w:p>
+            <w:pPr>
+              <w:jc w:val="left"/>
+            </w:pPr>
+            <w:r>
+              <w:rPr>
+                <w:rFonts w:ascii="TimeNewRoman" w:hAnsi="TimeNewRoman"/>
+                <w:sz w:val="30"/>
+              </w:rPr>
+              <w:t>88-29=59</w:t>
+            </w:r>
+          </w:p>
+        </w:tc>
+        <w:tc>
+          <w:tcPr>
+            <w:tcW w:type="dxa" w:w="1987"/>
+          </w:tcPr>
+          <w:p>
+            <w:pPr>
+              <w:jc w:val="left"/>
+            </w:pPr>
+            <w:r>
+              <w:rPr>
+                <w:rFonts w:ascii="TimeNewRoman" w:hAnsi="TimeNewRoman"/>
+                <w:sz w:val="30"/>
+              </w:rPr>
+              <w:t>16+55=71</w:t>
+            </w:r>
+          </w:p>
+        </w:tc>
+      </w:tr>
+      <w:tr>
+        <w:tc>
+          <w:tcPr>
+            <w:tcW w:type="dxa" w:w="1987"/>
+          </w:tcPr>
+          <w:p>
+            <w:pPr>
+              <w:jc w:val="left"/>
+            </w:pPr>
+            <w:r>
+              <w:rPr>
+                <w:rFonts w:ascii="TimeNewRoman" w:hAnsi="TimeNewRoman"/>
+                <w:sz w:val="30"/>
+              </w:rPr>
+              <w:t>42-9=33</w:t>
+            </w:r>
+          </w:p>
+        </w:tc>
+        <w:tc>
+          <w:tcPr>
+            <w:tcW w:type="dxa" w:w="1987"/>
+          </w:tcPr>
+          <w:p>
+            <w:pPr>
+              <w:jc w:val="left"/>
+            </w:pPr>
+            <w:r>
+              <w:rPr>
+                <w:rFonts w:ascii="TimeNewRoman" w:hAnsi="TimeNewRoman"/>
+                <w:sz w:val="30"/>
+              </w:rPr>
+              <w:t>38+57=95</w:t>
+            </w:r>
+          </w:p>
+        </w:tc>
+        <w:tc>
+          <w:tcPr>
+            <w:tcW w:type="dxa" w:w="1987"/>
+          </w:tcPr>
+          <w:p>
+            <w:pPr>
+              <w:jc w:val="left"/>
+            </w:pPr>
+            <w:r>
+              <w:rPr>
+                <w:rFonts w:ascii="TimeNewRoman" w:hAnsi="TimeNewRoman"/>
+                <w:sz w:val="30"/>
+              </w:rPr>
+              <w:t>81-7=74</w:t>
+            </w:r>
+          </w:p>
+        </w:tc>
+        <w:tc>
+          <w:tcPr>
+            <w:tcW w:type="dxa" w:w="1987"/>
+          </w:tcPr>
+          <w:p>
+            <w:pPr>
+              <w:jc w:val="left"/>
+            </w:pPr>
+            <w:r>
+              <w:rPr>
+                <w:rFonts w:ascii="TimeNewRoman" w:hAnsi="TimeNewRoman"/>
+                <w:sz w:val="30"/>
+              </w:rPr>
+              <w:t>89-22=67</w:t>
+            </w:r>
+          </w:p>
+        </w:tc>
+        <w:tc>
+          <w:tcPr>
+            <w:tcW w:type="dxa" w:w="1987"/>
+          </w:tcPr>
+          <w:p>
+            <w:pPr>
+              <w:jc w:val="left"/>
+            </w:pPr>
+            <w:r>
+              <w:rPr>
+                <w:rFonts w:ascii="TimeNewRoman" w:hAnsi="TimeNewRoman"/>
+                <w:sz w:val="30"/>
+              </w:rPr>
+              <w:t>90-26=64</w:t>
+            </w:r>
+          </w:p>
+        </w:tc>
+      </w:tr>
+      <w:tr>
+        <w:tc>
+          <w:tcPr>
+            <w:tcW w:type="dxa" w:w="1987"/>
+          </w:tcPr>
+          <w:p>
+            <w:pPr>
+              <w:jc w:val="left"/>
+            </w:pPr>
+            <w:r>
+              <w:rPr>
+                <w:rFonts w:ascii="TimeNewRoman" w:hAnsi="TimeNewRoman"/>
+                <w:sz w:val="30"/>
+              </w:rPr>
+              <w:t>50+17=67</w:t>
+            </w:r>
+          </w:p>
+        </w:tc>
+        <w:tc>
+          <w:tcPr>
+            <w:tcW w:type="dxa" w:w="1987"/>
+          </w:tcPr>
+          <w:p>
+            <w:pPr>
+              <w:jc w:val="left"/>
+            </w:pPr>
+            <w:r>
+              <w:rPr>
+                <w:rFonts w:ascii="TimeNewRoman" w:hAnsi="TimeNewRoman"/>
+                <w:sz w:val="30"/>
+              </w:rPr>
+              <w:t>10+4=14</w:t>
+            </w:r>
+          </w:p>
+        </w:tc>
+        <w:tc>
+          <w:tcPr>
+            <w:tcW w:type="dxa" w:w="1987"/>
+          </w:tcPr>
+          <w:p>
+            <w:pPr>
+              <w:jc w:val="left"/>
+            </w:pPr>
+            <w:r>
+              <w:rPr>
+                <w:rFonts w:ascii="TimeNewRoman" w:hAnsi="TimeNewRoman"/>
+                <w:sz w:val="30"/>
+              </w:rPr>
+              <w:t>58+28=86</w:t>
+            </w:r>
+          </w:p>
+        </w:tc>
+        <w:tc>
+          <w:tcPr>
+            <w:tcW w:type="dxa" w:w="1987"/>
+          </w:tcPr>
+          <w:p>
+            <w:pPr>
+              <w:jc w:val="left"/>
+            </w:pPr>
+            <w:r>
+              <w:rPr>
+                <w:rFonts w:ascii="TimeNewRoman" w:hAnsi="TimeNewRoman"/>
+                <w:sz w:val="30"/>
+              </w:rPr>
+              <w:t>98-53=45</w:t>
+            </w:r>
+          </w:p>
+        </w:tc>
+        <w:tc>
+          <w:tcPr>
+            <w:tcW w:type="dxa" w:w="1987"/>
+          </w:tcPr>
+          <w:p>
+            <w:pPr>
+              <w:jc w:val="left"/>
+            </w:pPr>
+            <w:r>
+              <w:rPr>
+                <w:rFonts w:ascii="TimeNewRoman" w:hAnsi="TimeNewRoman"/>
+                <w:sz w:val="30"/>
+              </w:rPr>
+              <w:t>55-40=15</w:t>
+            </w:r>
+          </w:p>
+        </w:tc>
+      </w:tr>
+      <w:tr>
+        <w:tc>
+          <w:tcPr>
+            <w:tcW w:type="dxa" w:w="1987"/>
+          </w:tcPr>
+          <w:p>
+            <w:pPr>
+              <w:jc w:val="left"/>
+            </w:pPr>
+            <w:r>
+              <w:rPr>
+                <w:rFonts w:ascii="TimeNewRoman" w:hAnsi="TimeNewRoman"/>
+                <w:sz w:val="30"/>
+              </w:rPr>
+              <w:t>42-40=2</w:t>
+            </w:r>
+          </w:p>
+        </w:tc>
+        <w:tc>
+          <w:tcPr>
+            <w:tcW w:type="dxa" w:w="1987"/>
+          </w:tcPr>
+          <w:p>
+            <w:pPr>
+              <w:jc w:val="left"/>
+            </w:pPr>
+            <w:r>
+              <w:rPr>
+                <w:rFonts w:ascii="TimeNewRoman" w:hAnsi="TimeNewRoman"/>
+                <w:sz w:val="30"/>
+              </w:rPr>
+              <w:t>45+19=64</w:t>
+            </w:r>
+          </w:p>
+        </w:tc>
+        <w:tc>
+          <w:tcPr>
+            <w:tcW w:type="dxa" w:w="1987"/>
+          </w:tcPr>
+          <w:p>
+            <w:pPr>
+              <w:jc w:val="left"/>
+            </w:pPr>
+            <w:r>
+              <w:rPr>
+                <w:rFonts w:ascii="TimeNewRoman" w:hAnsi="TimeNewRoman"/>
+                <w:sz w:val="30"/>
+              </w:rPr>
+              <w:t>3+48=51</w:t>
+            </w:r>
+          </w:p>
+        </w:tc>
+        <w:tc>
+          <w:tcPr>
+            <w:tcW w:type="dxa" w:w="1987"/>
+          </w:tcPr>
+          <w:p>
+            <w:pPr>
+              <w:jc w:val="left"/>
+            </w:pPr>
+            <w:r>
+              <w:rPr>
+                <w:rFonts w:ascii="TimeNewRoman" w:hAnsi="TimeNewRoman"/>
+                <w:sz w:val="30"/>
+              </w:rPr>
+              <w:t>1+89=90</w:t>
+            </w:r>
+          </w:p>
+        </w:tc>
+        <w:tc>
+          <w:tcPr>
+            <w:tcW w:type="dxa" w:w="1987"/>
+          </w:tcPr>
+          <w:p>
+            <w:pPr>
+              <w:jc w:val="left"/>
+            </w:pPr>
+            <w:r>
+              <w:rPr>
+                <w:rFonts w:ascii="TimeNewRoman" w:hAnsi="TimeNewRoman"/>
+                <w:sz w:val="30"/>
+              </w:rPr>
+              <w:t>21+75=96</w:t>
+            </w:r>
+          </w:p>
+        </w:tc>
+      </w:tr>
+      <w:tr>
+        <w:tc>
+          <w:tcPr>
+            <w:tcW w:type="dxa" w:w="1987"/>
+          </w:tcPr>
+          <w:p>
+            <w:pPr>
+              <w:jc w:val="left"/>
+            </w:pPr>
+            <w:r>
+              <w:rPr>
+                <w:rFonts w:ascii="TimeNewRoman" w:hAnsi="TimeNewRoman"/>
+                <w:sz w:val="30"/>
+              </w:rPr>
+              <w:t>16+48=64</w:t>
+            </w:r>
+          </w:p>
+        </w:tc>
+        <w:tc>
+          <w:tcPr>
+            <w:tcW w:type="dxa" w:w="1987"/>
+          </w:tcPr>
+          <w:p>
+            <w:pPr>
+              <w:jc w:val="left"/>
+            </w:pPr>
+            <w:r>
+              <w:rPr>
+                <w:rFonts w:ascii="TimeNewRoman" w:hAnsi="TimeNewRoman"/>
+                <w:sz w:val="30"/>
+              </w:rPr>
+              <w:t>68-38=30</w:t>
+            </w:r>
+          </w:p>
+        </w:tc>
+        <w:tc>
+          <w:tcPr>
+            <w:tcW w:type="dxa" w:w="1987"/>
+          </w:tcPr>
+          <w:p>
+            <w:pPr>
+              <w:jc w:val="left"/>
+            </w:pPr>
+            <w:r>
+              <w:rPr>
+                <w:rFonts w:ascii="TimeNewRoman" w:hAnsi="TimeNewRoman"/>
+                <w:sz w:val="30"/>
+              </w:rPr>
+              <w:t>87-17=70</w:t>
+            </w:r>
+          </w:p>
+        </w:tc>
+        <w:tc>
+          <w:tcPr>
+            <w:tcW w:type="dxa" w:w="1987"/>
+          </w:tcPr>
+          <w:p>
+            <w:pPr>
+              <w:jc w:val="left"/>
+            </w:pPr>
+            <w:r>
+              <w:rPr>
+                <w:rFonts w:ascii="TimeNewRoman" w:hAnsi="TimeNewRoman"/>
+                <w:sz w:val="30"/>
+              </w:rPr>
+              <w:t>98-48=50</w:t>
+            </w:r>
+          </w:p>
+        </w:tc>
+        <w:tc>
+          <w:tcPr>
+            <w:tcW w:type="dxa" w:w="1987"/>
+          </w:tcPr>
+          <w:p>
+            <w:pPr>
+              <w:jc w:val="left"/>
+            </w:pPr>
+            <w:r>
+              <w:rPr>
+                <w:rFonts w:ascii="TimeNewRoman" w:hAnsi="TimeNewRoman"/>
+                <w:sz w:val="30"/>
+              </w:rPr>
+              <w:t>93-66=27</w:t>
+            </w:r>
+          </w:p>
+        </w:tc>
+      </w:tr>
+      <w:tr>
+        <w:tc>
+          <w:tcPr>
+            <w:tcW w:type="dxa" w:w="1987"/>
+          </w:tcPr>
+          <w:p>
+            <w:pPr>
+              <w:jc w:val="left"/>
+            </w:pPr>
+            <w:r>
+              <w:rPr>
+                <w:rFonts w:ascii="TimeNewRoman" w:hAnsi="TimeNewRoman"/>
+                <w:sz w:val="30"/>
+              </w:rPr>
+              <w:t>46-21=25</w:t>
+            </w:r>
+          </w:p>
+        </w:tc>
+        <w:tc>
+          <w:tcPr>
+            <w:tcW w:type="dxa" w:w="1987"/>
+          </w:tcPr>
+          <w:p>
+            <w:pPr>
+              <w:jc w:val="left"/>
+            </w:pPr>
+            <w:r>
+              <w:rPr>
+                <w:rFonts w:ascii="TimeNewRoman" w:hAnsi="TimeNewRoman"/>
+                <w:sz w:val="30"/>
+              </w:rPr>
+              <w:t>51-14=37</w:t>
+            </w:r>
+          </w:p>
+        </w:tc>
+        <w:tc>
+          <w:tcPr>
+            <w:tcW w:type="dxa" w:w="1987"/>
+          </w:tcPr>
+          <w:p>
+            <w:pPr>
+              <w:jc w:val="left"/>
+            </w:pPr>
+            <w:r>
+              <w:rPr>
+                <w:rFonts w:ascii="TimeNewRoman" w:hAnsi="TimeNewRoman"/>
+                <w:sz w:val="30"/>
+              </w:rPr>
+              <w:t>14+36=50</w:t>
+            </w:r>
+          </w:p>
+        </w:tc>
+        <w:tc>
+          <w:tcPr>
+            <w:tcW w:type="dxa" w:w="1987"/>
+          </w:tcPr>
+          <w:p>
+            <w:pPr>
+              <w:jc w:val="left"/>
+            </w:pPr>
+            <w:r>
+              <w:rPr>
+                <w:rFonts w:ascii="TimeNewRoman" w:hAnsi="TimeNewRoman"/>
+                <w:sz w:val="30"/>
+              </w:rPr>
+              <w:t>86-29=57</w:t>
+            </w:r>
+          </w:p>
+        </w:tc>
+        <w:tc>
+          <w:tcPr>
+            <w:tcW w:type="dxa" w:w="1987"/>
+          </w:tcPr>
+          <w:p>
+            <w:pPr>
+              <w:jc w:val="left"/>
+            </w:pPr>
+            <w:r>
+              <w:rPr>
+                <w:rFonts w:ascii="TimeNewRoman" w:hAnsi="TimeNewRoman"/>
+                <w:sz w:val="30"/>
+              </w:rPr>
+              <w:t>1+66=67</w:t>
+            </w:r>
+          </w:p>
+        </w:tc>
+      </w:tr>
+      <w:tr>
+        <w:tc>
+          <w:tcPr>
+            <w:tcW w:type="dxa" w:w="1987"/>
+          </w:tcPr>
+          <w:p>
+            <w:pPr>
+              <w:jc w:val="left"/>
+            </w:pPr>
+            <w:r>
+              <w:rPr>
+                <w:rFonts w:ascii="TimeNewRoman" w:hAnsi="TimeNewRoman"/>
+                <w:sz w:val="30"/>
+              </w:rPr>
+              <w:t>21+54=75</w:t>
+            </w:r>
+          </w:p>
+        </w:tc>
+        <w:tc>
+          <w:tcPr>
+            <w:tcW w:type="dxa" w:w="1987"/>
+          </w:tcPr>
+          <w:p>
+            <w:pPr>
+              <w:jc w:val="left"/>
+            </w:pPr>
+            <w:r>
+              <w:rPr>
+                <w:rFonts w:ascii="TimeNewRoman" w:hAnsi="TimeNewRoman"/>
+                <w:sz w:val="30"/>
+              </w:rPr>
+              <w:t>67-63=4</w:t>
+            </w:r>
+          </w:p>
+        </w:tc>
+        <w:tc>
+          <w:tcPr>
+            <w:tcW w:type="dxa" w:w="1987"/>
+          </w:tcPr>
+          <w:p>
+            <w:pPr>
+              <w:jc w:val="left"/>
+            </w:pPr>
+            <w:r>
+              <w:rPr>
+                <w:rFonts w:ascii="TimeNewRoman" w:hAnsi="TimeNewRoman"/>
+                <w:sz w:val="30"/>
+              </w:rPr>
+              <w:t>21+61=82</w:t>
+            </w:r>
+          </w:p>
+        </w:tc>
+        <w:tc>
+          <w:tcPr>
+            <w:tcW w:type="dxa" w:w="1987"/>
+          </w:tcPr>
+          <w:p>
+            <w:pPr>
+              <w:jc w:val="left"/>
+            </w:pPr>
+            <w:r>
+              <w:rPr>
+                <w:rFonts w:ascii="TimeNewRoman" w:hAnsi="TimeNewRoman"/>
+                <w:sz w:val="30"/>
+              </w:rPr>
+              <w:t>31-16=15</w:t>
+            </w:r>
+          </w:p>
+        </w:tc>
+        <w:tc>
+          <w:tcPr>
+            <w:tcW w:type="dxa" w:w="1987"/>
+          </w:tcPr>
+          <w:p>
+            <w:pPr>
+              <w:jc w:val="left"/>
+            </w:pPr>
+            <w:r>
+              <w:rPr>
+                <w:rFonts w:ascii="TimeNewRoman" w:hAnsi="TimeNewRoman"/>
+                <w:sz w:val="30"/>
+              </w:rPr>
+              <w:t>56+8=64</w:t>
+            </w:r>
+          </w:p>
+        </w:tc>
+      </w:tr>
+      <w:tr>
+        <w:tc>
+          <w:tcPr>
+            <w:tcW w:type="dxa" w:w="1987"/>
+          </w:tcPr>
+          <w:p>
+            <w:pPr>
+              <w:jc w:val="left"/>
+            </w:pPr>
+            <w:r>
+              <w:rPr>
+                <w:rFonts w:ascii="TimeNewRoman" w:hAnsi="TimeNewRoman"/>
+                <w:sz w:val="30"/>
+              </w:rPr>
+              <w:t>34+35=69</w:t>
+            </w:r>
+          </w:p>
+        </w:tc>
+        <w:tc>
+          <w:tcPr>
+            <w:tcW w:type="dxa" w:w="1987"/>
+          </w:tcPr>
+          <w:p>
+            <w:pPr>
+              <w:jc w:val="left"/>
+            </w:pPr>
+            <w:r>
+              <w:rPr>
+                <w:rFonts w:ascii="TimeNewRoman" w:hAnsi="TimeNewRoman"/>
+                <w:sz w:val="30"/>
+              </w:rPr>
+              <w:t>62-38=24</w:t>
+            </w:r>
+          </w:p>
+        </w:tc>
+        <w:tc>
+          <w:tcPr>
+            <w:tcW w:type="dxa" w:w="1987"/>
+          </w:tcPr>
+          <w:p>
+            <w:pPr>
+              <w:jc w:val="left"/>
+            </w:pPr>
+            <w:r>
+              <w:rPr>
+                <w:rFonts w:ascii="TimeNewRoman" w:hAnsi="TimeNewRoman"/>
+                <w:sz w:val="30"/>
+              </w:rPr>
+              <w:t>87-15=72</w:t>
+            </w:r>
+          </w:p>
+        </w:tc>
+        <w:tc>
+          <w:tcPr>
+            <w:tcW w:type="dxa" w:w="1987"/>
+          </w:tcPr>
+          <w:p>
+            <w:pPr>
+              <w:jc w:val="left"/>
+            </w:pPr>
+            <w:r>
+              <w:rPr>
+                <w:rFonts w:ascii="TimeNewRoman" w:hAnsi="TimeNewRoman"/>
+                <w:sz w:val="30"/>
+              </w:rPr>
+              <w:t>27+51=78</w:t>
+            </w:r>
+          </w:p>
+        </w:tc>
+        <w:tc>
+          <w:tcPr>
+            <w:tcW w:type="dxa" w:w="1987"/>
+          </w:tcPr>
+          <w:p>
+            <w:pPr>
+              <w:jc w:val="left"/>
+            </w:pPr>
+            <w:r>
+              <w:rPr>
+                <w:rFonts w:ascii="TimeNewRoman" w:hAnsi="TimeNewRoman"/>
+                <w:sz w:val="30"/>
+              </w:rPr>
+              <w:t>86-46=40</w:t>
+            </w:r>
+          </w:p>
+        </w:tc>
+      </w:tr>
+      <w:tr>
+        <w:tc>
+          <w:tcPr>
+            <w:tcW w:type="dxa" w:w="1987"/>
+          </w:tcPr>
+          <w:p>
+            <w:pPr>
+              <w:jc w:val="left"/>
+            </w:pPr>
+            <w:r>
+              <w:rPr>
+                <w:rFonts w:ascii="TimeNewRoman" w:hAnsi="TimeNewRoman"/>
+                <w:sz w:val="30"/>
+              </w:rPr>
+              <w:t>77-21=56</w:t>
+            </w:r>
+          </w:p>
+        </w:tc>
+        <w:tc>
+          <w:tcPr>
+            <w:tcW w:type="dxa" w:w="1987"/>
+          </w:tcPr>
+          <w:p>
+            <w:pPr>
+              <w:jc w:val="left"/>
+            </w:pPr>
+            <w:r>
+              <w:rPr>
+                <w:rFonts w:ascii="TimeNewRoman" w:hAnsi="TimeNewRoman"/>
+                <w:sz w:val="30"/>
+              </w:rPr>
+              <w:t>45-32=13</w:t>
+            </w:r>
+          </w:p>
+        </w:tc>
+        <w:tc>
+          <w:tcPr>
+            <w:tcW w:type="dxa" w:w="1987"/>
+          </w:tcPr>
+          <w:p>
+            <w:pPr>
+              <w:jc w:val="left"/>
+            </w:pPr>
+            <w:r>
+              <w:rPr>
+                <w:rFonts w:ascii="TimeNewRoman" w:hAnsi="TimeNewRoman"/>
+                <w:sz w:val="30"/>
+              </w:rPr>
+              <w:t>54-16=38</w:t>
+            </w:r>
+          </w:p>
+        </w:tc>
+        <w:tc>
+          <w:tcPr>
+            <w:tcW w:type="dxa" w:w="1987"/>
+          </w:tcPr>
+          <w:p>
+            <w:pPr>
+              <w:jc w:val="left"/>
+            </w:pPr>
+            <w:r>
+              <w:rPr>
+                <w:rFonts w:ascii="TimeNewRoman" w:hAnsi="TimeNewRoman"/>
+                <w:sz w:val="30"/>
+              </w:rPr>
+              <w:t>5+9=14</w:t>
+            </w:r>
+          </w:p>
+        </w:tc>
+        <w:tc>
+          <w:tcPr>
+            <w:tcW w:type="dxa" w:w="1987"/>
+          </w:tcPr>
+          <w:p>
+            <w:pPr>
+              <w:jc w:val="left"/>
+            </w:pPr>
+            <w:r>
+              <w:rPr>
+                <w:rFonts w:ascii="TimeNewRoman" w:hAnsi="TimeNewRoman"/>
+                <w:sz w:val="30"/>
+              </w:rPr>
+              <w:t>41+36=77</w:t>
+            </w:r>
+          </w:p>
+        </w:tc>
+      </w:tr>
+      <w:tr>
+        <w:tc>
+          <w:tcPr>
+            <w:tcW w:type="dxa" w:w="1987"/>
+          </w:tcPr>
+          <w:p>
+            <w:pPr>
+              <w:jc w:val="left"/>
+            </w:pPr>
+            <w:r>
+              <w:rPr>
+                <w:rFonts w:ascii="TimeNewRoman" w:hAnsi="TimeNewRoman"/>
+                <w:sz w:val="30"/>
+              </w:rPr>
+              <w:t>60-12=48</w:t>
+            </w:r>
+          </w:p>
+        </w:tc>
+        <w:tc>
+          <w:tcPr>
+            <w:tcW w:type="dxa" w:w="1987"/>
+          </w:tcPr>
+          <w:p>
+            <w:pPr>
+              <w:jc w:val="left"/>
+            </w:pPr>
+            <w:r>
+              <w:rPr>
+                <w:rFonts w:ascii="TimeNewRoman" w:hAnsi="TimeNewRoman"/>
+                <w:sz w:val="30"/>
+              </w:rPr>
+              <w:t>3+70=73</w:t>
+            </w:r>
+          </w:p>
+        </w:tc>
+        <w:tc>
+          <w:tcPr>
+            <w:tcW w:type="dxa" w:w="1987"/>
+          </w:tcPr>
+          <w:p>
+            <w:pPr>
+              <w:jc w:val="left"/>
+            </w:pPr>
+            <w:r>
+              <w:rPr>
+                <w:rFonts w:ascii="TimeNewRoman" w:hAnsi="TimeNewRoman"/>
+                <w:sz w:val="30"/>
+              </w:rPr>
+              <w:t>36+11=47</w:t>
+            </w:r>
+          </w:p>
+        </w:tc>
+        <w:tc>
+          <w:tcPr>
+            <w:tcW w:type="dxa" w:w="1987"/>
+          </w:tcPr>
+          <w:p>
+            <w:pPr>
+              <w:jc w:val="left"/>
+            </w:pPr>
+            <w:r>
+              <w:rPr>
+                <w:rFonts w:ascii="TimeNewRoman" w:hAnsi="TimeNewRoman"/>
+                <w:sz w:val="30"/>
+              </w:rPr>
+              <w:t>45-37=8</w:t>
+            </w:r>
+          </w:p>
+        </w:tc>
+        <w:tc>
+          <w:tcPr>
+            <w:tcW w:type="dxa" w:w="1987"/>
+          </w:tcPr>
+          <w:p>
+            <w:pPr>
+              <w:jc w:val="left"/>
+            </w:pPr>
+            <w:r>
+              <w:rPr>
+                <w:rFonts w:ascii="TimeNewRoman" w:hAnsi="TimeNewRoman"/>
+                <w:sz w:val="30"/>
+              </w:rPr>
+              <w:t>59-44=15</w:t>
+            </w:r>
+          </w:p>
+        </w:tc>
+      </w:tr>
+      <w:tr>
+        <w:tc>
+          <w:tcPr>
+            <w:tcW w:type="dxa" w:w="1987"/>
+          </w:tcPr>
+          <w:p>
+            <w:pPr>
+              <w:jc w:val="left"/>
+            </w:pPr>
+            <w:r>
+              <w:rPr>
+                <w:rFonts w:ascii="TimeNewRoman" w:hAnsi="TimeNewRoman"/>
+                <w:sz w:val="30"/>
+              </w:rPr>
+              <w:t>58-42=16</w:t>
             </w:r>
           </w:p>
         </w:tc>
@@ -373,8 +1627,6 @@
             </w:r>
           </w:p>
         </w:tc>
-      </w:tr>
-      <w:tr>
         <w:tc>
           <w:tcPr>
             <w:tcW w:type="dxa" w:w="1987"/>
@@ -388,7 +1640,7 @@
                 <w:rFonts w:ascii="TimeNewRoman" w:hAnsi="TimeNewRoman"/>
                 <w:sz w:val="30"/>
               </w:rPr>
-              <w:t>99-7=92</w:t>
+              <w:t>83-10=73</w:t>
             </w:r>
           </w:p>
         </w:tc>
@@ -405,7 +1657,7 @@
                 <w:rFonts w:ascii="TimeNewRoman" w:hAnsi="TimeNewRoman"/>
                 <w:sz w:val="30"/>
               </w:rPr>
-              <w:t>30+35=65</w:t>
+              <w:t>73+13=86</w:t>
             </w:r>
           </w:p>
         </w:tc>
@@ -422,41 +1674,7 @@
                 <w:rFonts w:ascii="TimeNewRoman" w:hAnsi="TimeNewRoman"/>
                 <w:sz w:val="30"/>
               </w:rPr>
-              <w:t>68-11=57</w:t>
-            </w:r>
-          </w:p>
-        </w:tc>
-        <w:tc>
-          <w:tcPr>
-            <w:tcW w:type="dxa" w:w="1987"/>
-          </w:tcPr>
-          <w:p>
-            <w:pPr>
-              <w:jc w:val="left"/>
-            </w:pPr>
-            <w:r>
-              <w:rPr>
-                <w:rFonts w:ascii="TimeNewRoman" w:hAnsi="TimeNewRoman"/>
-                <w:sz w:val="30"/>
-              </w:rPr>
-              <w:t>50-36=14</w:t>
-            </w:r>
-          </w:p>
-        </w:tc>
-        <w:tc>
-          <w:tcPr>
-            <w:tcW w:type="dxa" w:w="1987"/>
-          </w:tcPr>
-          <w:p>
-            <w:pPr>
-              <w:jc w:val="left"/>
-            </w:pPr>
-            <w:r>
-              <w:rPr>
-                <w:rFonts w:ascii="TimeNewRoman" w:hAnsi="TimeNewRoman"/>
-                <w:sz w:val="30"/>
-              </w:rPr>
-              <w:t>26+71=97</w:t>
+              <w:t>47+36=83</w:t>
             </w:r>
           </w:p>
         </w:tc>
@@ -475,7 +1693,7 @@
                 <w:rFonts w:ascii="TimeNewRoman" w:hAnsi="TimeNewRoman"/>
                 <w:sz w:val="30"/>
               </w:rPr>
-              <w:t>73+25=98</w:t>
+              <w:t>25+43=68</w:t>
             </w:r>
           </w:p>
         </w:tc>
@@ -492,7 +1710,7 @@
                 <w:rFonts w:ascii="TimeNewRoman" w:hAnsi="TimeNewRoman"/>
                 <w:sz w:val="30"/>
               </w:rPr>
-              <w:t>30+11=41</w:t>
+              <w:t>94-65=29</w:t>
             </w:r>
           </w:p>
         </w:tc>
@@ -509,7 +1727,7 @@
                 <w:rFonts w:ascii="TimeNewRoman" w:hAnsi="TimeNewRoman"/>
                 <w:sz w:val="30"/>
               </w:rPr>
-              <w:t>28+18=46</w:t>
+              <w:t>95-55=40</w:t>
             </w:r>
           </w:p>
         </w:tc>
@@ -526,7 +1744,7 @@
                 <w:rFonts w:ascii="TimeNewRoman" w:hAnsi="TimeNewRoman"/>
                 <w:sz w:val="30"/>
               </w:rPr>
-              <w:t>56+23=79</w:t>
+              <w:t>97-15=82</w:t>
             </w:r>
           </w:p>
         </w:tc>
@@ -543,1225 +1761,7 @@
                 <w:rFonts w:ascii="TimeNewRoman" w:hAnsi="TimeNewRoman"/>
                 <w:sz w:val="30"/>
               </w:rPr>
-              <w:t>44-19=25</w:t>
-            </w:r>
-          </w:p>
-        </w:tc>
-      </w:tr>
-      <w:tr>
-        <w:tc>
-          <w:tcPr>
-            <w:tcW w:type="dxa" w:w="1987"/>
-          </w:tcPr>
-          <w:p>
-            <w:pPr>
-              <w:jc w:val="left"/>
-            </w:pPr>
-            <w:r>
-              <w:rPr>
-                <w:rFonts w:ascii="TimeNewRoman" w:hAnsi="TimeNewRoman"/>
-                <w:sz w:val="30"/>
-              </w:rPr>
-              <w:t>22+59=81</w:t>
-            </w:r>
-          </w:p>
-        </w:tc>
-        <w:tc>
-          <w:tcPr>
-            <w:tcW w:type="dxa" w:w="1987"/>
-          </w:tcPr>
-          <w:p>
-            <w:pPr>
-              <w:jc w:val="left"/>
-            </w:pPr>
-            <w:r>
-              <w:rPr>
-                <w:rFonts w:ascii="TimeNewRoman" w:hAnsi="TimeNewRoman"/>
-                <w:sz w:val="30"/>
-              </w:rPr>
-              <w:t>51+24=75</w:t>
-            </w:r>
-          </w:p>
-        </w:tc>
-        <w:tc>
-          <w:tcPr>
-            <w:tcW w:type="dxa" w:w="1987"/>
-          </w:tcPr>
-          <w:p>
-            <w:pPr>
-              <w:jc w:val="left"/>
-            </w:pPr>
-            <w:r>
-              <w:rPr>
-                <w:rFonts w:ascii="TimeNewRoman" w:hAnsi="TimeNewRoman"/>
-                <w:sz w:val="30"/>
-              </w:rPr>
-              <w:t>25+44=69</w:t>
-            </w:r>
-          </w:p>
-        </w:tc>
-        <w:tc>
-          <w:tcPr>
-            <w:tcW w:type="dxa" w:w="1987"/>
-          </w:tcPr>
-          <w:p>
-            <w:pPr>
-              <w:jc w:val="left"/>
-            </w:pPr>
-            <w:r>
-              <w:rPr>
-                <w:rFonts w:ascii="TimeNewRoman" w:hAnsi="TimeNewRoman"/>
-                <w:sz w:val="30"/>
-              </w:rPr>
-              <w:t>74+6=80</w:t>
-            </w:r>
-          </w:p>
-        </w:tc>
-        <w:tc>
-          <w:tcPr>
-            <w:tcW w:type="dxa" w:w="1987"/>
-          </w:tcPr>
-          <w:p>
-            <w:pPr>
-              <w:jc w:val="left"/>
-            </w:pPr>
-            <w:r>
-              <w:rPr>
-                <w:rFonts w:ascii="TimeNewRoman" w:hAnsi="TimeNewRoman"/>
-                <w:sz w:val="30"/>
-              </w:rPr>
-              <w:t>63-15=48</w:t>
-            </w:r>
-          </w:p>
-        </w:tc>
-      </w:tr>
-      <w:tr>
-        <w:tc>
-          <w:tcPr>
-            <w:tcW w:type="dxa" w:w="1987"/>
-          </w:tcPr>
-          <w:p>
-            <w:pPr>
-              <w:jc w:val="left"/>
-            </w:pPr>
-            <w:r>
-              <w:rPr>
-                <w:rFonts w:ascii="TimeNewRoman" w:hAnsi="TimeNewRoman"/>
-                <w:sz w:val="30"/>
-              </w:rPr>
-              <w:t>35-30=5</w:t>
-            </w:r>
-          </w:p>
-        </w:tc>
-        <w:tc>
-          <w:tcPr>
-            <w:tcW w:type="dxa" w:w="1987"/>
-          </w:tcPr>
-          <w:p>
-            <w:pPr>
-              <w:jc w:val="left"/>
-            </w:pPr>
-            <w:r>
-              <w:rPr>
-                <w:rFonts w:ascii="TimeNewRoman" w:hAnsi="TimeNewRoman"/>
-                <w:sz w:val="30"/>
-              </w:rPr>
-              <w:t>21+0=21</w:t>
-            </w:r>
-          </w:p>
-        </w:tc>
-        <w:tc>
-          <w:tcPr>
-            <w:tcW w:type="dxa" w:w="1987"/>
-          </w:tcPr>
-          <w:p>
-            <w:pPr>
-              <w:jc w:val="left"/>
-            </w:pPr>
-            <w:r>
-              <w:rPr>
-                <w:rFonts w:ascii="TimeNewRoman" w:hAnsi="TimeNewRoman"/>
-                <w:sz w:val="30"/>
-              </w:rPr>
-              <w:t>22+51=73</w:t>
-            </w:r>
-          </w:p>
-        </w:tc>
-        <w:tc>
-          <w:tcPr>
-            <w:tcW w:type="dxa" w:w="1987"/>
-          </w:tcPr>
-          <w:p>
-            <w:pPr>
-              <w:jc w:val="left"/>
-            </w:pPr>
-            <w:r>
-              <w:rPr>
-                <w:rFonts w:ascii="TimeNewRoman" w:hAnsi="TimeNewRoman"/>
-                <w:sz w:val="30"/>
-              </w:rPr>
-              <w:t>15+56=71</w:t>
-            </w:r>
-          </w:p>
-        </w:tc>
-        <w:tc>
-          <w:tcPr>
-            <w:tcW w:type="dxa" w:w="1987"/>
-          </w:tcPr>
-          <w:p>
-            <w:pPr>
-              <w:jc w:val="left"/>
-            </w:pPr>
-            <w:r>
-              <w:rPr>
-                <w:rFonts w:ascii="TimeNewRoman" w:hAnsi="TimeNewRoman"/>
-                <w:sz w:val="30"/>
-              </w:rPr>
-              <w:t>30-27=3</w:t>
-            </w:r>
-          </w:p>
-        </w:tc>
-      </w:tr>
-      <w:tr>
-        <w:tc>
-          <w:tcPr>
-            <w:tcW w:type="dxa" w:w="1987"/>
-          </w:tcPr>
-          <w:p>
-            <w:pPr>
-              <w:jc w:val="left"/>
-            </w:pPr>
-            <w:r>
-              <w:rPr>
-                <w:rFonts w:ascii="TimeNewRoman" w:hAnsi="TimeNewRoman"/>
-                <w:sz w:val="30"/>
-              </w:rPr>
-              <w:t>26+10=36</w:t>
-            </w:r>
-          </w:p>
-        </w:tc>
-        <w:tc>
-          <w:tcPr>
-            <w:tcW w:type="dxa" w:w="1987"/>
-          </w:tcPr>
-          <w:p>
-            <w:pPr>
-              <w:jc w:val="left"/>
-            </w:pPr>
-            <w:r>
-              <w:rPr>
-                <w:rFonts w:ascii="TimeNewRoman" w:hAnsi="TimeNewRoman"/>
-                <w:sz w:val="30"/>
-              </w:rPr>
-              <w:t>90-38=52</w:t>
-            </w:r>
-          </w:p>
-        </w:tc>
-        <w:tc>
-          <w:tcPr>
-            <w:tcW w:type="dxa" w:w="1987"/>
-          </w:tcPr>
-          <w:p>
-            <w:pPr>
-              <w:jc w:val="left"/>
-            </w:pPr>
-            <w:r>
-              <w:rPr>
-                <w:rFonts w:ascii="TimeNewRoman" w:hAnsi="TimeNewRoman"/>
-                <w:sz w:val="30"/>
-              </w:rPr>
-              <w:t>7+3=10</w:t>
-            </w:r>
-          </w:p>
-        </w:tc>
-        <w:tc>
-          <w:tcPr>
-            <w:tcW w:type="dxa" w:w="1987"/>
-          </w:tcPr>
-          <w:p>
-            <w:pPr>
-              <w:jc w:val="left"/>
-            </w:pPr>
-            <w:r>
-              <w:rPr>
-                <w:rFonts w:ascii="TimeNewRoman" w:hAnsi="TimeNewRoman"/>
-                <w:sz w:val="30"/>
-              </w:rPr>
-              <w:t>20-11=9</w:t>
-            </w:r>
-          </w:p>
-        </w:tc>
-        <w:tc>
-          <w:tcPr>
-            <w:tcW w:type="dxa" w:w="1987"/>
-          </w:tcPr>
-          <w:p>
-            <w:pPr>
-              <w:jc w:val="left"/>
-            </w:pPr>
-            <w:r>
-              <w:rPr>
-                <w:rFonts w:ascii="TimeNewRoman" w:hAnsi="TimeNewRoman"/>
-                <w:sz w:val="30"/>
-              </w:rPr>
-              <w:t>49+15=64</w:t>
-            </w:r>
-          </w:p>
-        </w:tc>
-      </w:tr>
-      <w:tr>
-        <w:tc>
-          <w:tcPr>
-            <w:tcW w:type="dxa" w:w="1987"/>
-          </w:tcPr>
-          <w:p>
-            <w:pPr>
-              <w:jc w:val="left"/>
-            </w:pPr>
-            <w:r>
-              <w:rPr>
-                <w:rFonts w:ascii="TimeNewRoman" w:hAnsi="TimeNewRoman"/>
-                <w:sz w:val="30"/>
-              </w:rPr>
-              <w:t>16+1=17</w:t>
-            </w:r>
-          </w:p>
-        </w:tc>
-        <w:tc>
-          <w:tcPr>
-            <w:tcW w:type="dxa" w:w="1987"/>
-          </w:tcPr>
-          <w:p>
-            <w:pPr>
-              <w:jc w:val="left"/>
-            </w:pPr>
-            <w:r>
-              <w:rPr>
-                <w:rFonts w:ascii="TimeNewRoman" w:hAnsi="TimeNewRoman"/>
-                <w:sz w:val="30"/>
-              </w:rPr>
-              <w:t>38-13=25</w:t>
-            </w:r>
-          </w:p>
-        </w:tc>
-        <w:tc>
-          <w:tcPr>
-            <w:tcW w:type="dxa" w:w="1987"/>
-          </w:tcPr>
-          <w:p>
-            <w:pPr>
-              <w:jc w:val="left"/>
-            </w:pPr>
-            <w:r>
-              <w:rPr>
-                <w:rFonts w:ascii="TimeNewRoman" w:hAnsi="TimeNewRoman"/>
-                <w:sz w:val="30"/>
-              </w:rPr>
-              <w:t>61-39=22</w:t>
-            </w:r>
-          </w:p>
-        </w:tc>
-        <w:tc>
-          <w:tcPr>
-            <w:tcW w:type="dxa" w:w="1987"/>
-          </w:tcPr>
-          <w:p>
-            <w:pPr>
-              <w:jc w:val="left"/>
-            </w:pPr>
-            <w:r>
-              <w:rPr>
-                <w:rFonts w:ascii="TimeNewRoman" w:hAnsi="TimeNewRoman"/>
-                <w:sz w:val="30"/>
-              </w:rPr>
-              <w:t>90-72=18</w:t>
-            </w:r>
-          </w:p>
-        </w:tc>
-        <w:tc>
-          <w:tcPr>
-            <w:tcW w:type="dxa" w:w="1987"/>
-          </w:tcPr>
-          <w:p>
-            <w:pPr>
-              <w:jc w:val="left"/>
-            </w:pPr>
-            <w:r>
-              <w:rPr>
-                <w:rFonts w:ascii="TimeNewRoman" w:hAnsi="TimeNewRoman"/>
-                <w:sz w:val="30"/>
-              </w:rPr>
-              <w:t>60-53=7</w:t>
-            </w:r>
-          </w:p>
-        </w:tc>
-      </w:tr>
-      <w:tr>
-        <w:tc>
-          <w:tcPr>
-            <w:tcW w:type="dxa" w:w="1987"/>
-          </w:tcPr>
-          <w:p>
-            <w:pPr>
-              <w:jc w:val="left"/>
-            </w:pPr>
-            <w:r>
-              <w:rPr>
-                <w:rFonts w:ascii="TimeNewRoman" w:hAnsi="TimeNewRoman"/>
-                <w:sz w:val="30"/>
-              </w:rPr>
-              <w:t>90-36=54</w:t>
-            </w:r>
-          </w:p>
-        </w:tc>
-        <w:tc>
-          <w:tcPr>
-            <w:tcW w:type="dxa" w:w="1987"/>
-          </w:tcPr>
-          <w:p>
-            <w:pPr>
-              <w:jc w:val="left"/>
-            </w:pPr>
-            <w:r>
-              <w:rPr>
-                <w:rFonts w:ascii="TimeNewRoman" w:hAnsi="TimeNewRoman"/>
-                <w:sz w:val="30"/>
-              </w:rPr>
-              <w:t>98-96=2</w:t>
-            </w:r>
-          </w:p>
-        </w:tc>
-        <w:tc>
-          <w:tcPr>
-            <w:tcW w:type="dxa" w:w="1987"/>
-          </w:tcPr>
-          <w:p>
-            <w:pPr>
-              <w:jc w:val="left"/>
-            </w:pPr>
-            <w:r>
-              <w:rPr>
-                <w:rFonts w:ascii="TimeNewRoman" w:hAnsi="TimeNewRoman"/>
-                <w:sz w:val="30"/>
-              </w:rPr>
-              <w:t>93-80=13</w:t>
-            </w:r>
-          </w:p>
-        </w:tc>
-        <w:tc>
-          <w:tcPr>
-            <w:tcW w:type="dxa" w:w="1987"/>
-          </w:tcPr>
-          <w:p>
-            <w:pPr>
-              <w:jc w:val="left"/>
-            </w:pPr>
-            <w:r>
-              <w:rPr>
-                <w:rFonts w:ascii="TimeNewRoman" w:hAnsi="TimeNewRoman"/>
-                <w:sz w:val="30"/>
-              </w:rPr>
-              <w:t>39+60=99</w:t>
-            </w:r>
-          </w:p>
-        </w:tc>
-        <w:tc>
-          <w:tcPr>
-            <w:tcW w:type="dxa" w:w="1987"/>
-          </w:tcPr>
-          <w:p>
-            <w:pPr>
-              <w:jc w:val="left"/>
-            </w:pPr>
-            <w:r>
-              <w:rPr>
-                <w:rFonts w:ascii="TimeNewRoman" w:hAnsi="TimeNewRoman"/>
-                <w:sz w:val="30"/>
-              </w:rPr>
-              <w:t>31+31=62</w:t>
-            </w:r>
-          </w:p>
-        </w:tc>
-      </w:tr>
-      <w:tr>
-        <w:tc>
-          <w:tcPr>
-            <w:tcW w:type="dxa" w:w="1987"/>
-          </w:tcPr>
-          <w:p>
-            <w:pPr>
-              <w:jc w:val="left"/>
-            </w:pPr>
-            <w:r>
-              <w:rPr>
-                <w:rFonts w:ascii="TimeNewRoman" w:hAnsi="TimeNewRoman"/>
-                <w:sz w:val="30"/>
-              </w:rPr>
-              <w:t>83-33=50</w:t>
-            </w:r>
-          </w:p>
-        </w:tc>
-        <w:tc>
-          <w:tcPr>
-            <w:tcW w:type="dxa" w:w="1987"/>
-          </w:tcPr>
-          <w:p>
-            <w:pPr>
-              <w:jc w:val="left"/>
-            </w:pPr>
-            <w:r>
-              <w:rPr>
-                <w:rFonts w:ascii="TimeNewRoman" w:hAnsi="TimeNewRoman"/>
-                <w:sz w:val="30"/>
-              </w:rPr>
-              <w:t>22+34=56</w:t>
-            </w:r>
-          </w:p>
-        </w:tc>
-        <w:tc>
-          <w:tcPr>
-            <w:tcW w:type="dxa" w:w="1987"/>
-          </w:tcPr>
-          <w:p>
-            <w:pPr>
-              <w:jc w:val="left"/>
-            </w:pPr>
-            <w:r>
-              <w:rPr>
-                <w:rFonts w:ascii="TimeNewRoman" w:hAnsi="TimeNewRoman"/>
-                <w:sz w:val="30"/>
-              </w:rPr>
-              <w:t>9+13=22</w:t>
-            </w:r>
-          </w:p>
-        </w:tc>
-        <w:tc>
-          <w:tcPr>
-            <w:tcW w:type="dxa" w:w="1987"/>
-          </w:tcPr>
-          <w:p>
-            <w:pPr>
-              <w:jc w:val="left"/>
-            </w:pPr>
-            <w:r>
-              <w:rPr>
-                <w:rFonts w:ascii="TimeNewRoman" w:hAnsi="TimeNewRoman"/>
-                <w:sz w:val="30"/>
-              </w:rPr>
-              <w:t>21+29=50</w:t>
-            </w:r>
-          </w:p>
-        </w:tc>
-        <w:tc>
-          <w:tcPr>
-            <w:tcW w:type="dxa" w:w="1987"/>
-          </w:tcPr>
-          <w:p>
-            <w:pPr>
-              <w:jc w:val="left"/>
-            </w:pPr>
-            <w:r>
-              <w:rPr>
-                <w:rFonts w:ascii="TimeNewRoman" w:hAnsi="TimeNewRoman"/>
-                <w:sz w:val="30"/>
-              </w:rPr>
-              <w:t>3+91=94</w:t>
-            </w:r>
-          </w:p>
-        </w:tc>
-      </w:tr>
-      <w:tr>
-        <w:tc>
-          <w:tcPr>
-            <w:tcW w:type="dxa" w:w="1987"/>
-          </w:tcPr>
-          <w:p>
-            <w:pPr>
-              <w:jc w:val="left"/>
-            </w:pPr>
-            <w:r>
-              <w:rPr>
-                <w:rFonts w:ascii="TimeNewRoman" w:hAnsi="TimeNewRoman"/>
-                <w:sz w:val="30"/>
-              </w:rPr>
-              <w:t>65-42=23</w:t>
-            </w:r>
-          </w:p>
-        </w:tc>
-        <w:tc>
-          <w:tcPr>
-            <w:tcW w:type="dxa" w:w="1987"/>
-          </w:tcPr>
-          <w:p>
-            <w:pPr>
-              <w:jc w:val="left"/>
-            </w:pPr>
-            <w:r>
-              <w:rPr>
-                <w:rFonts w:ascii="TimeNewRoman" w:hAnsi="TimeNewRoman"/>
-                <w:sz w:val="30"/>
-              </w:rPr>
-              <w:t>39+40=79</w:t>
-            </w:r>
-          </w:p>
-        </w:tc>
-        <w:tc>
-          <w:tcPr>
-            <w:tcW w:type="dxa" w:w="1987"/>
-          </w:tcPr>
-          <w:p>
-            <w:pPr>
-              <w:jc w:val="left"/>
-            </w:pPr>
-            <w:r>
-              <w:rPr>
-                <w:rFonts w:ascii="TimeNewRoman" w:hAnsi="TimeNewRoman"/>
-                <w:sz w:val="30"/>
-              </w:rPr>
-              <w:t>15+26=41</w:t>
-            </w:r>
-          </w:p>
-        </w:tc>
-        <w:tc>
-          <w:tcPr>
-            <w:tcW w:type="dxa" w:w="1987"/>
-          </w:tcPr>
-          <w:p>
-            <w:pPr>
-              <w:jc w:val="left"/>
-            </w:pPr>
-            <w:r>
-              <w:rPr>
-                <w:rFonts w:ascii="TimeNewRoman" w:hAnsi="TimeNewRoman"/>
-                <w:sz w:val="30"/>
-              </w:rPr>
-              <w:t>97+2=99</w:t>
-            </w:r>
-          </w:p>
-        </w:tc>
-        <w:tc>
-          <w:tcPr>
-            <w:tcW w:type="dxa" w:w="1987"/>
-          </w:tcPr>
-          <w:p>
-            <w:pPr>
-              <w:jc w:val="left"/>
-            </w:pPr>
-            <w:r>
-              <w:rPr>
-                <w:rFonts w:ascii="TimeNewRoman" w:hAnsi="TimeNewRoman"/>
-                <w:sz w:val="30"/>
-              </w:rPr>
-              <w:t>14-2=12</w:t>
-            </w:r>
-          </w:p>
-        </w:tc>
-      </w:tr>
-      <w:tr>
-        <w:tc>
-          <w:tcPr>
-            <w:tcW w:type="dxa" w:w="1987"/>
-          </w:tcPr>
-          <w:p>
-            <w:pPr>
-              <w:jc w:val="left"/>
-            </w:pPr>
-            <w:r>
-              <w:rPr>
-                <w:rFonts w:ascii="TimeNewRoman" w:hAnsi="TimeNewRoman"/>
-                <w:sz w:val="30"/>
-              </w:rPr>
-              <w:t>89-64=25</w:t>
-            </w:r>
-          </w:p>
-        </w:tc>
-        <w:tc>
-          <w:tcPr>
-            <w:tcW w:type="dxa" w:w="1987"/>
-          </w:tcPr>
-          <w:p>
-            <w:pPr>
-              <w:jc w:val="left"/>
-            </w:pPr>
-            <w:r>
-              <w:rPr>
-                <w:rFonts w:ascii="TimeNewRoman" w:hAnsi="TimeNewRoman"/>
-                <w:sz w:val="30"/>
-              </w:rPr>
-              <w:t>3+44=47</w:t>
-            </w:r>
-          </w:p>
-        </w:tc>
-        <w:tc>
-          <w:tcPr>
-            <w:tcW w:type="dxa" w:w="1987"/>
-          </w:tcPr>
-          <w:p>
-            <w:pPr>
-              <w:jc w:val="left"/>
-            </w:pPr>
-            <w:r>
-              <w:rPr>
-                <w:rFonts w:ascii="TimeNewRoman" w:hAnsi="TimeNewRoman"/>
-                <w:sz w:val="30"/>
-              </w:rPr>
-              <w:t>7+77=84</w:t>
-            </w:r>
-          </w:p>
-        </w:tc>
-        <w:tc>
-          <w:tcPr>
-            <w:tcW w:type="dxa" w:w="1987"/>
-          </w:tcPr>
-          <w:p>
-            <w:pPr>
-              <w:jc w:val="left"/>
-            </w:pPr>
-            <w:r>
-              <w:rPr>
-                <w:rFonts w:ascii="TimeNewRoman" w:hAnsi="TimeNewRoman"/>
-                <w:sz w:val="30"/>
-              </w:rPr>
-              <w:t>28+9=37</w:t>
-            </w:r>
-          </w:p>
-        </w:tc>
-        <w:tc>
-          <w:tcPr>
-            <w:tcW w:type="dxa" w:w="1987"/>
-          </w:tcPr>
-          <w:p>
-            <w:pPr>
-              <w:jc w:val="left"/>
-            </w:pPr>
-            <w:r>
-              <w:rPr>
-                <w:rFonts w:ascii="TimeNewRoman" w:hAnsi="TimeNewRoman"/>
-                <w:sz w:val="30"/>
-              </w:rPr>
-              <w:t>67+11=78</w:t>
-            </w:r>
-          </w:p>
-        </w:tc>
-      </w:tr>
-      <w:tr>
-        <w:tc>
-          <w:tcPr>
-            <w:tcW w:type="dxa" w:w="1987"/>
-          </w:tcPr>
-          <w:p>
-            <w:pPr>
-              <w:jc w:val="left"/>
-            </w:pPr>
-            <w:r>
-              <w:rPr>
-                <w:rFonts w:ascii="TimeNewRoman" w:hAnsi="TimeNewRoman"/>
-                <w:sz w:val="30"/>
-              </w:rPr>
-              <w:t>78-75=3</w:t>
-            </w:r>
-          </w:p>
-        </w:tc>
-        <w:tc>
-          <w:tcPr>
-            <w:tcW w:type="dxa" w:w="1987"/>
-          </w:tcPr>
-          <w:p>
-            <w:pPr>
-              <w:jc w:val="left"/>
-            </w:pPr>
-            <w:r>
-              <w:rPr>
-                <w:rFonts w:ascii="TimeNewRoman" w:hAnsi="TimeNewRoman"/>
-                <w:sz w:val="30"/>
-              </w:rPr>
-              <w:t>18+49=67</w:t>
-            </w:r>
-          </w:p>
-        </w:tc>
-        <w:tc>
-          <w:tcPr>
-            <w:tcW w:type="dxa" w:w="1987"/>
-          </w:tcPr>
-          <w:p>
-            <w:pPr>
-              <w:jc w:val="left"/>
-            </w:pPr>
-            <w:r>
-              <w:rPr>
-                <w:rFonts w:ascii="TimeNewRoman" w:hAnsi="TimeNewRoman"/>
-                <w:sz w:val="30"/>
-              </w:rPr>
-              <w:t>60-58=2</w:t>
-            </w:r>
-          </w:p>
-        </w:tc>
-        <w:tc>
-          <w:tcPr>
-            <w:tcW w:type="dxa" w:w="1987"/>
-          </w:tcPr>
-          <w:p>
-            <w:pPr>
-              <w:jc w:val="left"/>
-            </w:pPr>
-            <w:r>
-              <w:rPr>
-                <w:rFonts w:ascii="TimeNewRoman" w:hAnsi="TimeNewRoman"/>
-                <w:sz w:val="30"/>
-              </w:rPr>
-              <w:t>89-27=62</w:t>
-            </w:r>
-          </w:p>
-        </w:tc>
-        <w:tc>
-          <w:tcPr>
-            <w:tcW w:type="dxa" w:w="1987"/>
-          </w:tcPr>
-          <w:p>
-            <w:pPr>
-              <w:jc w:val="left"/>
-            </w:pPr>
-            <w:r>
-              <w:rPr>
-                <w:rFonts w:ascii="TimeNewRoman" w:hAnsi="TimeNewRoman"/>
-                <w:sz w:val="30"/>
-              </w:rPr>
-              <w:t>53+8=61</w:t>
-            </w:r>
-          </w:p>
-        </w:tc>
-      </w:tr>
-      <w:tr>
-        <w:tc>
-          <w:tcPr>
-            <w:tcW w:type="dxa" w:w="1987"/>
-          </w:tcPr>
-          <w:p>
-            <w:pPr>
-              <w:jc w:val="left"/>
-            </w:pPr>
-            <w:r>
-              <w:rPr>
-                <w:rFonts w:ascii="TimeNewRoman" w:hAnsi="TimeNewRoman"/>
-                <w:sz w:val="30"/>
-              </w:rPr>
-              <w:t>74-51=23</w:t>
-            </w:r>
-          </w:p>
-        </w:tc>
-        <w:tc>
-          <w:tcPr>
-            <w:tcW w:type="dxa" w:w="1987"/>
-          </w:tcPr>
-          <w:p>
-            <w:pPr>
-              <w:jc w:val="left"/>
-            </w:pPr>
-            <w:r>
-              <w:rPr>
-                <w:rFonts w:ascii="TimeNewRoman" w:hAnsi="TimeNewRoman"/>
-                <w:sz w:val="30"/>
-              </w:rPr>
-              <w:t>82-74=8</w:t>
-            </w:r>
-          </w:p>
-        </w:tc>
-        <w:tc>
-          <w:tcPr>
-            <w:tcW w:type="dxa" w:w="1987"/>
-          </w:tcPr>
-          <w:p>
-            <w:pPr>
-              <w:jc w:val="left"/>
-            </w:pPr>
-            <w:r>
-              <w:rPr>
-                <w:rFonts w:ascii="TimeNewRoman" w:hAnsi="TimeNewRoman"/>
-                <w:sz w:val="30"/>
-              </w:rPr>
-              <w:t>41-38=3</w:t>
-            </w:r>
-          </w:p>
-        </w:tc>
-        <w:tc>
-          <w:tcPr>
-            <w:tcW w:type="dxa" w:w="1987"/>
-          </w:tcPr>
-          <w:p>
-            <w:pPr>
-              <w:jc w:val="left"/>
-            </w:pPr>
-            <w:r>
-              <w:rPr>
-                <w:rFonts w:ascii="TimeNewRoman" w:hAnsi="TimeNewRoman"/>
-                <w:sz w:val="30"/>
-              </w:rPr>
-              <w:t>72-34=38</w:t>
-            </w:r>
-          </w:p>
-        </w:tc>
-        <w:tc>
-          <w:tcPr>
-            <w:tcW w:type="dxa" w:w="1987"/>
-          </w:tcPr>
-          <w:p>
-            <w:pPr>
-              <w:jc w:val="left"/>
-            </w:pPr>
-            <w:r>
-              <w:rPr>
-                <w:rFonts w:ascii="TimeNewRoman" w:hAnsi="TimeNewRoman"/>
-                <w:sz w:val="30"/>
-              </w:rPr>
-              <w:t>48+26=74</w:t>
-            </w:r>
-          </w:p>
-        </w:tc>
-      </w:tr>
-      <w:tr>
-        <w:tc>
-          <w:tcPr>
-            <w:tcW w:type="dxa" w:w="1987"/>
-          </w:tcPr>
-          <w:p>
-            <w:pPr>
-              <w:jc w:val="left"/>
-            </w:pPr>
-            <w:r>
-              <w:rPr>
-                <w:rFonts w:ascii="TimeNewRoman" w:hAnsi="TimeNewRoman"/>
-                <w:sz w:val="30"/>
-              </w:rPr>
-              <w:t>92+7=99</w:t>
-            </w:r>
-          </w:p>
-        </w:tc>
-        <w:tc>
-          <w:tcPr>
-            <w:tcW w:type="dxa" w:w="1987"/>
-          </w:tcPr>
-          <w:p>
-            <w:pPr>
-              <w:jc w:val="left"/>
-            </w:pPr>
-            <w:r>
-              <w:rPr>
-                <w:rFonts w:ascii="TimeNewRoman" w:hAnsi="TimeNewRoman"/>
-                <w:sz w:val="30"/>
-              </w:rPr>
-              <w:t>33-18=15</w:t>
-            </w:r>
-          </w:p>
-        </w:tc>
-        <w:tc>
-          <w:tcPr>
-            <w:tcW w:type="dxa" w:w="1987"/>
-          </w:tcPr>
-          <w:p>
-            <w:pPr>
-              <w:jc w:val="left"/>
-            </w:pPr>
-            <w:r>
-              <w:rPr>
-                <w:rFonts w:ascii="TimeNewRoman" w:hAnsi="TimeNewRoman"/>
-                <w:sz w:val="30"/>
-              </w:rPr>
-              <w:t>36+45=81</w:t>
-            </w:r>
-          </w:p>
-        </w:tc>
-        <w:tc>
-          <w:tcPr>
-            <w:tcW w:type="dxa" w:w="1987"/>
-          </w:tcPr>
-          <w:p>
-            <w:pPr>
-              <w:jc w:val="left"/>
-            </w:pPr>
-            <w:r>
-              <w:rPr>
-                <w:rFonts w:ascii="TimeNewRoman" w:hAnsi="TimeNewRoman"/>
-                <w:sz w:val="30"/>
-              </w:rPr>
-              <w:t>68+22=90</w:t>
-            </w:r>
-          </w:p>
-        </w:tc>
-        <w:tc>
-          <w:tcPr>
-            <w:tcW w:type="dxa" w:w="1987"/>
-          </w:tcPr>
-          <w:p>
-            <w:pPr>
-              <w:jc w:val="left"/>
-            </w:pPr>
-            <w:r>
-              <w:rPr>
-                <w:rFonts w:ascii="TimeNewRoman" w:hAnsi="TimeNewRoman"/>
-                <w:sz w:val="30"/>
-              </w:rPr>
-              <w:t>0+29=29</w:t>
-            </w:r>
-          </w:p>
-        </w:tc>
-      </w:tr>
-      <w:tr>
-        <w:tc>
-          <w:tcPr>
-            <w:tcW w:type="dxa" w:w="1987"/>
-          </w:tcPr>
-          <w:p>
-            <w:pPr>
-              <w:jc w:val="left"/>
-            </w:pPr>
-            <w:r>
-              <w:rPr>
-                <w:rFonts w:ascii="TimeNewRoman" w:hAnsi="TimeNewRoman"/>
-                <w:sz w:val="30"/>
-              </w:rPr>
-              <w:t>73+1=74</w:t>
-            </w:r>
-          </w:p>
-        </w:tc>
-        <w:tc>
-          <w:tcPr>
-            <w:tcW w:type="dxa" w:w="1987"/>
-          </w:tcPr>
-          <w:p>
-            <w:pPr>
-              <w:jc w:val="left"/>
-            </w:pPr>
-            <w:r>
-              <w:rPr>
-                <w:rFonts w:ascii="TimeNewRoman" w:hAnsi="TimeNewRoman"/>
-                <w:sz w:val="30"/>
-              </w:rPr>
-              <w:t>62-7=55</w:t>
-            </w:r>
-          </w:p>
-        </w:tc>
-        <w:tc>
-          <w:tcPr>
-            <w:tcW w:type="dxa" w:w="1987"/>
-          </w:tcPr>
-          <w:p>
-            <w:pPr>
-              <w:jc w:val="left"/>
-            </w:pPr>
-            <w:r>
-              <w:rPr>
-                <w:rFonts w:ascii="TimeNewRoman" w:hAnsi="TimeNewRoman"/>
-                <w:sz w:val="30"/>
-              </w:rPr>
-              <w:t>60-7=53</w:t>
-            </w:r>
-          </w:p>
-        </w:tc>
-        <w:tc>
-          <w:tcPr>
-            <w:tcW w:type="dxa" w:w="1987"/>
-          </w:tcPr>
-          <w:p>
-            <w:pPr>
-              <w:jc w:val="left"/>
-            </w:pPr>
-            <w:r>
-              <w:rPr>
-                <w:rFonts w:ascii="TimeNewRoman" w:hAnsi="TimeNewRoman"/>
-                <w:sz w:val="30"/>
-              </w:rPr>
-              <w:t>52-0=52</w:t>
-            </w:r>
-          </w:p>
-        </w:tc>
-        <w:tc>
-          <w:tcPr>
-            <w:tcW w:type="dxa" w:w="1987"/>
-          </w:tcPr>
-          <w:p>
-            <w:pPr>
-              <w:jc w:val="left"/>
-            </w:pPr>
-            <w:r>
-              <w:rPr>
-                <w:rFonts w:ascii="TimeNewRoman" w:hAnsi="TimeNewRoman"/>
-                <w:sz w:val="30"/>
-              </w:rPr>
-              <w:t>86-70=16</w:t>
-            </w:r>
-          </w:p>
-        </w:tc>
-      </w:tr>
-      <w:tr>
-        <w:tc>
-          <w:tcPr>
-            <w:tcW w:type="dxa" w:w="1987"/>
-          </w:tcPr>
-          <w:p>
-            <w:pPr>
-              <w:jc w:val="left"/>
-            </w:pPr>
-            <w:r>
-              <w:rPr>
-                <w:rFonts w:ascii="TimeNewRoman" w:hAnsi="TimeNewRoman"/>
-                <w:sz w:val="30"/>
-              </w:rPr>
-              <w:t>48+30=78</w:t>
-            </w:r>
-          </w:p>
-        </w:tc>
-        <w:tc>
-          <w:tcPr>
-            <w:tcW w:type="dxa" w:w="1987"/>
-          </w:tcPr>
-          <w:p>
-            <w:pPr>
-              <w:jc w:val="left"/>
-            </w:pPr>
-            <w:r>
-              <w:rPr>
-                <w:rFonts w:ascii="TimeNewRoman" w:hAnsi="TimeNewRoman"/>
-                <w:sz w:val="30"/>
-              </w:rPr>
-              <w:t>60-41=19</w:t>
-            </w:r>
-          </w:p>
-        </w:tc>
-        <w:tc>
-          <w:tcPr>
-            <w:tcW w:type="dxa" w:w="1987"/>
-          </w:tcPr>
-          <w:p>
-            <w:pPr>
-              <w:jc w:val="left"/>
-            </w:pPr>
-            <w:r>
-              <w:rPr>
-                <w:rFonts w:ascii="TimeNewRoman" w:hAnsi="TimeNewRoman"/>
-                <w:sz w:val="30"/>
-              </w:rPr>
-              <w:t>30+4=34</w:t>
-            </w:r>
-          </w:p>
-        </w:tc>
-        <w:tc>
-          <w:tcPr>
-            <w:tcW w:type="dxa" w:w="1987"/>
-          </w:tcPr>
-          <w:p>
-            <w:pPr>
-              <w:jc w:val="left"/>
-            </w:pPr>
-            <w:r>
-              <w:rPr>
-                <w:rFonts w:ascii="TimeNewRoman" w:hAnsi="TimeNewRoman"/>
-                <w:sz w:val="30"/>
-              </w:rPr>
-              <w:t>49-45=4</w:t>
-            </w:r>
-          </w:p>
-        </w:tc>
-        <w:tc>
-          <w:tcPr>
-            <w:tcW w:type="dxa" w:w="1987"/>
-          </w:tcPr>
-          <w:p>
-            <w:pPr>
-              <w:jc w:val="left"/>
-            </w:pPr>
-            <w:r>
-              <w:rPr>
-                <w:rFonts w:ascii="TimeNewRoman" w:hAnsi="TimeNewRoman"/>
-                <w:sz w:val="30"/>
-              </w:rPr>
-              <w:t>98-23=75</w:t>
-            </w:r>
-          </w:p>
-        </w:tc>
-      </w:tr>
-      <w:tr>
-        <w:tc>
-          <w:tcPr>
-            <w:tcW w:type="dxa" w:w="1987"/>
-          </w:tcPr>
-          <w:p>
-            <w:pPr>
-              <w:jc w:val="left"/>
-            </w:pPr>
-            <w:r>
-              <w:rPr>
-                <w:rFonts w:ascii="TimeNewRoman" w:hAnsi="TimeNewRoman"/>
-                <w:sz w:val="30"/>
-              </w:rPr>
-              <w:t>56-3=53</w:t>
-            </w:r>
-          </w:p>
-        </w:tc>
-        <w:tc>
-          <w:tcPr>
-            <w:tcW w:type="dxa" w:w="1987"/>
-          </w:tcPr>
-          <w:p>
-            <w:pPr>
-              <w:jc w:val="left"/>
-            </w:pPr>
-            <w:r>
-              <w:rPr>
-                <w:rFonts w:ascii="TimeNewRoman" w:hAnsi="TimeNewRoman"/>
-                <w:sz w:val="30"/>
-              </w:rPr>
-              <w:t>92-42=50</w:t>
-            </w:r>
-          </w:p>
-        </w:tc>
-        <w:tc>
-          <w:tcPr>
-            <w:tcW w:type="dxa" w:w="1987"/>
-          </w:tcPr>
-          <w:p>
-            <w:pPr>
-              <w:jc w:val="left"/>
-            </w:pPr>
-            <w:r>
-              <w:rPr>
-                <w:rFonts w:ascii="TimeNewRoman" w:hAnsi="TimeNewRoman"/>
-                <w:sz w:val="30"/>
-              </w:rPr>
-              <w:t>65+0=65</w:t>
-            </w:r>
-          </w:p>
-        </w:tc>
-        <w:tc>
-          <w:tcPr>
-            <w:tcW w:type="dxa" w:w="1987"/>
-          </w:tcPr>
-          <w:p>
-            <w:pPr>
-              <w:jc w:val="left"/>
-            </w:pPr>
-            <w:r>
-              <w:rPr>
-                <w:rFonts w:ascii="TimeNewRoman" w:hAnsi="TimeNewRoman"/>
-                <w:sz w:val="30"/>
-              </w:rPr>
-              <w:t>15+21=36</w:t>
-            </w:r>
-          </w:p>
-        </w:tc>
-        <w:tc>
-          <w:tcPr>
-            <w:tcW w:type="dxa" w:w="1987"/>
-          </w:tcPr>
-          <w:p>
-            <w:pPr>
-              <w:jc w:val="left"/>
-            </w:pPr>
-            <w:r>
-              <w:rPr>
-                <w:rFonts w:ascii="TimeNewRoman" w:hAnsi="TimeNewRoman"/>
-                <w:sz w:val="30"/>
-              </w:rPr>
-              <w:t>37+35=72</w:t>
+              <w:t>99-2=97</w:t>
             </w:r>
           </w:p>
         </w:tc>

--- a/answers-of-addition_and_subtraction_within_100.docx
+++ b/answers-of-addition_and_subtraction_within_100.docx
@@ -11,7 +11,7 @@
           <w:rFonts w:ascii="Arial" w:hAnsi="Arial"/>
           <w:sz w:val="30"/>
         </w:rPr>
-        <w:t>2026-09-27 Sunday</w:t>
+        <w:t>2026-09-28 Monday</w:t>
       </w:r>
     </w:p>
     <w:tbl>
@@ -40,7 +40,7 @@
                 <w:rFonts w:ascii="TimeNewRoman" w:hAnsi="TimeNewRoman"/>
                 <w:sz w:val="30"/>
               </w:rPr>
-              <w:t>19+27=46</w:t>
+              <w:t>38-16=22</w:t>
             </w:r>
           </w:p>
         </w:tc>
@@ -57,7 +57,7 @@
                 <w:rFonts w:ascii="TimeNewRoman" w:hAnsi="TimeNewRoman"/>
                 <w:sz w:val="30"/>
               </w:rPr>
-              <w:t>98-92=6</w:t>
+              <w:t>61-4=57</w:t>
             </w:r>
           </w:p>
         </w:tc>
@@ -74,7 +74,7 @@
                 <w:rFonts w:ascii="TimeNewRoman" w:hAnsi="TimeNewRoman"/>
                 <w:sz w:val="30"/>
               </w:rPr>
-              <w:t>54-35=19</w:t>
+              <w:t>91-40=51</w:t>
             </w:r>
           </w:p>
         </w:tc>
@@ -91,7 +91,7 @@
                 <w:rFonts w:ascii="TimeNewRoman" w:hAnsi="TimeNewRoman"/>
                 <w:sz w:val="30"/>
               </w:rPr>
-              <w:t>82+14=96</w:t>
+              <w:t>57+10=67</w:t>
             </w:r>
           </w:p>
         </w:tc>
@@ -108,7 +108,7 @@
                 <w:rFonts w:ascii="TimeNewRoman" w:hAnsi="TimeNewRoman"/>
                 <w:sz w:val="30"/>
               </w:rPr>
-              <w:t>43+53=96</w:t>
+              <w:t>39+39=78</w:t>
             </w:r>
           </w:p>
         </w:tc>
@@ -127,7 +127,7 @@
                 <w:rFonts w:ascii="TimeNewRoman" w:hAnsi="TimeNewRoman"/>
                 <w:sz w:val="30"/>
               </w:rPr>
-              <w:t>44+35=79</w:t>
+              <w:t>50-9=41</w:t>
             </w:r>
           </w:p>
         </w:tc>
@@ -144,7 +144,7 @@
                 <w:rFonts w:ascii="TimeNewRoman" w:hAnsi="TimeNewRoman"/>
                 <w:sz w:val="30"/>
               </w:rPr>
-              <w:t>69+14=83</w:t>
+              <w:t>31+27=58</w:t>
             </w:r>
           </w:p>
         </w:tc>
@@ -161,7 +161,7 @@
                 <w:rFonts w:ascii="TimeNewRoman" w:hAnsi="TimeNewRoman"/>
                 <w:sz w:val="30"/>
               </w:rPr>
-              <w:t>38-26=12</w:t>
+              <w:t>70-51=19</w:t>
             </w:r>
           </w:p>
         </w:tc>
@@ -178,7 +178,7 @@
                 <w:rFonts w:ascii="TimeNewRoman" w:hAnsi="TimeNewRoman"/>
                 <w:sz w:val="30"/>
               </w:rPr>
-              <w:t>52+24=76</w:t>
+              <w:t>82-69=13</w:t>
             </w:r>
           </w:p>
         </w:tc>
@@ -195,7 +195,7 @@
                 <w:rFonts w:ascii="TimeNewRoman" w:hAnsi="TimeNewRoman"/>
                 <w:sz w:val="30"/>
               </w:rPr>
-              <w:t>93-6=87</w:t>
+              <w:t>70-21=49</w:t>
             </w:r>
           </w:p>
         </w:tc>
@@ -214,7 +214,7 @@
                 <w:rFonts w:ascii="TimeNewRoman" w:hAnsi="TimeNewRoman"/>
                 <w:sz w:val="30"/>
               </w:rPr>
-              <w:t>27+6=33</w:t>
+              <w:t>47-15=32</w:t>
             </w:r>
           </w:p>
         </w:tc>
@@ -231,7 +231,7 @@
                 <w:rFonts w:ascii="TimeNewRoman" w:hAnsi="TimeNewRoman"/>
                 <w:sz w:val="30"/>
               </w:rPr>
-              <w:t>57-35=22</w:t>
+              <w:t>26+67=93</w:t>
             </w:r>
           </w:p>
         </w:tc>
@@ -248,7 +248,7 @@
                 <w:rFonts w:ascii="TimeNewRoman" w:hAnsi="TimeNewRoman"/>
                 <w:sz w:val="30"/>
               </w:rPr>
-              <w:t>74-48=26</w:t>
+              <w:t>68+5=73</w:t>
             </w:r>
           </w:p>
         </w:tc>
@@ -265,7 +265,7 @@
                 <w:rFonts w:ascii="TimeNewRoman" w:hAnsi="TimeNewRoman"/>
                 <w:sz w:val="30"/>
               </w:rPr>
-              <w:t>89-75=14</w:t>
+              <w:t>63-26=37</w:t>
             </w:r>
           </w:p>
         </w:tc>
@@ -282,7 +282,7 @@
                 <w:rFonts w:ascii="TimeNewRoman" w:hAnsi="TimeNewRoman"/>
                 <w:sz w:val="30"/>
               </w:rPr>
-              <w:t>13+56=69</w:t>
+              <w:t>86-32=54</w:t>
             </w:r>
           </w:p>
         </w:tc>
@@ -301,7 +301,7 @@
                 <w:rFonts w:ascii="TimeNewRoman" w:hAnsi="TimeNewRoman"/>
                 <w:sz w:val="30"/>
               </w:rPr>
-              <w:t>42-3=39</w:t>
+              <w:t>89-3=86</w:t>
             </w:r>
           </w:p>
         </w:tc>
@@ -318,7 +318,7 @@
                 <w:rFonts w:ascii="TimeNewRoman" w:hAnsi="TimeNewRoman"/>
                 <w:sz w:val="30"/>
               </w:rPr>
-              <w:t>41+55=96</w:t>
+              <w:t>65-18=47</w:t>
             </w:r>
           </w:p>
         </w:tc>
@@ -335,7 +335,7 @@
                 <w:rFonts w:ascii="TimeNewRoman" w:hAnsi="TimeNewRoman"/>
                 <w:sz w:val="30"/>
               </w:rPr>
-              <w:t>99-94=5</w:t>
+              <w:t>95-6=89</w:t>
             </w:r>
           </w:p>
         </w:tc>
@@ -352,7 +352,7 @@
                 <w:rFonts w:ascii="TimeNewRoman" w:hAnsi="TimeNewRoman"/>
                 <w:sz w:val="30"/>
               </w:rPr>
-              <w:t>58-20=38</w:t>
+              <w:t>84-2=82</w:t>
             </w:r>
           </w:p>
         </w:tc>
@@ -369,7 +369,7 @@
                 <w:rFonts w:ascii="TimeNewRoman" w:hAnsi="TimeNewRoman"/>
                 <w:sz w:val="30"/>
               </w:rPr>
-              <w:t>59+5=64</w:t>
+              <w:t>49-46=3</w:t>
             </w:r>
           </w:p>
         </w:tc>
@@ -388,7 +388,7 @@
                 <w:rFonts w:ascii="TimeNewRoman" w:hAnsi="TimeNewRoman"/>
                 <w:sz w:val="30"/>
               </w:rPr>
-              <w:t>76-64=12</w:t>
+              <w:t>70-9=61</w:t>
             </w:r>
           </w:p>
         </w:tc>
@@ -405,7 +405,7 @@
                 <w:rFonts w:ascii="TimeNewRoman" w:hAnsi="TimeNewRoman"/>
                 <w:sz w:val="30"/>
               </w:rPr>
-              <w:t>17-16=1</w:t>
+              <w:t>87-68=19</w:t>
             </w:r>
           </w:p>
         </w:tc>
@@ -422,7 +422,7 @@
                 <w:rFonts w:ascii="TimeNewRoman" w:hAnsi="TimeNewRoman"/>
                 <w:sz w:val="30"/>
               </w:rPr>
-              <w:t>51-11=40</w:t>
+              <w:t>44-30=14</w:t>
             </w:r>
           </w:p>
         </w:tc>
@@ -439,7 +439,7 @@
                 <w:rFonts w:ascii="TimeNewRoman" w:hAnsi="TimeNewRoman"/>
                 <w:sz w:val="30"/>
               </w:rPr>
-              <w:t>1+77=78</w:t>
+              <w:t>7+66=73</w:t>
             </w:r>
           </w:p>
         </w:tc>
@@ -456,7 +456,7 @@
                 <w:rFonts w:ascii="TimeNewRoman" w:hAnsi="TimeNewRoman"/>
                 <w:sz w:val="30"/>
               </w:rPr>
-              <w:t>77-12=65</w:t>
+              <w:t>75+10=85</w:t>
             </w:r>
           </w:p>
         </w:tc>
@@ -475,7 +475,7 @@
                 <w:rFonts w:ascii="TimeNewRoman" w:hAnsi="TimeNewRoman"/>
                 <w:sz w:val="30"/>
               </w:rPr>
-              <w:t>37-35=2</w:t>
+              <w:t>29+6=35</w:t>
             </w:r>
           </w:p>
         </w:tc>
@@ -492,7 +492,7 @@
                 <w:rFonts w:ascii="TimeNewRoman" w:hAnsi="TimeNewRoman"/>
                 <w:sz w:val="30"/>
               </w:rPr>
-              <w:t>73-40=33</w:t>
+              <w:t>46+35=81</w:t>
             </w:r>
           </w:p>
         </w:tc>
@@ -509,7 +509,7 @@
                 <w:rFonts w:ascii="TimeNewRoman" w:hAnsi="TimeNewRoman"/>
                 <w:sz w:val="30"/>
               </w:rPr>
-              <w:t>76+17=93</w:t>
+              <w:t>62-41=21</w:t>
             </w:r>
           </w:p>
         </w:tc>
@@ -526,7 +526,7 @@
                 <w:rFonts w:ascii="TimeNewRoman" w:hAnsi="TimeNewRoman"/>
                 <w:sz w:val="30"/>
               </w:rPr>
-              <w:t>59-49=10</w:t>
+              <w:t>73-8=65</w:t>
             </w:r>
           </w:p>
         </w:tc>
@@ -543,7 +543,7 @@
                 <w:rFonts w:ascii="TimeNewRoman" w:hAnsi="TimeNewRoman"/>
                 <w:sz w:val="30"/>
               </w:rPr>
-              <w:t>66-49=17</w:t>
+              <w:t>11+22=33</w:t>
             </w:r>
           </w:p>
         </w:tc>
@@ -562,7 +562,7 @@
                 <w:rFonts w:ascii="TimeNewRoman" w:hAnsi="TimeNewRoman"/>
                 <w:sz w:val="30"/>
               </w:rPr>
-              <w:t>41-4=37</w:t>
+              <w:t>67-40=27</w:t>
             </w:r>
           </w:p>
         </w:tc>
@@ -579,7 +579,7 @@
                 <w:rFonts w:ascii="TimeNewRoman" w:hAnsi="TimeNewRoman"/>
                 <w:sz w:val="30"/>
               </w:rPr>
-              <w:t>67+15=82</w:t>
+              <w:t>17+49=66</w:t>
             </w:r>
           </w:p>
         </w:tc>
@@ -596,7 +596,7 @@
                 <w:rFonts w:ascii="TimeNewRoman" w:hAnsi="TimeNewRoman"/>
                 <w:sz w:val="30"/>
               </w:rPr>
-              <w:t>51-10=41</w:t>
+              <w:t>92-26=66</w:t>
             </w:r>
           </w:p>
         </w:tc>
@@ -613,7 +613,7 @@
                 <w:rFonts w:ascii="TimeNewRoman" w:hAnsi="TimeNewRoman"/>
                 <w:sz w:val="30"/>
               </w:rPr>
-              <w:t>98-37=61</w:t>
+              <w:t>65-39=26</w:t>
             </w:r>
           </w:p>
         </w:tc>
@@ -630,7 +630,7 @@
                 <w:rFonts w:ascii="TimeNewRoman" w:hAnsi="TimeNewRoman"/>
                 <w:sz w:val="30"/>
               </w:rPr>
-              <w:t>18+13=31</w:t>
+              <w:t>47-13=34</w:t>
             </w:r>
           </w:p>
         </w:tc>
@@ -649,7 +649,7 @@
                 <w:rFonts w:ascii="TimeNewRoman" w:hAnsi="TimeNewRoman"/>
                 <w:sz w:val="30"/>
               </w:rPr>
-              <w:t>75-33=42</w:t>
+              <w:t>66-0=66</w:t>
             </w:r>
           </w:p>
         </w:tc>
@@ -666,7 +666,7 @@
                 <w:rFonts w:ascii="TimeNewRoman" w:hAnsi="TimeNewRoman"/>
                 <w:sz w:val="30"/>
               </w:rPr>
-              <w:t>80-12=68</w:t>
+              <w:t>57+27=84</w:t>
             </w:r>
           </w:p>
         </w:tc>
@@ -683,7 +683,7 @@
                 <w:rFonts w:ascii="TimeNewRoman" w:hAnsi="TimeNewRoman"/>
                 <w:sz w:val="30"/>
               </w:rPr>
-              <w:t>23-1=22</w:t>
+              <w:t>62+27=89</w:t>
             </w:r>
           </w:p>
         </w:tc>
@@ -700,7 +700,7 @@
                 <w:rFonts w:ascii="TimeNewRoman" w:hAnsi="TimeNewRoman"/>
                 <w:sz w:val="30"/>
               </w:rPr>
-              <w:t>29+34=63</w:t>
+              <w:t>79-30=49</w:t>
             </w:r>
           </w:p>
         </w:tc>
@@ -717,7 +717,7 @@
                 <w:rFonts w:ascii="TimeNewRoman" w:hAnsi="TimeNewRoman"/>
                 <w:sz w:val="30"/>
               </w:rPr>
-              <w:t>57-40=17</w:t>
+              <w:t>31+44=75</w:t>
             </w:r>
           </w:p>
         </w:tc>
@@ -736,7 +736,7 @@
                 <w:rFonts w:ascii="TimeNewRoman" w:hAnsi="TimeNewRoman"/>
                 <w:sz w:val="30"/>
               </w:rPr>
-              <w:t>70+21=91</w:t>
+              <w:t>57+9=66</w:t>
             </w:r>
           </w:p>
         </w:tc>
@@ -753,7 +753,7 @@
                 <w:rFonts w:ascii="TimeNewRoman" w:hAnsi="TimeNewRoman"/>
                 <w:sz w:val="30"/>
               </w:rPr>
-              <w:t>61-11=50</w:t>
+              <w:t>96-66=30</w:t>
             </w:r>
           </w:p>
         </w:tc>
@@ -770,7 +770,7 @@
                 <w:rFonts w:ascii="TimeNewRoman" w:hAnsi="TimeNewRoman"/>
                 <w:sz w:val="30"/>
               </w:rPr>
-              <w:t>30-27=3</w:t>
+              <w:t>37-8=29</w:t>
             </w:r>
           </w:p>
         </w:tc>
@@ -787,7 +787,7 @@
                 <w:rFonts w:ascii="TimeNewRoman" w:hAnsi="TimeNewRoman"/>
                 <w:sz w:val="30"/>
               </w:rPr>
-              <w:t>88-29=59</w:t>
+              <w:t>64-20=44</w:t>
             </w:r>
           </w:p>
         </w:tc>
@@ -804,7 +804,7 @@
                 <w:rFonts w:ascii="TimeNewRoman" w:hAnsi="TimeNewRoman"/>
                 <w:sz w:val="30"/>
               </w:rPr>
-              <w:t>16+55=71</w:t>
+              <w:t>78-14=64</w:t>
             </w:r>
           </w:p>
         </w:tc>
@@ -823,7 +823,7 @@
                 <w:rFonts w:ascii="TimeNewRoman" w:hAnsi="TimeNewRoman"/>
                 <w:sz w:val="30"/>
               </w:rPr>
-              <w:t>42-9=33</w:t>
+              <w:t>19+15=34</w:t>
             </w:r>
           </w:p>
         </w:tc>
@@ -840,7 +840,7 @@
                 <w:rFonts w:ascii="TimeNewRoman" w:hAnsi="TimeNewRoman"/>
                 <w:sz w:val="30"/>
               </w:rPr>
-              <w:t>38+57=95</w:t>
+              <w:t>21+28=49</w:t>
             </w:r>
           </w:p>
         </w:tc>
@@ -857,7 +857,7 @@
                 <w:rFonts w:ascii="TimeNewRoman" w:hAnsi="TimeNewRoman"/>
                 <w:sz w:val="30"/>
               </w:rPr>
-              <w:t>81-7=74</w:t>
+              <w:t>98-23=75</w:t>
             </w:r>
           </w:p>
         </w:tc>
@@ -874,7 +874,7 @@
                 <w:rFonts w:ascii="TimeNewRoman" w:hAnsi="TimeNewRoman"/>
                 <w:sz w:val="30"/>
               </w:rPr>
-              <w:t>89-22=67</w:t>
+              <w:t>40+10=50</w:t>
             </w:r>
           </w:p>
         </w:tc>
@@ -891,7 +891,7 @@
                 <w:rFonts w:ascii="TimeNewRoman" w:hAnsi="TimeNewRoman"/>
                 <w:sz w:val="30"/>
               </w:rPr>
-              <w:t>90-26=64</w:t>
+              <w:t>62-28=34</w:t>
             </w:r>
           </w:p>
         </w:tc>
@@ -910,7 +910,7 @@
                 <w:rFonts w:ascii="TimeNewRoman" w:hAnsi="TimeNewRoman"/>
                 <w:sz w:val="30"/>
               </w:rPr>
-              <w:t>50+17=67</w:t>
+              <w:t>8+25=33</w:t>
             </w:r>
           </w:p>
         </w:tc>
@@ -927,7 +927,7 @@
                 <w:rFonts w:ascii="TimeNewRoman" w:hAnsi="TimeNewRoman"/>
                 <w:sz w:val="30"/>
               </w:rPr>
-              <w:t>10+4=14</w:t>
+              <w:t>53-23=30</w:t>
             </w:r>
           </w:p>
         </w:tc>
@@ -944,7 +944,7 @@
                 <w:rFonts w:ascii="TimeNewRoman" w:hAnsi="TimeNewRoman"/>
                 <w:sz w:val="30"/>
               </w:rPr>
-              <w:t>58+28=86</w:t>
+              <w:t>61+2=63</w:t>
             </w:r>
           </w:p>
         </w:tc>
@@ -961,7 +961,7 @@
                 <w:rFonts w:ascii="TimeNewRoman" w:hAnsi="TimeNewRoman"/>
                 <w:sz w:val="30"/>
               </w:rPr>
-              <w:t>98-53=45</w:t>
+              <w:t>25+65=90</w:t>
             </w:r>
           </w:p>
         </w:tc>
@@ -978,7 +978,7 @@
                 <w:rFonts w:ascii="TimeNewRoman" w:hAnsi="TimeNewRoman"/>
                 <w:sz w:val="30"/>
               </w:rPr>
-              <w:t>55-40=15</w:t>
+              <w:t>30+8=38</w:t>
             </w:r>
           </w:p>
         </w:tc>
@@ -997,7 +997,7 @@
                 <w:rFonts w:ascii="TimeNewRoman" w:hAnsi="TimeNewRoman"/>
                 <w:sz w:val="30"/>
               </w:rPr>
-              <w:t>42-40=2</w:t>
+              <w:t>29+35=64</w:t>
             </w:r>
           </w:p>
         </w:tc>
@@ -1014,7 +1014,7 @@
                 <w:rFonts w:ascii="TimeNewRoman" w:hAnsi="TimeNewRoman"/>
                 <w:sz w:val="30"/>
               </w:rPr>
-              <w:t>45+19=64</w:t>
+              <w:t>93-17=76</w:t>
             </w:r>
           </w:p>
         </w:tc>
@@ -1031,7 +1031,7 @@
                 <w:rFonts w:ascii="TimeNewRoman" w:hAnsi="TimeNewRoman"/>
                 <w:sz w:val="30"/>
               </w:rPr>
-              <w:t>3+48=51</w:t>
+              <w:t>95-51=44</w:t>
             </w:r>
           </w:p>
         </w:tc>
@@ -1048,7 +1048,7 @@
                 <w:rFonts w:ascii="TimeNewRoman" w:hAnsi="TimeNewRoman"/>
                 <w:sz w:val="30"/>
               </w:rPr>
-              <w:t>1+89=90</w:t>
+              <w:t>64-11=53</w:t>
             </w:r>
           </w:p>
         </w:tc>
@@ -1065,7 +1065,7 @@
                 <w:rFonts w:ascii="TimeNewRoman" w:hAnsi="TimeNewRoman"/>
                 <w:sz w:val="30"/>
               </w:rPr>
-              <w:t>21+75=96</w:t>
+              <w:t>52+21=73</w:t>
             </w:r>
           </w:p>
         </w:tc>
@@ -1084,7 +1084,7 @@
                 <w:rFonts w:ascii="TimeNewRoman" w:hAnsi="TimeNewRoman"/>
                 <w:sz w:val="30"/>
               </w:rPr>
-              <w:t>16+48=64</w:t>
+              <w:t>82-81=1</w:t>
             </w:r>
           </w:p>
         </w:tc>
@@ -1101,7 +1101,7 @@
                 <w:rFonts w:ascii="TimeNewRoman" w:hAnsi="TimeNewRoman"/>
                 <w:sz w:val="30"/>
               </w:rPr>
-              <w:t>68-38=30</w:t>
+              <w:t>88-25=63</w:t>
             </w:r>
           </w:p>
         </w:tc>
@@ -1118,7 +1118,7 @@
                 <w:rFonts w:ascii="TimeNewRoman" w:hAnsi="TimeNewRoman"/>
                 <w:sz w:val="30"/>
               </w:rPr>
-              <w:t>87-17=70</w:t>
+              <w:t>12+48=60</w:t>
             </w:r>
           </w:p>
         </w:tc>
@@ -1135,7 +1135,7 @@
                 <w:rFonts w:ascii="TimeNewRoman" w:hAnsi="TimeNewRoman"/>
                 <w:sz w:val="30"/>
               </w:rPr>
-              <w:t>98-48=50</w:t>
+              <w:t>12-1=11</w:t>
             </w:r>
           </w:p>
         </w:tc>
@@ -1152,7 +1152,7 @@
                 <w:rFonts w:ascii="TimeNewRoman" w:hAnsi="TimeNewRoman"/>
                 <w:sz w:val="30"/>
               </w:rPr>
-              <w:t>93-66=27</w:t>
+              <w:t>80-41=39</w:t>
             </w:r>
           </w:p>
         </w:tc>
@@ -1171,7 +1171,7 @@
                 <w:rFonts w:ascii="TimeNewRoman" w:hAnsi="TimeNewRoman"/>
                 <w:sz w:val="30"/>
               </w:rPr>
-              <w:t>46-21=25</w:t>
+              <w:t>96-75=21</w:t>
             </w:r>
           </w:p>
         </w:tc>
@@ -1188,7 +1188,7 @@
                 <w:rFonts w:ascii="TimeNewRoman" w:hAnsi="TimeNewRoman"/>
                 <w:sz w:val="30"/>
               </w:rPr>
-              <w:t>51-14=37</w:t>
+              <w:t>84+8=92</w:t>
             </w:r>
           </w:p>
         </w:tc>
@@ -1205,7 +1205,7 @@
                 <w:rFonts w:ascii="TimeNewRoman" w:hAnsi="TimeNewRoman"/>
                 <w:sz w:val="30"/>
               </w:rPr>
-              <w:t>14+36=50</w:t>
+              <w:t>96-15=81</w:t>
             </w:r>
           </w:p>
         </w:tc>
@@ -1222,7 +1222,7 @@
                 <w:rFonts w:ascii="TimeNewRoman" w:hAnsi="TimeNewRoman"/>
                 <w:sz w:val="30"/>
               </w:rPr>
-              <w:t>86-29=57</w:t>
+              <w:t>0+16=16</w:t>
             </w:r>
           </w:p>
         </w:tc>
@@ -1239,7 +1239,7 @@
                 <w:rFonts w:ascii="TimeNewRoman" w:hAnsi="TimeNewRoman"/>
                 <w:sz w:val="30"/>
               </w:rPr>
-              <w:t>1+66=67</w:t>
+              <w:t>36-18=18</w:t>
             </w:r>
           </w:p>
         </w:tc>
@@ -1258,428 +1258,10 @@
                 <w:rFonts w:ascii="TimeNewRoman" w:hAnsi="TimeNewRoman"/>
                 <w:sz w:val="30"/>
               </w:rPr>
-              <w:t>21+54=75</w:t>
+              <w:t>28+12=40</w:t>
             </w:r>
           </w:p>
         </w:tc>
-        <w:tc>
-          <w:tcPr>
-            <w:tcW w:type="dxa" w:w="1987"/>
-          </w:tcPr>
-          <w:p>
-            <w:pPr>
-              <w:jc w:val="left"/>
-            </w:pPr>
-            <w:r>
-              <w:rPr>
-                <w:rFonts w:ascii="TimeNewRoman" w:hAnsi="TimeNewRoman"/>
-                <w:sz w:val="30"/>
-              </w:rPr>
-              <w:t>67-63=4</w:t>
-            </w:r>
-          </w:p>
-        </w:tc>
-        <w:tc>
-          <w:tcPr>
-            <w:tcW w:type="dxa" w:w="1987"/>
-          </w:tcPr>
-          <w:p>
-            <w:pPr>
-              <w:jc w:val="left"/>
-            </w:pPr>
-            <w:r>
-              <w:rPr>
-                <w:rFonts w:ascii="TimeNewRoman" w:hAnsi="TimeNewRoman"/>
-                <w:sz w:val="30"/>
-              </w:rPr>
-              <w:t>21+61=82</w:t>
-            </w:r>
-          </w:p>
-        </w:tc>
-        <w:tc>
-          <w:tcPr>
-            <w:tcW w:type="dxa" w:w="1987"/>
-          </w:tcPr>
-          <w:p>
-            <w:pPr>
-              <w:jc w:val="left"/>
-            </w:pPr>
-            <w:r>
-              <w:rPr>
-                <w:rFonts w:ascii="TimeNewRoman" w:hAnsi="TimeNewRoman"/>
-                <w:sz w:val="30"/>
-              </w:rPr>
-              <w:t>31-16=15</w:t>
-            </w:r>
-          </w:p>
-        </w:tc>
-        <w:tc>
-          <w:tcPr>
-            <w:tcW w:type="dxa" w:w="1987"/>
-          </w:tcPr>
-          <w:p>
-            <w:pPr>
-              <w:jc w:val="left"/>
-            </w:pPr>
-            <w:r>
-              <w:rPr>
-                <w:rFonts w:ascii="TimeNewRoman" w:hAnsi="TimeNewRoman"/>
-                <w:sz w:val="30"/>
-              </w:rPr>
-              <w:t>56+8=64</w:t>
-            </w:r>
-          </w:p>
-        </w:tc>
-      </w:tr>
-      <w:tr>
-        <w:tc>
-          <w:tcPr>
-            <w:tcW w:type="dxa" w:w="1987"/>
-          </w:tcPr>
-          <w:p>
-            <w:pPr>
-              <w:jc w:val="left"/>
-            </w:pPr>
-            <w:r>
-              <w:rPr>
-                <w:rFonts w:ascii="TimeNewRoman" w:hAnsi="TimeNewRoman"/>
-                <w:sz w:val="30"/>
-              </w:rPr>
-              <w:t>34+35=69</w:t>
-            </w:r>
-          </w:p>
-        </w:tc>
-        <w:tc>
-          <w:tcPr>
-            <w:tcW w:type="dxa" w:w="1987"/>
-          </w:tcPr>
-          <w:p>
-            <w:pPr>
-              <w:jc w:val="left"/>
-            </w:pPr>
-            <w:r>
-              <w:rPr>
-                <w:rFonts w:ascii="TimeNewRoman" w:hAnsi="TimeNewRoman"/>
-                <w:sz w:val="30"/>
-              </w:rPr>
-              <w:t>62-38=24</w:t>
-            </w:r>
-          </w:p>
-        </w:tc>
-        <w:tc>
-          <w:tcPr>
-            <w:tcW w:type="dxa" w:w="1987"/>
-          </w:tcPr>
-          <w:p>
-            <w:pPr>
-              <w:jc w:val="left"/>
-            </w:pPr>
-            <w:r>
-              <w:rPr>
-                <w:rFonts w:ascii="TimeNewRoman" w:hAnsi="TimeNewRoman"/>
-                <w:sz w:val="30"/>
-              </w:rPr>
-              <w:t>87-15=72</w:t>
-            </w:r>
-          </w:p>
-        </w:tc>
-        <w:tc>
-          <w:tcPr>
-            <w:tcW w:type="dxa" w:w="1987"/>
-          </w:tcPr>
-          <w:p>
-            <w:pPr>
-              <w:jc w:val="left"/>
-            </w:pPr>
-            <w:r>
-              <w:rPr>
-                <w:rFonts w:ascii="TimeNewRoman" w:hAnsi="TimeNewRoman"/>
-                <w:sz w:val="30"/>
-              </w:rPr>
-              <w:t>27+51=78</w:t>
-            </w:r>
-          </w:p>
-        </w:tc>
-        <w:tc>
-          <w:tcPr>
-            <w:tcW w:type="dxa" w:w="1987"/>
-          </w:tcPr>
-          <w:p>
-            <w:pPr>
-              <w:jc w:val="left"/>
-            </w:pPr>
-            <w:r>
-              <w:rPr>
-                <w:rFonts w:ascii="TimeNewRoman" w:hAnsi="TimeNewRoman"/>
-                <w:sz w:val="30"/>
-              </w:rPr>
-              <w:t>86-46=40</w:t>
-            </w:r>
-          </w:p>
-        </w:tc>
-      </w:tr>
-      <w:tr>
-        <w:tc>
-          <w:tcPr>
-            <w:tcW w:type="dxa" w:w="1987"/>
-          </w:tcPr>
-          <w:p>
-            <w:pPr>
-              <w:jc w:val="left"/>
-            </w:pPr>
-            <w:r>
-              <w:rPr>
-                <w:rFonts w:ascii="TimeNewRoman" w:hAnsi="TimeNewRoman"/>
-                <w:sz w:val="30"/>
-              </w:rPr>
-              <w:t>77-21=56</w:t>
-            </w:r>
-          </w:p>
-        </w:tc>
-        <w:tc>
-          <w:tcPr>
-            <w:tcW w:type="dxa" w:w="1987"/>
-          </w:tcPr>
-          <w:p>
-            <w:pPr>
-              <w:jc w:val="left"/>
-            </w:pPr>
-            <w:r>
-              <w:rPr>
-                <w:rFonts w:ascii="TimeNewRoman" w:hAnsi="TimeNewRoman"/>
-                <w:sz w:val="30"/>
-              </w:rPr>
-              <w:t>45-32=13</w:t>
-            </w:r>
-          </w:p>
-        </w:tc>
-        <w:tc>
-          <w:tcPr>
-            <w:tcW w:type="dxa" w:w="1987"/>
-          </w:tcPr>
-          <w:p>
-            <w:pPr>
-              <w:jc w:val="left"/>
-            </w:pPr>
-            <w:r>
-              <w:rPr>
-                <w:rFonts w:ascii="TimeNewRoman" w:hAnsi="TimeNewRoman"/>
-                <w:sz w:val="30"/>
-              </w:rPr>
-              <w:t>54-16=38</w:t>
-            </w:r>
-          </w:p>
-        </w:tc>
-        <w:tc>
-          <w:tcPr>
-            <w:tcW w:type="dxa" w:w="1987"/>
-          </w:tcPr>
-          <w:p>
-            <w:pPr>
-              <w:jc w:val="left"/>
-            </w:pPr>
-            <w:r>
-              <w:rPr>
-                <w:rFonts w:ascii="TimeNewRoman" w:hAnsi="TimeNewRoman"/>
-                <w:sz w:val="30"/>
-              </w:rPr>
-              <w:t>5+9=14</w:t>
-            </w:r>
-          </w:p>
-        </w:tc>
-        <w:tc>
-          <w:tcPr>
-            <w:tcW w:type="dxa" w:w="1987"/>
-          </w:tcPr>
-          <w:p>
-            <w:pPr>
-              <w:jc w:val="left"/>
-            </w:pPr>
-            <w:r>
-              <w:rPr>
-                <w:rFonts w:ascii="TimeNewRoman" w:hAnsi="TimeNewRoman"/>
-                <w:sz w:val="30"/>
-              </w:rPr>
-              <w:t>41+36=77</w:t>
-            </w:r>
-          </w:p>
-        </w:tc>
-      </w:tr>
-      <w:tr>
-        <w:tc>
-          <w:tcPr>
-            <w:tcW w:type="dxa" w:w="1987"/>
-          </w:tcPr>
-          <w:p>
-            <w:pPr>
-              <w:jc w:val="left"/>
-            </w:pPr>
-            <w:r>
-              <w:rPr>
-                <w:rFonts w:ascii="TimeNewRoman" w:hAnsi="TimeNewRoman"/>
-                <w:sz w:val="30"/>
-              </w:rPr>
-              <w:t>60-12=48</w:t>
-            </w:r>
-          </w:p>
-        </w:tc>
-        <w:tc>
-          <w:tcPr>
-            <w:tcW w:type="dxa" w:w="1987"/>
-          </w:tcPr>
-          <w:p>
-            <w:pPr>
-              <w:jc w:val="left"/>
-            </w:pPr>
-            <w:r>
-              <w:rPr>
-                <w:rFonts w:ascii="TimeNewRoman" w:hAnsi="TimeNewRoman"/>
-                <w:sz w:val="30"/>
-              </w:rPr>
-              <w:t>3+70=73</w:t>
-            </w:r>
-          </w:p>
-        </w:tc>
-        <w:tc>
-          <w:tcPr>
-            <w:tcW w:type="dxa" w:w="1987"/>
-          </w:tcPr>
-          <w:p>
-            <w:pPr>
-              <w:jc w:val="left"/>
-            </w:pPr>
-            <w:r>
-              <w:rPr>
-                <w:rFonts w:ascii="TimeNewRoman" w:hAnsi="TimeNewRoman"/>
-                <w:sz w:val="30"/>
-              </w:rPr>
-              <w:t>36+11=47</w:t>
-            </w:r>
-          </w:p>
-        </w:tc>
-        <w:tc>
-          <w:tcPr>
-            <w:tcW w:type="dxa" w:w="1987"/>
-          </w:tcPr>
-          <w:p>
-            <w:pPr>
-              <w:jc w:val="left"/>
-            </w:pPr>
-            <w:r>
-              <w:rPr>
-                <w:rFonts w:ascii="TimeNewRoman" w:hAnsi="TimeNewRoman"/>
-                <w:sz w:val="30"/>
-              </w:rPr>
-              <w:t>45-37=8</w:t>
-            </w:r>
-          </w:p>
-        </w:tc>
-        <w:tc>
-          <w:tcPr>
-            <w:tcW w:type="dxa" w:w="1987"/>
-          </w:tcPr>
-          <w:p>
-            <w:pPr>
-              <w:jc w:val="left"/>
-            </w:pPr>
-            <w:r>
-              <w:rPr>
-                <w:rFonts w:ascii="TimeNewRoman" w:hAnsi="TimeNewRoman"/>
-                <w:sz w:val="30"/>
-              </w:rPr>
-              <w:t>59-44=15</w:t>
-            </w:r>
-          </w:p>
-        </w:tc>
-      </w:tr>
-      <w:tr>
-        <w:tc>
-          <w:tcPr>
-            <w:tcW w:type="dxa" w:w="1987"/>
-          </w:tcPr>
-          <w:p>
-            <w:pPr>
-              <w:jc w:val="left"/>
-            </w:pPr>
-            <w:r>
-              <w:rPr>
-                <w:rFonts w:ascii="TimeNewRoman" w:hAnsi="TimeNewRoman"/>
-                <w:sz w:val="30"/>
-              </w:rPr>
-              <w:t>58-42=16</w:t>
-            </w:r>
-          </w:p>
-        </w:tc>
-        <w:tc>
-          <w:tcPr>
-            <w:tcW w:type="dxa" w:w="1987"/>
-          </w:tcPr>
-          <w:p>
-            <w:pPr>
-              <w:jc w:val="left"/>
-            </w:pPr>
-            <w:r>
-              <w:rPr>
-                <w:rFonts w:ascii="TimeNewRoman" w:hAnsi="TimeNewRoman"/>
-                <w:sz w:val="30"/>
-              </w:rPr>
-              <w:t>11+63=74</w:t>
-            </w:r>
-          </w:p>
-        </w:tc>
-        <w:tc>
-          <w:tcPr>
-            <w:tcW w:type="dxa" w:w="1987"/>
-          </w:tcPr>
-          <w:p>
-            <w:pPr>
-              <w:jc w:val="left"/>
-            </w:pPr>
-            <w:r>
-              <w:rPr>
-                <w:rFonts w:ascii="TimeNewRoman" w:hAnsi="TimeNewRoman"/>
-                <w:sz w:val="30"/>
-              </w:rPr>
-              <w:t>83-10=73</w:t>
-            </w:r>
-          </w:p>
-        </w:tc>
-        <w:tc>
-          <w:tcPr>
-            <w:tcW w:type="dxa" w:w="1987"/>
-          </w:tcPr>
-          <w:p>
-            <w:pPr>
-              <w:jc w:val="left"/>
-            </w:pPr>
-            <w:r>
-              <w:rPr>
-                <w:rFonts w:ascii="TimeNewRoman" w:hAnsi="TimeNewRoman"/>
-                <w:sz w:val="30"/>
-              </w:rPr>
-              <w:t>73+13=86</w:t>
-            </w:r>
-          </w:p>
-        </w:tc>
-        <w:tc>
-          <w:tcPr>
-            <w:tcW w:type="dxa" w:w="1987"/>
-          </w:tcPr>
-          <w:p>
-            <w:pPr>
-              <w:jc w:val="left"/>
-            </w:pPr>
-            <w:r>
-              <w:rPr>
-                <w:rFonts w:ascii="TimeNewRoman" w:hAnsi="TimeNewRoman"/>
-                <w:sz w:val="30"/>
-              </w:rPr>
-              <w:t>47+36=83</w:t>
-            </w:r>
-          </w:p>
-        </w:tc>
-      </w:tr>
-      <w:tr>
         <w:tc>
           <w:tcPr>
             <w:tcW w:type="dxa" w:w="1987"/>
@@ -1710,7 +1292,7 @@
                 <w:rFonts w:ascii="TimeNewRoman" w:hAnsi="TimeNewRoman"/>
                 <w:sz w:val="30"/>
               </w:rPr>
-              <w:t>94-65=29</w:t>
+              <w:t>97-31=66</w:t>
             </w:r>
           </w:p>
         </w:tc>
@@ -1727,7 +1309,7 @@
                 <w:rFonts w:ascii="TimeNewRoman" w:hAnsi="TimeNewRoman"/>
                 <w:sz w:val="30"/>
               </w:rPr>
-              <w:t>95-55=40</w:t>
+              <w:t>2+71=73</w:t>
             </w:r>
           </w:p>
         </w:tc>
@@ -1744,7 +1326,26 @@
                 <w:rFonts w:ascii="TimeNewRoman" w:hAnsi="TimeNewRoman"/>
                 <w:sz w:val="30"/>
               </w:rPr>
-              <w:t>97-15=82</w:t>
+              <w:t>9+88=97</w:t>
+            </w:r>
+          </w:p>
+        </w:tc>
+      </w:tr>
+      <w:tr>
+        <w:tc>
+          <w:tcPr>
+            <w:tcW w:type="dxa" w:w="1987"/>
+          </w:tcPr>
+          <w:p>
+            <w:pPr>
+              <w:jc w:val="left"/>
+            </w:pPr>
+            <w:r>
+              <w:rPr>
+                <w:rFonts w:ascii="TimeNewRoman" w:hAnsi="TimeNewRoman"/>
+                <w:sz w:val="30"/>
+              </w:rPr>
+              <w:t>83-23=60</w:t>
             </w:r>
           </w:p>
         </w:tc>
@@ -1761,7 +1362,406 @@
                 <w:rFonts w:ascii="TimeNewRoman" w:hAnsi="TimeNewRoman"/>
                 <w:sz w:val="30"/>
               </w:rPr>
-              <w:t>99-2=97</w:t>
+              <w:t>91-79=12</w:t>
+            </w:r>
+          </w:p>
+        </w:tc>
+        <w:tc>
+          <w:tcPr>
+            <w:tcW w:type="dxa" w:w="1987"/>
+          </w:tcPr>
+          <w:p>
+            <w:pPr>
+              <w:jc w:val="left"/>
+            </w:pPr>
+            <w:r>
+              <w:rPr>
+                <w:rFonts w:ascii="TimeNewRoman" w:hAnsi="TimeNewRoman"/>
+                <w:sz w:val="30"/>
+              </w:rPr>
+              <w:t>46-27=19</w:t>
+            </w:r>
+          </w:p>
+        </w:tc>
+        <w:tc>
+          <w:tcPr>
+            <w:tcW w:type="dxa" w:w="1987"/>
+          </w:tcPr>
+          <w:p>
+            <w:pPr>
+              <w:jc w:val="left"/>
+            </w:pPr>
+            <w:r>
+              <w:rPr>
+                <w:rFonts w:ascii="TimeNewRoman" w:hAnsi="TimeNewRoman"/>
+                <w:sz w:val="30"/>
+              </w:rPr>
+              <w:t>46-30=16</w:t>
+            </w:r>
+          </w:p>
+        </w:tc>
+        <w:tc>
+          <w:tcPr>
+            <w:tcW w:type="dxa" w:w="1987"/>
+          </w:tcPr>
+          <w:p>
+            <w:pPr>
+              <w:jc w:val="left"/>
+            </w:pPr>
+            <w:r>
+              <w:rPr>
+                <w:rFonts w:ascii="TimeNewRoman" w:hAnsi="TimeNewRoman"/>
+                <w:sz w:val="30"/>
+              </w:rPr>
+              <w:t>23-3=20</w:t>
+            </w:r>
+          </w:p>
+        </w:tc>
+      </w:tr>
+      <w:tr>
+        <w:tc>
+          <w:tcPr>
+            <w:tcW w:type="dxa" w:w="1987"/>
+          </w:tcPr>
+          <w:p>
+            <w:pPr>
+              <w:jc w:val="left"/>
+            </w:pPr>
+            <w:r>
+              <w:rPr>
+                <w:rFonts w:ascii="TimeNewRoman" w:hAnsi="TimeNewRoman"/>
+                <w:sz w:val="30"/>
+              </w:rPr>
+              <w:t>34+55=89</w:t>
+            </w:r>
+          </w:p>
+        </w:tc>
+        <w:tc>
+          <w:tcPr>
+            <w:tcW w:type="dxa" w:w="1987"/>
+          </w:tcPr>
+          <w:p>
+            <w:pPr>
+              <w:jc w:val="left"/>
+            </w:pPr>
+            <w:r>
+              <w:rPr>
+                <w:rFonts w:ascii="TimeNewRoman" w:hAnsi="TimeNewRoman"/>
+                <w:sz w:val="30"/>
+              </w:rPr>
+              <w:t>47+1=48</w:t>
+            </w:r>
+          </w:p>
+        </w:tc>
+        <w:tc>
+          <w:tcPr>
+            <w:tcW w:type="dxa" w:w="1987"/>
+          </w:tcPr>
+          <w:p>
+            <w:pPr>
+              <w:jc w:val="left"/>
+            </w:pPr>
+            <w:r>
+              <w:rPr>
+                <w:rFonts w:ascii="TimeNewRoman" w:hAnsi="TimeNewRoman"/>
+                <w:sz w:val="30"/>
+              </w:rPr>
+              <w:t>24+6=30</w:t>
+            </w:r>
+          </w:p>
+        </w:tc>
+        <w:tc>
+          <w:tcPr>
+            <w:tcW w:type="dxa" w:w="1987"/>
+          </w:tcPr>
+          <w:p>
+            <w:pPr>
+              <w:jc w:val="left"/>
+            </w:pPr>
+            <w:r>
+              <w:rPr>
+                <w:rFonts w:ascii="TimeNewRoman" w:hAnsi="TimeNewRoman"/>
+                <w:sz w:val="30"/>
+              </w:rPr>
+              <w:t>58-14=44</w:t>
+            </w:r>
+          </w:p>
+        </w:tc>
+        <w:tc>
+          <w:tcPr>
+            <w:tcW w:type="dxa" w:w="1987"/>
+          </w:tcPr>
+          <w:p>
+            <w:pPr>
+              <w:jc w:val="left"/>
+            </w:pPr>
+            <w:r>
+              <w:rPr>
+                <w:rFonts w:ascii="TimeNewRoman" w:hAnsi="TimeNewRoman"/>
+                <w:sz w:val="30"/>
+              </w:rPr>
+              <w:t>29-0=29</w:t>
+            </w:r>
+          </w:p>
+        </w:tc>
+      </w:tr>
+      <w:tr>
+        <w:tc>
+          <w:tcPr>
+            <w:tcW w:type="dxa" w:w="1987"/>
+          </w:tcPr>
+          <w:p>
+            <w:pPr>
+              <w:jc w:val="left"/>
+            </w:pPr>
+            <w:r>
+              <w:rPr>
+                <w:rFonts w:ascii="TimeNewRoman" w:hAnsi="TimeNewRoman"/>
+                <w:sz w:val="30"/>
+              </w:rPr>
+              <w:t>4+58=62</w:t>
+            </w:r>
+          </w:p>
+        </w:tc>
+        <w:tc>
+          <w:tcPr>
+            <w:tcW w:type="dxa" w:w="1987"/>
+          </w:tcPr>
+          <w:p>
+            <w:pPr>
+              <w:jc w:val="left"/>
+            </w:pPr>
+            <w:r>
+              <w:rPr>
+                <w:rFonts w:ascii="TimeNewRoman" w:hAnsi="TimeNewRoman"/>
+                <w:sz w:val="30"/>
+              </w:rPr>
+              <w:t>1+63=64</w:t>
+            </w:r>
+          </w:p>
+        </w:tc>
+        <w:tc>
+          <w:tcPr>
+            <w:tcW w:type="dxa" w:w="1987"/>
+          </w:tcPr>
+          <w:p>
+            <w:pPr>
+              <w:jc w:val="left"/>
+            </w:pPr>
+            <w:r>
+              <w:rPr>
+                <w:rFonts w:ascii="TimeNewRoman" w:hAnsi="TimeNewRoman"/>
+                <w:sz w:val="30"/>
+              </w:rPr>
+              <w:t>66-3=63</w:t>
+            </w:r>
+          </w:p>
+        </w:tc>
+        <w:tc>
+          <w:tcPr>
+            <w:tcW w:type="dxa" w:w="1987"/>
+          </w:tcPr>
+          <w:p>
+            <w:pPr>
+              <w:jc w:val="left"/>
+            </w:pPr>
+            <w:r>
+              <w:rPr>
+                <w:rFonts w:ascii="TimeNewRoman" w:hAnsi="TimeNewRoman"/>
+                <w:sz w:val="30"/>
+              </w:rPr>
+              <w:t>49-48=1</w:t>
+            </w:r>
+          </w:p>
+        </w:tc>
+        <w:tc>
+          <w:tcPr>
+            <w:tcW w:type="dxa" w:w="1987"/>
+          </w:tcPr>
+          <w:p>
+            <w:pPr>
+              <w:jc w:val="left"/>
+            </w:pPr>
+            <w:r>
+              <w:rPr>
+                <w:rFonts w:ascii="TimeNewRoman" w:hAnsi="TimeNewRoman"/>
+                <w:sz w:val="30"/>
+              </w:rPr>
+              <w:t>96-37=59</w:t>
+            </w:r>
+          </w:p>
+        </w:tc>
+      </w:tr>
+      <w:tr>
+        <w:tc>
+          <w:tcPr>
+            <w:tcW w:type="dxa" w:w="1987"/>
+          </w:tcPr>
+          <w:p>
+            <w:pPr>
+              <w:jc w:val="left"/>
+            </w:pPr>
+            <w:r>
+              <w:rPr>
+                <w:rFonts w:ascii="TimeNewRoman" w:hAnsi="TimeNewRoman"/>
+                <w:sz w:val="30"/>
+              </w:rPr>
+              <w:t>51-34=17</w:t>
+            </w:r>
+          </w:p>
+        </w:tc>
+        <w:tc>
+          <w:tcPr>
+            <w:tcW w:type="dxa" w:w="1987"/>
+          </w:tcPr>
+          <w:p>
+            <w:pPr>
+              <w:jc w:val="left"/>
+            </w:pPr>
+            <w:r>
+              <w:rPr>
+                <w:rFonts w:ascii="TimeNewRoman" w:hAnsi="TimeNewRoman"/>
+                <w:sz w:val="30"/>
+              </w:rPr>
+              <w:t>95-81=14</w:t>
+            </w:r>
+          </w:p>
+        </w:tc>
+        <w:tc>
+          <w:tcPr>
+            <w:tcW w:type="dxa" w:w="1987"/>
+          </w:tcPr>
+          <w:p>
+            <w:pPr>
+              <w:jc w:val="left"/>
+            </w:pPr>
+            <w:r>
+              <w:rPr>
+                <w:rFonts w:ascii="TimeNewRoman" w:hAnsi="TimeNewRoman"/>
+                <w:sz w:val="30"/>
+              </w:rPr>
+              <w:t>97-78=19</w:t>
+            </w:r>
+          </w:p>
+        </w:tc>
+        <w:tc>
+          <w:tcPr>
+            <w:tcW w:type="dxa" w:w="1987"/>
+          </w:tcPr>
+          <w:p>
+            <w:pPr>
+              <w:jc w:val="left"/>
+            </w:pPr>
+            <w:r>
+              <w:rPr>
+                <w:rFonts w:ascii="TimeNewRoman" w:hAnsi="TimeNewRoman"/>
+                <w:sz w:val="30"/>
+              </w:rPr>
+              <w:t>0+51=51</w:t>
+            </w:r>
+          </w:p>
+        </w:tc>
+        <w:tc>
+          <w:tcPr>
+            <w:tcW w:type="dxa" w:w="1987"/>
+          </w:tcPr>
+          <w:p>
+            <w:pPr>
+              <w:jc w:val="left"/>
+            </w:pPr>
+            <w:r>
+              <w:rPr>
+                <w:rFonts w:ascii="TimeNewRoman" w:hAnsi="TimeNewRoman"/>
+                <w:sz w:val="30"/>
+              </w:rPr>
+              <w:t>1+24=25</w:t>
+            </w:r>
+          </w:p>
+        </w:tc>
+      </w:tr>
+      <w:tr>
+        <w:tc>
+          <w:tcPr>
+            <w:tcW w:type="dxa" w:w="1987"/>
+          </w:tcPr>
+          <w:p>
+            <w:pPr>
+              <w:jc w:val="left"/>
+            </w:pPr>
+            <w:r>
+              <w:rPr>
+                <w:rFonts w:ascii="TimeNewRoman" w:hAnsi="TimeNewRoman"/>
+                <w:sz w:val="30"/>
+              </w:rPr>
+              <w:t>52-8=44</w:t>
+            </w:r>
+          </w:p>
+        </w:tc>
+        <w:tc>
+          <w:tcPr>
+            <w:tcW w:type="dxa" w:w="1987"/>
+          </w:tcPr>
+          <w:p>
+            <w:pPr>
+              <w:jc w:val="left"/>
+            </w:pPr>
+            <w:r>
+              <w:rPr>
+                <w:rFonts w:ascii="TimeNewRoman" w:hAnsi="TimeNewRoman"/>
+                <w:sz w:val="30"/>
+              </w:rPr>
+              <w:t>10+78=88</w:t>
+            </w:r>
+          </w:p>
+        </w:tc>
+        <w:tc>
+          <w:tcPr>
+            <w:tcW w:type="dxa" w:w="1987"/>
+          </w:tcPr>
+          <w:p>
+            <w:pPr>
+              <w:jc w:val="left"/>
+            </w:pPr>
+            <w:r>
+              <w:rPr>
+                <w:rFonts w:ascii="TimeNewRoman" w:hAnsi="TimeNewRoman"/>
+                <w:sz w:val="30"/>
+              </w:rPr>
+              <w:t>73-42=31</w:t>
+            </w:r>
+          </w:p>
+        </w:tc>
+        <w:tc>
+          <w:tcPr>
+            <w:tcW w:type="dxa" w:w="1987"/>
+          </w:tcPr>
+          <w:p>
+            <w:pPr>
+              <w:jc w:val="left"/>
+            </w:pPr>
+            <w:r>
+              <w:rPr>
+                <w:rFonts w:ascii="TimeNewRoman" w:hAnsi="TimeNewRoman"/>
+                <w:sz w:val="30"/>
+              </w:rPr>
+              <w:t>38+36=74</w:t>
+            </w:r>
+          </w:p>
+        </w:tc>
+        <w:tc>
+          <w:tcPr>
+            <w:tcW w:type="dxa" w:w="1987"/>
+          </w:tcPr>
+          <w:p>
+            <w:pPr>
+              <w:jc w:val="left"/>
+            </w:pPr>
+            <w:r>
+              <w:rPr>
+                <w:rFonts w:ascii="TimeNewRoman" w:hAnsi="TimeNewRoman"/>
+                <w:sz w:val="30"/>
+              </w:rPr>
+              <w:t>44+31=75</w:t>
             </w:r>
           </w:p>
         </w:tc>

--- a/answers-of-addition_and_subtraction_within_100.docx
+++ b/answers-of-addition_and_subtraction_within_100.docx
@@ -40,7 +40,7 @@
                 <w:rFonts w:ascii="TimeNewRoman" w:hAnsi="TimeNewRoman"/>
                 <w:sz w:val="30"/>
               </w:rPr>
-              <w:t>38-16=22</w:t>
+              <w:t>60+32=92</w:t>
             </w:r>
           </w:p>
         </w:tc>
@@ -57,7 +57,7 @@
                 <w:rFonts w:ascii="TimeNewRoman" w:hAnsi="TimeNewRoman"/>
                 <w:sz w:val="30"/>
               </w:rPr>
-              <w:t>61-4=57</w:t>
+              <w:t>84-33=51</w:t>
             </w:r>
           </w:p>
         </w:tc>
@@ -74,7 +74,7 @@
                 <w:rFonts w:ascii="TimeNewRoman" w:hAnsi="TimeNewRoman"/>
                 <w:sz w:val="30"/>
               </w:rPr>
-              <w:t>91-40=51</w:t>
+              <w:t>76-71=5</w:t>
             </w:r>
           </w:p>
         </w:tc>
@@ -91,7 +91,7 @@
                 <w:rFonts w:ascii="TimeNewRoman" w:hAnsi="TimeNewRoman"/>
                 <w:sz w:val="30"/>
               </w:rPr>
-              <w:t>57+10=67</w:t>
+              <w:t>75-46=29</w:t>
             </w:r>
           </w:p>
         </w:tc>
@@ -108,7 +108,7 @@
                 <w:rFonts w:ascii="TimeNewRoman" w:hAnsi="TimeNewRoman"/>
                 <w:sz w:val="30"/>
               </w:rPr>
-              <w:t>39+39=78</w:t>
+              <w:t>87-84=3</w:t>
             </w:r>
           </w:p>
         </w:tc>
@@ -127,7 +127,7 @@
                 <w:rFonts w:ascii="TimeNewRoman" w:hAnsi="TimeNewRoman"/>
                 <w:sz w:val="30"/>
               </w:rPr>
-              <w:t>50-9=41</w:t>
+              <w:t>75-46=29</w:t>
             </w:r>
           </w:p>
         </w:tc>
@@ -144,7 +144,7 @@
                 <w:rFonts w:ascii="TimeNewRoman" w:hAnsi="TimeNewRoman"/>
                 <w:sz w:val="30"/>
               </w:rPr>
-              <w:t>31+27=58</w:t>
+              <w:t>95-44=51</w:t>
             </w:r>
           </w:p>
         </w:tc>
@@ -161,7 +161,7 @@
                 <w:rFonts w:ascii="TimeNewRoman" w:hAnsi="TimeNewRoman"/>
                 <w:sz w:val="30"/>
               </w:rPr>
-              <w:t>70-51=19</w:t>
+              <w:t>17+5=22</w:t>
             </w:r>
           </w:p>
         </w:tc>
@@ -178,7 +178,7 @@
                 <w:rFonts w:ascii="TimeNewRoman" w:hAnsi="TimeNewRoman"/>
                 <w:sz w:val="30"/>
               </w:rPr>
-              <w:t>82-69=13</w:t>
+              <w:t>98-42=56</w:t>
             </w:r>
           </w:p>
         </w:tc>
@@ -195,7 +195,7 @@
                 <w:rFonts w:ascii="TimeNewRoman" w:hAnsi="TimeNewRoman"/>
                 <w:sz w:val="30"/>
               </w:rPr>
-              <w:t>70-21=49</w:t>
+              <w:t>14+85=99</w:t>
             </w:r>
           </w:p>
         </w:tc>
@@ -214,7 +214,7 @@
                 <w:rFonts w:ascii="TimeNewRoman" w:hAnsi="TimeNewRoman"/>
                 <w:sz w:val="30"/>
               </w:rPr>
-              <w:t>47-15=32</w:t>
+              <w:t>98-43=55</w:t>
             </w:r>
           </w:p>
         </w:tc>
@@ -231,7 +231,7 @@
                 <w:rFonts w:ascii="TimeNewRoman" w:hAnsi="TimeNewRoman"/>
                 <w:sz w:val="30"/>
               </w:rPr>
-              <w:t>26+67=93</w:t>
+              <w:t>45-9=36</w:t>
             </w:r>
           </w:p>
         </w:tc>
@@ -248,7 +248,7 @@
                 <w:rFonts w:ascii="TimeNewRoman" w:hAnsi="TimeNewRoman"/>
                 <w:sz w:val="30"/>
               </w:rPr>
-              <w:t>68+5=73</w:t>
+              <w:t>20+71=91</w:t>
             </w:r>
           </w:p>
         </w:tc>
@@ -265,7 +265,1208 @@
                 <w:rFonts w:ascii="TimeNewRoman" w:hAnsi="TimeNewRoman"/>
                 <w:sz w:val="30"/>
               </w:rPr>
-              <w:t>63-26=37</w:t>
+              <w:t>46+9=55</w:t>
+            </w:r>
+          </w:p>
+        </w:tc>
+        <w:tc>
+          <w:tcPr>
+            <w:tcW w:type="dxa" w:w="1987"/>
+          </w:tcPr>
+          <w:p>
+            <w:pPr>
+              <w:jc w:val="left"/>
+            </w:pPr>
+            <w:r>
+              <w:rPr>
+                <w:rFonts w:ascii="TimeNewRoman" w:hAnsi="TimeNewRoman"/>
+                <w:sz w:val="30"/>
+              </w:rPr>
+              <w:t>83-30=53</w:t>
+            </w:r>
+          </w:p>
+        </w:tc>
+      </w:tr>
+      <w:tr>
+        <w:tc>
+          <w:tcPr>
+            <w:tcW w:type="dxa" w:w="1987"/>
+          </w:tcPr>
+          <w:p>
+            <w:pPr>
+              <w:jc w:val="left"/>
+            </w:pPr>
+            <w:r>
+              <w:rPr>
+                <w:rFonts w:ascii="TimeNewRoman" w:hAnsi="TimeNewRoman"/>
+                <w:sz w:val="30"/>
+              </w:rPr>
+              <w:t>48+35=83</w:t>
+            </w:r>
+          </w:p>
+        </w:tc>
+        <w:tc>
+          <w:tcPr>
+            <w:tcW w:type="dxa" w:w="1987"/>
+          </w:tcPr>
+          <w:p>
+            <w:pPr>
+              <w:jc w:val="left"/>
+            </w:pPr>
+            <w:r>
+              <w:rPr>
+                <w:rFonts w:ascii="TimeNewRoman" w:hAnsi="TimeNewRoman"/>
+                <w:sz w:val="30"/>
+              </w:rPr>
+              <w:t>43+34=77</w:t>
+            </w:r>
+          </w:p>
+        </w:tc>
+        <w:tc>
+          <w:tcPr>
+            <w:tcW w:type="dxa" w:w="1987"/>
+          </w:tcPr>
+          <w:p>
+            <w:pPr>
+              <w:jc w:val="left"/>
+            </w:pPr>
+            <w:r>
+              <w:rPr>
+                <w:rFonts w:ascii="TimeNewRoman" w:hAnsi="TimeNewRoman"/>
+                <w:sz w:val="30"/>
+              </w:rPr>
+              <w:t>28-5=23</w:t>
+            </w:r>
+          </w:p>
+        </w:tc>
+        <w:tc>
+          <w:tcPr>
+            <w:tcW w:type="dxa" w:w="1987"/>
+          </w:tcPr>
+          <w:p>
+            <w:pPr>
+              <w:jc w:val="left"/>
+            </w:pPr>
+            <w:r>
+              <w:rPr>
+                <w:rFonts w:ascii="TimeNewRoman" w:hAnsi="TimeNewRoman"/>
+                <w:sz w:val="30"/>
+              </w:rPr>
+              <w:t>85-22=63</w:t>
+            </w:r>
+          </w:p>
+        </w:tc>
+        <w:tc>
+          <w:tcPr>
+            <w:tcW w:type="dxa" w:w="1987"/>
+          </w:tcPr>
+          <w:p>
+            <w:pPr>
+              <w:jc w:val="left"/>
+            </w:pPr>
+            <w:r>
+              <w:rPr>
+                <w:rFonts w:ascii="TimeNewRoman" w:hAnsi="TimeNewRoman"/>
+                <w:sz w:val="30"/>
+              </w:rPr>
+              <w:t>88-59=29</w:t>
+            </w:r>
+          </w:p>
+        </w:tc>
+      </w:tr>
+      <w:tr>
+        <w:tc>
+          <w:tcPr>
+            <w:tcW w:type="dxa" w:w="1987"/>
+          </w:tcPr>
+          <w:p>
+            <w:pPr>
+              <w:jc w:val="left"/>
+            </w:pPr>
+            <w:r>
+              <w:rPr>
+                <w:rFonts w:ascii="TimeNewRoman" w:hAnsi="TimeNewRoman"/>
+                <w:sz w:val="30"/>
+              </w:rPr>
+              <w:t>80-33=47</w:t>
+            </w:r>
+          </w:p>
+        </w:tc>
+        <w:tc>
+          <w:tcPr>
+            <w:tcW w:type="dxa" w:w="1987"/>
+          </w:tcPr>
+          <w:p>
+            <w:pPr>
+              <w:jc w:val="left"/>
+            </w:pPr>
+            <w:r>
+              <w:rPr>
+                <w:rFonts w:ascii="TimeNewRoman" w:hAnsi="TimeNewRoman"/>
+                <w:sz w:val="30"/>
+              </w:rPr>
+              <w:t>63-56=7</w:t>
+            </w:r>
+          </w:p>
+        </w:tc>
+        <w:tc>
+          <w:tcPr>
+            <w:tcW w:type="dxa" w:w="1987"/>
+          </w:tcPr>
+          <w:p>
+            <w:pPr>
+              <w:jc w:val="left"/>
+            </w:pPr>
+            <w:r>
+              <w:rPr>
+                <w:rFonts w:ascii="TimeNewRoman" w:hAnsi="TimeNewRoman"/>
+                <w:sz w:val="30"/>
+              </w:rPr>
+              <w:t>8+87=95</w:t>
+            </w:r>
+          </w:p>
+        </w:tc>
+        <w:tc>
+          <w:tcPr>
+            <w:tcW w:type="dxa" w:w="1987"/>
+          </w:tcPr>
+          <w:p>
+            <w:pPr>
+              <w:jc w:val="left"/>
+            </w:pPr>
+            <w:r>
+              <w:rPr>
+                <w:rFonts w:ascii="TimeNewRoman" w:hAnsi="TimeNewRoman"/>
+                <w:sz w:val="30"/>
+              </w:rPr>
+              <w:t>41-27=14</w:t>
+            </w:r>
+          </w:p>
+        </w:tc>
+        <w:tc>
+          <w:tcPr>
+            <w:tcW w:type="dxa" w:w="1987"/>
+          </w:tcPr>
+          <w:p>
+            <w:pPr>
+              <w:jc w:val="left"/>
+            </w:pPr>
+            <w:r>
+              <w:rPr>
+                <w:rFonts w:ascii="TimeNewRoman" w:hAnsi="TimeNewRoman"/>
+                <w:sz w:val="30"/>
+              </w:rPr>
+              <w:t>59-20=39</w:t>
+            </w:r>
+          </w:p>
+        </w:tc>
+      </w:tr>
+      <w:tr>
+        <w:tc>
+          <w:tcPr>
+            <w:tcW w:type="dxa" w:w="1987"/>
+          </w:tcPr>
+          <w:p>
+            <w:pPr>
+              <w:jc w:val="left"/>
+            </w:pPr>
+            <w:r>
+              <w:rPr>
+                <w:rFonts w:ascii="TimeNewRoman" w:hAnsi="TimeNewRoman"/>
+                <w:sz w:val="30"/>
+              </w:rPr>
+              <w:t>82-42=40</w:t>
+            </w:r>
+          </w:p>
+        </w:tc>
+        <w:tc>
+          <w:tcPr>
+            <w:tcW w:type="dxa" w:w="1987"/>
+          </w:tcPr>
+          <w:p>
+            <w:pPr>
+              <w:jc w:val="left"/>
+            </w:pPr>
+            <w:r>
+              <w:rPr>
+                <w:rFonts w:ascii="TimeNewRoman" w:hAnsi="TimeNewRoman"/>
+                <w:sz w:val="30"/>
+              </w:rPr>
+              <w:t>44-11=33</w:t>
+            </w:r>
+          </w:p>
+        </w:tc>
+        <w:tc>
+          <w:tcPr>
+            <w:tcW w:type="dxa" w:w="1987"/>
+          </w:tcPr>
+          <w:p>
+            <w:pPr>
+              <w:jc w:val="left"/>
+            </w:pPr>
+            <w:r>
+              <w:rPr>
+                <w:rFonts w:ascii="TimeNewRoman" w:hAnsi="TimeNewRoman"/>
+                <w:sz w:val="30"/>
+              </w:rPr>
+              <w:t>69-10=59</w:t>
+            </w:r>
+          </w:p>
+        </w:tc>
+        <w:tc>
+          <w:tcPr>
+            <w:tcW w:type="dxa" w:w="1987"/>
+          </w:tcPr>
+          <w:p>
+            <w:pPr>
+              <w:jc w:val="left"/>
+            </w:pPr>
+            <w:r>
+              <w:rPr>
+                <w:rFonts w:ascii="TimeNewRoman" w:hAnsi="TimeNewRoman"/>
+                <w:sz w:val="30"/>
+              </w:rPr>
+              <w:t>97-96=1</w:t>
+            </w:r>
+          </w:p>
+        </w:tc>
+        <w:tc>
+          <w:tcPr>
+            <w:tcW w:type="dxa" w:w="1987"/>
+          </w:tcPr>
+          <w:p>
+            <w:pPr>
+              <w:jc w:val="left"/>
+            </w:pPr>
+            <w:r>
+              <w:rPr>
+                <w:rFonts w:ascii="TimeNewRoman" w:hAnsi="TimeNewRoman"/>
+                <w:sz w:val="30"/>
+              </w:rPr>
+              <w:t>0+28=28</w:t>
+            </w:r>
+          </w:p>
+        </w:tc>
+      </w:tr>
+      <w:tr>
+        <w:tc>
+          <w:tcPr>
+            <w:tcW w:type="dxa" w:w="1987"/>
+          </w:tcPr>
+          <w:p>
+            <w:pPr>
+              <w:jc w:val="left"/>
+            </w:pPr>
+            <w:r>
+              <w:rPr>
+                <w:rFonts w:ascii="TimeNewRoman" w:hAnsi="TimeNewRoman"/>
+                <w:sz w:val="30"/>
+              </w:rPr>
+              <w:t>69-10=59</w:t>
+            </w:r>
+          </w:p>
+        </w:tc>
+        <w:tc>
+          <w:tcPr>
+            <w:tcW w:type="dxa" w:w="1987"/>
+          </w:tcPr>
+          <w:p>
+            <w:pPr>
+              <w:jc w:val="left"/>
+            </w:pPr>
+            <w:r>
+              <w:rPr>
+                <w:rFonts w:ascii="TimeNewRoman" w:hAnsi="TimeNewRoman"/>
+                <w:sz w:val="30"/>
+              </w:rPr>
+              <w:t>39-32=7</w:t>
+            </w:r>
+          </w:p>
+        </w:tc>
+        <w:tc>
+          <w:tcPr>
+            <w:tcW w:type="dxa" w:w="1987"/>
+          </w:tcPr>
+          <w:p>
+            <w:pPr>
+              <w:jc w:val="left"/>
+            </w:pPr>
+            <w:r>
+              <w:rPr>
+                <w:rFonts w:ascii="TimeNewRoman" w:hAnsi="TimeNewRoman"/>
+                <w:sz w:val="30"/>
+              </w:rPr>
+              <w:t>54+31=85</w:t>
+            </w:r>
+          </w:p>
+        </w:tc>
+        <w:tc>
+          <w:tcPr>
+            <w:tcW w:type="dxa" w:w="1987"/>
+          </w:tcPr>
+          <w:p>
+            <w:pPr>
+              <w:jc w:val="left"/>
+            </w:pPr>
+            <w:r>
+              <w:rPr>
+                <w:rFonts w:ascii="TimeNewRoman" w:hAnsi="TimeNewRoman"/>
+                <w:sz w:val="30"/>
+              </w:rPr>
+              <w:t>21+14=35</w:t>
+            </w:r>
+          </w:p>
+        </w:tc>
+        <w:tc>
+          <w:tcPr>
+            <w:tcW w:type="dxa" w:w="1987"/>
+          </w:tcPr>
+          <w:p>
+            <w:pPr>
+              <w:jc w:val="left"/>
+            </w:pPr>
+            <w:r>
+              <w:rPr>
+                <w:rFonts w:ascii="TimeNewRoman" w:hAnsi="TimeNewRoman"/>
+                <w:sz w:val="30"/>
+              </w:rPr>
+              <w:t>23+39=62</w:t>
+            </w:r>
+          </w:p>
+        </w:tc>
+      </w:tr>
+      <w:tr>
+        <w:tc>
+          <w:tcPr>
+            <w:tcW w:type="dxa" w:w="1987"/>
+          </w:tcPr>
+          <w:p>
+            <w:pPr>
+              <w:jc w:val="left"/>
+            </w:pPr>
+            <w:r>
+              <w:rPr>
+                <w:rFonts w:ascii="TimeNewRoman" w:hAnsi="TimeNewRoman"/>
+                <w:sz w:val="30"/>
+              </w:rPr>
+              <w:t>37+8=45</w:t>
+            </w:r>
+          </w:p>
+        </w:tc>
+        <w:tc>
+          <w:tcPr>
+            <w:tcW w:type="dxa" w:w="1987"/>
+          </w:tcPr>
+          <w:p>
+            <w:pPr>
+              <w:jc w:val="left"/>
+            </w:pPr>
+            <w:r>
+              <w:rPr>
+                <w:rFonts w:ascii="TimeNewRoman" w:hAnsi="TimeNewRoman"/>
+                <w:sz w:val="30"/>
+              </w:rPr>
+              <w:t>83-39=44</w:t>
+            </w:r>
+          </w:p>
+        </w:tc>
+        <w:tc>
+          <w:tcPr>
+            <w:tcW w:type="dxa" w:w="1987"/>
+          </w:tcPr>
+          <w:p>
+            <w:pPr>
+              <w:jc w:val="left"/>
+            </w:pPr>
+            <w:r>
+              <w:rPr>
+                <w:rFonts w:ascii="TimeNewRoman" w:hAnsi="TimeNewRoman"/>
+                <w:sz w:val="30"/>
+              </w:rPr>
+              <w:t>60-17=43</w:t>
+            </w:r>
+          </w:p>
+        </w:tc>
+        <w:tc>
+          <w:tcPr>
+            <w:tcW w:type="dxa" w:w="1987"/>
+          </w:tcPr>
+          <w:p>
+            <w:pPr>
+              <w:jc w:val="left"/>
+            </w:pPr>
+            <w:r>
+              <w:rPr>
+                <w:rFonts w:ascii="TimeNewRoman" w:hAnsi="TimeNewRoman"/>
+                <w:sz w:val="30"/>
+              </w:rPr>
+              <w:t>96-81=15</w:t>
+            </w:r>
+          </w:p>
+        </w:tc>
+        <w:tc>
+          <w:tcPr>
+            <w:tcW w:type="dxa" w:w="1987"/>
+          </w:tcPr>
+          <w:p>
+            <w:pPr>
+              <w:jc w:val="left"/>
+            </w:pPr>
+            <w:r>
+              <w:rPr>
+                <w:rFonts w:ascii="TimeNewRoman" w:hAnsi="TimeNewRoman"/>
+                <w:sz w:val="30"/>
+              </w:rPr>
+              <w:t>16+20=36</w:t>
+            </w:r>
+          </w:p>
+        </w:tc>
+      </w:tr>
+      <w:tr>
+        <w:tc>
+          <w:tcPr>
+            <w:tcW w:type="dxa" w:w="1987"/>
+          </w:tcPr>
+          <w:p>
+            <w:pPr>
+              <w:jc w:val="left"/>
+            </w:pPr>
+            <w:r>
+              <w:rPr>
+                <w:rFonts w:ascii="TimeNewRoman" w:hAnsi="TimeNewRoman"/>
+                <w:sz w:val="30"/>
+              </w:rPr>
+              <w:t>27-26=1</w:t>
+            </w:r>
+          </w:p>
+        </w:tc>
+        <w:tc>
+          <w:tcPr>
+            <w:tcW w:type="dxa" w:w="1987"/>
+          </w:tcPr>
+          <w:p>
+            <w:pPr>
+              <w:jc w:val="left"/>
+            </w:pPr>
+            <w:r>
+              <w:rPr>
+                <w:rFonts w:ascii="TimeNewRoman" w:hAnsi="TimeNewRoman"/>
+                <w:sz w:val="30"/>
+              </w:rPr>
+              <w:t>77-37=40</w:t>
+            </w:r>
+          </w:p>
+        </w:tc>
+        <w:tc>
+          <w:tcPr>
+            <w:tcW w:type="dxa" w:w="1987"/>
+          </w:tcPr>
+          <w:p>
+            <w:pPr>
+              <w:jc w:val="left"/>
+            </w:pPr>
+            <w:r>
+              <w:rPr>
+                <w:rFonts w:ascii="TimeNewRoman" w:hAnsi="TimeNewRoman"/>
+                <w:sz w:val="30"/>
+              </w:rPr>
+              <w:t>8+68=76</w:t>
+            </w:r>
+          </w:p>
+        </w:tc>
+        <w:tc>
+          <w:tcPr>
+            <w:tcW w:type="dxa" w:w="1987"/>
+          </w:tcPr>
+          <w:p>
+            <w:pPr>
+              <w:jc w:val="left"/>
+            </w:pPr>
+            <w:r>
+              <w:rPr>
+                <w:rFonts w:ascii="TimeNewRoman" w:hAnsi="TimeNewRoman"/>
+                <w:sz w:val="30"/>
+              </w:rPr>
+              <w:t>96-94=2</w:t>
+            </w:r>
+          </w:p>
+        </w:tc>
+        <w:tc>
+          <w:tcPr>
+            <w:tcW w:type="dxa" w:w="1987"/>
+          </w:tcPr>
+          <w:p>
+            <w:pPr>
+              <w:jc w:val="left"/>
+            </w:pPr>
+            <w:r>
+              <w:rPr>
+                <w:rFonts w:ascii="TimeNewRoman" w:hAnsi="TimeNewRoman"/>
+                <w:sz w:val="30"/>
+              </w:rPr>
+              <w:t>2-0=2</w:t>
+            </w:r>
+          </w:p>
+        </w:tc>
+      </w:tr>
+      <w:tr>
+        <w:tc>
+          <w:tcPr>
+            <w:tcW w:type="dxa" w:w="1987"/>
+          </w:tcPr>
+          <w:p>
+            <w:pPr>
+              <w:jc w:val="left"/>
+            </w:pPr>
+            <w:r>
+              <w:rPr>
+                <w:rFonts w:ascii="TimeNewRoman" w:hAnsi="TimeNewRoman"/>
+                <w:sz w:val="30"/>
+              </w:rPr>
+              <w:t>68+9=77</w:t>
+            </w:r>
+          </w:p>
+        </w:tc>
+        <w:tc>
+          <w:tcPr>
+            <w:tcW w:type="dxa" w:w="1987"/>
+          </w:tcPr>
+          <w:p>
+            <w:pPr>
+              <w:jc w:val="left"/>
+            </w:pPr>
+            <w:r>
+              <w:rPr>
+                <w:rFonts w:ascii="TimeNewRoman" w:hAnsi="TimeNewRoman"/>
+                <w:sz w:val="30"/>
+              </w:rPr>
+              <w:t>36-24=12</w:t>
+            </w:r>
+          </w:p>
+        </w:tc>
+        <w:tc>
+          <w:tcPr>
+            <w:tcW w:type="dxa" w:w="1987"/>
+          </w:tcPr>
+          <w:p>
+            <w:pPr>
+              <w:jc w:val="left"/>
+            </w:pPr>
+            <w:r>
+              <w:rPr>
+                <w:rFonts w:ascii="TimeNewRoman" w:hAnsi="TimeNewRoman"/>
+                <w:sz w:val="30"/>
+              </w:rPr>
+              <w:t>76-28=48</w:t>
+            </w:r>
+          </w:p>
+        </w:tc>
+        <w:tc>
+          <w:tcPr>
+            <w:tcW w:type="dxa" w:w="1987"/>
+          </w:tcPr>
+          <w:p>
+            <w:pPr>
+              <w:jc w:val="left"/>
+            </w:pPr>
+            <w:r>
+              <w:rPr>
+                <w:rFonts w:ascii="TimeNewRoman" w:hAnsi="TimeNewRoman"/>
+                <w:sz w:val="30"/>
+              </w:rPr>
+              <w:t>64-6=58</w:t>
+            </w:r>
+          </w:p>
+        </w:tc>
+        <w:tc>
+          <w:tcPr>
+            <w:tcW w:type="dxa" w:w="1987"/>
+          </w:tcPr>
+          <w:p>
+            <w:pPr>
+              <w:jc w:val="left"/>
+            </w:pPr>
+            <w:r>
+              <w:rPr>
+                <w:rFonts w:ascii="TimeNewRoman" w:hAnsi="TimeNewRoman"/>
+                <w:sz w:val="30"/>
+              </w:rPr>
+              <w:t>96-28=68</w:t>
+            </w:r>
+          </w:p>
+        </w:tc>
+      </w:tr>
+      <w:tr>
+        <w:tc>
+          <w:tcPr>
+            <w:tcW w:type="dxa" w:w="1987"/>
+          </w:tcPr>
+          <w:p>
+            <w:pPr>
+              <w:jc w:val="left"/>
+            </w:pPr>
+            <w:r>
+              <w:rPr>
+                <w:rFonts w:ascii="TimeNewRoman" w:hAnsi="TimeNewRoman"/>
+                <w:sz w:val="30"/>
+              </w:rPr>
+              <w:t>56-39=17</w:t>
+            </w:r>
+          </w:p>
+        </w:tc>
+        <w:tc>
+          <w:tcPr>
+            <w:tcW w:type="dxa" w:w="1987"/>
+          </w:tcPr>
+          <w:p>
+            <w:pPr>
+              <w:jc w:val="left"/>
+            </w:pPr>
+            <w:r>
+              <w:rPr>
+                <w:rFonts w:ascii="TimeNewRoman" w:hAnsi="TimeNewRoman"/>
+                <w:sz w:val="30"/>
+              </w:rPr>
+              <w:t>99+0=99</w:t>
+            </w:r>
+          </w:p>
+        </w:tc>
+        <w:tc>
+          <w:tcPr>
+            <w:tcW w:type="dxa" w:w="1987"/>
+          </w:tcPr>
+          <w:p>
+            <w:pPr>
+              <w:jc w:val="left"/>
+            </w:pPr>
+            <w:r>
+              <w:rPr>
+                <w:rFonts w:ascii="TimeNewRoman" w:hAnsi="TimeNewRoman"/>
+                <w:sz w:val="30"/>
+              </w:rPr>
+              <w:t>80-12=68</w:t>
+            </w:r>
+          </w:p>
+        </w:tc>
+        <w:tc>
+          <w:tcPr>
+            <w:tcW w:type="dxa" w:w="1987"/>
+          </w:tcPr>
+          <w:p>
+            <w:pPr>
+              <w:jc w:val="left"/>
+            </w:pPr>
+            <w:r>
+              <w:rPr>
+                <w:rFonts w:ascii="TimeNewRoman" w:hAnsi="TimeNewRoman"/>
+                <w:sz w:val="30"/>
+              </w:rPr>
+              <w:t>15+20=35</w:t>
+            </w:r>
+          </w:p>
+        </w:tc>
+        <w:tc>
+          <w:tcPr>
+            <w:tcW w:type="dxa" w:w="1987"/>
+          </w:tcPr>
+          <w:p>
+            <w:pPr>
+              <w:jc w:val="left"/>
+            </w:pPr>
+            <w:r>
+              <w:rPr>
+                <w:rFonts w:ascii="TimeNewRoman" w:hAnsi="TimeNewRoman"/>
+                <w:sz w:val="30"/>
+              </w:rPr>
+              <w:t>36-19=17</w:t>
+            </w:r>
+          </w:p>
+        </w:tc>
+      </w:tr>
+      <w:tr>
+        <w:tc>
+          <w:tcPr>
+            <w:tcW w:type="dxa" w:w="1987"/>
+          </w:tcPr>
+          <w:p>
+            <w:pPr>
+              <w:jc w:val="left"/>
+            </w:pPr>
+            <w:r>
+              <w:rPr>
+                <w:rFonts w:ascii="TimeNewRoman" w:hAnsi="TimeNewRoman"/>
+                <w:sz w:val="30"/>
+              </w:rPr>
+              <w:t>42+55=97</w:t>
+            </w:r>
+          </w:p>
+        </w:tc>
+        <w:tc>
+          <w:tcPr>
+            <w:tcW w:type="dxa" w:w="1987"/>
+          </w:tcPr>
+          <w:p>
+            <w:pPr>
+              <w:jc w:val="left"/>
+            </w:pPr>
+            <w:r>
+              <w:rPr>
+                <w:rFonts w:ascii="TimeNewRoman" w:hAnsi="TimeNewRoman"/>
+                <w:sz w:val="30"/>
+              </w:rPr>
+              <w:t>35+8=43</w:t>
+            </w:r>
+          </w:p>
+        </w:tc>
+        <w:tc>
+          <w:tcPr>
+            <w:tcW w:type="dxa" w:w="1987"/>
+          </w:tcPr>
+          <w:p>
+            <w:pPr>
+              <w:jc w:val="left"/>
+            </w:pPr>
+            <w:r>
+              <w:rPr>
+                <w:rFonts w:ascii="TimeNewRoman" w:hAnsi="TimeNewRoman"/>
+                <w:sz w:val="30"/>
+              </w:rPr>
+              <w:t>27+17=44</w:t>
+            </w:r>
+          </w:p>
+        </w:tc>
+        <w:tc>
+          <w:tcPr>
+            <w:tcW w:type="dxa" w:w="1987"/>
+          </w:tcPr>
+          <w:p>
+            <w:pPr>
+              <w:jc w:val="left"/>
+            </w:pPr>
+            <w:r>
+              <w:rPr>
+                <w:rFonts w:ascii="TimeNewRoman" w:hAnsi="TimeNewRoman"/>
+                <w:sz w:val="30"/>
+              </w:rPr>
+              <w:t>13+55=68</w:t>
+            </w:r>
+          </w:p>
+        </w:tc>
+        <w:tc>
+          <w:tcPr>
+            <w:tcW w:type="dxa" w:w="1987"/>
+          </w:tcPr>
+          <w:p>
+            <w:pPr>
+              <w:jc w:val="left"/>
+            </w:pPr>
+            <w:r>
+              <w:rPr>
+                <w:rFonts w:ascii="TimeNewRoman" w:hAnsi="TimeNewRoman"/>
+                <w:sz w:val="30"/>
+              </w:rPr>
+              <w:t>9+63=72</w:t>
+            </w:r>
+          </w:p>
+        </w:tc>
+      </w:tr>
+      <w:tr>
+        <w:tc>
+          <w:tcPr>
+            <w:tcW w:type="dxa" w:w="1987"/>
+          </w:tcPr>
+          <w:p>
+            <w:pPr>
+              <w:jc w:val="left"/>
+            </w:pPr>
+            <w:r>
+              <w:rPr>
+                <w:rFonts w:ascii="TimeNewRoman" w:hAnsi="TimeNewRoman"/>
+                <w:sz w:val="30"/>
+              </w:rPr>
+              <w:t>18-8=10</w:t>
+            </w:r>
+          </w:p>
+        </w:tc>
+        <w:tc>
+          <w:tcPr>
+            <w:tcW w:type="dxa" w:w="1987"/>
+          </w:tcPr>
+          <w:p>
+            <w:pPr>
+              <w:jc w:val="left"/>
+            </w:pPr>
+            <w:r>
+              <w:rPr>
+                <w:rFonts w:ascii="TimeNewRoman" w:hAnsi="TimeNewRoman"/>
+                <w:sz w:val="30"/>
+              </w:rPr>
+              <w:t>21-10=11</w:t>
+            </w:r>
+          </w:p>
+        </w:tc>
+        <w:tc>
+          <w:tcPr>
+            <w:tcW w:type="dxa" w:w="1987"/>
+          </w:tcPr>
+          <w:p>
+            <w:pPr>
+              <w:jc w:val="left"/>
+            </w:pPr>
+            <w:r>
+              <w:rPr>
+                <w:rFonts w:ascii="TimeNewRoman" w:hAnsi="TimeNewRoman"/>
+                <w:sz w:val="30"/>
+              </w:rPr>
+              <w:t>75+4=79</w:t>
+            </w:r>
+          </w:p>
+        </w:tc>
+        <w:tc>
+          <w:tcPr>
+            <w:tcW w:type="dxa" w:w="1987"/>
+          </w:tcPr>
+          <w:p>
+            <w:pPr>
+              <w:jc w:val="left"/>
+            </w:pPr>
+            <w:r>
+              <w:rPr>
+                <w:rFonts w:ascii="TimeNewRoman" w:hAnsi="TimeNewRoman"/>
+                <w:sz w:val="30"/>
+              </w:rPr>
+              <w:t>41-24=17</w:t>
+            </w:r>
+          </w:p>
+        </w:tc>
+        <w:tc>
+          <w:tcPr>
+            <w:tcW w:type="dxa" w:w="1987"/>
+          </w:tcPr>
+          <w:p>
+            <w:pPr>
+              <w:jc w:val="left"/>
+            </w:pPr>
+            <w:r>
+              <w:rPr>
+                <w:rFonts w:ascii="TimeNewRoman" w:hAnsi="TimeNewRoman"/>
+                <w:sz w:val="30"/>
+              </w:rPr>
+              <w:t>20+30=50</w:t>
+            </w:r>
+          </w:p>
+        </w:tc>
+      </w:tr>
+      <w:tr>
+        <w:tc>
+          <w:tcPr>
+            <w:tcW w:type="dxa" w:w="1987"/>
+          </w:tcPr>
+          <w:p>
+            <w:pPr>
+              <w:jc w:val="left"/>
+            </w:pPr>
+            <w:r>
+              <w:rPr>
+                <w:rFonts w:ascii="TimeNewRoman" w:hAnsi="TimeNewRoman"/>
+                <w:sz w:val="30"/>
+              </w:rPr>
+              <w:t>58+11=69</w:t>
+            </w:r>
+          </w:p>
+        </w:tc>
+        <w:tc>
+          <w:tcPr>
+            <w:tcW w:type="dxa" w:w="1987"/>
+          </w:tcPr>
+          <w:p>
+            <w:pPr>
+              <w:jc w:val="left"/>
+            </w:pPr>
+            <w:r>
+              <w:rPr>
+                <w:rFonts w:ascii="TimeNewRoman" w:hAnsi="TimeNewRoman"/>
+                <w:sz w:val="30"/>
+              </w:rPr>
+              <w:t>36-31=5</w:t>
+            </w:r>
+          </w:p>
+        </w:tc>
+        <w:tc>
+          <w:tcPr>
+            <w:tcW w:type="dxa" w:w="1987"/>
+          </w:tcPr>
+          <w:p>
+            <w:pPr>
+              <w:jc w:val="left"/>
+            </w:pPr>
+            <w:r>
+              <w:rPr>
+                <w:rFonts w:ascii="TimeNewRoman" w:hAnsi="TimeNewRoman"/>
+                <w:sz w:val="30"/>
+              </w:rPr>
+              <w:t>67-21=46</w:t>
+            </w:r>
+          </w:p>
+        </w:tc>
+        <w:tc>
+          <w:tcPr>
+            <w:tcW w:type="dxa" w:w="1987"/>
+          </w:tcPr>
+          <w:p>
+            <w:pPr>
+              <w:jc w:val="left"/>
+            </w:pPr>
+            <w:r>
+              <w:rPr>
+                <w:rFonts w:ascii="TimeNewRoman" w:hAnsi="TimeNewRoman"/>
+                <w:sz w:val="30"/>
+              </w:rPr>
+              <w:t>70-26=44</w:t>
+            </w:r>
+          </w:p>
+        </w:tc>
+        <w:tc>
+          <w:tcPr>
+            <w:tcW w:type="dxa" w:w="1987"/>
+          </w:tcPr>
+          <w:p>
+            <w:pPr>
+              <w:jc w:val="left"/>
+            </w:pPr>
+            <w:r>
+              <w:rPr>
+                <w:rFonts w:ascii="TimeNewRoman" w:hAnsi="TimeNewRoman"/>
+                <w:sz w:val="30"/>
+              </w:rPr>
+              <w:t>7+92=99</w:t>
+            </w:r>
+          </w:p>
+        </w:tc>
+      </w:tr>
+      <w:tr>
+        <w:tc>
+          <w:tcPr>
+            <w:tcW w:type="dxa" w:w="1987"/>
+          </w:tcPr>
+          <w:p>
+            <w:pPr>
+              <w:jc w:val="left"/>
+            </w:pPr>
+            <w:r>
+              <w:rPr>
+                <w:rFonts w:ascii="TimeNewRoman" w:hAnsi="TimeNewRoman"/>
+                <w:sz w:val="30"/>
+              </w:rPr>
+              <w:t>7+73=80</w:t>
+            </w:r>
+          </w:p>
+        </w:tc>
+        <w:tc>
+          <w:tcPr>
+            <w:tcW w:type="dxa" w:w="1987"/>
+          </w:tcPr>
+          <w:p>
+            <w:pPr>
+              <w:jc w:val="left"/>
+            </w:pPr>
+            <w:r>
+              <w:rPr>
+                <w:rFonts w:ascii="TimeNewRoman" w:hAnsi="TimeNewRoman"/>
+                <w:sz w:val="30"/>
+              </w:rPr>
+              <w:t>82-72=10</w:t>
+            </w:r>
+          </w:p>
+        </w:tc>
+        <w:tc>
+          <w:tcPr>
+            <w:tcW w:type="dxa" w:w="1987"/>
+          </w:tcPr>
+          <w:p>
+            <w:pPr>
+              <w:jc w:val="left"/>
+            </w:pPr>
+            <w:r>
+              <w:rPr>
+                <w:rFonts w:ascii="TimeNewRoman" w:hAnsi="TimeNewRoman"/>
+                <w:sz w:val="30"/>
+              </w:rPr>
+              <w:t>66+32=98</w:t>
+            </w:r>
+          </w:p>
+        </w:tc>
+        <w:tc>
+          <w:tcPr>
+            <w:tcW w:type="dxa" w:w="1987"/>
+          </w:tcPr>
+          <w:p>
+            <w:pPr>
+              <w:jc w:val="left"/>
+            </w:pPr>
+            <w:r>
+              <w:rPr>
+                <w:rFonts w:ascii="TimeNewRoman" w:hAnsi="TimeNewRoman"/>
+                <w:sz w:val="30"/>
+              </w:rPr>
+              <w:t>85-67=18</w:t>
+            </w:r>
+          </w:p>
+        </w:tc>
+        <w:tc>
+          <w:tcPr>
+            <w:tcW w:type="dxa" w:w="1987"/>
+          </w:tcPr>
+          <w:p>
+            <w:pPr>
+              <w:jc w:val="left"/>
+            </w:pPr>
+            <w:r>
+              <w:rPr>
+                <w:rFonts w:ascii="TimeNewRoman" w:hAnsi="TimeNewRoman"/>
+                <w:sz w:val="30"/>
+              </w:rPr>
+              <w:t>82-74=8</w:t>
+            </w:r>
+          </w:p>
+        </w:tc>
+      </w:tr>
+      <w:tr>
+        <w:tc>
+          <w:tcPr>
+            <w:tcW w:type="dxa" w:w="1987"/>
+          </w:tcPr>
+          <w:p>
+            <w:pPr>
+              <w:jc w:val="left"/>
+            </w:pPr>
+            <w:r>
+              <w:rPr>
+                <w:rFonts w:ascii="TimeNewRoman" w:hAnsi="TimeNewRoman"/>
+                <w:sz w:val="30"/>
+              </w:rPr>
+              <w:t>46-10=36</w:t>
+            </w:r>
+          </w:p>
+        </w:tc>
+        <w:tc>
+          <w:tcPr>
+            <w:tcW w:type="dxa" w:w="1987"/>
+          </w:tcPr>
+          <w:p>
+            <w:pPr>
+              <w:jc w:val="left"/>
+            </w:pPr>
+            <w:r>
+              <w:rPr>
+                <w:rFonts w:ascii="TimeNewRoman" w:hAnsi="TimeNewRoman"/>
+                <w:sz w:val="30"/>
+              </w:rPr>
+              <w:t>29-17=12</w:t>
+            </w:r>
+          </w:p>
+        </w:tc>
+        <w:tc>
+          <w:tcPr>
+            <w:tcW w:type="dxa" w:w="1987"/>
+          </w:tcPr>
+          <w:p>
+            <w:pPr>
+              <w:jc w:val="left"/>
+            </w:pPr>
+            <w:r>
+              <w:rPr>
+                <w:rFonts w:ascii="TimeNewRoman" w:hAnsi="TimeNewRoman"/>
+                <w:sz w:val="30"/>
+              </w:rPr>
+              <w:t>51-12=39</w:t>
+            </w:r>
+          </w:p>
+        </w:tc>
+        <w:tc>
+          <w:tcPr>
+            <w:tcW w:type="dxa" w:w="1987"/>
+          </w:tcPr>
+          <w:p>
+            <w:pPr>
+              <w:jc w:val="left"/>
+            </w:pPr>
+            <w:r>
+              <w:rPr>
+                <w:rFonts w:ascii="TimeNewRoman" w:hAnsi="TimeNewRoman"/>
+                <w:sz w:val="30"/>
+              </w:rPr>
+              <w:t>97-57=40</w:t>
+            </w:r>
+          </w:p>
+        </w:tc>
+        <w:tc>
+          <w:tcPr>
+            <w:tcW w:type="dxa" w:w="1987"/>
+          </w:tcPr>
+          <w:p>
+            <w:pPr>
+              <w:jc w:val="left"/>
+            </w:pPr>
+            <w:r>
+              <w:rPr>
+                <w:rFonts w:ascii="TimeNewRoman" w:hAnsi="TimeNewRoman"/>
+                <w:sz w:val="30"/>
+              </w:rPr>
+              <w:t>34+62=96</w:t>
+            </w:r>
+          </w:p>
+        </w:tc>
+      </w:tr>
+      <w:tr>
+        <w:tc>
+          <w:tcPr>
+            <w:tcW w:type="dxa" w:w="1987"/>
+          </w:tcPr>
+          <w:p>
+            <w:pPr>
+              <w:jc w:val="left"/>
+            </w:pPr>
+            <w:r>
+              <w:rPr>
+                <w:rFonts w:ascii="TimeNewRoman" w:hAnsi="TimeNewRoman"/>
+                <w:sz w:val="30"/>
+              </w:rPr>
+              <w:t>85-46=39</w:t>
+            </w:r>
+          </w:p>
+        </w:tc>
+        <w:tc>
+          <w:tcPr>
+            <w:tcW w:type="dxa" w:w="1987"/>
+          </w:tcPr>
+          <w:p>
+            <w:pPr>
+              <w:jc w:val="left"/>
+            </w:pPr>
+            <w:r>
+              <w:rPr>
+                <w:rFonts w:ascii="TimeNewRoman" w:hAnsi="TimeNewRoman"/>
+                <w:sz w:val="30"/>
+              </w:rPr>
+              <w:t>69+17=86</w:t>
+            </w:r>
+          </w:p>
+        </w:tc>
+        <w:tc>
+          <w:tcPr>
+            <w:tcW w:type="dxa" w:w="1987"/>
+          </w:tcPr>
+          <w:p>
+            <w:pPr>
+              <w:jc w:val="left"/>
+            </w:pPr>
+            <w:r>
+              <w:rPr>
+                <w:rFonts w:ascii="TimeNewRoman" w:hAnsi="TimeNewRoman"/>
+                <w:sz w:val="30"/>
+              </w:rPr>
+              <w:t>6+33=39</w:t>
             </w:r>
           </w:p>
         </w:tc>
@@ -286,8 +1487,6 @@
             </w:r>
           </w:p>
         </w:tc>
-      </w:tr>
-      <w:tr>
         <w:tc>
           <w:tcPr>
             <w:tcW w:type="dxa" w:w="1987"/>
@@ -301,75 +1500,7 @@
                 <w:rFonts w:ascii="TimeNewRoman" w:hAnsi="TimeNewRoman"/>
                 <w:sz w:val="30"/>
               </w:rPr>
-              <w:t>89-3=86</w:t>
-            </w:r>
-          </w:p>
-        </w:tc>
-        <w:tc>
-          <w:tcPr>
-            <w:tcW w:type="dxa" w:w="1987"/>
-          </w:tcPr>
-          <w:p>
-            <w:pPr>
-              <w:jc w:val="left"/>
-            </w:pPr>
-            <w:r>
-              <w:rPr>
-                <w:rFonts w:ascii="TimeNewRoman" w:hAnsi="TimeNewRoman"/>
-                <w:sz w:val="30"/>
-              </w:rPr>
-              <w:t>65-18=47</w:t>
-            </w:r>
-          </w:p>
-        </w:tc>
-        <w:tc>
-          <w:tcPr>
-            <w:tcW w:type="dxa" w:w="1987"/>
-          </w:tcPr>
-          <w:p>
-            <w:pPr>
-              <w:jc w:val="left"/>
-            </w:pPr>
-            <w:r>
-              <w:rPr>
-                <w:rFonts w:ascii="TimeNewRoman" w:hAnsi="TimeNewRoman"/>
-                <w:sz w:val="30"/>
-              </w:rPr>
-              <w:t>95-6=89</w:t>
-            </w:r>
-          </w:p>
-        </w:tc>
-        <w:tc>
-          <w:tcPr>
-            <w:tcW w:type="dxa" w:w="1987"/>
-          </w:tcPr>
-          <w:p>
-            <w:pPr>
-              <w:jc w:val="left"/>
-            </w:pPr>
-            <w:r>
-              <w:rPr>
-                <w:rFonts w:ascii="TimeNewRoman" w:hAnsi="TimeNewRoman"/>
-                <w:sz w:val="30"/>
-              </w:rPr>
-              <w:t>84-2=82</w:t>
-            </w:r>
-          </w:p>
-        </w:tc>
-        <w:tc>
-          <w:tcPr>
-            <w:tcW w:type="dxa" w:w="1987"/>
-          </w:tcPr>
-          <w:p>
-            <w:pPr>
-              <w:jc w:val="left"/>
-            </w:pPr>
-            <w:r>
-              <w:rPr>
-                <w:rFonts w:ascii="TimeNewRoman" w:hAnsi="TimeNewRoman"/>
-                <w:sz w:val="30"/>
-              </w:rPr>
-              <w:t>49-46=3</w:t>
+              <w:t>91-1=90</w:t>
             </w:r>
           </w:p>
         </w:tc>
@@ -388,7 +1519,7 @@
                 <w:rFonts w:ascii="TimeNewRoman" w:hAnsi="TimeNewRoman"/>
                 <w:sz w:val="30"/>
               </w:rPr>
-              <w:t>70-9=61</w:t>
+              <w:t>99+0=99</w:t>
             </w:r>
           </w:p>
         </w:tc>
@@ -405,7 +1536,7 @@
                 <w:rFonts w:ascii="TimeNewRoman" w:hAnsi="TimeNewRoman"/>
                 <w:sz w:val="30"/>
               </w:rPr>
-              <w:t>87-68=19</w:t>
+              <w:t>34-24=10</w:t>
             </w:r>
           </w:p>
         </w:tc>
@@ -422,7 +1553,7 @@
                 <w:rFonts w:ascii="TimeNewRoman" w:hAnsi="TimeNewRoman"/>
                 <w:sz w:val="30"/>
               </w:rPr>
-              <w:t>44-30=14</w:t>
+              <w:t>83-55=28</w:t>
             </w:r>
           </w:p>
         </w:tc>
@@ -439,7 +1570,7 @@
                 <w:rFonts w:ascii="TimeNewRoman" w:hAnsi="TimeNewRoman"/>
                 <w:sz w:val="30"/>
               </w:rPr>
-              <w:t>7+66=73</w:t>
+              <w:t>37-12=25</w:t>
             </w:r>
           </w:p>
         </w:tc>
@@ -456,7 +1587,7 @@
                 <w:rFonts w:ascii="TimeNewRoman" w:hAnsi="TimeNewRoman"/>
                 <w:sz w:val="30"/>
               </w:rPr>
-              <w:t>75+10=85</w:t>
+              <w:t>47-42=5</w:t>
             </w:r>
           </w:p>
         </w:tc>
@@ -475,7 +1606,7 @@
                 <w:rFonts w:ascii="TimeNewRoman" w:hAnsi="TimeNewRoman"/>
                 <w:sz w:val="30"/>
               </w:rPr>
-              <w:t>29+6=35</w:t>
+              <w:t>30-21=9</w:t>
             </w:r>
           </w:p>
         </w:tc>
@@ -492,7 +1623,7 @@
                 <w:rFonts w:ascii="TimeNewRoman" w:hAnsi="TimeNewRoman"/>
                 <w:sz w:val="30"/>
               </w:rPr>
-              <w:t>46+35=81</w:t>
+              <w:t>43-13=30</w:t>
             </w:r>
           </w:p>
         </w:tc>
@@ -509,7 +1640,7 @@
                 <w:rFonts w:ascii="TimeNewRoman" w:hAnsi="TimeNewRoman"/>
                 <w:sz w:val="30"/>
               </w:rPr>
-              <w:t>62-41=21</w:t>
+              <w:t>60-43=17</w:t>
             </w:r>
           </w:p>
         </w:tc>
@@ -526,7 +1657,7 @@
                 <w:rFonts w:ascii="TimeNewRoman" w:hAnsi="TimeNewRoman"/>
                 <w:sz w:val="30"/>
               </w:rPr>
-              <w:t>73-8=65</w:t>
+              <w:t>25+63=88</w:t>
             </w:r>
           </w:p>
         </w:tc>
@@ -543,7 +1674,7 @@
                 <w:rFonts w:ascii="TimeNewRoman" w:hAnsi="TimeNewRoman"/>
                 <w:sz w:val="30"/>
               </w:rPr>
-              <w:t>11+22=33</w:t>
+              <w:t>58+34=92</w:t>
             </w:r>
           </w:p>
         </w:tc>
@@ -562,7 +1693,7 @@
                 <w:rFonts w:ascii="TimeNewRoman" w:hAnsi="TimeNewRoman"/>
                 <w:sz w:val="30"/>
               </w:rPr>
-              <w:t>67-40=27</w:t>
+              <w:t>46-11=35</w:t>
             </w:r>
           </w:p>
         </w:tc>
@@ -579,7 +1710,7 @@
                 <w:rFonts w:ascii="TimeNewRoman" w:hAnsi="TimeNewRoman"/>
                 <w:sz w:val="30"/>
               </w:rPr>
-              <w:t>17+49=66</w:t>
+              <w:t>31+47=78</w:t>
             </w:r>
           </w:p>
         </w:tc>
@@ -596,7 +1727,7 @@
                 <w:rFonts w:ascii="TimeNewRoman" w:hAnsi="TimeNewRoman"/>
                 <w:sz w:val="30"/>
               </w:rPr>
-              <w:t>92-26=66</w:t>
+              <w:t>53-22=31</w:t>
             </w:r>
           </w:p>
         </w:tc>
@@ -613,7 +1744,7 @@
                 <w:rFonts w:ascii="TimeNewRoman" w:hAnsi="TimeNewRoman"/>
                 <w:sz w:val="30"/>
               </w:rPr>
-              <w:t>65-39=26</w:t>
+              <w:t>29-2=27</w:t>
             </w:r>
           </w:p>
         </w:tc>
@@ -630,1138 +1761,7 @@
                 <w:rFonts w:ascii="TimeNewRoman" w:hAnsi="TimeNewRoman"/>
                 <w:sz w:val="30"/>
               </w:rPr>
-              <w:t>47-13=34</w:t>
-            </w:r>
-          </w:p>
-        </w:tc>
-      </w:tr>
-      <w:tr>
-        <w:tc>
-          <w:tcPr>
-            <w:tcW w:type="dxa" w:w="1987"/>
-          </w:tcPr>
-          <w:p>
-            <w:pPr>
-              <w:jc w:val="left"/>
-            </w:pPr>
-            <w:r>
-              <w:rPr>
-                <w:rFonts w:ascii="TimeNewRoman" w:hAnsi="TimeNewRoman"/>
-                <w:sz w:val="30"/>
-              </w:rPr>
-              <w:t>66-0=66</w:t>
-            </w:r>
-          </w:p>
-        </w:tc>
-        <w:tc>
-          <w:tcPr>
-            <w:tcW w:type="dxa" w:w="1987"/>
-          </w:tcPr>
-          <w:p>
-            <w:pPr>
-              <w:jc w:val="left"/>
-            </w:pPr>
-            <w:r>
-              <w:rPr>
-                <w:rFonts w:ascii="TimeNewRoman" w:hAnsi="TimeNewRoman"/>
-                <w:sz w:val="30"/>
-              </w:rPr>
-              <w:t>57+27=84</w:t>
-            </w:r>
-          </w:p>
-        </w:tc>
-        <w:tc>
-          <w:tcPr>
-            <w:tcW w:type="dxa" w:w="1987"/>
-          </w:tcPr>
-          <w:p>
-            <w:pPr>
-              <w:jc w:val="left"/>
-            </w:pPr>
-            <w:r>
-              <w:rPr>
-                <w:rFonts w:ascii="TimeNewRoman" w:hAnsi="TimeNewRoman"/>
-                <w:sz w:val="30"/>
-              </w:rPr>
-              <w:t>62+27=89</w:t>
-            </w:r>
-          </w:p>
-        </w:tc>
-        <w:tc>
-          <w:tcPr>
-            <w:tcW w:type="dxa" w:w="1987"/>
-          </w:tcPr>
-          <w:p>
-            <w:pPr>
-              <w:jc w:val="left"/>
-            </w:pPr>
-            <w:r>
-              <w:rPr>
-                <w:rFonts w:ascii="TimeNewRoman" w:hAnsi="TimeNewRoman"/>
-                <w:sz w:val="30"/>
-              </w:rPr>
-              <w:t>79-30=49</w:t>
-            </w:r>
-          </w:p>
-        </w:tc>
-        <w:tc>
-          <w:tcPr>
-            <w:tcW w:type="dxa" w:w="1987"/>
-          </w:tcPr>
-          <w:p>
-            <w:pPr>
-              <w:jc w:val="left"/>
-            </w:pPr>
-            <w:r>
-              <w:rPr>
-                <w:rFonts w:ascii="TimeNewRoman" w:hAnsi="TimeNewRoman"/>
-                <w:sz w:val="30"/>
-              </w:rPr>
-              <w:t>31+44=75</w:t>
-            </w:r>
-          </w:p>
-        </w:tc>
-      </w:tr>
-      <w:tr>
-        <w:tc>
-          <w:tcPr>
-            <w:tcW w:type="dxa" w:w="1987"/>
-          </w:tcPr>
-          <w:p>
-            <w:pPr>
-              <w:jc w:val="left"/>
-            </w:pPr>
-            <w:r>
-              <w:rPr>
-                <w:rFonts w:ascii="TimeNewRoman" w:hAnsi="TimeNewRoman"/>
-                <w:sz w:val="30"/>
-              </w:rPr>
-              <w:t>57+9=66</w:t>
-            </w:r>
-          </w:p>
-        </w:tc>
-        <w:tc>
-          <w:tcPr>
-            <w:tcW w:type="dxa" w:w="1987"/>
-          </w:tcPr>
-          <w:p>
-            <w:pPr>
-              <w:jc w:val="left"/>
-            </w:pPr>
-            <w:r>
-              <w:rPr>
-                <w:rFonts w:ascii="TimeNewRoman" w:hAnsi="TimeNewRoman"/>
-                <w:sz w:val="30"/>
-              </w:rPr>
-              <w:t>96-66=30</w:t>
-            </w:r>
-          </w:p>
-        </w:tc>
-        <w:tc>
-          <w:tcPr>
-            <w:tcW w:type="dxa" w:w="1987"/>
-          </w:tcPr>
-          <w:p>
-            <w:pPr>
-              <w:jc w:val="left"/>
-            </w:pPr>
-            <w:r>
-              <w:rPr>
-                <w:rFonts w:ascii="TimeNewRoman" w:hAnsi="TimeNewRoman"/>
-                <w:sz w:val="30"/>
-              </w:rPr>
-              <w:t>37-8=29</w:t>
-            </w:r>
-          </w:p>
-        </w:tc>
-        <w:tc>
-          <w:tcPr>
-            <w:tcW w:type="dxa" w:w="1987"/>
-          </w:tcPr>
-          <w:p>
-            <w:pPr>
-              <w:jc w:val="left"/>
-            </w:pPr>
-            <w:r>
-              <w:rPr>
-                <w:rFonts w:ascii="TimeNewRoman" w:hAnsi="TimeNewRoman"/>
-                <w:sz w:val="30"/>
-              </w:rPr>
-              <w:t>64-20=44</w:t>
-            </w:r>
-          </w:p>
-        </w:tc>
-        <w:tc>
-          <w:tcPr>
-            <w:tcW w:type="dxa" w:w="1987"/>
-          </w:tcPr>
-          <w:p>
-            <w:pPr>
-              <w:jc w:val="left"/>
-            </w:pPr>
-            <w:r>
-              <w:rPr>
-                <w:rFonts w:ascii="TimeNewRoman" w:hAnsi="TimeNewRoman"/>
-                <w:sz w:val="30"/>
-              </w:rPr>
-              <w:t>78-14=64</w:t>
-            </w:r>
-          </w:p>
-        </w:tc>
-      </w:tr>
-      <w:tr>
-        <w:tc>
-          <w:tcPr>
-            <w:tcW w:type="dxa" w:w="1987"/>
-          </w:tcPr>
-          <w:p>
-            <w:pPr>
-              <w:jc w:val="left"/>
-            </w:pPr>
-            <w:r>
-              <w:rPr>
-                <w:rFonts w:ascii="TimeNewRoman" w:hAnsi="TimeNewRoman"/>
-                <w:sz w:val="30"/>
-              </w:rPr>
-              <w:t>19+15=34</w:t>
-            </w:r>
-          </w:p>
-        </w:tc>
-        <w:tc>
-          <w:tcPr>
-            <w:tcW w:type="dxa" w:w="1987"/>
-          </w:tcPr>
-          <w:p>
-            <w:pPr>
-              <w:jc w:val="left"/>
-            </w:pPr>
-            <w:r>
-              <w:rPr>
-                <w:rFonts w:ascii="TimeNewRoman" w:hAnsi="TimeNewRoman"/>
-                <w:sz w:val="30"/>
-              </w:rPr>
-              <w:t>21+28=49</w:t>
-            </w:r>
-          </w:p>
-        </w:tc>
-        <w:tc>
-          <w:tcPr>
-            <w:tcW w:type="dxa" w:w="1987"/>
-          </w:tcPr>
-          <w:p>
-            <w:pPr>
-              <w:jc w:val="left"/>
-            </w:pPr>
-            <w:r>
-              <w:rPr>
-                <w:rFonts w:ascii="TimeNewRoman" w:hAnsi="TimeNewRoman"/>
-                <w:sz w:val="30"/>
-              </w:rPr>
-              <w:t>98-23=75</w:t>
-            </w:r>
-          </w:p>
-        </w:tc>
-        <w:tc>
-          <w:tcPr>
-            <w:tcW w:type="dxa" w:w="1987"/>
-          </w:tcPr>
-          <w:p>
-            <w:pPr>
-              <w:jc w:val="left"/>
-            </w:pPr>
-            <w:r>
-              <w:rPr>
-                <w:rFonts w:ascii="TimeNewRoman" w:hAnsi="TimeNewRoman"/>
-                <w:sz w:val="30"/>
-              </w:rPr>
-              <w:t>40+10=50</w:t>
-            </w:r>
-          </w:p>
-        </w:tc>
-        <w:tc>
-          <w:tcPr>
-            <w:tcW w:type="dxa" w:w="1987"/>
-          </w:tcPr>
-          <w:p>
-            <w:pPr>
-              <w:jc w:val="left"/>
-            </w:pPr>
-            <w:r>
-              <w:rPr>
-                <w:rFonts w:ascii="TimeNewRoman" w:hAnsi="TimeNewRoman"/>
-                <w:sz w:val="30"/>
-              </w:rPr>
-              <w:t>62-28=34</w:t>
-            </w:r>
-          </w:p>
-        </w:tc>
-      </w:tr>
-      <w:tr>
-        <w:tc>
-          <w:tcPr>
-            <w:tcW w:type="dxa" w:w="1987"/>
-          </w:tcPr>
-          <w:p>
-            <w:pPr>
-              <w:jc w:val="left"/>
-            </w:pPr>
-            <w:r>
-              <w:rPr>
-                <w:rFonts w:ascii="TimeNewRoman" w:hAnsi="TimeNewRoman"/>
-                <w:sz w:val="30"/>
-              </w:rPr>
-              <w:t>8+25=33</w:t>
-            </w:r>
-          </w:p>
-        </w:tc>
-        <w:tc>
-          <w:tcPr>
-            <w:tcW w:type="dxa" w:w="1987"/>
-          </w:tcPr>
-          <w:p>
-            <w:pPr>
-              <w:jc w:val="left"/>
-            </w:pPr>
-            <w:r>
-              <w:rPr>
-                <w:rFonts w:ascii="TimeNewRoman" w:hAnsi="TimeNewRoman"/>
-                <w:sz w:val="30"/>
-              </w:rPr>
-              <w:t>53-23=30</w:t>
-            </w:r>
-          </w:p>
-        </w:tc>
-        <w:tc>
-          <w:tcPr>
-            <w:tcW w:type="dxa" w:w="1987"/>
-          </w:tcPr>
-          <w:p>
-            <w:pPr>
-              <w:jc w:val="left"/>
-            </w:pPr>
-            <w:r>
-              <w:rPr>
-                <w:rFonts w:ascii="TimeNewRoman" w:hAnsi="TimeNewRoman"/>
-                <w:sz w:val="30"/>
-              </w:rPr>
-              <w:t>61+2=63</w:t>
-            </w:r>
-          </w:p>
-        </w:tc>
-        <w:tc>
-          <w:tcPr>
-            <w:tcW w:type="dxa" w:w="1987"/>
-          </w:tcPr>
-          <w:p>
-            <w:pPr>
-              <w:jc w:val="left"/>
-            </w:pPr>
-            <w:r>
-              <w:rPr>
-                <w:rFonts w:ascii="TimeNewRoman" w:hAnsi="TimeNewRoman"/>
-                <w:sz w:val="30"/>
-              </w:rPr>
-              <w:t>25+65=90</w:t>
-            </w:r>
-          </w:p>
-        </w:tc>
-        <w:tc>
-          <w:tcPr>
-            <w:tcW w:type="dxa" w:w="1987"/>
-          </w:tcPr>
-          <w:p>
-            <w:pPr>
-              <w:jc w:val="left"/>
-            </w:pPr>
-            <w:r>
-              <w:rPr>
-                <w:rFonts w:ascii="TimeNewRoman" w:hAnsi="TimeNewRoman"/>
-                <w:sz w:val="30"/>
-              </w:rPr>
-              <w:t>30+8=38</w:t>
-            </w:r>
-          </w:p>
-        </w:tc>
-      </w:tr>
-      <w:tr>
-        <w:tc>
-          <w:tcPr>
-            <w:tcW w:type="dxa" w:w="1987"/>
-          </w:tcPr>
-          <w:p>
-            <w:pPr>
-              <w:jc w:val="left"/>
-            </w:pPr>
-            <w:r>
-              <w:rPr>
-                <w:rFonts w:ascii="TimeNewRoman" w:hAnsi="TimeNewRoman"/>
-                <w:sz w:val="30"/>
-              </w:rPr>
-              <w:t>29+35=64</w:t>
-            </w:r>
-          </w:p>
-        </w:tc>
-        <w:tc>
-          <w:tcPr>
-            <w:tcW w:type="dxa" w:w="1987"/>
-          </w:tcPr>
-          <w:p>
-            <w:pPr>
-              <w:jc w:val="left"/>
-            </w:pPr>
-            <w:r>
-              <w:rPr>
-                <w:rFonts w:ascii="TimeNewRoman" w:hAnsi="TimeNewRoman"/>
-                <w:sz w:val="30"/>
-              </w:rPr>
-              <w:t>93-17=76</w:t>
-            </w:r>
-          </w:p>
-        </w:tc>
-        <w:tc>
-          <w:tcPr>
-            <w:tcW w:type="dxa" w:w="1987"/>
-          </w:tcPr>
-          <w:p>
-            <w:pPr>
-              <w:jc w:val="left"/>
-            </w:pPr>
-            <w:r>
-              <w:rPr>
-                <w:rFonts w:ascii="TimeNewRoman" w:hAnsi="TimeNewRoman"/>
-                <w:sz w:val="30"/>
-              </w:rPr>
-              <w:t>95-51=44</w:t>
-            </w:r>
-          </w:p>
-        </w:tc>
-        <w:tc>
-          <w:tcPr>
-            <w:tcW w:type="dxa" w:w="1987"/>
-          </w:tcPr>
-          <w:p>
-            <w:pPr>
-              <w:jc w:val="left"/>
-            </w:pPr>
-            <w:r>
-              <w:rPr>
-                <w:rFonts w:ascii="TimeNewRoman" w:hAnsi="TimeNewRoman"/>
-                <w:sz w:val="30"/>
-              </w:rPr>
-              <w:t>64-11=53</w:t>
-            </w:r>
-          </w:p>
-        </w:tc>
-        <w:tc>
-          <w:tcPr>
-            <w:tcW w:type="dxa" w:w="1987"/>
-          </w:tcPr>
-          <w:p>
-            <w:pPr>
-              <w:jc w:val="left"/>
-            </w:pPr>
-            <w:r>
-              <w:rPr>
-                <w:rFonts w:ascii="TimeNewRoman" w:hAnsi="TimeNewRoman"/>
-                <w:sz w:val="30"/>
-              </w:rPr>
-              <w:t>52+21=73</w:t>
-            </w:r>
-          </w:p>
-        </w:tc>
-      </w:tr>
-      <w:tr>
-        <w:tc>
-          <w:tcPr>
-            <w:tcW w:type="dxa" w:w="1987"/>
-          </w:tcPr>
-          <w:p>
-            <w:pPr>
-              <w:jc w:val="left"/>
-            </w:pPr>
-            <w:r>
-              <w:rPr>
-                <w:rFonts w:ascii="TimeNewRoman" w:hAnsi="TimeNewRoman"/>
-                <w:sz w:val="30"/>
-              </w:rPr>
-              <w:t>82-81=1</w:t>
-            </w:r>
-          </w:p>
-        </w:tc>
-        <w:tc>
-          <w:tcPr>
-            <w:tcW w:type="dxa" w:w="1987"/>
-          </w:tcPr>
-          <w:p>
-            <w:pPr>
-              <w:jc w:val="left"/>
-            </w:pPr>
-            <w:r>
-              <w:rPr>
-                <w:rFonts w:ascii="TimeNewRoman" w:hAnsi="TimeNewRoman"/>
-                <w:sz w:val="30"/>
-              </w:rPr>
-              <w:t>88-25=63</w:t>
-            </w:r>
-          </w:p>
-        </w:tc>
-        <w:tc>
-          <w:tcPr>
-            <w:tcW w:type="dxa" w:w="1987"/>
-          </w:tcPr>
-          <w:p>
-            <w:pPr>
-              <w:jc w:val="left"/>
-            </w:pPr>
-            <w:r>
-              <w:rPr>
-                <w:rFonts w:ascii="TimeNewRoman" w:hAnsi="TimeNewRoman"/>
-                <w:sz w:val="30"/>
-              </w:rPr>
-              <w:t>12+48=60</w:t>
-            </w:r>
-          </w:p>
-        </w:tc>
-        <w:tc>
-          <w:tcPr>
-            <w:tcW w:type="dxa" w:w="1987"/>
-          </w:tcPr>
-          <w:p>
-            <w:pPr>
-              <w:jc w:val="left"/>
-            </w:pPr>
-            <w:r>
-              <w:rPr>
-                <w:rFonts w:ascii="TimeNewRoman" w:hAnsi="TimeNewRoman"/>
-                <w:sz w:val="30"/>
-              </w:rPr>
-              <w:t>12-1=11</w:t>
-            </w:r>
-          </w:p>
-        </w:tc>
-        <w:tc>
-          <w:tcPr>
-            <w:tcW w:type="dxa" w:w="1987"/>
-          </w:tcPr>
-          <w:p>
-            <w:pPr>
-              <w:jc w:val="left"/>
-            </w:pPr>
-            <w:r>
-              <w:rPr>
-                <w:rFonts w:ascii="TimeNewRoman" w:hAnsi="TimeNewRoman"/>
-                <w:sz w:val="30"/>
-              </w:rPr>
-              <w:t>80-41=39</w:t>
-            </w:r>
-          </w:p>
-        </w:tc>
-      </w:tr>
-      <w:tr>
-        <w:tc>
-          <w:tcPr>
-            <w:tcW w:type="dxa" w:w="1987"/>
-          </w:tcPr>
-          <w:p>
-            <w:pPr>
-              <w:jc w:val="left"/>
-            </w:pPr>
-            <w:r>
-              <w:rPr>
-                <w:rFonts w:ascii="TimeNewRoman" w:hAnsi="TimeNewRoman"/>
-                <w:sz w:val="30"/>
-              </w:rPr>
-              <w:t>96-75=21</w:t>
-            </w:r>
-          </w:p>
-        </w:tc>
-        <w:tc>
-          <w:tcPr>
-            <w:tcW w:type="dxa" w:w="1987"/>
-          </w:tcPr>
-          <w:p>
-            <w:pPr>
-              <w:jc w:val="left"/>
-            </w:pPr>
-            <w:r>
-              <w:rPr>
-                <w:rFonts w:ascii="TimeNewRoman" w:hAnsi="TimeNewRoman"/>
-                <w:sz w:val="30"/>
-              </w:rPr>
-              <w:t>84+8=92</w:t>
-            </w:r>
-          </w:p>
-        </w:tc>
-        <w:tc>
-          <w:tcPr>
-            <w:tcW w:type="dxa" w:w="1987"/>
-          </w:tcPr>
-          <w:p>
-            <w:pPr>
-              <w:jc w:val="left"/>
-            </w:pPr>
-            <w:r>
-              <w:rPr>
-                <w:rFonts w:ascii="TimeNewRoman" w:hAnsi="TimeNewRoman"/>
-                <w:sz w:val="30"/>
-              </w:rPr>
-              <w:t>96-15=81</w:t>
-            </w:r>
-          </w:p>
-        </w:tc>
-        <w:tc>
-          <w:tcPr>
-            <w:tcW w:type="dxa" w:w="1987"/>
-          </w:tcPr>
-          <w:p>
-            <w:pPr>
-              <w:jc w:val="left"/>
-            </w:pPr>
-            <w:r>
-              <w:rPr>
-                <w:rFonts w:ascii="TimeNewRoman" w:hAnsi="TimeNewRoman"/>
-                <w:sz w:val="30"/>
-              </w:rPr>
-              <w:t>0+16=16</w:t>
-            </w:r>
-          </w:p>
-        </w:tc>
-        <w:tc>
-          <w:tcPr>
-            <w:tcW w:type="dxa" w:w="1987"/>
-          </w:tcPr>
-          <w:p>
-            <w:pPr>
-              <w:jc w:val="left"/>
-            </w:pPr>
-            <w:r>
-              <w:rPr>
-                <w:rFonts w:ascii="TimeNewRoman" w:hAnsi="TimeNewRoman"/>
-                <w:sz w:val="30"/>
-              </w:rPr>
-              <w:t>36-18=18</w:t>
-            </w:r>
-          </w:p>
-        </w:tc>
-      </w:tr>
-      <w:tr>
-        <w:tc>
-          <w:tcPr>
-            <w:tcW w:type="dxa" w:w="1987"/>
-          </w:tcPr>
-          <w:p>
-            <w:pPr>
-              <w:jc w:val="left"/>
-            </w:pPr>
-            <w:r>
-              <w:rPr>
-                <w:rFonts w:ascii="TimeNewRoman" w:hAnsi="TimeNewRoman"/>
-                <w:sz w:val="30"/>
-              </w:rPr>
-              <w:t>28+12=40</w:t>
-            </w:r>
-          </w:p>
-        </w:tc>
-        <w:tc>
-          <w:tcPr>
-            <w:tcW w:type="dxa" w:w="1987"/>
-          </w:tcPr>
-          <w:p>
-            <w:pPr>
-              <w:jc w:val="left"/>
-            </w:pPr>
-            <w:r>
-              <w:rPr>
-                <w:rFonts w:ascii="TimeNewRoman" w:hAnsi="TimeNewRoman"/>
-                <w:sz w:val="30"/>
-              </w:rPr>
-              <w:t>25+43=68</w:t>
-            </w:r>
-          </w:p>
-        </w:tc>
-        <w:tc>
-          <w:tcPr>
-            <w:tcW w:type="dxa" w:w="1987"/>
-          </w:tcPr>
-          <w:p>
-            <w:pPr>
-              <w:jc w:val="left"/>
-            </w:pPr>
-            <w:r>
-              <w:rPr>
-                <w:rFonts w:ascii="TimeNewRoman" w:hAnsi="TimeNewRoman"/>
-                <w:sz w:val="30"/>
-              </w:rPr>
-              <w:t>97-31=66</w:t>
-            </w:r>
-          </w:p>
-        </w:tc>
-        <w:tc>
-          <w:tcPr>
-            <w:tcW w:type="dxa" w:w="1987"/>
-          </w:tcPr>
-          <w:p>
-            <w:pPr>
-              <w:jc w:val="left"/>
-            </w:pPr>
-            <w:r>
-              <w:rPr>
-                <w:rFonts w:ascii="TimeNewRoman" w:hAnsi="TimeNewRoman"/>
-                <w:sz w:val="30"/>
-              </w:rPr>
-              <w:t>2+71=73</w:t>
-            </w:r>
-          </w:p>
-        </w:tc>
-        <w:tc>
-          <w:tcPr>
-            <w:tcW w:type="dxa" w:w="1987"/>
-          </w:tcPr>
-          <w:p>
-            <w:pPr>
-              <w:jc w:val="left"/>
-            </w:pPr>
-            <w:r>
-              <w:rPr>
-                <w:rFonts w:ascii="TimeNewRoman" w:hAnsi="TimeNewRoman"/>
-                <w:sz w:val="30"/>
-              </w:rPr>
-              <w:t>9+88=97</w:t>
-            </w:r>
-          </w:p>
-        </w:tc>
-      </w:tr>
-      <w:tr>
-        <w:tc>
-          <w:tcPr>
-            <w:tcW w:type="dxa" w:w="1987"/>
-          </w:tcPr>
-          <w:p>
-            <w:pPr>
-              <w:jc w:val="left"/>
-            </w:pPr>
-            <w:r>
-              <w:rPr>
-                <w:rFonts w:ascii="TimeNewRoman" w:hAnsi="TimeNewRoman"/>
-                <w:sz w:val="30"/>
-              </w:rPr>
-              <w:t>83-23=60</w:t>
-            </w:r>
-          </w:p>
-        </w:tc>
-        <w:tc>
-          <w:tcPr>
-            <w:tcW w:type="dxa" w:w="1987"/>
-          </w:tcPr>
-          <w:p>
-            <w:pPr>
-              <w:jc w:val="left"/>
-            </w:pPr>
-            <w:r>
-              <w:rPr>
-                <w:rFonts w:ascii="TimeNewRoman" w:hAnsi="TimeNewRoman"/>
-                <w:sz w:val="30"/>
-              </w:rPr>
-              <w:t>91-79=12</w:t>
-            </w:r>
-          </w:p>
-        </w:tc>
-        <w:tc>
-          <w:tcPr>
-            <w:tcW w:type="dxa" w:w="1987"/>
-          </w:tcPr>
-          <w:p>
-            <w:pPr>
-              <w:jc w:val="left"/>
-            </w:pPr>
-            <w:r>
-              <w:rPr>
-                <w:rFonts w:ascii="TimeNewRoman" w:hAnsi="TimeNewRoman"/>
-                <w:sz w:val="30"/>
-              </w:rPr>
-              <w:t>46-27=19</w:t>
-            </w:r>
-          </w:p>
-        </w:tc>
-        <w:tc>
-          <w:tcPr>
-            <w:tcW w:type="dxa" w:w="1987"/>
-          </w:tcPr>
-          <w:p>
-            <w:pPr>
-              <w:jc w:val="left"/>
-            </w:pPr>
-            <w:r>
-              <w:rPr>
-                <w:rFonts w:ascii="TimeNewRoman" w:hAnsi="TimeNewRoman"/>
-                <w:sz w:val="30"/>
-              </w:rPr>
-              <w:t>46-30=16</w:t>
-            </w:r>
-          </w:p>
-        </w:tc>
-        <w:tc>
-          <w:tcPr>
-            <w:tcW w:type="dxa" w:w="1987"/>
-          </w:tcPr>
-          <w:p>
-            <w:pPr>
-              <w:jc w:val="left"/>
-            </w:pPr>
-            <w:r>
-              <w:rPr>
-                <w:rFonts w:ascii="TimeNewRoman" w:hAnsi="TimeNewRoman"/>
-                <w:sz w:val="30"/>
-              </w:rPr>
-              <w:t>23-3=20</w:t>
-            </w:r>
-          </w:p>
-        </w:tc>
-      </w:tr>
-      <w:tr>
-        <w:tc>
-          <w:tcPr>
-            <w:tcW w:type="dxa" w:w="1987"/>
-          </w:tcPr>
-          <w:p>
-            <w:pPr>
-              <w:jc w:val="left"/>
-            </w:pPr>
-            <w:r>
-              <w:rPr>
-                <w:rFonts w:ascii="TimeNewRoman" w:hAnsi="TimeNewRoman"/>
-                <w:sz w:val="30"/>
-              </w:rPr>
-              <w:t>34+55=89</w:t>
-            </w:r>
-          </w:p>
-        </w:tc>
-        <w:tc>
-          <w:tcPr>
-            <w:tcW w:type="dxa" w:w="1987"/>
-          </w:tcPr>
-          <w:p>
-            <w:pPr>
-              <w:jc w:val="left"/>
-            </w:pPr>
-            <w:r>
-              <w:rPr>
-                <w:rFonts w:ascii="TimeNewRoman" w:hAnsi="TimeNewRoman"/>
-                <w:sz w:val="30"/>
-              </w:rPr>
-              <w:t>47+1=48</w:t>
-            </w:r>
-          </w:p>
-        </w:tc>
-        <w:tc>
-          <w:tcPr>
-            <w:tcW w:type="dxa" w:w="1987"/>
-          </w:tcPr>
-          <w:p>
-            <w:pPr>
-              <w:jc w:val="left"/>
-            </w:pPr>
-            <w:r>
-              <w:rPr>
-                <w:rFonts w:ascii="TimeNewRoman" w:hAnsi="TimeNewRoman"/>
-                <w:sz w:val="30"/>
-              </w:rPr>
-              <w:t>24+6=30</w:t>
-            </w:r>
-          </w:p>
-        </w:tc>
-        <w:tc>
-          <w:tcPr>
-            <w:tcW w:type="dxa" w:w="1987"/>
-          </w:tcPr>
-          <w:p>
-            <w:pPr>
-              <w:jc w:val="left"/>
-            </w:pPr>
-            <w:r>
-              <w:rPr>
-                <w:rFonts w:ascii="TimeNewRoman" w:hAnsi="TimeNewRoman"/>
-                <w:sz w:val="30"/>
-              </w:rPr>
-              <w:t>58-14=44</w:t>
-            </w:r>
-          </w:p>
-        </w:tc>
-        <w:tc>
-          <w:tcPr>
-            <w:tcW w:type="dxa" w:w="1987"/>
-          </w:tcPr>
-          <w:p>
-            <w:pPr>
-              <w:jc w:val="left"/>
-            </w:pPr>
-            <w:r>
-              <w:rPr>
-                <w:rFonts w:ascii="TimeNewRoman" w:hAnsi="TimeNewRoman"/>
-                <w:sz w:val="30"/>
-              </w:rPr>
-              <w:t>29-0=29</w:t>
-            </w:r>
-          </w:p>
-        </w:tc>
-      </w:tr>
-      <w:tr>
-        <w:tc>
-          <w:tcPr>
-            <w:tcW w:type="dxa" w:w="1987"/>
-          </w:tcPr>
-          <w:p>
-            <w:pPr>
-              <w:jc w:val="left"/>
-            </w:pPr>
-            <w:r>
-              <w:rPr>
-                <w:rFonts w:ascii="TimeNewRoman" w:hAnsi="TimeNewRoman"/>
-                <w:sz w:val="30"/>
-              </w:rPr>
-              <w:t>4+58=62</w:t>
-            </w:r>
-          </w:p>
-        </w:tc>
-        <w:tc>
-          <w:tcPr>
-            <w:tcW w:type="dxa" w:w="1987"/>
-          </w:tcPr>
-          <w:p>
-            <w:pPr>
-              <w:jc w:val="left"/>
-            </w:pPr>
-            <w:r>
-              <w:rPr>
-                <w:rFonts w:ascii="TimeNewRoman" w:hAnsi="TimeNewRoman"/>
-                <w:sz w:val="30"/>
-              </w:rPr>
-              <w:t>1+63=64</w:t>
-            </w:r>
-          </w:p>
-        </w:tc>
-        <w:tc>
-          <w:tcPr>
-            <w:tcW w:type="dxa" w:w="1987"/>
-          </w:tcPr>
-          <w:p>
-            <w:pPr>
-              <w:jc w:val="left"/>
-            </w:pPr>
-            <w:r>
-              <w:rPr>
-                <w:rFonts w:ascii="TimeNewRoman" w:hAnsi="TimeNewRoman"/>
-                <w:sz w:val="30"/>
-              </w:rPr>
-              <w:t>66-3=63</w:t>
-            </w:r>
-          </w:p>
-        </w:tc>
-        <w:tc>
-          <w:tcPr>
-            <w:tcW w:type="dxa" w:w="1987"/>
-          </w:tcPr>
-          <w:p>
-            <w:pPr>
-              <w:jc w:val="left"/>
-            </w:pPr>
-            <w:r>
-              <w:rPr>
-                <w:rFonts w:ascii="TimeNewRoman" w:hAnsi="TimeNewRoman"/>
-                <w:sz w:val="30"/>
-              </w:rPr>
-              <w:t>49-48=1</w:t>
-            </w:r>
-          </w:p>
-        </w:tc>
-        <w:tc>
-          <w:tcPr>
-            <w:tcW w:type="dxa" w:w="1987"/>
-          </w:tcPr>
-          <w:p>
-            <w:pPr>
-              <w:jc w:val="left"/>
-            </w:pPr>
-            <w:r>
-              <w:rPr>
-                <w:rFonts w:ascii="TimeNewRoman" w:hAnsi="TimeNewRoman"/>
-                <w:sz w:val="30"/>
-              </w:rPr>
-              <w:t>96-37=59</w:t>
-            </w:r>
-          </w:p>
-        </w:tc>
-      </w:tr>
-      <w:tr>
-        <w:tc>
-          <w:tcPr>
-            <w:tcW w:type="dxa" w:w="1987"/>
-          </w:tcPr>
-          <w:p>
-            <w:pPr>
-              <w:jc w:val="left"/>
-            </w:pPr>
-            <w:r>
-              <w:rPr>
-                <w:rFonts w:ascii="TimeNewRoman" w:hAnsi="TimeNewRoman"/>
-                <w:sz w:val="30"/>
-              </w:rPr>
-              <w:t>51-34=17</w:t>
-            </w:r>
-          </w:p>
-        </w:tc>
-        <w:tc>
-          <w:tcPr>
-            <w:tcW w:type="dxa" w:w="1987"/>
-          </w:tcPr>
-          <w:p>
-            <w:pPr>
-              <w:jc w:val="left"/>
-            </w:pPr>
-            <w:r>
-              <w:rPr>
-                <w:rFonts w:ascii="TimeNewRoman" w:hAnsi="TimeNewRoman"/>
-                <w:sz w:val="30"/>
-              </w:rPr>
-              <w:t>95-81=14</w:t>
-            </w:r>
-          </w:p>
-        </w:tc>
-        <w:tc>
-          <w:tcPr>
-            <w:tcW w:type="dxa" w:w="1987"/>
-          </w:tcPr>
-          <w:p>
-            <w:pPr>
-              <w:jc w:val="left"/>
-            </w:pPr>
-            <w:r>
-              <w:rPr>
-                <w:rFonts w:ascii="TimeNewRoman" w:hAnsi="TimeNewRoman"/>
-                <w:sz w:val="30"/>
-              </w:rPr>
-              <w:t>97-78=19</w:t>
-            </w:r>
-          </w:p>
-        </w:tc>
-        <w:tc>
-          <w:tcPr>
-            <w:tcW w:type="dxa" w:w="1987"/>
-          </w:tcPr>
-          <w:p>
-            <w:pPr>
-              <w:jc w:val="left"/>
-            </w:pPr>
-            <w:r>
-              <w:rPr>
-                <w:rFonts w:ascii="TimeNewRoman" w:hAnsi="TimeNewRoman"/>
-                <w:sz w:val="30"/>
-              </w:rPr>
-              <w:t>0+51=51</w:t>
-            </w:r>
-          </w:p>
-        </w:tc>
-        <w:tc>
-          <w:tcPr>
-            <w:tcW w:type="dxa" w:w="1987"/>
-          </w:tcPr>
-          <w:p>
-            <w:pPr>
-              <w:jc w:val="left"/>
-            </w:pPr>
-            <w:r>
-              <w:rPr>
-                <w:rFonts w:ascii="TimeNewRoman" w:hAnsi="TimeNewRoman"/>
-                <w:sz w:val="30"/>
-              </w:rPr>
-              <w:t>1+24=25</w:t>
-            </w:r>
-          </w:p>
-        </w:tc>
-      </w:tr>
-      <w:tr>
-        <w:tc>
-          <w:tcPr>
-            <w:tcW w:type="dxa" w:w="1987"/>
-          </w:tcPr>
-          <w:p>
-            <w:pPr>
-              <w:jc w:val="left"/>
-            </w:pPr>
-            <w:r>
-              <w:rPr>
-                <w:rFonts w:ascii="TimeNewRoman" w:hAnsi="TimeNewRoman"/>
-                <w:sz w:val="30"/>
-              </w:rPr>
-              <w:t>52-8=44</w:t>
-            </w:r>
-          </w:p>
-        </w:tc>
-        <w:tc>
-          <w:tcPr>
-            <w:tcW w:type="dxa" w:w="1987"/>
-          </w:tcPr>
-          <w:p>
-            <w:pPr>
-              <w:jc w:val="left"/>
-            </w:pPr>
-            <w:r>
-              <w:rPr>
-                <w:rFonts w:ascii="TimeNewRoman" w:hAnsi="TimeNewRoman"/>
-                <w:sz w:val="30"/>
-              </w:rPr>
-              <w:t>10+78=88</w:t>
-            </w:r>
-          </w:p>
-        </w:tc>
-        <w:tc>
-          <w:tcPr>
-            <w:tcW w:type="dxa" w:w="1987"/>
-          </w:tcPr>
-          <w:p>
-            <w:pPr>
-              <w:jc w:val="left"/>
-            </w:pPr>
-            <w:r>
-              <w:rPr>
-                <w:rFonts w:ascii="TimeNewRoman" w:hAnsi="TimeNewRoman"/>
-                <w:sz w:val="30"/>
-              </w:rPr>
-              <w:t>73-42=31</w:t>
-            </w:r>
-          </w:p>
-        </w:tc>
-        <w:tc>
-          <w:tcPr>
-            <w:tcW w:type="dxa" w:w="1987"/>
-          </w:tcPr>
-          <w:p>
-            <w:pPr>
-              <w:jc w:val="left"/>
-            </w:pPr>
-            <w:r>
-              <w:rPr>
-                <w:rFonts w:ascii="TimeNewRoman" w:hAnsi="TimeNewRoman"/>
-                <w:sz w:val="30"/>
-              </w:rPr>
-              <w:t>38+36=74</w:t>
-            </w:r>
-          </w:p>
-        </w:tc>
-        <w:tc>
-          <w:tcPr>
-            <w:tcW w:type="dxa" w:w="1987"/>
-          </w:tcPr>
-          <w:p>
-            <w:pPr>
-              <w:jc w:val="left"/>
-            </w:pPr>
-            <w:r>
-              <w:rPr>
-                <w:rFonts w:ascii="TimeNewRoman" w:hAnsi="TimeNewRoman"/>
-                <w:sz w:val="30"/>
-              </w:rPr>
-              <w:t>44+31=75</w:t>
+              <w:t>17+21=38</w:t>
             </w:r>
           </w:p>
         </w:tc>

--- a/answers-of-addition_and_subtraction_within_100.docx
+++ b/answers-of-addition_and_subtraction_within_100.docx
@@ -11,7 +11,7 @@
           <w:rFonts w:ascii="Arial" w:hAnsi="Arial"/>
           <w:sz w:val="30"/>
         </w:rPr>
-        <w:t>2026-09-28 Monday</w:t>
+        <w:t>2026-09-29 Tuesday</w:t>
       </w:r>
     </w:p>
     <w:tbl>
@@ -40,7 +40,7 @@
                 <w:rFonts w:ascii="TimeNewRoman" w:hAnsi="TimeNewRoman"/>
                 <w:sz w:val="30"/>
               </w:rPr>
-              <w:t>60+32=92</w:t>
+              <w:t>56+42=98</w:t>
             </w:r>
           </w:p>
         </w:tc>
@@ -57,7 +57,7 @@
                 <w:rFonts w:ascii="TimeNewRoman" w:hAnsi="TimeNewRoman"/>
                 <w:sz w:val="30"/>
               </w:rPr>
-              <w:t>84-33=51</w:t>
+              <w:t>96-92=4</w:t>
             </w:r>
           </w:p>
         </w:tc>
@@ -74,7 +74,7 @@
                 <w:rFonts w:ascii="TimeNewRoman" w:hAnsi="TimeNewRoman"/>
                 <w:sz w:val="30"/>
               </w:rPr>
-              <w:t>76-71=5</w:t>
+              <w:t>86-54=32</w:t>
             </w:r>
           </w:p>
         </w:tc>
@@ -91,7 +91,7 @@
                 <w:rFonts w:ascii="TimeNewRoman" w:hAnsi="TimeNewRoman"/>
                 <w:sz w:val="30"/>
               </w:rPr>
-              <w:t>75-46=29</w:t>
+              <w:t>23+21=44</w:t>
             </w:r>
           </w:p>
         </w:tc>
@@ -108,7 +108,7 @@
                 <w:rFonts w:ascii="TimeNewRoman" w:hAnsi="TimeNewRoman"/>
                 <w:sz w:val="30"/>
               </w:rPr>
-              <w:t>87-84=3</w:t>
+              <w:t>75-40=35</w:t>
             </w:r>
           </w:p>
         </w:tc>
@@ -127,7 +127,7 @@
                 <w:rFonts w:ascii="TimeNewRoman" w:hAnsi="TimeNewRoman"/>
                 <w:sz w:val="30"/>
               </w:rPr>
-              <w:t>75-46=29</w:t>
+              <w:t>65+31=96</w:t>
             </w:r>
           </w:p>
         </w:tc>
@@ -144,7 +144,7 @@
                 <w:rFonts w:ascii="TimeNewRoman" w:hAnsi="TimeNewRoman"/>
                 <w:sz w:val="30"/>
               </w:rPr>
-              <w:t>95-44=51</w:t>
+              <w:t>78-51=27</w:t>
             </w:r>
           </w:p>
         </w:tc>
@@ -161,7 +161,7 @@
                 <w:rFonts w:ascii="TimeNewRoman" w:hAnsi="TimeNewRoman"/>
                 <w:sz w:val="30"/>
               </w:rPr>
-              <w:t>17+5=22</w:t>
+              <w:t>60-25=35</w:t>
             </w:r>
           </w:p>
         </w:tc>
@@ -178,7 +178,7 @@
                 <w:rFonts w:ascii="TimeNewRoman" w:hAnsi="TimeNewRoman"/>
                 <w:sz w:val="30"/>
               </w:rPr>
-              <w:t>98-42=56</w:t>
+              <w:t>52+13=65</w:t>
             </w:r>
           </w:p>
         </w:tc>
@@ -195,7 +195,7 @@
                 <w:rFonts w:ascii="TimeNewRoman" w:hAnsi="TimeNewRoman"/>
                 <w:sz w:val="30"/>
               </w:rPr>
-              <w:t>14+85=99</w:t>
+              <w:t>25-13=12</w:t>
             </w:r>
           </w:p>
         </w:tc>
@@ -214,7 +214,7 @@
                 <w:rFonts w:ascii="TimeNewRoman" w:hAnsi="TimeNewRoman"/>
                 <w:sz w:val="30"/>
               </w:rPr>
-              <w:t>98-43=55</w:t>
+              <w:t>82+8=90</w:t>
             </w:r>
           </w:p>
         </w:tc>
@@ -231,7 +231,7 @@
                 <w:rFonts w:ascii="TimeNewRoman" w:hAnsi="TimeNewRoman"/>
                 <w:sz w:val="30"/>
               </w:rPr>
-              <w:t>45-9=36</w:t>
+              <w:t>97-93=4</w:t>
             </w:r>
           </w:p>
         </w:tc>
@@ -248,7 +248,7 @@
                 <w:rFonts w:ascii="TimeNewRoman" w:hAnsi="TimeNewRoman"/>
                 <w:sz w:val="30"/>
               </w:rPr>
-              <w:t>20+71=91</w:t>
+              <w:t>15+69=84</w:t>
             </w:r>
           </w:p>
         </w:tc>
@@ -265,7 +265,7 @@
                 <w:rFonts w:ascii="TimeNewRoman" w:hAnsi="TimeNewRoman"/>
                 <w:sz w:val="30"/>
               </w:rPr>
-              <w:t>46+9=55</w:t>
+              <w:t>58+32=90</w:t>
             </w:r>
           </w:p>
         </w:tc>
@@ -282,7 +282,7 @@
                 <w:rFonts w:ascii="TimeNewRoman" w:hAnsi="TimeNewRoman"/>
                 <w:sz w:val="30"/>
               </w:rPr>
-              <w:t>83-30=53</w:t>
+              <w:t>78-35=43</w:t>
             </w:r>
           </w:p>
         </w:tc>
@@ -301,7 +301,7 @@
                 <w:rFonts w:ascii="TimeNewRoman" w:hAnsi="TimeNewRoman"/>
                 <w:sz w:val="30"/>
               </w:rPr>
-              <w:t>48+35=83</w:t>
+              <w:t>61-12=49</w:t>
             </w:r>
           </w:p>
         </w:tc>
@@ -318,7 +318,7 @@
                 <w:rFonts w:ascii="TimeNewRoman" w:hAnsi="TimeNewRoman"/>
                 <w:sz w:val="30"/>
               </w:rPr>
-              <w:t>43+34=77</w:t>
+              <w:t>66+7=73</w:t>
             </w:r>
           </w:p>
         </w:tc>
@@ -335,7 +335,7 @@
                 <w:rFonts w:ascii="TimeNewRoman" w:hAnsi="TimeNewRoman"/>
                 <w:sz w:val="30"/>
               </w:rPr>
-              <w:t>28-5=23</w:t>
+              <w:t>75+22=97</w:t>
             </w:r>
           </w:p>
         </w:tc>
@@ -352,7 +352,7 @@
                 <w:rFonts w:ascii="TimeNewRoman" w:hAnsi="TimeNewRoman"/>
                 <w:sz w:val="30"/>
               </w:rPr>
-              <w:t>85-22=63</w:t>
+              <w:t>89-16=73</w:t>
             </w:r>
           </w:p>
         </w:tc>
@@ -369,7 +369,7 @@
                 <w:rFonts w:ascii="TimeNewRoman" w:hAnsi="TimeNewRoman"/>
                 <w:sz w:val="30"/>
               </w:rPr>
-              <w:t>88-59=29</w:t>
+              <w:t>6+29=35</w:t>
             </w:r>
           </w:p>
         </w:tc>
@@ -388,7 +388,7 @@
                 <w:rFonts w:ascii="TimeNewRoman" w:hAnsi="TimeNewRoman"/>
                 <w:sz w:val="30"/>
               </w:rPr>
-              <w:t>80-33=47</w:t>
+              <w:t>84-19=65</w:t>
             </w:r>
           </w:p>
         </w:tc>
@@ -405,7 +405,7 @@
                 <w:rFonts w:ascii="TimeNewRoman" w:hAnsi="TimeNewRoman"/>
                 <w:sz w:val="30"/>
               </w:rPr>
-              <w:t>63-56=7</w:t>
+              <w:t>83-0=83</w:t>
             </w:r>
           </w:p>
         </w:tc>
@@ -422,7 +422,7 @@
                 <w:rFonts w:ascii="TimeNewRoman" w:hAnsi="TimeNewRoman"/>
                 <w:sz w:val="30"/>
               </w:rPr>
-              <w:t>8+87=95</w:t>
+              <w:t>81-75=6</w:t>
             </w:r>
           </w:p>
         </w:tc>
@@ -439,7 +439,7 @@
                 <w:rFonts w:ascii="TimeNewRoman" w:hAnsi="TimeNewRoman"/>
                 <w:sz w:val="30"/>
               </w:rPr>
-              <w:t>41-27=14</w:t>
+              <w:t>3+75=78</w:t>
             </w:r>
           </w:p>
         </w:tc>
@@ -456,7 +456,7 @@
                 <w:rFonts w:ascii="TimeNewRoman" w:hAnsi="TimeNewRoman"/>
                 <w:sz w:val="30"/>
               </w:rPr>
-              <w:t>59-20=39</w:t>
+              <w:t>26-24=2</w:t>
             </w:r>
           </w:p>
         </w:tc>
@@ -475,7 +475,7 @@
                 <w:rFonts w:ascii="TimeNewRoman" w:hAnsi="TimeNewRoman"/>
                 <w:sz w:val="30"/>
               </w:rPr>
-              <w:t>82-42=40</w:t>
+              <w:t>10-0=10</w:t>
             </w:r>
           </w:p>
         </w:tc>
@@ -492,7 +492,7 @@
                 <w:rFonts w:ascii="TimeNewRoman" w:hAnsi="TimeNewRoman"/>
                 <w:sz w:val="30"/>
               </w:rPr>
-              <w:t>44-11=33</w:t>
+              <w:t>48-31=17</w:t>
             </w:r>
           </w:p>
         </w:tc>
@@ -509,7 +509,7 @@
                 <w:rFonts w:ascii="TimeNewRoman" w:hAnsi="TimeNewRoman"/>
                 <w:sz w:val="30"/>
               </w:rPr>
-              <w:t>69-10=59</w:t>
+              <w:t>2-1=1</w:t>
             </w:r>
           </w:p>
         </w:tc>
@@ -526,7 +526,7 @@
                 <w:rFonts w:ascii="TimeNewRoman" w:hAnsi="TimeNewRoman"/>
                 <w:sz w:val="30"/>
               </w:rPr>
-              <w:t>97-96=1</w:t>
+              <w:t>75-5=70</w:t>
             </w:r>
           </w:p>
         </w:tc>
@@ -543,7 +543,7 @@
                 <w:rFonts w:ascii="TimeNewRoman" w:hAnsi="TimeNewRoman"/>
                 <w:sz w:val="30"/>
               </w:rPr>
-              <w:t>0+28=28</w:t>
+              <w:t>41-39=2</w:t>
             </w:r>
           </w:p>
         </w:tc>
@@ -562,7 +562,7 @@
                 <w:rFonts w:ascii="TimeNewRoman" w:hAnsi="TimeNewRoman"/>
                 <w:sz w:val="30"/>
               </w:rPr>
-              <w:t>69-10=59</w:t>
+              <w:t>30+27=57</w:t>
             </w:r>
           </w:p>
         </w:tc>
@@ -579,7 +579,7 @@
                 <w:rFonts w:ascii="TimeNewRoman" w:hAnsi="TimeNewRoman"/>
                 <w:sz w:val="30"/>
               </w:rPr>
-              <w:t>39-32=7</w:t>
+              <w:t>11+84=95</w:t>
             </w:r>
           </w:p>
         </w:tc>
@@ -596,7 +596,7 @@
                 <w:rFonts w:ascii="TimeNewRoman" w:hAnsi="TimeNewRoman"/>
                 <w:sz w:val="30"/>
               </w:rPr>
-              <w:t>54+31=85</w:t>
+              <w:t>98-18=80</w:t>
             </w:r>
           </w:p>
         </w:tc>
@@ -613,7 +613,7 @@
                 <w:rFonts w:ascii="TimeNewRoman" w:hAnsi="TimeNewRoman"/>
                 <w:sz w:val="30"/>
               </w:rPr>
-              <w:t>21+14=35</w:t>
+              <w:t>38-13=25</w:t>
             </w:r>
           </w:p>
         </w:tc>
@@ -630,7 +630,7 @@
                 <w:rFonts w:ascii="TimeNewRoman" w:hAnsi="TimeNewRoman"/>
                 <w:sz w:val="30"/>
               </w:rPr>
-              <w:t>23+39=62</w:t>
+              <w:t>18+32=50</w:t>
             </w:r>
           </w:p>
         </w:tc>
@@ -649,7 +649,7 @@
                 <w:rFonts w:ascii="TimeNewRoman" w:hAnsi="TimeNewRoman"/>
                 <w:sz w:val="30"/>
               </w:rPr>
-              <w:t>37+8=45</w:t>
+              <w:t>1+14=15</w:t>
             </w:r>
           </w:p>
         </w:tc>
@@ -666,7 +666,7 @@
                 <w:rFonts w:ascii="TimeNewRoman" w:hAnsi="TimeNewRoman"/>
                 <w:sz w:val="30"/>
               </w:rPr>
-              <w:t>83-39=44</w:t>
+              <w:t>67-17=50</w:t>
             </w:r>
           </w:p>
         </w:tc>
@@ -683,7 +683,7 @@
                 <w:rFonts w:ascii="TimeNewRoman" w:hAnsi="TimeNewRoman"/>
                 <w:sz w:val="30"/>
               </w:rPr>
-              <w:t>60-17=43</w:t>
+              <w:t>86-2=84</w:t>
             </w:r>
           </w:p>
         </w:tc>
@@ -700,7 +700,7 @@
                 <w:rFonts w:ascii="TimeNewRoman" w:hAnsi="TimeNewRoman"/>
                 <w:sz w:val="30"/>
               </w:rPr>
-              <w:t>96-81=15</w:t>
+              <w:t>31+4=35</w:t>
             </w:r>
           </w:p>
         </w:tc>
@@ -717,7 +717,7 @@
                 <w:rFonts w:ascii="TimeNewRoman" w:hAnsi="TimeNewRoman"/>
                 <w:sz w:val="30"/>
               </w:rPr>
-              <w:t>16+20=36</w:t>
+              <w:t>70-36=34</w:t>
             </w:r>
           </w:p>
         </w:tc>
@@ -736,7 +736,7 @@
                 <w:rFonts w:ascii="TimeNewRoman" w:hAnsi="TimeNewRoman"/>
                 <w:sz w:val="30"/>
               </w:rPr>
-              <w:t>27-26=1</w:t>
+              <w:t>98-92=6</w:t>
             </w:r>
           </w:p>
         </w:tc>
@@ -753,7 +753,7 @@
                 <w:rFonts w:ascii="TimeNewRoman" w:hAnsi="TimeNewRoman"/>
                 <w:sz w:val="30"/>
               </w:rPr>
-              <w:t>77-37=40</w:t>
+              <w:t>36+4=40</w:t>
             </w:r>
           </w:p>
         </w:tc>
@@ -770,7 +770,7 @@
                 <w:rFonts w:ascii="TimeNewRoman" w:hAnsi="TimeNewRoman"/>
                 <w:sz w:val="30"/>
               </w:rPr>
-              <w:t>8+68=76</w:t>
+              <w:t>95-4=91</w:t>
             </w:r>
           </w:p>
         </w:tc>
@@ -787,7 +787,7 @@
                 <w:rFonts w:ascii="TimeNewRoman" w:hAnsi="TimeNewRoman"/>
                 <w:sz w:val="30"/>
               </w:rPr>
-              <w:t>96-94=2</w:t>
+              <w:t>1+42=43</w:t>
             </w:r>
           </w:p>
         </w:tc>
@@ -804,7 +804,7 @@
                 <w:rFonts w:ascii="TimeNewRoman" w:hAnsi="TimeNewRoman"/>
                 <w:sz w:val="30"/>
               </w:rPr>
-              <w:t>2-0=2</w:t>
+              <w:t>57-20=37</w:t>
             </w:r>
           </w:p>
         </w:tc>
@@ -823,7 +823,7 @@
                 <w:rFonts w:ascii="TimeNewRoman" w:hAnsi="TimeNewRoman"/>
                 <w:sz w:val="30"/>
               </w:rPr>
-              <w:t>68+9=77</w:t>
+              <w:t>97-15=82</w:t>
             </w:r>
           </w:p>
         </w:tc>
@@ -840,7 +840,7 @@
                 <w:rFonts w:ascii="TimeNewRoman" w:hAnsi="TimeNewRoman"/>
                 <w:sz w:val="30"/>
               </w:rPr>
-              <w:t>36-24=12</w:t>
+              <w:t>34+12=46</w:t>
             </w:r>
           </w:p>
         </w:tc>
@@ -857,7 +857,7 @@
                 <w:rFonts w:ascii="TimeNewRoman" w:hAnsi="TimeNewRoman"/>
                 <w:sz w:val="30"/>
               </w:rPr>
-              <w:t>76-28=48</w:t>
+              <w:t>72+21=93</w:t>
             </w:r>
           </w:p>
         </w:tc>
@@ -874,7 +874,7 @@
                 <w:rFonts w:ascii="TimeNewRoman" w:hAnsi="TimeNewRoman"/>
                 <w:sz w:val="30"/>
               </w:rPr>
-              <w:t>64-6=58</w:t>
+              <w:t>30-11=19</w:t>
             </w:r>
           </w:p>
         </w:tc>
@@ -891,7 +891,7 @@
                 <w:rFonts w:ascii="TimeNewRoman" w:hAnsi="TimeNewRoman"/>
                 <w:sz w:val="30"/>
               </w:rPr>
-              <w:t>96-28=68</w:t>
+              <w:t>65+33=98</w:t>
             </w:r>
           </w:p>
         </w:tc>
@@ -910,7 +910,58 @@
                 <w:rFonts w:ascii="TimeNewRoman" w:hAnsi="TimeNewRoman"/>
                 <w:sz w:val="30"/>
               </w:rPr>
-              <w:t>56-39=17</w:t>
+              <w:t>47+33=80</w:t>
+            </w:r>
+          </w:p>
+        </w:tc>
+        <w:tc>
+          <w:tcPr>
+            <w:tcW w:type="dxa" w:w="1987"/>
+          </w:tcPr>
+          <w:p>
+            <w:pPr>
+              <w:jc w:val="left"/>
+            </w:pPr>
+            <w:r>
+              <w:rPr>
+                <w:rFonts w:ascii="TimeNewRoman" w:hAnsi="TimeNewRoman"/>
+                <w:sz w:val="30"/>
+              </w:rPr>
+              <w:t>53+26=79</w:t>
+            </w:r>
+          </w:p>
+        </w:tc>
+        <w:tc>
+          <w:tcPr>
+            <w:tcW w:type="dxa" w:w="1987"/>
+          </w:tcPr>
+          <w:p>
+            <w:pPr>
+              <w:jc w:val="left"/>
+            </w:pPr>
+            <w:r>
+              <w:rPr>
+                <w:rFonts w:ascii="TimeNewRoman" w:hAnsi="TimeNewRoman"/>
+                <w:sz w:val="30"/>
+              </w:rPr>
+              <w:t>88+2=90</w:t>
+            </w:r>
+          </w:p>
+        </w:tc>
+        <w:tc>
+          <w:tcPr>
+            <w:tcW w:type="dxa" w:w="1987"/>
+          </w:tcPr>
+          <w:p>
+            <w:pPr>
+              <w:jc w:val="left"/>
+            </w:pPr>
+            <w:r>
+              <w:rPr>
+                <w:rFonts w:ascii="TimeNewRoman" w:hAnsi="TimeNewRoman"/>
+                <w:sz w:val="30"/>
+              </w:rPr>
+              <w:t>7+92=99</w:t>
             </w:r>
           </w:p>
         </w:tc>
@@ -931,6 +982,8 @@
             </w:r>
           </w:p>
         </w:tc>
+      </w:tr>
+      <w:tr>
         <w:tc>
           <w:tcPr>
             <w:tcW w:type="dxa" w:w="1987"/>
@@ -944,7 +997,7 @@
                 <w:rFonts w:ascii="TimeNewRoman" w:hAnsi="TimeNewRoman"/>
                 <w:sz w:val="30"/>
               </w:rPr>
-              <w:t>80-12=68</w:t>
+              <w:t>99-22=77</w:t>
             </w:r>
           </w:p>
         </w:tc>
@@ -961,7 +1014,7 @@
                 <w:rFonts w:ascii="TimeNewRoman" w:hAnsi="TimeNewRoman"/>
                 <w:sz w:val="30"/>
               </w:rPr>
-              <w:t>15+20=35</w:t>
+              <w:t>44+32=76</w:t>
             </w:r>
           </w:p>
         </w:tc>
@@ -978,7 +1031,41 @@
                 <w:rFonts w:ascii="TimeNewRoman" w:hAnsi="TimeNewRoman"/>
                 <w:sz w:val="30"/>
               </w:rPr>
-              <w:t>36-19=17</w:t>
+              <w:t>45-42=3</w:t>
+            </w:r>
+          </w:p>
+        </w:tc>
+        <w:tc>
+          <w:tcPr>
+            <w:tcW w:type="dxa" w:w="1987"/>
+          </w:tcPr>
+          <w:p>
+            <w:pPr>
+              <w:jc w:val="left"/>
+            </w:pPr>
+            <w:r>
+              <w:rPr>
+                <w:rFonts w:ascii="TimeNewRoman" w:hAnsi="TimeNewRoman"/>
+                <w:sz w:val="30"/>
+              </w:rPr>
+              <w:t>35+1=36</w:t>
+            </w:r>
+          </w:p>
+        </w:tc>
+        <w:tc>
+          <w:tcPr>
+            <w:tcW w:type="dxa" w:w="1987"/>
+          </w:tcPr>
+          <w:p>
+            <w:pPr>
+              <w:jc w:val="left"/>
+            </w:pPr>
+            <w:r>
+              <w:rPr>
+                <w:rFonts w:ascii="TimeNewRoman" w:hAnsi="TimeNewRoman"/>
+                <w:sz w:val="30"/>
+              </w:rPr>
+              <w:t>91-66=25</w:t>
             </w:r>
           </w:p>
         </w:tc>
@@ -997,7 +1084,7 @@
                 <w:rFonts w:ascii="TimeNewRoman" w:hAnsi="TimeNewRoman"/>
                 <w:sz w:val="30"/>
               </w:rPr>
-              <w:t>42+55=97</w:t>
+              <w:t>11+63=74</w:t>
             </w:r>
           </w:p>
         </w:tc>
@@ -1014,7 +1101,7 @@
                 <w:rFonts w:ascii="TimeNewRoman" w:hAnsi="TimeNewRoman"/>
                 <w:sz w:val="30"/>
               </w:rPr>
-              <w:t>35+8=43</w:t>
+              <w:t>89-4=85</w:t>
             </w:r>
           </w:p>
         </w:tc>
@@ -1031,7 +1118,7 @@
                 <w:rFonts w:ascii="TimeNewRoman" w:hAnsi="TimeNewRoman"/>
                 <w:sz w:val="30"/>
               </w:rPr>
-              <w:t>27+17=44</w:t>
+              <w:t>60-29=31</w:t>
             </w:r>
           </w:p>
         </w:tc>
@@ -1048,7 +1135,7 @@
                 <w:rFonts w:ascii="TimeNewRoman" w:hAnsi="TimeNewRoman"/>
                 <w:sz w:val="30"/>
               </w:rPr>
-              <w:t>13+55=68</w:t>
+              <w:t>12+11=23</w:t>
             </w:r>
           </w:p>
         </w:tc>
@@ -1065,7 +1152,7 @@
                 <w:rFonts w:ascii="TimeNewRoman" w:hAnsi="TimeNewRoman"/>
                 <w:sz w:val="30"/>
               </w:rPr>
-              <w:t>9+63=72</w:t>
+              <w:t>44-16=28</w:t>
             </w:r>
           </w:p>
         </w:tc>
@@ -1084,7 +1171,7 @@
                 <w:rFonts w:ascii="TimeNewRoman" w:hAnsi="TimeNewRoman"/>
                 <w:sz w:val="30"/>
               </w:rPr>
-              <w:t>18-8=10</w:t>
+              <w:t>78-67=11</w:t>
             </w:r>
           </w:p>
         </w:tc>
@@ -1101,7 +1188,7 @@
                 <w:rFonts w:ascii="TimeNewRoman" w:hAnsi="TimeNewRoman"/>
                 <w:sz w:val="30"/>
               </w:rPr>
-              <w:t>21-10=11</w:t>
+              <w:t>4+36=40</w:t>
             </w:r>
           </w:p>
         </w:tc>
@@ -1118,7 +1205,7 @@
                 <w:rFonts w:ascii="TimeNewRoman" w:hAnsi="TimeNewRoman"/>
                 <w:sz w:val="30"/>
               </w:rPr>
-              <w:t>75+4=79</w:t>
+              <w:t>21-1=20</w:t>
             </w:r>
           </w:p>
         </w:tc>
@@ -1135,7 +1222,7 @@
                 <w:rFonts w:ascii="TimeNewRoman" w:hAnsi="TimeNewRoman"/>
                 <w:sz w:val="30"/>
               </w:rPr>
-              <w:t>41-24=17</w:t>
+              <w:t>16+40=56</w:t>
             </w:r>
           </w:p>
         </w:tc>
@@ -1152,7 +1239,7 @@
                 <w:rFonts w:ascii="TimeNewRoman" w:hAnsi="TimeNewRoman"/>
                 <w:sz w:val="30"/>
               </w:rPr>
-              <w:t>20+30=50</w:t>
+              <w:t>74-35=39</w:t>
             </w:r>
           </w:p>
         </w:tc>
@@ -1171,7 +1258,7 @@
                 <w:rFonts w:ascii="TimeNewRoman" w:hAnsi="TimeNewRoman"/>
                 <w:sz w:val="30"/>
               </w:rPr>
-              <w:t>58+11=69</w:t>
+              <w:t>80-48=32</w:t>
             </w:r>
           </w:p>
         </w:tc>
@@ -1188,7 +1275,7 @@
                 <w:rFonts w:ascii="TimeNewRoman" w:hAnsi="TimeNewRoman"/>
                 <w:sz w:val="30"/>
               </w:rPr>
-              <w:t>36-31=5</w:t>
+              <w:t>16+14=30</w:t>
             </w:r>
           </w:p>
         </w:tc>
@@ -1205,7 +1292,7 @@
                 <w:rFonts w:ascii="TimeNewRoman" w:hAnsi="TimeNewRoman"/>
                 <w:sz w:val="30"/>
               </w:rPr>
-              <w:t>67-21=46</w:t>
+              <w:t>42+47=89</w:t>
             </w:r>
           </w:p>
         </w:tc>
@@ -1222,7 +1309,7 @@
                 <w:rFonts w:ascii="TimeNewRoman" w:hAnsi="TimeNewRoman"/>
                 <w:sz w:val="30"/>
               </w:rPr>
-              <w:t>70-26=44</w:t>
+              <w:t>70-49=21</w:t>
             </w:r>
           </w:p>
         </w:tc>
@@ -1239,7 +1326,7 @@
                 <w:rFonts w:ascii="TimeNewRoman" w:hAnsi="TimeNewRoman"/>
                 <w:sz w:val="30"/>
               </w:rPr>
-              <w:t>7+92=99</w:t>
+              <w:t>29+57=86</w:t>
             </w:r>
           </w:p>
         </w:tc>
@@ -1258,7 +1345,7 @@
                 <w:rFonts w:ascii="TimeNewRoman" w:hAnsi="TimeNewRoman"/>
                 <w:sz w:val="30"/>
               </w:rPr>
-              <w:t>7+73=80</w:t>
+              <w:t>88-35=53</w:t>
             </w:r>
           </w:p>
         </w:tc>
@@ -1275,7 +1362,7 @@
                 <w:rFonts w:ascii="TimeNewRoman" w:hAnsi="TimeNewRoman"/>
                 <w:sz w:val="30"/>
               </w:rPr>
-              <w:t>82-72=10</w:t>
+              <w:t>35-4=31</w:t>
             </w:r>
           </w:p>
         </w:tc>
@@ -1292,7 +1379,7 @@
                 <w:rFonts w:ascii="TimeNewRoman" w:hAnsi="TimeNewRoman"/>
                 <w:sz w:val="30"/>
               </w:rPr>
-              <w:t>66+32=98</w:t>
+              <w:t>21+74=95</w:t>
             </w:r>
           </w:p>
         </w:tc>
@@ -1309,7 +1396,7 @@
                 <w:rFonts w:ascii="TimeNewRoman" w:hAnsi="TimeNewRoman"/>
                 <w:sz w:val="30"/>
               </w:rPr>
-              <w:t>85-67=18</w:t>
+              <w:t>93-38=55</w:t>
             </w:r>
           </w:p>
         </w:tc>
@@ -1326,7 +1413,7 @@
                 <w:rFonts w:ascii="TimeNewRoman" w:hAnsi="TimeNewRoman"/>
                 <w:sz w:val="30"/>
               </w:rPr>
-              <w:t>82-74=8</w:t>
+              <w:t>17-15=2</w:t>
             </w:r>
           </w:p>
         </w:tc>
@@ -1345,7 +1432,7 @@
                 <w:rFonts w:ascii="TimeNewRoman" w:hAnsi="TimeNewRoman"/>
                 <w:sz w:val="30"/>
               </w:rPr>
-              <w:t>46-10=36</w:t>
+              <w:t>62+10=72</w:t>
             </w:r>
           </w:p>
         </w:tc>
@@ -1362,7 +1449,7 @@
                 <w:rFonts w:ascii="TimeNewRoman" w:hAnsi="TimeNewRoman"/>
                 <w:sz w:val="30"/>
               </w:rPr>
-              <w:t>29-17=12</w:t>
+              <w:t>31-18=13</w:t>
             </w:r>
           </w:p>
         </w:tc>
@@ -1379,7 +1466,7 @@
                 <w:rFonts w:ascii="TimeNewRoman" w:hAnsi="TimeNewRoman"/>
                 <w:sz w:val="30"/>
               </w:rPr>
-              <w:t>51-12=39</w:t>
+              <w:t>59-56=3</w:t>
             </w:r>
           </w:p>
         </w:tc>
@@ -1396,7 +1483,7 @@
                 <w:rFonts w:ascii="TimeNewRoman" w:hAnsi="TimeNewRoman"/>
                 <w:sz w:val="30"/>
               </w:rPr>
-              <w:t>97-57=40</w:t>
+              <w:t>1+44=45</w:t>
             </w:r>
           </w:p>
         </w:tc>
@@ -1413,7 +1500,7 @@
                 <w:rFonts w:ascii="TimeNewRoman" w:hAnsi="TimeNewRoman"/>
                 <w:sz w:val="30"/>
               </w:rPr>
-              <w:t>34+62=96</w:t>
+              <w:t>63-24=39</w:t>
             </w:r>
           </w:p>
         </w:tc>
@@ -1432,7 +1519,7 @@
                 <w:rFonts w:ascii="TimeNewRoman" w:hAnsi="TimeNewRoman"/>
                 <w:sz w:val="30"/>
               </w:rPr>
-              <w:t>85-46=39</w:t>
+              <w:t>44+12=56</w:t>
             </w:r>
           </w:p>
         </w:tc>
@@ -1449,7 +1536,7 @@
                 <w:rFonts w:ascii="TimeNewRoman" w:hAnsi="TimeNewRoman"/>
                 <w:sz w:val="30"/>
               </w:rPr>
-              <w:t>69+17=86</w:t>
+              <w:t>12+34=46</w:t>
             </w:r>
           </w:p>
         </w:tc>
@@ -1466,7 +1553,7 @@
                 <w:rFonts w:ascii="TimeNewRoman" w:hAnsi="TimeNewRoman"/>
                 <w:sz w:val="30"/>
               </w:rPr>
-              <w:t>6+33=39</w:t>
+              <w:t>78-6=72</w:t>
             </w:r>
           </w:p>
         </w:tc>
@@ -1483,7 +1570,7 @@
                 <w:rFonts w:ascii="TimeNewRoman" w:hAnsi="TimeNewRoman"/>
                 <w:sz w:val="30"/>
               </w:rPr>
-              <w:t>86-32=54</w:t>
+              <w:t>75-27=48</w:t>
             </w:r>
           </w:p>
         </w:tc>
@@ -1500,7 +1587,7 @@
                 <w:rFonts w:ascii="TimeNewRoman" w:hAnsi="TimeNewRoman"/>
                 <w:sz w:val="30"/>
               </w:rPr>
-              <w:t>91-1=90</w:t>
+              <w:t>1+12=13</w:t>
             </w:r>
           </w:p>
         </w:tc>
@@ -1519,7 +1606,7 @@
                 <w:rFonts w:ascii="TimeNewRoman" w:hAnsi="TimeNewRoman"/>
                 <w:sz w:val="30"/>
               </w:rPr>
-              <w:t>99+0=99</w:t>
+              <w:t>29+44=73</w:t>
             </w:r>
           </w:p>
         </w:tc>
@@ -1536,7 +1623,7 @@
                 <w:rFonts w:ascii="TimeNewRoman" w:hAnsi="TimeNewRoman"/>
                 <w:sz w:val="30"/>
               </w:rPr>
-              <w:t>34-24=10</w:t>
+              <w:t>9+51=60</w:t>
             </w:r>
           </w:p>
         </w:tc>
@@ -1553,7 +1640,7 @@
                 <w:rFonts w:ascii="TimeNewRoman" w:hAnsi="TimeNewRoman"/>
                 <w:sz w:val="30"/>
               </w:rPr>
-              <w:t>83-55=28</w:t>
+              <w:t>79-34=45</w:t>
             </w:r>
           </w:p>
         </w:tc>
@@ -1570,7 +1657,7 @@
                 <w:rFonts w:ascii="TimeNewRoman" w:hAnsi="TimeNewRoman"/>
                 <w:sz w:val="30"/>
               </w:rPr>
-              <w:t>37-12=25</w:t>
+              <w:t>39-20=19</w:t>
             </w:r>
           </w:p>
         </w:tc>
@@ -1587,7 +1674,7 @@
                 <w:rFonts w:ascii="TimeNewRoman" w:hAnsi="TimeNewRoman"/>
                 <w:sz w:val="30"/>
               </w:rPr>
-              <w:t>47-42=5</w:t>
+              <w:t>89-6=83</w:t>
             </w:r>
           </w:p>
         </w:tc>
@@ -1606,7 +1693,7 @@
                 <w:rFonts w:ascii="TimeNewRoman" w:hAnsi="TimeNewRoman"/>
                 <w:sz w:val="30"/>
               </w:rPr>
-              <w:t>30-21=9</w:t>
+              <w:t>16+39=55</w:t>
             </w:r>
           </w:p>
         </w:tc>
@@ -1623,7 +1710,7 @@
                 <w:rFonts w:ascii="TimeNewRoman" w:hAnsi="TimeNewRoman"/>
                 <w:sz w:val="30"/>
               </w:rPr>
-              <w:t>43-13=30</w:t>
+              <w:t>42-24=18</w:t>
             </w:r>
           </w:p>
         </w:tc>
@@ -1640,7 +1727,7 @@
                 <w:rFonts w:ascii="TimeNewRoman" w:hAnsi="TimeNewRoman"/>
                 <w:sz w:val="30"/>
               </w:rPr>
-              <w:t>60-43=17</w:t>
+              <w:t>98+1=99</w:t>
             </w:r>
           </w:p>
         </w:tc>
@@ -1657,7 +1744,7 @@
                 <w:rFonts w:ascii="TimeNewRoman" w:hAnsi="TimeNewRoman"/>
                 <w:sz w:val="30"/>
               </w:rPr>
-              <w:t>25+63=88</w:t>
+              <w:t>91-38=53</w:t>
             </w:r>
           </w:p>
         </w:tc>
@@ -1674,94 +1761,7 @@
                 <w:rFonts w:ascii="TimeNewRoman" w:hAnsi="TimeNewRoman"/>
                 <w:sz w:val="30"/>
               </w:rPr>
-              <w:t>58+34=92</w:t>
-            </w:r>
-          </w:p>
-        </w:tc>
-      </w:tr>
-      <w:tr>
-        <w:tc>
-          <w:tcPr>
-            <w:tcW w:type="dxa" w:w="1987"/>
-          </w:tcPr>
-          <w:p>
-            <w:pPr>
-              <w:jc w:val="left"/>
-            </w:pPr>
-            <w:r>
-              <w:rPr>
-                <w:rFonts w:ascii="TimeNewRoman" w:hAnsi="TimeNewRoman"/>
-                <w:sz w:val="30"/>
-              </w:rPr>
-              <w:t>46-11=35</w:t>
-            </w:r>
-          </w:p>
-        </w:tc>
-        <w:tc>
-          <w:tcPr>
-            <w:tcW w:type="dxa" w:w="1987"/>
-          </w:tcPr>
-          <w:p>
-            <w:pPr>
-              <w:jc w:val="left"/>
-            </w:pPr>
-            <w:r>
-              <w:rPr>
-                <w:rFonts w:ascii="TimeNewRoman" w:hAnsi="TimeNewRoman"/>
-                <w:sz w:val="30"/>
-              </w:rPr>
-              <w:t>31+47=78</w:t>
-            </w:r>
-          </w:p>
-        </w:tc>
-        <w:tc>
-          <w:tcPr>
-            <w:tcW w:type="dxa" w:w="1987"/>
-          </w:tcPr>
-          <w:p>
-            <w:pPr>
-              <w:jc w:val="left"/>
-            </w:pPr>
-            <w:r>
-              <w:rPr>
-                <w:rFonts w:ascii="TimeNewRoman" w:hAnsi="TimeNewRoman"/>
-                <w:sz w:val="30"/>
-              </w:rPr>
-              <w:t>53-22=31</w:t>
-            </w:r>
-          </w:p>
-        </w:tc>
-        <w:tc>
-          <w:tcPr>
-            <w:tcW w:type="dxa" w:w="1987"/>
-          </w:tcPr>
-          <w:p>
-            <w:pPr>
-              <w:jc w:val="left"/>
-            </w:pPr>
-            <w:r>
-              <w:rPr>
-                <w:rFonts w:ascii="TimeNewRoman" w:hAnsi="TimeNewRoman"/>
-                <w:sz w:val="30"/>
-              </w:rPr>
-              <w:t>29-2=27</w:t>
-            </w:r>
-          </w:p>
-        </w:tc>
-        <w:tc>
-          <w:tcPr>
-            <w:tcW w:type="dxa" w:w="1987"/>
-          </w:tcPr>
-          <w:p>
-            <w:pPr>
-              <w:jc w:val="left"/>
-            </w:pPr>
-            <w:r>
-              <w:rPr>
-                <w:rFonts w:ascii="TimeNewRoman" w:hAnsi="TimeNewRoman"/>
-                <w:sz w:val="30"/>
-              </w:rPr>
-              <w:t>17+21=38</w:t>
+              <w:t>5+19=24</w:t>
             </w:r>
           </w:p>
         </w:tc>

--- a/answers-of-addition_and_subtraction_within_100.docx
+++ b/answers-of-addition_and_subtraction_within_100.docx
@@ -40,7 +40,7 @@
                 <w:rFonts w:ascii="TimeNewRoman" w:hAnsi="TimeNewRoman"/>
                 <w:sz w:val="30"/>
               </w:rPr>
-              <w:t>56+42=98</w:t>
+              <w:t>15+66=81</w:t>
             </w:r>
           </w:p>
         </w:tc>
@@ -57,7 +57,7 @@
                 <w:rFonts w:ascii="TimeNewRoman" w:hAnsi="TimeNewRoman"/>
                 <w:sz w:val="30"/>
               </w:rPr>
-              <w:t>96-92=4</w:t>
+              <w:t>56-26=30</w:t>
             </w:r>
           </w:p>
         </w:tc>
@@ -74,7 +74,7 @@
                 <w:rFonts w:ascii="TimeNewRoman" w:hAnsi="TimeNewRoman"/>
                 <w:sz w:val="30"/>
               </w:rPr>
-              <w:t>86-54=32</w:t>
+              <w:t>53+13=66</w:t>
             </w:r>
           </w:p>
         </w:tc>
@@ -91,7 +91,7 @@
                 <w:rFonts w:ascii="TimeNewRoman" w:hAnsi="TimeNewRoman"/>
                 <w:sz w:val="30"/>
               </w:rPr>
-              <w:t>23+21=44</w:t>
+              <w:t>92-73=19</w:t>
             </w:r>
           </w:p>
         </w:tc>
@@ -108,7 +108,7 @@
                 <w:rFonts w:ascii="TimeNewRoman" w:hAnsi="TimeNewRoman"/>
                 <w:sz w:val="30"/>
               </w:rPr>
-              <w:t>75-40=35</w:t>
+              <w:t>55+5=60</w:t>
             </w:r>
           </w:p>
         </w:tc>
@@ -127,7 +127,7 @@
                 <w:rFonts w:ascii="TimeNewRoman" w:hAnsi="TimeNewRoman"/>
                 <w:sz w:val="30"/>
               </w:rPr>
-              <w:t>65+31=96</w:t>
+              <w:t>48-37=11</w:t>
             </w:r>
           </w:p>
         </w:tc>
@@ -144,7 +144,7 @@
                 <w:rFonts w:ascii="TimeNewRoman" w:hAnsi="TimeNewRoman"/>
                 <w:sz w:val="30"/>
               </w:rPr>
-              <w:t>78-51=27</w:t>
+              <w:t>30+69=99</w:t>
             </w:r>
           </w:p>
         </w:tc>
@@ -161,7 +161,7 @@
                 <w:rFonts w:ascii="TimeNewRoman" w:hAnsi="TimeNewRoman"/>
                 <w:sz w:val="30"/>
               </w:rPr>
-              <w:t>60-25=35</w:t>
+              <w:t>81-71=10</w:t>
             </w:r>
           </w:p>
         </w:tc>
@@ -178,7 +178,7 @@
                 <w:rFonts w:ascii="TimeNewRoman" w:hAnsi="TimeNewRoman"/>
                 <w:sz w:val="30"/>
               </w:rPr>
-              <w:t>52+13=65</w:t>
+              <w:t>51-22=29</w:t>
             </w:r>
           </w:p>
         </w:tc>
@@ -195,7 +195,7 @@
                 <w:rFonts w:ascii="TimeNewRoman" w:hAnsi="TimeNewRoman"/>
                 <w:sz w:val="30"/>
               </w:rPr>
-              <w:t>25-13=12</w:t>
+              <w:t>58-13=45</w:t>
             </w:r>
           </w:p>
         </w:tc>
@@ -214,7 +214,7 @@
                 <w:rFonts w:ascii="TimeNewRoman" w:hAnsi="TimeNewRoman"/>
                 <w:sz w:val="30"/>
               </w:rPr>
-              <w:t>82+8=90</w:t>
+              <w:t>56+22=78</w:t>
             </w:r>
           </w:p>
         </w:tc>
@@ -231,7 +231,7 @@
                 <w:rFonts w:ascii="TimeNewRoman" w:hAnsi="TimeNewRoman"/>
                 <w:sz w:val="30"/>
               </w:rPr>
-              <w:t>97-93=4</w:t>
+              <w:t>84-4=80</w:t>
             </w:r>
           </w:p>
         </w:tc>
@@ -248,7 +248,7 @@
                 <w:rFonts w:ascii="TimeNewRoman" w:hAnsi="TimeNewRoman"/>
                 <w:sz w:val="30"/>
               </w:rPr>
-              <w:t>15+69=84</w:t>
+              <w:t>74-65=9</w:t>
             </w:r>
           </w:p>
         </w:tc>
@@ -265,7 +265,7 @@
                 <w:rFonts w:ascii="TimeNewRoman" w:hAnsi="TimeNewRoman"/>
                 <w:sz w:val="30"/>
               </w:rPr>
-              <w:t>58+32=90</w:t>
+              <w:t>62-33=29</w:t>
             </w:r>
           </w:p>
         </w:tc>
@@ -282,7 +282,7 @@
                 <w:rFonts w:ascii="TimeNewRoman" w:hAnsi="TimeNewRoman"/>
                 <w:sz w:val="30"/>
               </w:rPr>
-              <w:t>78-35=43</w:t>
+              <w:t>74-66=8</w:t>
             </w:r>
           </w:p>
         </w:tc>
@@ -301,7 +301,7 @@
                 <w:rFonts w:ascii="TimeNewRoman" w:hAnsi="TimeNewRoman"/>
                 <w:sz w:val="30"/>
               </w:rPr>
-              <w:t>61-12=49</w:t>
+              <w:t>27-12=15</w:t>
             </w:r>
           </w:p>
         </w:tc>
@@ -318,672 +318,10 @@
                 <w:rFonts w:ascii="TimeNewRoman" w:hAnsi="TimeNewRoman"/>
                 <w:sz w:val="30"/>
               </w:rPr>
-              <w:t>66+7=73</w:t>
+              <w:t>0+36=36</w:t>
             </w:r>
           </w:p>
         </w:tc>
-        <w:tc>
-          <w:tcPr>
-            <w:tcW w:type="dxa" w:w="1987"/>
-          </w:tcPr>
-          <w:p>
-            <w:pPr>
-              <w:jc w:val="left"/>
-            </w:pPr>
-            <w:r>
-              <w:rPr>
-                <w:rFonts w:ascii="TimeNewRoman" w:hAnsi="TimeNewRoman"/>
-                <w:sz w:val="30"/>
-              </w:rPr>
-              <w:t>75+22=97</w:t>
-            </w:r>
-          </w:p>
-        </w:tc>
-        <w:tc>
-          <w:tcPr>
-            <w:tcW w:type="dxa" w:w="1987"/>
-          </w:tcPr>
-          <w:p>
-            <w:pPr>
-              <w:jc w:val="left"/>
-            </w:pPr>
-            <w:r>
-              <w:rPr>
-                <w:rFonts w:ascii="TimeNewRoman" w:hAnsi="TimeNewRoman"/>
-                <w:sz w:val="30"/>
-              </w:rPr>
-              <w:t>89-16=73</w:t>
-            </w:r>
-          </w:p>
-        </w:tc>
-        <w:tc>
-          <w:tcPr>
-            <w:tcW w:type="dxa" w:w="1987"/>
-          </w:tcPr>
-          <w:p>
-            <w:pPr>
-              <w:jc w:val="left"/>
-            </w:pPr>
-            <w:r>
-              <w:rPr>
-                <w:rFonts w:ascii="TimeNewRoman" w:hAnsi="TimeNewRoman"/>
-                <w:sz w:val="30"/>
-              </w:rPr>
-              <w:t>6+29=35</w:t>
-            </w:r>
-          </w:p>
-        </w:tc>
-      </w:tr>
-      <w:tr>
-        <w:tc>
-          <w:tcPr>
-            <w:tcW w:type="dxa" w:w="1987"/>
-          </w:tcPr>
-          <w:p>
-            <w:pPr>
-              <w:jc w:val="left"/>
-            </w:pPr>
-            <w:r>
-              <w:rPr>
-                <w:rFonts w:ascii="TimeNewRoman" w:hAnsi="TimeNewRoman"/>
-                <w:sz w:val="30"/>
-              </w:rPr>
-              <w:t>84-19=65</w:t>
-            </w:r>
-          </w:p>
-        </w:tc>
-        <w:tc>
-          <w:tcPr>
-            <w:tcW w:type="dxa" w:w="1987"/>
-          </w:tcPr>
-          <w:p>
-            <w:pPr>
-              <w:jc w:val="left"/>
-            </w:pPr>
-            <w:r>
-              <w:rPr>
-                <w:rFonts w:ascii="TimeNewRoman" w:hAnsi="TimeNewRoman"/>
-                <w:sz w:val="30"/>
-              </w:rPr>
-              <w:t>83-0=83</w:t>
-            </w:r>
-          </w:p>
-        </w:tc>
-        <w:tc>
-          <w:tcPr>
-            <w:tcW w:type="dxa" w:w="1987"/>
-          </w:tcPr>
-          <w:p>
-            <w:pPr>
-              <w:jc w:val="left"/>
-            </w:pPr>
-            <w:r>
-              <w:rPr>
-                <w:rFonts w:ascii="TimeNewRoman" w:hAnsi="TimeNewRoman"/>
-                <w:sz w:val="30"/>
-              </w:rPr>
-              <w:t>81-75=6</w:t>
-            </w:r>
-          </w:p>
-        </w:tc>
-        <w:tc>
-          <w:tcPr>
-            <w:tcW w:type="dxa" w:w="1987"/>
-          </w:tcPr>
-          <w:p>
-            <w:pPr>
-              <w:jc w:val="left"/>
-            </w:pPr>
-            <w:r>
-              <w:rPr>
-                <w:rFonts w:ascii="TimeNewRoman" w:hAnsi="TimeNewRoman"/>
-                <w:sz w:val="30"/>
-              </w:rPr>
-              <w:t>3+75=78</w:t>
-            </w:r>
-          </w:p>
-        </w:tc>
-        <w:tc>
-          <w:tcPr>
-            <w:tcW w:type="dxa" w:w="1987"/>
-          </w:tcPr>
-          <w:p>
-            <w:pPr>
-              <w:jc w:val="left"/>
-            </w:pPr>
-            <w:r>
-              <w:rPr>
-                <w:rFonts w:ascii="TimeNewRoman" w:hAnsi="TimeNewRoman"/>
-                <w:sz w:val="30"/>
-              </w:rPr>
-              <w:t>26-24=2</w:t>
-            </w:r>
-          </w:p>
-        </w:tc>
-      </w:tr>
-      <w:tr>
-        <w:tc>
-          <w:tcPr>
-            <w:tcW w:type="dxa" w:w="1987"/>
-          </w:tcPr>
-          <w:p>
-            <w:pPr>
-              <w:jc w:val="left"/>
-            </w:pPr>
-            <w:r>
-              <w:rPr>
-                <w:rFonts w:ascii="TimeNewRoman" w:hAnsi="TimeNewRoman"/>
-                <w:sz w:val="30"/>
-              </w:rPr>
-              <w:t>10-0=10</w:t>
-            </w:r>
-          </w:p>
-        </w:tc>
-        <w:tc>
-          <w:tcPr>
-            <w:tcW w:type="dxa" w:w="1987"/>
-          </w:tcPr>
-          <w:p>
-            <w:pPr>
-              <w:jc w:val="left"/>
-            </w:pPr>
-            <w:r>
-              <w:rPr>
-                <w:rFonts w:ascii="TimeNewRoman" w:hAnsi="TimeNewRoman"/>
-                <w:sz w:val="30"/>
-              </w:rPr>
-              <w:t>48-31=17</w:t>
-            </w:r>
-          </w:p>
-        </w:tc>
-        <w:tc>
-          <w:tcPr>
-            <w:tcW w:type="dxa" w:w="1987"/>
-          </w:tcPr>
-          <w:p>
-            <w:pPr>
-              <w:jc w:val="left"/>
-            </w:pPr>
-            <w:r>
-              <w:rPr>
-                <w:rFonts w:ascii="TimeNewRoman" w:hAnsi="TimeNewRoman"/>
-                <w:sz w:val="30"/>
-              </w:rPr>
-              <w:t>2-1=1</w:t>
-            </w:r>
-          </w:p>
-        </w:tc>
-        <w:tc>
-          <w:tcPr>
-            <w:tcW w:type="dxa" w:w="1987"/>
-          </w:tcPr>
-          <w:p>
-            <w:pPr>
-              <w:jc w:val="left"/>
-            </w:pPr>
-            <w:r>
-              <w:rPr>
-                <w:rFonts w:ascii="TimeNewRoman" w:hAnsi="TimeNewRoman"/>
-                <w:sz w:val="30"/>
-              </w:rPr>
-              <w:t>75-5=70</w:t>
-            </w:r>
-          </w:p>
-        </w:tc>
-        <w:tc>
-          <w:tcPr>
-            <w:tcW w:type="dxa" w:w="1987"/>
-          </w:tcPr>
-          <w:p>
-            <w:pPr>
-              <w:jc w:val="left"/>
-            </w:pPr>
-            <w:r>
-              <w:rPr>
-                <w:rFonts w:ascii="TimeNewRoman" w:hAnsi="TimeNewRoman"/>
-                <w:sz w:val="30"/>
-              </w:rPr>
-              <w:t>41-39=2</w:t>
-            </w:r>
-          </w:p>
-        </w:tc>
-      </w:tr>
-      <w:tr>
-        <w:tc>
-          <w:tcPr>
-            <w:tcW w:type="dxa" w:w="1987"/>
-          </w:tcPr>
-          <w:p>
-            <w:pPr>
-              <w:jc w:val="left"/>
-            </w:pPr>
-            <w:r>
-              <w:rPr>
-                <w:rFonts w:ascii="TimeNewRoman" w:hAnsi="TimeNewRoman"/>
-                <w:sz w:val="30"/>
-              </w:rPr>
-              <w:t>30+27=57</w:t>
-            </w:r>
-          </w:p>
-        </w:tc>
-        <w:tc>
-          <w:tcPr>
-            <w:tcW w:type="dxa" w:w="1987"/>
-          </w:tcPr>
-          <w:p>
-            <w:pPr>
-              <w:jc w:val="left"/>
-            </w:pPr>
-            <w:r>
-              <w:rPr>
-                <w:rFonts w:ascii="TimeNewRoman" w:hAnsi="TimeNewRoman"/>
-                <w:sz w:val="30"/>
-              </w:rPr>
-              <w:t>11+84=95</w:t>
-            </w:r>
-          </w:p>
-        </w:tc>
-        <w:tc>
-          <w:tcPr>
-            <w:tcW w:type="dxa" w:w="1987"/>
-          </w:tcPr>
-          <w:p>
-            <w:pPr>
-              <w:jc w:val="left"/>
-            </w:pPr>
-            <w:r>
-              <w:rPr>
-                <w:rFonts w:ascii="TimeNewRoman" w:hAnsi="TimeNewRoman"/>
-                <w:sz w:val="30"/>
-              </w:rPr>
-              <w:t>98-18=80</w:t>
-            </w:r>
-          </w:p>
-        </w:tc>
-        <w:tc>
-          <w:tcPr>
-            <w:tcW w:type="dxa" w:w="1987"/>
-          </w:tcPr>
-          <w:p>
-            <w:pPr>
-              <w:jc w:val="left"/>
-            </w:pPr>
-            <w:r>
-              <w:rPr>
-                <w:rFonts w:ascii="TimeNewRoman" w:hAnsi="TimeNewRoman"/>
-                <w:sz w:val="30"/>
-              </w:rPr>
-              <w:t>38-13=25</w:t>
-            </w:r>
-          </w:p>
-        </w:tc>
-        <w:tc>
-          <w:tcPr>
-            <w:tcW w:type="dxa" w:w="1987"/>
-          </w:tcPr>
-          <w:p>
-            <w:pPr>
-              <w:jc w:val="left"/>
-            </w:pPr>
-            <w:r>
-              <w:rPr>
-                <w:rFonts w:ascii="TimeNewRoman" w:hAnsi="TimeNewRoman"/>
-                <w:sz w:val="30"/>
-              </w:rPr>
-              <w:t>18+32=50</w:t>
-            </w:r>
-          </w:p>
-        </w:tc>
-      </w:tr>
-      <w:tr>
-        <w:tc>
-          <w:tcPr>
-            <w:tcW w:type="dxa" w:w="1987"/>
-          </w:tcPr>
-          <w:p>
-            <w:pPr>
-              <w:jc w:val="left"/>
-            </w:pPr>
-            <w:r>
-              <w:rPr>
-                <w:rFonts w:ascii="TimeNewRoman" w:hAnsi="TimeNewRoman"/>
-                <w:sz w:val="30"/>
-              </w:rPr>
-              <w:t>1+14=15</w:t>
-            </w:r>
-          </w:p>
-        </w:tc>
-        <w:tc>
-          <w:tcPr>
-            <w:tcW w:type="dxa" w:w="1987"/>
-          </w:tcPr>
-          <w:p>
-            <w:pPr>
-              <w:jc w:val="left"/>
-            </w:pPr>
-            <w:r>
-              <w:rPr>
-                <w:rFonts w:ascii="TimeNewRoman" w:hAnsi="TimeNewRoman"/>
-                <w:sz w:val="30"/>
-              </w:rPr>
-              <w:t>67-17=50</w:t>
-            </w:r>
-          </w:p>
-        </w:tc>
-        <w:tc>
-          <w:tcPr>
-            <w:tcW w:type="dxa" w:w="1987"/>
-          </w:tcPr>
-          <w:p>
-            <w:pPr>
-              <w:jc w:val="left"/>
-            </w:pPr>
-            <w:r>
-              <w:rPr>
-                <w:rFonts w:ascii="TimeNewRoman" w:hAnsi="TimeNewRoman"/>
-                <w:sz w:val="30"/>
-              </w:rPr>
-              <w:t>86-2=84</w:t>
-            </w:r>
-          </w:p>
-        </w:tc>
-        <w:tc>
-          <w:tcPr>
-            <w:tcW w:type="dxa" w:w="1987"/>
-          </w:tcPr>
-          <w:p>
-            <w:pPr>
-              <w:jc w:val="left"/>
-            </w:pPr>
-            <w:r>
-              <w:rPr>
-                <w:rFonts w:ascii="TimeNewRoman" w:hAnsi="TimeNewRoman"/>
-                <w:sz w:val="30"/>
-              </w:rPr>
-              <w:t>31+4=35</w:t>
-            </w:r>
-          </w:p>
-        </w:tc>
-        <w:tc>
-          <w:tcPr>
-            <w:tcW w:type="dxa" w:w="1987"/>
-          </w:tcPr>
-          <w:p>
-            <w:pPr>
-              <w:jc w:val="left"/>
-            </w:pPr>
-            <w:r>
-              <w:rPr>
-                <w:rFonts w:ascii="TimeNewRoman" w:hAnsi="TimeNewRoman"/>
-                <w:sz w:val="30"/>
-              </w:rPr>
-              <w:t>70-36=34</w:t>
-            </w:r>
-          </w:p>
-        </w:tc>
-      </w:tr>
-      <w:tr>
-        <w:tc>
-          <w:tcPr>
-            <w:tcW w:type="dxa" w:w="1987"/>
-          </w:tcPr>
-          <w:p>
-            <w:pPr>
-              <w:jc w:val="left"/>
-            </w:pPr>
-            <w:r>
-              <w:rPr>
-                <w:rFonts w:ascii="TimeNewRoman" w:hAnsi="TimeNewRoman"/>
-                <w:sz w:val="30"/>
-              </w:rPr>
-              <w:t>98-92=6</w:t>
-            </w:r>
-          </w:p>
-        </w:tc>
-        <w:tc>
-          <w:tcPr>
-            <w:tcW w:type="dxa" w:w="1987"/>
-          </w:tcPr>
-          <w:p>
-            <w:pPr>
-              <w:jc w:val="left"/>
-            </w:pPr>
-            <w:r>
-              <w:rPr>
-                <w:rFonts w:ascii="TimeNewRoman" w:hAnsi="TimeNewRoman"/>
-                <w:sz w:val="30"/>
-              </w:rPr>
-              <w:t>36+4=40</w:t>
-            </w:r>
-          </w:p>
-        </w:tc>
-        <w:tc>
-          <w:tcPr>
-            <w:tcW w:type="dxa" w:w="1987"/>
-          </w:tcPr>
-          <w:p>
-            <w:pPr>
-              <w:jc w:val="left"/>
-            </w:pPr>
-            <w:r>
-              <w:rPr>
-                <w:rFonts w:ascii="TimeNewRoman" w:hAnsi="TimeNewRoman"/>
-                <w:sz w:val="30"/>
-              </w:rPr>
-              <w:t>95-4=91</w:t>
-            </w:r>
-          </w:p>
-        </w:tc>
-        <w:tc>
-          <w:tcPr>
-            <w:tcW w:type="dxa" w:w="1987"/>
-          </w:tcPr>
-          <w:p>
-            <w:pPr>
-              <w:jc w:val="left"/>
-            </w:pPr>
-            <w:r>
-              <w:rPr>
-                <w:rFonts w:ascii="TimeNewRoman" w:hAnsi="TimeNewRoman"/>
-                <w:sz w:val="30"/>
-              </w:rPr>
-              <w:t>1+42=43</w:t>
-            </w:r>
-          </w:p>
-        </w:tc>
-        <w:tc>
-          <w:tcPr>
-            <w:tcW w:type="dxa" w:w="1987"/>
-          </w:tcPr>
-          <w:p>
-            <w:pPr>
-              <w:jc w:val="left"/>
-            </w:pPr>
-            <w:r>
-              <w:rPr>
-                <w:rFonts w:ascii="TimeNewRoman" w:hAnsi="TimeNewRoman"/>
-                <w:sz w:val="30"/>
-              </w:rPr>
-              <w:t>57-20=37</w:t>
-            </w:r>
-          </w:p>
-        </w:tc>
-      </w:tr>
-      <w:tr>
-        <w:tc>
-          <w:tcPr>
-            <w:tcW w:type="dxa" w:w="1987"/>
-          </w:tcPr>
-          <w:p>
-            <w:pPr>
-              <w:jc w:val="left"/>
-            </w:pPr>
-            <w:r>
-              <w:rPr>
-                <w:rFonts w:ascii="TimeNewRoman" w:hAnsi="TimeNewRoman"/>
-                <w:sz w:val="30"/>
-              </w:rPr>
-              <w:t>97-15=82</w:t>
-            </w:r>
-          </w:p>
-        </w:tc>
-        <w:tc>
-          <w:tcPr>
-            <w:tcW w:type="dxa" w:w="1987"/>
-          </w:tcPr>
-          <w:p>
-            <w:pPr>
-              <w:jc w:val="left"/>
-            </w:pPr>
-            <w:r>
-              <w:rPr>
-                <w:rFonts w:ascii="TimeNewRoman" w:hAnsi="TimeNewRoman"/>
-                <w:sz w:val="30"/>
-              </w:rPr>
-              <w:t>34+12=46</w:t>
-            </w:r>
-          </w:p>
-        </w:tc>
-        <w:tc>
-          <w:tcPr>
-            <w:tcW w:type="dxa" w:w="1987"/>
-          </w:tcPr>
-          <w:p>
-            <w:pPr>
-              <w:jc w:val="left"/>
-            </w:pPr>
-            <w:r>
-              <w:rPr>
-                <w:rFonts w:ascii="TimeNewRoman" w:hAnsi="TimeNewRoman"/>
-                <w:sz w:val="30"/>
-              </w:rPr>
-              <w:t>72+21=93</w:t>
-            </w:r>
-          </w:p>
-        </w:tc>
-        <w:tc>
-          <w:tcPr>
-            <w:tcW w:type="dxa" w:w="1987"/>
-          </w:tcPr>
-          <w:p>
-            <w:pPr>
-              <w:jc w:val="left"/>
-            </w:pPr>
-            <w:r>
-              <w:rPr>
-                <w:rFonts w:ascii="TimeNewRoman" w:hAnsi="TimeNewRoman"/>
-                <w:sz w:val="30"/>
-              </w:rPr>
-              <w:t>30-11=19</w:t>
-            </w:r>
-          </w:p>
-        </w:tc>
-        <w:tc>
-          <w:tcPr>
-            <w:tcW w:type="dxa" w:w="1987"/>
-          </w:tcPr>
-          <w:p>
-            <w:pPr>
-              <w:jc w:val="left"/>
-            </w:pPr>
-            <w:r>
-              <w:rPr>
-                <w:rFonts w:ascii="TimeNewRoman" w:hAnsi="TimeNewRoman"/>
-                <w:sz w:val="30"/>
-              </w:rPr>
-              <w:t>65+33=98</w:t>
-            </w:r>
-          </w:p>
-        </w:tc>
-      </w:tr>
-      <w:tr>
-        <w:tc>
-          <w:tcPr>
-            <w:tcW w:type="dxa" w:w="1987"/>
-          </w:tcPr>
-          <w:p>
-            <w:pPr>
-              <w:jc w:val="left"/>
-            </w:pPr>
-            <w:r>
-              <w:rPr>
-                <w:rFonts w:ascii="TimeNewRoman" w:hAnsi="TimeNewRoman"/>
-                <w:sz w:val="30"/>
-              </w:rPr>
-              <w:t>47+33=80</w:t>
-            </w:r>
-          </w:p>
-        </w:tc>
-        <w:tc>
-          <w:tcPr>
-            <w:tcW w:type="dxa" w:w="1987"/>
-          </w:tcPr>
-          <w:p>
-            <w:pPr>
-              <w:jc w:val="left"/>
-            </w:pPr>
-            <w:r>
-              <w:rPr>
-                <w:rFonts w:ascii="TimeNewRoman" w:hAnsi="TimeNewRoman"/>
-                <w:sz w:val="30"/>
-              </w:rPr>
-              <w:t>53+26=79</w:t>
-            </w:r>
-          </w:p>
-        </w:tc>
-        <w:tc>
-          <w:tcPr>
-            <w:tcW w:type="dxa" w:w="1987"/>
-          </w:tcPr>
-          <w:p>
-            <w:pPr>
-              <w:jc w:val="left"/>
-            </w:pPr>
-            <w:r>
-              <w:rPr>
-                <w:rFonts w:ascii="TimeNewRoman" w:hAnsi="TimeNewRoman"/>
-                <w:sz w:val="30"/>
-              </w:rPr>
-              <w:t>88+2=90</w:t>
-            </w:r>
-          </w:p>
-        </w:tc>
-        <w:tc>
-          <w:tcPr>
-            <w:tcW w:type="dxa" w:w="1987"/>
-          </w:tcPr>
-          <w:p>
-            <w:pPr>
-              <w:jc w:val="left"/>
-            </w:pPr>
-            <w:r>
-              <w:rPr>
-                <w:rFonts w:ascii="TimeNewRoman" w:hAnsi="TimeNewRoman"/>
-                <w:sz w:val="30"/>
-              </w:rPr>
-              <w:t>7+92=99</w:t>
-            </w:r>
-          </w:p>
-        </w:tc>
-        <w:tc>
-          <w:tcPr>
-            <w:tcW w:type="dxa" w:w="1987"/>
-          </w:tcPr>
-          <w:p>
-            <w:pPr>
-              <w:jc w:val="left"/>
-            </w:pPr>
-            <w:r>
-              <w:rPr>
-                <w:rFonts w:ascii="TimeNewRoman" w:hAnsi="TimeNewRoman"/>
-                <w:sz w:val="30"/>
-              </w:rPr>
-              <w:t>99+0=99</w:t>
-            </w:r>
-          </w:p>
-        </w:tc>
-      </w:tr>
-      <w:tr>
         <w:tc>
           <w:tcPr>
             <w:tcW w:type="dxa" w:w="1987"/>
@@ -1014,7 +352,7 @@
                 <w:rFonts w:ascii="TimeNewRoman" w:hAnsi="TimeNewRoman"/>
                 <w:sz w:val="30"/>
               </w:rPr>
-              <w:t>44+32=76</w:t>
+              <w:t>39-12=27</w:t>
             </w:r>
           </w:p>
         </w:tc>
@@ -1031,41 +369,7 @@
                 <w:rFonts w:ascii="TimeNewRoman" w:hAnsi="TimeNewRoman"/>
                 <w:sz w:val="30"/>
               </w:rPr>
-              <w:t>45-42=3</w:t>
-            </w:r>
-          </w:p>
-        </w:tc>
-        <w:tc>
-          <w:tcPr>
-            <w:tcW w:type="dxa" w:w="1987"/>
-          </w:tcPr>
-          <w:p>
-            <w:pPr>
-              <w:jc w:val="left"/>
-            </w:pPr>
-            <w:r>
-              <w:rPr>
-                <w:rFonts w:ascii="TimeNewRoman" w:hAnsi="TimeNewRoman"/>
-                <w:sz w:val="30"/>
-              </w:rPr>
-              <w:t>35+1=36</w:t>
-            </w:r>
-          </w:p>
-        </w:tc>
-        <w:tc>
-          <w:tcPr>
-            <w:tcW w:type="dxa" w:w="1987"/>
-          </w:tcPr>
-          <w:p>
-            <w:pPr>
-              <w:jc w:val="left"/>
-            </w:pPr>
-            <w:r>
-              <w:rPr>
-                <w:rFonts w:ascii="TimeNewRoman" w:hAnsi="TimeNewRoman"/>
-                <w:sz w:val="30"/>
-              </w:rPr>
-              <w:t>91-66=25</w:t>
+              <w:t>39+18=57</w:t>
             </w:r>
           </w:p>
         </w:tc>
@@ -1084,7 +388,7 @@
                 <w:rFonts w:ascii="TimeNewRoman" w:hAnsi="TimeNewRoman"/>
                 <w:sz w:val="30"/>
               </w:rPr>
-              <w:t>11+63=74</w:t>
+              <w:t>77-27=50</w:t>
             </w:r>
           </w:p>
         </w:tc>
@@ -1101,7 +405,7 @@
                 <w:rFonts w:ascii="TimeNewRoman" w:hAnsi="TimeNewRoman"/>
                 <w:sz w:val="30"/>
               </w:rPr>
-              <w:t>89-4=85</w:t>
+              <w:t>58+31=89</w:t>
             </w:r>
           </w:p>
         </w:tc>
@@ -1118,7 +422,7 @@
                 <w:rFonts w:ascii="TimeNewRoman" w:hAnsi="TimeNewRoman"/>
                 <w:sz w:val="30"/>
               </w:rPr>
-              <w:t>60-29=31</w:t>
+              <w:t>66+31=97</w:t>
             </w:r>
           </w:p>
         </w:tc>
@@ -1135,7 +439,7 @@
                 <w:rFonts w:ascii="TimeNewRoman" w:hAnsi="TimeNewRoman"/>
                 <w:sz w:val="30"/>
               </w:rPr>
-              <w:t>12+11=23</w:t>
+              <w:t>59+39=98</w:t>
             </w:r>
           </w:p>
         </w:tc>
@@ -1152,7 +456,7 @@
                 <w:rFonts w:ascii="TimeNewRoman" w:hAnsi="TimeNewRoman"/>
                 <w:sz w:val="30"/>
               </w:rPr>
-              <w:t>44-16=28</w:t>
+              <w:t>71-40=31</w:t>
             </w:r>
           </w:p>
         </w:tc>
@@ -1171,7 +475,7 @@
                 <w:rFonts w:ascii="TimeNewRoman" w:hAnsi="TimeNewRoman"/>
                 <w:sz w:val="30"/>
               </w:rPr>
-              <w:t>78-67=11</w:t>
+              <w:t>54+6=60</w:t>
             </w:r>
           </w:p>
         </w:tc>
@@ -1188,7 +492,7 @@
                 <w:rFonts w:ascii="TimeNewRoman" w:hAnsi="TimeNewRoman"/>
                 <w:sz w:val="30"/>
               </w:rPr>
-              <w:t>4+36=40</w:t>
+              <w:t>51+5=56</w:t>
             </w:r>
           </w:p>
         </w:tc>
@@ -1205,7 +509,7 @@
                 <w:rFonts w:ascii="TimeNewRoman" w:hAnsi="TimeNewRoman"/>
                 <w:sz w:val="30"/>
               </w:rPr>
-              <w:t>21-1=20</w:t>
+              <w:t>25-6=19</w:t>
             </w:r>
           </w:p>
         </w:tc>
@@ -1222,7 +526,7 @@
                 <w:rFonts w:ascii="TimeNewRoman" w:hAnsi="TimeNewRoman"/>
                 <w:sz w:val="30"/>
               </w:rPr>
-              <w:t>16+40=56</w:t>
+              <w:t>77+7=84</w:t>
             </w:r>
           </w:p>
         </w:tc>
@@ -1239,7 +543,7 @@
                 <w:rFonts w:ascii="TimeNewRoman" w:hAnsi="TimeNewRoman"/>
                 <w:sz w:val="30"/>
               </w:rPr>
-              <w:t>74-35=39</w:t>
+              <w:t>83-0=83</w:t>
             </w:r>
           </w:p>
         </w:tc>
@@ -1258,7 +562,7 @@
                 <w:rFonts w:ascii="TimeNewRoman" w:hAnsi="TimeNewRoman"/>
                 <w:sz w:val="30"/>
               </w:rPr>
-              <w:t>80-48=32</w:t>
+              <w:t>54+21=75</w:t>
             </w:r>
           </w:p>
         </w:tc>
@@ -1275,7 +579,7 @@
                 <w:rFonts w:ascii="TimeNewRoman" w:hAnsi="TimeNewRoman"/>
                 <w:sz w:val="30"/>
               </w:rPr>
-              <w:t>16+14=30</w:t>
+              <w:t>83-29=54</w:t>
             </w:r>
           </w:p>
         </w:tc>
@@ -1292,7 +596,7 @@
                 <w:rFonts w:ascii="TimeNewRoman" w:hAnsi="TimeNewRoman"/>
                 <w:sz w:val="30"/>
               </w:rPr>
-              <w:t>42+47=89</w:t>
+              <w:t>32+39=71</w:t>
             </w:r>
           </w:p>
         </w:tc>
@@ -1309,7 +613,7 @@
                 <w:rFonts w:ascii="TimeNewRoman" w:hAnsi="TimeNewRoman"/>
                 <w:sz w:val="30"/>
               </w:rPr>
-              <w:t>70-49=21</w:t>
+              <w:t>7+19=26</w:t>
             </w:r>
           </w:p>
         </w:tc>
@@ -1326,7 +630,7 @@
                 <w:rFonts w:ascii="TimeNewRoman" w:hAnsi="TimeNewRoman"/>
                 <w:sz w:val="30"/>
               </w:rPr>
-              <w:t>29+57=86</w:t>
+              <w:t>17+67=84</w:t>
             </w:r>
           </w:p>
         </w:tc>
@@ -1345,7 +649,7 @@
                 <w:rFonts w:ascii="TimeNewRoman" w:hAnsi="TimeNewRoman"/>
                 <w:sz w:val="30"/>
               </w:rPr>
-              <w:t>88-35=53</w:t>
+              <w:t>87-21=66</w:t>
             </w:r>
           </w:p>
         </w:tc>
@@ -1362,7 +666,7 @@
                 <w:rFonts w:ascii="TimeNewRoman" w:hAnsi="TimeNewRoman"/>
                 <w:sz w:val="30"/>
               </w:rPr>
-              <w:t>35-4=31</w:t>
+              <w:t>18+24=42</w:t>
             </w:r>
           </w:p>
         </w:tc>
@@ -1379,7 +683,7 @@
                 <w:rFonts w:ascii="TimeNewRoman" w:hAnsi="TimeNewRoman"/>
                 <w:sz w:val="30"/>
               </w:rPr>
-              <w:t>21+74=95</w:t>
+              <w:t>63+25=88</w:t>
             </w:r>
           </w:p>
         </w:tc>
@@ -1396,7 +700,7 @@
                 <w:rFonts w:ascii="TimeNewRoman" w:hAnsi="TimeNewRoman"/>
                 <w:sz w:val="30"/>
               </w:rPr>
-              <w:t>93-38=55</w:t>
+              <w:t>71+2=73</w:t>
             </w:r>
           </w:p>
         </w:tc>
@@ -1413,7 +717,7 @@
                 <w:rFonts w:ascii="TimeNewRoman" w:hAnsi="TimeNewRoman"/>
                 <w:sz w:val="30"/>
               </w:rPr>
-              <w:t>17-15=2</w:t>
+              <w:t>45+36=81</w:t>
             </w:r>
           </w:p>
         </w:tc>
@@ -1432,7 +736,7 @@
                 <w:rFonts w:ascii="TimeNewRoman" w:hAnsi="TimeNewRoman"/>
                 <w:sz w:val="30"/>
               </w:rPr>
-              <w:t>62+10=72</w:t>
+              <w:t>69-62=7</w:t>
             </w:r>
           </w:p>
         </w:tc>
@@ -1449,7 +753,7 @@
                 <w:rFonts w:ascii="TimeNewRoman" w:hAnsi="TimeNewRoman"/>
                 <w:sz w:val="30"/>
               </w:rPr>
-              <w:t>31-18=13</w:t>
+              <w:t>70-53=17</w:t>
             </w:r>
           </w:p>
         </w:tc>
@@ -1466,7 +770,7 @@
                 <w:rFonts w:ascii="TimeNewRoman" w:hAnsi="TimeNewRoman"/>
                 <w:sz w:val="30"/>
               </w:rPr>
-              <w:t>59-56=3</w:t>
+              <w:t>34+16=50</w:t>
             </w:r>
           </w:p>
         </w:tc>
@@ -1483,7 +787,7 @@
                 <w:rFonts w:ascii="TimeNewRoman" w:hAnsi="TimeNewRoman"/>
                 <w:sz w:val="30"/>
               </w:rPr>
-              <w:t>1+44=45</w:t>
+              <w:t>40+57=97</w:t>
             </w:r>
           </w:p>
         </w:tc>
@@ -1500,7 +804,7 @@
                 <w:rFonts w:ascii="TimeNewRoman" w:hAnsi="TimeNewRoman"/>
                 <w:sz w:val="30"/>
               </w:rPr>
-              <w:t>63-24=39</w:t>
+              <w:t>13-1=12</w:t>
             </w:r>
           </w:p>
         </w:tc>
@@ -1519,7 +823,7 @@
                 <w:rFonts w:ascii="TimeNewRoman" w:hAnsi="TimeNewRoman"/>
                 <w:sz w:val="30"/>
               </w:rPr>
-              <w:t>44+12=56</w:t>
+              <w:t>94-79=15</w:t>
             </w:r>
           </w:p>
         </w:tc>
@@ -1536,7 +840,7 @@
                 <w:rFonts w:ascii="TimeNewRoman" w:hAnsi="TimeNewRoman"/>
                 <w:sz w:val="30"/>
               </w:rPr>
-              <w:t>12+34=46</w:t>
+              <w:t>2+59=61</w:t>
             </w:r>
           </w:p>
         </w:tc>
@@ -1553,7 +857,7 @@
                 <w:rFonts w:ascii="TimeNewRoman" w:hAnsi="TimeNewRoman"/>
                 <w:sz w:val="30"/>
               </w:rPr>
-              <w:t>78-6=72</w:t>
+              <w:t>17+14=31</w:t>
             </w:r>
           </w:p>
         </w:tc>
@@ -1570,7 +874,7 @@
                 <w:rFonts w:ascii="TimeNewRoman" w:hAnsi="TimeNewRoman"/>
                 <w:sz w:val="30"/>
               </w:rPr>
-              <w:t>75-27=48</w:t>
+              <w:t>61+25=86</w:t>
             </w:r>
           </w:p>
         </w:tc>
@@ -1587,7 +891,7 @@
                 <w:rFonts w:ascii="TimeNewRoman" w:hAnsi="TimeNewRoman"/>
                 <w:sz w:val="30"/>
               </w:rPr>
-              <w:t>1+12=13</w:t>
+              <w:t>52+15=67</w:t>
             </w:r>
           </w:p>
         </w:tc>
@@ -1606,7 +910,7 @@
                 <w:rFonts w:ascii="TimeNewRoman" w:hAnsi="TimeNewRoman"/>
                 <w:sz w:val="30"/>
               </w:rPr>
-              <w:t>29+44=73</w:t>
+              <w:t>63-28=35</w:t>
             </w:r>
           </w:p>
         </w:tc>
@@ -1623,7 +927,7 @@
                 <w:rFonts w:ascii="TimeNewRoman" w:hAnsi="TimeNewRoman"/>
                 <w:sz w:val="30"/>
               </w:rPr>
-              <w:t>9+51=60</w:t>
+              <w:t>80-61=19</w:t>
             </w:r>
           </w:p>
         </w:tc>
@@ -1640,7 +944,7 @@
                 <w:rFonts w:ascii="TimeNewRoman" w:hAnsi="TimeNewRoman"/>
                 <w:sz w:val="30"/>
               </w:rPr>
-              <w:t>79-34=45</w:t>
+              <w:t>0+31=31</w:t>
             </w:r>
           </w:p>
         </w:tc>
@@ -1657,7 +961,7 @@
                 <w:rFonts w:ascii="TimeNewRoman" w:hAnsi="TimeNewRoman"/>
                 <w:sz w:val="30"/>
               </w:rPr>
-              <w:t>39-20=19</w:t>
+              <w:t>11+30=41</w:t>
             </w:r>
           </w:p>
         </w:tc>
@@ -1674,7 +978,7 @@
                 <w:rFonts w:ascii="TimeNewRoman" w:hAnsi="TimeNewRoman"/>
                 <w:sz w:val="30"/>
               </w:rPr>
-              <w:t>89-6=83</w:t>
+              <w:t>89-10=79</w:t>
             </w:r>
           </w:p>
         </w:tc>
@@ -1693,7 +997,7 @@
                 <w:rFonts w:ascii="TimeNewRoman" w:hAnsi="TimeNewRoman"/>
                 <w:sz w:val="30"/>
               </w:rPr>
-              <w:t>16+39=55</w:t>
+              <w:t>99-60=39</w:t>
             </w:r>
           </w:p>
         </w:tc>
@@ -1710,7 +1014,7 @@
                 <w:rFonts w:ascii="TimeNewRoman" w:hAnsi="TimeNewRoman"/>
                 <w:sz w:val="30"/>
               </w:rPr>
-              <w:t>42-24=18</w:t>
+              <w:t>14+13=27</w:t>
             </w:r>
           </w:p>
         </w:tc>
@@ -1727,7 +1031,7 @@
                 <w:rFonts w:ascii="TimeNewRoman" w:hAnsi="TimeNewRoman"/>
                 <w:sz w:val="30"/>
               </w:rPr>
-              <w:t>98+1=99</w:t>
+              <w:t>37-25=12</w:t>
             </w:r>
           </w:p>
         </w:tc>
@@ -1744,7 +1048,7 @@
                 <w:rFonts w:ascii="TimeNewRoman" w:hAnsi="TimeNewRoman"/>
                 <w:sz w:val="30"/>
               </w:rPr>
-              <w:t>91-38=53</w:t>
+              <w:t>19-9=10</w:t>
             </w:r>
           </w:p>
         </w:tc>
@@ -1761,7 +1065,703 @@
                 <w:rFonts w:ascii="TimeNewRoman" w:hAnsi="TimeNewRoman"/>
                 <w:sz w:val="30"/>
               </w:rPr>
-              <w:t>5+19=24</w:t>
+              <w:t>17+52=69</w:t>
+            </w:r>
+          </w:p>
+        </w:tc>
+      </w:tr>
+      <w:tr>
+        <w:tc>
+          <w:tcPr>
+            <w:tcW w:type="dxa" w:w="1987"/>
+          </w:tcPr>
+          <w:p>
+            <w:pPr>
+              <w:jc w:val="left"/>
+            </w:pPr>
+            <w:r>
+              <w:rPr>
+                <w:rFonts w:ascii="TimeNewRoman" w:hAnsi="TimeNewRoman"/>
+                <w:sz w:val="30"/>
+              </w:rPr>
+              <w:t>57+11=68</w:t>
+            </w:r>
+          </w:p>
+        </w:tc>
+        <w:tc>
+          <w:tcPr>
+            <w:tcW w:type="dxa" w:w="1987"/>
+          </w:tcPr>
+          <w:p>
+            <w:pPr>
+              <w:jc w:val="left"/>
+            </w:pPr>
+            <w:r>
+              <w:rPr>
+                <w:rFonts w:ascii="TimeNewRoman" w:hAnsi="TimeNewRoman"/>
+                <w:sz w:val="30"/>
+              </w:rPr>
+              <w:t>3+74=77</w:t>
+            </w:r>
+          </w:p>
+        </w:tc>
+        <w:tc>
+          <w:tcPr>
+            <w:tcW w:type="dxa" w:w="1987"/>
+          </w:tcPr>
+          <w:p>
+            <w:pPr>
+              <w:jc w:val="left"/>
+            </w:pPr>
+            <w:r>
+              <w:rPr>
+                <w:rFonts w:ascii="TimeNewRoman" w:hAnsi="TimeNewRoman"/>
+                <w:sz w:val="30"/>
+              </w:rPr>
+              <w:t>78-16=62</w:t>
+            </w:r>
+          </w:p>
+        </w:tc>
+        <w:tc>
+          <w:tcPr>
+            <w:tcW w:type="dxa" w:w="1987"/>
+          </w:tcPr>
+          <w:p>
+            <w:pPr>
+              <w:jc w:val="left"/>
+            </w:pPr>
+            <w:r>
+              <w:rPr>
+                <w:rFonts w:ascii="TimeNewRoman" w:hAnsi="TimeNewRoman"/>
+                <w:sz w:val="30"/>
+              </w:rPr>
+              <w:t>93+3=96</w:t>
+            </w:r>
+          </w:p>
+        </w:tc>
+        <w:tc>
+          <w:tcPr>
+            <w:tcW w:type="dxa" w:w="1987"/>
+          </w:tcPr>
+          <w:p>
+            <w:pPr>
+              <w:jc w:val="left"/>
+            </w:pPr>
+            <w:r>
+              <w:rPr>
+                <w:rFonts w:ascii="TimeNewRoman" w:hAnsi="TimeNewRoman"/>
+                <w:sz w:val="30"/>
+              </w:rPr>
+              <w:t>54+25=79</w:t>
+            </w:r>
+          </w:p>
+        </w:tc>
+      </w:tr>
+      <w:tr>
+        <w:tc>
+          <w:tcPr>
+            <w:tcW w:type="dxa" w:w="1987"/>
+          </w:tcPr>
+          <w:p>
+            <w:pPr>
+              <w:jc w:val="left"/>
+            </w:pPr>
+            <w:r>
+              <w:rPr>
+                <w:rFonts w:ascii="TimeNewRoman" w:hAnsi="TimeNewRoman"/>
+                <w:sz w:val="30"/>
+              </w:rPr>
+              <w:t>52+30=82</w:t>
+            </w:r>
+          </w:p>
+        </w:tc>
+        <w:tc>
+          <w:tcPr>
+            <w:tcW w:type="dxa" w:w="1987"/>
+          </w:tcPr>
+          <w:p>
+            <w:pPr>
+              <w:jc w:val="left"/>
+            </w:pPr>
+            <w:r>
+              <w:rPr>
+                <w:rFonts w:ascii="TimeNewRoman" w:hAnsi="TimeNewRoman"/>
+                <w:sz w:val="30"/>
+              </w:rPr>
+              <w:t>47-30=17</w:t>
+            </w:r>
+          </w:p>
+        </w:tc>
+        <w:tc>
+          <w:tcPr>
+            <w:tcW w:type="dxa" w:w="1987"/>
+          </w:tcPr>
+          <w:p>
+            <w:pPr>
+              <w:jc w:val="left"/>
+            </w:pPr>
+            <w:r>
+              <w:rPr>
+                <w:rFonts w:ascii="TimeNewRoman" w:hAnsi="TimeNewRoman"/>
+                <w:sz w:val="30"/>
+              </w:rPr>
+              <w:t>42-10=32</w:t>
+            </w:r>
+          </w:p>
+        </w:tc>
+        <w:tc>
+          <w:tcPr>
+            <w:tcW w:type="dxa" w:w="1987"/>
+          </w:tcPr>
+          <w:p>
+            <w:pPr>
+              <w:jc w:val="left"/>
+            </w:pPr>
+            <w:r>
+              <w:rPr>
+                <w:rFonts w:ascii="TimeNewRoman" w:hAnsi="TimeNewRoman"/>
+                <w:sz w:val="30"/>
+              </w:rPr>
+              <w:t>40+29=69</w:t>
+            </w:r>
+          </w:p>
+        </w:tc>
+        <w:tc>
+          <w:tcPr>
+            <w:tcW w:type="dxa" w:w="1987"/>
+          </w:tcPr>
+          <w:p>
+            <w:pPr>
+              <w:jc w:val="left"/>
+            </w:pPr>
+            <w:r>
+              <w:rPr>
+                <w:rFonts w:ascii="TimeNewRoman" w:hAnsi="TimeNewRoman"/>
+                <w:sz w:val="30"/>
+              </w:rPr>
+              <w:t>99-86=13</w:t>
+            </w:r>
+          </w:p>
+        </w:tc>
+      </w:tr>
+      <w:tr>
+        <w:tc>
+          <w:tcPr>
+            <w:tcW w:type="dxa" w:w="1987"/>
+          </w:tcPr>
+          <w:p>
+            <w:pPr>
+              <w:jc w:val="left"/>
+            </w:pPr>
+            <w:r>
+              <w:rPr>
+                <w:rFonts w:ascii="TimeNewRoman" w:hAnsi="TimeNewRoman"/>
+                <w:sz w:val="30"/>
+              </w:rPr>
+              <w:t>20+40=60</w:t>
+            </w:r>
+          </w:p>
+        </w:tc>
+        <w:tc>
+          <w:tcPr>
+            <w:tcW w:type="dxa" w:w="1987"/>
+          </w:tcPr>
+          <w:p>
+            <w:pPr>
+              <w:jc w:val="left"/>
+            </w:pPr>
+            <w:r>
+              <w:rPr>
+                <w:rFonts w:ascii="TimeNewRoman" w:hAnsi="TimeNewRoman"/>
+                <w:sz w:val="30"/>
+              </w:rPr>
+              <w:t>0+92=92</w:t>
+            </w:r>
+          </w:p>
+        </w:tc>
+        <w:tc>
+          <w:tcPr>
+            <w:tcW w:type="dxa" w:w="1987"/>
+          </w:tcPr>
+          <w:p>
+            <w:pPr>
+              <w:jc w:val="left"/>
+            </w:pPr>
+            <w:r>
+              <w:rPr>
+                <w:rFonts w:ascii="TimeNewRoman" w:hAnsi="TimeNewRoman"/>
+                <w:sz w:val="30"/>
+              </w:rPr>
+              <w:t>80-77=3</w:t>
+            </w:r>
+          </w:p>
+        </w:tc>
+        <w:tc>
+          <w:tcPr>
+            <w:tcW w:type="dxa" w:w="1987"/>
+          </w:tcPr>
+          <w:p>
+            <w:pPr>
+              <w:jc w:val="left"/>
+            </w:pPr>
+            <w:r>
+              <w:rPr>
+                <w:rFonts w:ascii="TimeNewRoman" w:hAnsi="TimeNewRoman"/>
+                <w:sz w:val="30"/>
+              </w:rPr>
+              <w:t>96-84=12</w:t>
+            </w:r>
+          </w:p>
+        </w:tc>
+        <w:tc>
+          <w:tcPr>
+            <w:tcW w:type="dxa" w:w="1987"/>
+          </w:tcPr>
+          <w:p>
+            <w:pPr>
+              <w:jc w:val="left"/>
+            </w:pPr>
+            <w:r>
+              <w:rPr>
+                <w:rFonts w:ascii="TimeNewRoman" w:hAnsi="TimeNewRoman"/>
+                <w:sz w:val="30"/>
+              </w:rPr>
+              <w:t>53-13=40</w:t>
+            </w:r>
+          </w:p>
+        </w:tc>
+      </w:tr>
+      <w:tr>
+        <w:tc>
+          <w:tcPr>
+            <w:tcW w:type="dxa" w:w="1987"/>
+          </w:tcPr>
+          <w:p>
+            <w:pPr>
+              <w:jc w:val="left"/>
+            </w:pPr>
+            <w:r>
+              <w:rPr>
+                <w:rFonts w:ascii="TimeNewRoman" w:hAnsi="TimeNewRoman"/>
+                <w:sz w:val="30"/>
+              </w:rPr>
+              <w:t>62-37=25</w:t>
+            </w:r>
+          </w:p>
+        </w:tc>
+        <w:tc>
+          <w:tcPr>
+            <w:tcW w:type="dxa" w:w="1987"/>
+          </w:tcPr>
+          <w:p>
+            <w:pPr>
+              <w:jc w:val="left"/>
+            </w:pPr>
+            <w:r>
+              <w:rPr>
+                <w:rFonts w:ascii="TimeNewRoman" w:hAnsi="TimeNewRoman"/>
+                <w:sz w:val="30"/>
+              </w:rPr>
+              <w:t>13+67=80</w:t>
+            </w:r>
+          </w:p>
+        </w:tc>
+        <w:tc>
+          <w:tcPr>
+            <w:tcW w:type="dxa" w:w="1987"/>
+          </w:tcPr>
+          <w:p>
+            <w:pPr>
+              <w:jc w:val="left"/>
+            </w:pPr>
+            <w:r>
+              <w:rPr>
+                <w:rFonts w:ascii="TimeNewRoman" w:hAnsi="TimeNewRoman"/>
+                <w:sz w:val="30"/>
+              </w:rPr>
+              <w:t>80-1=79</w:t>
+            </w:r>
+          </w:p>
+        </w:tc>
+        <w:tc>
+          <w:tcPr>
+            <w:tcW w:type="dxa" w:w="1987"/>
+          </w:tcPr>
+          <w:p>
+            <w:pPr>
+              <w:jc w:val="left"/>
+            </w:pPr>
+            <w:r>
+              <w:rPr>
+                <w:rFonts w:ascii="TimeNewRoman" w:hAnsi="TimeNewRoman"/>
+                <w:sz w:val="30"/>
+              </w:rPr>
+              <w:t>10+47=57</w:t>
+            </w:r>
+          </w:p>
+        </w:tc>
+        <w:tc>
+          <w:tcPr>
+            <w:tcW w:type="dxa" w:w="1987"/>
+          </w:tcPr>
+          <w:p>
+            <w:pPr>
+              <w:jc w:val="left"/>
+            </w:pPr>
+            <w:r>
+              <w:rPr>
+                <w:rFonts w:ascii="TimeNewRoman" w:hAnsi="TimeNewRoman"/>
+                <w:sz w:val="30"/>
+              </w:rPr>
+              <w:t>8+84=92</w:t>
+            </w:r>
+          </w:p>
+        </w:tc>
+      </w:tr>
+      <w:tr>
+        <w:tc>
+          <w:tcPr>
+            <w:tcW w:type="dxa" w:w="1987"/>
+          </w:tcPr>
+          <w:p>
+            <w:pPr>
+              <w:jc w:val="left"/>
+            </w:pPr>
+            <w:r>
+              <w:rPr>
+                <w:rFonts w:ascii="TimeNewRoman" w:hAnsi="TimeNewRoman"/>
+                <w:sz w:val="30"/>
+              </w:rPr>
+              <w:t>15-1=14</w:t>
+            </w:r>
+          </w:p>
+        </w:tc>
+        <w:tc>
+          <w:tcPr>
+            <w:tcW w:type="dxa" w:w="1987"/>
+          </w:tcPr>
+          <w:p>
+            <w:pPr>
+              <w:jc w:val="left"/>
+            </w:pPr>
+            <w:r>
+              <w:rPr>
+                <w:rFonts w:ascii="TimeNewRoman" w:hAnsi="TimeNewRoman"/>
+                <w:sz w:val="30"/>
+              </w:rPr>
+              <w:t>31+37=68</w:t>
+            </w:r>
+          </w:p>
+        </w:tc>
+        <w:tc>
+          <w:tcPr>
+            <w:tcW w:type="dxa" w:w="1987"/>
+          </w:tcPr>
+          <w:p>
+            <w:pPr>
+              <w:jc w:val="left"/>
+            </w:pPr>
+            <w:r>
+              <w:rPr>
+                <w:rFonts w:ascii="TimeNewRoman" w:hAnsi="TimeNewRoman"/>
+                <w:sz w:val="30"/>
+              </w:rPr>
+              <w:t>24+29=53</w:t>
+            </w:r>
+          </w:p>
+        </w:tc>
+        <w:tc>
+          <w:tcPr>
+            <w:tcW w:type="dxa" w:w="1987"/>
+          </w:tcPr>
+          <w:p>
+            <w:pPr>
+              <w:jc w:val="left"/>
+            </w:pPr>
+            <w:r>
+              <w:rPr>
+                <w:rFonts w:ascii="TimeNewRoman" w:hAnsi="TimeNewRoman"/>
+                <w:sz w:val="30"/>
+              </w:rPr>
+              <w:t>72-0=72</w:t>
+            </w:r>
+          </w:p>
+        </w:tc>
+        <w:tc>
+          <w:tcPr>
+            <w:tcW w:type="dxa" w:w="1987"/>
+          </w:tcPr>
+          <w:p>
+            <w:pPr>
+              <w:jc w:val="left"/>
+            </w:pPr>
+            <w:r>
+              <w:rPr>
+                <w:rFonts w:ascii="TimeNewRoman" w:hAnsi="TimeNewRoman"/>
+                <w:sz w:val="30"/>
+              </w:rPr>
+              <w:t>23+15=38</w:t>
+            </w:r>
+          </w:p>
+        </w:tc>
+      </w:tr>
+      <w:tr>
+        <w:tc>
+          <w:tcPr>
+            <w:tcW w:type="dxa" w:w="1987"/>
+          </w:tcPr>
+          <w:p>
+            <w:pPr>
+              <w:jc w:val="left"/>
+            </w:pPr>
+            <w:r>
+              <w:rPr>
+                <w:rFonts w:ascii="TimeNewRoman" w:hAnsi="TimeNewRoman"/>
+                <w:sz w:val="30"/>
+              </w:rPr>
+              <w:t>23-20=3</w:t>
+            </w:r>
+          </w:p>
+        </w:tc>
+        <w:tc>
+          <w:tcPr>
+            <w:tcW w:type="dxa" w:w="1987"/>
+          </w:tcPr>
+          <w:p>
+            <w:pPr>
+              <w:jc w:val="left"/>
+            </w:pPr>
+            <w:r>
+              <w:rPr>
+                <w:rFonts w:ascii="TimeNewRoman" w:hAnsi="TimeNewRoman"/>
+                <w:sz w:val="30"/>
+              </w:rPr>
+              <w:t>98-47=51</w:t>
+            </w:r>
+          </w:p>
+        </w:tc>
+        <w:tc>
+          <w:tcPr>
+            <w:tcW w:type="dxa" w:w="1987"/>
+          </w:tcPr>
+          <w:p>
+            <w:pPr>
+              <w:jc w:val="left"/>
+            </w:pPr>
+            <w:r>
+              <w:rPr>
+                <w:rFonts w:ascii="TimeNewRoman" w:hAnsi="TimeNewRoman"/>
+                <w:sz w:val="30"/>
+              </w:rPr>
+              <w:t>69-36=33</w:t>
+            </w:r>
+          </w:p>
+        </w:tc>
+        <w:tc>
+          <w:tcPr>
+            <w:tcW w:type="dxa" w:w="1987"/>
+          </w:tcPr>
+          <w:p>
+            <w:pPr>
+              <w:jc w:val="left"/>
+            </w:pPr>
+            <w:r>
+              <w:rPr>
+                <w:rFonts w:ascii="TimeNewRoman" w:hAnsi="TimeNewRoman"/>
+                <w:sz w:val="30"/>
+              </w:rPr>
+              <w:t>82-43=39</w:t>
+            </w:r>
+          </w:p>
+        </w:tc>
+        <w:tc>
+          <w:tcPr>
+            <w:tcW w:type="dxa" w:w="1987"/>
+          </w:tcPr>
+          <w:p>
+            <w:pPr>
+              <w:jc w:val="left"/>
+            </w:pPr>
+            <w:r>
+              <w:rPr>
+                <w:rFonts w:ascii="TimeNewRoman" w:hAnsi="TimeNewRoman"/>
+                <w:sz w:val="30"/>
+              </w:rPr>
+              <w:t>35-8=27</w:t>
+            </w:r>
+          </w:p>
+        </w:tc>
+      </w:tr>
+      <w:tr>
+        <w:tc>
+          <w:tcPr>
+            <w:tcW w:type="dxa" w:w="1987"/>
+          </w:tcPr>
+          <w:p>
+            <w:pPr>
+              <w:jc w:val="left"/>
+            </w:pPr>
+            <w:r>
+              <w:rPr>
+                <w:rFonts w:ascii="TimeNewRoman" w:hAnsi="TimeNewRoman"/>
+                <w:sz w:val="30"/>
+              </w:rPr>
+              <w:t>74+5=79</w:t>
+            </w:r>
+          </w:p>
+        </w:tc>
+        <w:tc>
+          <w:tcPr>
+            <w:tcW w:type="dxa" w:w="1987"/>
+          </w:tcPr>
+          <w:p>
+            <w:pPr>
+              <w:jc w:val="left"/>
+            </w:pPr>
+            <w:r>
+              <w:rPr>
+                <w:rFonts w:ascii="TimeNewRoman" w:hAnsi="TimeNewRoman"/>
+                <w:sz w:val="30"/>
+              </w:rPr>
+              <w:t>18+3=21</w:t>
+            </w:r>
+          </w:p>
+        </w:tc>
+        <w:tc>
+          <w:tcPr>
+            <w:tcW w:type="dxa" w:w="1987"/>
+          </w:tcPr>
+          <w:p>
+            <w:pPr>
+              <w:jc w:val="left"/>
+            </w:pPr>
+            <w:r>
+              <w:rPr>
+                <w:rFonts w:ascii="TimeNewRoman" w:hAnsi="TimeNewRoman"/>
+                <w:sz w:val="30"/>
+              </w:rPr>
+              <w:t>90-12=78</w:t>
+            </w:r>
+          </w:p>
+        </w:tc>
+        <w:tc>
+          <w:tcPr>
+            <w:tcW w:type="dxa" w:w="1987"/>
+          </w:tcPr>
+          <w:p>
+            <w:pPr>
+              <w:jc w:val="left"/>
+            </w:pPr>
+            <w:r>
+              <w:rPr>
+                <w:rFonts w:ascii="TimeNewRoman" w:hAnsi="TimeNewRoman"/>
+                <w:sz w:val="30"/>
+              </w:rPr>
+              <w:t>81-43=38</w:t>
+            </w:r>
+          </w:p>
+        </w:tc>
+        <w:tc>
+          <w:tcPr>
+            <w:tcW w:type="dxa" w:w="1987"/>
+          </w:tcPr>
+          <w:p>
+            <w:pPr>
+              <w:jc w:val="left"/>
+            </w:pPr>
+            <w:r>
+              <w:rPr>
+                <w:rFonts w:ascii="TimeNewRoman" w:hAnsi="TimeNewRoman"/>
+                <w:sz w:val="30"/>
+              </w:rPr>
+              <w:t>87+10=97</w:t>
+            </w:r>
+          </w:p>
+        </w:tc>
+      </w:tr>
+      <w:tr>
+        <w:tc>
+          <w:tcPr>
+            <w:tcW w:type="dxa" w:w="1987"/>
+          </w:tcPr>
+          <w:p>
+            <w:pPr>
+              <w:jc w:val="left"/>
+            </w:pPr>
+            <w:r>
+              <w:rPr>
+                <w:rFonts w:ascii="TimeNewRoman" w:hAnsi="TimeNewRoman"/>
+                <w:sz w:val="30"/>
+              </w:rPr>
+              <w:t>28+62=90</w:t>
+            </w:r>
+          </w:p>
+        </w:tc>
+        <w:tc>
+          <w:tcPr>
+            <w:tcW w:type="dxa" w:w="1987"/>
+          </w:tcPr>
+          <w:p>
+            <w:pPr>
+              <w:jc w:val="left"/>
+            </w:pPr>
+            <w:r>
+              <w:rPr>
+                <w:rFonts w:ascii="TimeNewRoman" w:hAnsi="TimeNewRoman"/>
+                <w:sz w:val="30"/>
+              </w:rPr>
+              <w:t>49+30=79</w:t>
+            </w:r>
+          </w:p>
+        </w:tc>
+        <w:tc>
+          <w:tcPr>
+            <w:tcW w:type="dxa" w:w="1987"/>
+          </w:tcPr>
+          <w:p>
+            <w:pPr>
+              <w:jc w:val="left"/>
+            </w:pPr>
+            <w:r>
+              <w:rPr>
+                <w:rFonts w:ascii="TimeNewRoman" w:hAnsi="TimeNewRoman"/>
+                <w:sz w:val="30"/>
+              </w:rPr>
+              <w:t>61+20=81</w:t>
+            </w:r>
+          </w:p>
+        </w:tc>
+        <w:tc>
+          <w:tcPr>
+            <w:tcW w:type="dxa" w:w="1987"/>
+          </w:tcPr>
+          <w:p>
+            <w:pPr>
+              <w:jc w:val="left"/>
+            </w:pPr>
+            <w:r>
+              <w:rPr>
+                <w:rFonts w:ascii="TimeNewRoman" w:hAnsi="TimeNewRoman"/>
+                <w:sz w:val="30"/>
+              </w:rPr>
+              <w:t>69-33=36</w:t>
+            </w:r>
+          </w:p>
+        </w:tc>
+        <w:tc>
+          <w:tcPr>
+            <w:tcW w:type="dxa" w:w="1987"/>
+          </w:tcPr>
+          <w:p>
+            <w:pPr>
+              <w:jc w:val="left"/>
+            </w:pPr>
+            <w:r>
+              <w:rPr>
+                <w:rFonts w:ascii="TimeNewRoman" w:hAnsi="TimeNewRoman"/>
+                <w:sz w:val="30"/>
+              </w:rPr>
+              <w:t>61+32=93</w:t>
             </w:r>
           </w:p>
         </w:tc>

--- a/answers-of-addition_and_subtraction_within_100.docx
+++ b/answers-of-addition_and_subtraction_within_100.docx
@@ -11,7 +11,7 @@
           <w:rFonts w:ascii="Arial" w:hAnsi="Arial"/>
           <w:sz w:val="30"/>
         </w:rPr>
-        <w:t>2026-09-29 Tuesday</w:t>
+        <w:t>2026-09-30 Wednesday</w:t>
       </w:r>
     </w:p>
     <w:tbl>
@@ -40,7 +40,7 @@
                 <w:rFonts w:ascii="TimeNewRoman" w:hAnsi="TimeNewRoman"/>
                 <w:sz w:val="30"/>
               </w:rPr>
-              <w:t>15+66=81</w:t>
+              <w:t>85-73=12</w:t>
             </w:r>
           </w:p>
         </w:tc>
@@ -57,7 +57,7 @@
                 <w:rFonts w:ascii="TimeNewRoman" w:hAnsi="TimeNewRoman"/>
                 <w:sz w:val="30"/>
               </w:rPr>
-              <w:t>56-26=30</w:t>
+              <w:t>75+9=84</w:t>
             </w:r>
           </w:p>
         </w:tc>
@@ -74,7 +74,7 @@
                 <w:rFonts w:ascii="TimeNewRoman" w:hAnsi="TimeNewRoman"/>
                 <w:sz w:val="30"/>
               </w:rPr>
-              <w:t>53+13=66</w:t>
+              <w:t>52+28=80</w:t>
             </w:r>
           </w:p>
         </w:tc>
@@ -91,7 +91,7 @@
                 <w:rFonts w:ascii="TimeNewRoman" w:hAnsi="TimeNewRoman"/>
                 <w:sz w:val="30"/>
               </w:rPr>
-              <w:t>92-73=19</w:t>
+              <w:t>81-74=7</w:t>
             </w:r>
           </w:p>
         </w:tc>
@@ -108,7 +108,7 @@
                 <w:rFonts w:ascii="TimeNewRoman" w:hAnsi="TimeNewRoman"/>
                 <w:sz w:val="30"/>
               </w:rPr>
-              <w:t>55+5=60</w:t>
+              <w:t>18+8=26</w:t>
             </w:r>
           </w:p>
         </w:tc>
@@ -127,7 +127,7 @@
                 <w:rFonts w:ascii="TimeNewRoman" w:hAnsi="TimeNewRoman"/>
                 <w:sz w:val="30"/>
               </w:rPr>
-              <w:t>48-37=11</w:t>
+              <w:t>37-10=27</w:t>
             </w:r>
           </w:p>
         </w:tc>
@@ -144,7 +144,7 @@
                 <w:rFonts w:ascii="TimeNewRoman" w:hAnsi="TimeNewRoman"/>
                 <w:sz w:val="30"/>
               </w:rPr>
-              <w:t>30+69=99</w:t>
+              <w:t>27-1=26</w:t>
             </w:r>
           </w:p>
         </w:tc>
@@ -161,7 +161,7 @@
                 <w:rFonts w:ascii="TimeNewRoman" w:hAnsi="TimeNewRoman"/>
                 <w:sz w:val="30"/>
               </w:rPr>
-              <w:t>81-71=10</w:t>
+              <w:t>37-11=26</w:t>
             </w:r>
           </w:p>
         </w:tc>
@@ -178,7 +178,7 @@
                 <w:rFonts w:ascii="TimeNewRoman" w:hAnsi="TimeNewRoman"/>
                 <w:sz w:val="30"/>
               </w:rPr>
-              <w:t>51-22=29</w:t>
+              <w:t>44+2=46</w:t>
             </w:r>
           </w:p>
         </w:tc>
@@ -195,7 +195,7 @@
                 <w:rFonts w:ascii="TimeNewRoman" w:hAnsi="TimeNewRoman"/>
                 <w:sz w:val="30"/>
               </w:rPr>
-              <w:t>58-13=45</w:t>
+              <w:t>68+26=94</w:t>
             </w:r>
           </w:p>
         </w:tc>
@@ -214,7 +214,7 @@
                 <w:rFonts w:ascii="TimeNewRoman" w:hAnsi="TimeNewRoman"/>
                 <w:sz w:val="30"/>
               </w:rPr>
-              <w:t>56+22=78</w:t>
+              <w:t>92-61=31</w:t>
             </w:r>
           </w:p>
         </w:tc>
@@ -231,7 +231,7 @@
                 <w:rFonts w:ascii="TimeNewRoman" w:hAnsi="TimeNewRoman"/>
                 <w:sz w:val="30"/>
               </w:rPr>
-              <w:t>84-4=80</w:t>
+              <w:t>80-30=50</w:t>
             </w:r>
           </w:p>
         </w:tc>
@@ -248,7 +248,7 @@
                 <w:rFonts w:ascii="TimeNewRoman" w:hAnsi="TimeNewRoman"/>
                 <w:sz w:val="30"/>
               </w:rPr>
-              <w:t>74-65=9</w:t>
+              <w:t>68+13=81</w:t>
             </w:r>
           </w:p>
         </w:tc>
@@ -265,7 +265,7 @@
                 <w:rFonts w:ascii="TimeNewRoman" w:hAnsi="TimeNewRoman"/>
                 <w:sz w:val="30"/>
               </w:rPr>
-              <w:t>62-33=29</w:t>
+              <w:t>34+57=91</w:t>
             </w:r>
           </w:p>
         </w:tc>
@@ -282,7 +282,7 @@
                 <w:rFonts w:ascii="TimeNewRoman" w:hAnsi="TimeNewRoman"/>
                 <w:sz w:val="30"/>
               </w:rPr>
-              <w:t>74-66=8</w:t>
+              <w:t>32-3=29</w:t>
             </w:r>
           </w:p>
         </w:tc>
@@ -301,7 +301,7 @@
                 <w:rFonts w:ascii="TimeNewRoman" w:hAnsi="TimeNewRoman"/>
                 <w:sz w:val="30"/>
               </w:rPr>
-              <w:t>27-12=15</w:t>
+              <w:t>31-15=16</w:t>
             </w:r>
           </w:p>
         </w:tc>
@@ -318,7 +318,7 @@
                 <w:rFonts w:ascii="TimeNewRoman" w:hAnsi="TimeNewRoman"/>
                 <w:sz w:val="30"/>
               </w:rPr>
-              <w:t>0+36=36</w:t>
+              <w:t>25+68=93</w:t>
             </w:r>
           </w:p>
         </w:tc>
@@ -335,7 +335,7 @@
                 <w:rFonts w:ascii="TimeNewRoman" w:hAnsi="TimeNewRoman"/>
                 <w:sz w:val="30"/>
               </w:rPr>
-              <w:t>99-22=77</w:t>
+              <w:t>45+5=50</w:t>
             </w:r>
           </w:p>
         </w:tc>
@@ -352,7 +352,7 @@
                 <w:rFonts w:ascii="TimeNewRoman" w:hAnsi="TimeNewRoman"/>
                 <w:sz w:val="30"/>
               </w:rPr>
-              <w:t>39-12=27</w:t>
+              <w:t>16+42=58</w:t>
             </w:r>
           </w:p>
         </w:tc>
@@ -369,7 +369,7 @@
                 <w:rFonts w:ascii="TimeNewRoman" w:hAnsi="TimeNewRoman"/>
                 <w:sz w:val="30"/>
               </w:rPr>
-              <w:t>39+18=57</w:t>
+              <w:t>9+83=92</w:t>
             </w:r>
           </w:p>
         </w:tc>
@@ -388,7 +388,7 @@
                 <w:rFonts w:ascii="TimeNewRoman" w:hAnsi="TimeNewRoman"/>
                 <w:sz w:val="30"/>
               </w:rPr>
-              <w:t>77-27=50</w:t>
+              <w:t>34-1=33</w:t>
             </w:r>
           </w:p>
         </w:tc>
@@ -405,7 +405,7 @@
                 <w:rFonts w:ascii="TimeNewRoman" w:hAnsi="TimeNewRoman"/>
                 <w:sz w:val="30"/>
               </w:rPr>
-              <w:t>58+31=89</w:t>
+              <w:t>43+10=53</w:t>
             </w:r>
           </w:p>
         </w:tc>
@@ -422,7 +422,7 @@
                 <w:rFonts w:ascii="TimeNewRoman" w:hAnsi="TimeNewRoman"/>
                 <w:sz w:val="30"/>
               </w:rPr>
-              <w:t>66+31=97</w:t>
+              <w:t>96-92=4</w:t>
             </w:r>
           </w:p>
         </w:tc>
@@ -439,7 +439,7 @@
                 <w:rFonts w:ascii="TimeNewRoman" w:hAnsi="TimeNewRoman"/>
                 <w:sz w:val="30"/>
               </w:rPr>
-              <w:t>59+39=98</w:t>
+              <w:t>43-14=29</w:t>
             </w:r>
           </w:p>
         </w:tc>
@@ -456,7 +456,7 @@
                 <w:rFonts w:ascii="TimeNewRoman" w:hAnsi="TimeNewRoman"/>
                 <w:sz w:val="30"/>
               </w:rPr>
-              <w:t>71-40=31</w:t>
+              <w:t>9-1=8</w:t>
             </w:r>
           </w:p>
         </w:tc>
@@ -475,7 +475,7 @@
                 <w:rFonts w:ascii="TimeNewRoman" w:hAnsi="TimeNewRoman"/>
                 <w:sz w:val="30"/>
               </w:rPr>
-              <w:t>54+6=60</w:t>
+              <w:t>76-17=59</w:t>
             </w:r>
           </w:p>
         </w:tc>
@@ -492,7 +492,7 @@
                 <w:rFonts w:ascii="TimeNewRoman" w:hAnsi="TimeNewRoman"/>
                 <w:sz w:val="30"/>
               </w:rPr>
-              <w:t>51+5=56</w:t>
+              <w:t>73-44=29</w:t>
             </w:r>
           </w:p>
         </w:tc>
@@ -509,7 +509,7 @@
                 <w:rFonts w:ascii="TimeNewRoman" w:hAnsi="TimeNewRoman"/>
                 <w:sz w:val="30"/>
               </w:rPr>
-              <w:t>25-6=19</w:t>
+              <w:t>86+11=97</w:t>
             </w:r>
           </w:p>
         </w:tc>
@@ -526,7 +526,7 @@
                 <w:rFonts w:ascii="TimeNewRoman" w:hAnsi="TimeNewRoman"/>
                 <w:sz w:val="30"/>
               </w:rPr>
-              <w:t>77+7=84</w:t>
+              <w:t>29+55=84</w:t>
             </w:r>
           </w:p>
         </w:tc>
@@ -543,7 +543,7 @@
                 <w:rFonts w:ascii="TimeNewRoman" w:hAnsi="TimeNewRoman"/>
                 <w:sz w:val="30"/>
               </w:rPr>
-              <w:t>83-0=83</w:t>
+              <w:t>43-35=8</w:t>
             </w:r>
           </w:p>
         </w:tc>
@@ -562,7 +562,7 @@
                 <w:rFonts w:ascii="TimeNewRoman" w:hAnsi="TimeNewRoman"/>
                 <w:sz w:val="30"/>
               </w:rPr>
-              <w:t>54+21=75</w:t>
+              <w:t>54+28=82</w:t>
             </w:r>
           </w:p>
         </w:tc>
@@ -579,7 +579,7 @@
                 <w:rFonts w:ascii="TimeNewRoman" w:hAnsi="TimeNewRoman"/>
                 <w:sz w:val="30"/>
               </w:rPr>
-              <w:t>83-29=54</w:t>
+              <w:t>34+62=96</w:t>
             </w:r>
           </w:p>
         </w:tc>
@@ -596,7 +596,7 @@
                 <w:rFonts w:ascii="TimeNewRoman" w:hAnsi="TimeNewRoman"/>
                 <w:sz w:val="30"/>
               </w:rPr>
-              <w:t>32+39=71</w:t>
+              <w:t>3+60=63</w:t>
             </w:r>
           </w:p>
         </w:tc>
@@ -613,7 +613,7 @@
                 <w:rFonts w:ascii="TimeNewRoman" w:hAnsi="TimeNewRoman"/>
                 <w:sz w:val="30"/>
               </w:rPr>
-              <w:t>7+19=26</w:t>
+              <w:t>15+79=94</w:t>
             </w:r>
           </w:p>
         </w:tc>
@@ -630,7 +630,7 @@
                 <w:rFonts w:ascii="TimeNewRoman" w:hAnsi="TimeNewRoman"/>
                 <w:sz w:val="30"/>
               </w:rPr>
-              <w:t>17+67=84</w:t>
+              <w:t>66+10=76</w:t>
             </w:r>
           </w:p>
         </w:tc>
@@ -649,7 +649,7 @@
                 <w:rFonts w:ascii="TimeNewRoman" w:hAnsi="TimeNewRoman"/>
                 <w:sz w:val="30"/>
               </w:rPr>
-              <w:t>87-21=66</w:t>
+              <w:t>63-1=62</w:t>
             </w:r>
           </w:p>
         </w:tc>
@@ -666,7 +666,7 @@
                 <w:rFonts w:ascii="TimeNewRoman" w:hAnsi="TimeNewRoman"/>
                 <w:sz w:val="30"/>
               </w:rPr>
-              <w:t>18+24=42</w:t>
+              <w:t>70-25=45</w:t>
             </w:r>
           </w:p>
         </w:tc>
@@ -683,7 +683,7 @@
                 <w:rFonts w:ascii="TimeNewRoman" w:hAnsi="TimeNewRoman"/>
                 <w:sz w:val="30"/>
               </w:rPr>
-              <w:t>63+25=88</w:t>
+              <w:t>3+48=51</w:t>
             </w:r>
           </w:p>
         </w:tc>
@@ -700,7 +700,7 @@
                 <w:rFonts w:ascii="TimeNewRoman" w:hAnsi="TimeNewRoman"/>
                 <w:sz w:val="30"/>
               </w:rPr>
-              <w:t>71+2=73</w:t>
+              <w:t>99-68=31</w:t>
             </w:r>
           </w:p>
         </w:tc>
@@ -717,7 +717,7 @@
                 <w:rFonts w:ascii="TimeNewRoman" w:hAnsi="TimeNewRoman"/>
                 <w:sz w:val="30"/>
               </w:rPr>
-              <w:t>45+36=81</w:t>
+              <w:t>91-18=73</w:t>
             </w:r>
           </w:p>
         </w:tc>
@@ -736,7 +736,7 @@
                 <w:rFonts w:ascii="TimeNewRoman" w:hAnsi="TimeNewRoman"/>
                 <w:sz w:val="30"/>
               </w:rPr>
-              <w:t>69-62=7</w:t>
+              <w:t>21+14=35</w:t>
             </w:r>
           </w:p>
         </w:tc>
@@ -753,7 +753,7 @@
                 <w:rFonts w:ascii="TimeNewRoman" w:hAnsi="TimeNewRoman"/>
                 <w:sz w:val="30"/>
               </w:rPr>
-              <w:t>70-53=17</w:t>
+              <w:t>27+13=40</w:t>
             </w:r>
           </w:p>
         </w:tc>
@@ -770,7 +770,7 @@
                 <w:rFonts w:ascii="TimeNewRoman" w:hAnsi="TimeNewRoman"/>
                 <w:sz w:val="30"/>
               </w:rPr>
-              <w:t>34+16=50</w:t>
+              <w:t>23-5=18</w:t>
             </w:r>
           </w:p>
         </w:tc>
@@ -787,7 +787,7 @@
                 <w:rFonts w:ascii="TimeNewRoman" w:hAnsi="TimeNewRoman"/>
                 <w:sz w:val="30"/>
               </w:rPr>
-              <w:t>40+57=97</w:t>
+              <w:t>43-34=9</w:t>
             </w:r>
           </w:p>
         </w:tc>
@@ -804,7 +804,7 @@
                 <w:rFonts w:ascii="TimeNewRoman" w:hAnsi="TimeNewRoman"/>
                 <w:sz w:val="30"/>
               </w:rPr>
-              <w:t>13-1=12</w:t>
+              <w:t>71-50=21</w:t>
             </w:r>
           </w:p>
         </w:tc>
@@ -823,7 +823,7 @@
                 <w:rFonts w:ascii="TimeNewRoman" w:hAnsi="TimeNewRoman"/>
                 <w:sz w:val="30"/>
               </w:rPr>
-              <w:t>94-79=15</w:t>
+              <w:t>4+89=93</w:t>
             </w:r>
           </w:p>
         </w:tc>
@@ -840,7 +840,7 @@
                 <w:rFonts w:ascii="TimeNewRoman" w:hAnsi="TimeNewRoman"/>
                 <w:sz w:val="30"/>
               </w:rPr>
-              <w:t>2+59=61</w:t>
+              <w:t>96-63=33</w:t>
             </w:r>
           </w:p>
         </w:tc>
@@ -857,7 +857,7 @@
                 <w:rFonts w:ascii="TimeNewRoman" w:hAnsi="TimeNewRoman"/>
                 <w:sz w:val="30"/>
               </w:rPr>
-              <w:t>17+14=31</w:t>
+              <w:t>65-41=24</w:t>
             </w:r>
           </w:p>
         </w:tc>
@@ -874,7 +874,7 @@
                 <w:rFonts w:ascii="TimeNewRoman" w:hAnsi="TimeNewRoman"/>
                 <w:sz w:val="30"/>
               </w:rPr>
-              <w:t>61+25=86</w:t>
+              <w:t>98-43=55</w:t>
             </w:r>
           </w:p>
         </w:tc>
@@ -891,7 +891,7 @@
                 <w:rFonts w:ascii="TimeNewRoman" w:hAnsi="TimeNewRoman"/>
                 <w:sz w:val="30"/>
               </w:rPr>
-              <w:t>52+15=67</w:t>
+              <w:t>43-29=14</w:t>
             </w:r>
           </w:p>
         </w:tc>
@@ -910,7 +910,7 @@
                 <w:rFonts w:ascii="TimeNewRoman" w:hAnsi="TimeNewRoman"/>
                 <w:sz w:val="30"/>
               </w:rPr>
-              <w:t>63-28=35</w:t>
+              <w:t>9+26=35</w:t>
             </w:r>
           </w:p>
         </w:tc>
@@ -927,7 +927,7 @@
                 <w:rFonts w:ascii="TimeNewRoman" w:hAnsi="TimeNewRoman"/>
                 <w:sz w:val="30"/>
               </w:rPr>
-              <w:t>80-61=19</w:t>
+              <w:t>73+23=96</w:t>
             </w:r>
           </w:p>
         </w:tc>
@@ -944,7 +944,7 @@
                 <w:rFonts w:ascii="TimeNewRoman" w:hAnsi="TimeNewRoman"/>
                 <w:sz w:val="30"/>
               </w:rPr>
-              <w:t>0+31=31</w:t>
+              <w:t>13+70=83</w:t>
             </w:r>
           </w:p>
         </w:tc>
@@ -961,7 +961,7 @@
                 <w:rFonts w:ascii="TimeNewRoman" w:hAnsi="TimeNewRoman"/>
                 <w:sz w:val="30"/>
               </w:rPr>
-              <w:t>11+30=41</w:t>
+              <w:t>78-74=4</w:t>
             </w:r>
           </w:p>
         </w:tc>
@@ -978,7 +978,7 @@
                 <w:rFonts w:ascii="TimeNewRoman" w:hAnsi="TimeNewRoman"/>
                 <w:sz w:val="30"/>
               </w:rPr>
-              <w:t>89-10=79</w:t>
+              <w:t>32+52=84</w:t>
             </w:r>
           </w:p>
         </w:tc>
@@ -997,7 +997,7 @@
                 <w:rFonts w:ascii="TimeNewRoman" w:hAnsi="TimeNewRoman"/>
                 <w:sz w:val="30"/>
               </w:rPr>
-              <w:t>99-60=39</w:t>
+              <w:t>38+40=78</w:t>
             </w:r>
           </w:p>
         </w:tc>
@@ -1014,7 +1014,7 @@
                 <w:rFonts w:ascii="TimeNewRoman" w:hAnsi="TimeNewRoman"/>
                 <w:sz w:val="30"/>
               </w:rPr>
-              <w:t>14+13=27</w:t>
+              <w:t>50+27=77</w:t>
             </w:r>
           </w:p>
         </w:tc>
@@ -1031,7 +1031,7 @@
                 <w:rFonts w:ascii="TimeNewRoman" w:hAnsi="TimeNewRoman"/>
                 <w:sz w:val="30"/>
               </w:rPr>
-              <w:t>37-25=12</w:t>
+              <w:t>36-18=18</w:t>
             </w:r>
           </w:p>
         </w:tc>
@@ -1048,7 +1048,7 @@
                 <w:rFonts w:ascii="TimeNewRoman" w:hAnsi="TimeNewRoman"/>
                 <w:sz w:val="30"/>
               </w:rPr>
-              <w:t>19-9=10</w:t>
+              <w:t>68+15=83</w:t>
             </w:r>
           </w:p>
         </w:tc>
@@ -1065,7 +1065,7 @@
                 <w:rFonts w:ascii="TimeNewRoman" w:hAnsi="TimeNewRoman"/>
                 <w:sz w:val="30"/>
               </w:rPr>
-              <w:t>17+52=69</w:t>
+              <w:t>83+7=90</w:t>
             </w:r>
           </w:p>
         </w:tc>
@@ -1084,7 +1084,7 @@
                 <w:rFonts w:ascii="TimeNewRoman" w:hAnsi="TimeNewRoman"/>
                 <w:sz w:val="30"/>
               </w:rPr>
-              <w:t>57+11=68</w:t>
+              <w:t>7+72=79</w:t>
             </w:r>
           </w:p>
         </w:tc>
@@ -1101,7 +1101,7 @@
                 <w:rFonts w:ascii="TimeNewRoman" w:hAnsi="TimeNewRoman"/>
                 <w:sz w:val="30"/>
               </w:rPr>
-              <w:t>3+74=77</w:t>
+              <w:t>76-68=8</w:t>
             </w:r>
           </w:p>
         </w:tc>
@@ -1118,7 +1118,7 @@
                 <w:rFonts w:ascii="TimeNewRoman" w:hAnsi="TimeNewRoman"/>
                 <w:sz w:val="30"/>
               </w:rPr>
-              <w:t>78-16=62</w:t>
+              <w:t>7+6=13</w:t>
             </w:r>
           </w:p>
         </w:tc>
@@ -1135,7 +1135,7 @@
                 <w:rFonts w:ascii="TimeNewRoman" w:hAnsi="TimeNewRoman"/>
                 <w:sz w:val="30"/>
               </w:rPr>
-              <w:t>93+3=96</w:t>
+              <w:t>47+40=87</w:t>
             </w:r>
           </w:p>
         </w:tc>
@@ -1152,7 +1152,7 @@
                 <w:rFonts w:ascii="TimeNewRoman" w:hAnsi="TimeNewRoman"/>
                 <w:sz w:val="30"/>
               </w:rPr>
-              <w:t>54+25=79</w:t>
+              <w:t>73-1=72</w:t>
             </w:r>
           </w:p>
         </w:tc>
@@ -1171,7 +1171,7 @@
                 <w:rFonts w:ascii="TimeNewRoman" w:hAnsi="TimeNewRoman"/>
                 <w:sz w:val="30"/>
               </w:rPr>
-              <w:t>52+30=82</w:t>
+              <w:t>3+18=21</w:t>
             </w:r>
           </w:p>
         </w:tc>
@@ -1188,7 +1188,7 @@
                 <w:rFonts w:ascii="TimeNewRoman" w:hAnsi="TimeNewRoman"/>
                 <w:sz w:val="30"/>
               </w:rPr>
-              <w:t>47-30=17</w:t>
+              <w:t>54-49=5</w:t>
             </w:r>
           </w:p>
         </w:tc>
@@ -1205,7 +1205,7 @@
                 <w:rFonts w:ascii="TimeNewRoman" w:hAnsi="TimeNewRoman"/>
                 <w:sz w:val="30"/>
               </w:rPr>
-              <w:t>42-10=32</w:t>
+              <w:t>17+17=34</w:t>
             </w:r>
           </w:p>
         </w:tc>
@@ -1222,7 +1222,7 @@
                 <w:rFonts w:ascii="TimeNewRoman" w:hAnsi="TimeNewRoman"/>
                 <w:sz w:val="30"/>
               </w:rPr>
-              <w:t>40+29=69</w:t>
+              <w:t>51+13=64</w:t>
             </w:r>
           </w:p>
         </w:tc>
@@ -1239,7 +1239,7 @@
                 <w:rFonts w:ascii="TimeNewRoman" w:hAnsi="TimeNewRoman"/>
                 <w:sz w:val="30"/>
               </w:rPr>
-              <w:t>99-86=13</w:t>
+              <w:t>90-35=55</w:t>
             </w:r>
           </w:p>
         </w:tc>
@@ -1258,7 +1258,7 @@
                 <w:rFonts w:ascii="TimeNewRoman" w:hAnsi="TimeNewRoman"/>
                 <w:sz w:val="30"/>
               </w:rPr>
-              <w:t>20+40=60</w:t>
+              <w:t>56-8=48</w:t>
             </w:r>
           </w:p>
         </w:tc>
@@ -1275,7 +1275,7 @@
                 <w:rFonts w:ascii="TimeNewRoman" w:hAnsi="TimeNewRoman"/>
                 <w:sz w:val="30"/>
               </w:rPr>
-              <w:t>0+92=92</w:t>
+              <w:t>92-45=47</w:t>
             </w:r>
           </w:p>
         </w:tc>
@@ -1292,7 +1292,7 @@
                 <w:rFonts w:ascii="TimeNewRoman" w:hAnsi="TimeNewRoman"/>
                 <w:sz w:val="30"/>
               </w:rPr>
-              <w:t>80-77=3</w:t>
+              <w:t>89-37=52</w:t>
             </w:r>
           </w:p>
         </w:tc>
@@ -1309,7 +1309,7 @@
                 <w:rFonts w:ascii="TimeNewRoman" w:hAnsi="TimeNewRoman"/>
                 <w:sz w:val="30"/>
               </w:rPr>
-              <w:t>96-84=12</w:t>
+              <w:t>64-17=47</w:t>
             </w:r>
           </w:p>
         </w:tc>
@@ -1326,7 +1326,7 @@
                 <w:rFonts w:ascii="TimeNewRoman" w:hAnsi="TimeNewRoman"/>
                 <w:sz w:val="30"/>
               </w:rPr>
-              <w:t>53-13=40</w:t>
+              <w:t>46+19=65</w:t>
             </w:r>
           </w:p>
         </w:tc>
@@ -1345,7 +1345,7 @@
                 <w:rFonts w:ascii="TimeNewRoman" w:hAnsi="TimeNewRoman"/>
                 <w:sz w:val="30"/>
               </w:rPr>
-              <w:t>62-37=25</w:t>
+              <w:t>12+58=70</w:t>
             </w:r>
           </w:p>
         </w:tc>
@@ -1362,7 +1362,7 @@
                 <w:rFonts w:ascii="TimeNewRoman" w:hAnsi="TimeNewRoman"/>
                 <w:sz w:val="30"/>
               </w:rPr>
-              <w:t>13+67=80</w:t>
+              <w:t>71-19=52</w:t>
             </w:r>
           </w:p>
         </w:tc>
@@ -1379,7 +1379,7 @@
                 <w:rFonts w:ascii="TimeNewRoman" w:hAnsi="TimeNewRoman"/>
                 <w:sz w:val="30"/>
               </w:rPr>
-              <w:t>80-1=79</w:t>
+              <w:t>39+12=51</w:t>
             </w:r>
           </w:p>
         </w:tc>
@@ -1396,7 +1396,7 @@
                 <w:rFonts w:ascii="TimeNewRoman" w:hAnsi="TimeNewRoman"/>
                 <w:sz w:val="30"/>
               </w:rPr>
-              <w:t>10+47=57</w:t>
+              <w:t>55+33=88</w:t>
             </w:r>
           </w:p>
         </w:tc>
@@ -1413,7 +1413,7 @@
                 <w:rFonts w:ascii="TimeNewRoman" w:hAnsi="TimeNewRoman"/>
                 <w:sz w:val="30"/>
               </w:rPr>
-              <w:t>8+84=92</w:t>
+              <w:t>64-0=64</w:t>
             </w:r>
           </w:p>
         </w:tc>
@@ -1432,7 +1432,7 @@
                 <w:rFonts w:ascii="TimeNewRoman" w:hAnsi="TimeNewRoman"/>
                 <w:sz w:val="30"/>
               </w:rPr>
-              <w:t>15-1=14</w:t>
+              <w:t>26+38=64</w:t>
             </w:r>
           </w:p>
         </w:tc>
@@ -1449,7 +1449,7 @@
                 <w:rFonts w:ascii="TimeNewRoman" w:hAnsi="TimeNewRoman"/>
                 <w:sz w:val="30"/>
               </w:rPr>
-              <w:t>31+37=68</w:t>
+              <w:t>96-72=24</w:t>
             </w:r>
           </w:p>
         </w:tc>
@@ -1466,7 +1466,7 @@
                 <w:rFonts w:ascii="TimeNewRoman" w:hAnsi="TimeNewRoman"/>
                 <w:sz w:val="30"/>
               </w:rPr>
-              <w:t>24+29=53</w:t>
+              <w:t>26+63=89</w:t>
             </w:r>
           </w:p>
         </w:tc>
@@ -1483,7 +1483,7 @@
                 <w:rFonts w:ascii="TimeNewRoman" w:hAnsi="TimeNewRoman"/>
                 <w:sz w:val="30"/>
               </w:rPr>
-              <w:t>72-0=72</w:t>
+              <w:t>45-23=22</w:t>
             </w:r>
           </w:p>
         </w:tc>
@@ -1500,7 +1500,7 @@
                 <w:rFonts w:ascii="TimeNewRoman" w:hAnsi="TimeNewRoman"/>
                 <w:sz w:val="30"/>
               </w:rPr>
-              <w:t>23+15=38</w:t>
+              <w:t>84-76=8</w:t>
             </w:r>
           </w:p>
         </w:tc>
@@ -1519,7 +1519,7 @@
                 <w:rFonts w:ascii="TimeNewRoman" w:hAnsi="TimeNewRoman"/>
                 <w:sz w:val="30"/>
               </w:rPr>
-              <w:t>23-20=3</w:t>
+              <w:t>28-10=18</w:t>
             </w:r>
           </w:p>
         </w:tc>
@@ -1536,7 +1536,7 @@
                 <w:rFonts w:ascii="TimeNewRoman" w:hAnsi="TimeNewRoman"/>
                 <w:sz w:val="30"/>
               </w:rPr>
-              <w:t>98-47=51</w:t>
+              <w:t>96-85=11</w:t>
             </w:r>
           </w:p>
         </w:tc>
@@ -1553,7 +1553,7 @@
                 <w:rFonts w:ascii="TimeNewRoman" w:hAnsi="TimeNewRoman"/>
                 <w:sz w:val="30"/>
               </w:rPr>
-              <w:t>69-36=33</w:t>
+              <w:t>86-43=43</w:t>
             </w:r>
           </w:p>
         </w:tc>
@@ -1570,7 +1570,7 @@
                 <w:rFonts w:ascii="TimeNewRoman" w:hAnsi="TimeNewRoman"/>
                 <w:sz w:val="30"/>
               </w:rPr>
-              <w:t>82-43=39</w:t>
+              <w:t>1+8=9</w:t>
             </w:r>
           </w:p>
         </w:tc>
@@ -1587,7 +1587,7 @@
                 <w:rFonts w:ascii="TimeNewRoman" w:hAnsi="TimeNewRoman"/>
                 <w:sz w:val="30"/>
               </w:rPr>
-              <w:t>35-8=27</w:t>
+              <w:t>53-41=12</w:t>
             </w:r>
           </w:p>
         </w:tc>
@@ -1606,7 +1606,7 @@
                 <w:rFonts w:ascii="TimeNewRoman" w:hAnsi="TimeNewRoman"/>
                 <w:sz w:val="30"/>
               </w:rPr>
-              <w:t>74+5=79</w:t>
+              <w:t>56+29=85</w:t>
             </w:r>
           </w:p>
         </w:tc>
@@ -1623,7 +1623,7 @@
                 <w:rFonts w:ascii="TimeNewRoman" w:hAnsi="TimeNewRoman"/>
                 <w:sz w:val="30"/>
               </w:rPr>
-              <w:t>18+3=21</w:t>
+              <w:t>37-15=22</w:t>
             </w:r>
           </w:p>
         </w:tc>
@@ -1640,7 +1640,7 @@
                 <w:rFonts w:ascii="TimeNewRoman" w:hAnsi="TimeNewRoman"/>
                 <w:sz w:val="30"/>
               </w:rPr>
-              <w:t>90-12=78</w:t>
+              <w:t>85-8=77</w:t>
             </w:r>
           </w:p>
         </w:tc>
@@ -1657,7 +1657,7 @@
                 <w:rFonts w:ascii="TimeNewRoman" w:hAnsi="TimeNewRoman"/>
                 <w:sz w:val="30"/>
               </w:rPr>
-              <w:t>81-43=38</w:t>
+              <w:t>96-47=49</w:t>
             </w:r>
           </w:p>
         </w:tc>
@@ -1674,7 +1674,7 @@
                 <w:rFonts w:ascii="TimeNewRoman" w:hAnsi="TimeNewRoman"/>
                 <w:sz w:val="30"/>
               </w:rPr>
-              <w:t>87+10=97</w:t>
+              <w:t>34+63=97</w:t>
             </w:r>
           </w:p>
         </w:tc>
@@ -1693,7 +1693,7 @@
                 <w:rFonts w:ascii="TimeNewRoman" w:hAnsi="TimeNewRoman"/>
                 <w:sz w:val="30"/>
               </w:rPr>
-              <w:t>28+62=90</w:t>
+              <w:t>99-74=25</w:t>
             </w:r>
           </w:p>
         </w:tc>
@@ -1710,7 +1710,7 @@
                 <w:rFonts w:ascii="TimeNewRoman" w:hAnsi="TimeNewRoman"/>
                 <w:sz w:val="30"/>
               </w:rPr>
-              <w:t>49+30=79</w:t>
+              <w:t>63-10=53</w:t>
             </w:r>
           </w:p>
         </w:tc>
@@ -1727,7 +1727,7 @@
                 <w:rFonts w:ascii="TimeNewRoman" w:hAnsi="TimeNewRoman"/>
                 <w:sz w:val="30"/>
               </w:rPr>
-              <w:t>61+20=81</w:t>
+              <w:t>34+3=37</w:t>
             </w:r>
           </w:p>
         </w:tc>
@@ -1744,7 +1744,7 @@
                 <w:rFonts w:ascii="TimeNewRoman" w:hAnsi="TimeNewRoman"/>
                 <w:sz w:val="30"/>
               </w:rPr>
-              <w:t>69-33=36</w:t>
+              <w:t>10+75=85</w:t>
             </w:r>
           </w:p>
         </w:tc>
@@ -1761,7 +1761,7 @@
                 <w:rFonts w:ascii="TimeNewRoman" w:hAnsi="TimeNewRoman"/>
                 <w:sz w:val="30"/>
               </w:rPr>
-              <w:t>61+32=93</w:t>
+              <w:t>88-16=72</w:t>
             </w:r>
           </w:p>
         </w:tc>

--- a/answers-of-addition_and_subtraction_within_100.docx
+++ b/answers-of-addition_and_subtraction_within_100.docx
@@ -40,7 +40,7 @@
                 <w:rFonts w:ascii="TimeNewRoman" w:hAnsi="TimeNewRoman"/>
                 <w:sz w:val="30"/>
               </w:rPr>
-              <w:t>85-73=12</w:t>
+              <w:t>21+66=87</w:t>
             </w:r>
           </w:p>
         </w:tc>
@@ -57,7 +57,7 @@
                 <w:rFonts w:ascii="TimeNewRoman" w:hAnsi="TimeNewRoman"/>
                 <w:sz w:val="30"/>
               </w:rPr>
-              <w:t>75+9=84</w:t>
+              <w:t>74-13=61</w:t>
             </w:r>
           </w:p>
         </w:tc>
@@ -74,7 +74,7 @@
                 <w:rFonts w:ascii="TimeNewRoman" w:hAnsi="TimeNewRoman"/>
                 <w:sz w:val="30"/>
               </w:rPr>
-              <w:t>52+28=80</w:t>
+              <w:t>32+6=38</w:t>
             </w:r>
           </w:p>
         </w:tc>
@@ -91,7 +91,7 @@
                 <w:rFonts w:ascii="TimeNewRoman" w:hAnsi="TimeNewRoman"/>
                 <w:sz w:val="30"/>
               </w:rPr>
-              <w:t>81-74=7</w:t>
+              <w:t>69-42=27</w:t>
             </w:r>
           </w:p>
         </w:tc>
@@ -108,7 +108,7 @@
                 <w:rFonts w:ascii="TimeNewRoman" w:hAnsi="TimeNewRoman"/>
                 <w:sz w:val="30"/>
               </w:rPr>
-              <w:t>18+8=26</w:t>
+              <w:t>51+40=91</w:t>
             </w:r>
           </w:p>
         </w:tc>
@@ -127,7 +127,7 @@
                 <w:rFonts w:ascii="TimeNewRoman" w:hAnsi="TimeNewRoman"/>
                 <w:sz w:val="30"/>
               </w:rPr>
-              <w:t>37-10=27</w:t>
+              <w:t>4+95=99</w:t>
             </w:r>
           </w:p>
         </w:tc>
@@ -144,7 +144,7 @@
                 <w:rFonts w:ascii="TimeNewRoman" w:hAnsi="TimeNewRoman"/>
                 <w:sz w:val="30"/>
               </w:rPr>
-              <w:t>27-1=26</w:t>
+              <w:t>36+46=82</w:t>
             </w:r>
           </w:p>
         </w:tc>
@@ -161,7 +161,7 @@
                 <w:rFonts w:ascii="TimeNewRoman" w:hAnsi="TimeNewRoman"/>
                 <w:sz w:val="30"/>
               </w:rPr>
-              <w:t>37-11=26</w:t>
+              <w:t>26-26=0</w:t>
             </w:r>
           </w:p>
         </w:tc>
@@ -178,7 +178,7 @@
                 <w:rFonts w:ascii="TimeNewRoman" w:hAnsi="TimeNewRoman"/>
                 <w:sz w:val="30"/>
               </w:rPr>
-              <w:t>44+2=46</w:t>
+              <w:t>9+59=68</w:t>
             </w:r>
           </w:p>
         </w:tc>
@@ -195,7 +195,7 @@
                 <w:rFonts w:ascii="TimeNewRoman" w:hAnsi="TimeNewRoman"/>
                 <w:sz w:val="30"/>
               </w:rPr>
-              <w:t>68+26=94</w:t>
+              <w:t>94-76=18</w:t>
             </w:r>
           </w:p>
         </w:tc>
@@ -214,7 +214,7 @@
                 <w:rFonts w:ascii="TimeNewRoman" w:hAnsi="TimeNewRoman"/>
                 <w:sz w:val="30"/>
               </w:rPr>
-              <w:t>92-61=31</w:t>
+              <w:t>61-55=6</w:t>
             </w:r>
           </w:p>
         </w:tc>
@@ -231,1469 +231,7 @@
                 <w:rFonts w:ascii="TimeNewRoman" w:hAnsi="TimeNewRoman"/>
                 <w:sz w:val="30"/>
               </w:rPr>
-              <w:t>80-30=50</w:t>
-            </w:r>
-          </w:p>
-        </w:tc>
-        <w:tc>
-          <w:tcPr>
-            <w:tcW w:type="dxa" w:w="1987"/>
-          </w:tcPr>
-          <w:p>
-            <w:pPr>
-              <w:jc w:val="left"/>
-            </w:pPr>
-            <w:r>
-              <w:rPr>
-                <w:rFonts w:ascii="TimeNewRoman" w:hAnsi="TimeNewRoman"/>
-                <w:sz w:val="30"/>
-              </w:rPr>
-              <w:t>68+13=81</w:t>
-            </w:r>
-          </w:p>
-        </w:tc>
-        <w:tc>
-          <w:tcPr>
-            <w:tcW w:type="dxa" w:w="1987"/>
-          </w:tcPr>
-          <w:p>
-            <w:pPr>
-              <w:jc w:val="left"/>
-            </w:pPr>
-            <w:r>
-              <w:rPr>
-                <w:rFonts w:ascii="TimeNewRoman" w:hAnsi="TimeNewRoman"/>
-                <w:sz w:val="30"/>
-              </w:rPr>
-              <w:t>34+57=91</w:t>
-            </w:r>
-          </w:p>
-        </w:tc>
-        <w:tc>
-          <w:tcPr>
-            <w:tcW w:type="dxa" w:w="1987"/>
-          </w:tcPr>
-          <w:p>
-            <w:pPr>
-              <w:jc w:val="left"/>
-            </w:pPr>
-            <w:r>
-              <w:rPr>
-                <w:rFonts w:ascii="TimeNewRoman" w:hAnsi="TimeNewRoman"/>
-                <w:sz w:val="30"/>
-              </w:rPr>
-              <w:t>32-3=29</w:t>
-            </w:r>
-          </w:p>
-        </w:tc>
-      </w:tr>
-      <w:tr>
-        <w:tc>
-          <w:tcPr>
-            <w:tcW w:type="dxa" w:w="1987"/>
-          </w:tcPr>
-          <w:p>
-            <w:pPr>
-              <w:jc w:val="left"/>
-            </w:pPr>
-            <w:r>
-              <w:rPr>
-                <w:rFonts w:ascii="TimeNewRoman" w:hAnsi="TimeNewRoman"/>
-                <w:sz w:val="30"/>
-              </w:rPr>
-              <w:t>31-15=16</w:t>
-            </w:r>
-          </w:p>
-        </w:tc>
-        <w:tc>
-          <w:tcPr>
-            <w:tcW w:type="dxa" w:w="1987"/>
-          </w:tcPr>
-          <w:p>
-            <w:pPr>
-              <w:jc w:val="left"/>
-            </w:pPr>
-            <w:r>
-              <w:rPr>
-                <w:rFonts w:ascii="TimeNewRoman" w:hAnsi="TimeNewRoman"/>
-                <w:sz w:val="30"/>
-              </w:rPr>
-              <w:t>25+68=93</w:t>
-            </w:r>
-          </w:p>
-        </w:tc>
-        <w:tc>
-          <w:tcPr>
-            <w:tcW w:type="dxa" w:w="1987"/>
-          </w:tcPr>
-          <w:p>
-            <w:pPr>
-              <w:jc w:val="left"/>
-            </w:pPr>
-            <w:r>
-              <w:rPr>
-                <w:rFonts w:ascii="TimeNewRoman" w:hAnsi="TimeNewRoman"/>
-                <w:sz w:val="30"/>
-              </w:rPr>
-              <w:t>45+5=50</w:t>
-            </w:r>
-          </w:p>
-        </w:tc>
-        <w:tc>
-          <w:tcPr>
-            <w:tcW w:type="dxa" w:w="1987"/>
-          </w:tcPr>
-          <w:p>
-            <w:pPr>
-              <w:jc w:val="left"/>
-            </w:pPr>
-            <w:r>
-              <w:rPr>
-                <w:rFonts w:ascii="TimeNewRoman" w:hAnsi="TimeNewRoman"/>
-                <w:sz w:val="30"/>
-              </w:rPr>
-              <w:t>16+42=58</w:t>
-            </w:r>
-          </w:p>
-        </w:tc>
-        <w:tc>
-          <w:tcPr>
-            <w:tcW w:type="dxa" w:w="1987"/>
-          </w:tcPr>
-          <w:p>
-            <w:pPr>
-              <w:jc w:val="left"/>
-            </w:pPr>
-            <w:r>
-              <w:rPr>
-                <w:rFonts w:ascii="TimeNewRoman" w:hAnsi="TimeNewRoman"/>
-                <w:sz w:val="30"/>
-              </w:rPr>
-              <w:t>9+83=92</w:t>
-            </w:r>
-          </w:p>
-        </w:tc>
-      </w:tr>
-      <w:tr>
-        <w:tc>
-          <w:tcPr>
-            <w:tcW w:type="dxa" w:w="1987"/>
-          </w:tcPr>
-          <w:p>
-            <w:pPr>
-              <w:jc w:val="left"/>
-            </w:pPr>
-            <w:r>
-              <w:rPr>
-                <w:rFonts w:ascii="TimeNewRoman" w:hAnsi="TimeNewRoman"/>
-                <w:sz w:val="30"/>
-              </w:rPr>
-              <w:t>34-1=33</w:t>
-            </w:r>
-          </w:p>
-        </w:tc>
-        <w:tc>
-          <w:tcPr>
-            <w:tcW w:type="dxa" w:w="1987"/>
-          </w:tcPr>
-          <w:p>
-            <w:pPr>
-              <w:jc w:val="left"/>
-            </w:pPr>
-            <w:r>
-              <w:rPr>
-                <w:rFonts w:ascii="TimeNewRoman" w:hAnsi="TimeNewRoman"/>
-                <w:sz w:val="30"/>
-              </w:rPr>
-              <w:t>43+10=53</w:t>
-            </w:r>
-          </w:p>
-        </w:tc>
-        <w:tc>
-          <w:tcPr>
-            <w:tcW w:type="dxa" w:w="1987"/>
-          </w:tcPr>
-          <w:p>
-            <w:pPr>
-              <w:jc w:val="left"/>
-            </w:pPr>
-            <w:r>
-              <w:rPr>
-                <w:rFonts w:ascii="TimeNewRoman" w:hAnsi="TimeNewRoman"/>
-                <w:sz w:val="30"/>
-              </w:rPr>
-              <w:t>96-92=4</w:t>
-            </w:r>
-          </w:p>
-        </w:tc>
-        <w:tc>
-          <w:tcPr>
-            <w:tcW w:type="dxa" w:w="1987"/>
-          </w:tcPr>
-          <w:p>
-            <w:pPr>
-              <w:jc w:val="left"/>
-            </w:pPr>
-            <w:r>
-              <w:rPr>
-                <w:rFonts w:ascii="TimeNewRoman" w:hAnsi="TimeNewRoman"/>
-                <w:sz w:val="30"/>
-              </w:rPr>
-              <w:t>43-14=29</w:t>
-            </w:r>
-          </w:p>
-        </w:tc>
-        <w:tc>
-          <w:tcPr>
-            <w:tcW w:type="dxa" w:w="1987"/>
-          </w:tcPr>
-          <w:p>
-            <w:pPr>
-              <w:jc w:val="left"/>
-            </w:pPr>
-            <w:r>
-              <w:rPr>
-                <w:rFonts w:ascii="TimeNewRoman" w:hAnsi="TimeNewRoman"/>
-                <w:sz w:val="30"/>
-              </w:rPr>
-              <w:t>9-1=8</w:t>
-            </w:r>
-          </w:p>
-        </w:tc>
-      </w:tr>
-      <w:tr>
-        <w:tc>
-          <w:tcPr>
-            <w:tcW w:type="dxa" w:w="1987"/>
-          </w:tcPr>
-          <w:p>
-            <w:pPr>
-              <w:jc w:val="left"/>
-            </w:pPr>
-            <w:r>
-              <w:rPr>
-                <w:rFonts w:ascii="TimeNewRoman" w:hAnsi="TimeNewRoman"/>
-                <w:sz w:val="30"/>
-              </w:rPr>
-              <w:t>76-17=59</w:t>
-            </w:r>
-          </w:p>
-        </w:tc>
-        <w:tc>
-          <w:tcPr>
-            <w:tcW w:type="dxa" w:w="1987"/>
-          </w:tcPr>
-          <w:p>
-            <w:pPr>
-              <w:jc w:val="left"/>
-            </w:pPr>
-            <w:r>
-              <w:rPr>
-                <w:rFonts w:ascii="TimeNewRoman" w:hAnsi="TimeNewRoman"/>
-                <w:sz w:val="30"/>
-              </w:rPr>
-              <w:t>73-44=29</w:t>
-            </w:r>
-          </w:p>
-        </w:tc>
-        <w:tc>
-          <w:tcPr>
-            <w:tcW w:type="dxa" w:w="1987"/>
-          </w:tcPr>
-          <w:p>
-            <w:pPr>
-              <w:jc w:val="left"/>
-            </w:pPr>
-            <w:r>
-              <w:rPr>
-                <w:rFonts w:ascii="TimeNewRoman" w:hAnsi="TimeNewRoman"/>
-                <w:sz w:val="30"/>
-              </w:rPr>
-              <w:t>86+11=97</w:t>
-            </w:r>
-          </w:p>
-        </w:tc>
-        <w:tc>
-          <w:tcPr>
-            <w:tcW w:type="dxa" w:w="1987"/>
-          </w:tcPr>
-          <w:p>
-            <w:pPr>
-              <w:jc w:val="left"/>
-            </w:pPr>
-            <w:r>
-              <w:rPr>
-                <w:rFonts w:ascii="TimeNewRoman" w:hAnsi="TimeNewRoman"/>
-                <w:sz w:val="30"/>
-              </w:rPr>
-              <w:t>29+55=84</w:t>
-            </w:r>
-          </w:p>
-        </w:tc>
-        <w:tc>
-          <w:tcPr>
-            <w:tcW w:type="dxa" w:w="1987"/>
-          </w:tcPr>
-          <w:p>
-            <w:pPr>
-              <w:jc w:val="left"/>
-            </w:pPr>
-            <w:r>
-              <w:rPr>
-                <w:rFonts w:ascii="TimeNewRoman" w:hAnsi="TimeNewRoman"/>
-                <w:sz w:val="30"/>
-              </w:rPr>
-              <w:t>43-35=8</w:t>
-            </w:r>
-          </w:p>
-        </w:tc>
-      </w:tr>
-      <w:tr>
-        <w:tc>
-          <w:tcPr>
-            <w:tcW w:type="dxa" w:w="1987"/>
-          </w:tcPr>
-          <w:p>
-            <w:pPr>
-              <w:jc w:val="left"/>
-            </w:pPr>
-            <w:r>
-              <w:rPr>
-                <w:rFonts w:ascii="TimeNewRoman" w:hAnsi="TimeNewRoman"/>
-                <w:sz w:val="30"/>
-              </w:rPr>
-              <w:t>54+28=82</w:t>
-            </w:r>
-          </w:p>
-        </w:tc>
-        <w:tc>
-          <w:tcPr>
-            <w:tcW w:type="dxa" w:w="1987"/>
-          </w:tcPr>
-          <w:p>
-            <w:pPr>
-              <w:jc w:val="left"/>
-            </w:pPr>
-            <w:r>
-              <w:rPr>
-                <w:rFonts w:ascii="TimeNewRoman" w:hAnsi="TimeNewRoman"/>
-                <w:sz w:val="30"/>
-              </w:rPr>
-              <w:t>34+62=96</w:t>
-            </w:r>
-          </w:p>
-        </w:tc>
-        <w:tc>
-          <w:tcPr>
-            <w:tcW w:type="dxa" w:w="1987"/>
-          </w:tcPr>
-          <w:p>
-            <w:pPr>
-              <w:jc w:val="left"/>
-            </w:pPr>
-            <w:r>
-              <w:rPr>
-                <w:rFonts w:ascii="TimeNewRoman" w:hAnsi="TimeNewRoman"/>
-                <w:sz w:val="30"/>
-              </w:rPr>
-              <w:t>3+60=63</w:t>
-            </w:r>
-          </w:p>
-        </w:tc>
-        <w:tc>
-          <w:tcPr>
-            <w:tcW w:type="dxa" w:w="1987"/>
-          </w:tcPr>
-          <w:p>
-            <w:pPr>
-              <w:jc w:val="left"/>
-            </w:pPr>
-            <w:r>
-              <w:rPr>
-                <w:rFonts w:ascii="TimeNewRoman" w:hAnsi="TimeNewRoman"/>
-                <w:sz w:val="30"/>
-              </w:rPr>
-              <w:t>15+79=94</w:t>
-            </w:r>
-          </w:p>
-        </w:tc>
-        <w:tc>
-          <w:tcPr>
-            <w:tcW w:type="dxa" w:w="1987"/>
-          </w:tcPr>
-          <w:p>
-            <w:pPr>
-              <w:jc w:val="left"/>
-            </w:pPr>
-            <w:r>
-              <w:rPr>
-                <w:rFonts w:ascii="TimeNewRoman" w:hAnsi="TimeNewRoman"/>
-                <w:sz w:val="30"/>
-              </w:rPr>
-              <w:t>66+10=76</w:t>
-            </w:r>
-          </w:p>
-        </w:tc>
-      </w:tr>
-      <w:tr>
-        <w:tc>
-          <w:tcPr>
-            <w:tcW w:type="dxa" w:w="1987"/>
-          </w:tcPr>
-          <w:p>
-            <w:pPr>
-              <w:jc w:val="left"/>
-            </w:pPr>
-            <w:r>
-              <w:rPr>
-                <w:rFonts w:ascii="TimeNewRoman" w:hAnsi="TimeNewRoman"/>
-                <w:sz w:val="30"/>
-              </w:rPr>
-              <w:t>63-1=62</w:t>
-            </w:r>
-          </w:p>
-        </w:tc>
-        <w:tc>
-          <w:tcPr>
-            <w:tcW w:type="dxa" w:w="1987"/>
-          </w:tcPr>
-          <w:p>
-            <w:pPr>
-              <w:jc w:val="left"/>
-            </w:pPr>
-            <w:r>
-              <w:rPr>
-                <w:rFonts w:ascii="TimeNewRoman" w:hAnsi="TimeNewRoman"/>
-                <w:sz w:val="30"/>
-              </w:rPr>
-              <w:t>70-25=45</w:t>
-            </w:r>
-          </w:p>
-        </w:tc>
-        <w:tc>
-          <w:tcPr>
-            <w:tcW w:type="dxa" w:w="1987"/>
-          </w:tcPr>
-          <w:p>
-            <w:pPr>
-              <w:jc w:val="left"/>
-            </w:pPr>
-            <w:r>
-              <w:rPr>
-                <w:rFonts w:ascii="TimeNewRoman" w:hAnsi="TimeNewRoman"/>
-                <w:sz w:val="30"/>
-              </w:rPr>
-              <w:t>3+48=51</w:t>
-            </w:r>
-          </w:p>
-        </w:tc>
-        <w:tc>
-          <w:tcPr>
-            <w:tcW w:type="dxa" w:w="1987"/>
-          </w:tcPr>
-          <w:p>
-            <w:pPr>
-              <w:jc w:val="left"/>
-            </w:pPr>
-            <w:r>
-              <w:rPr>
-                <w:rFonts w:ascii="TimeNewRoman" w:hAnsi="TimeNewRoman"/>
-                <w:sz w:val="30"/>
-              </w:rPr>
-              <w:t>99-68=31</w:t>
-            </w:r>
-          </w:p>
-        </w:tc>
-        <w:tc>
-          <w:tcPr>
-            <w:tcW w:type="dxa" w:w="1987"/>
-          </w:tcPr>
-          <w:p>
-            <w:pPr>
-              <w:jc w:val="left"/>
-            </w:pPr>
-            <w:r>
-              <w:rPr>
-                <w:rFonts w:ascii="TimeNewRoman" w:hAnsi="TimeNewRoman"/>
-                <w:sz w:val="30"/>
-              </w:rPr>
-              <w:t>91-18=73</w:t>
-            </w:r>
-          </w:p>
-        </w:tc>
-      </w:tr>
-      <w:tr>
-        <w:tc>
-          <w:tcPr>
-            <w:tcW w:type="dxa" w:w="1987"/>
-          </w:tcPr>
-          <w:p>
-            <w:pPr>
-              <w:jc w:val="left"/>
-            </w:pPr>
-            <w:r>
-              <w:rPr>
-                <w:rFonts w:ascii="TimeNewRoman" w:hAnsi="TimeNewRoman"/>
-                <w:sz w:val="30"/>
-              </w:rPr>
-              <w:t>21+14=35</w:t>
-            </w:r>
-          </w:p>
-        </w:tc>
-        <w:tc>
-          <w:tcPr>
-            <w:tcW w:type="dxa" w:w="1987"/>
-          </w:tcPr>
-          <w:p>
-            <w:pPr>
-              <w:jc w:val="left"/>
-            </w:pPr>
-            <w:r>
-              <w:rPr>
-                <w:rFonts w:ascii="TimeNewRoman" w:hAnsi="TimeNewRoman"/>
-                <w:sz w:val="30"/>
-              </w:rPr>
-              <w:t>27+13=40</w:t>
-            </w:r>
-          </w:p>
-        </w:tc>
-        <w:tc>
-          <w:tcPr>
-            <w:tcW w:type="dxa" w:w="1987"/>
-          </w:tcPr>
-          <w:p>
-            <w:pPr>
-              <w:jc w:val="left"/>
-            </w:pPr>
-            <w:r>
-              <w:rPr>
-                <w:rFonts w:ascii="TimeNewRoman" w:hAnsi="TimeNewRoman"/>
-                <w:sz w:val="30"/>
-              </w:rPr>
-              <w:t>23-5=18</w:t>
-            </w:r>
-          </w:p>
-        </w:tc>
-        <w:tc>
-          <w:tcPr>
-            <w:tcW w:type="dxa" w:w="1987"/>
-          </w:tcPr>
-          <w:p>
-            <w:pPr>
-              <w:jc w:val="left"/>
-            </w:pPr>
-            <w:r>
-              <w:rPr>
-                <w:rFonts w:ascii="TimeNewRoman" w:hAnsi="TimeNewRoman"/>
-                <w:sz w:val="30"/>
-              </w:rPr>
-              <w:t>43-34=9</w:t>
-            </w:r>
-          </w:p>
-        </w:tc>
-        <w:tc>
-          <w:tcPr>
-            <w:tcW w:type="dxa" w:w="1987"/>
-          </w:tcPr>
-          <w:p>
-            <w:pPr>
-              <w:jc w:val="left"/>
-            </w:pPr>
-            <w:r>
-              <w:rPr>
-                <w:rFonts w:ascii="TimeNewRoman" w:hAnsi="TimeNewRoman"/>
-                <w:sz w:val="30"/>
-              </w:rPr>
-              <w:t>71-50=21</w:t>
-            </w:r>
-          </w:p>
-        </w:tc>
-      </w:tr>
-      <w:tr>
-        <w:tc>
-          <w:tcPr>
-            <w:tcW w:type="dxa" w:w="1987"/>
-          </w:tcPr>
-          <w:p>
-            <w:pPr>
-              <w:jc w:val="left"/>
-            </w:pPr>
-            <w:r>
-              <w:rPr>
-                <w:rFonts w:ascii="TimeNewRoman" w:hAnsi="TimeNewRoman"/>
-                <w:sz w:val="30"/>
-              </w:rPr>
-              <w:t>4+89=93</w:t>
-            </w:r>
-          </w:p>
-        </w:tc>
-        <w:tc>
-          <w:tcPr>
-            <w:tcW w:type="dxa" w:w="1987"/>
-          </w:tcPr>
-          <w:p>
-            <w:pPr>
-              <w:jc w:val="left"/>
-            </w:pPr>
-            <w:r>
-              <w:rPr>
-                <w:rFonts w:ascii="TimeNewRoman" w:hAnsi="TimeNewRoman"/>
-                <w:sz w:val="30"/>
-              </w:rPr>
-              <w:t>96-63=33</w:t>
-            </w:r>
-          </w:p>
-        </w:tc>
-        <w:tc>
-          <w:tcPr>
-            <w:tcW w:type="dxa" w:w="1987"/>
-          </w:tcPr>
-          <w:p>
-            <w:pPr>
-              <w:jc w:val="left"/>
-            </w:pPr>
-            <w:r>
-              <w:rPr>
-                <w:rFonts w:ascii="TimeNewRoman" w:hAnsi="TimeNewRoman"/>
-                <w:sz w:val="30"/>
-              </w:rPr>
-              <w:t>65-41=24</w:t>
-            </w:r>
-          </w:p>
-        </w:tc>
-        <w:tc>
-          <w:tcPr>
-            <w:tcW w:type="dxa" w:w="1987"/>
-          </w:tcPr>
-          <w:p>
-            <w:pPr>
-              <w:jc w:val="left"/>
-            </w:pPr>
-            <w:r>
-              <w:rPr>
-                <w:rFonts w:ascii="TimeNewRoman" w:hAnsi="TimeNewRoman"/>
-                <w:sz w:val="30"/>
-              </w:rPr>
-              <w:t>98-43=55</w:t>
-            </w:r>
-          </w:p>
-        </w:tc>
-        <w:tc>
-          <w:tcPr>
-            <w:tcW w:type="dxa" w:w="1987"/>
-          </w:tcPr>
-          <w:p>
-            <w:pPr>
-              <w:jc w:val="left"/>
-            </w:pPr>
-            <w:r>
-              <w:rPr>
-                <w:rFonts w:ascii="TimeNewRoman" w:hAnsi="TimeNewRoman"/>
-                <w:sz w:val="30"/>
-              </w:rPr>
-              <w:t>43-29=14</w:t>
-            </w:r>
-          </w:p>
-        </w:tc>
-      </w:tr>
-      <w:tr>
-        <w:tc>
-          <w:tcPr>
-            <w:tcW w:type="dxa" w:w="1987"/>
-          </w:tcPr>
-          <w:p>
-            <w:pPr>
-              <w:jc w:val="left"/>
-            </w:pPr>
-            <w:r>
-              <w:rPr>
-                <w:rFonts w:ascii="TimeNewRoman" w:hAnsi="TimeNewRoman"/>
-                <w:sz w:val="30"/>
-              </w:rPr>
-              <w:t>9+26=35</w:t>
-            </w:r>
-          </w:p>
-        </w:tc>
-        <w:tc>
-          <w:tcPr>
-            <w:tcW w:type="dxa" w:w="1987"/>
-          </w:tcPr>
-          <w:p>
-            <w:pPr>
-              <w:jc w:val="left"/>
-            </w:pPr>
-            <w:r>
-              <w:rPr>
-                <w:rFonts w:ascii="TimeNewRoman" w:hAnsi="TimeNewRoman"/>
-                <w:sz w:val="30"/>
-              </w:rPr>
-              <w:t>73+23=96</w:t>
-            </w:r>
-          </w:p>
-        </w:tc>
-        <w:tc>
-          <w:tcPr>
-            <w:tcW w:type="dxa" w:w="1987"/>
-          </w:tcPr>
-          <w:p>
-            <w:pPr>
-              <w:jc w:val="left"/>
-            </w:pPr>
-            <w:r>
-              <w:rPr>
-                <w:rFonts w:ascii="TimeNewRoman" w:hAnsi="TimeNewRoman"/>
-                <w:sz w:val="30"/>
-              </w:rPr>
-              <w:t>13+70=83</w:t>
-            </w:r>
-          </w:p>
-        </w:tc>
-        <w:tc>
-          <w:tcPr>
-            <w:tcW w:type="dxa" w:w="1987"/>
-          </w:tcPr>
-          <w:p>
-            <w:pPr>
-              <w:jc w:val="left"/>
-            </w:pPr>
-            <w:r>
-              <w:rPr>
-                <w:rFonts w:ascii="TimeNewRoman" w:hAnsi="TimeNewRoman"/>
-                <w:sz w:val="30"/>
-              </w:rPr>
-              <w:t>78-74=4</w:t>
-            </w:r>
-          </w:p>
-        </w:tc>
-        <w:tc>
-          <w:tcPr>
-            <w:tcW w:type="dxa" w:w="1987"/>
-          </w:tcPr>
-          <w:p>
-            <w:pPr>
-              <w:jc w:val="left"/>
-            </w:pPr>
-            <w:r>
-              <w:rPr>
-                <w:rFonts w:ascii="TimeNewRoman" w:hAnsi="TimeNewRoman"/>
-                <w:sz w:val="30"/>
-              </w:rPr>
-              <w:t>32+52=84</w:t>
-            </w:r>
-          </w:p>
-        </w:tc>
-      </w:tr>
-      <w:tr>
-        <w:tc>
-          <w:tcPr>
-            <w:tcW w:type="dxa" w:w="1987"/>
-          </w:tcPr>
-          <w:p>
-            <w:pPr>
-              <w:jc w:val="left"/>
-            </w:pPr>
-            <w:r>
-              <w:rPr>
-                <w:rFonts w:ascii="TimeNewRoman" w:hAnsi="TimeNewRoman"/>
-                <w:sz w:val="30"/>
-              </w:rPr>
-              <w:t>38+40=78</w:t>
-            </w:r>
-          </w:p>
-        </w:tc>
-        <w:tc>
-          <w:tcPr>
-            <w:tcW w:type="dxa" w:w="1987"/>
-          </w:tcPr>
-          <w:p>
-            <w:pPr>
-              <w:jc w:val="left"/>
-            </w:pPr>
-            <w:r>
-              <w:rPr>
-                <w:rFonts w:ascii="TimeNewRoman" w:hAnsi="TimeNewRoman"/>
-                <w:sz w:val="30"/>
-              </w:rPr>
-              <w:t>50+27=77</w:t>
-            </w:r>
-          </w:p>
-        </w:tc>
-        <w:tc>
-          <w:tcPr>
-            <w:tcW w:type="dxa" w:w="1987"/>
-          </w:tcPr>
-          <w:p>
-            <w:pPr>
-              <w:jc w:val="left"/>
-            </w:pPr>
-            <w:r>
-              <w:rPr>
-                <w:rFonts w:ascii="TimeNewRoman" w:hAnsi="TimeNewRoman"/>
-                <w:sz w:val="30"/>
-              </w:rPr>
-              <w:t>36-18=18</w:t>
-            </w:r>
-          </w:p>
-        </w:tc>
-        <w:tc>
-          <w:tcPr>
-            <w:tcW w:type="dxa" w:w="1987"/>
-          </w:tcPr>
-          <w:p>
-            <w:pPr>
-              <w:jc w:val="left"/>
-            </w:pPr>
-            <w:r>
-              <w:rPr>
-                <w:rFonts w:ascii="TimeNewRoman" w:hAnsi="TimeNewRoman"/>
-                <w:sz w:val="30"/>
-              </w:rPr>
-              <w:t>68+15=83</w:t>
-            </w:r>
-          </w:p>
-        </w:tc>
-        <w:tc>
-          <w:tcPr>
-            <w:tcW w:type="dxa" w:w="1987"/>
-          </w:tcPr>
-          <w:p>
-            <w:pPr>
-              <w:jc w:val="left"/>
-            </w:pPr>
-            <w:r>
-              <w:rPr>
-                <w:rFonts w:ascii="TimeNewRoman" w:hAnsi="TimeNewRoman"/>
-                <w:sz w:val="30"/>
-              </w:rPr>
-              <w:t>83+7=90</w:t>
-            </w:r>
-          </w:p>
-        </w:tc>
-      </w:tr>
-      <w:tr>
-        <w:tc>
-          <w:tcPr>
-            <w:tcW w:type="dxa" w:w="1987"/>
-          </w:tcPr>
-          <w:p>
-            <w:pPr>
-              <w:jc w:val="left"/>
-            </w:pPr>
-            <w:r>
-              <w:rPr>
-                <w:rFonts w:ascii="TimeNewRoman" w:hAnsi="TimeNewRoman"/>
-                <w:sz w:val="30"/>
-              </w:rPr>
-              <w:t>7+72=79</w:t>
-            </w:r>
-          </w:p>
-        </w:tc>
-        <w:tc>
-          <w:tcPr>
-            <w:tcW w:type="dxa" w:w="1987"/>
-          </w:tcPr>
-          <w:p>
-            <w:pPr>
-              <w:jc w:val="left"/>
-            </w:pPr>
-            <w:r>
-              <w:rPr>
-                <w:rFonts w:ascii="TimeNewRoman" w:hAnsi="TimeNewRoman"/>
-                <w:sz w:val="30"/>
-              </w:rPr>
-              <w:t>76-68=8</w:t>
-            </w:r>
-          </w:p>
-        </w:tc>
-        <w:tc>
-          <w:tcPr>
-            <w:tcW w:type="dxa" w:w="1987"/>
-          </w:tcPr>
-          <w:p>
-            <w:pPr>
-              <w:jc w:val="left"/>
-            </w:pPr>
-            <w:r>
-              <w:rPr>
-                <w:rFonts w:ascii="TimeNewRoman" w:hAnsi="TimeNewRoman"/>
-                <w:sz w:val="30"/>
-              </w:rPr>
-              <w:t>7+6=13</w:t>
-            </w:r>
-          </w:p>
-        </w:tc>
-        <w:tc>
-          <w:tcPr>
-            <w:tcW w:type="dxa" w:w="1987"/>
-          </w:tcPr>
-          <w:p>
-            <w:pPr>
-              <w:jc w:val="left"/>
-            </w:pPr>
-            <w:r>
-              <w:rPr>
-                <w:rFonts w:ascii="TimeNewRoman" w:hAnsi="TimeNewRoman"/>
-                <w:sz w:val="30"/>
-              </w:rPr>
-              <w:t>47+40=87</w:t>
-            </w:r>
-          </w:p>
-        </w:tc>
-        <w:tc>
-          <w:tcPr>
-            <w:tcW w:type="dxa" w:w="1987"/>
-          </w:tcPr>
-          <w:p>
-            <w:pPr>
-              <w:jc w:val="left"/>
-            </w:pPr>
-            <w:r>
-              <w:rPr>
-                <w:rFonts w:ascii="TimeNewRoman" w:hAnsi="TimeNewRoman"/>
-                <w:sz w:val="30"/>
-              </w:rPr>
-              <w:t>73-1=72</w:t>
-            </w:r>
-          </w:p>
-        </w:tc>
-      </w:tr>
-      <w:tr>
-        <w:tc>
-          <w:tcPr>
-            <w:tcW w:type="dxa" w:w="1987"/>
-          </w:tcPr>
-          <w:p>
-            <w:pPr>
-              <w:jc w:val="left"/>
-            </w:pPr>
-            <w:r>
-              <w:rPr>
-                <w:rFonts w:ascii="TimeNewRoman" w:hAnsi="TimeNewRoman"/>
-                <w:sz w:val="30"/>
-              </w:rPr>
-              <w:t>3+18=21</w:t>
-            </w:r>
-          </w:p>
-        </w:tc>
-        <w:tc>
-          <w:tcPr>
-            <w:tcW w:type="dxa" w:w="1987"/>
-          </w:tcPr>
-          <w:p>
-            <w:pPr>
-              <w:jc w:val="left"/>
-            </w:pPr>
-            <w:r>
-              <w:rPr>
-                <w:rFonts w:ascii="TimeNewRoman" w:hAnsi="TimeNewRoman"/>
-                <w:sz w:val="30"/>
-              </w:rPr>
-              <w:t>54-49=5</w:t>
-            </w:r>
-          </w:p>
-        </w:tc>
-        <w:tc>
-          <w:tcPr>
-            <w:tcW w:type="dxa" w:w="1987"/>
-          </w:tcPr>
-          <w:p>
-            <w:pPr>
-              <w:jc w:val="left"/>
-            </w:pPr>
-            <w:r>
-              <w:rPr>
-                <w:rFonts w:ascii="TimeNewRoman" w:hAnsi="TimeNewRoman"/>
-                <w:sz w:val="30"/>
-              </w:rPr>
-              <w:t>17+17=34</w:t>
-            </w:r>
-          </w:p>
-        </w:tc>
-        <w:tc>
-          <w:tcPr>
-            <w:tcW w:type="dxa" w:w="1987"/>
-          </w:tcPr>
-          <w:p>
-            <w:pPr>
-              <w:jc w:val="left"/>
-            </w:pPr>
-            <w:r>
-              <w:rPr>
-                <w:rFonts w:ascii="TimeNewRoman" w:hAnsi="TimeNewRoman"/>
-                <w:sz w:val="30"/>
-              </w:rPr>
-              <w:t>51+13=64</w:t>
-            </w:r>
-          </w:p>
-        </w:tc>
-        <w:tc>
-          <w:tcPr>
-            <w:tcW w:type="dxa" w:w="1987"/>
-          </w:tcPr>
-          <w:p>
-            <w:pPr>
-              <w:jc w:val="left"/>
-            </w:pPr>
-            <w:r>
-              <w:rPr>
-                <w:rFonts w:ascii="TimeNewRoman" w:hAnsi="TimeNewRoman"/>
-                <w:sz w:val="30"/>
-              </w:rPr>
-              <w:t>90-35=55</w:t>
-            </w:r>
-          </w:p>
-        </w:tc>
-      </w:tr>
-      <w:tr>
-        <w:tc>
-          <w:tcPr>
-            <w:tcW w:type="dxa" w:w="1987"/>
-          </w:tcPr>
-          <w:p>
-            <w:pPr>
-              <w:jc w:val="left"/>
-            </w:pPr>
-            <w:r>
-              <w:rPr>
-                <w:rFonts w:ascii="TimeNewRoman" w:hAnsi="TimeNewRoman"/>
-                <w:sz w:val="30"/>
-              </w:rPr>
-              <w:t>56-8=48</w:t>
-            </w:r>
-          </w:p>
-        </w:tc>
-        <w:tc>
-          <w:tcPr>
-            <w:tcW w:type="dxa" w:w="1987"/>
-          </w:tcPr>
-          <w:p>
-            <w:pPr>
-              <w:jc w:val="left"/>
-            </w:pPr>
-            <w:r>
-              <w:rPr>
-                <w:rFonts w:ascii="TimeNewRoman" w:hAnsi="TimeNewRoman"/>
-                <w:sz w:val="30"/>
-              </w:rPr>
-              <w:t>92-45=47</w:t>
-            </w:r>
-          </w:p>
-        </w:tc>
-        <w:tc>
-          <w:tcPr>
-            <w:tcW w:type="dxa" w:w="1987"/>
-          </w:tcPr>
-          <w:p>
-            <w:pPr>
-              <w:jc w:val="left"/>
-            </w:pPr>
-            <w:r>
-              <w:rPr>
-                <w:rFonts w:ascii="TimeNewRoman" w:hAnsi="TimeNewRoman"/>
-                <w:sz w:val="30"/>
-              </w:rPr>
-              <w:t>89-37=52</w:t>
-            </w:r>
-          </w:p>
-        </w:tc>
-        <w:tc>
-          <w:tcPr>
-            <w:tcW w:type="dxa" w:w="1987"/>
-          </w:tcPr>
-          <w:p>
-            <w:pPr>
-              <w:jc w:val="left"/>
-            </w:pPr>
-            <w:r>
-              <w:rPr>
-                <w:rFonts w:ascii="TimeNewRoman" w:hAnsi="TimeNewRoman"/>
-                <w:sz w:val="30"/>
-              </w:rPr>
-              <w:t>64-17=47</w:t>
-            </w:r>
-          </w:p>
-        </w:tc>
-        <w:tc>
-          <w:tcPr>
-            <w:tcW w:type="dxa" w:w="1987"/>
-          </w:tcPr>
-          <w:p>
-            <w:pPr>
-              <w:jc w:val="left"/>
-            </w:pPr>
-            <w:r>
-              <w:rPr>
-                <w:rFonts w:ascii="TimeNewRoman" w:hAnsi="TimeNewRoman"/>
-                <w:sz w:val="30"/>
-              </w:rPr>
-              <w:t>46+19=65</w:t>
-            </w:r>
-          </w:p>
-        </w:tc>
-      </w:tr>
-      <w:tr>
-        <w:tc>
-          <w:tcPr>
-            <w:tcW w:type="dxa" w:w="1987"/>
-          </w:tcPr>
-          <w:p>
-            <w:pPr>
-              <w:jc w:val="left"/>
-            </w:pPr>
-            <w:r>
-              <w:rPr>
-                <w:rFonts w:ascii="TimeNewRoman" w:hAnsi="TimeNewRoman"/>
-                <w:sz w:val="30"/>
-              </w:rPr>
-              <w:t>12+58=70</w:t>
-            </w:r>
-          </w:p>
-        </w:tc>
-        <w:tc>
-          <w:tcPr>
-            <w:tcW w:type="dxa" w:w="1987"/>
-          </w:tcPr>
-          <w:p>
-            <w:pPr>
-              <w:jc w:val="left"/>
-            </w:pPr>
-            <w:r>
-              <w:rPr>
-                <w:rFonts w:ascii="TimeNewRoman" w:hAnsi="TimeNewRoman"/>
-                <w:sz w:val="30"/>
-              </w:rPr>
-              <w:t>71-19=52</w:t>
-            </w:r>
-          </w:p>
-        </w:tc>
-        <w:tc>
-          <w:tcPr>
-            <w:tcW w:type="dxa" w:w="1987"/>
-          </w:tcPr>
-          <w:p>
-            <w:pPr>
-              <w:jc w:val="left"/>
-            </w:pPr>
-            <w:r>
-              <w:rPr>
-                <w:rFonts w:ascii="TimeNewRoman" w:hAnsi="TimeNewRoman"/>
-                <w:sz w:val="30"/>
-              </w:rPr>
-              <w:t>39+12=51</w:t>
-            </w:r>
-          </w:p>
-        </w:tc>
-        <w:tc>
-          <w:tcPr>
-            <w:tcW w:type="dxa" w:w="1987"/>
-          </w:tcPr>
-          <w:p>
-            <w:pPr>
-              <w:jc w:val="left"/>
-            </w:pPr>
-            <w:r>
-              <w:rPr>
-                <w:rFonts w:ascii="TimeNewRoman" w:hAnsi="TimeNewRoman"/>
-                <w:sz w:val="30"/>
-              </w:rPr>
-              <w:t>55+33=88</w:t>
-            </w:r>
-          </w:p>
-        </w:tc>
-        <w:tc>
-          <w:tcPr>
-            <w:tcW w:type="dxa" w:w="1987"/>
-          </w:tcPr>
-          <w:p>
-            <w:pPr>
-              <w:jc w:val="left"/>
-            </w:pPr>
-            <w:r>
-              <w:rPr>
-                <w:rFonts w:ascii="TimeNewRoman" w:hAnsi="TimeNewRoman"/>
-                <w:sz w:val="30"/>
-              </w:rPr>
-              <w:t>64-0=64</w:t>
-            </w:r>
-          </w:p>
-        </w:tc>
-      </w:tr>
-      <w:tr>
-        <w:tc>
-          <w:tcPr>
-            <w:tcW w:type="dxa" w:w="1987"/>
-          </w:tcPr>
-          <w:p>
-            <w:pPr>
-              <w:jc w:val="left"/>
-            </w:pPr>
-            <w:r>
-              <w:rPr>
-                <w:rFonts w:ascii="TimeNewRoman" w:hAnsi="TimeNewRoman"/>
-                <w:sz w:val="30"/>
-              </w:rPr>
-              <w:t>26+38=64</w:t>
-            </w:r>
-          </w:p>
-        </w:tc>
-        <w:tc>
-          <w:tcPr>
-            <w:tcW w:type="dxa" w:w="1987"/>
-          </w:tcPr>
-          <w:p>
-            <w:pPr>
-              <w:jc w:val="left"/>
-            </w:pPr>
-            <w:r>
-              <w:rPr>
-                <w:rFonts w:ascii="TimeNewRoman" w:hAnsi="TimeNewRoman"/>
-                <w:sz w:val="30"/>
-              </w:rPr>
-              <w:t>96-72=24</w:t>
-            </w:r>
-          </w:p>
-        </w:tc>
-        <w:tc>
-          <w:tcPr>
-            <w:tcW w:type="dxa" w:w="1987"/>
-          </w:tcPr>
-          <w:p>
-            <w:pPr>
-              <w:jc w:val="left"/>
-            </w:pPr>
-            <w:r>
-              <w:rPr>
-                <w:rFonts w:ascii="TimeNewRoman" w:hAnsi="TimeNewRoman"/>
-                <w:sz w:val="30"/>
-              </w:rPr>
-              <w:t>26+63=89</w:t>
-            </w:r>
-          </w:p>
-        </w:tc>
-        <w:tc>
-          <w:tcPr>
-            <w:tcW w:type="dxa" w:w="1987"/>
-          </w:tcPr>
-          <w:p>
-            <w:pPr>
-              <w:jc w:val="left"/>
-            </w:pPr>
-            <w:r>
-              <w:rPr>
-                <w:rFonts w:ascii="TimeNewRoman" w:hAnsi="TimeNewRoman"/>
-                <w:sz w:val="30"/>
-              </w:rPr>
-              <w:t>45-23=22</w:t>
-            </w:r>
-          </w:p>
-        </w:tc>
-        <w:tc>
-          <w:tcPr>
-            <w:tcW w:type="dxa" w:w="1987"/>
-          </w:tcPr>
-          <w:p>
-            <w:pPr>
-              <w:jc w:val="left"/>
-            </w:pPr>
-            <w:r>
-              <w:rPr>
-                <w:rFonts w:ascii="TimeNewRoman" w:hAnsi="TimeNewRoman"/>
-                <w:sz w:val="30"/>
-              </w:rPr>
-              <w:t>84-76=8</w:t>
-            </w:r>
-          </w:p>
-        </w:tc>
-      </w:tr>
-      <w:tr>
-        <w:tc>
-          <w:tcPr>
-            <w:tcW w:type="dxa" w:w="1987"/>
-          </w:tcPr>
-          <w:p>
-            <w:pPr>
-              <w:jc w:val="left"/>
-            </w:pPr>
-            <w:r>
-              <w:rPr>
-                <w:rFonts w:ascii="TimeNewRoman" w:hAnsi="TimeNewRoman"/>
-                <w:sz w:val="30"/>
-              </w:rPr>
-              <w:t>28-10=18</w:t>
-            </w:r>
-          </w:p>
-        </w:tc>
-        <w:tc>
-          <w:tcPr>
-            <w:tcW w:type="dxa" w:w="1987"/>
-          </w:tcPr>
-          <w:p>
-            <w:pPr>
-              <w:jc w:val="left"/>
-            </w:pPr>
-            <w:r>
-              <w:rPr>
-                <w:rFonts w:ascii="TimeNewRoman" w:hAnsi="TimeNewRoman"/>
-                <w:sz w:val="30"/>
-              </w:rPr>
-              <w:t>96-85=11</w:t>
-            </w:r>
-          </w:p>
-        </w:tc>
-        <w:tc>
-          <w:tcPr>
-            <w:tcW w:type="dxa" w:w="1987"/>
-          </w:tcPr>
-          <w:p>
-            <w:pPr>
-              <w:jc w:val="left"/>
-            </w:pPr>
-            <w:r>
-              <w:rPr>
-                <w:rFonts w:ascii="TimeNewRoman" w:hAnsi="TimeNewRoman"/>
-                <w:sz w:val="30"/>
-              </w:rPr>
-              <w:t>86-43=43</w:t>
-            </w:r>
-          </w:p>
-        </w:tc>
-        <w:tc>
-          <w:tcPr>
-            <w:tcW w:type="dxa" w:w="1987"/>
-          </w:tcPr>
-          <w:p>
-            <w:pPr>
-              <w:jc w:val="left"/>
-            </w:pPr>
-            <w:r>
-              <w:rPr>
-                <w:rFonts w:ascii="TimeNewRoman" w:hAnsi="TimeNewRoman"/>
-                <w:sz w:val="30"/>
-              </w:rPr>
-              <w:t>1+8=9</w:t>
-            </w:r>
-          </w:p>
-        </w:tc>
-        <w:tc>
-          <w:tcPr>
-            <w:tcW w:type="dxa" w:w="1987"/>
-          </w:tcPr>
-          <w:p>
-            <w:pPr>
-              <w:jc w:val="left"/>
-            </w:pPr>
-            <w:r>
-              <w:rPr>
-                <w:rFonts w:ascii="TimeNewRoman" w:hAnsi="TimeNewRoman"/>
-                <w:sz w:val="30"/>
-              </w:rPr>
-              <w:t>53-41=12</w:t>
-            </w:r>
-          </w:p>
-        </w:tc>
-      </w:tr>
-      <w:tr>
-        <w:tc>
-          <w:tcPr>
-            <w:tcW w:type="dxa" w:w="1987"/>
-          </w:tcPr>
-          <w:p>
-            <w:pPr>
-              <w:jc w:val="left"/>
-            </w:pPr>
-            <w:r>
-              <w:rPr>
-                <w:rFonts w:ascii="TimeNewRoman" w:hAnsi="TimeNewRoman"/>
-                <w:sz w:val="30"/>
-              </w:rPr>
-              <w:t>56+29=85</w:t>
-            </w:r>
-          </w:p>
-        </w:tc>
-        <w:tc>
-          <w:tcPr>
-            <w:tcW w:type="dxa" w:w="1987"/>
-          </w:tcPr>
-          <w:p>
-            <w:pPr>
-              <w:jc w:val="left"/>
-            </w:pPr>
-            <w:r>
-              <w:rPr>
-                <w:rFonts w:ascii="TimeNewRoman" w:hAnsi="TimeNewRoman"/>
-                <w:sz w:val="30"/>
-              </w:rPr>
-              <w:t>37-15=22</w:t>
-            </w:r>
-          </w:p>
-        </w:tc>
-        <w:tc>
-          <w:tcPr>
-            <w:tcW w:type="dxa" w:w="1987"/>
-          </w:tcPr>
-          <w:p>
-            <w:pPr>
-              <w:jc w:val="left"/>
-            </w:pPr>
-            <w:r>
-              <w:rPr>
-                <w:rFonts w:ascii="TimeNewRoman" w:hAnsi="TimeNewRoman"/>
-                <w:sz w:val="30"/>
-              </w:rPr>
-              <w:t>85-8=77</w:t>
-            </w:r>
-          </w:p>
-        </w:tc>
-        <w:tc>
-          <w:tcPr>
-            <w:tcW w:type="dxa" w:w="1987"/>
-          </w:tcPr>
-          <w:p>
-            <w:pPr>
-              <w:jc w:val="left"/>
-            </w:pPr>
-            <w:r>
-              <w:rPr>
-                <w:rFonts w:ascii="TimeNewRoman" w:hAnsi="TimeNewRoman"/>
-                <w:sz w:val="30"/>
-              </w:rPr>
-              <w:t>96-47=49</w:t>
-            </w:r>
-          </w:p>
-        </w:tc>
-        <w:tc>
-          <w:tcPr>
-            <w:tcW w:type="dxa" w:w="1987"/>
-          </w:tcPr>
-          <w:p>
-            <w:pPr>
-              <w:jc w:val="left"/>
-            </w:pPr>
-            <w:r>
-              <w:rPr>
-                <w:rFonts w:ascii="TimeNewRoman" w:hAnsi="TimeNewRoman"/>
-                <w:sz w:val="30"/>
-              </w:rPr>
-              <w:t>34+63=97</w:t>
-            </w:r>
-          </w:p>
-        </w:tc>
-      </w:tr>
-      <w:tr>
-        <w:tc>
-          <w:tcPr>
-            <w:tcW w:type="dxa" w:w="1987"/>
-          </w:tcPr>
-          <w:p>
-            <w:pPr>
-              <w:jc w:val="left"/>
-            </w:pPr>
-            <w:r>
-              <w:rPr>
-                <w:rFonts w:ascii="TimeNewRoman" w:hAnsi="TimeNewRoman"/>
-                <w:sz w:val="30"/>
-              </w:rPr>
-              <w:t>99-74=25</w:t>
+              <w:t>14+83=97</w:t>
             </w:r>
           </w:p>
         </w:tc>
@@ -1727,7 +265,7 @@
                 <w:rFonts w:ascii="TimeNewRoman" w:hAnsi="TimeNewRoman"/>
                 <w:sz w:val="30"/>
               </w:rPr>
-              <w:t>34+3=37</w:t>
+              <w:t>68-18=50</w:t>
             </w:r>
           </w:p>
         </w:tc>
@@ -1744,7 +282,26 @@
                 <w:rFonts w:ascii="TimeNewRoman" w:hAnsi="TimeNewRoman"/>
                 <w:sz w:val="30"/>
               </w:rPr>
-              <w:t>10+75=85</w:t>
+              <w:t>49+35=84</w:t>
+            </w:r>
+          </w:p>
+        </w:tc>
+      </w:tr>
+      <w:tr>
+        <w:tc>
+          <w:tcPr>
+            <w:tcW w:type="dxa" w:w="1987"/>
+          </w:tcPr>
+          <w:p>
+            <w:pPr>
+              <w:jc w:val="left"/>
+            </w:pPr>
+            <w:r>
+              <w:rPr>
+                <w:rFonts w:ascii="TimeNewRoman" w:hAnsi="TimeNewRoman"/>
+                <w:sz w:val="30"/>
+              </w:rPr>
+              <w:t>58+26=84</w:t>
             </w:r>
           </w:p>
         </w:tc>
@@ -1761,7 +318,1450 @@
                 <w:rFonts w:ascii="TimeNewRoman" w:hAnsi="TimeNewRoman"/>
                 <w:sz w:val="30"/>
               </w:rPr>
-              <w:t>88-16=72</w:t>
+              <w:t>85-4=81</w:t>
+            </w:r>
+          </w:p>
+        </w:tc>
+        <w:tc>
+          <w:tcPr>
+            <w:tcW w:type="dxa" w:w="1987"/>
+          </w:tcPr>
+          <w:p>
+            <w:pPr>
+              <w:jc w:val="left"/>
+            </w:pPr>
+            <w:r>
+              <w:rPr>
+                <w:rFonts w:ascii="TimeNewRoman" w:hAnsi="TimeNewRoman"/>
+                <w:sz w:val="30"/>
+              </w:rPr>
+              <w:t>76-32=44</w:t>
+            </w:r>
+          </w:p>
+        </w:tc>
+        <w:tc>
+          <w:tcPr>
+            <w:tcW w:type="dxa" w:w="1987"/>
+          </w:tcPr>
+          <w:p>
+            <w:pPr>
+              <w:jc w:val="left"/>
+            </w:pPr>
+            <w:r>
+              <w:rPr>
+                <w:rFonts w:ascii="TimeNewRoman" w:hAnsi="TimeNewRoman"/>
+                <w:sz w:val="30"/>
+              </w:rPr>
+              <w:t>85-52=33</w:t>
+            </w:r>
+          </w:p>
+        </w:tc>
+        <w:tc>
+          <w:tcPr>
+            <w:tcW w:type="dxa" w:w="1987"/>
+          </w:tcPr>
+          <w:p>
+            <w:pPr>
+              <w:jc w:val="left"/>
+            </w:pPr>
+            <w:r>
+              <w:rPr>
+                <w:rFonts w:ascii="TimeNewRoman" w:hAnsi="TimeNewRoman"/>
+                <w:sz w:val="30"/>
+              </w:rPr>
+              <w:t>86-2=84</w:t>
+            </w:r>
+          </w:p>
+        </w:tc>
+      </w:tr>
+      <w:tr>
+        <w:tc>
+          <w:tcPr>
+            <w:tcW w:type="dxa" w:w="1987"/>
+          </w:tcPr>
+          <w:p>
+            <w:pPr>
+              <w:jc w:val="left"/>
+            </w:pPr>
+            <w:r>
+              <w:rPr>
+                <w:rFonts w:ascii="TimeNewRoman" w:hAnsi="TimeNewRoman"/>
+                <w:sz w:val="30"/>
+              </w:rPr>
+              <w:t>79-58=21</w:t>
+            </w:r>
+          </w:p>
+        </w:tc>
+        <w:tc>
+          <w:tcPr>
+            <w:tcW w:type="dxa" w:w="1987"/>
+          </w:tcPr>
+          <w:p>
+            <w:pPr>
+              <w:jc w:val="left"/>
+            </w:pPr>
+            <w:r>
+              <w:rPr>
+                <w:rFonts w:ascii="TimeNewRoman" w:hAnsi="TimeNewRoman"/>
+                <w:sz w:val="30"/>
+              </w:rPr>
+              <w:t>12+6=18</w:t>
+            </w:r>
+          </w:p>
+        </w:tc>
+        <w:tc>
+          <w:tcPr>
+            <w:tcW w:type="dxa" w:w="1987"/>
+          </w:tcPr>
+          <w:p>
+            <w:pPr>
+              <w:jc w:val="left"/>
+            </w:pPr>
+            <w:r>
+              <w:rPr>
+                <w:rFonts w:ascii="TimeNewRoman" w:hAnsi="TimeNewRoman"/>
+                <w:sz w:val="30"/>
+              </w:rPr>
+              <w:t>1+37=38</w:t>
+            </w:r>
+          </w:p>
+        </w:tc>
+        <w:tc>
+          <w:tcPr>
+            <w:tcW w:type="dxa" w:w="1987"/>
+          </w:tcPr>
+          <w:p>
+            <w:pPr>
+              <w:jc w:val="left"/>
+            </w:pPr>
+            <w:r>
+              <w:rPr>
+                <w:rFonts w:ascii="TimeNewRoman" w:hAnsi="TimeNewRoman"/>
+                <w:sz w:val="30"/>
+              </w:rPr>
+              <w:t>12+56=68</w:t>
+            </w:r>
+          </w:p>
+        </w:tc>
+        <w:tc>
+          <w:tcPr>
+            <w:tcW w:type="dxa" w:w="1987"/>
+          </w:tcPr>
+          <w:p>
+            <w:pPr>
+              <w:jc w:val="left"/>
+            </w:pPr>
+            <w:r>
+              <w:rPr>
+                <w:rFonts w:ascii="TimeNewRoman" w:hAnsi="TimeNewRoman"/>
+                <w:sz w:val="30"/>
+              </w:rPr>
+              <w:t>60-27=33</w:t>
+            </w:r>
+          </w:p>
+        </w:tc>
+      </w:tr>
+      <w:tr>
+        <w:tc>
+          <w:tcPr>
+            <w:tcW w:type="dxa" w:w="1987"/>
+          </w:tcPr>
+          <w:p>
+            <w:pPr>
+              <w:jc w:val="left"/>
+            </w:pPr>
+            <w:r>
+              <w:rPr>
+                <w:rFonts w:ascii="TimeNewRoman" w:hAnsi="TimeNewRoman"/>
+                <w:sz w:val="30"/>
+              </w:rPr>
+              <w:t>84-40=44</w:t>
+            </w:r>
+          </w:p>
+        </w:tc>
+        <w:tc>
+          <w:tcPr>
+            <w:tcW w:type="dxa" w:w="1987"/>
+          </w:tcPr>
+          <w:p>
+            <w:pPr>
+              <w:jc w:val="left"/>
+            </w:pPr>
+            <w:r>
+              <w:rPr>
+                <w:rFonts w:ascii="TimeNewRoman" w:hAnsi="TimeNewRoman"/>
+                <w:sz w:val="30"/>
+              </w:rPr>
+              <w:t>0+22=22</w:t>
+            </w:r>
+          </w:p>
+        </w:tc>
+        <w:tc>
+          <w:tcPr>
+            <w:tcW w:type="dxa" w:w="1987"/>
+          </w:tcPr>
+          <w:p>
+            <w:pPr>
+              <w:jc w:val="left"/>
+            </w:pPr>
+            <w:r>
+              <w:rPr>
+                <w:rFonts w:ascii="TimeNewRoman" w:hAnsi="TimeNewRoman"/>
+                <w:sz w:val="30"/>
+              </w:rPr>
+              <w:t>1+5=6</w:t>
+            </w:r>
+          </w:p>
+        </w:tc>
+        <w:tc>
+          <w:tcPr>
+            <w:tcW w:type="dxa" w:w="1987"/>
+          </w:tcPr>
+          <w:p>
+            <w:pPr>
+              <w:jc w:val="left"/>
+            </w:pPr>
+            <w:r>
+              <w:rPr>
+                <w:rFonts w:ascii="TimeNewRoman" w:hAnsi="TimeNewRoman"/>
+                <w:sz w:val="30"/>
+              </w:rPr>
+              <w:t>9+61=70</w:t>
+            </w:r>
+          </w:p>
+        </w:tc>
+        <w:tc>
+          <w:tcPr>
+            <w:tcW w:type="dxa" w:w="1987"/>
+          </w:tcPr>
+          <w:p>
+            <w:pPr>
+              <w:jc w:val="left"/>
+            </w:pPr>
+            <w:r>
+              <w:rPr>
+                <w:rFonts w:ascii="TimeNewRoman" w:hAnsi="TimeNewRoman"/>
+                <w:sz w:val="30"/>
+              </w:rPr>
+              <w:t>25-20=5</w:t>
+            </w:r>
+          </w:p>
+        </w:tc>
+      </w:tr>
+      <w:tr>
+        <w:tc>
+          <w:tcPr>
+            <w:tcW w:type="dxa" w:w="1987"/>
+          </w:tcPr>
+          <w:p>
+            <w:pPr>
+              <w:jc w:val="left"/>
+            </w:pPr>
+            <w:r>
+              <w:rPr>
+                <w:rFonts w:ascii="TimeNewRoman" w:hAnsi="TimeNewRoman"/>
+                <w:sz w:val="30"/>
+              </w:rPr>
+              <w:t>53-34=19</w:t>
+            </w:r>
+          </w:p>
+        </w:tc>
+        <w:tc>
+          <w:tcPr>
+            <w:tcW w:type="dxa" w:w="1987"/>
+          </w:tcPr>
+          <w:p>
+            <w:pPr>
+              <w:jc w:val="left"/>
+            </w:pPr>
+            <w:r>
+              <w:rPr>
+                <w:rFonts w:ascii="TimeNewRoman" w:hAnsi="TimeNewRoman"/>
+                <w:sz w:val="30"/>
+              </w:rPr>
+              <w:t>92-7=85</w:t>
+            </w:r>
+          </w:p>
+        </w:tc>
+        <w:tc>
+          <w:tcPr>
+            <w:tcW w:type="dxa" w:w="1987"/>
+          </w:tcPr>
+          <w:p>
+            <w:pPr>
+              <w:jc w:val="left"/>
+            </w:pPr>
+            <w:r>
+              <w:rPr>
+                <w:rFonts w:ascii="TimeNewRoman" w:hAnsi="TimeNewRoman"/>
+                <w:sz w:val="30"/>
+              </w:rPr>
+              <w:t>72-62=10</w:t>
+            </w:r>
+          </w:p>
+        </w:tc>
+        <w:tc>
+          <w:tcPr>
+            <w:tcW w:type="dxa" w:w="1987"/>
+          </w:tcPr>
+          <w:p>
+            <w:pPr>
+              <w:jc w:val="left"/>
+            </w:pPr>
+            <w:r>
+              <w:rPr>
+                <w:rFonts w:ascii="TimeNewRoman" w:hAnsi="TimeNewRoman"/>
+                <w:sz w:val="30"/>
+              </w:rPr>
+              <w:t>81+4=85</w:t>
+            </w:r>
+          </w:p>
+        </w:tc>
+        <w:tc>
+          <w:tcPr>
+            <w:tcW w:type="dxa" w:w="1987"/>
+          </w:tcPr>
+          <w:p>
+            <w:pPr>
+              <w:jc w:val="left"/>
+            </w:pPr>
+            <w:r>
+              <w:rPr>
+                <w:rFonts w:ascii="TimeNewRoman" w:hAnsi="TimeNewRoman"/>
+                <w:sz w:val="30"/>
+              </w:rPr>
+              <w:t>95-30=65</w:t>
+            </w:r>
+          </w:p>
+        </w:tc>
+      </w:tr>
+      <w:tr>
+        <w:tc>
+          <w:tcPr>
+            <w:tcW w:type="dxa" w:w="1987"/>
+          </w:tcPr>
+          <w:p>
+            <w:pPr>
+              <w:jc w:val="left"/>
+            </w:pPr>
+            <w:r>
+              <w:rPr>
+                <w:rFonts w:ascii="TimeNewRoman" w:hAnsi="TimeNewRoman"/>
+                <w:sz w:val="30"/>
+              </w:rPr>
+              <w:t>31-4=27</w:t>
+            </w:r>
+          </w:p>
+        </w:tc>
+        <w:tc>
+          <w:tcPr>
+            <w:tcW w:type="dxa" w:w="1987"/>
+          </w:tcPr>
+          <w:p>
+            <w:pPr>
+              <w:jc w:val="left"/>
+            </w:pPr>
+            <w:r>
+              <w:rPr>
+                <w:rFonts w:ascii="TimeNewRoman" w:hAnsi="TimeNewRoman"/>
+                <w:sz w:val="30"/>
+              </w:rPr>
+              <w:t>99-30=69</w:t>
+            </w:r>
+          </w:p>
+        </w:tc>
+        <w:tc>
+          <w:tcPr>
+            <w:tcW w:type="dxa" w:w="1987"/>
+          </w:tcPr>
+          <w:p>
+            <w:pPr>
+              <w:jc w:val="left"/>
+            </w:pPr>
+            <w:r>
+              <w:rPr>
+                <w:rFonts w:ascii="TimeNewRoman" w:hAnsi="TimeNewRoman"/>
+                <w:sz w:val="30"/>
+              </w:rPr>
+              <w:t>78-65=13</w:t>
+            </w:r>
+          </w:p>
+        </w:tc>
+        <w:tc>
+          <w:tcPr>
+            <w:tcW w:type="dxa" w:w="1987"/>
+          </w:tcPr>
+          <w:p>
+            <w:pPr>
+              <w:jc w:val="left"/>
+            </w:pPr>
+            <w:r>
+              <w:rPr>
+                <w:rFonts w:ascii="TimeNewRoman" w:hAnsi="TimeNewRoman"/>
+                <w:sz w:val="30"/>
+              </w:rPr>
+              <w:t>43+36=79</w:t>
+            </w:r>
+          </w:p>
+        </w:tc>
+        <w:tc>
+          <w:tcPr>
+            <w:tcW w:type="dxa" w:w="1987"/>
+          </w:tcPr>
+          <w:p>
+            <w:pPr>
+              <w:jc w:val="left"/>
+            </w:pPr>
+            <w:r>
+              <w:rPr>
+                <w:rFonts w:ascii="TimeNewRoman" w:hAnsi="TimeNewRoman"/>
+                <w:sz w:val="30"/>
+              </w:rPr>
+              <w:t>60+5=65</w:t>
+            </w:r>
+          </w:p>
+        </w:tc>
+      </w:tr>
+      <w:tr>
+        <w:tc>
+          <w:tcPr>
+            <w:tcW w:type="dxa" w:w="1987"/>
+          </w:tcPr>
+          <w:p>
+            <w:pPr>
+              <w:jc w:val="left"/>
+            </w:pPr>
+            <w:r>
+              <w:rPr>
+                <w:rFonts w:ascii="TimeNewRoman" w:hAnsi="TimeNewRoman"/>
+                <w:sz w:val="30"/>
+              </w:rPr>
+              <w:t>19+40=59</w:t>
+            </w:r>
+          </w:p>
+        </w:tc>
+        <w:tc>
+          <w:tcPr>
+            <w:tcW w:type="dxa" w:w="1987"/>
+          </w:tcPr>
+          <w:p>
+            <w:pPr>
+              <w:jc w:val="left"/>
+            </w:pPr>
+            <w:r>
+              <w:rPr>
+                <w:rFonts w:ascii="TimeNewRoman" w:hAnsi="TimeNewRoman"/>
+                <w:sz w:val="30"/>
+              </w:rPr>
+              <w:t>95-60=35</w:t>
+            </w:r>
+          </w:p>
+        </w:tc>
+        <w:tc>
+          <w:tcPr>
+            <w:tcW w:type="dxa" w:w="1987"/>
+          </w:tcPr>
+          <w:p>
+            <w:pPr>
+              <w:jc w:val="left"/>
+            </w:pPr>
+            <w:r>
+              <w:rPr>
+                <w:rFonts w:ascii="TimeNewRoman" w:hAnsi="TimeNewRoman"/>
+                <w:sz w:val="30"/>
+              </w:rPr>
+              <w:t>49+22=71</w:t>
+            </w:r>
+          </w:p>
+        </w:tc>
+        <w:tc>
+          <w:tcPr>
+            <w:tcW w:type="dxa" w:w="1987"/>
+          </w:tcPr>
+          <w:p>
+            <w:pPr>
+              <w:jc w:val="left"/>
+            </w:pPr>
+            <w:r>
+              <w:rPr>
+                <w:rFonts w:ascii="TimeNewRoman" w:hAnsi="TimeNewRoman"/>
+                <w:sz w:val="30"/>
+              </w:rPr>
+              <w:t>54+33=87</w:t>
+            </w:r>
+          </w:p>
+        </w:tc>
+        <w:tc>
+          <w:tcPr>
+            <w:tcW w:type="dxa" w:w="1987"/>
+          </w:tcPr>
+          <w:p>
+            <w:pPr>
+              <w:jc w:val="left"/>
+            </w:pPr>
+            <w:r>
+              <w:rPr>
+                <w:rFonts w:ascii="TimeNewRoman" w:hAnsi="TimeNewRoman"/>
+                <w:sz w:val="30"/>
+              </w:rPr>
+              <w:t>20+74=94</w:t>
+            </w:r>
+          </w:p>
+        </w:tc>
+      </w:tr>
+      <w:tr>
+        <w:tc>
+          <w:tcPr>
+            <w:tcW w:type="dxa" w:w="1987"/>
+          </w:tcPr>
+          <w:p>
+            <w:pPr>
+              <w:jc w:val="left"/>
+            </w:pPr>
+            <w:r>
+              <w:rPr>
+                <w:rFonts w:ascii="TimeNewRoman" w:hAnsi="TimeNewRoman"/>
+                <w:sz w:val="30"/>
+              </w:rPr>
+              <w:t>28+3=31</w:t>
+            </w:r>
+          </w:p>
+        </w:tc>
+        <w:tc>
+          <w:tcPr>
+            <w:tcW w:type="dxa" w:w="1987"/>
+          </w:tcPr>
+          <w:p>
+            <w:pPr>
+              <w:jc w:val="left"/>
+            </w:pPr>
+            <w:r>
+              <w:rPr>
+                <w:rFonts w:ascii="TimeNewRoman" w:hAnsi="TimeNewRoman"/>
+                <w:sz w:val="30"/>
+              </w:rPr>
+              <w:t>18-9=9</w:t>
+            </w:r>
+          </w:p>
+        </w:tc>
+        <w:tc>
+          <w:tcPr>
+            <w:tcW w:type="dxa" w:w="1987"/>
+          </w:tcPr>
+          <w:p>
+            <w:pPr>
+              <w:jc w:val="left"/>
+            </w:pPr>
+            <w:r>
+              <w:rPr>
+                <w:rFonts w:ascii="TimeNewRoman" w:hAnsi="TimeNewRoman"/>
+                <w:sz w:val="30"/>
+              </w:rPr>
+              <w:t>9-0=9</w:t>
+            </w:r>
+          </w:p>
+        </w:tc>
+        <w:tc>
+          <w:tcPr>
+            <w:tcW w:type="dxa" w:w="1987"/>
+          </w:tcPr>
+          <w:p>
+            <w:pPr>
+              <w:jc w:val="left"/>
+            </w:pPr>
+            <w:r>
+              <w:rPr>
+                <w:rFonts w:ascii="TimeNewRoman" w:hAnsi="TimeNewRoman"/>
+                <w:sz w:val="30"/>
+              </w:rPr>
+              <w:t>64+27=91</w:t>
+            </w:r>
+          </w:p>
+        </w:tc>
+        <w:tc>
+          <w:tcPr>
+            <w:tcW w:type="dxa" w:w="1987"/>
+          </w:tcPr>
+          <w:p>
+            <w:pPr>
+              <w:jc w:val="left"/>
+            </w:pPr>
+            <w:r>
+              <w:rPr>
+                <w:rFonts w:ascii="TimeNewRoman" w:hAnsi="TimeNewRoman"/>
+                <w:sz w:val="30"/>
+              </w:rPr>
+              <w:t>96-96=0</w:t>
+            </w:r>
+          </w:p>
+        </w:tc>
+      </w:tr>
+      <w:tr>
+        <w:tc>
+          <w:tcPr>
+            <w:tcW w:type="dxa" w:w="1987"/>
+          </w:tcPr>
+          <w:p>
+            <w:pPr>
+              <w:jc w:val="left"/>
+            </w:pPr>
+            <w:r>
+              <w:rPr>
+                <w:rFonts w:ascii="TimeNewRoman" w:hAnsi="TimeNewRoman"/>
+                <w:sz w:val="30"/>
+              </w:rPr>
+              <w:t>98-90=8</w:t>
+            </w:r>
+          </w:p>
+        </w:tc>
+        <w:tc>
+          <w:tcPr>
+            <w:tcW w:type="dxa" w:w="1987"/>
+          </w:tcPr>
+          <w:p>
+            <w:pPr>
+              <w:jc w:val="left"/>
+            </w:pPr>
+            <w:r>
+              <w:rPr>
+                <w:rFonts w:ascii="TimeNewRoman" w:hAnsi="TimeNewRoman"/>
+                <w:sz w:val="30"/>
+              </w:rPr>
+              <w:t>97-78=19</w:t>
+            </w:r>
+          </w:p>
+        </w:tc>
+        <w:tc>
+          <w:tcPr>
+            <w:tcW w:type="dxa" w:w="1987"/>
+          </w:tcPr>
+          <w:p>
+            <w:pPr>
+              <w:jc w:val="left"/>
+            </w:pPr>
+            <w:r>
+              <w:rPr>
+                <w:rFonts w:ascii="TimeNewRoman" w:hAnsi="TimeNewRoman"/>
+                <w:sz w:val="30"/>
+              </w:rPr>
+              <w:t>52+22=74</w:t>
+            </w:r>
+          </w:p>
+        </w:tc>
+        <w:tc>
+          <w:tcPr>
+            <w:tcW w:type="dxa" w:w="1987"/>
+          </w:tcPr>
+          <w:p>
+            <w:pPr>
+              <w:jc w:val="left"/>
+            </w:pPr>
+            <w:r>
+              <w:rPr>
+                <w:rFonts w:ascii="TimeNewRoman" w:hAnsi="TimeNewRoman"/>
+                <w:sz w:val="30"/>
+              </w:rPr>
+              <w:t>64-12=52</w:t>
+            </w:r>
+          </w:p>
+        </w:tc>
+        <w:tc>
+          <w:tcPr>
+            <w:tcW w:type="dxa" w:w="1987"/>
+          </w:tcPr>
+          <w:p>
+            <w:pPr>
+              <w:jc w:val="left"/>
+            </w:pPr>
+            <w:r>
+              <w:rPr>
+                <w:rFonts w:ascii="TimeNewRoman" w:hAnsi="TimeNewRoman"/>
+                <w:sz w:val="30"/>
+              </w:rPr>
+              <w:t>23+53=76</w:t>
+            </w:r>
+          </w:p>
+        </w:tc>
+      </w:tr>
+      <w:tr>
+        <w:tc>
+          <w:tcPr>
+            <w:tcW w:type="dxa" w:w="1987"/>
+          </w:tcPr>
+          <w:p>
+            <w:pPr>
+              <w:jc w:val="left"/>
+            </w:pPr>
+            <w:r>
+              <w:rPr>
+                <w:rFonts w:ascii="TimeNewRoman" w:hAnsi="TimeNewRoman"/>
+                <w:sz w:val="30"/>
+              </w:rPr>
+              <w:t>50-46=4</w:t>
+            </w:r>
+          </w:p>
+        </w:tc>
+        <w:tc>
+          <w:tcPr>
+            <w:tcW w:type="dxa" w:w="1987"/>
+          </w:tcPr>
+          <w:p>
+            <w:pPr>
+              <w:jc w:val="left"/>
+            </w:pPr>
+            <w:r>
+              <w:rPr>
+                <w:rFonts w:ascii="TimeNewRoman" w:hAnsi="TimeNewRoman"/>
+                <w:sz w:val="30"/>
+              </w:rPr>
+              <w:t>2+71=73</w:t>
+            </w:r>
+          </w:p>
+        </w:tc>
+        <w:tc>
+          <w:tcPr>
+            <w:tcW w:type="dxa" w:w="1987"/>
+          </w:tcPr>
+          <w:p>
+            <w:pPr>
+              <w:jc w:val="left"/>
+            </w:pPr>
+            <w:r>
+              <w:rPr>
+                <w:rFonts w:ascii="TimeNewRoman" w:hAnsi="TimeNewRoman"/>
+                <w:sz w:val="30"/>
+              </w:rPr>
+              <w:t>97-20=77</w:t>
+            </w:r>
+          </w:p>
+        </w:tc>
+        <w:tc>
+          <w:tcPr>
+            <w:tcW w:type="dxa" w:w="1987"/>
+          </w:tcPr>
+          <w:p>
+            <w:pPr>
+              <w:jc w:val="left"/>
+            </w:pPr>
+            <w:r>
+              <w:rPr>
+                <w:rFonts w:ascii="TimeNewRoman" w:hAnsi="TimeNewRoman"/>
+                <w:sz w:val="30"/>
+              </w:rPr>
+              <w:t>56-56=0</w:t>
+            </w:r>
+          </w:p>
+        </w:tc>
+        <w:tc>
+          <w:tcPr>
+            <w:tcW w:type="dxa" w:w="1987"/>
+          </w:tcPr>
+          <w:p>
+            <w:pPr>
+              <w:jc w:val="left"/>
+            </w:pPr>
+            <w:r>
+              <w:rPr>
+                <w:rFonts w:ascii="TimeNewRoman" w:hAnsi="TimeNewRoman"/>
+                <w:sz w:val="30"/>
+              </w:rPr>
+              <w:t>3+12=15</w:t>
+            </w:r>
+          </w:p>
+        </w:tc>
+      </w:tr>
+      <w:tr>
+        <w:tc>
+          <w:tcPr>
+            <w:tcW w:type="dxa" w:w="1987"/>
+          </w:tcPr>
+          <w:p>
+            <w:pPr>
+              <w:jc w:val="left"/>
+            </w:pPr>
+            <w:r>
+              <w:rPr>
+                <w:rFonts w:ascii="TimeNewRoman" w:hAnsi="TimeNewRoman"/>
+                <w:sz w:val="30"/>
+              </w:rPr>
+              <w:t>91-25=66</w:t>
+            </w:r>
+          </w:p>
+        </w:tc>
+        <w:tc>
+          <w:tcPr>
+            <w:tcW w:type="dxa" w:w="1987"/>
+          </w:tcPr>
+          <w:p>
+            <w:pPr>
+              <w:jc w:val="left"/>
+            </w:pPr>
+            <w:r>
+              <w:rPr>
+                <w:rFonts w:ascii="TimeNewRoman" w:hAnsi="TimeNewRoman"/>
+                <w:sz w:val="30"/>
+              </w:rPr>
+              <w:t>95-78=17</w:t>
+            </w:r>
+          </w:p>
+        </w:tc>
+        <w:tc>
+          <w:tcPr>
+            <w:tcW w:type="dxa" w:w="1987"/>
+          </w:tcPr>
+          <w:p>
+            <w:pPr>
+              <w:jc w:val="left"/>
+            </w:pPr>
+            <w:r>
+              <w:rPr>
+                <w:rFonts w:ascii="TimeNewRoman" w:hAnsi="TimeNewRoman"/>
+                <w:sz w:val="30"/>
+              </w:rPr>
+              <w:t>49-11=38</w:t>
+            </w:r>
+          </w:p>
+        </w:tc>
+        <w:tc>
+          <w:tcPr>
+            <w:tcW w:type="dxa" w:w="1987"/>
+          </w:tcPr>
+          <w:p>
+            <w:pPr>
+              <w:jc w:val="left"/>
+            </w:pPr>
+            <w:r>
+              <w:rPr>
+                <w:rFonts w:ascii="TimeNewRoman" w:hAnsi="TimeNewRoman"/>
+                <w:sz w:val="30"/>
+              </w:rPr>
+              <w:t>83+2=85</w:t>
+            </w:r>
+          </w:p>
+        </w:tc>
+        <w:tc>
+          <w:tcPr>
+            <w:tcW w:type="dxa" w:w="1987"/>
+          </w:tcPr>
+          <w:p>
+            <w:pPr>
+              <w:jc w:val="left"/>
+            </w:pPr>
+            <w:r>
+              <w:rPr>
+                <w:rFonts w:ascii="TimeNewRoman" w:hAnsi="TimeNewRoman"/>
+                <w:sz w:val="30"/>
+              </w:rPr>
+              <w:t>28-20=8</w:t>
+            </w:r>
+          </w:p>
+        </w:tc>
+      </w:tr>
+      <w:tr>
+        <w:tc>
+          <w:tcPr>
+            <w:tcW w:type="dxa" w:w="1987"/>
+          </w:tcPr>
+          <w:p>
+            <w:pPr>
+              <w:jc w:val="left"/>
+            </w:pPr>
+            <w:r>
+              <w:rPr>
+                <w:rFonts w:ascii="TimeNewRoman" w:hAnsi="TimeNewRoman"/>
+                <w:sz w:val="30"/>
+              </w:rPr>
+              <w:t>64-44=20</w:t>
+            </w:r>
+          </w:p>
+        </w:tc>
+        <w:tc>
+          <w:tcPr>
+            <w:tcW w:type="dxa" w:w="1987"/>
+          </w:tcPr>
+          <w:p>
+            <w:pPr>
+              <w:jc w:val="left"/>
+            </w:pPr>
+            <w:r>
+              <w:rPr>
+                <w:rFonts w:ascii="TimeNewRoman" w:hAnsi="TimeNewRoman"/>
+                <w:sz w:val="30"/>
+              </w:rPr>
+              <w:t>6+24=30</w:t>
+            </w:r>
+          </w:p>
+        </w:tc>
+        <w:tc>
+          <w:tcPr>
+            <w:tcW w:type="dxa" w:w="1987"/>
+          </w:tcPr>
+          <w:p>
+            <w:pPr>
+              <w:jc w:val="left"/>
+            </w:pPr>
+            <w:r>
+              <w:rPr>
+                <w:rFonts w:ascii="TimeNewRoman" w:hAnsi="TimeNewRoman"/>
+                <w:sz w:val="30"/>
+              </w:rPr>
+              <w:t>6+74=80</w:t>
+            </w:r>
+          </w:p>
+        </w:tc>
+        <w:tc>
+          <w:tcPr>
+            <w:tcW w:type="dxa" w:w="1987"/>
+          </w:tcPr>
+          <w:p>
+            <w:pPr>
+              <w:jc w:val="left"/>
+            </w:pPr>
+            <w:r>
+              <w:rPr>
+                <w:rFonts w:ascii="TimeNewRoman" w:hAnsi="TimeNewRoman"/>
+                <w:sz w:val="30"/>
+              </w:rPr>
+              <w:t>19+12=31</w:t>
+            </w:r>
+          </w:p>
+        </w:tc>
+        <w:tc>
+          <w:tcPr>
+            <w:tcW w:type="dxa" w:w="1987"/>
+          </w:tcPr>
+          <w:p>
+            <w:pPr>
+              <w:jc w:val="left"/>
+            </w:pPr>
+            <w:r>
+              <w:rPr>
+                <w:rFonts w:ascii="TimeNewRoman" w:hAnsi="TimeNewRoman"/>
+                <w:sz w:val="30"/>
+              </w:rPr>
+              <w:t>8+67=75</w:t>
+            </w:r>
+          </w:p>
+        </w:tc>
+      </w:tr>
+      <w:tr>
+        <w:tc>
+          <w:tcPr>
+            <w:tcW w:type="dxa" w:w="1987"/>
+          </w:tcPr>
+          <w:p>
+            <w:pPr>
+              <w:jc w:val="left"/>
+            </w:pPr>
+            <w:r>
+              <w:rPr>
+                <w:rFonts w:ascii="TimeNewRoman" w:hAnsi="TimeNewRoman"/>
+                <w:sz w:val="30"/>
+              </w:rPr>
+              <w:t>99-3=96</w:t>
+            </w:r>
+          </w:p>
+        </w:tc>
+        <w:tc>
+          <w:tcPr>
+            <w:tcW w:type="dxa" w:w="1987"/>
+          </w:tcPr>
+          <w:p>
+            <w:pPr>
+              <w:jc w:val="left"/>
+            </w:pPr>
+            <w:r>
+              <w:rPr>
+                <w:rFonts w:ascii="TimeNewRoman" w:hAnsi="TimeNewRoman"/>
+                <w:sz w:val="30"/>
+              </w:rPr>
+              <w:t>66-1=65</w:t>
+            </w:r>
+          </w:p>
+        </w:tc>
+        <w:tc>
+          <w:tcPr>
+            <w:tcW w:type="dxa" w:w="1987"/>
+          </w:tcPr>
+          <w:p>
+            <w:pPr>
+              <w:jc w:val="left"/>
+            </w:pPr>
+            <w:r>
+              <w:rPr>
+                <w:rFonts w:ascii="TimeNewRoman" w:hAnsi="TimeNewRoman"/>
+                <w:sz w:val="30"/>
+              </w:rPr>
+              <w:t>55+21=76</w:t>
+            </w:r>
+          </w:p>
+        </w:tc>
+        <w:tc>
+          <w:tcPr>
+            <w:tcW w:type="dxa" w:w="1987"/>
+          </w:tcPr>
+          <w:p>
+            <w:pPr>
+              <w:jc w:val="left"/>
+            </w:pPr>
+            <w:r>
+              <w:rPr>
+                <w:rFonts w:ascii="TimeNewRoman" w:hAnsi="TimeNewRoman"/>
+                <w:sz w:val="30"/>
+              </w:rPr>
+              <w:t>78-46=32</w:t>
+            </w:r>
+          </w:p>
+        </w:tc>
+        <w:tc>
+          <w:tcPr>
+            <w:tcW w:type="dxa" w:w="1987"/>
+          </w:tcPr>
+          <w:p>
+            <w:pPr>
+              <w:jc w:val="left"/>
+            </w:pPr>
+            <w:r>
+              <w:rPr>
+                <w:rFonts w:ascii="TimeNewRoman" w:hAnsi="TimeNewRoman"/>
+                <w:sz w:val="30"/>
+              </w:rPr>
+              <w:t>46-2=44</w:t>
+            </w:r>
+          </w:p>
+        </w:tc>
+      </w:tr>
+      <w:tr>
+        <w:tc>
+          <w:tcPr>
+            <w:tcW w:type="dxa" w:w="1987"/>
+          </w:tcPr>
+          <w:p>
+            <w:pPr>
+              <w:jc w:val="left"/>
+            </w:pPr>
+            <w:r>
+              <w:rPr>
+                <w:rFonts w:ascii="TimeNewRoman" w:hAnsi="TimeNewRoman"/>
+                <w:sz w:val="30"/>
+              </w:rPr>
+              <w:t>90-10=80</w:t>
+            </w:r>
+          </w:p>
+        </w:tc>
+        <w:tc>
+          <w:tcPr>
+            <w:tcW w:type="dxa" w:w="1987"/>
+          </w:tcPr>
+          <w:p>
+            <w:pPr>
+              <w:jc w:val="left"/>
+            </w:pPr>
+            <w:r>
+              <w:rPr>
+                <w:rFonts w:ascii="TimeNewRoman" w:hAnsi="TimeNewRoman"/>
+                <w:sz w:val="30"/>
+              </w:rPr>
+              <w:t>21+7=28</w:t>
+            </w:r>
+          </w:p>
+        </w:tc>
+        <w:tc>
+          <w:tcPr>
+            <w:tcW w:type="dxa" w:w="1987"/>
+          </w:tcPr>
+          <w:p>
+            <w:pPr>
+              <w:jc w:val="left"/>
+            </w:pPr>
+            <w:r>
+              <w:rPr>
+                <w:rFonts w:ascii="TimeNewRoman" w:hAnsi="TimeNewRoman"/>
+                <w:sz w:val="30"/>
+              </w:rPr>
+              <w:t>3+50=53</w:t>
+            </w:r>
+          </w:p>
+        </w:tc>
+        <w:tc>
+          <w:tcPr>
+            <w:tcW w:type="dxa" w:w="1987"/>
+          </w:tcPr>
+          <w:p>
+            <w:pPr>
+              <w:jc w:val="left"/>
+            </w:pPr>
+            <w:r>
+              <w:rPr>
+                <w:rFonts w:ascii="TimeNewRoman" w:hAnsi="TimeNewRoman"/>
+                <w:sz w:val="30"/>
+              </w:rPr>
+              <w:t>14+26=40</w:t>
+            </w:r>
+          </w:p>
+        </w:tc>
+        <w:tc>
+          <w:tcPr>
+            <w:tcW w:type="dxa" w:w="1987"/>
+          </w:tcPr>
+          <w:p>
+            <w:pPr>
+              <w:jc w:val="left"/>
+            </w:pPr>
+            <w:r>
+              <w:rPr>
+                <w:rFonts w:ascii="TimeNewRoman" w:hAnsi="TimeNewRoman"/>
+                <w:sz w:val="30"/>
+              </w:rPr>
+              <w:t>86-29=57</w:t>
+            </w:r>
+          </w:p>
+        </w:tc>
+      </w:tr>
+      <w:tr>
+        <w:tc>
+          <w:tcPr>
+            <w:tcW w:type="dxa" w:w="1987"/>
+          </w:tcPr>
+          <w:p>
+            <w:pPr>
+              <w:jc w:val="left"/>
+            </w:pPr>
+            <w:r>
+              <w:rPr>
+                <w:rFonts w:ascii="TimeNewRoman" w:hAnsi="TimeNewRoman"/>
+                <w:sz w:val="30"/>
+              </w:rPr>
+              <w:t>45+41=86</w:t>
+            </w:r>
+          </w:p>
+        </w:tc>
+        <w:tc>
+          <w:tcPr>
+            <w:tcW w:type="dxa" w:w="1987"/>
+          </w:tcPr>
+          <w:p>
+            <w:pPr>
+              <w:jc w:val="left"/>
+            </w:pPr>
+            <w:r>
+              <w:rPr>
+                <w:rFonts w:ascii="TimeNewRoman" w:hAnsi="TimeNewRoman"/>
+                <w:sz w:val="30"/>
+              </w:rPr>
+              <w:t>72-7=65</w:t>
+            </w:r>
+          </w:p>
+        </w:tc>
+        <w:tc>
+          <w:tcPr>
+            <w:tcW w:type="dxa" w:w="1987"/>
+          </w:tcPr>
+          <w:p>
+            <w:pPr>
+              <w:jc w:val="left"/>
+            </w:pPr>
+            <w:r>
+              <w:rPr>
+                <w:rFonts w:ascii="TimeNewRoman" w:hAnsi="TimeNewRoman"/>
+                <w:sz w:val="30"/>
+              </w:rPr>
+              <w:t>18+66=84</w:t>
+            </w:r>
+          </w:p>
+        </w:tc>
+        <w:tc>
+          <w:tcPr>
+            <w:tcW w:type="dxa" w:w="1987"/>
+          </w:tcPr>
+          <w:p>
+            <w:pPr>
+              <w:jc w:val="left"/>
+            </w:pPr>
+            <w:r>
+              <w:rPr>
+                <w:rFonts w:ascii="TimeNewRoman" w:hAnsi="TimeNewRoman"/>
+                <w:sz w:val="30"/>
+              </w:rPr>
+              <w:t>18+37=55</w:t>
+            </w:r>
+          </w:p>
+        </w:tc>
+        <w:tc>
+          <w:tcPr>
+            <w:tcW w:type="dxa" w:w="1987"/>
+          </w:tcPr>
+          <w:p>
+            <w:pPr>
+              <w:jc w:val="left"/>
+            </w:pPr>
+            <w:r>
+              <w:rPr>
+                <w:rFonts w:ascii="TimeNewRoman" w:hAnsi="TimeNewRoman"/>
+                <w:sz w:val="30"/>
+              </w:rPr>
+              <w:t>37+25=62</w:t>
+            </w:r>
+          </w:p>
+        </w:tc>
+      </w:tr>
+      <w:tr>
+        <w:tc>
+          <w:tcPr>
+            <w:tcW w:type="dxa" w:w="1987"/>
+          </w:tcPr>
+          <w:p>
+            <w:pPr>
+              <w:jc w:val="left"/>
+            </w:pPr>
+            <w:r>
+              <w:rPr>
+                <w:rFonts w:ascii="TimeNewRoman" w:hAnsi="TimeNewRoman"/>
+                <w:sz w:val="30"/>
+              </w:rPr>
+              <w:t>96-84=12</w:t>
+            </w:r>
+          </w:p>
+        </w:tc>
+        <w:tc>
+          <w:tcPr>
+            <w:tcW w:type="dxa" w:w="1987"/>
+          </w:tcPr>
+          <w:p>
+            <w:pPr>
+              <w:jc w:val="left"/>
+            </w:pPr>
+            <w:r>
+              <w:rPr>
+                <w:rFonts w:ascii="TimeNewRoman" w:hAnsi="TimeNewRoman"/>
+                <w:sz w:val="30"/>
+              </w:rPr>
+              <w:t>24+40=64</w:t>
+            </w:r>
+          </w:p>
+        </w:tc>
+        <w:tc>
+          <w:tcPr>
+            <w:tcW w:type="dxa" w:w="1987"/>
+          </w:tcPr>
+          <w:p>
+            <w:pPr>
+              <w:jc w:val="left"/>
+            </w:pPr>
+            <w:r>
+              <w:rPr>
+                <w:rFonts w:ascii="TimeNewRoman" w:hAnsi="TimeNewRoman"/>
+                <w:sz w:val="30"/>
+              </w:rPr>
+              <w:t>0+92=92</w:t>
+            </w:r>
+          </w:p>
+        </w:tc>
+        <w:tc>
+          <w:tcPr>
+            <w:tcW w:type="dxa" w:w="1987"/>
+          </w:tcPr>
+          <w:p>
+            <w:pPr>
+              <w:jc w:val="left"/>
+            </w:pPr>
+            <w:r>
+              <w:rPr>
+                <w:rFonts w:ascii="TimeNewRoman" w:hAnsi="TimeNewRoman"/>
+                <w:sz w:val="30"/>
+              </w:rPr>
+              <w:t>78-70=8</w:t>
+            </w:r>
+          </w:p>
+        </w:tc>
+        <w:tc>
+          <w:tcPr>
+            <w:tcW w:type="dxa" w:w="1987"/>
+          </w:tcPr>
+          <w:p>
+            <w:pPr>
+              <w:jc w:val="left"/>
+            </w:pPr>
+            <w:r>
+              <w:rPr>
+                <w:rFonts w:ascii="TimeNewRoman" w:hAnsi="TimeNewRoman"/>
+                <w:sz w:val="30"/>
+              </w:rPr>
+              <w:t>13-7=6</w:t>
+            </w:r>
+          </w:p>
+        </w:tc>
+      </w:tr>
+      <w:tr>
+        <w:tc>
+          <w:tcPr>
+            <w:tcW w:type="dxa" w:w="1987"/>
+          </w:tcPr>
+          <w:p>
+            <w:pPr>
+              <w:jc w:val="left"/>
+            </w:pPr>
+            <w:r>
+              <w:rPr>
+                <w:rFonts w:ascii="TimeNewRoman" w:hAnsi="TimeNewRoman"/>
+                <w:sz w:val="30"/>
+              </w:rPr>
+              <w:t>10+44=54</w:t>
+            </w:r>
+          </w:p>
+        </w:tc>
+        <w:tc>
+          <w:tcPr>
+            <w:tcW w:type="dxa" w:w="1987"/>
+          </w:tcPr>
+          <w:p>
+            <w:pPr>
+              <w:jc w:val="left"/>
+            </w:pPr>
+            <w:r>
+              <w:rPr>
+                <w:rFonts w:ascii="TimeNewRoman" w:hAnsi="TimeNewRoman"/>
+                <w:sz w:val="30"/>
+              </w:rPr>
+              <w:t>24+8=32</w:t>
+            </w:r>
+          </w:p>
+        </w:tc>
+        <w:tc>
+          <w:tcPr>
+            <w:tcW w:type="dxa" w:w="1987"/>
+          </w:tcPr>
+          <w:p>
+            <w:pPr>
+              <w:jc w:val="left"/>
+            </w:pPr>
+            <w:r>
+              <w:rPr>
+                <w:rFonts w:ascii="TimeNewRoman" w:hAnsi="TimeNewRoman"/>
+                <w:sz w:val="30"/>
+              </w:rPr>
+              <w:t>27+26=53</w:t>
+            </w:r>
+          </w:p>
+        </w:tc>
+        <w:tc>
+          <w:tcPr>
+            <w:tcW w:type="dxa" w:w="1987"/>
+          </w:tcPr>
+          <w:p>
+            <w:pPr>
+              <w:jc w:val="left"/>
+            </w:pPr>
+            <w:r>
+              <w:rPr>
+                <w:rFonts w:ascii="TimeNewRoman" w:hAnsi="TimeNewRoman"/>
+                <w:sz w:val="30"/>
+              </w:rPr>
+              <w:t>76-30=46</w:t>
+            </w:r>
+          </w:p>
+        </w:tc>
+        <w:tc>
+          <w:tcPr>
+            <w:tcW w:type="dxa" w:w="1987"/>
+          </w:tcPr>
+          <w:p>
+            <w:pPr>
+              <w:jc w:val="left"/>
+            </w:pPr>
+            <w:r>
+              <w:rPr>
+                <w:rFonts w:ascii="TimeNewRoman" w:hAnsi="TimeNewRoman"/>
+                <w:sz w:val="30"/>
+              </w:rPr>
+              <w:t>6+13=19</w:t>
+            </w:r>
+          </w:p>
+        </w:tc>
+      </w:tr>
+      <w:tr>
+        <w:tc>
+          <w:tcPr>
+            <w:tcW w:type="dxa" w:w="1987"/>
+          </w:tcPr>
+          <w:p>
+            <w:pPr>
+              <w:jc w:val="left"/>
+            </w:pPr>
+            <w:r>
+              <w:rPr>
+                <w:rFonts w:ascii="TimeNewRoman" w:hAnsi="TimeNewRoman"/>
+                <w:sz w:val="30"/>
+              </w:rPr>
+              <w:t>82-80=2</w:t>
+            </w:r>
+          </w:p>
+        </w:tc>
+        <w:tc>
+          <w:tcPr>
+            <w:tcW w:type="dxa" w:w="1987"/>
+          </w:tcPr>
+          <w:p>
+            <w:pPr>
+              <w:jc w:val="left"/>
+            </w:pPr>
+            <w:r>
+              <w:rPr>
+                <w:rFonts w:ascii="TimeNewRoman" w:hAnsi="TimeNewRoman"/>
+                <w:sz w:val="30"/>
+              </w:rPr>
+              <w:t>25+7=32</w:t>
+            </w:r>
+          </w:p>
+        </w:tc>
+        <w:tc>
+          <w:tcPr>
+            <w:tcW w:type="dxa" w:w="1987"/>
+          </w:tcPr>
+          <w:p>
+            <w:pPr>
+              <w:jc w:val="left"/>
+            </w:pPr>
+            <w:r>
+              <w:rPr>
+                <w:rFonts w:ascii="TimeNewRoman" w:hAnsi="TimeNewRoman"/>
+                <w:sz w:val="30"/>
+              </w:rPr>
+              <w:t>92-37=55</w:t>
+            </w:r>
+          </w:p>
+        </w:tc>
+        <w:tc>
+          <w:tcPr>
+            <w:tcW w:type="dxa" w:w="1987"/>
+          </w:tcPr>
+          <w:p>
+            <w:pPr>
+              <w:jc w:val="left"/>
+            </w:pPr>
+            <w:r>
+              <w:rPr>
+                <w:rFonts w:ascii="TimeNewRoman" w:hAnsi="TimeNewRoman"/>
+                <w:sz w:val="30"/>
+              </w:rPr>
+              <w:t>42+25=67</w:t>
+            </w:r>
+          </w:p>
+        </w:tc>
+        <w:tc>
+          <w:tcPr>
+            <w:tcW w:type="dxa" w:w="1987"/>
+          </w:tcPr>
+          <w:p>
+            <w:pPr>
+              <w:jc w:val="left"/>
+            </w:pPr>
+            <w:r>
+              <w:rPr>
+                <w:rFonts w:ascii="TimeNewRoman" w:hAnsi="TimeNewRoman"/>
+                <w:sz w:val="30"/>
+              </w:rPr>
+              <w:t>38+27=65</w:t>
             </w:r>
           </w:p>
         </w:tc>

--- a/answers-of-addition_and_subtraction_within_100.docx
+++ b/answers-of-addition_and_subtraction_within_100.docx
@@ -11,7 +11,7 @@
           <w:rFonts w:ascii="Arial" w:hAnsi="Arial"/>
           <w:sz w:val="30"/>
         </w:rPr>
-        <w:t>2026-09-30 Wednesday</w:t>
+        <w:t>2026-10-01 Thursday</w:t>
       </w:r>
     </w:p>
     <w:tbl>
@@ -40,7 +40,7 @@
                 <w:rFonts w:ascii="TimeNewRoman" w:hAnsi="TimeNewRoman"/>
                 <w:sz w:val="30"/>
               </w:rPr>
-              <w:t>21+66=87</w:t>
+              <w:t>38+22=60</w:t>
             </w:r>
           </w:p>
         </w:tc>
@@ -57,7 +57,7 @@
                 <w:rFonts w:ascii="TimeNewRoman" w:hAnsi="TimeNewRoman"/>
                 <w:sz w:val="30"/>
               </w:rPr>
-              <w:t>74-13=61</w:t>
+              <w:t>46+27=73</w:t>
             </w:r>
           </w:p>
         </w:tc>
@@ -74,7 +74,7 @@
                 <w:rFonts w:ascii="TimeNewRoman" w:hAnsi="TimeNewRoman"/>
                 <w:sz w:val="30"/>
               </w:rPr>
-              <w:t>32+6=38</w:t>
+              <w:t>2+87=89</w:t>
             </w:r>
           </w:p>
         </w:tc>
@@ -91,7 +91,7 @@
                 <w:rFonts w:ascii="TimeNewRoman" w:hAnsi="TimeNewRoman"/>
                 <w:sz w:val="30"/>
               </w:rPr>
-              <w:t>69-42=27</w:t>
+              <w:t>24+6=30</w:t>
             </w:r>
           </w:p>
         </w:tc>
@@ -108,7 +108,7 @@
                 <w:rFonts w:ascii="TimeNewRoman" w:hAnsi="TimeNewRoman"/>
                 <w:sz w:val="30"/>
               </w:rPr>
-              <w:t>51+40=91</w:t>
+              <w:t>53-44=9</w:t>
             </w:r>
           </w:p>
         </w:tc>
@@ -127,7 +127,7 @@
                 <w:rFonts w:ascii="TimeNewRoman" w:hAnsi="TimeNewRoman"/>
                 <w:sz w:val="30"/>
               </w:rPr>
-              <w:t>4+95=99</w:t>
+              <w:t>38-16=22</w:t>
             </w:r>
           </w:p>
         </w:tc>
@@ -144,7 +144,7 @@
                 <w:rFonts w:ascii="TimeNewRoman" w:hAnsi="TimeNewRoman"/>
                 <w:sz w:val="30"/>
               </w:rPr>
-              <w:t>36+46=82</w:t>
+              <w:t>19+1=20</w:t>
             </w:r>
           </w:p>
         </w:tc>
@@ -161,7 +161,7 @@
                 <w:rFonts w:ascii="TimeNewRoman" w:hAnsi="TimeNewRoman"/>
                 <w:sz w:val="30"/>
               </w:rPr>
-              <w:t>26-26=0</w:t>
+              <w:t>51+36=87</w:t>
             </w:r>
           </w:p>
         </w:tc>
@@ -178,7 +178,7 @@
                 <w:rFonts w:ascii="TimeNewRoman" w:hAnsi="TimeNewRoman"/>
                 <w:sz w:val="30"/>
               </w:rPr>
-              <w:t>9+59=68</w:t>
+              <w:t>37+54=91</w:t>
             </w:r>
           </w:p>
         </w:tc>
@@ -195,7 +195,7 @@
                 <w:rFonts w:ascii="TimeNewRoman" w:hAnsi="TimeNewRoman"/>
                 <w:sz w:val="30"/>
               </w:rPr>
-              <w:t>94-76=18</w:t>
+              <w:t>55+40=95</w:t>
             </w:r>
           </w:p>
         </w:tc>
@@ -214,7 +214,7 @@
                 <w:rFonts w:ascii="TimeNewRoman" w:hAnsi="TimeNewRoman"/>
                 <w:sz w:val="30"/>
               </w:rPr>
-              <w:t>61-55=6</w:t>
+              <w:t>42+41=83</w:t>
             </w:r>
           </w:p>
         </w:tc>
@@ -231,7 +231,7 @@
                 <w:rFonts w:ascii="TimeNewRoman" w:hAnsi="TimeNewRoman"/>
                 <w:sz w:val="30"/>
               </w:rPr>
-              <w:t>14+83=97</w:t>
+              <w:t>26+33=59</w:t>
             </w:r>
           </w:p>
         </w:tc>
@@ -248,7 +248,7 @@
                 <w:rFonts w:ascii="TimeNewRoman" w:hAnsi="TimeNewRoman"/>
                 <w:sz w:val="30"/>
               </w:rPr>
-              <w:t>63-10=53</w:t>
+              <w:t>7+79=86</w:t>
             </w:r>
           </w:p>
         </w:tc>
@@ -265,7 +265,7 @@
                 <w:rFonts w:ascii="TimeNewRoman" w:hAnsi="TimeNewRoman"/>
                 <w:sz w:val="30"/>
               </w:rPr>
-              <w:t>68-18=50</w:t>
+              <w:t>88-39=49</w:t>
             </w:r>
           </w:p>
         </w:tc>
@@ -282,7 +282,7 @@
                 <w:rFonts w:ascii="TimeNewRoman" w:hAnsi="TimeNewRoman"/>
                 <w:sz w:val="30"/>
               </w:rPr>
-              <w:t>49+35=84</w:t>
+              <w:t>55+16=71</w:t>
             </w:r>
           </w:p>
         </w:tc>
@@ -301,7 +301,7 @@
                 <w:rFonts w:ascii="TimeNewRoman" w:hAnsi="TimeNewRoman"/>
                 <w:sz w:val="30"/>
               </w:rPr>
-              <w:t>58+26=84</w:t>
+              <w:t>0+69=69</w:t>
             </w:r>
           </w:p>
         </w:tc>
@@ -318,7 +318,7 @@
                 <w:rFonts w:ascii="TimeNewRoman" w:hAnsi="TimeNewRoman"/>
                 <w:sz w:val="30"/>
               </w:rPr>
-              <w:t>85-4=81</w:t>
+              <w:t>72-18=54</w:t>
             </w:r>
           </w:p>
         </w:tc>
@@ -335,7 +335,7 @@
                 <w:rFonts w:ascii="TimeNewRoman" w:hAnsi="TimeNewRoman"/>
                 <w:sz w:val="30"/>
               </w:rPr>
-              <w:t>76-32=44</w:t>
+              <w:t>31+53=84</w:t>
             </w:r>
           </w:p>
         </w:tc>
@@ -352,7 +352,7 @@
                 <w:rFonts w:ascii="TimeNewRoman" w:hAnsi="TimeNewRoman"/>
                 <w:sz w:val="30"/>
               </w:rPr>
-              <w:t>85-52=33</w:t>
+              <w:t>24+68=92</w:t>
             </w:r>
           </w:p>
         </w:tc>
@@ -369,7 +369,7 @@
                 <w:rFonts w:ascii="TimeNewRoman" w:hAnsi="TimeNewRoman"/>
                 <w:sz w:val="30"/>
               </w:rPr>
-              <w:t>86-2=84</w:t>
+              <w:t>0+77=77</w:t>
             </w:r>
           </w:p>
         </w:tc>
@@ -388,7 +388,7 @@
                 <w:rFonts w:ascii="TimeNewRoman" w:hAnsi="TimeNewRoman"/>
                 <w:sz w:val="30"/>
               </w:rPr>
-              <w:t>79-58=21</w:t>
+              <w:t>53+1=54</w:t>
             </w:r>
           </w:p>
         </w:tc>
@@ -405,7 +405,7 @@
                 <w:rFonts w:ascii="TimeNewRoman" w:hAnsi="TimeNewRoman"/>
                 <w:sz w:val="30"/>
               </w:rPr>
-              <w:t>12+6=18</w:t>
+              <w:t>61-47=14</w:t>
             </w:r>
           </w:p>
         </w:tc>
@@ -422,7 +422,7 @@
                 <w:rFonts w:ascii="TimeNewRoman" w:hAnsi="TimeNewRoman"/>
                 <w:sz w:val="30"/>
               </w:rPr>
-              <w:t>1+37=38</w:t>
+              <w:t>1+70=71</w:t>
             </w:r>
           </w:p>
         </w:tc>
@@ -439,7 +439,7 @@
                 <w:rFonts w:ascii="TimeNewRoman" w:hAnsi="TimeNewRoman"/>
                 <w:sz w:val="30"/>
               </w:rPr>
-              <w:t>12+56=68</w:t>
+              <w:t>34-5=29</w:t>
             </w:r>
           </w:p>
         </w:tc>
@@ -456,7 +456,7 @@
                 <w:rFonts w:ascii="TimeNewRoman" w:hAnsi="TimeNewRoman"/>
                 <w:sz w:val="30"/>
               </w:rPr>
-              <w:t>60-27=33</w:t>
+              <w:t>27+58=85</w:t>
             </w:r>
           </w:p>
         </w:tc>
@@ -475,7 +475,7 @@
                 <w:rFonts w:ascii="TimeNewRoman" w:hAnsi="TimeNewRoman"/>
                 <w:sz w:val="30"/>
               </w:rPr>
-              <w:t>84-40=44</w:t>
+              <w:t>59+34=93</w:t>
             </w:r>
           </w:p>
         </w:tc>
@@ -492,7 +492,7 @@
                 <w:rFonts w:ascii="TimeNewRoman" w:hAnsi="TimeNewRoman"/>
                 <w:sz w:val="30"/>
               </w:rPr>
-              <w:t>0+22=22</w:t>
+              <w:t>44-23=21</w:t>
             </w:r>
           </w:p>
         </w:tc>
@@ -509,7 +509,7 @@
                 <w:rFonts w:ascii="TimeNewRoman" w:hAnsi="TimeNewRoman"/>
                 <w:sz w:val="30"/>
               </w:rPr>
-              <w:t>1+5=6</w:t>
+              <w:t>26-19=7</w:t>
             </w:r>
           </w:p>
         </w:tc>
@@ -526,7 +526,181 @@
                 <w:rFonts w:ascii="TimeNewRoman" w:hAnsi="TimeNewRoman"/>
                 <w:sz w:val="30"/>
               </w:rPr>
-              <w:t>9+61=70</w:t>
+              <w:t>64-44=20</w:t>
+            </w:r>
+          </w:p>
+        </w:tc>
+        <w:tc>
+          <w:tcPr>
+            <w:tcW w:type="dxa" w:w="1987"/>
+          </w:tcPr>
+          <w:p>
+            <w:pPr>
+              <w:jc w:val="left"/>
+            </w:pPr>
+            <w:r>
+              <w:rPr>
+                <w:rFonts w:ascii="TimeNewRoman" w:hAnsi="TimeNewRoman"/>
+                <w:sz w:val="30"/>
+              </w:rPr>
+              <w:t>53-33=20</w:t>
+            </w:r>
+          </w:p>
+        </w:tc>
+      </w:tr>
+      <w:tr>
+        <w:tc>
+          <w:tcPr>
+            <w:tcW w:type="dxa" w:w="1987"/>
+          </w:tcPr>
+          <w:p>
+            <w:pPr>
+              <w:jc w:val="left"/>
+            </w:pPr>
+            <w:r>
+              <w:rPr>
+                <w:rFonts w:ascii="TimeNewRoman" w:hAnsi="TimeNewRoman"/>
+                <w:sz w:val="30"/>
+              </w:rPr>
+              <w:t>86-63=23</w:t>
+            </w:r>
+          </w:p>
+        </w:tc>
+        <w:tc>
+          <w:tcPr>
+            <w:tcW w:type="dxa" w:w="1987"/>
+          </w:tcPr>
+          <w:p>
+            <w:pPr>
+              <w:jc w:val="left"/>
+            </w:pPr>
+            <w:r>
+              <w:rPr>
+                <w:rFonts w:ascii="TimeNewRoman" w:hAnsi="TimeNewRoman"/>
+                <w:sz w:val="30"/>
+              </w:rPr>
+              <w:t>45+29=74</w:t>
+            </w:r>
+          </w:p>
+        </w:tc>
+        <w:tc>
+          <w:tcPr>
+            <w:tcW w:type="dxa" w:w="1987"/>
+          </w:tcPr>
+          <w:p>
+            <w:pPr>
+              <w:jc w:val="left"/>
+            </w:pPr>
+            <w:r>
+              <w:rPr>
+                <w:rFonts w:ascii="TimeNewRoman" w:hAnsi="TimeNewRoman"/>
+                <w:sz w:val="30"/>
+              </w:rPr>
+              <w:t>69-53=16</w:t>
+            </w:r>
+          </w:p>
+        </w:tc>
+        <w:tc>
+          <w:tcPr>
+            <w:tcW w:type="dxa" w:w="1987"/>
+          </w:tcPr>
+          <w:p>
+            <w:pPr>
+              <w:jc w:val="left"/>
+            </w:pPr>
+            <w:r>
+              <w:rPr>
+                <w:rFonts w:ascii="TimeNewRoman" w:hAnsi="TimeNewRoman"/>
+                <w:sz w:val="30"/>
+              </w:rPr>
+              <w:t>31+66=97</w:t>
+            </w:r>
+          </w:p>
+        </w:tc>
+        <w:tc>
+          <w:tcPr>
+            <w:tcW w:type="dxa" w:w="1987"/>
+          </w:tcPr>
+          <w:p>
+            <w:pPr>
+              <w:jc w:val="left"/>
+            </w:pPr>
+            <w:r>
+              <w:rPr>
+                <w:rFonts w:ascii="TimeNewRoman" w:hAnsi="TimeNewRoman"/>
+                <w:sz w:val="30"/>
+              </w:rPr>
+              <w:t>62+16=78</w:t>
+            </w:r>
+          </w:p>
+        </w:tc>
+      </w:tr>
+      <w:tr>
+        <w:tc>
+          <w:tcPr>
+            <w:tcW w:type="dxa" w:w="1987"/>
+          </w:tcPr>
+          <w:p>
+            <w:pPr>
+              <w:jc w:val="left"/>
+            </w:pPr>
+            <w:r>
+              <w:rPr>
+                <w:rFonts w:ascii="TimeNewRoman" w:hAnsi="TimeNewRoman"/>
+                <w:sz w:val="30"/>
+              </w:rPr>
+              <w:t>36+15=51</w:t>
+            </w:r>
+          </w:p>
+        </w:tc>
+        <w:tc>
+          <w:tcPr>
+            <w:tcW w:type="dxa" w:w="1987"/>
+          </w:tcPr>
+          <w:p>
+            <w:pPr>
+              <w:jc w:val="left"/>
+            </w:pPr>
+            <w:r>
+              <w:rPr>
+                <w:rFonts w:ascii="TimeNewRoman" w:hAnsi="TimeNewRoman"/>
+                <w:sz w:val="30"/>
+              </w:rPr>
+              <w:t>48+14=62</w:t>
+            </w:r>
+          </w:p>
+        </w:tc>
+        <w:tc>
+          <w:tcPr>
+            <w:tcW w:type="dxa" w:w="1987"/>
+          </w:tcPr>
+          <w:p>
+            <w:pPr>
+              <w:jc w:val="left"/>
+            </w:pPr>
+            <w:r>
+              <w:rPr>
+                <w:rFonts w:ascii="TimeNewRoman" w:hAnsi="TimeNewRoman"/>
+                <w:sz w:val="30"/>
+              </w:rPr>
+              <w:t>26+61=87</w:t>
+            </w:r>
+          </w:p>
+        </w:tc>
+        <w:tc>
+          <w:tcPr>
+            <w:tcW w:type="dxa" w:w="1987"/>
+          </w:tcPr>
+          <w:p>
+            <w:pPr>
+              <w:jc w:val="left"/>
+            </w:pPr>
+            <w:r>
+              <w:rPr>
+                <w:rFonts w:ascii="TimeNewRoman" w:hAnsi="TimeNewRoman"/>
+                <w:sz w:val="30"/>
+              </w:rPr>
+              <w:t>39+36=75</w:t>
             </w:r>
           </w:p>
         </w:tc>
@@ -562,7 +736,7 @@
                 <w:rFonts w:ascii="TimeNewRoman" w:hAnsi="TimeNewRoman"/>
                 <w:sz w:val="30"/>
               </w:rPr>
-              <w:t>53-34=19</w:t>
+              <w:t>23-6=17</w:t>
             </w:r>
           </w:p>
         </w:tc>
@@ -579,7 +753,7 @@
                 <w:rFonts w:ascii="TimeNewRoman" w:hAnsi="TimeNewRoman"/>
                 <w:sz w:val="30"/>
               </w:rPr>
-              <w:t>92-7=85</w:t>
+              <w:t>11+68=79</w:t>
             </w:r>
           </w:p>
         </w:tc>
@@ -596,7 +770,7 @@
                 <w:rFonts w:ascii="TimeNewRoman" w:hAnsi="TimeNewRoman"/>
                 <w:sz w:val="30"/>
               </w:rPr>
-              <w:t>72-62=10</w:t>
+              <w:t>9+77=86</w:t>
             </w:r>
           </w:p>
         </w:tc>
@@ -613,7 +787,7 @@
                 <w:rFonts w:ascii="TimeNewRoman" w:hAnsi="TimeNewRoman"/>
                 <w:sz w:val="30"/>
               </w:rPr>
-              <w:t>81+4=85</w:t>
+              <w:t>43+10=53</w:t>
             </w:r>
           </w:p>
         </w:tc>
@@ -630,7 +804,7 @@
                 <w:rFonts w:ascii="TimeNewRoman" w:hAnsi="TimeNewRoman"/>
                 <w:sz w:val="30"/>
               </w:rPr>
-              <w:t>95-30=65</w:t>
+              <w:t>84-2=82</w:t>
             </w:r>
           </w:p>
         </w:tc>
@@ -649,7 +823,7 @@
                 <w:rFonts w:ascii="TimeNewRoman" w:hAnsi="TimeNewRoman"/>
                 <w:sz w:val="30"/>
               </w:rPr>
-              <w:t>31-4=27</w:t>
+              <w:t>61+0=61</w:t>
             </w:r>
           </w:p>
         </w:tc>
@@ -666,7 +840,7 @@
                 <w:rFonts w:ascii="TimeNewRoman" w:hAnsi="TimeNewRoman"/>
                 <w:sz w:val="30"/>
               </w:rPr>
-              <w:t>99-30=69</w:t>
+              <w:t>50+6=56</w:t>
             </w:r>
           </w:p>
         </w:tc>
@@ -683,7 +857,7 @@
                 <w:rFonts w:ascii="TimeNewRoman" w:hAnsi="TimeNewRoman"/>
                 <w:sz w:val="30"/>
               </w:rPr>
-              <w:t>78-65=13</w:t>
+              <w:t>45+49=94</w:t>
             </w:r>
           </w:p>
         </w:tc>
@@ -700,7 +874,7 @@
                 <w:rFonts w:ascii="TimeNewRoman" w:hAnsi="TimeNewRoman"/>
                 <w:sz w:val="30"/>
               </w:rPr>
-              <w:t>43+36=79</w:t>
+              <w:t>95-68=27</w:t>
             </w:r>
           </w:p>
         </w:tc>
@@ -717,7 +891,7 @@
                 <w:rFonts w:ascii="TimeNewRoman" w:hAnsi="TimeNewRoman"/>
                 <w:sz w:val="30"/>
               </w:rPr>
-              <w:t>60+5=65</w:t>
+              <w:t>5+57=62</w:t>
             </w:r>
           </w:p>
         </w:tc>
@@ -736,7 +910,7 @@
                 <w:rFonts w:ascii="TimeNewRoman" w:hAnsi="TimeNewRoman"/>
                 <w:sz w:val="30"/>
               </w:rPr>
-              <w:t>19+40=59</w:t>
+              <w:t>54+27=81</w:t>
             </w:r>
           </w:p>
         </w:tc>
@@ -753,7 +927,7 @@
                 <w:rFonts w:ascii="TimeNewRoman" w:hAnsi="TimeNewRoman"/>
                 <w:sz w:val="30"/>
               </w:rPr>
-              <w:t>95-60=35</w:t>
+              <w:t>78-32=46</w:t>
             </w:r>
           </w:p>
         </w:tc>
@@ -770,7 +944,7 @@
                 <w:rFonts w:ascii="TimeNewRoman" w:hAnsi="TimeNewRoman"/>
                 <w:sz w:val="30"/>
               </w:rPr>
-              <w:t>49+22=71</w:t>
+              <w:t>16+10=26</w:t>
             </w:r>
           </w:p>
         </w:tc>
@@ -787,7 +961,7 @@
                 <w:rFonts w:ascii="TimeNewRoman" w:hAnsi="TimeNewRoman"/>
                 <w:sz w:val="30"/>
               </w:rPr>
-              <w:t>54+33=87</w:t>
+              <w:t>50-14=36</w:t>
             </w:r>
           </w:p>
         </w:tc>
@@ -804,7 +978,7 @@
                 <w:rFonts w:ascii="TimeNewRoman" w:hAnsi="TimeNewRoman"/>
                 <w:sz w:val="30"/>
               </w:rPr>
-              <w:t>20+74=94</w:t>
+              <w:t>23+73=96</w:t>
             </w:r>
           </w:p>
         </w:tc>
@@ -823,7 +997,7 @@
                 <w:rFonts w:ascii="TimeNewRoman" w:hAnsi="TimeNewRoman"/>
                 <w:sz w:val="30"/>
               </w:rPr>
-              <w:t>28+3=31</w:t>
+              <w:t>32-22=10</w:t>
             </w:r>
           </w:p>
         </w:tc>
@@ -840,7 +1014,7 @@
                 <w:rFonts w:ascii="TimeNewRoman" w:hAnsi="TimeNewRoman"/>
                 <w:sz w:val="30"/>
               </w:rPr>
-              <w:t>18-9=9</w:t>
+              <w:t>62-56=6</w:t>
             </w:r>
           </w:p>
         </w:tc>
@@ -857,7 +1031,7 @@
                 <w:rFonts w:ascii="TimeNewRoman" w:hAnsi="TimeNewRoman"/>
                 <w:sz w:val="30"/>
               </w:rPr>
-              <w:t>9-0=9</w:t>
+              <w:t>56+16=72</w:t>
             </w:r>
           </w:p>
         </w:tc>
@@ -874,7 +1048,7 @@
                 <w:rFonts w:ascii="TimeNewRoman" w:hAnsi="TimeNewRoman"/>
                 <w:sz w:val="30"/>
               </w:rPr>
-              <w:t>64+27=91</w:t>
+              <w:t>18+41=59</w:t>
             </w:r>
           </w:p>
         </w:tc>
@@ -891,7 +1065,7 @@
                 <w:rFonts w:ascii="TimeNewRoman" w:hAnsi="TimeNewRoman"/>
                 <w:sz w:val="30"/>
               </w:rPr>
-              <w:t>96-96=0</w:t>
+              <w:t>88-4=84</w:t>
             </w:r>
           </w:p>
         </w:tc>
@@ -910,7 +1084,7 @@
                 <w:rFonts w:ascii="TimeNewRoman" w:hAnsi="TimeNewRoman"/>
                 <w:sz w:val="30"/>
               </w:rPr>
-              <w:t>98-90=8</w:t>
+              <w:t>51+43=94</w:t>
             </w:r>
           </w:p>
         </w:tc>
@@ -927,7 +1101,7 @@
                 <w:rFonts w:ascii="TimeNewRoman" w:hAnsi="TimeNewRoman"/>
                 <w:sz w:val="30"/>
               </w:rPr>
-              <w:t>97-78=19</w:t>
+              <w:t>90-73=17</w:t>
             </w:r>
           </w:p>
         </w:tc>
@@ -944,7 +1118,7 @@
                 <w:rFonts w:ascii="TimeNewRoman" w:hAnsi="TimeNewRoman"/>
                 <w:sz w:val="30"/>
               </w:rPr>
-              <w:t>52+22=74</w:t>
+              <w:t>5+13=18</w:t>
             </w:r>
           </w:p>
         </w:tc>
@@ -961,7 +1135,7 @@
                 <w:rFonts w:ascii="TimeNewRoman" w:hAnsi="TimeNewRoman"/>
                 <w:sz w:val="30"/>
               </w:rPr>
-              <w:t>64-12=52</w:t>
+              <w:t>89-10=79</w:t>
             </w:r>
           </w:p>
         </w:tc>
@@ -978,7 +1152,7 @@
                 <w:rFonts w:ascii="TimeNewRoman" w:hAnsi="TimeNewRoman"/>
                 <w:sz w:val="30"/>
               </w:rPr>
-              <w:t>23+53=76</w:t>
+              <w:t>61+5=66</w:t>
             </w:r>
           </w:p>
         </w:tc>
@@ -997,7 +1171,7 @@
                 <w:rFonts w:ascii="TimeNewRoman" w:hAnsi="TimeNewRoman"/>
                 <w:sz w:val="30"/>
               </w:rPr>
-              <w:t>50-46=4</w:t>
+              <w:t>76-63=13</w:t>
             </w:r>
           </w:p>
         </w:tc>
@@ -1014,7 +1188,7 @@
                 <w:rFonts w:ascii="TimeNewRoman" w:hAnsi="TimeNewRoman"/>
                 <w:sz w:val="30"/>
               </w:rPr>
-              <w:t>2+71=73</w:t>
+              <w:t>2+64=66</w:t>
             </w:r>
           </w:p>
         </w:tc>
@@ -1031,7 +1205,7 @@
                 <w:rFonts w:ascii="TimeNewRoman" w:hAnsi="TimeNewRoman"/>
                 <w:sz w:val="30"/>
               </w:rPr>
-              <w:t>97-20=77</w:t>
+              <w:t>76+12=88</w:t>
             </w:r>
           </w:p>
         </w:tc>
@@ -1048,7 +1222,7 @@
                 <w:rFonts w:ascii="TimeNewRoman" w:hAnsi="TimeNewRoman"/>
                 <w:sz w:val="30"/>
               </w:rPr>
-              <w:t>56-56=0</w:t>
+              <w:t>59+9=68</w:t>
             </w:r>
           </w:p>
         </w:tc>
@@ -1065,7 +1239,7 @@
                 <w:rFonts w:ascii="TimeNewRoman" w:hAnsi="TimeNewRoman"/>
                 <w:sz w:val="30"/>
               </w:rPr>
-              <w:t>3+12=15</w:t>
+              <w:t>15+13=28</w:t>
             </w:r>
           </w:p>
         </w:tc>
@@ -1084,7 +1258,7 @@
                 <w:rFonts w:ascii="TimeNewRoman" w:hAnsi="TimeNewRoman"/>
                 <w:sz w:val="30"/>
               </w:rPr>
-              <w:t>91-25=66</w:t>
+              <w:t>34+57=91</w:t>
             </w:r>
           </w:p>
         </w:tc>
@@ -1101,7 +1275,7 @@
                 <w:rFonts w:ascii="TimeNewRoman" w:hAnsi="TimeNewRoman"/>
                 <w:sz w:val="30"/>
               </w:rPr>
-              <w:t>95-78=17</w:t>
+              <w:t>76-37=39</w:t>
             </w:r>
           </w:p>
         </w:tc>
@@ -1118,7 +1292,7 @@
                 <w:rFonts w:ascii="TimeNewRoman" w:hAnsi="TimeNewRoman"/>
                 <w:sz w:val="30"/>
               </w:rPr>
-              <w:t>49-11=38</w:t>
+              <w:t>6-1=5</w:t>
             </w:r>
           </w:p>
         </w:tc>
@@ -1135,7 +1309,7 @@
                 <w:rFonts w:ascii="TimeNewRoman" w:hAnsi="TimeNewRoman"/>
                 <w:sz w:val="30"/>
               </w:rPr>
-              <w:t>83+2=85</w:t>
+              <w:t>70-57=13</w:t>
             </w:r>
           </w:p>
         </w:tc>
@@ -1152,7 +1326,7 @@
                 <w:rFonts w:ascii="TimeNewRoman" w:hAnsi="TimeNewRoman"/>
                 <w:sz w:val="30"/>
               </w:rPr>
-              <w:t>28-20=8</w:t>
+              <w:t>18+2=20</w:t>
             </w:r>
           </w:p>
         </w:tc>
@@ -1171,7 +1345,7 @@
                 <w:rFonts w:ascii="TimeNewRoman" w:hAnsi="TimeNewRoman"/>
                 <w:sz w:val="30"/>
               </w:rPr>
-              <w:t>64-44=20</w:t>
+              <w:t>17+24=41</w:t>
             </w:r>
           </w:p>
         </w:tc>
@@ -1188,7 +1362,7 @@
                 <w:rFonts w:ascii="TimeNewRoman" w:hAnsi="TimeNewRoman"/>
                 <w:sz w:val="30"/>
               </w:rPr>
-              <w:t>6+24=30</w:t>
+              <w:t>24-12=12</w:t>
             </w:r>
           </w:p>
         </w:tc>
@@ -1205,7 +1379,7 @@
                 <w:rFonts w:ascii="TimeNewRoman" w:hAnsi="TimeNewRoman"/>
                 <w:sz w:val="30"/>
               </w:rPr>
-              <w:t>6+74=80</w:t>
+              <w:t>24+52=76</w:t>
             </w:r>
           </w:p>
         </w:tc>
@@ -1222,7 +1396,7 @@
                 <w:rFonts w:ascii="TimeNewRoman" w:hAnsi="TimeNewRoman"/>
                 <w:sz w:val="30"/>
               </w:rPr>
-              <w:t>19+12=31</w:t>
+              <w:t>21-7=14</w:t>
             </w:r>
           </w:p>
         </w:tc>
@@ -1239,7 +1413,7 @@
                 <w:rFonts w:ascii="TimeNewRoman" w:hAnsi="TimeNewRoman"/>
                 <w:sz w:val="30"/>
               </w:rPr>
-              <w:t>8+67=75</w:t>
+              <w:t>55-36=19</w:t>
             </w:r>
           </w:p>
         </w:tc>
@@ -1258,7 +1432,7 @@
                 <w:rFonts w:ascii="TimeNewRoman" w:hAnsi="TimeNewRoman"/>
                 <w:sz w:val="30"/>
               </w:rPr>
-              <w:t>99-3=96</w:t>
+              <w:t>77+9=86</w:t>
             </w:r>
           </w:p>
         </w:tc>
@@ -1275,7 +1449,7 @@
                 <w:rFonts w:ascii="TimeNewRoman" w:hAnsi="TimeNewRoman"/>
                 <w:sz w:val="30"/>
               </w:rPr>
-              <w:t>66-1=65</w:t>
+              <w:t>30+9=39</w:t>
             </w:r>
           </w:p>
         </w:tc>
@@ -1292,7 +1466,7 @@
                 <w:rFonts w:ascii="TimeNewRoman" w:hAnsi="TimeNewRoman"/>
                 <w:sz w:val="30"/>
               </w:rPr>
-              <w:t>55+21=76</w:t>
+              <w:t>15+19=34</w:t>
             </w:r>
           </w:p>
         </w:tc>
@@ -1309,7 +1483,7 @@
                 <w:rFonts w:ascii="TimeNewRoman" w:hAnsi="TimeNewRoman"/>
                 <w:sz w:val="30"/>
               </w:rPr>
-              <w:t>78-46=32</w:t>
+              <w:t>45+40=85</w:t>
             </w:r>
           </w:p>
         </w:tc>
@@ -1326,7 +1500,7 @@
                 <w:rFonts w:ascii="TimeNewRoman" w:hAnsi="TimeNewRoman"/>
                 <w:sz w:val="30"/>
               </w:rPr>
-              <w:t>46-2=44</w:t>
+              <w:t>91+4=95</w:t>
             </w:r>
           </w:p>
         </w:tc>
@@ -1345,7 +1519,7 @@
                 <w:rFonts w:ascii="TimeNewRoman" w:hAnsi="TimeNewRoman"/>
                 <w:sz w:val="30"/>
               </w:rPr>
-              <w:t>90-10=80</w:t>
+              <w:t>34-0=34</w:t>
             </w:r>
           </w:p>
         </w:tc>
@@ -1362,7 +1536,7 @@
                 <w:rFonts w:ascii="TimeNewRoman" w:hAnsi="TimeNewRoman"/>
                 <w:sz w:val="30"/>
               </w:rPr>
-              <w:t>21+7=28</w:t>
+              <w:t>33+0=33</w:t>
             </w:r>
           </w:p>
         </w:tc>
@@ -1379,7 +1553,7 @@
                 <w:rFonts w:ascii="TimeNewRoman" w:hAnsi="TimeNewRoman"/>
                 <w:sz w:val="30"/>
               </w:rPr>
-              <w:t>3+50=53</w:t>
+              <w:t>29-24=5</w:t>
             </w:r>
           </w:p>
         </w:tc>
@@ -1396,7 +1570,7 @@
                 <w:rFonts w:ascii="TimeNewRoman" w:hAnsi="TimeNewRoman"/>
                 <w:sz w:val="30"/>
               </w:rPr>
-              <w:t>14+26=40</w:t>
+              <w:t>1+82=83</w:t>
             </w:r>
           </w:p>
         </w:tc>
@@ -1413,7 +1587,7 @@
                 <w:rFonts w:ascii="TimeNewRoman" w:hAnsi="TimeNewRoman"/>
                 <w:sz w:val="30"/>
               </w:rPr>
-              <w:t>86-29=57</w:t>
+              <w:t>52-24=28</w:t>
             </w:r>
           </w:p>
         </w:tc>
@@ -1432,7 +1606,7 @@
                 <w:rFonts w:ascii="TimeNewRoman" w:hAnsi="TimeNewRoman"/>
                 <w:sz w:val="30"/>
               </w:rPr>
-              <w:t>45+41=86</w:t>
+              <w:t>28-13=15</w:t>
             </w:r>
           </w:p>
         </w:tc>
@@ -1449,7 +1623,7 @@
                 <w:rFonts w:ascii="TimeNewRoman" w:hAnsi="TimeNewRoman"/>
                 <w:sz w:val="30"/>
               </w:rPr>
-              <w:t>72-7=65</w:t>
+              <w:t>97-0=97</w:t>
             </w:r>
           </w:p>
         </w:tc>
@@ -1466,7 +1640,7 @@
                 <w:rFonts w:ascii="TimeNewRoman" w:hAnsi="TimeNewRoman"/>
                 <w:sz w:val="30"/>
               </w:rPr>
-              <w:t>18+66=84</w:t>
+              <w:t>37-29=8</w:t>
             </w:r>
           </w:p>
         </w:tc>
@@ -1483,7 +1657,7 @@
                 <w:rFonts w:ascii="TimeNewRoman" w:hAnsi="TimeNewRoman"/>
                 <w:sz w:val="30"/>
               </w:rPr>
-              <w:t>18+37=55</w:t>
+              <w:t>68-53=15</w:t>
             </w:r>
           </w:p>
         </w:tc>
@@ -1500,7 +1674,7 @@
                 <w:rFonts w:ascii="TimeNewRoman" w:hAnsi="TimeNewRoman"/>
                 <w:sz w:val="30"/>
               </w:rPr>
-              <w:t>37+25=62</w:t>
+              <w:t>24-14=10</w:t>
             </w:r>
           </w:p>
         </w:tc>
@@ -1519,7 +1693,7 @@
                 <w:rFonts w:ascii="TimeNewRoman" w:hAnsi="TimeNewRoman"/>
                 <w:sz w:val="30"/>
               </w:rPr>
-              <w:t>96-84=12</w:t>
+              <w:t>21+21=42</w:t>
             </w:r>
           </w:p>
         </w:tc>
@@ -1536,7 +1710,7 @@
                 <w:rFonts w:ascii="TimeNewRoman" w:hAnsi="TimeNewRoman"/>
                 <w:sz w:val="30"/>
               </w:rPr>
-              <w:t>24+40=64</w:t>
+              <w:t>92-55=37</w:t>
             </w:r>
           </w:p>
         </w:tc>
@@ -1553,7 +1727,7 @@
                 <w:rFonts w:ascii="TimeNewRoman" w:hAnsi="TimeNewRoman"/>
                 <w:sz w:val="30"/>
               </w:rPr>
-              <w:t>0+92=92</w:t>
+              <w:t>97-10=87</w:t>
             </w:r>
           </w:p>
         </w:tc>
@@ -1570,7 +1744,7 @@
                 <w:rFonts w:ascii="TimeNewRoman" w:hAnsi="TimeNewRoman"/>
                 <w:sz w:val="30"/>
               </w:rPr>
-              <w:t>78-70=8</w:t>
+              <w:t>83-19=64</w:t>
             </w:r>
           </w:p>
         </w:tc>
@@ -1587,181 +1761,7 @@
                 <w:rFonts w:ascii="TimeNewRoman" w:hAnsi="TimeNewRoman"/>
                 <w:sz w:val="30"/>
               </w:rPr>
-              <w:t>13-7=6</w:t>
-            </w:r>
-          </w:p>
-        </w:tc>
-      </w:tr>
-      <w:tr>
-        <w:tc>
-          <w:tcPr>
-            <w:tcW w:type="dxa" w:w="1987"/>
-          </w:tcPr>
-          <w:p>
-            <w:pPr>
-              <w:jc w:val="left"/>
-            </w:pPr>
-            <w:r>
-              <w:rPr>
-                <w:rFonts w:ascii="TimeNewRoman" w:hAnsi="TimeNewRoman"/>
-                <w:sz w:val="30"/>
-              </w:rPr>
-              <w:t>10+44=54</w:t>
-            </w:r>
-          </w:p>
-        </w:tc>
-        <w:tc>
-          <w:tcPr>
-            <w:tcW w:type="dxa" w:w="1987"/>
-          </w:tcPr>
-          <w:p>
-            <w:pPr>
-              <w:jc w:val="left"/>
-            </w:pPr>
-            <w:r>
-              <w:rPr>
-                <w:rFonts w:ascii="TimeNewRoman" w:hAnsi="TimeNewRoman"/>
-                <w:sz w:val="30"/>
-              </w:rPr>
-              <w:t>24+8=32</w:t>
-            </w:r>
-          </w:p>
-        </w:tc>
-        <w:tc>
-          <w:tcPr>
-            <w:tcW w:type="dxa" w:w="1987"/>
-          </w:tcPr>
-          <w:p>
-            <w:pPr>
-              <w:jc w:val="left"/>
-            </w:pPr>
-            <w:r>
-              <w:rPr>
-                <w:rFonts w:ascii="TimeNewRoman" w:hAnsi="TimeNewRoman"/>
-                <w:sz w:val="30"/>
-              </w:rPr>
-              <w:t>27+26=53</w:t>
-            </w:r>
-          </w:p>
-        </w:tc>
-        <w:tc>
-          <w:tcPr>
-            <w:tcW w:type="dxa" w:w="1987"/>
-          </w:tcPr>
-          <w:p>
-            <w:pPr>
-              <w:jc w:val="left"/>
-            </w:pPr>
-            <w:r>
-              <w:rPr>
-                <w:rFonts w:ascii="TimeNewRoman" w:hAnsi="TimeNewRoman"/>
-                <w:sz w:val="30"/>
-              </w:rPr>
-              <w:t>76-30=46</w:t>
-            </w:r>
-          </w:p>
-        </w:tc>
-        <w:tc>
-          <w:tcPr>
-            <w:tcW w:type="dxa" w:w="1987"/>
-          </w:tcPr>
-          <w:p>
-            <w:pPr>
-              <w:jc w:val="left"/>
-            </w:pPr>
-            <w:r>
-              <w:rPr>
-                <w:rFonts w:ascii="TimeNewRoman" w:hAnsi="TimeNewRoman"/>
-                <w:sz w:val="30"/>
-              </w:rPr>
-              <w:t>6+13=19</w:t>
-            </w:r>
-          </w:p>
-        </w:tc>
-      </w:tr>
-      <w:tr>
-        <w:tc>
-          <w:tcPr>
-            <w:tcW w:type="dxa" w:w="1987"/>
-          </w:tcPr>
-          <w:p>
-            <w:pPr>
-              <w:jc w:val="left"/>
-            </w:pPr>
-            <w:r>
-              <w:rPr>
-                <w:rFonts w:ascii="TimeNewRoman" w:hAnsi="TimeNewRoman"/>
-                <w:sz w:val="30"/>
-              </w:rPr>
-              <w:t>82-80=2</w:t>
-            </w:r>
-          </w:p>
-        </w:tc>
-        <w:tc>
-          <w:tcPr>
-            <w:tcW w:type="dxa" w:w="1987"/>
-          </w:tcPr>
-          <w:p>
-            <w:pPr>
-              <w:jc w:val="left"/>
-            </w:pPr>
-            <w:r>
-              <w:rPr>
-                <w:rFonts w:ascii="TimeNewRoman" w:hAnsi="TimeNewRoman"/>
-                <w:sz w:val="30"/>
-              </w:rPr>
-              <w:t>25+7=32</w:t>
-            </w:r>
-          </w:p>
-        </w:tc>
-        <w:tc>
-          <w:tcPr>
-            <w:tcW w:type="dxa" w:w="1987"/>
-          </w:tcPr>
-          <w:p>
-            <w:pPr>
-              <w:jc w:val="left"/>
-            </w:pPr>
-            <w:r>
-              <w:rPr>
-                <w:rFonts w:ascii="TimeNewRoman" w:hAnsi="TimeNewRoman"/>
-                <w:sz w:val="30"/>
-              </w:rPr>
-              <w:t>92-37=55</w:t>
-            </w:r>
-          </w:p>
-        </w:tc>
-        <w:tc>
-          <w:tcPr>
-            <w:tcW w:type="dxa" w:w="1987"/>
-          </w:tcPr>
-          <w:p>
-            <w:pPr>
-              <w:jc w:val="left"/>
-            </w:pPr>
-            <w:r>
-              <w:rPr>
-                <w:rFonts w:ascii="TimeNewRoman" w:hAnsi="TimeNewRoman"/>
-                <w:sz w:val="30"/>
-              </w:rPr>
-              <w:t>42+25=67</w:t>
-            </w:r>
-          </w:p>
-        </w:tc>
-        <w:tc>
-          <w:tcPr>
-            <w:tcW w:type="dxa" w:w="1987"/>
-          </w:tcPr>
-          <w:p>
-            <w:pPr>
-              <w:jc w:val="left"/>
-            </w:pPr>
-            <w:r>
-              <w:rPr>
-                <w:rFonts w:ascii="TimeNewRoman" w:hAnsi="TimeNewRoman"/>
-                <w:sz w:val="30"/>
-              </w:rPr>
-              <w:t>38+27=65</w:t>
+              <w:t>94-30=64</w:t>
             </w:r>
           </w:p>
         </w:tc>

--- a/answers-of-addition_and_subtraction_within_100.docx
+++ b/answers-of-addition_and_subtraction_within_100.docx
@@ -40,7 +40,7 @@
                 <w:rFonts w:ascii="TimeNewRoman" w:hAnsi="TimeNewRoman"/>
                 <w:sz w:val="30"/>
               </w:rPr>
-              <w:t>38+22=60</w:t>
+              <w:t>93-63=30</w:t>
             </w:r>
           </w:p>
         </w:tc>
@@ -57,7 +57,7 @@
                 <w:rFonts w:ascii="TimeNewRoman" w:hAnsi="TimeNewRoman"/>
                 <w:sz w:val="30"/>
               </w:rPr>
-              <w:t>46+27=73</w:t>
+              <w:t>6+47=53</w:t>
             </w:r>
           </w:p>
         </w:tc>
@@ -74,7 +74,7 @@
                 <w:rFonts w:ascii="TimeNewRoman" w:hAnsi="TimeNewRoman"/>
                 <w:sz w:val="30"/>
               </w:rPr>
-              <w:t>2+87=89</w:t>
+              <w:t>7+41=48</w:t>
             </w:r>
           </w:p>
         </w:tc>
@@ -91,7 +91,7 @@
                 <w:rFonts w:ascii="TimeNewRoman" w:hAnsi="TimeNewRoman"/>
                 <w:sz w:val="30"/>
               </w:rPr>
-              <w:t>24+6=30</w:t>
+              <w:t>45+41=86</w:t>
             </w:r>
           </w:p>
         </w:tc>
@@ -108,7 +108,7 @@
                 <w:rFonts w:ascii="TimeNewRoman" w:hAnsi="TimeNewRoman"/>
                 <w:sz w:val="30"/>
               </w:rPr>
-              <w:t>53-44=9</w:t>
+              <w:t>4+30=34</w:t>
             </w:r>
           </w:p>
         </w:tc>
@@ -127,7 +127,7 @@
                 <w:rFonts w:ascii="TimeNewRoman" w:hAnsi="TimeNewRoman"/>
                 <w:sz w:val="30"/>
               </w:rPr>
-              <w:t>38-16=22</w:t>
+              <w:t>71+8=79</w:t>
             </w:r>
           </w:p>
         </w:tc>
@@ -144,7 +144,7 @@
                 <w:rFonts w:ascii="TimeNewRoman" w:hAnsi="TimeNewRoman"/>
                 <w:sz w:val="30"/>
               </w:rPr>
-              <w:t>19+1=20</w:t>
+              <w:t>22+74=96</w:t>
             </w:r>
           </w:p>
         </w:tc>
@@ -161,7 +161,7 @@
                 <w:rFonts w:ascii="TimeNewRoman" w:hAnsi="TimeNewRoman"/>
                 <w:sz w:val="30"/>
               </w:rPr>
-              <w:t>51+36=87</w:t>
+              <w:t>17+66=83</w:t>
             </w:r>
           </w:p>
         </w:tc>
@@ -178,7 +178,7 @@
                 <w:rFonts w:ascii="TimeNewRoman" w:hAnsi="TimeNewRoman"/>
                 <w:sz w:val="30"/>
               </w:rPr>
-              <w:t>37+54=91</w:t>
+              <w:t>8-1=7</w:t>
             </w:r>
           </w:p>
         </w:tc>
@@ -195,7 +195,7 @@
                 <w:rFonts w:ascii="TimeNewRoman" w:hAnsi="TimeNewRoman"/>
                 <w:sz w:val="30"/>
               </w:rPr>
-              <w:t>55+40=95</w:t>
+              <w:t>61-8=53</w:t>
             </w:r>
           </w:p>
         </w:tc>
@@ -214,7 +214,7 @@
                 <w:rFonts w:ascii="TimeNewRoman" w:hAnsi="TimeNewRoman"/>
                 <w:sz w:val="30"/>
               </w:rPr>
-              <w:t>42+41=83</w:t>
+              <w:t>83+3=86</w:t>
             </w:r>
           </w:p>
         </w:tc>
@@ -231,7 +231,7 @@
                 <w:rFonts w:ascii="TimeNewRoman" w:hAnsi="TimeNewRoman"/>
                 <w:sz w:val="30"/>
               </w:rPr>
-              <w:t>26+33=59</w:t>
+              <w:t>20+76=96</w:t>
             </w:r>
           </w:p>
         </w:tc>
@@ -248,7 +248,7 @@
                 <w:rFonts w:ascii="TimeNewRoman" w:hAnsi="TimeNewRoman"/>
                 <w:sz w:val="30"/>
               </w:rPr>
-              <w:t>7+79=86</w:t>
+              <w:t>17+16=33</w:t>
             </w:r>
           </w:p>
         </w:tc>
@@ -265,7 +265,7 @@
                 <w:rFonts w:ascii="TimeNewRoman" w:hAnsi="TimeNewRoman"/>
                 <w:sz w:val="30"/>
               </w:rPr>
-              <w:t>88-39=49</w:t>
+              <w:t>72-37=35</w:t>
             </w:r>
           </w:p>
         </w:tc>
@@ -282,7 +282,7 @@
                 <w:rFonts w:ascii="TimeNewRoman" w:hAnsi="TimeNewRoman"/>
                 <w:sz w:val="30"/>
               </w:rPr>
-              <w:t>55+16=71</w:t>
+              <w:t>29+13=42</w:t>
             </w:r>
           </w:p>
         </w:tc>
@@ -301,7 +301,7 @@
                 <w:rFonts w:ascii="TimeNewRoman" w:hAnsi="TimeNewRoman"/>
                 <w:sz w:val="30"/>
               </w:rPr>
-              <w:t>0+69=69</w:t>
+              <w:t>56-30=26</w:t>
             </w:r>
           </w:p>
         </w:tc>
@@ -318,7 +318,7 @@
                 <w:rFonts w:ascii="TimeNewRoman" w:hAnsi="TimeNewRoman"/>
                 <w:sz w:val="30"/>
               </w:rPr>
-              <w:t>72-18=54</w:t>
+              <w:t>57-3=54</w:t>
             </w:r>
           </w:p>
         </w:tc>
@@ -335,7 +335,7 @@
                 <w:rFonts w:ascii="TimeNewRoman" w:hAnsi="TimeNewRoman"/>
                 <w:sz w:val="30"/>
               </w:rPr>
-              <w:t>31+53=84</w:t>
+              <w:t>25+44=69</w:t>
             </w:r>
           </w:p>
         </w:tc>
@@ -352,7 +352,7 @@
                 <w:rFonts w:ascii="TimeNewRoman" w:hAnsi="TimeNewRoman"/>
                 <w:sz w:val="30"/>
               </w:rPr>
-              <w:t>24+68=92</w:t>
+              <w:t>6+89=95</w:t>
             </w:r>
           </w:p>
         </w:tc>
@@ -369,7 +369,7 @@
                 <w:rFonts w:ascii="TimeNewRoman" w:hAnsi="TimeNewRoman"/>
                 <w:sz w:val="30"/>
               </w:rPr>
-              <w:t>0+77=77</w:t>
+              <w:t>0+22=22</w:t>
             </w:r>
           </w:p>
         </w:tc>
@@ -388,7 +388,7 @@
                 <w:rFonts w:ascii="TimeNewRoman" w:hAnsi="TimeNewRoman"/>
                 <w:sz w:val="30"/>
               </w:rPr>
-              <w:t>53+1=54</w:t>
+              <w:t>87-56=31</w:t>
             </w:r>
           </w:p>
         </w:tc>
@@ -405,7 +405,7 @@
                 <w:rFonts w:ascii="TimeNewRoman" w:hAnsi="TimeNewRoman"/>
                 <w:sz w:val="30"/>
               </w:rPr>
-              <w:t>61-47=14</w:t>
+              <w:t>45+11=56</w:t>
             </w:r>
           </w:p>
         </w:tc>
@@ -422,7 +422,7 @@
                 <w:rFonts w:ascii="TimeNewRoman" w:hAnsi="TimeNewRoman"/>
                 <w:sz w:val="30"/>
               </w:rPr>
-              <w:t>1+70=71</w:t>
+              <w:t>98-61=37</w:t>
             </w:r>
           </w:p>
         </w:tc>
@@ -439,7 +439,7 @@
                 <w:rFonts w:ascii="TimeNewRoman" w:hAnsi="TimeNewRoman"/>
                 <w:sz w:val="30"/>
               </w:rPr>
-              <w:t>34-5=29</w:t>
+              <w:t>67+11=78</w:t>
             </w:r>
           </w:p>
         </w:tc>
@@ -456,7 +456,7 @@
                 <w:rFonts w:ascii="TimeNewRoman" w:hAnsi="TimeNewRoman"/>
                 <w:sz w:val="30"/>
               </w:rPr>
-              <w:t>27+58=85</w:t>
+              <w:t>98-28=70</w:t>
             </w:r>
           </w:p>
         </w:tc>
@@ -475,7 +475,7 @@
                 <w:rFonts w:ascii="TimeNewRoman" w:hAnsi="TimeNewRoman"/>
                 <w:sz w:val="30"/>
               </w:rPr>
-              <w:t>59+34=93</w:t>
+              <w:t>70-41=29</w:t>
             </w:r>
           </w:p>
         </w:tc>
@@ -492,7 +492,7 @@
                 <w:rFonts w:ascii="TimeNewRoman" w:hAnsi="TimeNewRoman"/>
                 <w:sz w:val="30"/>
               </w:rPr>
-              <w:t>44-23=21</w:t>
+              <w:t>22+42=64</w:t>
             </w:r>
           </w:p>
         </w:tc>
@@ -509,7 +509,7 @@
                 <w:rFonts w:ascii="TimeNewRoman" w:hAnsi="TimeNewRoman"/>
                 <w:sz w:val="30"/>
               </w:rPr>
-              <w:t>26-19=7</w:t>
+              <w:t>76+17=93</w:t>
             </w:r>
           </w:p>
         </w:tc>
@@ -526,7 +526,7 @@
                 <w:rFonts w:ascii="TimeNewRoman" w:hAnsi="TimeNewRoman"/>
                 <w:sz w:val="30"/>
               </w:rPr>
-              <w:t>64-44=20</w:t>
+              <w:t>23+48=71</w:t>
             </w:r>
           </w:p>
         </w:tc>
@@ -543,7 +543,7 @@
                 <w:rFonts w:ascii="TimeNewRoman" w:hAnsi="TimeNewRoman"/>
                 <w:sz w:val="30"/>
               </w:rPr>
-              <w:t>53-33=20</w:t>
+              <w:t>12+15=27</w:t>
             </w:r>
           </w:p>
         </w:tc>
@@ -562,7 +562,7 @@
                 <w:rFonts w:ascii="TimeNewRoman" w:hAnsi="TimeNewRoman"/>
                 <w:sz w:val="30"/>
               </w:rPr>
-              <w:t>86-63=23</w:t>
+              <w:t>42+4=46</w:t>
             </w:r>
           </w:p>
         </w:tc>
@@ -579,7 +579,7 @@
                 <w:rFonts w:ascii="TimeNewRoman" w:hAnsi="TimeNewRoman"/>
                 <w:sz w:val="30"/>
               </w:rPr>
-              <w:t>45+29=74</w:t>
+              <w:t>34-16=18</w:t>
             </w:r>
           </w:p>
         </w:tc>
@@ -596,7 +596,7 @@
                 <w:rFonts w:ascii="TimeNewRoman" w:hAnsi="TimeNewRoman"/>
                 <w:sz w:val="30"/>
               </w:rPr>
-              <w:t>69-53=16</w:t>
+              <w:t>83-1=82</w:t>
             </w:r>
           </w:p>
         </w:tc>
@@ -613,7 +613,7 @@
                 <w:rFonts w:ascii="TimeNewRoman" w:hAnsi="TimeNewRoman"/>
                 <w:sz w:val="30"/>
               </w:rPr>
-              <w:t>31+66=97</w:t>
+              <w:t>2+77=79</w:t>
             </w:r>
           </w:p>
         </w:tc>
@@ -630,7 +630,7 @@
                 <w:rFonts w:ascii="TimeNewRoman" w:hAnsi="TimeNewRoman"/>
                 <w:sz w:val="30"/>
               </w:rPr>
-              <w:t>62+16=78</w:t>
+              <w:t>15+68=83</w:t>
             </w:r>
           </w:p>
         </w:tc>
@@ -649,7 +649,7 @@
                 <w:rFonts w:ascii="TimeNewRoman" w:hAnsi="TimeNewRoman"/>
                 <w:sz w:val="30"/>
               </w:rPr>
-              <w:t>36+15=51</w:t>
+              <w:t>59+15=74</w:t>
             </w:r>
           </w:p>
         </w:tc>
@@ -666,7 +666,7 @@
                 <w:rFonts w:ascii="TimeNewRoman" w:hAnsi="TimeNewRoman"/>
                 <w:sz w:val="30"/>
               </w:rPr>
-              <w:t>48+14=62</w:t>
+              <w:t>92-8=84</w:t>
             </w:r>
           </w:p>
         </w:tc>
@@ -683,7 +683,7 @@
                 <w:rFonts w:ascii="TimeNewRoman" w:hAnsi="TimeNewRoman"/>
                 <w:sz w:val="30"/>
               </w:rPr>
-              <w:t>26+61=87</w:t>
+              <w:t>4+93=97</w:t>
             </w:r>
           </w:p>
         </w:tc>
@@ -700,7 +700,7 @@
                 <w:rFonts w:ascii="TimeNewRoman" w:hAnsi="TimeNewRoman"/>
                 <w:sz w:val="30"/>
               </w:rPr>
-              <w:t>39+36=75</w:t>
+              <w:t>92-73=19</w:t>
             </w:r>
           </w:p>
         </w:tc>
@@ -717,7 +717,7 @@
                 <w:rFonts w:ascii="TimeNewRoman" w:hAnsi="TimeNewRoman"/>
                 <w:sz w:val="30"/>
               </w:rPr>
-              <w:t>25-20=5</w:t>
+              <w:t>42+52=94</w:t>
             </w:r>
           </w:p>
         </w:tc>
@@ -736,7 +736,7 @@
                 <w:rFonts w:ascii="TimeNewRoman" w:hAnsi="TimeNewRoman"/>
                 <w:sz w:val="30"/>
               </w:rPr>
-              <w:t>23-6=17</w:t>
+              <w:t>48-12=36</w:t>
             </w:r>
           </w:p>
         </w:tc>
@@ -753,7 +753,7 @@
                 <w:rFonts w:ascii="TimeNewRoman" w:hAnsi="TimeNewRoman"/>
                 <w:sz w:val="30"/>
               </w:rPr>
-              <w:t>11+68=79</w:t>
+              <w:t>43+2=45</w:t>
             </w:r>
           </w:p>
         </w:tc>
@@ -770,7 +770,7 @@
                 <w:rFonts w:ascii="TimeNewRoman" w:hAnsi="TimeNewRoman"/>
                 <w:sz w:val="30"/>
               </w:rPr>
-              <w:t>9+77=86</w:t>
+              <w:t>45+11=56</w:t>
             </w:r>
           </w:p>
         </w:tc>
@@ -787,7 +787,7 @@
                 <w:rFonts w:ascii="TimeNewRoman" w:hAnsi="TimeNewRoman"/>
                 <w:sz w:val="30"/>
               </w:rPr>
-              <w:t>43+10=53</w:t>
+              <w:t>97-47=50</w:t>
             </w:r>
           </w:p>
         </w:tc>
@@ -804,7 +804,7 @@
                 <w:rFonts w:ascii="TimeNewRoman" w:hAnsi="TimeNewRoman"/>
                 <w:sz w:val="30"/>
               </w:rPr>
-              <w:t>84-2=82</w:t>
+              <w:t>31-16=15</w:t>
             </w:r>
           </w:p>
         </w:tc>
@@ -823,7 +823,7 @@
                 <w:rFonts w:ascii="TimeNewRoman" w:hAnsi="TimeNewRoman"/>
                 <w:sz w:val="30"/>
               </w:rPr>
-              <w:t>61+0=61</w:t>
+              <w:t>95-30=65</w:t>
             </w:r>
           </w:p>
         </w:tc>
@@ -840,7 +840,7 @@
                 <w:rFonts w:ascii="TimeNewRoman" w:hAnsi="TimeNewRoman"/>
                 <w:sz w:val="30"/>
               </w:rPr>
-              <w:t>50+6=56</w:t>
+              <w:t>85-8=77</w:t>
             </w:r>
           </w:p>
         </w:tc>
@@ -857,7 +857,7 @@
                 <w:rFonts w:ascii="TimeNewRoman" w:hAnsi="TimeNewRoman"/>
                 <w:sz w:val="30"/>
               </w:rPr>
-              <w:t>45+49=94</w:t>
+              <w:t>76-15=61</w:t>
             </w:r>
           </w:p>
         </w:tc>
@@ -874,7 +874,7 @@
                 <w:rFonts w:ascii="TimeNewRoman" w:hAnsi="TimeNewRoman"/>
                 <w:sz w:val="30"/>
               </w:rPr>
-              <w:t>95-68=27</w:t>
+              <w:t>28-19=9</w:t>
             </w:r>
           </w:p>
         </w:tc>
@@ -891,7 +891,7 @@
                 <w:rFonts w:ascii="TimeNewRoman" w:hAnsi="TimeNewRoman"/>
                 <w:sz w:val="30"/>
               </w:rPr>
-              <w:t>5+57=62</w:t>
+              <w:t>10+43=53</w:t>
             </w:r>
           </w:p>
         </w:tc>
@@ -910,7 +910,7 @@
                 <w:rFonts w:ascii="TimeNewRoman" w:hAnsi="TimeNewRoman"/>
                 <w:sz w:val="30"/>
               </w:rPr>
-              <w:t>54+27=81</w:t>
+              <w:t>31-29=2</w:t>
             </w:r>
           </w:p>
         </w:tc>
@@ -927,7 +927,7 @@
                 <w:rFonts w:ascii="TimeNewRoman" w:hAnsi="TimeNewRoman"/>
                 <w:sz w:val="30"/>
               </w:rPr>
-              <w:t>78-32=46</w:t>
+              <w:t>37-22=15</w:t>
             </w:r>
           </w:p>
         </w:tc>
@@ -944,7 +944,7 @@
                 <w:rFonts w:ascii="TimeNewRoman" w:hAnsi="TimeNewRoman"/>
                 <w:sz w:val="30"/>
               </w:rPr>
-              <w:t>16+10=26</w:t>
+              <w:t>94-32=62</w:t>
             </w:r>
           </w:p>
         </w:tc>
@@ -961,7 +961,7 @@
                 <w:rFonts w:ascii="TimeNewRoman" w:hAnsi="TimeNewRoman"/>
                 <w:sz w:val="30"/>
               </w:rPr>
-              <w:t>50-14=36</w:t>
+              <w:t>96-76=20</w:t>
             </w:r>
           </w:p>
         </w:tc>
@@ -978,7 +978,7 @@
                 <w:rFonts w:ascii="TimeNewRoman" w:hAnsi="TimeNewRoman"/>
                 <w:sz w:val="30"/>
               </w:rPr>
-              <w:t>23+73=96</w:t>
+              <w:t>64+29=93</w:t>
             </w:r>
           </w:p>
         </w:tc>
@@ -997,7 +997,7 @@
                 <w:rFonts w:ascii="TimeNewRoman" w:hAnsi="TimeNewRoman"/>
                 <w:sz w:val="30"/>
               </w:rPr>
-              <w:t>32-22=10</w:t>
+              <w:t>60+37=97</w:t>
             </w:r>
           </w:p>
         </w:tc>
@@ -1014,7 +1014,7 @@
                 <w:rFonts w:ascii="TimeNewRoman" w:hAnsi="TimeNewRoman"/>
                 <w:sz w:val="30"/>
               </w:rPr>
-              <w:t>62-56=6</w:t>
+              <w:t>92-38=54</w:t>
             </w:r>
           </w:p>
         </w:tc>
@@ -1031,7 +1031,7 @@
                 <w:rFonts w:ascii="TimeNewRoman" w:hAnsi="TimeNewRoman"/>
                 <w:sz w:val="30"/>
               </w:rPr>
-              <w:t>56+16=72</w:t>
+              <w:t>91-19=72</w:t>
             </w:r>
           </w:p>
         </w:tc>
@@ -1048,7 +1048,7 @@
                 <w:rFonts w:ascii="TimeNewRoman" w:hAnsi="TimeNewRoman"/>
                 <w:sz w:val="30"/>
               </w:rPr>
-              <w:t>18+41=59</w:t>
+              <w:t>68+30=98</w:t>
             </w:r>
           </w:p>
         </w:tc>
@@ -1065,7 +1065,7 @@
                 <w:rFonts w:ascii="TimeNewRoman" w:hAnsi="TimeNewRoman"/>
                 <w:sz w:val="30"/>
               </w:rPr>
-              <w:t>88-4=84</w:t>
+              <w:t>44+15=59</w:t>
             </w:r>
           </w:p>
         </w:tc>
@@ -1084,7 +1084,7 @@
                 <w:rFonts w:ascii="TimeNewRoman" w:hAnsi="TimeNewRoman"/>
                 <w:sz w:val="30"/>
               </w:rPr>
-              <w:t>51+43=94</w:t>
+              <w:t>1+52=53</w:t>
             </w:r>
           </w:p>
         </w:tc>
@@ -1101,7 +1101,7 @@
                 <w:rFonts w:ascii="TimeNewRoman" w:hAnsi="TimeNewRoman"/>
                 <w:sz w:val="30"/>
               </w:rPr>
-              <w:t>90-73=17</w:t>
+              <w:t>15+30=45</w:t>
             </w:r>
           </w:p>
         </w:tc>
@@ -1118,7 +1118,7 @@
                 <w:rFonts w:ascii="TimeNewRoman" w:hAnsi="TimeNewRoman"/>
                 <w:sz w:val="30"/>
               </w:rPr>
-              <w:t>5+13=18</w:t>
+              <w:t>75-55=20</w:t>
             </w:r>
           </w:p>
         </w:tc>
@@ -1135,7 +1135,7 @@
                 <w:rFonts w:ascii="TimeNewRoman" w:hAnsi="TimeNewRoman"/>
                 <w:sz w:val="30"/>
               </w:rPr>
-              <w:t>89-10=79</w:t>
+              <w:t>73-40=33</w:t>
             </w:r>
           </w:p>
         </w:tc>
@@ -1152,7 +1152,7 @@
                 <w:rFonts w:ascii="TimeNewRoman" w:hAnsi="TimeNewRoman"/>
                 <w:sz w:val="30"/>
               </w:rPr>
-              <w:t>61+5=66</w:t>
+              <w:t>86+7=93</w:t>
             </w:r>
           </w:p>
         </w:tc>
@@ -1171,7 +1171,7 @@
                 <w:rFonts w:ascii="TimeNewRoman" w:hAnsi="TimeNewRoman"/>
                 <w:sz w:val="30"/>
               </w:rPr>
-              <w:t>76-63=13</w:t>
+              <w:t>53-48=5</w:t>
             </w:r>
           </w:p>
         </w:tc>
@@ -1188,7 +1188,7 @@
                 <w:rFonts w:ascii="TimeNewRoman" w:hAnsi="TimeNewRoman"/>
                 <w:sz w:val="30"/>
               </w:rPr>
-              <w:t>2+64=66</w:t>
+              <w:t>19+47=66</w:t>
             </w:r>
           </w:p>
         </w:tc>
@@ -1205,7 +1205,7 @@
                 <w:rFonts w:ascii="TimeNewRoman" w:hAnsi="TimeNewRoman"/>
                 <w:sz w:val="30"/>
               </w:rPr>
-              <w:t>76+12=88</w:t>
+              <w:t>77-11=66</w:t>
             </w:r>
           </w:p>
         </w:tc>
@@ -1222,7 +1222,7 @@
                 <w:rFonts w:ascii="TimeNewRoman" w:hAnsi="TimeNewRoman"/>
                 <w:sz w:val="30"/>
               </w:rPr>
-              <w:t>59+9=68</w:t>
+              <w:t>12-6=6</w:t>
             </w:r>
           </w:p>
         </w:tc>
@@ -1239,7 +1239,7 @@
                 <w:rFonts w:ascii="TimeNewRoman" w:hAnsi="TimeNewRoman"/>
                 <w:sz w:val="30"/>
               </w:rPr>
-              <w:t>15+13=28</w:t>
+              <w:t>0+97=97</w:t>
             </w:r>
           </w:p>
         </w:tc>
@@ -1258,7 +1258,7 @@
                 <w:rFonts w:ascii="TimeNewRoman" w:hAnsi="TimeNewRoman"/>
                 <w:sz w:val="30"/>
               </w:rPr>
-              <w:t>34+57=91</w:t>
+              <w:t>35+26=61</w:t>
             </w:r>
           </w:p>
         </w:tc>
@@ -1275,7 +1275,7 @@
                 <w:rFonts w:ascii="TimeNewRoman" w:hAnsi="TimeNewRoman"/>
                 <w:sz w:val="30"/>
               </w:rPr>
-              <w:t>76-37=39</w:t>
+              <w:t>98-90=8</w:t>
             </w:r>
           </w:p>
         </w:tc>
@@ -1292,7 +1292,7 @@
                 <w:rFonts w:ascii="TimeNewRoman" w:hAnsi="TimeNewRoman"/>
                 <w:sz w:val="30"/>
               </w:rPr>
-              <w:t>6-1=5</w:t>
+              <w:t>76-26=50</w:t>
             </w:r>
           </w:p>
         </w:tc>
@@ -1309,7 +1309,7 @@
                 <w:rFonts w:ascii="TimeNewRoman" w:hAnsi="TimeNewRoman"/>
                 <w:sz w:val="30"/>
               </w:rPr>
-              <w:t>70-57=13</w:t>
+              <w:t>11-6=5</w:t>
             </w:r>
           </w:p>
         </w:tc>
@@ -1326,7 +1326,7 @@
                 <w:rFonts w:ascii="TimeNewRoman" w:hAnsi="TimeNewRoman"/>
                 <w:sz w:val="30"/>
               </w:rPr>
-              <w:t>18+2=20</w:t>
+              <w:t>74-70=4</w:t>
             </w:r>
           </w:p>
         </w:tc>
@@ -1345,7 +1345,7 @@
                 <w:rFonts w:ascii="TimeNewRoman" w:hAnsi="TimeNewRoman"/>
                 <w:sz w:val="30"/>
               </w:rPr>
-              <w:t>17+24=41</w:t>
+              <w:t>89-27=62</w:t>
             </w:r>
           </w:p>
         </w:tc>
@@ -1362,7 +1362,7 @@
                 <w:rFonts w:ascii="TimeNewRoman" w:hAnsi="TimeNewRoman"/>
                 <w:sz w:val="30"/>
               </w:rPr>
-              <w:t>24-12=12</w:t>
+              <w:t>23-0=23</w:t>
             </w:r>
           </w:p>
         </w:tc>
@@ -1379,7 +1379,7 @@
                 <w:rFonts w:ascii="TimeNewRoman" w:hAnsi="TimeNewRoman"/>
                 <w:sz w:val="30"/>
               </w:rPr>
-              <w:t>24+52=76</w:t>
+              <w:t>57-0=57</w:t>
             </w:r>
           </w:p>
         </w:tc>
@@ -1396,7 +1396,7 @@
                 <w:rFonts w:ascii="TimeNewRoman" w:hAnsi="TimeNewRoman"/>
                 <w:sz w:val="30"/>
               </w:rPr>
-              <w:t>21-7=14</w:t>
+              <w:t>32-5=27</w:t>
             </w:r>
           </w:p>
         </w:tc>
@@ -1413,7 +1413,7 @@
                 <w:rFonts w:ascii="TimeNewRoman" w:hAnsi="TimeNewRoman"/>
                 <w:sz w:val="30"/>
               </w:rPr>
-              <w:t>55-36=19</w:t>
+              <w:t>89-8=81</w:t>
             </w:r>
           </w:p>
         </w:tc>
@@ -1432,7 +1432,7 @@
                 <w:rFonts w:ascii="TimeNewRoman" w:hAnsi="TimeNewRoman"/>
                 <w:sz w:val="30"/>
               </w:rPr>
-              <w:t>77+9=86</w:t>
+              <w:t>31-16=15</w:t>
             </w:r>
           </w:p>
         </w:tc>
@@ -1449,7 +1449,7 @@
                 <w:rFonts w:ascii="TimeNewRoman" w:hAnsi="TimeNewRoman"/>
                 <w:sz w:val="30"/>
               </w:rPr>
-              <w:t>30+9=39</w:t>
+              <w:t>21+61=82</w:t>
             </w:r>
           </w:p>
         </w:tc>
@@ -1466,7 +1466,7 @@
                 <w:rFonts w:ascii="TimeNewRoman" w:hAnsi="TimeNewRoman"/>
                 <w:sz w:val="30"/>
               </w:rPr>
-              <w:t>15+19=34</w:t>
+              <w:t>91-64=27</w:t>
             </w:r>
           </w:p>
         </w:tc>
@@ -1483,7 +1483,7 @@
                 <w:rFonts w:ascii="TimeNewRoman" w:hAnsi="TimeNewRoman"/>
                 <w:sz w:val="30"/>
               </w:rPr>
-              <w:t>45+40=85</w:t>
+              <w:t>17+54=71</w:t>
             </w:r>
           </w:p>
         </w:tc>
@@ -1500,7 +1500,7 @@
                 <w:rFonts w:ascii="TimeNewRoman" w:hAnsi="TimeNewRoman"/>
                 <w:sz w:val="30"/>
               </w:rPr>
-              <w:t>91+4=95</w:t>
+              <w:t>49+2=51</w:t>
             </w:r>
           </w:p>
         </w:tc>
@@ -1519,7 +1519,7 @@
                 <w:rFonts w:ascii="TimeNewRoman" w:hAnsi="TimeNewRoman"/>
                 <w:sz w:val="30"/>
               </w:rPr>
-              <w:t>34-0=34</w:t>
+              <w:t>45+31=76</w:t>
             </w:r>
           </w:p>
         </w:tc>
@@ -1536,7 +1536,7 @@
                 <w:rFonts w:ascii="TimeNewRoman" w:hAnsi="TimeNewRoman"/>
                 <w:sz w:val="30"/>
               </w:rPr>
-              <w:t>33+0=33</w:t>
+              <w:t>68-4=64</w:t>
             </w:r>
           </w:p>
         </w:tc>
@@ -1553,7 +1553,7 @@
                 <w:rFonts w:ascii="TimeNewRoman" w:hAnsi="TimeNewRoman"/>
                 <w:sz w:val="30"/>
               </w:rPr>
-              <w:t>29-24=5</w:t>
+              <w:t>94-36=58</w:t>
             </w:r>
           </w:p>
         </w:tc>
@@ -1570,7 +1570,7 @@
                 <w:rFonts w:ascii="TimeNewRoman" w:hAnsi="TimeNewRoman"/>
                 <w:sz w:val="30"/>
               </w:rPr>
-              <w:t>1+82=83</w:t>
+              <w:t>76-5=71</w:t>
             </w:r>
           </w:p>
         </w:tc>
@@ -1587,7 +1587,7 @@
                 <w:rFonts w:ascii="TimeNewRoman" w:hAnsi="TimeNewRoman"/>
                 <w:sz w:val="30"/>
               </w:rPr>
-              <w:t>52-24=28</w:t>
+              <w:t>41+6=47</w:t>
             </w:r>
           </w:p>
         </w:tc>
@@ -1606,7 +1606,7 @@
                 <w:rFonts w:ascii="TimeNewRoman" w:hAnsi="TimeNewRoman"/>
                 <w:sz w:val="30"/>
               </w:rPr>
-              <w:t>28-13=15</w:t>
+              <w:t>96-95=1</w:t>
             </w:r>
           </w:p>
         </w:tc>
@@ -1623,7 +1623,7 @@
                 <w:rFonts w:ascii="TimeNewRoman" w:hAnsi="TimeNewRoman"/>
                 <w:sz w:val="30"/>
               </w:rPr>
-              <w:t>97-0=97</w:t>
+              <w:t>20+6=26</w:t>
             </w:r>
           </w:p>
         </w:tc>
@@ -1640,7 +1640,7 @@
                 <w:rFonts w:ascii="TimeNewRoman" w:hAnsi="TimeNewRoman"/>
                 <w:sz w:val="30"/>
               </w:rPr>
-              <w:t>37-29=8</w:t>
+              <w:t>18-9=9</w:t>
             </w:r>
           </w:p>
         </w:tc>
@@ -1657,7 +1657,7 @@
                 <w:rFonts w:ascii="TimeNewRoman" w:hAnsi="TimeNewRoman"/>
                 <w:sz w:val="30"/>
               </w:rPr>
-              <w:t>68-53=15</w:t>
+              <w:t>37+3=40</w:t>
             </w:r>
           </w:p>
         </w:tc>
@@ -1674,7 +1674,7 @@
                 <w:rFonts w:ascii="TimeNewRoman" w:hAnsi="TimeNewRoman"/>
                 <w:sz w:val="30"/>
               </w:rPr>
-              <w:t>24-14=10</w:t>
+              <w:t>0+83=83</w:t>
             </w:r>
           </w:p>
         </w:tc>
@@ -1693,7 +1693,7 @@
                 <w:rFonts w:ascii="TimeNewRoman" w:hAnsi="TimeNewRoman"/>
                 <w:sz w:val="30"/>
               </w:rPr>
-              <w:t>21+21=42</w:t>
+              <w:t>88+10=98</w:t>
             </w:r>
           </w:p>
         </w:tc>
@@ -1710,7 +1710,7 @@
                 <w:rFonts w:ascii="TimeNewRoman" w:hAnsi="TimeNewRoman"/>
                 <w:sz w:val="30"/>
               </w:rPr>
-              <w:t>92-55=37</w:t>
+              <w:t>75-61=14</w:t>
             </w:r>
           </w:p>
         </w:tc>
@@ -1727,7 +1727,7 @@
                 <w:rFonts w:ascii="TimeNewRoman" w:hAnsi="TimeNewRoman"/>
                 <w:sz w:val="30"/>
               </w:rPr>
-              <w:t>97-10=87</w:t>
+              <w:t>68-28=40</w:t>
             </w:r>
           </w:p>
         </w:tc>
@@ -1744,7 +1744,7 @@
                 <w:rFonts w:ascii="TimeNewRoman" w:hAnsi="TimeNewRoman"/>
                 <w:sz w:val="30"/>
               </w:rPr>
-              <w:t>83-19=64</w:t>
+              <w:t>52+40=92</w:t>
             </w:r>
           </w:p>
         </w:tc>
@@ -1761,7 +1761,7 @@
                 <w:rFonts w:ascii="TimeNewRoman" w:hAnsi="TimeNewRoman"/>
                 <w:sz w:val="30"/>
               </w:rPr>
-              <w:t>94-30=64</w:t>
+              <w:t>66+21=87</w:t>
             </w:r>
           </w:p>
         </w:tc>

--- a/answers-of-addition_and_subtraction_within_100.docx
+++ b/answers-of-addition_and_subtraction_within_100.docx
@@ -11,7 +11,7 @@
           <w:rFonts w:ascii="Arial" w:hAnsi="Arial"/>
           <w:sz w:val="30"/>
         </w:rPr>
-        <w:t>2026-10-01 Thursday</w:t>
+        <w:t>2026-10-02 Friday</w:t>
       </w:r>
     </w:p>
     <w:tbl>
@@ -40,776 +40,10 @@
                 <w:rFonts w:ascii="TimeNewRoman" w:hAnsi="TimeNewRoman"/>
                 <w:sz w:val="30"/>
               </w:rPr>
-              <w:t>93-63=30</w:t>
+              <w:t>33-24=9</w:t>
             </w:r>
           </w:p>
         </w:tc>
-        <w:tc>
-          <w:tcPr>
-            <w:tcW w:type="dxa" w:w="1987"/>
-          </w:tcPr>
-          <w:p>
-            <w:pPr>
-              <w:jc w:val="left"/>
-            </w:pPr>
-            <w:r>
-              <w:rPr>
-                <w:rFonts w:ascii="TimeNewRoman" w:hAnsi="TimeNewRoman"/>
-                <w:sz w:val="30"/>
-              </w:rPr>
-              <w:t>6+47=53</w:t>
-            </w:r>
-          </w:p>
-        </w:tc>
-        <w:tc>
-          <w:tcPr>
-            <w:tcW w:type="dxa" w:w="1987"/>
-          </w:tcPr>
-          <w:p>
-            <w:pPr>
-              <w:jc w:val="left"/>
-            </w:pPr>
-            <w:r>
-              <w:rPr>
-                <w:rFonts w:ascii="TimeNewRoman" w:hAnsi="TimeNewRoman"/>
-                <w:sz w:val="30"/>
-              </w:rPr>
-              <w:t>7+41=48</w:t>
-            </w:r>
-          </w:p>
-        </w:tc>
-        <w:tc>
-          <w:tcPr>
-            <w:tcW w:type="dxa" w:w="1987"/>
-          </w:tcPr>
-          <w:p>
-            <w:pPr>
-              <w:jc w:val="left"/>
-            </w:pPr>
-            <w:r>
-              <w:rPr>
-                <w:rFonts w:ascii="TimeNewRoman" w:hAnsi="TimeNewRoman"/>
-                <w:sz w:val="30"/>
-              </w:rPr>
-              <w:t>45+41=86</w:t>
-            </w:r>
-          </w:p>
-        </w:tc>
-        <w:tc>
-          <w:tcPr>
-            <w:tcW w:type="dxa" w:w="1987"/>
-          </w:tcPr>
-          <w:p>
-            <w:pPr>
-              <w:jc w:val="left"/>
-            </w:pPr>
-            <w:r>
-              <w:rPr>
-                <w:rFonts w:ascii="TimeNewRoman" w:hAnsi="TimeNewRoman"/>
-                <w:sz w:val="30"/>
-              </w:rPr>
-              <w:t>4+30=34</w:t>
-            </w:r>
-          </w:p>
-        </w:tc>
-      </w:tr>
-      <w:tr>
-        <w:tc>
-          <w:tcPr>
-            <w:tcW w:type="dxa" w:w="1987"/>
-          </w:tcPr>
-          <w:p>
-            <w:pPr>
-              <w:jc w:val="left"/>
-            </w:pPr>
-            <w:r>
-              <w:rPr>
-                <w:rFonts w:ascii="TimeNewRoman" w:hAnsi="TimeNewRoman"/>
-                <w:sz w:val="30"/>
-              </w:rPr>
-              <w:t>71+8=79</w:t>
-            </w:r>
-          </w:p>
-        </w:tc>
-        <w:tc>
-          <w:tcPr>
-            <w:tcW w:type="dxa" w:w="1987"/>
-          </w:tcPr>
-          <w:p>
-            <w:pPr>
-              <w:jc w:val="left"/>
-            </w:pPr>
-            <w:r>
-              <w:rPr>
-                <w:rFonts w:ascii="TimeNewRoman" w:hAnsi="TimeNewRoman"/>
-                <w:sz w:val="30"/>
-              </w:rPr>
-              <w:t>22+74=96</w:t>
-            </w:r>
-          </w:p>
-        </w:tc>
-        <w:tc>
-          <w:tcPr>
-            <w:tcW w:type="dxa" w:w="1987"/>
-          </w:tcPr>
-          <w:p>
-            <w:pPr>
-              <w:jc w:val="left"/>
-            </w:pPr>
-            <w:r>
-              <w:rPr>
-                <w:rFonts w:ascii="TimeNewRoman" w:hAnsi="TimeNewRoman"/>
-                <w:sz w:val="30"/>
-              </w:rPr>
-              <w:t>17+66=83</w:t>
-            </w:r>
-          </w:p>
-        </w:tc>
-        <w:tc>
-          <w:tcPr>
-            <w:tcW w:type="dxa" w:w="1987"/>
-          </w:tcPr>
-          <w:p>
-            <w:pPr>
-              <w:jc w:val="left"/>
-            </w:pPr>
-            <w:r>
-              <w:rPr>
-                <w:rFonts w:ascii="TimeNewRoman" w:hAnsi="TimeNewRoman"/>
-                <w:sz w:val="30"/>
-              </w:rPr>
-              <w:t>8-1=7</w:t>
-            </w:r>
-          </w:p>
-        </w:tc>
-        <w:tc>
-          <w:tcPr>
-            <w:tcW w:type="dxa" w:w="1987"/>
-          </w:tcPr>
-          <w:p>
-            <w:pPr>
-              <w:jc w:val="left"/>
-            </w:pPr>
-            <w:r>
-              <w:rPr>
-                <w:rFonts w:ascii="TimeNewRoman" w:hAnsi="TimeNewRoman"/>
-                <w:sz w:val="30"/>
-              </w:rPr>
-              <w:t>61-8=53</w:t>
-            </w:r>
-          </w:p>
-        </w:tc>
-      </w:tr>
-      <w:tr>
-        <w:tc>
-          <w:tcPr>
-            <w:tcW w:type="dxa" w:w="1987"/>
-          </w:tcPr>
-          <w:p>
-            <w:pPr>
-              <w:jc w:val="left"/>
-            </w:pPr>
-            <w:r>
-              <w:rPr>
-                <w:rFonts w:ascii="TimeNewRoman" w:hAnsi="TimeNewRoman"/>
-                <w:sz w:val="30"/>
-              </w:rPr>
-              <w:t>83+3=86</w:t>
-            </w:r>
-          </w:p>
-        </w:tc>
-        <w:tc>
-          <w:tcPr>
-            <w:tcW w:type="dxa" w:w="1987"/>
-          </w:tcPr>
-          <w:p>
-            <w:pPr>
-              <w:jc w:val="left"/>
-            </w:pPr>
-            <w:r>
-              <w:rPr>
-                <w:rFonts w:ascii="TimeNewRoman" w:hAnsi="TimeNewRoman"/>
-                <w:sz w:val="30"/>
-              </w:rPr>
-              <w:t>20+76=96</w:t>
-            </w:r>
-          </w:p>
-        </w:tc>
-        <w:tc>
-          <w:tcPr>
-            <w:tcW w:type="dxa" w:w="1987"/>
-          </w:tcPr>
-          <w:p>
-            <w:pPr>
-              <w:jc w:val="left"/>
-            </w:pPr>
-            <w:r>
-              <w:rPr>
-                <w:rFonts w:ascii="TimeNewRoman" w:hAnsi="TimeNewRoman"/>
-                <w:sz w:val="30"/>
-              </w:rPr>
-              <w:t>17+16=33</w:t>
-            </w:r>
-          </w:p>
-        </w:tc>
-        <w:tc>
-          <w:tcPr>
-            <w:tcW w:type="dxa" w:w="1987"/>
-          </w:tcPr>
-          <w:p>
-            <w:pPr>
-              <w:jc w:val="left"/>
-            </w:pPr>
-            <w:r>
-              <w:rPr>
-                <w:rFonts w:ascii="TimeNewRoman" w:hAnsi="TimeNewRoman"/>
-                <w:sz w:val="30"/>
-              </w:rPr>
-              <w:t>72-37=35</w:t>
-            </w:r>
-          </w:p>
-        </w:tc>
-        <w:tc>
-          <w:tcPr>
-            <w:tcW w:type="dxa" w:w="1987"/>
-          </w:tcPr>
-          <w:p>
-            <w:pPr>
-              <w:jc w:val="left"/>
-            </w:pPr>
-            <w:r>
-              <w:rPr>
-                <w:rFonts w:ascii="TimeNewRoman" w:hAnsi="TimeNewRoman"/>
-                <w:sz w:val="30"/>
-              </w:rPr>
-              <w:t>29+13=42</w:t>
-            </w:r>
-          </w:p>
-        </w:tc>
-      </w:tr>
-      <w:tr>
-        <w:tc>
-          <w:tcPr>
-            <w:tcW w:type="dxa" w:w="1987"/>
-          </w:tcPr>
-          <w:p>
-            <w:pPr>
-              <w:jc w:val="left"/>
-            </w:pPr>
-            <w:r>
-              <w:rPr>
-                <w:rFonts w:ascii="TimeNewRoman" w:hAnsi="TimeNewRoman"/>
-                <w:sz w:val="30"/>
-              </w:rPr>
-              <w:t>56-30=26</w:t>
-            </w:r>
-          </w:p>
-        </w:tc>
-        <w:tc>
-          <w:tcPr>
-            <w:tcW w:type="dxa" w:w="1987"/>
-          </w:tcPr>
-          <w:p>
-            <w:pPr>
-              <w:jc w:val="left"/>
-            </w:pPr>
-            <w:r>
-              <w:rPr>
-                <w:rFonts w:ascii="TimeNewRoman" w:hAnsi="TimeNewRoman"/>
-                <w:sz w:val="30"/>
-              </w:rPr>
-              <w:t>57-3=54</w:t>
-            </w:r>
-          </w:p>
-        </w:tc>
-        <w:tc>
-          <w:tcPr>
-            <w:tcW w:type="dxa" w:w="1987"/>
-          </w:tcPr>
-          <w:p>
-            <w:pPr>
-              <w:jc w:val="left"/>
-            </w:pPr>
-            <w:r>
-              <w:rPr>
-                <w:rFonts w:ascii="TimeNewRoman" w:hAnsi="TimeNewRoman"/>
-                <w:sz w:val="30"/>
-              </w:rPr>
-              <w:t>25+44=69</w:t>
-            </w:r>
-          </w:p>
-        </w:tc>
-        <w:tc>
-          <w:tcPr>
-            <w:tcW w:type="dxa" w:w="1987"/>
-          </w:tcPr>
-          <w:p>
-            <w:pPr>
-              <w:jc w:val="left"/>
-            </w:pPr>
-            <w:r>
-              <w:rPr>
-                <w:rFonts w:ascii="TimeNewRoman" w:hAnsi="TimeNewRoman"/>
-                <w:sz w:val="30"/>
-              </w:rPr>
-              <w:t>6+89=95</w:t>
-            </w:r>
-          </w:p>
-        </w:tc>
-        <w:tc>
-          <w:tcPr>
-            <w:tcW w:type="dxa" w:w="1987"/>
-          </w:tcPr>
-          <w:p>
-            <w:pPr>
-              <w:jc w:val="left"/>
-            </w:pPr>
-            <w:r>
-              <w:rPr>
-                <w:rFonts w:ascii="TimeNewRoman" w:hAnsi="TimeNewRoman"/>
-                <w:sz w:val="30"/>
-              </w:rPr>
-              <w:t>0+22=22</w:t>
-            </w:r>
-          </w:p>
-        </w:tc>
-      </w:tr>
-      <w:tr>
-        <w:tc>
-          <w:tcPr>
-            <w:tcW w:type="dxa" w:w="1987"/>
-          </w:tcPr>
-          <w:p>
-            <w:pPr>
-              <w:jc w:val="left"/>
-            </w:pPr>
-            <w:r>
-              <w:rPr>
-                <w:rFonts w:ascii="TimeNewRoman" w:hAnsi="TimeNewRoman"/>
-                <w:sz w:val="30"/>
-              </w:rPr>
-              <w:t>87-56=31</w:t>
-            </w:r>
-          </w:p>
-        </w:tc>
-        <w:tc>
-          <w:tcPr>
-            <w:tcW w:type="dxa" w:w="1987"/>
-          </w:tcPr>
-          <w:p>
-            <w:pPr>
-              <w:jc w:val="left"/>
-            </w:pPr>
-            <w:r>
-              <w:rPr>
-                <w:rFonts w:ascii="TimeNewRoman" w:hAnsi="TimeNewRoman"/>
-                <w:sz w:val="30"/>
-              </w:rPr>
-              <w:t>45+11=56</w:t>
-            </w:r>
-          </w:p>
-        </w:tc>
-        <w:tc>
-          <w:tcPr>
-            <w:tcW w:type="dxa" w:w="1987"/>
-          </w:tcPr>
-          <w:p>
-            <w:pPr>
-              <w:jc w:val="left"/>
-            </w:pPr>
-            <w:r>
-              <w:rPr>
-                <w:rFonts w:ascii="TimeNewRoman" w:hAnsi="TimeNewRoman"/>
-                <w:sz w:val="30"/>
-              </w:rPr>
-              <w:t>98-61=37</w:t>
-            </w:r>
-          </w:p>
-        </w:tc>
-        <w:tc>
-          <w:tcPr>
-            <w:tcW w:type="dxa" w:w="1987"/>
-          </w:tcPr>
-          <w:p>
-            <w:pPr>
-              <w:jc w:val="left"/>
-            </w:pPr>
-            <w:r>
-              <w:rPr>
-                <w:rFonts w:ascii="TimeNewRoman" w:hAnsi="TimeNewRoman"/>
-                <w:sz w:val="30"/>
-              </w:rPr>
-              <w:t>67+11=78</w:t>
-            </w:r>
-          </w:p>
-        </w:tc>
-        <w:tc>
-          <w:tcPr>
-            <w:tcW w:type="dxa" w:w="1987"/>
-          </w:tcPr>
-          <w:p>
-            <w:pPr>
-              <w:jc w:val="left"/>
-            </w:pPr>
-            <w:r>
-              <w:rPr>
-                <w:rFonts w:ascii="TimeNewRoman" w:hAnsi="TimeNewRoman"/>
-                <w:sz w:val="30"/>
-              </w:rPr>
-              <w:t>98-28=70</w:t>
-            </w:r>
-          </w:p>
-        </w:tc>
-      </w:tr>
-      <w:tr>
-        <w:tc>
-          <w:tcPr>
-            <w:tcW w:type="dxa" w:w="1987"/>
-          </w:tcPr>
-          <w:p>
-            <w:pPr>
-              <w:jc w:val="left"/>
-            </w:pPr>
-            <w:r>
-              <w:rPr>
-                <w:rFonts w:ascii="TimeNewRoman" w:hAnsi="TimeNewRoman"/>
-                <w:sz w:val="30"/>
-              </w:rPr>
-              <w:t>70-41=29</w:t>
-            </w:r>
-          </w:p>
-        </w:tc>
-        <w:tc>
-          <w:tcPr>
-            <w:tcW w:type="dxa" w:w="1987"/>
-          </w:tcPr>
-          <w:p>
-            <w:pPr>
-              <w:jc w:val="left"/>
-            </w:pPr>
-            <w:r>
-              <w:rPr>
-                <w:rFonts w:ascii="TimeNewRoman" w:hAnsi="TimeNewRoman"/>
-                <w:sz w:val="30"/>
-              </w:rPr>
-              <w:t>22+42=64</w:t>
-            </w:r>
-          </w:p>
-        </w:tc>
-        <w:tc>
-          <w:tcPr>
-            <w:tcW w:type="dxa" w:w="1987"/>
-          </w:tcPr>
-          <w:p>
-            <w:pPr>
-              <w:jc w:val="left"/>
-            </w:pPr>
-            <w:r>
-              <w:rPr>
-                <w:rFonts w:ascii="TimeNewRoman" w:hAnsi="TimeNewRoman"/>
-                <w:sz w:val="30"/>
-              </w:rPr>
-              <w:t>76+17=93</w:t>
-            </w:r>
-          </w:p>
-        </w:tc>
-        <w:tc>
-          <w:tcPr>
-            <w:tcW w:type="dxa" w:w="1987"/>
-          </w:tcPr>
-          <w:p>
-            <w:pPr>
-              <w:jc w:val="left"/>
-            </w:pPr>
-            <w:r>
-              <w:rPr>
-                <w:rFonts w:ascii="TimeNewRoman" w:hAnsi="TimeNewRoman"/>
-                <w:sz w:val="30"/>
-              </w:rPr>
-              <w:t>23+48=71</w:t>
-            </w:r>
-          </w:p>
-        </w:tc>
-        <w:tc>
-          <w:tcPr>
-            <w:tcW w:type="dxa" w:w="1987"/>
-          </w:tcPr>
-          <w:p>
-            <w:pPr>
-              <w:jc w:val="left"/>
-            </w:pPr>
-            <w:r>
-              <w:rPr>
-                <w:rFonts w:ascii="TimeNewRoman" w:hAnsi="TimeNewRoman"/>
-                <w:sz w:val="30"/>
-              </w:rPr>
-              <w:t>12+15=27</w:t>
-            </w:r>
-          </w:p>
-        </w:tc>
-      </w:tr>
-      <w:tr>
-        <w:tc>
-          <w:tcPr>
-            <w:tcW w:type="dxa" w:w="1987"/>
-          </w:tcPr>
-          <w:p>
-            <w:pPr>
-              <w:jc w:val="left"/>
-            </w:pPr>
-            <w:r>
-              <w:rPr>
-                <w:rFonts w:ascii="TimeNewRoman" w:hAnsi="TimeNewRoman"/>
-                <w:sz w:val="30"/>
-              </w:rPr>
-              <w:t>42+4=46</w:t>
-            </w:r>
-          </w:p>
-        </w:tc>
-        <w:tc>
-          <w:tcPr>
-            <w:tcW w:type="dxa" w:w="1987"/>
-          </w:tcPr>
-          <w:p>
-            <w:pPr>
-              <w:jc w:val="left"/>
-            </w:pPr>
-            <w:r>
-              <w:rPr>
-                <w:rFonts w:ascii="TimeNewRoman" w:hAnsi="TimeNewRoman"/>
-                <w:sz w:val="30"/>
-              </w:rPr>
-              <w:t>34-16=18</w:t>
-            </w:r>
-          </w:p>
-        </w:tc>
-        <w:tc>
-          <w:tcPr>
-            <w:tcW w:type="dxa" w:w="1987"/>
-          </w:tcPr>
-          <w:p>
-            <w:pPr>
-              <w:jc w:val="left"/>
-            </w:pPr>
-            <w:r>
-              <w:rPr>
-                <w:rFonts w:ascii="TimeNewRoman" w:hAnsi="TimeNewRoman"/>
-                <w:sz w:val="30"/>
-              </w:rPr>
-              <w:t>83-1=82</w:t>
-            </w:r>
-          </w:p>
-        </w:tc>
-        <w:tc>
-          <w:tcPr>
-            <w:tcW w:type="dxa" w:w="1987"/>
-          </w:tcPr>
-          <w:p>
-            <w:pPr>
-              <w:jc w:val="left"/>
-            </w:pPr>
-            <w:r>
-              <w:rPr>
-                <w:rFonts w:ascii="TimeNewRoman" w:hAnsi="TimeNewRoman"/>
-                <w:sz w:val="30"/>
-              </w:rPr>
-              <w:t>2+77=79</w:t>
-            </w:r>
-          </w:p>
-        </w:tc>
-        <w:tc>
-          <w:tcPr>
-            <w:tcW w:type="dxa" w:w="1987"/>
-          </w:tcPr>
-          <w:p>
-            <w:pPr>
-              <w:jc w:val="left"/>
-            </w:pPr>
-            <w:r>
-              <w:rPr>
-                <w:rFonts w:ascii="TimeNewRoman" w:hAnsi="TimeNewRoman"/>
-                <w:sz w:val="30"/>
-              </w:rPr>
-              <w:t>15+68=83</w:t>
-            </w:r>
-          </w:p>
-        </w:tc>
-      </w:tr>
-      <w:tr>
-        <w:tc>
-          <w:tcPr>
-            <w:tcW w:type="dxa" w:w="1987"/>
-          </w:tcPr>
-          <w:p>
-            <w:pPr>
-              <w:jc w:val="left"/>
-            </w:pPr>
-            <w:r>
-              <w:rPr>
-                <w:rFonts w:ascii="TimeNewRoman" w:hAnsi="TimeNewRoman"/>
-                <w:sz w:val="30"/>
-              </w:rPr>
-              <w:t>59+15=74</w:t>
-            </w:r>
-          </w:p>
-        </w:tc>
-        <w:tc>
-          <w:tcPr>
-            <w:tcW w:type="dxa" w:w="1987"/>
-          </w:tcPr>
-          <w:p>
-            <w:pPr>
-              <w:jc w:val="left"/>
-            </w:pPr>
-            <w:r>
-              <w:rPr>
-                <w:rFonts w:ascii="TimeNewRoman" w:hAnsi="TimeNewRoman"/>
-                <w:sz w:val="30"/>
-              </w:rPr>
-              <w:t>92-8=84</w:t>
-            </w:r>
-          </w:p>
-        </w:tc>
-        <w:tc>
-          <w:tcPr>
-            <w:tcW w:type="dxa" w:w="1987"/>
-          </w:tcPr>
-          <w:p>
-            <w:pPr>
-              <w:jc w:val="left"/>
-            </w:pPr>
-            <w:r>
-              <w:rPr>
-                <w:rFonts w:ascii="TimeNewRoman" w:hAnsi="TimeNewRoman"/>
-                <w:sz w:val="30"/>
-              </w:rPr>
-              <w:t>4+93=97</w:t>
-            </w:r>
-          </w:p>
-        </w:tc>
-        <w:tc>
-          <w:tcPr>
-            <w:tcW w:type="dxa" w:w="1987"/>
-          </w:tcPr>
-          <w:p>
-            <w:pPr>
-              <w:jc w:val="left"/>
-            </w:pPr>
-            <w:r>
-              <w:rPr>
-                <w:rFonts w:ascii="TimeNewRoman" w:hAnsi="TimeNewRoman"/>
-                <w:sz w:val="30"/>
-              </w:rPr>
-              <w:t>92-73=19</w:t>
-            </w:r>
-          </w:p>
-        </w:tc>
-        <w:tc>
-          <w:tcPr>
-            <w:tcW w:type="dxa" w:w="1987"/>
-          </w:tcPr>
-          <w:p>
-            <w:pPr>
-              <w:jc w:val="left"/>
-            </w:pPr>
-            <w:r>
-              <w:rPr>
-                <w:rFonts w:ascii="TimeNewRoman" w:hAnsi="TimeNewRoman"/>
-                <w:sz w:val="30"/>
-              </w:rPr>
-              <w:t>42+52=94</w:t>
-            </w:r>
-          </w:p>
-        </w:tc>
-      </w:tr>
-      <w:tr>
-        <w:tc>
-          <w:tcPr>
-            <w:tcW w:type="dxa" w:w="1987"/>
-          </w:tcPr>
-          <w:p>
-            <w:pPr>
-              <w:jc w:val="left"/>
-            </w:pPr>
-            <w:r>
-              <w:rPr>
-                <w:rFonts w:ascii="TimeNewRoman" w:hAnsi="TimeNewRoman"/>
-                <w:sz w:val="30"/>
-              </w:rPr>
-              <w:t>48-12=36</w:t>
-            </w:r>
-          </w:p>
-        </w:tc>
-        <w:tc>
-          <w:tcPr>
-            <w:tcW w:type="dxa" w:w="1987"/>
-          </w:tcPr>
-          <w:p>
-            <w:pPr>
-              <w:jc w:val="left"/>
-            </w:pPr>
-            <w:r>
-              <w:rPr>
-                <w:rFonts w:ascii="TimeNewRoman" w:hAnsi="TimeNewRoman"/>
-                <w:sz w:val="30"/>
-              </w:rPr>
-              <w:t>43+2=45</w:t>
-            </w:r>
-          </w:p>
-        </w:tc>
-        <w:tc>
-          <w:tcPr>
-            <w:tcW w:type="dxa" w:w="1987"/>
-          </w:tcPr>
-          <w:p>
-            <w:pPr>
-              <w:jc w:val="left"/>
-            </w:pPr>
-            <w:r>
-              <w:rPr>
-                <w:rFonts w:ascii="TimeNewRoman" w:hAnsi="TimeNewRoman"/>
-                <w:sz w:val="30"/>
-              </w:rPr>
-              <w:t>45+11=56</w:t>
-            </w:r>
-          </w:p>
-        </w:tc>
-        <w:tc>
-          <w:tcPr>
-            <w:tcW w:type="dxa" w:w="1987"/>
-          </w:tcPr>
-          <w:p>
-            <w:pPr>
-              <w:jc w:val="left"/>
-            </w:pPr>
-            <w:r>
-              <w:rPr>
-                <w:rFonts w:ascii="TimeNewRoman" w:hAnsi="TimeNewRoman"/>
-                <w:sz w:val="30"/>
-              </w:rPr>
-              <w:t>97-47=50</w:t>
-            </w:r>
-          </w:p>
-        </w:tc>
-        <w:tc>
-          <w:tcPr>
-            <w:tcW w:type="dxa" w:w="1987"/>
-          </w:tcPr>
-          <w:p>
-            <w:pPr>
-              <w:jc w:val="left"/>
-            </w:pPr>
-            <w:r>
-              <w:rPr>
-                <w:rFonts w:ascii="TimeNewRoman" w:hAnsi="TimeNewRoman"/>
-                <w:sz w:val="30"/>
-              </w:rPr>
-              <w:t>31-16=15</w:t>
-            </w:r>
-          </w:p>
-        </w:tc>
-      </w:tr>
-      <w:tr>
         <w:tc>
           <w:tcPr>
             <w:tcW w:type="dxa" w:w="1987"/>
@@ -840,7 +74,7 @@
                 <w:rFonts w:ascii="TimeNewRoman" w:hAnsi="TimeNewRoman"/>
                 <w:sz w:val="30"/>
               </w:rPr>
-              <w:t>85-8=77</w:t>
+              <w:t>30+37=67</w:t>
             </w:r>
           </w:p>
         </w:tc>
@@ -857,7 +91,7 @@
                 <w:rFonts w:ascii="TimeNewRoman" w:hAnsi="TimeNewRoman"/>
                 <w:sz w:val="30"/>
               </w:rPr>
-              <w:t>76-15=61</w:t>
+              <w:t>30+65=95</w:t>
             </w:r>
           </w:p>
         </w:tc>
@@ -874,24 +108,7 @@
                 <w:rFonts w:ascii="TimeNewRoman" w:hAnsi="TimeNewRoman"/>
                 <w:sz w:val="30"/>
               </w:rPr>
-              <w:t>28-19=9</w:t>
-            </w:r>
-          </w:p>
-        </w:tc>
-        <w:tc>
-          <w:tcPr>
-            <w:tcW w:type="dxa" w:w="1987"/>
-          </w:tcPr>
-          <w:p>
-            <w:pPr>
-              <w:jc w:val="left"/>
-            </w:pPr>
-            <w:r>
-              <w:rPr>
-                <w:rFonts w:ascii="TimeNewRoman" w:hAnsi="TimeNewRoman"/>
-                <w:sz w:val="30"/>
-              </w:rPr>
-              <w:t>10+43=53</w:t>
+              <w:t>16-12=4</w:t>
             </w:r>
           </w:p>
         </w:tc>
@@ -910,7 +127,7 @@
                 <w:rFonts w:ascii="TimeNewRoman" w:hAnsi="TimeNewRoman"/>
                 <w:sz w:val="30"/>
               </w:rPr>
-              <w:t>31-29=2</w:t>
+              <w:t>5+59=64</w:t>
             </w:r>
           </w:p>
         </w:tc>
@@ -927,7 +144,7 @@
                 <w:rFonts w:ascii="TimeNewRoman" w:hAnsi="TimeNewRoman"/>
                 <w:sz w:val="30"/>
               </w:rPr>
-              <w:t>37-22=15</w:t>
+              <w:t>4+64=68</w:t>
             </w:r>
           </w:p>
         </w:tc>
@@ -944,7 +161,7 @@
                 <w:rFonts w:ascii="TimeNewRoman" w:hAnsi="TimeNewRoman"/>
                 <w:sz w:val="30"/>
               </w:rPr>
-              <w:t>94-32=62</w:t>
+              <w:t>56-12=44</w:t>
             </w:r>
           </w:p>
         </w:tc>
@@ -961,7 +178,7 @@
                 <w:rFonts w:ascii="TimeNewRoman" w:hAnsi="TimeNewRoman"/>
                 <w:sz w:val="30"/>
               </w:rPr>
-              <w:t>96-76=20</w:t>
+              <w:t>98-69=29</w:t>
             </w:r>
           </w:p>
         </w:tc>
@@ -978,7 +195,7 @@
                 <w:rFonts w:ascii="TimeNewRoman" w:hAnsi="TimeNewRoman"/>
                 <w:sz w:val="30"/>
               </w:rPr>
-              <w:t>64+29=93</w:t>
+              <w:t>39+17=56</w:t>
             </w:r>
           </w:p>
         </w:tc>
@@ -997,7 +214,7 @@
                 <w:rFonts w:ascii="TimeNewRoman" w:hAnsi="TimeNewRoman"/>
                 <w:sz w:val="30"/>
               </w:rPr>
-              <w:t>60+37=97</w:t>
+              <w:t>99-60=39</w:t>
             </w:r>
           </w:p>
         </w:tc>
@@ -1014,7 +231,7 @@
                 <w:rFonts w:ascii="TimeNewRoman" w:hAnsi="TimeNewRoman"/>
                 <w:sz w:val="30"/>
               </w:rPr>
-              <w:t>92-38=54</w:t>
+              <w:t>22+27=49</w:t>
             </w:r>
           </w:p>
         </w:tc>
@@ -1031,7 +248,7 @@
                 <w:rFonts w:ascii="TimeNewRoman" w:hAnsi="TimeNewRoman"/>
                 <w:sz w:val="30"/>
               </w:rPr>
-              <w:t>91-19=72</w:t>
+              <w:t>12+36=48</w:t>
             </w:r>
           </w:p>
         </w:tc>
@@ -1048,7 +265,7 @@
                 <w:rFonts w:ascii="TimeNewRoman" w:hAnsi="TimeNewRoman"/>
                 <w:sz w:val="30"/>
               </w:rPr>
-              <w:t>68+30=98</w:t>
+              <w:t>78-31=47</w:t>
             </w:r>
           </w:p>
         </w:tc>
@@ -1065,7 +282,7 @@
                 <w:rFonts w:ascii="TimeNewRoman" w:hAnsi="TimeNewRoman"/>
                 <w:sz w:val="30"/>
               </w:rPr>
-              <w:t>44+15=59</w:t>
+              <w:t>18+36=54</w:t>
             </w:r>
           </w:p>
         </w:tc>
@@ -1084,7 +301,7 @@
                 <w:rFonts w:ascii="TimeNewRoman" w:hAnsi="TimeNewRoman"/>
                 <w:sz w:val="30"/>
               </w:rPr>
-              <w:t>1+52=53</w:t>
+              <w:t>44-4=40</w:t>
             </w:r>
           </w:p>
         </w:tc>
@@ -1101,7 +318,7 @@
                 <w:rFonts w:ascii="TimeNewRoman" w:hAnsi="TimeNewRoman"/>
                 <w:sz w:val="30"/>
               </w:rPr>
-              <w:t>15+30=45</w:t>
+              <w:t>11-7=4</w:t>
             </w:r>
           </w:p>
         </w:tc>
@@ -1118,7 +335,7 @@
                 <w:rFonts w:ascii="TimeNewRoman" w:hAnsi="TimeNewRoman"/>
                 <w:sz w:val="30"/>
               </w:rPr>
-              <w:t>75-55=20</w:t>
+              <w:t>5+55=60</w:t>
             </w:r>
           </w:p>
         </w:tc>
@@ -1135,7 +352,7 @@
                 <w:rFonts w:ascii="TimeNewRoman" w:hAnsi="TimeNewRoman"/>
                 <w:sz w:val="30"/>
               </w:rPr>
-              <w:t>73-40=33</w:t>
+              <w:t>49+0=49</w:t>
             </w:r>
           </w:p>
         </w:tc>
@@ -1152,7 +369,7 @@
                 <w:rFonts w:ascii="TimeNewRoman" w:hAnsi="TimeNewRoman"/>
                 <w:sz w:val="30"/>
               </w:rPr>
-              <w:t>86+7=93</w:t>
+              <w:t>19+30=49</w:t>
             </w:r>
           </w:p>
         </w:tc>
@@ -1171,7 +388,7 @@
                 <w:rFonts w:ascii="TimeNewRoman" w:hAnsi="TimeNewRoman"/>
                 <w:sz w:val="30"/>
               </w:rPr>
-              <w:t>53-48=5</w:t>
+              <w:t>3+32=35</w:t>
             </w:r>
           </w:p>
         </w:tc>
@@ -1188,7 +405,7 @@
                 <w:rFonts w:ascii="TimeNewRoman" w:hAnsi="TimeNewRoman"/>
                 <w:sz w:val="30"/>
               </w:rPr>
-              <w:t>19+47=66</w:t>
+              <w:t>37+44=81</w:t>
             </w:r>
           </w:p>
         </w:tc>
@@ -1205,7 +422,7 @@
                 <w:rFonts w:ascii="TimeNewRoman" w:hAnsi="TimeNewRoman"/>
                 <w:sz w:val="30"/>
               </w:rPr>
-              <w:t>77-11=66</w:t>
+              <w:t>93-19=74</w:t>
             </w:r>
           </w:p>
         </w:tc>
@@ -1222,7 +439,7 @@
                 <w:rFonts w:ascii="TimeNewRoman" w:hAnsi="TimeNewRoman"/>
                 <w:sz w:val="30"/>
               </w:rPr>
-              <w:t>12-6=6</w:t>
+              <w:t>20+37=57</w:t>
             </w:r>
           </w:p>
         </w:tc>
@@ -1239,7 +456,7 @@
                 <w:rFonts w:ascii="TimeNewRoman" w:hAnsi="TimeNewRoman"/>
                 <w:sz w:val="30"/>
               </w:rPr>
-              <w:t>0+97=97</w:t>
+              <w:t>1+58=59</w:t>
             </w:r>
           </w:p>
         </w:tc>
@@ -1258,7 +475,7 @@
                 <w:rFonts w:ascii="TimeNewRoman" w:hAnsi="TimeNewRoman"/>
                 <w:sz w:val="30"/>
               </w:rPr>
-              <w:t>35+26=61</w:t>
+              <w:t>89-37=52</w:t>
             </w:r>
           </w:p>
         </w:tc>
@@ -1275,7 +492,7 @@
                 <w:rFonts w:ascii="TimeNewRoman" w:hAnsi="TimeNewRoman"/>
                 <w:sz w:val="30"/>
               </w:rPr>
-              <w:t>98-90=8</w:t>
+              <w:t>52-38=14</w:t>
             </w:r>
           </w:p>
         </w:tc>
@@ -1292,7 +509,7 @@
                 <w:rFonts w:ascii="TimeNewRoman" w:hAnsi="TimeNewRoman"/>
                 <w:sz w:val="30"/>
               </w:rPr>
-              <w:t>76-26=50</w:t>
+              <w:t>26+19=45</w:t>
             </w:r>
           </w:p>
         </w:tc>
@@ -1309,7 +526,7 @@
                 <w:rFonts w:ascii="TimeNewRoman" w:hAnsi="TimeNewRoman"/>
                 <w:sz w:val="30"/>
               </w:rPr>
-              <w:t>11-6=5</w:t>
+              <w:t>38+12=50</w:t>
             </w:r>
           </w:p>
         </w:tc>
@@ -1326,7 +543,7 @@
                 <w:rFonts w:ascii="TimeNewRoman" w:hAnsi="TimeNewRoman"/>
                 <w:sz w:val="30"/>
               </w:rPr>
-              <w:t>74-70=4</w:t>
+              <w:t>37-32=5</w:t>
             </w:r>
           </w:p>
         </w:tc>
@@ -1345,7 +562,7 @@
                 <w:rFonts w:ascii="TimeNewRoman" w:hAnsi="TimeNewRoman"/>
                 <w:sz w:val="30"/>
               </w:rPr>
-              <w:t>89-27=62</w:t>
+              <w:t>53+25=78</w:t>
             </w:r>
           </w:p>
         </w:tc>
@@ -1362,7 +579,7 @@
                 <w:rFonts w:ascii="TimeNewRoman" w:hAnsi="TimeNewRoman"/>
                 <w:sz w:val="30"/>
               </w:rPr>
-              <w:t>23-0=23</w:t>
+              <w:t>38+22=60</w:t>
             </w:r>
           </w:p>
         </w:tc>
@@ -1379,7 +596,7 @@
                 <w:rFonts w:ascii="TimeNewRoman" w:hAnsi="TimeNewRoman"/>
                 <w:sz w:val="30"/>
               </w:rPr>
-              <w:t>57-0=57</w:t>
+              <w:t>22+77=99</w:t>
             </w:r>
           </w:p>
         </w:tc>
@@ -1396,7 +613,7 @@
                 <w:rFonts w:ascii="TimeNewRoman" w:hAnsi="TimeNewRoman"/>
                 <w:sz w:val="30"/>
               </w:rPr>
-              <w:t>32-5=27</w:t>
+              <w:t>35-30=5</w:t>
             </w:r>
           </w:p>
         </w:tc>
@@ -1413,7 +630,7 @@
                 <w:rFonts w:ascii="TimeNewRoman" w:hAnsi="TimeNewRoman"/>
                 <w:sz w:val="30"/>
               </w:rPr>
-              <w:t>89-8=81</w:t>
+              <w:t>13+81=94</w:t>
             </w:r>
           </w:p>
         </w:tc>
@@ -1432,7 +649,7 @@
                 <w:rFonts w:ascii="TimeNewRoman" w:hAnsi="TimeNewRoman"/>
                 <w:sz w:val="30"/>
               </w:rPr>
-              <w:t>31-16=15</w:t>
+              <w:t>66-45=21</w:t>
             </w:r>
           </w:p>
         </w:tc>
@@ -1449,7 +666,7 @@
                 <w:rFonts w:ascii="TimeNewRoman" w:hAnsi="TimeNewRoman"/>
                 <w:sz w:val="30"/>
               </w:rPr>
-              <w:t>21+61=82</w:t>
+              <w:t>74-28=46</w:t>
             </w:r>
           </w:p>
         </w:tc>
@@ -1466,7 +683,7 @@
                 <w:rFonts w:ascii="TimeNewRoman" w:hAnsi="TimeNewRoman"/>
                 <w:sz w:val="30"/>
               </w:rPr>
-              <w:t>91-64=27</w:t>
+              <w:t>70-3=67</w:t>
             </w:r>
           </w:p>
         </w:tc>
@@ -1483,7 +700,7 @@
                 <w:rFonts w:ascii="TimeNewRoman" w:hAnsi="TimeNewRoman"/>
                 <w:sz w:val="30"/>
               </w:rPr>
-              <w:t>17+54=71</w:t>
+              <w:t>13+21=34</w:t>
             </w:r>
           </w:p>
         </w:tc>
@@ -1500,7 +717,7 @@
                 <w:rFonts w:ascii="TimeNewRoman" w:hAnsi="TimeNewRoman"/>
                 <w:sz w:val="30"/>
               </w:rPr>
-              <w:t>49+2=51</w:t>
+              <w:t>5+86=91</w:t>
             </w:r>
           </w:p>
         </w:tc>
@@ -1519,7 +736,7 @@
                 <w:rFonts w:ascii="TimeNewRoman" w:hAnsi="TimeNewRoman"/>
                 <w:sz w:val="30"/>
               </w:rPr>
-              <w:t>45+31=76</w:t>
+              <w:t>54-47=7</w:t>
             </w:r>
           </w:p>
         </w:tc>
@@ -1536,7 +753,7 @@
                 <w:rFonts w:ascii="TimeNewRoman" w:hAnsi="TimeNewRoman"/>
                 <w:sz w:val="30"/>
               </w:rPr>
-              <w:t>68-4=64</w:t>
+              <w:t>61-3=58</w:t>
             </w:r>
           </w:p>
         </w:tc>
@@ -1553,7 +770,7 @@
                 <w:rFonts w:ascii="TimeNewRoman" w:hAnsi="TimeNewRoman"/>
                 <w:sz w:val="30"/>
               </w:rPr>
-              <w:t>94-36=58</w:t>
+              <w:t>61-8=53</w:t>
             </w:r>
           </w:p>
         </w:tc>
@@ -1570,7 +787,7 @@
                 <w:rFonts w:ascii="TimeNewRoman" w:hAnsi="TimeNewRoman"/>
                 <w:sz w:val="30"/>
               </w:rPr>
-              <w:t>76-5=71</w:t>
+              <w:t>22-3=19</w:t>
             </w:r>
           </w:p>
         </w:tc>
@@ -1587,7 +804,7 @@
                 <w:rFonts w:ascii="TimeNewRoman" w:hAnsi="TimeNewRoman"/>
                 <w:sz w:val="30"/>
               </w:rPr>
-              <w:t>41+6=47</w:t>
+              <w:t>69+15=84</w:t>
             </w:r>
           </w:p>
         </w:tc>
@@ -1606,7 +823,7 @@
                 <w:rFonts w:ascii="TimeNewRoman" w:hAnsi="TimeNewRoman"/>
                 <w:sz w:val="30"/>
               </w:rPr>
-              <w:t>96-95=1</w:t>
+              <w:t>50+0=50</w:t>
             </w:r>
           </w:p>
         </w:tc>
@@ -1623,7 +840,7 @@
                 <w:rFonts w:ascii="TimeNewRoman" w:hAnsi="TimeNewRoman"/>
                 <w:sz w:val="30"/>
               </w:rPr>
-              <w:t>20+6=26</w:t>
+              <w:t>64+32=96</w:t>
             </w:r>
           </w:p>
         </w:tc>
@@ -1640,7 +857,7 @@
                 <w:rFonts w:ascii="TimeNewRoman" w:hAnsi="TimeNewRoman"/>
                 <w:sz w:val="30"/>
               </w:rPr>
-              <w:t>18-9=9</w:t>
+              <w:t>26+21=47</w:t>
             </w:r>
           </w:p>
         </w:tc>
@@ -1657,7 +874,7 @@
                 <w:rFonts w:ascii="TimeNewRoman" w:hAnsi="TimeNewRoman"/>
                 <w:sz w:val="30"/>
               </w:rPr>
-              <w:t>37+3=40</w:t>
+              <w:t>42-0=42</w:t>
             </w:r>
           </w:p>
         </w:tc>
@@ -1674,7 +891,7 @@
                 <w:rFonts w:ascii="TimeNewRoman" w:hAnsi="TimeNewRoman"/>
                 <w:sz w:val="30"/>
               </w:rPr>
-              <w:t>0+83=83</w:t>
+              <w:t>0+34=34</w:t>
             </w:r>
           </w:p>
         </w:tc>
@@ -1693,7 +910,7 @@
                 <w:rFonts w:ascii="TimeNewRoman" w:hAnsi="TimeNewRoman"/>
                 <w:sz w:val="30"/>
               </w:rPr>
-              <w:t>88+10=98</w:t>
+              <w:t>18+48=66</w:t>
             </w:r>
           </w:p>
         </w:tc>
@@ -1710,7 +927,7 @@
                 <w:rFonts w:ascii="TimeNewRoman" w:hAnsi="TimeNewRoman"/>
                 <w:sz w:val="30"/>
               </w:rPr>
-              <w:t>75-61=14</w:t>
+              <w:t>73-5=68</w:t>
             </w:r>
           </w:p>
         </w:tc>
@@ -1727,7 +944,7 @@
                 <w:rFonts w:ascii="TimeNewRoman" w:hAnsi="TimeNewRoman"/>
                 <w:sz w:val="30"/>
               </w:rPr>
-              <w:t>68-28=40</w:t>
+              <w:t>41-39=2</w:t>
             </w:r>
           </w:p>
         </w:tc>
@@ -1744,7 +961,7 @@
                 <w:rFonts w:ascii="TimeNewRoman" w:hAnsi="TimeNewRoman"/>
                 <w:sz w:val="30"/>
               </w:rPr>
-              <w:t>52+40=92</w:t>
+              <w:t>19+13=32</w:t>
             </w:r>
           </w:p>
         </w:tc>
@@ -1761,7 +978,790 @@
                 <w:rFonts w:ascii="TimeNewRoman" w:hAnsi="TimeNewRoman"/>
                 <w:sz w:val="30"/>
               </w:rPr>
-              <w:t>66+21=87</w:t>
+              <w:t>99-62=37</w:t>
+            </w:r>
+          </w:p>
+        </w:tc>
+      </w:tr>
+      <w:tr>
+        <w:tc>
+          <w:tcPr>
+            <w:tcW w:type="dxa" w:w="1987"/>
+          </w:tcPr>
+          <w:p>
+            <w:pPr>
+              <w:jc w:val="left"/>
+            </w:pPr>
+            <w:r>
+              <w:rPr>
+                <w:rFonts w:ascii="TimeNewRoman" w:hAnsi="TimeNewRoman"/>
+                <w:sz w:val="30"/>
+              </w:rPr>
+              <w:t>43+50=93</w:t>
+            </w:r>
+          </w:p>
+        </w:tc>
+        <w:tc>
+          <w:tcPr>
+            <w:tcW w:type="dxa" w:w="1987"/>
+          </w:tcPr>
+          <w:p>
+            <w:pPr>
+              <w:jc w:val="left"/>
+            </w:pPr>
+            <w:r>
+              <w:rPr>
+                <w:rFonts w:ascii="TimeNewRoman" w:hAnsi="TimeNewRoman"/>
+                <w:sz w:val="30"/>
+              </w:rPr>
+              <w:t>50-24=26</w:t>
+            </w:r>
+          </w:p>
+        </w:tc>
+        <w:tc>
+          <w:tcPr>
+            <w:tcW w:type="dxa" w:w="1987"/>
+          </w:tcPr>
+          <w:p>
+            <w:pPr>
+              <w:jc w:val="left"/>
+            </w:pPr>
+            <w:r>
+              <w:rPr>
+                <w:rFonts w:ascii="TimeNewRoman" w:hAnsi="TimeNewRoman"/>
+                <w:sz w:val="30"/>
+              </w:rPr>
+              <w:t>21-14=7</w:t>
+            </w:r>
+          </w:p>
+        </w:tc>
+        <w:tc>
+          <w:tcPr>
+            <w:tcW w:type="dxa" w:w="1987"/>
+          </w:tcPr>
+          <w:p>
+            <w:pPr>
+              <w:jc w:val="left"/>
+            </w:pPr>
+            <w:r>
+              <w:rPr>
+                <w:rFonts w:ascii="TimeNewRoman" w:hAnsi="TimeNewRoman"/>
+                <w:sz w:val="30"/>
+              </w:rPr>
+              <w:t>67+14=81</w:t>
+            </w:r>
+          </w:p>
+        </w:tc>
+        <w:tc>
+          <w:tcPr>
+            <w:tcW w:type="dxa" w:w="1987"/>
+          </w:tcPr>
+          <w:p>
+            <w:pPr>
+              <w:jc w:val="left"/>
+            </w:pPr>
+            <w:r>
+              <w:rPr>
+                <w:rFonts w:ascii="TimeNewRoman" w:hAnsi="TimeNewRoman"/>
+                <w:sz w:val="30"/>
+              </w:rPr>
+              <w:t>93-4=89</w:t>
+            </w:r>
+          </w:p>
+        </w:tc>
+      </w:tr>
+      <w:tr>
+        <w:tc>
+          <w:tcPr>
+            <w:tcW w:type="dxa" w:w="1987"/>
+          </w:tcPr>
+          <w:p>
+            <w:pPr>
+              <w:jc w:val="left"/>
+            </w:pPr>
+            <w:r>
+              <w:rPr>
+                <w:rFonts w:ascii="TimeNewRoman" w:hAnsi="TimeNewRoman"/>
+                <w:sz w:val="30"/>
+              </w:rPr>
+              <w:t>90-18=72</w:t>
+            </w:r>
+          </w:p>
+        </w:tc>
+        <w:tc>
+          <w:tcPr>
+            <w:tcW w:type="dxa" w:w="1987"/>
+          </w:tcPr>
+          <w:p>
+            <w:pPr>
+              <w:jc w:val="left"/>
+            </w:pPr>
+            <w:r>
+              <w:rPr>
+                <w:rFonts w:ascii="TimeNewRoman" w:hAnsi="TimeNewRoman"/>
+                <w:sz w:val="30"/>
+              </w:rPr>
+              <w:t>45-29=16</w:t>
+            </w:r>
+          </w:p>
+        </w:tc>
+        <w:tc>
+          <w:tcPr>
+            <w:tcW w:type="dxa" w:w="1987"/>
+          </w:tcPr>
+          <w:p>
+            <w:pPr>
+              <w:jc w:val="left"/>
+            </w:pPr>
+            <w:r>
+              <w:rPr>
+                <w:rFonts w:ascii="TimeNewRoman" w:hAnsi="TimeNewRoman"/>
+                <w:sz w:val="30"/>
+              </w:rPr>
+              <w:t>55-13=42</w:t>
+            </w:r>
+          </w:p>
+        </w:tc>
+        <w:tc>
+          <w:tcPr>
+            <w:tcW w:type="dxa" w:w="1987"/>
+          </w:tcPr>
+          <w:p>
+            <w:pPr>
+              <w:jc w:val="left"/>
+            </w:pPr>
+            <w:r>
+              <w:rPr>
+                <w:rFonts w:ascii="TimeNewRoman" w:hAnsi="TimeNewRoman"/>
+                <w:sz w:val="30"/>
+              </w:rPr>
+              <w:t>17+56=73</w:t>
+            </w:r>
+          </w:p>
+        </w:tc>
+        <w:tc>
+          <w:tcPr>
+            <w:tcW w:type="dxa" w:w="1987"/>
+          </w:tcPr>
+          <w:p>
+            <w:pPr>
+              <w:jc w:val="left"/>
+            </w:pPr>
+            <w:r>
+              <w:rPr>
+                <w:rFonts w:ascii="TimeNewRoman" w:hAnsi="TimeNewRoman"/>
+                <w:sz w:val="30"/>
+              </w:rPr>
+              <w:t>28+45=73</w:t>
+            </w:r>
+          </w:p>
+        </w:tc>
+      </w:tr>
+      <w:tr>
+        <w:tc>
+          <w:tcPr>
+            <w:tcW w:type="dxa" w:w="1987"/>
+          </w:tcPr>
+          <w:p>
+            <w:pPr>
+              <w:jc w:val="left"/>
+            </w:pPr>
+            <w:r>
+              <w:rPr>
+                <w:rFonts w:ascii="TimeNewRoman" w:hAnsi="TimeNewRoman"/>
+                <w:sz w:val="30"/>
+              </w:rPr>
+              <w:t>22+13=35</w:t>
+            </w:r>
+          </w:p>
+        </w:tc>
+        <w:tc>
+          <w:tcPr>
+            <w:tcW w:type="dxa" w:w="1987"/>
+          </w:tcPr>
+          <w:p>
+            <w:pPr>
+              <w:jc w:val="left"/>
+            </w:pPr>
+            <w:r>
+              <w:rPr>
+                <w:rFonts w:ascii="TimeNewRoman" w:hAnsi="TimeNewRoman"/>
+                <w:sz w:val="30"/>
+              </w:rPr>
+              <w:t>20+21=41</w:t>
+            </w:r>
+          </w:p>
+        </w:tc>
+        <w:tc>
+          <w:tcPr>
+            <w:tcW w:type="dxa" w:w="1987"/>
+          </w:tcPr>
+          <w:p>
+            <w:pPr>
+              <w:jc w:val="left"/>
+            </w:pPr>
+            <w:r>
+              <w:rPr>
+                <w:rFonts w:ascii="TimeNewRoman" w:hAnsi="TimeNewRoman"/>
+                <w:sz w:val="30"/>
+              </w:rPr>
+              <w:t>73-35=38</w:t>
+            </w:r>
+          </w:p>
+        </w:tc>
+        <w:tc>
+          <w:tcPr>
+            <w:tcW w:type="dxa" w:w="1987"/>
+          </w:tcPr>
+          <w:p>
+            <w:pPr>
+              <w:jc w:val="left"/>
+            </w:pPr>
+            <w:r>
+              <w:rPr>
+                <w:rFonts w:ascii="TimeNewRoman" w:hAnsi="TimeNewRoman"/>
+                <w:sz w:val="30"/>
+              </w:rPr>
+              <w:t>28+47=75</w:t>
+            </w:r>
+          </w:p>
+        </w:tc>
+        <w:tc>
+          <w:tcPr>
+            <w:tcW w:type="dxa" w:w="1987"/>
+          </w:tcPr>
+          <w:p>
+            <w:pPr>
+              <w:jc w:val="left"/>
+            </w:pPr>
+            <w:r>
+              <w:rPr>
+                <w:rFonts w:ascii="TimeNewRoman" w:hAnsi="TimeNewRoman"/>
+                <w:sz w:val="30"/>
+              </w:rPr>
+              <w:t>64-61=3</w:t>
+            </w:r>
+          </w:p>
+        </w:tc>
+      </w:tr>
+      <w:tr>
+        <w:tc>
+          <w:tcPr>
+            <w:tcW w:type="dxa" w:w="1987"/>
+          </w:tcPr>
+          <w:p>
+            <w:pPr>
+              <w:jc w:val="left"/>
+            </w:pPr>
+            <w:r>
+              <w:rPr>
+                <w:rFonts w:ascii="TimeNewRoman" w:hAnsi="TimeNewRoman"/>
+                <w:sz w:val="30"/>
+              </w:rPr>
+              <w:t>14+63=77</w:t>
+            </w:r>
+          </w:p>
+        </w:tc>
+        <w:tc>
+          <w:tcPr>
+            <w:tcW w:type="dxa" w:w="1987"/>
+          </w:tcPr>
+          <w:p>
+            <w:pPr>
+              <w:jc w:val="left"/>
+            </w:pPr>
+            <w:r>
+              <w:rPr>
+                <w:rFonts w:ascii="TimeNewRoman" w:hAnsi="TimeNewRoman"/>
+                <w:sz w:val="30"/>
+              </w:rPr>
+              <w:t>61+4=65</w:t>
+            </w:r>
+          </w:p>
+        </w:tc>
+        <w:tc>
+          <w:tcPr>
+            <w:tcW w:type="dxa" w:w="1987"/>
+          </w:tcPr>
+          <w:p>
+            <w:pPr>
+              <w:jc w:val="left"/>
+            </w:pPr>
+            <w:r>
+              <w:rPr>
+                <w:rFonts w:ascii="TimeNewRoman" w:hAnsi="TimeNewRoman"/>
+                <w:sz w:val="30"/>
+              </w:rPr>
+              <w:t>79-57=22</w:t>
+            </w:r>
+          </w:p>
+        </w:tc>
+        <w:tc>
+          <w:tcPr>
+            <w:tcW w:type="dxa" w:w="1987"/>
+          </w:tcPr>
+          <w:p>
+            <w:pPr>
+              <w:jc w:val="left"/>
+            </w:pPr>
+            <w:r>
+              <w:rPr>
+                <w:rFonts w:ascii="TimeNewRoman" w:hAnsi="TimeNewRoman"/>
+                <w:sz w:val="30"/>
+              </w:rPr>
+              <w:t>15+43=58</w:t>
+            </w:r>
+          </w:p>
+        </w:tc>
+        <w:tc>
+          <w:tcPr>
+            <w:tcW w:type="dxa" w:w="1987"/>
+          </w:tcPr>
+          <w:p>
+            <w:pPr>
+              <w:jc w:val="left"/>
+            </w:pPr>
+            <w:r>
+              <w:rPr>
+                <w:rFonts w:ascii="TimeNewRoman" w:hAnsi="TimeNewRoman"/>
+                <w:sz w:val="30"/>
+              </w:rPr>
+              <w:t>79-24=55</w:t>
+            </w:r>
+          </w:p>
+        </w:tc>
+      </w:tr>
+      <w:tr>
+        <w:tc>
+          <w:tcPr>
+            <w:tcW w:type="dxa" w:w="1987"/>
+          </w:tcPr>
+          <w:p>
+            <w:pPr>
+              <w:jc w:val="left"/>
+            </w:pPr>
+            <w:r>
+              <w:rPr>
+                <w:rFonts w:ascii="TimeNewRoman" w:hAnsi="TimeNewRoman"/>
+                <w:sz w:val="30"/>
+              </w:rPr>
+              <w:t>38-13=25</w:t>
+            </w:r>
+          </w:p>
+        </w:tc>
+        <w:tc>
+          <w:tcPr>
+            <w:tcW w:type="dxa" w:w="1987"/>
+          </w:tcPr>
+          <w:p>
+            <w:pPr>
+              <w:jc w:val="left"/>
+            </w:pPr>
+            <w:r>
+              <w:rPr>
+                <w:rFonts w:ascii="TimeNewRoman" w:hAnsi="TimeNewRoman"/>
+                <w:sz w:val="30"/>
+              </w:rPr>
+              <w:t>51-27=24</w:t>
+            </w:r>
+          </w:p>
+        </w:tc>
+        <w:tc>
+          <w:tcPr>
+            <w:tcW w:type="dxa" w:w="1987"/>
+          </w:tcPr>
+          <w:p>
+            <w:pPr>
+              <w:jc w:val="left"/>
+            </w:pPr>
+            <w:r>
+              <w:rPr>
+                <w:rFonts w:ascii="TimeNewRoman" w:hAnsi="TimeNewRoman"/>
+                <w:sz w:val="30"/>
+              </w:rPr>
+              <w:t>11+20=31</w:t>
+            </w:r>
+          </w:p>
+        </w:tc>
+        <w:tc>
+          <w:tcPr>
+            <w:tcW w:type="dxa" w:w="1987"/>
+          </w:tcPr>
+          <w:p>
+            <w:pPr>
+              <w:jc w:val="left"/>
+            </w:pPr>
+            <w:r>
+              <w:rPr>
+                <w:rFonts w:ascii="TimeNewRoman" w:hAnsi="TimeNewRoman"/>
+                <w:sz w:val="30"/>
+              </w:rPr>
+              <w:t>38-21=17</w:t>
+            </w:r>
+          </w:p>
+        </w:tc>
+        <w:tc>
+          <w:tcPr>
+            <w:tcW w:type="dxa" w:w="1987"/>
+          </w:tcPr>
+          <w:p>
+            <w:pPr>
+              <w:jc w:val="left"/>
+            </w:pPr>
+            <w:r>
+              <w:rPr>
+                <w:rFonts w:ascii="TimeNewRoman" w:hAnsi="TimeNewRoman"/>
+                <w:sz w:val="30"/>
+              </w:rPr>
+              <w:t>82-21=61</w:t>
+            </w:r>
+          </w:p>
+        </w:tc>
+      </w:tr>
+      <w:tr>
+        <w:tc>
+          <w:tcPr>
+            <w:tcW w:type="dxa" w:w="1987"/>
+          </w:tcPr>
+          <w:p>
+            <w:pPr>
+              <w:jc w:val="left"/>
+            </w:pPr>
+            <w:r>
+              <w:rPr>
+                <w:rFonts w:ascii="TimeNewRoman" w:hAnsi="TimeNewRoman"/>
+                <w:sz w:val="30"/>
+              </w:rPr>
+              <w:t>73-7=66</w:t>
+            </w:r>
+          </w:p>
+        </w:tc>
+        <w:tc>
+          <w:tcPr>
+            <w:tcW w:type="dxa" w:w="1987"/>
+          </w:tcPr>
+          <w:p>
+            <w:pPr>
+              <w:jc w:val="left"/>
+            </w:pPr>
+            <w:r>
+              <w:rPr>
+                <w:rFonts w:ascii="TimeNewRoman" w:hAnsi="TimeNewRoman"/>
+                <w:sz w:val="30"/>
+              </w:rPr>
+              <w:t>26+45=71</w:t>
+            </w:r>
+          </w:p>
+        </w:tc>
+        <w:tc>
+          <w:tcPr>
+            <w:tcW w:type="dxa" w:w="1987"/>
+          </w:tcPr>
+          <w:p>
+            <w:pPr>
+              <w:jc w:val="left"/>
+            </w:pPr>
+            <w:r>
+              <w:rPr>
+                <w:rFonts w:ascii="TimeNewRoman" w:hAnsi="TimeNewRoman"/>
+                <w:sz w:val="30"/>
+              </w:rPr>
+              <w:t>49+16=65</w:t>
+            </w:r>
+          </w:p>
+        </w:tc>
+        <w:tc>
+          <w:tcPr>
+            <w:tcW w:type="dxa" w:w="1987"/>
+          </w:tcPr>
+          <w:p>
+            <w:pPr>
+              <w:jc w:val="left"/>
+            </w:pPr>
+            <w:r>
+              <w:rPr>
+                <w:rFonts w:ascii="TimeNewRoman" w:hAnsi="TimeNewRoman"/>
+                <w:sz w:val="30"/>
+              </w:rPr>
+              <w:t>83-0=83</w:t>
+            </w:r>
+          </w:p>
+        </w:tc>
+        <w:tc>
+          <w:tcPr>
+            <w:tcW w:type="dxa" w:w="1987"/>
+          </w:tcPr>
+          <w:p>
+            <w:pPr>
+              <w:jc w:val="left"/>
+            </w:pPr>
+            <w:r>
+              <w:rPr>
+                <w:rFonts w:ascii="TimeNewRoman" w:hAnsi="TimeNewRoman"/>
+                <w:sz w:val="30"/>
+              </w:rPr>
+              <w:t>94-74=20</w:t>
+            </w:r>
+          </w:p>
+        </w:tc>
+      </w:tr>
+      <w:tr>
+        <w:tc>
+          <w:tcPr>
+            <w:tcW w:type="dxa" w:w="1987"/>
+          </w:tcPr>
+          <w:p>
+            <w:pPr>
+              <w:jc w:val="left"/>
+            </w:pPr>
+            <w:r>
+              <w:rPr>
+                <w:rFonts w:ascii="TimeNewRoman" w:hAnsi="TimeNewRoman"/>
+                <w:sz w:val="30"/>
+              </w:rPr>
+              <w:t>87-18=69</w:t>
+            </w:r>
+          </w:p>
+        </w:tc>
+        <w:tc>
+          <w:tcPr>
+            <w:tcW w:type="dxa" w:w="1987"/>
+          </w:tcPr>
+          <w:p>
+            <w:pPr>
+              <w:jc w:val="left"/>
+            </w:pPr>
+            <w:r>
+              <w:rPr>
+                <w:rFonts w:ascii="TimeNewRoman" w:hAnsi="TimeNewRoman"/>
+                <w:sz w:val="30"/>
+              </w:rPr>
+              <w:t>64-23=41</w:t>
+            </w:r>
+          </w:p>
+        </w:tc>
+        <w:tc>
+          <w:tcPr>
+            <w:tcW w:type="dxa" w:w="1987"/>
+          </w:tcPr>
+          <w:p>
+            <w:pPr>
+              <w:jc w:val="left"/>
+            </w:pPr>
+            <w:r>
+              <w:rPr>
+                <w:rFonts w:ascii="TimeNewRoman" w:hAnsi="TimeNewRoman"/>
+                <w:sz w:val="30"/>
+              </w:rPr>
+              <w:t>43+36=79</w:t>
+            </w:r>
+          </w:p>
+        </w:tc>
+        <w:tc>
+          <w:tcPr>
+            <w:tcW w:type="dxa" w:w="1987"/>
+          </w:tcPr>
+          <w:p>
+            <w:pPr>
+              <w:jc w:val="left"/>
+            </w:pPr>
+            <w:r>
+              <w:rPr>
+                <w:rFonts w:ascii="TimeNewRoman" w:hAnsi="TimeNewRoman"/>
+                <w:sz w:val="30"/>
+              </w:rPr>
+              <w:t>95-40=55</w:t>
+            </w:r>
+          </w:p>
+        </w:tc>
+        <w:tc>
+          <w:tcPr>
+            <w:tcW w:type="dxa" w:w="1987"/>
+          </w:tcPr>
+          <w:p>
+            <w:pPr>
+              <w:jc w:val="left"/>
+            </w:pPr>
+            <w:r>
+              <w:rPr>
+                <w:rFonts w:ascii="TimeNewRoman" w:hAnsi="TimeNewRoman"/>
+                <w:sz w:val="30"/>
+              </w:rPr>
+              <w:t>52+4=56</w:t>
+            </w:r>
+          </w:p>
+        </w:tc>
+      </w:tr>
+      <w:tr>
+        <w:tc>
+          <w:tcPr>
+            <w:tcW w:type="dxa" w:w="1987"/>
+          </w:tcPr>
+          <w:p>
+            <w:pPr>
+              <w:jc w:val="left"/>
+            </w:pPr>
+            <w:r>
+              <w:rPr>
+                <w:rFonts w:ascii="TimeNewRoman" w:hAnsi="TimeNewRoman"/>
+                <w:sz w:val="30"/>
+              </w:rPr>
+              <w:t>53-23=30</w:t>
+            </w:r>
+          </w:p>
+        </w:tc>
+        <w:tc>
+          <w:tcPr>
+            <w:tcW w:type="dxa" w:w="1987"/>
+          </w:tcPr>
+          <w:p>
+            <w:pPr>
+              <w:jc w:val="left"/>
+            </w:pPr>
+            <w:r>
+              <w:rPr>
+                <w:rFonts w:ascii="TimeNewRoman" w:hAnsi="TimeNewRoman"/>
+                <w:sz w:val="30"/>
+              </w:rPr>
+              <w:t>75+24=99</w:t>
+            </w:r>
+          </w:p>
+        </w:tc>
+        <w:tc>
+          <w:tcPr>
+            <w:tcW w:type="dxa" w:w="1987"/>
+          </w:tcPr>
+          <w:p>
+            <w:pPr>
+              <w:jc w:val="left"/>
+            </w:pPr>
+            <w:r>
+              <w:rPr>
+                <w:rFonts w:ascii="TimeNewRoman" w:hAnsi="TimeNewRoman"/>
+                <w:sz w:val="30"/>
+              </w:rPr>
+              <w:t>3+70=73</w:t>
+            </w:r>
+          </w:p>
+        </w:tc>
+        <w:tc>
+          <w:tcPr>
+            <w:tcW w:type="dxa" w:w="1987"/>
+          </w:tcPr>
+          <w:p>
+            <w:pPr>
+              <w:jc w:val="left"/>
+            </w:pPr>
+            <w:r>
+              <w:rPr>
+                <w:rFonts w:ascii="TimeNewRoman" w:hAnsi="TimeNewRoman"/>
+                <w:sz w:val="30"/>
+              </w:rPr>
+              <w:t>5+31=36</w:t>
+            </w:r>
+          </w:p>
+        </w:tc>
+        <w:tc>
+          <w:tcPr>
+            <w:tcW w:type="dxa" w:w="1987"/>
+          </w:tcPr>
+          <w:p>
+            <w:pPr>
+              <w:jc w:val="left"/>
+            </w:pPr>
+            <w:r>
+              <w:rPr>
+                <w:rFonts w:ascii="TimeNewRoman" w:hAnsi="TimeNewRoman"/>
+                <w:sz w:val="30"/>
+              </w:rPr>
+              <w:t>67-54=13</w:t>
+            </w:r>
+          </w:p>
+        </w:tc>
+      </w:tr>
+      <w:tr>
+        <w:tc>
+          <w:tcPr>
+            <w:tcW w:type="dxa" w:w="1987"/>
+          </w:tcPr>
+          <w:p>
+            <w:pPr>
+              <w:jc w:val="left"/>
+            </w:pPr>
+            <w:r>
+              <w:rPr>
+                <w:rFonts w:ascii="TimeNewRoman" w:hAnsi="TimeNewRoman"/>
+                <w:sz w:val="30"/>
+              </w:rPr>
+              <w:t>16+40=56</w:t>
+            </w:r>
+          </w:p>
+        </w:tc>
+        <w:tc>
+          <w:tcPr>
+            <w:tcW w:type="dxa" w:w="1987"/>
+          </w:tcPr>
+          <w:p>
+            <w:pPr>
+              <w:jc w:val="left"/>
+            </w:pPr>
+            <w:r>
+              <w:rPr>
+                <w:rFonts w:ascii="TimeNewRoman" w:hAnsi="TimeNewRoman"/>
+                <w:sz w:val="30"/>
+              </w:rPr>
+              <w:t>73+24=97</w:t>
+            </w:r>
+          </w:p>
+        </w:tc>
+        <w:tc>
+          <w:tcPr>
+            <w:tcW w:type="dxa" w:w="1987"/>
+          </w:tcPr>
+          <w:p>
+            <w:pPr>
+              <w:jc w:val="left"/>
+            </w:pPr>
+            <w:r>
+              <w:rPr>
+                <w:rFonts w:ascii="TimeNewRoman" w:hAnsi="TimeNewRoman"/>
+                <w:sz w:val="30"/>
+              </w:rPr>
+              <w:t>17+76=93</w:t>
+            </w:r>
+          </w:p>
+        </w:tc>
+        <w:tc>
+          <w:tcPr>
+            <w:tcW w:type="dxa" w:w="1987"/>
+          </w:tcPr>
+          <w:p>
+            <w:pPr>
+              <w:jc w:val="left"/>
+            </w:pPr>
+            <w:r>
+              <w:rPr>
+                <w:rFonts w:ascii="TimeNewRoman" w:hAnsi="TimeNewRoman"/>
+                <w:sz w:val="30"/>
+              </w:rPr>
+              <w:t>72-32=40</w:t>
+            </w:r>
+          </w:p>
+        </w:tc>
+        <w:tc>
+          <w:tcPr>
+            <w:tcW w:type="dxa" w:w="1987"/>
+          </w:tcPr>
+          <w:p>
+            <w:pPr>
+              <w:jc w:val="left"/>
+            </w:pPr>
+            <w:r>
+              <w:rPr>
+                <w:rFonts w:ascii="TimeNewRoman" w:hAnsi="TimeNewRoman"/>
+                <w:sz w:val="30"/>
+              </w:rPr>
+              <w:t>80-70=10</w:t>
             </w:r>
           </w:p>
         </w:tc>

--- a/answers-of-addition_and_subtraction_within_100.docx
+++ b/answers-of-addition_and_subtraction_within_100.docx
@@ -40,7 +40,7 @@
                 <w:rFonts w:ascii="TimeNewRoman" w:hAnsi="TimeNewRoman"/>
                 <w:sz w:val="30"/>
               </w:rPr>
-              <w:t>33-24=9</w:t>
+              <w:t>47-9=38</w:t>
             </w:r>
           </w:p>
         </w:tc>
@@ -57,7 +57,7 @@
                 <w:rFonts w:ascii="TimeNewRoman" w:hAnsi="TimeNewRoman"/>
                 <w:sz w:val="30"/>
               </w:rPr>
-              <w:t>95-30=65</w:t>
+              <w:t>61+22=83</w:t>
             </w:r>
           </w:p>
         </w:tc>
@@ -74,7 +74,7 @@
                 <w:rFonts w:ascii="TimeNewRoman" w:hAnsi="TimeNewRoman"/>
                 <w:sz w:val="30"/>
               </w:rPr>
-              <w:t>30+37=67</w:t>
+              <w:t>53+45=98</w:t>
             </w:r>
           </w:p>
         </w:tc>
@@ -91,7 +91,7 @@
                 <w:rFonts w:ascii="TimeNewRoman" w:hAnsi="TimeNewRoman"/>
                 <w:sz w:val="30"/>
               </w:rPr>
-              <w:t>30+65=95</w:t>
+              <w:t>23+32=55</w:t>
             </w:r>
           </w:p>
         </w:tc>
@@ -108,7 +108,7 @@
                 <w:rFonts w:ascii="TimeNewRoman" w:hAnsi="TimeNewRoman"/>
                 <w:sz w:val="30"/>
               </w:rPr>
-              <w:t>16-12=4</w:t>
+              <w:t>46+52=98</w:t>
             </w:r>
           </w:p>
         </w:tc>
@@ -127,7 +127,7 @@
                 <w:rFonts w:ascii="TimeNewRoman" w:hAnsi="TimeNewRoman"/>
                 <w:sz w:val="30"/>
               </w:rPr>
-              <w:t>5+59=64</w:t>
+              <w:t>64-24=40</w:t>
             </w:r>
           </w:p>
         </w:tc>
@@ -144,7 +144,7 @@
                 <w:rFonts w:ascii="TimeNewRoman" w:hAnsi="TimeNewRoman"/>
                 <w:sz w:val="30"/>
               </w:rPr>
-              <w:t>4+64=68</w:t>
+              <w:t>3+21=24</w:t>
             </w:r>
           </w:p>
         </w:tc>
@@ -161,7 +161,408 @@
                 <w:rFonts w:ascii="TimeNewRoman" w:hAnsi="TimeNewRoman"/>
                 <w:sz w:val="30"/>
               </w:rPr>
-              <w:t>56-12=44</w:t>
+              <w:t>75-71=4</w:t>
+            </w:r>
+          </w:p>
+        </w:tc>
+        <w:tc>
+          <w:tcPr>
+            <w:tcW w:type="dxa" w:w="1987"/>
+          </w:tcPr>
+          <w:p>
+            <w:pPr>
+              <w:jc w:val="left"/>
+            </w:pPr>
+            <w:r>
+              <w:rPr>
+                <w:rFonts w:ascii="TimeNewRoman" w:hAnsi="TimeNewRoman"/>
+                <w:sz w:val="30"/>
+              </w:rPr>
+              <w:t>72+21=93</w:t>
+            </w:r>
+          </w:p>
+        </w:tc>
+        <w:tc>
+          <w:tcPr>
+            <w:tcW w:type="dxa" w:w="1987"/>
+          </w:tcPr>
+          <w:p>
+            <w:pPr>
+              <w:jc w:val="left"/>
+            </w:pPr>
+            <w:r>
+              <w:rPr>
+                <w:rFonts w:ascii="TimeNewRoman" w:hAnsi="TimeNewRoman"/>
+                <w:sz w:val="30"/>
+              </w:rPr>
+              <w:t>18+33=51</w:t>
+            </w:r>
+          </w:p>
+        </w:tc>
+      </w:tr>
+      <w:tr>
+        <w:tc>
+          <w:tcPr>
+            <w:tcW w:type="dxa" w:w="1987"/>
+          </w:tcPr>
+          <w:p>
+            <w:pPr>
+              <w:jc w:val="left"/>
+            </w:pPr>
+            <w:r>
+              <w:rPr>
+                <w:rFonts w:ascii="TimeNewRoman" w:hAnsi="TimeNewRoman"/>
+                <w:sz w:val="30"/>
+              </w:rPr>
+              <w:t>89-65=24</w:t>
+            </w:r>
+          </w:p>
+        </w:tc>
+        <w:tc>
+          <w:tcPr>
+            <w:tcW w:type="dxa" w:w="1987"/>
+          </w:tcPr>
+          <w:p>
+            <w:pPr>
+              <w:jc w:val="left"/>
+            </w:pPr>
+            <w:r>
+              <w:rPr>
+                <w:rFonts w:ascii="TimeNewRoman" w:hAnsi="TimeNewRoman"/>
+                <w:sz w:val="30"/>
+              </w:rPr>
+              <w:t>12+35=47</w:t>
+            </w:r>
+          </w:p>
+        </w:tc>
+        <w:tc>
+          <w:tcPr>
+            <w:tcW w:type="dxa" w:w="1987"/>
+          </w:tcPr>
+          <w:p>
+            <w:pPr>
+              <w:jc w:val="left"/>
+            </w:pPr>
+            <w:r>
+              <w:rPr>
+                <w:rFonts w:ascii="TimeNewRoman" w:hAnsi="TimeNewRoman"/>
+                <w:sz w:val="30"/>
+              </w:rPr>
+              <w:t>68-32=36</w:t>
+            </w:r>
+          </w:p>
+        </w:tc>
+        <w:tc>
+          <w:tcPr>
+            <w:tcW w:type="dxa" w:w="1987"/>
+          </w:tcPr>
+          <w:p>
+            <w:pPr>
+              <w:jc w:val="left"/>
+            </w:pPr>
+            <w:r>
+              <w:rPr>
+                <w:rFonts w:ascii="TimeNewRoman" w:hAnsi="TimeNewRoman"/>
+                <w:sz w:val="30"/>
+              </w:rPr>
+              <w:t>48-42=6</w:t>
+            </w:r>
+          </w:p>
+        </w:tc>
+        <w:tc>
+          <w:tcPr>
+            <w:tcW w:type="dxa" w:w="1987"/>
+          </w:tcPr>
+          <w:p>
+            <w:pPr>
+              <w:jc w:val="left"/>
+            </w:pPr>
+            <w:r>
+              <w:rPr>
+                <w:rFonts w:ascii="TimeNewRoman" w:hAnsi="TimeNewRoman"/>
+                <w:sz w:val="30"/>
+              </w:rPr>
+              <w:t>78-2=76</w:t>
+            </w:r>
+          </w:p>
+        </w:tc>
+      </w:tr>
+      <w:tr>
+        <w:tc>
+          <w:tcPr>
+            <w:tcW w:type="dxa" w:w="1987"/>
+          </w:tcPr>
+          <w:p>
+            <w:pPr>
+              <w:jc w:val="left"/>
+            </w:pPr>
+            <w:r>
+              <w:rPr>
+                <w:rFonts w:ascii="TimeNewRoman" w:hAnsi="TimeNewRoman"/>
+                <w:sz w:val="30"/>
+              </w:rPr>
+              <w:t>26+21=47</w:t>
+            </w:r>
+          </w:p>
+        </w:tc>
+        <w:tc>
+          <w:tcPr>
+            <w:tcW w:type="dxa" w:w="1987"/>
+          </w:tcPr>
+          <w:p>
+            <w:pPr>
+              <w:jc w:val="left"/>
+            </w:pPr>
+            <w:r>
+              <w:rPr>
+                <w:rFonts w:ascii="TimeNewRoman" w:hAnsi="TimeNewRoman"/>
+                <w:sz w:val="30"/>
+              </w:rPr>
+              <w:t>26+61=87</w:t>
+            </w:r>
+          </w:p>
+        </w:tc>
+        <w:tc>
+          <w:tcPr>
+            <w:tcW w:type="dxa" w:w="1987"/>
+          </w:tcPr>
+          <w:p>
+            <w:pPr>
+              <w:jc w:val="left"/>
+            </w:pPr>
+            <w:r>
+              <w:rPr>
+                <w:rFonts w:ascii="TimeNewRoman" w:hAnsi="TimeNewRoman"/>
+                <w:sz w:val="30"/>
+              </w:rPr>
+              <w:t>48-46=2</w:t>
+            </w:r>
+          </w:p>
+        </w:tc>
+        <w:tc>
+          <w:tcPr>
+            <w:tcW w:type="dxa" w:w="1987"/>
+          </w:tcPr>
+          <w:p>
+            <w:pPr>
+              <w:jc w:val="left"/>
+            </w:pPr>
+            <w:r>
+              <w:rPr>
+                <w:rFonts w:ascii="TimeNewRoman" w:hAnsi="TimeNewRoman"/>
+                <w:sz w:val="30"/>
+              </w:rPr>
+              <w:t>22-8=14</w:t>
+            </w:r>
+          </w:p>
+        </w:tc>
+        <w:tc>
+          <w:tcPr>
+            <w:tcW w:type="dxa" w:w="1987"/>
+          </w:tcPr>
+          <w:p>
+            <w:pPr>
+              <w:jc w:val="left"/>
+            </w:pPr>
+            <w:r>
+              <w:rPr>
+                <w:rFonts w:ascii="TimeNewRoman" w:hAnsi="TimeNewRoman"/>
+                <w:sz w:val="30"/>
+              </w:rPr>
+              <w:t>39+35=74</w:t>
+            </w:r>
+          </w:p>
+        </w:tc>
+      </w:tr>
+      <w:tr>
+        <w:tc>
+          <w:tcPr>
+            <w:tcW w:type="dxa" w:w="1987"/>
+          </w:tcPr>
+          <w:p>
+            <w:pPr>
+              <w:jc w:val="left"/>
+            </w:pPr>
+            <w:r>
+              <w:rPr>
+                <w:rFonts w:ascii="TimeNewRoman" w:hAnsi="TimeNewRoman"/>
+                <w:sz w:val="30"/>
+              </w:rPr>
+              <w:t>44-32=12</w:t>
+            </w:r>
+          </w:p>
+        </w:tc>
+        <w:tc>
+          <w:tcPr>
+            <w:tcW w:type="dxa" w:w="1987"/>
+          </w:tcPr>
+          <w:p>
+            <w:pPr>
+              <w:jc w:val="left"/>
+            </w:pPr>
+            <w:r>
+              <w:rPr>
+                <w:rFonts w:ascii="TimeNewRoman" w:hAnsi="TimeNewRoman"/>
+                <w:sz w:val="30"/>
+              </w:rPr>
+              <w:t>24-22=2</w:t>
+            </w:r>
+          </w:p>
+        </w:tc>
+        <w:tc>
+          <w:tcPr>
+            <w:tcW w:type="dxa" w:w="1987"/>
+          </w:tcPr>
+          <w:p>
+            <w:pPr>
+              <w:jc w:val="left"/>
+            </w:pPr>
+            <w:r>
+              <w:rPr>
+                <w:rFonts w:ascii="TimeNewRoman" w:hAnsi="TimeNewRoman"/>
+                <w:sz w:val="30"/>
+              </w:rPr>
+              <w:t>29-24=5</w:t>
+            </w:r>
+          </w:p>
+        </w:tc>
+        <w:tc>
+          <w:tcPr>
+            <w:tcW w:type="dxa" w:w="1987"/>
+          </w:tcPr>
+          <w:p>
+            <w:pPr>
+              <w:jc w:val="left"/>
+            </w:pPr>
+            <w:r>
+              <w:rPr>
+                <w:rFonts w:ascii="TimeNewRoman" w:hAnsi="TimeNewRoman"/>
+                <w:sz w:val="30"/>
+              </w:rPr>
+              <w:t>53-19=34</w:t>
+            </w:r>
+          </w:p>
+        </w:tc>
+        <w:tc>
+          <w:tcPr>
+            <w:tcW w:type="dxa" w:w="1987"/>
+          </w:tcPr>
+          <w:p>
+            <w:pPr>
+              <w:jc w:val="left"/>
+            </w:pPr>
+            <w:r>
+              <w:rPr>
+                <w:rFonts w:ascii="TimeNewRoman" w:hAnsi="TimeNewRoman"/>
+                <w:sz w:val="30"/>
+              </w:rPr>
+              <w:t>18+75=93</w:t>
+            </w:r>
+          </w:p>
+        </w:tc>
+      </w:tr>
+      <w:tr>
+        <w:tc>
+          <w:tcPr>
+            <w:tcW w:type="dxa" w:w="1987"/>
+          </w:tcPr>
+          <w:p>
+            <w:pPr>
+              <w:jc w:val="left"/>
+            </w:pPr>
+            <w:r>
+              <w:rPr>
+                <w:rFonts w:ascii="TimeNewRoman" w:hAnsi="TimeNewRoman"/>
+                <w:sz w:val="30"/>
+              </w:rPr>
+              <w:t>4+39=43</w:t>
+            </w:r>
+          </w:p>
+        </w:tc>
+        <w:tc>
+          <w:tcPr>
+            <w:tcW w:type="dxa" w:w="1987"/>
+          </w:tcPr>
+          <w:p>
+            <w:pPr>
+              <w:jc w:val="left"/>
+            </w:pPr>
+            <w:r>
+              <w:rPr>
+                <w:rFonts w:ascii="TimeNewRoman" w:hAnsi="TimeNewRoman"/>
+                <w:sz w:val="30"/>
+              </w:rPr>
+              <w:t>43+28=71</w:t>
+            </w:r>
+          </w:p>
+        </w:tc>
+        <w:tc>
+          <w:tcPr>
+            <w:tcW w:type="dxa" w:w="1987"/>
+          </w:tcPr>
+          <w:p>
+            <w:pPr>
+              <w:jc w:val="left"/>
+            </w:pPr>
+            <w:r>
+              <w:rPr>
+                <w:rFonts w:ascii="TimeNewRoman" w:hAnsi="TimeNewRoman"/>
+                <w:sz w:val="30"/>
+              </w:rPr>
+              <w:t>43+5=48</w:t>
+            </w:r>
+          </w:p>
+        </w:tc>
+        <w:tc>
+          <w:tcPr>
+            <w:tcW w:type="dxa" w:w="1987"/>
+          </w:tcPr>
+          <w:p>
+            <w:pPr>
+              <w:jc w:val="left"/>
+            </w:pPr>
+            <w:r>
+              <w:rPr>
+                <w:rFonts w:ascii="TimeNewRoman" w:hAnsi="TimeNewRoman"/>
+                <w:sz w:val="30"/>
+              </w:rPr>
+              <w:t>49+32=81</w:t>
+            </w:r>
+          </w:p>
+        </w:tc>
+        <w:tc>
+          <w:tcPr>
+            <w:tcW w:type="dxa" w:w="1987"/>
+          </w:tcPr>
+          <w:p>
+            <w:pPr>
+              <w:jc w:val="left"/>
+            </w:pPr>
+            <w:r>
+              <w:rPr>
+                <w:rFonts w:ascii="TimeNewRoman" w:hAnsi="TimeNewRoman"/>
+                <w:sz w:val="30"/>
+              </w:rPr>
+              <w:t>8+79=87</w:t>
+            </w:r>
+          </w:p>
+        </w:tc>
+      </w:tr>
+      <w:tr>
+        <w:tc>
+          <w:tcPr>
+            <w:tcW w:type="dxa" w:w="1987"/>
+          </w:tcPr>
+          <w:p>
+            <w:pPr>
+              <w:jc w:val="left"/>
+            </w:pPr>
+            <w:r>
+              <w:rPr>
+                <w:rFonts w:ascii="TimeNewRoman" w:hAnsi="TimeNewRoman"/>
+                <w:sz w:val="30"/>
+              </w:rPr>
+              <w:t>68+12=80</w:t>
             </w:r>
           </w:p>
         </w:tc>
@@ -195,7 +596,41 @@
                 <w:rFonts w:ascii="TimeNewRoman" w:hAnsi="TimeNewRoman"/>
                 <w:sz w:val="30"/>
               </w:rPr>
-              <w:t>39+17=56</w:t>
+              <w:t>46-21=25</w:t>
+            </w:r>
+          </w:p>
+        </w:tc>
+        <w:tc>
+          <w:tcPr>
+            <w:tcW w:type="dxa" w:w="1987"/>
+          </w:tcPr>
+          <w:p>
+            <w:pPr>
+              <w:jc w:val="left"/>
+            </w:pPr>
+            <w:r>
+              <w:rPr>
+                <w:rFonts w:ascii="TimeNewRoman" w:hAnsi="TimeNewRoman"/>
+                <w:sz w:val="30"/>
+              </w:rPr>
+              <w:t>80+0=80</w:t>
+            </w:r>
+          </w:p>
+        </w:tc>
+        <w:tc>
+          <w:tcPr>
+            <w:tcW w:type="dxa" w:w="1987"/>
+          </w:tcPr>
+          <w:p>
+            <w:pPr>
+              <w:jc w:val="left"/>
+            </w:pPr>
+            <w:r>
+              <w:rPr>
+                <w:rFonts w:ascii="TimeNewRoman" w:hAnsi="TimeNewRoman"/>
+                <w:sz w:val="30"/>
+              </w:rPr>
+              <w:t>38+41=79</w:t>
             </w:r>
           </w:p>
         </w:tc>
@@ -214,7 +649,7 @@
                 <w:rFonts w:ascii="TimeNewRoman" w:hAnsi="TimeNewRoman"/>
                 <w:sz w:val="30"/>
               </w:rPr>
-              <w:t>99-60=39</w:t>
+              <w:t>26+61=87</w:t>
             </w:r>
           </w:p>
         </w:tc>
@@ -231,7 +666,7 @@
                 <w:rFonts w:ascii="TimeNewRoman" w:hAnsi="TimeNewRoman"/>
                 <w:sz w:val="30"/>
               </w:rPr>
-              <w:t>22+27=49</w:t>
+              <w:t>57-27=30</w:t>
             </w:r>
           </w:p>
         </w:tc>
@@ -248,7 +683,7 @@
                 <w:rFonts w:ascii="TimeNewRoman" w:hAnsi="TimeNewRoman"/>
                 <w:sz w:val="30"/>
               </w:rPr>
-              <w:t>12+36=48</w:t>
+              <w:t>30+62=92</w:t>
             </w:r>
           </w:p>
         </w:tc>
@@ -265,7 +700,7 @@
                 <w:rFonts w:ascii="TimeNewRoman" w:hAnsi="TimeNewRoman"/>
                 <w:sz w:val="30"/>
               </w:rPr>
-              <w:t>78-31=47</w:t>
+              <w:t>32+9=41</w:t>
             </w:r>
           </w:p>
         </w:tc>
@@ -282,7 +717,7 @@
                 <w:rFonts w:ascii="TimeNewRoman" w:hAnsi="TimeNewRoman"/>
                 <w:sz w:val="30"/>
               </w:rPr>
-              <w:t>18+36=54</w:t>
+              <w:t>28-10=18</w:t>
             </w:r>
           </w:p>
         </w:tc>
@@ -301,7 +736,7 @@
                 <w:rFonts w:ascii="TimeNewRoman" w:hAnsi="TimeNewRoman"/>
                 <w:sz w:val="30"/>
               </w:rPr>
-              <w:t>44-4=40</w:t>
+              <w:t>55-15=40</w:t>
             </w:r>
           </w:p>
         </w:tc>
@@ -318,7 +753,7 @@
                 <w:rFonts w:ascii="TimeNewRoman" w:hAnsi="TimeNewRoman"/>
                 <w:sz w:val="30"/>
               </w:rPr>
-              <w:t>11-7=4</w:t>
+              <w:t>6+41=47</w:t>
             </w:r>
           </w:p>
         </w:tc>
@@ -335,7 +770,7 @@
                 <w:rFonts w:ascii="TimeNewRoman" w:hAnsi="TimeNewRoman"/>
                 <w:sz w:val="30"/>
               </w:rPr>
-              <w:t>5+55=60</w:t>
+              <w:t>97-30=67</w:t>
             </w:r>
           </w:p>
         </w:tc>
@@ -352,7 +787,7 @@
                 <w:rFonts w:ascii="TimeNewRoman" w:hAnsi="TimeNewRoman"/>
                 <w:sz w:val="30"/>
               </w:rPr>
-              <w:t>49+0=49</w:t>
+              <w:t>14+40=54</w:t>
             </w:r>
           </w:p>
         </w:tc>
@@ -369,7 +804,7 @@
                 <w:rFonts w:ascii="TimeNewRoman" w:hAnsi="TimeNewRoman"/>
                 <w:sz w:val="30"/>
               </w:rPr>
-              <w:t>19+30=49</w:t>
+              <w:t>80-42=38</w:t>
             </w:r>
           </w:p>
         </w:tc>
@@ -388,7 +823,7 @@
                 <w:rFonts w:ascii="TimeNewRoman" w:hAnsi="TimeNewRoman"/>
                 <w:sz w:val="30"/>
               </w:rPr>
-              <w:t>3+32=35</w:t>
+              <w:t>34+40=74</w:t>
             </w:r>
           </w:p>
         </w:tc>
@@ -405,7 +840,7 @@
                 <w:rFonts w:ascii="TimeNewRoman" w:hAnsi="TimeNewRoman"/>
                 <w:sz w:val="30"/>
               </w:rPr>
-              <w:t>37+44=81</w:t>
+              <w:t>57-37=20</w:t>
             </w:r>
           </w:p>
         </w:tc>
@@ -422,7 +857,7 @@
                 <w:rFonts w:ascii="TimeNewRoman" w:hAnsi="TimeNewRoman"/>
                 <w:sz w:val="30"/>
               </w:rPr>
-              <w:t>93-19=74</w:t>
+              <w:t>65-33=32</w:t>
             </w:r>
           </w:p>
         </w:tc>
@@ -439,7 +874,7 @@
                 <w:rFonts w:ascii="TimeNewRoman" w:hAnsi="TimeNewRoman"/>
                 <w:sz w:val="30"/>
               </w:rPr>
-              <w:t>20+37=57</w:t>
+              <w:t>51-33=18</w:t>
             </w:r>
           </w:p>
         </w:tc>
@@ -456,7 +891,7 @@
                 <w:rFonts w:ascii="TimeNewRoman" w:hAnsi="TimeNewRoman"/>
                 <w:sz w:val="30"/>
               </w:rPr>
-              <w:t>1+58=59</w:t>
+              <w:t>60+10=70</w:t>
             </w:r>
           </w:p>
         </w:tc>
@@ -475,7 +910,7 @@
                 <w:rFonts w:ascii="TimeNewRoman" w:hAnsi="TimeNewRoman"/>
                 <w:sz w:val="30"/>
               </w:rPr>
-              <w:t>89-37=52</w:t>
+              <w:t>75+22=97</w:t>
             </w:r>
           </w:p>
         </w:tc>
@@ -492,7 +927,7 @@
                 <w:rFonts w:ascii="TimeNewRoman" w:hAnsi="TimeNewRoman"/>
                 <w:sz w:val="30"/>
               </w:rPr>
-              <w:t>52-38=14</w:t>
+              <w:t>95-48=47</w:t>
             </w:r>
           </w:p>
         </w:tc>
@@ -509,7 +944,7 @@
                 <w:rFonts w:ascii="TimeNewRoman" w:hAnsi="TimeNewRoman"/>
                 <w:sz w:val="30"/>
               </w:rPr>
-              <w:t>26+19=45</w:t>
+              <w:t>34-9=25</w:t>
             </w:r>
           </w:p>
         </w:tc>
@@ -526,7 +961,7 @@
                 <w:rFonts w:ascii="TimeNewRoman" w:hAnsi="TimeNewRoman"/>
                 <w:sz w:val="30"/>
               </w:rPr>
-              <w:t>38+12=50</w:t>
+              <w:t>74+17=91</w:t>
             </w:r>
           </w:p>
         </w:tc>
@@ -543,7 +978,7 @@
                 <w:rFonts w:ascii="TimeNewRoman" w:hAnsi="TimeNewRoman"/>
                 <w:sz w:val="30"/>
               </w:rPr>
-              <w:t>37-32=5</w:t>
+              <w:t>82-49=33</w:t>
             </w:r>
           </w:p>
         </w:tc>
@@ -562,7 +997,7 @@
                 <w:rFonts w:ascii="TimeNewRoman" w:hAnsi="TimeNewRoman"/>
                 <w:sz w:val="30"/>
               </w:rPr>
-              <w:t>53+25=78</w:t>
+              <w:t>22+57=79</w:t>
             </w:r>
           </w:p>
         </w:tc>
@@ -579,7 +1014,7 @@
                 <w:rFonts w:ascii="TimeNewRoman" w:hAnsi="TimeNewRoman"/>
                 <w:sz w:val="30"/>
               </w:rPr>
-              <w:t>38+22=60</w:t>
+              <w:t>29+28=57</w:t>
             </w:r>
           </w:p>
         </w:tc>
@@ -596,7 +1031,7 @@
                 <w:rFonts w:ascii="TimeNewRoman" w:hAnsi="TimeNewRoman"/>
                 <w:sz w:val="30"/>
               </w:rPr>
-              <w:t>22+77=99</w:t>
+              <w:t>55-37=18</w:t>
             </w:r>
           </w:p>
         </w:tc>
@@ -613,7 +1048,7 @@
                 <w:rFonts w:ascii="TimeNewRoman" w:hAnsi="TimeNewRoman"/>
                 <w:sz w:val="30"/>
               </w:rPr>
-              <w:t>35-30=5</w:t>
+              <w:t>35+62=97</w:t>
             </w:r>
           </w:p>
         </w:tc>
@@ -630,7 +1065,7 @@
                 <w:rFonts w:ascii="TimeNewRoman" w:hAnsi="TimeNewRoman"/>
                 <w:sz w:val="30"/>
               </w:rPr>
-              <w:t>13+81=94</w:t>
+              <w:t>39-25=14</w:t>
             </w:r>
           </w:p>
         </w:tc>
@@ -649,7 +1084,7 @@
                 <w:rFonts w:ascii="TimeNewRoman" w:hAnsi="TimeNewRoman"/>
                 <w:sz w:val="30"/>
               </w:rPr>
-              <w:t>66-45=21</w:t>
+              <w:t>64+5=69</w:t>
             </w:r>
           </w:p>
         </w:tc>
@@ -666,7 +1101,7 @@
                 <w:rFonts w:ascii="TimeNewRoman" w:hAnsi="TimeNewRoman"/>
                 <w:sz w:val="30"/>
               </w:rPr>
-              <w:t>74-28=46</w:t>
+              <w:t>93+1=94</w:t>
             </w:r>
           </w:p>
         </w:tc>
@@ -683,7 +1118,7 @@
                 <w:rFonts w:ascii="TimeNewRoman" w:hAnsi="TimeNewRoman"/>
                 <w:sz w:val="30"/>
               </w:rPr>
-              <w:t>70-3=67</w:t>
+              <w:t>30+0=30</w:t>
             </w:r>
           </w:p>
         </w:tc>
@@ -700,7 +1135,7 @@
                 <w:rFonts w:ascii="TimeNewRoman" w:hAnsi="TimeNewRoman"/>
                 <w:sz w:val="30"/>
               </w:rPr>
-              <w:t>13+21=34</w:t>
+              <w:t>36-23=13</w:t>
             </w:r>
           </w:p>
         </w:tc>
@@ -717,7 +1152,7 @@
                 <w:rFonts w:ascii="TimeNewRoman" w:hAnsi="TimeNewRoman"/>
                 <w:sz w:val="30"/>
               </w:rPr>
-              <w:t>5+86=91</w:t>
+              <w:t>9+15=24</w:t>
             </w:r>
           </w:p>
         </w:tc>
@@ -736,7 +1171,7 @@
                 <w:rFonts w:ascii="TimeNewRoman" w:hAnsi="TimeNewRoman"/>
                 <w:sz w:val="30"/>
               </w:rPr>
-              <w:t>54-47=7</w:t>
+              <w:t>12+11=23</w:t>
             </w:r>
           </w:p>
         </w:tc>
@@ -753,7 +1188,7 @@
                 <w:rFonts w:ascii="TimeNewRoman" w:hAnsi="TimeNewRoman"/>
                 <w:sz w:val="30"/>
               </w:rPr>
-              <w:t>61-3=58</w:t>
+              <w:t>63+4=67</w:t>
             </w:r>
           </w:p>
         </w:tc>
@@ -770,7 +1205,7 @@
                 <w:rFonts w:ascii="TimeNewRoman" w:hAnsi="TimeNewRoman"/>
                 <w:sz w:val="30"/>
               </w:rPr>
-              <w:t>61-8=53</w:t>
+              <w:t>90-7=83</w:t>
             </w:r>
           </w:p>
         </w:tc>
@@ -787,7 +1222,7 @@
                 <w:rFonts w:ascii="TimeNewRoman" w:hAnsi="TimeNewRoman"/>
                 <w:sz w:val="30"/>
               </w:rPr>
-              <w:t>22-3=19</w:t>
+              <w:t>22-11=11</w:t>
             </w:r>
           </w:p>
         </w:tc>
@@ -804,7 +1239,7 @@
                 <w:rFonts w:ascii="TimeNewRoman" w:hAnsi="TimeNewRoman"/>
                 <w:sz w:val="30"/>
               </w:rPr>
-              <w:t>69+15=84</w:t>
+              <w:t>11+34=45</w:t>
             </w:r>
           </w:p>
         </w:tc>
@@ -823,7 +1258,7 @@
                 <w:rFonts w:ascii="TimeNewRoman" w:hAnsi="TimeNewRoman"/>
                 <w:sz w:val="30"/>
               </w:rPr>
-              <w:t>50+0=50</w:t>
+              <w:t>44+14=58</w:t>
             </w:r>
           </w:p>
         </w:tc>
@@ -840,7 +1275,7 @@
                 <w:rFonts w:ascii="TimeNewRoman" w:hAnsi="TimeNewRoman"/>
                 <w:sz w:val="30"/>
               </w:rPr>
-              <w:t>64+32=96</w:t>
+              <w:t>63-12=51</w:t>
             </w:r>
           </w:p>
         </w:tc>
@@ -857,7 +1292,7 @@
                 <w:rFonts w:ascii="TimeNewRoman" w:hAnsi="TimeNewRoman"/>
                 <w:sz w:val="30"/>
               </w:rPr>
-              <w:t>26+21=47</w:t>
+              <w:t>62+22=84</w:t>
             </w:r>
           </w:p>
         </w:tc>
@@ -874,7 +1309,7 @@
                 <w:rFonts w:ascii="TimeNewRoman" w:hAnsi="TimeNewRoman"/>
                 <w:sz w:val="30"/>
               </w:rPr>
-              <w:t>42-0=42</w:t>
+              <w:t>19-16=3</w:t>
             </w:r>
           </w:p>
         </w:tc>
@@ -891,7 +1326,7 @@
                 <w:rFonts w:ascii="TimeNewRoman" w:hAnsi="TimeNewRoman"/>
                 <w:sz w:val="30"/>
               </w:rPr>
-              <w:t>0+34=34</w:t>
+              <w:t>35-25=10</w:t>
             </w:r>
           </w:p>
         </w:tc>
@@ -910,7 +1345,7 @@
                 <w:rFonts w:ascii="TimeNewRoman" w:hAnsi="TimeNewRoman"/>
                 <w:sz w:val="30"/>
               </w:rPr>
-              <w:t>18+48=66</w:t>
+              <w:t>5+33=38</w:t>
             </w:r>
           </w:p>
         </w:tc>
@@ -927,7 +1362,7 @@
                 <w:rFonts w:ascii="TimeNewRoman" w:hAnsi="TimeNewRoman"/>
                 <w:sz w:val="30"/>
               </w:rPr>
-              <w:t>73-5=68</w:t>
+              <w:t>13+6=19</w:t>
             </w:r>
           </w:p>
         </w:tc>
@@ -944,7 +1379,7 @@
                 <w:rFonts w:ascii="TimeNewRoman" w:hAnsi="TimeNewRoman"/>
                 <w:sz w:val="30"/>
               </w:rPr>
-              <w:t>41-39=2</w:t>
+              <w:t>95-69=26</w:t>
             </w:r>
           </w:p>
         </w:tc>
@@ -961,7 +1396,7 @@
                 <w:rFonts w:ascii="TimeNewRoman" w:hAnsi="TimeNewRoman"/>
                 <w:sz w:val="30"/>
               </w:rPr>
-              <w:t>19+13=32</w:t>
+              <w:t>53-49=4</w:t>
             </w:r>
           </w:p>
         </w:tc>
@@ -978,7 +1413,7 @@
                 <w:rFonts w:ascii="TimeNewRoman" w:hAnsi="TimeNewRoman"/>
                 <w:sz w:val="30"/>
               </w:rPr>
-              <w:t>99-62=37</w:t>
+              <w:t>26+32=58</w:t>
             </w:r>
           </w:p>
         </w:tc>
@@ -997,7 +1432,7 @@
                 <w:rFonts w:ascii="TimeNewRoman" w:hAnsi="TimeNewRoman"/>
                 <w:sz w:val="30"/>
               </w:rPr>
-              <w:t>43+50=93</w:t>
+              <w:t>61-34=27</w:t>
             </w:r>
           </w:p>
         </w:tc>
@@ -1014,7 +1449,7 @@
                 <w:rFonts w:ascii="TimeNewRoman" w:hAnsi="TimeNewRoman"/>
                 <w:sz w:val="30"/>
               </w:rPr>
-              <w:t>50-24=26</w:t>
+              <w:t>80-40=40</w:t>
             </w:r>
           </w:p>
         </w:tc>
@@ -1031,7 +1466,7 @@
                 <w:rFonts w:ascii="TimeNewRoman" w:hAnsi="TimeNewRoman"/>
                 <w:sz w:val="30"/>
               </w:rPr>
-              <w:t>21-14=7</w:t>
+              <w:t>18+59=77</w:t>
             </w:r>
           </w:p>
         </w:tc>
@@ -1048,7 +1483,7 @@
                 <w:rFonts w:ascii="TimeNewRoman" w:hAnsi="TimeNewRoman"/>
                 <w:sz w:val="30"/>
               </w:rPr>
-              <w:t>67+14=81</w:t>
+              <w:t>62-42=20</w:t>
             </w:r>
           </w:p>
         </w:tc>
@@ -1065,7 +1500,7 @@
                 <w:rFonts w:ascii="TimeNewRoman" w:hAnsi="TimeNewRoman"/>
                 <w:sz w:val="30"/>
               </w:rPr>
-              <w:t>93-4=89</w:t>
+              <w:t>93-6=87</w:t>
             </w:r>
           </w:p>
         </w:tc>
@@ -1084,7 +1519,7 @@
                 <w:rFonts w:ascii="TimeNewRoman" w:hAnsi="TimeNewRoman"/>
                 <w:sz w:val="30"/>
               </w:rPr>
-              <w:t>90-18=72</w:t>
+              <w:t>23+51=74</w:t>
             </w:r>
           </w:p>
         </w:tc>
@@ -1101,7 +1536,7 @@
                 <w:rFonts w:ascii="TimeNewRoman" w:hAnsi="TimeNewRoman"/>
                 <w:sz w:val="30"/>
               </w:rPr>
-              <w:t>45-29=16</w:t>
+              <w:t>67-31=36</w:t>
             </w:r>
           </w:p>
         </w:tc>
@@ -1118,7 +1553,7 @@
                 <w:rFonts w:ascii="TimeNewRoman" w:hAnsi="TimeNewRoman"/>
                 <w:sz w:val="30"/>
               </w:rPr>
-              <w:t>55-13=42</w:t>
+              <w:t>17+25=42</w:t>
             </w:r>
           </w:p>
         </w:tc>
@@ -1135,7 +1570,7 @@
                 <w:rFonts w:ascii="TimeNewRoman" w:hAnsi="TimeNewRoman"/>
                 <w:sz w:val="30"/>
               </w:rPr>
-              <w:t>17+56=73</w:t>
+              <w:t>10+86=96</w:t>
             </w:r>
           </w:p>
         </w:tc>
@@ -1152,7 +1587,7 @@
                 <w:rFonts w:ascii="TimeNewRoman" w:hAnsi="TimeNewRoman"/>
                 <w:sz w:val="30"/>
               </w:rPr>
-              <w:t>28+45=73</w:t>
+              <w:t>30+0=30</w:t>
             </w:r>
           </w:p>
         </w:tc>
@@ -1171,7 +1606,7 @@
                 <w:rFonts w:ascii="TimeNewRoman" w:hAnsi="TimeNewRoman"/>
                 <w:sz w:val="30"/>
               </w:rPr>
-              <w:t>22+13=35</w:t>
+              <w:t>3-3=0</w:t>
             </w:r>
           </w:p>
         </w:tc>
@@ -1188,7 +1623,7 @@
                 <w:rFonts w:ascii="TimeNewRoman" w:hAnsi="TimeNewRoman"/>
                 <w:sz w:val="30"/>
               </w:rPr>
-              <w:t>20+21=41</w:t>
+              <w:t>65+16=81</w:t>
             </w:r>
           </w:p>
         </w:tc>
@@ -1205,7 +1640,7 @@
                 <w:rFonts w:ascii="TimeNewRoman" w:hAnsi="TimeNewRoman"/>
                 <w:sz w:val="30"/>
               </w:rPr>
-              <w:t>73-35=38</w:t>
+              <w:t>47+5=52</w:t>
             </w:r>
           </w:p>
         </w:tc>
@@ -1222,7 +1657,7 @@
                 <w:rFonts w:ascii="TimeNewRoman" w:hAnsi="TimeNewRoman"/>
                 <w:sz w:val="30"/>
               </w:rPr>
-              <w:t>28+47=75</w:t>
+              <w:t>34+65=99</w:t>
             </w:r>
           </w:p>
         </w:tc>
@@ -1239,7 +1674,7 @@
                 <w:rFonts w:ascii="TimeNewRoman" w:hAnsi="TimeNewRoman"/>
                 <w:sz w:val="30"/>
               </w:rPr>
-              <w:t>64-61=3</w:t>
+              <w:t>53-23=30</w:t>
             </w:r>
           </w:p>
         </w:tc>
@@ -1258,7 +1693,7 @@
                 <w:rFonts w:ascii="TimeNewRoman" w:hAnsi="TimeNewRoman"/>
                 <w:sz w:val="30"/>
               </w:rPr>
-              <w:t>14+63=77</w:t>
+              <w:t>69-65=4</w:t>
             </w:r>
           </w:p>
         </w:tc>
@@ -1275,7 +1710,7 @@
                 <w:rFonts w:ascii="TimeNewRoman" w:hAnsi="TimeNewRoman"/>
                 <w:sz w:val="30"/>
               </w:rPr>
-              <w:t>61+4=65</w:t>
+              <w:t>15-3=12</w:t>
             </w:r>
           </w:p>
         </w:tc>
@@ -1292,7 +1727,7 @@
                 <w:rFonts w:ascii="TimeNewRoman" w:hAnsi="TimeNewRoman"/>
                 <w:sz w:val="30"/>
               </w:rPr>
-              <w:t>79-57=22</w:t>
+              <w:t>52+27=79</w:t>
             </w:r>
           </w:p>
         </w:tc>
@@ -1309,7 +1744,7 @@
                 <w:rFonts w:ascii="TimeNewRoman" w:hAnsi="TimeNewRoman"/>
                 <w:sz w:val="30"/>
               </w:rPr>
-              <w:t>15+43=58</w:t>
+              <w:t>40-21=19</w:t>
             </w:r>
           </w:p>
         </w:tc>
@@ -1326,442 +1761,7 @@
                 <w:rFonts w:ascii="TimeNewRoman" w:hAnsi="TimeNewRoman"/>
                 <w:sz w:val="30"/>
               </w:rPr>
-              <w:t>79-24=55</w:t>
-            </w:r>
-          </w:p>
-        </w:tc>
-      </w:tr>
-      <w:tr>
-        <w:tc>
-          <w:tcPr>
-            <w:tcW w:type="dxa" w:w="1987"/>
-          </w:tcPr>
-          <w:p>
-            <w:pPr>
-              <w:jc w:val="left"/>
-            </w:pPr>
-            <w:r>
-              <w:rPr>
-                <w:rFonts w:ascii="TimeNewRoman" w:hAnsi="TimeNewRoman"/>
-                <w:sz w:val="30"/>
-              </w:rPr>
-              <w:t>38-13=25</w:t>
-            </w:r>
-          </w:p>
-        </w:tc>
-        <w:tc>
-          <w:tcPr>
-            <w:tcW w:type="dxa" w:w="1987"/>
-          </w:tcPr>
-          <w:p>
-            <w:pPr>
-              <w:jc w:val="left"/>
-            </w:pPr>
-            <w:r>
-              <w:rPr>
-                <w:rFonts w:ascii="TimeNewRoman" w:hAnsi="TimeNewRoman"/>
-                <w:sz w:val="30"/>
-              </w:rPr>
-              <w:t>51-27=24</w:t>
-            </w:r>
-          </w:p>
-        </w:tc>
-        <w:tc>
-          <w:tcPr>
-            <w:tcW w:type="dxa" w:w="1987"/>
-          </w:tcPr>
-          <w:p>
-            <w:pPr>
-              <w:jc w:val="left"/>
-            </w:pPr>
-            <w:r>
-              <w:rPr>
-                <w:rFonts w:ascii="TimeNewRoman" w:hAnsi="TimeNewRoman"/>
-                <w:sz w:val="30"/>
-              </w:rPr>
-              <w:t>11+20=31</w:t>
-            </w:r>
-          </w:p>
-        </w:tc>
-        <w:tc>
-          <w:tcPr>
-            <w:tcW w:type="dxa" w:w="1987"/>
-          </w:tcPr>
-          <w:p>
-            <w:pPr>
-              <w:jc w:val="left"/>
-            </w:pPr>
-            <w:r>
-              <w:rPr>
-                <w:rFonts w:ascii="TimeNewRoman" w:hAnsi="TimeNewRoman"/>
-                <w:sz w:val="30"/>
-              </w:rPr>
-              <w:t>38-21=17</w:t>
-            </w:r>
-          </w:p>
-        </w:tc>
-        <w:tc>
-          <w:tcPr>
-            <w:tcW w:type="dxa" w:w="1987"/>
-          </w:tcPr>
-          <w:p>
-            <w:pPr>
-              <w:jc w:val="left"/>
-            </w:pPr>
-            <w:r>
-              <w:rPr>
-                <w:rFonts w:ascii="TimeNewRoman" w:hAnsi="TimeNewRoman"/>
-                <w:sz w:val="30"/>
-              </w:rPr>
-              <w:t>82-21=61</w:t>
-            </w:r>
-          </w:p>
-        </w:tc>
-      </w:tr>
-      <w:tr>
-        <w:tc>
-          <w:tcPr>
-            <w:tcW w:type="dxa" w:w="1987"/>
-          </w:tcPr>
-          <w:p>
-            <w:pPr>
-              <w:jc w:val="left"/>
-            </w:pPr>
-            <w:r>
-              <w:rPr>
-                <w:rFonts w:ascii="TimeNewRoman" w:hAnsi="TimeNewRoman"/>
-                <w:sz w:val="30"/>
-              </w:rPr>
-              <w:t>73-7=66</w:t>
-            </w:r>
-          </w:p>
-        </w:tc>
-        <w:tc>
-          <w:tcPr>
-            <w:tcW w:type="dxa" w:w="1987"/>
-          </w:tcPr>
-          <w:p>
-            <w:pPr>
-              <w:jc w:val="left"/>
-            </w:pPr>
-            <w:r>
-              <w:rPr>
-                <w:rFonts w:ascii="TimeNewRoman" w:hAnsi="TimeNewRoman"/>
-                <w:sz w:val="30"/>
-              </w:rPr>
-              <w:t>26+45=71</w:t>
-            </w:r>
-          </w:p>
-        </w:tc>
-        <w:tc>
-          <w:tcPr>
-            <w:tcW w:type="dxa" w:w="1987"/>
-          </w:tcPr>
-          <w:p>
-            <w:pPr>
-              <w:jc w:val="left"/>
-            </w:pPr>
-            <w:r>
-              <w:rPr>
-                <w:rFonts w:ascii="TimeNewRoman" w:hAnsi="TimeNewRoman"/>
-                <w:sz w:val="30"/>
-              </w:rPr>
-              <w:t>49+16=65</w:t>
-            </w:r>
-          </w:p>
-        </w:tc>
-        <w:tc>
-          <w:tcPr>
-            <w:tcW w:type="dxa" w:w="1987"/>
-          </w:tcPr>
-          <w:p>
-            <w:pPr>
-              <w:jc w:val="left"/>
-            </w:pPr>
-            <w:r>
-              <w:rPr>
-                <w:rFonts w:ascii="TimeNewRoman" w:hAnsi="TimeNewRoman"/>
-                <w:sz w:val="30"/>
-              </w:rPr>
-              <w:t>83-0=83</w:t>
-            </w:r>
-          </w:p>
-        </w:tc>
-        <w:tc>
-          <w:tcPr>
-            <w:tcW w:type="dxa" w:w="1987"/>
-          </w:tcPr>
-          <w:p>
-            <w:pPr>
-              <w:jc w:val="left"/>
-            </w:pPr>
-            <w:r>
-              <w:rPr>
-                <w:rFonts w:ascii="TimeNewRoman" w:hAnsi="TimeNewRoman"/>
-                <w:sz w:val="30"/>
-              </w:rPr>
-              <w:t>94-74=20</w:t>
-            </w:r>
-          </w:p>
-        </w:tc>
-      </w:tr>
-      <w:tr>
-        <w:tc>
-          <w:tcPr>
-            <w:tcW w:type="dxa" w:w="1987"/>
-          </w:tcPr>
-          <w:p>
-            <w:pPr>
-              <w:jc w:val="left"/>
-            </w:pPr>
-            <w:r>
-              <w:rPr>
-                <w:rFonts w:ascii="TimeNewRoman" w:hAnsi="TimeNewRoman"/>
-                <w:sz w:val="30"/>
-              </w:rPr>
-              <w:t>87-18=69</w:t>
-            </w:r>
-          </w:p>
-        </w:tc>
-        <w:tc>
-          <w:tcPr>
-            <w:tcW w:type="dxa" w:w="1987"/>
-          </w:tcPr>
-          <w:p>
-            <w:pPr>
-              <w:jc w:val="left"/>
-            </w:pPr>
-            <w:r>
-              <w:rPr>
-                <w:rFonts w:ascii="TimeNewRoman" w:hAnsi="TimeNewRoman"/>
-                <w:sz w:val="30"/>
-              </w:rPr>
-              <w:t>64-23=41</w:t>
-            </w:r>
-          </w:p>
-        </w:tc>
-        <w:tc>
-          <w:tcPr>
-            <w:tcW w:type="dxa" w:w="1987"/>
-          </w:tcPr>
-          <w:p>
-            <w:pPr>
-              <w:jc w:val="left"/>
-            </w:pPr>
-            <w:r>
-              <w:rPr>
-                <w:rFonts w:ascii="TimeNewRoman" w:hAnsi="TimeNewRoman"/>
-                <w:sz w:val="30"/>
-              </w:rPr>
-              <w:t>43+36=79</w:t>
-            </w:r>
-          </w:p>
-        </w:tc>
-        <w:tc>
-          <w:tcPr>
-            <w:tcW w:type="dxa" w:w="1987"/>
-          </w:tcPr>
-          <w:p>
-            <w:pPr>
-              <w:jc w:val="left"/>
-            </w:pPr>
-            <w:r>
-              <w:rPr>
-                <w:rFonts w:ascii="TimeNewRoman" w:hAnsi="TimeNewRoman"/>
-                <w:sz w:val="30"/>
-              </w:rPr>
-              <w:t>95-40=55</w:t>
-            </w:r>
-          </w:p>
-        </w:tc>
-        <w:tc>
-          <w:tcPr>
-            <w:tcW w:type="dxa" w:w="1987"/>
-          </w:tcPr>
-          <w:p>
-            <w:pPr>
-              <w:jc w:val="left"/>
-            </w:pPr>
-            <w:r>
-              <w:rPr>
-                <w:rFonts w:ascii="TimeNewRoman" w:hAnsi="TimeNewRoman"/>
-                <w:sz w:val="30"/>
-              </w:rPr>
-              <w:t>52+4=56</w:t>
-            </w:r>
-          </w:p>
-        </w:tc>
-      </w:tr>
-      <w:tr>
-        <w:tc>
-          <w:tcPr>
-            <w:tcW w:type="dxa" w:w="1987"/>
-          </w:tcPr>
-          <w:p>
-            <w:pPr>
-              <w:jc w:val="left"/>
-            </w:pPr>
-            <w:r>
-              <w:rPr>
-                <w:rFonts w:ascii="TimeNewRoman" w:hAnsi="TimeNewRoman"/>
-                <w:sz w:val="30"/>
-              </w:rPr>
-              <w:t>53-23=30</w:t>
-            </w:r>
-          </w:p>
-        </w:tc>
-        <w:tc>
-          <w:tcPr>
-            <w:tcW w:type="dxa" w:w="1987"/>
-          </w:tcPr>
-          <w:p>
-            <w:pPr>
-              <w:jc w:val="left"/>
-            </w:pPr>
-            <w:r>
-              <w:rPr>
-                <w:rFonts w:ascii="TimeNewRoman" w:hAnsi="TimeNewRoman"/>
-                <w:sz w:val="30"/>
-              </w:rPr>
-              <w:t>75+24=99</w:t>
-            </w:r>
-          </w:p>
-        </w:tc>
-        <w:tc>
-          <w:tcPr>
-            <w:tcW w:type="dxa" w:w="1987"/>
-          </w:tcPr>
-          <w:p>
-            <w:pPr>
-              <w:jc w:val="left"/>
-            </w:pPr>
-            <w:r>
-              <w:rPr>
-                <w:rFonts w:ascii="TimeNewRoman" w:hAnsi="TimeNewRoman"/>
-                <w:sz w:val="30"/>
-              </w:rPr>
-              <w:t>3+70=73</w:t>
-            </w:r>
-          </w:p>
-        </w:tc>
-        <w:tc>
-          <w:tcPr>
-            <w:tcW w:type="dxa" w:w="1987"/>
-          </w:tcPr>
-          <w:p>
-            <w:pPr>
-              <w:jc w:val="left"/>
-            </w:pPr>
-            <w:r>
-              <w:rPr>
-                <w:rFonts w:ascii="TimeNewRoman" w:hAnsi="TimeNewRoman"/>
-                <w:sz w:val="30"/>
-              </w:rPr>
-              <w:t>5+31=36</w:t>
-            </w:r>
-          </w:p>
-        </w:tc>
-        <w:tc>
-          <w:tcPr>
-            <w:tcW w:type="dxa" w:w="1987"/>
-          </w:tcPr>
-          <w:p>
-            <w:pPr>
-              <w:jc w:val="left"/>
-            </w:pPr>
-            <w:r>
-              <w:rPr>
-                <w:rFonts w:ascii="TimeNewRoman" w:hAnsi="TimeNewRoman"/>
-                <w:sz w:val="30"/>
-              </w:rPr>
-              <w:t>67-54=13</w:t>
-            </w:r>
-          </w:p>
-        </w:tc>
-      </w:tr>
-      <w:tr>
-        <w:tc>
-          <w:tcPr>
-            <w:tcW w:type="dxa" w:w="1987"/>
-          </w:tcPr>
-          <w:p>
-            <w:pPr>
-              <w:jc w:val="left"/>
-            </w:pPr>
-            <w:r>
-              <w:rPr>
-                <w:rFonts w:ascii="TimeNewRoman" w:hAnsi="TimeNewRoman"/>
-                <w:sz w:val="30"/>
-              </w:rPr>
-              <w:t>16+40=56</w:t>
-            </w:r>
-          </w:p>
-        </w:tc>
-        <w:tc>
-          <w:tcPr>
-            <w:tcW w:type="dxa" w:w="1987"/>
-          </w:tcPr>
-          <w:p>
-            <w:pPr>
-              <w:jc w:val="left"/>
-            </w:pPr>
-            <w:r>
-              <w:rPr>
-                <w:rFonts w:ascii="TimeNewRoman" w:hAnsi="TimeNewRoman"/>
-                <w:sz w:val="30"/>
-              </w:rPr>
-              <w:t>73+24=97</w:t>
-            </w:r>
-          </w:p>
-        </w:tc>
-        <w:tc>
-          <w:tcPr>
-            <w:tcW w:type="dxa" w:w="1987"/>
-          </w:tcPr>
-          <w:p>
-            <w:pPr>
-              <w:jc w:val="left"/>
-            </w:pPr>
-            <w:r>
-              <w:rPr>
-                <w:rFonts w:ascii="TimeNewRoman" w:hAnsi="TimeNewRoman"/>
-                <w:sz w:val="30"/>
-              </w:rPr>
-              <w:t>17+76=93</w:t>
-            </w:r>
-          </w:p>
-        </w:tc>
-        <w:tc>
-          <w:tcPr>
-            <w:tcW w:type="dxa" w:w="1987"/>
-          </w:tcPr>
-          <w:p>
-            <w:pPr>
-              <w:jc w:val="left"/>
-            </w:pPr>
-            <w:r>
-              <w:rPr>
-                <w:rFonts w:ascii="TimeNewRoman" w:hAnsi="TimeNewRoman"/>
-                <w:sz w:val="30"/>
-              </w:rPr>
-              <w:t>72-32=40</w:t>
-            </w:r>
-          </w:p>
-        </w:tc>
-        <w:tc>
-          <w:tcPr>
-            <w:tcW w:type="dxa" w:w="1987"/>
-          </w:tcPr>
-          <w:p>
-            <w:pPr>
-              <w:jc w:val="left"/>
-            </w:pPr>
-            <w:r>
-              <w:rPr>
-                <w:rFonts w:ascii="TimeNewRoman" w:hAnsi="TimeNewRoman"/>
-                <w:sz w:val="30"/>
-              </w:rPr>
-              <w:t>80-70=10</w:t>
+              <w:t>36-16=20</w:t>
             </w:r>
           </w:p>
         </w:tc>

--- a/answers-of-addition_and_subtraction_within_100.docx
+++ b/answers-of-addition_and_subtraction_within_100.docx
@@ -11,7 +11,7 @@
           <w:rFonts w:ascii="Arial" w:hAnsi="Arial"/>
           <w:sz w:val="30"/>
         </w:rPr>
-        <w:t>2026-10-02 Friday</w:t>
+        <w:t>2026-10-03 Saturday</w:t>
       </w:r>
     </w:p>
     <w:tbl>
@@ -40,7 +40,7 @@
                 <w:rFonts w:ascii="TimeNewRoman" w:hAnsi="TimeNewRoman"/>
                 <w:sz w:val="30"/>
               </w:rPr>
-              <w:t>47-9=38</w:t>
+              <w:t>63+18=81</w:t>
             </w:r>
           </w:p>
         </w:tc>
@@ -57,7 +57,111 @@
                 <w:rFonts w:ascii="TimeNewRoman" w:hAnsi="TimeNewRoman"/>
                 <w:sz w:val="30"/>
               </w:rPr>
-              <w:t>61+22=83</w:t>
+              <w:t>32-22=10</w:t>
+            </w:r>
+          </w:p>
+        </w:tc>
+        <w:tc>
+          <w:tcPr>
+            <w:tcW w:type="dxa" w:w="1987"/>
+          </w:tcPr>
+          <w:p>
+            <w:pPr>
+              <w:jc w:val="left"/>
+            </w:pPr>
+            <w:r>
+              <w:rPr>
+                <w:rFonts w:ascii="TimeNewRoman" w:hAnsi="TimeNewRoman"/>
+                <w:sz w:val="30"/>
+              </w:rPr>
+              <w:t>59-19=40</w:t>
+            </w:r>
+          </w:p>
+        </w:tc>
+        <w:tc>
+          <w:tcPr>
+            <w:tcW w:type="dxa" w:w="1987"/>
+          </w:tcPr>
+          <w:p>
+            <w:pPr>
+              <w:jc w:val="left"/>
+            </w:pPr>
+            <w:r>
+              <w:rPr>
+                <w:rFonts w:ascii="TimeNewRoman" w:hAnsi="TimeNewRoman"/>
+                <w:sz w:val="30"/>
+              </w:rPr>
+              <w:t>11+10=21</w:t>
+            </w:r>
+          </w:p>
+        </w:tc>
+        <w:tc>
+          <w:tcPr>
+            <w:tcW w:type="dxa" w:w="1987"/>
+          </w:tcPr>
+          <w:p>
+            <w:pPr>
+              <w:jc w:val="left"/>
+            </w:pPr>
+            <w:r>
+              <w:rPr>
+                <w:rFonts w:ascii="TimeNewRoman" w:hAnsi="TimeNewRoman"/>
+                <w:sz w:val="30"/>
+              </w:rPr>
+              <w:t>36-20=16</w:t>
+            </w:r>
+          </w:p>
+        </w:tc>
+      </w:tr>
+      <w:tr>
+        <w:tc>
+          <w:tcPr>
+            <w:tcW w:type="dxa" w:w="1987"/>
+          </w:tcPr>
+          <w:p>
+            <w:pPr>
+              <w:jc w:val="left"/>
+            </w:pPr>
+            <w:r>
+              <w:rPr>
+                <w:rFonts w:ascii="TimeNewRoman" w:hAnsi="TimeNewRoman"/>
+                <w:sz w:val="30"/>
+              </w:rPr>
+              <w:t>96-6=90</w:t>
+            </w:r>
+          </w:p>
+        </w:tc>
+        <w:tc>
+          <w:tcPr>
+            <w:tcW w:type="dxa" w:w="1987"/>
+          </w:tcPr>
+          <w:p>
+            <w:pPr>
+              <w:jc w:val="left"/>
+            </w:pPr>
+            <w:r>
+              <w:rPr>
+                <w:rFonts w:ascii="TimeNewRoman" w:hAnsi="TimeNewRoman"/>
+                <w:sz w:val="30"/>
+              </w:rPr>
+              <w:t>4+45=49</w:t>
+            </w:r>
+          </w:p>
+        </w:tc>
+        <w:tc>
+          <w:tcPr>
+            <w:tcW w:type="dxa" w:w="1987"/>
+          </w:tcPr>
+          <w:p>
+            <w:pPr>
+              <w:jc w:val="left"/>
+            </w:pPr>
+            <w:r>
+              <w:rPr>
+                <w:rFonts w:ascii="TimeNewRoman" w:hAnsi="TimeNewRoman"/>
+                <w:sz w:val="30"/>
+              </w:rPr>
+              <w:t>86-46=40</w:t>
             </w:r>
           </w:p>
         </w:tc>
@@ -91,24 +195,7 @@
                 <w:rFonts w:ascii="TimeNewRoman" w:hAnsi="TimeNewRoman"/>
                 <w:sz w:val="30"/>
               </w:rPr>
-              <w:t>23+32=55</w:t>
-            </w:r>
-          </w:p>
-        </w:tc>
-        <w:tc>
-          <w:tcPr>
-            <w:tcW w:type="dxa" w:w="1987"/>
-          </w:tcPr>
-          <w:p>
-            <w:pPr>
-              <w:jc w:val="left"/>
-            </w:pPr>
-            <w:r>
-              <w:rPr>
-                <w:rFonts w:ascii="TimeNewRoman" w:hAnsi="TimeNewRoman"/>
-                <w:sz w:val="30"/>
-              </w:rPr>
-              <w:t>46+52=98</w:t>
+              <w:t>61+5=66</w:t>
             </w:r>
           </w:p>
         </w:tc>
@@ -127,7 +214,7 @@
                 <w:rFonts w:ascii="TimeNewRoman" w:hAnsi="TimeNewRoman"/>
                 <w:sz w:val="30"/>
               </w:rPr>
-              <w:t>64-24=40</w:t>
+              <w:t>46-26=20</w:t>
             </w:r>
           </w:p>
         </w:tc>
@@ -144,7 +231,7 @@
                 <w:rFonts w:ascii="TimeNewRoman" w:hAnsi="TimeNewRoman"/>
                 <w:sz w:val="30"/>
               </w:rPr>
-              <w:t>3+21=24</w:t>
+              <w:t>77-67=10</w:t>
             </w:r>
           </w:p>
         </w:tc>
@@ -161,7 +248,7 @@
                 <w:rFonts w:ascii="TimeNewRoman" w:hAnsi="TimeNewRoman"/>
                 <w:sz w:val="30"/>
               </w:rPr>
-              <w:t>75-71=4</w:t>
+              <w:t>16+72=88</w:t>
             </w:r>
           </w:p>
         </w:tc>
@@ -178,7 +265,7 @@
                 <w:rFonts w:ascii="TimeNewRoman" w:hAnsi="TimeNewRoman"/>
                 <w:sz w:val="30"/>
               </w:rPr>
-              <w:t>72+21=93</w:t>
+              <w:t>54+9=63</w:t>
             </w:r>
           </w:p>
         </w:tc>
@@ -195,7 +282,7 @@
                 <w:rFonts w:ascii="TimeNewRoman" w:hAnsi="TimeNewRoman"/>
                 <w:sz w:val="30"/>
               </w:rPr>
-              <w:t>18+33=51</w:t>
+              <w:t>75-10=65</w:t>
             </w:r>
           </w:p>
         </w:tc>
@@ -214,7 +301,7 @@
                 <w:rFonts w:ascii="TimeNewRoman" w:hAnsi="TimeNewRoman"/>
                 <w:sz w:val="30"/>
               </w:rPr>
-              <w:t>89-65=24</w:t>
+              <w:t>15-13=2</w:t>
             </w:r>
           </w:p>
         </w:tc>
@@ -231,7 +318,7 @@
                 <w:rFonts w:ascii="TimeNewRoman" w:hAnsi="TimeNewRoman"/>
                 <w:sz w:val="30"/>
               </w:rPr>
-              <w:t>12+35=47</w:t>
+              <w:t>78-61=17</w:t>
             </w:r>
           </w:p>
         </w:tc>
@@ -248,10 +335,46 @@
                 <w:rFonts w:ascii="TimeNewRoman" w:hAnsi="TimeNewRoman"/>
                 <w:sz w:val="30"/>
               </w:rPr>
-              <w:t>68-32=36</w:t>
+              <w:t>53+17=70</w:t>
             </w:r>
           </w:p>
         </w:tc>
+        <w:tc>
+          <w:tcPr>
+            <w:tcW w:type="dxa" w:w="1987"/>
+          </w:tcPr>
+          <w:p>
+            <w:pPr>
+              <w:jc w:val="left"/>
+            </w:pPr>
+            <w:r>
+              <w:rPr>
+                <w:rFonts w:ascii="TimeNewRoman" w:hAnsi="TimeNewRoman"/>
+                <w:sz w:val="30"/>
+              </w:rPr>
+              <w:t>22+47=69</w:t>
+            </w:r>
+          </w:p>
+        </w:tc>
+        <w:tc>
+          <w:tcPr>
+            <w:tcW w:type="dxa" w:w="1987"/>
+          </w:tcPr>
+          <w:p>
+            <w:pPr>
+              <w:jc w:val="left"/>
+            </w:pPr>
+            <w:r>
+              <w:rPr>
+                <w:rFonts w:ascii="TimeNewRoman" w:hAnsi="TimeNewRoman"/>
+                <w:sz w:val="30"/>
+              </w:rPr>
+              <w:t>36+35=71</w:t>
+            </w:r>
+          </w:p>
+        </w:tc>
+      </w:tr>
+      <w:tr>
         <w:tc>
           <w:tcPr>
             <w:tcW w:type="dxa" w:w="1987"/>
@@ -282,7 +405,58 @@
                 <w:rFonts w:ascii="TimeNewRoman" w:hAnsi="TimeNewRoman"/>
                 <w:sz w:val="30"/>
               </w:rPr>
-              <w:t>78-2=76</w:t>
+              <w:t>79-40=39</w:t>
+            </w:r>
+          </w:p>
+        </w:tc>
+        <w:tc>
+          <w:tcPr>
+            <w:tcW w:type="dxa" w:w="1987"/>
+          </w:tcPr>
+          <w:p>
+            <w:pPr>
+              <w:jc w:val="left"/>
+            </w:pPr>
+            <w:r>
+              <w:rPr>
+                <w:rFonts w:ascii="TimeNewRoman" w:hAnsi="TimeNewRoman"/>
+                <w:sz w:val="30"/>
+              </w:rPr>
+              <w:t>60-15=45</w:t>
+            </w:r>
+          </w:p>
+        </w:tc>
+        <w:tc>
+          <w:tcPr>
+            <w:tcW w:type="dxa" w:w="1987"/>
+          </w:tcPr>
+          <w:p>
+            <w:pPr>
+              <w:jc w:val="left"/>
+            </w:pPr>
+            <w:r>
+              <w:rPr>
+                <w:rFonts w:ascii="TimeNewRoman" w:hAnsi="TimeNewRoman"/>
+                <w:sz w:val="30"/>
+              </w:rPr>
+              <w:t>66-21=45</w:t>
+            </w:r>
+          </w:p>
+        </w:tc>
+        <w:tc>
+          <w:tcPr>
+            <w:tcW w:type="dxa" w:w="1987"/>
+          </w:tcPr>
+          <w:p>
+            <w:pPr>
+              <w:jc w:val="left"/>
+            </w:pPr>
+            <w:r>
+              <w:rPr>
+                <w:rFonts w:ascii="TimeNewRoman" w:hAnsi="TimeNewRoman"/>
+                <w:sz w:val="30"/>
+              </w:rPr>
+              <w:t>71-2=69</w:t>
             </w:r>
           </w:p>
         </w:tc>
@@ -301,7 +475,7 @@
                 <w:rFonts w:ascii="TimeNewRoman" w:hAnsi="TimeNewRoman"/>
                 <w:sz w:val="30"/>
               </w:rPr>
-              <w:t>26+21=47</w:t>
+              <w:t>23+52=75</w:t>
             </w:r>
           </w:p>
         </w:tc>
@@ -318,7 +492,7 @@
                 <w:rFonts w:ascii="TimeNewRoman" w:hAnsi="TimeNewRoman"/>
                 <w:sz w:val="30"/>
               </w:rPr>
-              <w:t>26+61=87</w:t>
+              <w:t>3+70=73</w:t>
             </w:r>
           </w:p>
         </w:tc>
@@ -335,7 +509,7 @@
                 <w:rFonts w:ascii="TimeNewRoman" w:hAnsi="TimeNewRoman"/>
                 <w:sz w:val="30"/>
               </w:rPr>
-              <w:t>48-46=2</w:t>
+              <w:t>66+26=92</w:t>
             </w:r>
           </w:p>
         </w:tc>
@@ -352,7 +526,7 @@
                 <w:rFonts w:ascii="TimeNewRoman" w:hAnsi="TimeNewRoman"/>
                 <w:sz w:val="30"/>
               </w:rPr>
-              <w:t>22-8=14</w:t>
+              <w:t>65+0=65</w:t>
             </w:r>
           </w:p>
         </w:tc>
@@ -369,7 +543,7 @@
                 <w:rFonts w:ascii="TimeNewRoman" w:hAnsi="TimeNewRoman"/>
                 <w:sz w:val="30"/>
               </w:rPr>
-              <w:t>39+35=74</w:t>
+              <w:t>58-7=51</w:t>
             </w:r>
           </w:p>
         </w:tc>
@@ -388,7 +562,7 @@
                 <w:rFonts w:ascii="TimeNewRoman" w:hAnsi="TimeNewRoman"/>
                 <w:sz w:val="30"/>
               </w:rPr>
-              <w:t>44-32=12</w:t>
+              <w:t>94-39=55</w:t>
             </w:r>
           </w:p>
         </w:tc>
@@ -405,7 +579,7 @@
                 <w:rFonts w:ascii="TimeNewRoman" w:hAnsi="TimeNewRoman"/>
                 <w:sz w:val="30"/>
               </w:rPr>
-              <w:t>24-22=2</w:t>
+              <w:t>35+10=45</w:t>
             </w:r>
           </w:p>
         </w:tc>
@@ -422,7 +596,7 @@
                 <w:rFonts w:ascii="TimeNewRoman" w:hAnsi="TimeNewRoman"/>
                 <w:sz w:val="30"/>
               </w:rPr>
-              <w:t>29-24=5</w:t>
+              <w:t>73+7=80</w:t>
             </w:r>
           </w:p>
         </w:tc>
@@ -439,7 +613,7 @@
                 <w:rFonts w:ascii="TimeNewRoman" w:hAnsi="TimeNewRoman"/>
                 <w:sz w:val="30"/>
               </w:rPr>
-              <w:t>53-19=34</w:t>
+              <w:t>92-69=23</w:t>
             </w:r>
           </w:p>
         </w:tc>
@@ -456,7 +630,7 @@
                 <w:rFonts w:ascii="TimeNewRoman" w:hAnsi="TimeNewRoman"/>
                 <w:sz w:val="30"/>
               </w:rPr>
-              <w:t>18+75=93</w:t>
+              <w:t>74-1=73</w:t>
             </w:r>
           </w:p>
         </w:tc>
@@ -475,7 +649,7 @@
                 <w:rFonts w:ascii="TimeNewRoman" w:hAnsi="TimeNewRoman"/>
                 <w:sz w:val="30"/>
               </w:rPr>
-              <w:t>4+39=43</w:t>
+              <w:t>33-24=9</w:t>
             </w:r>
           </w:p>
         </w:tc>
@@ -492,7 +666,7 @@
                 <w:rFonts w:ascii="TimeNewRoman" w:hAnsi="TimeNewRoman"/>
                 <w:sz w:val="30"/>
               </w:rPr>
-              <w:t>43+28=71</w:t>
+              <w:t>5+87=92</w:t>
             </w:r>
           </w:p>
         </w:tc>
@@ -509,7 +683,7 @@
                 <w:rFonts w:ascii="TimeNewRoman" w:hAnsi="TimeNewRoman"/>
                 <w:sz w:val="30"/>
               </w:rPr>
-              <w:t>43+5=48</w:t>
+              <w:t>2+62=64</w:t>
             </w:r>
           </w:p>
         </w:tc>
@@ -526,7 +700,7 @@
                 <w:rFonts w:ascii="TimeNewRoman" w:hAnsi="TimeNewRoman"/>
                 <w:sz w:val="30"/>
               </w:rPr>
-              <w:t>49+32=81</w:t>
+              <w:t>66+0=66</w:t>
             </w:r>
           </w:p>
         </w:tc>
@@ -543,7 +717,7 @@
                 <w:rFonts w:ascii="TimeNewRoman" w:hAnsi="TimeNewRoman"/>
                 <w:sz w:val="30"/>
               </w:rPr>
-              <w:t>8+79=87</w:t>
+              <w:t>42+40=82</w:t>
             </w:r>
           </w:p>
         </w:tc>
@@ -562,7 +736,7 @@
                 <w:rFonts w:ascii="TimeNewRoman" w:hAnsi="TimeNewRoman"/>
                 <w:sz w:val="30"/>
               </w:rPr>
-              <w:t>68+12=80</w:t>
+              <w:t>63+3=66</w:t>
             </w:r>
           </w:p>
         </w:tc>
@@ -579,7 +753,7 @@
                 <w:rFonts w:ascii="TimeNewRoman" w:hAnsi="TimeNewRoman"/>
                 <w:sz w:val="30"/>
               </w:rPr>
-              <w:t>98-69=29</w:t>
+              <w:t>97-16=81</w:t>
             </w:r>
           </w:p>
         </w:tc>
@@ -596,7 +770,7 @@
                 <w:rFonts w:ascii="TimeNewRoman" w:hAnsi="TimeNewRoman"/>
                 <w:sz w:val="30"/>
               </w:rPr>
-              <w:t>46-21=25</w:t>
+              <w:t>14+43=57</w:t>
             </w:r>
           </w:p>
         </w:tc>
@@ -613,7 +787,7 @@
                 <w:rFonts w:ascii="TimeNewRoman" w:hAnsi="TimeNewRoman"/>
                 <w:sz w:val="30"/>
               </w:rPr>
-              <w:t>80+0=80</w:t>
+              <w:t>71-40=31</w:t>
             </w:r>
           </w:p>
         </w:tc>
@@ -630,7 +804,7 @@
                 <w:rFonts w:ascii="TimeNewRoman" w:hAnsi="TimeNewRoman"/>
                 <w:sz w:val="30"/>
               </w:rPr>
-              <w:t>38+41=79</w:t>
+              <w:t>99-33=66</w:t>
             </w:r>
           </w:p>
         </w:tc>
@@ -649,7 +823,7 @@
                 <w:rFonts w:ascii="TimeNewRoman" w:hAnsi="TimeNewRoman"/>
                 <w:sz w:val="30"/>
               </w:rPr>
-              <w:t>26+61=87</w:t>
+              <w:t>71-19=52</w:t>
             </w:r>
           </w:p>
         </w:tc>
@@ -666,7 +840,7 @@
                 <w:rFonts w:ascii="TimeNewRoman" w:hAnsi="TimeNewRoman"/>
                 <w:sz w:val="30"/>
               </w:rPr>
-              <w:t>57-27=30</w:t>
+              <w:t>62-48=14</w:t>
             </w:r>
           </w:p>
         </w:tc>
@@ -683,7 +857,7 @@
                 <w:rFonts w:ascii="TimeNewRoman" w:hAnsi="TimeNewRoman"/>
                 <w:sz w:val="30"/>
               </w:rPr>
-              <w:t>30+62=92</w:t>
+              <w:t>83-17=66</w:t>
             </w:r>
           </w:p>
         </w:tc>
@@ -700,7 +874,7 @@
                 <w:rFonts w:ascii="TimeNewRoman" w:hAnsi="TimeNewRoman"/>
                 <w:sz w:val="30"/>
               </w:rPr>
-              <w:t>32+9=41</w:t>
+              <w:t>22+46=68</w:t>
             </w:r>
           </w:p>
         </w:tc>
@@ -717,7 +891,7 @@
                 <w:rFonts w:ascii="TimeNewRoman" w:hAnsi="TimeNewRoman"/>
                 <w:sz w:val="30"/>
               </w:rPr>
-              <w:t>28-10=18</w:t>
+              <w:t>40-11=29</w:t>
             </w:r>
           </w:p>
         </w:tc>
@@ -736,7 +910,7 @@
                 <w:rFonts w:ascii="TimeNewRoman" w:hAnsi="TimeNewRoman"/>
                 <w:sz w:val="30"/>
               </w:rPr>
-              <w:t>55-15=40</w:t>
+              <w:t>20+21=41</w:t>
             </w:r>
           </w:p>
         </w:tc>
@@ -753,7 +927,7 @@
                 <w:rFonts w:ascii="TimeNewRoman" w:hAnsi="TimeNewRoman"/>
                 <w:sz w:val="30"/>
               </w:rPr>
-              <w:t>6+41=47</w:t>
+              <w:t>81-40=41</w:t>
             </w:r>
           </w:p>
         </w:tc>
@@ -770,7 +944,7 @@
                 <w:rFonts w:ascii="TimeNewRoman" w:hAnsi="TimeNewRoman"/>
                 <w:sz w:val="30"/>
               </w:rPr>
-              <w:t>97-30=67</w:t>
+              <w:t>18-14=4</w:t>
             </w:r>
           </w:p>
         </w:tc>
@@ -787,7 +961,7 @@
                 <w:rFonts w:ascii="TimeNewRoman" w:hAnsi="TimeNewRoman"/>
                 <w:sz w:val="30"/>
               </w:rPr>
-              <w:t>14+40=54</w:t>
+              <w:t>21-10=11</w:t>
             </w:r>
           </w:p>
         </w:tc>
@@ -804,7 +978,7 @@
                 <w:rFonts w:ascii="TimeNewRoman" w:hAnsi="TimeNewRoman"/>
                 <w:sz w:val="30"/>
               </w:rPr>
-              <w:t>80-42=38</w:t>
+              <w:t>17+24=41</w:t>
             </w:r>
           </w:p>
         </w:tc>
@@ -823,7 +997,7 @@
                 <w:rFonts w:ascii="TimeNewRoman" w:hAnsi="TimeNewRoman"/>
                 <w:sz w:val="30"/>
               </w:rPr>
-              <w:t>34+40=74</w:t>
+              <w:t>87-39=48</w:t>
             </w:r>
           </w:p>
         </w:tc>
@@ -840,7 +1014,7 @@
                 <w:rFonts w:ascii="TimeNewRoman" w:hAnsi="TimeNewRoman"/>
                 <w:sz w:val="30"/>
               </w:rPr>
-              <w:t>57-37=20</w:t>
+              <w:t>65-37=28</w:t>
             </w:r>
           </w:p>
         </w:tc>
@@ -857,7 +1031,7 @@
                 <w:rFonts w:ascii="TimeNewRoman" w:hAnsi="TimeNewRoman"/>
                 <w:sz w:val="30"/>
               </w:rPr>
-              <w:t>65-33=32</w:t>
+              <w:t>34-3=31</w:t>
             </w:r>
           </w:p>
         </w:tc>
@@ -874,7 +1048,7 @@
                 <w:rFonts w:ascii="TimeNewRoman" w:hAnsi="TimeNewRoman"/>
                 <w:sz w:val="30"/>
               </w:rPr>
-              <w:t>51-33=18</w:t>
+              <w:t>77-73=4</w:t>
             </w:r>
           </w:p>
         </w:tc>
@@ -891,7 +1065,7 @@
                 <w:rFonts w:ascii="TimeNewRoman" w:hAnsi="TimeNewRoman"/>
                 <w:sz w:val="30"/>
               </w:rPr>
-              <w:t>60+10=70</w:t>
+              <w:t>28-7=21</w:t>
             </w:r>
           </w:p>
         </w:tc>
@@ -910,7 +1084,7 @@
                 <w:rFonts w:ascii="TimeNewRoman" w:hAnsi="TimeNewRoman"/>
                 <w:sz w:val="30"/>
               </w:rPr>
-              <w:t>75+22=97</w:t>
+              <w:t>90-63=27</w:t>
             </w:r>
           </w:p>
         </w:tc>
@@ -927,7 +1101,7 @@
                 <w:rFonts w:ascii="TimeNewRoman" w:hAnsi="TimeNewRoman"/>
                 <w:sz w:val="30"/>
               </w:rPr>
-              <w:t>95-48=47</w:t>
+              <w:t>23+27=50</w:t>
             </w:r>
           </w:p>
         </w:tc>
@@ -944,7 +1118,7 @@
                 <w:rFonts w:ascii="TimeNewRoman" w:hAnsi="TimeNewRoman"/>
                 <w:sz w:val="30"/>
               </w:rPr>
-              <w:t>34-9=25</w:t>
+              <w:t>52-11=41</w:t>
             </w:r>
           </w:p>
         </w:tc>
@@ -961,7 +1135,7 @@
                 <w:rFonts w:ascii="TimeNewRoman" w:hAnsi="TimeNewRoman"/>
                 <w:sz w:val="30"/>
               </w:rPr>
-              <w:t>74+17=91</w:t>
+              <w:t>54+18=72</w:t>
             </w:r>
           </w:p>
         </w:tc>
@@ -978,7 +1152,7 @@
                 <w:rFonts w:ascii="TimeNewRoman" w:hAnsi="TimeNewRoman"/>
                 <w:sz w:val="30"/>
               </w:rPr>
-              <w:t>82-49=33</w:t>
+              <w:t>64+28=92</w:t>
             </w:r>
           </w:p>
         </w:tc>
@@ -997,7 +1171,7 @@
                 <w:rFonts w:ascii="TimeNewRoman" w:hAnsi="TimeNewRoman"/>
                 <w:sz w:val="30"/>
               </w:rPr>
-              <w:t>22+57=79</w:t>
+              <w:t>14+83=97</w:t>
             </w:r>
           </w:p>
         </w:tc>
@@ -1014,7 +1188,7 @@
                 <w:rFonts w:ascii="TimeNewRoman" w:hAnsi="TimeNewRoman"/>
                 <w:sz w:val="30"/>
               </w:rPr>
-              <w:t>29+28=57</w:t>
+              <w:t>87-54=33</w:t>
             </w:r>
           </w:p>
         </w:tc>
@@ -1031,7 +1205,7 @@
                 <w:rFonts w:ascii="TimeNewRoman" w:hAnsi="TimeNewRoman"/>
                 <w:sz w:val="30"/>
               </w:rPr>
-              <w:t>55-37=18</w:t>
+              <w:t>36+44=80</w:t>
             </w:r>
           </w:p>
         </w:tc>
@@ -1048,7 +1222,7 @@
                 <w:rFonts w:ascii="TimeNewRoman" w:hAnsi="TimeNewRoman"/>
                 <w:sz w:val="30"/>
               </w:rPr>
-              <w:t>35+62=97</w:t>
+              <w:t>42-28=14</w:t>
             </w:r>
           </w:p>
         </w:tc>
@@ -1065,7 +1239,7 @@
                 <w:rFonts w:ascii="TimeNewRoman" w:hAnsi="TimeNewRoman"/>
                 <w:sz w:val="30"/>
               </w:rPr>
-              <w:t>39-25=14</w:t>
+              <w:t>63+16=79</w:t>
             </w:r>
           </w:p>
         </w:tc>
@@ -1084,7 +1258,7 @@
                 <w:rFonts w:ascii="TimeNewRoman" w:hAnsi="TimeNewRoman"/>
                 <w:sz w:val="30"/>
               </w:rPr>
-              <w:t>64+5=69</w:t>
+              <w:t>82-21=61</w:t>
             </w:r>
           </w:p>
         </w:tc>
@@ -1101,7 +1275,7 @@
                 <w:rFonts w:ascii="TimeNewRoman" w:hAnsi="TimeNewRoman"/>
                 <w:sz w:val="30"/>
               </w:rPr>
-              <w:t>93+1=94</w:t>
+              <w:t>75-24=51</w:t>
             </w:r>
           </w:p>
         </w:tc>
@@ -1118,7 +1292,7 @@
                 <w:rFonts w:ascii="TimeNewRoman" w:hAnsi="TimeNewRoman"/>
                 <w:sz w:val="30"/>
               </w:rPr>
-              <w:t>30+0=30</w:t>
+              <w:t>9+9=18</w:t>
             </w:r>
           </w:p>
         </w:tc>
@@ -1135,7 +1309,7 @@
                 <w:rFonts w:ascii="TimeNewRoman" w:hAnsi="TimeNewRoman"/>
                 <w:sz w:val="30"/>
               </w:rPr>
-              <w:t>36-23=13</w:t>
+              <w:t>23+24=47</w:t>
             </w:r>
           </w:p>
         </w:tc>
@@ -1152,7 +1326,7 @@
                 <w:rFonts w:ascii="TimeNewRoman" w:hAnsi="TimeNewRoman"/>
                 <w:sz w:val="30"/>
               </w:rPr>
-              <w:t>9+15=24</w:t>
+              <w:t>82-7=75</w:t>
             </w:r>
           </w:p>
         </w:tc>
@@ -1171,7 +1345,7 @@
                 <w:rFonts w:ascii="TimeNewRoman" w:hAnsi="TimeNewRoman"/>
                 <w:sz w:val="30"/>
               </w:rPr>
-              <w:t>12+11=23</w:t>
+              <w:t>42-30=12</w:t>
             </w:r>
           </w:p>
         </w:tc>
@@ -1188,7 +1362,7 @@
                 <w:rFonts w:ascii="TimeNewRoman" w:hAnsi="TimeNewRoman"/>
                 <w:sz w:val="30"/>
               </w:rPr>
-              <w:t>63+4=67</w:t>
+              <w:t>68-59=9</w:t>
             </w:r>
           </w:p>
         </w:tc>
@@ -1205,7 +1379,7 @@
                 <w:rFonts w:ascii="TimeNewRoman" w:hAnsi="TimeNewRoman"/>
                 <w:sz w:val="30"/>
               </w:rPr>
-              <w:t>90-7=83</w:t>
+              <w:t>94-87=7</w:t>
             </w:r>
           </w:p>
         </w:tc>
@@ -1222,7 +1396,7 @@
                 <w:rFonts w:ascii="TimeNewRoman" w:hAnsi="TimeNewRoman"/>
                 <w:sz w:val="30"/>
               </w:rPr>
-              <w:t>22-11=11</w:t>
+              <w:t>19+62=81</w:t>
             </w:r>
           </w:p>
         </w:tc>
@@ -1239,7 +1413,7 @@
                 <w:rFonts w:ascii="TimeNewRoman" w:hAnsi="TimeNewRoman"/>
                 <w:sz w:val="30"/>
               </w:rPr>
-              <w:t>11+34=45</w:t>
+              <w:t>59+24=83</w:t>
             </w:r>
           </w:p>
         </w:tc>
@@ -1258,7 +1432,7 @@
                 <w:rFonts w:ascii="TimeNewRoman" w:hAnsi="TimeNewRoman"/>
                 <w:sz w:val="30"/>
               </w:rPr>
-              <w:t>44+14=58</w:t>
+              <w:t>60-45=15</w:t>
             </w:r>
           </w:p>
         </w:tc>
@@ -1275,7 +1449,7 @@
                 <w:rFonts w:ascii="TimeNewRoman" w:hAnsi="TimeNewRoman"/>
                 <w:sz w:val="30"/>
               </w:rPr>
-              <w:t>63-12=51</w:t>
+              <w:t>13-3=10</w:t>
             </w:r>
           </w:p>
         </w:tc>
@@ -1292,7 +1466,7 @@
                 <w:rFonts w:ascii="TimeNewRoman" w:hAnsi="TimeNewRoman"/>
                 <w:sz w:val="30"/>
               </w:rPr>
-              <w:t>62+22=84</w:t>
+              <w:t>80-28=52</w:t>
             </w:r>
           </w:p>
         </w:tc>
@@ -1309,7 +1483,7 @@
                 <w:rFonts w:ascii="TimeNewRoman" w:hAnsi="TimeNewRoman"/>
                 <w:sz w:val="30"/>
               </w:rPr>
-              <w:t>19-16=3</w:t>
+              <w:t>95-94=1</w:t>
             </w:r>
           </w:p>
         </w:tc>
@@ -1326,7 +1500,7 @@
                 <w:rFonts w:ascii="TimeNewRoman" w:hAnsi="TimeNewRoman"/>
                 <w:sz w:val="30"/>
               </w:rPr>
-              <w:t>35-25=10</w:t>
+              <w:t>84-78=6</w:t>
             </w:r>
           </w:p>
         </w:tc>
@@ -1345,7 +1519,7 @@
                 <w:rFonts w:ascii="TimeNewRoman" w:hAnsi="TimeNewRoman"/>
                 <w:sz w:val="30"/>
               </w:rPr>
-              <w:t>5+33=38</w:t>
+              <w:t>5+70=75</w:t>
             </w:r>
           </w:p>
         </w:tc>
@@ -1362,7 +1536,7 @@
                 <w:rFonts w:ascii="TimeNewRoman" w:hAnsi="TimeNewRoman"/>
                 <w:sz w:val="30"/>
               </w:rPr>
-              <w:t>13+6=19</w:t>
+              <w:t>52-41=11</w:t>
             </w:r>
           </w:p>
         </w:tc>
@@ -1379,7 +1553,7 @@
                 <w:rFonts w:ascii="TimeNewRoman" w:hAnsi="TimeNewRoman"/>
                 <w:sz w:val="30"/>
               </w:rPr>
-              <w:t>95-69=26</w:t>
+              <w:t>31+36=67</w:t>
             </w:r>
           </w:p>
         </w:tc>
@@ -1396,7 +1570,7 @@
                 <w:rFonts w:ascii="TimeNewRoman" w:hAnsi="TimeNewRoman"/>
                 <w:sz w:val="30"/>
               </w:rPr>
-              <w:t>53-49=4</w:t>
+              <w:t>22-20=2</w:t>
             </w:r>
           </w:p>
         </w:tc>
@@ -1413,7 +1587,7 @@
                 <w:rFonts w:ascii="TimeNewRoman" w:hAnsi="TimeNewRoman"/>
                 <w:sz w:val="30"/>
               </w:rPr>
-              <w:t>26+32=58</w:t>
+              <w:t>32+7=39</w:t>
             </w:r>
           </w:p>
         </w:tc>
@@ -1432,7 +1606,7 @@
                 <w:rFonts w:ascii="TimeNewRoman" w:hAnsi="TimeNewRoman"/>
                 <w:sz w:val="30"/>
               </w:rPr>
-              <w:t>61-34=27</w:t>
+              <w:t>3+46=49</w:t>
             </w:r>
           </w:p>
         </w:tc>
@@ -1449,7 +1623,7 @@
                 <w:rFonts w:ascii="TimeNewRoman" w:hAnsi="TimeNewRoman"/>
                 <w:sz w:val="30"/>
               </w:rPr>
-              <w:t>80-40=40</w:t>
+              <w:t>28+36=64</w:t>
             </w:r>
           </w:p>
         </w:tc>
@@ -1466,7 +1640,7 @@
                 <w:rFonts w:ascii="TimeNewRoman" w:hAnsi="TimeNewRoman"/>
                 <w:sz w:val="30"/>
               </w:rPr>
-              <w:t>18+59=77</w:t>
+              <w:t>56-41=15</w:t>
             </w:r>
           </w:p>
         </w:tc>
@@ -1483,7 +1657,7 @@
                 <w:rFonts w:ascii="TimeNewRoman" w:hAnsi="TimeNewRoman"/>
                 <w:sz w:val="30"/>
               </w:rPr>
-              <w:t>62-42=20</w:t>
+              <w:t>80-76=4</w:t>
             </w:r>
           </w:p>
         </w:tc>
@@ -1500,7 +1674,7 @@
                 <w:rFonts w:ascii="TimeNewRoman" w:hAnsi="TimeNewRoman"/>
                 <w:sz w:val="30"/>
               </w:rPr>
-              <w:t>93-6=87</w:t>
+              <w:t>22-7=15</w:t>
             </w:r>
           </w:p>
         </w:tc>
@@ -1519,7 +1693,7 @@
                 <w:rFonts w:ascii="TimeNewRoman" w:hAnsi="TimeNewRoman"/>
                 <w:sz w:val="30"/>
               </w:rPr>
-              <w:t>23+51=74</w:t>
+              <w:t>77-46=31</w:t>
             </w:r>
           </w:p>
         </w:tc>
@@ -1536,7 +1710,7 @@
                 <w:rFonts w:ascii="TimeNewRoman" w:hAnsi="TimeNewRoman"/>
                 <w:sz w:val="30"/>
               </w:rPr>
-              <w:t>67-31=36</w:t>
+              <w:t>76-0=76</w:t>
             </w:r>
           </w:p>
         </w:tc>
@@ -1553,7 +1727,7 @@
                 <w:rFonts w:ascii="TimeNewRoman" w:hAnsi="TimeNewRoman"/>
                 <w:sz w:val="30"/>
               </w:rPr>
-              <w:t>17+25=42</w:t>
+              <w:t>34+31=65</w:t>
             </w:r>
           </w:p>
         </w:tc>
@@ -1570,7 +1744,7 @@
                 <w:rFonts w:ascii="TimeNewRoman" w:hAnsi="TimeNewRoman"/>
                 <w:sz w:val="30"/>
               </w:rPr>
-              <w:t>10+86=96</w:t>
+              <w:t>79+17=96</w:t>
             </w:r>
           </w:p>
         </w:tc>
@@ -1587,181 +1761,7 @@
                 <w:rFonts w:ascii="TimeNewRoman" w:hAnsi="TimeNewRoman"/>
                 <w:sz w:val="30"/>
               </w:rPr>
-              <w:t>30+0=30</w:t>
-            </w:r>
-          </w:p>
-        </w:tc>
-      </w:tr>
-      <w:tr>
-        <w:tc>
-          <w:tcPr>
-            <w:tcW w:type="dxa" w:w="1987"/>
-          </w:tcPr>
-          <w:p>
-            <w:pPr>
-              <w:jc w:val="left"/>
-            </w:pPr>
-            <w:r>
-              <w:rPr>
-                <w:rFonts w:ascii="TimeNewRoman" w:hAnsi="TimeNewRoman"/>
-                <w:sz w:val="30"/>
-              </w:rPr>
-              <w:t>3-3=0</w:t>
-            </w:r>
-          </w:p>
-        </w:tc>
-        <w:tc>
-          <w:tcPr>
-            <w:tcW w:type="dxa" w:w="1987"/>
-          </w:tcPr>
-          <w:p>
-            <w:pPr>
-              <w:jc w:val="left"/>
-            </w:pPr>
-            <w:r>
-              <w:rPr>
-                <w:rFonts w:ascii="TimeNewRoman" w:hAnsi="TimeNewRoman"/>
-                <w:sz w:val="30"/>
-              </w:rPr>
-              <w:t>65+16=81</w:t>
-            </w:r>
-          </w:p>
-        </w:tc>
-        <w:tc>
-          <w:tcPr>
-            <w:tcW w:type="dxa" w:w="1987"/>
-          </w:tcPr>
-          <w:p>
-            <w:pPr>
-              <w:jc w:val="left"/>
-            </w:pPr>
-            <w:r>
-              <w:rPr>
-                <w:rFonts w:ascii="TimeNewRoman" w:hAnsi="TimeNewRoman"/>
-                <w:sz w:val="30"/>
-              </w:rPr>
-              <w:t>47+5=52</w:t>
-            </w:r>
-          </w:p>
-        </w:tc>
-        <w:tc>
-          <w:tcPr>
-            <w:tcW w:type="dxa" w:w="1987"/>
-          </w:tcPr>
-          <w:p>
-            <w:pPr>
-              <w:jc w:val="left"/>
-            </w:pPr>
-            <w:r>
-              <w:rPr>
-                <w:rFonts w:ascii="TimeNewRoman" w:hAnsi="TimeNewRoman"/>
-                <w:sz w:val="30"/>
-              </w:rPr>
-              <w:t>34+65=99</w:t>
-            </w:r>
-          </w:p>
-        </w:tc>
-        <w:tc>
-          <w:tcPr>
-            <w:tcW w:type="dxa" w:w="1987"/>
-          </w:tcPr>
-          <w:p>
-            <w:pPr>
-              <w:jc w:val="left"/>
-            </w:pPr>
-            <w:r>
-              <w:rPr>
-                <w:rFonts w:ascii="TimeNewRoman" w:hAnsi="TimeNewRoman"/>
-                <w:sz w:val="30"/>
-              </w:rPr>
-              <w:t>53-23=30</w:t>
-            </w:r>
-          </w:p>
-        </w:tc>
-      </w:tr>
-      <w:tr>
-        <w:tc>
-          <w:tcPr>
-            <w:tcW w:type="dxa" w:w="1987"/>
-          </w:tcPr>
-          <w:p>
-            <w:pPr>
-              <w:jc w:val="left"/>
-            </w:pPr>
-            <w:r>
-              <w:rPr>
-                <w:rFonts w:ascii="TimeNewRoman" w:hAnsi="TimeNewRoman"/>
-                <w:sz w:val="30"/>
-              </w:rPr>
-              <w:t>69-65=4</w:t>
-            </w:r>
-          </w:p>
-        </w:tc>
-        <w:tc>
-          <w:tcPr>
-            <w:tcW w:type="dxa" w:w="1987"/>
-          </w:tcPr>
-          <w:p>
-            <w:pPr>
-              <w:jc w:val="left"/>
-            </w:pPr>
-            <w:r>
-              <w:rPr>
-                <w:rFonts w:ascii="TimeNewRoman" w:hAnsi="TimeNewRoman"/>
-                <w:sz w:val="30"/>
-              </w:rPr>
-              <w:t>15-3=12</w:t>
-            </w:r>
-          </w:p>
-        </w:tc>
-        <w:tc>
-          <w:tcPr>
-            <w:tcW w:type="dxa" w:w="1987"/>
-          </w:tcPr>
-          <w:p>
-            <w:pPr>
-              <w:jc w:val="left"/>
-            </w:pPr>
-            <w:r>
-              <w:rPr>
-                <w:rFonts w:ascii="TimeNewRoman" w:hAnsi="TimeNewRoman"/>
-                <w:sz w:val="30"/>
-              </w:rPr>
-              <w:t>52+27=79</w:t>
-            </w:r>
-          </w:p>
-        </w:tc>
-        <w:tc>
-          <w:tcPr>
-            <w:tcW w:type="dxa" w:w="1987"/>
-          </w:tcPr>
-          <w:p>
-            <w:pPr>
-              <w:jc w:val="left"/>
-            </w:pPr>
-            <w:r>
-              <w:rPr>
-                <w:rFonts w:ascii="TimeNewRoman" w:hAnsi="TimeNewRoman"/>
-                <w:sz w:val="30"/>
-              </w:rPr>
-              <w:t>40-21=19</w:t>
-            </w:r>
-          </w:p>
-        </w:tc>
-        <w:tc>
-          <w:tcPr>
-            <w:tcW w:type="dxa" w:w="1987"/>
-          </w:tcPr>
-          <w:p>
-            <w:pPr>
-              <w:jc w:val="left"/>
-            </w:pPr>
-            <w:r>
-              <w:rPr>
-                <w:rFonts w:ascii="TimeNewRoman" w:hAnsi="TimeNewRoman"/>
-                <w:sz w:val="30"/>
-              </w:rPr>
-              <w:t>36-16=20</w:t>
+              <w:t>26+52=78</w:t>
             </w:r>
           </w:p>
         </w:tc>

--- a/answers-of-addition_and_subtraction_within_100.docx
+++ b/answers-of-addition_and_subtraction_within_100.docx
@@ -40,7 +40,7 @@
                 <w:rFonts w:ascii="TimeNewRoman" w:hAnsi="TimeNewRoman"/>
                 <w:sz w:val="30"/>
               </w:rPr>
-              <w:t>63+18=81</w:t>
+              <w:t>3+5=8</w:t>
             </w:r>
           </w:p>
         </w:tc>
@@ -57,7 +57,7 @@
                 <w:rFonts w:ascii="TimeNewRoman" w:hAnsi="TimeNewRoman"/>
                 <w:sz w:val="30"/>
               </w:rPr>
-              <w:t>32-22=10</w:t>
+              <w:t>1+17=18</w:t>
             </w:r>
           </w:p>
         </w:tc>
@@ -74,7 +74,7 @@
                 <w:rFonts w:ascii="TimeNewRoman" w:hAnsi="TimeNewRoman"/>
                 <w:sz w:val="30"/>
               </w:rPr>
-              <w:t>59-19=40</w:t>
+              <w:t>92-47=45</w:t>
             </w:r>
           </w:p>
         </w:tc>
@@ -91,7 +91,7 @@
                 <w:rFonts w:ascii="TimeNewRoman" w:hAnsi="TimeNewRoman"/>
                 <w:sz w:val="30"/>
               </w:rPr>
-              <w:t>11+10=21</w:t>
+              <w:t>2+75=77</w:t>
             </w:r>
           </w:p>
         </w:tc>
@@ -108,7 +108,7 @@
                 <w:rFonts w:ascii="TimeNewRoman" w:hAnsi="TimeNewRoman"/>
                 <w:sz w:val="30"/>
               </w:rPr>
-              <w:t>36-20=16</w:t>
+              <w:t>13+30=43</w:t>
             </w:r>
           </w:p>
         </w:tc>
@@ -127,7 +127,7 @@
                 <w:rFonts w:ascii="TimeNewRoman" w:hAnsi="TimeNewRoman"/>
                 <w:sz w:val="30"/>
               </w:rPr>
-              <w:t>96-6=90</w:t>
+              <w:t>8+11=19</w:t>
             </w:r>
           </w:p>
         </w:tc>
@@ -144,7 +144,7 @@
                 <w:rFonts w:ascii="TimeNewRoman" w:hAnsi="TimeNewRoman"/>
                 <w:sz w:val="30"/>
               </w:rPr>
-              <w:t>4+45=49</w:t>
+              <w:t>20+45=65</w:t>
             </w:r>
           </w:p>
         </w:tc>
@@ -161,7 +161,7 @@
                 <w:rFonts w:ascii="TimeNewRoman" w:hAnsi="TimeNewRoman"/>
                 <w:sz w:val="30"/>
               </w:rPr>
-              <w:t>86-46=40</w:t>
+              <w:t>49+15=64</w:t>
             </w:r>
           </w:p>
         </w:tc>
@@ -178,7 +178,7 @@
                 <w:rFonts w:ascii="TimeNewRoman" w:hAnsi="TimeNewRoman"/>
                 <w:sz w:val="30"/>
               </w:rPr>
-              <w:t>53+45=98</w:t>
+              <w:t>54+2=56</w:t>
             </w:r>
           </w:p>
         </w:tc>
@@ -195,7 +195,7 @@
                 <w:rFonts w:ascii="TimeNewRoman" w:hAnsi="TimeNewRoman"/>
                 <w:sz w:val="30"/>
               </w:rPr>
-              <w:t>61+5=66</w:t>
+              <w:t>65-5=60</w:t>
             </w:r>
           </w:p>
         </w:tc>
@@ -214,7 +214,7 @@
                 <w:rFonts w:ascii="TimeNewRoman" w:hAnsi="TimeNewRoman"/>
                 <w:sz w:val="30"/>
               </w:rPr>
-              <w:t>46-26=20</w:t>
+              <w:t>83-53=30</w:t>
             </w:r>
           </w:p>
         </w:tc>
@@ -231,7 +231,7 @@
                 <w:rFonts w:ascii="TimeNewRoman" w:hAnsi="TimeNewRoman"/>
                 <w:sz w:val="30"/>
               </w:rPr>
-              <w:t>77-67=10</w:t>
+              <w:t>27+15=42</w:t>
             </w:r>
           </w:p>
         </w:tc>
@@ -248,7 +248,7 @@
                 <w:rFonts w:ascii="TimeNewRoman" w:hAnsi="TimeNewRoman"/>
                 <w:sz w:val="30"/>
               </w:rPr>
-              <w:t>16+72=88</w:t>
+              <w:t>66+25=91</w:t>
             </w:r>
           </w:p>
         </w:tc>
@@ -265,7 +265,7 @@
                 <w:rFonts w:ascii="TimeNewRoman" w:hAnsi="TimeNewRoman"/>
                 <w:sz w:val="30"/>
               </w:rPr>
-              <w:t>54+9=63</w:t>
+              <w:t>8+80=88</w:t>
             </w:r>
           </w:p>
         </w:tc>
@@ -282,7 +282,7 @@
                 <w:rFonts w:ascii="TimeNewRoman" w:hAnsi="TimeNewRoman"/>
                 <w:sz w:val="30"/>
               </w:rPr>
-              <w:t>75-10=65</w:t>
+              <w:t>43-37=6</w:t>
             </w:r>
           </w:p>
         </w:tc>
@@ -301,7 +301,7 @@
                 <w:rFonts w:ascii="TimeNewRoman" w:hAnsi="TimeNewRoman"/>
                 <w:sz w:val="30"/>
               </w:rPr>
-              <w:t>15-13=2</w:t>
+              <w:t>61-14=47</w:t>
             </w:r>
           </w:p>
         </w:tc>
@@ -318,7 +318,7 @@
                 <w:rFonts w:ascii="TimeNewRoman" w:hAnsi="TimeNewRoman"/>
                 <w:sz w:val="30"/>
               </w:rPr>
-              <w:t>78-61=17</w:t>
+              <w:t>95-9=86</w:t>
             </w:r>
           </w:p>
         </w:tc>
@@ -335,7 +335,7 @@
                 <w:rFonts w:ascii="TimeNewRoman" w:hAnsi="TimeNewRoman"/>
                 <w:sz w:val="30"/>
               </w:rPr>
-              <w:t>53+17=70</w:t>
+              <w:t>86-16=70</w:t>
             </w:r>
           </w:p>
         </w:tc>
@@ -352,7 +352,7 @@
                 <w:rFonts w:ascii="TimeNewRoman" w:hAnsi="TimeNewRoman"/>
                 <w:sz w:val="30"/>
               </w:rPr>
-              <w:t>22+47=69</w:t>
+              <w:t>22+7=29</w:t>
             </w:r>
           </w:p>
         </w:tc>
@@ -369,7 +369,7 @@
                 <w:rFonts w:ascii="TimeNewRoman" w:hAnsi="TimeNewRoman"/>
                 <w:sz w:val="30"/>
               </w:rPr>
-              <w:t>36+35=71</w:t>
+              <w:t>26+73=99</w:t>
             </w:r>
           </w:p>
         </w:tc>
@@ -388,7 +388,7 @@
                 <w:rFonts w:ascii="TimeNewRoman" w:hAnsi="TimeNewRoman"/>
                 <w:sz w:val="30"/>
               </w:rPr>
-              <w:t>48-42=6</w:t>
+              <w:t>44+32=76</w:t>
             </w:r>
           </w:p>
         </w:tc>
@@ -405,7 +405,7 @@
                 <w:rFonts w:ascii="TimeNewRoman" w:hAnsi="TimeNewRoman"/>
                 <w:sz w:val="30"/>
               </w:rPr>
-              <w:t>79-40=39</w:t>
+              <w:t>83+10=93</w:t>
             </w:r>
           </w:p>
         </w:tc>
@@ -422,7 +422,7 @@
                 <w:rFonts w:ascii="TimeNewRoman" w:hAnsi="TimeNewRoman"/>
                 <w:sz w:val="30"/>
               </w:rPr>
-              <w:t>60-15=45</w:t>
+              <w:t>80+15=95</w:t>
             </w:r>
           </w:p>
         </w:tc>
@@ -439,7 +439,7 @@
                 <w:rFonts w:ascii="TimeNewRoman" w:hAnsi="TimeNewRoman"/>
                 <w:sz w:val="30"/>
               </w:rPr>
-              <w:t>66-21=45</w:t>
+              <w:t>4+72=76</w:t>
             </w:r>
           </w:p>
         </w:tc>
@@ -456,7 +456,7 @@
                 <w:rFonts w:ascii="TimeNewRoman" w:hAnsi="TimeNewRoman"/>
                 <w:sz w:val="30"/>
               </w:rPr>
-              <w:t>71-2=69</w:t>
+              <w:t>98-84=14</w:t>
             </w:r>
           </w:p>
         </w:tc>
@@ -475,7 +475,7 @@
                 <w:rFonts w:ascii="TimeNewRoman" w:hAnsi="TimeNewRoman"/>
                 <w:sz w:val="30"/>
               </w:rPr>
-              <w:t>23+52=75</w:t>
+              <w:t>36+23=59</w:t>
             </w:r>
           </w:p>
         </w:tc>
@@ -492,7 +492,7 @@
                 <w:rFonts w:ascii="TimeNewRoman" w:hAnsi="TimeNewRoman"/>
                 <w:sz w:val="30"/>
               </w:rPr>
-              <w:t>3+70=73</w:t>
+              <w:t>40+33=73</w:t>
             </w:r>
           </w:p>
         </w:tc>
@@ -509,7 +509,7 @@
                 <w:rFonts w:ascii="TimeNewRoman" w:hAnsi="TimeNewRoman"/>
                 <w:sz w:val="30"/>
               </w:rPr>
-              <w:t>66+26=92</w:t>
+              <w:t>57+14=71</w:t>
             </w:r>
           </w:p>
         </w:tc>
@@ -526,7 +526,7 @@
                 <w:rFonts w:ascii="TimeNewRoman" w:hAnsi="TimeNewRoman"/>
                 <w:sz w:val="30"/>
               </w:rPr>
-              <w:t>65+0=65</w:t>
+              <w:t>51-1=50</w:t>
             </w:r>
           </w:p>
         </w:tc>
@@ -543,7 +543,7 @@
                 <w:rFonts w:ascii="TimeNewRoman" w:hAnsi="TimeNewRoman"/>
                 <w:sz w:val="30"/>
               </w:rPr>
-              <w:t>58-7=51</w:t>
+              <w:t>35+11=46</w:t>
             </w:r>
           </w:p>
         </w:tc>
@@ -562,7 +562,7 @@
                 <w:rFonts w:ascii="TimeNewRoman" w:hAnsi="TimeNewRoman"/>
                 <w:sz w:val="30"/>
               </w:rPr>
-              <w:t>94-39=55</w:t>
+              <w:t>2+78=80</w:t>
             </w:r>
           </w:p>
         </w:tc>
@@ -579,7 +579,7 @@
                 <w:rFonts w:ascii="TimeNewRoman" w:hAnsi="TimeNewRoman"/>
                 <w:sz w:val="30"/>
               </w:rPr>
-              <w:t>35+10=45</w:t>
+              <w:t>98-50=48</w:t>
             </w:r>
           </w:p>
         </w:tc>
@@ -596,7 +596,7 @@
                 <w:rFonts w:ascii="TimeNewRoman" w:hAnsi="TimeNewRoman"/>
                 <w:sz w:val="30"/>
               </w:rPr>
-              <w:t>73+7=80</w:t>
+              <w:t>22-0=22</w:t>
             </w:r>
           </w:p>
         </w:tc>
@@ -613,7 +613,7 @@
                 <w:rFonts w:ascii="TimeNewRoman" w:hAnsi="TimeNewRoman"/>
                 <w:sz w:val="30"/>
               </w:rPr>
-              <w:t>92-69=23</w:t>
+              <w:t>54+20=74</w:t>
             </w:r>
           </w:p>
         </w:tc>
@@ -630,7 +630,7 @@
                 <w:rFonts w:ascii="TimeNewRoman" w:hAnsi="TimeNewRoman"/>
                 <w:sz w:val="30"/>
               </w:rPr>
-              <w:t>74-1=73</w:t>
+              <w:t>22+12=34</w:t>
             </w:r>
           </w:p>
         </w:tc>
@@ -649,7 +649,7 @@
                 <w:rFonts w:ascii="TimeNewRoman" w:hAnsi="TimeNewRoman"/>
                 <w:sz w:val="30"/>
               </w:rPr>
-              <w:t>33-24=9</w:t>
+              <w:t>41+19=60</w:t>
             </w:r>
           </w:p>
         </w:tc>
@@ -666,7 +666,7 @@
                 <w:rFonts w:ascii="TimeNewRoman" w:hAnsi="TimeNewRoman"/>
                 <w:sz w:val="30"/>
               </w:rPr>
-              <w:t>5+87=92</w:t>
+              <w:t>90-37=53</w:t>
             </w:r>
           </w:p>
         </w:tc>
@@ -683,7 +683,7 @@
                 <w:rFonts w:ascii="TimeNewRoman" w:hAnsi="TimeNewRoman"/>
                 <w:sz w:val="30"/>
               </w:rPr>
-              <w:t>2+62=64</w:t>
+              <w:t>49+2=51</w:t>
             </w:r>
           </w:p>
         </w:tc>
@@ -700,7 +700,7 @@
                 <w:rFonts w:ascii="TimeNewRoman" w:hAnsi="TimeNewRoman"/>
                 <w:sz w:val="30"/>
               </w:rPr>
-              <w:t>66+0=66</w:t>
+              <w:t>67-55=12</w:t>
             </w:r>
           </w:p>
         </w:tc>
@@ -717,7 +717,7 @@
                 <w:rFonts w:ascii="TimeNewRoman" w:hAnsi="TimeNewRoman"/>
                 <w:sz w:val="30"/>
               </w:rPr>
-              <w:t>42+40=82</w:t>
+              <w:t>96-45=51</w:t>
             </w:r>
           </w:p>
         </w:tc>
@@ -736,7 +736,7 @@
                 <w:rFonts w:ascii="TimeNewRoman" w:hAnsi="TimeNewRoman"/>
                 <w:sz w:val="30"/>
               </w:rPr>
-              <w:t>63+3=66</w:t>
+              <w:t>24+36=60</w:t>
             </w:r>
           </w:p>
         </w:tc>
@@ -753,7 +753,7 @@
                 <w:rFonts w:ascii="TimeNewRoman" w:hAnsi="TimeNewRoman"/>
                 <w:sz w:val="30"/>
               </w:rPr>
-              <w:t>97-16=81</w:t>
+              <w:t>71-59=12</w:t>
             </w:r>
           </w:p>
         </w:tc>
@@ -770,7 +770,7 @@
                 <w:rFonts w:ascii="TimeNewRoman" w:hAnsi="TimeNewRoman"/>
                 <w:sz w:val="30"/>
               </w:rPr>
-              <w:t>14+43=57</w:t>
+              <w:t>78-54=24</w:t>
             </w:r>
           </w:p>
         </w:tc>
@@ -787,7 +787,7 @@
                 <w:rFonts w:ascii="TimeNewRoman" w:hAnsi="TimeNewRoman"/>
                 <w:sz w:val="30"/>
               </w:rPr>
-              <w:t>71-40=31</w:t>
+              <w:t>2+50=52</w:t>
             </w:r>
           </w:p>
         </w:tc>
@@ -804,7 +804,7 @@
                 <w:rFonts w:ascii="TimeNewRoman" w:hAnsi="TimeNewRoman"/>
                 <w:sz w:val="30"/>
               </w:rPr>
-              <w:t>99-33=66</w:t>
+              <w:t>12+50=62</w:t>
             </w:r>
           </w:p>
         </w:tc>
@@ -823,7 +823,7 @@
                 <w:rFonts w:ascii="TimeNewRoman" w:hAnsi="TimeNewRoman"/>
                 <w:sz w:val="30"/>
               </w:rPr>
-              <w:t>71-19=52</w:t>
+              <w:t>28+20=48</w:t>
             </w:r>
           </w:p>
         </w:tc>
@@ -840,7 +840,7 @@
                 <w:rFonts w:ascii="TimeNewRoman" w:hAnsi="TimeNewRoman"/>
                 <w:sz w:val="30"/>
               </w:rPr>
-              <w:t>62-48=14</w:t>
+              <w:t>12+72=84</w:t>
             </w:r>
           </w:p>
         </w:tc>
@@ -857,7 +857,7 @@
                 <w:rFonts w:ascii="TimeNewRoman" w:hAnsi="TimeNewRoman"/>
                 <w:sz w:val="30"/>
               </w:rPr>
-              <w:t>83-17=66</w:t>
+              <w:t>77-20=57</w:t>
             </w:r>
           </w:p>
         </w:tc>
@@ -874,7 +874,7 @@
                 <w:rFonts w:ascii="TimeNewRoman" w:hAnsi="TimeNewRoman"/>
                 <w:sz w:val="30"/>
               </w:rPr>
-              <w:t>22+46=68</w:t>
+              <w:t>41+31=72</w:t>
             </w:r>
           </w:p>
         </w:tc>
@@ -891,7 +891,7 @@
                 <w:rFonts w:ascii="TimeNewRoman" w:hAnsi="TimeNewRoman"/>
                 <w:sz w:val="30"/>
               </w:rPr>
-              <w:t>40-11=29</w:t>
+              <w:t>48+7=55</w:t>
             </w:r>
           </w:p>
         </w:tc>
@@ -910,7 +910,7 @@
                 <w:rFonts w:ascii="TimeNewRoman" w:hAnsi="TimeNewRoman"/>
                 <w:sz w:val="30"/>
               </w:rPr>
-              <w:t>20+21=41</w:t>
+              <w:t>65-36=29</w:t>
             </w:r>
           </w:p>
         </w:tc>
@@ -927,7 +927,7 @@
                 <w:rFonts w:ascii="TimeNewRoman" w:hAnsi="TimeNewRoman"/>
                 <w:sz w:val="30"/>
               </w:rPr>
-              <w:t>81-40=41</w:t>
+              <w:t>24+61=85</w:t>
             </w:r>
           </w:p>
         </w:tc>
@@ -944,7 +944,7 @@
                 <w:rFonts w:ascii="TimeNewRoman" w:hAnsi="TimeNewRoman"/>
                 <w:sz w:val="30"/>
               </w:rPr>
-              <w:t>18-14=4</w:t>
+              <w:t>9+29=38</w:t>
             </w:r>
           </w:p>
         </w:tc>
@@ -961,7 +961,7 @@
                 <w:rFonts w:ascii="TimeNewRoman" w:hAnsi="TimeNewRoman"/>
                 <w:sz w:val="30"/>
               </w:rPr>
-              <w:t>21-10=11</w:t>
+              <w:t>31-7=24</w:t>
             </w:r>
           </w:p>
         </w:tc>
@@ -978,7 +978,7 @@
                 <w:rFonts w:ascii="TimeNewRoman" w:hAnsi="TimeNewRoman"/>
                 <w:sz w:val="30"/>
               </w:rPr>
-              <w:t>17+24=41</w:t>
+              <w:t>31+26=57</w:t>
             </w:r>
           </w:p>
         </w:tc>
@@ -997,7 +997,7 @@
                 <w:rFonts w:ascii="TimeNewRoman" w:hAnsi="TimeNewRoman"/>
                 <w:sz w:val="30"/>
               </w:rPr>
-              <w:t>87-39=48</w:t>
+              <w:t>88-53=35</w:t>
             </w:r>
           </w:p>
         </w:tc>
@@ -1014,7 +1014,7 @@
                 <w:rFonts w:ascii="TimeNewRoman" w:hAnsi="TimeNewRoman"/>
                 <w:sz w:val="30"/>
               </w:rPr>
-              <w:t>65-37=28</w:t>
+              <w:t>35+60=95</w:t>
             </w:r>
           </w:p>
         </w:tc>
@@ -1031,7 +1031,7 @@
                 <w:rFonts w:ascii="TimeNewRoman" w:hAnsi="TimeNewRoman"/>
                 <w:sz w:val="30"/>
               </w:rPr>
-              <w:t>34-3=31</w:t>
+              <w:t>77-56=21</w:t>
             </w:r>
           </w:p>
         </w:tc>
@@ -1048,7 +1048,7 @@
                 <w:rFonts w:ascii="TimeNewRoman" w:hAnsi="TimeNewRoman"/>
                 <w:sz w:val="30"/>
               </w:rPr>
-              <w:t>77-73=4</w:t>
+              <w:t>1+25=26</w:t>
             </w:r>
           </w:p>
         </w:tc>
@@ -1065,7 +1065,7 @@
                 <w:rFonts w:ascii="TimeNewRoman" w:hAnsi="TimeNewRoman"/>
                 <w:sz w:val="30"/>
               </w:rPr>
-              <w:t>28-7=21</w:t>
+              <w:t>63-18=45</w:t>
             </w:r>
           </w:p>
         </w:tc>
@@ -1084,7 +1084,7 @@
                 <w:rFonts w:ascii="TimeNewRoman" w:hAnsi="TimeNewRoman"/>
                 <w:sz w:val="30"/>
               </w:rPr>
-              <w:t>90-63=27</w:t>
+              <w:t>11+60=71</w:t>
             </w:r>
           </w:p>
         </w:tc>
@@ -1101,7 +1101,7 @@
                 <w:rFonts w:ascii="TimeNewRoman" w:hAnsi="TimeNewRoman"/>
                 <w:sz w:val="30"/>
               </w:rPr>
-              <w:t>23+27=50</w:t>
+              <w:t>5+55=60</w:t>
             </w:r>
           </w:p>
         </w:tc>
@@ -1118,7 +1118,7 @@
                 <w:rFonts w:ascii="TimeNewRoman" w:hAnsi="TimeNewRoman"/>
                 <w:sz w:val="30"/>
               </w:rPr>
-              <w:t>52-11=41</w:t>
+              <w:t>63+28=91</w:t>
             </w:r>
           </w:p>
         </w:tc>
@@ -1135,7 +1135,7 @@
                 <w:rFonts w:ascii="TimeNewRoman" w:hAnsi="TimeNewRoman"/>
                 <w:sz w:val="30"/>
               </w:rPr>
-              <w:t>54+18=72</w:t>
+              <w:t>5+14=19</w:t>
             </w:r>
           </w:p>
         </w:tc>
@@ -1152,7 +1152,7 @@
                 <w:rFonts w:ascii="TimeNewRoman" w:hAnsi="TimeNewRoman"/>
                 <w:sz w:val="30"/>
               </w:rPr>
-              <w:t>64+28=92</w:t>
+              <w:t>21-0=21</w:t>
             </w:r>
           </w:p>
         </w:tc>
@@ -1171,94 +1171,7 @@
                 <w:rFonts w:ascii="TimeNewRoman" w:hAnsi="TimeNewRoman"/>
                 <w:sz w:val="30"/>
               </w:rPr>
-              <w:t>14+83=97</w:t>
-            </w:r>
-          </w:p>
-        </w:tc>
-        <w:tc>
-          <w:tcPr>
-            <w:tcW w:type="dxa" w:w="1987"/>
-          </w:tcPr>
-          <w:p>
-            <w:pPr>
-              <w:jc w:val="left"/>
-            </w:pPr>
-            <w:r>
-              <w:rPr>
-                <w:rFonts w:ascii="TimeNewRoman" w:hAnsi="TimeNewRoman"/>
-                <w:sz w:val="30"/>
-              </w:rPr>
-              <w:t>87-54=33</w:t>
-            </w:r>
-          </w:p>
-        </w:tc>
-        <w:tc>
-          <w:tcPr>
-            <w:tcW w:type="dxa" w:w="1987"/>
-          </w:tcPr>
-          <w:p>
-            <w:pPr>
-              <w:jc w:val="left"/>
-            </w:pPr>
-            <w:r>
-              <w:rPr>
-                <w:rFonts w:ascii="TimeNewRoman" w:hAnsi="TimeNewRoman"/>
-                <w:sz w:val="30"/>
-              </w:rPr>
-              <w:t>36+44=80</w:t>
-            </w:r>
-          </w:p>
-        </w:tc>
-        <w:tc>
-          <w:tcPr>
-            <w:tcW w:type="dxa" w:w="1987"/>
-          </w:tcPr>
-          <w:p>
-            <w:pPr>
-              <w:jc w:val="left"/>
-            </w:pPr>
-            <w:r>
-              <w:rPr>
-                <w:rFonts w:ascii="TimeNewRoman" w:hAnsi="TimeNewRoman"/>
-                <w:sz w:val="30"/>
-              </w:rPr>
-              <w:t>42-28=14</w:t>
-            </w:r>
-          </w:p>
-        </w:tc>
-        <w:tc>
-          <w:tcPr>
-            <w:tcW w:type="dxa" w:w="1987"/>
-          </w:tcPr>
-          <w:p>
-            <w:pPr>
-              <w:jc w:val="left"/>
-            </w:pPr>
-            <w:r>
-              <w:rPr>
-                <w:rFonts w:ascii="TimeNewRoman" w:hAnsi="TimeNewRoman"/>
-                <w:sz w:val="30"/>
-              </w:rPr>
-              <w:t>63+16=79</w:t>
-            </w:r>
-          </w:p>
-        </w:tc>
-      </w:tr>
-      <w:tr>
-        <w:tc>
-          <w:tcPr>
-            <w:tcW w:type="dxa" w:w="1987"/>
-          </w:tcPr>
-          <w:p>
-            <w:pPr>
-              <w:jc w:val="left"/>
-            </w:pPr>
-            <w:r>
-              <w:rPr>
-                <w:rFonts w:ascii="TimeNewRoman" w:hAnsi="TimeNewRoman"/>
-                <w:sz w:val="30"/>
-              </w:rPr>
-              <w:t>82-21=61</w:t>
+              <w:t>87-75=12</w:t>
             </w:r>
           </w:p>
         </w:tc>
@@ -1292,7 +1205,7 @@
                 <w:rFonts w:ascii="TimeNewRoman" w:hAnsi="TimeNewRoman"/>
                 <w:sz w:val="30"/>
               </w:rPr>
-              <w:t>9+9=18</w:t>
+              <w:t>18+75=93</w:t>
             </w:r>
           </w:p>
         </w:tc>
@@ -1309,7 +1222,7 @@
                 <w:rFonts w:ascii="TimeNewRoman" w:hAnsi="TimeNewRoman"/>
                 <w:sz w:val="30"/>
               </w:rPr>
-              <w:t>23+24=47</w:t>
+              <w:t>37+33=70</w:t>
             </w:r>
           </w:p>
         </w:tc>
@@ -1326,7 +1239,7 @@
                 <w:rFonts w:ascii="TimeNewRoman" w:hAnsi="TimeNewRoman"/>
                 <w:sz w:val="30"/>
               </w:rPr>
-              <w:t>82-7=75</w:t>
+              <w:t>27+67=94</w:t>
             </w:r>
           </w:p>
         </w:tc>
@@ -1345,7 +1258,7 @@
                 <w:rFonts w:ascii="TimeNewRoman" w:hAnsi="TimeNewRoman"/>
                 <w:sz w:val="30"/>
               </w:rPr>
-              <w:t>42-30=12</w:t>
+              <w:t>60-20=40</w:t>
             </w:r>
           </w:p>
         </w:tc>
@@ -1362,7 +1275,7 @@
                 <w:rFonts w:ascii="TimeNewRoman" w:hAnsi="TimeNewRoman"/>
                 <w:sz w:val="30"/>
               </w:rPr>
-              <w:t>68-59=9</w:t>
+              <w:t>86-19=67</w:t>
             </w:r>
           </w:p>
         </w:tc>
@@ -1379,7 +1292,7 @@
                 <w:rFonts w:ascii="TimeNewRoman" w:hAnsi="TimeNewRoman"/>
                 <w:sz w:val="30"/>
               </w:rPr>
-              <w:t>94-87=7</w:t>
+              <w:t>35-18=17</w:t>
             </w:r>
           </w:p>
         </w:tc>
@@ -1396,7 +1309,7 @@
                 <w:rFonts w:ascii="TimeNewRoman" w:hAnsi="TimeNewRoman"/>
                 <w:sz w:val="30"/>
               </w:rPr>
-              <w:t>19+62=81</w:t>
+              <w:t>18-8=10</w:t>
             </w:r>
           </w:p>
         </w:tc>
@@ -1413,7 +1326,7 @@
                 <w:rFonts w:ascii="TimeNewRoman" w:hAnsi="TimeNewRoman"/>
                 <w:sz w:val="30"/>
               </w:rPr>
-              <w:t>59+24=83</w:t>
+              <w:t>67-46=21</w:t>
             </w:r>
           </w:p>
         </w:tc>
@@ -1432,7 +1345,7 @@
                 <w:rFonts w:ascii="TimeNewRoman" w:hAnsi="TimeNewRoman"/>
                 <w:sz w:val="30"/>
               </w:rPr>
-              <w:t>60-45=15</w:t>
+              <w:t>71-12=59</w:t>
             </w:r>
           </w:p>
         </w:tc>
@@ -1449,7 +1362,7 @@
                 <w:rFonts w:ascii="TimeNewRoman" w:hAnsi="TimeNewRoman"/>
                 <w:sz w:val="30"/>
               </w:rPr>
-              <w:t>13-3=10</w:t>
+              <w:t>6+28=34</w:t>
             </w:r>
           </w:p>
         </w:tc>
@@ -1466,7 +1379,7 @@
                 <w:rFonts w:ascii="TimeNewRoman" w:hAnsi="TimeNewRoman"/>
                 <w:sz w:val="30"/>
               </w:rPr>
-              <w:t>80-28=52</w:t>
+              <w:t>9+59=68</w:t>
             </w:r>
           </w:p>
         </w:tc>
@@ -1483,7 +1396,7 @@
                 <w:rFonts w:ascii="TimeNewRoman" w:hAnsi="TimeNewRoman"/>
                 <w:sz w:val="30"/>
               </w:rPr>
-              <w:t>95-94=1</w:t>
+              <w:t>28+5=33</w:t>
             </w:r>
           </w:p>
         </w:tc>
@@ -1500,7 +1413,7 @@
                 <w:rFonts w:ascii="TimeNewRoman" w:hAnsi="TimeNewRoman"/>
                 <w:sz w:val="30"/>
               </w:rPr>
-              <w:t>84-78=6</w:t>
+              <w:t>96-43=53</w:t>
             </w:r>
           </w:p>
         </w:tc>
@@ -1519,7 +1432,7 @@
                 <w:rFonts w:ascii="TimeNewRoman" w:hAnsi="TimeNewRoman"/>
                 <w:sz w:val="30"/>
               </w:rPr>
-              <w:t>5+70=75</w:t>
+              <w:t>12+65=77</w:t>
             </w:r>
           </w:p>
         </w:tc>
@@ -1536,7 +1449,7 @@
                 <w:rFonts w:ascii="TimeNewRoman" w:hAnsi="TimeNewRoman"/>
                 <w:sz w:val="30"/>
               </w:rPr>
-              <w:t>52-41=11</w:t>
+              <w:t>26-13=13</w:t>
             </w:r>
           </w:p>
         </w:tc>
@@ -1553,7 +1466,7 @@
                 <w:rFonts w:ascii="TimeNewRoman" w:hAnsi="TimeNewRoman"/>
                 <w:sz w:val="30"/>
               </w:rPr>
-              <w:t>31+36=67</w:t>
+              <w:t>51+9=60</w:t>
             </w:r>
           </w:p>
         </w:tc>
@@ -1570,7 +1483,7 @@
                 <w:rFonts w:ascii="TimeNewRoman" w:hAnsi="TimeNewRoman"/>
                 <w:sz w:val="30"/>
               </w:rPr>
-              <w:t>22-20=2</w:t>
+              <w:t>70-66=4</w:t>
             </w:r>
           </w:p>
         </w:tc>
@@ -1587,7 +1500,7 @@
                 <w:rFonts w:ascii="TimeNewRoman" w:hAnsi="TimeNewRoman"/>
                 <w:sz w:val="30"/>
               </w:rPr>
-              <w:t>32+7=39</w:t>
+              <w:t>57-45=12</w:t>
             </w:r>
           </w:p>
         </w:tc>
@@ -1606,7 +1519,7 @@
                 <w:rFonts w:ascii="TimeNewRoman" w:hAnsi="TimeNewRoman"/>
                 <w:sz w:val="30"/>
               </w:rPr>
-              <w:t>3+46=49</w:t>
+              <w:t>98-29=69</w:t>
             </w:r>
           </w:p>
         </w:tc>
@@ -1623,7 +1536,7 @@
                 <w:rFonts w:ascii="TimeNewRoman" w:hAnsi="TimeNewRoman"/>
                 <w:sz w:val="30"/>
               </w:rPr>
-              <w:t>28+36=64</w:t>
+              <w:t>62-25=37</w:t>
             </w:r>
           </w:p>
         </w:tc>
@@ -1640,7 +1553,7 @@
                 <w:rFonts w:ascii="TimeNewRoman" w:hAnsi="TimeNewRoman"/>
                 <w:sz w:val="30"/>
               </w:rPr>
-              <w:t>56-41=15</w:t>
+              <w:t>76-51=25</w:t>
             </w:r>
           </w:p>
         </w:tc>
@@ -1657,7 +1570,7 @@
                 <w:rFonts w:ascii="TimeNewRoman" w:hAnsi="TimeNewRoman"/>
                 <w:sz w:val="30"/>
               </w:rPr>
-              <w:t>80-76=4</w:t>
+              <w:t>61-53=8</w:t>
             </w:r>
           </w:p>
         </w:tc>
@@ -1674,7 +1587,7 @@
                 <w:rFonts w:ascii="TimeNewRoman" w:hAnsi="TimeNewRoman"/>
                 <w:sz w:val="30"/>
               </w:rPr>
-              <w:t>22-7=15</w:t>
+              <w:t>18+66=84</w:t>
             </w:r>
           </w:p>
         </w:tc>
@@ -1693,7 +1606,7 @@
                 <w:rFonts w:ascii="TimeNewRoman" w:hAnsi="TimeNewRoman"/>
                 <w:sz w:val="30"/>
               </w:rPr>
-              <w:t>77-46=31</w:t>
+              <w:t>58-33=25</w:t>
             </w:r>
           </w:p>
         </w:tc>
@@ -1710,7 +1623,7 @@
                 <w:rFonts w:ascii="TimeNewRoman" w:hAnsi="TimeNewRoman"/>
                 <w:sz w:val="30"/>
               </w:rPr>
-              <w:t>76-0=76</w:t>
+              <w:t>67+18=85</w:t>
             </w:r>
           </w:p>
         </w:tc>
@@ -1727,7 +1640,7 @@
                 <w:rFonts w:ascii="TimeNewRoman" w:hAnsi="TimeNewRoman"/>
                 <w:sz w:val="30"/>
               </w:rPr>
-              <w:t>34+31=65</w:t>
+              <w:t>74-6=68</w:t>
             </w:r>
           </w:p>
         </w:tc>
@@ -1744,7 +1657,7 @@
                 <w:rFonts w:ascii="TimeNewRoman" w:hAnsi="TimeNewRoman"/>
                 <w:sz w:val="30"/>
               </w:rPr>
-              <w:t>79+17=96</w:t>
+              <w:t>43+49=92</w:t>
             </w:r>
           </w:p>
         </w:tc>
@@ -1761,7 +1674,94 @@
                 <w:rFonts w:ascii="TimeNewRoman" w:hAnsi="TimeNewRoman"/>
                 <w:sz w:val="30"/>
               </w:rPr>
-              <w:t>26+52=78</w:t>
+              <w:t>79-6=73</w:t>
+            </w:r>
+          </w:p>
+        </w:tc>
+      </w:tr>
+      <w:tr>
+        <w:tc>
+          <w:tcPr>
+            <w:tcW w:type="dxa" w:w="1987"/>
+          </w:tcPr>
+          <w:p>
+            <w:pPr>
+              <w:jc w:val="left"/>
+            </w:pPr>
+            <w:r>
+              <w:rPr>
+                <w:rFonts w:ascii="TimeNewRoman" w:hAnsi="TimeNewRoman"/>
+                <w:sz w:val="30"/>
+              </w:rPr>
+              <w:t>68+7=75</w:t>
+            </w:r>
+          </w:p>
+        </w:tc>
+        <w:tc>
+          <w:tcPr>
+            <w:tcW w:type="dxa" w:w="1987"/>
+          </w:tcPr>
+          <w:p>
+            <w:pPr>
+              <w:jc w:val="left"/>
+            </w:pPr>
+            <w:r>
+              <w:rPr>
+                <w:rFonts w:ascii="TimeNewRoman" w:hAnsi="TimeNewRoman"/>
+                <w:sz w:val="30"/>
+              </w:rPr>
+              <w:t>99-84=15</w:t>
+            </w:r>
+          </w:p>
+        </w:tc>
+        <w:tc>
+          <w:tcPr>
+            <w:tcW w:type="dxa" w:w="1987"/>
+          </w:tcPr>
+          <w:p>
+            <w:pPr>
+              <w:jc w:val="left"/>
+            </w:pPr>
+            <w:r>
+              <w:rPr>
+                <w:rFonts w:ascii="TimeNewRoman" w:hAnsi="TimeNewRoman"/>
+                <w:sz w:val="30"/>
+              </w:rPr>
+              <w:t>26+3=29</w:t>
+            </w:r>
+          </w:p>
+        </w:tc>
+        <w:tc>
+          <w:tcPr>
+            <w:tcW w:type="dxa" w:w="1987"/>
+          </w:tcPr>
+          <w:p>
+            <w:pPr>
+              <w:jc w:val="left"/>
+            </w:pPr>
+            <w:r>
+              <w:rPr>
+                <w:rFonts w:ascii="TimeNewRoman" w:hAnsi="TimeNewRoman"/>
+                <w:sz w:val="30"/>
+              </w:rPr>
+              <w:t>42+29=71</w:t>
+            </w:r>
+          </w:p>
+        </w:tc>
+        <w:tc>
+          <w:tcPr>
+            <w:tcW w:type="dxa" w:w="1987"/>
+          </w:tcPr>
+          <w:p>
+            <w:pPr>
+              <w:jc w:val="left"/>
+            </w:pPr>
+            <w:r>
+              <w:rPr>
+                <w:rFonts w:ascii="TimeNewRoman" w:hAnsi="TimeNewRoman"/>
+                <w:sz w:val="30"/>
+              </w:rPr>
+              <w:t>0+95=95</w:t>
             </w:r>
           </w:p>
         </w:tc>

--- a/answers-of-addition_and_subtraction_within_100.docx
+++ b/answers-of-addition_and_subtraction_within_100.docx
@@ -11,7 +11,7 @@
           <w:rFonts w:ascii="Arial" w:hAnsi="Arial"/>
           <w:sz w:val="30"/>
         </w:rPr>
-        <w:t>2026-10-03 Saturday</w:t>
+        <w:t>2026-10-04 Sunday</w:t>
       </w:r>
     </w:p>
     <w:tbl>
@@ -40,7 +40,7 @@
                 <w:rFonts w:ascii="TimeNewRoman" w:hAnsi="TimeNewRoman"/>
                 <w:sz w:val="30"/>
               </w:rPr>
-              <w:t>3+5=8</w:t>
+              <w:t>19+54=73</w:t>
             </w:r>
           </w:p>
         </w:tc>
@@ -57,7 +57,7 @@
                 <w:rFonts w:ascii="TimeNewRoman" w:hAnsi="TimeNewRoman"/>
                 <w:sz w:val="30"/>
               </w:rPr>
-              <w:t>1+17=18</w:t>
+              <w:t>95-56=39</w:t>
             </w:r>
           </w:p>
         </w:tc>
@@ -74,7 +74,7 @@
                 <w:rFonts w:ascii="TimeNewRoman" w:hAnsi="TimeNewRoman"/>
                 <w:sz w:val="30"/>
               </w:rPr>
-              <w:t>92-47=45</w:t>
+              <w:t>63+8=71</w:t>
             </w:r>
           </w:p>
         </w:tc>
@@ -91,7 +91,7 @@
                 <w:rFonts w:ascii="TimeNewRoman" w:hAnsi="TimeNewRoman"/>
                 <w:sz w:val="30"/>
               </w:rPr>
-              <w:t>2+75=77</w:t>
+              <w:t>61+17=78</w:t>
             </w:r>
           </w:p>
         </w:tc>
@@ -108,7 +108,7 @@
                 <w:rFonts w:ascii="TimeNewRoman" w:hAnsi="TimeNewRoman"/>
                 <w:sz w:val="30"/>
               </w:rPr>
-              <w:t>13+30=43</w:t>
+              <w:t>38+49=87</w:t>
             </w:r>
           </w:p>
         </w:tc>
@@ -127,7 +127,7 @@
                 <w:rFonts w:ascii="TimeNewRoman" w:hAnsi="TimeNewRoman"/>
                 <w:sz w:val="30"/>
               </w:rPr>
-              <w:t>8+11=19</w:t>
+              <w:t>88-81=7</w:t>
             </w:r>
           </w:p>
         </w:tc>
@@ -144,7 +144,7 @@
                 <w:rFonts w:ascii="TimeNewRoman" w:hAnsi="TimeNewRoman"/>
                 <w:sz w:val="30"/>
               </w:rPr>
-              <w:t>20+45=65</w:t>
+              <w:t>30-21=9</w:t>
             </w:r>
           </w:p>
         </w:tc>
@@ -161,7 +161,7 @@
                 <w:rFonts w:ascii="TimeNewRoman" w:hAnsi="TimeNewRoman"/>
                 <w:sz w:val="30"/>
               </w:rPr>
-              <w:t>49+15=64</w:t>
+              <w:t>33-14=19</w:t>
             </w:r>
           </w:p>
         </w:tc>
@@ -178,7 +178,7 @@
                 <w:rFonts w:ascii="TimeNewRoman" w:hAnsi="TimeNewRoman"/>
                 <w:sz w:val="30"/>
               </w:rPr>
-              <w:t>54+2=56</w:t>
+              <w:t>15+6=21</w:t>
             </w:r>
           </w:p>
         </w:tc>
@@ -195,7 +195,7 @@
                 <w:rFonts w:ascii="TimeNewRoman" w:hAnsi="TimeNewRoman"/>
                 <w:sz w:val="30"/>
               </w:rPr>
-              <w:t>65-5=60</w:t>
+              <w:t>76-21=55</w:t>
             </w:r>
           </w:p>
         </w:tc>
@@ -214,7 +214,7 @@
                 <w:rFonts w:ascii="TimeNewRoman" w:hAnsi="TimeNewRoman"/>
                 <w:sz w:val="30"/>
               </w:rPr>
-              <w:t>83-53=30</w:t>
+              <w:t>6+45=51</w:t>
             </w:r>
           </w:p>
         </w:tc>
@@ -231,7 +231,7 @@
                 <w:rFonts w:ascii="TimeNewRoman" w:hAnsi="TimeNewRoman"/>
                 <w:sz w:val="30"/>
               </w:rPr>
-              <w:t>27+15=42</w:t>
+              <w:t>63-35=28</w:t>
             </w:r>
           </w:p>
         </w:tc>
@@ -248,7 +248,7 @@
                 <w:rFonts w:ascii="TimeNewRoman" w:hAnsi="TimeNewRoman"/>
                 <w:sz w:val="30"/>
               </w:rPr>
-              <w:t>66+25=91</w:t>
+              <w:t>58+36=94</w:t>
             </w:r>
           </w:p>
         </w:tc>
@@ -265,7 +265,7 @@
                 <w:rFonts w:ascii="TimeNewRoman" w:hAnsi="TimeNewRoman"/>
                 <w:sz w:val="30"/>
               </w:rPr>
-              <w:t>8+80=88</w:t>
+              <w:t>68-30=38</w:t>
             </w:r>
           </w:p>
         </w:tc>
@@ -282,7 +282,7 @@
                 <w:rFonts w:ascii="TimeNewRoman" w:hAnsi="TimeNewRoman"/>
                 <w:sz w:val="30"/>
               </w:rPr>
-              <w:t>43-37=6</w:t>
+              <w:t>35+44=79</w:t>
             </w:r>
           </w:p>
         </w:tc>
@@ -301,7 +301,7 @@
                 <w:rFonts w:ascii="TimeNewRoman" w:hAnsi="TimeNewRoman"/>
                 <w:sz w:val="30"/>
               </w:rPr>
-              <w:t>61-14=47</w:t>
+              <w:t>86-35=51</w:t>
             </w:r>
           </w:p>
         </w:tc>
@@ -318,7 +318,7 @@
                 <w:rFonts w:ascii="TimeNewRoman" w:hAnsi="TimeNewRoman"/>
                 <w:sz w:val="30"/>
               </w:rPr>
-              <w:t>95-9=86</w:t>
+              <w:t>35+47=82</w:t>
             </w:r>
           </w:p>
         </w:tc>
@@ -335,7 +335,7 @@
                 <w:rFonts w:ascii="TimeNewRoman" w:hAnsi="TimeNewRoman"/>
                 <w:sz w:val="30"/>
               </w:rPr>
-              <w:t>86-16=70</w:t>
+              <w:t>68-47=21</w:t>
             </w:r>
           </w:p>
         </w:tc>
@@ -352,7 +352,7 @@
                 <w:rFonts w:ascii="TimeNewRoman" w:hAnsi="TimeNewRoman"/>
                 <w:sz w:val="30"/>
               </w:rPr>
-              <w:t>22+7=29</w:t>
+              <w:t>39-20=19</w:t>
             </w:r>
           </w:p>
         </w:tc>
@@ -369,7 +369,7 @@
                 <w:rFonts w:ascii="TimeNewRoman" w:hAnsi="TimeNewRoman"/>
                 <w:sz w:val="30"/>
               </w:rPr>
-              <w:t>26+73=99</w:t>
+              <w:t>97-32=65</w:t>
             </w:r>
           </w:p>
         </w:tc>
@@ -388,7 +388,7 @@
                 <w:rFonts w:ascii="TimeNewRoman" w:hAnsi="TimeNewRoman"/>
                 <w:sz w:val="30"/>
               </w:rPr>
-              <w:t>44+32=76</w:t>
+              <w:t>89-35=54</w:t>
             </w:r>
           </w:p>
         </w:tc>
@@ -405,7 +405,7 @@
                 <w:rFonts w:ascii="TimeNewRoman" w:hAnsi="TimeNewRoman"/>
                 <w:sz w:val="30"/>
               </w:rPr>
-              <w:t>83+10=93</w:t>
+              <w:t>73+17=90</w:t>
             </w:r>
           </w:p>
         </w:tc>
@@ -422,7 +422,7 @@
                 <w:rFonts w:ascii="TimeNewRoman" w:hAnsi="TimeNewRoman"/>
                 <w:sz w:val="30"/>
               </w:rPr>
-              <w:t>80+15=95</w:t>
+              <w:t>52+33=85</w:t>
             </w:r>
           </w:p>
         </w:tc>
@@ -439,7 +439,7 @@
                 <w:rFonts w:ascii="TimeNewRoman" w:hAnsi="TimeNewRoman"/>
                 <w:sz w:val="30"/>
               </w:rPr>
-              <w:t>4+72=76</w:t>
+              <w:t>74-44=30</w:t>
             </w:r>
           </w:p>
         </w:tc>
@@ -456,7 +456,7 @@
                 <w:rFonts w:ascii="TimeNewRoman" w:hAnsi="TimeNewRoman"/>
                 <w:sz w:val="30"/>
               </w:rPr>
-              <w:t>98-84=14</w:t>
+              <w:t>8+79=87</w:t>
             </w:r>
           </w:p>
         </w:tc>
@@ -475,7 +475,7 @@
                 <w:rFonts w:ascii="TimeNewRoman" w:hAnsi="TimeNewRoman"/>
                 <w:sz w:val="30"/>
               </w:rPr>
-              <w:t>36+23=59</w:t>
+              <w:t>49-36=13</w:t>
             </w:r>
           </w:p>
         </w:tc>
@@ -492,7 +492,7 @@
                 <w:rFonts w:ascii="TimeNewRoman" w:hAnsi="TimeNewRoman"/>
                 <w:sz w:val="30"/>
               </w:rPr>
-              <w:t>40+33=73</w:t>
+              <w:t>40+37=77</w:t>
             </w:r>
           </w:p>
         </w:tc>
@@ -509,7 +509,7 @@
                 <w:rFonts w:ascii="TimeNewRoman" w:hAnsi="TimeNewRoman"/>
                 <w:sz w:val="30"/>
               </w:rPr>
-              <w:t>57+14=71</w:t>
+              <w:t>51+31=82</w:t>
             </w:r>
           </w:p>
         </w:tc>
@@ -526,7 +526,7 @@
                 <w:rFonts w:ascii="TimeNewRoman" w:hAnsi="TimeNewRoman"/>
                 <w:sz w:val="30"/>
               </w:rPr>
-              <w:t>51-1=50</w:t>
+              <w:t>74-38=36</w:t>
             </w:r>
           </w:p>
         </w:tc>
@@ -543,7 +543,7 @@
                 <w:rFonts w:ascii="TimeNewRoman" w:hAnsi="TimeNewRoman"/>
                 <w:sz w:val="30"/>
               </w:rPr>
-              <w:t>35+11=46</w:t>
+              <w:t>98-28=70</w:t>
             </w:r>
           </w:p>
         </w:tc>
@@ -562,7 +562,7 @@
                 <w:rFonts w:ascii="TimeNewRoman" w:hAnsi="TimeNewRoman"/>
                 <w:sz w:val="30"/>
               </w:rPr>
-              <w:t>2+78=80</w:t>
+              <w:t>46+40=86</w:t>
             </w:r>
           </w:p>
         </w:tc>
@@ -579,7 +579,7 @@
                 <w:rFonts w:ascii="TimeNewRoman" w:hAnsi="TimeNewRoman"/>
                 <w:sz w:val="30"/>
               </w:rPr>
-              <w:t>98-50=48</w:t>
+              <w:t>10+41=51</w:t>
             </w:r>
           </w:p>
         </w:tc>
@@ -596,7 +596,7 @@
                 <w:rFonts w:ascii="TimeNewRoman" w:hAnsi="TimeNewRoman"/>
                 <w:sz w:val="30"/>
               </w:rPr>
-              <w:t>22-0=22</w:t>
+              <w:t>11-11=0</w:t>
             </w:r>
           </w:p>
         </w:tc>
@@ -613,7 +613,7 @@
                 <w:rFonts w:ascii="TimeNewRoman" w:hAnsi="TimeNewRoman"/>
                 <w:sz w:val="30"/>
               </w:rPr>
-              <w:t>54+20=74</w:t>
+              <w:t>29-1=28</w:t>
             </w:r>
           </w:p>
         </w:tc>
@@ -630,7 +630,7 @@
                 <w:rFonts w:ascii="TimeNewRoman" w:hAnsi="TimeNewRoman"/>
                 <w:sz w:val="30"/>
               </w:rPr>
-              <w:t>22+12=34</w:t>
+              <w:t>99-66=33</w:t>
             </w:r>
           </w:p>
         </w:tc>
@@ -649,7 +649,7 @@
                 <w:rFonts w:ascii="TimeNewRoman" w:hAnsi="TimeNewRoman"/>
                 <w:sz w:val="30"/>
               </w:rPr>
-              <w:t>41+19=60</w:t>
+              <w:t>66-28=38</w:t>
             </w:r>
           </w:p>
         </w:tc>
@@ -666,7 +666,7 @@
                 <w:rFonts w:ascii="TimeNewRoman" w:hAnsi="TimeNewRoman"/>
                 <w:sz w:val="30"/>
               </w:rPr>
-              <w:t>90-37=53</w:t>
+              <w:t>36-22=14</w:t>
             </w:r>
           </w:p>
         </w:tc>
@@ -683,7 +683,7 @@
                 <w:rFonts w:ascii="TimeNewRoman" w:hAnsi="TimeNewRoman"/>
                 <w:sz w:val="30"/>
               </w:rPr>
-              <w:t>49+2=51</w:t>
+              <w:t>50+12=62</w:t>
             </w:r>
           </w:p>
         </w:tc>
@@ -700,7 +700,7 @@
                 <w:rFonts w:ascii="TimeNewRoman" w:hAnsi="TimeNewRoman"/>
                 <w:sz w:val="30"/>
               </w:rPr>
-              <w:t>67-55=12</w:t>
+              <w:t>34+8=42</w:t>
             </w:r>
           </w:p>
         </w:tc>
@@ -717,7 +717,7 @@
                 <w:rFonts w:ascii="TimeNewRoman" w:hAnsi="TimeNewRoman"/>
                 <w:sz w:val="30"/>
               </w:rPr>
-              <w:t>96-45=51</w:t>
+              <w:t>27+32=59</w:t>
             </w:r>
           </w:p>
         </w:tc>
@@ -736,7 +736,7 @@
                 <w:rFonts w:ascii="TimeNewRoman" w:hAnsi="TimeNewRoman"/>
                 <w:sz w:val="30"/>
               </w:rPr>
-              <w:t>24+36=60</w:t>
+              <w:t>75-67=8</w:t>
             </w:r>
           </w:p>
         </w:tc>
@@ -753,7 +753,7 @@
                 <w:rFonts w:ascii="TimeNewRoman" w:hAnsi="TimeNewRoman"/>
                 <w:sz w:val="30"/>
               </w:rPr>
-              <w:t>71-59=12</w:t>
+              <w:t>70+19=89</w:t>
             </w:r>
           </w:p>
         </w:tc>
@@ -770,7 +770,7 @@
                 <w:rFonts w:ascii="TimeNewRoman" w:hAnsi="TimeNewRoman"/>
                 <w:sz w:val="30"/>
               </w:rPr>
-              <w:t>78-54=24</w:t>
+              <w:t>79-13=66</w:t>
             </w:r>
           </w:p>
         </w:tc>
@@ -787,7 +787,7 @@
                 <w:rFonts w:ascii="TimeNewRoman" w:hAnsi="TimeNewRoman"/>
                 <w:sz w:val="30"/>
               </w:rPr>
-              <w:t>2+50=52</w:t>
+              <w:t>26+23=49</w:t>
             </w:r>
           </w:p>
         </w:tc>
@@ -804,7 +804,7 @@
                 <w:rFonts w:ascii="TimeNewRoman" w:hAnsi="TimeNewRoman"/>
                 <w:sz w:val="30"/>
               </w:rPr>
-              <w:t>12+50=62</w:t>
+              <w:t>83-83=0</w:t>
             </w:r>
           </w:p>
         </w:tc>
@@ -823,7 +823,7 @@
                 <w:rFonts w:ascii="TimeNewRoman" w:hAnsi="TimeNewRoman"/>
                 <w:sz w:val="30"/>
               </w:rPr>
-              <w:t>28+20=48</w:t>
+              <w:t>96-17=79</w:t>
             </w:r>
           </w:p>
         </w:tc>
@@ -840,7 +840,7 @@
                 <w:rFonts w:ascii="TimeNewRoman" w:hAnsi="TimeNewRoman"/>
                 <w:sz w:val="30"/>
               </w:rPr>
-              <w:t>12+72=84</w:t>
+              <w:t>98-28=70</w:t>
             </w:r>
           </w:p>
         </w:tc>
@@ -857,7 +857,7 @@
                 <w:rFonts w:ascii="TimeNewRoman" w:hAnsi="TimeNewRoman"/>
                 <w:sz w:val="30"/>
               </w:rPr>
-              <w:t>77-20=57</w:t>
+              <w:t>38+27=65</w:t>
             </w:r>
           </w:p>
         </w:tc>
@@ -874,7 +874,7 @@
                 <w:rFonts w:ascii="TimeNewRoman" w:hAnsi="TimeNewRoman"/>
                 <w:sz w:val="30"/>
               </w:rPr>
-              <w:t>41+31=72</w:t>
+              <w:t>50-42=8</w:t>
             </w:r>
           </w:p>
         </w:tc>
@@ -891,7 +891,7 @@
                 <w:rFonts w:ascii="TimeNewRoman" w:hAnsi="TimeNewRoman"/>
                 <w:sz w:val="30"/>
               </w:rPr>
-              <w:t>48+7=55</w:t>
+              <w:t>79+16=95</w:t>
             </w:r>
           </w:p>
         </w:tc>
@@ -910,7 +910,7 @@
                 <w:rFonts w:ascii="TimeNewRoman" w:hAnsi="TimeNewRoman"/>
                 <w:sz w:val="30"/>
               </w:rPr>
-              <w:t>65-36=29</w:t>
+              <w:t>57-30=27</w:t>
             </w:r>
           </w:p>
         </w:tc>
@@ -927,7 +927,7 @@
                 <w:rFonts w:ascii="TimeNewRoman" w:hAnsi="TimeNewRoman"/>
                 <w:sz w:val="30"/>
               </w:rPr>
-              <w:t>24+61=85</w:t>
+              <w:t>38+10=48</w:t>
             </w:r>
           </w:p>
         </w:tc>
@@ -944,7 +944,7 @@
                 <w:rFonts w:ascii="TimeNewRoman" w:hAnsi="TimeNewRoman"/>
                 <w:sz w:val="30"/>
               </w:rPr>
-              <w:t>9+29=38</w:t>
+              <w:t>44+44=88</w:t>
             </w:r>
           </w:p>
         </w:tc>
@@ -961,7 +961,7 @@
                 <w:rFonts w:ascii="TimeNewRoman" w:hAnsi="TimeNewRoman"/>
                 <w:sz w:val="30"/>
               </w:rPr>
-              <w:t>31-7=24</w:t>
+              <w:t>64-8=56</w:t>
             </w:r>
           </w:p>
         </w:tc>
@@ -978,7 +978,7 @@
                 <w:rFonts w:ascii="TimeNewRoman" w:hAnsi="TimeNewRoman"/>
                 <w:sz w:val="30"/>
               </w:rPr>
-              <w:t>31+26=57</w:t>
+              <w:t>74+16=90</w:t>
             </w:r>
           </w:p>
         </w:tc>
@@ -997,7 +997,7 @@
                 <w:rFonts w:ascii="TimeNewRoman" w:hAnsi="TimeNewRoman"/>
                 <w:sz w:val="30"/>
               </w:rPr>
-              <w:t>88-53=35</w:t>
+              <w:t>3+44=47</w:t>
             </w:r>
           </w:p>
         </w:tc>
@@ -1014,7 +1014,7 @@
                 <w:rFonts w:ascii="TimeNewRoman" w:hAnsi="TimeNewRoman"/>
                 <w:sz w:val="30"/>
               </w:rPr>
-              <w:t>35+60=95</w:t>
+              <w:t>34-33=1</w:t>
             </w:r>
           </w:p>
         </w:tc>
@@ -1031,7 +1031,7 @@
                 <w:rFonts w:ascii="TimeNewRoman" w:hAnsi="TimeNewRoman"/>
                 <w:sz w:val="30"/>
               </w:rPr>
-              <w:t>77-56=21</w:t>
+              <w:t>65-2=63</w:t>
             </w:r>
           </w:p>
         </w:tc>
@@ -1048,7 +1048,7 @@
                 <w:rFonts w:ascii="TimeNewRoman" w:hAnsi="TimeNewRoman"/>
                 <w:sz w:val="30"/>
               </w:rPr>
-              <w:t>1+25=26</w:t>
+              <w:t>80-47=33</w:t>
             </w:r>
           </w:p>
         </w:tc>
@@ -1065,7 +1065,7 @@
                 <w:rFonts w:ascii="TimeNewRoman" w:hAnsi="TimeNewRoman"/>
                 <w:sz w:val="30"/>
               </w:rPr>
-              <w:t>63-18=45</w:t>
+              <w:t>55+24=79</w:t>
             </w:r>
           </w:p>
         </w:tc>
@@ -1084,7 +1084,7 @@
                 <w:rFonts w:ascii="TimeNewRoman" w:hAnsi="TimeNewRoman"/>
                 <w:sz w:val="30"/>
               </w:rPr>
-              <w:t>11+60=71</w:t>
+              <w:t>8+69=77</w:t>
             </w:r>
           </w:p>
         </w:tc>
@@ -1101,7 +1101,7 @@
                 <w:rFonts w:ascii="TimeNewRoman" w:hAnsi="TimeNewRoman"/>
                 <w:sz w:val="30"/>
               </w:rPr>
-              <w:t>5+55=60</w:t>
+              <w:t>57-26=31</w:t>
             </w:r>
           </w:p>
         </w:tc>
@@ -1118,7 +1118,7 @@
                 <w:rFonts w:ascii="TimeNewRoman" w:hAnsi="TimeNewRoman"/>
                 <w:sz w:val="30"/>
               </w:rPr>
-              <w:t>63+28=91</w:t>
+              <w:t>13+79=92</w:t>
             </w:r>
           </w:p>
         </w:tc>
@@ -1135,7 +1135,7 @@
                 <w:rFonts w:ascii="TimeNewRoman" w:hAnsi="TimeNewRoman"/>
                 <w:sz w:val="30"/>
               </w:rPr>
-              <w:t>5+14=19</w:t>
+              <w:t>1+93=94</w:t>
             </w:r>
           </w:p>
         </w:tc>
@@ -1152,7 +1152,7 @@
                 <w:rFonts w:ascii="TimeNewRoman" w:hAnsi="TimeNewRoman"/>
                 <w:sz w:val="30"/>
               </w:rPr>
-              <w:t>21-0=21</w:t>
+              <w:t>14+22=36</w:t>
             </w:r>
           </w:p>
         </w:tc>
@@ -1171,7 +1171,7 @@
                 <w:rFonts w:ascii="TimeNewRoman" w:hAnsi="TimeNewRoman"/>
                 <w:sz w:val="30"/>
               </w:rPr>
-              <w:t>87-75=12</w:t>
+              <w:t>7+3=10</w:t>
             </w:r>
           </w:p>
         </w:tc>
@@ -1188,7 +1188,7 @@
                 <w:rFonts w:ascii="TimeNewRoman" w:hAnsi="TimeNewRoman"/>
                 <w:sz w:val="30"/>
               </w:rPr>
-              <w:t>75-24=51</w:t>
+              <w:t>57-15=42</w:t>
             </w:r>
           </w:p>
         </w:tc>
@@ -1205,7 +1205,7 @@
                 <w:rFonts w:ascii="TimeNewRoman" w:hAnsi="TimeNewRoman"/>
                 <w:sz w:val="30"/>
               </w:rPr>
-              <w:t>18+75=93</w:t>
+              <w:t>94-47=47</w:t>
             </w:r>
           </w:p>
         </w:tc>
@@ -1222,7 +1222,7 @@
                 <w:rFonts w:ascii="TimeNewRoman" w:hAnsi="TimeNewRoman"/>
                 <w:sz w:val="30"/>
               </w:rPr>
-              <w:t>37+33=70</w:t>
+              <w:t>54+35=89</w:t>
             </w:r>
           </w:p>
         </w:tc>
@@ -1239,7 +1239,7 @@
                 <w:rFonts w:ascii="TimeNewRoman" w:hAnsi="TimeNewRoman"/>
                 <w:sz w:val="30"/>
               </w:rPr>
-              <w:t>27+67=94</w:t>
+              <w:t>25+68=93</w:t>
             </w:r>
           </w:p>
         </w:tc>
@@ -1258,7 +1258,7 @@
                 <w:rFonts w:ascii="TimeNewRoman" w:hAnsi="TimeNewRoman"/>
                 <w:sz w:val="30"/>
               </w:rPr>
-              <w:t>60-20=40</w:t>
+              <w:t>68-31=37</w:t>
             </w:r>
           </w:p>
         </w:tc>
@@ -1275,7 +1275,7 @@
                 <w:rFonts w:ascii="TimeNewRoman" w:hAnsi="TimeNewRoman"/>
                 <w:sz w:val="30"/>
               </w:rPr>
-              <w:t>86-19=67</w:t>
+              <w:t>15+70=85</w:t>
             </w:r>
           </w:p>
         </w:tc>
@@ -1292,7 +1292,7 @@
                 <w:rFonts w:ascii="TimeNewRoman" w:hAnsi="TimeNewRoman"/>
                 <w:sz w:val="30"/>
               </w:rPr>
-              <w:t>35-18=17</w:t>
+              <w:t>95-16=79</w:t>
             </w:r>
           </w:p>
         </w:tc>
@@ -1309,7 +1309,7 @@
                 <w:rFonts w:ascii="TimeNewRoman" w:hAnsi="TimeNewRoman"/>
                 <w:sz w:val="30"/>
               </w:rPr>
-              <w:t>18-8=10</w:t>
+              <w:t>53+27=80</w:t>
             </w:r>
           </w:p>
         </w:tc>
@@ -1326,7 +1326,7 @@
                 <w:rFonts w:ascii="TimeNewRoman" w:hAnsi="TimeNewRoman"/>
                 <w:sz w:val="30"/>
               </w:rPr>
-              <w:t>67-46=21</w:t>
+              <w:t>4+44=48</w:t>
             </w:r>
           </w:p>
         </w:tc>
@@ -1345,7 +1345,7 @@
                 <w:rFonts w:ascii="TimeNewRoman" w:hAnsi="TimeNewRoman"/>
                 <w:sz w:val="30"/>
               </w:rPr>
-              <w:t>71-12=59</w:t>
+              <w:t>59+24=83</w:t>
             </w:r>
           </w:p>
         </w:tc>
@@ -1362,7 +1362,7 @@
                 <w:rFonts w:ascii="TimeNewRoman" w:hAnsi="TimeNewRoman"/>
                 <w:sz w:val="30"/>
               </w:rPr>
-              <w:t>6+28=34</w:t>
+              <w:t>9+53=62</w:t>
             </w:r>
           </w:p>
         </w:tc>
@@ -1379,7 +1379,7 @@
                 <w:rFonts w:ascii="TimeNewRoman" w:hAnsi="TimeNewRoman"/>
                 <w:sz w:val="30"/>
               </w:rPr>
-              <w:t>9+59=68</w:t>
+              <w:t>37+21=58</w:t>
             </w:r>
           </w:p>
         </w:tc>
@@ -1396,7 +1396,7 @@
                 <w:rFonts w:ascii="TimeNewRoman" w:hAnsi="TimeNewRoman"/>
                 <w:sz w:val="30"/>
               </w:rPr>
-              <w:t>28+5=33</w:t>
+              <w:t>48+27=75</w:t>
             </w:r>
           </w:p>
         </w:tc>
@@ -1413,7 +1413,7 @@
                 <w:rFonts w:ascii="TimeNewRoman" w:hAnsi="TimeNewRoman"/>
                 <w:sz w:val="30"/>
               </w:rPr>
-              <w:t>96-43=53</w:t>
+              <w:t>1+3=4</w:t>
             </w:r>
           </w:p>
         </w:tc>
@@ -1432,7 +1432,7 @@
                 <w:rFonts w:ascii="TimeNewRoman" w:hAnsi="TimeNewRoman"/>
                 <w:sz w:val="30"/>
               </w:rPr>
-              <w:t>12+65=77</w:t>
+              <w:t>24+15=39</w:t>
             </w:r>
           </w:p>
         </w:tc>
@@ -1449,7 +1449,7 @@
                 <w:rFonts w:ascii="TimeNewRoman" w:hAnsi="TimeNewRoman"/>
                 <w:sz w:val="30"/>
               </w:rPr>
-              <w:t>26-13=13</w:t>
+              <w:t>3+70=73</w:t>
             </w:r>
           </w:p>
         </w:tc>
@@ -1466,7 +1466,7 @@
                 <w:rFonts w:ascii="TimeNewRoman" w:hAnsi="TimeNewRoman"/>
                 <w:sz w:val="30"/>
               </w:rPr>
-              <w:t>51+9=60</w:t>
+              <w:t>20+51=71</w:t>
             </w:r>
           </w:p>
         </w:tc>
@@ -1483,7 +1483,7 @@
                 <w:rFonts w:ascii="TimeNewRoman" w:hAnsi="TimeNewRoman"/>
                 <w:sz w:val="30"/>
               </w:rPr>
-              <w:t>70-66=4</w:t>
+              <w:t>87-45=42</w:t>
             </w:r>
           </w:p>
         </w:tc>
@@ -1500,7 +1500,7 @@
                 <w:rFonts w:ascii="TimeNewRoman" w:hAnsi="TimeNewRoman"/>
                 <w:sz w:val="30"/>
               </w:rPr>
-              <w:t>57-45=12</w:t>
+              <w:t>24+41=65</w:t>
             </w:r>
           </w:p>
         </w:tc>
@@ -1519,7 +1519,7 @@
                 <w:rFonts w:ascii="TimeNewRoman" w:hAnsi="TimeNewRoman"/>
                 <w:sz w:val="30"/>
               </w:rPr>
-              <w:t>98-29=69</w:t>
+              <w:t>82-51=31</w:t>
             </w:r>
           </w:p>
         </w:tc>
@@ -1536,7 +1536,7 @@
                 <w:rFonts w:ascii="TimeNewRoman" w:hAnsi="TimeNewRoman"/>
                 <w:sz w:val="30"/>
               </w:rPr>
-              <w:t>62-25=37</w:t>
+              <w:t>65-34=31</w:t>
             </w:r>
           </w:p>
         </w:tc>
@@ -1553,7 +1553,7 @@
                 <w:rFonts w:ascii="TimeNewRoman" w:hAnsi="TimeNewRoman"/>
                 <w:sz w:val="30"/>
               </w:rPr>
-              <w:t>76-51=25</w:t>
+              <w:t>59+19=78</w:t>
             </w:r>
           </w:p>
         </w:tc>
@@ -1570,7 +1570,7 @@
                 <w:rFonts w:ascii="TimeNewRoman" w:hAnsi="TimeNewRoman"/>
                 <w:sz w:val="30"/>
               </w:rPr>
-              <w:t>61-53=8</w:t>
+              <w:t>70-67=3</w:t>
             </w:r>
           </w:p>
         </w:tc>
@@ -1587,7 +1587,7 @@
                 <w:rFonts w:ascii="TimeNewRoman" w:hAnsi="TimeNewRoman"/>
                 <w:sz w:val="30"/>
               </w:rPr>
-              <w:t>18+66=84</w:t>
+              <w:t>84-48=36</w:t>
             </w:r>
           </w:p>
         </w:tc>
@@ -1606,7 +1606,7 @@
                 <w:rFonts w:ascii="TimeNewRoman" w:hAnsi="TimeNewRoman"/>
                 <w:sz w:val="30"/>
               </w:rPr>
-              <w:t>58-33=25</w:t>
+              <w:t>83-69=14</w:t>
             </w:r>
           </w:p>
         </w:tc>
@@ -1623,7 +1623,7 @@
                 <w:rFonts w:ascii="TimeNewRoman" w:hAnsi="TimeNewRoman"/>
                 <w:sz w:val="30"/>
               </w:rPr>
-              <w:t>67+18=85</w:t>
+              <w:t>27-26=1</w:t>
             </w:r>
           </w:p>
         </w:tc>
@@ -1640,7 +1640,7 @@
                 <w:rFonts w:ascii="TimeNewRoman" w:hAnsi="TimeNewRoman"/>
                 <w:sz w:val="30"/>
               </w:rPr>
-              <w:t>74-6=68</w:t>
+              <w:t>30+47=77</w:t>
             </w:r>
           </w:p>
         </w:tc>
@@ -1657,7 +1657,7 @@
                 <w:rFonts w:ascii="TimeNewRoman" w:hAnsi="TimeNewRoman"/>
                 <w:sz w:val="30"/>
               </w:rPr>
-              <w:t>43+49=92</w:t>
+              <w:t>53+0=53</w:t>
             </w:r>
           </w:p>
         </w:tc>
@@ -1674,7 +1674,7 @@
                 <w:rFonts w:ascii="TimeNewRoman" w:hAnsi="TimeNewRoman"/>
                 <w:sz w:val="30"/>
               </w:rPr>
-              <w:t>79-6=73</w:t>
+              <w:t>3+32=35</w:t>
             </w:r>
           </w:p>
         </w:tc>
@@ -1693,7 +1693,7 @@
                 <w:rFonts w:ascii="TimeNewRoman" w:hAnsi="TimeNewRoman"/>
                 <w:sz w:val="30"/>
               </w:rPr>
-              <w:t>68+7=75</w:t>
+              <w:t>30+38=68</w:t>
             </w:r>
           </w:p>
         </w:tc>
@@ -1710,7 +1710,7 @@
                 <w:rFonts w:ascii="TimeNewRoman" w:hAnsi="TimeNewRoman"/>
                 <w:sz w:val="30"/>
               </w:rPr>
-              <w:t>99-84=15</w:t>
+              <w:t>12+18=30</w:t>
             </w:r>
           </w:p>
         </w:tc>
@@ -1727,7 +1727,7 @@
                 <w:rFonts w:ascii="TimeNewRoman" w:hAnsi="TimeNewRoman"/>
                 <w:sz w:val="30"/>
               </w:rPr>
-              <w:t>26+3=29</w:t>
+              <w:t>25-16=9</w:t>
             </w:r>
           </w:p>
         </w:tc>
@@ -1744,7 +1744,7 @@
                 <w:rFonts w:ascii="TimeNewRoman" w:hAnsi="TimeNewRoman"/>
                 <w:sz w:val="30"/>
               </w:rPr>
-              <w:t>42+29=71</w:t>
+              <w:t>8+73=81</w:t>
             </w:r>
           </w:p>
         </w:tc>
@@ -1761,7 +1761,7 @@
                 <w:rFonts w:ascii="TimeNewRoman" w:hAnsi="TimeNewRoman"/>
                 <w:sz w:val="30"/>
               </w:rPr>
-              <w:t>0+95=95</w:t>
+              <w:t>98-64=34</w:t>
             </w:r>
           </w:p>
         </w:tc>

--- a/answers-of-addition_and_subtraction_within_100.docx
+++ b/answers-of-addition_and_subtraction_within_100.docx
@@ -40,7 +40,7 @@
                 <w:rFonts w:ascii="TimeNewRoman" w:hAnsi="TimeNewRoman"/>
                 <w:sz w:val="30"/>
               </w:rPr>
-              <w:t>19+54=73</w:t>
+              <w:t>64+26=90</w:t>
             </w:r>
           </w:p>
         </w:tc>
@@ -57,7 +57,7 @@
                 <w:rFonts w:ascii="TimeNewRoman" w:hAnsi="TimeNewRoman"/>
                 <w:sz w:val="30"/>
               </w:rPr>
-              <w:t>95-56=39</w:t>
+              <w:t>58+19=77</w:t>
             </w:r>
           </w:p>
         </w:tc>
@@ -74,7 +74,7 @@
                 <w:rFonts w:ascii="TimeNewRoman" w:hAnsi="TimeNewRoman"/>
                 <w:sz w:val="30"/>
               </w:rPr>
-              <w:t>63+8=71</w:t>
+              <w:t>97-29=68</w:t>
             </w:r>
           </w:p>
         </w:tc>
@@ -91,7 +91,7 @@
                 <w:rFonts w:ascii="TimeNewRoman" w:hAnsi="TimeNewRoman"/>
                 <w:sz w:val="30"/>
               </w:rPr>
-              <w:t>61+17=78</w:t>
+              <w:t>21+55=76</w:t>
             </w:r>
           </w:p>
         </w:tc>
@@ -108,7 +108,7 @@
                 <w:rFonts w:ascii="TimeNewRoman" w:hAnsi="TimeNewRoman"/>
                 <w:sz w:val="30"/>
               </w:rPr>
-              <w:t>38+49=87</w:t>
+              <w:t>99-93=6</w:t>
             </w:r>
           </w:p>
         </w:tc>
@@ -127,7 +127,7 @@
                 <w:rFonts w:ascii="TimeNewRoman" w:hAnsi="TimeNewRoman"/>
                 <w:sz w:val="30"/>
               </w:rPr>
-              <w:t>88-81=7</w:t>
+              <w:t>8-4=4</w:t>
             </w:r>
           </w:p>
         </w:tc>
@@ -144,7 +144,7 @@
                 <w:rFonts w:ascii="TimeNewRoman" w:hAnsi="TimeNewRoman"/>
                 <w:sz w:val="30"/>
               </w:rPr>
-              <w:t>30-21=9</w:t>
+              <w:t>27+23=50</w:t>
             </w:r>
           </w:p>
         </w:tc>
@@ -161,7 +161,7 @@
                 <w:rFonts w:ascii="TimeNewRoman" w:hAnsi="TimeNewRoman"/>
                 <w:sz w:val="30"/>
               </w:rPr>
-              <w:t>33-14=19</w:t>
+              <w:t>46-17=29</w:t>
             </w:r>
           </w:p>
         </w:tc>
@@ -178,7 +178,7 @@
                 <w:rFonts w:ascii="TimeNewRoman" w:hAnsi="TimeNewRoman"/>
                 <w:sz w:val="30"/>
               </w:rPr>
-              <w:t>15+6=21</w:t>
+              <w:t>12+56=68</w:t>
             </w:r>
           </w:p>
         </w:tc>
@@ -195,7 +195,7 @@
                 <w:rFonts w:ascii="TimeNewRoman" w:hAnsi="TimeNewRoman"/>
                 <w:sz w:val="30"/>
               </w:rPr>
-              <w:t>76-21=55</w:t>
+              <w:t>87-38=49</w:t>
             </w:r>
           </w:p>
         </w:tc>
@@ -214,7 +214,7 @@
                 <w:rFonts w:ascii="TimeNewRoman" w:hAnsi="TimeNewRoman"/>
                 <w:sz w:val="30"/>
               </w:rPr>
-              <w:t>6+45=51</w:t>
+              <w:t>55-53=2</w:t>
             </w:r>
           </w:p>
         </w:tc>
@@ -231,7 +231,7 @@
                 <w:rFonts w:ascii="TimeNewRoman" w:hAnsi="TimeNewRoman"/>
                 <w:sz w:val="30"/>
               </w:rPr>
-              <w:t>63-35=28</w:t>
+              <w:t>48+14=62</w:t>
             </w:r>
           </w:p>
         </w:tc>
@@ -248,7 +248,7 @@
                 <w:rFonts w:ascii="TimeNewRoman" w:hAnsi="TimeNewRoman"/>
                 <w:sz w:val="30"/>
               </w:rPr>
-              <w:t>58+36=94</w:t>
+              <w:t>96-56=40</w:t>
             </w:r>
           </w:p>
         </w:tc>
@@ -265,7 +265,7 @@
                 <w:rFonts w:ascii="TimeNewRoman" w:hAnsi="TimeNewRoman"/>
                 <w:sz w:val="30"/>
               </w:rPr>
-              <w:t>68-30=38</w:t>
+              <w:t>8+66=74</w:t>
             </w:r>
           </w:p>
         </w:tc>
@@ -282,7 +282,7 @@
                 <w:rFonts w:ascii="TimeNewRoman" w:hAnsi="TimeNewRoman"/>
                 <w:sz w:val="30"/>
               </w:rPr>
-              <w:t>35+44=79</w:t>
+              <w:t>85-14=71</w:t>
             </w:r>
           </w:p>
         </w:tc>
@@ -301,7 +301,7 @@
                 <w:rFonts w:ascii="TimeNewRoman" w:hAnsi="TimeNewRoman"/>
                 <w:sz w:val="30"/>
               </w:rPr>
-              <w:t>86-35=51</w:t>
+              <w:t>44-17=27</w:t>
             </w:r>
           </w:p>
         </w:tc>
@@ -318,7 +318,7 @@
                 <w:rFonts w:ascii="TimeNewRoman" w:hAnsi="TimeNewRoman"/>
                 <w:sz w:val="30"/>
               </w:rPr>
-              <w:t>35+47=82</w:t>
+              <w:t>20+17=37</w:t>
             </w:r>
           </w:p>
         </w:tc>
@@ -335,7 +335,7 @@
                 <w:rFonts w:ascii="TimeNewRoman" w:hAnsi="TimeNewRoman"/>
                 <w:sz w:val="30"/>
               </w:rPr>
-              <w:t>68-47=21</w:t>
+              <w:t>74-65=9</w:t>
             </w:r>
           </w:p>
         </w:tc>
@@ -352,7 +352,7 @@
                 <w:rFonts w:ascii="TimeNewRoman" w:hAnsi="TimeNewRoman"/>
                 <w:sz w:val="30"/>
               </w:rPr>
-              <w:t>39-20=19</w:t>
+              <w:t>59+0=59</w:t>
             </w:r>
           </w:p>
         </w:tc>
@@ -369,7 +369,7 @@
                 <w:rFonts w:ascii="TimeNewRoman" w:hAnsi="TimeNewRoman"/>
                 <w:sz w:val="30"/>
               </w:rPr>
-              <w:t>97-32=65</w:t>
+              <w:t>41-1=40</w:t>
             </w:r>
           </w:p>
         </w:tc>
@@ -388,7 +388,7 @@
                 <w:rFonts w:ascii="TimeNewRoman" w:hAnsi="TimeNewRoman"/>
                 <w:sz w:val="30"/>
               </w:rPr>
-              <w:t>89-35=54</w:t>
+              <w:t>76-75=1</w:t>
             </w:r>
           </w:p>
         </w:tc>
@@ -405,7 +405,7 @@
                 <w:rFonts w:ascii="TimeNewRoman" w:hAnsi="TimeNewRoman"/>
                 <w:sz w:val="30"/>
               </w:rPr>
-              <w:t>73+17=90</w:t>
+              <w:t>33+29=62</w:t>
             </w:r>
           </w:p>
         </w:tc>
@@ -422,7 +422,7 @@
                 <w:rFonts w:ascii="TimeNewRoman" w:hAnsi="TimeNewRoman"/>
                 <w:sz w:val="30"/>
               </w:rPr>
-              <w:t>52+33=85</w:t>
+              <w:t>59-18=41</w:t>
             </w:r>
           </w:p>
         </w:tc>
@@ -439,7 +439,7 @@
                 <w:rFonts w:ascii="TimeNewRoman" w:hAnsi="TimeNewRoman"/>
                 <w:sz w:val="30"/>
               </w:rPr>
-              <w:t>74-44=30</w:t>
+              <w:t>58+41=99</w:t>
             </w:r>
           </w:p>
         </w:tc>
@@ -456,7 +456,7 @@
                 <w:rFonts w:ascii="TimeNewRoman" w:hAnsi="TimeNewRoman"/>
                 <w:sz w:val="30"/>
               </w:rPr>
-              <w:t>8+79=87</w:t>
+              <w:t>72-22=50</w:t>
             </w:r>
           </w:p>
         </w:tc>
@@ -475,7 +475,7 @@
                 <w:rFonts w:ascii="TimeNewRoman" w:hAnsi="TimeNewRoman"/>
                 <w:sz w:val="30"/>
               </w:rPr>
-              <w:t>49-36=13</w:t>
+              <w:t>84-57=27</w:t>
             </w:r>
           </w:p>
         </w:tc>
@@ -492,7 +492,7 @@
                 <w:rFonts w:ascii="TimeNewRoman" w:hAnsi="TimeNewRoman"/>
                 <w:sz w:val="30"/>
               </w:rPr>
-              <w:t>40+37=77</w:t>
+              <w:t>80-79=1</w:t>
             </w:r>
           </w:p>
         </w:tc>
@@ -509,7 +509,7 @@
                 <w:rFonts w:ascii="TimeNewRoman" w:hAnsi="TimeNewRoman"/>
                 <w:sz w:val="30"/>
               </w:rPr>
-              <w:t>51+31=82</w:t>
+              <w:t>69-1=68</w:t>
             </w:r>
           </w:p>
         </w:tc>
@@ -526,7 +526,7 @@
                 <w:rFonts w:ascii="TimeNewRoman" w:hAnsi="TimeNewRoman"/>
                 <w:sz w:val="30"/>
               </w:rPr>
-              <w:t>74-38=36</w:t>
+              <w:t>36-19=17</w:t>
             </w:r>
           </w:p>
         </w:tc>
@@ -543,7 +543,7 @@
                 <w:rFonts w:ascii="TimeNewRoman" w:hAnsi="TimeNewRoman"/>
                 <w:sz w:val="30"/>
               </w:rPr>
-              <w:t>98-28=70</w:t>
+              <w:t>30+35=65</w:t>
             </w:r>
           </w:p>
         </w:tc>
@@ -562,7 +562,7 @@
                 <w:rFonts w:ascii="TimeNewRoman" w:hAnsi="TimeNewRoman"/>
                 <w:sz w:val="30"/>
               </w:rPr>
-              <w:t>46+40=86</w:t>
+              <w:t>98-51=47</w:t>
             </w:r>
           </w:p>
         </w:tc>
@@ -579,7 +579,7 @@
                 <w:rFonts w:ascii="TimeNewRoman" w:hAnsi="TimeNewRoman"/>
                 <w:sz w:val="30"/>
               </w:rPr>
-              <w:t>10+41=51</w:t>
+              <w:t>23+72=95</w:t>
             </w:r>
           </w:p>
         </w:tc>
@@ -596,7 +596,7 @@
                 <w:rFonts w:ascii="TimeNewRoman" w:hAnsi="TimeNewRoman"/>
                 <w:sz w:val="30"/>
               </w:rPr>
-              <w:t>11-11=0</w:t>
+              <w:t>82-38=44</w:t>
             </w:r>
           </w:p>
         </w:tc>
@@ -613,7 +613,7 @@
                 <w:rFonts w:ascii="TimeNewRoman" w:hAnsi="TimeNewRoman"/>
                 <w:sz w:val="30"/>
               </w:rPr>
-              <w:t>29-1=28</w:t>
+              <w:t>94+0=94</w:t>
             </w:r>
           </w:p>
         </w:tc>
@@ -630,7 +630,7 @@
                 <w:rFonts w:ascii="TimeNewRoman" w:hAnsi="TimeNewRoman"/>
                 <w:sz w:val="30"/>
               </w:rPr>
-              <w:t>99-66=33</w:t>
+              <w:t>2+48=50</w:t>
             </w:r>
           </w:p>
         </w:tc>
@@ -649,7 +649,7 @@
                 <w:rFonts w:ascii="TimeNewRoman" w:hAnsi="TimeNewRoman"/>
                 <w:sz w:val="30"/>
               </w:rPr>
-              <w:t>66-28=38</w:t>
+              <w:t>97-52=45</w:t>
             </w:r>
           </w:p>
         </w:tc>
@@ -666,7 +666,7 @@
                 <w:rFonts w:ascii="TimeNewRoman" w:hAnsi="TimeNewRoman"/>
                 <w:sz w:val="30"/>
               </w:rPr>
-              <w:t>36-22=14</w:t>
+              <w:t>78-46=32</w:t>
             </w:r>
           </w:p>
         </w:tc>
@@ -683,7 +683,7 @@
                 <w:rFonts w:ascii="TimeNewRoman" w:hAnsi="TimeNewRoman"/>
                 <w:sz w:val="30"/>
               </w:rPr>
-              <w:t>50+12=62</w:t>
+              <w:t>49-44=5</w:t>
             </w:r>
           </w:p>
         </w:tc>
@@ -700,7 +700,7 @@
                 <w:rFonts w:ascii="TimeNewRoman" w:hAnsi="TimeNewRoman"/>
                 <w:sz w:val="30"/>
               </w:rPr>
-              <w:t>34+8=42</w:t>
+              <w:t>90+9=99</w:t>
             </w:r>
           </w:p>
         </w:tc>
@@ -717,7 +717,7 @@
                 <w:rFonts w:ascii="TimeNewRoman" w:hAnsi="TimeNewRoman"/>
                 <w:sz w:val="30"/>
               </w:rPr>
-              <w:t>27+32=59</w:t>
+              <w:t>97-10=87</w:t>
             </w:r>
           </w:p>
         </w:tc>
@@ -736,7 +736,7 @@
                 <w:rFonts w:ascii="TimeNewRoman" w:hAnsi="TimeNewRoman"/>
                 <w:sz w:val="30"/>
               </w:rPr>
-              <w:t>75-67=8</w:t>
+              <w:t>76+10=86</w:t>
             </w:r>
           </w:p>
         </w:tc>
@@ -753,7 +753,7 @@
                 <w:rFonts w:ascii="TimeNewRoman" w:hAnsi="TimeNewRoman"/>
                 <w:sz w:val="30"/>
               </w:rPr>
-              <w:t>70+19=89</w:t>
+              <w:t>53-41=12</w:t>
             </w:r>
           </w:p>
         </w:tc>
@@ -770,7 +770,7 @@
                 <w:rFonts w:ascii="TimeNewRoman" w:hAnsi="TimeNewRoman"/>
                 <w:sz w:val="30"/>
               </w:rPr>
-              <w:t>79-13=66</w:t>
+              <w:t>29+56=85</w:t>
             </w:r>
           </w:p>
         </w:tc>
@@ -787,7 +787,7 @@
                 <w:rFonts w:ascii="TimeNewRoman" w:hAnsi="TimeNewRoman"/>
                 <w:sz w:val="30"/>
               </w:rPr>
-              <w:t>26+23=49</w:t>
+              <w:t>34+5=39</w:t>
             </w:r>
           </w:p>
         </w:tc>
@@ -804,7 +804,7 @@
                 <w:rFonts w:ascii="TimeNewRoman" w:hAnsi="TimeNewRoman"/>
                 <w:sz w:val="30"/>
               </w:rPr>
-              <w:t>83-83=0</w:t>
+              <w:t>46+14=60</w:t>
             </w:r>
           </w:p>
         </w:tc>
@@ -823,7 +823,7 @@
                 <w:rFonts w:ascii="TimeNewRoman" w:hAnsi="TimeNewRoman"/>
                 <w:sz w:val="30"/>
               </w:rPr>
-              <w:t>96-17=79</w:t>
+              <w:t>66-24=42</w:t>
             </w:r>
           </w:p>
         </w:tc>
@@ -840,7 +840,7 @@
                 <w:rFonts w:ascii="TimeNewRoman" w:hAnsi="TimeNewRoman"/>
                 <w:sz w:val="30"/>
               </w:rPr>
-              <w:t>98-28=70</w:t>
+              <w:t>86-23=63</w:t>
             </w:r>
           </w:p>
         </w:tc>
@@ -857,7 +857,7 @@
                 <w:rFonts w:ascii="TimeNewRoman" w:hAnsi="TimeNewRoman"/>
                 <w:sz w:val="30"/>
               </w:rPr>
-              <w:t>38+27=65</w:t>
+              <w:t>83-1=82</w:t>
             </w:r>
           </w:p>
         </w:tc>
@@ -874,7 +874,7 @@
                 <w:rFonts w:ascii="TimeNewRoman" w:hAnsi="TimeNewRoman"/>
                 <w:sz w:val="30"/>
               </w:rPr>
-              <w:t>50-42=8</w:t>
+              <w:t>45+34=79</w:t>
             </w:r>
           </w:p>
         </w:tc>
@@ -891,7 +891,7 @@
                 <w:rFonts w:ascii="TimeNewRoman" w:hAnsi="TimeNewRoman"/>
                 <w:sz w:val="30"/>
               </w:rPr>
-              <w:t>79+16=95</w:t>
+              <w:t>0+35=35</w:t>
             </w:r>
           </w:p>
         </w:tc>
@@ -910,7 +910,7 @@
                 <w:rFonts w:ascii="TimeNewRoman" w:hAnsi="TimeNewRoman"/>
                 <w:sz w:val="30"/>
               </w:rPr>
-              <w:t>57-30=27</w:t>
+              <w:t>65-54=11</w:t>
             </w:r>
           </w:p>
         </w:tc>
@@ -927,7 +927,7 @@
                 <w:rFonts w:ascii="TimeNewRoman" w:hAnsi="TimeNewRoman"/>
                 <w:sz w:val="30"/>
               </w:rPr>
-              <w:t>38+10=48</w:t>
+              <w:t>6+10=16</w:t>
             </w:r>
           </w:p>
         </w:tc>
@@ -944,7 +944,7 @@
                 <w:rFonts w:ascii="TimeNewRoman" w:hAnsi="TimeNewRoman"/>
                 <w:sz w:val="30"/>
               </w:rPr>
-              <w:t>44+44=88</w:t>
+              <w:t>26+52=78</w:t>
             </w:r>
           </w:p>
         </w:tc>
@@ -961,7 +961,7 @@
                 <w:rFonts w:ascii="TimeNewRoman" w:hAnsi="TimeNewRoman"/>
                 <w:sz w:val="30"/>
               </w:rPr>
-              <w:t>64-8=56</w:t>
+              <w:t>46-32=14</w:t>
             </w:r>
           </w:p>
         </w:tc>
@@ -978,7 +978,7 @@
                 <w:rFonts w:ascii="TimeNewRoman" w:hAnsi="TimeNewRoman"/>
                 <w:sz w:val="30"/>
               </w:rPr>
-              <w:t>74+16=90</w:t>
+              <w:t>16+19=35</w:t>
             </w:r>
           </w:p>
         </w:tc>
@@ -997,7 +997,7 @@
                 <w:rFonts w:ascii="TimeNewRoman" w:hAnsi="TimeNewRoman"/>
                 <w:sz w:val="30"/>
               </w:rPr>
-              <w:t>3+44=47</w:t>
+              <w:t>85-18=67</w:t>
             </w:r>
           </w:p>
         </w:tc>
@@ -1014,7 +1014,7 @@
                 <w:rFonts w:ascii="TimeNewRoman" w:hAnsi="TimeNewRoman"/>
                 <w:sz w:val="30"/>
               </w:rPr>
-              <w:t>34-33=1</w:t>
+              <w:t>91-48=43</w:t>
             </w:r>
           </w:p>
         </w:tc>
@@ -1031,7 +1031,7 @@
                 <w:rFonts w:ascii="TimeNewRoman" w:hAnsi="TimeNewRoman"/>
                 <w:sz w:val="30"/>
               </w:rPr>
-              <w:t>65-2=63</w:t>
+              <w:t>63-58=5</w:t>
             </w:r>
           </w:p>
         </w:tc>
@@ -1048,7 +1048,7 @@
                 <w:rFonts w:ascii="TimeNewRoman" w:hAnsi="TimeNewRoman"/>
                 <w:sz w:val="30"/>
               </w:rPr>
-              <w:t>80-47=33</w:t>
+              <w:t>51+46=97</w:t>
             </w:r>
           </w:p>
         </w:tc>
@@ -1065,7 +1065,7 @@
                 <w:rFonts w:ascii="TimeNewRoman" w:hAnsi="TimeNewRoman"/>
                 <w:sz w:val="30"/>
               </w:rPr>
-              <w:t>55+24=79</w:t>
+              <w:t>63+3=66</w:t>
             </w:r>
           </w:p>
         </w:tc>
@@ -1084,7 +1084,7 @@
                 <w:rFonts w:ascii="TimeNewRoman" w:hAnsi="TimeNewRoman"/>
                 <w:sz w:val="30"/>
               </w:rPr>
-              <w:t>8+69=77</w:t>
+              <w:t>2+59=61</w:t>
             </w:r>
           </w:p>
         </w:tc>
@@ -1101,7 +1101,7 @@
                 <w:rFonts w:ascii="TimeNewRoman" w:hAnsi="TimeNewRoman"/>
                 <w:sz w:val="30"/>
               </w:rPr>
-              <w:t>57-26=31</w:t>
+              <w:t>89-3=86</w:t>
             </w:r>
           </w:p>
         </w:tc>
@@ -1118,7 +1118,7 @@
                 <w:rFonts w:ascii="TimeNewRoman" w:hAnsi="TimeNewRoman"/>
                 <w:sz w:val="30"/>
               </w:rPr>
-              <w:t>13+79=92</w:t>
+              <w:t>80-63=17</w:t>
             </w:r>
           </w:p>
         </w:tc>
@@ -1135,7 +1135,7 @@
                 <w:rFonts w:ascii="TimeNewRoman" w:hAnsi="TimeNewRoman"/>
                 <w:sz w:val="30"/>
               </w:rPr>
-              <w:t>1+93=94</w:t>
+              <w:t>5+47=52</w:t>
             </w:r>
           </w:p>
         </w:tc>
@@ -1152,7 +1152,7 @@
                 <w:rFonts w:ascii="TimeNewRoman" w:hAnsi="TimeNewRoman"/>
                 <w:sz w:val="30"/>
               </w:rPr>
-              <w:t>14+22=36</w:t>
+              <w:t>33-23=10</w:t>
             </w:r>
           </w:p>
         </w:tc>
@@ -1171,7 +1171,7 @@
                 <w:rFonts w:ascii="TimeNewRoman" w:hAnsi="TimeNewRoman"/>
                 <w:sz w:val="30"/>
               </w:rPr>
-              <w:t>7+3=10</w:t>
+              <w:t>29+58=87</w:t>
             </w:r>
           </w:p>
         </w:tc>
@@ -1188,7 +1188,7 @@
                 <w:rFonts w:ascii="TimeNewRoman" w:hAnsi="TimeNewRoman"/>
                 <w:sz w:val="30"/>
               </w:rPr>
-              <w:t>57-15=42</w:t>
+              <w:t>29+18=47</w:t>
             </w:r>
           </w:p>
         </w:tc>
@@ -1205,7 +1205,7 @@
                 <w:rFonts w:ascii="TimeNewRoman" w:hAnsi="TimeNewRoman"/>
                 <w:sz w:val="30"/>
               </w:rPr>
-              <w:t>94-47=47</w:t>
+              <w:t>65-48=17</w:t>
             </w:r>
           </w:p>
         </w:tc>
@@ -1222,7 +1222,7 @@
                 <w:rFonts w:ascii="TimeNewRoman" w:hAnsi="TimeNewRoman"/>
                 <w:sz w:val="30"/>
               </w:rPr>
-              <w:t>54+35=89</w:t>
+              <w:t>62-13=49</w:t>
             </w:r>
           </w:p>
         </w:tc>
@@ -1239,7 +1239,7 @@
                 <w:rFonts w:ascii="TimeNewRoman" w:hAnsi="TimeNewRoman"/>
                 <w:sz w:val="30"/>
               </w:rPr>
-              <w:t>25+68=93</w:t>
+              <w:t>64-20=44</w:t>
             </w:r>
           </w:p>
         </w:tc>
